--- a/Imbalance_Balanced_Dataset_Composition_XAI.docx
+++ b/Imbalance_Balanced_Dataset_Composition_XAI.docx
@@ -608,74 +608,75 @@
           <w14:ligatures w14:val="standard"/>
         </w:rPr>
         <w:tab/>
-      </w:r>
-      <w:r>
+        <w:t>•</w:t>
+      </w:r>
+      <w:r>
+        <w:rPr>
+          <w14:ligatures w14:val="standard"/>
+        </w:rPr>
+        <w:t>Ethics in AI</w:t>
+      </w:r>
+    </w:p>
+    <w:p>
+      <w:pPr>
+        <w:pStyle w:val="CCSDescription"/>
+        <w:rPr>
+          <w:rFonts w:cs="Linux Libertine"/>
+          <w14:ligatures w14:val="standard"/>
+        </w:rPr>
+      </w:pPr>
+    </w:p>
+    <w:p>
+      <w:pPr>
+        <w:pStyle w:val="KeyWordHead"/>
         <w:rPr>
           <w:lang w:eastAsia="it-IT"/>
           <w14:ligatures w14:val="standard"/>
         </w:rPr>
-        <w:t>•</w:t>
-      </w:r>
-      <w:r>
-        <w:rPr>
-          <w14:ligatures w14:val="standard"/>
-        </w:rPr>
-        <w:t>Ethics in AI</w:t>
-      </w:r>
-    </w:p>
-    <w:p>
-      <w:pPr>
-        <w:pStyle w:val="CCSDescription"/>
-        <w:rPr>
-          <w:rFonts w:cs="Linux Libertine"/>
-          <w14:ligatures w14:val="standard"/>
-        </w:rPr>
-      </w:pPr>
-    </w:p>
-    <w:p>
-      <w:pPr>
-        <w:pStyle w:val="KeyWordHead"/>
+      </w:pPr>
+      <w:r>
         <w:rPr>
           <w:lang w:eastAsia="it-IT"/>
           <w14:ligatures w14:val="standard"/>
         </w:rPr>
-      </w:pPr>
-      <w:r>
+        <w:t>KEYWORDS</w:t>
+      </w:r>
+    </w:p>
+    <w:p>
+      <w:pPr>
+        <w:pStyle w:val="KeyWords"/>
         <w:rPr>
           <w:lang w:eastAsia="it-IT"/>
           <w14:ligatures w14:val="standard"/>
         </w:rPr>
-        <w:t>KEYWORDS</w:t>
-      </w:r>
-    </w:p>
-    <w:p>
-      <w:pPr>
-        <w:pStyle w:val="KeyWords"/>
+      </w:pPr>
+      <w:r>
         <w:rPr>
           <w:lang w:eastAsia="it-IT"/>
           <w14:ligatures w14:val="standard"/>
         </w:rPr>
-      </w:pPr>
+        <w:t>Balance Dataset, Bias Mitigation, Dataset Composition</w:t>
+      </w:r>
       <w:r>
         <w:rPr>
           <w:lang w:eastAsia="it-IT"/>
           <w14:ligatures w14:val="standard"/>
         </w:rPr>
-        <w:t>Balance Dataset,</w:t>
+        <w:t xml:space="preserve">, </w:t>
       </w:r>
       <w:r>
         <w:rPr>
           <w:lang w:eastAsia="it-IT"/>
           <w14:ligatures w14:val="standard"/>
         </w:rPr>
-        <w:t xml:space="preserve"> </w:t>
+        <w:t xml:space="preserve">Dataset Documentation, Ethics in AI, </w:t>
       </w:r>
       <w:r>
         <w:rPr>
           <w:lang w:eastAsia="it-IT"/>
           <w14:ligatures w14:val="standard"/>
         </w:rPr>
-        <w:t>Bias Mitigation, Dataset Composition</w:t>
+        <w:t>Explainable AI (XAI)</w:t>
       </w:r>
       <w:r>
         <w:rPr>
@@ -689,49 +690,35 @@
           <w:lang w:eastAsia="it-IT"/>
           <w14:ligatures w14:val="standard"/>
         </w:rPr>
-        <w:t xml:space="preserve">Dataset Documentation, Ethics in AI, </w:t>
+        <w:t>Fairness,</w:t>
       </w:r>
       <w:r>
         <w:rPr>
           <w:lang w:eastAsia="it-IT"/>
           <w14:ligatures w14:val="standard"/>
         </w:rPr>
-        <w:t>Explainable AI (XAI)</w:t>
+        <w:t xml:space="preserve"> Imbalance </w:t>
       </w:r>
       <w:r>
         <w:rPr>
           <w:lang w:eastAsia="it-IT"/>
           <w14:ligatures w14:val="standard"/>
         </w:rPr>
-        <w:t xml:space="preserve">, </w:t>
+        <w:t>Dataset,</w:t>
       </w:r>
       <w:r>
         <w:rPr>
           <w:lang w:eastAsia="it-IT"/>
           <w14:ligatures w14:val="standard"/>
         </w:rPr>
-        <w:t>Fairness,</w:t>
+        <w:t xml:space="preserve"> Local Interpretable Model-Agnostic Explanation (LIME), </w:t>
       </w:r>
       <w:r>
         <w:rPr>
           <w:lang w:eastAsia="it-IT"/>
           <w14:ligatures w14:val="standard"/>
         </w:rPr>
-        <w:t xml:space="preserve"> </w:t>
-      </w:r>
-      <w:r>
-        <w:rPr>
-          <w:lang w:eastAsia="it-IT"/>
-          <w14:ligatures w14:val="standard"/>
-        </w:rPr>
-        <w:t xml:space="preserve">Imbalance </w:t>
-      </w:r>
-      <w:r>
-        <w:rPr>
-          <w:lang w:eastAsia="it-IT"/>
-          <w14:ligatures w14:val="standard"/>
-        </w:rPr>
-        <w:t>Dataset, Model</w:t>
+        <w:t>Model</w:t>
       </w:r>
       <w:r>
         <w:rPr>
@@ -786,550 +773,220 @@
     <w:p>
       <w:pPr>
         <w:pStyle w:val="Para"/>
-        <w:jc w:val="both"/>
-        <w:rPr>
-          <w:lang w:eastAsia="it-IT"/>
-          <w14:ligatures w14:val="standard"/>
-        </w:rPr>
-      </w:pPr>
-      <w:r>
-        <w:rPr>
-          <w:lang w:eastAsia="it-IT"/>
-          <w14:ligatures w14:val="standard"/>
-        </w:rPr>
+      </w:pPr>
+      <w:r>
         <w:t>During several</w:t>
       </w:r>
       <w:r>
-        <w:rPr>
-          <w:lang w:eastAsia="it-IT"/>
-          <w14:ligatures w14:val="standard"/>
-        </w:rPr>
         <w:t xml:space="preserve"> years, the growing adoption of artificial intelligence (AI) in critical decision-making processes has sparked debates about accountability, </w:t>
       </w:r>
       <w:r>
-        <w:rPr>
-          <w:lang w:eastAsia="it-IT"/>
-          <w14:ligatures w14:val="standard"/>
-        </w:rPr>
         <w:t xml:space="preserve">transparency, </w:t>
       </w:r>
       <w:r>
-        <w:rPr>
-          <w:lang w:eastAsia="it-IT"/>
-          <w14:ligatures w14:val="standard"/>
-        </w:rPr>
         <w:t xml:space="preserve">and fairness. </w:t>
       </w:r>
     </w:p>
     <w:p>
       <w:pPr>
         <w:pStyle w:val="Para"/>
-        <w:jc w:val="both"/>
-        <w:rPr>
-          <w:lang w:eastAsia="it-IT"/>
-          <w14:ligatures w14:val="standard"/>
-        </w:rPr>
       </w:pPr>
     </w:p>
     <w:p>
       <w:pPr>
         <w:pStyle w:val="Para"/>
-        <w:jc w:val="both"/>
-        <w:rPr>
-          <w:lang w:eastAsia="it-IT"/>
-          <w14:ligatures w14:val="standard"/>
-        </w:rPr>
-      </w:pPr>
-      <w:r>
-        <w:rPr>
-          <w:lang w:eastAsia="it-IT"/>
-          <w14:ligatures w14:val="standard"/>
-        </w:rPr>
+      </w:pPr>
+      <w:r>
         <w:t xml:space="preserve">The Conference Board (2023) </w:t>
       </w:r>
       <w:r>
-        <w:rPr>
-          <w:lang w:eastAsia="it-IT"/>
-          <w14:ligatures w14:val="standard"/>
-        </w:rPr>
         <w:t>wrote about</w:t>
       </w:r>
       <w:r>
-        <w:rPr>
-          <w:lang w:eastAsia="it-IT"/>
-          <w14:ligatures w14:val="standard"/>
-        </w:rPr>
         <w:t xml:space="preserve"> the importance of Explainable AI (XAI) for </w:t>
       </w:r>
       <w:r>
-        <w:rPr>
-          <w:lang w:eastAsia="it-IT"/>
-          <w14:ligatures w14:val="standard"/>
-        </w:rPr>
         <w:t xml:space="preserve">increasing </w:t>
       </w:r>
       <w:r>
-        <w:rPr>
-          <w:lang w:eastAsia="it-IT"/>
-          <w14:ligatures w14:val="standard"/>
-        </w:rPr>
         <w:t xml:space="preserve">trust and transparency in AI decision-making. The article highlights how XAI addresses the traditional "black box" nature of AI by providing understandable insights </w:t>
       </w:r>
       <w:r>
-        <w:rPr>
-          <w:lang w:eastAsia="it-IT"/>
-          <w14:ligatures w14:val="standard"/>
-        </w:rPr>
         <w:t>into the</w:t>
       </w:r>
       <w:r>
-        <w:rPr>
-          <w:lang w:eastAsia="it-IT"/>
-          <w14:ligatures w14:val="standard"/>
-        </w:rPr>
         <w:t xml:space="preserve"> AI processes. This transparency is crucial for enhancing trust, compliance, and ethical use of AI </w:t>
       </w:r>
       <w:r>
-        <w:rPr>
-          <w:lang w:eastAsia="it-IT"/>
-          <w14:ligatures w14:val="standard"/>
-        </w:rPr>
         <w:t>in</w:t>
       </w:r>
       <w:r>
-        <w:rPr>
-          <w:lang w:eastAsia="it-IT"/>
-          <w14:ligatures w14:val="standard"/>
-        </w:rPr>
         <w:t xml:space="preserve"> various industries.</w:t>
       </w:r>
     </w:p>
     <w:p>
       <w:pPr>
         <w:pStyle w:val="Para"/>
-        <w:jc w:val="both"/>
-        <w:rPr>
-          <w:lang w:eastAsia="it-IT"/>
-          <w14:ligatures w14:val="standard"/>
-        </w:rPr>
       </w:pPr>
     </w:p>
     <w:p>
       <w:pPr>
         <w:pStyle w:val="Para"/>
-        <w:jc w:val="both"/>
-        <w:rPr>
-          <w:lang w:eastAsia="it-IT"/>
-          <w14:ligatures w14:val="standard"/>
-        </w:rPr>
-      </w:pPr>
-      <w:r>
-        <w:rPr>
-          <w:lang w:eastAsia="it-IT"/>
-          <w14:ligatures w14:val="standard"/>
-        </w:rPr>
-        <w:t>The three key aspects of Explainable AI (XAI)</w:t>
-      </w:r>
-      <w:r>
-        <w:rPr>
-          <w:lang w:eastAsia="it-IT"/>
-          <w14:ligatures w14:val="standard"/>
-        </w:rPr>
-        <w:t xml:space="preserve"> </w:t>
-      </w:r>
-      <w:r>
-        <w:rPr>
-          <w:lang w:eastAsia="it-IT"/>
-          <w14:ligatures w14:val="standard"/>
-        </w:rPr>
-        <w:t>are Trustworthiness, Equitability</w:t>
-      </w:r>
-      <w:r>
-        <w:rPr>
-          <w:lang w:eastAsia="it-IT"/>
-          <w14:ligatures w14:val="standard"/>
-        </w:rPr>
-        <w:t xml:space="preserve">, and </w:t>
-      </w:r>
-      <w:r>
-        <w:rPr>
-          <w:lang w:eastAsia="it-IT"/>
-          <w14:ligatures w14:val="standard"/>
-        </w:rPr>
-        <w:t>Explainability</w:t>
-      </w:r>
-      <w:r>
-        <w:rPr>
-          <w:lang w:eastAsia="it-IT"/>
-          <w14:ligatures w14:val="standard"/>
-        </w:rPr>
+      </w:pPr>
+      <w:r>
+        <w:t>The three key aspects of Explainable AI (XAI) are Trustworthiness, Equitability</w:t>
+      </w:r>
+      <w:r>
+        <w:t>, and Explainability</w:t>
+      </w:r>
+      <w:r>
         <w:t>.</w:t>
       </w:r>
     </w:p>
     <w:p>
       <w:pPr>
         <w:pStyle w:val="Para"/>
-        <w:jc w:val="both"/>
-        <w:rPr>
-          <w:lang w:eastAsia="it-IT"/>
-          <w14:ligatures w14:val="standard"/>
-        </w:rPr>
       </w:pPr>
     </w:p>
     <w:p>
       <w:pPr>
         <w:pStyle w:val="Para"/>
-        <w:jc w:val="both"/>
-        <w:rPr>
-          <w:lang w:eastAsia="it-IT"/>
-          <w14:ligatures w14:val="standard"/>
-        </w:rPr>
-      </w:pPr>
-      <w:r>
-        <w:rPr>
-          <w:lang w:eastAsia="it-IT"/>
-          <w14:ligatures w14:val="standard"/>
-        </w:rPr>
-        <w:t>In Trustworthiness, XAI e</w:t>
-      </w:r>
-      <w:r>
-        <w:rPr>
-          <w:lang w:eastAsia="it-IT"/>
-          <w14:ligatures w14:val="standard"/>
-        </w:rPr>
-        <w:t xml:space="preserve">nsuring safeguards, privacy measures, and responsible practices to build user confidence, </w:t>
-      </w:r>
-      <w:r>
-        <w:rPr>
-          <w:lang w:eastAsia="it-IT"/>
-          <w14:ligatures w14:val="standard"/>
-        </w:rPr>
-        <w:t>especially</w:t>
-      </w:r>
-      <w:r>
-        <w:rPr>
-          <w:lang w:eastAsia="it-IT"/>
-          <w14:ligatures w14:val="standard"/>
-        </w:rPr>
-        <w:t xml:space="preserve"> when sensitive data is involved.</w:t>
+      </w:pPr>
+      <w:r>
+        <w:t>In Trustworthiness, XAI ensuring safeguards, privacy measures, and responsible practices to build user confidence, especially when sensitive data is involved.</w:t>
       </w:r>
     </w:p>
     <w:p>
       <w:pPr>
         <w:pStyle w:val="Para"/>
-        <w:jc w:val="both"/>
-        <w:rPr>
-          <w:lang w:eastAsia="it-IT"/>
-          <w14:ligatures w14:val="standard"/>
-        </w:rPr>
       </w:pPr>
     </w:p>
     <w:p>
       <w:pPr>
         <w:pStyle w:val="Para"/>
-        <w:jc w:val="both"/>
-        <w:rPr>
-          <w:lang w:eastAsia="it-IT"/>
-          <w14:ligatures w14:val="standard"/>
-        </w:rPr>
-      </w:pPr>
-      <w:r>
-        <w:rPr>
-          <w:lang w:eastAsia="it-IT"/>
-          <w14:ligatures w14:val="standard"/>
-        </w:rPr>
+      </w:pPr>
+      <w:r>
         <w:t xml:space="preserve">For Equitability, XAI also addresses the societal and ethical aspects of AI, </w:t>
       </w:r>
       <w:r>
-        <w:rPr>
-          <w:lang w:eastAsia="it-IT"/>
-          <w14:ligatures w14:val="standard"/>
-        </w:rPr>
         <w:t>such as</w:t>
       </w:r>
       <w:r>
-        <w:rPr>
-          <w:lang w:eastAsia="it-IT"/>
-          <w14:ligatures w14:val="standard"/>
-        </w:rPr>
-        <w:t xml:space="preserve"> fairness, ethical concerns, legal compliance, human-computer interaction, and social impact of AI. This focus aims to </w:t>
-      </w:r>
-      <w:r>
-        <w:rPr>
-          <w:lang w:eastAsia="it-IT"/>
-          <w14:ligatures w14:val="standard"/>
-        </w:rPr>
-        <w:t>ensure that</w:t>
-      </w:r>
-      <w:r>
-        <w:rPr>
-          <w:lang w:eastAsia="it-IT"/>
-          <w14:ligatures w14:val="standard"/>
-        </w:rPr>
-        <w:t xml:space="preserve"> AI systems are fair</w:t>
-      </w:r>
-      <w:r>
-        <w:rPr>
-          <w:lang w:eastAsia="it-IT"/>
-          <w14:ligatures w14:val="standard"/>
-        </w:rPr>
+        <w:t xml:space="preserve"> fairness, ethical concerns, legal compliance, human-computer interaction, and social impact of AI. This focus aims to ensure that AI systems are fair</w:t>
+      </w:r>
+      <w:r>
         <w:t xml:space="preserve"> and </w:t>
       </w:r>
       <w:r>
-        <w:rPr>
-          <w:lang w:eastAsia="it-IT"/>
-          <w14:ligatures w14:val="standard"/>
-        </w:rPr>
         <w:t>equitable</w:t>
       </w:r>
       <w:r>
-        <w:rPr>
-          <w:lang w:eastAsia="it-IT"/>
-          <w14:ligatures w14:val="standard"/>
-        </w:rPr>
         <w:t xml:space="preserve">. </w:t>
       </w:r>
       <w:r>
-        <w:rPr>
-          <w:lang w:eastAsia="it-IT"/>
-          <w14:ligatures w14:val="standard"/>
-        </w:rPr>
         <w:t>In the</w:t>
       </w:r>
       <w:r>
-        <w:rPr>
-          <w:lang w:eastAsia="it-IT"/>
-          <w14:ligatures w14:val="standard"/>
-        </w:rPr>
         <w:t xml:space="preserve"> model interpretability, much of the focus has been on explaining how models make decisions, while limited attention has been given to the dataset</w:t>
       </w:r>
       <w:r>
-        <w:rPr>
-          <w:lang w:eastAsia="it-IT"/>
-          <w14:ligatures w14:val="standard"/>
-        </w:rPr>
         <w:t xml:space="preserve"> composition</w:t>
       </w:r>
       <w:r>
-        <w:rPr>
-          <w:lang w:eastAsia="it-IT"/>
-          <w14:ligatures w14:val="standard"/>
-        </w:rPr>
         <w:t xml:space="preserve"> used in model training. </w:t>
       </w:r>
     </w:p>
     <w:p>
       <w:pPr>
         <w:pStyle w:val="Para"/>
-        <w:jc w:val="both"/>
-        <w:rPr>
-          <w:lang w:eastAsia="it-IT"/>
-          <w14:ligatures w14:val="standard"/>
-        </w:rPr>
       </w:pPr>
     </w:p>
     <w:p>
       <w:pPr>
         <w:pStyle w:val="Para"/>
-        <w:jc w:val="both"/>
-        <w:rPr>
-          <w:lang w:eastAsia="it-IT"/>
-          <w14:ligatures w14:val="standard"/>
-        </w:rPr>
-      </w:pPr>
-      <w:r>
-        <w:rPr>
-          <w:lang w:eastAsia="it-IT"/>
-          <w14:ligatures w14:val="standard"/>
-        </w:rPr>
+      </w:pPr>
+      <w:r>
         <w:t>In Explainability, XAI focuses on making AI systems less of a "black box" by providing insights into how decisions are made. For Trustworthiness, it is ensuring the safety and trustworthiness of AI systems like privacy measures, and responsible practices to build user confidence, particularly when sensitive data is involved.</w:t>
       </w:r>
     </w:p>
     <w:p>
       <w:pPr>
         <w:pStyle w:val="Para"/>
-        <w:jc w:val="both"/>
-        <w:rPr>
-          <w:lang w:eastAsia="it-IT"/>
-          <w14:ligatures w14:val="standard"/>
-        </w:rPr>
       </w:pPr>
     </w:p>
     <w:p>
       <w:pPr>
         <w:pStyle w:val="Para"/>
-        <w:jc w:val="both"/>
-        <w:rPr>
-          <w:lang w:eastAsia="it-IT"/>
-          <w14:ligatures w14:val="standard"/>
-        </w:rPr>
-      </w:pPr>
-      <w:r>
-        <w:rPr>
-          <w:lang w:eastAsia="it-IT"/>
-          <w14:ligatures w14:val="standard"/>
-        </w:rPr>
+      </w:pPr>
+      <w:r>
         <w:lastRenderedPageBreak/>
         <w:t>Currently, Explainability</w:t>
       </w:r>
       <w:r>
-        <w:rPr>
-          <w:lang w:eastAsia="it-IT"/>
-          <w14:ligatures w14:val="standard"/>
-        </w:rPr>
         <w:t xml:space="preserve"> AI concerns itself with the source of data, emphasizing the quality and appropriateness of data used in AI systems. It focuses on the ethical, legal, and social aspects of AI, ensuring that the data is relevant and suitable for the intended purpose</w:t>
       </w:r>
       <w:r>
-        <w:rPr>
-          <w:lang w:eastAsia="it-IT"/>
-          <w14:ligatures w14:val="standard"/>
-        </w:rPr>
-        <w:t>, and</w:t>
-      </w:r>
-      <w:r>
-        <w:rPr>
-          <w:lang w:eastAsia="it-IT"/>
-          <w14:ligatures w14:val="standard"/>
-        </w:rPr>
-        <w:t xml:space="preserve"> focuses on understanding and interpreting how AI models make decisions. </w:t>
-      </w:r>
-      <w:r>
-        <w:rPr>
-          <w:lang w:eastAsia="it-IT"/>
-          <w14:ligatures w14:val="standard"/>
-        </w:rPr>
-        <w:t xml:space="preserve">However, existing Responsible AI frameworks do not explicitly address whether the datasets used are balanced or imbalanced. </w:t>
+        <w:t xml:space="preserve">, and focuses on understanding and interpreting how AI models make decisions. However, existing Responsible AI frameworks do not explicitly address whether the datasets used are balanced or imbalanced. </w:t>
       </w:r>
     </w:p>
     <w:p>
       <w:pPr>
         <w:pStyle w:val="Para"/>
-        <w:jc w:val="both"/>
-        <w:rPr>
-          <w:lang w:eastAsia="it-IT"/>
-          <w14:ligatures w14:val="standard"/>
-        </w:rPr>
       </w:pPr>
     </w:p>
     <w:p>
       <w:pPr>
         <w:pStyle w:val="Para"/>
-        <w:jc w:val="both"/>
-        <w:rPr>
-          <w:lang w:eastAsia="it-IT"/>
-          <w14:ligatures w14:val="standard"/>
-        </w:rPr>
-      </w:pPr>
-      <w:r>
-        <w:rPr>
-          <w:lang w:eastAsia="it-IT"/>
-          <w14:ligatures w14:val="standard"/>
-        </w:rPr>
-        <w:t>This</w:t>
-      </w:r>
-      <w:r>
-        <w:rPr>
-          <w:lang w:eastAsia="it-IT"/>
-          <w14:ligatures w14:val="standard"/>
-        </w:rPr>
-        <w:t xml:space="preserve"> research adds a new dimension to this by documenting and analyzing the </w:t>
+      </w:pPr>
+      <w:r>
+        <w:t xml:space="preserve">This research adds a new dimension to this by documenting and analyzing the </w:t>
       </w:r>
       <w:r>
         <w:rPr>
           <w:b/>
           <w:bCs/>
-          <w:lang w:eastAsia="it-IT"/>
-          <w14:ligatures w14:val="standard"/>
         </w:rPr>
         <w:t>composition of training datasets</w:t>
       </w:r>
       <w:r>
-        <w:rPr>
-          <w:lang w:eastAsia="it-IT"/>
-          <w14:ligatures w14:val="standard"/>
-        </w:rPr>
         <w:t>—whether balanced or imbalanced—and how that affects model transparency, bias, and fairness.</w:t>
       </w:r>
     </w:p>
     <w:p>
       <w:pPr>
         <w:pStyle w:val="Para"/>
-        <w:jc w:val="both"/>
-        <w:rPr>
-          <w:lang w:eastAsia="it-IT"/>
-          <w14:ligatures w14:val="standard"/>
-        </w:rPr>
       </w:pPr>
     </w:p>
     <w:p>
       <w:pPr>
         <w:pStyle w:val="Para"/>
-        <w:jc w:val="both"/>
-        <w:rPr>
-          <w:lang w:eastAsia="it-IT"/>
-          <w14:ligatures w14:val="standard"/>
-        </w:rPr>
-      </w:pPr>
-      <w:r>
-        <w:rPr>
-          <w:lang w:eastAsia="it-IT"/>
-          <w14:ligatures w14:val="standard"/>
-        </w:rPr>
+      </w:pPr>
+      <w:r>
         <w:t xml:space="preserve">The </w:t>
       </w:r>
       <w:r>
-        <w:rPr>
-          <w:lang w:eastAsia="it-IT"/>
-          <w14:ligatures w14:val="standard"/>
-        </w:rPr>
         <w:t xml:space="preserve">composition </w:t>
       </w:r>
       <w:r>
-        <w:rPr>
-          <w:lang w:eastAsia="it-IT"/>
-          <w14:ligatures w14:val="standard"/>
-        </w:rPr>
         <w:t xml:space="preserve">of a dataset, including whether it is balanced or imbalanced, can significantly impact model outcomes, potentially leading to biased or unfair predictions. </w:t>
       </w:r>
     </w:p>
     <w:p>
       <w:pPr>
         <w:pStyle w:val="Para"/>
-        <w:jc w:val="both"/>
-        <w:rPr>
-          <w:lang w:eastAsia="it-IT"/>
-          <w14:ligatures w14:val="standard"/>
-        </w:rPr>
       </w:pPr>
     </w:p>
     <w:p>
       <w:pPr>
         <w:pStyle w:val="Para"/>
-        <w:jc w:val="both"/>
-        <w:rPr>
-          <w:lang w:eastAsia="it-IT"/>
-          <w14:ligatures w14:val="standard"/>
-        </w:rPr>
-      </w:pPr>
-      <w:r>
-        <w:rPr>
-          <w:lang w:eastAsia="it-IT"/>
-          <w14:ligatures w14:val="standard"/>
-        </w:rPr>
+      </w:pPr>
+      <w:r>
         <w:t xml:space="preserve">Imbalanced datasets, where certain classes are underrepresented, can result in AI models that are disproportionately optimized for the majority class, failing to accurately predict outcomes for minority classes. Such biases are particularly </w:t>
       </w:r>
       <w:r>
-        <w:rPr>
-          <w:lang w:eastAsia="it-IT"/>
-          <w14:ligatures w14:val="standard"/>
-        </w:rPr>
         <w:t>concerning</w:t>
       </w:r>
       <w:r>
-        <w:rPr>
-          <w:lang w:eastAsia="it-IT"/>
-          <w14:ligatures w14:val="standard"/>
-        </w:rPr>
         <w:t xml:space="preserve"> high-stakes domains such as healthcare, hiring, and criminal justice, where fairness is imperative.</w:t>
       </w:r>
     </w:p>
@@ -1364,231 +1021,177 @@
     <w:p>
       <w:pPr>
         <w:pStyle w:val="Head2"/>
-        <w:rPr>
-          <w14:ligatures w14:val="standard"/>
-        </w:rPr>
       </w:pPr>
       <w:r>
         <w:rPr>
           <w:rStyle w:val="Label"/>
-          <w14:ligatures w14:val="standard"/>
         </w:rPr>
         <w:t>2</w:t>
       </w:r>
       <w:r>
         <w:rPr>
           <w:rStyle w:val="Label"/>
-          <w14:ligatures w14:val="standard"/>
         </w:rPr>
         <w:t>.1</w:t>
       </w:r>
       <w:r>
-        <w:rPr>
-          <w14:ligatures w14:val="standard"/>
-        </w:rPr>
         <w:t> </w:t>
       </w:r>
       <w:r>
-        <w:rPr>
-          <w14:ligatures w14:val="standard"/>
-        </w:rPr>
-        <w:t>Heading Level 2</w:t>
-      </w:r>
-    </w:p>
-    <w:p>
-      <w:pPr>
-        <w:pStyle w:val="Head1"/>
-        <w:spacing w:before="380"/>
-        <w:rPr>
-          <w14:ligatures w14:val="standard"/>
-        </w:rPr>
-      </w:pPr>
+        <w:t>Overview of relevant Study</w:t>
+      </w:r>
     </w:p>
     <w:p>
       <w:pPr>
         <w:pStyle w:val="Para"/>
-        <w:jc w:val="both"/>
+      </w:pPr>
+      <w:r>
+        <w:t xml:space="preserve">The study by Miao, Y., Cao, H., and Tang, M. (2022) presents a method for analyzing the performance impact of imbalanced binary data on machine learning models. </w:t>
+      </w:r>
+    </w:p>
+    <w:p>
+      <w:pPr>
+        <w:pStyle w:val="Para"/>
+      </w:pPr>
+    </w:p>
+    <w:p>
+      <w:pPr>
+        <w:pStyle w:val="Para"/>
+      </w:pPr>
+      <w:r>
+        <w:t xml:space="preserve">The authors systematically </w:t>
+      </w:r>
+      <w:r>
+        <w:t>analyzed</w:t>
+      </w:r>
+      <w:r>
+        <w:t xml:space="preserve"> how the imbalance ratio (IR) affects model performance and stability. They employed imbalanced data augmentation algorithms to create datasets with varying imbalance ratios and used metrics like AUC, F-measure, and G-mean to evaluate model performance. </w:t>
+      </w:r>
+    </w:p>
+    <w:p>
+      <w:pPr>
+        <w:pStyle w:val="Para"/>
+      </w:pPr>
+    </w:p>
+    <w:p>
+      <w:pPr>
+        <w:pStyle w:val="Para"/>
+      </w:pPr>
+      <w:r>
+        <w:t xml:space="preserve">The findings reveal that as the imbalance ratio increases, model performance generally declines, with some models being more susceptible to imbalances than others. Specifically, models like Logistic Regression (LR), Decision Trees (DT), and Support Vector Classifiers (SVC) exhibited less stability, whereas Naive Bayes (BNB), Random Forests (RF), and Gradient Boosting Decision Trees (GBDT) showed relatively stable performance. </w:t>
+      </w:r>
+    </w:p>
+    <w:p>
+      <w:pPr>
+        <w:pStyle w:val="Para"/>
+      </w:pPr>
+    </w:p>
+    <w:p>
+      <w:pPr>
+        <w:pStyle w:val="Para"/>
+      </w:pPr>
+      <w:r>
+        <w:t xml:space="preserve">The study </w:t>
+      </w:r>
+      <w:r>
+        <w:t>suggests that addressing data imbalance is very important for maintaining reliable machine learning models, especially in critical applications.</w:t>
+      </w:r>
+    </w:p>
+    <w:p>
+      <w:pPr>
+        <w:pStyle w:val="Para"/>
+      </w:pPr>
+    </w:p>
+    <w:p>
+      <w:pPr>
+        <w:pStyle w:val="Head2"/>
+      </w:pPr>
+      <w:r>
+        <w:rPr>
+          <w:rStyle w:val="Label"/>
+        </w:rPr>
+        <w:t>2</w:t>
+      </w:r>
+      <w:r>
+        <w:rPr>
+          <w:rStyle w:val="Label"/>
+        </w:rPr>
+        <w:t>.</w:t>
+      </w:r>
+      <w:r>
+        <w:rPr>
+          <w:rStyle w:val="Label"/>
+        </w:rPr>
+        <w:t>2</w:t>
+      </w:r>
+      <w:r>
+        <w:t> </w:t>
+      </w:r>
+      <w:r>
+        <w:t>Terminology and Definition</w:t>
+      </w:r>
+    </w:p>
+    <w:p>
+      <w:pPr>
+        <w:pStyle w:val="Head2"/>
+      </w:pPr>
+      <w:r>
+        <w:t>2.2.1</w:t>
+      </w:r>
+      <w:r>
+        <w:tab/>
+      </w:r>
+      <w:r>
+        <w:t>Local Interpretable Model-Agnostic Explanation (LIME)</w:t>
+      </w:r>
+    </w:p>
+    <w:p>
+      <w:pPr>
+        <w:pStyle w:val="Para"/>
+      </w:pPr>
+      <w:r>
+        <w:t xml:space="preserve">LIME (Local Interpretable Model-Agnostic Explanations) is a method used to explain the predictions of complex "black-box" machine learning models. It works by generating local surrogate models—simple, interpretable models like linear regression or decision trees—that approximate the behavior of the black-box model for a specific instance. </w:t>
+      </w:r>
+    </w:p>
+    <w:p>
+      <w:pPr>
+        <w:pStyle w:val="Para"/>
+      </w:pPr>
+    </w:p>
+    <w:p>
+      <w:pPr>
+        <w:pStyle w:val="Para"/>
+      </w:pPr>
+      <w:r>
+        <w:t>LIME creates a set of perturbed samples around the instance of interest, gets predictions for those samples, and then fits an interpretable model that explains how the features contribute to the original model's decision for that instance. This helps users understand the reason behind individual predictions, making AI systems more transparent and trustworthy.</w:t>
+      </w:r>
+    </w:p>
+    <w:p>
+      <w:pPr>
+        <w:pStyle w:val="Para"/>
+        <w:rPr>
+          <w:sz w:val="14"/>
+          <w:szCs w:val="12"/>
+        </w:rPr>
+      </w:pPr>
+    </w:p>
+    <w:p>
+      <w:pPr>
+        <w:pStyle w:val="Para"/>
         <w:rPr>
           <w:lang w:eastAsia="it-IT"/>
-          <w14:ligatures w14:val="standard"/>
-        </w:rPr>
-      </w:pPr>
-      <w:r>
-        <w:rPr>
-          <w:lang w:eastAsia="it-IT"/>
-          <w14:ligatures w14:val="standard"/>
-        </w:rPr>
-        <w:t>The study by Miao, Y., Cao, H., and Tang, M. (2022) presents a method for analyzing the performance impact of imbalanced binary data on machine learning models.</w:t>
-      </w:r>
-      <w:r>
-        <w:rPr>
-          <w:lang w:eastAsia="it-IT"/>
-          <w14:ligatures w14:val="standard"/>
-        </w:rPr>
-        <w:t xml:space="preserve"> </w:t>
+        </w:rPr>
+      </w:pPr>
+      <w:r>
+        <w:t>LIME</w:t>
+      </w:r>
+      <w:r>
+        <w:t xml:space="preserve"> Formula </w:t>
       </w:r>
     </w:p>
     <w:p>
       <w:pPr>
         <w:pStyle w:val="Para"/>
-        <w:jc w:val="both"/>
-        <w:rPr>
-          <w:lang w:eastAsia="it-IT"/>
-          <w14:ligatures w14:val="standard"/>
-        </w:rPr>
-      </w:pPr>
-      <w:r>
-        <w:rPr>
-          <w:lang w:eastAsia="it-IT"/>
-          <w14:ligatures w14:val="standard"/>
-        </w:rPr>
-        <w:t>T</w:t>
-      </w:r>
-      <w:r>
-        <w:rPr>
-          <w:lang w:eastAsia="it-IT"/>
-          <w14:ligatures w14:val="standard"/>
-        </w:rPr>
-        <w:t xml:space="preserve">he authors systematically </w:t>
-      </w:r>
-      <w:r>
-        <w:rPr>
-          <w:lang w:eastAsia="it-IT"/>
-          <w14:ligatures w14:val="standard"/>
-        </w:rPr>
-        <w:t>analyzed</w:t>
-      </w:r>
-      <w:r>
-        <w:rPr>
-          <w:lang w:eastAsia="it-IT"/>
-          <w14:ligatures w14:val="standard"/>
-        </w:rPr>
-        <w:t xml:space="preserve"> how the imbalance ratio (IR) affects model performance and stability. They employed imbalanced data augmentation algorithms to create datasets with varying imbalance ratios and used metrics like AUC, F-measure, and G-mean to evaluate model performance. </w:t>
-      </w:r>
-    </w:p>
-    <w:p>
-      <w:pPr>
-        <w:pStyle w:val="Para"/>
-        <w:jc w:val="both"/>
-        <w:rPr>
-          <w:lang w:eastAsia="it-IT"/>
-          <w14:ligatures w14:val="standard"/>
-        </w:rPr>
-      </w:pPr>
-      <w:r>
-        <w:rPr>
-          <w:lang w:eastAsia="it-IT"/>
-          <w14:ligatures w14:val="standard"/>
-        </w:rPr>
-        <w:t xml:space="preserve">The findings reveal that as the imbalance ratio increases, model performance generally declines, with some models being more susceptible to imbalances than others. Specifically, models like Logistic Regression (LR), Decision Trees (DT), and Support Vector Classifiers (SVC) exhibited less stability, whereas Naive Bayes (BNB), Random Forests (RF), and Gradient Boosting Decision Trees (GBDT) showed relatively stable performance. </w:t>
-      </w:r>
-    </w:p>
-    <w:p>
-      <w:pPr>
-        <w:pStyle w:val="Para"/>
-        <w:jc w:val="both"/>
-        <w:rPr>
-          <w:lang w:eastAsia="it-IT"/>
-          <w14:ligatures w14:val="standard"/>
-        </w:rPr>
-      </w:pPr>
-      <w:r>
-        <w:rPr>
-          <w:lang w:eastAsia="it-IT"/>
-          <w14:ligatures w14:val="standard"/>
-        </w:rPr>
-        <w:t xml:space="preserve">The study </w:t>
-      </w:r>
-      <w:r>
-        <w:rPr>
-          <w:lang w:eastAsia="it-IT"/>
-          <w14:ligatures w14:val="standard"/>
-        </w:rPr>
-        <w:t xml:space="preserve">suggests that addressing data imbalance is </w:t>
-      </w:r>
-      <w:r>
-        <w:rPr>
-          <w:lang w:eastAsia="it-IT"/>
-          <w14:ligatures w14:val="standard"/>
-        </w:rPr>
-        <w:t>very important</w:t>
-      </w:r>
-      <w:r>
-        <w:rPr>
-          <w:lang w:eastAsia="it-IT"/>
-          <w14:ligatures w14:val="standard"/>
-        </w:rPr>
-        <w:t xml:space="preserve"> for maintaining reliabl</w:t>
-      </w:r>
-      <w:r>
-        <w:rPr>
-          <w:lang w:eastAsia="it-IT"/>
-          <w14:ligatures w14:val="standard"/>
-        </w:rPr>
-        <w:t>e</w:t>
-      </w:r>
-      <w:r>
-        <w:rPr>
-          <w:lang w:eastAsia="it-IT"/>
-          <w14:ligatures w14:val="standard"/>
-        </w:rPr>
-        <w:t xml:space="preserve"> machine learning models, especially in critical applications</w:t>
-      </w:r>
-      <w:r>
-        <w:rPr>
-          <w:lang w:eastAsia="it-IT"/>
-          <w14:ligatures w14:val="standard"/>
-        </w:rPr>
-        <w:t>.</w:t>
-      </w:r>
-    </w:p>
-    <w:p>
-      <w:pPr>
-        <w:pStyle w:val="Para"/>
-        <w:ind w:firstLine="0"/>
-        <w:jc w:val="both"/>
-        <w:rPr>
-          <w:lang w:eastAsia="it-IT"/>
-          <w14:ligatures w14:val="standard"/>
-        </w:rPr>
-      </w:pPr>
-    </w:p>
-    <w:p>
-      <w:pPr>
-        <w:pStyle w:val="Para"/>
-        <w:ind w:firstLine="0"/>
-        <w:jc w:val="both"/>
-        <w:rPr>
-          <w:lang w:eastAsia="it-IT"/>
-          <w14:ligatures w14:val="standard"/>
-        </w:rPr>
-      </w:pPr>
-      <w:r>
-        <w:rPr>
-          <w:b/>
-          <w:lang w:eastAsia="ja-JP"/>
-          <w14:ligatures w14:val="standard"/>
-        </w:rPr>
-        <w:t>Logistic Regression</w:t>
-      </w:r>
-      <w:r>
-        <w:rPr>
-          <w:b/>
-          <w:lang w:eastAsia="ja-JP"/>
-          <w14:ligatures w14:val="standard"/>
-        </w:rPr>
-        <w:t xml:space="preserve"> Formula </w:t>
-      </w:r>
-    </w:p>
-    <w:p>
-      <w:pPr>
-        <w:pStyle w:val="Para"/>
-        <w:ind w:firstLine="0"/>
-        <w:jc w:val="both"/>
-        <w:rPr>
-          <w:lang w:eastAsia="it-IT"/>
-          <w14:ligatures w14:val="standard"/>
-        </w:rPr>
       </w:pPr>
     </w:p>
     <w:p>
@@ -1609,12 +1212,6 @@
           <w14:ligatures w14:val="standard"/>
         </w:rPr>
         <w:tab/>
-      </w:r>
-      <w:r>
-        <w:rPr>
-          <w:lang w:eastAsia="ja-JP"/>
-          <w14:ligatures w14:val="standard"/>
-        </w:rPr>
         <w:t xml:space="preserve"> </w:t>
       </w:r>
       <w:r>
@@ -1622,7 +1219,7 @@
           <w:position w:val="-24"/>
           <w14:ligatures w14:val="standard"/>
         </w:rPr>
-        <w:object w:dxaOrig="2540" w:dyaOrig="700" w14:anchorId="669D96EE">
+        <w:object w:dxaOrig="2540" w:dyaOrig="700" w14:anchorId="7567BE57">
           <v:shapetype id="_x0000_t75" coordsize="21600,21600" o:spt="75" o:preferrelative="t" path="m@4@5l@4@11@9@11@9@5xe" filled="f" stroked="f">
             <v:stroke joinstyle="miter"/>
             <v:formulas>
@@ -1642,10 +1239,10 @@
             <v:path o:extrusionok="f" gradientshapeok="t" o:connecttype="rect"/>
             <o:lock v:ext="edit" aspectratio="t"/>
           </v:shapetype>
-          <v:shape id="_x0000_i1025" type="#_x0000_t75" style="width:125.25pt;height:35.25pt" o:ole="">
+          <v:shape id="_x0000_i1042" type="#_x0000_t75" style="width:125.25pt;height:35.35pt" o:ole="">
             <v:imagedata r:id="rId14" o:title=""/>
           </v:shape>
-          <o:OLEObject Type="Embed" ProgID="Equation.DSMT4" ShapeID="_x0000_i1025" DrawAspect="Content" ObjectID="_1790262259" r:id="rId15"/>
+          <o:OLEObject Type="Embed" ProgID="Equation.DSMT4" ShapeID="_x0000_i1042" DrawAspect="Content" ObjectID="_1790264352" r:id="rId15"/>
         </w:object>
       </w:r>
       <w:r>
@@ -1653,12 +1250,226 @@
           <w14:ligatures w14:val="standard"/>
         </w:rPr>
         <w:tab/>
-      </w:r>
-      <w:r>
-        <w:rPr>
-          <w14:ligatures w14:val="standard"/>
-        </w:rPr>
         <w:t>(1)</w:t>
+      </w:r>
+    </w:p>
+    <w:p>
+      <w:pPr>
+        <w:pStyle w:val="Head2"/>
+      </w:pPr>
+    </w:p>
+    <w:p>
+      <w:pPr>
+        <w:pStyle w:val="Head2"/>
+      </w:pPr>
+      <w:r>
+        <w:rPr>
+          <w:rStyle w:val="Label"/>
+        </w:rPr>
+        <w:t>2</w:t>
+      </w:r>
+      <w:r>
+        <w:rPr>
+          <w:rStyle w:val="Label"/>
+        </w:rPr>
+        <w:t>.</w:t>
+      </w:r>
+      <w:r>
+        <w:rPr>
+          <w:rStyle w:val="Label"/>
+        </w:rPr>
+        <w:t>2.</w:t>
+      </w:r>
+      <w:r>
+        <w:rPr>
+          <w:rStyle w:val="Label"/>
+        </w:rPr>
+        <w:t>2</w:t>
+      </w:r>
+      <w:r>
+        <w:t> </w:t>
+      </w:r>
+      <w:r>
+        <w:t>Logistic Regression</w:t>
+      </w:r>
+    </w:p>
+    <w:p>
+      <w:pPr>
+        <w:pStyle w:val="Para"/>
+        <w:rPr>
+          <w:lang w:eastAsia="it-IT"/>
+        </w:rPr>
+      </w:pPr>
+      <w:r>
+        <w:t xml:space="preserve">Logistic Regression Formula </w:t>
+      </w:r>
+    </w:p>
+    <w:p>
+      <w:pPr>
+        <w:pStyle w:val="Para"/>
+      </w:pPr>
+    </w:p>
+    <w:p>
+      <w:pPr>
+        <w:pStyle w:val="DisplayFormula"/>
+        <w:tabs>
+          <w:tab w:val="left" w:pos="200"/>
+          <w:tab w:val="right" w:pos="4780"/>
+        </w:tabs>
+        <w:rPr>
+          <w:lang w:eastAsia="ja-JP"/>
+          <w14:ligatures w14:val="standard"/>
+        </w:rPr>
+      </w:pPr>
+      <w:r>
+        <w:rPr>
+          <w:lang w:eastAsia="ja-JP"/>
+          <w14:ligatures w14:val="standard"/>
+        </w:rPr>
+        <w:tab/>
+        <w:t xml:space="preserve"> </w:t>
+      </w:r>
+      <w:r>
+        <w:rPr>
+          <w:position w:val="-24"/>
+          <w14:ligatures w14:val="standard"/>
+        </w:rPr>
+        <w:object w:dxaOrig="2540" w:dyaOrig="700" w14:anchorId="69ABF419">
+          <v:shape id="_x0000_i1040" type="#_x0000_t75" style="width:125.25pt;height:35.35pt" o:ole="">
+            <v:imagedata r:id="rId14" o:title=""/>
+          </v:shape>
+          <o:OLEObject Type="Embed" ProgID="Equation.DSMT4" ShapeID="_x0000_i1040" DrawAspect="Content" ObjectID="_1790264353" r:id="rId16"/>
+        </w:object>
+      </w:r>
+      <w:r>
+        <w:rPr>
+          <w14:ligatures w14:val="standard"/>
+        </w:rPr>
+        <w:tab/>
+        <w:t>(</w:t>
+      </w:r>
+      <w:r>
+        <w:rPr>
+          <w14:ligatures w14:val="standard"/>
+        </w:rPr>
+        <w:t>2</w:t>
+      </w:r>
+      <w:r>
+        <w:rPr>
+          <w14:ligatures w14:val="standard"/>
+        </w:rPr>
+        <w:t>)</w:t>
+      </w:r>
+    </w:p>
+    <w:p>
+      <w:pPr>
+        <w:pStyle w:val="Head2"/>
+      </w:pPr>
+    </w:p>
+    <w:p>
+      <w:pPr>
+        <w:pStyle w:val="Para"/>
+        <w:rPr>
+          <w:b/>
+          <w:bCs/>
+          <w:sz w:val="22"/>
+          <w:szCs w:val="22"/>
+        </w:rPr>
+      </w:pPr>
+      <w:r>
+        <w:rPr>
+          <w:rStyle w:val="Label"/>
+          <w:b/>
+          <w:bCs/>
+          <w:sz w:val="22"/>
+          <w:szCs w:val="28"/>
+        </w:rPr>
+        <w:t>3</w:t>
+      </w:r>
+      <w:r>
+        <w:t> </w:t>
+      </w:r>
+      <w:r>
+        <w:rPr>
+          <w:b/>
+          <w:bCs/>
+          <w:sz w:val="22"/>
+          <w:szCs w:val="22"/>
+        </w:rPr>
+        <w:t>Methodology</w:t>
+      </w:r>
+    </w:p>
+    <w:p>
+      <w:pPr>
+        <w:pStyle w:val="Para"/>
+        <w:rPr>
+          <w:b/>
+          <w:bCs/>
+          <w:sz w:val="22"/>
+          <w:szCs w:val="22"/>
+        </w:rPr>
+      </w:pPr>
+    </w:p>
+    <w:p>
+      <w:pPr>
+        <w:pStyle w:val="Para"/>
+        <w:rPr>
+          <w:b/>
+          <w:bCs/>
+          <w:sz w:val="22"/>
+          <w:szCs w:val="22"/>
+        </w:rPr>
+      </w:pPr>
+      <w:r>
+        <w:rPr>
+          <w:rStyle w:val="Label"/>
+          <w:b/>
+          <w:bCs/>
+          <w:sz w:val="22"/>
+          <w:szCs w:val="28"/>
+        </w:rPr>
+        <w:t>4</w:t>
+      </w:r>
+      <w:r>
+        <w:t> </w:t>
+      </w:r>
+      <w:r>
+        <w:rPr>
+          <w:b/>
+          <w:bCs/>
+          <w:sz w:val="22"/>
+          <w:szCs w:val="22"/>
+        </w:rPr>
+        <w:t>Results and Findings</w:t>
+      </w:r>
+    </w:p>
+    <w:p>
+      <w:pPr>
+        <w:pStyle w:val="FigureCaption"/>
+        <w:jc w:val="both"/>
+      </w:pPr>
+      <w:r>
+        <w:rPr>
+          <w:rStyle w:val="Label"/>
+        </w:rPr>
+        <w:t>4</w:t>
+      </w:r>
+      <w:r>
+        <w:rPr>
+          <w:rStyle w:val="Label"/>
+          <w14:ligatures w14:val="standard"/>
+        </w:rPr>
+        <w:t>.1</w:t>
+      </w:r>
+      <w:r>
+        <w:t> </w:t>
+      </w:r>
+      <w:r>
+        <w:rPr>
+          <w:lang w:eastAsia="ja-JP"/>
+          <w14:ligatures w14:val="standard"/>
+        </w:rPr>
+        <w:t>Logistic Regression Model using Imbalanced Dataset</w:t>
       </w:r>
     </w:p>
     <w:p>
@@ -1689,7 +1500,7 @@
                     <pic:cNvPicPr/>
                   </pic:nvPicPr>
                   <pic:blipFill>
-                    <a:blip r:embed="rId16"/>
+                    <a:blip r:embed="rId17"/>
                     <a:stretch>
                       <a:fillRect/>
                     </a:stretch>
@@ -1715,6 +1526,105 @@
         <w:pStyle w:val="FigureCaption"/>
         <w:jc w:val="both"/>
         <w:rPr>
+          <w:lang w:eastAsia="ja-JP"/>
+          <w14:ligatures w14:val="standard"/>
+        </w:rPr>
+      </w:pPr>
+      <w:r>
+        <w:rPr>
+          <w:rStyle w:val="Label"/>
+          <w14:ligatures w14:val="standard"/>
+        </w:rPr>
+        <w:t>Figure 1:</w:t>
+      </w:r>
+      <w:r>
+        <w:rPr>
+          <w:lang w:eastAsia="ja-JP"/>
+          <w14:ligatures w14:val="standard"/>
+        </w:rPr>
+        <w:t xml:space="preserve"> </w:t>
+      </w:r>
+      <w:r>
+        <w:rPr>
+          <w:lang w:eastAsia="ja-JP"/>
+          <w14:ligatures w14:val="standard"/>
+        </w:rPr>
+        <w:t>Normalized Confusion Matrix of Logistic Regression Model using Imbalanced Dataset</w:t>
+      </w:r>
+    </w:p>
+    <w:p>
+      <w:pPr>
+        <w:pStyle w:val="FigureCaption"/>
+        <w:jc w:val="both"/>
+        <w:rPr>
+          <w:lang w:eastAsia="ja-JP"/>
+          <w14:ligatures w14:val="standard"/>
+        </w:rPr>
+      </w:pPr>
+    </w:p>
+    <w:p>
+      <w:pPr>
+        <w:pStyle w:val="FigureCaption"/>
+        <w:jc w:val="both"/>
+        <w:rPr>
+          <w:lang w:eastAsia="ja-JP"/>
+          <w14:ligatures w14:val="standard"/>
+        </w:rPr>
+      </w:pPr>
+      <w:r>
+        <w:rPr>
+          <w:rStyle w:val="Label"/>
+        </w:rPr>
+        <w:lastRenderedPageBreak/>
+        <w:t>4</w:t>
+      </w:r>
+      <w:r>
+        <w:rPr>
+          <w:rStyle w:val="Label"/>
+          <w14:ligatures w14:val="standard"/>
+        </w:rPr>
+        <w:t>.</w:t>
+      </w:r>
+      <w:r>
+        <w:rPr>
+          <w:rStyle w:val="Label"/>
+          <w14:ligatures w14:val="standard"/>
+        </w:rPr>
+        <w:t>2</w:t>
+      </w:r>
+      <w:r>
+        <w:t> </w:t>
+      </w:r>
+      <w:r>
+        <w:rPr>
+          <w:lang w:eastAsia="ja-JP"/>
+          <w14:ligatures w14:val="standard"/>
+        </w:rPr>
+        <w:t xml:space="preserve"> </w:t>
+      </w:r>
+      <w:r>
+        <w:rPr>
+          <w:lang w:eastAsia="ja-JP"/>
+          <w14:ligatures w14:val="standard"/>
+        </w:rPr>
+        <w:t>LIME Explanation of Logistic Regression Model using Imbalanced Dataset</w:t>
+      </w:r>
+    </w:p>
+    <w:p>
+      <w:pPr>
+        <w:pStyle w:val="FigureCaption"/>
+        <w:jc w:val="both"/>
+        <w:rPr>
+          <w:lang w:eastAsia="ja-JP"/>
+          <w14:ligatures w14:val="standard"/>
+        </w:rPr>
+      </w:pPr>
+    </w:p>
+    <w:p>
+      <w:pPr>
+        <w:pStyle w:val="FigureCaption"/>
+        <w:jc w:val="both"/>
+        <w:rPr>
           <w:b w:val="0"/>
           <w:lang w:eastAsia="ja-JP"/>
           <w14:ligatures w14:val="standard"/>
@@ -1722,10 +1632,89 @@
       </w:pPr>
       <w:r>
         <w:rPr>
+          <w:noProof/>
+          <w:lang w:eastAsia="ja-JP"/>
+          <w14:ligatures w14:val="standard"/>
+        </w:rPr>
+        <w:drawing>
+          <wp:inline distT="0" distB="0" distL="0" distR="0" wp14:anchorId="45477860" wp14:editId="4DC88038">
+            <wp:extent cx="3048000" cy="626110"/>
+            <wp:effectExtent l="0" t="0" r="0" b="2540"/>
+            <wp:docPr id="505487296" name="Picture 1"/>
+            <wp:cNvGraphicFramePr>
+              <a:graphicFrameLocks xmlns:a="http://schemas.openxmlformats.org/drawingml/2006/main" noChangeAspect="1"/>
+            </wp:cNvGraphicFramePr>
+            <a:graphic xmlns:a="http://schemas.openxmlformats.org/drawingml/2006/main">
+              <a:graphicData uri="http://schemas.openxmlformats.org/drawingml/2006/picture">
+                <pic:pic xmlns:pic="http://schemas.openxmlformats.org/drawingml/2006/picture">
+                  <pic:nvPicPr>
+                    <pic:cNvPr id="0" name="Picture 2"/>
+                    <pic:cNvPicPr>
+                      <a:picLocks noChangeAspect="1" noChangeArrowheads="1"/>
+                    </pic:cNvPicPr>
+                  </pic:nvPicPr>
+                  <pic:blipFill>
+                    <a:blip r:embed="rId18">
+                      <a:extLst>
+                        <a:ext uri="{28A0092B-C50C-407E-A947-70E740481C1C}">
+                          <a14:useLocalDpi xmlns:a14="http://schemas.microsoft.com/office/drawing/2010/main" val="0"/>
+                        </a:ext>
+                      </a:extLst>
+                    </a:blip>
+                    <a:srcRect/>
+                    <a:stretch>
+                      <a:fillRect/>
+                    </a:stretch>
+                  </pic:blipFill>
+                  <pic:spPr bwMode="auto">
+                    <a:xfrm>
+                      <a:off x="0" y="0"/>
+                      <a:ext cx="3048000" cy="626110"/>
+                    </a:xfrm>
+                    <a:prstGeom prst="rect">
+                      <a:avLst/>
+                    </a:prstGeom>
+                    <a:noFill/>
+                    <a:ln>
+                      <a:noFill/>
+                    </a:ln>
+                  </pic:spPr>
+                </pic:pic>
+              </a:graphicData>
+            </a:graphic>
+          </wp:inline>
+        </w:drawing>
+      </w:r>
+    </w:p>
+    <w:p>
+      <w:pPr>
+        <w:pStyle w:val="FigureCaption"/>
+        <w:jc w:val="both"/>
+        <w:rPr>
+          <w:lang w:eastAsia="ja-JP"/>
+          <w14:ligatures w14:val="standard"/>
+        </w:rPr>
+      </w:pPr>
+      <w:r>
+        <w:rPr>
           <w:rStyle w:val="Label"/>
           <w14:ligatures w14:val="standard"/>
         </w:rPr>
-        <w:t>Figure 1:</w:t>
+        <w:t xml:space="preserve">Figure </w:t>
+      </w:r>
+      <w:r>
+        <w:rPr>
+          <w:rStyle w:val="Label"/>
+          <w14:ligatures w14:val="standard"/>
+        </w:rPr>
+        <w:t>2</w:t>
+      </w:r>
+      <w:r>
+        <w:rPr>
+          <w:rStyle w:val="Label"/>
+          <w14:ligatures w14:val="standard"/>
+        </w:rPr>
+        <w:t>:</w:t>
       </w:r>
       <w:r>
         <w:rPr>
@@ -1739,17 +1728,104 @@
           <w:lang w:eastAsia="ja-JP"/>
           <w14:ligatures w14:val="standard"/>
         </w:rPr>
-        <w:t>Normalized Confusion Matrix of Logistic Regression Model using Imbalanced Dataset</w:t>
+        <w:t>LIME Explanation</w:t>
+      </w:r>
+      <w:r>
+        <w:rPr>
+          <w:lang w:eastAsia="ja-JP"/>
+          <w14:ligatures w14:val="standard"/>
+        </w:rPr>
+        <w:t xml:space="preserve"> of Logistic Regression Model using Imbalanced Dataset</w:t>
+      </w:r>
+    </w:p>
+    <w:p>
+      <w:pPr>
+        <w:pStyle w:val="FigureCaption"/>
+        <w:jc w:val="both"/>
+        <w:rPr>
+          <w:lang w:eastAsia="ja-JP"/>
+          <w14:ligatures w14:val="standard"/>
+        </w:rPr>
+      </w:pPr>
+    </w:p>
+    <w:p>
+      <w:pPr>
+        <w:pStyle w:val="FigureCaption"/>
+        <w:jc w:val="both"/>
+        <w:rPr>
+          <w:lang w:eastAsia="ja-JP"/>
+          <w14:ligatures w14:val="standard"/>
+        </w:rPr>
+      </w:pPr>
+    </w:p>
+    <w:p>
+      <w:pPr>
+        <w:pStyle w:val="FigureCaption"/>
+        <w:jc w:val="both"/>
+        <w:rPr>
+          <w:lang w:eastAsia="ja-JP"/>
+          <w14:ligatures w14:val="standard"/>
+        </w:rPr>
+      </w:pPr>
+    </w:p>
+    <w:p>
+      <w:pPr>
+        <w:pStyle w:val="FigureCaption"/>
+        <w:jc w:val="both"/>
+        <w:rPr>
+          <w:b w:val="0"/>
+          <w:lang w:eastAsia="ja-JP"/>
+          <w14:ligatures w14:val="standard"/>
+        </w:rPr>
+      </w:pPr>
+      <w:r>
+        <w:rPr>
+          <w:rStyle w:val="Label"/>
+        </w:rPr>
+        <w:t>4</w:t>
+      </w:r>
+      <w:r>
+        <w:rPr>
+          <w:rStyle w:val="Label"/>
+          <w14:ligatures w14:val="standard"/>
+        </w:rPr>
+        <w:t>.</w:t>
+      </w:r>
+      <w:r>
+        <w:rPr>
+          <w:rStyle w:val="Label"/>
+          <w14:ligatures w14:val="standard"/>
+        </w:rPr>
+        <w:t>3</w:t>
+      </w:r>
+      <w:r>
+        <w:t> </w:t>
+      </w:r>
+      <w:r>
+        <w:rPr>
+          <w:lang w:eastAsia="ja-JP"/>
+          <w14:ligatures w14:val="standard"/>
+        </w:rPr>
+        <w:t xml:space="preserve">Logistic Regression Model using </w:t>
+      </w:r>
+      <w:r>
+        <w:rPr>
+          <w:lang w:eastAsia="ja-JP"/>
+          <w14:ligatures w14:val="standard"/>
+        </w:rPr>
+        <w:t>B</w:t>
+      </w:r>
+      <w:r>
+        <w:rPr>
+          <w:lang w:eastAsia="ja-JP"/>
+          <w14:ligatures w14:val="standard"/>
+        </w:rPr>
+        <w:t>alanced Dataset</w:t>
       </w:r>
     </w:p>
     <w:p>
       <w:pPr>
         <w:pStyle w:val="Para"/>
-        <w:jc w:val="both"/>
-        <w:rPr>
-          <w:lang w:eastAsia="ja-JP"/>
-          <w14:ligatures w14:val="standard"/>
-        </w:rPr>
       </w:pPr>
     </w:p>
     <w:p>
@@ -1780,7 +1856,7 @@
                     <pic:cNvPicPr/>
                   </pic:nvPicPr>
                   <pic:blipFill>
-                    <a:blip r:embed="rId17"/>
+                    <a:blip r:embed="rId19"/>
                     <a:stretch>
                       <a:fillRect/>
                     </a:stretch>
@@ -1822,7 +1898,7 @@
           <w:rStyle w:val="Label"/>
           <w14:ligatures w14:val="standard"/>
         </w:rPr>
-        <w:t>2</w:t>
+        <w:t>3</w:t>
       </w:r>
       <w:r>
         <w:rPr>
@@ -1843,13 +1919,80 @@
           <w:lang w:eastAsia="ja-JP"/>
           <w14:ligatures w14:val="standard"/>
         </w:rPr>
-        <w:t xml:space="preserve">Normalized Confusion Matrix of Logistic Regression Model using </w:t>
-      </w:r>
-      <w:r>
+        <w:t>Normalized Confusion Matrix of Logistic Regression Model using Balanced Dataset</w:t>
+      </w:r>
+    </w:p>
+    <w:p>
+      <w:pPr>
+        <w:pStyle w:val="FigureCaption"/>
+        <w:jc w:val="both"/>
         <w:rPr>
           <w:lang w:eastAsia="ja-JP"/>
           <w14:ligatures w14:val="standard"/>
         </w:rPr>
+      </w:pPr>
+    </w:p>
+    <w:p>
+      <w:pPr>
+        <w:pStyle w:val="FigureCaption"/>
+        <w:jc w:val="both"/>
+        <w:rPr>
+          <w:lang w:eastAsia="ja-JP"/>
+          <w14:ligatures w14:val="standard"/>
+        </w:rPr>
+      </w:pPr>
+    </w:p>
+    <w:p>
+      <w:pPr>
+        <w:pStyle w:val="FigureCaption"/>
+        <w:jc w:val="both"/>
+        <w:rPr>
+          <w:lang w:eastAsia="ja-JP"/>
+          <w14:ligatures w14:val="standard"/>
+        </w:rPr>
+      </w:pPr>
+      <w:r>
+        <w:rPr>
+          <w:rStyle w:val="Label"/>
+        </w:rPr>
+        <w:t>4</w:t>
+      </w:r>
+      <w:r>
+        <w:rPr>
+          <w:rStyle w:val="Label"/>
+          <w14:ligatures w14:val="standard"/>
+        </w:rPr>
+        <w:t>.</w:t>
+      </w:r>
+      <w:r>
+        <w:rPr>
+          <w:rStyle w:val="Label"/>
+          <w14:ligatures w14:val="standard"/>
+        </w:rPr>
+        <w:t>4</w:t>
+      </w:r>
+      <w:r>
+        <w:t> </w:t>
+      </w:r>
+      <w:r>
+        <w:rPr>
+          <w:lang w:eastAsia="ja-JP"/>
+          <w14:ligatures w14:val="standard"/>
+        </w:rPr>
+        <w:t xml:space="preserve"> </w:t>
+      </w:r>
+      <w:r>
+        <w:rPr>
+          <w:lang w:eastAsia="ja-JP"/>
+          <w14:ligatures w14:val="standard"/>
+        </w:rPr>
+        <w:t xml:space="preserve">LIME Explanation of Logistic Regression Model using </w:t>
+      </w:r>
+      <w:r>
+        <w:rPr>
+          <w:lang w:eastAsia="ja-JP"/>
+          <w14:ligatures w14:val="standard"/>
+        </w:rPr>
         <w:t>B</w:t>
       </w:r>
       <w:r>
@@ -1862,12 +2005,198 @@
     </w:p>
     <w:p>
       <w:pPr>
+        <w:pStyle w:val="FigureCaption"/>
+        <w:jc w:val="both"/>
+        <w:rPr>
+          <w:lang w:eastAsia="ja-JP"/>
+          <w14:ligatures w14:val="standard"/>
+        </w:rPr>
+      </w:pPr>
+    </w:p>
+    <w:p>
+      <w:pPr>
+        <w:pStyle w:val="FigureCaption"/>
+        <w:jc w:val="both"/>
+        <w:rPr>
+          <w:lang w:eastAsia="ja-JP"/>
+          <w14:ligatures w14:val="standard"/>
+        </w:rPr>
+      </w:pPr>
+      <w:r>
+        <w:rPr>
+          <w:noProof/>
+          <w:lang w:eastAsia="ja-JP"/>
+          <w14:ligatures w14:val="standard"/>
+        </w:rPr>
+        <w:drawing>
+          <wp:inline distT="0" distB="0" distL="0" distR="0" wp14:anchorId="335024B8" wp14:editId="5F63531D">
+            <wp:extent cx="3048000" cy="664845"/>
+            <wp:effectExtent l="0" t="0" r="0" b="1905"/>
+            <wp:docPr id="207363272" name="Picture 2"/>
+            <wp:cNvGraphicFramePr>
+              <a:graphicFrameLocks xmlns:a="http://schemas.openxmlformats.org/drawingml/2006/main" noChangeAspect="1"/>
+            </wp:cNvGraphicFramePr>
+            <a:graphic xmlns:a="http://schemas.openxmlformats.org/drawingml/2006/main">
+              <a:graphicData uri="http://schemas.openxmlformats.org/drawingml/2006/picture">
+                <pic:pic xmlns:pic="http://schemas.openxmlformats.org/drawingml/2006/picture">
+                  <pic:nvPicPr>
+                    <pic:cNvPr id="0" name="Picture 3"/>
+                    <pic:cNvPicPr>
+                      <a:picLocks noChangeAspect="1" noChangeArrowheads="1"/>
+                    </pic:cNvPicPr>
+                  </pic:nvPicPr>
+                  <pic:blipFill>
+                    <a:blip r:embed="rId20">
+                      <a:extLst>
+                        <a:ext uri="{28A0092B-C50C-407E-A947-70E740481C1C}">
+                          <a14:useLocalDpi xmlns:a14="http://schemas.microsoft.com/office/drawing/2010/main" val="0"/>
+                        </a:ext>
+                      </a:extLst>
+                    </a:blip>
+                    <a:srcRect/>
+                    <a:stretch>
+                      <a:fillRect/>
+                    </a:stretch>
+                  </pic:blipFill>
+                  <pic:spPr bwMode="auto">
+                    <a:xfrm>
+                      <a:off x="0" y="0"/>
+                      <a:ext cx="3048000" cy="664845"/>
+                    </a:xfrm>
+                    <a:prstGeom prst="rect">
+                      <a:avLst/>
+                    </a:prstGeom>
+                    <a:noFill/>
+                    <a:ln>
+                      <a:noFill/>
+                    </a:ln>
+                  </pic:spPr>
+                </pic:pic>
+              </a:graphicData>
+            </a:graphic>
+          </wp:inline>
+        </w:drawing>
+      </w:r>
+    </w:p>
+    <w:p>
+      <w:pPr>
+        <w:pStyle w:val="FigureCaption"/>
+        <w:jc w:val="both"/>
+        <w:rPr>
+          <w:lang w:eastAsia="ja-JP"/>
+          <w14:ligatures w14:val="standard"/>
+        </w:rPr>
+      </w:pPr>
+      <w:r>
+        <w:rPr>
+          <w:rStyle w:val="Label"/>
+          <w14:ligatures w14:val="standard"/>
+        </w:rPr>
+        <w:t xml:space="preserve">Figure </w:t>
+      </w:r>
+      <w:r>
+        <w:rPr>
+          <w:rStyle w:val="Label"/>
+          <w14:ligatures w14:val="standard"/>
+        </w:rPr>
+        <w:t>4</w:t>
+      </w:r>
+      <w:r>
+        <w:rPr>
+          <w:rStyle w:val="Label"/>
+          <w14:ligatures w14:val="standard"/>
+        </w:rPr>
+        <w:t>:</w:t>
+      </w:r>
+      <w:r>
+        <w:rPr>
+          <w:lang w:eastAsia="ja-JP"/>
+          <w14:ligatures w14:val="standard"/>
+        </w:rPr>
+        <w:t xml:space="preserve"> </w:t>
+      </w:r>
+      <w:r>
+        <w:rPr>
+          <w:lang w:eastAsia="ja-JP"/>
+          <w14:ligatures w14:val="standard"/>
+        </w:rPr>
+        <w:t xml:space="preserve">LIME Explanation of Logistic Regression Model using </w:t>
+      </w:r>
+      <w:r>
+        <w:rPr>
+          <w:lang w:eastAsia="ja-JP"/>
+          <w14:ligatures w14:val="standard"/>
+        </w:rPr>
+        <w:t>B</w:t>
+      </w:r>
+      <w:r>
+        <w:rPr>
+          <w:lang w:eastAsia="ja-JP"/>
+          <w14:ligatures w14:val="standard"/>
+        </w:rPr>
+        <w:t>alanced Dataset</w:t>
+      </w:r>
+    </w:p>
+    <w:p>
+      <w:pPr>
+        <w:pStyle w:val="FigureCaption"/>
+        <w:jc w:val="both"/>
+        <w:rPr>
+          <w:lang w:eastAsia="ja-JP"/>
+          <w14:ligatures w14:val="standard"/>
+        </w:rPr>
+      </w:pPr>
+    </w:p>
+    <w:p>
+      <w:pPr>
+        <w:pStyle w:val="FigureCaption"/>
+        <w:jc w:val="both"/>
+        <w:rPr>
+          <w:lang w:eastAsia="ja-JP"/>
+          <w14:ligatures w14:val="standard"/>
+        </w:rPr>
+      </w:pPr>
+      <w:r>
+        <w:rPr>
+          <w:rStyle w:val="Label"/>
+        </w:rPr>
+        <w:t>4</w:t>
+      </w:r>
+      <w:r>
+        <w:rPr>
+          <w:rStyle w:val="Label"/>
+          <w14:ligatures w14:val="standard"/>
+        </w:rPr>
+        <w:t>.</w:t>
+      </w:r>
+      <w:r>
+        <w:rPr>
+          <w:rStyle w:val="Label"/>
+          <w14:ligatures w14:val="standard"/>
+        </w:rPr>
+        <w:t>5</w:t>
+      </w:r>
+      <w:r>
+        <w:t> </w:t>
+      </w:r>
+      <w:r>
+        <w:rPr>
+          <w:lang w:eastAsia="ja-JP"/>
+          <w14:ligatures w14:val="standard"/>
+        </w:rPr>
+        <w:t xml:space="preserve"> </w:t>
+      </w:r>
+      <w:r>
+        <w:rPr>
+          <w:lang w:eastAsia="ja-JP"/>
+          <w14:ligatures w14:val="standard"/>
+        </w:rPr>
+        <w:t>Comparison of Precision-Recall Curve using Imbalanced Data versus Balanced Data</w:t>
+      </w:r>
+    </w:p>
+    <w:p>
+      <w:pPr>
         <w:pStyle w:val="Para"/>
-        <w:jc w:val="both"/>
-        <w:rPr>
-          <w:lang w:eastAsia="ja-JP"/>
-          <w14:ligatures w14:val="standard"/>
-        </w:rPr>
       </w:pPr>
     </w:p>
     <w:p>
@@ -1898,7 +2227,7 @@
                     <pic:cNvPicPr/>
                   </pic:nvPicPr>
                   <pic:blipFill>
-                    <a:blip r:embed="rId18"/>
+                    <a:blip r:embed="rId21"/>
                     <a:stretch>
                       <a:fillRect/>
                     </a:stretch>
@@ -1940,7 +2269,7 @@
           <w:rStyle w:val="Label"/>
           <w14:ligatures w14:val="standard"/>
         </w:rPr>
-        <w:t>3</w:t>
+        <w:t>5</w:t>
       </w:r>
       <w:r>
         <w:rPr>
@@ -1961,118 +2290,142 @@
           <w:lang w:eastAsia="ja-JP"/>
           <w14:ligatures w14:val="standard"/>
         </w:rPr>
-        <w:t>Comparison of Precision-Recall Curve</w:t>
-      </w:r>
-      <w:r>
-        <w:rPr>
-          <w:lang w:eastAsia="ja-JP"/>
-          <w14:ligatures w14:val="standard"/>
-        </w:rPr>
-        <w:t xml:space="preserve"> using </w:t>
-      </w:r>
-      <w:r>
-        <w:rPr>
-          <w:lang w:eastAsia="ja-JP"/>
-          <w14:ligatures w14:val="standard"/>
-        </w:rPr>
-        <w:t>Imb</w:t>
-      </w:r>
-      <w:r>
-        <w:rPr>
-          <w:lang w:eastAsia="ja-JP"/>
-          <w14:ligatures w14:val="standard"/>
-        </w:rPr>
-        <w:t>alanced Data</w:t>
-      </w:r>
-      <w:r>
-        <w:rPr>
-          <w:lang w:eastAsia="ja-JP"/>
-          <w14:ligatures w14:val="standard"/>
-        </w:rPr>
-        <w:t xml:space="preserve"> versus Balanced Data</w:t>
-      </w:r>
-    </w:p>
-    <w:p>
-      <w:pPr>
-        <w:pStyle w:val="FigureCaption"/>
-        <w:jc w:val="both"/>
-        <w:rPr>
-          <w:b w:val="0"/>
-          <w:lang w:eastAsia="ja-JP"/>
-          <w14:ligatures w14:val="standard"/>
-        </w:rPr>
-      </w:pPr>
-    </w:p>
-    <w:p>
-      <w:pPr>
-        <w:pStyle w:val="Head2"/>
-        <w:rPr>
-          <w14:ligatures w14:val="standard"/>
-        </w:rPr>
-      </w:pPr>
-      <w:r>
-        <w:rPr>
-          <w:rStyle w:val="Label"/>
-          <w14:ligatures w14:val="standard"/>
-        </w:rPr>
-        <w:t>1</w:t>
-      </w:r>
-      <w:r>
-        <w:rPr>
-          <w:rStyle w:val="Label"/>
-          <w14:ligatures w14:val="standard"/>
-        </w:rPr>
-        <w:t>.1</w:t>
-      </w:r>
-      <w:r>
-        <w:rPr>
-          <w14:ligatures w14:val="standard"/>
-        </w:rPr>
-        <w:t> </w:t>
-      </w:r>
-      <w:r>
-        <w:rPr>
-          <w14:ligatures w14:val="standard"/>
-        </w:rPr>
-        <w:t>Heading Level 2</w:t>
-      </w:r>
-    </w:p>
-    <w:p>
-      <w:pPr>
-        <w:pStyle w:val="Para"/>
-        <w:ind w:firstLine="0"/>
-        <w:jc w:val="both"/>
-        <w:rPr>
-          <w14:ligatures w14:val="standard"/>
-        </w:rPr>
-      </w:pPr>
-      <w:r>
+        <w:t>Comparison of Precision-Recall Curve using Imbalanced Data versus Balanced Data</w:t>
+      </w:r>
+    </w:p>
+    <w:p>
+      <w:pPr>
+        <w:pStyle w:val="AckHead"/>
+        <w:rPr>
+          <w14:ligatures w14:val="standard"/>
+        </w:rPr>
+      </w:pPr>
+    </w:p>
+    <w:p>
+      <w:pPr>
+        <w:pStyle w:val="AckHead"/>
+        <w:rPr>
+          <w14:ligatures w14:val="standard"/>
+        </w:rPr>
+      </w:pPr>
+      <w:r>
+        <w:rPr>
+          <w14:ligatures w14:val="standard"/>
+        </w:rPr>
+        <w:t>ACKNOWLEDGMENTS</w:t>
+      </w:r>
+    </w:p>
+    <w:p>
+      <w:pPr>
+        <w:pStyle w:val="AckPara"/>
         <w:rPr>
           <w:lang w:eastAsia="it-IT"/>
           <w14:ligatures w14:val="standard"/>
         </w:rPr>
-        <w:lastRenderedPageBreak/>
-        <w:t xml:space="preserve">In </w:t>
-      </w:r>
+      </w:pPr>
       <w:r>
         <w:rPr>
           <w:lang w:eastAsia="it-IT"/>
           <w14:ligatures w14:val="standard"/>
         </w:rPr>
-        <w:t xml:space="preserve">the </w:t>
+        <w:t xml:space="preserve">I </w:t>
       </w:r>
       <w:r>
         <w:rPr>
           <w:lang w:eastAsia="it-IT"/>
           <w14:ligatures w14:val="standard"/>
         </w:rPr>
-        <w:t>below paragraph,</w:t>
+        <w:t xml:space="preserve">would like to express </w:t>
       </w:r>
       <w:r>
         <w:rPr>
           <w:lang w:eastAsia="it-IT"/>
           <w14:ligatures w14:val="standard"/>
         </w:rPr>
+        <w:t>my</w:t>
+      </w:r>
+      <w:r>
+        <w:rPr>
+          <w:lang w:eastAsia="it-IT"/>
+          <w14:ligatures w14:val="standard"/>
+        </w:rPr>
+        <w:t xml:space="preserve"> gratitude to </w:t>
+      </w:r>
+      <w:r>
+        <w:rPr>
+          <w:lang w:eastAsia="it-IT"/>
+          <w14:ligatures w14:val="standard"/>
+        </w:rPr>
+        <w:t>all</w:t>
+      </w:r>
+      <w:r>
+        <w:rPr>
+          <w:lang w:eastAsia="it-IT"/>
+          <w14:ligatures w14:val="standard"/>
+        </w:rPr>
+        <w:t xml:space="preserve"> mentors and advisors </w:t>
+      </w:r>
+      <w:r>
+        <w:rPr>
+          <w:lang w:eastAsia="it-IT"/>
+          <w14:ligatures w14:val="standard"/>
+        </w:rPr>
+        <w:t xml:space="preserve">in University of Hull </w:t>
+      </w:r>
+      <w:r>
+        <w:rPr>
+          <w:lang w:eastAsia="it-IT"/>
+          <w14:ligatures w14:val="standard"/>
+        </w:rPr>
+        <w:t>for their guidance throug</w:t>
+      </w:r>
+      <w:r>
+        <w:rPr>
+          <w:lang w:eastAsia="it-IT"/>
+          <w14:ligatures w14:val="standard"/>
+        </w:rPr>
+        <w:t xml:space="preserve">h </w:t>
+      </w:r>
+      <w:r>
+        <w:rPr>
+          <w:lang w:eastAsia="it-IT"/>
+          <w14:ligatures w14:val="standard"/>
+        </w:rPr>
+        <w:t xml:space="preserve">the development of this research. </w:t>
+      </w:r>
+      <w:r>
+        <w:rPr>
+          <w:lang w:eastAsia="it-IT"/>
+          <w14:ligatures w14:val="standard"/>
+        </w:rPr>
+        <w:t>I</w:t>
+      </w:r>
+      <w:r>
+        <w:rPr>
+          <w:lang w:eastAsia="it-IT"/>
+          <w14:ligatures w14:val="standard"/>
+        </w:rPr>
+        <w:t xml:space="preserve"> also wish to thank </w:t>
+      </w:r>
+      <w:r>
+        <w:rPr>
+          <w:lang w:eastAsia="it-IT"/>
+          <w14:ligatures w14:val="standard"/>
+        </w:rPr>
+        <w:t>my</w:t>
+      </w:r>
+      <w:r>
+        <w:rPr>
+          <w:lang w:eastAsia="it-IT"/>
+          <w14:ligatures w14:val="standard"/>
+        </w:rPr>
+        <w:t xml:space="preserve"> colleagues at the University of Hull for their</w:t>
+      </w:r>
+      <w:r>
+        <w:rPr>
+          <w:lang w:eastAsia="it-IT"/>
+          <w14:ligatures w14:val="standard"/>
+        </w:rPr>
         <w:t xml:space="preserve"> </w:t>
       </w:r>
       <w:r>
@@ -2080,1064 +2433,84 @@
           <w:lang w:eastAsia="it-IT"/>
           <w14:ligatures w14:val="standard"/>
         </w:rPr>
-        <w:t xml:space="preserve">it </w:t>
+        <w:t xml:space="preserve">support, which </w:t>
       </w:r>
       <w:r>
         <w:rPr>
           <w:lang w:eastAsia="it-IT"/>
           <w14:ligatures w14:val="standard"/>
         </w:rPr>
-        <w:t>is explain</w:t>
+        <w:t>really</w:t>
       </w:r>
       <w:r>
         <w:rPr>
           <w:lang w:eastAsia="it-IT"/>
           <w14:ligatures w14:val="standard"/>
         </w:rPr>
-        <w:t>ed</w:t>
+        <w:t xml:space="preserve"> improved the quality of </w:t>
       </w:r>
       <w:r>
         <w:rPr>
           <w:lang w:eastAsia="it-IT"/>
           <w14:ligatures w14:val="standard"/>
         </w:rPr>
-        <w:t xml:space="preserve"> how alt-txt value </w:t>
+        <w:t>this</w:t>
       </w:r>
       <w:r>
         <w:rPr>
           <w:lang w:eastAsia="it-IT"/>
           <w14:ligatures w14:val="standard"/>
         </w:rPr>
-        <w:t xml:space="preserve">is placed </w:t>
+        <w:t xml:space="preserve"> work. Special thanks go to </w:t>
       </w:r>
       <w:r>
         <w:rPr>
           <w:lang w:eastAsia="it-IT"/>
           <w14:ligatures w14:val="standard"/>
         </w:rPr>
-        <w:t xml:space="preserve">in </w:t>
-      </w:r>
-      <w:r>
-        <w:rPr>
-          <w:b/>
+        <w:t>my</w:t>
+      </w:r>
+      <w:r>
+        <w:rPr>
           <w:lang w:eastAsia="it-IT"/>
           <w14:ligatures w14:val="standard"/>
         </w:rPr>
-        <w:t>MS</w:t>
-      </w:r>
-      <w:r>
-        <w:rPr>
-          <w:b/>
+        <w:t xml:space="preserve"> families and friends for their understanding during this research. </w:t>
+      </w:r>
+      <w:r>
+        <w:rPr>
           <w:lang w:eastAsia="it-IT"/>
           <w14:ligatures w14:val="standard"/>
         </w:rPr>
-        <w:t xml:space="preserve"> </w:t>
-      </w:r>
-      <w:r>
-        <w:rPr>
-          <w:b/>
+        <w:t xml:space="preserve">Thank you </w:t>
+      </w:r>
+      <w:r>
+        <w:rPr>
           <w:lang w:eastAsia="it-IT"/>
           <w14:ligatures w14:val="standard"/>
         </w:rPr>
-        <w:t>Word</w:t>
-      </w:r>
-      <w:r>
-        <w:rPr>
-          <w:b/>
+        <w:t xml:space="preserve">for inspiring </w:t>
+      </w:r>
+      <w:r>
+        <w:rPr>
           <w:lang w:eastAsia="it-IT"/>
           <w14:ligatures w14:val="standard"/>
         </w:rPr>
-        <w:t xml:space="preserve"> 2010</w:t>
+        <w:t>me</w:t>
       </w:r>
       <w:r>
         <w:rPr>
           <w:lang w:eastAsia="it-IT"/>
           <w14:ligatures w14:val="standard"/>
         </w:rPr>
-        <w:t xml:space="preserve">. </w:t>
-      </w:r>
-      <w:r>
-        <w:rPr>
-          <w14:ligatures w14:val="standard"/>
-        </w:rPr>
-        <w:t>To add alternative text to a picture in Word 2010, follow these steps:</w:t>
-      </w:r>
-    </w:p>
-    <w:p>
-      <w:pPr>
-        <w:pStyle w:val="ListParagraph"/>
-        <w:numPr>
-          <w:ilvl w:val="0"/>
-          <w:numId w:val="30"/>
-        </w:numPr>
-        <w:shd w:val="clear" w:color="auto" w:fill="FFFFFF"/>
-        <w:spacing w:before="100" w:beforeAutospacing="1" w:after="100" w:afterAutospacing="1" w:line="240" w:lineRule="auto"/>
-        <w:rPr>
-          <w14:ligatures w14:val="standard"/>
-        </w:rPr>
-      </w:pPr>
-      <w:r>
-        <w:rPr>
-          <w14:ligatures w14:val="standard"/>
-        </w:rPr>
-        <w:t>In a Word 2010 document, insert a picture.</w:t>
-      </w:r>
-    </w:p>
-    <w:p>
-      <w:pPr>
-        <w:pStyle w:val="ListParagraph"/>
-        <w:numPr>
-          <w:ilvl w:val="0"/>
-          <w:numId w:val="30"/>
-        </w:numPr>
-        <w:shd w:val="clear" w:color="auto" w:fill="FFFFFF"/>
-        <w:spacing w:before="100" w:beforeAutospacing="1" w:after="100" w:afterAutospacing="1" w:line="240" w:lineRule="auto"/>
-        <w:rPr>
-          <w14:ligatures w14:val="standard"/>
-        </w:rPr>
-      </w:pPr>
-      <w:r>
-        <w:rPr>
-          <w14:ligatures w14:val="standard"/>
-        </w:rPr>
-        <w:t>Right c</w:t>
-      </w:r>
-      <w:r>
-        <w:rPr>
-          <w14:ligatures w14:val="standard"/>
-        </w:rPr>
-        <w:t xml:space="preserve">lick </w:t>
-      </w:r>
-      <w:r>
-        <w:rPr>
-          <w14:ligatures w14:val="standard"/>
-        </w:rPr>
-        <w:t xml:space="preserve">on the inserted picture and select </w:t>
-      </w:r>
-      <w:r>
-        <w:rPr>
-          <w14:ligatures w14:val="standard"/>
-        </w:rPr>
-        <w:t>the</w:t>
-      </w:r>
-      <w:r>
-        <w:rPr>
-          <w14:ligatures w14:val="standard"/>
-        </w:rPr>
-        <w:t xml:space="preserve"> </w:t>
-      </w:r>
-      <w:r>
-        <w:rPr>
-          <w:b/>
-          <w14:ligatures w14:val="standard"/>
-        </w:rPr>
-        <w:t>Format Picture</w:t>
-      </w:r>
-      <w:r>
-        <w:rPr>
-          <w14:ligatures w14:val="standard"/>
-        </w:rPr>
-        <w:t xml:space="preserve"> option</w:t>
-      </w:r>
-      <w:r>
-        <w:rPr>
-          <w14:ligatures w14:val="standard"/>
-        </w:rPr>
-        <w:t>.</w:t>
-      </w:r>
-    </w:p>
-    <w:p>
-      <w:pPr>
-        <w:pStyle w:val="ListParagraph"/>
-        <w:numPr>
-          <w:ilvl w:val="0"/>
-          <w:numId w:val="30"/>
-        </w:numPr>
-        <w:shd w:val="clear" w:color="auto" w:fill="FFFFFF"/>
-        <w:spacing w:before="100" w:beforeAutospacing="1" w:after="100" w:afterAutospacing="1" w:line="240" w:lineRule="auto"/>
-        <w:rPr>
-          <w14:ligatures w14:val="standard"/>
-        </w:rPr>
-      </w:pPr>
-      <w:r>
-        <w:rPr>
-          <w14:ligatures w14:val="standard"/>
-        </w:rPr>
-        <w:t xml:space="preserve">Select </w:t>
-      </w:r>
-      <w:r>
-        <w:rPr>
-          <w14:ligatures w14:val="standard"/>
-        </w:rPr>
-        <w:t xml:space="preserve">the </w:t>
-      </w:r>
-      <w:r>
-        <w:rPr>
-          <w:b/>
-          <w14:ligatures w14:val="standard"/>
-        </w:rPr>
-        <w:t>Alt Txt</w:t>
-      </w:r>
-      <w:r>
-        <w:rPr>
-          <w14:ligatures w14:val="standard"/>
-        </w:rPr>
-        <w:t xml:space="preserve"> option from the left</w:t>
-      </w:r>
-      <w:r>
-        <w:rPr>
-          <w14:ligatures w14:val="standard"/>
-        </w:rPr>
-        <w:t>-</w:t>
-      </w:r>
-      <w:r>
-        <w:rPr>
-          <w14:ligatures w14:val="standard"/>
-        </w:rPr>
-        <w:t>side panel options.</w:t>
-      </w:r>
-    </w:p>
-    <w:p>
-      <w:pPr>
-        <w:pStyle w:val="ListParagraph"/>
-        <w:numPr>
-          <w:ilvl w:val="0"/>
-          <w:numId w:val="30"/>
-        </w:numPr>
-        <w:shd w:val="clear" w:color="auto" w:fill="FFFFFF"/>
-        <w:spacing w:before="100" w:beforeAutospacing="1" w:after="100" w:afterAutospacing="1" w:line="240" w:lineRule="auto"/>
-        <w:rPr>
-          <w14:ligatures w14:val="standard"/>
-        </w:rPr>
-      </w:pPr>
-      <w:r>
-        <w:rPr>
-          <w14:ligatures w14:val="standard"/>
-        </w:rPr>
-        <w:t xml:space="preserve">In the </w:t>
-      </w:r>
-      <w:r>
-        <w:rPr>
-          <w14:ligatures w14:val="standard"/>
-        </w:rPr>
-        <w:t>"</w:t>
-      </w:r>
-      <w:r>
-        <w:rPr>
-          <w14:ligatures w14:val="standard"/>
-        </w:rPr>
-        <w:t>Title:</w:t>
-      </w:r>
-      <w:r>
-        <w:rPr>
-          <w14:ligatures w14:val="standard"/>
-        </w:rPr>
-        <w:t>"</w:t>
-      </w:r>
-      <w:r>
-        <w:rPr>
-          <w14:ligatures w14:val="standard"/>
-        </w:rPr>
-        <w:t xml:space="preserve"> and </w:t>
-      </w:r>
-      <w:r>
-        <w:rPr>
-          <w14:ligatures w14:val="standard"/>
-        </w:rPr>
-        <w:t>"</w:t>
-      </w:r>
-      <w:r>
-        <w:rPr>
-          <w14:ligatures w14:val="standard"/>
-        </w:rPr>
-        <w:t>Description:</w:t>
-      </w:r>
-      <w:r>
-        <w:rPr>
-          <w14:ligatures w14:val="standard"/>
-        </w:rPr>
-        <w:t>"</w:t>
-      </w:r>
-      <w:r>
-        <w:rPr>
-          <w14:ligatures w14:val="standard"/>
-        </w:rPr>
-        <w:t xml:space="preserve"> text boxes</w:t>
-      </w:r>
-      <w:r>
-        <w:rPr>
-          <w14:ligatures w14:val="standard"/>
-        </w:rPr>
-        <w:t>,</w:t>
-      </w:r>
-      <w:r>
-        <w:rPr>
-          <w14:ligatures w14:val="standard"/>
-        </w:rPr>
-        <w:t xml:space="preserve"> type the text you want to represent the picture, and then click </w:t>
-      </w:r>
-      <w:r>
-        <w:rPr>
-          <w14:ligatures w14:val="standard"/>
-        </w:rPr>
-        <w:t>"</w:t>
-      </w:r>
-      <w:r>
-        <w:rPr>
-          <w14:ligatures w14:val="standard"/>
-        </w:rPr>
-        <w:t>Close</w:t>
-      </w:r>
-      <w:r>
-        <w:rPr>
-          <w14:ligatures w14:val="standard"/>
-        </w:rPr>
-        <w:t>"</w:t>
-      </w:r>
-      <w:r>
-        <w:rPr>
-          <w14:ligatures w14:val="standard"/>
-        </w:rPr>
-        <w:t>.</w:t>
-      </w:r>
-    </w:p>
-    <w:p>
-      <w:pPr>
-        <w:pStyle w:val="Para"/>
-        <w:jc w:val="both"/>
-        <w:rPr>
-          <w14:ligatures w14:val="standard"/>
-        </w:rPr>
-      </w:pPr>
+        <w:t xml:space="preserve"> to contribute to the field of </w:t>
+      </w:r>
       <w:r>
         <w:rPr>
           <w:lang w:eastAsia="it-IT"/>
           <w14:ligatures w14:val="standard"/>
         </w:rPr>
-        <w:t xml:space="preserve">Below are steps to place alt-txt value in </w:t>
-      </w:r>
-      <w:r>
-        <w:rPr>
-          <w:b/>
-          <w:lang w:eastAsia="it-IT"/>
-          <w14:ligatures w14:val="standard"/>
-        </w:rPr>
-        <w:t>MS Word 201</w:t>
-      </w:r>
-      <w:r>
-        <w:rPr>
-          <w:b/>
-          <w:lang w:eastAsia="it-IT"/>
-          <w14:ligatures w14:val="standard"/>
-        </w:rPr>
-        <w:t>3</w:t>
-      </w:r>
-      <w:r>
-        <w:rPr>
-          <w:b/>
-          <w:lang w:eastAsia="it-IT"/>
-          <w14:ligatures w14:val="standard"/>
-        </w:rPr>
-        <w:t>/2016</w:t>
-      </w:r>
-      <w:r>
-        <w:rPr>
-          <w:lang w:eastAsia="it-IT"/>
-          <w14:ligatures w14:val="standard"/>
-        </w:rPr>
-        <w:t xml:space="preserve">. </w:t>
-      </w:r>
-      <w:r>
-        <w:rPr>
-          <w14:ligatures w14:val="standard"/>
-        </w:rPr>
-        <w:t>To add alternative text to a picture in Word 201</w:t>
-      </w:r>
-      <w:r>
-        <w:rPr>
-          <w14:ligatures w14:val="standard"/>
-        </w:rPr>
-        <w:t>3</w:t>
-      </w:r>
-      <w:r>
-        <w:rPr>
-          <w14:ligatures w14:val="standard"/>
-        </w:rPr>
-        <w:t>/2016</w:t>
-      </w:r>
-      <w:r>
-        <w:rPr>
-          <w14:ligatures w14:val="standard"/>
-        </w:rPr>
-        <w:t>, follow these steps:</w:t>
-      </w:r>
-    </w:p>
-    <w:p>
-      <w:pPr>
-        <w:pStyle w:val="ListParagraph"/>
-        <w:numPr>
-          <w:ilvl w:val="0"/>
-          <w:numId w:val="31"/>
-        </w:numPr>
-        <w:shd w:val="clear" w:color="auto" w:fill="FFFFFF"/>
-        <w:spacing w:before="100" w:beforeAutospacing="1" w:after="100" w:afterAutospacing="1" w:line="240" w:lineRule="auto"/>
-        <w:rPr>
-          <w14:ligatures w14:val="standard"/>
-        </w:rPr>
-      </w:pPr>
-      <w:r>
-        <w:rPr>
-          <w14:ligatures w14:val="standard"/>
-        </w:rPr>
-        <w:t>In a Word 201</w:t>
-      </w:r>
-      <w:r>
-        <w:rPr>
-          <w14:ligatures w14:val="standard"/>
-        </w:rPr>
-        <w:t>3</w:t>
-      </w:r>
-      <w:r>
-        <w:rPr>
-          <w14:ligatures w14:val="standard"/>
-        </w:rPr>
-        <w:t>/2016</w:t>
-      </w:r>
-      <w:r>
-        <w:rPr>
-          <w14:ligatures w14:val="standard"/>
-        </w:rPr>
-        <w:t xml:space="preserve"> document, insert a picture.</w:t>
-      </w:r>
-    </w:p>
-    <w:p>
-      <w:pPr>
-        <w:pStyle w:val="ListParagraph"/>
-        <w:numPr>
-          <w:ilvl w:val="0"/>
-          <w:numId w:val="31"/>
-        </w:numPr>
-        <w:shd w:val="clear" w:color="auto" w:fill="FFFFFF"/>
-        <w:spacing w:before="100" w:beforeAutospacing="1" w:after="100" w:afterAutospacing="1" w:line="240" w:lineRule="auto"/>
-        <w:rPr>
-          <w14:ligatures w14:val="standard"/>
-        </w:rPr>
-      </w:pPr>
-      <w:r>
-        <w:rPr>
-          <w14:ligatures w14:val="standard"/>
-        </w:rPr>
-        <w:t xml:space="preserve">Right click on the inserted picture and select </w:t>
-      </w:r>
-      <w:r>
-        <w:rPr>
-          <w14:ligatures w14:val="standard"/>
-        </w:rPr>
-        <w:t>the</w:t>
-      </w:r>
-      <w:r>
-        <w:rPr>
-          <w14:ligatures w14:val="standard"/>
-        </w:rPr>
-        <w:t xml:space="preserve"> </w:t>
-      </w:r>
-      <w:r>
-        <w:rPr>
-          <w:b/>
-          <w14:ligatures w14:val="standard"/>
-        </w:rPr>
-        <w:t>Format Picture</w:t>
-      </w:r>
-      <w:r>
-        <w:rPr>
-          <w14:ligatures w14:val="standard"/>
-        </w:rPr>
-        <w:t xml:space="preserve"> option</w:t>
-      </w:r>
-      <w:r>
-        <w:rPr>
-          <w14:ligatures w14:val="standard"/>
-        </w:rPr>
-        <w:t>.</w:t>
-      </w:r>
-    </w:p>
-    <w:p>
-      <w:pPr>
-        <w:pStyle w:val="ListParagraph"/>
-        <w:numPr>
-          <w:ilvl w:val="0"/>
-          <w:numId w:val="31"/>
-        </w:numPr>
-        <w:shd w:val="clear" w:color="auto" w:fill="FFFFFF"/>
-        <w:spacing w:before="100" w:beforeAutospacing="1" w:after="100" w:afterAutospacing="1" w:line="240" w:lineRule="auto"/>
-        <w:rPr>
-          <w14:ligatures w14:val="standard"/>
-        </w:rPr>
-      </w:pPr>
-      <w:r>
-        <w:rPr>
-          <w14:ligatures w14:val="standard"/>
-        </w:rPr>
-        <w:t xml:space="preserve">In the settings at the right </w:t>
-      </w:r>
-      <w:r>
-        <w:rPr>
-          <w14:ligatures w14:val="standard"/>
-        </w:rPr>
-        <w:t xml:space="preserve">side </w:t>
-      </w:r>
-      <w:r>
-        <w:rPr>
-          <w14:ligatures w14:val="standard"/>
-        </w:rPr>
-        <w:t xml:space="preserve">of the window, click on the </w:t>
-      </w:r>
-      <w:r>
-        <w:rPr>
-          <w14:ligatures w14:val="standard"/>
-        </w:rPr>
-        <w:t>"</w:t>
-      </w:r>
-      <w:r>
-        <w:rPr>
-          <w14:ligatures w14:val="standard"/>
-        </w:rPr>
-        <w:t>Layout &amp; Properties</w:t>
-      </w:r>
-      <w:r>
-        <w:rPr>
-          <w14:ligatures w14:val="standard"/>
-        </w:rPr>
-        <w:t>"</w:t>
-      </w:r>
-      <w:r>
-        <w:rPr>
-          <w14:ligatures w14:val="standard"/>
-        </w:rPr>
-        <w:t xml:space="preserve"> icon (3rd option)</w:t>
-      </w:r>
-      <w:r>
-        <w:rPr>
-          <w14:ligatures w14:val="standard"/>
-        </w:rPr>
-        <w:t>.</w:t>
-      </w:r>
-      <w:r>
-        <w:rPr>
-          <w14:ligatures w14:val="standard"/>
-        </w:rPr>
-        <w:t xml:space="preserve"> </w:t>
-      </w:r>
-    </w:p>
-    <w:p>
-      <w:pPr>
-        <w:pStyle w:val="ListParagraph"/>
-        <w:numPr>
-          <w:ilvl w:val="0"/>
-          <w:numId w:val="31"/>
-        </w:numPr>
-        <w:shd w:val="clear" w:color="auto" w:fill="FFFFFF"/>
-        <w:spacing w:before="100" w:beforeAutospacing="1" w:after="100" w:afterAutospacing="1" w:line="240" w:lineRule="auto"/>
-        <w:rPr>
-          <w14:ligatures w14:val="standard"/>
-        </w:rPr>
-      </w:pPr>
-      <w:r>
-        <w:rPr>
-          <w14:ligatures w14:val="standard"/>
-        </w:rPr>
-        <w:t xml:space="preserve">Expand </w:t>
-      </w:r>
-      <w:r>
-        <w:rPr>
-          <w:b/>
-          <w14:ligatures w14:val="standard"/>
-        </w:rPr>
-        <w:t>Alt Txt</w:t>
-      </w:r>
-      <w:r>
-        <w:rPr>
-          <w14:ligatures w14:val="standard"/>
-        </w:rPr>
-        <w:t xml:space="preserve"> option.</w:t>
-      </w:r>
-    </w:p>
-    <w:p>
-      <w:pPr>
-        <w:pStyle w:val="ListParagraph"/>
-        <w:numPr>
-          <w:ilvl w:val="0"/>
-          <w:numId w:val="31"/>
-        </w:numPr>
-        <w:shd w:val="clear" w:color="auto" w:fill="FFFFFF"/>
-        <w:spacing w:before="100" w:beforeAutospacing="1" w:after="100" w:afterAutospacing="1" w:line="240" w:lineRule="auto"/>
-        <w:rPr>
-          <w14:ligatures w14:val="standard"/>
-        </w:rPr>
-      </w:pPr>
-      <w:r>
-        <w:rPr>
-          <w14:ligatures w14:val="standard"/>
-        </w:rPr>
-        <w:t xml:space="preserve">In the </w:t>
-      </w:r>
-      <w:r>
-        <w:rPr>
-          <w14:ligatures w14:val="standard"/>
-        </w:rPr>
-        <w:t>"</w:t>
-      </w:r>
-      <w:r>
-        <w:rPr>
-          <w14:ligatures w14:val="standard"/>
-        </w:rPr>
-        <w:t>Title:</w:t>
-      </w:r>
-      <w:r>
-        <w:rPr>
-          <w14:ligatures w14:val="standard"/>
-        </w:rPr>
-        <w:t>"</w:t>
-      </w:r>
-      <w:r>
-        <w:rPr>
-          <w14:ligatures w14:val="standard"/>
-        </w:rPr>
-        <w:t xml:space="preserve"> and </w:t>
-      </w:r>
-      <w:r>
-        <w:rPr>
-          <w14:ligatures w14:val="standard"/>
-        </w:rPr>
-        <w:t>"</w:t>
-      </w:r>
-      <w:r>
-        <w:rPr>
-          <w14:ligatures w14:val="standard"/>
-        </w:rPr>
-        <w:t>Description:</w:t>
-      </w:r>
-      <w:r>
-        <w:rPr>
-          <w14:ligatures w14:val="standard"/>
-        </w:rPr>
-        <w:t>"</w:t>
-      </w:r>
-      <w:r>
-        <w:rPr>
-          <w14:ligatures w14:val="standard"/>
-        </w:rPr>
-        <w:t xml:space="preserve"> text boxes</w:t>
-      </w:r>
-      <w:r>
-        <w:rPr>
-          <w14:ligatures w14:val="standard"/>
-        </w:rPr>
-        <w:t>,</w:t>
-      </w:r>
-      <w:r>
-        <w:rPr>
-          <w14:ligatures w14:val="standard"/>
-        </w:rPr>
-        <w:t xml:space="preserve"> type the text you want to represent the picture, and then click </w:t>
-      </w:r>
-      <w:r>
-        <w:rPr>
-          <w14:ligatures w14:val="standard"/>
-        </w:rPr>
-        <w:t>"</w:t>
-      </w:r>
-      <w:r>
-        <w:rPr>
-          <w14:ligatures w14:val="standard"/>
-        </w:rPr>
-        <w:t>Close</w:t>
-      </w:r>
-      <w:r>
-        <w:rPr>
-          <w14:ligatures w14:val="standard"/>
-        </w:rPr>
-        <w:t>"</w:t>
-      </w:r>
-      <w:r>
-        <w:rPr>
-          <w14:ligatures w14:val="standard"/>
-        </w:rPr>
-        <w:t>.</w:t>
-      </w:r>
-    </w:p>
-    <w:p>
-      <w:pPr>
-        <w:pStyle w:val="Para"/>
-        <w:jc w:val="both"/>
-        <w:rPr>
-          <w14:ligatures w14:val="standard"/>
-        </w:rPr>
-      </w:pPr>
-      <w:r>
-        <w:rPr>
-          <w:rFonts w:ascii="Linux Biolinum" w:hAnsi="Linux Biolinum" w:cs="Linux Biolinum"/>
-          <w:i/>
-          <w14:ligatures w14:val="standard"/>
-        </w:rPr>
-        <w:t>1.1</w:t>
-      </w:r>
-      <w:r>
-        <w:rPr>
-          <w:rStyle w:val="Label"/>
-          <w:rFonts w:cs="Linux Libertine"/>
-          <w:i/>
-          <w14:ligatures w14:val="standard"/>
-        </w:rPr>
-        <w:t>.1</w:t>
-      </w:r>
-      <w:r>
-        <w:rPr>
-          <w:rFonts w:ascii="Linux Biolinum" w:hAnsi="Linux Biolinum" w:cs="Linux Biolinum"/>
-          <w:i/>
-          <w14:ligatures w14:val="standard"/>
-        </w:rPr>
-        <w:t xml:space="preserve"> Heading Level 3. </w:t>
-      </w:r>
-      <w:r>
-        <w:rPr>
-          <w:lang w:eastAsia="it-IT"/>
-          <w14:ligatures w14:val="standard"/>
-        </w:rPr>
-        <w:t xml:space="preserve">Insert paragraph text </w:t>
-      </w:r>
-      <w:r>
-        <w:rPr>
-          <w14:ligatures w14:val="standard"/>
-        </w:rPr>
-        <w:t xml:space="preserve">here. </w:t>
-      </w:r>
-      <w:r>
-        <w:rPr>
-          <w:lang w:eastAsia="it-IT"/>
-          <w14:ligatures w14:val="standard"/>
-        </w:rPr>
-        <w:t xml:space="preserve">Insert paragraph text </w:t>
-      </w:r>
-      <w:r>
-        <w:rPr>
-          <w14:ligatures w14:val="standard"/>
-        </w:rPr>
-        <w:t xml:space="preserve">here. </w:t>
-      </w:r>
-      <w:r>
-        <w:rPr>
-          <w:lang w:eastAsia="it-IT"/>
-          <w14:ligatures w14:val="standard"/>
-        </w:rPr>
-        <w:t xml:space="preserve">Insert paragraph text </w:t>
-      </w:r>
-      <w:r>
-        <w:rPr>
-          <w14:ligatures w14:val="standard"/>
-        </w:rPr>
-        <w:t xml:space="preserve">here. </w:t>
-      </w:r>
-      <w:r>
-        <w:rPr>
-          <w:lang w:eastAsia="it-IT"/>
-          <w14:ligatures w14:val="standard"/>
-        </w:rPr>
-        <w:t xml:space="preserve">Insert paragraph text </w:t>
-      </w:r>
-      <w:r>
-        <w:rPr>
-          <w14:ligatures w14:val="standard"/>
-        </w:rPr>
-        <w:t xml:space="preserve">here. </w:t>
-      </w:r>
-      <w:r>
-        <w:rPr>
-          <w:lang w:eastAsia="it-IT"/>
-          <w14:ligatures w14:val="standard"/>
-        </w:rPr>
-        <w:t xml:space="preserve">Insert paragraph text </w:t>
-      </w:r>
-      <w:r>
-        <w:rPr>
-          <w14:ligatures w14:val="standard"/>
-        </w:rPr>
-        <w:t xml:space="preserve">here. </w:t>
-      </w:r>
-      <w:r>
-        <w:rPr>
-          <w:lang w:eastAsia="it-IT"/>
-          <w14:ligatures w14:val="standard"/>
-        </w:rPr>
-        <w:t xml:space="preserve">Insert paragraph text </w:t>
-      </w:r>
-      <w:r>
-        <w:rPr>
-          <w14:ligatures w14:val="standard"/>
-        </w:rPr>
-        <w:t xml:space="preserve">here. </w:t>
-      </w:r>
-      <w:r>
-        <w:rPr>
-          <w:lang w:eastAsia="it-IT"/>
-          <w14:ligatures w14:val="standard"/>
-        </w:rPr>
-        <w:t xml:space="preserve">Insert paragraph text </w:t>
-      </w:r>
-      <w:r>
-        <w:rPr>
-          <w14:ligatures w14:val="standard"/>
-        </w:rPr>
-        <w:t>here.</w:t>
-      </w:r>
-      <w:r>
-        <w:rPr>
-          <w14:ligatures w14:val="standard"/>
-        </w:rPr>
-        <w:t xml:space="preserve"> </w:t>
-      </w:r>
-      <w:r>
-        <w:rPr>
-          <w:lang w:eastAsia="it-IT"/>
-          <w14:ligatures w14:val="standard"/>
-        </w:rPr>
-        <w:t xml:space="preserve">Insert paragraph text </w:t>
-      </w:r>
-      <w:r>
-        <w:rPr>
-          <w14:ligatures w14:val="standard"/>
-        </w:rPr>
-        <w:t xml:space="preserve">here. </w:t>
-      </w:r>
-      <w:r>
-        <w:rPr>
-          <w:lang w:eastAsia="it-IT"/>
-          <w14:ligatures w14:val="standard"/>
-        </w:rPr>
-        <w:t xml:space="preserve">Insert paragraph text </w:t>
-      </w:r>
-      <w:r>
-        <w:rPr>
-          <w14:ligatures w14:val="standard"/>
-        </w:rPr>
-        <w:t xml:space="preserve">here. </w:t>
-      </w:r>
-      <w:r>
-        <w:rPr>
-          <w:lang w:eastAsia="it-IT"/>
-          <w14:ligatures w14:val="standard"/>
-        </w:rPr>
-        <w:t xml:space="preserve">Insert paragraph text </w:t>
-      </w:r>
-      <w:r>
-        <w:rPr>
-          <w14:ligatures w14:val="standard"/>
-        </w:rPr>
-        <w:t xml:space="preserve">here. </w:t>
-      </w:r>
-      <w:r>
-        <w:rPr>
-          <w:lang w:eastAsia="it-IT"/>
-          <w14:ligatures w14:val="standard"/>
-        </w:rPr>
-        <w:t xml:space="preserve">Insert paragraph text </w:t>
-      </w:r>
-      <w:r>
-        <w:rPr>
-          <w14:ligatures w14:val="standard"/>
-        </w:rPr>
-        <w:t>here.</w:t>
-      </w:r>
-    </w:p>
-    <w:p>
-      <w:pPr>
-        <w:pStyle w:val="Para"/>
-        <w:jc w:val="both"/>
-        <w:rPr>
-          <w:lang w:eastAsia="ja-JP"/>
-          <w14:ligatures w14:val="standard"/>
-        </w:rPr>
-      </w:pPr>
-      <w:r>
-        <w:rPr>
-          <w:rStyle w:val="Label"/>
-          <w:rFonts w:cs="Linux Libertine"/>
-          <w:i/>
-          <w14:ligatures w14:val="standard"/>
-        </w:rPr>
-        <w:t>1.1.1.1</w:t>
-      </w:r>
-      <w:r>
-        <w:rPr>
-          <w:rFonts w:cs="Linux Libertine"/>
-          <w:i/>
-          <w:sz w:val="20"/>
-          <w14:ligatures w14:val="standard"/>
-        </w:rPr>
-        <w:t xml:space="preserve"> Heading Level 4. </w:t>
-      </w:r>
-      <w:r>
-        <w:rPr>
-          <w:lang w:eastAsia="it-IT"/>
-          <w14:ligatures w14:val="standard"/>
-        </w:rPr>
-        <w:t xml:space="preserve">Insert paragraph text </w:t>
-      </w:r>
-      <w:r>
-        <w:rPr>
-          <w14:ligatures w14:val="standard"/>
-        </w:rPr>
-        <w:t xml:space="preserve">here. </w:t>
-      </w:r>
-      <w:r>
-        <w:rPr>
-          <w:lang w:eastAsia="it-IT"/>
-          <w14:ligatures w14:val="standard"/>
-        </w:rPr>
-        <w:t xml:space="preserve">Insert paragraph text </w:t>
-      </w:r>
-      <w:r>
-        <w:rPr>
-          <w14:ligatures w14:val="standard"/>
-        </w:rPr>
-        <w:t xml:space="preserve">here. </w:t>
-      </w:r>
-      <w:r>
-        <w:rPr>
-          <w:lang w:eastAsia="it-IT"/>
-          <w14:ligatures w14:val="standard"/>
-        </w:rPr>
-        <w:t xml:space="preserve">Insert paragraph text </w:t>
-      </w:r>
-      <w:r>
-        <w:rPr>
-          <w14:ligatures w14:val="standard"/>
-        </w:rPr>
-        <w:t xml:space="preserve">here. </w:t>
-      </w:r>
-      <w:r>
-        <w:rPr>
-          <w:lang w:eastAsia="it-IT"/>
-          <w14:ligatures w14:val="standard"/>
-        </w:rPr>
-        <w:t xml:space="preserve">Insert paragraph text </w:t>
-      </w:r>
-      <w:r>
-        <w:rPr>
-          <w14:ligatures w14:val="standard"/>
-        </w:rPr>
-        <w:t xml:space="preserve">here. </w:t>
-      </w:r>
-      <w:r>
-        <w:rPr>
-          <w:lang w:eastAsia="it-IT"/>
-          <w14:ligatures w14:val="standard"/>
-        </w:rPr>
-        <w:t xml:space="preserve">Insert paragraph text </w:t>
-      </w:r>
-      <w:r>
-        <w:rPr>
-          <w14:ligatures w14:val="standard"/>
-        </w:rPr>
-        <w:t xml:space="preserve">here. </w:t>
-      </w:r>
-      <w:r>
-        <w:rPr>
-          <w:lang w:eastAsia="it-IT"/>
-          <w14:ligatures w14:val="standard"/>
-        </w:rPr>
-        <w:t xml:space="preserve">Insert paragraph text </w:t>
-      </w:r>
-      <w:r>
-        <w:rPr>
-          <w14:ligatures w14:val="standard"/>
-        </w:rPr>
-        <w:t xml:space="preserve">here. </w:t>
-      </w:r>
-      <w:r>
-        <w:rPr>
-          <w:lang w:eastAsia="it-IT"/>
-          <w14:ligatures w14:val="standard"/>
-        </w:rPr>
-        <w:t xml:space="preserve">Insert paragraph text </w:t>
-      </w:r>
-      <w:r>
-        <w:rPr>
-          <w14:ligatures w14:val="standard"/>
-        </w:rPr>
-        <w:t>here.</w:t>
-      </w:r>
-      <w:r>
-        <w:rPr>
-          <w14:ligatures w14:val="standard"/>
-        </w:rPr>
-        <w:t xml:space="preserve"> </w:t>
-      </w:r>
-      <w:r>
-        <w:rPr>
-          <w:lang w:eastAsia="it-IT"/>
-          <w14:ligatures w14:val="standard"/>
-        </w:rPr>
-        <w:t xml:space="preserve">Insert paragraph text </w:t>
-      </w:r>
-      <w:r>
-        <w:rPr>
-          <w14:ligatures w14:val="standard"/>
-        </w:rPr>
-        <w:t xml:space="preserve">here. </w:t>
-      </w:r>
-      <w:r>
-        <w:rPr>
-          <w:lang w:eastAsia="it-IT"/>
-          <w14:ligatures w14:val="standard"/>
-        </w:rPr>
-        <w:t xml:space="preserve">Insert paragraph text </w:t>
-      </w:r>
-      <w:r>
-        <w:rPr>
-          <w14:ligatures w14:val="standard"/>
-        </w:rPr>
-        <w:t xml:space="preserve">here. </w:t>
-      </w:r>
-      <w:r>
-        <w:rPr>
-          <w:lang w:eastAsia="it-IT"/>
-          <w14:ligatures w14:val="standard"/>
-        </w:rPr>
-        <w:t xml:space="preserve">Insert paragraph text </w:t>
-      </w:r>
-      <w:r>
-        <w:rPr>
-          <w14:ligatures w14:val="standard"/>
-        </w:rPr>
-        <w:t xml:space="preserve">here. </w:t>
-      </w:r>
-      <w:r>
-        <w:rPr>
-          <w:lang w:eastAsia="it-IT"/>
-          <w14:ligatures w14:val="standard"/>
-        </w:rPr>
-        <w:t xml:space="preserve">Insert paragraph text </w:t>
-      </w:r>
-      <w:r>
-        <w:rPr>
-          <w14:ligatures w14:val="standard"/>
-        </w:rPr>
-        <w:t>here.</w:t>
-      </w:r>
-    </w:p>
-    <w:p>
-      <w:pPr>
-        <w:pStyle w:val="AckHead"/>
-        <w:rPr>
-          <w14:ligatures w14:val="standard"/>
-        </w:rPr>
-      </w:pPr>
-      <w:r>
-        <w:rPr>
-          <w14:ligatures w14:val="standard"/>
-        </w:rPr>
-        <w:t>ACKNOWLEDGMENTS</w:t>
+        <w:t>Responsible AI.</w:t>
       </w:r>
     </w:p>
     <w:p>
@@ -3147,195 +2520,6 @@
           <w14:ligatures w14:val="standard"/>
         </w:rPr>
       </w:pPr>
-      <w:r>
-        <w:rPr>
-          <w:lang w:eastAsia="it-IT"/>
-          <w14:ligatures w14:val="standard"/>
-        </w:rPr>
-        <w:t xml:space="preserve">I </w:t>
-      </w:r>
-      <w:r>
-        <w:rPr>
-          <w:lang w:eastAsia="it-IT"/>
-          <w14:ligatures w14:val="standard"/>
-        </w:rPr>
-        <w:t xml:space="preserve">would like to express </w:t>
-      </w:r>
-      <w:r>
-        <w:rPr>
-          <w:lang w:eastAsia="it-IT"/>
-          <w14:ligatures w14:val="standard"/>
-        </w:rPr>
-        <w:t>my</w:t>
-      </w:r>
-      <w:r>
-        <w:rPr>
-          <w:lang w:eastAsia="it-IT"/>
-          <w14:ligatures w14:val="standard"/>
-        </w:rPr>
-        <w:t xml:space="preserve"> gratitude to </w:t>
-      </w:r>
-      <w:r>
-        <w:rPr>
-          <w:lang w:eastAsia="it-IT"/>
-          <w14:ligatures w14:val="standard"/>
-        </w:rPr>
-        <w:t>all</w:t>
-      </w:r>
-      <w:r>
-        <w:rPr>
-          <w:lang w:eastAsia="it-IT"/>
-          <w14:ligatures w14:val="standard"/>
-        </w:rPr>
-        <w:t xml:space="preserve"> mentors and advisors </w:t>
-      </w:r>
-      <w:r>
-        <w:rPr>
-          <w:lang w:eastAsia="it-IT"/>
-          <w14:ligatures w14:val="standard"/>
-        </w:rPr>
-        <w:t xml:space="preserve">in University of Hull </w:t>
-      </w:r>
-      <w:r>
-        <w:rPr>
-          <w:lang w:eastAsia="it-IT"/>
-          <w14:ligatures w14:val="standard"/>
-        </w:rPr>
-        <w:t>for their guidance throug</w:t>
-      </w:r>
-      <w:r>
-        <w:rPr>
-          <w:lang w:eastAsia="it-IT"/>
-          <w14:ligatures w14:val="standard"/>
-        </w:rPr>
-        <w:t xml:space="preserve">h </w:t>
-      </w:r>
-      <w:r>
-        <w:rPr>
-          <w:lang w:eastAsia="it-IT"/>
-          <w14:ligatures w14:val="standard"/>
-        </w:rPr>
-        <w:t xml:space="preserve">the development of this research. </w:t>
-      </w:r>
-      <w:r>
-        <w:rPr>
-          <w:lang w:eastAsia="it-IT"/>
-          <w14:ligatures w14:val="standard"/>
-        </w:rPr>
-        <w:t>I</w:t>
-      </w:r>
-      <w:r>
-        <w:rPr>
-          <w:lang w:eastAsia="it-IT"/>
-          <w14:ligatures w14:val="standard"/>
-        </w:rPr>
-        <w:t xml:space="preserve"> also wish to thank </w:t>
-      </w:r>
-      <w:r>
-        <w:rPr>
-          <w:lang w:eastAsia="it-IT"/>
-          <w14:ligatures w14:val="standard"/>
-        </w:rPr>
-        <w:t>my</w:t>
-      </w:r>
-      <w:r>
-        <w:rPr>
-          <w:lang w:eastAsia="it-IT"/>
-          <w14:ligatures w14:val="standard"/>
-        </w:rPr>
-        <w:t xml:space="preserve"> colleagues at the University of Hull for their</w:t>
-      </w:r>
-      <w:r>
-        <w:rPr>
-          <w:lang w:eastAsia="it-IT"/>
-          <w14:ligatures w14:val="standard"/>
-        </w:rPr>
-        <w:t xml:space="preserve"> </w:t>
-      </w:r>
-      <w:r>
-        <w:rPr>
-          <w:lang w:eastAsia="it-IT"/>
-          <w14:ligatures w14:val="standard"/>
-        </w:rPr>
-        <w:t xml:space="preserve">support, which </w:t>
-      </w:r>
-      <w:r>
-        <w:rPr>
-          <w:lang w:eastAsia="it-IT"/>
-          <w14:ligatures w14:val="standard"/>
-        </w:rPr>
-        <w:t>really</w:t>
-      </w:r>
-      <w:r>
-        <w:rPr>
-          <w:lang w:eastAsia="it-IT"/>
-          <w14:ligatures w14:val="standard"/>
-        </w:rPr>
-        <w:t xml:space="preserve"> improved the quality of </w:t>
-      </w:r>
-      <w:r>
-        <w:rPr>
-          <w:lang w:eastAsia="it-IT"/>
-          <w14:ligatures w14:val="standard"/>
-        </w:rPr>
-        <w:t>this</w:t>
-      </w:r>
-      <w:r>
-        <w:rPr>
-          <w:lang w:eastAsia="it-IT"/>
-          <w14:ligatures w14:val="standard"/>
-        </w:rPr>
-        <w:t xml:space="preserve"> work. Special thanks go to </w:t>
-      </w:r>
-      <w:r>
-        <w:rPr>
-          <w:lang w:eastAsia="it-IT"/>
-          <w14:ligatures w14:val="standard"/>
-        </w:rPr>
-        <w:t>my</w:t>
-      </w:r>
-      <w:r>
-        <w:rPr>
-          <w:lang w:eastAsia="it-IT"/>
-          <w14:ligatures w14:val="standard"/>
-        </w:rPr>
-        <w:t xml:space="preserve"> families and friends for their understanding during this research. </w:t>
-      </w:r>
-      <w:r>
-        <w:rPr>
-          <w:lang w:eastAsia="it-IT"/>
-          <w14:ligatures w14:val="standard"/>
-        </w:rPr>
-        <w:t xml:space="preserve">Thank you </w:t>
-      </w:r>
-      <w:r>
-        <w:rPr>
-          <w:lang w:eastAsia="it-IT"/>
-          <w14:ligatures w14:val="standard"/>
-        </w:rPr>
-        <w:t xml:space="preserve">for inspiring </w:t>
-      </w:r>
-      <w:r>
-        <w:rPr>
-          <w:lang w:eastAsia="it-IT"/>
-          <w14:ligatures w14:val="standard"/>
-        </w:rPr>
-        <w:t>me</w:t>
-      </w:r>
-      <w:r>
-        <w:rPr>
-          <w:lang w:eastAsia="it-IT"/>
-          <w14:ligatures w14:val="standard"/>
-        </w:rPr>
-        <w:t xml:space="preserve"> to contribute to the field of </w:t>
-      </w:r>
-      <w:r>
-        <w:rPr>
-          <w:lang w:eastAsia="it-IT"/>
-          <w14:ligatures w14:val="standard"/>
-        </w:rPr>
-        <w:t>Responsible AI.</w:t>
-      </w:r>
     </w:p>
     <w:p>
       <w:pPr>
@@ -3426,7 +2610,7 @@
         </w:rPr>
         <w:t xml:space="preserve">. Responsible AI Collaborative. Retrieved on October 12, 2024, from </w:t>
       </w:r>
-      <w:hyperlink r:id="rId19" w:tgtFrame="_new" w:history="1">
+      <w:hyperlink r:id="rId22" w:tgtFrame="_new" w:history="1">
         <w:r>
           <w:rPr>
             <w:rStyle w:val="Hyperlink"/>
@@ -3582,7 +2766,7 @@
         </w:rPr>
         <w:t xml:space="preserve">Miao, Y., Cao, H., Tang, M. 2022. A method for analyzing the performance impact of imbalanced binary data on machine learning models. Axioms, 11(11), 607. DOI: </w:t>
       </w:r>
-      <w:hyperlink r:id="rId20" w:history="1">
+      <w:hyperlink r:id="rId23" w:history="1">
         <w:r>
           <w:rPr>
             <w:rStyle w:val="Hyperlink"/>
@@ -3636,7 +2820,7 @@
         </w:rPr>
         <w:t xml:space="preserve">Miao, Y., Cao, H., Tang, M. 2022. A method for analyzing the performance impact of imbalanced binary data on machine learning models. Axioms, 11(11), 607. DOI: </w:t>
       </w:r>
-      <w:hyperlink r:id="rId21" w:history="1">
+      <w:hyperlink r:id="rId24" w:history="1">
         <w:r>
           <w:rPr>
             <w:rStyle w:val="Hyperlink"/>
@@ -3672,7 +2856,7 @@
         </w:rPr>
         <w:t xml:space="preserve">NIST. 2021. Four Principles of Explainable Artificial Intelligence. National Institute of Standards and Technology (NIST) Internal Report 8312, 1–23. Available at: </w:t>
       </w:r>
-      <w:hyperlink r:id="rId22" w:history="1">
+      <w:hyperlink r:id="rId25" w:history="1">
         <w:r>
           <w:rPr>
             <w:rStyle w:val="Hyperlink"/>
@@ -3714,7 +2898,7 @@
         </w:rPr>
         <w:t xml:space="preserve">Conference Board. (2023). Explainability in AI: The Key to Trustworthy AI Decisions. Retrieved from </w:t>
       </w:r>
-      <w:hyperlink r:id="rId23" w:history="1">
+      <w:hyperlink r:id="rId26" w:history="1">
         <w:r>
           <w:rPr>
             <w:rStyle w:val="Hyperlink"/>
@@ -7425,6 +6609,7 @@
   <w:style w:type="character" w:default="1" w:styleId="DefaultParagraphFont">
     <w:name w:val="Default Paragraph Font"/>
     <w:uiPriority w:val="1"/>
+    <w:semiHidden/>
     <w:unhideWhenUsed/>
   </w:style>
   <w:style w:type="table" w:default="1" w:styleId="TableNormal">
@@ -7968,7 +7153,7 @@
     <w:name w:val="Head2"/>
     <w:autoRedefine/>
     <w:qFormat/>
-    <w:rsid w:val="00586A35"/>
+    <w:rsid w:val="00681C79"/>
     <w:pPr>
       <w:spacing w:before="180" w:after="80"/>
       <w:ind w:left="400" w:hanging="400"/>
@@ -7976,8 +7161,10 @@
     <w:rPr>
       <w:rFonts w:ascii="Linux Libertine" w:eastAsia="Times New Roman" w:hAnsi="Linux Libertine" w:cs="Linux Libertine"/>
       <w:b/>
-      <w:sz w:val="22"/>
-      <w:lang w:val="en-US" w:eastAsia="en-US"/>
+      <w:sz w:val="18"/>
+      <w:szCs w:val="16"/>
+      <w:lang w:val="en-US"/>
+      <w14:ligatures w14:val="standard"/>
     </w:rPr>
   </w:style>
   <w:style w:type="paragraph" w:customStyle="1" w:styleId="Head3">
@@ -8829,16 +8016,17 @@
     <w:name w:val="Para"/>
     <w:autoRedefine/>
     <w:qFormat/>
-    <w:rsid w:val="00586A35"/>
+    <w:rsid w:val="00EA2696"/>
     <w:pPr>
       <w:spacing w:line="264" w:lineRule="auto"/>
-      <w:ind w:firstLine="240"/>
+      <w:jc w:val="both"/>
     </w:pPr>
     <w:rPr>
       <w:rFonts w:ascii="Linux Libertine" w:eastAsiaTheme="minorHAnsi" w:hAnsi="Linux Libertine" w:cstheme="minorBidi"/>
       <w:sz w:val="18"/>
-      <w:szCs w:val="22"/>
-      <w:lang w:val="en-US" w:eastAsia="en-US"/>
+      <w:szCs w:val="18"/>
+      <w:lang w:val="en-US" w:eastAsia="ja-JP"/>
+      <w14:ligatures w14:val="standard"/>
     </w:rPr>
   </w:style>
   <w:style w:type="character" w:customStyle="1" w:styleId="PatentNum">
@@ -9249,9 +8437,6 @@
     <w:basedOn w:val="Para"/>
     <w:link w:val="ParaContinueChar"/>
     <w:rsid w:val="00586A35"/>
-    <w:pPr>
-      <w:ind w:firstLine="0"/>
-    </w:pPr>
   </w:style>
   <w:style w:type="character" w:customStyle="1" w:styleId="ParaContinueChar">
     <w:name w:val="ParaContinue Char"/>
@@ -9566,8 +8751,7 @@
     <w:rsid w:val="00586A35"/>
     <w:pPr>
       <w:shd w:val="clear" w:color="auto" w:fill="FDE9D9" w:themeFill="accent6" w:themeFillTint="33"/>
-      <w:ind w:left="1134" w:right="1134" w:firstLine="0"/>
-      <w:jc w:val="both"/>
+      <w:ind w:left="1134" w:right="1134"/>
     </w:pPr>
   </w:style>
   <w:style w:type="paragraph" w:customStyle="1" w:styleId="PullQuote">
@@ -9577,8 +8761,7 @@
     <w:rsid w:val="00586A35"/>
     <w:pPr>
       <w:shd w:val="clear" w:color="auto" w:fill="EAF1DD" w:themeFill="accent3" w:themeFillTint="33"/>
-      <w:ind w:left="1134" w:right="1134" w:firstLine="0"/>
-      <w:jc w:val="both"/>
+      <w:ind w:left="1134" w:right="1134"/>
     </w:pPr>
   </w:style>
   <w:style w:type="paragraph" w:customStyle="1" w:styleId="TableFootTitle">
@@ -12911,10 +12094,6 @@
 </file>
 
 <file path=customXml/item1.xml><?xml version="1.0" encoding="utf-8"?>
-<b:Sources xmlns:b="http://schemas.openxmlformats.org/officeDocument/2006/bibliography" xmlns="http://schemas.openxmlformats.org/officeDocument/2006/bibliography" SelectedStyle="\APA.XSL" StyleName="APA"/>
-</file>
-
-<file path=customXml/item2.xml><?xml version="1.0" encoding="utf-8"?>
 <Workflow version="v.1.13">
   <Filtration versionrequired="True" status="DONE" StartTime="25-07-2014 13:27:04" EndTime="25-07-2014 13:28:29">
     <Mandatory>
@@ -13092,16 +12271,20 @@
 </Workflow>
 </file>
 
+<file path=customXml/item2.xml><?xml version="1.0" encoding="utf-8"?>
+<b:Sources xmlns:b="http://schemas.openxmlformats.org/officeDocument/2006/bibliography" xmlns="http://schemas.openxmlformats.org/officeDocument/2006/bibliography" SelectedStyle="\APA.XSL" StyleName="APA"/>
+</file>
+
 <file path=customXml/itemProps1.xml><?xml version="1.0" encoding="utf-8"?>
+<ds:datastoreItem xmlns:ds="http://schemas.openxmlformats.org/officeDocument/2006/customXml" ds:itemID="{4D45DBA2-DCF6-46BF-858B-9A8CC8161B4D}">
+  <ds:schemaRefs/>
+</ds:datastoreItem>
+</file>
+
+<file path=customXml/itemProps2.xml><?xml version="1.0" encoding="utf-8"?>
 <ds:datastoreItem xmlns:ds="http://schemas.openxmlformats.org/officeDocument/2006/customXml" ds:itemID="{B589180B-96F4-4B3D-93D7-E2C64345EF74}">
   <ds:schemaRefs>
     <ds:schemaRef ds:uri="http://schemas.openxmlformats.org/officeDocument/2006/bibliography"/>
   </ds:schemaRefs>
 </ds:datastoreItem>
-</file>
-
-<file path=customXml/itemProps2.xml><?xml version="1.0" encoding="utf-8"?>
-<ds:datastoreItem xmlns:ds="http://schemas.openxmlformats.org/officeDocument/2006/customXml" ds:itemID="{4D45DBA2-DCF6-46BF-858B-9A8CC8161B4D}">
-  <ds:schemaRefs/>
-</ds:datastoreItem>
 </file>
--- a/Imbalance_Balanced_Dataset_Composition_XAI.docx
+++ b/Imbalance_Balanced_Dataset_Composition_XAI.docx
@@ -6,6 +6,17 @@
       <w:pPr>
         <w:pStyle w:val="Subtitle"/>
         <w:spacing w:line="360" w:lineRule="auto"/>
+        <w:rPr>
+          <w:rFonts w:ascii="Times New Roman" w:eastAsia="Times New Roman" w:hAnsi="Times New Roman" w:cs="Times New Roman"/>
+          <w:b/>
+          <w:bCs/>
+          <w:sz w:val="28"/>
+          <w:szCs w:val="28"/>
+          <w:lang w:val="en-ID"/>
+          <w14:ligatures w14:val="standard"/>
+        </w:rPr>
+      </w:pPr>
+      <w:r>
         <w:rPr>
           <w:rFonts w:ascii="Times New Roman" w:eastAsia="Times New Roman" w:hAnsi="Times New Roman" w:cs="Times New Roman"/>
           <w:b/>
@@ -15,54 +26,42 @@
           <w:szCs w:val="28"/>
           <w14:ligatures w14:val="standard"/>
         </w:rPr>
-      </w:pPr>
+        <w:t xml:space="preserve">Assessing </w:t>
+      </w:r>
       <w:r>
         <w:rPr>
           <w:rFonts w:ascii="Times New Roman" w:eastAsia="Times New Roman" w:hAnsi="Times New Roman" w:cs="Times New Roman"/>
           <w:b/>
           <w:bCs/>
-          <w:iCs w:val="0"/>
           <w:sz w:val="28"/>
           <w:szCs w:val="28"/>
-          <w14:ligatures w14:val="standard"/>
-        </w:rPr>
-        <w:t xml:space="preserve">Assessing </w:t>
-      </w:r>
-      <w:r>
+          <w:lang w:val="en-ID"/>
+          <w14:ligatures w14:val="standard"/>
+        </w:rPr>
+        <w:t>the Impact of Documenting Dataset Composition—Imbalanced vs. Balanced—on AI Model Transparency and Fairness: The Role of Dataset Imbalance and Small Sample Sizes in Bias Evaluation</w:t>
+      </w:r>
+    </w:p>
+    <w:p>
+      <w:pPr>
+        <w:pStyle w:val="Subtitle"/>
+        <w:spacing w:line="360" w:lineRule="auto"/>
         <w:rPr>
           <w:rFonts w:ascii="Times New Roman" w:eastAsia="Times New Roman" w:hAnsi="Times New Roman" w:cs="Times New Roman"/>
-          <w:b/>
-          <w:bCs/>
-          <w:iCs w:val="0"/>
           <w:sz w:val="28"/>
           <w:szCs w:val="28"/>
-          <w14:ligatures w14:val="standard"/>
-        </w:rPr>
-        <w:t>the Impact of Documenting Dataset Composition for Model Training—Whether Imbalanced or Balanced—on AI Model Transparency and Fairness</w:t>
-      </w:r>
+          <w:lang w:val="en-ID"/>
+          <w14:ligatures w14:val="standard"/>
+        </w:rPr>
+      </w:pPr>
       <w:r>
         <w:rPr>
           <w:rFonts w:ascii="Times New Roman" w:eastAsia="Times New Roman" w:hAnsi="Times New Roman" w:cs="Times New Roman"/>
-          <w:b/>
-          <w:bCs/>
-          <w:iCs w:val="0"/>
           <w:sz w:val="28"/>
           <w:szCs w:val="28"/>
-          <w14:ligatures w14:val="standard"/>
-        </w:rPr>
-        <w:t>, and</w:t>
-      </w:r>
-      <w:r>
-        <w:rPr>
-          <w:rFonts w:ascii="Times New Roman" w:eastAsia="Times New Roman" w:hAnsi="Times New Roman" w:cs="Times New Roman"/>
-          <w:b/>
-          <w:bCs/>
-          <w:iCs w:val="0"/>
-          <w:sz w:val="28"/>
-          <w:szCs w:val="28"/>
-          <w14:ligatures w14:val="standard"/>
-        </w:rPr>
-        <w:t xml:space="preserve"> Examining How Small Sample Sizes Can Mislead Bias Evaluation</w:t>
+          <w:lang w:val="en-ID"/>
+          <w14:ligatures w14:val="standard"/>
+        </w:rPr>
+        <w:t>Examining Bias and Unfairness in Explainable Artificial Intelligence (XAI) Due to Imbalanced Training Data and Misleading Effects of Small Sample Sizes</w:t>
       </w:r>
     </w:p>
     <w:p>
@@ -72,29 +71,10 @@
         <w:rPr>
           <w:rStyle w:val="FirstName"/>
           <w:rFonts w:ascii="Times New Roman" w:hAnsi="Times New Roman" w:cs="Times New Roman"/>
-          <w14:ligatures w14:val="standard"/>
-        </w:rPr>
-      </w:pPr>
-      <w:r>
-        <w:rPr>
-          <w:rFonts w:ascii="Times New Roman" w:eastAsia="Times New Roman" w:hAnsi="Times New Roman" w:cs="Times New Roman"/>
-          <w:iCs w:val="0"/>
-          <w:sz w:val="28"/>
-          <w:szCs w:val="28"/>
-          <w14:ligatures w14:val="standard"/>
-        </w:rPr>
-        <w:t>Examines</w:t>
-      </w:r>
-      <w:r>
-        <w:rPr>
-          <w:rFonts w:ascii="Times New Roman" w:eastAsia="Times New Roman" w:hAnsi="Times New Roman" w:cs="Times New Roman"/>
-          <w:iCs w:val="0"/>
-          <w:sz w:val="28"/>
-          <w:szCs w:val="28"/>
-          <w14:ligatures w14:val="standard"/>
-        </w:rPr>
-        <w:t xml:space="preserve"> Bias and Unfairness in Explainable Artificial Intelligence (XAI) Resulting from Imbalanced Training Datasets and the Misleading Impact of Small Sample Sizes</w:t>
-      </w:r>
+          <w:lang w:val="en-ID"/>
+          <w14:ligatures w14:val="standard"/>
+        </w:rPr>
+      </w:pPr>
     </w:p>
     <w:p>
       <w:pPr>
@@ -432,7 +412,7 @@
           <w:szCs w:val="24"/>
           <w14:ligatures w14:val="standard"/>
         </w:rPr>
-        <w:t xml:space="preserve">. This paper analyzes the importance of incorporating dataset composition documentation into XAI practices, aiming for comprehensive transparency at both the data and model levels, rather than only focusing on data sources and model explainability. It is also important to explain and document the dataset composition used for model </w:t>
+        <w:t xml:space="preserve">. This paper analyzes the importance of incorporating dataset composition documentation into XAI practices, aiming for comprehensive transparency at both the data and model levels, rather than only focusing on data sources and model explainability. It is also important to explain and </w:t>
       </w:r>
       <w:r>
         <w:rPr>
@@ -441,7 +421,7 @@
           <w:szCs w:val="24"/>
           <w14:ligatures w14:val="standard"/>
         </w:rPr>
-        <w:t xml:space="preserve">training, rather than only focusing on data source, data quality, and relevance, for AI to be open and accountable. If the training </w:t>
+        <w:t xml:space="preserve">document the dataset composition used for model training, rather than only focusing on data source, data quality, and relevance, for AI to be open and accountable. If the training </w:t>
       </w:r>
       <w:r>
         <w:rPr>
@@ -546,7 +526,17 @@
           <w:szCs w:val="24"/>
           <w14:ligatures w14:val="standard"/>
         </w:rPr>
-        <w:t xml:space="preserve">This study proposes the incorporation of dataset composition documentation into responsible AI practices, with the aim of enhancing transparency at both the data and model levels, reducing biases, enhancing </w:t>
+        <w:t xml:space="preserve">This study proposes the incorporation of dataset composition documentation into responsible AI practices, with the aim of enhancing transparency at both the data and </w:t>
+      </w:r>
+      <w:r>
+        <w:rPr>
+          <w:rFonts w:ascii="Times New Roman" w:eastAsia="Verdana" w:hAnsi="Times New Roman" w:cs="Times New Roman"/>
+          <w:sz w:val="24"/>
+          <w:szCs w:val="24"/>
+          <w14:ligatures w14:val="standard"/>
+        </w:rPr>
+        <w:lastRenderedPageBreak/>
+        <w:t xml:space="preserve">model levels, reducing biases, enhancing </w:t>
       </w:r>
       <w:r>
         <w:rPr>
@@ -642,7 +632,6 @@
           <w:lang w:eastAsia="it-IT"/>
           <w14:ligatures w14:val="standard"/>
         </w:rPr>
-        <w:lastRenderedPageBreak/>
         <w:t>CCS CONCEPTS</w:t>
       </w:r>
     </w:p>
@@ -902,7 +891,13 @@
         <w:rPr>
           <w:lang w:val="en-ID"/>
         </w:rPr>
-        <w:t>The Conference Board (2023) underscores the significance of Explainable AI (XAI) in increasing trust and transparency in AI decision-making. By providing understandable insights into AI processes, XAI addresses the traditional "black box" nature of AI systems, helping to foster trust, compliance, and the ethical use of AI across various industries.</w:t>
+        <w:t xml:space="preserve">The Conference Board (2023) underscores the significance of Explainable AI (XAI) in increasing trust and transparency in AI decision-making. By providing understandable insights into AI processes, XAI addresses the traditional "black box" nature of AI systems, helping to </w:t>
+      </w:r>
+      <w:r>
+        <w:rPr>
+          <w:lang w:val="en-ID"/>
+        </w:rPr>
+        <w:t>foster trust, compliance, and the ethical use of AI across various industries.</w:t>
       </w:r>
     </w:p>
     <w:p>
@@ -916,25 +911,33 @@
         <w:rPr>
           <w:lang w:val="en-ID"/>
         </w:rPr>
-        <w:t xml:space="preserve">Three key aspects define Explainable AI (XAI): Trustworthiness, Equitability, and Explainability. </w:t>
+        <w:t xml:space="preserve">Three key aspects define Explainable AI (XAI): Trustworthiness, Equitability, and Explainability. Trustworthiness involves safeguarding data privacy and promoting responsible AI practices to build user confidence, especially in sensitive applications. Equitability ensures fairness and legal compliance, addressing the societal and ethical dimensions of AI. However, much of the focus on AI fairness has </w:t>
       </w:r>
       <w:r>
         <w:rPr>
           <w:lang w:val="en-ID"/>
         </w:rPr>
-        <w:t xml:space="preserve">Trustworthiness involves safeguarding data privacy and promoting responsible AI practices to build user confidence, especially in sensitive applications. Equitability ensures fairness and legal compliance, addressing the societal and ethical dimensions of AI. However, much of the focus on AI fairness has </w:t>
+        <w:t xml:space="preserve">focusing </w:t>
       </w:r>
       <w:r>
         <w:rPr>
           <w:lang w:val="en-ID"/>
         </w:rPr>
-        <w:t xml:space="preserve">focusing </w:t>
-      </w:r>
-      <w:r>
+        <w:t>on explaining model decisions rather than the composition of the datasets used in training. Explainability, on the other hand, provides insights into how AI systems arrive at their decisions, addressing the opacity of AI models.</w:t>
+      </w:r>
+    </w:p>
+    <w:p>
+      <w:pPr>
+        <w:pStyle w:val="Para"/>
         <w:rPr>
           <w:lang w:val="en-ID"/>
         </w:rPr>
-        <w:t>on explaining model decisions rather than the composition of the datasets used in training. Explainability, on the other hand, provides insights into how AI systems arrive at their decisions, addressing the opacity of AI models.</w:t>
+      </w:pPr>
+      <w:r>
+        <w:rPr>
+          <w:lang w:val="en-ID"/>
+        </w:rPr>
+        <w:t>While XAI has traditionally focused on the quality and appropriateness of the data used in AI systems, the composition of training datasets—whether balanced or imbalanced—has received limited attention. This oversight poses significant risks to fairness and transparency, as imbalanced datasets, where certain classes are underrepresented, can lead to AI models that are optimized primarily for the majority class. Such imbalances can produce biased or unfair predictions, disproportionately affecting minority classes.</w:t>
       </w:r>
     </w:p>
     <w:p>
@@ -948,52 +951,38 @@
         <w:rPr>
           <w:lang w:val="en-ID"/>
         </w:rPr>
-        <w:t>While XAI has traditionally focused on the quality and appropriateness of the data used in AI systems, the composition of training datasets—whether balanced or imbalanced—has received limited attention. This oversight poses significant risks to fairness and transparency, as imbalanced datasets, where certain classes are underrepresented, can lead to AI models that are optimized primarily for the majority class. Such imbalances can produce biased or unfair predictions, disproportionately affecting minority classes.</w:t>
-      </w:r>
-    </w:p>
-    <w:p>
-      <w:pPr>
-        <w:pStyle w:val="Para"/>
+        <w:t xml:space="preserve">This research explores the impact of documenting and </w:t>
+      </w:r>
+      <w:r>
         <w:rPr>
           <w:lang w:val="en-ID"/>
         </w:rPr>
-      </w:pPr>
+        <w:t>analysing</w:t>
+      </w:r>
       <w:r>
         <w:rPr>
           <w:lang w:val="en-ID"/>
         </w:rPr>
-        <w:t xml:space="preserve">This research explores the impact of documenting and </w:t>
+        <w:t xml:space="preserve"> the composition of training datasets, </w:t>
       </w:r>
       <w:r>
         <w:rPr>
           <w:lang w:val="en-ID"/>
         </w:rPr>
-        <w:t>analysing</w:t>
+        <w:t>especially</w:t>
       </w:r>
       <w:r>
         <w:rPr>
           <w:lang w:val="en-ID"/>
         </w:rPr>
-        <w:t xml:space="preserve"> the composition of training datasets, </w:t>
+        <w:t xml:space="preserve"> in terms of whether they are </w:t>
       </w:r>
       <w:r>
         <w:rPr>
           <w:lang w:val="en-ID"/>
         </w:rPr>
-        <w:t>especially</w:t>
-      </w:r>
-      <w:r>
-        <w:rPr>
-          <w:lang w:val="en-ID"/>
-        </w:rPr>
-        <w:t xml:space="preserve"> in terms of whether they are balanced or imbalanced, and how this affects model transparency, bias, and fairness. Specifically, imbalanced datasets can result in models that perform well on the majority class </w:t>
-      </w:r>
-      <w:r>
-        <w:rPr>
-          <w:lang w:val="en-ID"/>
-        </w:rPr>
         <w:lastRenderedPageBreak/>
-        <w:t xml:space="preserve">but fail to accurately predict outcomes for underrepresented groups, </w:t>
+        <w:t xml:space="preserve">balanced or imbalanced, and how this affects model transparency, bias, and fairness. Specifically, imbalanced datasets can result in models that perform well on the majority class but fail to accurately predict outcomes for underrepresented groups, </w:t>
       </w:r>
       <w:r>
         <w:rPr>
@@ -1129,15 +1118,13 @@
         </w:rPr>
         <w:t xml:space="preserve"> composition (</w:t>
       </w:r>
-      <w:proofErr w:type="spellStart"/>
       <w:r>
         <w:rPr>
           <w:b w:val="0"/>
           <w:bCs w:val="0"/>
         </w:rPr>
-        <w:t>balanced</w:t>
-      </w:r>
-      <w:proofErr w:type="spellEnd"/>
+        <w:t>balance</w:t>
+      </w:r>
       <w:r>
         <w:rPr>
           <w:b w:val="0"/>
@@ -1597,6 +1584,7 @@
         <w:pStyle w:val="Para"/>
       </w:pPr>
       <w:r>
+        <w:lastRenderedPageBreak/>
         <w:t xml:space="preserve">The study by Johnson and </w:t>
       </w:r>
       <w:proofErr w:type="spellStart"/>
@@ -1635,11 +1623,7 @@
         <w:t>high-class</w:t>
       </w:r>
       <w:r>
-        <w:t xml:space="preserve"> imbalance in real-world applications, such as medical diagnosis and fraud </w:t>
-      </w:r>
-      <w:r>
-        <w:lastRenderedPageBreak/>
-        <w:t xml:space="preserve">detection, where the minority class is often of greater interest. The survey reviews existing deep learning approaches, including data-level techniques </w:t>
+        <w:t xml:space="preserve"> imbalance in real-world applications, such as medical diagnosis and fraud detection, where the minority class is often of greater interest. The survey reviews existing deep learning approaches, including data-level techniques </w:t>
       </w:r>
       <w:r>
         <w:t>like</w:t>
@@ -1770,10 +1754,7 @@
         <w:pStyle w:val="Para"/>
       </w:pPr>
       <w:r>
-        <w:t xml:space="preserve">LIME (Local Interpretable Model-Agnostic Explanations) is a method used to explain the </w:t>
-      </w:r>
-      <w:r>
-        <w:t xml:space="preserve">predictions of complex "black-box" machine learning models. It works by generating local surrogate models—simple, interpretable models like linear regression or decision trees—that approximate the behavior of the black-box model for a specific instance. </w:t>
+        <w:t xml:space="preserve">LIME (Local Interpretable Model-Agnostic Explanations) is a method used to explain the predictions of complex "black-box" machine learning models. It works by generating local surrogate models—simple, interpretable models like linear regression or decision trees—that approximate the behavior of the black-box model for a specific instance. </w:t>
       </w:r>
     </w:p>
     <w:p>
@@ -1977,11 +1958,11 @@
         <w:pStyle w:val="Para"/>
       </w:pPr>
       <w:r>
-        <w:t xml:space="preserve">Logistic Regression is a probabilistic classifier used to model the probability that a given input belongs to a particular class. It uses a sigmoid function to map the input features to an output probability between 0 and 1, making it suitable for binary classification tasks. It optimizes a loss </w:t>
+        <w:t xml:space="preserve">Logistic Regression is a probabilistic classifier used to model the probability that a given input </w:t>
       </w:r>
       <w:r>
         <w:lastRenderedPageBreak/>
-        <w:t xml:space="preserve">function (cross-entropy) using stochastic gradient descent to train the model. </w:t>
+        <w:t xml:space="preserve">belongs to a particular class. It uses a sigmoid function to map the input features to an output probability between 0 and 1, making it suitable for binary classification tasks. It optimizes a loss function (cross-entropy) using stochastic gradient descent to train the model. </w:t>
       </w:r>
     </w:p>
     <w:p>
@@ -2315,7 +2296,14 @@
         <w:rPr>
           <w:lang w:val="en-ID"/>
         </w:rPr>
-        <w:t>The Precision-Recall AUC is derived from the Precision-Recall curve, which plots precision on the y-axis and recall on the x-axis. The curve visualizes the trade-off between precision and recall for different threshold settings of a model. The AUC (Area Under the Curve) quantifies the overall performance of the model; a higher AUC value indicates better performance, particularly in identifying minority class instances.</w:t>
+        <w:t xml:space="preserve">The Precision-Recall AUC is derived from the Precision-Recall curve, which plots precision on the y-axis and recall on the x-axis. The curve visualizes the trade-off between precision and recall for different threshold settings of a model. The AUC (Area Under the Curve) quantifies the </w:t>
+      </w:r>
+      <w:r>
+        <w:rPr>
+          <w:lang w:val="en-ID"/>
+        </w:rPr>
+        <w:lastRenderedPageBreak/>
+        <w:t>overall performance of the model; a higher AUC value indicates better performance, particularly in identifying minority class instances.</w:t>
       </w:r>
     </w:p>
     <w:p>
@@ -2496,10 +2484,10 @@
         <w:t>sample size</w:t>
       </w:r>
       <w:r>
-        <w:t xml:space="preserve"> by comparing the performance of models trained on small datasets versus those trained on large datasets. The focus is to evaluate how imbalances in data and variations in sample sizes contribute </w:t>
-      </w:r>
-      <w:r>
-        <w:t>to bias in AI decision-making and to assess potential mitigation strategies, such as balancing techniques, in improving model fairness and transparency.</w:t>
+        <w:t xml:space="preserve"> by comparing the performance of models trained </w:t>
+      </w:r>
+      <w:r>
+        <w:t>on small datasets versus those trained on large datasets. The focus is to evaluate how imbalances in data and variations in sample sizes contribute to bias in AI decision-making and to assess potential mitigation strategies, such as balancing techniques, in improving model fairness and transparency.</w:t>
       </w:r>
     </w:p>
     <w:p>
@@ -2569,7 +2557,11 @@
         </w:numPr>
       </w:pPr>
       <w:r>
-        <w:t>Balanced Dataset: This dataset contained equal representation for both the majority and minority classes. It served as a baseline for comparing the effects of imbalance on model performance and bias.</w:t>
+        <w:t xml:space="preserve">Balanced Dataset: This dataset contained equal representation for both the majority and minority classes. It served as a baseline for comparing the effects of </w:t>
+      </w:r>
+      <w:r>
+        <w:lastRenderedPageBreak/>
+        <w:t>imbalance on model performance and bias.</w:t>
       </w:r>
     </w:p>
     <w:p>
@@ -2581,11 +2573,150 @@
         </w:numPr>
       </w:pPr>
       <w:r>
-        <w:t xml:space="preserve">Imbalanced Dataset: This dataset had a 99:1 class distribution, where 99% of the </w:t>
+        <w:t>Imbalanced Dataset: This dataset had a 99:1 class distribution, where 99% of the data points belonged to the majority class and 1% to the minority class. This extreme imbalance allowed for the investigation of how model bias becomes more pronounced as the imbalance increases.</w:t>
+      </w:r>
+    </w:p>
+    <w:p>
+      <w:pPr>
+        <w:pStyle w:val="Para"/>
+      </w:pPr>
+    </w:p>
+    <w:p>
+      <w:pPr>
+        <w:pStyle w:val="Para"/>
+      </w:pPr>
+      <w:r>
+        <w:t>Each dataset was generated in different sample sizes, ranging from n = 10,000 to n = 1,000,000, to explore the effects of small versus large datasets on model bias and fairness.</w:t>
+      </w:r>
+    </w:p>
+    <w:p>
+      <w:pPr>
+        <w:pStyle w:val="Para"/>
+      </w:pPr>
+    </w:p>
+    <w:p>
+      <w:pPr>
+        <w:pStyle w:val="Para"/>
+      </w:pPr>
+      <w:r>
+        <w:t>3.3 Model Selection</w:t>
+      </w:r>
+    </w:p>
+    <w:p>
+      <w:pPr>
+        <w:pStyle w:val="Para"/>
+      </w:pPr>
+      <w:r>
+        <w:t>To evaluate the effects of dataset composition on bias and fairness, the study employed Logistic Regression as the primary machine learning model. Logistic regression was selected for its interpretability and widespread use in classification tasks. In addition, LIME (Local Interpretable Model-Agnostic Explanations) was applied to provide insights into model decisions, particularly how the features contributed to predictions in both balanced and imbalanced datasets.</w:t>
+      </w:r>
+    </w:p>
+    <w:p>
+      <w:pPr>
+        <w:pStyle w:val="Para"/>
+      </w:pPr>
+    </w:p>
+    <w:p>
+      <w:pPr>
+        <w:pStyle w:val="Para"/>
+      </w:pPr>
+      <w:r>
+        <w:t>3.4 Bias Mitigation Techniques</w:t>
+      </w:r>
+    </w:p>
+    <w:p>
+      <w:pPr>
+        <w:pStyle w:val="Para"/>
+      </w:pPr>
+      <w:r>
+        <w:t xml:space="preserve">To explore methods for mitigating bias, the study utilized the Synthetic Minority Over-sampling Technique (SMOTE) on imbalanced datasets. SMOTE is an oversampling technique that generates synthetic samples for the minority class to balance the class distribution. The model performance with and without SMOTE was compared to </w:t>
+      </w:r>
+      <w:r>
+        <w:t>assessing</w:t>
+      </w:r>
+      <w:r>
+        <w:t xml:space="preserve"> its effectiveness in reducing bias and improving fairness.</w:t>
+      </w:r>
+    </w:p>
+    <w:p>
+      <w:pPr>
+        <w:pStyle w:val="Para"/>
+      </w:pPr>
+    </w:p>
+    <w:p>
+      <w:pPr>
+        <w:pStyle w:val="Para"/>
+      </w:pPr>
+      <w:r>
+        <w:t>3.5 Model Training and Evaluation</w:t>
+      </w:r>
+    </w:p>
+    <w:p>
+      <w:pPr>
+        <w:pStyle w:val="Para"/>
+      </w:pPr>
+      <w:r>
+        <w:t xml:space="preserve">The logistic regression model was trained on both </w:t>
+      </w:r>
+      <w:r>
+        <w:t>balanced</w:t>
+      </w:r>
+      <w:r>
+        <w:t xml:space="preserve"> and imbalanced datasets using cross-entropy loss as the objective function. The model was trained using stochastic gradient descent (SGD) with a learning rate of 0.01. Each model was evaluated based on the following performance metrics:</w:t>
+      </w:r>
+      <w:r>
+        <w:t xml:space="preserve"> </w:t>
+      </w:r>
+      <w:r>
+        <w:t>Precision</w:t>
+      </w:r>
+      <w:r>
+        <w:t xml:space="preserve">, </w:t>
+      </w:r>
+      <w:r>
+        <w:t>Recall</w:t>
+      </w:r>
+      <w:r>
+        <w:t xml:space="preserve">, </w:t>
+      </w:r>
+      <w:r>
+        <w:t>F1 Score</w:t>
+      </w:r>
+      <w:r>
+        <w:t xml:space="preserve">, and </w:t>
+      </w:r>
+      <w:r>
+        <w:t>Area Under the Precision-Recall Curve (AUC-PR)</w:t>
+      </w:r>
+      <w:r>
+        <w:t xml:space="preserve">. </w:t>
+      </w:r>
+      <w:r>
+        <w:t>These metrics were chosen to highlight the model's ability to predict minority class instances accurately and fairly.</w:t>
+      </w:r>
+    </w:p>
+    <w:p>
+      <w:pPr>
+        <w:pStyle w:val="Para"/>
+      </w:pPr>
+    </w:p>
+    <w:p>
+      <w:pPr>
+        <w:pStyle w:val="Para"/>
+      </w:pPr>
+      <w:r>
+        <w:t>3.6 Evaluation with Precision-Recall Curves</w:t>
+      </w:r>
+    </w:p>
+    <w:p>
+      <w:pPr>
+        <w:pStyle w:val="Para"/>
+      </w:pPr>
+      <w:r>
+        <w:t>To assess model performance across the different dataset conditions, precision-recall curves were plotted for both balanced and imbalanced datasets. Precision-recall curves provide a clearer picture of model performance when dealing with highly imbalanced datasets, where accuracy alone can be misleading. The area under the precision-</w:t>
       </w:r>
       <w:r>
         <w:lastRenderedPageBreak/>
-        <w:t>data points belonged to the majority class and 1% to the minority class. This extreme imbalance allowed for the investigation of how model bias becomes more pronounced as the imbalance increases.</w:t>
+        <w:t>recall curve (AUC-PR) was used as a key metric to quantify the performance of models on imbalanced data. Lower AUC scores indicate poor minority class prediction and increased bias.</w:t>
       </w:r>
     </w:p>
     <w:p>
@@ -2598,203 +2729,57 @@
         <w:pStyle w:val="Para"/>
       </w:pPr>
       <w:r>
-        <w:t>Each dataset was generated in different sample sizes, ranging from n = 10,000 to n = 1,000,000, to explore the effects of small versus large datasets on model bias and fairness.</w:t>
+        <w:t>3.7 LIME Explanations for Model Interpretability</w:t>
       </w:r>
     </w:p>
     <w:p>
       <w:pPr>
         <w:pStyle w:val="Para"/>
       </w:pPr>
+      <w:r>
+        <w:t>To enhance model transparency, LIME was employed to generate interpretable explanations of the model's predictions. LIME works by perturbing the input data and observing how these changes affect the model's predictions, allowing for a deeper understanding of how features contribute to the decision-making process. LIME explanations were generated for both balanced and imbalanced datasets at different sample sizes, providing insights into whether and how the model's interpretation changes with dataset composition and size.</w:t>
+      </w:r>
     </w:p>
     <w:p>
       <w:pPr>
         <w:pStyle w:val="Para"/>
       </w:pPr>
-      <w:r>
-        <w:t>3.3 Model Selection</w:t>
-      </w:r>
     </w:p>
     <w:p>
       <w:pPr>
         <w:pStyle w:val="Para"/>
       </w:pPr>
       <w:r>
-        <w:t>To evaluate the effects of dataset composition on bias and fairness, the study employed Logistic Regression as the primary machine learning model. Logistic regression was selected for its interpretability and widespread use in classification tasks. In addition, LIME (Local Interpretable Model-Agnostic Explanations) was applied to provide insights into model decisions, particularly how the features contributed to predictions in both balanced and imbalanced datasets.</w:t>
+        <w:t>3.8 Method for Analyzing Bias</w:t>
       </w:r>
     </w:p>
     <w:p>
       <w:pPr>
         <w:pStyle w:val="Para"/>
       </w:pPr>
+      <w:r>
+        <w:t>The study employed confusion matrices to visualize the model's performance in predicting both the majority and minority classes. Additionally, recall for the minority class was emphasized to highlight how imbalanced datasets affect the model's ability to identify minority instances. The comparison between results on smaller sample sizes (n = 10,000) and larger sample sizes (n = 1,000,000) provided insights into how small sample sizes can mislead bias evaluation.</w:t>
+      </w:r>
     </w:p>
     <w:p>
       <w:pPr>
         <w:pStyle w:val="Para"/>
       </w:pPr>
-      <w:r>
-        <w:t>3.4 Bias Mitigation Techniques</w:t>
-      </w:r>
     </w:p>
     <w:p>
       <w:pPr>
         <w:pStyle w:val="Para"/>
       </w:pPr>
       <w:r>
-        <w:t xml:space="preserve">To explore methods for mitigating bias, the study utilized the Synthetic Minority Over-sampling Technique (SMOTE) on imbalanced datasets. SMOTE is an oversampling technique that generates synthetic samples for the minority class </w:t>
-      </w:r>
-      <w:r>
-        <w:t xml:space="preserve">to balance the class distribution. The model performance with and without SMOTE was compared to </w:t>
-      </w:r>
-      <w:r>
-        <w:t>assessing</w:t>
-      </w:r>
-      <w:r>
-        <w:t xml:space="preserve"> its effectiveness in reducing bias and improving fairness.</w:t>
+        <w:t>3.9 Limitations of the Methodology</w:t>
       </w:r>
     </w:p>
     <w:p>
       <w:pPr>
         <w:pStyle w:val="Para"/>
       </w:pPr>
-    </w:p>
-    <w:p>
-      <w:pPr>
-        <w:pStyle w:val="Para"/>
-      </w:pPr>
-      <w:r>
-        <w:t>3.5 Model Training and Evaluation</w:t>
-      </w:r>
-    </w:p>
-    <w:p>
-      <w:pPr>
-        <w:pStyle w:val="Para"/>
-      </w:pPr>
-      <w:r>
-        <w:t xml:space="preserve">The logistic regression model was trained on both </w:t>
-      </w:r>
-      <w:r>
-        <w:t>balanced</w:t>
-      </w:r>
-      <w:r>
-        <w:t xml:space="preserve"> and imbalanced datasets using cross-entropy loss as the objective function. The model was trained using stochastic gradient descent (SGD) with a learning rate of 0.01. Each model was evaluated based on the following performance metrics:</w:t>
-      </w:r>
-      <w:r>
-        <w:t xml:space="preserve"> </w:t>
-      </w:r>
-      <w:r>
-        <w:t>Precision</w:t>
-      </w:r>
-      <w:r>
-        <w:t xml:space="preserve">, </w:t>
-      </w:r>
-      <w:r>
-        <w:t>Recall</w:t>
-      </w:r>
-      <w:r>
-        <w:t xml:space="preserve">, </w:t>
-      </w:r>
-      <w:r>
-        <w:t>F1 Score</w:t>
-      </w:r>
-      <w:r>
-        <w:t xml:space="preserve">, and </w:t>
-      </w:r>
-      <w:r>
-        <w:t>Area Under the Precision-Recall Curve (AUC-PR)</w:t>
-      </w:r>
-      <w:r>
-        <w:t xml:space="preserve">. </w:t>
-      </w:r>
-      <w:r>
-        <w:t>These metrics were chosen to highlight the model's ability to predict minority class instances accurately and fairly.</w:t>
-      </w:r>
-    </w:p>
-    <w:p>
-      <w:pPr>
-        <w:pStyle w:val="Para"/>
-      </w:pPr>
-    </w:p>
-    <w:p>
-      <w:pPr>
-        <w:pStyle w:val="Para"/>
-      </w:pPr>
-      <w:r>
-        <w:t>3.6 Evaluation with Precision-Recall Curves</w:t>
-      </w:r>
-    </w:p>
-    <w:p>
-      <w:pPr>
-        <w:pStyle w:val="Para"/>
-      </w:pPr>
-      <w:r>
-        <w:t>To assess model performance across the different dataset conditions, precision-recall curves were plotted for both balanced and imbalanced datasets. Precision-recall curves provide a clearer picture of model performance when dealing with highly imbalanced datasets, where accuracy alone can be misleading. The area under the precision-recall curve (AUC-PR) was used as a key metric to quantify the performance of models on imbalanced data. Lower AUC scores indicate poor minority class prediction and increased bias.</w:t>
-      </w:r>
-    </w:p>
-    <w:p>
-      <w:pPr>
-        <w:pStyle w:val="Para"/>
-      </w:pPr>
-    </w:p>
-    <w:p>
-      <w:pPr>
-        <w:pStyle w:val="Para"/>
-      </w:pPr>
-      <w:r>
-        <w:lastRenderedPageBreak/>
-        <w:t>3.7 LIME Explanations for Model Interpretability</w:t>
-      </w:r>
-    </w:p>
-    <w:p>
-      <w:pPr>
-        <w:pStyle w:val="Para"/>
-      </w:pPr>
-      <w:r>
-        <w:t>To enhance model transparency, LIME was employed to generate interpretable explanations of the model's predictions. LIME works by perturbing the input data and observing how these changes affect the model's predictions, allowing for a deeper understanding of how features contribute to the decision-making process. LIME explanations were generated for both balanced and imbalanced datasets at different sample sizes, providing insights into whether and how the model's interpretation changes with dataset composition and size.</w:t>
-      </w:r>
-    </w:p>
-    <w:p>
-      <w:pPr>
-        <w:pStyle w:val="Para"/>
-      </w:pPr>
-    </w:p>
-    <w:p>
-      <w:pPr>
-        <w:pStyle w:val="Para"/>
-      </w:pPr>
-      <w:r>
-        <w:t>3.8 Method for Analyzing Bias</w:t>
-      </w:r>
-    </w:p>
-    <w:p>
-      <w:pPr>
-        <w:pStyle w:val="Para"/>
-      </w:pPr>
-      <w:r>
-        <w:t>The study employed confusion matrices to visualize the model's performance in predicting both the majority and minority classes. Additionally, recall for the minority class was emphasized to highlight how imbalanced datasets affect the model's ability to identify minority instances. The comparison between results on smaller sample sizes (n = 10,000) and larger sample sizes (n = 1,000,000) provided insights into how small sample sizes can mislead bias evaluation.</w:t>
-      </w:r>
-    </w:p>
-    <w:p>
-      <w:pPr>
-        <w:pStyle w:val="Para"/>
-      </w:pPr>
-    </w:p>
-    <w:p>
-      <w:pPr>
-        <w:pStyle w:val="Para"/>
-      </w:pPr>
-      <w:r>
-        <w:t>3.9 Limitations of the Methodology</w:t>
-      </w:r>
-    </w:p>
-    <w:p>
-      <w:pPr>
-        <w:pStyle w:val="Para"/>
-      </w:pPr>
-      <w:r>
-        <w:t xml:space="preserve">While the synthetic datasets allowed for controlled experimentation, they do not fully capture the complexity of real-world data, which </w:t>
-      </w:r>
-      <w:r>
-        <w:t>can be noisy and contain missing values. Additionally, this study focuses on logistic regression, a simpler model. The findings may not generalize to more complex models like neural networks, which may behave differently under conditions of imbalance. Future work should extend these methods to real-world datasets and more complex machine learning models to validate the findings.</w:t>
+      <w:r>
+        <w:t>While the synthetic datasets allowed for controlled experimentation, they do not fully capture the complexity of real-world data, which can be noisy and contain missing values. Additionally, this study focuses on logistic regression, a simpler model. The findings may not generalize to more complex models like neural networks, which may behave differently under conditions of imbalance. Future work should extend these methods to real-world datasets and more complex machine learning models to validate the findings.</w:t>
       </w:r>
     </w:p>
     <w:p>
@@ -2977,6 +2962,7 @@
           <w:szCs w:val="24"/>
           <w14:ligatures w14:val="standard"/>
         </w:rPr>
+        <w:lastRenderedPageBreak/>
         <w:drawing>
           <wp:inline distT="0" distB="0" distL="0" distR="0" wp14:anchorId="33CB8281" wp14:editId="7DEA1593">
             <wp:extent cx="3048000" cy="1733550"/>
@@ -3087,18 +3073,7 @@
           <w:szCs w:val="24"/>
           <w:lang w:eastAsia="ja-JP"/>
         </w:rPr>
-        <w:t xml:space="preserve">using </w:t>
-      </w:r>
-      <w:r>
-        <w:rPr>
-          <w:rFonts w:ascii="Times New Roman" w:hAnsi="Times New Roman" w:cs="Times New Roman"/>
-          <w:bCs w:val="0"/>
-          <w:sz w:val="24"/>
-          <w:szCs w:val="24"/>
-          <w:lang w:eastAsia="ja-JP"/>
-        </w:rPr>
-        <w:lastRenderedPageBreak/>
-        <w:t>Imbalanced Dataset</w:t>
+        <w:t>using Imbalanced Dataset</w:t>
       </w:r>
       <w:r>
         <w:rPr>
@@ -3422,7 +3397,16 @@
           <w:szCs w:val="24"/>
           <w:lang w:val="en-ID" w:eastAsia="ja-JP"/>
         </w:rPr>
-        <w:t xml:space="preserve"> is increased to 1000000, the model fails to recognize any minority class instances, resulting in a recall of 0 for class 1. This demonstrates the inherent bias towards the majority class, which becomes more apparent as the dataset size increases and the extreme imbalance dominates the model's learning process.</w:t>
+        <w:t xml:space="preserve"> is increased to 1000000, the model fails to recognize any minority class </w:t>
+      </w:r>
+      <w:r>
+        <w:rPr>
+          <w:rFonts w:ascii="Times New Roman" w:hAnsi="Times New Roman" w:cs="Times New Roman"/>
+          <w:sz w:val="24"/>
+          <w:szCs w:val="24"/>
+          <w:lang w:val="en-ID" w:eastAsia="ja-JP"/>
+        </w:rPr>
+        <w:t>instances, resulting in a recall of 0 for class 1. This demonstrates the inherent bias towards the majority class, which becomes more apparent as the dataset size increases and the extreme imbalance dominates the model's learning process.</w:t>
       </w:r>
     </w:p>
     <w:p>
@@ -3483,16 +3467,7 @@
           <w:szCs w:val="24"/>
           <w:lang w:val="en-ID" w:eastAsia="ja-JP"/>
         </w:rPr>
-        <w:t xml:space="preserve"> </w:t>
-      </w:r>
-      <w:r>
-        <w:rPr>
-          <w:rFonts w:ascii="Times New Roman" w:hAnsi="Times New Roman" w:cs="Times New Roman"/>
-          <w:sz w:val="24"/>
-          <w:szCs w:val="24"/>
-          <w:lang w:val="en-ID" w:eastAsia="ja-JP"/>
-        </w:rPr>
-        <w:t>imbalance severely impacts the model's ability to learn about and correctly classify the minority class, particularly at larger scales.</w:t>
+        <w:t xml:space="preserve"> imbalance severely impacts the model's ability to learn about and correctly classify the minority class, particularly at larger scales.</w:t>
       </w:r>
     </w:p>
     <w:p>
@@ -3597,6 +3572,7 @@
           <w:sz w:val="24"/>
           <w:szCs w:val="24"/>
         </w:rPr>
+        <w:lastRenderedPageBreak/>
         <w:t>4.2</w:t>
       </w:r>
       <w:r>
@@ -3836,7 +3812,6 @@
           <w:sz w:val="24"/>
           <w:szCs w:val="24"/>
         </w:rPr>
-        <w:lastRenderedPageBreak/>
         <w:t>Figure 2:</w:t>
       </w:r>
       <w:r>
@@ -4319,6 +4294,7 @@
           <w:szCs w:val="24"/>
           <w:lang w:val="en-ID" w:eastAsia="ja-JP"/>
         </w:rPr>
+        <w:lastRenderedPageBreak/>
         <w:t>The true positive rate for both classes is close to 1, and the off-diagonal elements are very low, means that both classes are being correctly classified with high accuracy.</w:t>
       </w:r>
     </w:p>
@@ -4491,7 +4467,6 @@
           <w:szCs w:val="24"/>
           <w:lang w:eastAsia="ja-JP"/>
         </w:rPr>
-        <w:lastRenderedPageBreak/>
         <w:t>n = 1000000</w:t>
       </w:r>
     </w:p>
@@ -4744,7 +4719,17 @@
           <w:szCs w:val="24"/>
           <w:lang w:val="en-ID" w:eastAsia="ja-JP"/>
         </w:rPr>
-        <w:t>Unlike the imbalanced dataset, for the Balanced Dataset, the LIME explanation demonstrates that the model is more capable of making better use of all features. The model can differentiate between Class 0 and Class 1.</w:t>
+        <w:t xml:space="preserve">Unlike the imbalanced dataset, for the Balanced Dataset, the LIME explanation demonstrates that the model is more capable of making better use </w:t>
+      </w:r>
+      <w:r>
+        <w:rPr>
+          <w:rFonts w:ascii="Times New Roman" w:hAnsi="Times New Roman" w:cs="Times New Roman"/>
+          <w:bCs w:val="0"/>
+          <w:sz w:val="24"/>
+          <w:szCs w:val="24"/>
+          <w:lang w:val="en-ID" w:eastAsia="ja-JP"/>
+        </w:rPr>
+        <w:t>of all features. The model can differentiate between Class 0 and Class 1.</w:t>
       </w:r>
     </w:p>
     <w:p>
@@ -4992,6 +4977,7 @@
           <w:sz w:val="24"/>
           <w:szCs w:val="24"/>
         </w:rPr>
+        <w:lastRenderedPageBreak/>
         <w:t xml:space="preserve">Figure </w:t>
       </w:r>
       <w:r>
@@ -5141,7 +5127,6 @@
           <w:szCs w:val="24"/>
           <w:lang w:eastAsia="ja-JP"/>
         </w:rPr>
-        <w:lastRenderedPageBreak/>
         <w:t xml:space="preserve">This behavior underscores the importance of analyzing model performance across different dataset sizes to truly understand its bias and limitations, </w:t>
       </w:r>
       <w:r>
@@ -5251,7 +5236,17 @@
           <w:szCs w:val="24"/>
           <w:lang w:val="en-ID" w:eastAsia="ja-JP"/>
         </w:rPr>
-        <w:t>The imbalanced dataset makes it difficult for the model to accurately identify the minority class, leading to poor performance in terms of precision when trying to recall many positives.</w:t>
+        <w:t xml:space="preserve">The imbalanced dataset makes it difficult for the model to accurately identify the minority class, </w:t>
+      </w:r>
+      <w:r>
+        <w:rPr>
+          <w:rFonts w:ascii="Times New Roman" w:hAnsi="Times New Roman" w:cs="Times New Roman"/>
+          <w:bCs w:val="0"/>
+          <w:sz w:val="24"/>
+          <w:szCs w:val="24"/>
+          <w:lang w:val="en-ID" w:eastAsia="ja-JP"/>
+        </w:rPr>
+        <w:t>leading to poor performance in terms of precision when trying to recall many positives.</w:t>
       </w:r>
     </w:p>
     <w:p>
@@ -5432,6 +5427,7 @@
           <w:szCs w:val="24"/>
           <w:lang w:val="en-ID" w:eastAsia="ja-JP"/>
         </w:rPr>
+        <w:lastRenderedPageBreak/>
         <w:t xml:space="preserve">In contrast, when the dataset's imbalanced nature is documented, it becomes clear that the model may be biased, prompting corrective actions like re-sampling techniques (e.g., SMOTE). This transparency ensures that models are held accountable for their predictions, and any potential unfairness is addressed </w:t>
       </w:r>
       <w:r>
@@ -5475,18 +5471,7 @@
           <w:szCs w:val="24"/>
           <w:lang w:val="en-ID" w:eastAsia="ja-JP"/>
         </w:rPr>
-        <w:t xml:space="preserve">In terms of fairness, the documentation of imbalances helps AI developers and practitioners </w:t>
-      </w:r>
-      <w:r>
-        <w:rPr>
-          <w:rFonts w:ascii="Times New Roman" w:hAnsi="Times New Roman" w:cs="Times New Roman"/>
-          <w:bCs w:val="0"/>
-          <w:sz w:val="24"/>
-          <w:szCs w:val="24"/>
-          <w:lang w:val="en-ID" w:eastAsia="ja-JP"/>
-        </w:rPr>
-        <w:lastRenderedPageBreak/>
-        <w:t xml:space="preserve">explain the limitations of the models, especially in high-stakes applications such as healthcare, hiring, or criminal justice. </w:t>
+        <w:t xml:space="preserve">In terms of fairness, the documentation of imbalances helps AI developers and practitioners explain the limitations of the models, especially in high-stakes applications such as healthcare, hiring, or criminal justice. </w:t>
       </w:r>
     </w:p>
     <w:p>
@@ -5545,17 +5530,7 @@
           <w:szCs w:val="24"/>
           <w:lang w:val="en-ID" w:eastAsia="ja-JP"/>
         </w:rPr>
-        <w:t>4.6.</w:t>
-      </w:r>
-      <w:r>
-        <w:rPr>
-          <w:rFonts w:ascii="Times New Roman" w:hAnsi="Times New Roman" w:cs="Times New Roman"/>
-          <w:bCs w:val="0"/>
-          <w:sz w:val="24"/>
-          <w:szCs w:val="24"/>
-          <w:lang w:val="en-ID" w:eastAsia="ja-JP"/>
-        </w:rPr>
-        <w:t>2</w:t>
+        <w:t>4.6.2</w:t>
       </w:r>
       <w:r>
         <w:rPr>
@@ -5641,7 +5616,7 @@
           <w:szCs w:val="24"/>
           <w:lang w:val="en-ID" w:eastAsia="ja-JP"/>
         </w:rPr>
-        <w:t xml:space="preserve">The relationship between dataset size and bias evaluation is evident in the model's performance across different sample sizes. In small datasets, particularly those with imbalanced classes, the model often gives misleading results. For example, in smaller datasets, the minority class might have a relatively higher recall, falsely indicating that the model </w:t>
+        <w:t xml:space="preserve">The relationship between dataset size and bias evaluation is evident in the model's performance across different sample sizes. In small datasets, particularly those with imbalanced classes, the model often gives misleading results. For example, in smaller datasets, the minority class </w:t>
       </w:r>
       <w:r>
         <w:rPr>
@@ -5651,17 +5626,7 @@
           <w:szCs w:val="24"/>
           <w:lang w:val="en-ID" w:eastAsia="ja-JP"/>
         </w:rPr>
-        <w:t>can handle</w:t>
-      </w:r>
-      <w:r>
-        <w:rPr>
-          <w:rFonts w:ascii="Times New Roman" w:hAnsi="Times New Roman" w:cs="Times New Roman"/>
-          <w:bCs w:val="0"/>
-          <w:sz w:val="24"/>
-          <w:szCs w:val="24"/>
-          <w:lang w:val="en-ID" w:eastAsia="ja-JP"/>
-        </w:rPr>
-        <w:t xml:space="preserve"> the class imbalance effectively. However, this is largely due to statistical noise and overfitting, rather than genuine learning from the data.</w:t>
+        <w:t>might have a relatively higher recall, falsely indicating that the model can handle the class imbalance effectively. However, this is largely due to statistical noise and overfitting, rather than genuine learning from the data.</w:t>
       </w:r>
     </w:p>
     <w:p>
@@ -5684,37 +5649,7 @@
           <w:szCs w:val="24"/>
           <w:lang w:val="en-ID" w:eastAsia="ja-JP"/>
         </w:rPr>
-        <w:t xml:space="preserve">As the dataset size increases, the true extent of the model's bias toward the majority class becomes more apparent. Larger datasets expose the model's weaknesses in learning from the minority class, with recall for the minority class </w:t>
-      </w:r>
-      <w:r>
-        <w:rPr>
-          <w:rFonts w:ascii="Times New Roman" w:hAnsi="Times New Roman" w:cs="Times New Roman"/>
-          <w:bCs w:val="0"/>
-          <w:sz w:val="24"/>
-          <w:szCs w:val="24"/>
-          <w:lang w:val="en-ID" w:eastAsia="ja-JP"/>
-        </w:rPr>
-        <w:t xml:space="preserve">dropping significantly. This suggests that smaller datasets might give the illusion of fairness, </w:t>
-      </w:r>
-      <w:r>
-        <w:rPr>
-          <w:rFonts w:ascii="Times New Roman" w:hAnsi="Times New Roman" w:cs="Times New Roman"/>
-          <w:bCs w:val="0"/>
-          <w:sz w:val="24"/>
-          <w:szCs w:val="24"/>
-          <w:lang w:val="en-ID" w:eastAsia="ja-JP"/>
-        </w:rPr>
-        <w:t>when the</w:t>
-      </w:r>
-      <w:r>
-        <w:rPr>
-          <w:rFonts w:ascii="Times New Roman" w:hAnsi="Times New Roman" w:cs="Times New Roman"/>
-          <w:bCs w:val="0"/>
-          <w:sz w:val="24"/>
-          <w:szCs w:val="24"/>
-          <w:lang w:val="en-ID" w:eastAsia="ja-JP"/>
-        </w:rPr>
-        <w:t xml:space="preserve"> model is not robust enough to perform well on minority classes at scale.</w:t>
+        <w:t>As the dataset size increases, the true extent of the model's bias toward the majority class becomes more apparent. Larger datasets expose the model's weaknesses in learning from the minority class, with recall for the minority class dropping significantly. This suggests that smaller datasets might give the illusion of fairness, when the model is not robust enough to perform well on minority classes at scale.</w:t>
       </w:r>
     </w:p>
     <w:p>
@@ -5760,17 +5695,7 @@
           <w:szCs w:val="24"/>
           <w:lang w:val="en-ID" w:eastAsia="ja-JP"/>
         </w:rPr>
-        <w:t>4.6.</w:t>
-      </w:r>
-      <w:r>
-        <w:rPr>
-          <w:rFonts w:ascii="Times New Roman" w:hAnsi="Times New Roman" w:cs="Times New Roman"/>
-          <w:bCs w:val="0"/>
-          <w:sz w:val="24"/>
-          <w:szCs w:val="24"/>
-          <w:lang w:val="en-ID" w:eastAsia="ja-JP"/>
-        </w:rPr>
-        <w:t>3</w:t>
+        <w:t>4.6.3</w:t>
       </w:r>
       <w:r>
         <w:rPr>
@@ -5869,7 +5794,18 @@
           <w:szCs w:val="24"/>
           <w:lang w:val="en-ID" w:eastAsia="ja-JP"/>
         </w:rPr>
-        <w:t>Small sample sizes can be particularly misleading when evaluating bias because they often provide inflated performance metrics, particularly for the minority class. In this study, the model trained on small imbalanced datasets initially showed acceptable recall for the minority class, suggesting that the model was not heavily biased. However, this performance was not reflective of the model's true ability. Instead, it was a result of statistical anomalies caused by the small sample size.</w:t>
+        <w:t xml:space="preserve">Small sample sizes can be particularly misleading when evaluating bias because they often provide </w:t>
+      </w:r>
+      <w:r>
+        <w:rPr>
+          <w:rFonts w:ascii="Times New Roman" w:hAnsi="Times New Roman" w:cs="Times New Roman"/>
+          <w:bCs w:val="0"/>
+          <w:sz w:val="24"/>
+          <w:szCs w:val="24"/>
+          <w:lang w:val="en-ID" w:eastAsia="ja-JP"/>
+        </w:rPr>
+        <w:lastRenderedPageBreak/>
+        <w:t>inflated performance metrics, particularly for the minority class. In this study, the model trained on small imbalanced datasets initially showed acceptable recall for the minority class, suggesting that the model was not heavily biased. However, this performance was not reflective of the model's true ability. Instead, it was a result of statistical anomalies caused by the small sample size.</w:t>
       </w:r>
     </w:p>
     <w:p>
@@ -5892,28 +5828,7 @@
           <w:szCs w:val="24"/>
           <w:lang w:val="en-ID" w:eastAsia="ja-JP"/>
         </w:rPr>
-        <w:lastRenderedPageBreak/>
-        <w:t xml:space="preserve">As the dataset size increased, the model's true bias emerged, with recall for the minority class dropping to near-zero levels. This demonstrates that small sample sizes can mask the true extent of bias by overfitting to random patterns in the data. Consequently, models trained and evaluated on small datasets may appear to be </w:t>
-      </w:r>
-      <w:r>
-        <w:rPr>
-          <w:rFonts w:ascii="Times New Roman" w:hAnsi="Times New Roman" w:cs="Times New Roman"/>
-          <w:bCs w:val="0"/>
-          <w:sz w:val="24"/>
-          <w:szCs w:val="24"/>
-          <w:lang w:val="en-ID" w:eastAsia="ja-JP"/>
-        </w:rPr>
-        <w:t>fairer</w:t>
-      </w:r>
-      <w:r>
-        <w:rPr>
-          <w:rFonts w:ascii="Times New Roman" w:hAnsi="Times New Roman" w:cs="Times New Roman"/>
-          <w:bCs w:val="0"/>
-          <w:sz w:val="24"/>
-          <w:szCs w:val="24"/>
-          <w:lang w:val="en-ID" w:eastAsia="ja-JP"/>
-        </w:rPr>
-        <w:t xml:space="preserve"> than they </w:t>
+        <w:t xml:space="preserve">As the dataset size increased, the model's true bias emerged, with recall for the minority class dropping to near-zero levels. This demonstrates that small sample sizes can mask the true extent of bias by overfitting to random patterns in the data. Consequently, models trained and evaluated on small datasets may appear to be fairer than they </w:t>
       </w:r>
       <w:r>
         <w:rPr>
@@ -5956,7 +5871,17 @@
           <w:szCs w:val="24"/>
           <w:lang w:val="en-ID" w:eastAsia="ja-JP"/>
         </w:rPr>
-        <w:t>The implications for models trained on imbalanced datasets are significant. AI practitioners may make decisions based on misleading performance metrics, believing their models to be fair and unbiased, only to find that those models fail to generalize once applied to larger or more diverse datasets. This is especially problematic in high-stakes domains like healthcare or criminal justice, where biased models can lead to unfair or even harmful outcomes for minority groups. Therefore, it is crucial to evaluate models on sufficiently large datasets to avoid these pitfalls and ensure that the true bias is uncovered early in the model development process.</w:t>
+        <w:t xml:space="preserve">The implications for models trained on imbalanced datasets are significant. AI practitioners may make decisions based on misleading performance metrics, believing their models to be fair and unbiased, only to find that those models fail to generalize once applied to larger or more diverse datasets. This is especially problematic in high-stakes domains like healthcare or criminal justice, where biased models can lead to unfair or even harmful outcomes for minority groups. Therefore, it is crucial to evaluate models on sufficiently large </w:t>
+      </w:r>
+      <w:r>
+        <w:rPr>
+          <w:rFonts w:ascii="Times New Roman" w:hAnsi="Times New Roman" w:cs="Times New Roman"/>
+          <w:bCs w:val="0"/>
+          <w:sz w:val="24"/>
+          <w:szCs w:val="24"/>
+          <w:lang w:val="en-ID" w:eastAsia="ja-JP"/>
+        </w:rPr>
+        <w:t>datasets to avoid these pitfalls and ensure that the true bias is uncovered early in the model development process.</w:t>
       </w:r>
     </w:p>
     <w:p>
@@ -6026,13 +5951,7 @@
         <w:rPr>
           <w:lang w:val="en-ID"/>
         </w:rPr>
-        <w:t xml:space="preserve">This research reveals the significant impact of dataset composition on </w:t>
-      </w:r>
-      <w:r>
-        <w:rPr>
-          <w:lang w:val="en-ID"/>
-        </w:rPr>
-        <w:t>model fairness and transparency. Specifically, it shows that:</w:t>
+        <w:t>This research reveals the significant impact of dataset composition on model fairness and transparency. Specifically, it shows that:</w:t>
       </w:r>
     </w:p>
     <w:p>
@@ -6110,12 +6029,19 @@
         <w:rPr>
           <w:lang w:val="en-ID"/>
         </w:rPr>
-        <w:t xml:space="preserve">: The findings suggest that traditional bias evaluations may not be sufficient, especially when using imbalanced and small datasets. The study underscores the importance of documenting and </w:t>
+        <w:t xml:space="preserve">: The findings suggest that traditional bias evaluations may not </w:t>
       </w:r>
       <w:r>
         <w:rPr>
           <w:lang w:val="en-ID"/>
         </w:rPr>
+        <w:lastRenderedPageBreak/>
+        <w:t xml:space="preserve">be sufficient, especially when using imbalanced and small datasets. The study underscores the importance of documenting and </w:t>
+      </w:r>
+      <w:r>
+        <w:rPr>
+          <w:lang w:val="en-ID"/>
+        </w:rPr>
         <w:t>analysing</w:t>
       </w:r>
       <w:r>
@@ -6154,7 +6080,6 @@
         <w:pStyle w:val="Para"/>
       </w:pPr>
       <w:r>
-        <w:lastRenderedPageBreak/>
         <w:t>These findings highlight the need for more comprehensive Responsible AI practices. Traditionally, AI fairness has focused on model explainability and transparency, but this research shows that documenting dataset composition is just as important. By not addressing dataset imbalance and small sample sizes, biases can go undetected, potentially leading to unfair outcomes in critical decision-making processes.</w:t>
       </w:r>
     </w:p>
@@ -6195,7 +6120,10 @@
         <w:pStyle w:val="Para"/>
       </w:pPr>
       <w:r>
-        <w:t>One unexpected result was the degree to which small sample sizes appeared to inflate the model’s performance, particularly with imbalanced data. In smaller datasets, the recall for the minority class was higher than expected, suggesting the model had learned some patterns for the minority class. However, upon scaling up the dataset, it became clear that the model was not truly learning these patterns; rather, it was influenced by statistical noise or overfitting to the small sample data.</w:t>
+        <w:t xml:space="preserve">One unexpected result was the degree to which small sample sizes appeared to inflate the </w:t>
+      </w:r>
+      <w:r>
+        <w:t>model’s performance, particularly with imbalanced data. In smaller datasets, the recall for the minority class was higher than expected, suggesting the model had learned some patterns for the minority class. However, upon scaling up the dataset, it became clear that the model was not truly learning these patterns; rather, it was influenced by statistical noise or overfitting to the small sample data.</w:t>
       </w:r>
     </w:p>
     <w:p>
@@ -6267,7 +6195,11 @@
         <w:t>T</w:t>
       </w:r>
       <w:r>
-        <w:t>he experiments were limited to synthetic datasets. Although the imbalanced dataset accurately reflects typical real-world scenarios, the complexity of real-world data, including noise and non-linearity, could affect model behavior differently. Future studies should aim to test these findings on real-world datasets across various machine learning models to increase generalizability.</w:t>
+        <w:t xml:space="preserve">he experiments were limited to synthetic datasets. Although the imbalanced dataset accurately reflects typical real-world scenarios, the complexity of real-world </w:t>
+      </w:r>
+      <w:r>
+        <w:lastRenderedPageBreak/>
+        <w:t>data, including noise and non-linearity, could affect model behavior differently. Future studies should aim to test these findings on real-world datasets across various machine learning models to increase generalizability.</w:t>
       </w:r>
     </w:p>
     <w:p>
@@ -6279,11 +6211,7 @@
         </w:numPr>
       </w:pPr>
       <w:r>
-        <w:t xml:space="preserve">The study also focused on binary classification tasks. Extending this analysis to multi-class classification problems could further illuminate how </w:t>
-      </w:r>
-      <w:r>
-        <w:lastRenderedPageBreak/>
-        <w:t>dataset imbalance affects bias in more complex settings.</w:t>
+        <w:t>The study also focused on binary classification tasks. Extending this analysis to multi-class classification problems could further illuminate how dataset imbalance affects bias in more complex settings.</w:t>
       </w:r>
     </w:p>
     <w:p>
@@ -6401,14 +6329,16 @@
         <w:rPr>
           <w:lang w:val="en-ID"/>
         </w:rPr>
-        <w:t xml:space="preserve">Misleading Effects of Small Sample Sizes: The research also highlights how small sample sizes can provide a false sense of fairness, with models appearing to perform well on minority classes. However, this performance is often a result of statistical noise rather than true learning. As the sample size increases, the model’s inherent bias becomes clear, with performance metrics such as recall deteriorating for the minority class. This </w:t>
-      </w:r>
-      <w:r>
+        <w:t>Misleading Effects of Small Sample Sizes: The research also highlights how small sample sizes can provide a false sense of fairness, with models appearing to perform well on minority classes. However, this performance is often a result of statistical noise rather than true learning. As the sample size increases, the model’s inherent bias becomes clear, with performance metrics such as recall deteriorating for the minority class. This underscores the need for large, well-distributed datasets to ensure accurate bias evaluation.</w:t>
+      </w:r>
+    </w:p>
+    <w:p>
+      <w:pPr>
+        <w:pStyle w:val="Para"/>
         <w:rPr>
           <w:lang w:val="en-ID"/>
         </w:rPr>
-        <w:t>underscores the need for large, well-distributed datasets to ensure accurate bias evaluation.</w:t>
-      </w:r>
+      </w:pPr>
     </w:p>
     <w:p>
       <w:pPr>
@@ -6417,6 +6347,12 @@
           <w:lang w:val="en-ID"/>
         </w:rPr>
       </w:pPr>
+      <w:r>
+        <w:rPr>
+          <w:lang w:val="en-ID"/>
+        </w:rPr>
+        <w:t>The Role of Documentation: A key recommendation from this study is the incorporation of dataset composition documentation into Responsible AI practices. By documenting whether a dataset is balanced or imbalanced, AI practitioners can ensure greater transparency, allowing stakeholders to make more informed decisions about the fairness and reliability of AI systems.</w:t>
+      </w:r>
     </w:p>
     <w:p>
       <w:pPr>
@@ -6425,11 +6361,19 @@
           <w:lang w:val="en-ID"/>
         </w:rPr>
       </w:pPr>
-      <w:r>
+    </w:p>
+    <w:p>
+      <w:pPr>
+        <w:pStyle w:val="Para"/>
         <w:rPr>
           <w:lang w:val="en-ID"/>
         </w:rPr>
-        <w:t>The Role of Documentation: A key recommendation from this study is the incorporation of dataset composition documentation into Responsible AI practices. By documenting whether a dataset is balanced or imbalanced, AI practitioners can ensure greater transparency, allowing stakeholders to make more informed decisions about the fairness and reliability of AI systems.</w:t>
+      </w:pPr>
+      <w:r>
+        <w:rPr>
+          <w:lang w:val="en-ID"/>
+        </w:rPr>
+        <w:t>Broader Impact on Responsible AI</w:t>
       </w:r>
     </w:p>
     <w:p>
@@ -6439,6 +6383,19 @@
           <w:lang w:val="en-ID"/>
         </w:rPr>
       </w:pPr>
+      <w:r>
+        <w:rPr>
+          <w:lang w:val="en-ID"/>
+        </w:rPr>
+        <w:t xml:space="preserve">These insights have immediate and long-term effects on Responsible AI. In the short term, they highlight the need for stricter evaluations of model fairness, especially in high-stakes applications like healthcare, criminal justice, and hiring, where bias can have severe consequences. In the long term, integrating dataset composition analysis into Responsible AI frameworks can </w:t>
+      </w:r>
+      <w:r>
+        <w:rPr>
+          <w:lang w:val="en-ID"/>
+        </w:rPr>
+        <w:lastRenderedPageBreak/>
+        <w:t>enhance trust in AI systems, fostering more ethical and accountable AI practices across industries.</w:t>
+      </w:r>
     </w:p>
     <w:p>
       <w:pPr>
@@ -6447,72 +6404,37 @@
           <w:lang w:val="en-ID"/>
         </w:rPr>
       </w:pPr>
-      <w:r>
+    </w:p>
+    <w:p>
+      <w:pPr>
+        <w:pStyle w:val="Para"/>
         <w:rPr>
           <w:lang w:val="en-ID"/>
         </w:rPr>
-        <w:t>Broader Impact on Responsible AI</w:t>
-      </w:r>
-    </w:p>
-    <w:p>
-      <w:pPr>
-        <w:pStyle w:val="Para"/>
+      </w:pPr>
+      <w:r>
         <w:rPr>
           <w:lang w:val="en-ID"/>
         </w:rPr>
-      </w:pPr>
+        <w:t>T</w:t>
+      </w:r>
       <w:r>
         <w:rPr>
           <w:lang w:val="en-ID"/>
         </w:rPr>
-        <w:t>These insights have immediate and long-term effects on Responsible AI. In the short term, they highlight the need for stricter evaluations of model fairness, especially in high-stakes applications like healthcare, criminal justice, and hiring, where bias can have severe consequences. In the long term, integrating dataset composition analysis into Responsible AI frameworks can enhance trust in AI systems, fostering more ethical and accountable AI practices across industries.</w:t>
-      </w:r>
-    </w:p>
-    <w:p>
-      <w:pPr>
-        <w:pStyle w:val="Para"/>
+        <w:t>he study under</w:t>
+      </w:r>
+      <w:r>
         <w:rPr>
           <w:lang w:val="en-ID"/>
         </w:rPr>
-      </w:pPr>
-    </w:p>
-    <w:p>
-      <w:pPr>
-        <w:pStyle w:val="Para"/>
+        <w:t>lines</w:t>
+      </w:r>
+      <w:r>
         <w:rPr>
           <w:lang w:val="en-ID"/>
         </w:rPr>
-      </w:pPr>
-      <w:r>
-        <w:rPr>
-          <w:lang w:val="en-ID"/>
-        </w:rPr>
-        <w:t>T</w:t>
-      </w:r>
-      <w:r>
-        <w:rPr>
-          <w:lang w:val="en-ID"/>
-        </w:rPr>
-        <w:t>he study under</w:t>
-      </w:r>
-      <w:r>
-        <w:rPr>
-          <w:lang w:val="en-ID"/>
-        </w:rPr>
-        <w:t>lines</w:t>
-      </w:r>
-      <w:r>
-        <w:rPr>
-          <w:lang w:val="en-ID"/>
-        </w:rPr>
-        <w:t xml:space="preserve"> the importance of moving beyond model explainability alone. Transparency at both the model and dataset levels is essential for building fair AI systems, and this approach </w:t>
-      </w:r>
-      <w:r>
-        <w:rPr>
-          <w:lang w:val="en-ID"/>
-        </w:rPr>
-        <w:lastRenderedPageBreak/>
-        <w:t>has the potential to reshape how AI fairness is evaluated and regulated in the future.</w:t>
+        <w:t xml:space="preserve"> the importance of moving beyond model explainability alone. Transparency at both the model and dataset levels is essential for building fair AI systems, and this approach has the potential to reshape how AI fairness is evaluated and regulated in the future.</w:t>
       </w:r>
     </w:p>
     <w:p>
@@ -6595,10 +6517,7 @@
         <w:t>contains</w:t>
       </w:r>
       <w:r>
-        <w:t xml:space="preserve"> noise, missing values, and more complex relationships. Future research should test these findings using </w:t>
-      </w:r>
-      <w:r>
-        <w:t>diverse, real-world datasets to ensure broader applicability.</w:t>
+        <w:t xml:space="preserve"> noise, missing values, and more complex relationships. Future research should test these findings using diverse, real-world datasets to ensure broader applicability.</w:t>
       </w:r>
     </w:p>
     <w:p>
@@ -6664,7 +6583,11 @@
         <w:pStyle w:val="Para"/>
       </w:pPr>
       <w:r>
-        <w:t>This research has shed light on how dataset composition—specifically imbalance—affects AI model performance and fairness. While the findings contribute significantly to Responsible AI, there are numerous areas that future research should explore to further enhance AI transparency and fairness.</w:t>
+        <w:t xml:space="preserve">This research has shed light on how dataset composition—specifically imbalance—affects AI </w:t>
+      </w:r>
+      <w:r>
+        <w:lastRenderedPageBreak/>
+        <w:t>model performance and fairness. While the findings contribute significantly to Responsible AI, there are numerous areas that future research should explore to further enhance AI transparency and fairness.</w:t>
       </w:r>
     </w:p>
     <w:p>
@@ -6689,7 +6612,6 @@
         <w:pStyle w:val="Para"/>
       </w:pPr>
       <w:r>
-        <w:lastRenderedPageBreak/>
         <w:t>A key recommendation is to further investigate and refine bias mitigation techniques, such as Synthetic Minority Over-sampling Technique (SMOTE), which generates synthetic instances for the minority class to balance the dataset. SMOTE and other advanced techniques like ADASYN, Random Over-sampling, Under-sampling, and Cost-Sensitive Learning should be rigorously tested across different domains and model architectures to evaluate their effectiveness in reducing bias without negatively impacting model accuracy. Furthermore, exploring hybrid approaches that combine these techniques with ensemble methods, like Bagging or Boosting, could help balance performance across both the majority and minority classes.</w:t>
       </w:r>
     </w:p>
@@ -6716,7 +6638,10 @@
         <w:t>architecture</w:t>
       </w:r>
       <w:r>
-        <w:t>. These models might behave differently when trained on imbalanced datasets, especially in high-dimensional data settings such as image classification or natural language processing. Analyzing the efficacy of bias mitigation techniques in these more complex models can provide broader insights into their generalizability across different AI tasks.</w:t>
+        <w:t xml:space="preserve">. These models might behave differently when trained on imbalanced datasets, </w:t>
+      </w:r>
+      <w:r>
+        <w:t>especially in high-dimensional data settings such as image classification or natural language processing. Analyzing the efficacy of bias mitigation techniques in these more complex models can provide broader insights into their generalizability across different AI tasks.</w:t>
       </w:r>
     </w:p>
     <w:p>
@@ -6778,7 +6703,11 @@
         <w:t>of</w:t>
       </w:r>
       <w:r>
-        <w:t xml:space="preserve"> learning problems, such as clustering and reinforcement learning. Each of these domains may have unique fairness challenges that require domain-specific approaches to mitigate bias. For example, in healthcare or financial forecasting, ensuring fairness in regression tasks where minority outcomes may be underrepresented is crucial. </w:t>
+        <w:t xml:space="preserve"> learning problems, such as clustering and reinforcement learning. Each of these domains may have unique fairness challenges that require domain-specific approaches to mitigate bias. For example, in healthcare or financial forecasting, ensuring </w:t>
+      </w:r>
+      <w:r>
+        <w:lastRenderedPageBreak/>
+        <w:t xml:space="preserve">fairness in regression tasks where minority outcomes may be underrepresented is crucial. </w:t>
       </w:r>
     </w:p>
     <w:p>
@@ -6803,11 +6732,7 @@
         <w:pStyle w:val="Para"/>
       </w:pPr>
       <w:r>
-        <w:t xml:space="preserve">A significant area for future research is exploring how dataset imbalance impacts multi-class and multi-label classification problems. These tasks </w:t>
-      </w:r>
-      <w:r>
-        <w:lastRenderedPageBreak/>
-        <w:t xml:space="preserve">introduce additional complexity as imbalances across multiple classes can lead to more intricate bias patterns. Investigating methods to handle these challenges effectively will be important for applications that deal with </w:t>
+        <w:t xml:space="preserve">A significant area for future research is exploring how dataset imbalance impacts multi-class and multi-label classification problems. These tasks introduce additional complexity as imbalances across multiple classes can lead to more intricate bias patterns. Investigating methods to handle these challenges effectively will be important for applications that deal with </w:t>
       </w:r>
       <w:r>
         <w:t>many</w:t>
@@ -6874,10 +6799,10 @@
         <w:t>T</w:t>
       </w:r>
       <w:r>
-        <w:t xml:space="preserve">he broader implications of this research for the AI industry are profound. As AI becomes increasingly integrated into decision-making processes, the importance of documenting dataset composition and employing bias mitigation techniques cannot be overstated. By adopting comprehensive practices to address dataset imbalances, AI developers and stakeholders can build systems that are not only more transparent but also more equitable. Moreover, regulatory frameworks and industry standards should encourage and even mandate that dataset composition is clearly documented, and that </w:t>
-      </w:r>
-      <w:r>
-        <w:t>models are tested for fairness across all relevant demographic groups.</w:t>
+        <w:t xml:space="preserve">he broader implications of this research for the AI industry are profound. As AI becomes increasingly integrated into decision-making processes, the importance of documenting dataset composition and employing bias mitigation </w:t>
+      </w:r>
+      <w:r>
+        <w:t>techniques cannot be overstated. By adopting comprehensive practices to address dataset imbalances, AI developers and stakeholders can build systems that are not only more transparent but also more equitable. Moreover, regulatory frameworks and industry standards should encourage and even mandate that dataset composition is clearly documented, and that models are tested for fairness across all relevant demographic groups.</w:t>
       </w:r>
     </w:p>
     <w:p>
@@ -6940,7 +6865,18 @@
           <w:lang w:eastAsia="it-IT"/>
           <w14:ligatures w14:val="standard"/>
         </w:rPr>
-        <w:t>I would like to express my gratitude to all mentors and advisors in University of Hull for their guidance through the development of this research. I also wish to thank my colleagues at the University of Hull for their support, which really improved the quality of this work. Special thanks go to my families and friends for their understanding during this research. Thank you for inspiring me to contribute to the field of Responsible AI.</w:t>
+        <w:t xml:space="preserve">I would like to express my gratitude to all mentors and advisors in University of Hull for their guidance through the development of this research. I also wish to thank my colleagues at the University of Hull for their support, which really improved the quality of this work. Special thanks go to my families and friends for their understanding during this research. Thank you </w:t>
+      </w:r>
+      <w:r>
+        <w:rPr>
+          <w:rFonts w:ascii="Times New Roman" w:hAnsi="Times New Roman" w:cs="Times New Roman"/>
+          <w:sz w:val="24"/>
+          <w:szCs w:val="24"/>
+          <w:lang w:eastAsia="it-IT"/>
+          <w14:ligatures w14:val="standard"/>
+        </w:rPr>
+        <w:lastRenderedPageBreak/>
+        <w:t>for inspiring me to contribute to the field of Responsible AI.</w:t>
       </w:r>
     </w:p>
     <w:p>
@@ -7043,7 +6979,6 @@
           <w:szCs w:val="24"/>
           <w14:ligatures w14:val="standard"/>
         </w:rPr>
-        <w:lastRenderedPageBreak/>
         <w:t>[2]</w:t>
       </w:r>
       <w:r>
@@ -7224,18 +7159,7 @@
           <w:szCs w:val="24"/>
           <w14:ligatures w14:val="standard"/>
         </w:rPr>
-        <w:t>Survey</w:t>
-      </w:r>
-      <w:r>
-        <w:rPr>
-          <w:rFonts w:ascii="Times New Roman" w:hAnsi="Times New Roman" w:cs="Times New Roman"/>
-          <w:i/>
-          <w:iCs/>
-          <w:sz w:val="24"/>
-          <w:szCs w:val="24"/>
-          <w14:ligatures w14:val="standard"/>
-        </w:rPr>
-        <w:t xml:space="preserve"> </w:t>
+        <w:t xml:space="preserve">Survey </w:t>
       </w:r>
       <w:r>
         <w:rPr>
@@ -18113,10 +18037,6 @@
 </file>
 
 <file path=customXml/item1.xml><?xml version="1.0" encoding="utf-8"?>
-<b:Sources xmlns:b="http://schemas.openxmlformats.org/officeDocument/2006/bibliography" xmlns="http://schemas.openxmlformats.org/officeDocument/2006/bibliography" SelectedStyle="\APA.XSL" StyleName="APA"/>
-</file>
-
-<file path=customXml/item2.xml><?xml version="1.0" encoding="utf-8"?>
 <Workflow version="v.1.13">
   <Filtration versionrequired="True" status="DONE" StartTime="25-07-2014 13:27:04" EndTime="25-07-2014 13:28:29">
     <Mandatory>
@@ -18294,16 +18214,20 @@
 </Workflow>
 </file>
 
+<file path=customXml/item2.xml><?xml version="1.0" encoding="utf-8"?>
+<b:Sources xmlns:b="http://schemas.openxmlformats.org/officeDocument/2006/bibliography" xmlns="http://schemas.openxmlformats.org/officeDocument/2006/bibliography" SelectedStyle="\APA.XSL" StyleName="APA"/>
+</file>
+
 <file path=customXml/itemProps1.xml><?xml version="1.0" encoding="utf-8"?>
+<ds:datastoreItem xmlns:ds="http://schemas.openxmlformats.org/officeDocument/2006/customXml" ds:itemID="{4D45DBA2-DCF6-46BF-858B-9A8CC8161B4D}">
+  <ds:schemaRefs/>
+</ds:datastoreItem>
+</file>
+
+<file path=customXml/itemProps2.xml><?xml version="1.0" encoding="utf-8"?>
 <ds:datastoreItem xmlns:ds="http://schemas.openxmlformats.org/officeDocument/2006/customXml" ds:itemID="{B589180B-96F4-4B3D-93D7-E2C64345EF74}">
   <ds:schemaRefs>
     <ds:schemaRef ds:uri="http://schemas.openxmlformats.org/officeDocument/2006/bibliography"/>
   </ds:schemaRefs>
 </ds:datastoreItem>
-</file>
-
-<file path=customXml/itemProps2.xml><?xml version="1.0" encoding="utf-8"?>
-<ds:datastoreItem xmlns:ds="http://schemas.openxmlformats.org/officeDocument/2006/customXml" ds:itemID="{4D45DBA2-DCF6-46BF-858B-9A8CC8161B4D}">
-  <ds:schemaRefs/>
-</ds:datastoreItem>
 </file>
--- a/Imbalance_Balanced_Dataset_Composition_XAI.docx
+++ b/Imbalance_Balanced_Dataset_Composition_XAI.docx
@@ -657,7 +657,7 @@
           <w:lang w:eastAsia="it-IT"/>
           <w14:ligatures w14:val="standard"/>
         </w:rPr>
-        <w:t>F</w:t>
+        <w:t>Computing Metjodologies</w:t>
       </w:r>
       <w:r>
         <w:rPr>
@@ -667,7 +667,7 @@
           <w:lang w:eastAsia="it-IT"/>
           <w14:ligatures w14:val="standard"/>
         </w:rPr>
-        <w:t xml:space="preserve">airness and accountability </w:t>
+        <w:t xml:space="preserve"> </w:t>
       </w:r>
       <w:r>
         <w:rPr>
@@ -696,7 +696,7 @@
           <w:lang w:eastAsia="it-IT"/>
           <w14:ligatures w14:val="standard"/>
         </w:rPr>
-        <w:t>Responsible AI</w:t>
+        <w:t>Artificial Intelligence</w:t>
       </w:r>
       <w:r>
         <w:rPr>
@@ -706,7 +706,56 @@
           <w:lang w:eastAsia="it-IT"/>
           <w14:ligatures w14:val="standard"/>
         </w:rPr>
-        <w:tab/>
+        <w:t xml:space="preserve"> </w:t>
+      </w:r>
+      <w:r>
+        <w:rPr>
+          <w:rFonts w:ascii="Times New Roman" w:hAnsi="Times New Roman" w:cs="Times New Roman"/>
+          <w:sz w:val="24"/>
+          <w:szCs w:val="24"/>
+          <w:lang w:eastAsia="it-IT"/>
+          <w14:ligatures w14:val="standard"/>
+        </w:rPr>
+        <w:t>(</w:t>
+      </w:r>
+      <w:r>
+        <w:rPr>
+          <w:rFonts w:ascii="Times New Roman" w:hAnsi="Times New Roman" w:cs="Times New Roman"/>
+          <w:sz w:val="24"/>
+          <w:szCs w:val="24"/>
+          <w:lang w:eastAsia="it-IT"/>
+          <w14:ligatures w14:val="standard"/>
+        </w:rPr>
+        <w:t>AI</w:t>
+      </w:r>
+      <w:r>
+        <w:rPr>
+          <w:rFonts w:ascii="Times New Roman" w:hAnsi="Times New Roman" w:cs="Times New Roman"/>
+          <w:sz w:val="24"/>
+          <w:szCs w:val="24"/>
+          <w:lang w:eastAsia="it-IT"/>
+          <w14:ligatures w14:val="standard"/>
+        </w:rPr>
+        <w:t xml:space="preserve">) </w:t>
+      </w:r>
+      <w:r>
+        <w:rPr>
+          <w:rFonts w:ascii="Times New Roman" w:hAnsi="Times New Roman" w:cs="Times New Roman"/>
+          <w:sz w:val="24"/>
+          <w:szCs w:val="24"/>
+          <w14:ligatures w14:val="standard"/>
+        </w:rPr>
+        <w:t>• </w:t>
+      </w:r>
+      <w:r>
+        <w:rPr>
+          <w:rFonts w:ascii="Times New Roman" w:hAnsi="Times New Roman" w:cs="Times New Roman"/>
+          <w:sz w:val="24"/>
+          <w:szCs w:val="24"/>
+          <w:lang w:eastAsia="it-IT"/>
+          <w14:ligatures w14:val="standard"/>
+        </w:rPr>
+        <w:t>Explainable AI (XAI)</w:t>
       </w:r>
     </w:p>
     <w:p>
@@ -1084,135 +1133,21 @@
           <w:b w:val="0"/>
           <w:bCs w:val="0"/>
         </w:rPr>
-        <w:t xml:space="preserve">How </w:t>
-      </w:r>
-      <w:proofErr w:type="spellStart"/>
+        <w:t>How does the documentation of dataset composition (</w:t>
+      </w:r>
       <w:r>
         <w:rPr>
           <w:b w:val="0"/>
           <w:bCs w:val="0"/>
         </w:rPr>
-        <w:t>does</w:t>
-      </w:r>
-      <w:proofErr w:type="spellEnd"/>
+        <w:t>balance</w:t>
+      </w:r>
       <w:r>
         <w:rPr>
           <w:b w:val="0"/>
           <w:bCs w:val="0"/>
         </w:rPr>
-        <w:t xml:space="preserve"> the documentation of </w:t>
-      </w:r>
-      <w:proofErr w:type="spellStart"/>
-      <w:r>
-        <w:rPr>
-          <w:b w:val="0"/>
-          <w:bCs w:val="0"/>
-        </w:rPr>
-        <w:t>dataset</w:t>
-      </w:r>
-      <w:proofErr w:type="spellEnd"/>
-      <w:r>
-        <w:rPr>
-          <w:b w:val="0"/>
-          <w:bCs w:val="0"/>
-        </w:rPr>
-        <w:t xml:space="preserve"> composition (</w:t>
-      </w:r>
-      <w:r>
-        <w:rPr>
-          <w:b w:val="0"/>
-          <w:bCs w:val="0"/>
-        </w:rPr>
-        <w:t>balance</w:t>
-      </w:r>
-      <w:r>
-        <w:rPr>
-          <w:b w:val="0"/>
-          <w:bCs w:val="0"/>
-        </w:rPr>
-        <w:t xml:space="preserve"> vs. </w:t>
-      </w:r>
-      <w:proofErr w:type="spellStart"/>
-      <w:proofErr w:type="gramStart"/>
-      <w:r>
-        <w:rPr>
-          <w:b w:val="0"/>
-          <w:bCs w:val="0"/>
-        </w:rPr>
-        <w:t>imbalanced</w:t>
-      </w:r>
-      <w:proofErr w:type="spellEnd"/>
-      <w:proofErr w:type="gramEnd"/>
-      <w:r>
-        <w:rPr>
-          <w:b w:val="0"/>
-          <w:bCs w:val="0"/>
-        </w:rPr>
-        <w:t xml:space="preserve">) impact AI model </w:t>
-      </w:r>
-      <w:proofErr w:type="spellStart"/>
-      <w:r>
-        <w:rPr>
-          <w:b w:val="0"/>
-          <w:bCs w:val="0"/>
-        </w:rPr>
-        <w:t>transparency</w:t>
-      </w:r>
-      <w:proofErr w:type="spellEnd"/>
-      <w:r>
-        <w:rPr>
-          <w:b w:val="0"/>
-          <w:bCs w:val="0"/>
-        </w:rPr>
-        <w:t xml:space="preserve"> and </w:t>
-      </w:r>
-      <w:proofErr w:type="spellStart"/>
-      <w:r>
-        <w:rPr>
-          <w:b w:val="0"/>
-          <w:bCs w:val="0"/>
-        </w:rPr>
-        <w:t>fairness</w:t>
-      </w:r>
-      <w:proofErr w:type="spellEnd"/>
-      <w:r>
-        <w:rPr>
-          <w:b w:val="0"/>
-          <w:bCs w:val="0"/>
-        </w:rPr>
-        <w:t xml:space="preserve"> in </w:t>
-      </w:r>
-      <w:proofErr w:type="spellStart"/>
-      <w:r>
-        <w:rPr>
-          <w:b w:val="0"/>
-          <w:bCs w:val="0"/>
-        </w:rPr>
-        <w:t>decision-making</w:t>
-      </w:r>
-      <w:proofErr w:type="spellEnd"/>
-      <w:r>
-        <w:rPr>
-          <w:b w:val="0"/>
-          <w:bCs w:val="0"/>
-        </w:rPr>
-        <w:t xml:space="preserve"> </w:t>
-      </w:r>
-      <w:proofErr w:type="spellStart"/>
-      <w:r>
-        <w:rPr>
-          <w:b w:val="0"/>
-          <w:bCs w:val="0"/>
-        </w:rPr>
-        <w:t>systems</w:t>
-      </w:r>
-      <w:proofErr w:type="spellEnd"/>
-      <w:r>
-        <w:rPr>
-          <w:b w:val="0"/>
-          <w:bCs w:val="0"/>
-        </w:rPr>
-        <w:t>?</w:t>
+        <w:t xml:space="preserve"> vs. imbalanced) impact AI model transparency and fairness in decision-making systems?</w:t>
       </w:r>
     </w:p>
     <w:p>
@@ -1227,207 +1162,13 @@
           <w:bCs w:val="0"/>
         </w:rPr>
       </w:pPr>
-      <w:proofErr w:type="spellStart"/>
       <w:r>
         <w:rPr>
           <w:b w:val="0"/>
           <w:bCs w:val="0"/>
         </w:rPr>
-        <w:t>What</w:t>
-      </w:r>
-      <w:proofErr w:type="spellEnd"/>
-      <w:r>
-        <w:rPr>
-          <w:b w:val="0"/>
-          <w:bCs w:val="0"/>
-        </w:rPr>
-        <w:t xml:space="preserve"> </w:t>
-      </w:r>
-      <w:proofErr w:type="spellStart"/>
-      <w:r>
-        <w:rPr>
-          <w:b w:val="0"/>
-          <w:bCs w:val="0"/>
-        </w:rPr>
-        <w:t>is</w:t>
-      </w:r>
-      <w:proofErr w:type="spellEnd"/>
-      <w:r>
-        <w:rPr>
-          <w:b w:val="0"/>
-          <w:bCs w:val="0"/>
-        </w:rPr>
-        <w:t xml:space="preserve"> the </w:t>
-      </w:r>
-      <w:proofErr w:type="spellStart"/>
-      <w:r>
-        <w:rPr>
-          <w:b w:val="0"/>
-          <w:bCs w:val="0"/>
-        </w:rPr>
-        <w:t>relationship</w:t>
-      </w:r>
-      <w:proofErr w:type="spellEnd"/>
-      <w:r>
-        <w:rPr>
-          <w:b w:val="0"/>
-          <w:bCs w:val="0"/>
-        </w:rPr>
-        <w:t xml:space="preserve"> </w:t>
-      </w:r>
-      <w:proofErr w:type="spellStart"/>
-      <w:r>
-        <w:rPr>
-          <w:b w:val="0"/>
-          <w:bCs w:val="0"/>
-        </w:rPr>
-        <w:t>between</w:t>
-      </w:r>
-      <w:proofErr w:type="spellEnd"/>
-      <w:r>
-        <w:rPr>
-          <w:b w:val="0"/>
-          <w:bCs w:val="0"/>
-        </w:rPr>
-        <w:t xml:space="preserve"> </w:t>
-      </w:r>
-      <w:proofErr w:type="spellStart"/>
-      <w:r>
-        <w:rPr>
-          <w:b w:val="0"/>
-          <w:bCs w:val="0"/>
-        </w:rPr>
-        <w:t>dataset</w:t>
-      </w:r>
-      <w:proofErr w:type="spellEnd"/>
-      <w:r>
-        <w:rPr>
-          <w:b w:val="0"/>
-          <w:bCs w:val="0"/>
-        </w:rPr>
-        <w:t xml:space="preserve"> size and the </w:t>
-      </w:r>
-      <w:proofErr w:type="spellStart"/>
-      <w:r>
-        <w:rPr>
-          <w:b w:val="0"/>
-          <w:bCs w:val="0"/>
-        </w:rPr>
-        <w:t>accuracy</w:t>
-      </w:r>
-      <w:proofErr w:type="spellEnd"/>
-      <w:r>
-        <w:rPr>
-          <w:b w:val="0"/>
-          <w:bCs w:val="0"/>
-        </w:rPr>
-        <w:t xml:space="preserve"> of </w:t>
-      </w:r>
-      <w:proofErr w:type="spellStart"/>
-      <w:r>
-        <w:rPr>
-          <w:b w:val="0"/>
-          <w:bCs w:val="0"/>
-        </w:rPr>
-        <w:t>bias</w:t>
-      </w:r>
-      <w:proofErr w:type="spellEnd"/>
-      <w:r>
-        <w:rPr>
-          <w:b w:val="0"/>
-          <w:bCs w:val="0"/>
-        </w:rPr>
-        <w:t xml:space="preserve"> </w:t>
-      </w:r>
-      <w:proofErr w:type="spellStart"/>
-      <w:r>
-        <w:rPr>
-          <w:b w:val="0"/>
-          <w:bCs w:val="0"/>
-        </w:rPr>
-        <w:t>evaluation</w:t>
-      </w:r>
-      <w:proofErr w:type="spellEnd"/>
-      <w:r>
-        <w:rPr>
-          <w:b w:val="0"/>
-          <w:bCs w:val="0"/>
-        </w:rPr>
-        <w:t xml:space="preserve"> in AI </w:t>
-      </w:r>
-      <w:proofErr w:type="spellStart"/>
-      <w:r>
-        <w:rPr>
-          <w:b w:val="0"/>
-          <w:bCs w:val="0"/>
-        </w:rPr>
-        <w:t>models</w:t>
-      </w:r>
-      <w:proofErr w:type="spellEnd"/>
-      <w:r>
-        <w:rPr>
-          <w:b w:val="0"/>
-          <w:bCs w:val="0"/>
-        </w:rPr>
-        <w:t xml:space="preserve">, </w:t>
-      </w:r>
-      <w:proofErr w:type="spellStart"/>
-      <w:r>
-        <w:rPr>
-          <w:b w:val="0"/>
-          <w:bCs w:val="0"/>
-        </w:rPr>
-        <w:t>particularly</w:t>
-      </w:r>
-      <w:proofErr w:type="spellEnd"/>
-      <w:r>
-        <w:rPr>
-          <w:b w:val="0"/>
-          <w:bCs w:val="0"/>
-        </w:rPr>
-        <w:t xml:space="preserve"> </w:t>
-      </w:r>
-      <w:proofErr w:type="spellStart"/>
-      <w:r>
-        <w:rPr>
-          <w:b w:val="0"/>
-          <w:bCs w:val="0"/>
-        </w:rPr>
-        <w:t>when</w:t>
-      </w:r>
-      <w:proofErr w:type="spellEnd"/>
-      <w:r>
-        <w:rPr>
-          <w:b w:val="0"/>
-          <w:bCs w:val="0"/>
-        </w:rPr>
-        <w:t xml:space="preserve"> training data </w:t>
-      </w:r>
-      <w:proofErr w:type="spellStart"/>
-      <w:r>
-        <w:rPr>
-          <w:b w:val="0"/>
-          <w:bCs w:val="0"/>
-        </w:rPr>
-        <w:t>is</w:t>
-      </w:r>
-      <w:proofErr w:type="spellEnd"/>
-      <w:r>
-        <w:rPr>
-          <w:b w:val="0"/>
-          <w:bCs w:val="0"/>
-        </w:rPr>
-        <w:t xml:space="preserve"> </w:t>
-      </w:r>
-      <w:proofErr w:type="spellStart"/>
-      <w:r>
-        <w:rPr>
-          <w:b w:val="0"/>
-          <w:bCs w:val="0"/>
-        </w:rPr>
-        <w:t>imbalanced</w:t>
-      </w:r>
-      <w:proofErr w:type="spellEnd"/>
+        <w:t>What is the relationship between dataset size and the accuracy of bias evaluation in AI models, particularly when training data is imbalanced</w:t>
+      </w:r>
       <w:r>
         <w:rPr>
           <w:b w:val="0"/>
@@ -1585,15 +1326,7 @@
       </w:pPr>
       <w:r>
         <w:lastRenderedPageBreak/>
-        <w:t xml:space="preserve">The study by Johnson and </w:t>
-      </w:r>
-      <w:proofErr w:type="spellStart"/>
-      <w:r>
-        <w:t>Khoshgoftaar</w:t>
-      </w:r>
-      <w:proofErr w:type="spellEnd"/>
-      <w:r>
-        <w:t xml:space="preserve"> (2019) provides a survey on deep learning methods </w:t>
+        <w:t xml:space="preserve">The study by Johnson and Khoshgoftaar (2019) provides a survey on deep learning methods </w:t>
       </w:r>
       <w:r>
         <w:t xml:space="preserve">to </w:t>
@@ -1665,15 +1398,7 @@
         <w:t>identify</w:t>
       </w:r>
       <w:r>
-        <w:t xml:space="preserve"> gaps in current research of deep learning methods for imbalanced data and the need for more diverse applications (Johnson and </w:t>
-      </w:r>
-      <w:proofErr w:type="spellStart"/>
-      <w:r>
-        <w:t>Khoshgoftaar</w:t>
-      </w:r>
-      <w:proofErr w:type="spellEnd"/>
-      <w:r>
-        <w:t>, 2019).</w:t>
+        <w:t xml:space="preserve"> gaps in current research of deep learning methods for imbalanced data and the need for more diverse applications (Johnson and Khoshgoftaar, 2019).</w:t>
       </w:r>
     </w:p>
     <w:p>
@@ -1822,53 +1547,7 @@
           <w:lang w:eastAsia="ja-JP"/>
           <w14:ligatures w14:val="standard"/>
         </w:rPr>
-        <w:t>explanation(x)=</w:t>
-      </w:r>
-      <w:proofErr w:type="spellStart"/>
-      <w:r>
-        <w:rPr>
-          <w:rFonts w:ascii="Times New Roman" w:hAnsi="Times New Roman" w:cs="Times New Roman"/>
-          <w:sz w:val="24"/>
-          <w:szCs w:val="24"/>
-          <w:lang w:eastAsia="ja-JP"/>
-          <w14:ligatures w14:val="standard"/>
-        </w:rPr>
-        <w:t>argmin</w:t>
-      </w:r>
-      <w:proofErr w:type="spellEnd"/>
-      <w:r>
-        <w:rPr>
-          <w:rFonts w:ascii="Times New Roman" w:hAnsi="Times New Roman" w:cs="Times New Roman"/>
-          <w:sz w:val="24"/>
-          <w:szCs w:val="24"/>
-          <w:lang w:eastAsia="ja-JP"/>
-          <w14:ligatures w14:val="standard"/>
-        </w:rPr>
-        <w:t>​ L(</w:t>
-      </w:r>
-      <w:proofErr w:type="spellStart"/>
-      <w:proofErr w:type="gramStart"/>
-      <w:r>
-        <w:rPr>
-          <w:rFonts w:ascii="Times New Roman" w:hAnsi="Times New Roman" w:cs="Times New Roman"/>
-          <w:sz w:val="24"/>
-          <w:szCs w:val="24"/>
-          <w:lang w:eastAsia="ja-JP"/>
-          <w14:ligatures w14:val="standard"/>
-        </w:rPr>
-        <w:t>f,g</w:t>
-      </w:r>
-      <w:proofErr w:type="spellEnd"/>
-      <w:proofErr w:type="gramEnd"/>
-      <w:r>
-        <w:rPr>
-          <w:rFonts w:ascii="Times New Roman" w:hAnsi="Times New Roman" w:cs="Times New Roman"/>
-          <w:sz w:val="24"/>
-          <w:szCs w:val="24"/>
-          <w:lang w:eastAsia="ja-JP"/>
-          <w14:ligatures w14:val="standard"/>
-        </w:rPr>
-        <w:t>,πx​)+Ω(g)</w:t>
+        <w:t>explanation(x)=argmin​ L(f,g,πx​)+Ω(g)</w:t>
       </w:r>
       <w:r>
         <w:rPr>
@@ -1893,7 +1572,6 @@
           <w:szCs w:val="24"/>
         </w:rPr>
       </w:pPr>
-      <w:proofErr w:type="spellStart"/>
       <w:r>
         <w:rPr>
           <w:rFonts w:ascii="Times New Roman" w:hAnsi="Times New Roman" w:cs="Times New Roman"/>
@@ -1924,7 +1602,6 @@
         </w:rPr>
         <w:t>G</w:t>
       </w:r>
-      <w:proofErr w:type="spellEnd"/>
     </w:p>
     <w:p>
       <w:pPr>
@@ -1980,13 +1657,8 @@
       <w:r>
         <w:t>(</w:t>
       </w:r>
-      <w:proofErr w:type="spellStart"/>
-      <w:r>
-        <w:t>Jurafsky</w:t>
-      </w:r>
-      <w:proofErr w:type="spellEnd"/>
-      <w:r>
-        <w:t xml:space="preserve">, </w:t>
+      <w:r>
+        <w:t xml:space="preserve">Jurafsky, </w:t>
       </w:r>
       <w:r>
         <w:t xml:space="preserve">D., &amp; Martin, J. H. </w:t>
@@ -2030,33 +1702,17 @@
         <w:t xml:space="preserve"> </w:t>
       </w:r>
       <w:r>
-        <w:t>(y=1|x) = 1 / (1 + e^ (-</w:t>
-      </w:r>
-      <w:proofErr w:type="spellStart"/>
-      <w:r>
-        <w:t>w^T</w:t>
-      </w:r>
-      <w:proofErr w:type="spellEnd"/>
-      <w:r>
-        <w:t xml:space="preserve"> x - b))</w:t>
+        <w:t>(y=1|x) = 1 / (1 + e^ (-w^T x - b))</w:t>
       </w:r>
       <w:r>
         <w:tab/>
       </w:r>
       <w:r>
         <w:tab/>
-        <w:t xml:space="preserve"> </w:t>
-      </w:r>
-      <w:proofErr w:type="gramStart"/>
-      <w:r>
-        <w:t xml:space="preserve">   </w:t>
-      </w:r>
-      <w:r>
-        <w:t>(</w:t>
-      </w:r>
-      <w:proofErr w:type="gramEnd"/>
-      <w:r>
-        <w:t>2)</w:t>
+        <w:t xml:space="preserve">    </w:t>
+      </w:r>
+      <w:r>
+        <w:t>(2)</w:t>
       </w:r>
     </w:p>
     <w:p>
@@ -3092,47 +2748,7 @@
           <w:szCs w:val="24"/>
           <w:lang w:val="en-ID" w:eastAsia="ja-JP"/>
         </w:rPr>
-        <w:t xml:space="preserve">between </w:t>
-      </w:r>
-      <w:proofErr w:type="spellStart"/>
-      <w:r>
-        <w:rPr>
-          <w:rFonts w:ascii="Times New Roman" w:hAnsi="Times New Roman" w:cs="Times New Roman"/>
-          <w:sz w:val="24"/>
-          <w:szCs w:val="24"/>
-          <w:lang w:val="en-ID" w:eastAsia="ja-JP"/>
-        </w:rPr>
-        <w:t>n_samples</w:t>
-      </w:r>
-      <w:proofErr w:type="spellEnd"/>
-      <w:r>
-        <w:rPr>
-          <w:rFonts w:ascii="Times New Roman" w:hAnsi="Times New Roman" w:cs="Times New Roman"/>
-          <w:sz w:val="24"/>
-          <w:szCs w:val="24"/>
-          <w:lang w:val="en-ID" w:eastAsia="ja-JP"/>
-        </w:rPr>
-        <w:t xml:space="preserve">=10000 and </w:t>
-      </w:r>
-      <w:proofErr w:type="spellStart"/>
-      <w:r>
-        <w:rPr>
-          <w:rFonts w:ascii="Times New Roman" w:hAnsi="Times New Roman" w:cs="Times New Roman"/>
-          <w:sz w:val="24"/>
-          <w:szCs w:val="24"/>
-          <w:lang w:val="en-ID" w:eastAsia="ja-JP"/>
-        </w:rPr>
-        <w:t>n_samples</w:t>
-      </w:r>
-      <w:proofErr w:type="spellEnd"/>
-      <w:r>
-        <w:rPr>
-          <w:rFonts w:ascii="Times New Roman" w:hAnsi="Times New Roman" w:cs="Times New Roman"/>
-          <w:sz w:val="24"/>
-          <w:szCs w:val="24"/>
-          <w:lang w:val="en-ID" w:eastAsia="ja-JP"/>
-        </w:rPr>
-        <w:t>=1000000.</w:t>
+        <w:t>between n_samples=10000 and n_samples=1000000.</w:t>
       </w:r>
     </w:p>
     <w:p>
@@ -3176,47 +2792,7 @@
           <w:szCs w:val="24"/>
           <w:lang w:val="en-ID" w:eastAsia="ja-JP"/>
         </w:rPr>
-        <w:t xml:space="preserve">In the case imbalanced dataset, the results differ significantly between </w:t>
-      </w:r>
-      <w:proofErr w:type="spellStart"/>
-      <w:r>
-        <w:rPr>
-          <w:rFonts w:ascii="Times New Roman" w:hAnsi="Times New Roman" w:cs="Times New Roman"/>
-          <w:sz w:val="24"/>
-          <w:szCs w:val="24"/>
-          <w:lang w:val="en-ID" w:eastAsia="ja-JP"/>
-        </w:rPr>
-        <w:t>n_samples</w:t>
-      </w:r>
-      <w:proofErr w:type="spellEnd"/>
-      <w:r>
-        <w:rPr>
-          <w:rFonts w:ascii="Times New Roman" w:hAnsi="Times New Roman" w:cs="Times New Roman"/>
-          <w:sz w:val="24"/>
-          <w:szCs w:val="24"/>
-          <w:lang w:val="en-ID" w:eastAsia="ja-JP"/>
-        </w:rPr>
-        <w:t xml:space="preserve">=10000 and </w:t>
-      </w:r>
-      <w:proofErr w:type="spellStart"/>
-      <w:r>
-        <w:rPr>
-          <w:rFonts w:ascii="Times New Roman" w:hAnsi="Times New Roman" w:cs="Times New Roman"/>
-          <w:sz w:val="24"/>
-          <w:szCs w:val="24"/>
-          <w:lang w:val="en-ID" w:eastAsia="ja-JP"/>
-        </w:rPr>
-        <w:t>n_samples</w:t>
-      </w:r>
-      <w:proofErr w:type="spellEnd"/>
-      <w:r>
-        <w:rPr>
-          <w:rFonts w:ascii="Times New Roman" w:hAnsi="Times New Roman" w:cs="Times New Roman"/>
-          <w:sz w:val="24"/>
-          <w:szCs w:val="24"/>
-          <w:lang w:val="en-ID" w:eastAsia="ja-JP"/>
-        </w:rPr>
-        <w:t>=1000000.</w:t>
+        <w:t>In the case imbalanced dataset, the results differ significantly between n_samples=10000 and n_samples=1000000.</w:t>
       </w:r>
     </w:p>
     <w:p>
@@ -3237,9 +2813,8 @@
           <w:szCs w:val="24"/>
           <w:lang w:val="en-ID" w:eastAsia="ja-JP"/>
         </w:rPr>
-        <w:t xml:space="preserve">For </w:t>
-      </w:r>
-      <w:proofErr w:type="spellStart"/>
+        <w:t xml:space="preserve">For n_samples=10000, the model is still able to identify some minority class instances, with a recall of 0.72 for class 1. This </w:t>
+      </w:r>
       <w:r>
         <w:rPr>
           <w:rFonts w:ascii="Times New Roman" w:hAnsi="Times New Roman" w:cs="Times New Roman"/>
@@ -3247,46 +2822,7 @@
           <w:szCs w:val="24"/>
           <w:lang w:val="en-ID" w:eastAsia="ja-JP"/>
         </w:rPr>
-        <w:t>n_samples</w:t>
-      </w:r>
-      <w:proofErr w:type="spellEnd"/>
-      <w:r>
-        <w:rPr>
-          <w:rFonts w:ascii="Times New Roman" w:hAnsi="Times New Roman" w:cs="Times New Roman"/>
-          <w:sz w:val="24"/>
-          <w:szCs w:val="24"/>
-          <w:lang w:val="en-ID" w:eastAsia="ja-JP"/>
-        </w:rPr>
-        <w:t xml:space="preserve">=10000, the model is still able to identify some minority class instances, with a recall of 0.72 for class 1. This </w:t>
-      </w:r>
-      <w:r>
-        <w:rPr>
-          <w:rFonts w:ascii="Times New Roman" w:hAnsi="Times New Roman" w:cs="Times New Roman"/>
-          <w:sz w:val="24"/>
-          <w:szCs w:val="24"/>
-          <w:lang w:val="en-ID" w:eastAsia="ja-JP"/>
-        </w:rPr>
-        <w:t xml:space="preserve">is </w:t>
-      </w:r>
-      <w:proofErr w:type="spellStart"/>
-      <w:r>
-        <w:rPr>
-          <w:rFonts w:ascii="Times New Roman" w:hAnsi="Times New Roman" w:cs="Times New Roman"/>
-          <w:sz w:val="24"/>
-          <w:szCs w:val="24"/>
-          <w:lang w:val="en-ID" w:eastAsia="ja-JP"/>
-        </w:rPr>
-        <w:t>fakely</w:t>
-      </w:r>
-      <w:proofErr w:type="spellEnd"/>
-      <w:r>
-        <w:rPr>
-          <w:rFonts w:ascii="Times New Roman" w:hAnsi="Times New Roman" w:cs="Times New Roman"/>
-          <w:sz w:val="24"/>
-          <w:szCs w:val="24"/>
-          <w:lang w:val="en-ID" w:eastAsia="ja-JP"/>
-        </w:rPr>
-        <w:t xml:space="preserve"> </w:t>
+        <w:t xml:space="preserve">is fakely </w:t>
       </w:r>
       <w:r>
         <w:rPr>
@@ -3336,27 +2872,7 @@
           <w:szCs w:val="24"/>
           <w:lang w:val="en-ID" w:eastAsia="ja-JP"/>
         </w:rPr>
-        <w:t xml:space="preserve"> The relatively higher recall at </w:t>
-      </w:r>
-      <w:proofErr w:type="spellStart"/>
-      <w:r>
-        <w:rPr>
-          <w:rFonts w:ascii="Times New Roman" w:hAnsi="Times New Roman" w:cs="Times New Roman"/>
-          <w:sz w:val="24"/>
-          <w:szCs w:val="24"/>
-          <w:lang w:val="en-ID" w:eastAsia="ja-JP"/>
-        </w:rPr>
-        <w:t>n_samples</w:t>
-      </w:r>
-      <w:proofErr w:type="spellEnd"/>
-      <w:r>
-        <w:rPr>
-          <w:rFonts w:ascii="Times New Roman" w:hAnsi="Times New Roman" w:cs="Times New Roman"/>
-          <w:sz w:val="24"/>
-          <w:szCs w:val="24"/>
-          <w:lang w:val="en-ID" w:eastAsia="ja-JP"/>
-        </w:rPr>
-        <w:t>=10000 does not reflect true model capability but rather statistical noise due to the smaller sample size.</w:t>
+        <w:t xml:space="preserve"> The relatively higher recall at n_samples=10000 does not reflect true model capability but rather statistical noise due to the smaller sample size.</w:t>
       </w:r>
     </w:p>
     <w:p>
@@ -3377,27 +2893,7 @@
           <w:szCs w:val="24"/>
           <w:lang w:val="en-ID" w:eastAsia="ja-JP"/>
         </w:rPr>
-        <w:t xml:space="preserve">When </w:t>
-      </w:r>
-      <w:proofErr w:type="spellStart"/>
-      <w:r>
-        <w:rPr>
-          <w:rFonts w:ascii="Times New Roman" w:hAnsi="Times New Roman" w:cs="Times New Roman"/>
-          <w:sz w:val="24"/>
-          <w:szCs w:val="24"/>
-          <w:lang w:val="en-ID" w:eastAsia="ja-JP"/>
-        </w:rPr>
-        <w:t>n_samples</w:t>
-      </w:r>
-      <w:proofErr w:type="spellEnd"/>
-      <w:r>
-        <w:rPr>
-          <w:rFonts w:ascii="Times New Roman" w:hAnsi="Times New Roman" w:cs="Times New Roman"/>
-          <w:sz w:val="24"/>
-          <w:szCs w:val="24"/>
-          <w:lang w:val="en-ID" w:eastAsia="ja-JP"/>
-        </w:rPr>
-        <w:t xml:space="preserve"> is increased to 1000000, the model fails to recognize any minority class </w:t>
+        <w:t xml:space="preserve">When n_samples is increased to 1000000, the model fails to recognize any minority class </w:t>
       </w:r>
       <w:r>
         <w:rPr>
@@ -3427,47 +2923,7 @@
           <w:szCs w:val="24"/>
           <w:lang w:val="en-ID" w:eastAsia="ja-JP"/>
         </w:rPr>
-        <w:t xml:space="preserve">This outcome highlights that the model's performance with </w:t>
-      </w:r>
-      <w:proofErr w:type="spellStart"/>
-      <w:r>
-        <w:rPr>
-          <w:rFonts w:ascii="Times New Roman" w:hAnsi="Times New Roman" w:cs="Times New Roman"/>
-          <w:sz w:val="24"/>
-          <w:szCs w:val="24"/>
-          <w:lang w:val="en-ID" w:eastAsia="ja-JP"/>
-        </w:rPr>
-        <w:t>n_samples</w:t>
-      </w:r>
-      <w:proofErr w:type="spellEnd"/>
-      <w:r>
-        <w:rPr>
-          <w:rFonts w:ascii="Times New Roman" w:hAnsi="Times New Roman" w:cs="Times New Roman"/>
-          <w:sz w:val="24"/>
-          <w:szCs w:val="24"/>
-          <w:lang w:val="en-ID" w:eastAsia="ja-JP"/>
-        </w:rPr>
-        <w:t xml:space="preserve">=10000 falsely suggests reduced bias, </w:t>
-      </w:r>
-      <w:proofErr w:type="gramStart"/>
-      <w:r>
-        <w:rPr>
-          <w:rFonts w:ascii="Times New Roman" w:hAnsi="Times New Roman" w:cs="Times New Roman"/>
-          <w:sz w:val="24"/>
-          <w:szCs w:val="24"/>
-          <w:lang w:val="en-ID" w:eastAsia="ja-JP"/>
-        </w:rPr>
-        <w:t>while in reality, the</w:t>
-      </w:r>
-      <w:proofErr w:type="gramEnd"/>
-      <w:r>
-        <w:rPr>
-          <w:rFonts w:ascii="Times New Roman" w:hAnsi="Times New Roman" w:cs="Times New Roman"/>
-          <w:sz w:val="24"/>
-          <w:szCs w:val="24"/>
-          <w:lang w:val="en-ID" w:eastAsia="ja-JP"/>
-        </w:rPr>
-        <w:t xml:space="preserve"> imbalance severely impacts the model's ability to learn about and correctly classify the minority class, particularly at larger scales.</w:t>
+        <w:t>This outcome highlights that the model's performance with n_samples=10000 falsely suggests reduced bias, while in reality, the imbalance severely impacts the model's ability to learn about and correctly classify the minority class, particularly at larger scales.</w:t>
       </w:r>
     </w:p>
     <w:p>
@@ -3488,27 +2944,7 @@
           <w:szCs w:val="24"/>
           <w:lang w:val="en-ID" w:eastAsia="ja-JP"/>
         </w:rPr>
-        <w:t xml:space="preserve">However, when the number of samples is increased to </w:t>
-      </w:r>
-      <w:proofErr w:type="spellStart"/>
-      <w:r>
-        <w:rPr>
-          <w:rFonts w:ascii="Times New Roman" w:hAnsi="Times New Roman" w:cs="Times New Roman"/>
-          <w:sz w:val="24"/>
-          <w:szCs w:val="24"/>
-          <w:lang w:val="en-ID" w:eastAsia="ja-JP"/>
-        </w:rPr>
-        <w:t>n_samples</w:t>
-      </w:r>
-      <w:proofErr w:type="spellEnd"/>
-      <w:r>
-        <w:rPr>
-          <w:rFonts w:ascii="Times New Roman" w:hAnsi="Times New Roman" w:cs="Times New Roman"/>
-          <w:sz w:val="24"/>
-          <w:szCs w:val="24"/>
-          <w:lang w:val="en-ID" w:eastAsia="ja-JP"/>
-        </w:rPr>
-        <w:t>=1000000, the model completely fails to recognize the minority class, resulting in a recall of 0 for class 1. This means that none of the true positives are correctly detected, highlighting the extreme bias towards the majority class due to the imbalance (99.9% of class 0 versus 0.1% of class 1).</w:t>
+        <w:t>However, when the number of samples is increased to n_samples=1000000, the model completely fails to recognize the minority class, resulting in a recall of 0 for class 1. This means that none of the true positives are correctly detected, highlighting the extreme bias towards the majority class due to the imbalance (99.9% of class 0 versus 0.1% of class 1).</w:t>
       </w:r>
     </w:p>
     <w:p>
@@ -3529,27 +2965,7 @@
           <w:szCs w:val="24"/>
           <w:lang w:val="en-ID" w:eastAsia="ja-JP"/>
         </w:rPr>
-        <w:t xml:space="preserve">This </w:t>
-      </w:r>
-      <w:proofErr w:type="spellStart"/>
-      <w:r>
-        <w:rPr>
-          <w:rFonts w:ascii="Times New Roman" w:hAnsi="Times New Roman" w:cs="Times New Roman"/>
-          <w:sz w:val="24"/>
-          <w:szCs w:val="24"/>
-          <w:lang w:val="en-ID" w:eastAsia="ja-JP"/>
-        </w:rPr>
-        <w:t>behavior</w:t>
-      </w:r>
-      <w:proofErr w:type="spellEnd"/>
-      <w:r>
-        <w:rPr>
-          <w:rFonts w:ascii="Times New Roman" w:hAnsi="Times New Roman" w:cs="Times New Roman"/>
-          <w:sz w:val="24"/>
-          <w:szCs w:val="24"/>
-          <w:lang w:val="en-ID" w:eastAsia="ja-JP"/>
-        </w:rPr>
-        <w:t xml:space="preserve"> is not caused by deficiencies in the model itself but rather by the dataset imbalance. The confusion matrix clearly shows that the model is highly biased, with the recall for the minority class being 0, demonstrating that the model struggles when faced with extremely imbalanced data at a larger scale.</w:t>
+        <w:t>This behavior is not caused by deficiencies in the model itself but rather by the dataset imbalance. The confusion matrix clearly shows that the model is highly biased, with the recall for the minority class being 0, demonstrating that the model struggles when faced with extremely imbalanced data at a larger scale.</w:t>
       </w:r>
     </w:p>
     <w:p>
@@ -3841,47 +3257,7 @@
           <w:szCs w:val="24"/>
           <w:lang w:val="en-ID" w:eastAsia="ja-JP"/>
         </w:rPr>
-        <w:t xml:space="preserve">between </w:t>
-      </w:r>
-      <w:proofErr w:type="spellStart"/>
-      <w:r>
-        <w:rPr>
-          <w:rFonts w:ascii="Times New Roman" w:hAnsi="Times New Roman" w:cs="Times New Roman"/>
-          <w:sz w:val="24"/>
-          <w:szCs w:val="24"/>
-          <w:lang w:val="en-ID" w:eastAsia="ja-JP"/>
-        </w:rPr>
-        <w:t>n_samples</w:t>
-      </w:r>
-      <w:proofErr w:type="spellEnd"/>
-      <w:r>
-        <w:rPr>
-          <w:rFonts w:ascii="Times New Roman" w:hAnsi="Times New Roman" w:cs="Times New Roman"/>
-          <w:sz w:val="24"/>
-          <w:szCs w:val="24"/>
-          <w:lang w:val="en-ID" w:eastAsia="ja-JP"/>
-        </w:rPr>
-        <w:t xml:space="preserve">=10000 and </w:t>
-      </w:r>
-      <w:proofErr w:type="spellStart"/>
-      <w:r>
-        <w:rPr>
-          <w:rFonts w:ascii="Times New Roman" w:hAnsi="Times New Roman" w:cs="Times New Roman"/>
-          <w:sz w:val="24"/>
-          <w:szCs w:val="24"/>
-          <w:lang w:val="en-ID" w:eastAsia="ja-JP"/>
-        </w:rPr>
-        <w:t>n_samples</w:t>
-      </w:r>
-      <w:proofErr w:type="spellEnd"/>
-      <w:r>
-        <w:rPr>
-          <w:rFonts w:ascii="Times New Roman" w:hAnsi="Times New Roman" w:cs="Times New Roman"/>
-          <w:sz w:val="24"/>
-          <w:szCs w:val="24"/>
-          <w:lang w:val="en-ID" w:eastAsia="ja-JP"/>
-        </w:rPr>
-        <w:t>=1000000.</w:t>
+        <w:t>between n_samples=10000 and n_samples=1000000.</w:t>
       </w:r>
     </w:p>
     <w:p>
@@ -4609,47 +3985,7 @@
           <w:szCs w:val="24"/>
           <w:lang w:val="en-ID" w:eastAsia="ja-JP"/>
         </w:rPr>
-        <w:t xml:space="preserve">between </w:t>
-      </w:r>
-      <w:proofErr w:type="spellStart"/>
-      <w:r>
-        <w:rPr>
-          <w:rFonts w:ascii="Times New Roman" w:hAnsi="Times New Roman" w:cs="Times New Roman"/>
-          <w:sz w:val="24"/>
-          <w:szCs w:val="24"/>
-          <w:lang w:val="en-ID" w:eastAsia="ja-JP"/>
-        </w:rPr>
-        <w:t>n_samples</w:t>
-      </w:r>
-      <w:proofErr w:type="spellEnd"/>
-      <w:r>
-        <w:rPr>
-          <w:rFonts w:ascii="Times New Roman" w:hAnsi="Times New Roman" w:cs="Times New Roman"/>
-          <w:sz w:val="24"/>
-          <w:szCs w:val="24"/>
-          <w:lang w:val="en-ID" w:eastAsia="ja-JP"/>
-        </w:rPr>
-        <w:t xml:space="preserve">=10000 and </w:t>
-      </w:r>
-      <w:proofErr w:type="spellStart"/>
-      <w:r>
-        <w:rPr>
-          <w:rFonts w:ascii="Times New Roman" w:hAnsi="Times New Roman" w:cs="Times New Roman"/>
-          <w:sz w:val="24"/>
-          <w:szCs w:val="24"/>
-          <w:lang w:val="en-ID" w:eastAsia="ja-JP"/>
-        </w:rPr>
-        <w:t>n_samples</w:t>
-      </w:r>
-      <w:proofErr w:type="spellEnd"/>
-      <w:r>
-        <w:rPr>
-          <w:rFonts w:ascii="Times New Roman" w:hAnsi="Times New Roman" w:cs="Times New Roman"/>
-          <w:sz w:val="24"/>
-          <w:szCs w:val="24"/>
-          <w:lang w:val="en-ID" w:eastAsia="ja-JP"/>
-        </w:rPr>
-        <w:t>=1000000.</w:t>
+        <w:t>between n_samples=10000 and n_samples=1000000.</w:t>
       </w:r>
     </w:p>
     <w:p>
@@ -5020,7 +4356,6 @@
         </w:rPr>
         <w:t xml:space="preserve"> </w:t>
       </w:r>
-      <w:proofErr w:type="spellStart"/>
       <w:r>
         <w:rPr>
           <w:rFonts w:ascii="Times New Roman" w:hAnsi="Times New Roman" w:cs="Times New Roman"/>
@@ -5028,37 +4363,7 @@
           <w:szCs w:val="24"/>
           <w:lang w:val="en-ID" w:eastAsia="ja-JP"/>
         </w:rPr>
-        <w:t>n_samples</w:t>
-      </w:r>
-      <w:proofErr w:type="spellEnd"/>
-      <w:r>
-        <w:rPr>
-          <w:rFonts w:ascii="Times New Roman" w:hAnsi="Times New Roman" w:cs="Times New Roman"/>
-          <w:sz w:val="24"/>
-          <w:szCs w:val="24"/>
-          <w:lang w:val="en-ID" w:eastAsia="ja-JP"/>
-        </w:rPr>
-        <w:t xml:space="preserve">=10000 and </w:t>
-      </w:r>
-      <w:proofErr w:type="spellStart"/>
-      <w:r>
-        <w:rPr>
-          <w:rFonts w:ascii="Times New Roman" w:hAnsi="Times New Roman" w:cs="Times New Roman"/>
-          <w:sz w:val="24"/>
-          <w:szCs w:val="24"/>
-          <w:lang w:val="en-ID" w:eastAsia="ja-JP"/>
-        </w:rPr>
-        <w:t>n_samples</w:t>
-      </w:r>
-      <w:proofErr w:type="spellEnd"/>
-      <w:r>
-        <w:rPr>
-          <w:rFonts w:ascii="Times New Roman" w:hAnsi="Times New Roman" w:cs="Times New Roman"/>
-          <w:sz w:val="24"/>
-          <w:szCs w:val="24"/>
-          <w:lang w:val="en-ID" w:eastAsia="ja-JP"/>
-        </w:rPr>
-        <w:t>=1000000.</w:t>
+        <w:t>n_samples=10000 and n_samples=1000000.</w:t>
       </w:r>
     </w:p>
     <w:p>
@@ -6293,21 +5598,7 @@
         <w:rPr>
           <w:lang w:val="en-ID"/>
         </w:rPr>
-        <w:t xml:space="preserve">Impact of Dataset Imbalance: Models trained on imbalanced datasets are prone to bias, </w:t>
-      </w:r>
-      <w:proofErr w:type="spellStart"/>
-      <w:r>
-        <w:rPr>
-          <w:lang w:val="en-ID"/>
-        </w:rPr>
-        <w:t>favoring</w:t>
-      </w:r>
-      <w:proofErr w:type="spellEnd"/>
-      <w:r>
-        <w:rPr>
-          <w:lang w:val="en-ID"/>
-        </w:rPr>
-        <w:t xml:space="preserve"> the majority class at the expense of underrepresented classes. This bias becomes more evident as the size of the dataset increases, leading to reduced recall and poor performance in detecting minority class instances. This reinforces the importance of addressing data imbalance early in the AI development process.</w:t>
+        <w:t>Impact of Dataset Imbalance: Models trained on imbalanced datasets are prone to bias, favoring the majority class at the expense of underrepresented classes. This bias becomes more evident as the size of the dataset increases, leading to reduced recall and poor performance in detecting minority class instances. This reinforces the importance of addressing data imbalance early in the AI development process.</w:t>
       </w:r>
     </w:p>
     <w:p>
@@ -6780,15 +6071,7 @@
         </w:numPr>
       </w:pPr>
       <w:r>
-        <w:t xml:space="preserve">Broader Implications </w:t>
-      </w:r>
-      <w:proofErr w:type="gramStart"/>
-      <w:r>
-        <w:t>on</w:t>
-      </w:r>
-      <w:proofErr w:type="gramEnd"/>
-      <w:r>
-        <w:t xml:space="preserve"> the AI Industry:</w:t>
+        <w:t>Broader Implications on the AI Industry:</w:t>
       </w:r>
     </w:p>
     <w:p>
@@ -6929,36 +6212,14 @@
         </w:rPr>
         <w:tab/>
       </w:r>
-      <w:proofErr w:type="spellStart"/>
-      <w:proofErr w:type="gramStart"/>
-      <w:r>
-        <w:rPr>
-          <w:rFonts w:ascii="Times New Roman" w:hAnsi="Times New Roman" w:cs="Times New Roman"/>
-          <w:sz w:val="24"/>
-          <w:szCs w:val="24"/>
-          <w14:ligatures w14:val="standard"/>
-        </w:rPr>
-        <w:t>Burkov,A</w:t>
-      </w:r>
-      <w:proofErr w:type="spellEnd"/>
-      <w:r>
-        <w:rPr>
-          <w:rFonts w:ascii="Times New Roman" w:hAnsi="Times New Roman" w:cs="Times New Roman"/>
-          <w:sz w:val="24"/>
-          <w:szCs w:val="24"/>
-          <w14:ligatures w14:val="standard"/>
-        </w:rPr>
-        <w:t>.</w:t>
-      </w:r>
-      <w:proofErr w:type="gramEnd"/>
-      <w:r>
-        <w:rPr>
-          <w:rFonts w:ascii="Times New Roman" w:hAnsi="Times New Roman" w:cs="Times New Roman"/>
-          <w:sz w:val="24"/>
-          <w:szCs w:val="24"/>
-          <w14:ligatures w14:val="standard"/>
-        </w:rPr>
-        <w:t xml:space="preserve"> 2019. The Hundred-Page Machine Learning Book. Retrieved on October 12, 2024, from</w:t>
+      <w:r>
+        <w:rPr>
+          <w:rFonts w:ascii="Times New Roman" w:hAnsi="Times New Roman" w:cs="Times New Roman"/>
+          <w:sz w:val="24"/>
+          <w:szCs w:val="24"/>
+          <w14:ligatures w14:val="standard"/>
+        </w:rPr>
+        <w:t>Burkov,A. 2019. The Hundred-Page Machine Learning Book. Retrieved on October 12, 2024, from</w:t>
       </w:r>
     </w:p>
     <w:p>
@@ -6990,45 +6251,14 @@
         </w:rPr>
         <w:tab/>
       </w:r>
-      <w:proofErr w:type="spellStart"/>
-      <w:r>
-        <w:rPr>
-          <w:rFonts w:ascii="Times New Roman" w:hAnsi="Times New Roman" w:cs="Times New Roman"/>
-          <w:sz w:val="24"/>
-          <w:szCs w:val="24"/>
-          <w14:ligatures w14:val="standard"/>
-        </w:rPr>
-        <w:t>Dadkhahnikoo</w:t>
-      </w:r>
-      <w:proofErr w:type="spellEnd"/>
-      <w:r>
-        <w:rPr>
-          <w:rFonts w:ascii="Times New Roman" w:hAnsi="Times New Roman" w:cs="Times New Roman"/>
-          <w:sz w:val="24"/>
-          <w:szCs w:val="24"/>
-          <w14:ligatures w14:val="standard"/>
-        </w:rPr>
-        <w:t xml:space="preserve">, </w:t>
-      </w:r>
-      <w:proofErr w:type="spellStart"/>
-      <w:r>
-        <w:rPr>
-          <w:rFonts w:ascii="Times New Roman" w:hAnsi="Times New Roman" w:cs="Times New Roman"/>
-          <w:sz w:val="24"/>
-          <w:szCs w:val="24"/>
-          <w14:ligatures w14:val="standard"/>
-        </w:rPr>
-        <w:t>Neama</w:t>
-      </w:r>
-      <w:proofErr w:type="spellEnd"/>
-      <w:r>
-        <w:rPr>
-          <w:rFonts w:ascii="Times New Roman" w:hAnsi="Times New Roman" w:cs="Times New Roman"/>
-          <w:sz w:val="24"/>
-          <w:szCs w:val="24"/>
-          <w14:ligatures w14:val="standard"/>
-        </w:rPr>
-        <w:t xml:space="preserve">. (2019-11-11). Incident Number 92. In McGregor, S. (ed.) </w:t>
+      <w:r>
+        <w:rPr>
+          <w:rFonts w:ascii="Times New Roman" w:hAnsi="Times New Roman" w:cs="Times New Roman"/>
+          <w:sz w:val="24"/>
+          <w:szCs w:val="24"/>
+          <w14:ligatures w14:val="standard"/>
+        </w:rPr>
+        <w:t xml:space="preserve">Dadkhahnikoo, Neama. (2019-11-11). Incident Number 92. In McGregor, S. (ed.) </w:t>
       </w:r>
       <w:r>
         <w:rPr>
@@ -7127,29 +6357,8 @@
           <w:szCs w:val="24"/>
           <w14:ligatures w14:val="standard"/>
         </w:rPr>
-        <w:t xml:space="preserve">Johnson, J.M. and </w:t>
-      </w:r>
-      <w:proofErr w:type="spellStart"/>
-      <w:r>
-        <w:rPr>
-          <w:rFonts w:ascii="Times New Roman" w:hAnsi="Times New Roman" w:cs="Times New Roman"/>
-          <w:sz w:val="24"/>
-          <w:szCs w:val="24"/>
-          <w14:ligatures w14:val="standard"/>
-        </w:rPr>
-        <w:t>Khoshgoftaar</w:t>
-      </w:r>
-      <w:proofErr w:type="spellEnd"/>
-      <w:r>
-        <w:rPr>
-          <w:rFonts w:ascii="Times New Roman" w:hAnsi="Times New Roman" w:cs="Times New Roman"/>
-          <w:sz w:val="24"/>
-          <w:szCs w:val="24"/>
-          <w14:ligatures w14:val="standard"/>
-        </w:rPr>
-        <w:t xml:space="preserve">, T.M. 2019. </w:t>
-      </w:r>
-      <w:proofErr w:type="gramStart"/>
+        <w:t xml:space="preserve">Johnson, J.M. and Khoshgoftaar, T.M. 2019. </w:t>
+      </w:r>
       <w:r>
         <w:rPr>
           <w:rFonts w:ascii="Times New Roman" w:hAnsi="Times New Roman" w:cs="Times New Roman"/>
@@ -7170,9 +6379,8 @@
           <w:szCs w:val="24"/>
           <w14:ligatures w14:val="standard"/>
         </w:rPr>
-        <w:t>on</w:t>
-      </w:r>
-      <w:proofErr w:type="gramEnd"/>
+        <w:t xml:space="preserve">on </w:t>
+      </w:r>
       <w:r>
         <w:rPr>
           <w:rFonts w:ascii="Times New Roman" w:hAnsi="Times New Roman" w:cs="Times New Roman"/>
@@ -7182,17 +6390,6 @@
           <w:szCs w:val="24"/>
           <w14:ligatures w14:val="standard"/>
         </w:rPr>
-        <w:t xml:space="preserve"> </w:t>
-      </w:r>
-      <w:r>
-        <w:rPr>
-          <w:rFonts w:ascii="Times New Roman" w:hAnsi="Times New Roman" w:cs="Times New Roman"/>
-          <w:i/>
-          <w:iCs/>
-          <w:sz w:val="24"/>
-          <w:szCs w:val="24"/>
-          <w14:ligatures w14:val="standard"/>
-        </w:rPr>
         <w:t>deep learning with class imbalance</w:t>
       </w:r>
       <w:r>
@@ -7251,26 +6448,7 @@
           <w14:ligatures w14:val="standard"/>
         </w:rPr>
         <w:tab/>
-      </w:r>
-      <w:proofErr w:type="spellStart"/>
-      <w:r>
-        <w:rPr>
-          <w:rFonts w:ascii="Times New Roman" w:hAnsi="Times New Roman" w:cs="Times New Roman"/>
-          <w:sz w:val="24"/>
-          <w:szCs w:val="24"/>
-          <w14:ligatures w14:val="standard"/>
-        </w:rPr>
-        <w:t>Jurafsky</w:t>
-      </w:r>
-      <w:proofErr w:type="spellEnd"/>
-      <w:r>
-        <w:rPr>
-          <w:rFonts w:ascii="Times New Roman" w:hAnsi="Times New Roman" w:cs="Times New Roman"/>
-          <w:sz w:val="24"/>
-          <w:szCs w:val="24"/>
-          <w14:ligatures w14:val="standard"/>
-        </w:rPr>
-        <w:t xml:space="preserve">, D., &amp; Martin, J. H. (2024, August 20). </w:t>
+        <w:t xml:space="preserve">Jurafsky, D., &amp; Martin, J. H. (2024, August 20). </w:t>
       </w:r>
       <w:r>
         <w:rPr>
@@ -8260,7 +7438,6 @@
             </w:rPr>
             <w:t xml:space="preserve">, </w:t>
           </w:r>
-          <w:proofErr w:type="gramStart"/>
           <w:r>
             <w:rPr>
               <w:rFonts w:ascii="Linux Biolinum" w:hAnsi="Linux Biolinum" w:cs="Linux Biolinum"/>
@@ -8271,14 +7448,7 @@
             <w:rPr>
               <w:rFonts w:ascii="Linux Biolinum" w:hAnsi="Linux Biolinum" w:cs="Linux Biolinum"/>
             </w:rPr>
-            <w:t>,</w:t>
-          </w:r>
-          <w:proofErr w:type="gramEnd"/>
-          <w:r>
-            <w:rPr>
-              <w:rFonts w:ascii="Linux Biolinum" w:hAnsi="Linux Biolinum" w:cs="Linux Biolinum"/>
-            </w:rPr>
-            <w:t xml:space="preserve"> 20</w:t>
+            <w:t>, 20</w:t>
           </w:r>
           <w:r>
             <w:rPr>
@@ -8298,14 +7468,12 @@
             </w:rPr>
             <w:t xml:space="preserve">, </w:t>
           </w:r>
-          <w:proofErr w:type="spellStart"/>
           <w:r>
             <w:rPr>
               <w:rFonts w:ascii="Linux Biolinum" w:hAnsi="Linux Biolinum" w:cs="Linux Biolinum"/>
             </w:rPr>
             <w:t>Kricak</w:t>
           </w:r>
-          <w:proofErr w:type="spellEnd"/>
           <w:r>
             <w:rPr>
               <w:rFonts w:ascii="Linux Biolinum" w:hAnsi="Linux Biolinum" w:cs="Linux Biolinum"/>
@@ -8349,16 +7517,12 @@
               <w:rFonts w:ascii="Linux Biolinum" w:hAnsi="Linux Biolinum" w:cs="Linux Biolinum"/>
             </w:rPr>
           </w:pPr>
-          <w:proofErr w:type="spellStart"/>
-          <w:proofErr w:type="gramStart"/>
           <w:r>
             <w:rPr>
               <w:rFonts w:ascii="Linux Biolinum" w:hAnsi="Linux Biolinum" w:cs="Linux Biolinum"/>
             </w:rPr>
             <w:t>H.Purwadi</w:t>
           </w:r>
-          <w:proofErr w:type="spellEnd"/>
-          <w:proofErr w:type="gramEnd"/>
         </w:p>
       </w:tc>
     </w:tr>
@@ -8424,7 +7588,6 @@
             </w:rPr>
             <w:t xml:space="preserve">, </w:t>
           </w:r>
-          <w:proofErr w:type="gramStart"/>
           <w:r>
             <w:rPr>
               <w:rFonts w:ascii="Linux Biolinum" w:hAnsi="Linux Biolinum" w:cs="Linux Biolinum"/>
@@ -8435,14 +7598,7 @@
             <w:rPr>
               <w:rFonts w:ascii="Linux Biolinum" w:hAnsi="Linux Biolinum" w:cs="Linux Biolinum"/>
             </w:rPr>
-            <w:t>,</w:t>
-          </w:r>
-          <w:proofErr w:type="gramEnd"/>
-          <w:r>
-            <w:rPr>
-              <w:rFonts w:ascii="Linux Biolinum" w:hAnsi="Linux Biolinum" w:cs="Linux Biolinum"/>
-            </w:rPr>
-            <w:t xml:space="preserve"> 20</w:t>
+            <w:t>, 20</w:t>
           </w:r>
           <w:r>
             <w:rPr>
@@ -8456,14 +7612,12 @@
             </w:rPr>
             <w:t xml:space="preserve">, </w:t>
           </w:r>
-          <w:proofErr w:type="spellStart"/>
           <w:r>
             <w:rPr>
               <w:rFonts w:ascii="Linux Biolinum" w:hAnsi="Linux Biolinum" w:cs="Linux Biolinum"/>
             </w:rPr>
             <w:t>Kricak</w:t>
           </w:r>
-          <w:proofErr w:type="spellEnd"/>
           <w:r>
             <w:rPr>
               <w:rFonts w:ascii="Linux Biolinum" w:hAnsi="Linux Biolinum" w:cs="Linux Biolinum"/>
@@ -8495,16 +7649,12 @@
               <w:rFonts w:ascii="Linux Biolinum" w:hAnsi="Linux Biolinum" w:cs="Linux Biolinum"/>
             </w:rPr>
           </w:pPr>
-          <w:proofErr w:type="spellStart"/>
-          <w:proofErr w:type="gramStart"/>
           <w:r>
             <w:rPr>
               <w:rFonts w:ascii="Linux Biolinum" w:hAnsi="Linux Biolinum" w:cs="Linux Biolinum"/>
             </w:rPr>
             <w:t>H.Purwadi</w:t>
           </w:r>
-          <w:proofErr w:type="spellEnd"/>
-          <w:proofErr w:type="gramEnd"/>
         </w:p>
       </w:tc>
     </w:tr>
@@ -12537,6 +11687,7 @@
   <w:style w:type="character" w:default="1" w:styleId="DefaultParagraphFont">
     <w:name w:val="Default Paragraph Font"/>
     <w:uiPriority w:val="1"/>
+    <w:semiHidden/>
     <w:unhideWhenUsed/>
   </w:style>
   <w:style w:type="table" w:default="1" w:styleId="TableNormal">
@@ -18037,6 +17188,10 @@
 </file>
 
 <file path=customXml/item1.xml><?xml version="1.0" encoding="utf-8"?>
+<b:Sources xmlns:b="http://schemas.openxmlformats.org/officeDocument/2006/bibliography" xmlns="http://schemas.openxmlformats.org/officeDocument/2006/bibliography" SelectedStyle="\APA.XSL" StyleName="APA"/>
+</file>
+
+<file path=customXml/item2.xml><?xml version="1.0" encoding="utf-8"?>
 <Workflow version="v.1.13">
   <Filtration versionrequired="True" status="DONE" StartTime="25-07-2014 13:27:04" EndTime="25-07-2014 13:28:29">
     <Mandatory>
@@ -18214,20 +17369,16 @@
 </Workflow>
 </file>
 
-<file path=customXml/item2.xml><?xml version="1.0" encoding="utf-8"?>
-<b:Sources xmlns:b="http://schemas.openxmlformats.org/officeDocument/2006/bibliography" xmlns="http://schemas.openxmlformats.org/officeDocument/2006/bibliography" SelectedStyle="\APA.XSL" StyleName="APA"/>
-</file>
-
 <file path=customXml/itemProps1.xml><?xml version="1.0" encoding="utf-8"?>
-<ds:datastoreItem xmlns:ds="http://schemas.openxmlformats.org/officeDocument/2006/customXml" ds:itemID="{4D45DBA2-DCF6-46BF-858B-9A8CC8161B4D}">
-  <ds:schemaRefs/>
-</ds:datastoreItem>
-</file>
-
-<file path=customXml/itemProps2.xml><?xml version="1.0" encoding="utf-8"?>
 <ds:datastoreItem xmlns:ds="http://schemas.openxmlformats.org/officeDocument/2006/customXml" ds:itemID="{B589180B-96F4-4B3D-93D7-E2C64345EF74}">
   <ds:schemaRefs>
     <ds:schemaRef ds:uri="http://schemas.openxmlformats.org/officeDocument/2006/bibliography"/>
   </ds:schemaRefs>
 </ds:datastoreItem>
+</file>
+
+<file path=customXml/itemProps2.xml><?xml version="1.0" encoding="utf-8"?>
+<ds:datastoreItem xmlns:ds="http://schemas.openxmlformats.org/officeDocument/2006/customXml" ds:itemID="{4D45DBA2-DCF6-46BF-858B-9A8CC8161B4D}">
+  <ds:schemaRefs/>
+</ds:datastoreItem>
 </file>
--- a/Imbalance_Balanced_Dataset_Composition_XAI.docx
+++ b/Imbalance_Balanced_Dataset_Composition_XAI.docx
@@ -392,7 +392,25 @@
           <w:szCs w:val="24"/>
           <w14:ligatures w14:val="standard"/>
         </w:rPr>
-        <w:t xml:space="preserve">In the field of responsible AI, ensuring transparency and fairness is very important for developing ethical AI systems. Traditionally, responsible AI and explainable AI (XAI) have concentrated on explaining model decisions as well as the quality and appropriateness of data sources, including ethical, legal, and social aspects. However, they have not addressed the </w:t>
+        <w:t xml:space="preserve">In the field of responsible AI, ensuring transparency and fairness is very important for developing ethical AI systems. Traditionally, responsible AI and explainable AI (XAI) have concentrated on explaining model decisions as well as the quality and appropriateness of data sources, including ethical, legal, and social aspects. However, </w:t>
+      </w:r>
+      <w:r>
+        <w:rPr>
+          <w:rFonts w:ascii="Times New Roman" w:eastAsia="Verdana" w:hAnsi="Times New Roman" w:cs="Times New Roman"/>
+          <w:sz w:val="24"/>
+          <w:szCs w:val="24"/>
+          <w14:ligatures w14:val="standard"/>
+        </w:rPr>
+        <w:t>it is very important to</w:t>
+      </w:r>
+      <w:r>
+        <w:rPr>
+          <w:rFonts w:ascii="Times New Roman" w:eastAsia="Verdana" w:hAnsi="Times New Roman" w:cs="Times New Roman"/>
+          <w:sz w:val="24"/>
+          <w:szCs w:val="24"/>
+          <w14:ligatures w14:val="standard"/>
+        </w:rPr>
+        <w:t xml:space="preserve"> address the </w:t>
       </w:r>
       <w:r>
         <w:rPr>
@@ -430,7 +448,7 @@
           <w:szCs w:val="24"/>
           <w14:ligatures w14:val="standard"/>
         </w:rPr>
-        <w:t>data set</w:t>
+        <w:t>dataset</w:t>
       </w:r>
       <w:r>
         <w:rPr>
@@ -439,7 +457,25 @@
           <w:szCs w:val="24"/>
           <w14:ligatures w14:val="standard"/>
         </w:rPr>
-        <w:t xml:space="preserve"> is imbalanced, machine learning models can't make accurate predictions</w:t>
+        <w:t xml:space="preserve"> is imbalanced, machine learning models can</w:t>
+      </w:r>
+      <w:r>
+        <w:rPr>
+          <w:rFonts w:ascii="Times New Roman" w:eastAsia="Verdana" w:hAnsi="Times New Roman" w:cs="Times New Roman"/>
+          <w:sz w:val="24"/>
+          <w:szCs w:val="24"/>
+          <w14:ligatures w14:val="standard"/>
+        </w:rPr>
+        <w:t xml:space="preserve"> not</w:t>
+      </w:r>
+      <w:r>
+        <w:rPr>
+          <w:rFonts w:ascii="Times New Roman" w:eastAsia="Verdana" w:hAnsi="Times New Roman" w:cs="Times New Roman"/>
+          <w:sz w:val="24"/>
+          <w:szCs w:val="24"/>
+          <w14:ligatures w14:val="standard"/>
+        </w:rPr>
+        <w:t xml:space="preserve"> make accurate predictions</w:t>
       </w:r>
       <w:r>
         <w:rPr>
@@ -517,7 +553,7 @@
           <w:szCs w:val="24"/>
           <w14:ligatures w14:val="standard"/>
         </w:rPr>
-        <w:t xml:space="preserve">, alongside with awareness of sample size limitations. </w:t>
+        <w:t xml:space="preserve">, </w:t>
       </w:r>
       <w:r>
         <w:rPr>
@@ -526,7 +562,7 @@
           <w:szCs w:val="24"/>
           <w14:ligatures w14:val="standard"/>
         </w:rPr>
-        <w:t xml:space="preserve">This study proposes the incorporation of dataset composition documentation into responsible AI practices, with the aim of enhancing transparency at both the data and </w:t>
+        <w:t>alongside</w:t>
       </w:r>
       <w:r>
         <w:rPr>
@@ -535,8 +571,80 @@
           <w:szCs w:val="24"/>
           <w14:ligatures w14:val="standard"/>
         </w:rPr>
+        <w:t xml:space="preserve"> awareness of sample size limitations. </w:t>
+      </w:r>
+      <w:r>
+        <w:rPr>
+          <w:rFonts w:ascii="Times New Roman" w:eastAsia="Verdana" w:hAnsi="Times New Roman" w:cs="Times New Roman"/>
+          <w:sz w:val="24"/>
+          <w:szCs w:val="24"/>
+          <w14:ligatures w14:val="standard"/>
+        </w:rPr>
+        <w:t xml:space="preserve">This </w:t>
+      </w:r>
+      <w:r>
+        <w:rPr>
+          <w:rFonts w:ascii="Times New Roman" w:eastAsia="Verdana" w:hAnsi="Times New Roman" w:cs="Times New Roman"/>
+          <w:sz w:val="24"/>
+          <w:szCs w:val="24"/>
+          <w14:ligatures w14:val="standard"/>
+        </w:rPr>
+        <w:t>study</w:t>
+      </w:r>
+      <w:r>
+        <w:rPr>
+          <w:rFonts w:ascii="Times New Roman" w:eastAsia="Verdana" w:hAnsi="Times New Roman" w:cs="Times New Roman"/>
+          <w:sz w:val="24"/>
+          <w:szCs w:val="24"/>
+          <w14:ligatures w14:val="standard"/>
+        </w:rPr>
+        <w:t xml:space="preserve"> analyzed </w:t>
+      </w:r>
+      <w:r>
+        <w:rPr>
+          <w:rFonts w:ascii="Times New Roman" w:eastAsia="Verdana" w:hAnsi="Times New Roman" w:cs="Times New Roman"/>
+          <w:sz w:val="24"/>
+          <w:szCs w:val="24"/>
+          <w14:ligatures w14:val="standard"/>
+        </w:rPr>
+        <w:t xml:space="preserve">on </w:t>
+      </w:r>
+      <w:r>
+        <w:rPr>
+          <w:rFonts w:ascii="Times New Roman" w:eastAsia="Verdana" w:hAnsi="Times New Roman" w:cs="Times New Roman"/>
+          <w:sz w:val="24"/>
+          <w:szCs w:val="24"/>
+          <w14:ligatures w14:val="standard"/>
+        </w:rPr>
+        <w:t xml:space="preserve">the impact of dataset composition, whether balanced or imbalanced, to reduce bias and unfairness in model prediction, </w:t>
+      </w:r>
+      <w:r>
+        <w:rPr>
+          <w:rFonts w:ascii="Times New Roman" w:eastAsia="Verdana" w:hAnsi="Times New Roman" w:cs="Times New Roman"/>
+          <w:sz w:val="24"/>
+          <w:szCs w:val="24"/>
+          <w14:ligatures w14:val="standard"/>
+        </w:rPr>
+        <w:t xml:space="preserve">together with the </w:t>
+      </w:r>
+      <w:r>
+        <w:rPr>
+          <w:rFonts w:ascii="Times New Roman" w:eastAsia="Verdana" w:hAnsi="Times New Roman" w:cs="Times New Roman"/>
+          <w:sz w:val="24"/>
+          <w:szCs w:val="24"/>
+          <w14:ligatures w14:val="standard"/>
+        </w:rPr>
+        <w:t xml:space="preserve">awareness of sample size limitations. This study proposes the incorporation of dataset </w:t>
+      </w:r>
+      <w:r>
+        <w:rPr>
+          <w:rFonts w:ascii="Times New Roman" w:eastAsia="Verdana" w:hAnsi="Times New Roman" w:cs="Times New Roman"/>
+          <w:sz w:val="24"/>
+          <w:szCs w:val="24"/>
+          <w14:ligatures w14:val="standard"/>
+        </w:rPr>
         <w:lastRenderedPageBreak/>
-        <w:t xml:space="preserve">model levels, reducing biases, enhancing </w:t>
+        <w:t>composition documentation into responsible AI practices, with the</w:t>
       </w:r>
       <w:r>
         <w:rPr>
@@ -545,7 +653,7 @@
           <w:szCs w:val="24"/>
           <w14:ligatures w14:val="standard"/>
         </w:rPr>
-        <w:t>fairness</w:t>
+        <w:t xml:space="preserve"> goal</w:t>
       </w:r>
       <w:r>
         <w:rPr>
@@ -554,7 +662,7 @@
           <w:szCs w:val="24"/>
           <w14:ligatures w14:val="standard"/>
         </w:rPr>
-        <w:t xml:space="preserve">, and </w:t>
+        <w:t xml:space="preserve"> of enhancing transparency at both the data and model levels, reducing biases, enhancing fairness, and </w:t>
       </w:r>
       <w:r>
         <w:rPr>
@@ -563,7 +671,7 @@
           <w:szCs w:val="24"/>
           <w14:ligatures w14:val="standard"/>
         </w:rPr>
-        <w:t>increasing</w:t>
+        <w:t xml:space="preserve">at the end is to </w:t>
       </w:r>
       <w:r>
         <w:rPr>
@@ -572,7 +680,7 @@
           <w:szCs w:val="24"/>
           <w14:ligatures w14:val="standard"/>
         </w:rPr>
-        <w:t xml:space="preserve"> </w:t>
+        <w:t>incre</w:t>
       </w:r>
       <w:r>
         <w:rPr>
@@ -581,7 +689,7 @@
           <w:szCs w:val="24"/>
           <w14:ligatures w14:val="standard"/>
         </w:rPr>
-        <w:t>people’s</w:t>
+        <w:t>se</w:t>
       </w:r>
       <w:r>
         <w:rPr>
@@ -590,7 +698,7 @@
           <w:szCs w:val="24"/>
           <w14:ligatures w14:val="standard"/>
         </w:rPr>
-        <w:t xml:space="preserve"> trust in AI systems.</w:t>
+        <w:t xml:space="preserve"> people’s trust in AI systems.</w:t>
       </w:r>
     </w:p>
     <w:p>
@@ -920,86 +1028,212 @@
         <w:rPr>
           <w:lang w:val="en-ID"/>
         </w:rPr>
-        <w:t xml:space="preserve">In </w:t>
+        <w:t>Currently</w:t>
       </w:r>
       <w:r>
         <w:rPr>
           <w:lang w:val="en-ID"/>
         </w:rPr>
-        <w:t>In recent years, the growing adoption of artificial intelligence (AI) in critical decision-making processes has raised important discussions about accountability, transparency, and fairness. These concerns are particularly relevant in domains such as healthcare, hiring, and criminal justice, where the consequences of biased decisions can be severe.</w:t>
-      </w:r>
-    </w:p>
-    <w:p>
-      <w:pPr>
-        <w:pStyle w:val="Para"/>
+        <w:t xml:space="preserve">, the growing artificial intelligence (AI) in critical decision-making processes </w:t>
+      </w:r>
+      <w:r>
         <w:rPr>
           <w:lang w:val="en-ID"/>
         </w:rPr>
-      </w:pPr>
+        <w:t xml:space="preserve">has </w:t>
+      </w:r>
       <w:r>
         <w:rPr>
           <w:lang w:val="en-ID"/>
         </w:rPr>
-        <w:t xml:space="preserve">The Conference Board (2023) underscores the significance of Explainable AI (XAI) in increasing trust and transparency in AI decision-making. By providing understandable insights into AI processes, XAI addresses the traditional "black box" nature of AI systems, helping to </w:t>
+        <w:t xml:space="preserve">raised </w:t>
       </w:r>
       <w:r>
         <w:rPr>
           <w:lang w:val="en-ID"/>
         </w:rPr>
-        <w:t>foster trust, compliance, and the ethical use of AI across various industries.</w:t>
-      </w:r>
-    </w:p>
-    <w:p>
-      <w:pPr>
-        <w:pStyle w:val="Para"/>
+        <w:t>serious</w:t>
+      </w:r>
+      <w:r>
         <w:rPr>
           <w:lang w:val="en-ID"/>
         </w:rPr>
-      </w:pPr>
+        <w:t xml:space="preserve"> discussions about </w:t>
+      </w:r>
       <w:r>
         <w:rPr>
           <w:lang w:val="en-ID"/>
         </w:rPr>
-        <w:t xml:space="preserve">Three key aspects define Explainable AI (XAI): Trustworthiness, Equitability, and Explainability. Trustworthiness involves safeguarding data privacy and promoting responsible AI practices to build user confidence, especially in sensitive applications. Equitability ensures fairness and legal compliance, addressing the societal and ethical dimensions of AI. However, much of the focus on AI fairness has </w:t>
+        <w:t xml:space="preserve">AI’s </w:t>
       </w:r>
       <w:r>
         <w:rPr>
           <w:lang w:val="en-ID"/>
         </w:rPr>
-        <w:t xml:space="preserve">focusing </w:t>
+        <w:t xml:space="preserve">accountability, transparency, and fairness. These concerns are </w:t>
       </w:r>
       <w:r>
         <w:rPr>
           <w:lang w:val="en-ID"/>
         </w:rPr>
-        <w:t>on explaining model decisions rather than the composition of the datasets used in training. Explainability, on the other hand, provides insights into how AI systems arrive at their decisions, addressing the opacity of AI models.</w:t>
-      </w:r>
-    </w:p>
-    <w:p>
-      <w:pPr>
-        <w:pStyle w:val="Para"/>
+        <w:t>especially</w:t>
+      </w:r>
+      <w:r>
         <w:rPr>
           <w:lang w:val="en-ID"/>
         </w:rPr>
-      </w:pPr>
+        <w:t xml:space="preserve"> in</w:t>
+      </w:r>
       <w:r>
         <w:rPr>
           <w:lang w:val="en-ID"/>
         </w:rPr>
-        <w:t>While XAI has traditionally focused on the quality and appropriateness of the data used in AI systems, the composition of training datasets—whether balanced or imbalanced—has received limited attention. This oversight poses significant risks to fairness and transparency, as imbalanced datasets, where certain classes are underrepresented, can lead to AI models that are optimized primarily for the majority class. Such imbalances can produce biased or unfair predictions, disproportionately affecting minority classes.</w:t>
-      </w:r>
-    </w:p>
-    <w:p>
-      <w:pPr>
-        <w:pStyle w:val="Para"/>
+        <w:t xml:space="preserve"> the domain like</w:t>
+      </w:r>
+      <w:r>
         <w:rPr>
           <w:lang w:val="en-ID"/>
         </w:rPr>
-      </w:pPr>
+        <w:t xml:space="preserve"> healthcare, hiring, and criminal justic</w:t>
+      </w:r>
       <w:r>
         <w:rPr>
           <w:lang w:val="en-ID"/>
         </w:rPr>
+        <w:t>e</w:t>
+      </w:r>
+      <w:r>
+        <w:rPr>
+          <w:lang w:val="en-ID"/>
+        </w:rPr>
+        <w:t xml:space="preserve">, where the consequences of biased decisions </w:t>
+      </w:r>
+      <w:r>
+        <w:rPr>
+          <w:lang w:val="en-ID"/>
+        </w:rPr>
+        <w:t>could</w:t>
+      </w:r>
+      <w:r>
+        <w:rPr>
+          <w:lang w:val="en-ID"/>
+        </w:rPr>
+        <w:t xml:space="preserve"> be </w:t>
+      </w:r>
+      <w:r>
+        <w:rPr>
+          <w:lang w:val="en-ID"/>
+        </w:rPr>
+        <w:t>fatal</w:t>
+      </w:r>
+      <w:r>
+        <w:rPr>
+          <w:lang w:val="en-ID"/>
+        </w:rPr>
+        <w:t xml:space="preserve">. The Conference Board (2023) </w:t>
+      </w:r>
+      <w:r>
+        <w:rPr>
+          <w:lang w:val="en-ID"/>
+        </w:rPr>
+        <w:t>discussed</w:t>
+      </w:r>
+      <w:r>
+        <w:rPr>
+          <w:lang w:val="en-ID"/>
+        </w:rPr>
+        <w:t xml:space="preserve"> </w:t>
+      </w:r>
+      <w:r>
+        <w:rPr>
+          <w:lang w:val="en-ID"/>
+        </w:rPr>
+        <w:t xml:space="preserve">about </w:t>
+      </w:r>
+      <w:r>
+        <w:rPr>
+          <w:lang w:val="en-ID"/>
+        </w:rPr>
+        <w:t>the significance of Explainable AI (XAI) in increasing trust and transparency in AI decision-making.</w:t>
+      </w:r>
+    </w:p>
+    <w:p>
+      <w:pPr>
+        <w:pStyle w:val="Para"/>
+        <w:rPr>
+          <w:lang w:val="en-ID"/>
+        </w:rPr>
+      </w:pPr>
+      <w:r>
+        <w:rPr>
+          <w:lang w:val="en-ID"/>
+        </w:rPr>
+        <w:t>XAI addresses the traditional "black box" nature of AI systems, helping to gain trust, compliance, and the ethical use of AI across many industries.</w:t>
+      </w:r>
+    </w:p>
+    <w:p>
+      <w:pPr>
+        <w:pStyle w:val="Para"/>
+        <w:rPr>
+          <w:lang w:val="en-ID"/>
+        </w:rPr>
+      </w:pPr>
+    </w:p>
+    <w:p>
+      <w:pPr>
+        <w:pStyle w:val="Para"/>
+        <w:rPr>
+          <w:lang w:val="en-ID"/>
+        </w:rPr>
+      </w:pPr>
+      <w:r>
+        <w:rPr>
+          <w:lang w:val="en-ID"/>
+        </w:rPr>
+        <w:t xml:space="preserve">The three key aspects of Explainable AI (XAI) are: Trustworthiness, Equitability, and Explainability. Trustworthiness is </w:t>
+      </w:r>
+      <w:r>
+        <w:rPr>
+          <w:lang w:val="en-ID"/>
+        </w:rPr>
+        <w:t>related to</w:t>
+      </w:r>
+      <w:r>
+        <w:rPr>
+          <w:lang w:val="en-ID"/>
+        </w:rPr>
+        <w:t xml:space="preserve"> safeguarding data privacy and promoting responsible AI practices to build user confidence, particularly in sensitive applications. Equitability is to ensure the fairness and legal compliance, addressing the societal and ethical dimensions of AI. </w:t>
+      </w:r>
+      <w:r>
+        <w:rPr>
+          <w:lang w:val="en-ID"/>
+        </w:rPr>
+        <w:t>But</w:t>
+      </w:r>
+      <w:r>
+        <w:rPr>
+          <w:lang w:val="en-ID"/>
+        </w:rPr>
+        <w:t xml:space="preserve"> most focus on AI fairness are on explaining model decisions rather than the composition of the datasets used in training. Explainability, on the other hand, gave insights into how AI systems arrive at their decisions, gave the opacity of AI models.</w:t>
+      </w:r>
+    </w:p>
+    <w:p>
+      <w:pPr>
+        <w:pStyle w:val="Para"/>
+        <w:rPr>
+          <w:lang w:val="en-ID"/>
+        </w:rPr>
+      </w:pPr>
+      <w:r>
+        <w:t>XAI traditionally focused on the quality and appropriateness of the data used in AI systems; the composition of training datasets—whether balanced or imbalanced—has received limited attention. This oversight poses significant risks to fairness and transparency, as imbalanced datasets where certain classes are underrepresented can lead to AI models that are optimized primarily for the majority class. Such imbalances can produce biased or unfair predictions, disproportionately affecting minority classes.</w:t>
+      </w:r>
+      <w:r>
+        <w:br/>
+      </w:r>
+      <w:r>
+        <w:rPr>
+          <w:lang w:val="en-ID"/>
+        </w:rPr>
         <w:t xml:space="preserve">This research explores the impact of documenting and </w:t>
       </w:r>
       <w:r>
@@ -1012,105 +1246,61 @@
         <w:rPr>
           <w:lang w:val="en-ID"/>
         </w:rPr>
-        <w:t xml:space="preserve"> the composition of training datasets, </w:t>
+        <w:t xml:space="preserve"> the composition of training </w:t>
       </w:r>
       <w:r>
         <w:rPr>
           <w:lang w:val="en-ID"/>
         </w:rPr>
-        <w:t>especially</w:t>
-      </w:r>
-      <w:r>
+        <w:lastRenderedPageBreak/>
+        <w:t>datasets, especially in terms of whether they are balanced or imbalanced, and how this affects model transparency, bias, and fairness. Specifically, imbalanced datasets can result in models that perform well on the majority class but fail to accurately predict outcomes for underrepresented groups, raise the biases in AI decision-making.</w:t>
+      </w:r>
+    </w:p>
+    <w:p>
+      <w:pPr>
+        <w:pStyle w:val="Para"/>
         <w:rPr>
           <w:lang w:val="en-ID"/>
         </w:rPr>
-        <w:t xml:space="preserve"> in terms of whether they are </w:t>
-      </w:r>
+      </w:pPr>
       <w:r>
         <w:rPr>
           <w:lang w:val="en-ID"/>
         </w:rPr>
-        <w:lastRenderedPageBreak/>
-        <w:t xml:space="preserve">balanced or imbalanced, and how this affects model transparency, bias, and fairness. Specifically, imbalanced datasets can result in models that perform well on the majority class but fail to accurately predict outcomes for underrepresented groups, </w:t>
+        <w:t xml:space="preserve">Small sample sizes in imbalanced datasets can create problems by increasing variance in model predictions, resulting in bias and reduced model performance. </w:t>
       </w:r>
       <w:r>
         <w:rPr>
           <w:lang w:val="en-ID"/>
         </w:rPr>
-        <w:t>raise the</w:t>
-      </w:r>
-      <w:r>
+        <w:t xml:space="preserve">These variables are essential to evaluate in high-risk applications where fairness is paramount. </w:t>
+      </w:r>
+    </w:p>
+    <w:p>
+      <w:pPr>
+        <w:pStyle w:val="Para"/>
         <w:rPr>
           <w:lang w:val="en-ID"/>
         </w:rPr>
-        <w:t xml:space="preserve"> biases in AI decision-making.</w:t>
-      </w:r>
-    </w:p>
-    <w:p>
-      <w:pPr>
-        <w:pStyle w:val="Para"/>
+      </w:pPr>
+      <w:r>
         <w:rPr>
           <w:lang w:val="en-ID"/>
         </w:rPr>
-      </w:pPr>
-      <w:r>
+        <w:t>Chapter 4 (Results) will provide a comprehensive study of these concerns, encompassing the effects of small sample sizes and imbalanced datasets on bias and fairness, along with a discussion of the findings and data analysis.</w:t>
+      </w:r>
+    </w:p>
+    <w:p>
+      <w:pPr>
+        <w:pStyle w:val="Para"/>
         <w:rPr>
           <w:lang w:val="en-ID"/>
         </w:rPr>
-        <w:t>Furthermore, small sample sizes in imbalanced datasets can compound the problem by increasing the variance in model predictions, leading to unreliable bias evaluations and reduced model performance. These factors are critical to consider in high-stakes applications where fairness is paramount.</w:t>
-      </w:r>
-    </w:p>
-    <w:p>
-      <w:pPr>
-        <w:pStyle w:val="Para"/>
-        <w:rPr>
-          <w:lang w:val="en-ID"/>
-        </w:rPr>
-      </w:pPr>
-      <w:r>
-        <w:rPr>
-          <w:lang w:val="en-ID"/>
-        </w:rPr>
-        <w:t xml:space="preserve">The analysis of these issues, including the impact of small sample sizes and imbalanced datasets on bias and fairness, will be presented in detail in </w:t>
-      </w:r>
-      <w:r>
-        <w:rPr>
-          <w:i/>
-          <w:iCs/>
-          <w:lang w:val="en-ID"/>
-        </w:rPr>
-        <w:t>Chapter 4 (Results)</w:t>
-      </w:r>
-      <w:r>
-        <w:rPr>
-          <w:lang w:val="en-ID"/>
-        </w:rPr>
-        <w:t xml:space="preserve">, where </w:t>
-      </w:r>
-      <w:r>
-        <w:rPr>
-          <w:lang w:val="en-ID"/>
-        </w:rPr>
-        <w:t>the</w:t>
-      </w:r>
-      <w:r>
-        <w:rPr>
-          <w:lang w:val="en-ID"/>
-        </w:rPr>
-        <w:t xml:space="preserve"> findings and data analysis are discussed.</w:t>
-      </w:r>
-    </w:p>
-    <w:p>
-      <w:pPr>
-        <w:pStyle w:val="Para"/>
-        <w:rPr>
-          <w:lang w:val="en-ID"/>
-        </w:rPr>
-      </w:pPr>
-    </w:p>
-    <w:p>
-      <w:pPr>
-        <w:pStyle w:val="AbsHead"/>
+      </w:pPr>
+    </w:p>
+    <w:p>
+      <w:pPr>
+        <w:pStyle w:val="Para"/>
       </w:pPr>
       <w:r>
         <w:t>RESEARCH QUESTIONS</w:t>
@@ -1167,7 +1357,21 @@
           <w:b w:val="0"/>
           <w:bCs w:val="0"/>
         </w:rPr>
-        <w:t>What is the relationship between dataset size and the accuracy of bias evaluation in AI models, particularly when training data is imbalanced</w:t>
+        <w:t>What is the relationship between dataset size and the accuracy of bias evaluation in AI models, particularly when</w:t>
+      </w:r>
+      <w:r>
+        <w:rPr>
+          <w:b w:val="0"/>
+          <w:bCs w:val="0"/>
+        </w:rPr>
+        <w:t xml:space="preserve"> the</w:t>
+      </w:r>
+      <w:r>
+        <w:rPr>
+          <w:b w:val="0"/>
+          <w:bCs w:val="0"/>
+        </w:rPr>
+        <w:t xml:space="preserve"> training data is imbalanced</w:t>
       </w:r>
       <w:r>
         <w:rPr>
@@ -1264,22 +1468,19 @@
         <w:pStyle w:val="Para"/>
       </w:pPr>
       <w:r>
-        <w:t xml:space="preserve">The study by Miao, Y., Cao, H., and Tang, M. (2022) presents </w:t>
-      </w:r>
-      <w:r>
-        <w:t>about</w:t>
-      </w:r>
-      <w:r>
-        <w:t xml:space="preserve"> method for analyzing the performance impact of imbalanced binary data on machine learning models. The authors analyzed how the imbalance ratio (IR) affects model performance and stability. They </w:t>
-      </w:r>
-      <w:r>
-        <w:t>use</w:t>
-      </w:r>
-      <w:r>
-        <w:t xml:space="preserve"> imbalanced data augmentation algorithms to create datasets with varying imbalance ratios and used metrics like AUC, F-measure, and G-mean to evaluate model performance. The findings </w:t>
-      </w:r>
-      <w:r>
-        <w:t>showed</w:t>
+        <w:t>The research conducted by Miao, Y., Cao, H., and Tang, M. (2022) focuses on the technique that may be utilized to evaluate the impact that imbalanced binary data has on the performance of machine learning models. In their investigation, they investigated how the imbalance ratio (IR) influences the performance and stability of the model. To build datasets with variable imbalance ratios, they applied imbalanced data augmentation algorithms. Evaluated the effectiveness of the model, they utilized measures such as area under the curve (AUC), F-measure, and G-mean. The results of their investigation showed that the performance of the model deteriorated as the imbalance ratio increased. A number of models are more susceptible to the effects of imbalances than others.</w:t>
+      </w:r>
+      <w:r>
+        <w:t>The</w:t>
+      </w:r>
+      <w:r>
+        <w:t>ir</w:t>
+      </w:r>
+      <w:r>
+        <w:t xml:space="preserve"> findings </w:t>
+      </w:r>
+      <w:r>
+        <w:t>revealed</w:t>
       </w:r>
       <w:r>
         <w:t xml:space="preserve"> that </w:t>
@@ -1288,19 +1489,47 @@
         <w:t>as</w:t>
       </w:r>
       <w:r>
-        <w:t xml:space="preserve"> imbalance ratio increases, model performance declines, with some models being more </w:t>
+        <w:t xml:space="preserve"> imbalance ratio increases,</w:t>
+      </w:r>
+      <w:r>
+        <w:t xml:space="preserve"> the</w:t>
+      </w:r>
+      <w:r>
+        <w:t xml:space="preserve"> model performance declines</w:t>
+      </w:r>
+      <w:r>
+        <w:t>. S</w:t>
+      </w:r>
+      <w:r>
+        <w:t xml:space="preserve">ome models being more </w:t>
       </w:r>
       <w:r>
         <w:t>affected by</w:t>
       </w:r>
       <w:r>
-        <w:t xml:space="preserve"> imbalances than others. Specifically, models like Logistic Regression, Decision Trees, and Support Vector Classifiers </w:t>
+        <w:t xml:space="preserve"> imbalances than others. </w:t>
+      </w:r>
+      <w:r>
+        <w:t>For example,</w:t>
+      </w:r>
+      <w:r>
+        <w:t xml:space="preserve"> models like Logistic Regression, Decision Trees, and Support Vector </w:t>
+      </w:r>
+      <w:r>
+        <w:lastRenderedPageBreak/>
+        <w:t xml:space="preserve">Classifiers </w:t>
       </w:r>
       <w:r>
         <w:t>show</w:t>
       </w:r>
       <w:r>
-        <w:t xml:space="preserve"> less stability, whereas Naive Bayes, Random Forests, and Gradient Boosting Decision Trees showed </w:t>
+        <w:t xml:space="preserve"> less stability, wh</w:t>
+      </w:r>
+      <w:r>
+        <w:t>ile</w:t>
+      </w:r>
+      <w:r>
+        <w:t xml:space="preserve"> Naive Bayes, Random Forests, and Gradient Boosting Decision Trees showed </w:t>
       </w:r>
       <w:r>
         <w:t>more</w:t>
@@ -1309,7 +1538,10 @@
         <w:t xml:space="preserve"> stable performance. The study </w:t>
       </w:r>
       <w:r>
-        <w:t>underlined that</w:t>
+        <w:t>analyzed</w:t>
+      </w:r>
+      <w:r>
+        <w:t xml:space="preserve"> that</w:t>
       </w:r>
       <w:r>
         <w:t xml:space="preserve"> addressing data imbalance is very important for maintaining reliable machine learning models, especially in critical applications.</w:t>
@@ -1325,7 +1557,6 @@
         <w:pStyle w:val="Para"/>
       </w:pPr>
       <w:r>
-        <w:lastRenderedPageBreak/>
         <w:t xml:space="preserve">The study by Johnson and Khoshgoftaar (2019) provides a survey on deep learning methods </w:t>
       </w:r>
       <w:r>
@@ -1417,7 +1648,76 @@
         <w:t>study</w:t>
       </w:r>
       <w:r>
-        <w:t xml:space="preserve"> by Lin (2018) titled "Bias caused by sampling error in meta-analysis with small sample sizes" highlights the challenges posed by small sample sizes in meta-analyses. Small sample sizes can introduce substantial bias due to the intrinsic correlation between study-specific effect sizes and their within-study variances. The study advises caution when conducting meta-analyses with small sample sizes, as reduced confidence interval coverage can lead to misleading conclusions regarding bias and fairness.</w:t>
+        <w:t xml:space="preserve"> by Lin (2018) </w:t>
+      </w:r>
+      <w:r>
+        <w:t xml:space="preserve">with </w:t>
+      </w:r>
+      <w:r>
+        <w:t xml:space="preserve">title "Bias caused by sampling error in meta-analysis with small sample sizes" </w:t>
+      </w:r>
+      <w:r>
+        <w:t xml:space="preserve">warned </w:t>
+      </w:r>
+      <w:r>
+        <w:t xml:space="preserve">the challenges </w:t>
+      </w:r>
+      <w:r>
+        <w:t>caused</w:t>
+      </w:r>
+      <w:r>
+        <w:t xml:space="preserve"> by small sample sizes in meta-analyses. </w:t>
+      </w:r>
+      <w:r>
+        <w:t>Too s</w:t>
+      </w:r>
+      <w:r>
+        <w:t xml:space="preserve">mall sample sizes can </w:t>
+      </w:r>
+      <w:r>
+        <w:t>create significant</w:t>
+      </w:r>
+      <w:r>
+        <w:t xml:space="preserve"> bias due to the intrinsic correlation between study-specific effect sizes and their within-study variances. Th</w:t>
+      </w:r>
+      <w:r>
+        <w:t>is</w:t>
+      </w:r>
+      <w:r>
+        <w:t xml:space="preserve"> study </w:t>
+      </w:r>
+      <w:r>
+        <w:t xml:space="preserve">advises caution when </w:t>
+      </w:r>
+      <w:r>
+        <w:t xml:space="preserve">they </w:t>
+      </w:r>
+      <w:r>
+        <w:t>conduct</w:t>
+      </w:r>
+      <w:r>
+        <w:t>ed</w:t>
+      </w:r>
+      <w:r>
+        <w:t xml:space="preserve"> meta-analyses with </w:t>
+      </w:r>
+      <w:r>
+        <w:t xml:space="preserve">very </w:t>
+      </w:r>
+      <w:r>
+        <w:t>small sample sizes</w:t>
+      </w:r>
+      <w:r>
+        <w:t>. Reducing</w:t>
+      </w:r>
+      <w:r>
+        <w:t xml:space="preserve"> confidence interval coverage can lead to misleading conclusions re</w:t>
+      </w:r>
+      <w:r>
+        <w:t>lated to</w:t>
+      </w:r>
+      <w:r>
+        <w:t xml:space="preserve"> bias and fairness.</w:t>
       </w:r>
     </w:p>
     <w:p>
@@ -1580,6 +1880,7 @@
           <w:sz w:val="24"/>
           <w:szCs w:val="24"/>
         </w:rPr>
+        <w:lastRenderedPageBreak/>
         <w:t>g</w:t>
       </w:r>
       <w:r>
@@ -1635,11 +1936,7 @@
         <w:pStyle w:val="Para"/>
       </w:pPr>
       <w:r>
-        <w:t xml:space="preserve">Logistic Regression is a probabilistic classifier used to model the probability that a given input </w:t>
-      </w:r>
-      <w:r>
-        <w:lastRenderedPageBreak/>
-        <w:t xml:space="preserve">belongs to a particular class. It uses a sigmoid function to map the input features to an output probability between 0 and 1, making it suitable for binary classification tasks. It optimizes a loss function (cross-entropy) using stochastic gradient descent to train the model. </w:t>
+        <w:t xml:space="preserve">Logistic Regression is a probabilistic classifier used to model the probability that a given input belongs to a particular class. It uses a sigmoid function to map the input features to an output probability between 0 and 1, making it suitable for binary classification tasks. It optimizes a loss function (cross-entropy) using stochastic gradient descent to train the model. </w:t>
       </w:r>
     </w:p>
     <w:p>
@@ -1930,16 +2227,15 @@
         <w:rPr>
           <w:lang w:val="en-ID"/>
         </w:rPr>
-        <w:t>Recall (also known as sensitivity or true positive rate): The proportion of true positive cases detected out of all actual positive cases. It answers the question, "Of all actual positives, how many were correctly predicted?"</w:t>
-      </w:r>
-    </w:p>
-    <w:p>
-      <w:pPr>
-        <w:pStyle w:val="Para"/>
+        <w:t xml:space="preserve">Recall (also known as sensitivity or true positive rate): The proportion of true positive cases detected out of all actual positive cases. It answers the question, "Of all </w:t>
+      </w:r>
+      <w:r>
         <w:rPr>
           <w:lang w:val="en-ID"/>
         </w:rPr>
-      </w:pPr>
+        <w:lastRenderedPageBreak/>
+        <w:t>actual positives, how many were correctly predicted?"</w:t>
+      </w:r>
     </w:p>
     <w:p>
       <w:pPr>
@@ -1948,18 +2244,19 @@
           <w:lang w:val="en-ID"/>
         </w:rPr>
       </w:pPr>
-      <w:r>
+    </w:p>
+    <w:p>
+      <w:pPr>
+        <w:pStyle w:val="Para"/>
         <w:rPr>
           <w:lang w:val="en-ID"/>
         </w:rPr>
-        <w:t xml:space="preserve">The Precision-Recall AUC is derived from the Precision-Recall curve, which plots precision on the y-axis and recall on the x-axis. The curve visualizes the trade-off between precision and recall for different threshold settings of a model. The AUC (Area Under the Curve) quantifies the </w:t>
-      </w:r>
+      </w:pPr>
       <w:r>
         <w:rPr>
           <w:lang w:val="en-ID"/>
         </w:rPr>
-        <w:lastRenderedPageBreak/>
-        <w:t>overall performance of the model; a higher AUC value indicates better performance, particularly in identifying minority class instances.</w:t>
+        <w:t>The Precision-Recall AUC is derived from the Precision-Recall curve, which plots precision on the y-axis and recall on the x-axis. The curve visualizes the trade-off between precision and recall for different threshold settings of a model. The AUC (Area Under the Curve) quantifies the overall performance of the model; a higher AUC value indicates better performance, particularly in identifying minority class instances.</w:t>
       </w:r>
     </w:p>
     <w:p>
@@ -2140,10 +2437,7 @@
         <w:t>sample size</w:t>
       </w:r>
       <w:r>
-        <w:t xml:space="preserve"> by comparing the performance of models trained </w:t>
-      </w:r>
-      <w:r>
-        <w:t>on small datasets versus those trained on large datasets. The focus is to evaluate how imbalances in data and variations in sample sizes contribute to bias in AI decision-making and to assess potential mitigation strategies, such as balancing techniques, in improving model fairness and transparency.</w:t>
+        <w:t xml:space="preserve"> by comparing the performance of models trained on small datasets versus those trained on large datasets. The focus is to evaluate how imbalances in data and variations in sample sizes contribute to bias in AI decision-making and to assess potential mitigation strategies, such as balancing techniques, in improving model fairness and transparency.</w:t>
       </w:r>
     </w:p>
     <w:p>
@@ -2188,6 +2482,7 @@
         <w:pStyle w:val="Para"/>
       </w:pPr>
       <w:r>
+        <w:lastRenderedPageBreak/>
         <w:t xml:space="preserve">The datasets used for this study were synthetic, created to simulate real-world class imbalance scenarios. </w:t>
       </w:r>
     </w:p>
@@ -2213,11 +2508,7 @@
         </w:numPr>
       </w:pPr>
       <w:r>
-        <w:t xml:space="preserve">Balanced Dataset: This dataset contained equal representation for both the majority and minority classes. It served as a baseline for comparing the effects of </w:t>
-      </w:r>
-      <w:r>
-        <w:lastRenderedPageBreak/>
-        <w:t>imbalance on model performance and bias.</w:t>
+        <w:t>Balanced Dataset: This dataset contained equal representation for both the majority and minority classes. It served as a baseline for comparing the effects of imbalance on model performance and bias.</w:t>
       </w:r>
     </w:p>
     <w:p>
@@ -2263,7 +2554,10 @@
         <w:pStyle w:val="Para"/>
       </w:pPr>
       <w:r>
-        <w:t>To evaluate the effects of dataset composition on bias and fairness, the study employed Logistic Regression as the primary machine learning model. Logistic regression was selected for its interpretability and widespread use in classification tasks. In addition, LIME (Local Interpretable Model-Agnostic Explanations) was applied to provide insights into model decisions, particularly how the features contributed to predictions in both balanced and imbalanced datasets.</w:t>
+        <w:t xml:space="preserve">To evaluate the effects of dataset composition on bias and fairness, the study employed Logistic Regression as the primary machine learning model. Logistic regression was selected for its interpretability and widespread use in </w:t>
+      </w:r>
+      <w:r>
+        <w:t>classification tasks. In addition, LIME (Local Interpretable Model-Agnostic Explanations) was applied to provide insights into model decisions, particularly how the features contributed to predictions in both balanced and imbalanced datasets.</w:t>
       </w:r>
     </w:p>
     <w:p>
@@ -2360,6 +2654,7 @@
         <w:pStyle w:val="Para"/>
       </w:pPr>
       <w:r>
+        <w:lastRenderedPageBreak/>
         <w:t>3.6 Evaluation with Precision-Recall Curves</w:t>
       </w:r>
     </w:p>
@@ -2368,11 +2663,7 @@
         <w:pStyle w:val="Para"/>
       </w:pPr>
       <w:r>
-        <w:t>To assess model performance across the different dataset conditions, precision-recall curves were plotted for both balanced and imbalanced datasets. Precision-recall curves provide a clearer picture of model performance when dealing with highly imbalanced datasets, where accuracy alone can be misleading. The area under the precision-</w:t>
-      </w:r>
-      <w:r>
-        <w:lastRenderedPageBreak/>
-        <w:t>recall curve (AUC-PR) was used as a key metric to quantify the performance of models on imbalanced data. Lower AUC scores indicate poor minority class prediction and increased bias.</w:t>
+        <w:t>To assess model performance across the different dataset conditions, precision-recall curves were plotted for both balanced and imbalanced datasets. Precision-recall curves provide a clearer picture of model performance when dealing with highly imbalanced datasets, where accuracy alone can be misleading. The area under the precision-recall curve (AUC-PR) was used as a key metric to quantify the performance of models on imbalanced data. Lower AUC scores indicate poor minority class prediction and increased bias.</w:t>
       </w:r>
     </w:p>
     <w:p>
@@ -2414,7 +2705,10 @@
         <w:pStyle w:val="Para"/>
       </w:pPr>
       <w:r>
-        <w:t>The study employed confusion matrices to visualize the model's performance in predicting both the majority and minority classes. Additionally, recall for the minority class was emphasized to highlight how imbalanced datasets affect the model's ability to identify minority instances. The comparison between results on smaller sample sizes (n = 10,000) and larger sample sizes (n = 1,000,000) provided insights into how small sample sizes can mislead bias evaluation.</w:t>
+        <w:t xml:space="preserve">The study employed confusion matrices to visualize the model's performance in predicting both the majority and minority classes. </w:t>
+      </w:r>
+      <w:r>
+        <w:t>Additionally, recall for the minority class was emphasized to highlight how imbalanced datasets affect the model's ability to identify minority instances. The comparison between results on smaller sample sizes (n = 10,000) and larger sample sizes (n = 1,000,000) provided insights into how small sample sizes can mislead bias evaluation.</w:t>
       </w:r>
     </w:p>
     <w:p>
@@ -2549,6 +2843,7 @@
           <w:szCs w:val="24"/>
           <w14:ligatures w14:val="standard"/>
         </w:rPr>
+        <w:lastRenderedPageBreak/>
         <w:drawing>
           <wp:inline distT="0" distB="0" distL="0" distR="0" wp14:anchorId="35D33318" wp14:editId="43AE1C3D">
             <wp:extent cx="3048000" cy="1819275"/>
@@ -2618,7 +2913,6 @@
           <w:szCs w:val="24"/>
           <w14:ligatures w14:val="standard"/>
         </w:rPr>
-        <w:lastRenderedPageBreak/>
         <w:drawing>
           <wp:inline distT="0" distB="0" distL="0" distR="0" wp14:anchorId="33CB8281" wp14:editId="7DEA1593">
             <wp:extent cx="3048000" cy="1733550"/>
@@ -2893,16 +3187,7 @@
           <w:szCs w:val="24"/>
           <w:lang w:val="en-ID" w:eastAsia="ja-JP"/>
         </w:rPr>
-        <w:t xml:space="preserve">When n_samples is increased to 1000000, the model fails to recognize any minority class </w:t>
-      </w:r>
-      <w:r>
-        <w:rPr>
-          <w:rFonts w:ascii="Times New Roman" w:hAnsi="Times New Roman" w:cs="Times New Roman"/>
-          <w:sz w:val="24"/>
-          <w:szCs w:val="24"/>
-          <w:lang w:val="en-ID" w:eastAsia="ja-JP"/>
-        </w:rPr>
-        <w:t>instances, resulting in a recall of 0 for class 1. This demonstrates the inherent bias towards the majority class, which becomes more apparent as the dataset size increases and the extreme imbalance dominates the model's learning process.</w:t>
+        <w:t>When n_samples is increased to 1000000, the model fails to recognize any minority class instances, resulting in a recall of 0 for class 1. This demonstrates the inherent bias towards the majority class, which becomes more apparent as the dataset size increases and the extreme imbalance dominates the model's learning process.</w:t>
       </w:r>
     </w:p>
     <w:p>
@@ -2965,6 +3250,7 @@
           <w:szCs w:val="24"/>
           <w:lang w:val="en-ID" w:eastAsia="ja-JP"/>
         </w:rPr>
+        <w:lastRenderedPageBreak/>
         <w:t>This behavior is not caused by deficiencies in the model itself but rather by the dataset imbalance. The confusion matrix clearly shows that the model is highly biased, with the recall for the minority class being 0, demonstrating that the model struggles when faced with extremely imbalanced data at a larger scale.</w:t>
       </w:r>
     </w:p>
@@ -2988,7 +3274,6 @@
           <w:sz w:val="24"/>
           <w:szCs w:val="24"/>
         </w:rPr>
-        <w:lastRenderedPageBreak/>
         <w:t>4.2</w:t>
       </w:r>
       <w:r>
@@ -3340,7 +3625,17 @@
           <w:szCs w:val="24"/>
           <w:lang w:val="en-ID" w:eastAsia="ja-JP"/>
         </w:rPr>
-        <w:t>This showcases the challenges of training models on imbalanced datasets, which has poor recall for minority classes.</w:t>
+        <w:t xml:space="preserve">This showcases the challenges of training </w:t>
+      </w:r>
+      <w:r>
+        <w:rPr>
+          <w:rFonts w:ascii="Times New Roman" w:hAnsi="Times New Roman" w:cs="Times New Roman"/>
+          <w:bCs w:val="0"/>
+          <w:sz w:val="24"/>
+          <w:szCs w:val="24"/>
+          <w:lang w:val="en-ID" w:eastAsia="ja-JP"/>
+        </w:rPr>
+        <w:t>models on imbalanced datasets, which has poor recall for minority classes.</w:t>
       </w:r>
     </w:p>
     <w:p>
@@ -3624,6 +3919,7 @@
           <w:szCs w:val="24"/>
           <w:lang w:eastAsia="ja-JP"/>
         </w:rPr>
+        <w:lastRenderedPageBreak/>
         <w:t>Interpretation:</w:t>
       </w:r>
     </w:p>
@@ -3670,7 +3966,6 @@
           <w:szCs w:val="24"/>
           <w:lang w:val="en-ID" w:eastAsia="ja-JP"/>
         </w:rPr>
-        <w:lastRenderedPageBreak/>
         <w:t>The true positive rate for both classes is close to 1, and the off-diagonal elements are very low, means that both classes are being correctly classified with high accuracy.</w:t>
       </w:r>
     </w:p>
@@ -4055,17 +4350,7 @@
           <w:szCs w:val="24"/>
           <w:lang w:val="en-ID" w:eastAsia="ja-JP"/>
         </w:rPr>
-        <w:t xml:space="preserve">Unlike the imbalanced dataset, for the Balanced Dataset, the LIME explanation demonstrates that the model is more capable of making better use </w:t>
-      </w:r>
-      <w:r>
-        <w:rPr>
-          <w:rFonts w:ascii="Times New Roman" w:hAnsi="Times New Roman" w:cs="Times New Roman"/>
-          <w:bCs w:val="0"/>
-          <w:sz w:val="24"/>
-          <w:szCs w:val="24"/>
-          <w:lang w:val="en-ID" w:eastAsia="ja-JP"/>
-        </w:rPr>
-        <w:t>of all features. The model can differentiate between Class 0 and Class 1.</w:t>
+        <w:t>Unlike the imbalanced dataset, for the Balanced Dataset, the LIME explanation demonstrates that the model is more capable of making better use of all features. The model can differentiate between Class 0 and Class 1.</w:t>
       </w:r>
     </w:p>
     <w:p>
@@ -4243,6 +4528,7 @@
           <w:szCs w:val="24"/>
           <w14:ligatures w14:val="standard"/>
         </w:rPr>
+        <w:lastRenderedPageBreak/>
         <w:drawing>
           <wp:inline distT="0" distB="0" distL="0" distR="0" wp14:anchorId="42CC952D" wp14:editId="29984957">
             <wp:extent cx="3048000" cy="2190750"/>
@@ -4313,7 +4599,6 @@
           <w:sz w:val="24"/>
           <w:szCs w:val="24"/>
         </w:rPr>
-        <w:lastRenderedPageBreak/>
         <w:t xml:space="preserve">Figure </w:t>
       </w:r>
       <w:r>
@@ -4541,17 +4826,7 @@
           <w:szCs w:val="24"/>
           <w:lang w:val="en-ID" w:eastAsia="ja-JP"/>
         </w:rPr>
-        <w:t xml:space="preserve">The imbalanced dataset makes it difficult for the model to accurately identify the minority class, </w:t>
-      </w:r>
-      <w:r>
-        <w:rPr>
-          <w:rFonts w:ascii="Times New Roman" w:hAnsi="Times New Roman" w:cs="Times New Roman"/>
-          <w:bCs w:val="0"/>
-          <w:sz w:val="24"/>
-          <w:szCs w:val="24"/>
-          <w:lang w:val="en-ID" w:eastAsia="ja-JP"/>
-        </w:rPr>
-        <w:t>leading to poor performance in terms of precision when trying to recall many positives.</w:t>
+        <w:t>The imbalanced dataset makes it difficult for the model to accurately identify the minority class, leading to poor performance in terms of precision when trying to recall many positives.</w:t>
       </w:r>
     </w:p>
     <w:p>
@@ -4686,7 +4961,18 @@
           <w:szCs w:val="24"/>
           <w:lang w:val="en-ID" w:eastAsia="ja-JP"/>
         </w:rPr>
-        <w:t>The results of this study clearly show that documenting dataset composition significantly enhances AI model transparency and fairness. When dataset composition (whether balanced or imbalanced) is documented and understood, it provides stakeholders with crucial insights into potential biases in the system.</w:t>
+        <w:t xml:space="preserve">The results of this study clearly show that documenting dataset composition significantly enhances AI model transparency and fairness. When dataset composition (whether balanced or imbalanced) is documented and understood, it </w:t>
+      </w:r>
+      <w:r>
+        <w:rPr>
+          <w:rFonts w:ascii="Times New Roman" w:hAnsi="Times New Roman" w:cs="Times New Roman"/>
+          <w:bCs w:val="0"/>
+          <w:sz w:val="24"/>
+          <w:szCs w:val="24"/>
+          <w:lang w:val="en-ID" w:eastAsia="ja-JP"/>
+        </w:rPr>
+        <w:lastRenderedPageBreak/>
+        <w:t>provides stakeholders with crucial insights into potential biases in the system.</w:t>
       </w:r>
     </w:p>
     <w:p>
@@ -4732,7 +5018,6 @@
           <w:szCs w:val="24"/>
           <w:lang w:val="en-ID" w:eastAsia="ja-JP"/>
         </w:rPr>
-        <w:lastRenderedPageBreak/>
         <w:t xml:space="preserve">In contrast, when the dataset's imbalanced nature is documented, it becomes clear that the model may be biased, prompting corrective actions like re-sampling techniques (e.g., SMOTE). This transparency ensures that models are held accountable for their predictions, and any potential unfairness is addressed </w:t>
       </w:r>
       <w:r>
@@ -4921,17 +5206,7 @@
           <w:szCs w:val="24"/>
           <w:lang w:val="en-ID" w:eastAsia="ja-JP"/>
         </w:rPr>
-        <w:t xml:space="preserve">The relationship between dataset size and bias evaluation is evident in the model's performance across different sample sizes. In small datasets, particularly those with imbalanced classes, the model often gives misleading results. For example, in smaller datasets, the minority class </w:t>
-      </w:r>
-      <w:r>
-        <w:rPr>
-          <w:rFonts w:ascii="Times New Roman" w:hAnsi="Times New Roman" w:cs="Times New Roman"/>
-          <w:bCs w:val="0"/>
-          <w:sz w:val="24"/>
-          <w:szCs w:val="24"/>
-          <w:lang w:val="en-ID" w:eastAsia="ja-JP"/>
-        </w:rPr>
-        <w:t>might have a relatively higher recall, falsely indicating that the model can handle the class imbalance effectively. However, this is largely due to statistical noise and overfitting, rather than genuine learning from the data.</w:t>
+        <w:t>The relationship between dataset size and bias evaluation is evident in the model's performance across different sample sizes. In small datasets, particularly those with imbalanced classes, the model often gives misleading results. For example, in smaller datasets, the minority class might have a relatively higher recall, falsely indicating that the model can handle the class imbalance effectively. However, this is largely due to statistical noise and overfitting, rather than genuine learning from the data.</w:t>
       </w:r>
     </w:p>
     <w:p>
@@ -5000,6 +5275,7 @@
           <w:szCs w:val="24"/>
           <w:lang w:val="en-ID" w:eastAsia="ja-JP"/>
         </w:rPr>
+        <w:lastRenderedPageBreak/>
         <w:t>4.6.3</w:t>
       </w:r>
       <w:r>
@@ -5099,18 +5375,7 @@
           <w:szCs w:val="24"/>
           <w:lang w:val="en-ID" w:eastAsia="ja-JP"/>
         </w:rPr>
-        <w:t xml:space="preserve">Small sample sizes can be particularly misleading when evaluating bias because they often provide </w:t>
-      </w:r>
-      <w:r>
-        <w:rPr>
-          <w:rFonts w:ascii="Times New Roman" w:hAnsi="Times New Roman" w:cs="Times New Roman"/>
-          <w:bCs w:val="0"/>
-          <w:sz w:val="24"/>
-          <w:szCs w:val="24"/>
-          <w:lang w:val="en-ID" w:eastAsia="ja-JP"/>
-        </w:rPr>
-        <w:lastRenderedPageBreak/>
-        <w:t>inflated performance metrics, particularly for the minority class. In this study, the model trained on small imbalanced datasets initially showed acceptable recall for the minority class, suggesting that the model was not heavily biased. However, this performance was not reflective of the model's true ability. Instead, it was a result of statistical anomalies caused by the small sample size.</w:t>
+        <w:t>Small sample sizes can be particularly misleading when evaluating bias because they often provide inflated performance metrics, particularly for the minority class. In this study, the model trained on small imbalanced datasets initially showed acceptable recall for the minority class, suggesting that the model was not heavily biased. However, this performance was not reflective of the model's true ability. Instead, it was a result of statistical anomalies caused by the small sample size.</w:t>
       </w:r>
     </w:p>
     <w:p>
@@ -5176,7 +5441,7 @@
           <w:szCs w:val="24"/>
           <w:lang w:val="en-ID" w:eastAsia="ja-JP"/>
         </w:rPr>
-        <w:t xml:space="preserve">The implications for models trained on imbalanced datasets are significant. AI practitioners may make decisions based on misleading performance metrics, believing their models to be fair and unbiased, only to find that those models fail to generalize once applied to larger or more diverse datasets. This is especially problematic in high-stakes domains like healthcare or criminal justice, where biased models can lead to unfair or even harmful outcomes for minority groups. Therefore, it is crucial to evaluate models on sufficiently large </w:t>
+        <w:t xml:space="preserve">The implications for models trained on imbalanced datasets are significant. AI practitioners may make decisions based on misleading performance metrics, believing their </w:t>
       </w:r>
       <w:r>
         <w:rPr>
@@ -5186,7 +5451,7 @@
           <w:szCs w:val="24"/>
           <w:lang w:val="en-ID" w:eastAsia="ja-JP"/>
         </w:rPr>
-        <w:t>datasets to avoid these pitfalls and ensure that the true bias is uncovered early in the model development process.</w:t>
+        <w:t>models to be fair and unbiased, only to find that those models fail to generalize once applied to larger or more diverse datasets. This is especially problematic in high-stakes domains like healthcare or criminal justice, where biased models can lead to unfair or even harmful outcomes for minority groups. Therefore, it is crucial to evaluate models on sufficiently large datasets to avoid these pitfalls and ensure that the true bias is uncovered early in the model development process.</w:t>
       </w:r>
     </w:p>
     <w:p>
@@ -5308,7 +5573,14 @@
         <w:rPr>
           <w:lang w:val="en-ID"/>
         </w:rPr>
-        <w:t>: Small sample sizes can provide a misleading impression of fairness, as they might artificially inflate the model’s performance on the minority class. As the dataset size increases, the model's bias becomes more apparent, with performance metrics such as recall and precision for the minority class deteriorating sharply.</w:t>
+        <w:t xml:space="preserve">: Small sample sizes can provide a misleading impression of fairness, as they might artificially </w:t>
+      </w:r>
+      <w:r>
+        <w:rPr>
+          <w:lang w:val="en-ID"/>
+        </w:rPr>
+        <w:lastRenderedPageBreak/>
+        <w:t>inflate the model’s performance on the minority class. As the dataset size increases, the model's bias becomes more apparent, with performance metrics such as recall and precision for the minority class deteriorating sharply.</w:t>
       </w:r>
     </w:p>
     <w:p>
@@ -5334,25 +5606,18 @@
         <w:rPr>
           <w:lang w:val="en-ID"/>
         </w:rPr>
-        <w:t xml:space="preserve">: The findings suggest that traditional bias evaluations may not </w:t>
+        <w:t xml:space="preserve">: The findings suggest that traditional bias evaluations may not be sufficient, especially when using imbalanced and small datasets. The study underscores the importance of documenting and </w:t>
       </w:r>
       <w:r>
         <w:rPr>
           <w:lang w:val="en-ID"/>
         </w:rPr>
-        <w:lastRenderedPageBreak/>
-        <w:t xml:space="preserve">be sufficient, especially when using imbalanced and small datasets. The study underscores the importance of documenting and </w:t>
+        <w:t>analysing</w:t>
       </w:r>
       <w:r>
         <w:rPr>
           <w:lang w:val="en-ID"/>
         </w:rPr>
-        <w:t>analysing</w:t>
-      </w:r>
-      <w:r>
-        <w:rPr>
-          <w:lang w:val="en-ID"/>
-        </w:rPr>
         <w:t xml:space="preserve"> dataset composition to avoid biases being hidden by smaller sample sizes.</w:t>
       </w:r>
     </w:p>
@@ -5393,7 +5658,10 @@
         <w:pStyle w:val="Para"/>
       </w:pPr>
       <w:r>
-        <w:t>In the broader context, the results support the call for stricter AI model evaluation, particularly in domains where fairness is paramount. Ensuring that AI systems are trained on balanced datasets and using sufficiently large sample sizes is critical for enhancing AI fairness and reducing bias.</w:t>
+        <w:t xml:space="preserve">In the broader context, the results support the call for stricter AI model evaluation, particularly in domains where fairness is paramount. Ensuring that AI systems are trained on balanced datasets </w:t>
+      </w:r>
+      <w:r>
+        <w:t>and using sufficiently large sample sizes is critical for enhancing AI fairness and reducing bias.</w:t>
       </w:r>
     </w:p>
     <w:p>
@@ -5425,10 +5693,7 @@
         <w:pStyle w:val="Para"/>
       </w:pPr>
       <w:r>
-        <w:t xml:space="preserve">One unexpected result was the degree to which small sample sizes appeared to inflate the </w:t>
-      </w:r>
-      <w:r>
-        <w:t>model’s performance, particularly with imbalanced data. In smaller datasets, the recall for the minority class was higher than expected, suggesting the model had learned some patterns for the minority class. However, upon scaling up the dataset, it became clear that the model was not truly learning these patterns; rather, it was influenced by statistical noise or overfitting to the small sample data.</w:t>
+        <w:t>One unexpected result was the degree to which small sample sizes appeared to inflate the model’s performance, particularly with imbalanced data. In smaller datasets, the recall for the minority class was higher than expected, suggesting the model had learned some patterns for the minority class. However, upon scaling up the dataset, it became clear that the model was not truly learning these patterns; rather, it was influenced by statistical noise or overfitting to the small sample data.</w:t>
       </w:r>
     </w:p>
     <w:p>
@@ -5485,7 +5750,11 @@
         </w:numPr>
       </w:pPr>
       <w:r>
-        <w:t xml:space="preserve">One limitation of this study was the focus on a specific classification task using a logistic regression model. While logistic regression is widely used, other machine learning models may exhibit different behavior under similar conditions of imbalance and sample size. </w:t>
+        <w:t xml:space="preserve">One limitation of this study was the focus on a specific classification task using a logistic regression model. While logistic </w:t>
+      </w:r>
+      <w:r>
+        <w:lastRenderedPageBreak/>
+        <w:t xml:space="preserve">regression is widely used, other machine learning models may exhibit different behavior under similar conditions of imbalance and sample size. </w:t>
       </w:r>
     </w:p>
     <w:p>
@@ -5500,11 +5769,7 @@
         <w:t>T</w:t>
       </w:r>
       <w:r>
-        <w:t xml:space="preserve">he experiments were limited to synthetic datasets. Although the imbalanced dataset accurately reflects typical real-world scenarios, the complexity of real-world </w:t>
-      </w:r>
-      <w:r>
-        <w:lastRenderedPageBreak/>
-        <w:t>data, including noise and non-linearity, could affect model behavior differently. Future studies should aim to test these findings on real-world datasets across various machine learning models to increase generalizability.</w:t>
+        <w:t>he experiments were limited to synthetic datasets. Although the imbalanced dataset accurately reflects typical real-world scenarios, the complexity of real-world data, including noise and non-linearity, could affect model behavior differently. Future studies should aim to test these findings on real-world datasets across various machine learning models to increase generalizability.</w:t>
       </w:r>
     </w:p>
     <w:p>
@@ -5598,16 +5863,14 @@
         <w:rPr>
           <w:lang w:val="en-ID"/>
         </w:rPr>
-        <w:t>Impact of Dataset Imbalance: Models trained on imbalanced datasets are prone to bias, favoring the majority class at the expense of underrepresented classes. This bias becomes more evident as the size of the dataset increases, leading to reduced recall and poor performance in detecting minority class instances. This reinforces the importance of addressing data imbalance early in the AI development process.</w:t>
-      </w:r>
-    </w:p>
-    <w:p>
-      <w:pPr>
-        <w:pStyle w:val="Para"/>
+        <w:t xml:space="preserve">Impact of Dataset Imbalance: Models trained on imbalanced datasets are prone to bias, favoring </w:t>
+      </w:r>
+      <w:r>
         <w:rPr>
           <w:lang w:val="en-ID"/>
         </w:rPr>
-      </w:pPr>
+        <w:t>the majority class at the expense of underrepresented classes. This bias becomes more evident as the size of the dataset increases, leading to reduced recall and poor performance in detecting minority class instances. This reinforces the importance of addressing data imbalance early in the AI development process.</w:t>
+      </w:r>
     </w:p>
     <w:p>
       <w:pPr>
@@ -5616,10 +5879,18 @@
           <w:lang w:val="en-ID"/>
         </w:rPr>
       </w:pPr>
-      <w:r>
+    </w:p>
+    <w:p>
+      <w:pPr>
+        <w:pStyle w:val="Para"/>
         <w:rPr>
           <w:lang w:val="en-ID"/>
         </w:rPr>
+      </w:pPr>
+      <w:r>
+        <w:rPr>
+          <w:lang w:val="en-ID"/>
+        </w:rPr>
         <w:t>Misleading Effects of Small Sample Sizes: The research also highlights how small sample sizes can provide a false sense of fairness, with models appearing to perform well on minority classes. However, this performance is often a result of statistical noise rather than true learning. As the sample size increases, the model’s inherent bias becomes clear, with performance metrics such as recall deteriorating for the minority class. This underscores the need for large, well-distributed datasets to ensure accurate bias evaluation.</w:t>
       </w:r>
     </w:p>
@@ -5678,14 +5949,8 @@
         <w:rPr>
           <w:lang w:val="en-ID"/>
         </w:rPr>
-        <w:t xml:space="preserve">These insights have immediate and long-term effects on Responsible AI. In the short term, they highlight the need for stricter evaluations of model fairness, especially in high-stakes applications like healthcare, criminal justice, and hiring, where bias can have severe consequences. In the long term, integrating dataset composition analysis into Responsible AI frameworks can </w:t>
-      </w:r>
-      <w:r>
-        <w:rPr>
-          <w:lang w:val="en-ID"/>
-        </w:rPr>
         <w:lastRenderedPageBreak/>
-        <w:t>enhance trust in AI systems, fostering more ethical and accountable AI practices across industries.</w:t>
+        <w:t>These insights have immediate and long-term effects on Responsible AI. In the short term, they highlight the need for stricter evaluations of model fairness, especially in high-stakes applications like healthcare, criminal justice, and hiring, where bias can have severe consequences. In the long term, integrating dataset composition analysis into Responsible AI frameworks can enhance trust in AI systems, fostering more ethical and accountable AI practices across industries.</w:t>
       </w:r>
     </w:p>
     <w:p>
@@ -5838,6 +6103,7 @@
         <w:pStyle w:val="Para"/>
       </w:pPr>
       <w:r>
+        <w:lastRenderedPageBreak/>
         <w:t>By addressing these gaps, future studies can continue to expand the knowledge base on AI fairness and transparency, contributing to the development of more responsible and equitable AI systems.</w:t>
       </w:r>
     </w:p>
@@ -5874,11 +6140,7 @@
         <w:pStyle w:val="Para"/>
       </w:pPr>
       <w:r>
-        <w:t xml:space="preserve">This research has shed light on how dataset composition—specifically imbalance—affects AI </w:t>
-      </w:r>
-      <w:r>
-        <w:lastRenderedPageBreak/>
-        <w:t>model performance and fairness. While the findings contribute significantly to Responsible AI, there are numerous areas that future research should explore to further enhance AI transparency and fairness.</w:t>
+        <w:t>This research has shed light on how dataset composition—specifically imbalance—affects AI model performance and fairness. While the findings contribute significantly to Responsible AI, there are numerous areas that future research should explore to further enhance AI transparency and fairness.</w:t>
       </w:r>
     </w:p>
     <w:p>
@@ -5903,7 +6165,10 @@
         <w:pStyle w:val="Para"/>
       </w:pPr>
       <w:r>
-        <w:t>A key recommendation is to further investigate and refine bias mitigation techniques, such as Synthetic Minority Over-sampling Technique (SMOTE), which generates synthetic instances for the minority class to balance the dataset. SMOTE and other advanced techniques like ADASYN, Random Over-sampling, Under-sampling, and Cost-Sensitive Learning should be rigorously tested across different domains and model architectures to evaluate their effectiveness in reducing bias without negatively impacting model accuracy. Furthermore, exploring hybrid approaches that combine these techniques with ensemble methods, like Bagging or Boosting, could help balance performance across both the majority and minority classes.</w:t>
+        <w:t xml:space="preserve">A key recommendation is to further investigate and refine bias mitigation techniques, such as Synthetic Minority Over-sampling Technique (SMOTE), which generates synthetic instances for the minority class to balance the dataset. SMOTE and other advanced techniques like ADASYN, Random Over-sampling, Under-sampling, and Cost-Sensitive Learning should be rigorously tested across different domains and model architectures to evaluate their effectiveness in reducing bias without negatively impacting model accuracy. Furthermore, exploring hybrid approaches that combine these techniques with ensemble methods, like Bagging </w:t>
+      </w:r>
+      <w:r>
+        <w:t>or Boosting, could help balance performance across both the majority and minority classes.</w:t>
       </w:r>
     </w:p>
     <w:p>
@@ -5929,10 +6194,7 @@
         <w:t>architecture</w:t>
       </w:r>
       <w:r>
-        <w:t xml:space="preserve">. These models might behave differently when trained on imbalanced datasets, </w:t>
-      </w:r>
-      <w:r>
-        <w:t>especially in high-dimensional data settings such as image classification or natural language processing. Analyzing the efficacy of bias mitigation techniques in these more complex models can provide broader insights into their generalizability across different AI tasks.</w:t>
+        <w:t>. These models might behave differently when trained on imbalanced datasets, especially in high-dimensional data settings such as image classification or natural language processing. Analyzing the efficacy of bias mitigation techniques in these more complex models can provide broader insights into their generalizability across different AI tasks.</w:t>
       </w:r>
     </w:p>
     <w:p>
@@ -5988,17 +6250,14 @@
         <w:pStyle w:val="Para"/>
       </w:pPr>
       <w:r>
+        <w:lastRenderedPageBreak/>
         <w:t xml:space="preserve">While this study concentrated on classification tasks, future research should examine the impact of dataset imbalance on regression tasks and other types </w:t>
       </w:r>
       <w:r>
         <w:t>of</w:t>
       </w:r>
       <w:r>
-        <w:t xml:space="preserve"> learning problems, such as clustering and reinforcement learning. Each of these domains may have unique fairness challenges that require domain-specific approaches to mitigate bias. For example, in healthcare or financial forecasting, ensuring </w:t>
-      </w:r>
-      <w:r>
-        <w:lastRenderedPageBreak/>
-        <w:t xml:space="preserve">fairness in regression tasks where minority outcomes may be underrepresented is crucial. </w:t>
+        <w:t xml:space="preserve"> learning problems, such as clustering and reinforcement learning. Each of these domains may have unique fairness challenges that require domain-specific approaches to mitigate bias. For example, in healthcare or financial forecasting, ensuring fairness in regression tasks where minority outcomes may be underrepresented is crucial. </w:t>
       </w:r>
     </w:p>
     <w:p>
@@ -6054,7 +6313,10 @@
         <w:pStyle w:val="Para"/>
       </w:pPr>
       <w:r>
-        <w:t>Future studies could explore intersectionality in AI bias, where multiple attributes (e.g., race, gender, and socioeconomic status) intersect to create compounded bias effects. Understanding how AI systems behave when faced with imbalances across multiple demographic variables is essential for ensuring fairness across diverse populations.</w:t>
+        <w:t xml:space="preserve">Future studies could explore intersectionality in AI bias, where multiple attributes (e.g., race, gender, and socioeconomic status) intersect to create compounded bias effects. Understanding how AI systems behave when faced with imbalances across multiple demographic </w:t>
+      </w:r>
+      <w:r>
+        <w:t>variables is essential for ensuring fairness across diverse populations.</w:t>
       </w:r>
     </w:p>
     <w:p>
@@ -6082,10 +6344,7 @@
         <w:t>T</w:t>
       </w:r>
       <w:r>
-        <w:t xml:space="preserve">he broader implications of this research for the AI industry are profound. As AI becomes increasingly integrated into decision-making processes, the importance of documenting dataset composition and employing bias mitigation </w:t>
-      </w:r>
-      <w:r>
-        <w:t>techniques cannot be overstated. By adopting comprehensive practices to address dataset imbalances, AI developers and stakeholders can build systems that are not only more transparent but also more equitable. Moreover, regulatory frameworks and industry standards should encourage and even mandate that dataset composition is clearly documented, and that models are tested for fairness across all relevant demographic groups.</w:t>
+        <w:t>he broader implications of this research for the AI industry are profound. As AI becomes increasingly integrated into decision-making processes, the importance of documenting dataset composition and employing bias mitigation techniques cannot be overstated. By adopting comprehensive practices to address dataset imbalances, AI developers and stakeholders can build systems that are not only more transparent but also more equitable. Moreover, regulatory frameworks and industry standards should encourage and even mandate that dataset composition is clearly documented, and that models are tested for fairness across all relevant demographic groups.</w:t>
       </w:r>
     </w:p>
     <w:p>
@@ -6125,6 +6384,7 @@
         <w:spacing w:line="360" w:lineRule="auto"/>
       </w:pPr>
       <w:r>
+        <w:lastRenderedPageBreak/>
         <w:t>ACKNOWLEDGMENTS</w:t>
       </w:r>
     </w:p>
@@ -6148,18 +6408,7 @@
           <w:lang w:eastAsia="it-IT"/>
           <w14:ligatures w14:val="standard"/>
         </w:rPr>
-        <w:t xml:space="preserve">I would like to express my gratitude to all mentors and advisors in University of Hull for their guidance through the development of this research. I also wish to thank my colleagues at the University of Hull for their support, which really improved the quality of this work. Special thanks go to my families and friends for their understanding during this research. Thank you </w:t>
-      </w:r>
-      <w:r>
-        <w:rPr>
-          <w:rFonts w:ascii="Times New Roman" w:hAnsi="Times New Roman" w:cs="Times New Roman"/>
-          <w:sz w:val="24"/>
-          <w:szCs w:val="24"/>
-          <w:lang w:eastAsia="it-IT"/>
-          <w14:ligatures w14:val="standard"/>
-        </w:rPr>
-        <w:lastRenderedPageBreak/>
-        <w:t>for inspiring me to contribute to the field of Responsible AI.</w:t>
+        <w:t>I would like to express my gratitude to all mentors and advisors in University of Hull for their guidance through the development of this research. I also wish to thank my colleagues at the University of Hull for their support, which really improved the quality of this work. Special thanks go to my families and friends for their understanding during this research. Thank you for inspiring me to contribute to the field of Responsible AI.</w:t>
       </w:r>
     </w:p>
     <w:p>
@@ -6488,7 +6737,16 @@
           <w:szCs w:val="24"/>
           <w14:ligatures w14:val="standard"/>
         </w:rPr>
-        <w:t xml:space="preserve"> (3rd ed.). Retrieved from </w:t>
+        <w:t xml:space="preserve"> (3rd ed.). Retrieved </w:t>
+      </w:r>
+      <w:r>
+        <w:rPr>
+          <w:rFonts w:ascii="Times New Roman" w:hAnsi="Times New Roman" w:cs="Times New Roman"/>
+          <w:sz w:val="24"/>
+          <w:szCs w:val="24"/>
+          <w14:ligatures w14:val="standard"/>
+        </w:rPr>
+        <w:t xml:space="preserve">from </w:t>
       </w:r>
       <w:hyperlink r:id="rId25" w:tgtFrame="_new" w:history="1">
         <w:r>
@@ -6974,7 +7232,17 @@
           <w:szCs w:val="24"/>
           <w14:ligatures w14:val="standard"/>
         </w:rPr>
-        <w:t xml:space="preserve">2023. Explainability in AI: The Key to Trustworthy AI Decisions. Retrieved from </w:t>
+        <w:t xml:space="preserve">2023. Explainability in AI: The Key to Trustworthy </w:t>
+      </w:r>
+      <w:r>
+        <w:rPr>
+          <w:rFonts w:ascii="Times New Roman" w:hAnsi="Times New Roman" w:cs="Times New Roman"/>
+          <w:sz w:val="24"/>
+          <w:szCs w:val="24"/>
+          <w14:ligatures w14:val="standard"/>
+        </w:rPr>
+        <w:lastRenderedPageBreak/>
+        <w:t xml:space="preserve">AI Decisions. Retrieved from </w:t>
       </w:r>
       <w:hyperlink r:id="rId27" w:history="1">
         <w:r>
@@ -11687,7 +11955,6 @@
   <w:style w:type="character" w:default="1" w:styleId="DefaultParagraphFont">
     <w:name w:val="Default Paragraph Font"/>
     <w:uiPriority w:val="1"/>
-    <w:semiHidden/>
     <w:unhideWhenUsed/>
   </w:style>
   <w:style w:type="table" w:default="1" w:styleId="TableNormal">
@@ -17188,10 +17455,6 @@
 </file>
 
 <file path=customXml/item1.xml><?xml version="1.0" encoding="utf-8"?>
-<b:Sources xmlns:b="http://schemas.openxmlformats.org/officeDocument/2006/bibliography" xmlns="http://schemas.openxmlformats.org/officeDocument/2006/bibliography" SelectedStyle="\APA.XSL" StyleName="APA"/>
-</file>
-
-<file path=customXml/item2.xml><?xml version="1.0" encoding="utf-8"?>
 <Workflow version="v.1.13">
   <Filtration versionrequired="True" status="DONE" StartTime="25-07-2014 13:27:04" EndTime="25-07-2014 13:28:29">
     <Mandatory>
@@ -17369,16 +17632,20 @@
 </Workflow>
 </file>
 
+<file path=customXml/item2.xml><?xml version="1.0" encoding="utf-8"?>
+<b:Sources xmlns:b="http://schemas.openxmlformats.org/officeDocument/2006/bibliography" xmlns="http://schemas.openxmlformats.org/officeDocument/2006/bibliography" SelectedStyle="\APA.XSL" StyleName="APA"/>
+</file>
+
 <file path=customXml/itemProps1.xml><?xml version="1.0" encoding="utf-8"?>
+<ds:datastoreItem xmlns:ds="http://schemas.openxmlformats.org/officeDocument/2006/customXml" ds:itemID="{4D45DBA2-DCF6-46BF-858B-9A8CC8161B4D}">
+  <ds:schemaRefs/>
+</ds:datastoreItem>
+</file>
+
+<file path=customXml/itemProps2.xml><?xml version="1.0" encoding="utf-8"?>
 <ds:datastoreItem xmlns:ds="http://schemas.openxmlformats.org/officeDocument/2006/customXml" ds:itemID="{B589180B-96F4-4B3D-93D7-E2C64345EF74}">
   <ds:schemaRefs>
     <ds:schemaRef ds:uri="http://schemas.openxmlformats.org/officeDocument/2006/bibliography"/>
   </ds:schemaRefs>
 </ds:datastoreItem>
-</file>
-
-<file path=customXml/itemProps2.xml><?xml version="1.0" encoding="utf-8"?>
-<ds:datastoreItem xmlns:ds="http://schemas.openxmlformats.org/officeDocument/2006/customXml" ds:itemID="{4D45DBA2-DCF6-46BF-858B-9A8CC8161B4D}">
-  <ds:schemaRefs/>
-</ds:datastoreItem>
 </file>
--- a/Imbalance_Balanced_Dataset_Composition_XAI.docx
+++ b/Imbalance_Balanced_Dataset_Composition_XAI.docx
@@ -457,7 +457,7 @@
           <w:szCs w:val="24"/>
           <w14:ligatures w14:val="standard"/>
         </w:rPr>
-        <w:t xml:space="preserve"> is imbalanced, machine learning models can</w:t>
+        <w:t xml:space="preserve"> is imbalanced, machine learning models </w:t>
       </w:r>
       <w:r>
         <w:rPr>
@@ -466,7 +466,16 @@
           <w:szCs w:val="24"/>
           <w14:ligatures w14:val="standard"/>
         </w:rPr>
-        <w:t xml:space="preserve"> not</w:t>
+        <w:t>can</w:t>
+      </w:r>
+      <w:r>
+        <w:rPr>
+          <w:rFonts w:ascii="Times New Roman" w:eastAsia="Verdana" w:hAnsi="Times New Roman" w:cs="Times New Roman"/>
+          <w:sz w:val="24"/>
+          <w:szCs w:val="24"/>
+          <w14:ligatures w14:val="standard"/>
+        </w:rPr>
+        <w:t>not</w:t>
       </w:r>
       <w:r>
         <w:rPr>
@@ -689,7 +698,7 @@
           <w:szCs w:val="24"/>
           <w14:ligatures w14:val="standard"/>
         </w:rPr>
-        <w:t>se</w:t>
+        <w:t>ase</w:t>
       </w:r>
       <w:r>
         <w:rPr>
@@ -765,7 +774,17 @@
           <w:lang w:eastAsia="it-IT"/>
           <w14:ligatures w14:val="standard"/>
         </w:rPr>
-        <w:t>Computing Metjodologies</w:t>
+        <w:t xml:space="preserve">Computing </w:t>
+      </w:r>
+      <w:r>
+        <w:rPr>
+          <w:rFonts w:ascii="Times New Roman" w:hAnsi="Times New Roman" w:cs="Times New Roman"/>
+          <w:sz w:val="24"/>
+          <w:szCs w:val="24"/>
+          <w:lang w:eastAsia="it-IT"/>
+          <w14:ligatures w14:val="standard"/>
+        </w:rPr>
+        <w:t>Methodologies</w:t>
       </w:r>
       <w:r>
         <w:rPr>
@@ -1323,13 +1342,45 @@
           <w:b w:val="0"/>
           <w:bCs w:val="0"/>
         </w:rPr>
-        <w:t>How does the documentation of dataset composition (</w:t>
-      </w:r>
+        <w:t xml:space="preserve">How </w:t>
+      </w:r>
+      <w:proofErr w:type="spellStart"/>
       <w:r>
         <w:rPr>
           <w:b w:val="0"/>
           <w:bCs w:val="0"/>
         </w:rPr>
+        <w:t>does</w:t>
+      </w:r>
+      <w:proofErr w:type="spellEnd"/>
+      <w:r>
+        <w:rPr>
+          <w:b w:val="0"/>
+          <w:bCs w:val="0"/>
+        </w:rPr>
+        <w:t xml:space="preserve"> the documentation of </w:t>
+      </w:r>
+      <w:proofErr w:type="spellStart"/>
+      <w:r>
+        <w:rPr>
+          <w:b w:val="0"/>
+          <w:bCs w:val="0"/>
+        </w:rPr>
+        <w:t>dataset</w:t>
+      </w:r>
+      <w:proofErr w:type="spellEnd"/>
+      <w:r>
+        <w:rPr>
+          <w:b w:val="0"/>
+          <w:bCs w:val="0"/>
+        </w:rPr>
+        <w:t xml:space="preserve"> composition (</w:t>
+      </w:r>
+      <w:r>
+        <w:rPr>
+          <w:b w:val="0"/>
+          <w:bCs w:val="0"/>
+        </w:rPr>
         <w:t>balance</w:t>
       </w:r>
       <w:r>
@@ -1337,7 +1388,87 @@
           <w:b w:val="0"/>
           <w:bCs w:val="0"/>
         </w:rPr>
-        <w:t xml:space="preserve"> vs. imbalanced) impact AI model transparency and fairness in decision-making systems?</w:t>
+        <w:t xml:space="preserve"> vs. </w:t>
+      </w:r>
+      <w:proofErr w:type="spellStart"/>
+      <w:r>
+        <w:rPr>
+          <w:b w:val="0"/>
+          <w:bCs w:val="0"/>
+        </w:rPr>
+        <w:t>imbalanced</w:t>
+      </w:r>
+      <w:proofErr w:type="spellEnd"/>
+      <w:r>
+        <w:rPr>
+          <w:b w:val="0"/>
+          <w:bCs w:val="0"/>
+        </w:rPr>
+        <w:t xml:space="preserve">) impact AI model </w:t>
+      </w:r>
+      <w:proofErr w:type="spellStart"/>
+      <w:r>
+        <w:rPr>
+          <w:b w:val="0"/>
+          <w:bCs w:val="0"/>
+        </w:rPr>
+        <w:t>transparency</w:t>
+      </w:r>
+      <w:proofErr w:type="spellEnd"/>
+      <w:r>
+        <w:rPr>
+          <w:b w:val="0"/>
+          <w:bCs w:val="0"/>
+        </w:rPr>
+        <w:t xml:space="preserve"> and </w:t>
+      </w:r>
+      <w:proofErr w:type="spellStart"/>
+      <w:r>
+        <w:rPr>
+          <w:b w:val="0"/>
+          <w:bCs w:val="0"/>
+        </w:rPr>
+        <w:t>fairness</w:t>
+      </w:r>
+      <w:proofErr w:type="spellEnd"/>
+      <w:r>
+        <w:rPr>
+          <w:b w:val="0"/>
+          <w:bCs w:val="0"/>
+        </w:rPr>
+        <w:t xml:space="preserve"> in </w:t>
+      </w:r>
+      <w:proofErr w:type="spellStart"/>
+      <w:r>
+        <w:rPr>
+          <w:b w:val="0"/>
+          <w:bCs w:val="0"/>
+        </w:rPr>
+        <w:t>decision-making</w:t>
+      </w:r>
+      <w:proofErr w:type="spellEnd"/>
+      <w:r>
+        <w:rPr>
+          <w:b w:val="0"/>
+          <w:bCs w:val="0"/>
+        </w:rPr>
+        <w:t xml:space="preserve"> </w:t>
+      </w:r>
+      <w:proofErr w:type="spellStart"/>
+      <w:r>
+        <w:rPr>
+          <w:b w:val="0"/>
+          <w:bCs w:val="0"/>
+        </w:rPr>
+        <w:t>systems</w:t>
+      </w:r>
+      <w:proofErr w:type="spellEnd"/>
+      <w:r>
+        <w:rPr>
+          <w:b w:val="0"/>
+          <w:bCs w:val="0"/>
+        </w:rPr>
+        <w:t>?</w:t>
       </w:r>
     </w:p>
     <w:p>
@@ -1352,18 +1483,164 @@
           <w:bCs w:val="0"/>
         </w:rPr>
       </w:pPr>
+      <w:proofErr w:type="spellStart"/>
       <w:r>
         <w:rPr>
           <w:b w:val="0"/>
           <w:bCs w:val="0"/>
         </w:rPr>
-        <w:t>What is the relationship between dataset size and the accuracy of bias evaluation in AI models, particularly when</w:t>
-      </w:r>
+        <w:t>What</w:t>
+      </w:r>
+      <w:proofErr w:type="spellEnd"/>
       <w:r>
         <w:rPr>
           <w:b w:val="0"/>
           <w:bCs w:val="0"/>
         </w:rPr>
+        <w:t xml:space="preserve"> </w:t>
+      </w:r>
+      <w:proofErr w:type="spellStart"/>
+      <w:r>
+        <w:rPr>
+          <w:b w:val="0"/>
+          <w:bCs w:val="0"/>
+        </w:rPr>
+        <w:t>is</w:t>
+      </w:r>
+      <w:proofErr w:type="spellEnd"/>
+      <w:r>
+        <w:rPr>
+          <w:b w:val="0"/>
+          <w:bCs w:val="0"/>
+        </w:rPr>
+        <w:t xml:space="preserve"> the </w:t>
+      </w:r>
+      <w:proofErr w:type="spellStart"/>
+      <w:r>
+        <w:rPr>
+          <w:b w:val="0"/>
+          <w:bCs w:val="0"/>
+        </w:rPr>
+        <w:t>relationship</w:t>
+      </w:r>
+      <w:proofErr w:type="spellEnd"/>
+      <w:r>
+        <w:rPr>
+          <w:b w:val="0"/>
+          <w:bCs w:val="0"/>
+        </w:rPr>
+        <w:t xml:space="preserve"> </w:t>
+      </w:r>
+      <w:proofErr w:type="spellStart"/>
+      <w:r>
+        <w:rPr>
+          <w:b w:val="0"/>
+          <w:bCs w:val="0"/>
+        </w:rPr>
+        <w:t>between</w:t>
+      </w:r>
+      <w:proofErr w:type="spellEnd"/>
+      <w:r>
+        <w:rPr>
+          <w:b w:val="0"/>
+          <w:bCs w:val="0"/>
+        </w:rPr>
+        <w:t xml:space="preserve"> </w:t>
+      </w:r>
+      <w:proofErr w:type="spellStart"/>
+      <w:r>
+        <w:rPr>
+          <w:b w:val="0"/>
+          <w:bCs w:val="0"/>
+        </w:rPr>
+        <w:t>dataset</w:t>
+      </w:r>
+      <w:proofErr w:type="spellEnd"/>
+      <w:r>
+        <w:rPr>
+          <w:b w:val="0"/>
+          <w:bCs w:val="0"/>
+        </w:rPr>
+        <w:t xml:space="preserve"> size and the </w:t>
+      </w:r>
+      <w:proofErr w:type="spellStart"/>
+      <w:r>
+        <w:rPr>
+          <w:b w:val="0"/>
+          <w:bCs w:val="0"/>
+        </w:rPr>
+        <w:t>accuracy</w:t>
+      </w:r>
+      <w:proofErr w:type="spellEnd"/>
+      <w:r>
+        <w:rPr>
+          <w:b w:val="0"/>
+          <w:bCs w:val="0"/>
+        </w:rPr>
+        <w:t xml:space="preserve"> of </w:t>
+      </w:r>
+      <w:proofErr w:type="spellStart"/>
+      <w:r>
+        <w:rPr>
+          <w:b w:val="0"/>
+          <w:bCs w:val="0"/>
+        </w:rPr>
+        <w:t>bias</w:t>
+      </w:r>
+      <w:proofErr w:type="spellEnd"/>
+      <w:r>
+        <w:rPr>
+          <w:b w:val="0"/>
+          <w:bCs w:val="0"/>
+        </w:rPr>
+        <w:t xml:space="preserve"> </w:t>
+      </w:r>
+      <w:proofErr w:type="spellStart"/>
+      <w:r>
+        <w:rPr>
+          <w:b w:val="0"/>
+          <w:bCs w:val="0"/>
+        </w:rPr>
+        <w:t>evaluation</w:t>
+      </w:r>
+      <w:proofErr w:type="spellEnd"/>
+      <w:r>
+        <w:rPr>
+          <w:b w:val="0"/>
+          <w:bCs w:val="0"/>
+        </w:rPr>
+        <w:t xml:space="preserve"> in AI </w:t>
+      </w:r>
+      <w:proofErr w:type="spellStart"/>
+      <w:r>
+        <w:rPr>
+          <w:b w:val="0"/>
+          <w:bCs w:val="0"/>
+        </w:rPr>
+        <w:t>models</w:t>
+      </w:r>
+      <w:proofErr w:type="spellEnd"/>
+      <w:r>
+        <w:rPr>
+          <w:b w:val="0"/>
+          <w:bCs w:val="0"/>
+        </w:rPr>
+        <w:t xml:space="preserve">, </w:t>
+      </w:r>
+      <w:proofErr w:type="spellStart"/>
+      <w:r>
+        <w:rPr>
+          <w:b w:val="0"/>
+          <w:bCs w:val="0"/>
+        </w:rPr>
+        <w:t>when</w:t>
+      </w:r>
+      <w:proofErr w:type="spellEnd"/>
+      <w:r>
+        <w:rPr>
+          <w:b w:val="0"/>
+          <w:bCs w:val="0"/>
+        </w:rPr>
         <w:t xml:space="preserve"> the</w:t>
       </w:r>
       <w:r>
@@ -1371,8 +1648,33 @@
           <w:b w:val="0"/>
           <w:bCs w:val="0"/>
         </w:rPr>
-        <w:t xml:space="preserve"> training data is imbalanced</w:t>
-      </w:r>
+        <w:t xml:space="preserve"> training data </w:t>
+      </w:r>
+      <w:proofErr w:type="spellStart"/>
+      <w:r>
+        <w:rPr>
+          <w:b w:val="0"/>
+          <w:bCs w:val="0"/>
+        </w:rPr>
+        <w:t>is</w:t>
+      </w:r>
+      <w:proofErr w:type="spellEnd"/>
+      <w:r>
+        <w:rPr>
+          <w:b w:val="0"/>
+          <w:bCs w:val="0"/>
+        </w:rPr>
+        <w:t xml:space="preserve"> </w:t>
+      </w:r>
+      <w:proofErr w:type="spellStart"/>
+      <w:r>
+        <w:rPr>
+          <w:b w:val="0"/>
+          <w:bCs w:val="0"/>
+        </w:rPr>
+        <w:t>imbalanced</w:t>
+      </w:r>
+      <w:proofErr w:type="spellEnd"/>
       <w:r>
         <w:rPr>
           <w:b w:val="0"/>
@@ -1468,7 +1770,11 @@
         <w:pStyle w:val="Para"/>
       </w:pPr>
       <w:r>
-        <w:t>The research conducted by Miao, Y., Cao, H., and Tang, M. (2022) focuses on the technique that may be utilized to evaluate the impact that imbalanced binary data has on the performance of machine learning models. In their investigation, they investigated how the imbalance ratio (IR) influences the performance and stability of the model. To build datasets with variable imbalance ratios, they applied imbalanced data augmentation algorithms. Evaluated the effectiveness of the model, they utilized measures such as area under the curve (AUC), F-measure, and G-mean. The results of their investigation showed that the performance of the model deteriorated as the imbalance ratio increased. A number of models are more susceptible to the effects of imbalances than others.</w:t>
+        <w:t xml:space="preserve">The research conducted by Miao, Y., Cao, H., and Tang, M. (2022) focuses on the technique that may be utilized to evaluate the impact that imbalanced binary data has on the performance of machine learning models. In their investigation, they investigated how the imbalance ratio (IR) influences the performance and stability of the model. To build datasets with variable imbalance ratios, they applied imbalanced data augmentation algorithms. Evaluated the effectiveness of the model, they utilized measures such as area under the curve (AUC), F-measure, and G-mean. The results of their investigation showed that the performance of the model deteriorated as the imbalance ratio increased. A number of models are more susceptible to the effects of imbalances than </w:t>
+      </w:r>
+      <w:proofErr w:type="spellStart"/>
+      <w:r>
+        <w:t>others.</w:t>
       </w:r>
       <w:r>
         <w:t>The</w:t>
@@ -1476,6 +1782,7 @@
       <w:r>
         <w:t>ir</w:t>
       </w:r>
+      <w:proofErr w:type="spellEnd"/>
       <w:r>
         <w:t xml:space="preserve"> findings </w:t>
       </w:r>
@@ -1557,7 +1864,15 @@
         <w:pStyle w:val="Para"/>
       </w:pPr>
       <w:r>
-        <w:t xml:space="preserve">The study by Johnson and Khoshgoftaar (2019) provides a survey on deep learning methods </w:t>
+        <w:t xml:space="preserve">The study by Johnson and </w:t>
+      </w:r>
+      <w:proofErr w:type="spellStart"/>
+      <w:r>
+        <w:t>Khoshgoftaar</w:t>
+      </w:r>
+      <w:proofErr w:type="spellEnd"/>
+      <w:r>
+        <w:t xml:space="preserve"> (2019) provides a survey on deep learning methods </w:t>
       </w:r>
       <w:r>
         <w:t xml:space="preserve">to </w:t>
@@ -1629,7 +1944,15 @@
         <w:t>identify</w:t>
       </w:r>
       <w:r>
-        <w:t xml:space="preserve"> gaps in current research of deep learning methods for imbalanced data and the need for more diverse applications (Johnson and Khoshgoftaar, 2019).</w:t>
+        <w:t xml:space="preserve"> gaps in current research of deep learning methods for imbalanced data and the need for more diverse applications (Johnson and </w:t>
+      </w:r>
+      <w:proofErr w:type="spellStart"/>
+      <w:r>
+        <w:t>Khoshgoftaar</w:t>
+      </w:r>
+      <w:proofErr w:type="spellEnd"/>
+      <w:r>
+        <w:t>, 2019).</w:t>
       </w:r>
     </w:p>
     <w:p>
@@ -1847,7 +2170,51 @@
           <w:lang w:eastAsia="ja-JP"/>
           <w14:ligatures w14:val="standard"/>
         </w:rPr>
-        <w:t>explanation(x)=argmin​ L(f,g,πx​)+Ω(g)</w:t>
+        <w:t>explanation(x)=</w:t>
+      </w:r>
+      <w:proofErr w:type="spellStart"/>
+      <w:r>
+        <w:rPr>
+          <w:rFonts w:ascii="Times New Roman" w:hAnsi="Times New Roman" w:cs="Times New Roman"/>
+          <w:sz w:val="24"/>
+          <w:szCs w:val="24"/>
+          <w:lang w:eastAsia="ja-JP"/>
+          <w14:ligatures w14:val="standard"/>
+        </w:rPr>
+        <w:t>argmin</w:t>
+      </w:r>
+      <w:proofErr w:type="spellEnd"/>
+      <w:r>
+        <w:rPr>
+          <w:rFonts w:ascii="Times New Roman" w:hAnsi="Times New Roman" w:cs="Times New Roman"/>
+          <w:sz w:val="24"/>
+          <w:szCs w:val="24"/>
+          <w:lang w:eastAsia="ja-JP"/>
+          <w14:ligatures w14:val="standard"/>
+        </w:rPr>
+        <w:t>​ L(</w:t>
+      </w:r>
+      <w:proofErr w:type="spellStart"/>
+      <w:r>
+        <w:rPr>
+          <w:rFonts w:ascii="Times New Roman" w:hAnsi="Times New Roman" w:cs="Times New Roman"/>
+          <w:sz w:val="24"/>
+          <w:szCs w:val="24"/>
+          <w:lang w:eastAsia="ja-JP"/>
+          <w14:ligatures w14:val="standard"/>
+        </w:rPr>
+        <w:t>f,g</w:t>
+      </w:r>
+      <w:proofErr w:type="spellEnd"/>
+      <w:r>
+        <w:rPr>
+          <w:rFonts w:ascii="Times New Roman" w:hAnsi="Times New Roman" w:cs="Times New Roman"/>
+          <w:sz w:val="24"/>
+          <w:szCs w:val="24"/>
+          <w:lang w:eastAsia="ja-JP"/>
+          <w14:ligatures w14:val="standard"/>
+        </w:rPr>
+        <w:t>,πx​)+Ω(g)</w:t>
       </w:r>
       <w:r>
         <w:rPr>
@@ -1872,6 +2239,7 @@
           <w:szCs w:val="24"/>
         </w:rPr>
       </w:pPr>
+      <w:proofErr w:type="spellStart"/>
       <w:r>
         <w:rPr>
           <w:rFonts w:ascii="Times New Roman" w:hAnsi="Times New Roman" w:cs="Times New Roman"/>
@@ -1903,6 +2271,7 @@
         </w:rPr>
         <w:t>G</w:t>
       </w:r>
+      <w:proofErr w:type="spellEnd"/>
     </w:p>
     <w:p>
       <w:pPr>
@@ -1954,8 +2323,13 @@
       <w:r>
         <w:t>(</w:t>
       </w:r>
-      <w:r>
-        <w:t xml:space="preserve">Jurafsky, </w:t>
+      <w:proofErr w:type="spellStart"/>
+      <w:r>
+        <w:t>Jurafsky</w:t>
+      </w:r>
+      <w:proofErr w:type="spellEnd"/>
+      <w:r>
+        <w:t xml:space="preserve">, </w:t>
       </w:r>
       <w:r>
         <w:t xml:space="preserve">D., &amp; Martin, J. H. </w:t>
@@ -1999,7 +2373,15 @@
         <w:t xml:space="preserve"> </w:t>
       </w:r>
       <w:r>
-        <w:t>(y=1|x) = 1 / (1 + e^ (-w^T x - b))</w:t>
+        <w:t>(y=1|x) = 1 / (1 + e^ (-</w:t>
+      </w:r>
+      <w:proofErr w:type="spellStart"/>
+      <w:r>
+        <w:t>w^T</w:t>
+      </w:r>
+      <w:proofErr w:type="spellEnd"/>
+      <w:r>
+        <w:t xml:space="preserve"> x - b))</w:t>
       </w:r>
       <w:r>
         <w:tab/>
@@ -3042,7 +3424,47 @@
           <w:szCs w:val="24"/>
           <w:lang w:val="en-ID" w:eastAsia="ja-JP"/>
         </w:rPr>
-        <w:t>between n_samples=10000 and n_samples=1000000.</w:t>
+        <w:t xml:space="preserve">between </w:t>
+      </w:r>
+      <w:proofErr w:type="spellStart"/>
+      <w:r>
+        <w:rPr>
+          <w:rFonts w:ascii="Times New Roman" w:hAnsi="Times New Roman" w:cs="Times New Roman"/>
+          <w:sz w:val="24"/>
+          <w:szCs w:val="24"/>
+          <w:lang w:val="en-ID" w:eastAsia="ja-JP"/>
+        </w:rPr>
+        <w:t>n_samples</w:t>
+      </w:r>
+      <w:proofErr w:type="spellEnd"/>
+      <w:r>
+        <w:rPr>
+          <w:rFonts w:ascii="Times New Roman" w:hAnsi="Times New Roman" w:cs="Times New Roman"/>
+          <w:sz w:val="24"/>
+          <w:szCs w:val="24"/>
+          <w:lang w:val="en-ID" w:eastAsia="ja-JP"/>
+        </w:rPr>
+        <w:t xml:space="preserve">=10000 and </w:t>
+      </w:r>
+      <w:proofErr w:type="spellStart"/>
+      <w:r>
+        <w:rPr>
+          <w:rFonts w:ascii="Times New Roman" w:hAnsi="Times New Roman" w:cs="Times New Roman"/>
+          <w:sz w:val="24"/>
+          <w:szCs w:val="24"/>
+          <w:lang w:val="en-ID" w:eastAsia="ja-JP"/>
+        </w:rPr>
+        <w:t>n_samples</w:t>
+      </w:r>
+      <w:proofErr w:type="spellEnd"/>
+      <w:r>
+        <w:rPr>
+          <w:rFonts w:ascii="Times New Roman" w:hAnsi="Times New Roman" w:cs="Times New Roman"/>
+          <w:sz w:val="24"/>
+          <w:szCs w:val="24"/>
+          <w:lang w:val="en-ID" w:eastAsia="ja-JP"/>
+        </w:rPr>
+        <w:t>=1000000.</w:t>
       </w:r>
     </w:p>
     <w:p>
@@ -3086,7 +3508,47 @@
           <w:szCs w:val="24"/>
           <w:lang w:val="en-ID" w:eastAsia="ja-JP"/>
         </w:rPr>
-        <w:t>In the case imbalanced dataset, the results differ significantly between n_samples=10000 and n_samples=1000000.</w:t>
+        <w:t xml:space="preserve">In the case imbalanced dataset, the results differ significantly between </w:t>
+      </w:r>
+      <w:proofErr w:type="spellStart"/>
+      <w:r>
+        <w:rPr>
+          <w:rFonts w:ascii="Times New Roman" w:hAnsi="Times New Roman" w:cs="Times New Roman"/>
+          <w:sz w:val="24"/>
+          <w:szCs w:val="24"/>
+          <w:lang w:val="en-ID" w:eastAsia="ja-JP"/>
+        </w:rPr>
+        <w:t>n_samples</w:t>
+      </w:r>
+      <w:proofErr w:type="spellEnd"/>
+      <w:r>
+        <w:rPr>
+          <w:rFonts w:ascii="Times New Roman" w:hAnsi="Times New Roman" w:cs="Times New Roman"/>
+          <w:sz w:val="24"/>
+          <w:szCs w:val="24"/>
+          <w:lang w:val="en-ID" w:eastAsia="ja-JP"/>
+        </w:rPr>
+        <w:t xml:space="preserve">=10000 and </w:t>
+      </w:r>
+      <w:proofErr w:type="spellStart"/>
+      <w:r>
+        <w:rPr>
+          <w:rFonts w:ascii="Times New Roman" w:hAnsi="Times New Roman" w:cs="Times New Roman"/>
+          <w:sz w:val="24"/>
+          <w:szCs w:val="24"/>
+          <w:lang w:val="en-ID" w:eastAsia="ja-JP"/>
+        </w:rPr>
+        <w:t>n_samples</w:t>
+      </w:r>
+      <w:proofErr w:type="spellEnd"/>
+      <w:r>
+        <w:rPr>
+          <w:rFonts w:ascii="Times New Roman" w:hAnsi="Times New Roman" w:cs="Times New Roman"/>
+          <w:sz w:val="24"/>
+          <w:szCs w:val="24"/>
+          <w:lang w:val="en-ID" w:eastAsia="ja-JP"/>
+        </w:rPr>
+        <w:t>=1000000.</w:t>
       </w:r>
     </w:p>
     <w:p>
@@ -3107,8 +3569,9 @@
           <w:szCs w:val="24"/>
           <w:lang w:val="en-ID" w:eastAsia="ja-JP"/>
         </w:rPr>
-        <w:t xml:space="preserve">For n_samples=10000, the model is still able to identify some minority class instances, with a recall of 0.72 for class 1. This </w:t>
-      </w:r>
+        <w:t xml:space="preserve">For </w:t>
+      </w:r>
+      <w:proofErr w:type="spellStart"/>
       <w:r>
         <w:rPr>
           <w:rFonts w:ascii="Times New Roman" w:hAnsi="Times New Roman" w:cs="Times New Roman"/>
@@ -3116,7 +3579,46 @@
           <w:szCs w:val="24"/>
           <w:lang w:val="en-ID" w:eastAsia="ja-JP"/>
         </w:rPr>
-        <w:t xml:space="preserve">is fakely </w:t>
+        <w:t>n_samples</w:t>
+      </w:r>
+      <w:proofErr w:type="spellEnd"/>
+      <w:r>
+        <w:rPr>
+          <w:rFonts w:ascii="Times New Roman" w:hAnsi="Times New Roman" w:cs="Times New Roman"/>
+          <w:sz w:val="24"/>
+          <w:szCs w:val="24"/>
+          <w:lang w:val="en-ID" w:eastAsia="ja-JP"/>
+        </w:rPr>
+        <w:t xml:space="preserve">=10000, the model is still able to identify some minority class instances, with a recall of 0.72 for class 1. This </w:t>
+      </w:r>
+      <w:r>
+        <w:rPr>
+          <w:rFonts w:ascii="Times New Roman" w:hAnsi="Times New Roman" w:cs="Times New Roman"/>
+          <w:sz w:val="24"/>
+          <w:szCs w:val="24"/>
+          <w:lang w:val="en-ID" w:eastAsia="ja-JP"/>
+        </w:rPr>
+        <w:t xml:space="preserve">is </w:t>
+      </w:r>
+      <w:proofErr w:type="spellStart"/>
+      <w:r>
+        <w:rPr>
+          <w:rFonts w:ascii="Times New Roman" w:hAnsi="Times New Roman" w:cs="Times New Roman"/>
+          <w:sz w:val="24"/>
+          <w:szCs w:val="24"/>
+          <w:lang w:val="en-ID" w:eastAsia="ja-JP"/>
+        </w:rPr>
+        <w:t>fakely</w:t>
+      </w:r>
+      <w:proofErr w:type="spellEnd"/>
+      <w:r>
+        <w:rPr>
+          <w:rFonts w:ascii="Times New Roman" w:hAnsi="Times New Roman" w:cs="Times New Roman"/>
+          <w:sz w:val="24"/>
+          <w:szCs w:val="24"/>
+          <w:lang w:val="en-ID" w:eastAsia="ja-JP"/>
+        </w:rPr>
+        <w:t xml:space="preserve"> </w:t>
       </w:r>
       <w:r>
         <w:rPr>
@@ -3166,7 +3668,27 @@
           <w:szCs w:val="24"/>
           <w:lang w:val="en-ID" w:eastAsia="ja-JP"/>
         </w:rPr>
-        <w:t xml:space="preserve"> The relatively higher recall at n_samples=10000 does not reflect true model capability but rather statistical noise due to the smaller sample size.</w:t>
+        <w:t xml:space="preserve"> The relatively higher recall at </w:t>
+      </w:r>
+      <w:proofErr w:type="spellStart"/>
+      <w:r>
+        <w:rPr>
+          <w:rFonts w:ascii="Times New Roman" w:hAnsi="Times New Roman" w:cs="Times New Roman"/>
+          <w:sz w:val="24"/>
+          <w:szCs w:val="24"/>
+          <w:lang w:val="en-ID" w:eastAsia="ja-JP"/>
+        </w:rPr>
+        <w:t>n_samples</w:t>
+      </w:r>
+      <w:proofErr w:type="spellEnd"/>
+      <w:r>
+        <w:rPr>
+          <w:rFonts w:ascii="Times New Roman" w:hAnsi="Times New Roman" w:cs="Times New Roman"/>
+          <w:sz w:val="24"/>
+          <w:szCs w:val="24"/>
+          <w:lang w:val="en-ID" w:eastAsia="ja-JP"/>
+        </w:rPr>
+        <w:t>=10000 does not reflect true model capability but rather statistical noise due to the smaller sample size.</w:t>
       </w:r>
     </w:p>
     <w:p>
@@ -3187,7 +3709,27 @@
           <w:szCs w:val="24"/>
           <w:lang w:val="en-ID" w:eastAsia="ja-JP"/>
         </w:rPr>
-        <w:t>When n_samples is increased to 1000000, the model fails to recognize any minority class instances, resulting in a recall of 0 for class 1. This demonstrates the inherent bias towards the majority class, which becomes more apparent as the dataset size increases and the extreme imbalance dominates the model's learning process.</w:t>
+        <w:t xml:space="preserve">When </w:t>
+      </w:r>
+      <w:proofErr w:type="spellStart"/>
+      <w:r>
+        <w:rPr>
+          <w:rFonts w:ascii="Times New Roman" w:hAnsi="Times New Roman" w:cs="Times New Roman"/>
+          <w:sz w:val="24"/>
+          <w:szCs w:val="24"/>
+          <w:lang w:val="en-ID" w:eastAsia="ja-JP"/>
+        </w:rPr>
+        <w:t>n_samples</w:t>
+      </w:r>
+      <w:proofErr w:type="spellEnd"/>
+      <w:r>
+        <w:rPr>
+          <w:rFonts w:ascii="Times New Roman" w:hAnsi="Times New Roman" w:cs="Times New Roman"/>
+          <w:sz w:val="24"/>
+          <w:szCs w:val="24"/>
+          <w:lang w:val="en-ID" w:eastAsia="ja-JP"/>
+        </w:rPr>
+        <w:t xml:space="preserve"> is increased to 1000000, the model fails to recognize any minority class instances, resulting in a recall of 0 for class 1. This demonstrates the inherent bias towards the majority class, which becomes more apparent as the dataset size increases and the extreme imbalance dominates the model's learning process.</w:t>
       </w:r>
     </w:p>
     <w:p>
@@ -3208,7 +3750,27 @@
           <w:szCs w:val="24"/>
           <w:lang w:val="en-ID" w:eastAsia="ja-JP"/>
         </w:rPr>
-        <w:t>This outcome highlights that the model's performance with n_samples=10000 falsely suggests reduced bias, while in reality, the imbalance severely impacts the model's ability to learn about and correctly classify the minority class, particularly at larger scales.</w:t>
+        <w:t xml:space="preserve">This outcome highlights that the model's performance with </w:t>
+      </w:r>
+      <w:proofErr w:type="spellStart"/>
+      <w:r>
+        <w:rPr>
+          <w:rFonts w:ascii="Times New Roman" w:hAnsi="Times New Roman" w:cs="Times New Roman"/>
+          <w:sz w:val="24"/>
+          <w:szCs w:val="24"/>
+          <w:lang w:val="en-ID" w:eastAsia="ja-JP"/>
+        </w:rPr>
+        <w:t>n_samples</w:t>
+      </w:r>
+      <w:proofErr w:type="spellEnd"/>
+      <w:r>
+        <w:rPr>
+          <w:rFonts w:ascii="Times New Roman" w:hAnsi="Times New Roman" w:cs="Times New Roman"/>
+          <w:sz w:val="24"/>
+          <w:szCs w:val="24"/>
+          <w:lang w:val="en-ID" w:eastAsia="ja-JP"/>
+        </w:rPr>
+        <w:t>=10000 falsely suggests reduced bias, while in reality, the imbalance severely impacts the model's ability to learn about and correctly classify the minority class, particularly at larger scales.</w:t>
       </w:r>
     </w:p>
     <w:p>
@@ -3229,7 +3791,27 @@
           <w:szCs w:val="24"/>
           <w:lang w:val="en-ID" w:eastAsia="ja-JP"/>
         </w:rPr>
-        <w:t>However, when the number of samples is increased to n_samples=1000000, the model completely fails to recognize the minority class, resulting in a recall of 0 for class 1. This means that none of the true positives are correctly detected, highlighting the extreme bias towards the majority class due to the imbalance (99.9% of class 0 versus 0.1% of class 1).</w:t>
+        <w:t xml:space="preserve">However, when the number of samples is increased to </w:t>
+      </w:r>
+      <w:proofErr w:type="spellStart"/>
+      <w:r>
+        <w:rPr>
+          <w:rFonts w:ascii="Times New Roman" w:hAnsi="Times New Roman" w:cs="Times New Roman"/>
+          <w:sz w:val="24"/>
+          <w:szCs w:val="24"/>
+          <w:lang w:val="en-ID" w:eastAsia="ja-JP"/>
+        </w:rPr>
+        <w:t>n_samples</w:t>
+      </w:r>
+      <w:proofErr w:type="spellEnd"/>
+      <w:r>
+        <w:rPr>
+          <w:rFonts w:ascii="Times New Roman" w:hAnsi="Times New Roman" w:cs="Times New Roman"/>
+          <w:sz w:val="24"/>
+          <w:szCs w:val="24"/>
+          <w:lang w:val="en-ID" w:eastAsia="ja-JP"/>
+        </w:rPr>
+        <w:t>=1000000, the model completely fails to recognize the minority class, resulting in a recall of 0 for class 1. This means that none of the true positives are correctly detected, highlighting the extreme bias towards the majority class due to the imbalance (99.9% of class 0 versus 0.1% of class 1).</w:t>
       </w:r>
     </w:p>
     <w:p>
@@ -3251,7 +3833,27 @@
           <w:lang w:val="en-ID" w:eastAsia="ja-JP"/>
         </w:rPr>
         <w:lastRenderedPageBreak/>
-        <w:t>This behavior is not caused by deficiencies in the model itself but rather by the dataset imbalance. The confusion matrix clearly shows that the model is highly biased, with the recall for the minority class being 0, demonstrating that the model struggles when faced with extremely imbalanced data at a larger scale.</w:t>
+        <w:t xml:space="preserve">This </w:t>
+      </w:r>
+      <w:proofErr w:type="spellStart"/>
+      <w:r>
+        <w:rPr>
+          <w:rFonts w:ascii="Times New Roman" w:hAnsi="Times New Roman" w:cs="Times New Roman"/>
+          <w:sz w:val="24"/>
+          <w:szCs w:val="24"/>
+          <w:lang w:val="en-ID" w:eastAsia="ja-JP"/>
+        </w:rPr>
+        <w:t>behavior</w:t>
+      </w:r>
+      <w:proofErr w:type="spellEnd"/>
+      <w:r>
+        <w:rPr>
+          <w:rFonts w:ascii="Times New Roman" w:hAnsi="Times New Roman" w:cs="Times New Roman"/>
+          <w:sz w:val="24"/>
+          <w:szCs w:val="24"/>
+          <w:lang w:val="en-ID" w:eastAsia="ja-JP"/>
+        </w:rPr>
+        <w:t xml:space="preserve"> is not caused by deficiencies in the model itself but rather by the dataset imbalance. The confusion matrix clearly shows that the model is highly biased, with the recall for the minority class being 0, demonstrating that the model struggles when faced with extremely imbalanced data at a larger scale.</w:t>
       </w:r>
     </w:p>
     <w:p>
@@ -3542,7 +4144,47 @@
           <w:szCs w:val="24"/>
           <w:lang w:val="en-ID" w:eastAsia="ja-JP"/>
         </w:rPr>
-        <w:t>between n_samples=10000 and n_samples=1000000.</w:t>
+        <w:t xml:space="preserve">between </w:t>
+      </w:r>
+      <w:proofErr w:type="spellStart"/>
+      <w:r>
+        <w:rPr>
+          <w:rFonts w:ascii="Times New Roman" w:hAnsi="Times New Roman" w:cs="Times New Roman"/>
+          <w:sz w:val="24"/>
+          <w:szCs w:val="24"/>
+          <w:lang w:val="en-ID" w:eastAsia="ja-JP"/>
+        </w:rPr>
+        <w:t>n_samples</w:t>
+      </w:r>
+      <w:proofErr w:type="spellEnd"/>
+      <w:r>
+        <w:rPr>
+          <w:rFonts w:ascii="Times New Roman" w:hAnsi="Times New Roman" w:cs="Times New Roman"/>
+          <w:sz w:val="24"/>
+          <w:szCs w:val="24"/>
+          <w:lang w:val="en-ID" w:eastAsia="ja-JP"/>
+        </w:rPr>
+        <w:t xml:space="preserve">=10000 and </w:t>
+      </w:r>
+      <w:proofErr w:type="spellStart"/>
+      <w:r>
+        <w:rPr>
+          <w:rFonts w:ascii="Times New Roman" w:hAnsi="Times New Roman" w:cs="Times New Roman"/>
+          <w:sz w:val="24"/>
+          <w:szCs w:val="24"/>
+          <w:lang w:val="en-ID" w:eastAsia="ja-JP"/>
+        </w:rPr>
+        <w:t>n_samples</w:t>
+      </w:r>
+      <w:proofErr w:type="spellEnd"/>
+      <w:r>
+        <w:rPr>
+          <w:rFonts w:ascii="Times New Roman" w:hAnsi="Times New Roman" w:cs="Times New Roman"/>
+          <w:sz w:val="24"/>
+          <w:szCs w:val="24"/>
+          <w:lang w:val="en-ID" w:eastAsia="ja-JP"/>
+        </w:rPr>
+        <w:t>=1000000.</w:t>
       </w:r>
     </w:p>
     <w:p>
@@ -4280,7 +4922,47 @@
           <w:szCs w:val="24"/>
           <w:lang w:val="en-ID" w:eastAsia="ja-JP"/>
         </w:rPr>
-        <w:t>between n_samples=10000 and n_samples=1000000.</w:t>
+        <w:t xml:space="preserve">between </w:t>
+      </w:r>
+      <w:proofErr w:type="spellStart"/>
+      <w:r>
+        <w:rPr>
+          <w:rFonts w:ascii="Times New Roman" w:hAnsi="Times New Roman" w:cs="Times New Roman"/>
+          <w:sz w:val="24"/>
+          <w:szCs w:val="24"/>
+          <w:lang w:val="en-ID" w:eastAsia="ja-JP"/>
+        </w:rPr>
+        <w:t>n_samples</w:t>
+      </w:r>
+      <w:proofErr w:type="spellEnd"/>
+      <w:r>
+        <w:rPr>
+          <w:rFonts w:ascii="Times New Roman" w:hAnsi="Times New Roman" w:cs="Times New Roman"/>
+          <w:sz w:val="24"/>
+          <w:szCs w:val="24"/>
+          <w:lang w:val="en-ID" w:eastAsia="ja-JP"/>
+        </w:rPr>
+        <w:t xml:space="preserve">=10000 and </w:t>
+      </w:r>
+      <w:proofErr w:type="spellStart"/>
+      <w:r>
+        <w:rPr>
+          <w:rFonts w:ascii="Times New Roman" w:hAnsi="Times New Roman" w:cs="Times New Roman"/>
+          <w:sz w:val="24"/>
+          <w:szCs w:val="24"/>
+          <w:lang w:val="en-ID" w:eastAsia="ja-JP"/>
+        </w:rPr>
+        <w:t>n_samples</w:t>
+      </w:r>
+      <w:proofErr w:type="spellEnd"/>
+      <w:r>
+        <w:rPr>
+          <w:rFonts w:ascii="Times New Roman" w:hAnsi="Times New Roman" w:cs="Times New Roman"/>
+          <w:sz w:val="24"/>
+          <w:szCs w:val="24"/>
+          <w:lang w:val="en-ID" w:eastAsia="ja-JP"/>
+        </w:rPr>
+        <w:t>=1000000.</w:t>
       </w:r>
     </w:p>
     <w:p>
@@ -4641,6 +5323,7 @@
         </w:rPr>
         <w:t xml:space="preserve"> </w:t>
       </w:r>
+      <w:proofErr w:type="spellStart"/>
       <w:r>
         <w:rPr>
           <w:rFonts w:ascii="Times New Roman" w:hAnsi="Times New Roman" w:cs="Times New Roman"/>
@@ -4648,7 +5331,37 @@
           <w:szCs w:val="24"/>
           <w:lang w:val="en-ID" w:eastAsia="ja-JP"/>
         </w:rPr>
-        <w:t>n_samples=10000 and n_samples=1000000.</w:t>
+        <w:t>n_samples</w:t>
+      </w:r>
+      <w:proofErr w:type="spellEnd"/>
+      <w:r>
+        <w:rPr>
+          <w:rFonts w:ascii="Times New Roman" w:hAnsi="Times New Roman" w:cs="Times New Roman"/>
+          <w:sz w:val="24"/>
+          <w:szCs w:val="24"/>
+          <w:lang w:val="en-ID" w:eastAsia="ja-JP"/>
+        </w:rPr>
+        <w:t xml:space="preserve">=10000 and </w:t>
+      </w:r>
+      <w:proofErr w:type="spellStart"/>
+      <w:r>
+        <w:rPr>
+          <w:rFonts w:ascii="Times New Roman" w:hAnsi="Times New Roman" w:cs="Times New Roman"/>
+          <w:sz w:val="24"/>
+          <w:szCs w:val="24"/>
+          <w:lang w:val="en-ID" w:eastAsia="ja-JP"/>
+        </w:rPr>
+        <w:t>n_samples</w:t>
+      </w:r>
+      <w:proofErr w:type="spellEnd"/>
+      <w:r>
+        <w:rPr>
+          <w:rFonts w:ascii="Times New Roman" w:hAnsi="Times New Roman" w:cs="Times New Roman"/>
+          <w:sz w:val="24"/>
+          <w:szCs w:val="24"/>
+          <w:lang w:val="en-ID" w:eastAsia="ja-JP"/>
+        </w:rPr>
+        <w:t>=1000000.</w:t>
       </w:r>
     </w:p>
     <w:p>
@@ -5863,7 +6576,21 @@
         <w:rPr>
           <w:lang w:val="en-ID"/>
         </w:rPr>
-        <w:t xml:space="preserve">Impact of Dataset Imbalance: Models trained on imbalanced datasets are prone to bias, favoring </w:t>
+        <w:t xml:space="preserve">Impact of Dataset Imbalance: Models trained on imbalanced datasets are prone to bias, </w:t>
+      </w:r>
+      <w:proofErr w:type="spellStart"/>
+      <w:r>
+        <w:rPr>
+          <w:lang w:val="en-ID"/>
+        </w:rPr>
+        <w:t>favoring</w:t>
+      </w:r>
+      <w:proofErr w:type="spellEnd"/>
+      <w:r>
+        <w:rPr>
+          <w:lang w:val="en-ID"/>
+        </w:rPr>
+        <w:t xml:space="preserve"> </w:t>
       </w:r>
       <w:r>
         <w:rPr>
@@ -6461,14 +7188,25 @@
         </w:rPr>
         <w:tab/>
       </w:r>
-      <w:r>
-        <w:rPr>
-          <w:rFonts w:ascii="Times New Roman" w:hAnsi="Times New Roman" w:cs="Times New Roman"/>
-          <w:sz w:val="24"/>
-          <w:szCs w:val="24"/>
-          <w14:ligatures w14:val="standard"/>
-        </w:rPr>
-        <w:t>Burkov,A. 2019. The Hundred-Page Machine Learning Book. Retrieved on October 12, 2024, from</w:t>
+      <w:proofErr w:type="spellStart"/>
+      <w:r>
+        <w:rPr>
+          <w:rFonts w:ascii="Times New Roman" w:hAnsi="Times New Roman" w:cs="Times New Roman"/>
+          <w:sz w:val="24"/>
+          <w:szCs w:val="24"/>
+          <w14:ligatures w14:val="standard"/>
+        </w:rPr>
+        <w:t>Burkov,A</w:t>
+      </w:r>
+      <w:proofErr w:type="spellEnd"/>
+      <w:r>
+        <w:rPr>
+          <w:rFonts w:ascii="Times New Roman" w:hAnsi="Times New Roman" w:cs="Times New Roman"/>
+          <w:sz w:val="24"/>
+          <w:szCs w:val="24"/>
+          <w14:ligatures w14:val="standard"/>
+        </w:rPr>
+        <w:t>. 2019. The Hundred-Page Machine Learning Book. Retrieved on October 12, 2024, from</w:t>
       </w:r>
     </w:p>
     <w:p>
@@ -6500,14 +7238,45 @@
         </w:rPr>
         <w:tab/>
       </w:r>
-      <w:r>
-        <w:rPr>
-          <w:rFonts w:ascii="Times New Roman" w:hAnsi="Times New Roman" w:cs="Times New Roman"/>
-          <w:sz w:val="24"/>
-          <w:szCs w:val="24"/>
-          <w14:ligatures w14:val="standard"/>
-        </w:rPr>
-        <w:t xml:space="preserve">Dadkhahnikoo, Neama. (2019-11-11). Incident Number 92. In McGregor, S. (ed.) </w:t>
+      <w:proofErr w:type="spellStart"/>
+      <w:r>
+        <w:rPr>
+          <w:rFonts w:ascii="Times New Roman" w:hAnsi="Times New Roman" w:cs="Times New Roman"/>
+          <w:sz w:val="24"/>
+          <w:szCs w:val="24"/>
+          <w14:ligatures w14:val="standard"/>
+        </w:rPr>
+        <w:t>Dadkhahnikoo</w:t>
+      </w:r>
+      <w:proofErr w:type="spellEnd"/>
+      <w:r>
+        <w:rPr>
+          <w:rFonts w:ascii="Times New Roman" w:hAnsi="Times New Roman" w:cs="Times New Roman"/>
+          <w:sz w:val="24"/>
+          <w:szCs w:val="24"/>
+          <w14:ligatures w14:val="standard"/>
+        </w:rPr>
+        <w:t xml:space="preserve">, </w:t>
+      </w:r>
+      <w:proofErr w:type="spellStart"/>
+      <w:r>
+        <w:rPr>
+          <w:rFonts w:ascii="Times New Roman" w:hAnsi="Times New Roman" w:cs="Times New Roman"/>
+          <w:sz w:val="24"/>
+          <w:szCs w:val="24"/>
+          <w14:ligatures w14:val="standard"/>
+        </w:rPr>
+        <w:t>Neama</w:t>
+      </w:r>
+      <w:proofErr w:type="spellEnd"/>
+      <w:r>
+        <w:rPr>
+          <w:rFonts w:ascii="Times New Roman" w:hAnsi="Times New Roman" w:cs="Times New Roman"/>
+          <w:sz w:val="24"/>
+          <w:szCs w:val="24"/>
+          <w14:ligatures w14:val="standard"/>
+        </w:rPr>
+        <w:t xml:space="preserve">. (2019-11-11). Incident Number 92. In McGregor, S. (ed.) </w:t>
       </w:r>
       <w:r>
         <w:rPr>
@@ -6606,7 +7375,27 @@
           <w:szCs w:val="24"/>
           <w14:ligatures w14:val="standard"/>
         </w:rPr>
-        <w:t xml:space="preserve">Johnson, J.M. and Khoshgoftaar, T.M. 2019. </w:t>
+        <w:t xml:space="preserve">Johnson, J.M. and </w:t>
+      </w:r>
+      <w:proofErr w:type="spellStart"/>
+      <w:r>
+        <w:rPr>
+          <w:rFonts w:ascii="Times New Roman" w:hAnsi="Times New Roman" w:cs="Times New Roman"/>
+          <w:sz w:val="24"/>
+          <w:szCs w:val="24"/>
+          <w14:ligatures w14:val="standard"/>
+        </w:rPr>
+        <w:t>Khoshgoftaar</w:t>
+      </w:r>
+      <w:proofErr w:type="spellEnd"/>
+      <w:r>
+        <w:rPr>
+          <w:rFonts w:ascii="Times New Roman" w:hAnsi="Times New Roman" w:cs="Times New Roman"/>
+          <w:sz w:val="24"/>
+          <w:szCs w:val="24"/>
+          <w14:ligatures w14:val="standard"/>
+        </w:rPr>
+        <w:t xml:space="preserve">, T.M. 2019. </w:t>
       </w:r>
       <w:r>
         <w:rPr>
@@ -6697,7 +7486,26 @@
           <w14:ligatures w14:val="standard"/>
         </w:rPr>
         <w:tab/>
-        <w:t xml:space="preserve">Jurafsky, D., &amp; Martin, J. H. (2024, August 20). </w:t>
+      </w:r>
+      <w:proofErr w:type="spellStart"/>
+      <w:r>
+        <w:rPr>
+          <w:rFonts w:ascii="Times New Roman" w:hAnsi="Times New Roman" w:cs="Times New Roman"/>
+          <w:sz w:val="24"/>
+          <w:szCs w:val="24"/>
+          <w14:ligatures w14:val="standard"/>
+        </w:rPr>
+        <w:t>Jurafsky</w:t>
+      </w:r>
+      <w:proofErr w:type="spellEnd"/>
+      <w:r>
+        <w:rPr>
+          <w:rFonts w:ascii="Times New Roman" w:hAnsi="Times New Roman" w:cs="Times New Roman"/>
+          <w:sz w:val="24"/>
+          <w:szCs w:val="24"/>
+          <w14:ligatures w14:val="standard"/>
+        </w:rPr>
+        <w:t xml:space="preserve">, D., &amp; Martin, J. H. (2024, August 20). </w:t>
       </w:r>
       <w:r>
         <w:rPr>
@@ -7736,12 +8544,14 @@
             </w:rPr>
             <w:t xml:space="preserve">, </w:t>
           </w:r>
+          <w:proofErr w:type="spellStart"/>
           <w:r>
             <w:rPr>
               <w:rFonts w:ascii="Linux Biolinum" w:hAnsi="Linux Biolinum" w:cs="Linux Biolinum"/>
             </w:rPr>
             <w:t>Kricak</w:t>
           </w:r>
+          <w:proofErr w:type="spellEnd"/>
           <w:r>
             <w:rPr>
               <w:rFonts w:ascii="Linux Biolinum" w:hAnsi="Linux Biolinum" w:cs="Linux Biolinum"/>
@@ -7785,12 +8595,14 @@
               <w:rFonts w:ascii="Linux Biolinum" w:hAnsi="Linux Biolinum" w:cs="Linux Biolinum"/>
             </w:rPr>
           </w:pPr>
+          <w:proofErr w:type="spellStart"/>
           <w:r>
             <w:rPr>
               <w:rFonts w:ascii="Linux Biolinum" w:hAnsi="Linux Biolinum" w:cs="Linux Biolinum"/>
             </w:rPr>
             <w:t>H.Purwadi</w:t>
           </w:r>
+          <w:proofErr w:type="spellEnd"/>
         </w:p>
       </w:tc>
     </w:tr>
@@ -7880,12 +8692,14 @@
             </w:rPr>
             <w:t xml:space="preserve">, </w:t>
           </w:r>
+          <w:proofErr w:type="spellStart"/>
           <w:r>
             <w:rPr>
               <w:rFonts w:ascii="Linux Biolinum" w:hAnsi="Linux Biolinum" w:cs="Linux Biolinum"/>
             </w:rPr>
             <w:t>Kricak</w:t>
           </w:r>
+          <w:proofErr w:type="spellEnd"/>
           <w:r>
             <w:rPr>
               <w:rFonts w:ascii="Linux Biolinum" w:hAnsi="Linux Biolinum" w:cs="Linux Biolinum"/>
@@ -7917,12 +8731,14 @@
               <w:rFonts w:ascii="Linux Biolinum" w:hAnsi="Linux Biolinum" w:cs="Linux Biolinum"/>
             </w:rPr>
           </w:pPr>
+          <w:proofErr w:type="spellStart"/>
           <w:r>
             <w:rPr>
               <w:rFonts w:ascii="Linux Biolinum" w:hAnsi="Linux Biolinum" w:cs="Linux Biolinum"/>
             </w:rPr>
             <w:t>H.Purwadi</w:t>
           </w:r>
+          <w:proofErr w:type="spellEnd"/>
         </w:p>
       </w:tc>
     </w:tr>
@@ -11955,6 +12771,7 @@
   <w:style w:type="character" w:default="1" w:styleId="DefaultParagraphFont">
     <w:name w:val="Default Paragraph Font"/>
     <w:uiPriority w:val="1"/>
+    <w:semiHidden/>
     <w:unhideWhenUsed/>
   </w:style>
   <w:style w:type="table" w:default="1" w:styleId="TableNormal">
@@ -17455,6 +18272,10 @@
 </file>
 
 <file path=customXml/item1.xml><?xml version="1.0" encoding="utf-8"?>
+<b:Sources xmlns:b="http://schemas.openxmlformats.org/officeDocument/2006/bibliography" xmlns="http://schemas.openxmlformats.org/officeDocument/2006/bibliography" SelectedStyle="\APA.XSL" StyleName="APA"/>
+</file>
+
+<file path=customXml/item2.xml><?xml version="1.0" encoding="utf-8"?>
 <Workflow version="v.1.13">
   <Filtration versionrequired="True" status="DONE" StartTime="25-07-2014 13:27:04" EndTime="25-07-2014 13:28:29">
     <Mandatory>
@@ -17632,20 +18453,16 @@
 </Workflow>
 </file>
 
-<file path=customXml/item2.xml><?xml version="1.0" encoding="utf-8"?>
-<b:Sources xmlns:b="http://schemas.openxmlformats.org/officeDocument/2006/bibliography" xmlns="http://schemas.openxmlformats.org/officeDocument/2006/bibliography" SelectedStyle="\APA.XSL" StyleName="APA"/>
-</file>
-
 <file path=customXml/itemProps1.xml><?xml version="1.0" encoding="utf-8"?>
-<ds:datastoreItem xmlns:ds="http://schemas.openxmlformats.org/officeDocument/2006/customXml" ds:itemID="{4D45DBA2-DCF6-46BF-858B-9A8CC8161B4D}">
-  <ds:schemaRefs/>
-</ds:datastoreItem>
-</file>
-
-<file path=customXml/itemProps2.xml><?xml version="1.0" encoding="utf-8"?>
 <ds:datastoreItem xmlns:ds="http://schemas.openxmlformats.org/officeDocument/2006/customXml" ds:itemID="{B589180B-96F4-4B3D-93D7-E2C64345EF74}">
   <ds:schemaRefs>
     <ds:schemaRef ds:uri="http://schemas.openxmlformats.org/officeDocument/2006/bibliography"/>
   </ds:schemaRefs>
 </ds:datastoreItem>
+</file>
+
+<file path=customXml/itemProps2.xml><?xml version="1.0" encoding="utf-8"?>
+<ds:datastoreItem xmlns:ds="http://schemas.openxmlformats.org/officeDocument/2006/customXml" ds:itemID="{4D45DBA2-DCF6-46BF-858B-9A8CC8161B4D}">
+  <ds:schemaRefs/>
+</ds:datastoreItem>
 </file>
--- a/Imbalance_Balanced_Dataset_Composition_XAI.docx
+++ b/Imbalance_Balanced_Dataset_Composition_XAI.docx
@@ -392,7 +392,43 @@
           <w:szCs w:val="24"/>
           <w14:ligatures w14:val="standard"/>
         </w:rPr>
-        <w:t xml:space="preserve">In the field of responsible AI, ensuring transparency and fairness is very important for developing ethical AI systems. Traditionally, responsible AI and explainable AI (XAI) have concentrated on explaining model decisions as well as the quality and appropriateness of data sources, including ethical, legal, and social aspects. However, </w:t>
+        <w:t xml:space="preserve">In responsible AI, </w:t>
+      </w:r>
+      <w:r>
+        <w:rPr>
+          <w:rFonts w:ascii="Times New Roman" w:eastAsia="Verdana" w:hAnsi="Times New Roman" w:cs="Times New Roman"/>
+          <w:sz w:val="24"/>
+          <w:szCs w:val="24"/>
+          <w14:ligatures w14:val="standard"/>
+        </w:rPr>
+        <w:t>ensuring</w:t>
+      </w:r>
+      <w:r>
+        <w:rPr>
+          <w:rFonts w:ascii="Times New Roman" w:eastAsia="Verdana" w:hAnsi="Times New Roman" w:cs="Times New Roman"/>
+          <w:sz w:val="24"/>
+          <w:szCs w:val="24"/>
+          <w14:ligatures w14:val="standard"/>
+        </w:rPr>
+        <w:t xml:space="preserve"> transparency and fairness is very important for developing ethical AI systems. Traditionally, responsible AI and explainable AI (XAI) have concentrated on explaining model decisions </w:t>
+      </w:r>
+      <w:r>
+        <w:rPr>
+          <w:rFonts w:ascii="Times New Roman" w:eastAsia="Verdana" w:hAnsi="Times New Roman" w:cs="Times New Roman"/>
+          <w:sz w:val="24"/>
+          <w:szCs w:val="24"/>
+          <w14:ligatures w14:val="standard"/>
+        </w:rPr>
+        <w:t>and</w:t>
+      </w:r>
+      <w:r>
+        <w:rPr>
+          <w:rFonts w:ascii="Times New Roman" w:eastAsia="Verdana" w:hAnsi="Times New Roman" w:cs="Times New Roman"/>
+          <w:sz w:val="24"/>
+          <w:szCs w:val="24"/>
+          <w14:ligatures w14:val="standard"/>
+        </w:rPr>
+        <w:t xml:space="preserve"> the quality and appropriateness of data sources, including ethical, legal, and social aspects. However, </w:t>
       </w:r>
       <w:r>
         <w:rPr>
@@ -430,7 +466,7 @@
           <w:szCs w:val="24"/>
           <w14:ligatures w14:val="standard"/>
         </w:rPr>
-        <w:t xml:space="preserve">. This paper analyzes the importance of incorporating dataset composition documentation into XAI practices, aiming for comprehensive transparency at both the data and model levels, rather than only focusing on data sources and model explainability. It is also important to explain and </w:t>
+        <w:t xml:space="preserve">. This paper analyzes the importance of incorporating dataset composition documentation into XAI practices, aiming for comprehensive transparency at both the data and model levels, rather than only focusing on data sources and model explainability. It is also important to explain and document the dataset </w:t>
       </w:r>
       <w:r>
         <w:rPr>
@@ -439,7 +475,7 @@
           <w:szCs w:val="24"/>
           <w14:ligatures w14:val="standard"/>
         </w:rPr>
-        <w:t xml:space="preserve">document the dataset composition used for model training, rather than only focusing on data source, data quality, and relevance, for AI to be open and accountable. If the training </w:t>
+        <w:t xml:space="preserve">composition used for model training, rather than only focusing on data source, data quality, and relevance, for AI to be open and accountable. If the training </w:t>
       </w:r>
       <w:r>
         <w:rPr>
@@ -913,7 +949,7 @@
           <w:lang w:eastAsia="it-IT"/>
           <w14:ligatures w14:val="standard"/>
         </w:rPr>
-        <w:t xml:space="preserve">Balance Dataset, Bias Mitigation, Dataset Composition, Dataset Documentation, Ethics in AI, </w:t>
+        <w:t xml:space="preserve">Balance Dataset, Bias Mitigation, Dataset Composition, Dataset Documentation, </w:t>
       </w:r>
       <w:r>
         <w:rPr>
@@ -1047,13 +1083,25 @@
         <w:rPr>
           <w:lang w:val="en-ID"/>
         </w:rPr>
-        <w:t>Currently</w:t>
-      </w:r>
-      <w:r>
-        <w:rPr>
-          <w:lang w:val="en-ID"/>
-        </w:rPr>
-        <w:t xml:space="preserve">, the growing artificial intelligence (AI) in critical decision-making processes </w:t>
+        <w:t>Nowadays</w:t>
+      </w:r>
+      <w:r>
+        <w:rPr>
+          <w:lang w:val="en-ID"/>
+        </w:rPr>
+        <w:t xml:space="preserve">, the growing </w:t>
+      </w:r>
+      <w:r>
+        <w:rPr>
+          <w:lang w:val="en-ID"/>
+        </w:rPr>
+        <w:t xml:space="preserve">of </w:t>
+      </w:r>
+      <w:r>
+        <w:rPr>
+          <w:lang w:val="en-ID"/>
+        </w:rPr>
+        <w:t xml:space="preserve">artificial intelligence (AI) in critical decision-making processes </w:t>
       </w:r>
       <w:r>
         <w:rPr>
@@ -1071,7 +1119,7 @@
         <w:rPr>
           <w:lang w:val="en-ID"/>
         </w:rPr>
-        <w:t>serious</w:t>
+        <w:t>multiple</w:t>
       </w:r>
       <w:r>
         <w:rPr>
@@ -1107,7 +1155,31 @@
         <w:rPr>
           <w:lang w:val="en-ID"/>
         </w:rPr>
-        <w:t xml:space="preserve"> the domain like</w:t>
+        <w:t xml:space="preserve"> the </w:t>
+      </w:r>
+      <w:r>
+        <w:rPr>
+          <w:lang w:val="en-ID"/>
+        </w:rPr>
+        <w:t xml:space="preserve">important </w:t>
+      </w:r>
+      <w:r>
+        <w:rPr>
+          <w:lang w:val="en-ID"/>
+        </w:rPr>
+        <w:t>domain</w:t>
+      </w:r>
+      <w:r>
+        <w:rPr>
+          <w:lang w:val="en-ID"/>
+        </w:rPr>
+        <w:t>s</w:t>
+      </w:r>
+      <w:r>
+        <w:rPr>
+          <w:lang w:val="en-ID"/>
+        </w:rPr>
+        <w:t xml:space="preserve"> like</w:t>
       </w:r>
       <w:r>
         <w:rPr>
@@ -1215,7 +1287,7 @@
         <w:rPr>
           <w:lang w:val="en-ID"/>
         </w:rPr>
-        <w:t>related to</w:t>
+        <w:t>focus on</w:t>
       </w:r>
       <w:r>
         <w:rPr>
@@ -1292,7 +1364,19 @@
         <w:rPr>
           <w:lang w:val="en-ID"/>
         </w:rPr>
-        <w:t xml:space="preserve">These variables are essential to evaluate in high-risk applications where fairness is paramount. </w:t>
+        <w:t xml:space="preserve">These variables are essential to evaluate in high-risk applications where fairness is </w:t>
+      </w:r>
+      <w:r>
+        <w:rPr>
+          <w:lang w:val="en-ID"/>
+        </w:rPr>
+        <w:t>very important</w:t>
+      </w:r>
+      <w:r>
+        <w:rPr>
+          <w:lang w:val="en-ID"/>
+        </w:rPr>
+        <w:t xml:space="preserve">. </w:t>
       </w:r>
     </w:p>
     <w:p>
@@ -1342,133 +1426,21 @@
           <w:b w:val="0"/>
           <w:bCs w:val="0"/>
         </w:rPr>
-        <w:t xml:space="preserve">How </w:t>
-      </w:r>
-      <w:proofErr w:type="spellStart"/>
+        <w:t>How does the documentation of dataset composition (</w:t>
+      </w:r>
       <w:r>
         <w:rPr>
           <w:b w:val="0"/>
           <w:bCs w:val="0"/>
         </w:rPr>
-        <w:t>does</w:t>
-      </w:r>
-      <w:proofErr w:type="spellEnd"/>
+        <w:t>balance</w:t>
+      </w:r>
       <w:r>
         <w:rPr>
           <w:b w:val="0"/>
           <w:bCs w:val="0"/>
         </w:rPr>
-        <w:t xml:space="preserve"> the documentation of </w:t>
-      </w:r>
-      <w:proofErr w:type="spellStart"/>
-      <w:r>
-        <w:rPr>
-          <w:b w:val="0"/>
-          <w:bCs w:val="0"/>
-        </w:rPr>
-        <w:t>dataset</w:t>
-      </w:r>
-      <w:proofErr w:type="spellEnd"/>
-      <w:r>
-        <w:rPr>
-          <w:b w:val="0"/>
-          <w:bCs w:val="0"/>
-        </w:rPr>
-        <w:t xml:space="preserve"> composition (</w:t>
-      </w:r>
-      <w:r>
-        <w:rPr>
-          <w:b w:val="0"/>
-          <w:bCs w:val="0"/>
-        </w:rPr>
-        <w:t>balance</w:t>
-      </w:r>
-      <w:r>
-        <w:rPr>
-          <w:b w:val="0"/>
-          <w:bCs w:val="0"/>
-        </w:rPr>
-        <w:t xml:space="preserve"> vs. </w:t>
-      </w:r>
-      <w:proofErr w:type="spellStart"/>
-      <w:r>
-        <w:rPr>
-          <w:b w:val="0"/>
-          <w:bCs w:val="0"/>
-        </w:rPr>
-        <w:t>imbalanced</w:t>
-      </w:r>
-      <w:proofErr w:type="spellEnd"/>
-      <w:r>
-        <w:rPr>
-          <w:b w:val="0"/>
-          <w:bCs w:val="0"/>
-        </w:rPr>
-        <w:t xml:space="preserve">) impact AI model </w:t>
-      </w:r>
-      <w:proofErr w:type="spellStart"/>
-      <w:r>
-        <w:rPr>
-          <w:b w:val="0"/>
-          <w:bCs w:val="0"/>
-        </w:rPr>
-        <w:t>transparency</w:t>
-      </w:r>
-      <w:proofErr w:type="spellEnd"/>
-      <w:r>
-        <w:rPr>
-          <w:b w:val="0"/>
-          <w:bCs w:val="0"/>
-        </w:rPr>
-        <w:t xml:space="preserve"> and </w:t>
-      </w:r>
-      <w:proofErr w:type="spellStart"/>
-      <w:r>
-        <w:rPr>
-          <w:b w:val="0"/>
-          <w:bCs w:val="0"/>
-        </w:rPr>
-        <w:t>fairness</w:t>
-      </w:r>
-      <w:proofErr w:type="spellEnd"/>
-      <w:r>
-        <w:rPr>
-          <w:b w:val="0"/>
-          <w:bCs w:val="0"/>
-        </w:rPr>
-        <w:t xml:space="preserve"> in </w:t>
-      </w:r>
-      <w:proofErr w:type="spellStart"/>
-      <w:r>
-        <w:rPr>
-          <w:b w:val="0"/>
-          <w:bCs w:val="0"/>
-        </w:rPr>
-        <w:t>decision-making</w:t>
-      </w:r>
-      <w:proofErr w:type="spellEnd"/>
-      <w:r>
-        <w:rPr>
-          <w:b w:val="0"/>
-          <w:bCs w:val="0"/>
-        </w:rPr>
-        <w:t xml:space="preserve"> </w:t>
-      </w:r>
-      <w:proofErr w:type="spellStart"/>
-      <w:r>
-        <w:rPr>
-          <w:b w:val="0"/>
-          <w:bCs w:val="0"/>
-        </w:rPr>
-        <w:t>systems</w:t>
-      </w:r>
-      <w:proofErr w:type="spellEnd"/>
-      <w:r>
-        <w:rPr>
-          <w:b w:val="0"/>
-          <w:bCs w:val="0"/>
-        </w:rPr>
-        <w:t>?</w:t>
+        <w:t xml:space="preserve"> vs. imbalanced) impact AI model transparency and fairness in decision-making systems?</w:t>
       </w:r>
     </w:p>
     <w:p>
@@ -1483,198 +1455,27 @@
           <w:bCs w:val="0"/>
         </w:rPr>
       </w:pPr>
-      <w:proofErr w:type="spellStart"/>
       <w:r>
         <w:rPr>
           <w:b w:val="0"/>
           <w:bCs w:val="0"/>
         </w:rPr>
-        <w:t>What</w:t>
-      </w:r>
-      <w:proofErr w:type="spellEnd"/>
+        <w:t>What is the relationship between dataset size and the accuracy of bias evaluation in AI models, when</w:t>
+      </w:r>
       <w:r>
         <w:rPr>
           <w:b w:val="0"/>
           <w:bCs w:val="0"/>
         </w:rPr>
-        <w:t xml:space="preserve"> </w:t>
-      </w:r>
-      <w:proofErr w:type="spellStart"/>
+        <w:t xml:space="preserve"> the</w:t>
+      </w:r>
       <w:r>
         <w:rPr>
           <w:b w:val="0"/>
           <w:bCs w:val="0"/>
         </w:rPr>
-        <w:t>is</w:t>
-      </w:r>
-      <w:proofErr w:type="spellEnd"/>
-      <w:r>
-        <w:rPr>
-          <w:b w:val="0"/>
-          <w:bCs w:val="0"/>
-        </w:rPr>
-        <w:t xml:space="preserve"> the </w:t>
-      </w:r>
-      <w:proofErr w:type="spellStart"/>
-      <w:r>
-        <w:rPr>
-          <w:b w:val="0"/>
-          <w:bCs w:val="0"/>
-        </w:rPr>
-        <w:t>relationship</w:t>
-      </w:r>
-      <w:proofErr w:type="spellEnd"/>
-      <w:r>
-        <w:rPr>
-          <w:b w:val="0"/>
-          <w:bCs w:val="0"/>
-        </w:rPr>
-        <w:t xml:space="preserve"> </w:t>
-      </w:r>
-      <w:proofErr w:type="spellStart"/>
-      <w:r>
-        <w:rPr>
-          <w:b w:val="0"/>
-          <w:bCs w:val="0"/>
-        </w:rPr>
-        <w:t>between</w:t>
-      </w:r>
-      <w:proofErr w:type="spellEnd"/>
-      <w:r>
-        <w:rPr>
-          <w:b w:val="0"/>
-          <w:bCs w:val="0"/>
-        </w:rPr>
-        <w:t xml:space="preserve"> </w:t>
-      </w:r>
-      <w:proofErr w:type="spellStart"/>
-      <w:r>
-        <w:rPr>
-          <w:b w:val="0"/>
-          <w:bCs w:val="0"/>
-        </w:rPr>
-        <w:t>dataset</w:t>
-      </w:r>
-      <w:proofErr w:type="spellEnd"/>
-      <w:r>
-        <w:rPr>
-          <w:b w:val="0"/>
-          <w:bCs w:val="0"/>
-        </w:rPr>
-        <w:t xml:space="preserve"> size and the </w:t>
-      </w:r>
-      <w:proofErr w:type="spellStart"/>
-      <w:r>
-        <w:rPr>
-          <w:b w:val="0"/>
-          <w:bCs w:val="0"/>
-        </w:rPr>
-        <w:t>accuracy</w:t>
-      </w:r>
-      <w:proofErr w:type="spellEnd"/>
-      <w:r>
-        <w:rPr>
-          <w:b w:val="0"/>
-          <w:bCs w:val="0"/>
-        </w:rPr>
-        <w:t xml:space="preserve"> of </w:t>
-      </w:r>
-      <w:proofErr w:type="spellStart"/>
-      <w:r>
-        <w:rPr>
-          <w:b w:val="0"/>
-          <w:bCs w:val="0"/>
-        </w:rPr>
-        <w:t>bias</w:t>
-      </w:r>
-      <w:proofErr w:type="spellEnd"/>
-      <w:r>
-        <w:rPr>
-          <w:b w:val="0"/>
-          <w:bCs w:val="0"/>
-        </w:rPr>
-        <w:t xml:space="preserve"> </w:t>
-      </w:r>
-      <w:proofErr w:type="spellStart"/>
-      <w:r>
-        <w:rPr>
-          <w:b w:val="0"/>
-          <w:bCs w:val="0"/>
-        </w:rPr>
-        <w:t>evaluation</w:t>
-      </w:r>
-      <w:proofErr w:type="spellEnd"/>
-      <w:r>
-        <w:rPr>
-          <w:b w:val="0"/>
-          <w:bCs w:val="0"/>
-        </w:rPr>
-        <w:t xml:space="preserve"> in AI </w:t>
-      </w:r>
-      <w:proofErr w:type="spellStart"/>
-      <w:r>
-        <w:rPr>
-          <w:b w:val="0"/>
-          <w:bCs w:val="0"/>
-        </w:rPr>
-        <w:t>models</w:t>
-      </w:r>
-      <w:proofErr w:type="spellEnd"/>
-      <w:r>
-        <w:rPr>
-          <w:b w:val="0"/>
-          <w:bCs w:val="0"/>
-        </w:rPr>
-        <w:t xml:space="preserve">, </w:t>
-      </w:r>
-      <w:proofErr w:type="spellStart"/>
-      <w:r>
-        <w:rPr>
-          <w:b w:val="0"/>
-          <w:bCs w:val="0"/>
-        </w:rPr>
-        <w:t>when</w:t>
-      </w:r>
-      <w:proofErr w:type="spellEnd"/>
-      <w:r>
-        <w:rPr>
-          <w:b w:val="0"/>
-          <w:bCs w:val="0"/>
-        </w:rPr>
-        <w:t xml:space="preserve"> the</w:t>
-      </w:r>
-      <w:r>
-        <w:rPr>
-          <w:b w:val="0"/>
-          <w:bCs w:val="0"/>
-        </w:rPr>
-        <w:t xml:space="preserve"> training data </w:t>
-      </w:r>
-      <w:proofErr w:type="spellStart"/>
-      <w:r>
-        <w:rPr>
-          <w:b w:val="0"/>
-          <w:bCs w:val="0"/>
-        </w:rPr>
-        <w:t>is</w:t>
-      </w:r>
-      <w:proofErr w:type="spellEnd"/>
-      <w:r>
-        <w:rPr>
-          <w:b w:val="0"/>
-          <w:bCs w:val="0"/>
-        </w:rPr>
-        <w:t xml:space="preserve"> </w:t>
-      </w:r>
-      <w:proofErr w:type="spellStart"/>
-      <w:r>
-        <w:rPr>
-          <w:b w:val="0"/>
-          <w:bCs w:val="0"/>
-        </w:rPr>
-        <w:t>imbalanced</w:t>
-      </w:r>
-      <w:proofErr w:type="spellEnd"/>
+        <w:t xml:space="preserve"> training data is imbalanced</w:t>
+      </w:r>
       <w:r>
         <w:rPr>
           <w:b w:val="0"/>
@@ -1770,11 +1571,13 @@
         <w:pStyle w:val="Para"/>
       </w:pPr>
       <w:r>
-        <w:t xml:space="preserve">The research conducted by Miao, Y., Cao, H., and Tang, M. (2022) focuses on the technique that may be utilized to evaluate the impact that imbalanced binary data has on the performance of machine learning models. In their investigation, they investigated how the imbalance ratio (IR) influences the performance and stability of the model. To build datasets with variable imbalance ratios, they applied imbalanced data augmentation algorithms. Evaluated the effectiveness of the model, they utilized measures such as area under the curve (AUC), F-measure, and G-mean. The results of their investigation showed that the performance of the model deteriorated as the imbalance ratio increased. A number of models are more susceptible to the effects of imbalances than </w:t>
-      </w:r>
-      <w:proofErr w:type="spellStart"/>
-      <w:r>
-        <w:t>others.</w:t>
+        <w:t xml:space="preserve">The research </w:t>
+      </w:r>
+      <w:r>
+        <w:t xml:space="preserve">studied </w:t>
+      </w:r>
+      <w:r>
+        <w:t>by Miao, Y., Cao, H., and Tang, M. (2022) focuses on the technique that may be utilized to evaluate the impact that imbalanced binary data has on the performance of machine learning models. In their investigation, they investigated how the imbalance ratio (IR) influences the performance and stability of the model. To build datasets with variable imbalance ratios, they applied imbalanced data augmentation algorithms. Evaluated the effectiveness of the model, they utilized measures such as area under the curve (AUC), F-measure, and G-mean. The results of their investigation showed that the performance of the model deteriorated as the imbalance ratio increased. A number of models are more susceptible to the effects of imbalances than others.</w:t>
       </w:r>
       <w:r>
         <w:t>The</w:t>
@@ -1782,7 +1585,6 @@
       <w:r>
         <w:t>ir</w:t>
       </w:r>
-      <w:proofErr w:type="spellEnd"/>
       <w:r>
         <w:t xml:space="preserve"> findings </w:t>
       </w:r>
@@ -1864,15 +1666,7 @@
         <w:pStyle w:val="Para"/>
       </w:pPr>
       <w:r>
-        <w:t xml:space="preserve">The study by Johnson and </w:t>
-      </w:r>
-      <w:proofErr w:type="spellStart"/>
-      <w:r>
-        <w:t>Khoshgoftaar</w:t>
-      </w:r>
-      <w:proofErr w:type="spellEnd"/>
-      <w:r>
-        <w:t xml:space="preserve"> (2019) provides a survey on deep learning methods </w:t>
+        <w:t xml:space="preserve">The study by Johnson and Khoshgoftaar (2019) provides a survey on deep learning methods </w:t>
       </w:r>
       <w:r>
         <w:t xml:space="preserve">to </w:t>
@@ -1944,15 +1738,7 @@
         <w:t>identify</w:t>
       </w:r>
       <w:r>
-        <w:t xml:space="preserve"> gaps in current research of deep learning methods for imbalanced data and the need for more diverse applications (Johnson and </w:t>
-      </w:r>
-      <w:proofErr w:type="spellStart"/>
-      <w:r>
-        <w:t>Khoshgoftaar</w:t>
-      </w:r>
-      <w:proofErr w:type="spellEnd"/>
-      <w:r>
-        <w:t>, 2019).</w:t>
+        <w:t xml:space="preserve"> gaps in current research of deep learning methods for imbalanced data and the need for more diverse applications (Johnson and Khoshgoftaar, 2019).</w:t>
       </w:r>
     </w:p>
     <w:p>
@@ -2096,32 +1882,64 @@
       <w:pPr>
         <w:pStyle w:val="Para"/>
       </w:pPr>
+      <w:r>
+        <w:t xml:space="preserve">LIME (Local Interpretable Model-Agnostic Explanations) is a method </w:t>
+      </w:r>
+      <w:r>
+        <w:t>which has a purpose</w:t>
+      </w:r>
+      <w:r>
+        <w:t xml:space="preserve"> to explain the predictions of complex "black-box" machine learning models. It works by generating local surrogate mode</w:t>
+      </w:r>
+      <w:r>
+        <w:t xml:space="preserve">l which is </w:t>
+      </w:r>
+      <w:r>
+        <w:t>simple, interpretable models like linear regression or decision tre</w:t>
+      </w:r>
+      <w:r>
+        <w:t xml:space="preserve">es, </w:t>
+      </w:r>
+      <w:r>
+        <w:t xml:space="preserve">that approximate the behavior of the black-box model for a specific instance. </w:t>
+      </w:r>
     </w:p>
     <w:p>
       <w:pPr>
         <w:pStyle w:val="Para"/>
       </w:pPr>
-      <w:r>
-        <w:t xml:space="preserve">LIME (Local Interpretable Model-Agnostic Explanations) is a method used to explain the predictions of complex "black-box" machine learning models. It works by generating local surrogate models—simple, interpretable models like linear regression or decision trees—that approximate the behavior of the black-box model for a specific instance. </w:t>
-      </w:r>
     </w:p>
     <w:p>
       <w:pPr>
         <w:pStyle w:val="Para"/>
       </w:pPr>
-    </w:p>
-    <w:p>
-      <w:pPr>
-        <w:pStyle w:val="Para"/>
-      </w:pPr>
-      <w:r>
-        <w:t>LIME creates a set of perturbed samples around the instance of interest, gets predictions for those samples, and then fits an interpretable model that explains how the features contribute to the original model's decision for that instance. This helps users understand the reason behind individual predictions, making AI systems more transparent and trustworthy.</w:t>
-      </w:r>
-    </w:p>
-    <w:p>
-      <w:pPr>
-        <w:pStyle w:val="Para"/>
-      </w:pPr>
+      <w:r>
+        <w:t xml:space="preserve">LIME creates a set of samples around the instance of interest, </w:t>
+      </w:r>
+      <w:r>
+        <w:t xml:space="preserve">to </w:t>
+      </w:r>
+      <w:r>
+        <w:t>get predictions for those samples, and then fits an interpretable model that explains how the features contribute to the original model's decision for that instance. This</w:t>
+      </w:r>
+      <w:r>
+        <w:t xml:space="preserve"> method will</w:t>
+      </w:r>
+      <w:r>
+        <w:t xml:space="preserve"> help users understand the reason behind </w:t>
+      </w:r>
+      <w:r>
+        <w:t>the model’s p</w:t>
+      </w:r>
+      <w:r>
+        <w:t xml:space="preserve">redictions, </w:t>
+      </w:r>
+      <w:r>
+        <w:t>to make the</w:t>
+      </w:r>
+      <w:r>
+        <w:t xml:space="preserve"> AI systems more transparent and trustworthy.</w:t>
+      </w:r>
     </w:p>
     <w:p>
       <w:pPr>
@@ -2170,51 +1988,7 @@
           <w:lang w:eastAsia="ja-JP"/>
           <w14:ligatures w14:val="standard"/>
         </w:rPr>
-        <w:t>explanation(x)=</w:t>
-      </w:r>
-      <w:proofErr w:type="spellStart"/>
-      <w:r>
-        <w:rPr>
-          <w:rFonts w:ascii="Times New Roman" w:hAnsi="Times New Roman" w:cs="Times New Roman"/>
-          <w:sz w:val="24"/>
-          <w:szCs w:val="24"/>
-          <w:lang w:eastAsia="ja-JP"/>
-          <w14:ligatures w14:val="standard"/>
-        </w:rPr>
-        <w:t>argmin</w:t>
-      </w:r>
-      <w:proofErr w:type="spellEnd"/>
-      <w:r>
-        <w:rPr>
-          <w:rFonts w:ascii="Times New Roman" w:hAnsi="Times New Roman" w:cs="Times New Roman"/>
-          <w:sz w:val="24"/>
-          <w:szCs w:val="24"/>
-          <w:lang w:eastAsia="ja-JP"/>
-          <w14:ligatures w14:val="standard"/>
-        </w:rPr>
-        <w:t>​ L(</w:t>
-      </w:r>
-      <w:proofErr w:type="spellStart"/>
-      <w:r>
-        <w:rPr>
-          <w:rFonts w:ascii="Times New Roman" w:hAnsi="Times New Roman" w:cs="Times New Roman"/>
-          <w:sz w:val="24"/>
-          <w:szCs w:val="24"/>
-          <w:lang w:eastAsia="ja-JP"/>
-          <w14:ligatures w14:val="standard"/>
-        </w:rPr>
-        <w:t>f,g</w:t>
-      </w:r>
-      <w:proofErr w:type="spellEnd"/>
-      <w:r>
-        <w:rPr>
-          <w:rFonts w:ascii="Times New Roman" w:hAnsi="Times New Roman" w:cs="Times New Roman"/>
-          <w:sz w:val="24"/>
-          <w:szCs w:val="24"/>
-          <w:lang w:eastAsia="ja-JP"/>
-          <w14:ligatures w14:val="standard"/>
-        </w:rPr>
-        <w:t>,πx​)+Ω(g)</w:t>
+        <w:t>explanation(x)=argmin​ L(f,g,πx​)+Ω(g)</w:t>
       </w:r>
       <w:r>
         <w:rPr>
@@ -2239,7 +2013,6 @@
           <w:szCs w:val="24"/>
         </w:rPr>
       </w:pPr>
-      <w:proofErr w:type="spellStart"/>
       <w:r>
         <w:rPr>
           <w:rFonts w:ascii="Times New Roman" w:hAnsi="Times New Roman" w:cs="Times New Roman"/>
@@ -2248,7 +2021,6 @@
           <w:sz w:val="24"/>
           <w:szCs w:val="24"/>
         </w:rPr>
-        <w:lastRenderedPageBreak/>
         <w:t>g</w:t>
       </w:r>
       <w:r>
@@ -2271,7 +2043,6 @@
         </w:rPr>
         <w:t>G</w:t>
       </w:r>
-      <w:proofErr w:type="spellEnd"/>
     </w:p>
     <w:p>
       <w:pPr>
@@ -2299,89 +2070,76 @@
       <w:pPr>
         <w:pStyle w:val="Para"/>
       </w:pPr>
+      <w:r>
+        <w:t xml:space="preserve">Logistic regression is a probabilistic classifier model that denotes the probability that an input parameter corresponds with a specific class. The sigmoid function is implemented to convert input characteristics into an output probability that falls within the range of 0 to 1, rendering it suitable for binary classification applications. </w:t>
+      </w:r>
+      <w:r>
+        <w:t xml:space="preserve"> </w:t>
+      </w:r>
+      <w:r>
+        <w:t xml:space="preserve">Logistic Regression </w:t>
+      </w:r>
+      <w:r>
+        <w:t xml:space="preserve">optimizes a loss function (cross-entropy) using stochastic gradient descent to train the model. Logistic Regression </w:t>
+      </w:r>
+      <w:r>
+        <w:t>is commonly</w:t>
+      </w:r>
+      <w:r>
+        <w:t xml:space="preserve"> </w:t>
+      </w:r>
+      <w:r>
+        <w:t xml:space="preserve">used in natural language processing as a baseline supervised learning algorithm for classification tasks. </w:t>
+      </w:r>
+      <w:r>
+        <w:t>(</w:t>
+      </w:r>
+      <w:r>
+        <w:t xml:space="preserve">Jurafsky, </w:t>
+      </w:r>
+      <w:r>
+        <w:t xml:space="preserve">D., &amp; Martin, J. H. </w:t>
+      </w:r>
+      <w:r>
+        <w:t>2024).</w:t>
+      </w:r>
     </w:p>
     <w:p>
       <w:pPr>
         <w:pStyle w:val="Para"/>
       </w:pPr>
-      <w:r>
-        <w:t xml:space="preserve">Logistic Regression is a probabilistic classifier used to model the probability that a given input belongs to a particular class. It uses a sigmoid function to map the input features to an output probability between 0 and 1, making it suitable for binary classification tasks. It optimizes a loss function (cross-entropy) using stochastic gradient descent to train the model. </w:t>
-      </w:r>
     </w:p>
     <w:p>
       <w:pPr>
         <w:pStyle w:val="Para"/>
       </w:pPr>
+      <w:r>
+        <w:t xml:space="preserve">Logistic regression </w:t>
+      </w:r>
+      <w:r>
+        <w:t>formula:</w:t>
+      </w:r>
     </w:p>
     <w:p>
       <w:pPr>
         <w:pStyle w:val="Para"/>
       </w:pPr>
       <w:r>
-        <w:t xml:space="preserve">Logistic Regression is widely used in natural language processing as a baseline supervised learning algorithm for classification tasks. </w:t>
-      </w:r>
-      <w:r>
-        <w:t>(</w:t>
-      </w:r>
-      <w:proofErr w:type="spellStart"/>
-      <w:r>
-        <w:t>Jurafsky</w:t>
-      </w:r>
-      <w:proofErr w:type="spellEnd"/>
-      <w:r>
-        <w:t xml:space="preserve">, </w:t>
-      </w:r>
-      <w:r>
-        <w:t xml:space="preserve">D., &amp; Martin, J. H. </w:t>
-      </w:r>
-      <w:r>
-        <w:t>2024).</w:t>
+        <w:t xml:space="preserve"> </w:t>
       </w:r>
     </w:p>
     <w:p>
       <w:pPr>
         <w:pStyle w:val="Para"/>
       </w:pPr>
-    </w:p>
-    <w:p>
-      <w:pPr>
-        <w:pStyle w:val="Para"/>
-      </w:pPr>
-      <w:r>
-        <w:t xml:space="preserve">Logistic regression </w:t>
-      </w:r>
-      <w:r>
-        <w:t>formula:</w:t>
-      </w:r>
-    </w:p>
-    <w:p>
-      <w:pPr>
-        <w:pStyle w:val="Para"/>
-      </w:pPr>
+      <w:r>
+        <w:t>P</w:t>
+      </w:r>
       <w:r>
         <w:t xml:space="preserve"> </w:t>
       </w:r>
-    </w:p>
-    <w:p>
-      <w:pPr>
-        <w:pStyle w:val="Para"/>
-      </w:pPr>
-      <w:r>
-        <w:t>P</w:t>
-      </w:r>
-      <w:r>
-        <w:t xml:space="preserve"> </w:t>
-      </w:r>
-      <w:r>
-        <w:t>(y=1|x) = 1 / (1 + e^ (-</w:t>
-      </w:r>
-      <w:proofErr w:type="spellStart"/>
-      <w:r>
-        <w:t>w^T</w:t>
-      </w:r>
-      <w:proofErr w:type="spellEnd"/>
-      <w:r>
-        <w:t xml:space="preserve"> x - b))</w:t>
+      <w:r>
+        <w:t>(y=1|x) = 1 / (1 + e^ (-w^T x - b))</w:t>
       </w:r>
       <w:r>
         <w:tab/>
@@ -2404,55 +2162,411 @@
         <w:pStyle w:val="Para"/>
       </w:pPr>
       <w:r>
-        <w:t xml:space="preserve">P </w:t>
-      </w:r>
-      <w:r>
-        <w:t xml:space="preserve">(y = 1|x) </w:t>
-      </w:r>
-      <w:r>
+        <w:t xml:space="preserve">y </w:t>
+      </w:r>
+      <w:r>
+        <w:t>=</w:t>
+      </w:r>
+      <w:r>
+        <w:t xml:space="preserve"> target class, </w:t>
+      </w:r>
+      <w:r>
+        <w:t xml:space="preserve">while </w:t>
+      </w:r>
+      <w:r>
+        <w:t xml:space="preserve">x is the feature, w is the weight vector, </w:t>
+      </w:r>
+      <w:r>
+        <w:t xml:space="preserve">and </w:t>
+      </w:r>
+      <w:r>
+        <w:t xml:space="preserve">b is the bias term. </w:t>
+      </w:r>
+      <w:r>
+        <w:t xml:space="preserve"> </w:t>
+      </w:r>
+    </w:p>
+    <w:p>
+      <w:pPr>
+        <w:pStyle w:val="Para"/>
+      </w:pPr>
+      <w:r>
+        <w:t xml:space="preserve">P (y = 1|x) is </w:t>
+      </w:r>
+      <w:r>
+        <w:t xml:space="preserve">a </w:t>
+      </w:r>
+      <w:r>
+        <w:t>conditional probabilit</w:t>
+      </w:r>
+      <w:r>
+        <w:t>y.</w:t>
+      </w:r>
+    </w:p>
+    <w:p>
+      <w:pPr>
+        <w:pStyle w:val="Para"/>
+      </w:pPr>
+    </w:p>
+    <w:p>
+      <w:pPr>
+        <w:pStyle w:val="Para"/>
+      </w:pPr>
+      <w:r>
+        <w:t>2.2.3 C</w:t>
+      </w:r>
+      <w:r>
+        <w:t>lassification Report and Confusion Matrix</w:t>
+      </w:r>
+    </w:p>
+    <w:p>
+      <w:pPr>
+        <w:pStyle w:val="Para"/>
+      </w:pPr>
+    </w:p>
+    <w:p>
+      <w:pPr>
+        <w:pStyle w:val="Para"/>
+        <w:rPr>
+          <w:lang w:val="en-ID"/>
+        </w:rPr>
+      </w:pPr>
+      <w:r>
+        <w:rPr>
+          <w:lang w:val="en-ID"/>
+        </w:rPr>
+        <w:t>C</w:t>
+      </w:r>
+      <w:r>
+        <w:rPr>
+          <w:lang w:val="en-ID"/>
+        </w:rPr>
+        <w:t xml:space="preserve">lassification report </w:t>
+      </w:r>
+      <w:r>
+        <w:rPr>
+          <w:lang w:val="en-ID"/>
+        </w:rPr>
         <w:t>is</w:t>
       </w:r>
       <w:r>
-        <w:t xml:space="preserve"> conditional probability that a sampl</w:t>
-      </w:r>
-      <w:r>
+        <w:rPr>
+          <w:lang w:val="en-ID"/>
+        </w:rPr>
+        <w:t xml:space="preserve"> </w:t>
+      </w:r>
+      <w:r>
+        <w:rPr>
+          <w:lang w:val="en-ID"/>
+        </w:rPr>
+        <w:t xml:space="preserve">a summary of the </w:t>
+      </w:r>
+      <w:r>
+        <w:rPr>
+          <w:lang w:val="en-ID"/>
+        </w:rPr>
+        <w:t xml:space="preserve">model’s </w:t>
+      </w:r>
+      <w:r>
+        <w:rPr>
+          <w:lang w:val="en-ID"/>
+        </w:rPr>
+        <w:t>performanc</w:t>
+      </w:r>
+      <w:r>
+        <w:rPr>
+          <w:lang w:val="en-ID"/>
+        </w:rPr>
         <w:t>e</w:t>
       </w:r>
       <w:r>
-        <w:t xml:space="preserve"> x belongs to class 1. </w:t>
+        <w:rPr>
+          <w:lang w:val="en-ID"/>
+        </w:rPr>
+        <w:t xml:space="preserve">, which compared </w:t>
+      </w:r>
+      <w:r>
+        <w:rPr>
+          <w:lang w:val="en-ID"/>
+        </w:rPr>
+        <w:t>the model's performance to other models</w:t>
+      </w:r>
+      <w:r>
+        <w:rPr>
+          <w:lang w:val="en-ID"/>
+        </w:rPr>
+        <w:t>,</w:t>
+      </w:r>
+      <w:r>
+        <w:rPr>
+          <w:lang w:val="en-ID"/>
+        </w:rPr>
+        <w:t xml:space="preserve"> or understanding </w:t>
+      </w:r>
+      <w:r>
+        <w:rPr>
+          <w:lang w:val="en-ID"/>
+        </w:rPr>
+        <w:t>where the model might be struggling. (Burkov, A., 2019).</w:t>
       </w:r>
     </w:p>
     <w:p>
       <w:pPr>
         <w:pStyle w:val="Para"/>
-      </w:pPr>
-      <w:r>
-        <w:t xml:space="preserve">y is the target class, x is the feature, w is the weight vector, b is the bias term. </w:t>
-      </w:r>
-      <w:r>
+        <w:rPr>
+          <w:lang w:val="en-ID"/>
+        </w:rPr>
+      </w:pPr>
+    </w:p>
+    <w:p>
+      <w:pPr>
+        <w:pStyle w:val="Para"/>
+        <w:rPr>
+          <w:lang w:val="en-ID"/>
+        </w:rPr>
+      </w:pPr>
+      <w:r>
+        <w:rPr>
+          <w:lang w:val="en-ID"/>
+        </w:rPr>
+        <w:t>Accuracy shows the overall correctness of the model.</w:t>
+      </w:r>
+    </w:p>
+    <w:p>
+      <w:pPr>
+        <w:pStyle w:val="Para"/>
+        <w:rPr>
+          <w:lang w:val="en-ID"/>
+        </w:rPr>
+      </w:pPr>
+      <w:r>
+        <w:rPr>
+          <w:lang w:val="en-ID"/>
+        </w:rPr>
+        <w:t>The F1-score is the</w:t>
+      </w:r>
+      <w:r>
+        <w:rPr>
+          <w:lang w:val="en-ID"/>
+        </w:rPr>
         <w:t xml:space="preserve"> </w:t>
       </w:r>
+      <w:r>
+        <w:rPr>
+          <w:lang w:val="en-ID"/>
+        </w:rPr>
+        <w:t>precision and recall</w:t>
+      </w:r>
+      <w:r>
+        <w:rPr>
+          <w:lang w:val="en-ID"/>
+        </w:rPr>
+        <w:t xml:space="preserve">’s </w:t>
+      </w:r>
+      <w:r>
+        <w:rPr>
+          <w:lang w:val="en-ID"/>
+        </w:rPr>
+        <w:t>harmonic mean</w:t>
+      </w:r>
+      <w:r>
+        <w:rPr>
+          <w:lang w:val="en-ID"/>
+        </w:rPr>
+        <w:t>.</w:t>
+      </w:r>
     </w:p>
     <w:p>
       <w:pPr>
         <w:pStyle w:val="Para"/>
-      </w:pPr>
+        <w:rPr>
+          <w:lang w:val="en-ID"/>
+        </w:rPr>
+      </w:pPr>
+      <w:r>
+        <w:rPr>
+          <w:lang w:val="en-ID"/>
+        </w:rPr>
+        <w:t xml:space="preserve">Precision-Recall </w:t>
+      </w:r>
+      <w:r>
+        <w:rPr>
+          <w:lang w:val="en-ID"/>
+        </w:rPr>
+        <w:t>Area Under the Curve</w:t>
+      </w:r>
+      <w:r>
+        <w:rPr>
+          <w:lang w:val="en-ID"/>
+        </w:rPr>
+        <w:t xml:space="preserve"> </w:t>
+      </w:r>
+      <w:r>
+        <w:rPr>
+          <w:lang w:val="en-ID"/>
+        </w:rPr>
+        <w:t>(AUC</w:t>
+      </w:r>
+      <w:r>
+        <w:rPr>
+          <w:lang w:val="en-ID"/>
+        </w:rPr>
+        <w:t xml:space="preserve">) is a performance metric </w:t>
+      </w:r>
+      <w:r>
+        <w:rPr>
+          <w:lang w:val="en-ID"/>
+        </w:rPr>
+        <w:t>which</w:t>
+      </w:r>
+      <w:r>
+        <w:rPr>
+          <w:lang w:val="en-ID"/>
+        </w:rPr>
+        <w:t xml:space="preserve"> combines </w:t>
+      </w:r>
+      <w:r>
+        <w:rPr>
+          <w:lang w:val="en-ID"/>
+        </w:rPr>
+        <w:t>recall and precision</w:t>
+      </w:r>
+      <w:r>
+        <w:rPr>
+          <w:lang w:val="en-ID"/>
+        </w:rPr>
+        <w:t xml:space="preserve"> </w:t>
+      </w:r>
+      <w:r>
+        <w:rPr>
+          <w:lang w:val="en-ID"/>
+        </w:rPr>
+        <w:t>become</w:t>
+      </w:r>
+      <w:r>
+        <w:rPr>
+          <w:lang w:val="en-ID"/>
+        </w:rPr>
+        <w:t xml:space="preserve"> a single value, summar</w:t>
+      </w:r>
+      <w:r>
+        <w:rPr>
+          <w:lang w:val="en-ID"/>
+        </w:rPr>
+        <w:t>ized</w:t>
+      </w:r>
+      <w:r>
+        <w:rPr>
+          <w:lang w:val="en-ID"/>
+        </w:rPr>
+        <w:t xml:space="preserve"> </w:t>
+      </w:r>
+      <w:r>
+        <w:rPr>
+          <w:lang w:val="en-ID"/>
+        </w:rPr>
+        <w:t xml:space="preserve">about </w:t>
+      </w:r>
+      <w:r>
+        <w:rPr>
+          <w:lang w:val="en-ID"/>
+        </w:rPr>
+        <w:t xml:space="preserve">how well </w:t>
+      </w:r>
+      <w:r>
+        <w:rPr>
+          <w:lang w:val="en-ID"/>
+        </w:rPr>
+        <w:t>the model is</w:t>
+      </w:r>
+      <w:r>
+        <w:rPr>
+          <w:lang w:val="en-ID"/>
+        </w:rPr>
+        <w:t xml:space="preserve"> performs. </w:t>
+      </w:r>
     </w:p>
     <w:p>
       <w:pPr>
         <w:pStyle w:val="Para"/>
-      </w:pPr>
-      <w:r>
-        <w:t>2.2.3 C</w:t>
-      </w:r>
-      <w:r>
-        <w:t>lassification Report and Confusion Matrix</w:t>
+        <w:rPr>
+          <w:lang w:val="en-ID"/>
+        </w:rPr>
+      </w:pPr>
+      <w:r>
+        <w:rPr>
+          <w:lang w:val="en-ID"/>
+        </w:rPr>
+        <w:t>The details are:</w:t>
       </w:r>
     </w:p>
     <w:p>
       <w:pPr>
         <w:pStyle w:val="Para"/>
-      </w:pPr>
+        <w:rPr>
+          <w:lang w:val="en-ID"/>
+        </w:rPr>
+      </w:pPr>
+      <w:r>
+        <w:rPr>
+          <w:lang w:val="en-ID"/>
+        </w:rPr>
+        <w:t xml:space="preserve">Precision </w:t>
+      </w:r>
+      <w:r>
+        <w:rPr>
+          <w:lang w:val="en-ID"/>
+        </w:rPr>
+        <w:t>answers the question</w:t>
+      </w:r>
+      <w:r>
+        <w:rPr>
+          <w:lang w:val="en-ID"/>
+        </w:rPr>
+        <w:t xml:space="preserve"> about h</w:t>
+      </w:r>
+      <w:r>
+        <w:rPr>
+          <w:lang w:val="en-ID"/>
+        </w:rPr>
+        <w:t>ow many were correct</w:t>
+      </w:r>
+      <w:r>
+        <w:rPr>
+          <w:lang w:val="en-ID"/>
+        </w:rPr>
+        <w:t xml:space="preserve"> from</w:t>
+      </w:r>
+      <w:r>
+        <w:rPr>
+          <w:lang w:val="en-ID"/>
+        </w:rPr>
+        <w:t xml:space="preserve"> all the positive predictions</w:t>
+      </w:r>
+      <w:r>
+        <w:rPr>
+          <w:lang w:val="en-ID"/>
+        </w:rPr>
+        <w:t xml:space="preserve">. </w:t>
+      </w:r>
+      <w:r>
+        <w:rPr>
+          <w:lang w:val="en-ID"/>
+        </w:rPr>
+        <w:t xml:space="preserve">It </w:t>
+      </w:r>
+      <w:r>
+        <w:rPr>
+          <w:lang w:val="en-ID"/>
+        </w:rPr>
+        <w:t>is a metric that measures how often a predicted label is correct</w:t>
+      </w:r>
+      <w:r>
+        <w:rPr>
+          <w:lang w:val="en-ID"/>
+        </w:rPr>
+        <w:t>.</w:t>
+      </w:r>
     </w:p>
     <w:p>
       <w:pPr>
@@ -2465,19 +2579,121 @@
         <w:rPr>
           <w:lang w:val="en-ID"/>
         </w:rPr>
-        <w:t xml:space="preserve">The classification report </w:t>
-      </w:r>
-      <w:r>
-        <w:rPr>
-          <w:lang w:val="en-ID"/>
-        </w:rPr>
-        <w:t xml:space="preserve">shows </w:t>
-      </w:r>
-      <w:r>
-        <w:rPr>
-          <w:lang w:val="en-ID"/>
-        </w:rPr>
-        <w:t>a summary of the performance of the model by comparing the model's performance to other models or understanding where the model might be struggling. (Burkov, A., 2019).</w:t>
+        <w:t xml:space="preserve">Recall is </w:t>
+      </w:r>
+      <w:r>
+        <w:rPr>
+          <w:lang w:val="en-ID"/>
+        </w:rPr>
+        <w:t xml:space="preserve">known as </w:t>
+      </w:r>
+      <w:r>
+        <w:rPr>
+          <w:lang w:val="en-ID"/>
+        </w:rPr>
+        <w:t>sensitivity</w:t>
+      </w:r>
+      <w:r>
+        <w:rPr>
+          <w:lang w:val="en-ID"/>
+        </w:rPr>
+        <w:t xml:space="preserve"> </w:t>
+      </w:r>
+      <w:r>
+        <w:rPr>
+          <w:lang w:val="en-ID"/>
+        </w:rPr>
+        <w:t xml:space="preserve">or </w:t>
+      </w:r>
+      <w:r>
+        <w:rPr>
+          <w:lang w:val="en-ID"/>
+        </w:rPr>
+        <w:t>true positive rate</w:t>
+      </w:r>
+      <w:r>
+        <w:rPr>
+          <w:lang w:val="en-ID"/>
+        </w:rPr>
+        <w:t>. It is</w:t>
+      </w:r>
+      <w:r>
+        <w:rPr>
+          <w:lang w:val="en-ID"/>
+        </w:rPr>
+        <w:t xml:space="preserve"> </w:t>
+      </w:r>
+      <w:r>
+        <w:rPr>
+          <w:lang w:val="en-ID"/>
+        </w:rPr>
+        <w:t>a metric that measures how often a true label is correctly predicted</w:t>
+      </w:r>
+      <w:r>
+        <w:rPr>
+          <w:lang w:val="en-ID"/>
+        </w:rPr>
+        <w:t xml:space="preserve">. </w:t>
+      </w:r>
+      <w:r>
+        <w:rPr>
+          <w:lang w:val="en-ID"/>
+        </w:rPr>
+        <w:t xml:space="preserve">Recall (also): The proportion of true positive cases detected out of all actual positive cases. It </w:t>
+      </w:r>
+      <w:r>
+        <w:rPr>
+          <w:lang w:val="en-ID"/>
+        </w:rPr>
+        <w:t>showed</w:t>
+      </w:r>
+      <w:r>
+        <w:rPr>
+          <w:lang w:val="en-ID"/>
+        </w:rPr>
+        <w:t xml:space="preserve"> about</w:t>
+      </w:r>
+      <w:r>
+        <w:rPr>
+          <w:lang w:val="en-ID"/>
+        </w:rPr>
+        <w:t xml:space="preserve"> </w:t>
+      </w:r>
+      <w:r>
+        <w:rPr>
+          <w:lang w:val="en-ID"/>
+        </w:rPr>
+        <w:t>how many were correctly predicted</w:t>
+      </w:r>
+      <w:r>
+        <w:rPr>
+          <w:lang w:val="en-ID"/>
+        </w:rPr>
+        <w:t xml:space="preserve"> from</w:t>
+      </w:r>
+      <w:r>
+        <w:rPr>
+          <w:lang w:val="en-ID"/>
+        </w:rPr>
+        <w:t xml:space="preserve"> all </w:t>
+      </w:r>
+      <w:r>
+        <w:rPr>
+          <w:lang w:val="en-ID"/>
+        </w:rPr>
+        <w:t>true</w:t>
+      </w:r>
+      <w:r>
+        <w:rPr>
+          <w:lang w:val="en-ID"/>
+        </w:rPr>
+        <w:t xml:space="preserve"> positives</w:t>
+      </w:r>
+      <w:r>
+        <w:rPr>
+          <w:lang w:val="en-ID"/>
+        </w:rPr>
+        <w:t>.</w:t>
       </w:r>
     </w:p>
     <w:p>
@@ -2499,7 +2715,62 @@
         <w:rPr>
           <w:lang w:val="en-ID"/>
         </w:rPr>
-        <w:t>Accuracy shows the overall correctness of the model.</w:t>
+        <w:t xml:space="preserve">Precision-Recall AUC is </w:t>
+      </w:r>
+      <w:r>
+        <w:rPr>
+          <w:lang w:val="en-ID"/>
+        </w:rPr>
+        <w:t>came</w:t>
+      </w:r>
+      <w:r>
+        <w:rPr>
+          <w:lang w:val="en-ID"/>
+        </w:rPr>
+        <w:t xml:space="preserve"> from the Precision-Recall curve, which plots precision on the y-axis and recall on the x-axis. The curve visualizes the trade-off between precision and recall for different threshold settings of a model. The AUC (Area Under the Curve) quantifies the overall performance of the model</w:t>
+      </w:r>
+      <w:r>
+        <w:rPr>
+          <w:lang w:val="en-ID"/>
+        </w:rPr>
+        <w:t>. A</w:t>
+      </w:r>
+      <w:r>
+        <w:rPr>
+          <w:lang w:val="en-ID"/>
+        </w:rPr>
+        <w:t xml:space="preserve"> higher AUC </w:t>
+      </w:r>
+      <w:r>
+        <w:rPr>
+          <w:lang w:val="en-ID"/>
+        </w:rPr>
+        <w:lastRenderedPageBreak/>
+        <w:t xml:space="preserve">value </w:t>
+      </w:r>
+      <w:r>
+        <w:rPr>
+          <w:lang w:val="en-ID"/>
+        </w:rPr>
+        <w:t>indicates</w:t>
+      </w:r>
+      <w:r>
+        <w:rPr>
+          <w:lang w:val="en-ID"/>
+        </w:rPr>
+        <w:t xml:space="preserve"> better performance, </w:t>
+      </w:r>
+      <w:r>
+        <w:rPr>
+          <w:lang w:val="en-ID"/>
+        </w:rPr>
+        <w:t xml:space="preserve">especially </w:t>
+      </w:r>
+      <w:r>
+        <w:rPr>
+          <w:lang w:val="en-ID"/>
+        </w:rPr>
+        <w:t>in identifying minority class instances.</w:t>
       </w:r>
     </w:p>
     <w:p>
@@ -2509,6 +2780,30 @@
           <w:lang w:val="en-ID"/>
         </w:rPr>
       </w:pPr>
+      <w:r>
+        <w:rPr>
+          <w:lang w:val="en-ID"/>
+        </w:rPr>
+        <w:t>t</w:t>
+      </w:r>
+      <w:r>
+        <w:rPr>
+          <w:lang w:val="en-ID"/>
+        </w:rPr>
+        <w:t xml:space="preserve">his metric is </w:t>
+      </w:r>
+      <w:r>
+        <w:rPr>
+          <w:lang w:val="en-ID"/>
+        </w:rPr>
+        <w:t>very</w:t>
+      </w:r>
+      <w:r>
+        <w:rPr>
+          <w:lang w:val="en-ID"/>
+        </w:rPr>
+        <w:t xml:space="preserve"> useful when dealing with imbalanced datasets.</w:t>
+      </w:r>
     </w:p>
     <w:p>
       <w:pPr>
@@ -2521,7 +2816,61 @@
         <w:rPr>
           <w:lang w:val="en-ID"/>
         </w:rPr>
-        <w:t>The F1-score is the harmonic mean of precision and recall.</w:t>
+        <w:t>W</w:t>
+      </w:r>
+      <w:r>
+        <w:rPr>
+          <w:lang w:val="en-ID"/>
+        </w:rPr>
+        <w:t xml:space="preserve">hile </w:t>
+      </w:r>
+      <w:r>
+        <w:rPr>
+          <w:lang w:val="en-ID"/>
+        </w:rPr>
+        <w:t xml:space="preserve">accuracy alone </w:t>
+      </w:r>
+      <w:r>
+        <w:rPr>
+          <w:lang w:val="en-ID"/>
+        </w:rPr>
+        <w:t>sometimes</w:t>
+      </w:r>
+      <w:r>
+        <w:rPr>
+          <w:lang w:val="en-ID"/>
+        </w:rPr>
+        <w:t xml:space="preserve"> misleading</w:t>
+      </w:r>
+      <w:r>
+        <w:rPr>
+          <w:lang w:val="en-ID"/>
+        </w:rPr>
+        <w:t xml:space="preserve">, </w:t>
+      </w:r>
+      <w:r>
+        <w:rPr>
+          <w:lang w:val="en-ID"/>
+        </w:rPr>
+        <w:t>i</w:t>
+      </w:r>
+      <w:r>
+        <w:rPr>
+          <w:lang w:val="en-ID"/>
+        </w:rPr>
+        <w:t xml:space="preserve">n </w:t>
+      </w:r>
+      <w:r>
+        <w:rPr>
+          <w:lang w:val="en-ID"/>
+        </w:rPr>
+        <w:t>several</w:t>
+      </w:r>
+      <w:r>
+        <w:rPr>
+          <w:lang w:val="en-ID"/>
+        </w:rPr>
+        <w:t xml:space="preserve"> cases, the Precision-Recall AUC provides more insight into how well the model can identify the minority class while maintaining precision.</w:t>
       </w:r>
     </w:p>
     <w:p>
@@ -2535,13 +2884,7 @@
         <w:rPr>
           <w:lang w:val="en-ID"/>
         </w:rPr>
-        <w:t xml:space="preserve">Precision-Recall </w:t>
-      </w:r>
-      <w:r>
-        <w:rPr>
-          <w:lang w:val="en-ID"/>
-        </w:rPr>
-        <w:t>AUC (Area Under the Curve) is a performance metric that combines precision and recall into a single value, offering a summary of how well a binary classification model performs, especially on imbalanced datasets. Here's what each component means:</w:t>
+        <w:t>AUC = 1 represents a perfect model.</w:t>
       </w:r>
     </w:p>
     <w:p>
@@ -2551,6 +2894,12 @@
           <w:lang w:val="en-ID"/>
         </w:rPr>
       </w:pPr>
+      <w:r>
+        <w:rPr>
+          <w:lang w:val="en-ID"/>
+        </w:rPr>
+        <w:t>AUC = 0.5 suggests a random classifier.</w:t>
+      </w:r>
     </w:p>
     <w:p>
       <w:pPr>
@@ -2563,176 +2912,61 @@
         <w:rPr>
           <w:lang w:val="en-ID"/>
         </w:rPr>
-        <w:t>Precision is a metric that measures how often a predicted label is correct.</w:t>
-      </w:r>
-      <w:r>
-        <w:rPr>
-          <w:lang w:val="en-ID"/>
-        </w:rPr>
-        <w:t xml:space="preserve"> </w:t>
-      </w:r>
-      <w:r>
-        <w:rPr>
-          <w:lang w:val="en-ID"/>
-        </w:rPr>
-        <w:t>The proportion of true positive predictions out of all positive predictions made by the model. It answers the question, "Of all the positive predictions, how many were correct?"</w:t>
-      </w:r>
-    </w:p>
-    <w:p>
-      <w:pPr>
-        <w:pStyle w:val="Para"/>
-        <w:rPr>
-          <w:lang w:val="en-ID"/>
-        </w:rPr>
-      </w:pPr>
-    </w:p>
-    <w:p>
-      <w:pPr>
-        <w:pStyle w:val="Para"/>
-        <w:rPr>
-          <w:lang w:val="en-ID"/>
-        </w:rPr>
-      </w:pPr>
-      <w:r>
-        <w:rPr>
-          <w:lang w:val="en-ID"/>
-        </w:rPr>
-        <w:t>Recall is a metric that measures how often a true label is correctly predicted</w:t>
-      </w:r>
-      <w:r>
-        <w:rPr>
-          <w:lang w:val="en-ID"/>
-        </w:rPr>
-        <w:t xml:space="preserve">. </w:t>
-      </w:r>
-      <w:r>
-        <w:rPr>
-          <w:lang w:val="en-ID"/>
-        </w:rPr>
-        <w:t xml:space="preserve">Recall (also known as sensitivity or true positive rate): The proportion of true positive cases detected out of all actual positive cases. It answers the question, "Of all </w:t>
-      </w:r>
-      <w:r>
-        <w:rPr>
-          <w:lang w:val="en-ID"/>
-        </w:rPr>
-        <w:lastRenderedPageBreak/>
-        <w:t>actual positives, how many were correctly predicted?"</w:t>
-      </w:r>
-    </w:p>
-    <w:p>
-      <w:pPr>
-        <w:pStyle w:val="Para"/>
-        <w:rPr>
-          <w:lang w:val="en-ID"/>
-        </w:rPr>
-      </w:pPr>
-    </w:p>
-    <w:p>
-      <w:pPr>
-        <w:pStyle w:val="Para"/>
-        <w:rPr>
-          <w:lang w:val="en-ID"/>
-        </w:rPr>
-      </w:pPr>
-      <w:r>
-        <w:rPr>
-          <w:lang w:val="en-ID"/>
-        </w:rPr>
-        <w:t>The Precision-Recall AUC is derived from the Precision-Recall curve, which plots precision on the y-axis and recall on the x-axis. The curve visualizes the trade-off between precision and recall for different threshold settings of a model. The AUC (Area Under the Curve) quantifies the overall performance of the model; a higher AUC value indicates better performance, particularly in identifying minority class instances.</w:t>
-      </w:r>
-    </w:p>
-    <w:p>
-      <w:pPr>
-        <w:pStyle w:val="Para"/>
-        <w:rPr>
-          <w:lang w:val="en-ID"/>
-        </w:rPr>
-      </w:pPr>
-    </w:p>
-    <w:p>
-      <w:pPr>
-        <w:pStyle w:val="Para"/>
-        <w:rPr>
-          <w:lang w:val="en-ID"/>
-        </w:rPr>
-      </w:pPr>
-      <w:r>
-        <w:rPr>
-          <w:lang w:val="en-ID"/>
-        </w:rPr>
-        <w:t>This metric is particularly useful when dealing with imbalanced datasets, where accuracy alone may be misleading. In such cases, the Precision-Recall AUC provides more insight into how well the model can identify the minority class while maintaining precision.</w:t>
-      </w:r>
-    </w:p>
-    <w:p>
-      <w:pPr>
-        <w:pStyle w:val="Para"/>
-        <w:rPr>
-          <w:lang w:val="en-ID"/>
-        </w:rPr>
-      </w:pPr>
-    </w:p>
-    <w:p>
-      <w:pPr>
-        <w:pStyle w:val="Para"/>
-        <w:rPr>
-          <w:lang w:val="en-ID"/>
-        </w:rPr>
-      </w:pPr>
-      <w:r>
-        <w:rPr>
-          <w:lang w:val="en-ID"/>
-        </w:rPr>
-        <w:t>In general:</w:t>
-      </w:r>
-    </w:p>
-    <w:p>
-      <w:pPr>
-        <w:pStyle w:val="Para"/>
-        <w:rPr>
-          <w:lang w:val="en-ID"/>
-        </w:rPr>
-      </w:pPr>
-    </w:p>
-    <w:p>
-      <w:pPr>
-        <w:pStyle w:val="Para"/>
-        <w:rPr>
-          <w:lang w:val="en-ID"/>
-        </w:rPr>
-      </w:pPr>
-      <w:r>
-        <w:rPr>
-          <w:lang w:val="en-ID"/>
-        </w:rPr>
-        <w:t>AUC = 1 represents a perfect model.</w:t>
-      </w:r>
-    </w:p>
-    <w:p>
-      <w:pPr>
-        <w:pStyle w:val="Para"/>
-        <w:rPr>
-          <w:lang w:val="en-ID"/>
-        </w:rPr>
-      </w:pPr>
-      <w:r>
-        <w:rPr>
-          <w:lang w:val="en-ID"/>
-        </w:rPr>
-        <w:t>AUC = 0.5 suggests a random classifier.</w:t>
-      </w:r>
-    </w:p>
-    <w:p>
-      <w:pPr>
-        <w:pStyle w:val="Para"/>
-        <w:rPr>
-          <w:lang w:val="en-ID"/>
-        </w:rPr>
-      </w:pPr>
-      <w:r>
-        <w:rPr>
-          <w:lang w:val="en-ID"/>
-        </w:rPr>
-        <w:t>Precision-Recall AUC is often preferred over ROC AUC (Receiver Operating Characteristic Area Under the Curve) in cases of class imbalance because it focuses on the performance of the positive class (usually the minority class).</w:t>
+        <w:t>I</w:t>
+      </w:r>
+      <w:r>
+        <w:rPr>
+          <w:lang w:val="en-ID"/>
+        </w:rPr>
+        <w:t xml:space="preserve">n cases </w:t>
+      </w:r>
+      <w:r>
+        <w:rPr>
+          <w:lang w:val="en-ID"/>
+        </w:rPr>
+        <w:t>like</w:t>
+      </w:r>
+      <w:r>
+        <w:rPr>
+          <w:lang w:val="en-ID"/>
+        </w:rPr>
+        <w:t xml:space="preserve"> class imbalance</w:t>
+      </w:r>
+      <w:r>
+        <w:rPr>
+          <w:lang w:val="en-ID"/>
+        </w:rPr>
+        <w:t xml:space="preserve">, </w:t>
+      </w:r>
+      <w:r>
+        <w:rPr>
+          <w:lang w:val="en-ID"/>
+        </w:rPr>
+        <w:t>Precision-Recall AUC i</w:t>
+      </w:r>
+      <w:r>
+        <w:rPr>
+          <w:lang w:val="en-ID"/>
+        </w:rPr>
+        <w:t xml:space="preserve">s more </w:t>
+      </w:r>
+      <w:r>
+        <w:rPr>
+          <w:lang w:val="en-ID"/>
+        </w:rPr>
+        <w:t xml:space="preserve">preferred over ROC AUC (Receiver Operating Characteristic Area Under the Curve) because it focuses on the performance of </w:t>
+      </w:r>
+      <w:r>
+        <w:rPr>
+          <w:lang w:val="en-ID"/>
+        </w:rPr>
+        <w:t>minority class</w:t>
+      </w:r>
+      <w:r>
+        <w:rPr>
+          <w:lang w:val="en-ID"/>
+        </w:rPr>
+        <w:t>.</w:t>
       </w:r>
     </w:p>
     <w:p>
@@ -2789,37 +3023,103 @@
         <w:t>T</w:t>
       </w:r>
       <w:r>
-        <w:t xml:space="preserve">his research is structured as an empirical study aimed at understanding the impact of dataset composition, particularly comparing results between </w:t>
+        <w:t xml:space="preserve">his research is structured as </w:t>
+      </w:r>
+      <w:r>
+        <w:t>a</w:t>
+      </w:r>
+      <w:r>
+        <w:t xml:space="preserve"> study </w:t>
+      </w:r>
+      <w:r>
+        <w:t xml:space="preserve">with </w:t>
+      </w:r>
+      <w:r>
+        <w:t>the purpose</w:t>
+      </w:r>
+      <w:r>
+        <w:t xml:space="preserve"> </w:t>
+      </w:r>
+      <w:r>
+        <w:t>of understanding</w:t>
+      </w:r>
+      <w:r>
+        <w:t xml:space="preserve"> the impact of </w:t>
       </w:r>
       <w:r>
         <w:rPr>
           <w:b/>
           <w:bCs/>
         </w:rPr>
-        <w:t>balanced datasets</w:t>
-      </w:r>
-      <w:r>
-        <w:t xml:space="preserve"> versus </w:t>
+        <w:t>dataset composition</w:t>
+      </w:r>
+      <w:r>
+        <w:t xml:space="preserve">, particularly comparing results between </w:t>
       </w:r>
       <w:r>
         <w:rPr>
           <w:b/>
           <w:bCs/>
         </w:rPr>
-        <w:t>imbalanced datasets</w:t>
-      </w:r>
-      <w:r>
-        <w:t xml:space="preserve">, on AI model transparency and fairness. Additionally, it explores the effect of </w:t>
+        <w:t>balanced datasets</w:t>
+      </w:r>
+      <w:r>
+        <w:t xml:space="preserve"> versus </w:t>
       </w:r>
       <w:r>
         <w:rPr>
           <w:b/>
           <w:bCs/>
         </w:rPr>
+        <w:t>imbalanced datasets</w:t>
+      </w:r>
+      <w:r>
+        <w:t xml:space="preserve">, on AI model transparency and fairness. </w:t>
+      </w:r>
+      <w:r>
+        <w:t>Besides</w:t>
+      </w:r>
+      <w:r>
+        <w:t xml:space="preserve">, it explores the effect of </w:t>
+      </w:r>
+      <w:r>
+        <w:rPr>
+          <w:b/>
+          <w:bCs/>
+        </w:rPr>
         <w:t>sample size</w:t>
       </w:r>
       <w:r>
-        <w:t xml:space="preserve"> by comparing the performance of models trained on small datasets versus those trained on large datasets. The focus is to evaluate how imbalances in data and variations in sample sizes contribute to bias in AI decision-making and to assess potential mitigation strategies, such as balancing techniques, in improving model fairness and transparency.</w:t>
+        <w:t xml:space="preserve"> by comparing the performance of models trained on </w:t>
+      </w:r>
+      <w:r>
+        <w:rPr>
+          <w:b/>
+          <w:bCs/>
+        </w:rPr>
+        <w:t xml:space="preserve">small datasets </w:t>
+      </w:r>
+      <w:r>
+        <w:t>versus those trained on</w:t>
+      </w:r>
+      <w:r>
+        <w:rPr>
+          <w:b/>
+          <w:bCs/>
+        </w:rPr>
+        <w:t xml:space="preserve"> large datasets.</w:t>
+      </w:r>
+      <w:r>
+        <w:t xml:space="preserve"> The focus is to evaluate how imbalances in data and variations in sample sizes contribute to bias in AI decision-making and to </w:t>
+      </w:r>
+      <w:r>
+        <w:t>assess potential</w:t>
+      </w:r>
+      <w:r>
+        <w:t xml:space="preserve"> </w:t>
+      </w:r>
+      <w:r>
+        <w:t>balancing techniques, in improving model fairness and transparency.</w:t>
       </w:r>
     </w:p>
     <w:p>
@@ -2827,13 +3127,47 @@
         <w:pStyle w:val="Para"/>
       </w:pPr>
       <w:r>
-        <w:t>To achieve this, both quantitative analysis and comparative evaluations were conducted using various machine learning models on synthetic datasets. The study focuses on exploring how different dataset sizes and imbalances influence model performance, bias evaluation, and fairness.</w:t>
+        <w:t xml:space="preserve">To achieve this, </w:t>
+      </w:r>
+      <w:r>
+        <w:rPr>
+          <w:b/>
+          <w:bCs/>
+        </w:rPr>
+        <w:t>synthetic dataset</w:t>
+      </w:r>
+      <w:r>
+        <w:t xml:space="preserve"> </w:t>
+      </w:r>
+      <w:r>
+        <w:t>was used</w:t>
+      </w:r>
+      <w:r>
+        <w:t xml:space="preserve"> for </w:t>
+      </w:r>
+      <w:r>
+        <w:t xml:space="preserve">both quantitative analysis and comparative evaluations using </w:t>
+      </w:r>
+      <w:r>
+        <w:t xml:space="preserve">a </w:t>
+      </w:r>
+      <w:r>
+        <w:t xml:space="preserve">machine learning model. </w:t>
       </w:r>
     </w:p>
     <w:p>
       <w:pPr>
         <w:pStyle w:val="Para"/>
       </w:pPr>
+      <w:r>
+        <w:t>Th</w:t>
+      </w:r>
+      <w:r>
+        <w:t>is</w:t>
+      </w:r>
+      <w:r>
+        <w:t xml:space="preserve"> study focuses on exploring how different dataset sizes and imbalances influence model performance, bias evaluation, and fairness.</w:t>
+      </w:r>
     </w:p>
     <w:p>
       <w:pPr>
@@ -2843,7 +3177,13 @@
         <w:t>T</w:t>
       </w:r>
       <w:r>
-        <w:t>echniques such as precision-recall curves, confusion matrices, and Local Interpretable Model-Agnostic Explanations (LIME) were employed to analyze and interpret model predictions and bias.</w:t>
+        <w:t xml:space="preserve">echniques such as precision-recall curves, confusion matrices, and Local Interpretable Model-Agnostic Explanations (LIME) were </w:t>
+      </w:r>
+      <w:r>
+        <w:t>us</w:t>
+      </w:r>
+      <w:r>
+        <w:t>ed to analyze and interpret model predictions and bias.</w:t>
       </w:r>
     </w:p>
     <w:p>
@@ -2864,7 +3204,6 @@
         <w:pStyle w:val="Para"/>
       </w:pPr>
       <w:r>
-        <w:lastRenderedPageBreak/>
         <w:t xml:space="preserve">The datasets used for this study were synthetic, created to simulate real-world class imbalance scenarios. </w:t>
       </w:r>
     </w:p>
@@ -2902,7 +3241,11 @@
         </w:numPr>
       </w:pPr>
       <w:r>
-        <w:t>Imbalanced Dataset: This dataset had a 99:1 class distribution, where 99% of the data points belonged to the majority class and 1% to the minority class. This extreme imbalance allowed for the investigation of how model bias becomes more pronounced as the imbalance increases.</w:t>
+        <w:t xml:space="preserve">Imbalanced Dataset: This dataset had a 99:1 class distribution, where 99% of the data points belonged to the majority class and 1% to the minority class. This extreme imbalance allowed for the </w:t>
+      </w:r>
+      <w:r>
+        <w:lastRenderedPageBreak/>
+        <w:t>investigation of how model bias becomes more pronounced as the imbalance increases.</w:t>
       </w:r>
     </w:p>
     <w:p>
@@ -2936,10 +3279,7 @@
         <w:pStyle w:val="Para"/>
       </w:pPr>
       <w:r>
-        <w:t xml:space="preserve">To evaluate the effects of dataset composition on bias and fairness, the study employed Logistic Regression as the primary machine learning model. Logistic regression was selected for its interpretability and widespread use in </w:t>
-      </w:r>
-      <w:r>
-        <w:t>classification tasks. In addition, LIME (Local Interpretable Model-Agnostic Explanations) was applied to provide insights into model decisions, particularly how the features contributed to predictions in both balanced and imbalanced datasets.</w:t>
+        <w:t>To evaluate the effects of dataset composition on bias and fairness, the study employed Logistic Regression as the primary machine learning model. Logistic regression was selected for its interpretability and widespread use in classification tasks. In addition, LIME (Local Interpretable Model-Agnostic Explanations) was applied to provide insights into model decisions, particularly how the features contributed to predictions in both balanced and imbalanced datasets.</w:t>
       </w:r>
     </w:p>
     <w:p>
@@ -2960,7 +3300,10 @@
         <w:pStyle w:val="Para"/>
       </w:pPr>
       <w:r>
-        <w:t xml:space="preserve">To explore methods for mitigating bias, the study utilized the Synthetic Minority Over-sampling Technique (SMOTE) on imbalanced datasets. SMOTE is an oversampling technique that generates synthetic samples for the minority class to balance the class distribution. The model performance with and without SMOTE was compared to </w:t>
+        <w:t xml:space="preserve">To explore methods for mitigating bias, the study utilized the Synthetic Minority Over-sampling Technique (SMOTE) on imbalanced datasets. SMOTE is an oversampling technique that generates synthetic samples for the minority class to balance the class distribution. The model performance with and without SMOTE was </w:t>
+      </w:r>
+      <w:r>
+        <w:t xml:space="preserve">compared to </w:t>
       </w:r>
       <w:r>
         <w:t>assessing</w:t>
@@ -2993,7 +3336,13 @@
         <w:t>balanced</w:t>
       </w:r>
       <w:r>
-        <w:t xml:space="preserve"> and imbalanced datasets using cross-entropy loss as the objective function. The model was trained using stochastic gradient descent (SGD) with a learning rate of 0.01. Each model was evaluated based on the following performance metrics:</w:t>
+        <w:t xml:space="preserve"> and imbalanced datasets using cross-entropy loss as the objective function</w:t>
+      </w:r>
+      <w:r>
+        <w:t>.</w:t>
+      </w:r>
+      <w:r>
+        <w:t xml:space="preserve"> Each model was evaluated based on the following performance metrics:</w:t>
       </w:r>
       <w:r>
         <w:t xml:space="preserve"> </w:t>
@@ -3036,82 +3385,85 @@
         <w:pStyle w:val="Para"/>
       </w:pPr>
       <w:r>
+        <w:t>3.6 Evaluation with Precision-Recall Curves</w:t>
+      </w:r>
+    </w:p>
+    <w:p>
+      <w:pPr>
+        <w:pStyle w:val="Para"/>
+      </w:pPr>
+      <w:r>
+        <w:t>To assess model performance across the different dataset conditions, precision-recall curves were plotted for both balanced and imbalanced datasets. Precision-recall curves provide a clearer picture of model performance when dealing with highly imbalanced datasets, where accuracy alone can be misleading. The area under the precision-recall curve (AUC-PR) was used as a key metric to quantify the performance of models on imbalanced data. Lower AUC scores indicate poor minority class prediction and increased bias.</w:t>
+      </w:r>
+    </w:p>
+    <w:p>
+      <w:pPr>
+        <w:pStyle w:val="Para"/>
+      </w:pPr>
+    </w:p>
+    <w:p>
+      <w:pPr>
+        <w:pStyle w:val="Para"/>
+      </w:pPr>
+      <w:r>
+        <w:t>3.7 LIME Explanations for Model Interpretability</w:t>
+      </w:r>
+    </w:p>
+    <w:p>
+      <w:pPr>
+        <w:pStyle w:val="Para"/>
+      </w:pPr>
+      <w:r>
+        <w:t xml:space="preserve">To enhance model transparency, LIME was employed to generate interpretable explanations of the model's predictions. LIME works by </w:t>
+      </w:r>
+      <w:r>
         <w:lastRenderedPageBreak/>
-        <w:t>3.6 Evaluation with Precision-Recall Curves</w:t>
+        <w:t>perturbing the input data and observing how these changes affect the model's predictions, allowing for a deeper understanding of how features contribute to the decision-making process. LIME explanations were generated for both balanced and imbalanced datasets at different sample sizes, providing insights into whether and how the model's interpretation changes with dataset composition and size.</w:t>
       </w:r>
     </w:p>
     <w:p>
       <w:pPr>
         <w:pStyle w:val="Para"/>
       </w:pPr>
-      <w:r>
-        <w:t>To assess model performance across the different dataset conditions, precision-recall curves were plotted for both balanced and imbalanced datasets. Precision-recall curves provide a clearer picture of model performance when dealing with highly imbalanced datasets, where accuracy alone can be misleading. The area under the precision-recall curve (AUC-PR) was used as a key metric to quantify the performance of models on imbalanced data. Lower AUC scores indicate poor minority class prediction and increased bias.</w:t>
-      </w:r>
     </w:p>
     <w:p>
       <w:pPr>
         <w:pStyle w:val="Para"/>
       </w:pPr>
+      <w:r>
+        <w:t>3.8 Method for Analyzing Bias</w:t>
+      </w:r>
     </w:p>
     <w:p>
       <w:pPr>
         <w:pStyle w:val="Para"/>
       </w:pPr>
       <w:r>
-        <w:t>3.7 LIME Explanations for Model Interpretability</w:t>
+        <w:t>The study employed confusion matrices to visualize the model's performance in predicting both the majority and minority classes. Additionally, recall for the minority class was emphasized to highlight how imbalanced datasets affect the model's ability to identify minority instances. The comparison between results on smaller sample sizes (n = 10,000) and larger sample sizes (n = 1,000,000) provided insights into how small sample sizes can mislead bias evaluation.</w:t>
       </w:r>
     </w:p>
     <w:p>
       <w:pPr>
         <w:pStyle w:val="Para"/>
       </w:pPr>
-      <w:r>
-        <w:t>To enhance model transparency, LIME was employed to generate interpretable explanations of the model's predictions. LIME works by perturbing the input data and observing how these changes affect the model's predictions, allowing for a deeper understanding of how features contribute to the decision-making process. LIME explanations were generated for both balanced and imbalanced datasets at different sample sizes, providing insights into whether and how the model's interpretation changes with dataset composition and size.</w:t>
-      </w:r>
     </w:p>
     <w:p>
       <w:pPr>
         <w:pStyle w:val="Para"/>
       </w:pPr>
+      <w:r>
+        <w:t>3.9 Limitations of the Methodology</w:t>
+      </w:r>
     </w:p>
     <w:p>
       <w:pPr>
         <w:pStyle w:val="Para"/>
       </w:pPr>
       <w:r>
-        <w:t>3.8 Method for Analyzing Bias</w:t>
-      </w:r>
-    </w:p>
-    <w:p>
-      <w:pPr>
-        <w:pStyle w:val="Para"/>
-      </w:pPr>
-      <w:r>
-        <w:t xml:space="preserve">The study employed confusion matrices to visualize the model's performance in predicting both the majority and minority classes. </w:t>
-      </w:r>
-      <w:r>
-        <w:t>Additionally, recall for the minority class was emphasized to highlight how imbalanced datasets affect the model's ability to identify minority instances. The comparison between results on smaller sample sizes (n = 10,000) and larger sample sizes (n = 1,000,000) provided insights into how small sample sizes can mislead bias evaluation.</w:t>
-      </w:r>
-    </w:p>
-    <w:p>
-      <w:pPr>
-        <w:pStyle w:val="Para"/>
-      </w:pPr>
-    </w:p>
-    <w:p>
-      <w:pPr>
-        <w:pStyle w:val="Para"/>
-      </w:pPr>
-      <w:r>
-        <w:t>3.9 Limitations of the Methodology</w:t>
-      </w:r>
-    </w:p>
-    <w:p>
-      <w:pPr>
-        <w:pStyle w:val="Para"/>
-      </w:pPr>
-      <w:r>
-        <w:t>While the synthetic datasets allowed for controlled experimentation, they do not fully capture the complexity of real-world data, which can be noisy and contain missing values. Additionally, this study focuses on logistic regression, a simpler model. The findings may not generalize to more complex models like neural networks, which may behave differently under conditions of imbalance. Future work should extend these methods to real-world datasets and more complex machine learning models to validate the findings.</w:t>
+        <w:t xml:space="preserve">While the synthetic datasets allowed for controlled experimentation, they do not fully capture the complexity of real-world data, which can be noisy and contain missing values. Additionally, this study focuses on logistic regression, a simpler model. The findings may not generalize to more complex models like </w:t>
+      </w:r>
+      <w:r>
+        <w:t>neural networks, which may behave differently under conditions of imbalance. Future work should extend these methods to real-world datasets and more complex machine learning models to validate the findings.</w:t>
       </w:r>
     </w:p>
     <w:p>
@@ -3225,7 +3577,6 @@
           <w:szCs w:val="24"/>
           <w14:ligatures w14:val="standard"/>
         </w:rPr>
-        <w:lastRenderedPageBreak/>
         <w:drawing>
           <wp:inline distT="0" distB="0" distL="0" distR="0" wp14:anchorId="35D33318" wp14:editId="43AE1C3D">
             <wp:extent cx="3048000" cy="1819275"/>
@@ -3424,47 +3775,7 @@
           <w:szCs w:val="24"/>
           <w:lang w:val="en-ID" w:eastAsia="ja-JP"/>
         </w:rPr>
-        <w:t xml:space="preserve">between </w:t>
-      </w:r>
-      <w:proofErr w:type="spellStart"/>
-      <w:r>
-        <w:rPr>
-          <w:rFonts w:ascii="Times New Roman" w:hAnsi="Times New Roman" w:cs="Times New Roman"/>
-          <w:sz w:val="24"/>
-          <w:szCs w:val="24"/>
-          <w:lang w:val="en-ID" w:eastAsia="ja-JP"/>
-        </w:rPr>
-        <w:t>n_samples</w:t>
-      </w:r>
-      <w:proofErr w:type="spellEnd"/>
-      <w:r>
-        <w:rPr>
-          <w:rFonts w:ascii="Times New Roman" w:hAnsi="Times New Roman" w:cs="Times New Roman"/>
-          <w:sz w:val="24"/>
-          <w:szCs w:val="24"/>
-          <w:lang w:val="en-ID" w:eastAsia="ja-JP"/>
-        </w:rPr>
-        <w:t xml:space="preserve">=10000 and </w:t>
-      </w:r>
-      <w:proofErr w:type="spellStart"/>
-      <w:r>
-        <w:rPr>
-          <w:rFonts w:ascii="Times New Roman" w:hAnsi="Times New Roman" w:cs="Times New Roman"/>
-          <w:sz w:val="24"/>
-          <w:szCs w:val="24"/>
-          <w:lang w:val="en-ID" w:eastAsia="ja-JP"/>
-        </w:rPr>
-        <w:t>n_samples</w:t>
-      </w:r>
-      <w:proofErr w:type="spellEnd"/>
-      <w:r>
-        <w:rPr>
-          <w:rFonts w:ascii="Times New Roman" w:hAnsi="Times New Roman" w:cs="Times New Roman"/>
-          <w:sz w:val="24"/>
-          <w:szCs w:val="24"/>
-          <w:lang w:val="en-ID" w:eastAsia="ja-JP"/>
-        </w:rPr>
-        <w:t>=1000000.</w:t>
+        <w:t>between n_samples=10000 and n_samples=1000000.</w:t>
       </w:r>
     </w:p>
     <w:p>
@@ -3508,47 +3819,8 @@
           <w:szCs w:val="24"/>
           <w:lang w:val="en-ID" w:eastAsia="ja-JP"/>
         </w:rPr>
-        <w:t xml:space="preserve">In the case imbalanced dataset, the results differ significantly between </w:t>
-      </w:r>
-      <w:proofErr w:type="spellStart"/>
-      <w:r>
-        <w:rPr>
-          <w:rFonts w:ascii="Times New Roman" w:hAnsi="Times New Roman" w:cs="Times New Roman"/>
-          <w:sz w:val="24"/>
-          <w:szCs w:val="24"/>
-          <w:lang w:val="en-ID" w:eastAsia="ja-JP"/>
-        </w:rPr>
-        <w:t>n_samples</w:t>
-      </w:r>
-      <w:proofErr w:type="spellEnd"/>
-      <w:r>
-        <w:rPr>
-          <w:rFonts w:ascii="Times New Roman" w:hAnsi="Times New Roman" w:cs="Times New Roman"/>
-          <w:sz w:val="24"/>
-          <w:szCs w:val="24"/>
-          <w:lang w:val="en-ID" w:eastAsia="ja-JP"/>
-        </w:rPr>
-        <w:t xml:space="preserve">=10000 and </w:t>
-      </w:r>
-      <w:proofErr w:type="spellStart"/>
-      <w:r>
-        <w:rPr>
-          <w:rFonts w:ascii="Times New Roman" w:hAnsi="Times New Roman" w:cs="Times New Roman"/>
-          <w:sz w:val="24"/>
-          <w:szCs w:val="24"/>
-          <w:lang w:val="en-ID" w:eastAsia="ja-JP"/>
-        </w:rPr>
-        <w:t>n_samples</w:t>
-      </w:r>
-      <w:proofErr w:type="spellEnd"/>
-      <w:r>
-        <w:rPr>
-          <w:rFonts w:ascii="Times New Roman" w:hAnsi="Times New Roman" w:cs="Times New Roman"/>
-          <w:sz w:val="24"/>
-          <w:szCs w:val="24"/>
-          <w:lang w:val="en-ID" w:eastAsia="ja-JP"/>
-        </w:rPr>
-        <w:t>=1000000.</w:t>
+        <w:lastRenderedPageBreak/>
+        <w:t>In the case imbalanced dataset, the results differ significantly between n_samples=10000 and n_samples=1000000.</w:t>
       </w:r>
     </w:p>
     <w:p>
@@ -3569,9 +3841,8 @@
           <w:szCs w:val="24"/>
           <w:lang w:val="en-ID" w:eastAsia="ja-JP"/>
         </w:rPr>
-        <w:t xml:space="preserve">For </w:t>
-      </w:r>
-      <w:proofErr w:type="spellStart"/>
+        <w:t xml:space="preserve">For n_samples=10000, the model is still able to identify some minority class instances, with a recall of 0.72 for class 1. This </w:t>
+      </w:r>
       <w:r>
         <w:rPr>
           <w:rFonts w:ascii="Times New Roman" w:hAnsi="Times New Roman" w:cs="Times New Roman"/>
@@ -3579,46 +3850,7 @@
           <w:szCs w:val="24"/>
           <w:lang w:val="en-ID" w:eastAsia="ja-JP"/>
         </w:rPr>
-        <w:t>n_samples</w:t>
-      </w:r>
-      <w:proofErr w:type="spellEnd"/>
-      <w:r>
-        <w:rPr>
-          <w:rFonts w:ascii="Times New Roman" w:hAnsi="Times New Roman" w:cs="Times New Roman"/>
-          <w:sz w:val="24"/>
-          <w:szCs w:val="24"/>
-          <w:lang w:val="en-ID" w:eastAsia="ja-JP"/>
-        </w:rPr>
-        <w:t xml:space="preserve">=10000, the model is still able to identify some minority class instances, with a recall of 0.72 for class 1. This </w:t>
-      </w:r>
-      <w:r>
-        <w:rPr>
-          <w:rFonts w:ascii="Times New Roman" w:hAnsi="Times New Roman" w:cs="Times New Roman"/>
-          <w:sz w:val="24"/>
-          <w:szCs w:val="24"/>
-          <w:lang w:val="en-ID" w:eastAsia="ja-JP"/>
-        </w:rPr>
-        <w:t xml:space="preserve">is </w:t>
-      </w:r>
-      <w:proofErr w:type="spellStart"/>
-      <w:r>
-        <w:rPr>
-          <w:rFonts w:ascii="Times New Roman" w:hAnsi="Times New Roman" w:cs="Times New Roman"/>
-          <w:sz w:val="24"/>
-          <w:szCs w:val="24"/>
-          <w:lang w:val="en-ID" w:eastAsia="ja-JP"/>
-        </w:rPr>
-        <w:t>fakely</w:t>
-      </w:r>
-      <w:proofErr w:type="spellEnd"/>
-      <w:r>
-        <w:rPr>
-          <w:rFonts w:ascii="Times New Roman" w:hAnsi="Times New Roman" w:cs="Times New Roman"/>
-          <w:sz w:val="24"/>
-          <w:szCs w:val="24"/>
-          <w:lang w:val="en-ID" w:eastAsia="ja-JP"/>
-        </w:rPr>
-        <w:t xml:space="preserve"> </w:t>
+        <w:t xml:space="preserve">is fakely </w:t>
       </w:r>
       <w:r>
         <w:rPr>
@@ -3668,27 +3900,7 @@
           <w:szCs w:val="24"/>
           <w:lang w:val="en-ID" w:eastAsia="ja-JP"/>
         </w:rPr>
-        <w:t xml:space="preserve"> The relatively higher recall at </w:t>
-      </w:r>
-      <w:proofErr w:type="spellStart"/>
-      <w:r>
-        <w:rPr>
-          <w:rFonts w:ascii="Times New Roman" w:hAnsi="Times New Roman" w:cs="Times New Roman"/>
-          <w:sz w:val="24"/>
-          <w:szCs w:val="24"/>
-          <w:lang w:val="en-ID" w:eastAsia="ja-JP"/>
-        </w:rPr>
-        <w:t>n_samples</w:t>
-      </w:r>
-      <w:proofErr w:type="spellEnd"/>
-      <w:r>
-        <w:rPr>
-          <w:rFonts w:ascii="Times New Roman" w:hAnsi="Times New Roman" w:cs="Times New Roman"/>
-          <w:sz w:val="24"/>
-          <w:szCs w:val="24"/>
-          <w:lang w:val="en-ID" w:eastAsia="ja-JP"/>
-        </w:rPr>
-        <w:t>=10000 does not reflect true model capability but rather statistical noise due to the smaller sample size.</w:t>
+        <w:t xml:space="preserve"> The relatively higher recall at n_samples=10000 does not reflect true model capability but rather statistical noise due to the smaller sample size.</w:t>
       </w:r>
     </w:p>
     <w:p>
@@ -3709,27 +3921,7 @@
           <w:szCs w:val="24"/>
           <w:lang w:val="en-ID" w:eastAsia="ja-JP"/>
         </w:rPr>
-        <w:t xml:space="preserve">When </w:t>
-      </w:r>
-      <w:proofErr w:type="spellStart"/>
-      <w:r>
-        <w:rPr>
-          <w:rFonts w:ascii="Times New Roman" w:hAnsi="Times New Roman" w:cs="Times New Roman"/>
-          <w:sz w:val="24"/>
-          <w:szCs w:val="24"/>
-          <w:lang w:val="en-ID" w:eastAsia="ja-JP"/>
-        </w:rPr>
-        <w:t>n_samples</w:t>
-      </w:r>
-      <w:proofErr w:type="spellEnd"/>
-      <w:r>
-        <w:rPr>
-          <w:rFonts w:ascii="Times New Roman" w:hAnsi="Times New Roman" w:cs="Times New Roman"/>
-          <w:sz w:val="24"/>
-          <w:szCs w:val="24"/>
-          <w:lang w:val="en-ID" w:eastAsia="ja-JP"/>
-        </w:rPr>
-        <w:t xml:space="preserve"> is increased to 1000000, the model fails to recognize any minority class instances, resulting in a recall of 0 for class 1. This demonstrates the inherent bias towards the majority class, which becomes more apparent as the dataset size increases and the extreme imbalance dominates the model's learning process.</w:t>
+        <w:t>When n_samples is increased to 1000000, the model fails to recognize any minority class instances, resulting in a recall of 0 for class 1. This demonstrates the inherent bias towards the majority class, which becomes more apparent as the dataset size increases and the extreme imbalance dominates the model's learning process.</w:t>
       </w:r>
     </w:p>
     <w:p>
@@ -3750,27 +3942,7 @@
           <w:szCs w:val="24"/>
           <w:lang w:val="en-ID" w:eastAsia="ja-JP"/>
         </w:rPr>
-        <w:t xml:space="preserve">This outcome highlights that the model's performance with </w:t>
-      </w:r>
-      <w:proofErr w:type="spellStart"/>
-      <w:r>
-        <w:rPr>
-          <w:rFonts w:ascii="Times New Roman" w:hAnsi="Times New Roman" w:cs="Times New Roman"/>
-          <w:sz w:val="24"/>
-          <w:szCs w:val="24"/>
-          <w:lang w:val="en-ID" w:eastAsia="ja-JP"/>
-        </w:rPr>
-        <w:t>n_samples</w:t>
-      </w:r>
-      <w:proofErr w:type="spellEnd"/>
-      <w:r>
-        <w:rPr>
-          <w:rFonts w:ascii="Times New Roman" w:hAnsi="Times New Roman" w:cs="Times New Roman"/>
-          <w:sz w:val="24"/>
-          <w:szCs w:val="24"/>
-          <w:lang w:val="en-ID" w:eastAsia="ja-JP"/>
-        </w:rPr>
-        <w:t>=10000 falsely suggests reduced bias, while in reality, the imbalance severely impacts the model's ability to learn about and correctly classify the minority class, particularly at larger scales.</w:t>
+        <w:t>This outcome highlights that the model's performance with n_samples=10000 falsely suggests reduced bias, while in reality, the imbalance severely impacts the model's ability to learn about and correctly classify the minority class, particularly at larger scales.</w:t>
       </w:r>
     </w:p>
     <w:p>
@@ -3791,27 +3963,7 @@
           <w:szCs w:val="24"/>
           <w:lang w:val="en-ID" w:eastAsia="ja-JP"/>
         </w:rPr>
-        <w:t xml:space="preserve">However, when the number of samples is increased to </w:t>
-      </w:r>
-      <w:proofErr w:type="spellStart"/>
-      <w:r>
-        <w:rPr>
-          <w:rFonts w:ascii="Times New Roman" w:hAnsi="Times New Roman" w:cs="Times New Roman"/>
-          <w:sz w:val="24"/>
-          <w:szCs w:val="24"/>
-          <w:lang w:val="en-ID" w:eastAsia="ja-JP"/>
-        </w:rPr>
-        <w:t>n_samples</w:t>
-      </w:r>
-      <w:proofErr w:type="spellEnd"/>
-      <w:r>
-        <w:rPr>
-          <w:rFonts w:ascii="Times New Roman" w:hAnsi="Times New Roman" w:cs="Times New Roman"/>
-          <w:sz w:val="24"/>
-          <w:szCs w:val="24"/>
-          <w:lang w:val="en-ID" w:eastAsia="ja-JP"/>
-        </w:rPr>
-        <w:t>=1000000, the model completely fails to recognize the minority class, resulting in a recall of 0 for class 1. This means that none of the true positives are correctly detected, highlighting the extreme bias towards the majority class due to the imbalance (99.9% of class 0 versus 0.1% of class 1).</w:t>
+        <w:t>However, when the number of samples is increased to n_samples=1000000, the model completely fails to recognize the minority class, resulting in a recall of 0 for class 1. This means that none of the true positives are correctly detected, highlighting the extreme bias towards the majority class due to the imbalance (99.9% of class 0 versus 0.1% of class 1).</w:t>
       </w:r>
     </w:p>
     <w:p>
@@ -3832,28 +3984,7 @@
           <w:szCs w:val="24"/>
           <w:lang w:val="en-ID" w:eastAsia="ja-JP"/>
         </w:rPr>
-        <w:lastRenderedPageBreak/>
-        <w:t xml:space="preserve">This </w:t>
-      </w:r>
-      <w:proofErr w:type="spellStart"/>
-      <w:r>
-        <w:rPr>
-          <w:rFonts w:ascii="Times New Roman" w:hAnsi="Times New Roman" w:cs="Times New Roman"/>
-          <w:sz w:val="24"/>
-          <w:szCs w:val="24"/>
-          <w:lang w:val="en-ID" w:eastAsia="ja-JP"/>
-        </w:rPr>
-        <w:t>behavior</w:t>
-      </w:r>
-      <w:proofErr w:type="spellEnd"/>
-      <w:r>
-        <w:rPr>
-          <w:rFonts w:ascii="Times New Roman" w:hAnsi="Times New Roman" w:cs="Times New Roman"/>
-          <w:sz w:val="24"/>
-          <w:szCs w:val="24"/>
-          <w:lang w:val="en-ID" w:eastAsia="ja-JP"/>
-        </w:rPr>
-        <w:t xml:space="preserve"> is not caused by deficiencies in the model itself but rather by the dataset imbalance. The confusion matrix clearly shows that the model is highly biased, with the recall for the minority class being 0, demonstrating that the model struggles when faced with extremely imbalanced data at a larger scale.</w:t>
+        <w:t>This behavior is not caused by deficiencies in the model itself but rather by the dataset imbalance. The confusion matrix clearly shows that the model is highly biased, with the recall for the minority class being 0, demonstrating that the model struggles when faced with extremely imbalanced data at a larger scale.</w:t>
       </w:r>
     </w:p>
     <w:p>
@@ -4144,47 +4275,8 @@
           <w:szCs w:val="24"/>
           <w:lang w:val="en-ID" w:eastAsia="ja-JP"/>
         </w:rPr>
-        <w:t xml:space="preserve">between </w:t>
-      </w:r>
-      <w:proofErr w:type="spellStart"/>
-      <w:r>
-        <w:rPr>
-          <w:rFonts w:ascii="Times New Roman" w:hAnsi="Times New Roman" w:cs="Times New Roman"/>
-          <w:sz w:val="24"/>
-          <w:szCs w:val="24"/>
-          <w:lang w:val="en-ID" w:eastAsia="ja-JP"/>
-        </w:rPr>
-        <w:t>n_samples</w:t>
-      </w:r>
-      <w:proofErr w:type="spellEnd"/>
-      <w:r>
-        <w:rPr>
-          <w:rFonts w:ascii="Times New Roman" w:hAnsi="Times New Roman" w:cs="Times New Roman"/>
-          <w:sz w:val="24"/>
-          <w:szCs w:val="24"/>
-          <w:lang w:val="en-ID" w:eastAsia="ja-JP"/>
-        </w:rPr>
-        <w:t xml:space="preserve">=10000 and </w:t>
-      </w:r>
-      <w:proofErr w:type="spellStart"/>
-      <w:r>
-        <w:rPr>
-          <w:rFonts w:ascii="Times New Roman" w:hAnsi="Times New Roman" w:cs="Times New Roman"/>
-          <w:sz w:val="24"/>
-          <w:szCs w:val="24"/>
-          <w:lang w:val="en-ID" w:eastAsia="ja-JP"/>
-        </w:rPr>
-        <w:t>n_samples</w:t>
-      </w:r>
-      <w:proofErr w:type="spellEnd"/>
-      <w:r>
-        <w:rPr>
-          <w:rFonts w:ascii="Times New Roman" w:hAnsi="Times New Roman" w:cs="Times New Roman"/>
-          <w:sz w:val="24"/>
-          <w:szCs w:val="24"/>
-          <w:lang w:val="en-ID" w:eastAsia="ja-JP"/>
-        </w:rPr>
-        <w:t>=1000000.</w:t>
+        <w:lastRenderedPageBreak/>
+        <w:t>between n_samples=10000 and n_samples=1000000.</w:t>
       </w:r>
     </w:p>
     <w:p>
@@ -4267,17 +4359,7 @@
           <w:szCs w:val="24"/>
           <w:lang w:val="en-ID" w:eastAsia="ja-JP"/>
         </w:rPr>
-        <w:t xml:space="preserve">This showcases the challenges of training </w:t>
-      </w:r>
-      <w:r>
-        <w:rPr>
-          <w:rFonts w:ascii="Times New Roman" w:hAnsi="Times New Roman" w:cs="Times New Roman"/>
-          <w:bCs w:val="0"/>
-          <w:sz w:val="24"/>
-          <w:szCs w:val="24"/>
-          <w:lang w:val="en-ID" w:eastAsia="ja-JP"/>
-        </w:rPr>
-        <w:t>models on imbalanced datasets, which has poor recall for minority classes.</w:t>
+        <w:t>This showcases the challenges of training models on imbalanced datasets, which has poor recall for minority classes.</w:t>
       </w:r>
     </w:p>
     <w:p>
@@ -4561,7 +4643,6 @@
           <w:szCs w:val="24"/>
           <w:lang w:eastAsia="ja-JP"/>
         </w:rPr>
-        <w:lastRenderedPageBreak/>
         <w:t>Interpretation:</w:t>
       </w:r>
     </w:p>
@@ -4780,6 +4861,7 @@
           <w:szCs w:val="24"/>
           <w:lang w:eastAsia="ja-JP"/>
         </w:rPr>
+        <w:lastRenderedPageBreak/>
         <w:t>n = 1000000</w:t>
       </w:r>
     </w:p>
@@ -4922,47 +5004,7 @@
           <w:szCs w:val="24"/>
           <w:lang w:val="en-ID" w:eastAsia="ja-JP"/>
         </w:rPr>
-        <w:t xml:space="preserve">between </w:t>
-      </w:r>
-      <w:proofErr w:type="spellStart"/>
-      <w:r>
-        <w:rPr>
-          <w:rFonts w:ascii="Times New Roman" w:hAnsi="Times New Roman" w:cs="Times New Roman"/>
-          <w:sz w:val="24"/>
-          <w:szCs w:val="24"/>
-          <w:lang w:val="en-ID" w:eastAsia="ja-JP"/>
-        </w:rPr>
-        <w:t>n_samples</w:t>
-      </w:r>
-      <w:proofErr w:type="spellEnd"/>
-      <w:r>
-        <w:rPr>
-          <w:rFonts w:ascii="Times New Roman" w:hAnsi="Times New Roman" w:cs="Times New Roman"/>
-          <w:sz w:val="24"/>
-          <w:szCs w:val="24"/>
-          <w:lang w:val="en-ID" w:eastAsia="ja-JP"/>
-        </w:rPr>
-        <w:t xml:space="preserve">=10000 and </w:t>
-      </w:r>
-      <w:proofErr w:type="spellStart"/>
-      <w:r>
-        <w:rPr>
-          <w:rFonts w:ascii="Times New Roman" w:hAnsi="Times New Roman" w:cs="Times New Roman"/>
-          <w:sz w:val="24"/>
-          <w:szCs w:val="24"/>
-          <w:lang w:val="en-ID" w:eastAsia="ja-JP"/>
-        </w:rPr>
-        <w:t>n_samples</w:t>
-      </w:r>
-      <w:proofErr w:type="spellEnd"/>
-      <w:r>
-        <w:rPr>
-          <w:rFonts w:ascii="Times New Roman" w:hAnsi="Times New Roman" w:cs="Times New Roman"/>
-          <w:sz w:val="24"/>
-          <w:szCs w:val="24"/>
-          <w:lang w:val="en-ID" w:eastAsia="ja-JP"/>
-        </w:rPr>
-        <w:t>=1000000.</w:t>
+        <w:t>between n_samples=10000 and n_samples=1000000.</w:t>
       </w:r>
     </w:p>
     <w:p>
@@ -5210,7 +5252,6 @@
           <w:szCs w:val="24"/>
           <w14:ligatures w14:val="standard"/>
         </w:rPr>
-        <w:lastRenderedPageBreak/>
         <w:drawing>
           <wp:inline distT="0" distB="0" distL="0" distR="0" wp14:anchorId="42CC952D" wp14:editId="29984957">
             <wp:extent cx="3048000" cy="2190750"/>
@@ -5323,7 +5364,6 @@
         </w:rPr>
         <w:t xml:space="preserve"> </w:t>
       </w:r>
-      <w:proofErr w:type="spellStart"/>
       <w:r>
         <w:rPr>
           <w:rFonts w:ascii="Times New Roman" w:hAnsi="Times New Roman" w:cs="Times New Roman"/>
@@ -5331,37 +5371,7 @@
           <w:szCs w:val="24"/>
           <w:lang w:val="en-ID" w:eastAsia="ja-JP"/>
         </w:rPr>
-        <w:t>n_samples</w:t>
-      </w:r>
-      <w:proofErr w:type="spellEnd"/>
-      <w:r>
-        <w:rPr>
-          <w:rFonts w:ascii="Times New Roman" w:hAnsi="Times New Roman" w:cs="Times New Roman"/>
-          <w:sz w:val="24"/>
-          <w:szCs w:val="24"/>
-          <w:lang w:val="en-ID" w:eastAsia="ja-JP"/>
-        </w:rPr>
-        <w:t xml:space="preserve">=10000 and </w:t>
-      </w:r>
-      <w:proofErr w:type="spellStart"/>
-      <w:r>
-        <w:rPr>
-          <w:rFonts w:ascii="Times New Roman" w:hAnsi="Times New Roman" w:cs="Times New Roman"/>
-          <w:sz w:val="24"/>
-          <w:szCs w:val="24"/>
-          <w:lang w:val="en-ID" w:eastAsia="ja-JP"/>
-        </w:rPr>
-        <w:t>n_samples</w:t>
-      </w:r>
-      <w:proofErr w:type="spellEnd"/>
-      <w:r>
-        <w:rPr>
-          <w:rFonts w:ascii="Times New Roman" w:hAnsi="Times New Roman" w:cs="Times New Roman"/>
-          <w:sz w:val="24"/>
-          <w:szCs w:val="24"/>
-          <w:lang w:val="en-ID" w:eastAsia="ja-JP"/>
-        </w:rPr>
-        <w:t>=1000000.</w:t>
+        <w:t>n_samples=10000 and n_samples=1000000.</w:t>
       </w:r>
     </w:p>
     <w:p>
@@ -5430,6 +5440,7 @@
           <w:szCs w:val="24"/>
           <w:lang w:eastAsia="ja-JP"/>
         </w:rPr>
+        <w:lastRenderedPageBreak/>
         <w:t xml:space="preserve">This behavior underscores the importance of analyzing model performance across different dataset sizes to truly understand its bias and limitations, </w:t>
       </w:r>
       <w:r>
@@ -5674,18 +5685,7 @@
           <w:szCs w:val="24"/>
           <w:lang w:val="en-ID" w:eastAsia="ja-JP"/>
         </w:rPr>
-        <w:t xml:space="preserve">The results of this study clearly show that documenting dataset composition significantly enhances AI model transparency and fairness. When dataset composition (whether balanced or imbalanced) is documented and understood, it </w:t>
-      </w:r>
-      <w:r>
-        <w:rPr>
-          <w:rFonts w:ascii="Times New Roman" w:hAnsi="Times New Roman" w:cs="Times New Roman"/>
-          <w:bCs w:val="0"/>
-          <w:sz w:val="24"/>
-          <w:szCs w:val="24"/>
-          <w:lang w:val="en-ID" w:eastAsia="ja-JP"/>
-        </w:rPr>
-        <w:lastRenderedPageBreak/>
-        <w:t>provides stakeholders with crucial insights into potential biases in the system.</w:t>
+        <w:t>The results of this study clearly show that documenting dataset composition significantly enhances AI model transparency and fairness. When dataset composition (whether balanced or imbalanced) is documented and understood, it provides stakeholders with crucial insights into potential biases in the system.</w:t>
       </w:r>
     </w:p>
     <w:p>
@@ -5774,7 +5774,18 @@
           <w:szCs w:val="24"/>
           <w:lang w:val="en-ID" w:eastAsia="ja-JP"/>
         </w:rPr>
-        <w:t xml:space="preserve">In terms of fairness, the documentation of imbalances helps AI developers and practitioners explain the limitations of the models, especially in high-stakes applications such as healthcare, hiring, or criminal justice. </w:t>
+        <w:t xml:space="preserve">In terms of fairness, the documentation of imbalances helps AI developers and practitioners </w:t>
+      </w:r>
+      <w:r>
+        <w:rPr>
+          <w:rFonts w:ascii="Times New Roman" w:hAnsi="Times New Roman" w:cs="Times New Roman"/>
+          <w:bCs w:val="0"/>
+          <w:sz w:val="24"/>
+          <w:szCs w:val="24"/>
+          <w:lang w:val="en-ID" w:eastAsia="ja-JP"/>
+        </w:rPr>
+        <w:lastRenderedPageBreak/>
+        <w:t xml:space="preserve">explain the limitations of the models, especially in high-stakes applications such as healthcare, hiring, or criminal justice. </w:t>
       </w:r>
     </w:p>
     <w:p>
@@ -5942,7 +5953,17 @@
           <w:szCs w:val="24"/>
           <w:lang w:val="en-ID" w:eastAsia="ja-JP"/>
         </w:rPr>
-        <w:t>As the dataset size increases, the true extent of the model's bias toward the majority class becomes more apparent. Larger datasets expose the model's weaknesses in learning from the minority class, with recall for the minority class dropping significantly. This suggests that smaller datasets might give the illusion of fairness, when the model is not robust enough to perform well on minority classes at scale.</w:t>
+        <w:t xml:space="preserve">As the dataset size increases, the true extent of the model's bias toward the majority class becomes more apparent. Larger datasets expose the model's weaknesses in learning from the minority class, with recall for the minority class </w:t>
+      </w:r>
+      <w:r>
+        <w:rPr>
+          <w:rFonts w:ascii="Times New Roman" w:hAnsi="Times New Roman" w:cs="Times New Roman"/>
+          <w:bCs w:val="0"/>
+          <w:sz w:val="24"/>
+          <w:szCs w:val="24"/>
+          <w:lang w:val="en-ID" w:eastAsia="ja-JP"/>
+        </w:rPr>
+        <w:t>dropping significantly. This suggests that smaller datasets might give the illusion of fairness, when the model is not robust enough to perform well on minority classes at scale.</w:t>
       </w:r>
     </w:p>
     <w:p>
@@ -5988,7 +6009,6 @@
           <w:szCs w:val="24"/>
           <w:lang w:val="en-ID" w:eastAsia="ja-JP"/>
         </w:rPr>
-        <w:lastRenderedPageBreak/>
         <w:t>4.6.3</w:t>
       </w:r>
       <w:r>
@@ -6111,6 +6131,7 @@
           <w:szCs w:val="24"/>
           <w:lang w:val="en-ID" w:eastAsia="ja-JP"/>
         </w:rPr>
+        <w:lastRenderedPageBreak/>
         <w:t xml:space="preserve">As the dataset size increased, the model's true bias emerged, with recall for the minority class dropping to near-zero levels. This demonstrates that small sample sizes can mask the true extent of bias by overfitting to random patterns in the data. Consequently, models trained and evaluated on small datasets may appear to be fairer than they </w:t>
       </w:r>
       <w:r>
@@ -6154,17 +6175,7 @@
           <w:szCs w:val="24"/>
           <w:lang w:val="en-ID" w:eastAsia="ja-JP"/>
         </w:rPr>
-        <w:t xml:space="preserve">The implications for models trained on imbalanced datasets are significant. AI practitioners may make decisions based on misleading performance metrics, believing their </w:t>
-      </w:r>
-      <w:r>
-        <w:rPr>
-          <w:rFonts w:ascii="Times New Roman" w:hAnsi="Times New Roman" w:cs="Times New Roman"/>
-          <w:bCs w:val="0"/>
-          <w:sz w:val="24"/>
-          <w:szCs w:val="24"/>
-          <w:lang w:val="en-ID" w:eastAsia="ja-JP"/>
-        </w:rPr>
-        <w:t>models to be fair and unbiased, only to find that those models fail to generalize once applied to larger or more diverse datasets. This is especially problematic in high-stakes domains like healthcare or criminal justice, where biased models can lead to unfair or even harmful outcomes for minority groups. Therefore, it is crucial to evaluate models on sufficiently large datasets to avoid these pitfalls and ensure that the true bias is uncovered early in the model development process.</w:t>
+        <w:t>The implications for models trained on imbalanced datasets are significant. AI practitioners may make decisions based on misleading performance metrics, believing their models to be fair and unbiased, only to find that those models fail to generalize once applied to larger or more diverse datasets. This is especially problematic in high-stakes domains like healthcare or criminal justice, where biased models can lead to unfair or even harmful outcomes for minority groups. Therefore, it is crucial to evaluate models on sufficiently large datasets to avoid these pitfalls and ensure that the true bias is uncovered early in the model development process.</w:t>
       </w:r>
     </w:p>
     <w:p>
@@ -6234,7 +6245,13 @@
         <w:rPr>
           <w:lang w:val="en-ID"/>
         </w:rPr>
-        <w:t>This research reveals the significant impact of dataset composition on model fairness and transparency. Specifically, it shows that:</w:t>
+        <w:t xml:space="preserve">This research reveals the significant impact of dataset composition on </w:t>
+      </w:r>
+      <w:r>
+        <w:rPr>
+          <w:lang w:val="en-ID"/>
+        </w:rPr>
+        <w:t>model fairness and transparency. Specifically, it shows that:</w:t>
       </w:r>
     </w:p>
     <w:p>
@@ -6286,14 +6303,7 @@
         <w:rPr>
           <w:lang w:val="en-ID"/>
         </w:rPr>
-        <w:t xml:space="preserve">: Small sample sizes can provide a misleading impression of fairness, as they might artificially </w:t>
-      </w:r>
-      <w:r>
-        <w:rPr>
-          <w:lang w:val="en-ID"/>
-        </w:rPr>
-        <w:lastRenderedPageBreak/>
-        <w:t>inflate the model’s performance on the minority class. As the dataset size increases, the model's bias becomes more apparent, with performance metrics such as recall and precision for the minority class deteriorating sharply.</w:t>
+        <w:t>: Small sample sizes can provide a misleading impression of fairness, as they might artificially inflate the model’s performance on the minority class. As the dataset size increases, the model's bias becomes more apparent, with performance metrics such as recall and precision for the minority class deteriorating sharply.</w:t>
       </w:r>
     </w:p>
     <w:p>
@@ -6363,6 +6373,7 @@
         <w:pStyle w:val="Para"/>
       </w:pPr>
       <w:r>
+        <w:lastRenderedPageBreak/>
         <w:t>These findings highlight the need for more comprehensive Responsible AI practices. Traditionally, AI fairness has focused on model explainability and transparency, but this research shows that documenting dataset composition is just as important. By not addressing dataset imbalance and small sample sizes, biases can go undetected, potentially leading to unfair outcomes in critical decision-making processes.</w:t>
       </w:r>
     </w:p>
@@ -6371,10 +6382,7 @@
         <w:pStyle w:val="Para"/>
       </w:pPr>
       <w:r>
-        <w:t xml:space="preserve">In the broader context, the results support the call for stricter AI model evaluation, particularly in domains where fairness is paramount. Ensuring that AI systems are trained on balanced datasets </w:t>
-      </w:r>
-      <w:r>
-        <w:t>and using sufficiently large sample sizes is critical for enhancing AI fairness and reducing bias.</w:t>
+        <w:t>In the broader context, the results support the call for stricter AI model evaluation, particularly in domains where fairness is paramount. Ensuring that AI systems are trained on balanced datasets and using sufficiently large sample sizes is critical for enhancing AI fairness and reducing bias.</w:t>
       </w:r>
     </w:p>
     <w:p>
@@ -6463,11 +6471,7 @@
         </w:numPr>
       </w:pPr>
       <w:r>
-        <w:t xml:space="preserve">One limitation of this study was the focus on a specific classification task using a logistic regression model. While logistic </w:t>
-      </w:r>
-      <w:r>
-        <w:lastRenderedPageBreak/>
-        <w:t xml:space="preserve">regression is widely used, other machine learning models may exhibit different behavior under similar conditions of imbalance and sample size. </w:t>
+        <w:t xml:space="preserve">One limitation of this study was the focus on a specific classification task using a logistic regression model. While logistic regression is widely used, other machine learning models may exhibit different behavior under similar conditions of imbalance and sample size. </w:t>
       </w:r>
     </w:p>
     <w:p>
@@ -6494,7 +6498,11 @@
         </w:numPr>
       </w:pPr>
       <w:r>
-        <w:t>The study also focused on binary classification tasks. Extending this analysis to multi-class classification problems could further illuminate how dataset imbalance affects bias in more complex settings.</w:t>
+        <w:t xml:space="preserve">The study also focused on binary classification tasks. Extending this analysis to multi-class classification problems could further illuminate how </w:t>
+      </w:r>
+      <w:r>
+        <w:lastRenderedPageBreak/>
+        <w:t>dataset imbalance affects bias in more complex settings.</w:t>
       </w:r>
     </w:p>
     <w:p>
@@ -6576,27 +6584,7 @@
         <w:rPr>
           <w:lang w:val="en-ID"/>
         </w:rPr>
-        <w:t xml:space="preserve">Impact of Dataset Imbalance: Models trained on imbalanced datasets are prone to bias, </w:t>
-      </w:r>
-      <w:proofErr w:type="spellStart"/>
-      <w:r>
-        <w:rPr>
-          <w:lang w:val="en-ID"/>
-        </w:rPr>
-        <w:t>favoring</w:t>
-      </w:r>
-      <w:proofErr w:type="spellEnd"/>
-      <w:r>
-        <w:rPr>
-          <w:lang w:val="en-ID"/>
-        </w:rPr>
-        <w:t xml:space="preserve"> </w:t>
-      </w:r>
-      <w:r>
-        <w:rPr>
-          <w:lang w:val="en-ID"/>
-        </w:rPr>
-        <w:t>the majority class at the expense of underrepresented classes. This bias becomes more evident as the size of the dataset increases, leading to reduced recall and poor performance in detecting minority class instances. This reinforces the importance of addressing data imbalance early in the AI development process.</w:t>
+        <w:t>Impact of Dataset Imbalance: Models trained on imbalanced datasets are prone to bias, favoring the majority class at the expense of underrepresented classes. This bias becomes more evident as the size of the dataset increases, leading to reduced recall and poor performance in detecting minority class instances. This reinforces the importance of addressing data imbalance early in the AI development process.</w:t>
       </w:r>
     </w:p>
     <w:p>
@@ -6618,7 +6606,13 @@
         <w:rPr>
           <w:lang w:val="en-ID"/>
         </w:rPr>
-        <w:t>Misleading Effects of Small Sample Sizes: The research also highlights how small sample sizes can provide a false sense of fairness, with models appearing to perform well on minority classes. However, this performance is often a result of statistical noise rather than true learning. As the sample size increases, the model’s inherent bias becomes clear, with performance metrics such as recall deteriorating for the minority class. This underscores the need for large, well-distributed datasets to ensure accurate bias evaluation.</w:t>
+        <w:t xml:space="preserve">Misleading Effects of Small Sample Sizes: The research also highlights how small sample sizes can provide a false sense of fairness, with models appearing to perform well on minority classes. However, this performance is often a result of statistical noise rather than true learning. As the sample size increases, the model’s inherent bias becomes clear, with performance metrics such as recall deteriorating for the minority class. This </w:t>
+      </w:r>
+      <w:r>
+        <w:rPr>
+          <w:lang w:val="en-ID"/>
+        </w:rPr>
+        <w:t>underscores the need for large, well-distributed datasets to ensure accurate bias evaluation.</w:t>
       </w:r>
     </w:p>
     <w:p>
@@ -6676,48 +6670,54 @@
         <w:rPr>
           <w:lang w:val="en-ID"/>
         </w:rPr>
+        <w:t>These insights have immediate and long-term effects on Responsible AI. In the short term, they highlight the need for stricter evaluations of model fairness, especially in high-stakes applications like healthcare, criminal justice, and hiring, where bias can have severe consequences. In the long term, integrating dataset composition analysis into Responsible AI frameworks can enhance trust in AI systems, fostering more ethical and accountable AI practices across industries.</w:t>
+      </w:r>
+    </w:p>
+    <w:p>
+      <w:pPr>
+        <w:pStyle w:val="Para"/>
+        <w:rPr>
+          <w:lang w:val="en-ID"/>
+        </w:rPr>
+      </w:pPr>
+    </w:p>
+    <w:p>
+      <w:pPr>
+        <w:pStyle w:val="Para"/>
+        <w:rPr>
+          <w:lang w:val="en-ID"/>
+        </w:rPr>
+      </w:pPr>
+      <w:r>
+        <w:rPr>
+          <w:lang w:val="en-ID"/>
+        </w:rPr>
+        <w:t>T</w:t>
+      </w:r>
+      <w:r>
+        <w:rPr>
+          <w:lang w:val="en-ID"/>
+        </w:rPr>
+        <w:t>he study under</w:t>
+      </w:r>
+      <w:r>
+        <w:rPr>
+          <w:lang w:val="en-ID"/>
+        </w:rPr>
+        <w:t>lines</w:t>
+      </w:r>
+      <w:r>
+        <w:rPr>
+          <w:lang w:val="en-ID"/>
+        </w:rPr>
+        <w:t xml:space="preserve"> the importance of moving beyond model explainability alone. Transparency at both the model and dataset levels is essential for building fair AI systems, and this approach </w:t>
+      </w:r>
+      <w:r>
+        <w:rPr>
+          <w:lang w:val="en-ID"/>
+        </w:rPr>
         <w:lastRenderedPageBreak/>
-        <w:t>These insights have immediate and long-term effects on Responsible AI. In the short term, they highlight the need for stricter evaluations of model fairness, especially in high-stakes applications like healthcare, criminal justice, and hiring, where bias can have severe consequences. In the long term, integrating dataset composition analysis into Responsible AI frameworks can enhance trust in AI systems, fostering more ethical and accountable AI practices across industries.</w:t>
-      </w:r>
-    </w:p>
-    <w:p>
-      <w:pPr>
-        <w:pStyle w:val="Para"/>
-        <w:rPr>
-          <w:lang w:val="en-ID"/>
-        </w:rPr>
-      </w:pPr>
-    </w:p>
-    <w:p>
-      <w:pPr>
-        <w:pStyle w:val="Para"/>
-        <w:rPr>
-          <w:lang w:val="en-ID"/>
-        </w:rPr>
-      </w:pPr>
-      <w:r>
-        <w:rPr>
-          <w:lang w:val="en-ID"/>
-        </w:rPr>
-        <w:t>T</w:t>
-      </w:r>
-      <w:r>
-        <w:rPr>
-          <w:lang w:val="en-ID"/>
-        </w:rPr>
-        <w:t>he study under</w:t>
-      </w:r>
-      <w:r>
-        <w:rPr>
-          <w:lang w:val="en-ID"/>
-        </w:rPr>
-        <w:t>lines</w:t>
-      </w:r>
-      <w:r>
-        <w:rPr>
-          <w:lang w:val="en-ID"/>
-        </w:rPr>
-        <w:t xml:space="preserve"> the importance of moving beyond model explainability alone. Transparency at both the model and dataset levels is essential for building fair AI systems, and this approach has the potential to reshape how AI fairness is evaluated and regulated in the future.</w:t>
+        <w:t>has the potential to reshape how AI fairness is evaluated and regulated in the future.</w:t>
       </w:r>
     </w:p>
     <w:p>
@@ -6800,7 +6800,10 @@
         <w:t>contains</w:t>
       </w:r>
       <w:r>
-        <w:t xml:space="preserve"> noise, missing values, and more complex relationships. Future research should test these findings using diverse, real-world datasets to ensure broader applicability.</w:t>
+        <w:t xml:space="preserve"> noise, missing values, and more complex relationships. Future research should test these findings using </w:t>
+      </w:r>
+      <w:r>
+        <w:t>diverse, real-world datasets to ensure broader applicability.</w:t>
       </w:r>
     </w:p>
     <w:p>
@@ -6830,7 +6833,6 @@
         <w:pStyle w:val="Para"/>
       </w:pPr>
       <w:r>
-        <w:lastRenderedPageBreak/>
         <w:t>By addressing these gaps, future studies can continue to expand the knowledge base on AI fairness and transparency, contributing to the development of more responsible and equitable AI systems.</w:t>
       </w:r>
     </w:p>
@@ -6892,10 +6894,8 @@
         <w:pStyle w:val="Para"/>
       </w:pPr>
       <w:r>
-        <w:t xml:space="preserve">A key recommendation is to further investigate and refine bias mitigation techniques, such as Synthetic Minority Over-sampling Technique (SMOTE), which generates synthetic instances for the minority class to balance the dataset. SMOTE and other advanced techniques like ADASYN, Random Over-sampling, Under-sampling, and Cost-Sensitive Learning should be rigorously tested across different domains and model architectures to evaluate their effectiveness in reducing bias without negatively impacting model accuracy. Furthermore, exploring hybrid approaches that combine these techniques with ensemble methods, like Bagging </w:t>
-      </w:r>
-      <w:r>
-        <w:t>or Boosting, could help balance performance across both the majority and minority classes.</w:t>
+        <w:lastRenderedPageBreak/>
+        <w:t>A key recommendation is to further investigate and refine bias mitigation techniques, such as Synthetic Minority Over-sampling Technique (SMOTE), which generates synthetic instances for the minority class to balance the dataset. SMOTE and other advanced techniques like ADASYN, Random Over-sampling, Under-sampling, and Cost-Sensitive Learning should be rigorously tested across different domains and model architectures to evaluate their effectiveness in reducing bias without negatively impacting model accuracy. Furthermore, exploring hybrid approaches that combine these techniques with ensemble methods, like Bagging or Boosting, could help balance performance across both the majority and minority classes.</w:t>
       </w:r>
     </w:p>
     <w:p>
@@ -6977,7 +6977,6 @@
         <w:pStyle w:val="Para"/>
       </w:pPr>
       <w:r>
-        <w:lastRenderedPageBreak/>
         <w:t xml:space="preserve">While this study concentrated on classification tasks, future research should examine the impact of dataset imbalance on regression tasks and other types </w:t>
       </w:r>
       <w:r>
@@ -7009,7 +7008,11 @@
         <w:pStyle w:val="Para"/>
       </w:pPr>
       <w:r>
-        <w:t xml:space="preserve">A significant area for future research is exploring how dataset imbalance impacts multi-class and multi-label classification problems. These tasks introduce additional complexity as imbalances across multiple classes can lead to more intricate bias patterns. Investigating methods to handle these challenges effectively will be important for applications that deal with </w:t>
+        <w:t xml:space="preserve">A significant area for future research is exploring how dataset imbalance impacts multi-class and multi-label classification problems. These tasks </w:t>
+      </w:r>
+      <w:r>
+        <w:lastRenderedPageBreak/>
+        <w:t xml:space="preserve">introduce additional complexity as imbalances across multiple classes can lead to more intricate bias patterns. Investigating methods to handle these challenges effectively will be important for applications that deal with </w:t>
       </w:r>
       <w:r>
         <w:t>many</w:t>
@@ -7040,10 +7043,7 @@
         <w:pStyle w:val="Para"/>
       </w:pPr>
       <w:r>
-        <w:t xml:space="preserve">Future studies could explore intersectionality in AI bias, where multiple attributes (e.g., race, gender, and socioeconomic status) intersect to create compounded bias effects. Understanding how AI systems behave when faced with imbalances across multiple demographic </w:t>
-      </w:r>
-      <w:r>
-        <w:t>variables is essential for ensuring fairness across diverse populations.</w:t>
+        <w:t>Future studies could explore intersectionality in AI bias, where multiple attributes (e.g., race, gender, and socioeconomic status) intersect to create compounded bias effects. Understanding how AI systems behave when faced with imbalances across multiple demographic variables is essential for ensuring fairness across diverse populations.</w:t>
       </w:r>
     </w:p>
     <w:p>
@@ -7071,7 +7071,10 @@
         <w:t>T</w:t>
       </w:r>
       <w:r>
-        <w:t>he broader implications of this research for the AI industry are profound. As AI becomes increasingly integrated into decision-making processes, the importance of documenting dataset composition and employing bias mitigation techniques cannot be overstated. By adopting comprehensive practices to address dataset imbalances, AI developers and stakeholders can build systems that are not only more transparent but also more equitable. Moreover, regulatory frameworks and industry standards should encourage and even mandate that dataset composition is clearly documented, and that models are tested for fairness across all relevant demographic groups.</w:t>
+        <w:t xml:space="preserve">he broader implications of this research for the AI industry are profound. As AI becomes increasingly integrated into decision-making processes, the importance of documenting dataset composition and employing bias mitigation techniques cannot be overstated. By adopting comprehensive practices to address dataset imbalances, AI developers and stakeholders can build systems that are not only more transparent but also more equitable. Moreover, regulatory frameworks and industry standards should encourage and even mandate that dataset composition is clearly documented, and that </w:t>
+      </w:r>
+      <w:r>
+        <w:t>models are tested for fairness across all relevant demographic groups.</w:t>
       </w:r>
     </w:p>
     <w:p>
@@ -7111,7 +7114,6 @@
         <w:spacing w:line="360" w:lineRule="auto"/>
       </w:pPr>
       <w:r>
-        <w:lastRenderedPageBreak/>
         <w:t>ACKNOWLEDGMENTS</w:t>
       </w:r>
     </w:p>
@@ -7188,25 +7190,14 @@
         </w:rPr>
         <w:tab/>
       </w:r>
-      <w:proofErr w:type="spellStart"/>
-      <w:r>
-        <w:rPr>
-          <w:rFonts w:ascii="Times New Roman" w:hAnsi="Times New Roman" w:cs="Times New Roman"/>
-          <w:sz w:val="24"/>
-          <w:szCs w:val="24"/>
-          <w14:ligatures w14:val="standard"/>
-        </w:rPr>
-        <w:t>Burkov,A</w:t>
-      </w:r>
-      <w:proofErr w:type="spellEnd"/>
-      <w:r>
-        <w:rPr>
-          <w:rFonts w:ascii="Times New Roman" w:hAnsi="Times New Roman" w:cs="Times New Roman"/>
-          <w:sz w:val="24"/>
-          <w:szCs w:val="24"/>
-          <w14:ligatures w14:val="standard"/>
-        </w:rPr>
-        <w:t>. 2019. The Hundred-Page Machine Learning Book. Retrieved on October 12, 2024, from</w:t>
+      <w:r>
+        <w:rPr>
+          <w:rFonts w:ascii="Times New Roman" w:hAnsi="Times New Roman" w:cs="Times New Roman"/>
+          <w:sz w:val="24"/>
+          <w:szCs w:val="24"/>
+          <w14:ligatures w14:val="standard"/>
+        </w:rPr>
+        <w:t>Burkov,A. 2019. The Hundred-Page Machine Learning Book. Retrieved on October 12, 2024, from</w:t>
       </w:r>
     </w:p>
     <w:p>
@@ -7227,6 +7218,7 @@
           <w:szCs w:val="24"/>
           <w14:ligatures w14:val="standard"/>
         </w:rPr>
+        <w:lastRenderedPageBreak/>
         <w:t>[2]</w:t>
       </w:r>
       <w:r>
@@ -7238,45 +7230,14 @@
         </w:rPr>
         <w:tab/>
       </w:r>
-      <w:proofErr w:type="spellStart"/>
-      <w:r>
-        <w:rPr>
-          <w:rFonts w:ascii="Times New Roman" w:hAnsi="Times New Roman" w:cs="Times New Roman"/>
-          <w:sz w:val="24"/>
-          <w:szCs w:val="24"/>
-          <w14:ligatures w14:val="standard"/>
-        </w:rPr>
-        <w:t>Dadkhahnikoo</w:t>
-      </w:r>
-      <w:proofErr w:type="spellEnd"/>
-      <w:r>
-        <w:rPr>
-          <w:rFonts w:ascii="Times New Roman" w:hAnsi="Times New Roman" w:cs="Times New Roman"/>
-          <w:sz w:val="24"/>
-          <w:szCs w:val="24"/>
-          <w14:ligatures w14:val="standard"/>
-        </w:rPr>
-        <w:t xml:space="preserve">, </w:t>
-      </w:r>
-      <w:proofErr w:type="spellStart"/>
-      <w:r>
-        <w:rPr>
-          <w:rFonts w:ascii="Times New Roman" w:hAnsi="Times New Roman" w:cs="Times New Roman"/>
-          <w:sz w:val="24"/>
-          <w:szCs w:val="24"/>
-          <w14:ligatures w14:val="standard"/>
-        </w:rPr>
-        <w:t>Neama</w:t>
-      </w:r>
-      <w:proofErr w:type="spellEnd"/>
-      <w:r>
-        <w:rPr>
-          <w:rFonts w:ascii="Times New Roman" w:hAnsi="Times New Roman" w:cs="Times New Roman"/>
-          <w:sz w:val="24"/>
-          <w:szCs w:val="24"/>
-          <w14:ligatures w14:val="standard"/>
-        </w:rPr>
-        <w:t xml:space="preserve">. (2019-11-11). Incident Number 92. In McGregor, S. (ed.) </w:t>
+      <w:r>
+        <w:rPr>
+          <w:rFonts w:ascii="Times New Roman" w:hAnsi="Times New Roman" w:cs="Times New Roman"/>
+          <w:sz w:val="24"/>
+          <w:szCs w:val="24"/>
+          <w14:ligatures w14:val="standard"/>
+        </w:rPr>
+        <w:t xml:space="preserve">Dadkhahnikoo, Neama. (2019-11-11). Incident Number 92. In McGregor, S. (ed.) </w:t>
       </w:r>
       <w:r>
         <w:rPr>
@@ -7375,27 +7336,7 @@
           <w:szCs w:val="24"/>
           <w14:ligatures w14:val="standard"/>
         </w:rPr>
-        <w:t xml:space="preserve">Johnson, J.M. and </w:t>
-      </w:r>
-      <w:proofErr w:type="spellStart"/>
-      <w:r>
-        <w:rPr>
-          <w:rFonts w:ascii="Times New Roman" w:hAnsi="Times New Roman" w:cs="Times New Roman"/>
-          <w:sz w:val="24"/>
-          <w:szCs w:val="24"/>
-          <w14:ligatures w14:val="standard"/>
-        </w:rPr>
-        <w:t>Khoshgoftaar</w:t>
-      </w:r>
-      <w:proofErr w:type="spellEnd"/>
-      <w:r>
-        <w:rPr>
-          <w:rFonts w:ascii="Times New Roman" w:hAnsi="Times New Roman" w:cs="Times New Roman"/>
-          <w:sz w:val="24"/>
-          <w:szCs w:val="24"/>
-          <w14:ligatures w14:val="standard"/>
-        </w:rPr>
-        <w:t xml:space="preserve">, T.M. 2019. </w:t>
+        <w:t xml:space="preserve">Johnson, J.M. and Khoshgoftaar, T.M. 2019. </w:t>
       </w:r>
       <w:r>
         <w:rPr>
@@ -7486,26 +7427,7 @@
           <w14:ligatures w14:val="standard"/>
         </w:rPr>
         <w:tab/>
-      </w:r>
-      <w:proofErr w:type="spellStart"/>
-      <w:r>
-        <w:rPr>
-          <w:rFonts w:ascii="Times New Roman" w:hAnsi="Times New Roman" w:cs="Times New Roman"/>
-          <w:sz w:val="24"/>
-          <w:szCs w:val="24"/>
-          <w14:ligatures w14:val="standard"/>
-        </w:rPr>
-        <w:t>Jurafsky</w:t>
-      </w:r>
-      <w:proofErr w:type="spellEnd"/>
-      <w:r>
-        <w:rPr>
-          <w:rFonts w:ascii="Times New Roman" w:hAnsi="Times New Roman" w:cs="Times New Roman"/>
-          <w:sz w:val="24"/>
-          <w:szCs w:val="24"/>
-          <w14:ligatures w14:val="standard"/>
-        </w:rPr>
-        <w:t xml:space="preserve">, D., &amp; Martin, J. H. (2024, August 20). </w:t>
+        <w:t xml:space="preserve">Jurafsky, D., &amp; Martin, J. H. (2024, August 20). </w:t>
       </w:r>
       <w:r>
         <w:rPr>
@@ -7545,16 +7467,7 @@
           <w:szCs w:val="24"/>
           <w14:ligatures w14:val="standard"/>
         </w:rPr>
-        <w:t xml:space="preserve"> (3rd ed.). Retrieved </w:t>
-      </w:r>
-      <w:r>
-        <w:rPr>
-          <w:rFonts w:ascii="Times New Roman" w:hAnsi="Times New Roman" w:cs="Times New Roman"/>
-          <w:sz w:val="24"/>
-          <w:szCs w:val="24"/>
-          <w14:ligatures w14:val="standard"/>
-        </w:rPr>
-        <w:t xml:space="preserve">from </w:t>
+        <w:t xml:space="preserve"> (3rd ed.). Retrieved from </w:t>
       </w:r>
       <w:hyperlink r:id="rId25" w:tgtFrame="_new" w:history="1">
         <w:r>
@@ -8040,17 +7953,7 @@
           <w:szCs w:val="24"/>
           <w14:ligatures w14:val="standard"/>
         </w:rPr>
-        <w:t xml:space="preserve">2023. Explainability in AI: The Key to Trustworthy </w:t>
-      </w:r>
-      <w:r>
-        <w:rPr>
-          <w:rFonts w:ascii="Times New Roman" w:hAnsi="Times New Roman" w:cs="Times New Roman"/>
-          <w:sz w:val="24"/>
-          <w:szCs w:val="24"/>
-          <w14:ligatures w14:val="standard"/>
-        </w:rPr>
-        <w:lastRenderedPageBreak/>
-        <w:t xml:space="preserve">AI Decisions. Retrieved from </w:t>
+        <w:t xml:space="preserve">2023. Explainability in AI: The Key to Trustworthy AI Decisions. Retrieved from </w:t>
       </w:r>
       <w:hyperlink r:id="rId27" w:history="1">
         <w:r>
@@ -8544,14 +8447,12 @@
             </w:rPr>
             <w:t xml:space="preserve">, </w:t>
           </w:r>
-          <w:proofErr w:type="spellStart"/>
           <w:r>
             <w:rPr>
               <w:rFonts w:ascii="Linux Biolinum" w:hAnsi="Linux Biolinum" w:cs="Linux Biolinum"/>
             </w:rPr>
             <w:t>Kricak</w:t>
           </w:r>
-          <w:proofErr w:type="spellEnd"/>
           <w:r>
             <w:rPr>
               <w:rFonts w:ascii="Linux Biolinum" w:hAnsi="Linux Biolinum" w:cs="Linux Biolinum"/>
@@ -8595,14 +8496,12 @@
               <w:rFonts w:ascii="Linux Biolinum" w:hAnsi="Linux Biolinum" w:cs="Linux Biolinum"/>
             </w:rPr>
           </w:pPr>
-          <w:proofErr w:type="spellStart"/>
           <w:r>
             <w:rPr>
               <w:rFonts w:ascii="Linux Biolinum" w:hAnsi="Linux Biolinum" w:cs="Linux Biolinum"/>
             </w:rPr>
             <w:t>H.Purwadi</w:t>
           </w:r>
-          <w:proofErr w:type="spellEnd"/>
         </w:p>
       </w:tc>
     </w:tr>
@@ -8692,14 +8591,12 @@
             </w:rPr>
             <w:t xml:space="preserve">, </w:t>
           </w:r>
-          <w:proofErr w:type="spellStart"/>
           <w:r>
             <w:rPr>
               <w:rFonts w:ascii="Linux Biolinum" w:hAnsi="Linux Biolinum" w:cs="Linux Biolinum"/>
             </w:rPr>
             <w:t>Kricak</w:t>
           </w:r>
-          <w:proofErr w:type="spellEnd"/>
           <w:r>
             <w:rPr>
               <w:rFonts w:ascii="Linux Biolinum" w:hAnsi="Linux Biolinum" w:cs="Linux Biolinum"/>
@@ -8731,14 +8628,12 @@
               <w:rFonts w:ascii="Linux Biolinum" w:hAnsi="Linux Biolinum" w:cs="Linux Biolinum"/>
             </w:rPr>
           </w:pPr>
-          <w:proofErr w:type="spellStart"/>
           <w:r>
             <w:rPr>
               <w:rFonts w:ascii="Linux Biolinum" w:hAnsi="Linux Biolinum" w:cs="Linux Biolinum"/>
             </w:rPr>
             <w:t>H.Purwadi</w:t>
           </w:r>
-          <w:proofErr w:type="spellEnd"/>
         </w:p>
       </w:tc>
     </w:tr>
@@ -18272,10 +18167,6 @@
 </file>
 
 <file path=customXml/item1.xml><?xml version="1.0" encoding="utf-8"?>
-<b:Sources xmlns:b="http://schemas.openxmlformats.org/officeDocument/2006/bibliography" xmlns="http://schemas.openxmlformats.org/officeDocument/2006/bibliography" SelectedStyle="\APA.XSL" StyleName="APA"/>
-</file>
-
-<file path=customXml/item2.xml><?xml version="1.0" encoding="utf-8"?>
 <Workflow version="v.1.13">
   <Filtration versionrequired="True" status="DONE" StartTime="25-07-2014 13:27:04" EndTime="25-07-2014 13:28:29">
     <Mandatory>
@@ -18453,16 +18344,20 @@
 </Workflow>
 </file>
 
+<file path=customXml/item2.xml><?xml version="1.0" encoding="utf-8"?>
+<b:Sources xmlns:b="http://schemas.openxmlformats.org/officeDocument/2006/bibliography" xmlns="http://schemas.openxmlformats.org/officeDocument/2006/bibliography" SelectedStyle="\APA.XSL" StyleName="APA"/>
+</file>
+
 <file path=customXml/itemProps1.xml><?xml version="1.0" encoding="utf-8"?>
+<ds:datastoreItem xmlns:ds="http://schemas.openxmlformats.org/officeDocument/2006/customXml" ds:itemID="{4D45DBA2-DCF6-46BF-858B-9A8CC8161B4D}">
+  <ds:schemaRefs/>
+</ds:datastoreItem>
+</file>
+
+<file path=customXml/itemProps2.xml><?xml version="1.0" encoding="utf-8"?>
 <ds:datastoreItem xmlns:ds="http://schemas.openxmlformats.org/officeDocument/2006/customXml" ds:itemID="{B589180B-96F4-4B3D-93D7-E2C64345EF74}">
   <ds:schemaRefs>
     <ds:schemaRef ds:uri="http://schemas.openxmlformats.org/officeDocument/2006/bibliography"/>
   </ds:schemaRefs>
 </ds:datastoreItem>
-</file>
-
-<file path=customXml/itemProps2.xml><?xml version="1.0" encoding="utf-8"?>
-<ds:datastoreItem xmlns:ds="http://schemas.openxmlformats.org/officeDocument/2006/customXml" ds:itemID="{4D45DBA2-DCF6-46BF-858B-9A8CC8161B4D}">
-  <ds:schemaRefs/>
-</ds:datastoreItem>
 </file>
--- a/Imbalance_Balanced_Dataset_Composition_XAI.docx
+++ b/Imbalance_Balanced_Dataset_Composition_XAI.docx
@@ -1426,13 +1426,45 @@
           <w:b w:val="0"/>
           <w:bCs w:val="0"/>
         </w:rPr>
-        <w:t>How does the documentation of dataset composition (</w:t>
-      </w:r>
+        <w:t xml:space="preserve">How </w:t>
+      </w:r>
+      <w:proofErr w:type="spellStart"/>
       <w:r>
         <w:rPr>
           <w:b w:val="0"/>
           <w:bCs w:val="0"/>
         </w:rPr>
+        <w:t>does</w:t>
+      </w:r>
+      <w:proofErr w:type="spellEnd"/>
+      <w:r>
+        <w:rPr>
+          <w:b w:val="0"/>
+          <w:bCs w:val="0"/>
+        </w:rPr>
+        <w:t xml:space="preserve"> the documentation of </w:t>
+      </w:r>
+      <w:proofErr w:type="spellStart"/>
+      <w:r>
+        <w:rPr>
+          <w:b w:val="0"/>
+          <w:bCs w:val="0"/>
+        </w:rPr>
+        <w:t>dataset</w:t>
+      </w:r>
+      <w:proofErr w:type="spellEnd"/>
+      <w:r>
+        <w:rPr>
+          <w:b w:val="0"/>
+          <w:bCs w:val="0"/>
+        </w:rPr>
+        <w:t xml:space="preserve"> composition (</w:t>
+      </w:r>
+      <w:r>
+        <w:rPr>
+          <w:b w:val="0"/>
+          <w:bCs w:val="0"/>
+        </w:rPr>
         <w:t>balance</w:t>
       </w:r>
       <w:r>
@@ -1440,7 +1472,87 @@
           <w:b w:val="0"/>
           <w:bCs w:val="0"/>
         </w:rPr>
-        <w:t xml:space="preserve"> vs. imbalanced) impact AI model transparency and fairness in decision-making systems?</w:t>
+        <w:t xml:space="preserve"> vs. </w:t>
+      </w:r>
+      <w:proofErr w:type="spellStart"/>
+      <w:r>
+        <w:rPr>
+          <w:b w:val="0"/>
+          <w:bCs w:val="0"/>
+        </w:rPr>
+        <w:t>imbalanced</w:t>
+      </w:r>
+      <w:proofErr w:type="spellEnd"/>
+      <w:r>
+        <w:rPr>
+          <w:b w:val="0"/>
+          <w:bCs w:val="0"/>
+        </w:rPr>
+        <w:t xml:space="preserve">) impact AI model </w:t>
+      </w:r>
+      <w:proofErr w:type="spellStart"/>
+      <w:r>
+        <w:rPr>
+          <w:b w:val="0"/>
+          <w:bCs w:val="0"/>
+        </w:rPr>
+        <w:t>transparency</w:t>
+      </w:r>
+      <w:proofErr w:type="spellEnd"/>
+      <w:r>
+        <w:rPr>
+          <w:b w:val="0"/>
+          <w:bCs w:val="0"/>
+        </w:rPr>
+        <w:t xml:space="preserve"> and </w:t>
+      </w:r>
+      <w:proofErr w:type="spellStart"/>
+      <w:r>
+        <w:rPr>
+          <w:b w:val="0"/>
+          <w:bCs w:val="0"/>
+        </w:rPr>
+        <w:t>fairness</w:t>
+      </w:r>
+      <w:proofErr w:type="spellEnd"/>
+      <w:r>
+        <w:rPr>
+          <w:b w:val="0"/>
+          <w:bCs w:val="0"/>
+        </w:rPr>
+        <w:t xml:space="preserve"> in </w:t>
+      </w:r>
+      <w:proofErr w:type="spellStart"/>
+      <w:r>
+        <w:rPr>
+          <w:b w:val="0"/>
+          <w:bCs w:val="0"/>
+        </w:rPr>
+        <w:t>decision-making</w:t>
+      </w:r>
+      <w:proofErr w:type="spellEnd"/>
+      <w:r>
+        <w:rPr>
+          <w:b w:val="0"/>
+          <w:bCs w:val="0"/>
+        </w:rPr>
+        <w:t xml:space="preserve"> </w:t>
+      </w:r>
+      <w:proofErr w:type="spellStart"/>
+      <w:r>
+        <w:rPr>
+          <w:b w:val="0"/>
+          <w:bCs w:val="0"/>
+        </w:rPr>
+        <w:t>systems</w:t>
+      </w:r>
+      <w:proofErr w:type="spellEnd"/>
+      <w:r>
+        <w:rPr>
+          <w:b w:val="0"/>
+          <w:bCs w:val="0"/>
+        </w:rPr>
+        <w:t>?</w:t>
       </w:r>
     </w:p>
     <w:p>
@@ -1455,18 +1567,178 @@
           <w:bCs w:val="0"/>
         </w:rPr>
       </w:pPr>
+      <w:proofErr w:type="spellStart"/>
       <w:r>
         <w:rPr>
           <w:b w:val="0"/>
           <w:bCs w:val="0"/>
         </w:rPr>
-        <w:t>What is the relationship between dataset size and the accuracy of bias evaluation in AI models, when</w:t>
-      </w:r>
+        <w:t>What</w:t>
+      </w:r>
+      <w:proofErr w:type="spellEnd"/>
       <w:r>
         <w:rPr>
           <w:b w:val="0"/>
           <w:bCs w:val="0"/>
         </w:rPr>
+        <w:t xml:space="preserve"> </w:t>
+      </w:r>
+      <w:proofErr w:type="spellStart"/>
+      <w:r>
+        <w:rPr>
+          <w:b w:val="0"/>
+          <w:bCs w:val="0"/>
+        </w:rPr>
+        <w:t>is</w:t>
+      </w:r>
+      <w:proofErr w:type="spellEnd"/>
+      <w:r>
+        <w:rPr>
+          <w:b w:val="0"/>
+          <w:bCs w:val="0"/>
+        </w:rPr>
+        <w:t xml:space="preserve"> the </w:t>
+      </w:r>
+      <w:proofErr w:type="spellStart"/>
+      <w:r>
+        <w:rPr>
+          <w:b w:val="0"/>
+          <w:bCs w:val="0"/>
+        </w:rPr>
+        <w:t>relationship</w:t>
+      </w:r>
+      <w:proofErr w:type="spellEnd"/>
+      <w:r>
+        <w:rPr>
+          <w:b w:val="0"/>
+          <w:bCs w:val="0"/>
+        </w:rPr>
+        <w:t xml:space="preserve"> </w:t>
+      </w:r>
+      <w:proofErr w:type="spellStart"/>
+      <w:r>
+        <w:rPr>
+          <w:b w:val="0"/>
+          <w:bCs w:val="0"/>
+        </w:rPr>
+        <w:t>between</w:t>
+      </w:r>
+      <w:proofErr w:type="spellEnd"/>
+      <w:r>
+        <w:rPr>
+          <w:b w:val="0"/>
+          <w:bCs w:val="0"/>
+        </w:rPr>
+        <w:t xml:space="preserve"> </w:t>
+      </w:r>
+      <w:proofErr w:type="spellStart"/>
+      <w:r>
+        <w:rPr>
+          <w:b w:val="0"/>
+          <w:bCs w:val="0"/>
+        </w:rPr>
+        <w:t>dataset</w:t>
+      </w:r>
+      <w:r>
+        <w:rPr>
+          <w:b w:val="0"/>
+          <w:bCs w:val="0"/>
+        </w:rPr>
+        <w:t>’s</w:t>
+      </w:r>
+      <w:proofErr w:type="spellEnd"/>
+      <w:r>
+        <w:rPr>
+          <w:b w:val="0"/>
+          <w:bCs w:val="0"/>
+        </w:rPr>
+        <w:t xml:space="preserve"> </w:t>
+      </w:r>
+      <w:r>
+        <w:rPr>
+          <w:b w:val="0"/>
+          <w:bCs w:val="0"/>
+        </w:rPr>
+        <w:t xml:space="preserve">size and the </w:t>
+      </w:r>
+      <w:proofErr w:type="spellStart"/>
+      <w:r>
+        <w:rPr>
+          <w:b w:val="0"/>
+          <w:bCs w:val="0"/>
+        </w:rPr>
+        <w:t>accuracy</w:t>
+      </w:r>
+      <w:proofErr w:type="spellEnd"/>
+      <w:r>
+        <w:rPr>
+          <w:b w:val="0"/>
+          <w:bCs w:val="0"/>
+        </w:rPr>
+        <w:t xml:space="preserve"> of </w:t>
+      </w:r>
+      <w:proofErr w:type="spellStart"/>
+      <w:r>
+        <w:rPr>
+          <w:b w:val="0"/>
+          <w:bCs w:val="0"/>
+        </w:rPr>
+        <w:t>bias</w:t>
+      </w:r>
+      <w:proofErr w:type="spellEnd"/>
+      <w:r>
+        <w:rPr>
+          <w:b w:val="0"/>
+          <w:bCs w:val="0"/>
+        </w:rPr>
+        <w:t xml:space="preserve"> </w:t>
+      </w:r>
+      <w:proofErr w:type="spellStart"/>
+      <w:r>
+        <w:rPr>
+          <w:b w:val="0"/>
+          <w:bCs w:val="0"/>
+        </w:rPr>
+        <w:t>evaluation</w:t>
+      </w:r>
+      <w:proofErr w:type="spellEnd"/>
+      <w:r>
+        <w:rPr>
+          <w:b w:val="0"/>
+          <w:bCs w:val="0"/>
+        </w:rPr>
+        <w:t xml:space="preserve"> in AI </w:t>
+      </w:r>
+      <w:proofErr w:type="spellStart"/>
+      <w:r>
+        <w:rPr>
+          <w:b w:val="0"/>
+          <w:bCs w:val="0"/>
+        </w:rPr>
+        <w:t>models</w:t>
+      </w:r>
+      <w:proofErr w:type="spellEnd"/>
+      <w:r>
+        <w:rPr>
+          <w:b w:val="0"/>
+          <w:bCs w:val="0"/>
+        </w:rPr>
+        <w:t xml:space="preserve">, </w:t>
+      </w:r>
+      <w:proofErr w:type="spellStart"/>
+      <w:r>
+        <w:rPr>
+          <w:b w:val="0"/>
+          <w:bCs w:val="0"/>
+        </w:rPr>
+        <w:t>when</w:t>
+      </w:r>
+      <w:proofErr w:type="spellEnd"/>
+      <w:r>
+        <w:rPr>
+          <w:b w:val="0"/>
+          <w:bCs w:val="0"/>
+        </w:rPr>
         <w:t xml:space="preserve"> the</w:t>
       </w:r>
       <w:r>
@@ -1474,8 +1746,33 @@
           <w:b w:val="0"/>
           <w:bCs w:val="0"/>
         </w:rPr>
-        <w:t xml:space="preserve"> training data is imbalanced</w:t>
-      </w:r>
+        <w:t xml:space="preserve"> training data </w:t>
+      </w:r>
+      <w:proofErr w:type="spellStart"/>
+      <w:r>
+        <w:rPr>
+          <w:b w:val="0"/>
+          <w:bCs w:val="0"/>
+        </w:rPr>
+        <w:t>is</w:t>
+      </w:r>
+      <w:proofErr w:type="spellEnd"/>
+      <w:r>
+        <w:rPr>
+          <w:b w:val="0"/>
+          <w:bCs w:val="0"/>
+        </w:rPr>
+        <w:t xml:space="preserve"> </w:t>
+      </w:r>
+      <w:proofErr w:type="spellStart"/>
+      <w:r>
+        <w:rPr>
+          <w:b w:val="0"/>
+          <w:bCs w:val="0"/>
+        </w:rPr>
+        <w:t>imbalanced</w:t>
+      </w:r>
+      <w:proofErr w:type="spellEnd"/>
       <w:r>
         <w:rPr>
           <w:b w:val="0"/>
@@ -1577,7 +1874,11 @@
         <w:t xml:space="preserve">studied </w:t>
       </w:r>
       <w:r>
-        <w:t>by Miao, Y., Cao, H., and Tang, M. (2022) focuses on the technique that may be utilized to evaluate the impact that imbalanced binary data has on the performance of machine learning models. In their investigation, they investigated how the imbalance ratio (IR) influences the performance and stability of the model. To build datasets with variable imbalance ratios, they applied imbalanced data augmentation algorithms. Evaluated the effectiveness of the model, they utilized measures such as area under the curve (AUC), F-measure, and G-mean. The results of their investigation showed that the performance of the model deteriorated as the imbalance ratio increased. A number of models are more susceptible to the effects of imbalances than others.</w:t>
+        <w:t xml:space="preserve">by Miao, Y., Cao, H., and Tang, M. (2022) focuses on the technique that may be utilized to evaluate the impact that imbalanced binary data has on the performance of machine learning models. In their investigation, they investigated how the imbalance ratio (IR) influences the performance and stability of the model. To build datasets with variable imbalance ratios, they applied imbalanced data augmentation algorithms. Evaluated the effectiveness of the model, they utilized measures such as area under the curve (AUC), F-measure, and G-mean. The results of their investigation showed that the performance of the model deteriorated as the imbalance ratio increased. A number of models are more susceptible to the effects of imbalances than </w:t>
+      </w:r>
+      <w:proofErr w:type="spellStart"/>
+      <w:r>
+        <w:t>others.</w:t>
       </w:r>
       <w:r>
         <w:t>The</w:t>
@@ -1585,6 +1886,7 @@
       <w:r>
         <w:t>ir</w:t>
       </w:r>
+      <w:proofErr w:type="spellEnd"/>
       <w:r>
         <w:t xml:space="preserve"> findings </w:t>
       </w:r>
@@ -1666,7 +1968,15 @@
         <w:pStyle w:val="Para"/>
       </w:pPr>
       <w:r>
-        <w:t xml:space="preserve">The study by Johnson and Khoshgoftaar (2019) provides a survey on deep learning methods </w:t>
+        <w:t xml:space="preserve">The study by Johnson and </w:t>
+      </w:r>
+      <w:proofErr w:type="spellStart"/>
+      <w:r>
+        <w:t>Khoshgoftaar</w:t>
+      </w:r>
+      <w:proofErr w:type="spellEnd"/>
+      <w:r>
+        <w:t xml:space="preserve"> (2019) provides a survey on deep learning methods </w:t>
       </w:r>
       <w:r>
         <w:t xml:space="preserve">to </w:t>
@@ -1738,7 +2048,15 @@
         <w:t>identify</w:t>
       </w:r>
       <w:r>
-        <w:t xml:space="preserve"> gaps in current research of deep learning methods for imbalanced data and the need for more diverse applications (Johnson and Khoshgoftaar, 2019).</w:t>
+        <w:t xml:space="preserve"> gaps in current research of deep learning methods for imbalanced data and the need for more diverse applications (Johnson and </w:t>
+      </w:r>
+      <w:proofErr w:type="spellStart"/>
+      <w:r>
+        <w:t>Khoshgoftaar</w:t>
+      </w:r>
+      <w:proofErr w:type="spellEnd"/>
+      <w:r>
+        <w:t>, 2019).</w:t>
       </w:r>
     </w:p>
     <w:p>
@@ -1988,7 +2306,51 @@
           <w:lang w:eastAsia="ja-JP"/>
           <w14:ligatures w14:val="standard"/>
         </w:rPr>
-        <w:t>explanation(x)=argmin​ L(f,g,πx​)+Ω(g)</w:t>
+        <w:t>explanation(x)=</w:t>
+      </w:r>
+      <w:proofErr w:type="spellStart"/>
+      <w:r>
+        <w:rPr>
+          <w:rFonts w:ascii="Times New Roman" w:hAnsi="Times New Roman" w:cs="Times New Roman"/>
+          <w:sz w:val="24"/>
+          <w:szCs w:val="24"/>
+          <w:lang w:eastAsia="ja-JP"/>
+          <w14:ligatures w14:val="standard"/>
+        </w:rPr>
+        <w:t>argmin</w:t>
+      </w:r>
+      <w:proofErr w:type="spellEnd"/>
+      <w:r>
+        <w:rPr>
+          <w:rFonts w:ascii="Times New Roman" w:hAnsi="Times New Roman" w:cs="Times New Roman"/>
+          <w:sz w:val="24"/>
+          <w:szCs w:val="24"/>
+          <w:lang w:eastAsia="ja-JP"/>
+          <w14:ligatures w14:val="standard"/>
+        </w:rPr>
+        <w:t>​ L(</w:t>
+      </w:r>
+      <w:proofErr w:type="spellStart"/>
+      <w:r>
+        <w:rPr>
+          <w:rFonts w:ascii="Times New Roman" w:hAnsi="Times New Roman" w:cs="Times New Roman"/>
+          <w:sz w:val="24"/>
+          <w:szCs w:val="24"/>
+          <w:lang w:eastAsia="ja-JP"/>
+          <w14:ligatures w14:val="standard"/>
+        </w:rPr>
+        <w:t>f,g</w:t>
+      </w:r>
+      <w:proofErr w:type="spellEnd"/>
+      <w:r>
+        <w:rPr>
+          <w:rFonts w:ascii="Times New Roman" w:hAnsi="Times New Roman" w:cs="Times New Roman"/>
+          <w:sz w:val="24"/>
+          <w:szCs w:val="24"/>
+          <w:lang w:eastAsia="ja-JP"/>
+          <w14:ligatures w14:val="standard"/>
+        </w:rPr>
+        <w:t>,πx​)+Ω(g)</w:t>
       </w:r>
       <w:r>
         <w:rPr>
@@ -2013,6 +2375,7 @@
           <w:szCs w:val="24"/>
         </w:rPr>
       </w:pPr>
+      <w:proofErr w:type="spellStart"/>
       <w:r>
         <w:rPr>
           <w:rFonts w:ascii="Times New Roman" w:hAnsi="Times New Roman" w:cs="Times New Roman"/>
@@ -2043,6 +2406,7 @@
         </w:rPr>
         <w:t>G</w:t>
       </w:r>
+      <w:proofErr w:type="spellEnd"/>
     </w:p>
     <w:p>
       <w:pPr>
@@ -2094,8 +2458,13 @@
       <w:r>
         <w:t>(</w:t>
       </w:r>
-      <w:r>
-        <w:t xml:space="preserve">Jurafsky, </w:t>
+      <w:proofErr w:type="spellStart"/>
+      <w:r>
+        <w:t>Jurafsky</w:t>
+      </w:r>
+      <w:proofErr w:type="spellEnd"/>
+      <w:r>
+        <w:t xml:space="preserve">, </w:t>
       </w:r>
       <w:r>
         <w:t xml:space="preserve">D., &amp; Martin, J. H. </w:t>
@@ -2139,7 +2508,15 @@
         <w:t xml:space="preserve"> </w:t>
       </w:r>
       <w:r>
-        <w:t>(y=1|x) = 1 / (1 + e^ (-w^T x - b))</w:t>
+        <w:t>(y=1|x) = 1 / (1 + e^ (-</w:t>
+      </w:r>
+      <w:proofErr w:type="spellStart"/>
+      <w:r>
+        <w:t>w^T</w:t>
+      </w:r>
+      <w:proofErr w:type="spellEnd"/>
+      <w:r>
+        <w:t xml:space="preserve"> x - b))</w:t>
       </w:r>
       <w:r>
         <w:tab/>
@@ -2591,13 +2968,7 @@
         <w:rPr>
           <w:lang w:val="en-ID"/>
         </w:rPr>
-        <w:t>sensitivity</w:t>
-      </w:r>
-      <w:r>
-        <w:rPr>
-          <w:lang w:val="en-ID"/>
-        </w:rPr>
-        <w:t xml:space="preserve"> </w:t>
+        <w:t xml:space="preserve">sensitivity </w:t>
       </w:r>
       <w:r>
         <w:rPr>
@@ -3775,7 +4146,47 @@
           <w:szCs w:val="24"/>
           <w:lang w:val="en-ID" w:eastAsia="ja-JP"/>
         </w:rPr>
-        <w:t>between n_samples=10000 and n_samples=1000000.</w:t>
+        <w:t xml:space="preserve">between </w:t>
+      </w:r>
+      <w:proofErr w:type="spellStart"/>
+      <w:r>
+        <w:rPr>
+          <w:rFonts w:ascii="Times New Roman" w:hAnsi="Times New Roman" w:cs="Times New Roman"/>
+          <w:sz w:val="24"/>
+          <w:szCs w:val="24"/>
+          <w:lang w:val="en-ID" w:eastAsia="ja-JP"/>
+        </w:rPr>
+        <w:t>n_samples</w:t>
+      </w:r>
+      <w:proofErr w:type="spellEnd"/>
+      <w:r>
+        <w:rPr>
+          <w:rFonts w:ascii="Times New Roman" w:hAnsi="Times New Roman" w:cs="Times New Roman"/>
+          <w:sz w:val="24"/>
+          <w:szCs w:val="24"/>
+          <w:lang w:val="en-ID" w:eastAsia="ja-JP"/>
+        </w:rPr>
+        <w:t xml:space="preserve">=10000 and </w:t>
+      </w:r>
+      <w:proofErr w:type="spellStart"/>
+      <w:r>
+        <w:rPr>
+          <w:rFonts w:ascii="Times New Roman" w:hAnsi="Times New Roman" w:cs="Times New Roman"/>
+          <w:sz w:val="24"/>
+          <w:szCs w:val="24"/>
+          <w:lang w:val="en-ID" w:eastAsia="ja-JP"/>
+        </w:rPr>
+        <w:t>n_samples</w:t>
+      </w:r>
+      <w:proofErr w:type="spellEnd"/>
+      <w:r>
+        <w:rPr>
+          <w:rFonts w:ascii="Times New Roman" w:hAnsi="Times New Roman" w:cs="Times New Roman"/>
+          <w:sz w:val="24"/>
+          <w:szCs w:val="24"/>
+          <w:lang w:val="en-ID" w:eastAsia="ja-JP"/>
+        </w:rPr>
+        <w:t>=1000000.</w:t>
       </w:r>
     </w:p>
     <w:p>
@@ -3820,7 +4231,47 @@
           <w:lang w:val="en-ID" w:eastAsia="ja-JP"/>
         </w:rPr>
         <w:lastRenderedPageBreak/>
-        <w:t>In the case imbalanced dataset, the results differ significantly between n_samples=10000 and n_samples=1000000.</w:t>
+        <w:t xml:space="preserve">In the case imbalanced dataset, the results differ significantly between </w:t>
+      </w:r>
+      <w:proofErr w:type="spellStart"/>
+      <w:r>
+        <w:rPr>
+          <w:rFonts w:ascii="Times New Roman" w:hAnsi="Times New Roman" w:cs="Times New Roman"/>
+          <w:sz w:val="24"/>
+          <w:szCs w:val="24"/>
+          <w:lang w:val="en-ID" w:eastAsia="ja-JP"/>
+        </w:rPr>
+        <w:t>n_samples</w:t>
+      </w:r>
+      <w:proofErr w:type="spellEnd"/>
+      <w:r>
+        <w:rPr>
+          <w:rFonts w:ascii="Times New Roman" w:hAnsi="Times New Roman" w:cs="Times New Roman"/>
+          <w:sz w:val="24"/>
+          <w:szCs w:val="24"/>
+          <w:lang w:val="en-ID" w:eastAsia="ja-JP"/>
+        </w:rPr>
+        <w:t xml:space="preserve">=10000 and </w:t>
+      </w:r>
+      <w:proofErr w:type="spellStart"/>
+      <w:r>
+        <w:rPr>
+          <w:rFonts w:ascii="Times New Roman" w:hAnsi="Times New Roman" w:cs="Times New Roman"/>
+          <w:sz w:val="24"/>
+          <w:szCs w:val="24"/>
+          <w:lang w:val="en-ID" w:eastAsia="ja-JP"/>
+        </w:rPr>
+        <w:t>n_samples</w:t>
+      </w:r>
+      <w:proofErr w:type="spellEnd"/>
+      <w:r>
+        <w:rPr>
+          <w:rFonts w:ascii="Times New Roman" w:hAnsi="Times New Roman" w:cs="Times New Roman"/>
+          <w:sz w:val="24"/>
+          <w:szCs w:val="24"/>
+          <w:lang w:val="en-ID" w:eastAsia="ja-JP"/>
+        </w:rPr>
+        <w:t>=1000000.</w:t>
       </w:r>
     </w:p>
     <w:p>
@@ -3841,8 +4292,9 @@
           <w:szCs w:val="24"/>
           <w:lang w:val="en-ID" w:eastAsia="ja-JP"/>
         </w:rPr>
-        <w:t xml:space="preserve">For n_samples=10000, the model is still able to identify some minority class instances, with a recall of 0.72 for class 1. This </w:t>
-      </w:r>
+        <w:t xml:space="preserve">For </w:t>
+      </w:r>
+      <w:proofErr w:type="spellStart"/>
       <w:r>
         <w:rPr>
           <w:rFonts w:ascii="Times New Roman" w:hAnsi="Times New Roman" w:cs="Times New Roman"/>
@@ -3850,7 +4302,46 @@
           <w:szCs w:val="24"/>
           <w:lang w:val="en-ID" w:eastAsia="ja-JP"/>
         </w:rPr>
-        <w:t xml:space="preserve">is fakely </w:t>
+        <w:t>n_samples</w:t>
+      </w:r>
+      <w:proofErr w:type="spellEnd"/>
+      <w:r>
+        <w:rPr>
+          <w:rFonts w:ascii="Times New Roman" w:hAnsi="Times New Roman" w:cs="Times New Roman"/>
+          <w:sz w:val="24"/>
+          <w:szCs w:val="24"/>
+          <w:lang w:val="en-ID" w:eastAsia="ja-JP"/>
+        </w:rPr>
+        <w:t xml:space="preserve">=10000, the model is still able to identify some minority class instances, with a recall of 0.72 for class 1. This </w:t>
+      </w:r>
+      <w:r>
+        <w:rPr>
+          <w:rFonts w:ascii="Times New Roman" w:hAnsi="Times New Roman" w:cs="Times New Roman"/>
+          <w:sz w:val="24"/>
+          <w:szCs w:val="24"/>
+          <w:lang w:val="en-ID" w:eastAsia="ja-JP"/>
+        </w:rPr>
+        <w:t xml:space="preserve">is </w:t>
+      </w:r>
+      <w:proofErr w:type="spellStart"/>
+      <w:r>
+        <w:rPr>
+          <w:rFonts w:ascii="Times New Roman" w:hAnsi="Times New Roman" w:cs="Times New Roman"/>
+          <w:sz w:val="24"/>
+          <w:szCs w:val="24"/>
+          <w:lang w:val="en-ID" w:eastAsia="ja-JP"/>
+        </w:rPr>
+        <w:t>fakely</w:t>
+      </w:r>
+      <w:proofErr w:type="spellEnd"/>
+      <w:r>
+        <w:rPr>
+          <w:rFonts w:ascii="Times New Roman" w:hAnsi="Times New Roman" w:cs="Times New Roman"/>
+          <w:sz w:val="24"/>
+          <w:szCs w:val="24"/>
+          <w:lang w:val="en-ID" w:eastAsia="ja-JP"/>
+        </w:rPr>
+        <w:t xml:space="preserve"> </w:t>
       </w:r>
       <w:r>
         <w:rPr>
@@ -3900,7 +4391,27 @@
           <w:szCs w:val="24"/>
           <w:lang w:val="en-ID" w:eastAsia="ja-JP"/>
         </w:rPr>
-        <w:t xml:space="preserve"> The relatively higher recall at n_samples=10000 does not reflect true model capability but rather statistical noise due to the smaller sample size.</w:t>
+        <w:t xml:space="preserve"> The relatively higher recall at </w:t>
+      </w:r>
+      <w:proofErr w:type="spellStart"/>
+      <w:r>
+        <w:rPr>
+          <w:rFonts w:ascii="Times New Roman" w:hAnsi="Times New Roman" w:cs="Times New Roman"/>
+          <w:sz w:val="24"/>
+          <w:szCs w:val="24"/>
+          <w:lang w:val="en-ID" w:eastAsia="ja-JP"/>
+        </w:rPr>
+        <w:t>n_samples</w:t>
+      </w:r>
+      <w:proofErr w:type="spellEnd"/>
+      <w:r>
+        <w:rPr>
+          <w:rFonts w:ascii="Times New Roman" w:hAnsi="Times New Roman" w:cs="Times New Roman"/>
+          <w:sz w:val="24"/>
+          <w:szCs w:val="24"/>
+          <w:lang w:val="en-ID" w:eastAsia="ja-JP"/>
+        </w:rPr>
+        <w:t>=10000 does not reflect true model capability but rather statistical noise due to the smaller sample size.</w:t>
       </w:r>
     </w:p>
     <w:p>
@@ -3921,7 +4432,27 @@
           <w:szCs w:val="24"/>
           <w:lang w:val="en-ID" w:eastAsia="ja-JP"/>
         </w:rPr>
-        <w:t>When n_samples is increased to 1000000, the model fails to recognize any minority class instances, resulting in a recall of 0 for class 1. This demonstrates the inherent bias towards the majority class, which becomes more apparent as the dataset size increases and the extreme imbalance dominates the model's learning process.</w:t>
+        <w:t xml:space="preserve">When </w:t>
+      </w:r>
+      <w:proofErr w:type="spellStart"/>
+      <w:r>
+        <w:rPr>
+          <w:rFonts w:ascii="Times New Roman" w:hAnsi="Times New Roman" w:cs="Times New Roman"/>
+          <w:sz w:val="24"/>
+          <w:szCs w:val="24"/>
+          <w:lang w:val="en-ID" w:eastAsia="ja-JP"/>
+        </w:rPr>
+        <w:t>n_samples</w:t>
+      </w:r>
+      <w:proofErr w:type="spellEnd"/>
+      <w:r>
+        <w:rPr>
+          <w:rFonts w:ascii="Times New Roman" w:hAnsi="Times New Roman" w:cs="Times New Roman"/>
+          <w:sz w:val="24"/>
+          <w:szCs w:val="24"/>
+          <w:lang w:val="en-ID" w:eastAsia="ja-JP"/>
+        </w:rPr>
+        <w:t xml:space="preserve"> is increased to 1000000, the model fails to recognize any minority class instances, resulting in a recall of 0 for class 1. This demonstrates the inherent bias towards the majority class, which becomes more apparent as the dataset size increases and the extreme imbalance dominates the model's learning process.</w:t>
       </w:r>
     </w:p>
     <w:p>
@@ -3942,7 +4473,27 @@
           <w:szCs w:val="24"/>
           <w:lang w:val="en-ID" w:eastAsia="ja-JP"/>
         </w:rPr>
-        <w:t>This outcome highlights that the model's performance with n_samples=10000 falsely suggests reduced bias, while in reality, the imbalance severely impacts the model's ability to learn about and correctly classify the minority class, particularly at larger scales.</w:t>
+        <w:t xml:space="preserve">This outcome highlights that the model's performance with </w:t>
+      </w:r>
+      <w:proofErr w:type="spellStart"/>
+      <w:r>
+        <w:rPr>
+          <w:rFonts w:ascii="Times New Roman" w:hAnsi="Times New Roman" w:cs="Times New Roman"/>
+          <w:sz w:val="24"/>
+          <w:szCs w:val="24"/>
+          <w:lang w:val="en-ID" w:eastAsia="ja-JP"/>
+        </w:rPr>
+        <w:t>n_samples</w:t>
+      </w:r>
+      <w:proofErr w:type="spellEnd"/>
+      <w:r>
+        <w:rPr>
+          <w:rFonts w:ascii="Times New Roman" w:hAnsi="Times New Roman" w:cs="Times New Roman"/>
+          <w:sz w:val="24"/>
+          <w:szCs w:val="24"/>
+          <w:lang w:val="en-ID" w:eastAsia="ja-JP"/>
+        </w:rPr>
+        <w:t>=10000 falsely suggests reduced bias, while in reality, the imbalance severely impacts the model's ability to learn about and correctly classify the minority class, particularly at larger scales.</w:t>
       </w:r>
     </w:p>
     <w:p>
@@ -3963,7 +4514,27 @@
           <w:szCs w:val="24"/>
           <w:lang w:val="en-ID" w:eastAsia="ja-JP"/>
         </w:rPr>
-        <w:t>However, when the number of samples is increased to n_samples=1000000, the model completely fails to recognize the minority class, resulting in a recall of 0 for class 1. This means that none of the true positives are correctly detected, highlighting the extreme bias towards the majority class due to the imbalance (99.9% of class 0 versus 0.1% of class 1).</w:t>
+        <w:t xml:space="preserve">However, when the number of samples is increased to </w:t>
+      </w:r>
+      <w:proofErr w:type="spellStart"/>
+      <w:r>
+        <w:rPr>
+          <w:rFonts w:ascii="Times New Roman" w:hAnsi="Times New Roman" w:cs="Times New Roman"/>
+          <w:sz w:val="24"/>
+          <w:szCs w:val="24"/>
+          <w:lang w:val="en-ID" w:eastAsia="ja-JP"/>
+        </w:rPr>
+        <w:t>n_samples</w:t>
+      </w:r>
+      <w:proofErr w:type="spellEnd"/>
+      <w:r>
+        <w:rPr>
+          <w:rFonts w:ascii="Times New Roman" w:hAnsi="Times New Roman" w:cs="Times New Roman"/>
+          <w:sz w:val="24"/>
+          <w:szCs w:val="24"/>
+          <w:lang w:val="en-ID" w:eastAsia="ja-JP"/>
+        </w:rPr>
+        <w:t>=1000000, the model completely fails to recognize the minority class, resulting in a recall of 0 for class 1. This means that none of the true positives are correctly detected, highlighting the extreme bias towards the majority class due to the imbalance (99.9% of class 0 versus 0.1% of class 1).</w:t>
       </w:r>
     </w:p>
     <w:p>
@@ -3984,7 +4555,27 @@
           <w:szCs w:val="24"/>
           <w:lang w:val="en-ID" w:eastAsia="ja-JP"/>
         </w:rPr>
-        <w:t>This behavior is not caused by deficiencies in the model itself but rather by the dataset imbalance. The confusion matrix clearly shows that the model is highly biased, with the recall for the minority class being 0, demonstrating that the model struggles when faced with extremely imbalanced data at a larger scale.</w:t>
+        <w:t xml:space="preserve">This </w:t>
+      </w:r>
+      <w:proofErr w:type="spellStart"/>
+      <w:r>
+        <w:rPr>
+          <w:rFonts w:ascii="Times New Roman" w:hAnsi="Times New Roman" w:cs="Times New Roman"/>
+          <w:sz w:val="24"/>
+          <w:szCs w:val="24"/>
+          <w:lang w:val="en-ID" w:eastAsia="ja-JP"/>
+        </w:rPr>
+        <w:t>behavior</w:t>
+      </w:r>
+      <w:proofErr w:type="spellEnd"/>
+      <w:r>
+        <w:rPr>
+          <w:rFonts w:ascii="Times New Roman" w:hAnsi="Times New Roman" w:cs="Times New Roman"/>
+          <w:sz w:val="24"/>
+          <w:szCs w:val="24"/>
+          <w:lang w:val="en-ID" w:eastAsia="ja-JP"/>
+        </w:rPr>
+        <w:t xml:space="preserve"> is not caused by deficiencies in the model itself but rather by the dataset imbalance. The confusion matrix clearly shows that the model is highly biased, with the recall for the minority class being 0, demonstrating that the model struggles when faced with extremely imbalanced data at a larger scale.</w:t>
       </w:r>
     </w:p>
     <w:p>
@@ -4276,7 +4867,47 @@
           <w:lang w:val="en-ID" w:eastAsia="ja-JP"/>
         </w:rPr>
         <w:lastRenderedPageBreak/>
-        <w:t>between n_samples=10000 and n_samples=1000000.</w:t>
+        <w:t xml:space="preserve">between </w:t>
+      </w:r>
+      <w:proofErr w:type="spellStart"/>
+      <w:r>
+        <w:rPr>
+          <w:rFonts w:ascii="Times New Roman" w:hAnsi="Times New Roman" w:cs="Times New Roman"/>
+          <w:sz w:val="24"/>
+          <w:szCs w:val="24"/>
+          <w:lang w:val="en-ID" w:eastAsia="ja-JP"/>
+        </w:rPr>
+        <w:t>n_samples</w:t>
+      </w:r>
+      <w:proofErr w:type="spellEnd"/>
+      <w:r>
+        <w:rPr>
+          <w:rFonts w:ascii="Times New Roman" w:hAnsi="Times New Roman" w:cs="Times New Roman"/>
+          <w:sz w:val="24"/>
+          <w:szCs w:val="24"/>
+          <w:lang w:val="en-ID" w:eastAsia="ja-JP"/>
+        </w:rPr>
+        <w:t xml:space="preserve">=10000 and </w:t>
+      </w:r>
+      <w:proofErr w:type="spellStart"/>
+      <w:r>
+        <w:rPr>
+          <w:rFonts w:ascii="Times New Roman" w:hAnsi="Times New Roman" w:cs="Times New Roman"/>
+          <w:sz w:val="24"/>
+          <w:szCs w:val="24"/>
+          <w:lang w:val="en-ID" w:eastAsia="ja-JP"/>
+        </w:rPr>
+        <w:t>n_samples</w:t>
+      </w:r>
+      <w:proofErr w:type="spellEnd"/>
+      <w:r>
+        <w:rPr>
+          <w:rFonts w:ascii="Times New Roman" w:hAnsi="Times New Roman" w:cs="Times New Roman"/>
+          <w:sz w:val="24"/>
+          <w:szCs w:val="24"/>
+          <w:lang w:val="en-ID" w:eastAsia="ja-JP"/>
+        </w:rPr>
+        <w:t>=1000000.</w:t>
       </w:r>
     </w:p>
     <w:p>
@@ -5004,7 +5635,47 @@
           <w:szCs w:val="24"/>
           <w:lang w:val="en-ID" w:eastAsia="ja-JP"/>
         </w:rPr>
-        <w:t>between n_samples=10000 and n_samples=1000000.</w:t>
+        <w:t xml:space="preserve">between </w:t>
+      </w:r>
+      <w:proofErr w:type="spellStart"/>
+      <w:r>
+        <w:rPr>
+          <w:rFonts w:ascii="Times New Roman" w:hAnsi="Times New Roman" w:cs="Times New Roman"/>
+          <w:sz w:val="24"/>
+          <w:szCs w:val="24"/>
+          <w:lang w:val="en-ID" w:eastAsia="ja-JP"/>
+        </w:rPr>
+        <w:t>n_samples</w:t>
+      </w:r>
+      <w:proofErr w:type="spellEnd"/>
+      <w:r>
+        <w:rPr>
+          <w:rFonts w:ascii="Times New Roman" w:hAnsi="Times New Roman" w:cs="Times New Roman"/>
+          <w:sz w:val="24"/>
+          <w:szCs w:val="24"/>
+          <w:lang w:val="en-ID" w:eastAsia="ja-JP"/>
+        </w:rPr>
+        <w:t xml:space="preserve">=10000 and </w:t>
+      </w:r>
+      <w:proofErr w:type="spellStart"/>
+      <w:r>
+        <w:rPr>
+          <w:rFonts w:ascii="Times New Roman" w:hAnsi="Times New Roman" w:cs="Times New Roman"/>
+          <w:sz w:val="24"/>
+          <w:szCs w:val="24"/>
+          <w:lang w:val="en-ID" w:eastAsia="ja-JP"/>
+        </w:rPr>
+        <w:t>n_samples</w:t>
+      </w:r>
+      <w:proofErr w:type="spellEnd"/>
+      <w:r>
+        <w:rPr>
+          <w:rFonts w:ascii="Times New Roman" w:hAnsi="Times New Roman" w:cs="Times New Roman"/>
+          <w:sz w:val="24"/>
+          <w:szCs w:val="24"/>
+          <w:lang w:val="en-ID" w:eastAsia="ja-JP"/>
+        </w:rPr>
+        <w:t>=1000000.</w:t>
       </w:r>
     </w:p>
     <w:p>
@@ -5364,6 +6035,7 @@
         </w:rPr>
         <w:t xml:space="preserve"> </w:t>
       </w:r>
+      <w:proofErr w:type="spellStart"/>
       <w:r>
         <w:rPr>
           <w:rFonts w:ascii="Times New Roman" w:hAnsi="Times New Roman" w:cs="Times New Roman"/>
@@ -5371,7 +6043,37 @@
           <w:szCs w:val="24"/>
           <w:lang w:val="en-ID" w:eastAsia="ja-JP"/>
         </w:rPr>
-        <w:t>n_samples=10000 and n_samples=1000000.</w:t>
+        <w:t>n_samples</w:t>
+      </w:r>
+      <w:proofErr w:type="spellEnd"/>
+      <w:r>
+        <w:rPr>
+          <w:rFonts w:ascii="Times New Roman" w:hAnsi="Times New Roman" w:cs="Times New Roman"/>
+          <w:sz w:val="24"/>
+          <w:szCs w:val="24"/>
+          <w:lang w:val="en-ID" w:eastAsia="ja-JP"/>
+        </w:rPr>
+        <w:t xml:space="preserve">=10000 and </w:t>
+      </w:r>
+      <w:proofErr w:type="spellStart"/>
+      <w:r>
+        <w:rPr>
+          <w:rFonts w:ascii="Times New Roman" w:hAnsi="Times New Roman" w:cs="Times New Roman"/>
+          <w:sz w:val="24"/>
+          <w:szCs w:val="24"/>
+          <w:lang w:val="en-ID" w:eastAsia="ja-JP"/>
+        </w:rPr>
+        <w:t>n_samples</w:t>
+      </w:r>
+      <w:proofErr w:type="spellEnd"/>
+      <w:r>
+        <w:rPr>
+          <w:rFonts w:ascii="Times New Roman" w:hAnsi="Times New Roman" w:cs="Times New Roman"/>
+          <w:sz w:val="24"/>
+          <w:szCs w:val="24"/>
+          <w:lang w:val="en-ID" w:eastAsia="ja-JP"/>
+        </w:rPr>
+        <w:t>=1000000.</w:t>
       </w:r>
     </w:p>
     <w:p>
@@ -6584,7 +7286,21 @@
         <w:rPr>
           <w:lang w:val="en-ID"/>
         </w:rPr>
-        <w:t>Impact of Dataset Imbalance: Models trained on imbalanced datasets are prone to bias, favoring the majority class at the expense of underrepresented classes. This bias becomes more evident as the size of the dataset increases, leading to reduced recall and poor performance in detecting minority class instances. This reinforces the importance of addressing data imbalance early in the AI development process.</w:t>
+        <w:t xml:space="preserve">Impact of Dataset Imbalance: Models trained on imbalanced datasets are prone to bias, </w:t>
+      </w:r>
+      <w:proofErr w:type="spellStart"/>
+      <w:r>
+        <w:rPr>
+          <w:lang w:val="en-ID"/>
+        </w:rPr>
+        <w:t>favoring</w:t>
+      </w:r>
+      <w:proofErr w:type="spellEnd"/>
+      <w:r>
+        <w:rPr>
+          <w:lang w:val="en-ID"/>
+        </w:rPr>
+        <w:t xml:space="preserve"> the majority class at the expense of underrepresented classes. This bias becomes more evident as the size of the dataset increases, leading to reduced recall and poor performance in detecting minority class instances. This reinforces the importance of addressing data imbalance early in the AI development process.</w:t>
       </w:r>
     </w:p>
     <w:p>
@@ -7190,14 +7906,25 @@
         </w:rPr>
         <w:tab/>
       </w:r>
-      <w:r>
-        <w:rPr>
-          <w:rFonts w:ascii="Times New Roman" w:hAnsi="Times New Roman" w:cs="Times New Roman"/>
-          <w:sz w:val="24"/>
-          <w:szCs w:val="24"/>
-          <w14:ligatures w14:val="standard"/>
-        </w:rPr>
-        <w:t>Burkov,A. 2019. The Hundred-Page Machine Learning Book. Retrieved on October 12, 2024, from</w:t>
+      <w:proofErr w:type="spellStart"/>
+      <w:r>
+        <w:rPr>
+          <w:rFonts w:ascii="Times New Roman" w:hAnsi="Times New Roman" w:cs="Times New Roman"/>
+          <w:sz w:val="24"/>
+          <w:szCs w:val="24"/>
+          <w14:ligatures w14:val="standard"/>
+        </w:rPr>
+        <w:t>Burkov,A</w:t>
+      </w:r>
+      <w:proofErr w:type="spellEnd"/>
+      <w:r>
+        <w:rPr>
+          <w:rFonts w:ascii="Times New Roman" w:hAnsi="Times New Roman" w:cs="Times New Roman"/>
+          <w:sz w:val="24"/>
+          <w:szCs w:val="24"/>
+          <w14:ligatures w14:val="standard"/>
+        </w:rPr>
+        <w:t>. 2019. The Hundred-Page Machine Learning Book. Retrieved on October 12, 2024, from</w:t>
       </w:r>
     </w:p>
     <w:p>
@@ -7230,14 +7957,45 @@
         </w:rPr>
         <w:tab/>
       </w:r>
-      <w:r>
-        <w:rPr>
-          <w:rFonts w:ascii="Times New Roman" w:hAnsi="Times New Roman" w:cs="Times New Roman"/>
-          <w:sz w:val="24"/>
-          <w:szCs w:val="24"/>
-          <w14:ligatures w14:val="standard"/>
-        </w:rPr>
-        <w:t xml:space="preserve">Dadkhahnikoo, Neama. (2019-11-11). Incident Number 92. In McGregor, S. (ed.) </w:t>
+      <w:proofErr w:type="spellStart"/>
+      <w:r>
+        <w:rPr>
+          <w:rFonts w:ascii="Times New Roman" w:hAnsi="Times New Roman" w:cs="Times New Roman"/>
+          <w:sz w:val="24"/>
+          <w:szCs w:val="24"/>
+          <w14:ligatures w14:val="standard"/>
+        </w:rPr>
+        <w:t>Dadkhahnikoo</w:t>
+      </w:r>
+      <w:proofErr w:type="spellEnd"/>
+      <w:r>
+        <w:rPr>
+          <w:rFonts w:ascii="Times New Roman" w:hAnsi="Times New Roman" w:cs="Times New Roman"/>
+          <w:sz w:val="24"/>
+          <w:szCs w:val="24"/>
+          <w14:ligatures w14:val="standard"/>
+        </w:rPr>
+        <w:t xml:space="preserve">, </w:t>
+      </w:r>
+      <w:proofErr w:type="spellStart"/>
+      <w:r>
+        <w:rPr>
+          <w:rFonts w:ascii="Times New Roman" w:hAnsi="Times New Roman" w:cs="Times New Roman"/>
+          <w:sz w:val="24"/>
+          <w:szCs w:val="24"/>
+          <w14:ligatures w14:val="standard"/>
+        </w:rPr>
+        <w:t>Neama</w:t>
+      </w:r>
+      <w:proofErr w:type="spellEnd"/>
+      <w:r>
+        <w:rPr>
+          <w:rFonts w:ascii="Times New Roman" w:hAnsi="Times New Roman" w:cs="Times New Roman"/>
+          <w:sz w:val="24"/>
+          <w:szCs w:val="24"/>
+          <w14:ligatures w14:val="standard"/>
+        </w:rPr>
+        <w:t xml:space="preserve">. (2019-11-11). Incident Number 92. In McGregor, S. (ed.) </w:t>
       </w:r>
       <w:r>
         <w:rPr>
@@ -7336,7 +8094,27 @@
           <w:szCs w:val="24"/>
           <w14:ligatures w14:val="standard"/>
         </w:rPr>
-        <w:t xml:space="preserve">Johnson, J.M. and Khoshgoftaar, T.M. 2019. </w:t>
+        <w:t xml:space="preserve">Johnson, J.M. and </w:t>
+      </w:r>
+      <w:proofErr w:type="spellStart"/>
+      <w:r>
+        <w:rPr>
+          <w:rFonts w:ascii="Times New Roman" w:hAnsi="Times New Roman" w:cs="Times New Roman"/>
+          <w:sz w:val="24"/>
+          <w:szCs w:val="24"/>
+          <w14:ligatures w14:val="standard"/>
+        </w:rPr>
+        <w:t>Khoshgoftaar</w:t>
+      </w:r>
+      <w:proofErr w:type="spellEnd"/>
+      <w:r>
+        <w:rPr>
+          <w:rFonts w:ascii="Times New Roman" w:hAnsi="Times New Roman" w:cs="Times New Roman"/>
+          <w:sz w:val="24"/>
+          <w:szCs w:val="24"/>
+          <w14:ligatures w14:val="standard"/>
+        </w:rPr>
+        <w:t xml:space="preserve">, T.M. 2019. </w:t>
       </w:r>
       <w:r>
         <w:rPr>
@@ -7427,7 +8205,26 @@
           <w14:ligatures w14:val="standard"/>
         </w:rPr>
         <w:tab/>
-        <w:t xml:space="preserve">Jurafsky, D., &amp; Martin, J. H. (2024, August 20). </w:t>
+      </w:r>
+      <w:proofErr w:type="spellStart"/>
+      <w:r>
+        <w:rPr>
+          <w:rFonts w:ascii="Times New Roman" w:hAnsi="Times New Roman" w:cs="Times New Roman"/>
+          <w:sz w:val="24"/>
+          <w:szCs w:val="24"/>
+          <w14:ligatures w14:val="standard"/>
+        </w:rPr>
+        <w:t>Jurafsky</w:t>
+      </w:r>
+      <w:proofErr w:type="spellEnd"/>
+      <w:r>
+        <w:rPr>
+          <w:rFonts w:ascii="Times New Roman" w:hAnsi="Times New Roman" w:cs="Times New Roman"/>
+          <w:sz w:val="24"/>
+          <w:szCs w:val="24"/>
+          <w14:ligatures w14:val="standard"/>
+        </w:rPr>
+        <w:t xml:space="preserve">, D., &amp; Martin, J. H. (2024, August 20). </w:t>
       </w:r>
       <w:r>
         <w:rPr>
@@ -8447,12 +9244,14 @@
             </w:rPr>
             <w:t xml:space="preserve">, </w:t>
           </w:r>
+          <w:proofErr w:type="spellStart"/>
           <w:r>
             <w:rPr>
               <w:rFonts w:ascii="Linux Biolinum" w:hAnsi="Linux Biolinum" w:cs="Linux Biolinum"/>
             </w:rPr>
             <w:t>Kricak</w:t>
           </w:r>
+          <w:proofErr w:type="spellEnd"/>
           <w:r>
             <w:rPr>
               <w:rFonts w:ascii="Linux Biolinum" w:hAnsi="Linux Biolinum" w:cs="Linux Biolinum"/>
@@ -8496,12 +9295,14 @@
               <w:rFonts w:ascii="Linux Biolinum" w:hAnsi="Linux Biolinum" w:cs="Linux Biolinum"/>
             </w:rPr>
           </w:pPr>
+          <w:proofErr w:type="spellStart"/>
           <w:r>
             <w:rPr>
               <w:rFonts w:ascii="Linux Biolinum" w:hAnsi="Linux Biolinum" w:cs="Linux Biolinum"/>
             </w:rPr>
             <w:t>H.Purwadi</w:t>
           </w:r>
+          <w:proofErr w:type="spellEnd"/>
         </w:p>
       </w:tc>
     </w:tr>
@@ -8591,12 +9392,14 @@
             </w:rPr>
             <w:t xml:space="preserve">, </w:t>
           </w:r>
+          <w:proofErr w:type="spellStart"/>
           <w:r>
             <w:rPr>
               <w:rFonts w:ascii="Linux Biolinum" w:hAnsi="Linux Biolinum" w:cs="Linux Biolinum"/>
             </w:rPr>
             <w:t>Kricak</w:t>
           </w:r>
+          <w:proofErr w:type="spellEnd"/>
           <w:r>
             <w:rPr>
               <w:rFonts w:ascii="Linux Biolinum" w:hAnsi="Linux Biolinum" w:cs="Linux Biolinum"/>
@@ -8628,12 +9431,14 @@
               <w:rFonts w:ascii="Linux Biolinum" w:hAnsi="Linux Biolinum" w:cs="Linux Biolinum"/>
             </w:rPr>
           </w:pPr>
+          <w:proofErr w:type="spellStart"/>
           <w:r>
             <w:rPr>
               <w:rFonts w:ascii="Linux Biolinum" w:hAnsi="Linux Biolinum" w:cs="Linux Biolinum"/>
             </w:rPr>
             <w:t>H.Purwadi</w:t>
           </w:r>
+          <w:proofErr w:type="spellEnd"/>
         </w:p>
       </w:tc>
     </w:tr>
@@ -18167,6 +18972,10 @@
 </file>
 
 <file path=customXml/item1.xml><?xml version="1.0" encoding="utf-8"?>
+<b:Sources xmlns:b="http://schemas.openxmlformats.org/officeDocument/2006/bibliography" xmlns="http://schemas.openxmlformats.org/officeDocument/2006/bibliography" SelectedStyle="\APA.XSL" StyleName="APA"/>
+</file>
+
+<file path=customXml/item2.xml><?xml version="1.0" encoding="utf-8"?>
 <Workflow version="v.1.13">
   <Filtration versionrequired="True" status="DONE" StartTime="25-07-2014 13:27:04" EndTime="25-07-2014 13:28:29">
     <Mandatory>
@@ -18344,20 +19153,16 @@
 </Workflow>
 </file>
 
-<file path=customXml/item2.xml><?xml version="1.0" encoding="utf-8"?>
-<b:Sources xmlns:b="http://schemas.openxmlformats.org/officeDocument/2006/bibliography" xmlns="http://schemas.openxmlformats.org/officeDocument/2006/bibliography" SelectedStyle="\APA.XSL" StyleName="APA"/>
-</file>
-
 <file path=customXml/itemProps1.xml><?xml version="1.0" encoding="utf-8"?>
-<ds:datastoreItem xmlns:ds="http://schemas.openxmlformats.org/officeDocument/2006/customXml" ds:itemID="{4D45DBA2-DCF6-46BF-858B-9A8CC8161B4D}">
-  <ds:schemaRefs/>
-</ds:datastoreItem>
-</file>
-
-<file path=customXml/itemProps2.xml><?xml version="1.0" encoding="utf-8"?>
 <ds:datastoreItem xmlns:ds="http://schemas.openxmlformats.org/officeDocument/2006/customXml" ds:itemID="{B589180B-96F4-4B3D-93D7-E2C64345EF74}">
   <ds:schemaRefs>
     <ds:schemaRef ds:uri="http://schemas.openxmlformats.org/officeDocument/2006/bibliography"/>
   </ds:schemaRefs>
 </ds:datastoreItem>
+</file>
+
+<file path=customXml/itemProps2.xml><?xml version="1.0" encoding="utf-8"?>
+<ds:datastoreItem xmlns:ds="http://schemas.openxmlformats.org/officeDocument/2006/customXml" ds:itemID="{4D45DBA2-DCF6-46BF-858B-9A8CC8161B4D}">
+  <ds:schemaRefs/>
+</ds:datastoreItem>
 </file>
--- a/Imbalance_Balanced_Dataset_Composition_XAI.docx
+++ b/Imbalance_Balanced_Dataset_Composition_XAI.docx
@@ -643,8 +643,9 @@
           <w:szCs w:val="24"/>
           <w14:ligatures w14:val="standard"/>
         </w:rPr>
-        <w:t xml:space="preserve"> analyzed </w:t>
-      </w:r>
+        <w:t xml:space="preserve"> </w:t>
+      </w:r>
+      <w:proofErr w:type="gramStart"/>
       <w:r>
         <w:rPr>
           <w:rFonts w:ascii="Times New Roman" w:eastAsia="Verdana" w:hAnsi="Times New Roman" w:cs="Times New Roman"/>
@@ -652,7 +653,26 @@
           <w:szCs w:val="24"/>
           <w14:ligatures w14:val="standard"/>
         </w:rPr>
-        <w:t xml:space="preserve">on </w:t>
+        <w:t xml:space="preserve">analyzed </w:t>
+      </w:r>
+      <w:r>
+        <w:rPr>
+          <w:rFonts w:ascii="Times New Roman" w:eastAsia="Verdana" w:hAnsi="Times New Roman" w:cs="Times New Roman"/>
+          <w:sz w:val="24"/>
+          <w:szCs w:val="24"/>
+          <w14:ligatures w14:val="standard"/>
+        </w:rPr>
+        <w:t>on</w:t>
+      </w:r>
+      <w:proofErr w:type="gramEnd"/>
+      <w:r>
+        <w:rPr>
+          <w:rFonts w:ascii="Times New Roman" w:eastAsia="Verdana" w:hAnsi="Times New Roman" w:cs="Times New Roman"/>
+          <w:sz w:val="24"/>
+          <w:szCs w:val="24"/>
+          <w14:ligatures w14:val="standard"/>
+        </w:rPr>
+        <w:t xml:space="preserve"> </w:t>
       </w:r>
       <w:r>
         <w:rPr>
@@ -1475,6 +1495,7 @@
         <w:t xml:space="preserve"> vs. </w:t>
       </w:r>
       <w:proofErr w:type="spellStart"/>
+      <w:proofErr w:type="gramStart"/>
       <w:r>
         <w:rPr>
           <w:b w:val="0"/>
@@ -1483,6 +1504,7 @@
         <w:t>imbalanced</w:t>
       </w:r>
       <w:proofErr w:type="spellEnd"/>
+      <w:proofErr w:type="gramEnd"/>
       <w:r>
         <w:rPr>
           <w:b w:val="0"/>
@@ -1874,88 +1896,222 @@
         <w:t xml:space="preserve">studied </w:t>
       </w:r>
       <w:r>
-        <w:t xml:space="preserve">by Miao, Y., Cao, H., and Tang, M. (2022) focuses on the technique that may be utilized to evaluate the impact that imbalanced binary data has on the performance of machine learning models. In their investigation, they investigated how the imbalance ratio (IR) influences the performance and stability of the model. To build datasets with variable imbalance ratios, they applied imbalanced data augmentation algorithms. Evaluated the effectiveness of the model, they utilized measures such as area under the curve (AUC), F-measure, and G-mean. The results of their investigation showed that the performance of the model deteriorated as the imbalance ratio increased. A number of models are more susceptible to the effects of imbalances than </w:t>
+        <w:t xml:space="preserve">by Miao, Y., Cao, H., and </w:t>
+      </w:r>
+      <w:proofErr w:type="gramStart"/>
+      <w:r>
+        <w:t>Tang,</w:t>
+      </w:r>
+      <w:proofErr w:type="gramEnd"/>
+      <w:r>
+        <w:t xml:space="preserve"> M. (2022) focuses on the technique that may be utilized to evaluate the impact that imbalanced binary data has on the performance of machine learning models. In their investigation, they investigated how the imbalance ratio (IR) influences the performance and stability of the model. To build datasets with variable imbalance ratios, they applied imbalanced data augmentation algorithms. </w:t>
+      </w:r>
+      <w:r>
+        <w:t>T</w:t>
+      </w:r>
+      <w:r>
+        <w:t>hey utilized measures such as area under the curve (AUC), F-measure, and G-mea</w:t>
+      </w:r>
+      <w:r>
+        <w:t xml:space="preserve">n to evaluate </w:t>
+      </w:r>
+      <w:r>
+        <w:t xml:space="preserve">the effectiveness of the </w:t>
+      </w:r>
+      <w:r>
+        <w:t>model.</w:t>
+      </w:r>
+      <w:r>
+        <w:t xml:space="preserve"> </w:t>
+      </w:r>
+      <w:r>
+        <w:t xml:space="preserve">Based on </w:t>
+      </w:r>
+      <w:r>
+        <w:t>their investigation</w:t>
+      </w:r>
+      <w:r>
+        <w:t>,</w:t>
+      </w:r>
+      <w:r>
+        <w:t xml:space="preserve"> </w:t>
+      </w:r>
+      <w:r>
+        <w:t xml:space="preserve">their result </w:t>
+      </w:r>
+      <w:r>
+        <w:t xml:space="preserve">found out </w:t>
+      </w:r>
+      <w:r>
+        <w:t xml:space="preserve">that </w:t>
+      </w:r>
+      <w:r>
+        <w:t>as</w:t>
+      </w:r>
+      <w:r>
+        <w:t xml:space="preserve"> imbalance ratio increases,</w:t>
+      </w:r>
+      <w:r>
+        <w:t xml:space="preserve"> the</w:t>
+      </w:r>
+      <w:r>
+        <w:t xml:space="preserve"> model performance declines</w:t>
+      </w:r>
+      <w:r>
+        <w:t>. S</w:t>
+      </w:r>
+      <w:r>
+        <w:t xml:space="preserve">ome models being more </w:t>
+      </w:r>
+      <w:r>
+        <w:t>affected by</w:t>
+      </w:r>
+      <w:r>
+        <w:t xml:space="preserve"> imbalances than other</w:t>
+      </w:r>
+      <w:r>
+        <w:t xml:space="preserve"> model</w:t>
+      </w:r>
+      <w:r>
+        <w:t xml:space="preserve">s. </w:t>
+      </w:r>
+      <w:r>
+        <w:t>For example,</w:t>
+      </w:r>
+      <w:r>
+        <w:t xml:space="preserve"> models like Logistic Regression, Decision Trees, and Support Vector Classifiers </w:t>
+      </w:r>
+      <w:r>
+        <w:t>show</w:t>
+      </w:r>
+      <w:r>
+        <w:t xml:space="preserve"> less stability, wh</w:t>
+      </w:r>
+      <w:r>
+        <w:t>ile</w:t>
+      </w:r>
+      <w:r>
+        <w:t xml:space="preserve"> Naive Bayes, Random Forests, and Gradient Boosting Decision Trees showed </w:t>
+      </w:r>
+      <w:r>
+        <w:t>more</w:t>
+      </w:r>
+      <w:r>
+        <w:t xml:space="preserve"> stable performance. The study </w:t>
+      </w:r>
+      <w:r>
+        <w:t>analyzed</w:t>
+      </w:r>
+      <w:r>
+        <w:t xml:space="preserve"> that</w:t>
+      </w:r>
+      <w:r>
+        <w:t xml:space="preserve"> </w:t>
+      </w:r>
+      <w:r>
+        <w:lastRenderedPageBreak/>
+        <w:t>addressing data imbalance is very important for maintaining reliable machine learning models, especially in critical applications.</w:t>
+      </w:r>
+    </w:p>
+    <w:p>
+      <w:pPr>
+        <w:pStyle w:val="Para"/>
+      </w:pPr>
+    </w:p>
+    <w:p>
+      <w:pPr>
+        <w:pStyle w:val="Para"/>
+      </w:pPr>
+      <w:r>
+        <w:t xml:space="preserve">The study by Johnson and </w:t>
       </w:r>
       <w:proofErr w:type="spellStart"/>
       <w:r>
-        <w:t>others.</w:t>
-      </w:r>
-      <w:r>
-        <w:t>The</w:t>
-      </w:r>
-      <w:r>
-        <w:t>ir</w:t>
+        <w:t>Khoshgoftaar</w:t>
       </w:r>
       <w:proofErr w:type="spellEnd"/>
       <w:r>
-        <w:t xml:space="preserve"> findings </w:t>
-      </w:r>
-      <w:r>
-        <w:t>revealed</w:t>
-      </w:r>
-      <w:r>
-        <w:t xml:space="preserve"> that </w:t>
-      </w:r>
-      <w:r>
-        <w:t>as</w:t>
-      </w:r>
-      <w:r>
-        <w:t xml:space="preserve"> imbalance ratio increases,</w:t>
-      </w:r>
-      <w:r>
-        <w:t xml:space="preserve"> the</w:t>
-      </w:r>
-      <w:r>
-        <w:t xml:space="preserve"> model performance declines</w:t>
-      </w:r>
-      <w:r>
-        <w:t>. S</w:t>
-      </w:r>
-      <w:r>
-        <w:t xml:space="preserve">ome models being more </w:t>
-      </w:r>
-      <w:r>
-        <w:t>affected by</w:t>
-      </w:r>
-      <w:r>
-        <w:t xml:space="preserve"> imbalances than others. </w:t>
-      </w:r>
-      <w:r>
-        <w:t>For example,</w:t>
-      </w:r>
-      <w:r>
-        <w:t xml:space="preserve"> models like Logistic Regression, Decision Trees, and Support Vector </w:t>
-      </w:r>
-      <w:r>
-        <w:lastRenderedPageBreak/>
-        <w:t xml:space="preserve">Classifiers </w:t>
-      </w:r>
-      <w:r>
-        <w:t>show</w:t>
-      </w:r>
-      <w:r>
-        <w:t xml:space="preserve"> less stability, wh</w:t>
-      </w:r>
-      <w:r>
-        <w:t>ile</w:t>
-      </w:r>
-      <w:r>
-        <w:t xml:space="preserve"> Naive Bayes, Random Forests, and Gradient Boosting Decision Trees showed </w:t>
-      </w:r>
-      <w:r>
-        <w:t>more</w:t>
-      </w:r>
-      <w:r>
-        <w:t xml:space="preserve"> stable performance. The study </w:t>
-      </w:r>
-      <w:r>
-        <w:t>analyzed</w:t>
-      </w:r>
-      <w:r>
-        <w:t xml:space="preserve"> that</w:t>
-      </w:r>
-      <w:r>
-        <w:t xml:space="preserve"> addressing data imbalance is very important for maintaining reliable machine learning models, especially in critical applications.</w:t>
+        <w:t xml:space="preserve"> (2019) provides a survey on deep learning methods </w:t>
+      </w:r>
+      <w:r>
+        <w:t xml:space="preserve">to </w:t>
+      </w:r>
+      <w:r>
+        <w:t>handl</w:t>
+      </w:r>
+      <w:r>
+        <w:t>e</w:t>
+      </w:r>
+      <w:r>
+        <w:t xml:space="preserve"> class imbalance. The authors </w:t>
+      </w:r>
+      <w:r>
+        <w:t>wrote about</w:t>
+      </w:r>
+      <w:r>
+        <w:t xml:space="preserve"> </w:t>
+      </w:r>
+      <w:r>
+        <w:t>challenges</w:t>
+      </w:r>
+      <w:r>
+        <w:t xml:space="preserve"> of </w:t>
+      </w:r>
+      <w:r>
+        <w:t>high-class</w:t>
+      </w:r>
+      <w:r>
+        <w:t xml:space="preserve"> imbalance in real-world applications, such as medical diagnosis and fraud detection, where the minority class is often of greater interest. The survey reviews existing deep learning approaches, including data-level techniques </w:t>
+      </w:r>
+      <w:r>
+        <w:t>like</w:t>
+      </w:r>
+      <w:r>
+        <w:t xml:space="preserve"> oversampling</w:t>
+      </w:r>
+      <w:r>
+        <w:t xml:space="preserve"> and</w:t>
+      </w:r>
+      <w:r>
+        <w:t xml:space="preserve"> </w:t>
+      </w:r>
+      <w:r>
+        <w:t>under sampling</w:t>
+      </w:r>
+      <w:r>
+        <w:t xml:space="preserve">, </w:t>
+      </w:r>
+      <w:r>
+        <w:t xml:space="preserve">beside </w:t>
+      </w:r>
+      <w:r>
+        <w:t xml:space="preserve">algorithm-level methods </w:t>
+      </w:r>
+      <w:r>
+        <w:t>such as</w:t>
+      </w:r>
+      <w:r>
+        <w:t xml:space="preserve"> cost-sensitive learning</w:t>
+      </w:r>
+      <w:r>
+        <w:t xml:space="preserve"> </w:t>
+      </w:r>
+      <w:r>
+        <w:t xml:space="preserve">and hybrid methods. The authors </w:t>
+      </w:r>
+      <w:r>
+        <w:t>identify</w:t>
+      </w:r>
+      <w:r>
+        <w:t xml:space="preserve"> gaps in current research of deep learning methods for imbalanced data and the need for more diverse applications (Johnson and </w:t>
+      </w:r>
+      <w:proofErr w:type="spellStart"/>
+      <w:r>
+        <w:t>Khoshgoftaar</w:t>
+      </w:r>
+      <w:proofErr w:type="spellEnd"/>
+      <w:r>
+        <w:t>, 2019).</w:t>
       </w:r>
     </w:p>
     <w:p>
@@ -1968,107 +2124,6 @@
         <w:pStyle w:val="Para"/>
       </w:pPr>
       <w:r>
-        <w:t xml:space="preserve">The study by Johnson and </w:t>
-      </w:r>
-      <w:proofErr w:type="spellStart"/>
-      <w:r>
-        <w:t>Khoshgoftaar</w:t>
-      </w:r>
-      <w:proofErr w:type="spellEnd"/>
-      <w:r>
-        <w:t xml:space="preserve"> (2019) provides a survey on deep learning methods </w:t>
-      </w:r>
-      <w:r>
-        <w:t xml:space="preserve">to </w:t>
-      </w:r>
-      <w:r>
-        <w:t>handl</w:t>
-      </w:r>
-      <w:r>
-        <w:t>e</w:t>
-      </w:r>
-      <w:r>
-        <w:t xml:space="preserve"> class imbalance. The authors </w:t>
-      </w:r>
-      <w:r>
-        <w:t>wrote about</w:t>
-      </w:r>
-      <w:r>
-        <w:t xml:space="preserve"> </w:t>
-      </w:r>
-      <w:r>
-        <w:t>challenges</w:t>
-      </w:r>
-      <w:r>
-        <w:t xml:space="preserve"> of </w:t>
-      </w:r>
-      <w:r>
-        <w:t>high-class</w:t>
-      </w:r>
-      <w:r>
-        <w:t xml:space="preserve"> imbalance in real-world applications, such as medical diagnosis and fraud detection, where the minority class is often of greater interest. The survey reviews existing deep learning approaches, including data-level techniques </w:t>
-      </w:r>
-      <w:r>
-        <w:t>like</w:t>
-      </w:r>
-      <w:r>
-        <w:t xml:space="preserve"> oversampling</w:t>
-      </w:r>
-      <w:r>
-        <w:t xml:space="preserve"> and</w:t>
-      </w:r>
-      <w:r>
-        <w:t xml:space="preserve"> </w:t>
-      </w:r>
-      <w:r>
-        <w:t>under sampling</w:t>
-      </w:r>
-      <w:r>
-        <w:t xml:space="preserve">, </w:t>
-      </w:r>
-      <w:r>
-        <w:t xml:space="preserve">beside </w:t>
-      </w:r>
-      <w:r>
-        <w:t xml:space="preserve">algorithm-level methods </w:t>
-      </w:r>
-      <w:r>
-        <w:t>such as</w:t>
-      </w:r>
-      <w:r>
-        <w:t xml:space="preserve"> cost-sensitive learning</w:t>
-      </w:r>
-      <w:r>
-        <w:t xml:space="preserve"> </w:t>
-      </w:r>
-      <w:r>
-        <w:t xml:space="preserve">and hybrid methods. The authors </w:t>
-      </w:r>
-      <w:r>
-        <w:t>identify</w:t>
-      </w:r>
-      <w:r>
-        <w:t xml:space="preserve"> gaps in current research of deep learning methods for imbalanced data and the need for more diverse applications (Johnson and </w:t>
-      </w:r>
-      <w:proofErr w:type="spellStart"/>
-      <w:r>
-        <w:t>Khoshgoftaar</w:t>
-      </w:r>
-      <w:proofErr w:type="spellEnd"/>
-      <w:r>
-        <w:t>, 2019).</w:t>
-      </w:r>
-    </w:p>
-    <w:p>
-      <w:pPr>
-        <w:pStyle w:val="Para"/>
-      </w:pPr>
-    </w:p>
-    <w:p>
-      <w:pPr>
-        <w:pStyle w:val="Para"/>
-      </w:pPr>
-      <w:r>
         <w:t xml:space="preserve">The </w:t>
       </w:r>
       <w:r>
@@ -2111,10 +2166,7 @@
         <w:t>is</w:t>
       </w:r>
       <w:r>
-        <w:t xml:space="preserve"> study </w:t>
-      </w:r>
-      <w:r>
-        <w:t xml:space="preserve">advises caution when </w:t>
+        <w:t xml:space="preserve"> study advises caution when </w:t>
       </w:r>
       <w:r>
         <w:t xml:space="preserve">they </w:t>
@@ -2138,7 +2190,10 @@
         <w:t>. Reducing</w:t>
       </w:r>
       <w:r>
-        <w:t xml:space="preserve"> confidence interval coverage can lead to misleading conclusions re</w:t>
+        <w:t xml:space="preserve"> confidence interval coverage can lead to </w:t>
+      </w:r>
+      <w:r>
+        <w:t>misleading conclusions re</w:t>
       </w:r>
       <w:r>
         <w:t>lated to</w:t>
@@ -2204,13 +2259,49 @@
         <w:t xml:space="preserve">LIME (Local Interpretable Model-Agnostic Explanations) is a method </w:t>
       </w:r>
       <w:r>
-        <w:t>which has a purpose</w:t>
-      </w:r>
-      <w:r>
-        <w:t xml:space="preserve"> to explain the predictions of complex "black-box" machine learning models. It works by generating local surrogate mode</w:t>
-      </w:r>
-      <w:r>
-        <w:t xml:space="preserve">l which is </w:t>
+        <w:t xml:space="preserve">which </w:t>
+      </w:r>
+      <w:r>
+        <w:t>goal is</w:t>
+      </w:r>
+      <w:r>
+        <w:t xml:space="preserve"> </w:t>
+      </w:r>
+      <w:r>
+        <w:t xml:space="preserve">to </w:t>
+      </w:r>
+      <w:r>
+        <w:t>simplify the explanation of</w:t>
+      </w:r>
+      <w:r>
+        <w:t xml:space="preserve"> the predictions of </w:t>
+      </w:r>
+      <w:r>
+        <w:t xml:space="preserve">the </w:t>
+      </w:r>
+      <w:r>
+        <w:t>complex "black-box" machine learning models</w:t>
+      </w:r>
+      <w:r>
+        <w:t xml:space="preserve"> in a simpler way</w:t>
+      </w:r>
+      <w:r>
+        <w:t xml:space="preserve">. It works by generating local surrogate </w:t>
+      </w:r>
+      <w:r>
+        <w:t>mode</w:t>
+      </w:r>
+      <w:r>
+        <w:t>ls</w:t>
+      </w:r>
+      <w:r>
+        <w:t xml:space="preserve"> which </w:t>
+      </w:r>
+      <w:r>
+        <w:t>are</w:t>
+      </w:r>
+      <w:r>
+        <w:t xml:space="preserve"> </w:t>
       </w:r>
       <w:r>
         <w:t>simple, interpretable models like linear regression or decision tre</w:t>
@@ -2331,6 +2422,7 @@
         <w:t>​ L(</w:t>
       </w:r>
       <w:proofErr w:type="spellStart"/>
+      <w:proofErr w:type="gramStart"/>
       <w:r>
         <w:rPr>
           <w:rFonts w:ascii="Times New Roman" w:hAnsi="Times New Roman" w:cs="Times New Roman"/>
@@ -2342,6 +2434,7 @@
         <w:t>f,g</w:t>
       </w:r>
       <w:proofErr w:type="spellEnd"/>
+      <w:proofErr w:type="gramEnd"/>
       <w:r>
         <w:rPr>
           <w:rFonts w:ascii="Times New Roman" w:hAnsi="Times New Roman" w:cs="Times New Roman"/>
@@ -2435,25 +2528,79 @@
         <w:pStyle w:val="Para"/>
       </w:pPr>
       <w:r>
-        <w:t xml:space="preserve">Logistic regression is a probabilistic classifier model that denotes the probability that an input parameter corresponds with a specific class. The sigmoid function is implemented to convert input characteristics into an output probability that falls within the range of 0 to 1, rendering it suitable for binary classification applications. </w:t>
+        <w:lastRenderedPageBreak/>
+        <w:t xml:space="preserve">Logistic regression is a probabilistic classifier model </w:t>
+      </w:r>
+      <w:r>
+        <w:t xml:space="preserve">which </w:t>
+      </w:r>
+      <w:r>
+        <w:t xml:space="preserve">denotes the probability that an input parameter </w:t>
+      </w:r>
+      <w:r>
+        <w:t>is related</w:t>
+      </w:r>
+      <w:r>
+        <w:t xml:space="preserve"> with a specific class. The</w:t>
+      </w:r>
+      <w:r>
+        <w:t xml:space="preserve">re </w:t>
+      </w:r>
+      <w:proofErr w:type="gramStart"/>
+      <w:r>
+        <w:t>are</w:t>
+      </w:r>
+      <w:proofErr w:type="gramEnd"/>
+      <w:r>
+        <w:t xml:space="preserve"> a</w:t>
+      </w:r>
+      <w:r>
+        <w:t xml:space="preserve"> sigmoid function </w:t>
+      </w:r>
+      <w:r>
+        <w:t>which</w:t>
       </w:r>
       <w:r>
         <w:t xml:space="preserve"> </w:t>
       </w:r>
       <w:r>
+        <w:t>is implemented</w:t>
+      </w:r>
+      <w:r>
+        <w:t xml:space="preserve"> to convert input characteristics into an output probability that falls within the range of 0 to 1, rendering it suitable for binary classification applications. </w:t>
+      </w:r>
+      <w:r>
+        <w:t xml:space="preserve"> </w:t>
+      </w:r>
+      <w:r>
+        <w:t xml:space="preserve">To train the model, </w:t>
+      </w:r>
+      <w:r>
         <w:t xml:space="preserve">Logistic Regression </w:t>
       </w:r>
       <w:r>
-        <w:t xml:space="preserve">optimizes a loss function (cross-entropy) using stochastic gradient descent to train the model. Logistic Regression </w:t>
-      </w:r>
-      <w:r>
-        <w:t>is commonly</w:t>
+        <w:t xml:space="preserve">optimizes a </w:t>
+      </w:r>
+      <w:r>
+        <w:t xml:space="preserve">cross-entropy </w:t>
+      </w:r>
+      <w:r>
+        <w:t xml:space="preserve">loss function using stochastic gradient. Logistic Regression </w:t>
+      </w:r>
+      <w:r>
+        <w:t xml:space="preserve">is </w:t>
+      </w:r>
+      <w:r>
+        <w:t>usually</w:t>
       </w:r>
       <w:r>
         <w:t xml:space="preserve"> </w:t>
       </w:r>
       <w:r>
-        <w:t xml:space="preserve">used in natural language processing as a baseline supervised learning algorithm for classification tasks. </w:t>
+        <w:t xml:space="preserve">used </w:t>
+      </w:r>
+      <w:r>
+        <w:t xml:space="preserve">as a baseline supervised learning algorithm for classification tasks </w:t>
       </w:r>
       <w:r>
         <w:t>(</w:t>
@@ -2523,10 +2670,18 @@
       </w:r>
       <w:r>
         <w:tab/>
-        <w:t xml:space="preserve">    </w:t>
-      </w:r>
-      <w:r>
-        <w:t>(2)</w:t>
+        <w:t xml:space="preserve"> </w:t>
+      </w:r>
+      <w:proofErr w:type="gramStart"/>
+      <w:r>
+        <w:t xml:space="preserve">   </w:t>
+      </w:r>
+      <w:r>
+        <w:t>(</w:t>
+      </w:r>
+      <w:proofErr w:type="gramEnd"/>
+      <w:r>
+        <w:t>2)</w:t>
       </w:r>
     </w:p>
     <w:p>
@@ -2678,13 +2833,7 @@
         <w:rPr>
           <w:lang w:val="en-ID"/>
         </w:rPr>
-        <w:t xml:space="preserve"> or understanding </w:t>
-      </w:r>
-      <w:r>
-        <w:rPr>
-          <w:lang w:val="en-ID"/>
-        </w:rPr>
-        <w:t>where the model might be struggling. (Burkov, A., 2019).</w:t>
+        <w:t xml:space="preserve"> or understanding where the model might be struggling. (Burkov, A., 2019).</w:t>
       </w:r>
     </w:p>
     <w:p>
@@ -3086,19 +3235,85 @@
         <w:rPr>
           <w:lang w:val="en-ID"/>
         </w:rPr>
-        <w:t xml:space="preserve">Precision-Recall AUC is </w:t>
-      </w:r>
-      <w:r>
-        <w:rPr>
-          <w:lang w:val="en-ID"/>
-        </w:rPr>
-        <w:t>came</w:t>
-      </w:r>
-      <w:r>
-        <w:rPr>
-          <w:lang w:val="en-ID"/>
-        </w:rPr>
-        <w:t xml:space="preserve"> from the Precision-Recall curve, which plots precision on the y-axis and recall on the x-axis. The curve visualizes the trade-off between precision and recall for different threshold settings of a model. The AUC (Area Under the Curve) quantifies the overall performance of the model</w:t>
+        <w:t xml:space="preserve">AUC is </w:t>
+      </w:r>
+      <w:r>
+        <w:rPr>
+          <w:lang w:val="en-ID"/>
+        </w:rPr>
+        <w:t>like</w:t>
+      </w:r>
+      <w:r>
+        <w:rPr>
+          <w:lang w:val="en-ID"/>
+        </w:rPr>
+        <w:t xml:space="preserve"> the Precision-Recall curve, which </w:t>
+      </w:r>
+      <w:r>
+        <w:rPr>
+          <w:lang w:val="en-ID"/>
+        </w:rPr>
+        <w:t>visualized the</w:t>
+      </w:r>
+      <w:r>
+        <w:rPr>
+          <w:lang w:val="en-ID"/>
+        </w:rPr>
+        <w:t xml:space="preserve"> precision on the y-axis and recall on the x-axis. </w:t>
+      </w:r>
+      <w:r>
+        <w:rPr>
+          <w:lang w:val="en-ID"/>
+        </w:rPr>
+        <w:t>The</w:t>
+      </w:r>
+      <w:r>
+        <w:rPr>
+          <w:lang w:val="en-ID"/>
+        </w:rPr>
+        <w:t xml:space="preserve"> balance achieved between two desirable but incompatible features/ </w:t>
+      </w:r>
+      <w:r>
+        <w:rPr>
+          <w:lang w:val="en-ID"/>
+        </w:rPr>
+        <w:t>compromise</w:t>
+      </w:r>
+      <w:r>
+        <w:rPr>
+          <w:lang w:val="en-ID"/>
+        </w:rPr>
+        <w:t xml:space="preserve"> between precision and recall for different threshold settings of a model</w:t>
+      </w:r>
+      <w:r>
+        <w:rPr>
+          <w:lang w:val="en-ID"/>
+        </w:rPr>
+        <w:t xml:space="preserve"> has been </w:t>
+      </w:r>
+      <w:r>
+        <w:rPr>
+          <w:lang w:val="en-ID"/>
+        </w:rPr>
+        <w:t>visualize</w:t>
+      </w:r>
+      <w:r>
+        <w:rPr>
+          <w:lang w:val="en-ID"/>
+        </w:rPr>
+        <w:t>d.</w:t>
+      </w:r>
+      <w:r>
+        <w:rPr>
+          <w:lang w:val="en-ID"/>
+        </w:rPr>
+        <w:t xml:space="preserve"> </w:t>
+      </w:r>
+      <w:r>
+        <w:rPr>
+          <w:lang w:val="en-ID"/>
+        </w:rPr>
+        <w:t>The AUC (Area Under the Curve) quantifies the overall performance of the model</w:t>
       </w:r>
       <w:r>
         <w:rPr>
@@ -3110,51 +3325,45 @@
         <w:rPr>
           <w:lang w:val="en-ID"/>
         </w:rPr>
-        <w:t xml:space="preserve"> higher AUC </w:t>
-      </w:r>
+        <w:t xml:space="preserve"> higher AUC value </w:t>
+      </w:r>
+      <w:r>
+        <w:rPr>
+          <w:lang w:val="en-ID"/>
+        </w:rPr>
+        <w:t>indicates</w:t>
+      </w:r>
+      <w:r>
+        <w:rPr>
+          <w:lang w:val="en-ID"/>
+        </w:rPr>
+        <w:t xml:space="preserve"> better performance, </w:t>
+      </w:r>
+      <w:r>
+        <w:rPr>
+          <w:lang w:val="en-ID"/>
+        </w:rPr>
+        <w:t xml:space="preserve">especially </w:t>
+      </w:r>
+      <w:r>
+        <w:rPr>
+          <w:lang w:val="en-ID"/>
+        </w:rPr>
+        <w:t>in identifying minority class instances.</w:t>
+      </w:r>
+    </w:p>
+    <w:p>
+      <w:pPr>
+        <w:pStyle w:val="Para"/>
+        <w:rPr>
+          <w:lang w:val="en-ID"/>
+        </w:rPr>
+      </w:pPr>
       <w:r>
         <w:rPr>
           <w:lang w:val="en-ID"/>
         </w:rPr>
         <w:lastRenderedPageBreak/>
-        <w:t xml:space="preserve">value </w:t>
-      </w:r>
-      <w:r>
-        <w:rPr>
-          <w:lang w:val="en-ID"/>
-        </w:rPr>
-        <w:t>indicates</w:t>
-      </w:r>
-      <w:r>
-        <w:rPr>
-          <w:lang w:val="en-ID"/>
-        </w:rPr>
-        <w:t xml:space="preserve"> better performance, </w:t>
-      </w:r>
-      <w:r>
-        <w:rPr>
-          <w:lang w:val="en-ID"/>
-        </w:rPr>
-        <w:t xml:space="preserve">especially </w:t>
-      </w:r>
-      <w:r>
-        <w:rPr>
-          <w:lang w:val="en-ID"/>
-        </w:rPr>
-        <w:t>in identifying minority class instances.</w:t>
-      </w:r>
-    </w:p>
-    <w:p>
-      <w:pPr>
-        <w:pStyle w:val="Para"/>
-        <w:rPr>
-          <w:lang w:val="en-ID"/>
-        </w:rPr>
-      </w:pPr>
-      <w:r>
-        <w:rPr>
-          <w:lang w:val="en-ID"/>
-        </w:rPr>
         <w:t>t</w:t>
       </w:r>
       <w:r>
@@ -3394,25 +3603,22 @@
         <w:t>T</w:t>
       </w:r>
       <w:r>
-        <w:t xml:space="preserve">his research is structured as </w:t>
-      </w:r>
-      <w:r>
-        <w:t>a</w:t>
-      </w:r>
-      <w:r>
-        <w:t xml:space="preserve"> study </w:t>
-      </w:r>
-      <w:r>
-        <w:t xml:space="preserve">with </w:t>
-      </w:r>
-      <w:r>
-        <w:t>the purpose</w:t>
+        <w:t>his research</w:t>
+      </w:r>
+      <w:r>
+        <w:t xml:space="preserve">’s </w:t>
+      </w:r>
+      <w:r>
+        <w:t>purpose</w:t>
       </w:r>
       <w:r>
         <w:t xml:space="preserve"> </w:t>
       </w:r>
       <w:r>
-        <w:t>of understanding</w:t>
+        <w:t xml:space="preserve">is to </w:t>
+      </w:r>
+      <w:r>
+        <w:t>understand</w:t>
       </w:r>
       <w:r>
         <w:t xml:space="preserve"> the impact of </w:t>
@@ -3425,7 +3631,19 @@
         <w:t>dataset composition</w:t>
       </w:r>
       <w:r>
-        <w:t xml:space="preserve">, particularly comparing results between </w:t>
+        <w:t xml:space="preserve">, particularly </w:t>
+      </w:r>
+      <w:r>
+        <w:t xml:space="preserve">to </w:t>
+      </w:r>
+      <w:r>
+        <w:t>compar</w:t>
+      </w:r>
+      <w:r>
+        <w:t>e</w:t>
+      </w:r>
+      <w:r>
+        <w:t xml:space="preserve"> results between </w:t>
       </w:r>
       <w:r>
         <w:rPr>
@@ -3445,7 +3663,13 @@
         <w:t>imbalanced datasets</w:t>
       </w:r>
       <w:r>
-        <w:t xml:space="preserve">, on AI model transparency and fairness. </w:t>
+        <w:t xml:space="preserve">, </w:t>
+      </w:r>
+      <w:r>
+        <w:t>related to</w:t>
+      </w:r>
+      <w:r>
+        <w:t xml:space="preserve"> AI model transparency and fairness. </w:t>
       </w:r>
       <w:r>
         <w:t>Besides</w:t>
@@ -3481,37 +3705,62 @@
         <w:t xml:space="preserve"> large datasets.</w:t>
       </w:r>
       <w:r>
-        <w:t xml:space="preserve"> The focus is to evaluate how imbalances in data and variations in sample sizes contribute to bias in AI decision-making and to </w:t>
-      </w:r>
-      <w:r>
-        <w:t>assess potential</w:t>
-      </w:r>
-      <w:r>
         <w:t xml:space="preserve"> </w:t>
       </w:r>
       <w:r>
-        <w:t>balancing techniques, in improving model fairness and transparency.</w:t>
+        <w:t>Th</w:t>
+      </w:r>
+      <w:r>
+        <w:t>e</w:t>
+      </w:r>
+      <w:r>
+        <w:t xml:space="preserve"> main target is to </w:t>
+      </w:r>
+      <w:r>
+        <w:t xml:space="preserve">evaluate how imbalances in data and variations in sample sizes </w:t>
+      </w:r>
+      <w:r>
+        <w:t xml:space="preserve">affect the </w:t>
+      </w:r>
+      <w:r>
+        <w:t>bias in AI decision-making</w:t>
+      </w:r>
+      <w:r>
+        <w:t>.</w:t>
       </w:r>
     </w:p>
     <w:p>
       <w:pPr>
         <w:pStyle w:val="Para"/>
       </w:pPr>
-      <w:r>
-        <w:t xml:space="preserve">To achieve this, </w:t>
+    </w:p>
+    <w:p>
+      <w:pPr>
+        <w:pStyle w:val="Para"/>
+      </w:pPr>
+      <w:r>
+        <w:t>We used</w:t>
       </w:r>
       <w:r>
         <w:rPr>
           <w:b/>
           <w:bCs/>
         </w:rPr>
-        <w:t>synthetic dataset</w:t>
-      </w:r>
-      <w:r>
         <w:t xml:space="preserve"> </w:t>
       </w:r>
       <w:r>
-        <w:t>was used</w:t>
+        <w:rPr>
+          <w:b/>
+          <w:bCs/>
+        </w:rPr>
+        <w:t>Sy</w:t>
+      </w:r>
+      <w:r>
+        <w:rPr>
+          <w:b/>
+          <w:bCs/>
+        </w:rPr>
+        <w:t>nthetic dataset</w:t>
       </w:r>
       <w:r>
         <w:t xml:space="preserve"> for </w:t>
@@ -3520,6 +3769,9 @@
         <w:t xml:space="preserve">both quantitative analysis and comparative evaluations using </w:t>
       </w:r>
       <w:r>
+        <w:t xml:space="preserve">Logistic Regression, </w:t>
+      </w:r>
+      <w:r>
         <w:t xml:space="preserve">a </w:t>
       </w:r>
       <w:r>
@@ -3545,16 +3797,133 @@
         <w:pStyle w:val="Para"/>
       </w:pPr>
       <w:r>
+        <w:t xml:space="preserve">We </w:t>
+      </w:r>
+      <w:r>
+        <w:t>observ</w:t>
+      </w:r>
+      <w:r>
+        <w:t>e</w:t>
+      </w:r>
+      <w:r>
+        <w:t xml:space="preserve">d </w:t>
+      </w:r>
+      <w:r>
+        <w:t>classification report</w:t>
+      </w:r>
+      <w:r>
+        <w:t>s</w:t>
+      </w:r>
+      <w:r>
+        <w:t xml:space="preserve">, </w:t>
+      </w:r>
+      <w:r>
+        <w:t xml:space="preserve">confusion matrices, </w:t>
+      </w:r>
+      <w:r>
+        <w:t>precision-recall curves, and Local Interpretable Model-Agnostic Explanations (LIME)</w:t>
+      </w:r>
+      <w:r>
+        <w:t xml:space="preserve"> </w:t>
+      </w:r>
+      <w:r>
+        <w:t>techniques</w:t>
+      </w:r>
+      <w:r>
+        <w:t xml:space="preserve"> </w:t>
+      </w:r>
+      <w:r>
+        <w:t xml:space="preserve">and </w:t>
+      </w:r>
+      <w:r>
+        <w:t>methodologies</w:t>
+      </w:r>
+      <w:r>
+        <w:t xml:space="preserve"> to analyze </w:t>
+      </w:r>
+      <w:r>
+        <w:t>the</w:t>
+      </w:r>
+      <w:r>
+        <w:t xml:space="preserve"> model</w:t>
+      </w:r>
+      <w:r>
+        <w:t>’s</w:t>
+      </w:r>
+      <w:r>
+        <w:t xml:space="preserve"> predictions and </w:t>
+      </w:r>
+      <w:r>
+        <w:t xml:space="preserve">their </w:t>
+      </w:r>
+      <w:r>
+        <w:t>bias</w:t>
+      </w:r>
+      <w:r>
+        <w:t>es</w:t>
+      </w:r>
+      <w:r>
+        <w:t>.</w:t>
+      </w:r>
+    </w:p>
+    <w:p>
+      <w:pPr>
+        <w:pStyle w:val="Para"/>
+      </w:pPr>
+    </w:p>
+    <w:p>
+      <w:pPr>
+        <w:pStyle w:val="Para"/>
+      </w:pPr>
+      <w:r>
+        <w:t>3.2 Dataset Generation</w:t>
+      </w:r>
+    </w:p>
+    <w:p>
+      <w:pPr>
+        <w:pStyle w:val="Para"/>
+      </w:pPr>
+      <w:r>
         <w:t>T</w:t>
       </w:r>
       <w:r>
-        <w:t xml:space="preserve">echniques such as precision-recall curves, confusion matrices, and Local Interpretable Model-Agnostic Explanations (LIME) were </w:t>
-      </w:r>
-      <w:r>
-        <w:t>us</w:t>
-      </w:r>
-      <w:r>
-        <w:t>ed to analyze and interpret model predictions and bias.</w:t>
+        <w:t>o simulate real-world class imbalance versus class balance scenarios</w:t>
+      </w:r>
+      <w:r>
+        <w:t>, t</w:t>
+      </w:r>
+      <w:r>
+        <w:t xml:space="preserve">he datasets used for this </w:t>
+      </w:r>
+      <w:r>
+        <w:t>research</w:t>
+      </w:r>
+      <w:r>
+        <w:t xml:space="preserve"> were synthetic</w:t>
+      </w:r>
+      <w:r>
+        <w:t xml:space="preserve"> </w:t>
+      </w:r>
+      <w:r>
+        <w:t>datasets</w:t>
+      </w:r>
+      <w:r>
+        <w:t xml:space="preserve">, </w:t>
+      </w:r>
+      <w:r>
+        <w:t xml:space="preserve">which were </w:t>
+      </w:r>
+      <w:r>
+        <w:t xml:space="preserve">created </w:t>
+      </w:r>
+      <w:r>
+        <w:t>with</w:t>
+      </w:r>
+      <w:r>
+        <w:t xml:space="preserve"> Python programming</w:t>
+      </w:r>
+      <w:r>
+        <w:t>.</w:t>
       </w:r>
     </w:p>
     <w:p>
@@ -3567,56 +3936,241 @@
         <w:pStyle w:val="Para"/>
       </w:pPr>
       <w:r>
-        <w:t>3.2 Dataset Generation</w:t>
+        <w:t>Two types of datasets:</w:t>
       </w:r>
     </w:p>
     <w:p>
       <w:pPr>
         <w:pStyle w:val="Para"/>
-      </w:pPr>
-      <w:r>
-        <w:t xml:space="preserve">The datasets used for this study were synthetic, created to simulate real-world class imbalance scenarios. </w:t>
+        <w:ind w:firstLine="708"/>
+      </w:pPr>
+      <w:r>
+        <w:t>1.</w:t>
+      </w:r>
+      <w:r>
+        <w:t xml:space="preserve"> </w:t>
+      </w:r>
+      <w:r>
+        <w:t>Balanced Dataset: This dataset has equally balanced representation for both the majority class and minority classes. It has a purpose as a baseline for comparing the effects of imbalance on model performance and bias.</w:t>
       </w:r>
     </w:p>
     <w:p>
       <w:pPr>
         <w:pStyle w:val="Para"/>
-      </w:pPr>
+        <w:ind w:firstLine="708"/>
+      </w:pPr>
+      <w:r>
+        <w:t>2.</w:t>
+      </w:r>
+      <w:r>
+        <w:t xml:space="preserve"> </w:t>
+      </w:r>
+      <w:r>
+        <w:t xml:space="preserve">Imbalanced Dataset: This dataset </w:t>
+      </w:r>
+      <w:r>
+        <w:t xml:space="preserve">consisted of </w:t>
+      </w:r>
+      <w:r>
+        <w:t>99:1 class distribution, where 99% of the data points represented the majority class and 1% to the minority class. This extreme imbalance has the purpose of investigating how model bias becomes more noticeable when the imbalance increases.</w:t>
+      </w:r>
     </w:p>
     <w:p>
       <w:pPr>
         <w:pStyle w:val="Para"/>
       </w:pPr>
       <w:r>
-        <w:t>Two types of datasets were generated:</w:t>
+        <w:lastRenderedPageBreak/>
+        <w:t>Each dataset was generated in different sample sizes</w:t>
+      </w:r>
+      <w:r>
+        <w:t xml:space="preserve">. For the small dataset, </w:t>
+      </w:r>
+      <w:r>
+        <w:t xml:space="preserve">n = 10,000 </w:t>
+      </w:r>
+      <w:r>
+        <w:t xml:space="preserve">used. While </w:t>
+      </w:r>
+      <w:r>
+        <w:t>n = 1,000,000</w:t>
+      </w:r>
+      <w:r>
+        <w:t xml:space="preserve"> samples of datasets used for huge/ large datasets, </w:t>
+      </w:r>
+      <w:r>
+        <w:t>to</w:t>
+      </w:r>
+      <w:r>
+        <w:t xml:space="preserve"> </w:t>
+      </w:r>
+      <w:r>
+        <w:t>explore the effects of small versus large datasets on model bias and fairness.</w:t>
       </w:r>
     </w:p>
     <w:p>
       <w:pPr>
         <w:pStyle w:val="Para"/>
-        <w:numPr>
-          <w:ilvl w:val="0"/>
-          <w:numId w:val="40"/>
-        </w:numPr>
-      </w:pPr>
-      <w:r>
-        <w:t>Balanced Dataset: This dataset contained equal representation for both the majority and minority classes. It served as a baseline for comparing the effects of imbalance on model performance and bias.</w:t>
-      </w:r>
+      </w:pPr>
     </w:p>
     <w:p>
       <w:pPr>
         <w:pStyle w:val="Para"/>
-        <w:numPr>
-          <w:ilvl w:val="0"/>
-          <w:numId w:val="40"/>
-        </w:numPr>
-      </w:pPr>
-      <w:r>
-        <w:t xml:space="preserve">Imbalanced Dataset: This dataset had a 99:1 class distribution, where 99% of the data points belonged to the majority class and 1% to the minority class. This extreme imbalance allowed for the </w:t>
+        <w:rPr>
+          <w:b/>
+          <w:bCs/>
+        </w:rPr>
+      </w:pPr>
+      <w:r>
+        <w:rPr>
+          <w:b/>
+          <w:bCs/>
+        </w:rPr>
+        <w:t>3.3 Model Selection</w:t>
+      </w:r>
+    </w:p>
+    <w:p>
+      <w:pPr>
+        <w:pStyle w:val="Para"/>
+      </w:pPr>
+      <w:r>
+        <w:t>To evaluate the effects of dataset composition on bias and fairness, the study employed Logistic Regression as the primary machine learning model. Logistic regression was selected for its interpretability and widespread use in classification tasks. In addition, LIME (Local Interpretable Model-Agnostic Explanations) was applied to provide insights into model decisions, particularly how the features contributed to predictions in both balanced and imbalanced datasets.</w:t>
+      </w:r>
+    </w:p>
+    <w:p>
+      <w:pPr>
+        <w:pStyle w:val="Para"/>
+      </w:pPr>
+    </w:p>
+    <w:p>
+      <w:pPr>
+        <w:pStyle w:val="Para"/>
+      </w:pPr>
+      <w:r>
+        <w:t>3.4 Bias Mitigation Techniques</w:t>
+      </w:r>
+    </w:p>
+    <w:p>
+      <w:pPr>
+        <w:pStyle w:val="Para"/>
+      </w:pPr>
+      <w:r>
+        <w:t xml:space="preserve">To explore methods for mitigating bias, the study utilized the Synthetic Minority Over-sampling Technique (SMOTE) on imbalanced datasets. SMOTE is an oversampling technique that generates synthetic samples for the minority class to balance the class distribution. The model performance with and without SMOTE was compared to </w:t>
+      </w:r>
+      <w:r>
+        <w:t>assessing</w:t>
+      </w:r>
+      <w:r>
+        <w:t xml:space="preserve"> its effectiveness in reducing bias and improving fairness.</w:t>
+      </w:r>
+    </w:p>
+    <w:p>
+      <w:pPr>
+        <w:pStyle w:val="Para"/>
+      </w:pPr>
+    </w:p>
+    <w:p>
+      <w:pPr>
+        <w:pStyle w:val="Para"/>
+      </w:pPr>
+      <w:r>
+        <w:t>3.5 Model Training and Evaluation</w:t>
+      </w:r>
+    </w:p>
+    <w:p>
+      <w:pPr>
+        <w:pStyle w:val="Para"/>
+      </w:pPr>
+      <w:r>
+        <w:t xml:space="preserve">The logistic regression model was trained on both </w:t>
+      </w:r>
+      <w:r>
+        <w:t>balanced</w:t>
+      </w:r>
+      <w:r>
+        <w:t xml:space="preserve"> and imbalanced datasets using cross-entropy loss as the objective function</w:t>
+      </w:r>
+      <w:r>
+        <w:t>.</w:t>
+      </w:r>
+      <w:r>
+        <w:t xml:space="preserve"> Each model was evaluated based on the following performance metrics:</w:t>
+      </w:r>
+      <w:r>
+        <w:t xml:space="preserve"> </w:t>
+      </w:r>
+      <w:r>
+        <w:t>Precision</w:t>
+      </w:r>
+      <w:r>
+        <w:t xml:space="preserve">, </w:t>
+      </w:r>
+      <w:r>
+        <w:t>Recall</w:t>
+      </w:r>
+      <w:r>
+        <w:t xml:space="preserve">, </w:t>
+      </w:r>
+      <w:r>
+        <w:t>F1 Score</w:t>
+      </w:r>
+      <w:r>
+        <w:t xml:space="preserve">, and </w:t>
+      </w:r>
+      <w:r>
+        <w:t>Area Under the Precision-Recall Curve (AUC-PR)</w:t>
+      </w:r>
+      <w:r>
+        <w:t xml:space="preserve">. </w:t>
+      </w:r>
+      <w:r>
+        <w:t>These metrics were chosen to highlight the model's ability to predict minority class instances accurately and fairly.</w:t>
+      </w:r>
+    </w:p>
+    <w:p>
+      <w:pPr>
+        <w:pStyle w:val="Para"/>
+      </w:pPr>
+    </w:p>
+    <w:p>
+      <w:pPr>
+        <w:pStyle w:val="Para"/>
+      </w:pPr>
+      <w:r>
+        <w:t>3.6 Evaluation with Precision-Recall Curves</w:t>
+      </w:r>
+    </w:p>
+    <w:p>
+      <w:pPr>
+        <w:pStyle w:val="Para"/>
+      </w:pPr>
+      <w:r>
+        <w:t>To assess model performance across the different dataset conditions, precision-recall curves were plotted for both balanced and imbalanced datasets. Precision-recall curves provide a clearer picture of model performance when dealing with highly imbalanced datasets, where accuracy alone can be misleading. The area under the precision-recall curve (AUC-PR) was used as a key metric to quantify the performance of models on imbalanced data. Lower AUC scores indicate poor minority class prediction and increased bias.</w:t>
+      </w:r>
+    </w:p>
+    <w:p>
+      <w:pPr>
+        <w:pStyle w:val="Para"/>
+      </w:pPr>
+    </w:p>
+    <w:p>
+      <w:pPr>
+        <w:pStyle w:val="Para"/>
+      </w:pPr>
+      <w:r>
+        <w:t>3.7 LIME Explanations for Model Interpretability</w:t>
+      </w:r>
+    </w:p>
+    <w:p>
+      <w:pPr>
+        <w:pStyle w:val="Para"/>
+      </w:pPr>
+      <w:r>
+        <w:t xml:space="preserve">To enhance model transparency, LIME was employed to generate interpretable explanations of the model's predictions. LIME works by perturbing the input data and observing how these changes affect the model's predictions, allowing for a deeper understanding of how </w:t>
       </w:r>
       <w:r>
         <w:lastRenderedPageBreak/>
-        <w:t>investigation of how model bias becomes more pronounced as the imbalance increases.</w:t>
+        <w:t>features contribute to the decision-making process. LIME explanations were generated for both balanced and imbalanced datasets at different sample sizes, providing insights into whether and how the model's interpretation changes with dataset composition and size.</w:t>
       </w:r>
     </w:p>
     <w:p>
@@ -3629,212 +4183,47 @@
         <w:pStyle w:val="Para"/>
       </w:pPr>
       <w:r>
-        <w:t>Each dataset was generated in different sample sizes, ranging from n = 10,000 to n = 1,000,000, to explore the effects of small versus large datasets on model bias and fairness.</w:t>
+        <w:t>3.8 Method for Analyzing Bias</w:t>
       </w:r>
     </w:p>
     <w:p>
       <w:pPr>
         <w:pStyle w:val="Para"/>
       </w:pPr>
+      <w:r>
+        <w:t>The study employed confusion matrices to visualize the model's performance in predicting both the majority and minority classes. Additionally, recall for the minority class was emphasized to highlight how imbalanced datasets affect the model's ability to identify minority instances. The comparison between results on smaller sample sizes (n = 10,000) and larger sample sizes (n = 1,000,000) provided insights into how small sample sizes can mislead bias evaluation.</w:t>
+      </w:r>
     </w:p>
     <w:p>
       <w:pPr>
         <w:pStyle w:val="Para"/>
       </w:pPr>
-      <w:r>
-        <w:t>3.3 Model Selection</w:t>
-      </w:r>
     </w:p>
     <w:p>
       <w:pPr>
         <w:pStyle w:val="Para"/>
       </w:pPr>
       <w:r>
-        <w:t>To evaluate the effects of dataset composition on bias and fairness, the study employed Logistic Regression as the primary machine learning model. Logistic regression was selected for its interpretability and widespread use in classification tasks. In addition, LIME (Local Interpretable Model-Agnostic Explanations) was applied to provide insights into model decisions, particularly how the features contributed to predictions in both balanced and imbalanced datasets.</w:t>
+        <w:t>3.9 Limitations of the Methodology</w:t>
       </w:r>
     </w:p>
     <w:p>
       <w:pPr>
         <w:pStyle w:val="Para"/>
       </w:pPr>
-    </w:p>
-    <w:p>
-      <w:pPr>
-        <w:pStyle w:val="Para"/>
-      </w:pPr>
-      <w:r>
-        <w:t>3.4 Bias Mitigation Techniques</w:t>
-      </w:r>
-    </w:p>
-    <w:p>
-      <w:pPr>
-        <w:pStyle w:val="Para"/>
-      </w:pPr>
-      <w:r>
-        <w:t xml:space="preserve">To explore methods for mitigating bias, the study utilized the Synthetic Minority Over-sampling Technique (SMOTE) on imbalanced datasets. SMOTE is an oversampling technique that generates synthetic samples for the minority class to balance the class distribution. The model performance with and without SMOTE was </w:t>
-      </w:r>
-      <w:r>
-        <w:t xml:space="preserve">compared to </w:t>
-      </w:r>
-      <w:r>
-        <w:t>assessing</w:t>
-      </w:r>
-      <w:r>
-        <w:t xml:space="preserve"> its effectiveness in reducing bias and improving fairness.</w:t>
-      </w:r>
-    </w:p>
-    <w:p>
-      <w:pPr>
-        <w:pStyle w:val="Para"/>
-      </w:pPr>
-    </w:p>
-    <w:p>
-      <w:pPr>
-        <w:pStyle w:val="Para"/>
-      </w:pPr>
-      <w:r>
-        <w:t>3.5 Model Training and Evaluation</w:t>
-      </w:r>
-    </w:p>
-    <w:p>
-      <w:pPr>
-        <w:pStyle w:val="Para"/>
-      </w:pPr>
-      <w:r>
-        <w:t xml:space="preserve">The logistic regression model was trained on both </w:t>
-      </w:r>
-      <w:r>
-        <w:t>balanced</w:t>
-      </w:r>
-      <w:r>
-        <w:t xml:space="preserve"> and imbalanced datasets using cross-entropy loss as the objective function</w:t>
-      </w:r>
-      <w:r>
-        <w:t>.</w:t>
-      </w:r>
-      <w:r>
-        <w:t xml:space="preserve"> Each model was evaluated based on the following performance metrics:</w:t>
-      </w:r>
-      <w:r>
-        <w:t xml:space="preserve"> </w:t>
-      </w:r>
-      <w:r>
-        <w:t>Precision</w:t>
-      </w:r>
-      <w:r>
-        <w:t xml:space="preserve">, </w:t>
-      </w:r>
-      <w:r>
-        <w:t>Recall</w:t>
-      </w:r>
-      <w:r>
-        <w:t xml:space="preserve">, </w:t>
-      </w:r>
-      <w:r>
-        <w:t>F1 Score</w:t>
-      </w:r>
-      <w:r>
-        <w:t xml:space="preserve">, and </w:t>
-      </w:r>
-      <w:r>
-        <w:t>Area Under the Precision-Recall Curve (AUC-PR)</w:t>
-      </w:r>
-      <w:r>
-        <w:t xml:space="preserve">. </w:t>
-      </w:r>
-      <w:r>
-        <w:t>These metrics were chosen to highlight the model's ability to predict minority class instances accurately and fairly.</w:t>
-      </w:r>
-    </w:p>
-    <w:p>
-      <w:pPr>
-        <w:pStyle w:val="Para"/>
-      </w:pPr>
-    </w:p>
-    <w:p>
-      <w:pPr>
-        <w:pStyle w:val="Para"/>
-      </w:pPr>
-      <w:r>
-        <w:t>3.6 Evaluation with Precision-Recall Curves</w:t>
-      </w:r>
-    </w:p>
-    <w:p>
-      <w:pPr>
-        <w:pStyle w:val="Para"/>
-      </w:pPr>
-      <w:r>
-        <w:t>To assess model performance across the different dataset conditions, precision-recall curves were plotted for both balanced and imbalanced datasets. Precision-recall curves provide a clearer picture of model performance when dealing with highly imbalanced datasets, where accuracy alone can be misleading. The area under the precision-recall curve (AUC-PR) was used as a key metric to quantify the performance of models on imbalanced data. Lower AUC scores indicate poor minority class prediction and increased bias.</w:t>
-      </w:r>
-    </w:p>
-    <w:p>
-      <w:pPr>
-        <w:pStyle w:val="Para"/>
-      </w:pPr>
-    </w:p>
-    <w:p>
-      <w:pPr>
-        <w:pStyle w:val="Para"/>
-      </w:pPr>
-      <w:r>
-        <w:t>3.7 LIME Explanations for Model Interpretability</w:t>
-      </w:r>
-    </w:p>
-    <w:p>
-      <w:pPr>
-        <w:pStyle w:val="Para"/>
-      </w:pPr>
-      <w:r>
-        <w:t xml:space="preserve">To enhance model transparency, LIME was employed to generate interpretable explanations of the model's predictions. LIME works by </w:t>
-      </w:r>
-      <w:r>
-        <w:lastRenderedPageBreak/>
-        <w:t>perturbing the input data and observing how these changes affect the model's predictions, allowing for a deeper understanding of how features contribute to the decision-making process. LIME explanations were generated for both balanced and imbalanced datasets at different sample sizes, providing insights into whether and how the model's interpretation changes with dataset composition and size.</w:t>
-      </w:r>
-    </w:p>
-    <w:p>
-      <w:pPr>
-        <w:pStyle w:val="Para"/>
-      </w:pPr>
-    </w:p>
-    <w:p>
-      <w:pPr>
-        <w:pStyle w:val="Para"/>
-      </w:pPr>
-      <w:r>
-        <w:t>3.8 Method for Analyzing Bias</w:t>
-      </w:r>
-    </w:p>
-    <w:p>
-      <w:pPr>
-        <w:pStyle w:val="Para"/>
-      </w:pPr>
-      <w:r>
-        <w:t>The study employed confusion matrices to visualize the model's performance in predicting both the majority and minority classes. Additionally, recall for the minority class was emphasized to highlight how imbalanced datasets affect the model's ability to identify minority instances. The comparison between results on smaller sample sizes (n = 10,000) and larger sample sizes (n = 1,000,000) provided insights into how small sample sizes can mislead bias evaluation.</w:t>
-      </w:r>
-    </w:p>
-    <w:p>
-      <w:pPr>
-        <w:pStyle w:val="Para"/>
-      </w:pPr>
-    </w:p>
-    <w:p>
-      <w:pPr>
-        <w:pStyle w:val="Para"/>
-      </w:pPr>
-      <w:r>
-        <w:t>3.9 Limitations of the Methodology</w:t>
-      </w:r>
-    </w:p>
-    <w:p>
-      <w:pPr>
-        <w:pStyle w:val="Para"/>
-      </w:pPr>
-      <w:r>
-        <w:t xml:space="preserve">While the synthetic datasets allowed for controlled experimentation, they do not fully capture the complexity of real-world data, which can be noisy and contain missing values. Additionally, this study focuses on logistic regression, a simpler model. The findings may not generalize to more complex models like </w:t>
-      </w:r>
-      <w:r>
-        <w:t>neural networks, which may behave differently under conditions of imbalance. Future work should extend these methods to real-world datasets and more complex machine learning models to validate the findings.</w:t>
+      <w:r>
+        <w:t xml:space="preserve">While the synthetic datasets </w:t>
+      </w:r>
+      <w:proofErr w:type="gramStart"/>
+      <w:r>
+        <w:t>allowed</w:t>
+      </w:r>
+      <w:proofErr w:type="gramEnd"/>
+      <w:r>
+        <w:t xml:space="preserve"> for controlled experimentation, they do not fully capture the complexity of real-world data, which can be noisy and contain missing values. Additionally, this study focuses on logistic regression, a simpler model. The findings may not generalize to more complex models like neural networks, which may behave differently under conditions of imbalance. Future work should extend these methods to real-world </w:t>
+      </w:r>
+      <w:r>
+        <w:t>datasets and more complex machine learning models to validate the findings.</w:t>
       </w:r>
     </w:p>
     <w:p>
@@ -4230,7 +4619,6 @@
           <w:szCs w:val="24"/>
           <w:lang w:val="en-ID" w:eastAsia="ja-JP"/>
         </w:rPr>
-        <w:lastRenderedPageBreak/>
         <w:t xml:space="preserve">In the case imbalanced dataset, the results differ significantly between </w:t>
       </w:r>
       <w:proofErr w:type="spellStart"/>
@@ -4292,6 +4680,7 @@
           <w:szCs w:val="24"/>
           <w:lang w:val="en-ID" w:eastAsia="ja-JP"/>
         </w:rPr>
+        <w:lastRenderedPageBreak/>
         <w:t xml:space="preserve">For </w:t>
       </w:r>
       <w:proofErr w:type="spellStart"/>
@@ -4493,7 +4882,27 @@
           <w:szCs w:val="24"/>
           <w:lang w:val="en-ID" w:eastAsia="ja-JP"/>
         </w:rPr>
-        <w:t>=10000 falsely suggests reduced bias, while in reality, the imbalance severely impacts the model's ability to learn about and correctly classify the minority class, particularly at larger scales.</w:t>
+        <w:t xml:space="preserve">=10000 falsely suggests reduced bias, </w:t>
+      </w:r>
+      <w:proofErr w:type="gramStart"/>
+      <w:r>
+        <w:rPr>
+          <w:rFonts w:ascii="Times New Roman" w:hAnsi="Times New Roman" w:cs="Times New Roman"/>
+          <w:sz w:val="24"/>
+          <w:szCs w:val="24"/>
+          <w:lang w:val="en-ID" w:eastAsia="ja-JP"/>
+        </w:rPr>
+        <w:t>while in reality, the</w:t>
+      </w:r>
+      <w:proofErr w:type="gramEnd"/>
+      <w:r>
+        <w:rPr>
+          <w:rFonts w:ascii="Times New Roman" w:hAnsi="Times New Roman" w:cs="Times New Roman"/>
+          <w:sz w:val="24"/>
+          <w:szCs w:val="24"/>
+          <w:lang w:val="en-ID" w:eastAsia="ja-JP"/>
+        </w:rPr>
+        <w:t xml:space="preserve"> imbalance severely impacts the model's ability to learn about and correctly classify the minority class, particularly at larger scales.</w:t>
       </w:r>
     </w:p>
     <w:p>
@@ -4534,7 +4943,16 @@
           <w:szCs w:val="24"/>
           <w:lang w:val="en-ID" w:eastAsia="ja-JP"/>
         </w:rPr>
-        <w:t>=1000000, the model completely fails to recognize the minority class, resulting in a recall of 0 for class 1. This means that none of the true positives are correctly detected, highlighting the extreme bias towards the majority class due to the imbalance (99.9% of class 0 versus 0.1% of class 1).</w:t>
+        <w:t xml:space="preserve">=1000000, the model completely fails to recognize the minority class, resulting in a recall of 0 for class 1. This means </w:t>
+      </w:r>
+      <w:r>
+        <w:rPr>
+          <w:rFonts w:ascii="Times New Roman" w:hAnsi="Times New Roman" w:cs="Times New Roman"/>
+          <w:sz w:val="24"/>
+          <w:szCs w:val="24"/>
+          <w:lang w:val="en-ID" w:eastAsia="ja-JP"/>
+        </w:rPr>
+        <w:t>that none of the true positives are correctly detected, highlighting the extreme bias towards the majority class due to the imbalance (99.9% of class 0 versus 0.1% of class 1).</w:t>
       </w:r>
     </w:p>
     <w:p>
@@ -4866,7 +5284,6 @@
           <w:szCs w:val="24"/>
           <w:lang w:val="en-ID" w:eastAsia="ja-JP"/>
         </w:rPr>
-        <w:lastRenderedPageBreak/>
         <w:t xml:space="preserve">between </w:t>
       </w:r>
       <w:proofErr w:type="spellStart"/>
@@ -4950,7 +5367,18 @@
           <w:szCs w:val="24"/>
           <w:lang w:val="en-ID" w:eastAsia="ja-JP"/>
         </w:rPr>
-        <w:t>The explanation shows that the model may be biased towards Class 0, as it completely ignored the probability of Class 1.</w:t>
+        <w:t xml:space="preserve">The explanation shows that the model may be biased towards Class 0, as it completely </w:t>
+      </w:r>
+      <w:r>
+        <w:rPr>
+          <w:rFonts w:ascii="Times New Roman" w:hAnsi="Times New Roman" w:cs="Times New Roman"/>
+          <w:bCs w:val="0"/>
+          <w:sz w:val="24"/>
+          <w:szCs w:val="24"/>
+          <w:lang w:val="en-ID" w:eastAsia="ja-JP"/>
+        </w:rPr>
+        <w:lastRenderedPageBreak/>
+        <w:t>ignored the probability of Class 1.</w:t>
       </w:r>
       <w:r>
         <w:rPr>
@@ -5492,7 +5920,6 @@
           <w:szCs w:val="24"/>
           <w:lang w:eastAsia="ja-JP"/>
         </w:rPr>
-        <w:lastRenderedPageBreak/>
         <w:t>n = 1000000</w:t>
       </w:r>
     </w:p>
@@ -5635,6 +6062,7 @@
           <w:szCs w:val="24"/>
           <w:lang w:val="en-ID" w:eastAsia="ja-JP"/>
         </w:rPr>
+        <w:lastRenderedPageBreak/>
         <w:t xml:space="preserve">between </w:t>
       </w:r>
       <w:proofErr w:type="spellStart"/>
@@ -6142,7 +6570,6 @@
           <w:szCs w:val="24"/>
           <w:lang w:eastAsia="ja-JP"/>
         </w:rPr>
-        <w:lastRenderedPageBreak/>
         <w:t xml:space="preserve">This behavior underscores the importance of analyzing model performance across different dataset sizes to truly understand its bias and limitations, </w:t>
       </w:r>
       <w:r>
@@ -6186,6 +6613,7 @@
           <w:szCs w:val="24"/>
           <w:lang w:eastAsia="ja-JP"/>
         </w:rPr>
+        <w:lastRenderedPageBreak/>
         <w:t>The key takeaway is that smaller sample sizes can mask the detrimental effects of class imbalance, leading to an inflated perception of model fairness. It is crucial to evaluate model performance with larger sample sizes to reveal the actual bias caused by the imbalance.</w:t>
       </w:r>
     </w:p>
@@ -6476,18 +6904,7 @@
           <w:szCs w:val="24"/>
           <w:lang w:val="en-ID" w:eastAsia="ja-JP"/>
         </w:rPr>
-        <w:t xml:space="preserve">In terms of fairness, the documentation of imbalances helps AI developers and practitioners </w:t>
-      </w:r>
-      <w:r>
-        <w:rPr>
-          <w:rFonts w:ascii="Times New Roman" w:hAnsi="Times New Roman" w:cs="Times New Roman"/>
-          <w:bCs w:val="0"/>
-          <w:sz w:val="24"/>
-          <w:szCs w:val="24"/>
-          <w:lang w:val="en-ID" w:eastAsia="ja-JP"/>
-        </w:rPr>
-        <w:lastRenderedPageBreak/>
-        <w:t xml:space="preserve">explain the limitations of the models, especially in high-stakes applications such as healthcare, hiring, or criminal justice. </w:t>
+        <w:t xml:space="preserve">In terms of fairness, the documentation of imbalances helps AI developers and practitioners explain the limitations of the models, especially in high-stakes applications such as healthcare, hiring, or criminal justice. </w:t>
       </w:r>
     </w:p>
     <w:p>
@@ -6510,6 +6927,7 @@
           <w:szCs w:val="24"/>
           <w:lang w:val="en-ID" w:eastAsia="ja-JP"/>
         </w:rPr>
+        <w:lastRenderedPageBreak/>
         <w:t>This step increases stakeholder trust, as it promotes a clear understanding of the dataset's role in model performance.</w:t>
       </w:r>
     </w:p>
@@ -6655,17 +7073,7 @@
           <w:szCs w:val="24"/>
           <w:lang w:val="en-ID" w:eastAsia="ja-JP"/>
         </w:rPr>
-        <w:t xml:space="preserve">As the dataset size increases, the true extent of the model's bias toward the majority class becomes more apparent. Larger datasets expose the model's weaknesses in learning from the minority class, with recall for the minority class </w:t>
-      </w:r>
-      <w:r>
-        <w:rPr>
-          <w:rFonts w:ascii="Times New Roman" w:hAnsi="Times New Roman" w:cs="Times New Roman"/>
-          <w:bCs w:val="0"/>
-          <w:sz w:val="24"/>
-          <w:szCs w:val="24"/>
-          <w:lang w:val="en-ID" w:eastAsia="ja-JP"/>
-        </w:rPr>
-        <w:t>dropping significantly. This suggests that smaller datasets might give the illusion of fairness, when the model is not robust enough to perform well on minority classes at scale.</w:t>
+        <w:t>As the dataset size increases, the true extent of the model's bias toward the majority class becomes more apparent. Larger datasets expose the model's weaknesses in learning from the minority class, with recall for the minority class dropping significantly. This suggests that smaller datasets might give the illusion of fairness, when the model is not robust enough to perform well on minority classes at scale.</w:t>
       </w:r>
     </w:p>
     <w:p>
@@ -6833,8 +7241,18 @@
           <w:szCs w:val="24"/>
           <w:lang w:val="en-ID" w:eastAsia="ja-JP"/>
         </w:rPr>
+        <w:t xml:space="preserve">As the dataset size increased, the model's true bias emerged, with recall for the minority class dropping to near-zero levels. This demonstrates that small sample sizes can mask the true extent of bias by overfitting to random patterns in the data. Consequently, models trained and evaluated </w:t>
+      </w:r>
+      <w:r>
+        <w:rPr>
+          <w:rFonts w:ascii="Times New Roman" w:hAnsi="Times New Roman" w:cs="Times New Roman"/>
+          <w:bCs w:val="0"/>
+          <w:sz w:val="24"/>
+          <w:szCs w:val="24"/>
+          <w:lang w:val="en-ID" w:eastAsia="ja-JP"/>
+        </w:rPr>
         <w:lastRenderedPageBreak/>
-        <w:t xml:space="preserve">As the dataset size increased, the model's true bias emerged, with recall for the minority class dropping to near-zero levels. This demonstrates that small sample sizes can mask the true extent of bias by overfitting to random patterns in the data. Consequently, models trained and evaluated on small datasets may appear to be fairer than they </w:t>
+        <w:t xml:space="preserve">on small datasets may appear to be fairer than they </w:t>
       </w:r>
       <w:r>
         <w:rPr>
@@ -6947,13 +7365,7 @@
         <w:rPr>
           <w:lang w:val="en-ID"/>
         </w:rPr>
-        <w:t xml:space="preserve">This research reveals the significant impact of dataset composition on </w:t>
-      </w:r>
-      <w:r>
-        <w:rPr>
-          <w:lang w:val="en-ID"/>
-        </w:rPr>
-        <w:t>model fairness and transparency. Specifically, it shows that:</w:t>
+        <w:t>This research reveals the significant impact of dataset composition on model fairness and transparency. Specifically, it shows that:</w:t>
       </w:r>
     </w:p>
     <w:p>
@@ -6979,7 +7391,13 @@
         <w:rPr>
           <w:lang w:val="en-ID"/>
         </w:rPr>
-        <w:t>: Imbalanced datasets lead to biased model performance, with the model showing a preference for the majority class. The minority class is underrepresented, resulting in lower recall and precision, which is particularly problematic in high-stakes applications such as healthcare or criminal justice.</w:t>
+        <w:t xml:space="preserve">: Imbalanced datasets lead to biased model performance, with the model showing a preference for the majority class. The minority class is </w:t>
+      </w:r>
+      <w:r>
+        <w:rPr>
+          <w:lang w:val="en-ID"/>
+        </w:rPr>
+        <w:t>underrepresented, resulting in lower recall and precision, which is particularly problematic in high-stakes applications such as healthcare or criminal justice.</w:t>
       </w:r>
     </w:p>
     <w:p>
@@ -7075,8 +7493,11 @@
         <w:pStyle w:val="Para"/>
       </w:pPr>
       <w:r>
+        <w:t xml:space="preserve">These findings highlight the need for more comprehensive Responsible AI practices. Traditionally, AI fairness has focused on model explainability and transparency, but this research shows that documenting dataset composition is just as important. By not addressing dataset </w:t>
+      </w:r>
+      <w:r>
         <w:lastRenderedPageBreak/>
-        <w:t>These findings highlight the need for more comprehensive Responsible AI practices. Traditionally, AI fairness has focused on model explainability and transparency, but this research shows that documenting dataset composition is just as important. By not addressing dataset imbalance and small sample sizes, biases can go undetected, potentially leading to unfair outcomes in critical decision-making processes.</w:t>
+        <w:t>imbalance and small sample sizes, biases can go undetected, potentially leading to unfair outcomes in critical decision-making processes.</w:t>
       </w:r>
     </w:p>
     <w:p>
@@ -7188,7 +7609,15 @@
         <w:t>T</w:t>
       </w:r>
       <w:r>
-        <w:t>he experiments were limited to synthetic datasets. Although the imbalanced dataset accurately reflects typical real-world scenarios, the complexity of real-world data, including noise and non-linearity, could affect model behavior differently. Future studies should aim to test these findings on real-world datasets across various machine learning models to increase generalizability.</w:t>
+        <w:t xml:space="preserve">he experiments were limited to synthetic datasets. Although the imbalanced </w:t>
+      </w:r>
+      <w:proofErr w:type="gramStart"/>
+      <w:r>
+        <w:t>dataset</w:t>
+      </w:r>
+      <w:proofErr w:type="gramEnd"/>
+      <w:r>
+        <w:t xml:space="preserve"> accurately reflects typical real-world scenarios, the complexity of real-world data, including noise and non-linearity, could affect model behavior differently. Future studies should aim to test these findings on real-world datasets across various machine learning models to increase generalizability.</w:t>
       </w:r>
     </w:p>
     <w:p>
@@ -7200,11 +7629,7 @@
         </w:numPr>
       </w:pPr>
       <w:r>
-        <w:t xml:space="preserve">The study also focused on binary classification tasks. Extending this analysis to multi-class classification problems could further illuminate how </w:t>
-      </w:r>
-      <w:r>
-        <w:lastRenderedPageBreak/>
-        <w:t>dataset imbalance affects bias in more complex settings.</w:t>
+        <w:t>The study also focused on binary classification tasks. Extending this analysis to multi-class classification problems could further illuminate how dataset imbalance affects bias in more complex settings.</w:t>
       </w:r>
     </w:p>
     <w:p>
@@ -7264,6 +7689,7 @@
         <w:rPr>
           <w:lang w:val="en-ID"/>
         </w:rPr>
+        <w:lastRenderedPageBreak/>
         <w:t>This research provides critical insights into how dataset composition, specifically whether it is balanced or imbalanced, significantly influences AI model transparency and fairness. The main findings include:</w:t>
       </w:r>
     </w:p>
@@ -7322,13 +7748,7 @@
         <w:rPr>
           <w:lang w:val="en-ID"/>
         </w:rPr>
-        <w:t xml:space="preserve">Misleading Effects of Small Sample Sizes: The research also highlights how small sample sizes can provide a false sense of fairness, with models appearing to perform well on minority classes. However, this performance is often a result of statistical noise rather than true learning. As the sample size increases, the model’s inherent bias becomes clear, with performance metrics such as recall deteriorating for the minority class. This </w:t>
-      </w:r>
-      <w:r>
-        <w:rPr>
-          <w:lang w:val="en-ID"/>
-        </w:rPr>
-        <w:t>underscores the need for large, well-distributed datasets to ensure accurate bias evaluation.</w:t>
+        <w:t>Misleading Effects of Small Sample Sizes: The research also highlights how small sample sizes can provide a false sense of fairness, with models appearing to perform well on minority classes. However, this performance is often a result of statistical noise rather than true learning. As the sample size increases, the model’s inherent bias becomes clear, with performance metrics such as recall deteriorating for the minority class. This underscores the need for large, well-distributed datasets to ensure accurate bias evaluation.</w:t>
       </w:r>
     </w:p>
     <w:p>
@@ -7350,7 +7770,13 @@
         <w:rPr>
           <w:lang w:val="en-ID"/>
         </w:rPr>
-        <w:t>The Role of Documentation: A key recommendation from this study is the incorporation of dataset composition documentation into Responsible AI practices. By documenting whether a dataset is balanced or imbalanced, AI practitioners can ensure greater transparency, allowing stakeholders to make more informed decisions about the fairness and reliability of AI systems.</w:t>
+        <w:t xml:space="preserve">The Role of Documentation: A key recommendation from this study is the incorporation of dataset composition </w:t>
+      </w:r>
+      <w:r>
+        <w:rPr>
+          <w:lang w:val="en-ID"/>
+        </w:rPr>
+        <w:t>documentation into Responsible AI practices. By documenting whether a dataset is balanced or imbalanced, AI practitioners can ensure greater transparency, allowing stakeholders to make more informed decisions about the fairness and reliability of AI systems.</w:t>
       </w:r>
     </w:p>
     <w:p>
@@ -7426,14 +7852,7 @@
         <w:rPr>
           <w:lang w:val="en-ID"/>
         </w:rPr>
-        <w:t xml:space="preserve"> the importance of moving beyond model explainability alone. Transparency at both the model and dataset levels is essential for building fair AI systems, and this approach </w:t>
-      </w:r>
-      <w:r>
-        <w:rPr>
-          <w:lang w:val="en-ID"/>
-        </w:rPr>
-        <w:lastRenderedPageBreak/>
-        <w:t>has the potential to reshape how AI fairness is evaluated and regulated in the future.</w:t>
+        <w:t xml:space="preserve"> the importance of moving beyond model explainability alone. Transparency at both the model and dataset levels is essential for building fair AI systems, and this approach has the potential to reshape how AI fairness is evaluated and regulated in the future.</w:t>
       </w:r>
     </w:p>
     <w:p>
@@ -7516,10 +7935,7 @@
         <w:t>contains</w:t>
       </w:r>
       <w:r>
-        <w:t xml:space="preserve"> noise, missing values, and more complex relationships. Future research should test these findings using </w:t>
-      </w:r>
-      <w:r>
-        <w:t>diverse, real-world datasets to ensure broader applicability.</w:t>
+        <w:t xml:space="preserve"> noise, missing values, and more complex relationships. Future research should test these findings using diverse, real-world datasets to ensure broader applicability.</w:t>
       </w:r>
     </w:p>
     <w:p>
@@ -7536,7 +7952,10 @@
         </w:numPr>
       </w:pPr>
       <w:r>
-        <w:t>Bias Mitigation Techniques: Further investigation into techniques for mitigating bias in imbalanced datasets is needed. While this study underscores the importance of dataset composition, future research could explore the efficacy of different bias mitigation strategies, such as synthetic data generation, re-sampling techniques, and ensemble learning, in various contexts.</w:t>
+        <w:t xml:space="preserve">Bias Mitigation Techniques: Further investigation into techniques for mitigating bias in imbalanced datasets is needed. While this study underscores the importance of dataset composition, future </w:t>
+      </w:r>
+      <w:r>
+        <w:t>research could explore the efficacy of different bias mitigation strategies, such as synthetic data generation, re-sampling techniques, and ensemble learning, in various contexts.</w:t>
       </w:r>
     </w:p>
     <w:p>
@@ -7610,8 +8029,11 @@
         <w:pStyle w:val="Para"/>
       </w:pPr>
       <w:r>
+        <w:t xml:space="preserve">A key recommendation is to further investigate and refine bias mitigation techniques, such as Synthetic Minority Over-sampling Technique (SMOTE), which generates synthetic instances for the minority class to balance the dataset. SMOTE and other advanced techniques like ADASYN, Random Over-sampling, Under-sampling, and Cost-Sensitive Learning should be </w:t>
+      </w:r>
+      <w:r>
         <w:lastRenderedPageBreak/>
-        <w:t>A key recommendation is to further investigate and refine bias mitigation techniques, such as Synthetic Minority Over-sampling Technique (SMOTE), which generates synthetic instances for the minority class to balance the dataset. SMOTE and other advanced techniques like ADASYN, Random Over-sampling, Under-sampling, and Cost-Sensitive Learning should be rigorously tested across different domains and model architectures to evaluate their effectiveness in reducing bias without negatively impacting model accuracy. Furthermore, exploring hybrid approaches that combine these techniques with ensemble methods, like Bagging or Boosting, could help balance performance across both the majority and minority classes.</w:t>
+        <w:t>rigorously tested across different domains and model architectures to evaluate their effectiveness in reducing bias without negatively impacting model accuracy. Furthermore, exploring hybrid approaches that combine these techniques with ensemble methods, like Bagging or Boosting, could help balance performance across both the majority and minority classes.</w:t>
       </w:r>
     </w:p>
     <w:p>
@@ -7662,7 +8084,10 @@
         <w:pStyle w:val="Para"/>
       </w:pPr>
       <w:r>
-        <w:t>It would be useful to explore how varying levels of dataset complexity, noise, and missing values impact bias and fairness in AI models. Datasets in real-world scenarios often include messy, incomplete data, which can exacerbate bias. Research that focuses on real-world data, including multi-class problems and multi-modal datasets (e.g., combining text, images, and structured data), will provide a more comprehensive understanding of bias mitigation in practice.</w:t>
+        <w:t xml:space="preserve">It would be useful to explore how varying levels of dataset complexity, noise, and missing values impact bias and fairness in AI models. Datasets in real-world scenarios often include messy, incomplete data, which can exacerbate bias. Research that focuses on real-world data, including multi-class problems and multi-modal </w:t>
+      </w:r>
+      <w:r>
+        <w:t>datasets (e.g., combining text, images, and structured data), will provide a more comprehensive understanding of bias mitigation in practice.</w:t>
       </w:r>
     </w:p>
     <w:p>
@@ -7724,11 +8149,7 @@
         <w:pStyle w:val="Para"/>
       </w:pPr>
       <w:r>
-        <w:t xml:space="preserve">A significant area for future research is exploring how dataset imbalance impacts multi-class and multi-label classification problems. These tasks </w:t>
-      </w:r>
-      <w:r>
-        <w:lastRenderedPageBreak/>
-        <w:t xml:space="preserve">introduce additional complexity as imbalances across multiple classes can lead to more intricate bias patterns. Investigating methods to handle these challenges effectively will be important for applications that deal with </w:t>
+        <w:t xml:space="preserve">A significant area for future research is exploring how dataset imbalance impacts multi-class and multi-label classification problems. These tasks introduce additional complexity as imbalances across multiple classes can lead to more intricate bias patterns. Investigating methods to handle these challenges effectively will be important for applications that deal with </w:t>
       </w:r>
       <w:r>
         <w:t>many</w:t>
@@ -7759,6 +8180,7 @@
         <w:pStyle w:val="Para"/>
       </w:pPr>
       <w:r>
+        <w:lastRenderedPageBreak/>
         <w:t>Future studies could explore intersectionality in AI bias, where multiple attributes (e.g., race, gender, and socioeconomic status) intersect to create compounded bias effects. Understanding how AI systems behave when faced with imbalances across multiple demographic variables is essential for ensuring fairness across diverse populations.</w:t>
       </w:r>
     </w:p>
@@ -7787,10 +8209,7 @@
         <w:t>T</w:t>
       </w:r>
       <w:r>
-        <w:t xml:space="preserve">he broader implications of this research for the AI industry are profound. As AI becomes increasingly integrated into decision-making processes, the importance of documenting dataset composition and employing bias mitigation techniques cannot be overstated. By adopting comprehensive practices to address dataset imbalances, AI developers and stakeholders can build systems that are not only more transparent but also more equitable. Moreover, regulatory frameworks and industry standards should encourage and even mandate that dataset composition is clearly documented, and that </w:t>
-      </w:r>
-      <w:r>
-        <w:t>models are tested for fairness across all relevant demographic groups.</w:t>
+        <w:t>he broader implications of this research for the AI industry are profound. As AI becomes increasingly integrated into decision-making processes, the importance of documenting dataset composition and employing bias mitigation techniques cannot be overstated. By adopting comprehensive practices to address dataset imbalances, AI developers and stakeholders can build systems that are not only more transparent but also more equitable. Moreover, regulatory frameworks and industry standards should encourage and even mandate that dataset composition is clearly documented, and that models are tested for fairness across all relevant demographic groups.</w:t>
       </w:r>
     </w:p>
     <w:p>
@@ -7853,7 +8272,29 @@
           <w:lang w:eastAsia="it-IT"/>
           <w14:ligatures w14:val="standard"/>
         </w:rPr>
-        <w:t>I would like to express my gratitude to all mentors and advisors in University of Hull for their guidance through the development of this research. I also wish to thank my colleagues at the University of Hull for their support, which really improved the quality of this work. Special thanks go to my families and friends for their understanding during this research. Thank you for inspiring me to contribute to the field of Responsible AI.</w:t>
+        <w:t xml:space="preserve">I would like to express my gratitude to all mentors and advisors in </w:t>
+      </w:r>
+      <w:proofErr w:type="gramStart"/>
+      <w:r>
+        <w:rPr>
+          <w:rFonts w:ascii="Times New Roman" w:hAnsi="Times New Roman" w:cs="Times New Roman"/>
+          <w:sz w:val="24"/>
+          <w:szCs w:val="24"/>
+          <w:lang w:eastAsia="it-IT"/>
+          <w14:ligatures w14:val="standard"/>
+        </w:rPr>
+        <w:t>University</w:t>
+      </w:r>
+      <w:proofErr w:type="gramEnd"/>
+      <w:r>
+        <w:rPr>
+          <w:rFonts w:ascii="Times New Roman" w:hAnsi="Times New Roman" w:cs="Times New Roman"/>
+          <w:sz w:val="24"/>
+          <w:szCs w:val="24"/>
+          <w:lang w:eastAsia="it-IT"/>
+          <w14:ligatures w14:val="standard"/>
+        </w:rPr>
+        <w:t xml:space="preserve"> of Hull for their guidance through the development of this research. I also wish to thank my colleagues at the University of Hull for their support, which really improved the quality of this work. Special thanks go to my families and friends for their understanding during this research. Thank you for inspiring me to contribute to the field of Responsible AI.</w:t>
       </w:r>
     </w:p>
     <w:p>
@@ -7907,6 +8348,7 @@
         <w:tab/>
       </w:r>
       <w:proofErr w:type="spellStart"/>
+      <w:proofErr w:type="gramStart"/>
       <w:r>
         <w:rPr>
           <w:rFonts w:ascii="Times New Roman" w:hAnsi="Times New Roman" w:cs="Times New Roman"/>
@@ -7924,7 +8366,17 @@
           <w:szCs w:val="24"/>
           <w14:ligatures w14:val="standard"/>
         </w:rPr>
-        <w:t>. 2019. The Hundred-Page Machine Learning Book. Retrieved on October 12, 2024, from</w:t>
+        <w:t>.</w:t>
+      </w:r>
+      <w:proofErr w:type="gramEnd"/>
+      <w:r>
+        <w:rPr>
+          <w:rFonts w:ascii="Times New Roman" w:hAnsi="Times New Roman" w:cs="Times New Roman"/>
+          <w:sz w:val="24"/>
+          <w:szCs w:val="24"/>
+          <w14:ligatures w14:val="standard"/>
+        </w:rPr>
+        <w:t xml:space="preserve"> 2019. The Hundred-Page Machine Learning Book. Retrieved on October 12, 2024, from</w:t>
       </w:r>
     </w:p>
     <w:p>
@@ -7945,7 +8397,6 @@
           <w:szCs w:val="24"/>
           <w14:ligatures w14:val="standard"/>
         </w:rPr>
-        <w:lastRenderedPageBreak/>
         <w:t>[2]</w:t>
       </w:r>
       <w:r>
@@ -8156,7 +8607,17 @@
           <w:szCs w:val="24"/>
           <w14:ligatures w14:val="standard"/>
         </w:rPr>
-        <w:t>. Journal of Big Data. 6, 27 (2019). https://doi.org/10.1186/s40537-019-0192-5</w:t>
+        <w:t xml:space="preserve">. </w:t>
+      </w:r>
+      <w:r>
+        <w:rPr>
+          <w:rFonts w:ascii="Times New Roman" w:hAnsi="Times New Roman" w:cs="Times New Roman"/>
+          <w:sz w:val="24"/>
+          <w:szCs w:val="24"/>
+          <w14:ligatures w14:val="standard"/>
+        </w:rPr>
+        <w:lastRenderedPageBreak/>
+        <w:t>Journal of Big Data. 6, 27 (2019). https://doi.org/10.1186/s40537-019-0192-5</w:t>
       </w:r>
     </w:p>
     <w:p>
@@ -8675,7 +9136,18 @@
           <w:szCs w:val="24"/>
           <w14:ligatures w14:val="standard"/>
         </w:rPr>
-        <w:t>. Explain Your Model Predictions with LIME. Retrieved from https://www.kaggle.com/code/prashant111/explain-your-model-predictions-with-lime/notebook.</w:t>
+        <w:t xml:space="preserve">. Explain Your Model Predictions with LIME. Retrieved from </w:t>
+      </w:r>
+      <w:r>
+        <w:rPr>
+          <w:rFonts w:ascii="Times New Roman" w:hAnsi="Times New Roman" w:cs="Times New Roman"/>
+          <w:i/>
+          <w:iCs/>
+          <w:sz w:val="24"/>
+          <w:szCs w:val="24"/>
+          <w14:ligatures w14:val="standard"/>
+        </w:rPr>
+        <w:t>https://www.kaggle.com/code/prashant111/explain-your-model-predictions-with-lime/notebook.</w:t>
       </w:r>
     </w:p>
     <w:p>
@@ -9214,6 +9686,7 @@
             </w:rPr>
             <w:t xml:space="preserve">, </w:t>
           </w:r>
+          <w:proofErr w:type="gramStart"/>
           <w:r>
             <w:rPr>
               <w:rFonts w:ascii="Linux Biolinum" w:hAnsi="Linux Biolinum" w:cs="Linux Biolinum"/>
@@ -9224,7 +9697,14 @@
             <w:rPr>
               <w:rFonts w:ascii="Linux Biolinum" w:hAnsi="Linux Biolinum" w:cs="Linux Biolinum"/>
             </w:rPr>
-            <w:t>, 20</w:t>
+            <w:t>,</w:t>
+          </w:r>
+          <w:proofErr w:type="gramEnd"/>
+          <w:r>
+            <w:rPr>
+              <w:rFonts w:ascii="Linux Biolinum" w:hAnsi="Linux Biolinum" w:cs="Linux Biolinum"/>
+            </w:rPr>
+            <w:t xml:space="preserve"> 20</w:t>
           </w:r>
           <w:r>
             <w:rPr>
@@ -9296,6 +9776,7 @@
             </w:rPr>
           </w:pPr>
           <w:proofErr w:type="spellStart"/>
+          <w:proofErr w:type="gramStart"/>
           <w:r>
             <w:rPr>
               <w:rFonts w:ascii="Linux Biolinum" w:hAnsi="Linux Biolinum" w:cs="Linux Biolinum"/>
@@ -9303,6 +9784,7 @@
             <w:t>H.Purwadi</w:t>
           </w:r>
           <w:proofErr w:type="spellEnd"/>
+          <w:proofErr w:type="gramEnd"/>
         </w:p>
       </w:tc>
     </w:tr>
@@ -9368,6 +9850,7 @@
             </w:rPr>
             <w:t xml:space="preserve">, </w:t>
           </w:r>
+          <w:proofErr w:type="gramStart"/>
           <w:r>
             <w:rPr>
               <w:rFonts w:ascii="Linux Biolinum" w:hAnsi="Linux Biolinum" w:cs="Linux Biolinum"/>
@@ -9378,7 +9861,14 @@
             <w:rPr>
               <w:rFonts w:ascii="Linux Biolinum" w:hAnsi="Linux Biolinum" w:cs="Linux Biolinum"/>
             </w:rPr>
-            <w:t>, 20</w:t>
+            <w:t>,</w:t>
+          </w:r>
+          <w:proofErr w:type="gramEnd"/>
+          <w:r>
+            <w:rPr>
+              <w:rFonts w:ascii="Linux Biolinum" w:hAnsi="Linux Biolinum" w:cs="Linux Biolinum"/>
+            </w:rPr>
+            <w:t xml:space="preserve"> 20</w:t>
           </w:r>
           <w:r>
             <w:rPr>
@@ -9432,6 +9922,7 @@
             </w:rPr>
           </w:pPr>
           <w:proofErr w:type="spellStart"/>
+          <w:proofErr w:type="gramStart"/>
           <w:r>
             <w:rPr>
               <w:rFonts w:ascii="Linux Biolinum" w:hAnsi="Linux Biolinum" w:cs="Linux Biolinum"/>
@@ -9439,6 +9930,7 @@
             <w:t>H.Purwadi</w:t>
           </w:r>
           <w:proofErr w:type="spellEnd"/>
+          <w:proofErr w:type="gramEnd"/>
         </w:p>
       </w:tc>
     </w:tr>

--- a/Imbalance_Balanced_Dataset_Composition_XAI.docx
+++ b/Imbalance_Balanced_Dataset_Composition_XAI.docx
@@ -643,9 +643,8 @@
           <w:szCs w:val="24"/>
           <w14:ligatures w14:val="standard"/>
         </w:rPr>
-        <w:t xml:space="preserve"> </w:t>
-      </w:r>
-      <w:proofErr w:type="gramStart"/>
+        <w:t xml:space="preserve"> analyzed </w:t>
+      </w:r>
       <w:r>
         <w:rPr>
           <w:rFonts w:ascii="Times New Roman" w:eastAsia="Verdana" w:hAnsi="Times New Roman" w:cs="Times New Roman"/>
@@ -653,26 +652,7 @@
           <w:szCs w:val="24"/>
           <w14:ligatures w14:val="standard"/>
         </w:rPr>
-        <w:t xml:space="preserve">analyzed </w:t>
-      </w:r>
-      <w:r>
-        <w:rPr>
-          <w:rFonts w:ascii="Times New Roman" w:eastAsia="Verdana" w:hAnsi="Times New Roman" w:cs="Times New Roman"/>
-          <w:sz w:val="24"/>
-          <w:szCs w:val="24"/>
-          <w14:ligatures w14:val="standard"/>
-        </w:rPr>
-        <w:t>on</w:t>
-      </w:r>
-      <w:proofErr w:type="gramEnd"/>
-      <w:r>
-        <w:rPr>
-          <w:rFonts w:ascii="Times New Roman" w:eastAsia="Verdana" w:hAnsi="Times New Roman" w:cs="Times New Roman"/>
-          <w:sz w:val="24"/>
-          <w:szCs w:val="24"/>
-          <w14:ligatures w14:val="standard"/>
-        </w:rPr>
-        <w:t xml:space="preserve"> </w:t>
+        <w:t xml:space="preserve">on </w:t>
       </w:r>
       <w:r>
         <w:rPr>
@@ -1446,135 +1426,21 @@
           <w:b w:val="0"/>
           <w:bCs w:val="0"/>
         </w:rPr>
-        <w:t xml:space="preserve">How </w:t>
-      </w:r>
-      <w:proofErr w:type="spellStart"/>
+        <w:t>How does the documentation of dataset composition (</w:t>
+      </w:r>
       <w:r>
         <w:rPr>
           <w:b w:val="0"/>
           <w:bCs w:val="0"/>
         </w:rPr>
-        <w:t>does</w:t>
-      </w:r>
-      <w:proofErr w:type="spellEnd"/>
+        <w:t>balance</w:t>
+      </w:r>
       <w:r>
         <w:rPr>
           <w:b w:val="0"/>
           <w:bCs w:val="0"/>
         </w:rPr>
-        <w:t xml:space="preserve"> the documentation of </w:t>
-      </w:r>
-      <w:proofErr w:type="spellStart"/>
-      <w:r>
-        <w:rPr>
-          <w:b w:val="0"/>
-          <w:bCs w:val="0"/>
-        </w:rPr>
-        <w:t>dataset</w:t>
-      </w:r>
-      <w:proofErr w:type="spellEnd"/>
-      <w:r>
-        <w:rPr>
-          <w:b w:val="0"/>
-          <w:bCs w:val="0"/>
-        </w:rPr>
-        <w:t xml:space="preserve"> composition (</w:t>
-      </w:r>
-      <w:r>
-        <w:rPr>
-          <w:b w:val="0"/>
-          <w:bCs w:val="0"/>
-        </w:rPr>
-        <w:t>balance</w:t>
-      </w:r>
-      <w:r>
-        <w:rPr>
-          <w:b w:val="0"/>
-          <w:bCs w:val="0"/>
-        </w:rPr>
-        <w:t xml:space="preserve"> vs. </w:t>
-      </w:r>
-      <w:proofErr w:type="spellStart"/>
-      <w:proofErr w:type="gramStart"/>
-      <w:r>
-        <w:rPr>
-          <w:b w:val="0"/>
-          <w:bCs w:val="0"/>
-        </w:rPr>
-        <w:t>imbalanced</w:t>
-      </w:r>
-      <w:proofErr w:type="spellEnd"/>
-      <w:proofErr w:type="gramEnd"/>
-      <w:r>
-        <w:rPr>
-          <w:b w:val="0"/>
-          <w:bCs w:val="0"/>
-        </w:rPr>
-        <w:t xml:space="preserve">) impact AI model </w:t>
-      </w:r>
-      <w:proofErr w:type="spellStart"/>
-      <w:r>
-        <w:rPr>
-          <w:b w:val="0"/>
-          <w:bCs w:val="0"/>
-        </w:rPr>
-        <w:t>transparency</w:t>
-      </w:r>
-      <w:proofErr w:type="spellEnd"/>
-      <w:r>
-        <w:rPr>
-          <w:b w:val="0"/>
-          <w:bCs w:val="0"/>
-        </w:rPr>
-        <w:t xml:space="preserve"> and </w:t>
-      </w:r>
-      <w:proofErr w:type="spellStart"/>
-      <w:r>
-        <w:rPr>
-          <w:b w:val="0"/>
-          <w:bCs w:val="0"/>
-        </w:rPr>
-        <w:t>fairness</w:t>
-      </w:r>
-      <w:proofErr w:type="spellEnd"/>
-      <w:r>
-        <w:rPr>
-          <w:b w:val="0"/>
-          <w:bCs w:val="0"/>
-        </w:rPr>
-        <w:t xml:space="preserve"> in </w:t>
-      </w:r>
-      <w:proofErr w:type="spellStart"/>
-      <w:r>
-        <w:rPr>
-          <w:b w:val="0"/>
-          <w:bCs w:val="0"/>
-        </w:rPr>
-        <w:t>decision-making</w:t>
-      </w:r>
-      <w:proofErr w:type="spellEnd"/>
-      <w:r>
-        <w:rPr>
-          <w:b w:val="0"/>
-          <w:bCs w:val="0"/>
-        </w:rPr>
-        <w:t xml:space="preserve"> </w:t>
-      </w:r>
-      <w:proofErr w:type="spellStart"/>
-      <w:r>
-        <w:rPr>
-          <w:b w:val="0"/>
-          <w:bCs w:val="0"/>
-        </w:rPr>
-        <w:t>systems</w:t>
-      </w:r>
-      <w:proofErr w:type="spellEnd"/>
-      <w:r>
-        <w:rPr>
-          <w:b w:val="0"/>
-          <w:bCs w:val="0"/>
-        </w:rPr>
-        <w:t>?</w:t>
+        <w:t xml:space="preserve"> vs. imbalanced) impact AI model transparency and fairness in decision-making systems?</w:t>
       </w:r>
     </w:p>
     <w:p>
@@ -1589,212 +1455,41 @@
           <w:bCs w:val="0"/>
         </w:rPr>
       </w:pPr>
-      <w:proofErr w:type="spellStart"/>
       <w:r>
         <w:rPr>
           <w:b w:val="0"/>
           <w:bCs w:val="0"/>
         </w:rPr>
-        <w:t>What</w:t>
-      </w:r>
-      <w:proofErr w:type="spellEnd"/>
+        <w:t>What is the relationship between dataset</w:t>
+      </w:r>
       <w:r>
         <w:rPr>
           <w:b w:val="0"/>
           <w:bCs w:val="0"/>
         </w:rPr>
-        <w:t xml:space="preserve"> </w:t>
-      </w:r>
-      <w:proofErr w:type="spellStart"/>
+        <w:t xml:space="preserve">’s </w:t>
+      </w:r>
       <w:r>
         <w:rPr>
           <w:b w:val="0"/>
           <w:bCs w:val="0"/>
         </w:rPr>
-        <w:t>is</w:t>
-      </w:r>
-      <w:proofErr w:type="spellEnd"/>
+        <w:t>size and the accuracy of bias evaluation in AI models, when</w:t>
+      </w:r>
       <w:r>
         <w:rPr>
           <w:b w:val="0"/>
           <w:bCs w:val="0"/>
         </w:rPr>
-        <w:t xml:space="preserve"> the </w:t>
-      </w:r>
-      <w:proofErr w:type="spellStart"/>
+        <w:t xml:space="preserve"> the</w:t>
+      </w:r>
       <w:r>
         <w:rPr>
           <w:b w:val="0"/>
           <w:bCs w:val="0"/>
         </w:rPr>
-        <w:t>relationship</w:t>
-      </w:r>
-      <w:proofErr w:type="spellEnd"/>
-      <w:r>
-        <w:rPr>
-          <w:b w:val="0"/>
-          <w:bCs w:val="0"/>
-        </w:rPr>
-        <w:t xml:space="preserve"> </w:t>
-      </w:r>
-      <w:proofErr w:type="spellStart"/>
-      <w:r>
-        <w:rPr>
-          <w:b w:val="0"/>
-          <w:bCs w:val="0"/>
-        </w:rPr>
-        <w:t>between</w:t>
-      </w:r>
-      <w:proofErr w:type="spellEnd"/>
-      <w:r>
-        <w:rPr>
-          <w:b w:val="0"/>
-          <w:bCs w:val="0"/>
-        </w:rPr>
-        <w:t xml:space="preserve"> </w:t>
-      </w:r>
-      <w:proofErr w:type="spellStart"/>
-      <w:r>
-        <w:rPr>
-          <w:b w:val="0"/>
-          <w:bCs w:val="0"/>
-        </w:rPr>
-        <w:t>dataset</w:t>
-      </w:r>
-      <w:r>
-        <w:rPr>
-          <w:b w:val="0"/>
-          <w:bCs w:val="0"/>
-        </w:rPr>
-        <w:t>’s</w:t>
-      </w:r>
-      <w:proofErr w:type="spellEnd"/>
-      <w:r>
-        <w:rPr>
-          <w:b w:val="0"/>
-          <w:bCs w:val="0"/>
-        </w:rPr>
-        <w:t xml:space="preserve"> </w:t>
-      </w:r>
-      <w:r>
-        <w:rPr>
-          <w:b w:val="0"/>
-          <w:bCs w:val="0"/>
-        </w:rPr>
-        <w:t xml:space="preserve">size and the </w:t>
-      </w:r>
-      <w:proofErr w:type="spellStart"/>
-      <w:r>
-        <w:rPr>
-          <w:b w:val="0"/>
-          <w:bCs w:val="0"/>
-        </w:rPr>
-        <w:t>accuracy</w:t>
-      </w:r>
-      <w:proofErr w:type="spellEnd"/>
-      <w:r>
-        <w:rPr>
-          <w:b w:val="0"/>
-          <w:bCs w:val="0"/>
-        </w:rPr>
-        <w:t xml:space="preserve"> of </w:t>
-      </w:r>
-      <w:proofErr w:type="spellStart"/>
-      <w:r>
-        <w:rPr>
-          <w:b w:val="0"/>
-          <w:bCs w:val="0"/>
-        </w:rPr>
-        <w:t>bias</w:t>
-      </w:r>
-      <w:proofErr w:type="spellEnd"/>
-      <w:r>
-        <w:rPr>
-          <w:b w:val="0"/>
-          <w:bCs w:val="0"/>
-        </w:rPr>
-        <w:t xml:space="preserve"> </w:t>
-      </w:r>
-      <w:proofErr w:type="spellStart"/>
-      <w:r>
-        <w:rPr>
-          <w:b w:val="0"/>
-          <w:bCs w:val="0"/>
-        </w:rPr>
-        <w:t>evaluation</w:t>
-      </w:r>
-      <w:proofErr w:type="spellEnd"/>
-      <w:r>
-        <w:rPr>
-          <w:b w:val="0"/>
-          <w:bCs w:val="0"/>
-        </w:rPr>
-        <w:t xml:space="preserve"> in AI </w:t>
-      </w:r>
-      <w:proofErr w:type="spellStart"/>
-      <w:r>
-        <w:rPr>
-          <w:b w:val="0"/>
-          <w:bCs w:val="0"/>
-        </w:rPr>
-        <w:t>models</w:t>
-      </w:r>
-      <w:proofErr w:type="spellEnd"/>
-      <w:r>
-        <w:rPr>
-          <w:b w:val="0"/>
-          <w:bCs w:val="0"/>
-        </w:rPr>
-        <w:t xml:space="preserve">, </w:t>
-      </w:r>
-      <w:proofErr w:type="spellStart"/>
-      <w:r>
-        <w:rPr>
-          <w:b w:val="0"/>
-          <w:bCs w:val="0"/>
-        </w:rPr>
-        <w:t>when</w:t>
-      </w:r>
-      <w:proofErr w:type="spellEnd"/>
-      <w:r>
-        <w:rPr>
-          <w:b w:val="0"/>
-          <w:bCs w:val="0"/>
-        </w:rPr>
-        <w:t xml:space="preserve"> the</w:t>
-      </w:r>
-      <w:r>
-        <w:rPr>
-          <w:b w:val="0"/>
-          <w:bCs w:val="0"/>
-        </w:rPr>
-        <w:t xml:space="preserve"> training data </w:t>
-      </w:r>
-      <w:proofErr w:type="spellStart"/>
-      <w:r>
-        <w:rPr>
-          <w:b w:val="0"/>
-          <w:bCs w:val="0"/>
-        </w:rPr>
-        <w:t>is</w:t>
-      </w:r>
-      <w:proofErr w:type="spellEnd"/>
-      <w:r>
-        <w:rPr>
-          <w:b w:val="0"/>
-          <w:bCs w:val="0"/>
-        </w:rPr>
-        <w:t xml:space="preserve"> </w:t>
-      </w:r>
-      <w:proofErr w:type="spellStart"/>
-      <w:r>
-        <w:rPr>
-          <w:b w:val="0"/>
-          <w:bCs w:val="0"/>
-        </w:rPr>
-        <w:t>imbalanced</w:t>
-      </w:r>
-      <w:proofErr w:type="spellEnd"/>
+        <w:t xml:space="preserve"> training data is imbalanced</w:t>
+      </w:r>
       <w:r>
         <w:rPr>
           <w:b w:val="0"/>
@@ -1896,15 +1591,7 @@
         <w:t xml:space="preserve">studied </w:t>
       </w:r>
       <w:r>
-        <w:t xml:space="preserve">by Miao, Y., Cao, H., and </w:t>
-      </w:r>
-      <w:proofErr w:type="gramStart"/>
-      <w:r>
-        <w:t>Tang,</w:t>
-      </w:r>
-      <w:proofErr w:type="gramEnd"/>
-      <w:r>
-        <w:t xml:space="preserve"> M. (2022) focuses on the technique that may be utilized to evaluate the impact that imbalanced binary data has on the performance of machine learning models. In their investigation, they investigated how the imbalance ratio (IR) influences the performance and stability of the model. To build datasets with variable imbalance ratios, they applied imbalanced data augmentation algorithms. </w:t>
+        <w:t xml:space="preserve">by Miao, Y., Cao, H., and Tang, M. (2022) focuses on the technique that may be utilized to evaluate the impact that imbalanced binary data has on the performance of machine learning models. In their investigation, they investigated how the imbalance ratio (IR) influences the performance and stability of the model. To build datasets with variable imbalance ratios, they applied imbalanced data augmentation algorithms. </w:t>
       </w:r>
       <w:r>
         <w:t>T</w:t>
@@ -2023,15 +1710,7 @@
         <w:pStyle w:val="Para"/>
       </w:pPr>
       <w:r>
-        <w:t xml:space="preserve">The study by Johnson and </w:t>
-      </w:r>
-      <w:proofErr w:type="spellStart"/>
-      <w:r>
-        <w:t>Khoshgoftaar</w:t>
-      </w:r>
-      <w:proofErr w:type="spellEnd"/>
-      <w:r>
-        <w:t xml:space="preserve"> (2019) provides a survey on deep learning methods </w:t>
+        <w:t xml:space="preserve">The study by Johnson and Khoshgoftaar (2019) provides a survey on deep learning methods </w:t>
       </w:r>
       <w:r>
         <w:t xml:space="preserve">to </w:t>
@@ -2103,15 +1782,7 @@
         <w:t>identify</w:t>
       </w:r>
       <w:r>
-        <w:t xml:space="preserve"> gaps in current research of deep learning methods for imbalanced data and the need for more diverse applications (Johnson and </w:t>
-      </w:r>
-      <w:proofErr w:type="spellStart"/>
-      <w:r>
-        <w:t>Khoshgoftaar</w:t>
-      </w:r>
-      <w:proofErr w:type="spellEnd"/>
-      <w:r>
-        <w:t>, 2019).</w:t>
+        <w:t xml:space="preserve"> gaps in current research of deep learning methods for imbalanced data and the need for more diverse applications (Johnson and Khoshgoftaar, 2019).</w:t>
       </w:r>
     </w:p>
     <w:p>
@@ -2397,53 +2068,7 @@
           <w:lang w:eastAsia="ja-JP"/>
           <w14:ligatures w14:val="standard"/>
         </w:rPr>
-        <w:t>explanation(x)=</w:t>
-      </w:r>
-      <w:proofErr w:type="spellStart"/>
-      <w:r>
-        <w:rPr>
-          <w:rFonts w:ascii="Times New Roman" w:hAnsi="Times New Roman" w:cs="Times New Roman"/>
-          <w:sz w:val="24"/>
-          <w:szCs w:val="24"/>
-          <w:lang w:eastAsia="ja-JP"/>
-          <w14:ligatures w14:val="standard"/>
-        </w:rPr>
-        <w:t>argmin</w:t>
-      </w:r>
-      <w:proofErr w:type="spellEnd"/>
-      <w:r>
-        <w:rPr>
-          <w:rFonts w:ascii="Times New Roman" w:hAnsi="Times New Roman" w:cs="Times New Roman"/>
-          <w:sz w:val="24"/>
-          <w:szCs w:val="24"/>
-          <w:lang w:eastAsia="ja-JP"/>
-          <w14:ligatures w14:val="standard"/>
-        </w:rPr>
-        <w:t>​ L(</w:t>
-      </w:r>
-      <w:proofErr w:type="spellStart"/>
-      <w:proofErr w:type="gramStart"/>
-      <w:r>
-        <w:rPr>
-          <w:rFonts w:ascii="Times New Roman" w:hAnsi="Times New Roman" w:cs="Times New Roman"/>
-          <w:sz w:val="24"/>
-          <w:szCs w:val="24"/>
-          <w:lang w:eastAsia="ja-JP"/>
-          <w14:ligatures w14:val="standard"/>
-        </w:rPr>
-        <w:t>f,g</w:t>
-      </w:r>
-      <w:proofErr w:type="spellEnd"/>
-      <w:proofErr w:type="gramEnd"/>
-      <w:r>
-        <w:rPr>
-          <w:rFonts w:ascii="Times New Roman" w:hAnsi="Times New Roman" w:cs="Times New Roman"/>
-          <w:sz w:val="24"/>
-          <w:szCs w:val="24"/>
-          <w:lang w:eastAsia="ja-JP"/>
-          <w14:ligatures w14:val="standard"/>
-        </w:rPr>
-        <w:t>,πx​)+Ω(g)</w:t>
+        <w:t>explanation(x)=argmin​ L(f,g,πx​)+Ω(g)</w:t>
       </w:r>
       <w:r>
         <w:rPr>
@@ -2468,7 +2093,6 @@
           <w:szCs w:val="24"/>
         </w:rPr>
       </w:pPr>
-      <w:proofErr w:type="spellStart"/>
       <w:r>
         <w:rPr>
           <w:rFonts w:ascii="Times New Roman" w:hAnsi="Times New Roman" w:cs="Times New Roman"/>
@@ -2499,7 +2123,6 @@
         </w:rPr>
         <w:t>G</w:t>
       </w:r>
-      <w:proofErr w:type="spellEnd"/>
     </w:p>
     <w:p>
       <w:pPr>
@@ -2544,15 +2167,7 @@
         <w:t xml:space="preserve"> with a specific class. The</w:t>
       </w:r>
       <w:r>
-        <w:t xml:space="preserve">re </w:t>
-      </w:r>
-      <w:proofErr w:type="gramStart"/>
-      <w:r>
-        <w:t>are</w:t>
-      </w:r>
-      <w:proofErr w:type="gramEnd"/>
-      <w:r>
-        <w:t xml:space="preserve"> a</w:t>
+        <w:t>re are a</w:t>
       </w:r>
       <w:r>
         <w:t xml:space="preserve"> sigmoid function </w:t>
@@ -2605,13 +2220,8 @@
       <w:r>
         <w:t>(</w:t>
       </w:r>
-      <w:proofErr w:type="spellStart"/>
-      <w:r>
-        <w:t>Jurafsky</w:t>
-      </w:r>
-      <w:proofErr w:type="spellEnd"/>
-      <w:r>
-        <w:t xml:space="preserve">, </w:t>
+      <w:r>
+        <w:t xml:space="preserve">Jurafsky, </w:t>
       </w:r>
       <w:r>
         <w:t xml:space="preserve">D., &amp; Martin, J. H. </w:t>
@@ -2655,33 +2265,17 @@
         <w:t xml:space="preserve"> </w:t>
       </w:r>
       <w:r>
-        <w:t>(y=1|x) = 1 / (1 + e^ (-</w:t>
-      </w:r>
-      <w:proofErr w:type="spellStart"/>
-      <w:r>
-        <w:t>w^T</w:t>
-      </w:r>
-      <w:proofErr w:type="spellEnd"/>
-      <w:r>
-        <w:t xml:space="preserve"> x - b))</w:t>
+        <w:t>(y=1|x) = 1 / (1 + e^ (-w^T x - b))</w:t>
       </w:r>
       <w:r>
         <w:tab/>
       </w:r>
       <w:r>
         <w:tab/>
-        <w:t xml:space="preserve"> </w:t>
-      </w:r>
-      <w:proofErr w:type="gramStart"/>
-      <w:r>
-        <w:t xml:space="preserve">   </w:t>
-      </w:r>
-      <w:r>
-        <w:t>(</w:t>
-      </w:r>
-      <w:proofErr w:type="gramEnd"/>
-      <w:r>
-        <w:t>2)</w:t>
+        <w:t xml:space="preserve">    </w:t>
+      </w:r>
+      <w:r>
+        <w:t>(2)</w:t>
       </w:r>
     </w:p>
     <w:p>
@@ -4034,7 +3628,10 @@
         <w:pStyle w:val="Para"/>
       </w:pPr>
       <w:r>
-        <w:t>To evaluate the effects of dataset composition on bias and fairness, the study employed Logistic Regression as the primary machine learning model. Logistic regression was selected for its interpretability and widespread use in classification tasks. In addition, LIME (Local Interpretable Model-Agnostic Explanations) was applied to provide insights into model decisions, particularly how the features contributed to predictions in both balanced and imbalanced datasets.</w:t>
+        <w:t xml:space="preserve">To evaluate the effects of dataset composition on bias and fairness, </w:t>
+      </w:r>
+      <w:r>
+        <w:t>Logistic regression was chosen due to its interpretability and prevalent application in classification applications. LIME (Local Interpretable Model-Agnostic Explanations) has been used for clarifying model decisions, particularly to ascertain the contribution of features to predictions in both balanced and unbalanced datasets.</w:t>
       </w:r>
     </w:p>
     <w:p>
@@ -4045,8 +3642,16 @@
     <w:p>
       <w:pPr>
         <w:pStyle w:val="Para"/>
-      </w:pPr>
-      <w:r>
+        <w:rPr>
+          <w:b/>
+          <w:bCs/>
+        </w:rPr>
+      </w:pPr>
+      <w:r>
+        <w:rPr>
+          <w:b/>
+          <w:bCs/>
+        </w:rPr>
         <w:t>3.4 Bias Mitigation Techniques</w:t>
       </w:r>
     </w:p>
@@ -4055,13 +3660,13 @@
         <w:pStyle w:val="Para"/>
       </w:pPr>
       <w:r>
-        <w:t xml:space="preserve">To explore methods for mitigating bias, the study utilized the Synthetic Minority Over-sampling Technique (SMOTE) on imbalanced datasets. SMOTE is an oversampling technique that generates synthetic samples for the minority class to balance the class distribution. The model performance with and without SMOTE was compared to </w:t>
-      </w:r>
-      <w:r>
-        <w:t>assessing</w:t>
-      </w:r>
-      <w:r>
-        <w:t xml:space="preserve"> its effectiveness in reducing bias and improving fairness.</w:t>
+        <w:t xml:space="preserve">The study </w:t>
+      </w:r>
+      <w:r>
+        <w:t>utilized</w:t>
+      </w:r>
+      <w:r>
+        <w:t xml:space="preserve"> the Synthetic Minority Over-sampling Technique (SMOTE) to deal with bias in imbalanced datasets. SMOTE is an oversampling method that creates synthetic instances for the minority class to equilibrate class distribution. The model's performance with and without SMOTE was evaluated to determine its efficacy in mitigating bias and enhancing fairness.</w:t>
       </w:r>
     </w:p>
     <w:p>
@@ -4166,11 +3771,11 @@
         <w:pStyle w:val="Para"/>
       </w:pPr>
       <w:r>
-        <w:t xml:space="preserve">To enhance model transparency, LIME was employed to generate interpretable explanations of the model's predictions. LIME works by perturbing the input data and observing how these changes affect the model's predictions, allowing for a deeper understanding of how </w:t>
+        <w:t xml:space="preserve">To enhance model transparency, LIME was employed to generate interpretable explanations of the model's predictions. LIME works by perturbing the input data and observing how these changes affect the model's predictions, allowing for a deeper understanding of how features contribute to the decision-making </w:t>
       </w:r>
       <w:r>
         <w:lastRenderedPageBreak/>
-        <w:t>features contribute to the decision-making process. LIME explanations were generated for both balanced and imbalanced datasets at different sample sizes, providing insights into whether and how the model's interpretation changes with dataset composition and size.</w:t>
+        <w:t>process. LIME explanations were generated for both balanced and imbalanced datasets at different sample sizes, providing insights into whether and how the model's interpretation changes with dataset composition and size.</w:t>
       </w:r>
     </w:p>
     <w:p>
@@ -4212,15 +3817,7 @@
         <w:pStyle w:val="Para"/>
       </w:pPr>
       <w:r>
-        <w:t xml:space="preserve">While the synthetic datasets </w:t>
-      </w:r>
-      <w:proofErr w:type="gramStart"/>
-      <w:r>
-        <w:t>allowed</w:t>
-      </w:r>
-      <w:proofErr w:type="gramEnd"/>
-      <w:r>
-        <w:t xml:space="preserve"> for controlled experimentation, they do not fully capture the complexity of real-world data, which can be noisy and contain missing values. Additionally, this study focuses on logistic regression, a simpler model. The findings may not generalize to more complex models like neural networks, which may behave differently under conditions of imbalance. Future work should extend these methods to real-world </w:t>
+        <w:t xml:space="preserve">While the synthetic datasets allowed for controlled experimentation, they do not fully capture the complexity of real-world data, which can be noisy and contain missing values. Additionally, this study focuses on logistic regression, a simpler model. The findings may not generalize to more complex models like neural networks, which may behave differently under conditions of imbalance. Future work should extend these methods to real-world </w:t>
       </w:r>
       <w:r>
         <w:t>datasets and more complex machine learning models to validate the findings.</w:t>
@@ -4535,47 +4132,7 @@
           <w:szCs w:val="24"/>
           <w:lang w:val="en-ID" w:eastAsia="ja-JP"/>
         </w:rPr>
-        <w:t xml:space="preserve">between </w:t>
-      </w:r>
-      <w:proofErr w:type="spellStart"/>
-      <w:r>
-        <w:rPr>
-          <w:rFonts w:ascii="Times New Roman" w:hAnsi="Times New Roman" w:cs="Times New Roman"/>
-          <w:sz w:val="24"/>
-          <w:szCs w:val="24"/>
-          <w:lang w:val="en-ID" w:eastAsia="ja-JP"/>
-        </w:rPr>
-        <w:t>n_samples</w:t>
-      </w:r>
-      <w:proofErr w:type="spellEnd"/>
-      <w:r>
-        <w:rPr>
-          <w:rFonts w:ascii="Times New Roman" w:hAnsi="Times New Roman" w:cs="Times New Roman"/>
-          <w:sz w:val="24"/>
-          <w:szCs w:val="24"/>
-          <w:lang w:val="en-ID" w:eastAsia="ja-JP"/>
-        </w:rPr>
-        <w:t xml:space="preserve">=10000 and </w:t>
-      </w:r>
-      <w:proofErr w:type="spellStart"/>
-      <w:r>
-        <w:rPr>
-          <w:rFonts w:ascii="Times New Roman" w:hAnsi="Times New Roman" w:cs="Times New Roman"/>
-          <w:sz w:val="24"/>
-          <w:szCs w:val="24"/>
-          <w:lang w:val="en-ID" w:eastAsia="ja-JP"/>
-        </w:rPr>
-        <w:t>n_samples</w:t>
-      </w:r>
-      <w:proofErr w:type="spellEnd"/>
-      <w:r>
-        <w:rPr>
-          <w:rFonts w:ascii="Times New Roman" w:hAnsi="Times New Roman" w:cs="Times New Roman"/>
-          <w:sz w:val="24"/>
-          <w:szCs w:val="24"/>
-          <w:lang w:val="en-ID" w:eastAsia="ja-JP"/>
-        </w:rPr>
-        <w:t>=1000000.</w:t>
+        <w:t>between n_samples=10000 and n_samples=1000000.</w:t>
       </w:r>
     </w:p>
     <w:p>
@@ -4619,47 +4176,7 @@
           <w:szCs w:val="24"/>
           <w:lang w:val="en-ID" w:eastAsia="ja-JP"/>
         </w:rPr>
-        <w:t xml:space="preserve">In the case imbalanced dataset, the results differ significantly between </w:t>
-      </w:r>
-      <w:proofErr w:type="spellStart"/>
-      <w:r>
-        <w:rPr>
-          <w:rFonts w:ascii="Times New Roman" w:hAnsi="Times New Roman" w:cs="Times New Roman"/>
-          <w:sz w:val="24"/>
-          <w:szCs w:val="24"/>
-          <w:lang w:val="en-ID" w:eastAsia="ja-JP"/>
-        </w:rPr>
-        <w:t>n_samples</w:t>
-      </w:r>
-      <w:proofErr w:type="spellEnd"/>
-      <w:r>
-        <w:rPr>
-          <w:rFonts w:ascii="Times New Roman" w:hAnsi="Times New Roman" w:cs="Times New Roman"/>
-          <w:sz w:val="24"/>
-          <w:szCs w:val="24"/>
-          <w:lang w:val="en-ID" w:eastAsia="ja-JP"/>
-        </w:rPr>
-        <w:t xml:space="preserve">=10000 and </w:t>
-      </w:r>
-      <w:proofErr w:type="spellStart"/>
-      <w:r>
-        <w:rPr>
-          <w:rFonts w:ascii="Times New Roman" w:hAnsi="Times New Roman" w:cs="Times New Roman"/>
-          <w:sz w:val="24"/>
-          <w:szCs w:val="24"/>
-          <w:lang w:val="en-ID" w:eastAsia="ja-JP"/>
-        </w:rPr>
-        <w:t>n_samples</w:t>
-      </w:r>
-      <w:proofErr w:type="spellEnd"/>
-      <w:r>
-        <w:rPr>
-          <w:rFonts w:ascii="Times New Roman" w:hAnsi="Times New Roman" w:cs="Times New Roman"/>
-          <w:sz w:val="24"/>
-          <w:szCs w:val="24"/>
-          <w:lang w:val="en-ID" w:eastAsia="ja-JP"/>
-        </w:rPr>
-        <w:t>=1000000.</w:t>
+        <w:t>In the case imbalanced dataset, the results differ significantly between n_samples=10000 and n_samples=1000000.</w:t>
       </w:r>
     </w:p>
     <w:p>
@@ -4681,9 +4198,8 @@
           <w:lang w:val="en-ID" w:eastAsia="ja-JP"/>
         </w:rPr>
         <w:lastRenderedPageBreak/>
-        <w:t xml:space="preserve">For </w:t>
-      </w:r>
-      <w:proofErr w:type="spellStart"/>
+        <w:t xml:space="preserve">For n_samples=10000, the model is still able to identify some minority class instances, with a recall of 0.72 for class 1. This </w:t>
+      </w:r>
       <w:r>
         <w:rPr>
           <w:rFonts w:ascii="Times New Roman" w:hAnsi="Times New Roman" w:cs="Times New Roman"/>
@@ -4691,46 +4207,7 @@
           <w:szCs w:val="24"/>
           <w:lang w:val="en-ID" w:eastAsia="ja-JP"/>
         </w:rPr>
-        <w:t>n_samples</w:t>
-      </w:r>
-      <w:proofErr w:type="spellEnd"/>
-      <w:r>
-        <w:rPr>
-          <w:rFonts w:ascii="Times New Roman" w:hAnsi="Times New Roman" w:cs="Times New Roman"/>
-          <w:sz w:val="24"/>
-          <w:szCs w:val="24"/>
-          <w:lang w:val="en-ID" w:eastAsia="ja-JP"/>
-        </w:rPr>
-        <w:t xml:space="preserve">=10000, the model is still able to identify some minority class instances, with a recall of 0.72 for class 1. This </w:t>
-      </w:r>
-      <w:r>
-        <w:rPr>
-          <w:rFonts w:ascii="Times New Roman" w:hAnsi="Times New Roman" w:cs="Times New Roman"/>
-          <w:sz w:val="24"/>
-          <w:szCs w:val="24"/>
-          <w:lang w:val="en-ID" w:eastAsia="ja-JP"/>
-        </w:rPr>
-        <w:t xml:space="preserve">is </w:t>
-      </w:r>
-      <w:proofErr w:type="spellStart"/>
-      <w:r>
-        <w:rPr>
-          <w:rFonts w:ascii="Times New Roman" w:hAnsi="Times New Roman" w:cs="Times New Roman"/>
-          <w:sz w:val="24"/>
-          <w:szCs w:val="24"/>
-          <w:lang w:val="en-ID" w:eastAsia="ja-JP"/>
-        </w:rPr>
-        <w:t>fakely</w:t>
-      </w:r>
-      <w:proofErr w:type="spellEnd"/>
-      <w:r>
-        <w:rPr>
-          <w:rFonts w:ascii="Times New Roman" w:hAnsi="Times New Roman" w:cs="Times New Roman"/>
-          <w:sz w:val="24"/>
-          <w:szCs w:val="24"/>
-          <w:lang w:val="en-ID" w:eastAsia="ja-JP"/>
-        </w:rPr>
-        <w:t xml:space="preserve"> </w:t>
+        <w:t xml:space="preserve">is fakely </w:t>
       </w:r>
       <w:r>
         <w:rPr>
@@ -4780,27 +4257,7 @@
           <w:szCs w:val="24"/>
           <w:lang w:val="en-ID" w:eastAsia="ja-JP"/>
         </w:rPr>
-        <w:t xml:space="preserve"> The relatively higher recall at </w:t>
-      </w:r>
-      <w:proofErr w:type="spellStart"/>
-      <w:r>
-        <w:rPr>
-          <w:rFonts w:ascii="Times New Roman" w:hAnsi="Times New Roman" w:cs="Times New Roman"/>
-          <w:sz w:val="24"/>
-          <w:szCs w:val="24"/>
-          <w:lang w:val="en-ID" w:eastAsia="ja-JP"/>
-        </w:rPr>
-        <w:t>n_samples</w:t>
-      </w:r>
-      <w:proofErr w:type="spellEnd"/>
-      <w:r>
-        <w:rPr>
-          <w:rFonts w:ascii="Times New Roman" w:hAnsi="Times New Roman" w:cs="Times New Roman"/>
-          <w:sz w:val="24"/>
-          <w:szCs w:val="24"/>
-          <w:lang w:val="en-ID" w:eastAsia="ja-JP"/>
-        </w:rPr>
-        <w:t>=10000 does not reflect true model capability but rather statistical noise due to the smaller sample size.</w:t>
+        <w:t xml:space="preserve"> The relatively higher recall at n_samples=10000 does not reflect true model capability but rather statistical noise due to the smaller sample size.</w:t>
       </w:r>
     </w:p>
     <w:p>
@@ -4821,27 +4278,7 @@
           <w:szCs w:val="24"/>
           <w:lang w:val="en-ID" w:eastAsia="ja-JP"/>
         </w:rPr>
-        <w:t xml:space="preserve">When </w:t>
-      </w:r>
-      <w:proofErr w:type="spellStart"/>
-      <w:r>
-        <w:rPr>
-          <w:rFonts w:ascii="Times New Roman" w:hAnsi="Times New Roman" w:cs="Times New Roman"/>
-          <w:sz w:val="24"/>
-          <w:szCs w:val="24"/>
-          <w:lang w:val="en-ID" w:eastAsia="ja-JP"/>
-        </w:rPr>
-        <w:t>n_samples</w:t>
-      </w:r>
-      <w:proofErr w:type="spellEnd"/>
-      <w:r>
-        <w:rPr>
-          <w:rFonts w:ascii="Times New Roman" w:hAnsi="Times New Roman" w:cs="Times New Roman"/>
-          <w:sz w:val="24"/>
-          <w:szCs w:val="24"/>
-          <w:lang w:val="en-ID" w:eastAsia="ja-JP"/>
-        </w:rPr>
-        <w:t xml:space="preserve"> is increased to 1000000, the model fails to recognize any minority class instances, resulting in a recall of 0 for class 1. This demonstrates the inherent bias towards the majority class, which becomes more apparent as the dataset size increases and the extreme imbalance dominates the model's learning process.</w:t>
+        <w:t>When n_samples is increased to 1000000, the model fails to recognize any minority class instances, resulting in a recall of 0 for class 1. This demonstrates the inherent bias towards the majority class, which becomes more apparent as the dataset size increases and the extreme imbalance dominates the model's learning process.</w:t>
       </w:r>
     </w:p>
     <w:p>
@@ -4862,47 +4299,7 @@
           <w:szCs w:val="24"/>
           <w:lang w:val="en-ID" w:eastAsia="ja-JP"/>
         </w:rPr>
-        <w:t xml:space="preserve">This outcome highlights that the model's performance with </w:t>
-      </w:r>
-      <w:proofErr w:type="spellStart"/>
-      <w:r>
-        <w:rPr>
-          <w:rFonts w:ascii="Times New Roman" w:hAnsi="Times New Roman" w:cs="Times New Roman"/>
-          <w:sz w:val="24"/>
-          <w:szCs w:val="24"/>
-          <w:lang w:val="en-ID" w:eastAsia="ja-JP"/>
-        </w:rPr>
-        <w:t>n_samples</w:t>
-      </w:r>
-      <w:proofErr w:type="spellEnd"/>
-      <w:r>
-        <w:rPr>
-          <w:rFonts w:ascii="Times New Roman" w:hAnsi="Times New Roman" w:cs="Times New Roman"/>
-          <w:sz w:val="24"/>
-          <w:szCs w:val="24"/>
-          <w:lang w:val="en-ID" w:eastAsia="ja-JP"/>
-        </w:rPr>
-        <w:t xml:space="preserve">=10000 falsely suggests reduced bias, </w:t>
-      </w:r>
-      <w:proofErr w:type="gramStart"/>
-      <w:r>
-        <w:rPr>
-          <w:rFonts w:ascii="Times New Roman" w:hAnsi="Times New Roman" w:cs="Times New Roman"/>
-          <w:sz w:val="24"/>
-          <w:szCs w:val="24"/>
-          <w:lang w:val="en-ID" w:eastAsia="ja-JP"/>
-        </w:rPr>
-        <w:t>while in reality, the</w:t>
-      </w:r>
-      <w:proofErr w:type="gramEnd"/>
-      <w:r>
-        <w:rPr>
-          <w:rFonts w:ascii="Times New Roman" w:hAnsi="Times New Roman" w:cs="Times New Roman"/>
-          <w:sz w:val="24"/>
-          <w:szCs w:val="24"/>
-          <w:lang w:val="en-ID" w:eastAsia="ja-JP"/>
-        </w:rPr>
-        <w:t xml:space="preserve"> imbalance severely impacts the model's ability to learn about and correctly classify the minority class, particularly at larger scales.</w:t>
+        <w:t>This outcome highlights that the model's performance with n_samples=10000 falsely suggests reduced bias, while in reality, the imbalance severely impacts the model's ability to learn about and correctly classify the minority class, particularly at larger scales.</w:t>
       </w:r>
     </w:p>
     <w:p>
@@ -4923,27 +4320,7 @@
           <w:szCs w:val="24"/>
           <w:lang w:val="en-ID" w:eastAsia="ja-JP"/>
         </w:rPr>
-        <w:t xml:space="preserve">However, when the number of samples is increased to </w:t>
-      </w:r>
-      <w:proofErr w:type="spellStart"/>
-      <w:r>
-        <w:rPr>
-          <w:rFonts w:ascii="Times New Roman" w:hAnsi="Times New Roman" w:cs="Times New Roman"/>
-          <w:sz w:val="24"/>
-          <w:szCs w:val="24"/>
-          <w:lang w:val="en-ID" w:eastAsia="ja-JP"/>
-        </w:rPr>
-        <w:t>n_samples</w:t>
-      </w:r>
-      <w:proofErr w:type="spellEnd"/>
-      <w:r>
-        <w:rPr>
-          <w:rFonts w:ascii="Times New Roman" w:hAnsi="Times New Roman" w:cs="Times New Roman"/>
-          <w:sz w:val="24"/>
-          <w:szCs w:val="24"/>
-          <w:lang w:val="en-ID" w:eastAsia="ja-JP"/>
-        </w:rPr>
-        <w:t xml:space="preserve">=1000000, the model completely fails to recognize the minority class, resulting in a recall of 0 for class 1. This means </w:t>
+        <w:t xml:space="preserve">However, when the number of samples is increased to n_samples=1000000, the model completely fails to recognize the minority class, resulting in a recall of 0 for class 1. This means </w:t>
       </w:r>
       <w:r>
         <w:rPr>
@@ -4973,27 +4350,7 @@
           <w:szCs w:val="24"/>
           <w:lang w:val="en-ID" w:eastAsia="ja-JP"/>
         </w:rPr>
-        <w:t xml:space="preserve">This </w:t>
-      </w:r>
-      <w:proofErr w:type="spellStart"/>
-      <w:r>
-        <w:rPr>
-          <w:rFonts w:ascii="Times New Roman" w:hAnsi="Times New Roman" w:cs="Times New Roman"/>
-          <w:sz w:val="24"/>
-          <w:szCs w:val="24"/>
-          <w:lang w:val="en-ID" w:eastAsia="ja-JP"/>
-        </w:rPr>
-        <w:t>behavior</w:t>
-      </w:r>
-      <w:proofErr w:type="spellEnd"/>
-      <w:r>
-        <w:rPr>
-          <w:rFonts w:ascii="Times New Roman" w:hAnsi="Times New Roman" w:cs="Times New Roman"/>
-          <w:sz w:val="24"/>
-          <w:szCs w:val="24"/>
-          <w:lang w:val="en-ID" w:eastAsia="ja-JP"/>
-        </w:rPr>
-        <w:t xml:space="preserve"> is not caused by deficiencies in the model itself but rather by the dataset imbalance. The confusion matrix clearly shows that the model is highly biased, with the recall for the minority class being 0, demonstrating that the model struggles when faced with extremely imbalanced data at a larger scale.</w:t>
+        <w:t>This behavior is not caused by deficiencies in the model itself but rather by the dataset imbalance. The confusion matrix clearly shows that the model is highly biased, with the recall for the minority class being 0, demonstrating that the model struggles when faced with extremely imbalanced data at a larger scale.</w:t>
       </w:r>
     </w:p>
     <w:p>
@@ -5284,47 +4641,7 @@
           <w:szCs w:val="24"/>
           <w:lang w:val="en-ID" w:eastAsia="ja-JP"/>
         </w:rPr>
-        <w:t xml:space="preserve">between </w:t>
-      </w:r>
-      <w:proofErr w:type="spellStart"/>
-      <w:r>
-        <w:rPr>
-          <w:rFonts w:ascii="Times New Roman" w:hAnsi="Times New Roman" w:cs="Times New Roman"/>
-          <w:sz w:val="24"/>
-          <w:szCs w:val="24"/>
-          <w:lang w:val="en-ID" w:eastAsia="ja-JP"/>
-        </w:rPr>
-        <w:t>n_samples</w:t>
-      </w:r>
-      <w:proofErr w:type="spellEnd"/>
-      <w:r>
-        <w:rPr>
-          <w:rFonts w:ascii="Times New Roman" w:hAnsi="Times New Roman" w:cs="Times New Roman"/>
-          <w:sz w:val="24"/>
-          <w:szCs w:val="24"/>
-          <w:lang w:val="en-ID" w:eastAsia="ja-JP"/>
-        </w:rPr>
-        <w:t xml:space="preserve">=10000 and </w:t>
-      </w:r>
-      <w:proofErr w:type="spellStart"/>
-      <w:r>
-        <w:rPr>
-          <w:rFonts w:ascii="Times New Roman" w:hAnsi="Times New Roman" w:cs="Times New Roman"/>
-          <w:sz w:val="24"/>
-          <w:szCs w:val="24"/>
-          <w:lang w:val="en-ID" w:eastAsia="ja-JP"/>
-        </w:rPr>
-        <w:t>n_samples</w:t>
-      </w:r>
-      <w:proofErr w:type="spellEnd"/>
-      <w:r>
-        <w:rPr>
-          <w:rFonts w:ascii="Times New Roman" w:hAnsi="Times New Roman" w:cs="Times New Roman"/>
-          <w:sz w:val="24"/>
-          <w:szCs w:val="24"/>
-          <w:lang w:val="en-ID" w:eastAsia="ja-JP"/>
-        </w:rPr>
-        <w:t>=1000000.</w:t>
+        <w:t>between n_samples=10000 and n_samples=1000000.</w:t>
       </w:r>
     </w:p>
     <w:p>
@@ -6063,47 +5380,7 @@
           <w:lang w:val="en-ID" w:eastAsia="ja-JP"/>
         </w:rPr>
         <w:lastRenderedPageBreak/>
-        <w:t xml:space="preserve">between </w:t>
-      </w:r>
-      <w:proofErr w:type="spellStart"/>
-      <w:r>
-        <w:rPr>
-          <w:rFonts w:ascii="Times New Roman" w:hAnsi="Times New Roman" w:cs="Times New Roman"/>
-          <w:sz w:val="24"/>
-          <w:szCs w:val="24"/>
-          <w:lang w:val="en-ID" w:eastAsia="ja-JP"/>
-        </w:rPr>
-        <w:t>n_samples</w:t>
-      </w:r>
-      <w:proofErr w:type="spellEnd"/>
-      <w:r>
-        <w:rPr>
-          <w:rFonts w:ascii="Times New Roman" w:hAnsi="Times New Roman" w:cs="Times New Roman"/>
-          <w:sz w:val="24"/>
-          <w:szCs w:val="24"/>
-          <w:lang w:val="en-ID" w:eastAsia="ja-JP"/>
-        </w:rPr>
-        <w:t xml:space="preserve">=10000 and </w:t>
-      </w:r>
-      <w:proofErr w:type="spellStart"/>
-      <w:r>
-        <w:rPr>
-          <w:rFonts w:ascii="Times New Roman" w:hAnsi="Times New Roman" w:cs="Times New Roman"/>
-          <w:sz w:val="24"/>
-          <w:szCs w:val="24"/>
-          <w:lang w:val="en-ID" w:eastAsia="ja-JP"/>
-        </w:rPr>
-        <w:t>n_samples</w:t>
-      </w:r>
-      <w:proofErr w:type="spellEnd"/>
-      <w:r>
-        <w:rPr>
-          <w:rFonts w:ascii="Times New Roman" w:hAnsi="Times New Roman" w:cs="Times New Roman"/>
-          <w:sz w:val="24"/>
-          <w:szCs w:val="24"/>
-          <w:lang w:val="en-ID" w:eastAsia="ja-JP"/>
-        </w:rPr>
-        <w:t>=1000000.</w:t>
+        <w:t>between n_samples=10000 and n_samples=1000000.</w:t>
       </w:r>
     </w:p>
     <w:p>
@@ -6463,7 +5740,6 @@
         </w:rPr>
         <w:t xml:space="preserve"> </w:t>
       </w:r>
-      <w:proofErr w:type="spellStart"/>
       <w:r>
         <w:rPr>
           <w:rFonts w:ascii="Times New Roman" w:hAnsi="Times New Roman" w:cs="Times New Roman"/>
@@ -6471,37 +5747,7 @@
           <w:szCs w:val="24"/>
           <w:lang w:val="en-ID" w:eastAsia="ja-JP"/>
         </w:rPr>
-        <w:t>n_samples</w:t>
-      </w:r>
-      <w:proofErr w:type="spellEnd"/>
-      <w:r>
-        <w:rPr>
-          <w:rFonts w:ascii="Times New Roman" w:hAnsi="Times New Roman" w:cs="Times New Roman"/>
-          <w:sz w:val="24"/>
-          <w:szCs w:val="24"/>
-          <w:lang w:val="en-ID" w:eastAsia="ja-JP"/>
-        </w:rPr>
-        <w:t xml:space="preserve">=10000 and </w:t>
-      </w:r>
-      <w:proofErr w:type="spellStart"/>
-      <w:r>
-        <w:rPr>
-          <w:rFonts w:ascii="Times New Roman" w:hAnsi="Times New Roman" w:cs="Times New Roman"/>
-          <w:sz w:val="24"/>
-          <w:szCs w:val="24"/>
-          <w:lang w:val="en-ID" w:eastAsia="ja-JP"/>
-        </w:rPr>
-        <w:t>n_samples</w:t>
-      </w:r>
-      <w:proofErr w:type="spellEnd"/>
-      <w:r>
-        <w:rPr>
-          <w:rFonts w:ascii="Times New Roman" w:hAnsi="Times New Roman" w:cs="Times New Roman"/>
-          <w:sz w:val="24"/>
-          <w:szCs w:val="24"/>
-          <w:lang w:val="en-ID" w:eastAsia="ja-JP"/>
-        </w:rPr>
-        <w:t>=1000000.</w:t>
+        <w:t>n_samples=10000 and n_samples=1000000.</w:t>
       </w:r>
     </w:p>
     <w:p>
@@ -7609,15 +6855,7 @@
         <w:t>T</w:t>
       </w:r>
       <w:r>
-        <w:t xml:space="preserve">he experiments were limited to synthetic datasets. Although the imbalanced </w:t>
-      </w:r>
-      <w:proofErr w:type="gramStart"/>
-      <w:r>
-        <w:t>dataset</w:t>
-      </w:r>
-      <w:proofErr w:type="gramEnd"/>
-      <w:r>
-        <w:t xml:space="preserve"> accurately reflects typical real-world scenarios, the complexity of real-world data, including noise and non-linearity, could affect model behavior differently. Future studies should aim to test these findings on real-world datasets across various machine learning models to increase generalizability.</w:t>
+        <w:t>he experiments were limited to synthetic datasets. Although the imbalanced dataset accurately reflects typical real-world scenarios, the complexity of real-world data, including noise and non-linearity, could affect model behavior differently. Future studies should aim to test these findings on real-world datasets across various machine learning models to increase generalizability.</w:t>
       </w:r>
     </w:p>
     <w:p>
@@ -7712,21 +6950,7 @@
         <w:rPr>
           <w:lang w:val="en-ID"/>
         </w:rPr>
-        <w:t xml:space="preserve">Impact of Dataset Imbalance: Models trained on imbalanced datasets are prone to bias, </w:t>
-      </w:r>
-      <w:proofErr w:type="spellStart"/>
-      <w:r>
-        <w:rPr>
-          <w:lang w:val="en-ID"/>
-        </w:rPr>
-        <w:t>favoring</w:t>
-      </w:r>
-      <w:proofErr w:type="spellEnd"/>
-      <w:r>
-        <w:rPr>
-          <w:lang w:val="en-ID"/>
-        </w:rPr>
-        <w:t xml:space="preserve"> the majority class at the expense of underrepresented classes. This bias becomes more evident as the size of the dataset increases, leading to reduced recall and poor performance in detecting minority class instances. This reinforces the importance of addressing data imbalance early in the AI development process.</w:t>
+        <w:t>Impact of Dataset Imbalance: Models trained on imbalanced datasets are prone to bias, favoring the majority class at the expense of underrepresented classes. This bias becomes more evident as the size of the dataset increases, leading to reduced recall and poor performance in detecting minority class instances. This reinforces the importance of addressing data imbalance early in the AI development process.</w:t>
       </w:r>
     </w:p>
     <w:p>
@@ -8272,29 +7496,7 @@
           <w:lang w:eastAsia="it-IT"/>
           <w14:ligatures w14:val="standard"/>
         </w:rPr>
-        <w:t xml:space="preserve">I would like to express my gratitude to all mentors and advisors in </w:t>
-      </w:r>
-      <w:proofErr w:type="gramStart"/>
-      <w:r>
-        <w:rPr>
-          <w:rFonts w:ascii="Times New Roman" w:hAnsi="Times New Roman" w:cs="Times New Roman"/>
-          <w:sz w:val="24"/>
-          <w:szCs w:val="24"/>
-          <w:lang w:eastAsia="it-IT"/>
-          <w14:ligatures w14:val="standard"/>
-        </w:rPr>
-        <w:t>University</w:t>
-      </w:r>
-      <w:proofErr w:type="gramEnd"/>
-      <w:r>
-        <w:rPr>
-          <w:rFonts w:ascii="Times New Roman" w:hAnsi="Times New Roman" w:cs="Times New Roman"/>
-          <w:sz w:val="24"/>
-          <w:szCs w:val="24"/>
-          <w:lang w:eastAsia="it-IT"/>
-          <w14:ligatures w14:val="standard"/>
-        </w:rPr>
-        <w:t xml:space="preserve"> of Hull for their guidance through the development of this research. I also wish to thank my colleagues at the University of Hull for their support, which really improved the quality of this work. Special thanks go to my families and friends for their understanding during this research. Thank you for inspiring me to contribute to the field of Responsible AI.</w:t>
+        <w:t>I would like to express my gratitude to all mentors and advisors in University of Hull for their guidance through the development of this research. I also wish to thank my colleagues at the University of Hull for their support, which really improved the quality of this work. Special thanks go to my families and friends for their understanding during this research. Thank you for inspiring me to contribute to the field of Responsible AI.</w:t>
       </w:r>
     </w:p>
     <w:p>
@@ -8347,36 +7549,14 @@
         </w:rPr>
         <w:tab/>
       </w:r>
-      <w:proofErr w:type="spellStart"/>
-      <w:proofErr w:type="gramStart"/>
-      <w:r>
-        <w:rPr>
-          <w:rFonts w:ascii="Times New Roman" w:hAnsi="Times New Roman" w:cs="Times New Roman"/>
-          <w:sz w:val="24"/>
-          <w:szCs w:val="24"/>
-          <w14:ligatures w14:val="standard"/>
-        </w:rPr>
-        <w:t>Burkov,A</w:t>
-      </w:r>
-      <w:proofErr w:type="spellEnd"/>
-      <w:r>
-        <w:rPr>
-          <w:rFonts w:ascii="Times New Roman" w:hAnsi="Times New Roman" w:cs="Times New Roman"/>
-          <w:sz w:val="24"/>
-          <w:szCs w:val="24"/>
-          <w14:ligatures w14:val="standard"/>
-        </w:rPr>
-        <w:t>.</w:t>
-      </w:r>
-      <w:proofErr w:type="gramEnd"/>
-      <w:r>
-        <w:rPr>
-          <w:rFonts w:ascii="Times New Roman" w:hAnsi="Times New Roman" w:cs="Times New Roman"/>
-          <w:sz w:val="24"/>
-          <w:szCs w:val="24"/>
-          <w14:ligatures w14:val="standard"/>
-        </w:rPr>
-        <w:t xml:space="preserve"> 2019. The Hundred-Page Machine Learning Book. Retrieved on October 12, 2024, from</w:t>
+      <w:r>
+        <w:rPr>
+          <w:rFonts w:ascii="Times New Roman" w:hAnsi="Times New Roman" w:cs="Times New Roman"/>
+          <w:sz w:val="24"/>
+          <w:szCs w:val="24"/>
+          <w14:ligatures w14:val="standard"/>
+        </w:rPr>
+        <w:t>Burkov,A. 2019. The Hundred-Page Machine Learning Book. Retrieved on October 12, 2024, from</w:t>
       </w:r>
     </w:p>
     <w:p>
@@ -8408,45 +7588,14 @@
         </w:rPr>
         <w:tab/>
       </w:r>
-      <w:proofErr w:type="spellStart"/>
-      <w:r>
-        <w:rPr>
-          <w:rFonts w:ascii="Times New Roman" w:hAnsi="Times New Roman" w:cs="Times New Roman"/>
-          <w:sz w:val="24"/>
-          <w:szCs w:val="24"/>
-          <w14:ligatures w14:val="standard"/>
-        </w:rPr>
-        <w:t>Dadkhahnikoo</w:t>
-      </w:r>
-      <w:proofErr w:type="spellEnd"/>
-      <w:r>
-        <w:rPr>
-          <w:rFonts w:ascii="Times New Roman" w:hAnsi="Times New Roman" w:cs="Times New Roman"/>
-          <w:sz w:val="24"/>
-          <w:szCs w:val="24"/>
-          <w14:ligatures w14:val="standard"/>
-        </w:rPr>
-        <w:t xml:space="preserve">, </w:t>
-      </w:r>
-      <w:proofErr w:type="spellStart"/>
-      <w:r>
-        <w:rPr>
-          <w:rFonts w:ascii="Times New Roman" w:hAnsi="Times New Roman" w:cs="Times New Roman"/>
-          <w:sz w:val="24"/>
-          <w:szCs w:val="24"/>
-          <w14:ligatures w14:val="standard"/>
-        </w:rPr>
-        <w:t>Neama</w:t>
-      </w:r>
-      <w:proofErr w:type="spellEnd"/>
-      <w:r>
-        <w:rPr>
-          <w:rFonts w:ascii="Times New Roman" w:hAnsi="Times New Roman" w:cs="Times New Roman"/>
-          <w:sz w:val="24"/>
-          <w:szCs w:val="24"/>
-          <w14:ligatures w14:val="standard"/>
-        </w:rPr>
-        <w:t xml:space="preserve">. (2019-11-11). Incident Number 92. In McGregor, S. (ed.) </w:t>
+      <w:r>
+        <w:rPr>
+          <w:rFonts w:ascii="Times New Roman" w:hAnsi="Times New Roman" w:cs="Times New Roman"/>
+          <w:sz w:val="24"/>
+          <w:szCs w:val="24"/>
+          <w14:ligatures w14:val="standard"/>
+        </w:rPr>
+        <w:t xml:space="preserve">Dadkhahnikoo, Neama. (2019-11-11). Incident Number 92. In McGregor, S. (ed.) </w:t>
       </w:r>
       <w:r>
         <w:rPr>
@@ -8545,27 +7694,7 @@
           <w:szCs w:val="24"/>
           <w14:ligatures w14:val="standard"/>
         </w:rPr>
-        <w:t xml:space="preserve">Johnson, J.M. and </w:t>
-      </w:r>
-      <w:proofErr w:type="spellStart"/>
-      <w:r>
-        <w:rPr>
-          <w:rFonts w:ascii="Times New Roman" w:hAnsi="Times New Roman" w:cs="Times New Roman"/>
-          <w:sz w:val="24"/>
-          <w:szCs w:val="24"/>
-          <w14:ligatures w14:val="standard"/>
-        </w:rPr>
-        <w:t>Khoshgoftaar</w:t>
-      </w:r>
-      <w:proofErr w:type="spellEnd"/>
-      <w:r>
-        <w:rPr>
-          <w:rFonts w:ascii="Times New Roman" w:hAnsi="Times New Roman" w:cs="Times New Roman"/>
-          <w:sz w:val="24"/>
-          <w:szCs w:val="24"/>
-          <w14:ligatures w14:val="standard"/>
-        </w:rPr>
-        <w:t xml:space="preserve">, T.M. 2019. </w:t>
+        <w:t xml:space="preserve">Johnson, J.M. and Khoshgoftaar, T.M. 2019. </w:t>
       </w:r>
       <w:r>
         <w:rPr>
@@ -8666,26 +7795,7 @@
           <w14:ligatures w14:val="standard"/>
         </w:rPr>
         <w:tab/>
-      </w:r>
-      <w:proofErr w:type="spellStart"/>
-      <w:r>
-        <w:rPr>
-          <w:rFonts w:ascii="Times New Roman" w:hAnsi="Times New Roman" w:cs="Times New Roman"/>
-          <w:sz w:val="24"/>
-          <w:szCs w:val="24"/>
-          <w14:ligatures w14:val="standard"/>
-        </w:rPr>
-        <w:t>Jurafsky</w:t>
-      </w:r>
-      <w:proofErr w:type="spellEnd"/>
-      <w:r>
-        <w:rPr>
-          <w:rFonts w:ascii="Times New Roman" w:hAnsi="Times New Roman" w:cs="Times New Roman"/>
-          <w:sz w:val="24"/>
-          <w:szCs w:val="24"/>
-          <w14:ligatures w14:val="standard"/>
-        </w:rPr>
-        <w:t xml:space="preserve">, D., &amp; Martin, J. H. (2024, August 20). </w:t>
+        <w:t xml:space="preserve">Jurafsky, D., &amp; Martin, J. H. (2024, August 20). </w:t>
       </w:r>
       <w:r>
         <w:rPr>
@@ -9686,7 +8796,6 @@
             </w:rPr>
             <w:t xml:space="preserve">, </w:t>
           </w:r>
-          <w:proofErr w:type="gramStart"/>
           <w:r>
             <w:rPr>
               <w:rFonts w:ascii="Linux Biolinum" w:hAnsi="Linux Biolinum" w:cs="Linux Biolinum"/>
@@ -9697,14 +8806,7 @@
             <w:rPr>
               <w:rFonts w:ascii="Linux Biolinum" w:hAnsi="Linux Biolinum" w:cs="Linux Biolinum"/>
             </w:rPr>
-            <w:t>,</w:t>
-          </w:r>
-          <w:proofErr w:type="gramEnd"/>
-          <w:r>
-            <w:rPr>
-              <w:rFonts w:ascii="Linux Biolinum" w:hAnsi="Linux Biolinum" w:cs="Linux Biolinum"/>
-            </w:rPr>
-            <w:t xml:space="preserve"> 20</w:t>
+            <w:t>, 20</w:t>
           </w:r>
           <w:r>
             <w:rPr>
@@ -9724,14 +8826,12 @@
             </w:rPr>
             <w:t xml:space="preserve">, </w:t>
           </w:r>
-          <w:proofErr w:type="spellStart"/>
           <w:r>
             <w:rPr>
               <w:rFonts w:ascii="Linux Biolinum" w:hAnsi="Linux Biolinum" w:cs="Linux Biolinum"/>
             </w:rPr>
             <w:t>Kricak</w:t>
           </w:r>
-          <w:proofErr w:type="spellEnd"/>
           <w:r>
             <w:rPr>
               <w:rFonts w:ascii="Linux Biolinum" w:hAnsi="Linux Biolinum" w:cs="Linux Biolinum"/>
@@ -9775,16 +8875,12 @@
               <w:rFonts w:ascii="Linux Biolinum" w:hAnsi="Linux Biolinum" w:cs="Linux Biolinum"/>
             </w:rPr>
           </w:pPr>
-          <w:proofErr w:type="spellStart"/>
-          <w:proofErr w:type="gramStart"/>
           <w:r>
             <w:rPr>
               <w:rFonts w:ascii="Linux Biolinum" w:hAnsi="Linux Biolinum" w:cs="Linux Biolinum"/>
             </w:rPr>
             <w:t>H.Purwadi</w:t>
           </w:r>
-          <w:proofErr w:type="spellEnd"/>
-          <w:proofErr w:type="gramEnd"/>
         </w:p>
       </w:tc>
     </w:tr>
@@ -9850,7 +8946,6 @@
             </w:rPr>
             <w:t xml:space="preserve">, </w:t>
           </w:r>
-          <w:proofErr w:type="gramStart"/>
           <w:r>
             <w:rPr>
               <w:rFonts w:ascii="Linux Biolinum" w:hAnsi="Linux Biolinum" w:cs="Linux Biolinum"/>
@@ -9861,14 +8956,7 @@
             <w:rPr>
               <w:rFonts w:ascii="Linux Biolinum" w:hAnsi="Linux Biolinum" w:cs="Linux Biolinum"/>
             </w:rPr>
-            <w:t>,</w:t>
-          </w:r>
-          <w:proofErr w:type="gramEnd"/>
-          <w:r>
-            <w:rPr>
-              <w:rFonts w:ascii="Linux Biolinum" w:hAnsi="Linux Biolinum" w:cs="Linux Biolinum"/>
-            </w:rPr>
-            <w:t xml:space="preserve"> 20</w:t>
+            <w:t>, 20</w:t>
           </w:r>
           <w:r>
             <w:rPr>
@@ -9882,14 +8970,12 @@
             </w:rPr>
             <w:t xml:space="preserve">, </w:t>
           </w:r>
-          <w:proofErr w:type="spellStart"/>
           <w:r>
             <w:rPr>
               <w:rFonts w:ascii="Linux Biolinum" w:hAnsi="Linux Biolinum" w:cs="Linux Biolinum"/>
             </w:rPr>
             <w:t>Kricak</w:t>
           </w:r>
-          <w:proofErr w:type="spellEnd"/>
           <w:r>
             <w:rPr>
               <w:rFonts w:ascii="Linux Biolinum" w:hAnsi="Linux Biolinum" w:cs="Linux Biolinum"/>
@@ -9921,16 +9007,12 @@
               <w:rFonts w:ascii="Linux Biolinum" w:hAnsi="Linux Biolinum" w:cs="Linux Biolinum"/>
             </w:rPr>
           </w:pPr>
-          <w:proofErr w:type="spellStart"/>
-          <w:proofErr w:type="gramStart"/>
           <w:r>
             <w:rPr>
               <w:rFonts w:ascii="Linux Biolinum" w:hAnsi="Linux Biolinum" w:cs="Linux Biolinum"/>
             </w:rPr>
             <w:t>H.Purwadi</w:t>
           </w:r>
-          <w:proofErr w:type="spellEnd"/>
-          <w:proofErr w:type="gramEnd"/>
         </w:p>
       </w:tc>
     </w:tr>

--- a/Imbalance_Balanced_Dataset_Composition_XAI.docx
+++ b/Imbalance_Balanced_Dataset_Composition_XAI.docx
@@ -1426,13 +1426,45 @@
           <w:b w:val="0"/>
           <w:bCs w:val="0"/>
         </w:rPr>
-        <w:t>How does the documentation of dataset composition (</w:t>
-      </w:r>
+        <w:t xml:space="preserve">How </w:t>
+      </w:r>
+      <w:proofErr w:type="spellStart"/>
       <w:r>
         <w:rPr>
           <w:b w:val="0"/>
           <w:bCs w:val="0"/>
         </w:rPr>
+        <w:t>does</w:t>
+      </w:r>
+      <w:proofErr w:type="spellEnd"/>
+      <w:r>
+        <w:rPr>
+          <w:b w:val="0"/>
+          <w:bCs w:val="0"/>
+        </w:rPr>
+        <w:t xml:space="preserve"> the documentation of </w:t>
+      </w:r>
+      <w:proofErr w:type="spellStart"/>
+      <w:r>
+        <w:rPr>
+          <w:b w:val="0"/>
+          <w:bCs w:val="0"/>
+        </w:rPr>
+        <w:t>dataset</w:t>
+      </w:r>
+      <w:proofErr w:type="spellEnd"/>
+      <w:r>
+        <w:rPr>
+          <w:b w:val="0"/>
+          <w:bCs w:val="0"/>
+        </w:rPr>
+        <w:t xml:space="preserve"> composition (</w:t>
+      </w:r>
+      <w:r>
+        <w:rPr>
+          <w:b w:val="0"/>
+          <w:bCs w:val="0"/>
+        </w:rPr>
         <w:t>balance</w:t>
       </w:r>
       <w:r>
@@ -1440,7 +1472,87 @@
           <w:b w:val="0"/>
           <w:bCs w:val="0"/>
         </w:rPr>
-        <w:t xml:space="preserve"> vs. imbalanced) impact AI model transparency and fairness in decision-making systems?</w:t>
+        <w:t xml:space="preserve"> vs. </w:t>
+      </w:r>
+      <w:proofErr w:type="spellStart"/>
+      <w:r>
+        <w:rPr>
+          <w:b w:val="0"/>
+          <w:bCs w:val="0"/>
+        </w:rPr>
+        <w:t>imbalanced</w:t>
+      </w:r>
+      <w:proofErr w:type="spellEnd"/>
+      <w:r>
+        <w:rPr>
+          <w:b w:val="0"/>
+          <w:bCs w:val="0"/>
+        </w:rPr>
+        <w:t xml:space="preserve">) impact AI model </w:t>
+      </w:r>
+      <w:proofErr w:type="spellStart"/>
+      <w:r>
+        <w:rPr>
+          <w:b w:val="0"/>
+          <w:bCs w:val="0"/>
+        </w:rPr>
+        <w:t>transparency</w:t>
+      </w:r>
+      <w:proofErr w:type="spellEnd"/>
+      <w:r>
+        <w:rPr>
+          <w:b w:val="0"/>
+          <w:bCs w:val="0"/>
+        </w:rPr>
+        <w:t xml:space="preserve"> and </w:t>
+      </w:r>
+      <w:proofErr w:type="spellStart"/>
+      <w:r>
+        <w:rPr>
+          <w:b w:val="0"/>
+          <w:bCs w:val="0"/>
+        </w:rPr>
+        <w:t>fairness</w:t>
+      </w:r>
+      <w:proofErr w:type="spellEnd"/>
+      <w:r>
+        <w:rPr>
+          <w:b w:val="0"/>
+          <w:bCs w:val="0"/>
+        </w:rPr>
+        <w:t xml:space="preserve"> in </w:t>
+      </w:r>
+      <w:proofErr w:type="spellStart"/>
+      <w:r>
+        <w:rPr>
+          <w:b w:val="0"/>
+          <w:bCs w:val="0"/>
+        </w:rPr>
+        <w:t>decision-making</w:t>
+      </w:r>
+      <w:proofErr w:type="spellEnd"/>
+      <w:r>
+        <w:rPr>
+          <w:b w:val="0"/>
+          <w:bCs w:val="0"/>
+        </w:rPr>
+        <w:t xml:space="preserve"> </w:t>
+      </w:r>
+      <w:proofErr w:type="spellStart"/>
+      <w:r>
+        <w:rPr>
+          <w:b w:val="0"/>
+          <w:bCs w:val="0"/>
+        </w:rPr>
+        <w:t>systems</w:t>
+      </w:r>
+      <w:proofErr w:type="spellEnd"/>
+      <w:r>
+        <w:rPr>
+          <w:b w:val="0"/>
+          <w:bCs w:val="0"/>
+        </w:rPr>
+        <w:t>?</w:t>
       </w:r>
     </w:p>
     <w:p>
@@ -1455,32 +1567,178 @@
           <w:bCs w:val="0"/>
         </w:rPr>
       </w:pPr>
+      <w:proofErr w:type="spellStart"/>
       <w:r>
         <w:rPr>
           <w:b w:val="0"/>
           <w:bCs w:val="0"/>
         </w:rPr>
-        <w:t>What is the relationship between dataset</w:t>
-      </w:r>
+        <w:t>What</w:t>
+      </w:r>
+      <w:proofErr w:type="spellEnd"/>
       <w:r>
         <w:rPr>
           <w:b w:val="0"/>
           <w:bCs w:val="0"/>
         </w:rPr>
-        <w:t xml:space="preserve">’s </w:t>
-      </w:r>
+        <w:t xml:space="preserve"> </w:t>
+      </w:r>
+      <w:proofErr w:type="spellStart"/>
       <w:r>
         <w:rPr>
           <w:b w:val="0"/>
           <w:bCs w:val="0"/>
         </w:rPr>
-        <w:t>size and the accuracy of bias evaluation in AI models, when</w:t>
-      </w:r>
+        <w:t>is</w:t>
+      </w:r>
+      <w:proofErr w:type="spellEnd"/>
       <w:r>
         <w:rPr>
           <w:b w:val="0"/>
           <w:bCs w:val="0"/>
         </w:rPr>
+        <w:t xml:space="preserve"> the </w:t>
+      </w:r>
+      <w:proofErr w:type="spellStart"/>
+      <w:r>
+        <w:rPr>
+          <w:b w:val="0"/>
+          <w:bCs w:val="0"/>
+        </w:rPr>
+        <w:t>relationship</w:t>
+      </w:r>
+      <w:proofErr w:type="spellEnd"/>
+      <w:r>
+        <w:rPr>
+          <w:b w:val="0"/>
+          <w:bCs w:val="0"/>
+        </w:rPr>
+        <w:t xml:space="preserve"> </w:t>
+      </w:r>
+      <w:proofErr w:type="spellStart"/>
+      <w:r>
+        <w:rPr>
+          <w:b w:val="0"/>
+          <w:bCs w:val="0"/>
+        </w:rPr>
+        <w:t>between</w:t>
+      </w:r>
+      <w:proofErr w:type="spellEnd"/>
+      <w:r>
+        <w:rPr>
+          <w:b w:val="0"/>
+          <w:bCs w:val="0"/>
+        </w:rPr>
+        <w:t xml:space="preserve"> </w:t>
+      </w:r>
+      <w:proofErr w:type="spellStart"/>
+      <w:r>
+        <w:rPr>
+          <w:b w:val="0"/>
+          <w:bCs w:val="0"/>
+        </w:rPr>
+        <w:t>dataset</w:t>
+      </w:r>
+      <w:r>
+        <w:rPr>
+          <w:b w:val="0"/>
+          <w:bCs w:val="0"/>
+        </w:rPr>
+        <w:t>’s</w:t>
+      </w:r>
+      <w:proofErr w:type="spellEnd"/>
+      <w:r>
+        <w:rPr>
+          <w:b w:val="0"/>
+          <w:bCs w:val="0"/>
+        </w:rPr>
+        <w:t xml:space="preserve"> </w:t>
+      </w:r>
+      <w:r>
+        <w:rPr>
+          <w:b w:val="0"/>
+          <w:bCs w:val="0"/>
+        </w:rPr>
+        <w:t xml:space="preserve">size and the </w:t>
+      </w:r>
+      <w:proofErr w:type="spellStart"/>
+      <w:r>
+        <w:rPr>
+          <w:b w:val="0"/>
+          <w:bCs w:val="0"/>
+        </w:rPr>
+        <w:t>accuracy</w:t>
+      </w:r>
+      <w:proofErr w:type="spellEnd"/>
+      <w:r>
+        <w:rPr>
+          <w:b w:val="0"/>
+          <w:bCs w:val="0"/>
+        </w:rPr>
+        <w:t xml:space="preserve"> of </w:t>
+      </w:r>
+      <w:proofErr w:type="spellStart"/>
+      <w:r>
+        <w:rPr>
+          <w:b w:val="0"/>
+          <w:bCs w:val="0"/>
+        </w:rPr>
+        <w:t>bias</w:t>
+      </w:r>
+      <w:proofErr w:type="spellEnd"/>
+      <w:r>
+        <w:rPr>
+          <w:b w:val="0"/>
+          <w:bCs w:val="0"/>
+        </w:rPr>
+        <w:t xml:space="preserve"> </w:t>
+      </w:r>
+      <w:proofErr w:type="spellStart"/>
+      <w:r>
+        <w:rPr>
+          <w:b w:val="0"/>
+          <w:bCs w:val="0"/>
+        </w:rPr>
+        <w:t>evaluation</w:t>
+      </w:r>
+      <w:proofErr w:type="spellEnd"/>
+      <w:r>
+        <w:rPr>
+          <w:b w:val="0"/>
+          <w:bCs w:val="0"/>
+        </w:rPr>
+        <w:t xml:space="preserve"> in AI </w:t>
+      </w:r>
+      <w:proofErr w:type="spellStart"/>
+      <w:r>
+        <w:rPr>
+          <w:b w:val="0"/>
+          <w:bCs w:val="0"/>
+        </w:rPr>
+        <w:t>models</w:t>
+      </w:r>
+      <w:proofErr w:type="spellEnd"/>
+      <w:r>
+        <w:rPr>
+          <w:b w:val="0"/>
+          <w:bCs w:val="0"/>
+        </w:rPr>
+        <w:t xml:space="preserve">, </w:t>
+      </w:r>
+      <w:proofErr w:type="spellStart"/>
+      <w:r>
+        <w:rPr>
+          <w:b w:val="0"/>
+          <w:bCs w:val="0"/>
+        </w:rPr>
+        <w:t>when</w:t>
+      </w:r>
+      <w:proofErr w:type="spellEnd"/>
+      <w:r>
+        <w:rPr>
+          <w:b w:val="0"/>
+          <w:bCs w:val="0"/>
+        </w:rPr>
         <w:t xml:space="preserve"> the</w:t>
       </w:r>
       <w:r>
@@ -1488,8 +1746,33 @@
           <w:b w:val="0"/>
           <w:bCs w:val="0"/>
         </w:rPr>
-        <w:t xml:space="preserve"> training data is imbalanced</w:t>
-      </w:r>
+        <w:t xml:space="preserve"> training data </w:t>
+      </w:r>
+      <w:proofErr w:type="spellStart"/>
+      <w:r>
+        <w:rPr>
+          <w:b w:val="0"/>
+          <w:bCs w:val="0"/>
+        </w:rPr>
+        <w:t>is</w:t>
+      </w:r>
+      <w:proofErr w:type="spellEnd"/>
+      <w:r>
+        <w:rPr>
+          <w:b w:val="0"/>
+          <w:bCs w:val="0"/>
+        </w:rPr>
+        <w:t xml:space="preserve"> </w:t>
+      </w:r>
+      <w:proofErr w:type="spellStart"/>
+      <w:r>
+        <w:rPr>
+          <w:b w:val="0"/>
+          <w:bCs w:val="0"/>
+        </w:rPr>
+        <w:t>imbalanced</w:t>
+      </w:r>
+      <w:proofErr w:type="spellEnd"/>
       <w:r>
         <w:rPr>
           <w:b w:val="0"/>
@@ -1710,7 +1993,15 @@
         <w:pStyle w:val="Para"/>
       </w:pPr>
       <w:r>
-        <w:t xml:space="preserve">The study by Johnson and Khoshgoftaar (2019) provides a survey on deep learning methods </w:t>
+        <w:t xml:space="preserve">The study by Johnson and </w:t>
+      </w:r>
+      <w:proofErr w:type="spellStart"/>
+      <w:r>
+        <w:t>Khoshgoftaar</w:t>
+      </w:r>
+      <w:proofErr w:type="spellEnd"/>
+      <w:r>
+        <w:t xml:space="preserve"> (2019) provides a survey on deep learning methods </w:t>
       </w:r>
       <w:r>
         <w:t xml:space="preserve">to </w:t>
@@ -1782,7 +2073,15 @@
         <w:t>identify</w:t>
       </w:r>
       <w:r>
-        <w:t xml:space="preserve"> gaps in current research of deep learning methods for imbalanced data and the need for more diverse applications (Johnson and Khoshgoftaar, 2019).</w:t>
+        <w:t xml:space="preserve"> gaps in current research of deep learning methods for imbalanced data and the need for more diverse applications (Johnson and </w:t>
+      </w:r>
+      <w:proofErr w:type="spellStart"/>
+      <w:r>
+        <w:t>Khoshgoftaar</w:t>
+      </w:r>
+      <w:proofErr w:type="spellEnd"/>
+      <w:r>
+        <w:t>, 2019).</w:t>
       </w:r>
     </w:p>
     <w:p>
@@ -2068,7 +2367,51 @@
           <w:lang w:eastAsia="ja-JP"/>
           <w14:ligatures w14:val="standard"/>
         </w:rPr>
-        <w:t>explanation(x)=argmin​ L(f,g,πx​)+Ω(g)</w:t>
+        <w:t>explanation(x)=</w:t>
+      </w:r>
+      <w:proofErr w:type="spellStart"/>
+      <w:r>
+        <w:rPr>
+          <w:rFonts w:ascii="Times New Roman" w:hAnsi="Times New Roman" w:cs="Times New Roman"/>
+          <w:sz w:val="24"/>
+          <w:szCs w:val="24"/>
+          <w:lang w:eastAsia="ja-JP"/>
+          <w14:ligatures w14:val="standard"/>
+        </w:rPr>
+        <w:t>argmin</w:t>
+      </w:r>
+      <w:proofErr w:type="spellEnd"/>
+      <w:r>
+        <w:rPr>
+          <w:rFonts w:ascii="Times New Roman" w:hAnsi="Times New Roman" w:cs="Times New Roman"/>
+          <w:sz w:val="24"/>
+          <w:szCs w:val="24"/>
+          <w:lang w:eastAsia="ja-JP"/>
+          <w14:ligatures w14:val="standard"/>
+        </w:rPr>
+        <w:t>​ L(</w:t>
+      </w:r>
+      <w:proofErr w:type="spellStart"/>
+      <w:r>
+        <w:rPr>
+          <w:rFonts w:ascii="Times New Roman" w:hAnsi="Times New Roman" w:cs="Times New Roman"/>
+          <w:sz w:val="24"/>
+          <w:szCs w:val="24"/>
+          <w:lang w:eastAsia="ja-JP"/>
+          <w14:ligatures w14:val="standard"/>
+        </w:rPr>
+        <w:t>f,g</w:t>
+      </w:r>
+      <w:proofErr w:type="spellEnd"/>
+      <w:r>
+        <w:rPr>
+          <w:rFonts w:ascii="Times New Roman" w:hAnsi="Times New Roman" w:cs="Times New Roman"/>
+          <w:sz w:val="24"/>
+          <w:szCs w:val="24"/>
+          <w:lang w:eastAsia="ja-JP"/>
+          <w14:ligatures w14:val="standard"/>
+        </w:rPr>
+        <w:t>,πx​)+Ω(g)</w:t>
       </w:r>
       <w:r>
         <w:rPr>
@@ -2093,6 +2436,7 @@
           <w:szCs w:val="24"/>
         </w:rPr>
       </w:pPr>
+      <w:proofErr w:type="spellStart"/>
       <w:r>
         <w:rPr>
           <w:rFonts w:ascii="Times New Roman" w:hAnsi="Times New Roman" w:cs="Times New Roman"/>
@@ -2123,6 +2467,7 @@
         </w:rPr>
         <w:t>G</w:t>
       </w:r>
+      <w:proofErr w:type="spellEnd"/>
     </w:p>
     <w:p>
       <w:pPr>
@@ -2220,8 +2565,13 @@
       <w:r>
         <w:t>(</w:t>
       </w:r>
-      <w:r>
-        <w:t xml:space="preserve">Jurafsky, </w:t>
+      <w:proofErr w:type="spellStart"/>
+      <w:r>
+        <w:t>Jurafsky</w:t>
+      </w:r>
+      <w:proofErr w:type="spellEnd"/>
+      <w:r>
+        <w:t xml:space="preserve">, </w:t>
       </w:r>
       <w:r>
         <w:t xml:space="preserve">D., &amp; Martin, J. H. </w:t>
@@ -2265,7 +2615,15 @@
         <w:t xml:space="preserve"> </w:t>
       </w:r>
       <w:r>
-        <w:t>(y=1|x) = 1 / (1 + e^ (-w^T x - b))</w:t>
+        <w:t>(y=1|x) = 1 / (1 + e^ (-</w:t>
+      </w:r>
+      <w:proofErr w:type="spellStart"/>
+      <w:r>
+        <w:t>w^T</w:t>
+      </w:r>
+      <w:proofErr w:type="spellEnd"/>
+      <w:r>
+        <w:t xml:space="preserve"> x - b))</w:t>
       </w:r>
       <w:r>
         <w:tab/>
@@ -3409,24 +3767,18 @@
         <w:t>s</w:t>
       </w:r>
       <w:r>
-        <w:t xml:space="preserve">, </w:t>
-      </w:r>
-      <w:r>
-        <w:t xml:space="preserve">confusion matrices, </w:t>
+        <w:t xml:space="preserve">, confusion matrices, </w:t>
       </w:r>
       <w:r>
         <w:t>precision-recall curves, and Local Interpretable Model-Agnostic Explanations (LIME)</w:t>
       </w:r>
       <w:r>
+        <w:t xml:space="preserve"> techniques</w:t>
+      </w:r>
+      <w:r>
         <w:t xml:space="preserve"> </w:t>
       </w:r>
       <w:r>
-        <w:t>techniques</w:t>
-      </w:r>
-      <w:r>
-        <w:t xml:space="preserve"> </w:t>
-      </w:r>
-      <w:r>
         <w:t xml:space="preserve">and </w:t>
       </w:r>
       <w:r>
@@ -3478,13 +3830,7 @@
         <w:pStyle w:val="Para"/>
       </w:pPr>
       <w:r>
-        <w:t>T</w:t>
-      </w:r>
-      <w:r>
-        <w:t>o simulate real-world class imbalance versus class balance scenarios</w:t>
-      </w:r>
-      <w:r>
-        <w:t>, t</w:t>
+        <w:t>To simulate real-world class imbalance versus class balance scenarios, t</w:t>
       </w:r>
       <w:r>
         <w:t xml:space="preserve">he datasets used for this </w:t>
@@ -3539,13 +3885,7 @@
         <w:ind w:firstLine="708"/>
       </w:pPr>
       <w:r>
-        <w:t>1.</w:t>
-      </w:r>
-      <w:r>
-        <w:t xml:space="preserve"> </w:t>
-      </w:r>
-      <w:r>
-        <w:t>Balanced Dataset: This dataset has equally balanced representation for both the majority class and minority classes. It has a purpose as a baseline for comparing the effects of imbalance on model performance and bias.</w:t>
+        <w:t>1. Balanced Dataset: This dataset has equally balanced representation for both the majority class and minority classes. It has a purpose as a baseline for comparing the effects of imbalance on model performance and bias.</w:t>
       </w:r>
     </w:p>
     <w:p>
@@ -3554,13 +3894,7 @@
         <w:ind w:firstLine="708"/>
       </w:pPr>
       <w:r>
-        <w:t>2.</w:t>
-      </w:r>
-      <w:r>
-        <w:t xml:space="preserve"> </w:t>
-      </w:r>
-      <w:r>
-        <w:t xml:space="preserve">Imbalanced Dataset: This dataset </w:t>
+        <w:t xml:space="preserve">2. Imbalanced Dataset: This dataset </w:t>
       </w:r>
       <w:r>
         <w:t xml:space="preserve">consisted of </w:t>
@@ -3628,10 +3962,7 @@
         <w:pStyle w:val="Para"/>
       </w:pPr>
       <w:r>
-        <w:t xml:space="preserve">To evaluate the effects of dataset composition on bias and fairness, </w:t>
-      </w:r>
-      <w:r>
-        <w:t>Logistic regression was chosen due to its interpretability and prevalent application in classification applications. LIME (Local Interpretable Model-Agnostic Explanations) has been used for clarifying model decisions, particularly to ascertain the contribution of features to predictions in both balanced and unbalanced datasets.</w:t>
+        <w:t>Logistic regression has been selected to evaluate the effects of dataset construction on bias and fairness since it is easily interpretable and frequently utilized in classification applications. LIME (local interpretable model-agnostic explanations) has been used to clarify model conclusions, specifically estimating the contribution of features to predictions in balanced and unbalanced datasets.</w:t>
       </w:r>
     </w:p>
     <w:p>
@@ -3660,13 +3991,7 @@
         <w:pStyle w:val="Para"/>
       </w:pPr>
       <w:r>
-        <w:t xml:space="preserve">The study </w:t>
-      </w:r>
-      <w:r>
-        <w:t>utilized</w:t>
-      </w:r>
-      <w:r>
-        <w:t xml:space="preserve"> the Synthetic Minority Over-sampling Technique (SMOTE) to deal with bias in imbalanced datasets. SMOTE is an oversampling method that creates synthetic instances for the minority class to equilibrate class distribution. The model's performance with and without SMOTE was evaluated to determine its efficacy in mitigating bias and enhancing fairness.</w:t>
+        <w:t>The study utilized the Synthetic Minority Over-sampling Technique (SMOTE) to deal with bias in imbalanced datasets. SMOTE is an oversampling method that creates synthetic instances for the minority class to equilibrate class distribution. The model's performance with and without SMOTE was evaluated to determine its efficacy in mitigating bias and enhancing fairness.</w:t>
       </w:r>
     </w:p>
     <w:p>
@@ -4132,7 +4457,47 @@
           <w:szCs w:val="24"/>
           <w:lang w:val="en-ID" w:eastAsia="ja-JP"/>
         </w:rPr>
-        <w:t>between n_samples=10000 and n_samples=1000000.</w:t>
+        <w:t xml:space="preserve">between </w:t>
+      </w:r>
+      <w:proofErr w:type="spellStart"/>
+      <w:r>
+        <w:rPr>
+          <w:rFonts w:ascii="Times New Roman" w:hAnsi="Times New Roman" w:cs="Times New Roman"/>
+          <w:sz w:val="24"/>
+          <w:szCs w:val="24"/>
+          <w:lang w:val="en-ID" w:eastAsia="ja-JP"/>
+        </w:rPr>
+        <w:t>n_samples</w:t>
+      </w:r>
+      <w:proofErr w:type="spellEnd"/>
+      <w:r>
+        <w:rPr>
+          <w:rFonts w:ascii="Times New Roman" w:hAnsi="Times New Roman" w:cs="Times New Roman"/>
+          <w:sz w:val="24"/>
+          <w:szCs w:val="24"/>
+          <w:lang w:val="en-ID" w:eastAsia="ja-JP"/>
+        </w:rPr>
+        <w:t xml:space="preserve">=10000 and </w:t>
+      </w:r>
+      <w:proofErr w:type="spellStart"/>
+      <w:r>
+        <w:rPr>
+          <w:rFonts w:ascii="Times New Roman" w:hAnsi="Times New Roman" w:cs="Times New Roman"/>
+          <w:sz w:val="24"/>
+          <w:szCs w:val="24"/>
+          <w:lang w:val="en-ID" w:eastAsia="ja-JP"/>
+        </w:rPr>
+        <w:t>n_samples</w:t>
+      </w:r>
+      <w:proofErr w:type="spellEnd"/>
+      <w:r>
+        <w:rPr>
+          <w:rFonts w:ascii="Times New Roman" w:hAnsi="Times New Roman" w:cs="Times New Roman"/>
+          <w:sz w:val="24"/>
+          <w:szCs w:val="24"/>
+          <w:lang w:val="en-ID" w:eastAsia="ja-JP"/>
+        </w:rPr>
+        <w:t>=1000000.</w:t>
       </w:r>
     </w:p>
     <w:p>
@@ -4176,7 +4541,47 @@
           <w:szCs w:val="24"/>
           <w:lang w:val="en-ID" w:eastAsia="ja-JP"/>
         </w:rPr>
-        <w:t>In the case imbalanced dataset, the results differ significantly between n_samples=10000 and n_samples=1000000.</w:t>
+        <w:t xml:space="preserve">In the case imbalanced dataset, the results differ significantly between </w:t>
+      </w:r>
+      <w:proofErr w:type="spellStart"/>
+      <w:r>
+        <w:rPr>
+          <w:rFonts w:ascii="Times New Roman" w:hAnsi="Times New Roman" w:cs="Times New Roman"/>
+          <w:sz w:val="24"/>
+          <w:szCs w:val="24"/>
+          <w:lang w:val="en-ID" w:eastAsia="ja-JP"/>
+        </w:rPr>
+        <w:t>n_samples</w:t>
+      </w:r>
+      <w:proofErr w:type="spellEnd"/>
+      <w:r>
+        <w:rPr>
+          <w:rFonts w:ascii="Times New Roman" w:hAnsi="Times New Roman" w:cs="Times New Roman"/>
+          <w:sz w:val="24"/>
+          <w:szCs w:val="24"/>
+          <w:lang w:val="en-ID" w:eastAsia="ja-JP"/>
+        </w:rPr>
+        <w:t xml:space="preserve">=10000 and </w:t>
+      </w:r>
+      <w:proofErr w:type="spellStart"/>
+      <w:r>
+        <w:rPr>
+          <w:rFonts w:ascii="Times New Roman" w:hAnsi="Times New Roman" w:cs="Times New Roman"/>
+          <w:sz w:val="24"/>
+          <w:szCs w:val="24"/>
+          <w:lang w:val="en-ID" w:eastAsia="ja-JP"/>
+        </w:rPr>
+        <w:t>n_samples</w:t>
+      </w:r>
+      <w:proofErr w:type="spellEnd"/>
+      <w:r>
+        <w:rPr>
+          <w:rFonts w:ascii="Times New Roman" w:hAnsi="Times New Roman" w:cs="Times New Roman"/>
+          <w:sz w:val="24"/>
+          <w:szCs w:val="24"/>
+          <w:lang w:val="en-ID" w:eastAsia="ja-JP"/>
+        </w:rPr>
+        <w:t>=1000000.</w:t>
       </w:r>
     </w:p>
     <w:p>
@@ -4198,8 +4603,9 @@
           <w:lang w:val="en-ID" w:eastAsia="ja-JP"/>
         </w:rPr>
         <w:lastRenderedPageBreak/>
-        <w:t xml:space="preserve">For n_samples=10000, the model is still able to identify some minority class instances, with a recall of 0.72 for class 1. This </w:t>
-      </w:r>
+        <w:t xml:space="preserve">For </w:t>
+      </w:r>
+      <w:proofErr w:type="spellStart"/>
       <w:r>
         <w:rPr>
           <w:rFonts w:ascii="Times New Roman" w:hAnsi="Times New Roman" w:cs="Times New Roman"/>
@@ -4207,7 +4613,46 @@
           <w:szCs w:val="24"/>
           <w:lang w:val="en-ID" w:eastAsia="ja-JP"/>
         </w:rPr>
-        <w:t xml:space="preserve">is fakely </w:t>
+        <w:t>n_samples</w:t>
+      </w:r>
+      <w:proofErr w:type="spellEnd"/>
+      <w:r>
+        <w:rPr>
+          <w:rFonts w:ascii="Times New Roman" w:hAnsi="Times New Roman" w:cs="Times New Roman"/>
+          <w:sz w:val="24"/>
+          <w:szCs w:val="24"/>
+          <w:lang w:val="en-ID" w:eastAsia="ja-JP"/>
+        </w:rPr>
+        <w:t xml:space="preserve">=10000, the model is still able to identify some minority class instances, with a recall of 0.72 for class 1. This </w:t>
+      </w:r>
+      <w:r>
+        <w:rPr>
+          <w:rFonts w:ascii="Times New Roman" w:hAnsi="Times New Roman" w:cs="Times New Roman"/>
+          <w:sz w:val="24"/>
+          <w:szCs w:val="24"/>
+          <w:lang w:val="en-ID" w:eastAsia="ja-JP"/>
+        </w:rPr>
+        <w:t xml:space="preserve">is </w:t>
+      </w:r>
+      <w:proofErr w:type="spellStart"/>
+      <w:r>
+        <w:rPr>
+          <w:rFonts w:ascii="Times New Roman" w:hAnsi="Times New Roman" w:cs="Times New Roman"/>
+          <w:sz w:val="24"/>
+          <w:szCs w:val="24"/>
+          <w:lang w:val="en-ID" w:eastAsia="ja-JP"/>
+        </w:rPr>
+        <w:t>fakely</w:t>
+      </w:r>
+      <w:proofErr w:type="spellEnd"/>
+      <w:r>
+        <w:rPr>
+          <w:rFonts w:ascii="Times New Roman" w:hAnsi="Times New Roman" w:cs="Times New Roman"/>
+          <w:sz w:val="24"/>
+          <w:szCs w:val="24"/>
+          <w:lang w:val="en-ID" w:eastAsia="ja-JP"/>
+        </w:rPr>
+        <w:t xml:space="preserve"> </w:t>
       </w:r>
       <w:r>
         <w:rPr>
@@ -4257,7 +4702,27 @@
           <w:szCs w:val="24"/>
           <w:lang w:val="en-ID" w:eastAsia="ja-JP"/>
         </w:rPr>
-        <w:t xml:space="preserve"> The relatively higher recall at n_samples=10000 does not reflect true model capability but rather statistical noise due to the smaller sample size.</w:t>
+        <w:t xml:space="preserve"> The relatively higher recall at </w:t>
+      </w:r>
+      <w:proofErr w:type="spellStart"/>
+      <w:r>
+        <w:rPr>
+          <w:rFonts w:ascii="Times New Roman" w:hAnsi="Times New Roman" w:cs="Times New Roman"/>
+          <w:sz w:val="24"/>
+          <w:szCs w:val="24"/>
+          <w:lang w:val="en-ID" w:eastAsia="ja-JP"/>
+        </w:rPr>
+        <w:t>n_samples</w:t>
+      </w:r>
+      <w:proofErr w:type="spellEnd"/>
+      <w:r>
+        <w:rPr>
+          <w:rFonts w:ascii="Times New Roman" w:hAnsi="Times New Roman" w:cs="Times New Roman"/>
+          <w:sz w:val="24"/>
+          <w:szCs w:val="24"/>
+          <w:lang w:val="en-ID" w:eastAsia="ja-JP"/>
+        </w:rPr>
+        <w:t>=10000 does not reflect true model capability but rather statistical noise due to the smaller sample size.</w:t>
       </w:r>
     </w:p>
     <w:p>
@@ -4278,7 +4743,27 @@
           <w:szCs w:val="24"/>
           <w:lang w:val="en-ID" w:eastAsia="ja-JP"/>
         </w:rPr>
-        <w:t>When n_samples is increased to 1000000, the model fails to recognize any minority class instances, resulting in a recall of 0 for class 1. This demonstrates the inherent bias towards the majority class, which becomes more apparent as the dataset size increases and the extreme imbalance dominates the model's learning process.</w:t>
+        <w:t xml:space="preserve">When </w:t>
+      </w:r>
+      <w:proofErr w:type="spellStart"/>
+      <w:r>
+        <w:rPr>
+          <w:rFonts w:ascii="Times New Roman" w:hAnsi="Times New Roman" w:cs="Times New Roman"/>
+          <w:sz w:val="24"/>
+          <w:szCs w:val="24"/>
+          <w:lang w:val="en-ID" w:eastAsia="ja-JP"/>
+        </w:rPr>
+        <w:t>n_samples</w:t>
+      </w:r>
+      <w:proofErr w:type="spellEnd"/>
+      <w:r>
+        <w:rPr>
+          <w:rFonts w:ascii="Times New Roman" w:hAnsi="Times New Roman" w:cs="Times New Roman"/>
+          <w:sz w:val="24"/>
+          <w:szCs w:val="24"/>
+          <w:lang w:val="en-ID" w:eastAsia="ja-JP"/>
+        </w:rPr>
+        <w:t xml:space="preserve"> is increased to 1000000, the model fails to recognize any minority class instances, resulting in a recall of 0 for class 1. This demonstrates the inherent bias towards the majority class, which becomes more apparent as the dataset size increases and the extreme imbalance dominates the model's learning process.</w:t>
       </w:r>
     </w:p>
     <w:p>
@@ -4299,7 +4784,27 @@
           <w:szCs w:val="24"/>
           <w:lang w:val="en-ID" w:eastAsia="ja-JP"/>
         </w:rPr>
-        <w:t>This outcome highlights that the model's performance with n_samples=10000 falsely suggests reduced bias, while in reality, the imbalance severely impacts the model's ability to learn about and correctly classify the minority class, particularly at larger scales.</w:t>
+        <w:t xml:space="preserve">This outcome highlights that the model's performance with </w:t>
+      </w:r>
+      <w:proofErr w:type="spellStart"/>
+      <w:r>
+        <w:rPr>
+          <w:rFonts w:ascii="Times New Roman" w:hAnsi="Times New Roman" w:cs="Times New Roman"/>
+          <w:sz w:val="24"/>
+          <w:szCs w:val="24"/>
+          <w:lang w:val="en-ID" w:eastAsia="ja-JP"/>
+        </w:rPr>
+        <w:t>n_samples</w:t>
+      </w:r>
+      <w:proofErr w:type="spellEnd"/>
+      <w:r>
+        <w:rPr>
+          <w:rFonts w:ascii="Times New Roman" w:hAnsi="Times New Roman" w:cs="Times New Roman"/>
+          <w:sz w:val="24"/>
+          <w:szCs w:val="24"/>
+          <w:lang w:val="en-ID" w:eastAsia="ja-JP"/>
+        </w:rPr>
+        <w:t>=10000 falsely suggests reduced bias, while in reality, the imbalance severely impacts the model's ability to learn about and correctly classify the minority class, particularly at larger scales.</w:t>
       </w:r>
     </w:p>
     <w:p>
@@ -4320,7 +4825,27 @@
           <w:szCs w:val="24"/>
           <w:lang w:val="en-ID" w:eastAsia="ja-JP"/>
         </w:rPr>
-        <w:t xml:space="preserve">However, when the number of samples is increased to n_samples=1000000, the model completely fails to recognize the minority class, resulting in a recall of 0 for class 1. This means </w:t>
+        <w:t xml:space="preserve">However, when the number of samples is increased to </w:t>
+      </w:r>
+      <w:proofErr w:type="spellStart"/>
+      <w:r>
+        <w:rPr>
+          <w:rFonts w:ascii="Times New Roman" w:hAnsi="Times New Roman" w:cs="Times New Roman"/>
+          <w:sz w:val="24"/>
+          <w:szCs w:val="24"/>
+          <w:lang w:val="en-ID" w:eastAsia="ja-JP"/>
+        </w:rPr>
+        <w:t>n_samples</w:t>
+      </w:r>
+      <w:proofErr w:type="spellEnd"/>
+      <w:r>
+        <w:rPr>
+          <w:rFonts w:ascii="Times New Roman" w:hAnsi="Times New Roman" w:cs="Times New Roman"/>
+          <w:sz w:val="24"/>
+          <w:szCs w:val="24"/>
+          <w:lang w:val="en-ID" w:eastAsia="ja-JP"/>
+        </w:rPr>
+        <w:t xml:space="preserve">=1000000, the model completely fails to recognize the minority class, resulting in a recall of 0 for class 1. This means </w:t>
       </w:r>
       <w:r>
         <w:rPr>
@@ -4350,7 +4875,27 @@
           <w:szCs w:val="24"/>
           <w:lang w:val="en-ID" w:eastAsia="ja-JP"/>
         </w:rPr>
-        <w:t>This behavior is not caused by deficiencies in the model itself but rather by the dataset imbalance. The confusion matrix clearly shows that the model is highly biased, with the recall for the minority class being 0, demonstrating that the model struggles when faced with extremely imbalanced data at a larger scale.</w:t>
+        <w:t xml:space="preserve">This </w:t>
+      </w:r>
+      <w:proofErr w:type="spellStart"/>
+      <w:r>
+        <w:rPr>
+          <w:rFonts w:ascii="Times New Roman" w:hAnsi="Times New Roman" w:cs="Times New Roman"/>
+          <w:sz w:val="24"/>
+          <w:szCs w:val="24"/>
+          <w:lang w:val="en-ID" w:eastAsia="ja-JP"/>
+        </w:rPr>
+        <w:t>behavior</w:t>
+      </w:r>
+      <w:proofErr w:type="spellEnd"/>
+      <w:r>
+        <w:rPr>
+          <w:rFonts w:ascii="Times New Roman" w:hAnsi="Times New Roman" w:cs="Times New Roman"/>
+          <w:sz w:val="24"/>
+          <w:szCs w:val="24"/>
+          <w:lang w:val="en-ID" w:eastAsia="ja-JP"/>
+        </w:rPr>
+        <w:t xml:space="preserve"> is not caused by deficiencies in the model itself but rather by the dataset imbalance. The confusion matrix clearly shows that the model is highly biased, with the recall for the minority class being 0, demonstrating that the model struggles when faced with extremely imbalanced data at a larger scale.</w:t>
       </w:r>
     </w:p>
     <w:p>
@@ -4641,7 +5186,47 @@
           <w:szCs w:val="24"/>
           <w:lang w:val="en-ID" w:eastAsia="ja-JP"/>
         </w:rPr>
-        <w:t>between n_samples=10000 and n_samples=1000000.</w:t>
+        <w:t xml:space="preserve">between </w:t>
+      </w:r>
+      <w:proofErr w:type="spellStart"/>
+      <w:r>
+        <w:rPr>
+          <w:rFonts w:ascii="Times New Roman" w:hAnsi="Times New Roman" w:cs="Times New Roman"/>
+          <w:sz w:val="24"/>
+          <w:szCs w:val="24"/>
+          <w:lang w:val="en-ID" w:eastAsia="ja-JP"/>
+        </w:rPr>
+        <w:t>n_samples</w:t>
+      </w:r>
+      <w:proofErr w:type="spellEnd"/>
+      <w:r>
+        <w:rPr>
+          <w:rFonts w:ascii="Times New Roman" w:hAnsi="Times New Roman" w:cs="Times New Roman"/>
+          <w:sz w:val="24"/>
+          <w:szCs w:val="24"/>
+          <w:lang w:val="en-ID" w:eastAsia="ja-JP"/>
+        </w:rPr>
+        <w:t xml:space="preserve">=10000 and </w:t>
+      </w:r>
+      <w:proofErr w:type="spellStart"/>
+      <w:r>
+        <w:rPr>
+          <w:rFonts w:ascii="Times New Roman" w:hAnsi="Times New Roman" w:cs="Times New Roman"/>
+          <w:sz w:val="24"/>
+          <w:szCs w:val="24"/>
+          <w:lang w:val="en-ID" w:eastAsia="ja-JP"/>
+        </w:rPr>
+        <w:t>n_samples</w:t>
+      </w:r>
+      <w:proofErr w:type="spellEnd"/>
+      <w:r>
+        <w:rPr>
+          <w:rFonts w:ascii="Times New Roman" w:hAnsi="Times New Roman" w:cs="Times New Roman"/>
+          <w:sz w:val="24"/>
+          <w:szCs w:val="24"/>
+          <w:lang w:val="en-ID" w:eastAsia="ja-JP"/>
+        </w:rPr>
+        <w:t>=1000000.</w:t>
       </w:r>
     </w:p>
     <w:p>
@@ -5380,7 +5965,47 @@
           <w:lang w:val="en-ID" w:eastAsia="ja-JP"/>
         </w:rPr>
         <w:lastRenderedPageBreak/>
-        <w:t>between n_samples=10000 and n_samples=1000000.</w:t>
+        <w:t xml:space="preserve">between </w:t>
+      </w:r>
+      <w:proofErr w:type="spellStart"/>
+      <w:r>
+        <w:rPr>
+          <w:rFonts w:ascii="Times New Roman" w:hAnsi="Times New Roman" w:cs="Times New Roman"/>
+          <w:sz w:val="24"/>
+          <w:szCs w:val="24"/>
+          <w:lang w:val="en-ID" w:eastAsia="ja-JP"/>
+        </w:rPr>
+        <w:t>n_samples</w:t>
+      </w:r>
+      <w:proofErr w:type="spellEnd"/>
+      <w:r>
+        <w:rPr>
+          <w:rFonts w:ascii="Times New Roman" w:hAnsi="Times New Roman" w:cs="Times New Roman"/>
+          <w:sz w:val="24"/>
+          <w:szCs w:val="24"/>
+          <w:lang w:val="en-ID" w:eastAsia="ja-JP"/>
+        </w:rPr>
+        <w:t xml:space="preserve">=10000 and </w:t>
+      </w:r>
+      <w:proofErr w:type="spellStart"/>
+      <w:r>
+        <w:rPr>
+          <w:rFonts w:ascii="Times New Roman" w:hAnsi="Times New Roman" w:cs="Times New Roman"/>
+          <w:sz w:val="24"/>
+          <w:szCs w:val="24"/>
+          <w:lang w:val="en-ID" w:eastAsia="ja-JP"/>
+        </w:rPr>
+        <w:t>n_samples</w:t>
+      </w:r>
+      <w:proofErr w:type="spellEnd"/>
+      <w:r>
+        <w:rPr>
+          <w:rFonts w:ascii="Times New Roman" w:hAnsi="Times New Roman" w:cs="Times New Roman"/>
+          <w:sz w:val="24"/>
+          <w:szCs w:val="24"/>
+          <w:lang w:val="en-ID" w:eastAsia="ja-JP"/>
+        </w:rPr>
+        <w:t>=1000000.</w:t>
       </w:r>
     </w:p>
     <w:p>
@@ -5740,6 +6365,7 @@
         </w:rPr>
         <w:t xml:space="preserve"> </w:t>
       </w:r>
+      <w:proofErr w:type="spellStart"/>
       <w:r>
         <w:rPr>
           <w:rFonts w:ascii="Times New Roman" w:hAnsi="Times New Roman" w:cs="Times New Roman"/>
@@ -5747,7 +6373,37 @@
           <w:szCs w:val="24"/>
           <w:lang w:val="en-ID" w:eastAsia="ja-JP"/>
         </w:rPr>
-        <w:t>n_samples=10000 and n_samples=1000000.</w:t>
+        <w:t>n_samples</w:t>
+      </w:r>
+      <w:proofErr w:type="spellEnd"/>
+      <w:r>
+        <w:rPr>
+          <w:rFonts w:ascii="Times New Roman" w:hAnsi="Times New Roman" w:cs="Times New Roman"/>
+          <w:sz w:val="24"/>
+          <w:szCs w:val="24"/>
+          <w:lang w:val="en-ID" w:eastAsia="ja-JP"/>
+        </w:rPr>
+        <w:t xml:space="preserve">=10000 and </w:t>
+      </w:r>
+      <w:proofErr w:type="spellStart"/>
+      <w:r>
+        <w:rPr>
+          <w:rFonts w:ascii="Times New Roman" w:hAnsi="Times New Roman" w:cs="Times New Roman"/>
+          <w:sz w:val="24"/>
+          <w:szCs w:val="24"/>
+          <w:lang w:val="en-ID" w:eastAsia="ja-JP"/>
+        </w:rPr>
+        <w:t>n_samples</w:t>
+      </w:r>
+      <w:proofErr w:type="spellEnd"/>
+      <w:r>
+        <w:rPr>
+          <w:rFonts w:ascii="Times New Roman" w:hAnsi="Times New Roman" w:cs="Times New Roman"/>
+          <w:sz w:val="24"/>
+          <w:szCs w:val="24"/>
+          <w:lang w:val="en-ID" w:eastAsia="ja-JP"/>
+        </w:rPr>
+        <w:t>=1000000.</w:t>
       </w:r>
     </w:p>
     <w:p>
@@ -6950,7 +7606,21 @@
         <w:rPr>
           <w:lang w:val="en-ID"/>
         </w:rPr>
-        <w:t>Impact of Dataset Imbalance: Models trained on imbalanced datasets are prone to bias, favoring the majority class at the expense of underrepresented classes. This bias becomes more evident as the size of the dataset increases, leading to reduced recall and poor performance in detecting minority class instances. This reinforces the importance of addressing data imbalance early in the AI development process.</w:t>
+        <w:t xml:space="preserve">Impact of Dataset Imbalance: Models trained on imbalanced datasets are prone to bias, </w:t>
+      </w:r>
+      <w:proofErr w:type="spellStart"/>
+      <w:r>
+        <w:rPr>
+          <w:lang w:val="en-ID"/>
+        </w:rPr>
+        <w:t>favoring</w:t>
+      </w:r>
+      <w:proofErr w:type="spellEnd"/>
+      <w:r>
+        <w:rPr>
+          <w:lang w:val="en-ID"/>
+        </w:rPr>
+        <w:t xml:space="preserve"> the majority class at the expense of underrepresented classes. This bias becomes more evident as the size of the dataset increases, leading to reduced recall and poor performance in detecting minority class instances. This reinforces the importance of addressing data imbalance early in the AI development process.</w:t>
       </w:r>
     </w:p>
     <w:p>
@@ -7549,14 +8219,25 @@
         </w:rPr>
         <w:tab/>
       </w:r>
-      <w:r>
-        <w:rPr>
-          <w:rFonts w:ascii="Times New Roman" w:hAnsi="Times New Roman" w:cs="Times New Roman"/>
-          <w:sz w:val="24"/>
-          <w:szCs w:val="24"/>
-          <w14:ligatures w14:val="standard"/>
-        </w:rPr>
-        <w:t>Burkov,A. 2019. The Hundred-Page Machine Learning Book. Retrieved on October 12, 2024, from</w:t>
+      <w:proofErr w:type="spellStart"/>
+      <w:r>
+        <w:rPr>
+          <w:rFonts w:ascii="Times New Roman" w:hAnsi="Times New Roman" w:cs="Times New Roman"/>
+          <w:sz w:val="24"/>
+          <w:szCs w:val="24"/>
+          <w14:ligatures w14:val="standard"/>
+        </w:rPr>
+        <w:t>Burkov,A</w:t>
+      </w:r>
+      <w:proofErr w:type="spellEnd"/>
+      <w:r>
+        <w:rPr>
+          <w:rFonts w:ascii="Times New Roman" w:hAnsi="Times New Roman" w:cs="Times New Roman"/>
+          <w:sz w:val="24"/>
+          <w:szCs w:val="24"/>
+          <w14:ligatures w14:val="standard"/>
+        </w:rPr>
+        <w:t>. 2019. The Hundred-Page Machine Learning Book. Retrieved on October 12, 2024, from</w:t>
       </w:r>
     </w:p>
     <w:p>
@@ -7588,14 +8269,45 @@
         </w:rPr>
         <w:tab/>
       </w:r>
-      <w:r>
-        <w:rPr>
-          <w:rFonts w:ascii="Times New Roman" w:hAnsi="Times New Roman" w:cs="Times New Roman"/>
-          <w:sz w:val="24"/>
-          <w:szCs w:val="24"/>
-          <w14:ligatures w14:val="standard"/>
-        </w:rPr>
-        <w:t xml:space="preserve">Dadkhahnikoo, Neama. (2019-11-11). Incident Number 92. In McGregor, S. (ed.) </w:t>
+      <w:proofErr w:type="spellStart"/>
+      <w:r>
+        <w:rPr>
+          <w:rFonts w:ascii="Times New Roman" w:hAnsi="Times New Roman" w:cs="Times New Roman"/>
+          <w:sz w:val="24"/>
+          <w:szCs w:val="24"/>
+          <w14:ligatures w14:val="standard"/>
+        </w:rPr>
+        <w:t>Dadkhahnikoo</w:t>
+      </w:r>
+      <w:proofErr w:type="spellEnd"/>
+      <w:r>
+        <w:rPr>
+          <w:rFonts w:ascii="Times New Roman" w:hAnsi="Times New Roman" w:cs="Times New Roman"/>
+          <w:sz w:val="24"/>
+          <w:szCs w:val="24"/>
+          <w14:ligatures w14:val="standard"/>
+        </w:rPr>
+        <w:t xml:space="preserve">, </w:t>
+      </w:r>
+      <w:proofErr w:type="spellStart"/>
+      <w:r>
+        <w:rPr>
+          <w:rFonts w:ascii="Times New Roman" w:hAnsi="Times New Roman" w:cs="Times New Roman"/>
+          <w:sz w:val="24"/>
+          <w:szCs w:val="24"/>
+          <w14:ligatures w14:val="standard"/>
+        </w:rPr>
+        <w:t>Neama</w:t>
+      </w:r>
+      <w:proofErr w:type="spellEnd"/>
+      <w:r>
+        <w:rPr>
+          <w:rFonts w:ascii="Times New Roman" w:hAnsi="Times New Roman" w:cs="Times New Roman"/>
+          <w:sz w:val="24"/>
+          <w:szCs w:val="24"/>
+          <w14:ligatures w14:val="standard"/>
+        </w:rPr>
+        <w:t xml:space="preserve">. (2019-11-11). Incident Number 92. In McGregor, S. (ed.) </w:t>
       </w:r>
       <w:r>
         <w:rPr>
@@ -7694,7 +8406,27 @@
           <w:szCs w:val="24"/>
           <w14:ligatures w14:val="standard"/>
         </w:rPr>
-        <w:t xml:space="preserve">Johnson, J.M. and Khoshgoftaar, T.M. 2019. </w:t>
+        <w:t xml:space="preserve">Johnson, J.M. and </w:t>
+      </w:r>
+      <w:proofErr w:type="spellStart"/>
+      <w:r>
+        <w:rPr>
+          <w:rFonts w:ascii="Times New Roman" w:hAnsi="Times New Roman" w:cs="Times New Roman"/>
+          <w:sz w:val="24"/>
+          <w:szCs w:val="24"/>
+          <w14:ligatures w14:val="standard"/>
+        </w:rPr>
+        <w:t>Khoshgoftaar</w:t>
+      </w:r>
+      <w:proofErr w:type="spellEnd"/>
+      <w:r>
+        <w:rPr>
+          <w:rFonts w:ascii="Times New Roman" w:hAnsi="Times New Roman" w:cs="Times New Roman"/>
+          <w:sz w:val="24"/>
+          <w:szCs w:val="24"/>
+          <w14:ligatures w14:val="standard"/>
+        </w:rPr>
+        <w:t xml:space="preserve">, T.M. 2019. </w:t>
       </w:r>
       <w:r>
         <w:rPr>
@@ -7795,7 +8527,26 @@
           <w14:ligatures w14:val="standard"/>
         </w:rPr>
         <w:tab/>
-        <w:t xml:space="preserve">Jurafsky, D., &amp; Martin, J. H. (2024, August 20). </w:t>
+      </w:r>
+      <w:proofErr w:type="spellStart"/>
+      <w:r>
+        <w:rPr>
+          <w:rFonts w:ascii="Times New Roman" w:hAnsi="Times New Roman" w:cs="Times New Roman"/>
+          <w:sz w:val="24"/>
+          <w:szCs w:val="24"/>
+          <w14:ligatures w14:val="standard"/>
+        </w:rPr>
+        <w:t>Jurafsky</w:t>
+      </w:r>
+      <w:proofErr w:type="spellEnd"/>
+      <w:r>
+        <w:rPr>
+          <w:rFonts w:ascii="Times New Roman" w:hAnsi="Times New Roman" w:cs="Times New Roman"/>
+          <w:sz w:val="24"/>
+          <w:szCs w:val="24"/>
+          <w14:ligatures w14:val="standard"/>
+        </w:rPr>
+        <w:t xml:space="preserve">, D., &amp; Martin, J. H. (2024, August 20). </w:t>
       </w:r>
       <w:r>
         <w:rPr>
@@ -8826,12 +9577,14 @@
             </w:rPr>
             <w:t xml:space="preserve">, </w:t>
           </w:r>
+          <w:proofErr w:type="spellStart"/>
           <w:r>
             <w:rPr>
               <w:rFonts w:ascii="Linux Biolinum" w:hAnsi="Linux Biolinum" w:cs="Linux Biolinum"/>
             </w:rPr>
             <w:t>Kricak</w:t>
           </w:r>
+          <w:proofErr w:type="spellEnd"/>
           <w:r>
             <w:rPr>
               <w:rFonts w:ascii="Linux Biolinum" w:hAnsi="Linux Biolinum" w:cs="Linux Biolinum"/>
@@ -8875,12 +9628,14 @@
               <w:rFonts w:ascii="Linux Biolinum" w:hAnsi="Linux Biolinum" w:cs="Linux Biolinum"/>
             </w:rPr>
           </w:pPr>
+          <w:proofErr w:type="spellStart"/>
           <w:r>
             <w:rPr>
               <w:rFonts w:ascii="Linux Biolinum" w:hAnsi="Linux Biolinum" w:cs="Linux Biolinum"/>
             </w:rPr>
             <w:t>H.Purwadi</w:t>
           </w:r>
+          <w:proofErr w:type="spellEnd"/>
         </w:p>
       </w:tc>
     </w:tr>
@@ -8970,12 +9725,14 @@
             </w:rPr>
             <w:t xml:space="preserve">, </w:t>
           </w:r>
+          <w:proofErr w:type="spellStart"/>
           <w:r>
             <w:rPr>
               <w:rFonts w:ascii="Linux Biolinum" w:hAnsi="Linux Biolinum" w:cs="Linux Biolinum"/>
             </w:rPr>
             <w:t>Kricak</w:t>
           </w:r>
+          <w:proofErr w:type="spellEnd"/>
           <w:r>
             <w:rPr>
               <w:rFonts w:ascii="Linux Biolinum" w:hAnsi="Linux Biolinum" w:cs="Linux Biolinum"/>
@@ -9007,12 +9764,14 @@
               <w:rFonts w:ascii="Linux Biolinum" w:hAnsi="Linux Biolinum" w:cs="Linux Biolinum"/>
             </w:rPr>
           </w:pPr>
+          <w:proofErr w:type="spellStart"/>
           <w:r>
             <w:rPr>
               <w:rFonts w:ascii="Linux Biolinum" w:hAnsi="Linux Biolinum" w:cs="Linux Biolinum"/>
             </w:rPr>
             <w:t>H.Purwadi</w:t>
           </w:r>
+          <w:proofErr w:type="spellEnd"/>
         </w:p>
       </w:tc>
     </w:tr>
@@ -18546,10 +19305,6 @@
 </file>
 
 <file path=customXml/item1.xml><?xml version="1.0" encoding="utf-8"?>
-<b:Sources xmlns:b="http://schemas.openxmlformats.org/officeDocument/2006/bibliography" xmlns="http://schemas.openxmlformats.org/officeDocument/2006/bibliography" SelectedStyle="\APA.XSL" StyleName="APA"/>
-</file>
-
-<file path=customXml/item2.xml><?xml version="1.0" encoding="utf-8"?>
 <Workflow version="v.1.13">
   <Filtration versionrequired="True" status="DONE" StartTime="25-07-2014 13:27:04" EndTime="25-07-2014 13:28:29">
     <Mandatory>
@@ -18727,16 +19482,20 @@
 </Workflow>
 </file>
 
+<file path=customXml/item2.xml><?xml version="1.0" encoding="utf-8"?>
+<b:Sources xmlns:b="http://schemas.openxmlformats.org/officeDocument/2006/bibliography" xmlns="http://schemas.openxmlformats.org/officeDocument/2006/bibliography" SelectedStyle="\APA.XSL" StyleName="APA"/>
+</file>
+
 <file path=customXml/itemProps1.xml><?xml version="1.0" encoding="utf-8"?>
+<ds:datastoreItem xmlns:ds="http://schemas.openxmlformats.org/officeDocument/2006/customXml" ds:itemID="{4D45DBA2-DCF6-46BF-858B-9A8CC8161B4D}">
+  <ds:schemaRefs/>
+</ds:datastoreItem>
+</file>
+
+<file path=customXml/itemProps2.xml><?xml version="1.0" encoding="utf-8"?>
 <ds:datastoreItem xmlns:ds="http://schemas.openxmlformats.org/officeDocument/2006/customXml" ds:itemID="{B589180B-96F4-4B3D-93D7-E2C64345EF74}">
   <ds:schemaRefs>
     <ds:schemaRef ds:uri="http://schemas.openxmlformats.org/officeDocument/2006/bibliography"/>
   </ds:schemaRefs>
 </ds:datastoreItem>
-</file>
-
-<file path=customXml/itemProps2.xml><?xml version="1.0" encoding="utf-8"?>
-<ds:datastoreItem xmlns:ds="http://schemas.openxmlformats.org/officeDocument/2006/customXml" ds:itemID="{4D45DBA2-DCF6-46BF-858B-9A8CC8161B4D}">
-  <ds:schemaRefs/>
-</ds:datastoreItem>
 </file>
--- a/Imbalance_Balanced_Dataset_Composition_XAI.docx
+++ b/Imbalance_Balanced_Dataset_Composition_XAI.docx
@@ -1426,133 +1426,21 @@
           <w:b w:val="0"/>
           <w:bCs w:val="0"/>
         </w:rPr>
-        <w:t xml:space="preserve">How </w:t>
-      </w:r>
-      <w:proofErr w:type="spellStart"/>
+        <w:t>How does the documentation of dataset composition (</w:t>
+      </w:r>
       <w:r>
         <w:rPr>
           <w:b w:val="0"/>
           <w:bCs w:val="0"/>
         </w:rPr>
-        <w:t>does</w:t>
-      </w:r>
-      <w:proofErr w:type="spellEnd"/>
+        <w:t>balance</w:t>
+      </w:r>
       <w:r>
         <w:rPr>
           <w:b w:val="0"/>
           <w:bCs w:val="0"/>
         </w:rPr>
-        <w:t xml:space="preserve"> the documentation of </w:t>
-      </w:r>
-      <w:proofErr w:type="spellStart"/>
-      <w:r>
-        <w:rPr>
-          <w:b w:val="0"/>
-          <w:bCs w:val="0"/>
-        </w:rPr>
-        <w:t>dataset</w:t>
-      </w:r>
-      <w:proofErr w:type="spellEnd"/>
-      <w:r>
-        <w:rPr>
-          <w:b w:val="0"/>
-          <w:bCs w:val="0"/>
-        </w:rPr>
-        <w:t xml:space="preserve"> composition (</w:t>
-      </w:r>
-      <w:r>
-        <w:rPr>
-          <w:b w:val="0"/>
-          <w:bCs w:val="0"/>
-        </w:rPr>
-        <w:t>balance</w:t>
-      </w:r>
-      <w:r>
-        <w:rPr>
-          <w:b w:val="0"/>
-          <w:bCs w:val="0"/>
-        </w:rPr>
-        <w:t xml:space="preserve"> vs. </w:t>
-      </w:r>
-      <w:proofErr w:type="spellStart"/>
-      <w:r>
-        <w:rPr>
-          <w:b w:val="0"/>
-          <w:bCs w:val="0"/>
-        </w:rPr>
-        <w:t>imbalanced</w:t>
-      </w:r>
-      <w:proofErr w:type="spellEnd"/>
-      <w:r>
-        <w:rPr>
-          <w:b w:val="0"/>
-          <w:bCs w:val="0"/>
-        </w:rPr>
-        <w:t xml:space="preserve">) impact AI model </w:t>
-      </w:r>
-      <w:proofErr w:type="spellStart"/>
-      <w:r>
-        <w:rPr>
-          <w:b w:val="0"/>
-          <w:bCs w:val="0"/>
-        </w:rPr>
-        <w:t>transparency</w:t>
-      </w:r>
-      <w:proofErr w:type="spellEnd"/>
-      <w:r>
-        <w:rPr>
-          <w:b w:val="0"/>
-          <w:bCs w:val="0"/>
-        </w:rPr>
-        <w:t xml:space="preserve"> and </w:t>
-      </w:r>
-      <w:proofErr w:type="spellStart"/>
-      <w:r>
-        <w:rPr>
-          <w:b w:val="0"/>
-          <w:bCs w:val="0"/>
-        </w:rPr>
-        <w:t>fairness</w:t>
-      </w:r>
-      <w:proofErr w:type="spellEnd"/>
-      <w:r>
-        <w:rPr>
-          <w:b w:val="0"/>
-          <w:bCs w:val="0"/>
-        </w:rPr>
-        <w:t xml:space="preserve"> in </w:t>
-      </w:r>
-      <w:proofErr w:type="spellStart"/>
-      <w:r>
-        <w:rPr>
-          <w:b w:val="0"/>
-          <w:bCs w:val="0"/>
-        </w:rPr>
-        <w:t>decision-making</w:t>
-      </w:r>
-      <w:proofErr w:type="spellEnd"/>
-      <w:r>
-        <w:rPr>
-          <w:b w:val="0"/>
-          <w:bCs w:val="0"/>
-        </w:rPr>
-        <w:t xml:space="preserve"> </w:t>
-      </w:r>
-      <w:proofErr w:type="spellStart"/>
-      <w:r>
-        <w:rPr>
-          <w:b w:val="0"/>
-          <w:bCs w:val="0"/>
-        </w:rPr>
-        <w:t>systems</w:t>
-      </w:r>
-      <w:proofErr w:type="spellEnd"/>
-      <w:r>
-        <w:rPr>
-          <w:b w:val="0"/>
-          <w:bCs w:val="0"/>
-        </w:rPr>
-        <w:t>?</w:t>
+        <w:t xml:space="preserve"> vs. imbalanced) impact AI model transparency and fairness in decision-making systems?</w:t>
       </w:r>
     </w:p>
     <w:p>
@@ -1567,212 +1455,41 @@
           <w:bCs w:val="0"/>
         </w:rPr>
       </w:pPr>
-      <w:proofErr w:type="spellStart"/>
       <w:r>
         <w:rPr>
           <w:b w:val="0"/>
           <w:bCs w:val="0"/>
         </w:rPr>
-        <w:t>What</w:t>
-      </w:r>
-      <w:proofErr w:type="spellEnd"/>
+        <w:t>What is the relationship between dataset</w:t>
+      </w:r>
       <w:r>
         <w:rPr>
           <w:b w:val="0"/>
           <w:bCs w:val="0"/>
         </w:rPr>
-        <w:t xml:space="preserve"> </w:t>
-      </w:r>
-      <w:proofErr w:type="spellStart"/>
+        <w:t xml:space="preserve">’s </w:t>
+      </w:r>
       <w:r>
         <w:rPr>
           <w:b w:val="0"/>
           <w:bCs w:val="0"/>
         </w:rPr>
-        <w:t>is</w:t>
-      </w:r>
-      <w:proofErr w:type="spellEnd"/>
+        <w:t>size and the accuracy of bias evaluation in AI models, when</w:t>
+      </w:r>
       <w:r>
         <w:rPr>
           <w:b w:val="0"/>
           <w:bCs w:val="0"/>
         </w:rPr>
-        <w:t xml:space="preserve"> the </w:t>
-      </w:r>
-      <w:proofErr w:type="spellStart"/>
+        <w:t xml:space="preserve"> the</w:t>
+      </w:r>
       <w:r>
         <w:rPr>
           <w:b w:val="0"/>
           <w:bCs w:val="0"/>
         </w:rPr>
-        <w:t>relationship</w:t>
-      </w:r>
-      <w:proofErr w:type="spellEnd"/>
-      <w:r>
-        <w:rPr>
-          <w:b w:val="0"/>
-          <w:bCs w:val="0"/>
-        </w:rPr>
-        <w:t xml:space="preserve"> </w:t>
-      </w:r>
-      <w:proofErr w:type="spellStart"/>
-      <w:r>
-        <w:rPr>
-          <w:b w:val="0"/>
-          <w:bCs w:val="0"/>
-        </w:rPr>
-        <w:t>between</w:t>
-      </w:r>
-      <w:proofErr w:type="spellEnd"/>
-      <w:r>
-        <w:rPr>
-          <w:b w:val="0"/>
-          <w:bCs w:val="0"/>
-        </w:rPr>
-        <w:t xml:space="preserve"> </w:t>
-      </w:r>
-      <w:proofErr w:type="spellStart"/>
-      <w:r>
-        <w:rPr>
-          <w:b w:val="0"/>
-          <w:bCs w:val="0"/>
-        </w:rPr>
-        <w:t>dataset</w:t>
-      </w:r>
-      <w:r>
-        <w:rPr>
-          <w:b w:val="0"/>
-          <w:bCs w:val="0"/>
-        </w:rPr>
-        <w:t>’s</w:t>
-      </w:r>
-      <w:proofErr w:type="spellEnd"/>
-      <w:r>
-        <w:rPr>
-          <w:b w:val="0"/>
-          <w:bCs w:val="0"/>
-        </w:rPr>
-        <w:t xml:space="preserve"> </w:t>
-      </w:r>
-      <w:r>
-        <w:rPr>
-          <w:b w:val="0"/>
-          <w:bCs w:val="0"/>
-        </w:rPr>
-        <w:t xml:space="preserve">size and the </w:t>
-      </w:r>
-      <w:proofErr w:type="spellStart"/>
-      <w:r>
-        <w:rPr>
-          <w:b w:val="0"/>
-          <w:bCs w:val="0"/>
-        </w:rPr>
-        <w:t>accuracy</w:t>
-      </w:r>
-      <w:proofErr w:type="spellEnd"/>
-      <w:r>
-        <w:rPr>
-          <w:b w:val="0"/>
-          <w:bCs w:val="0"/>
-        </w:rPr>
-        <w:t xml:space="preserve"> of </w:t>
-      </w:r>
-      <w:proofErr w:type="spellStart"/>
-      <w:r>
-        <w:rPr>
-          <w:b w:val="0"/>
-          <w:bCs w:val="0"/>
-        </w:rPr>
-        <w:t>bias</w:t>
-      </w:r>
-      <w:proofErr w:type="spellEnd"/>
-      <w:r>
-        <w:rPr>
-          <w:b w:val="0"/>
-          <w:bCs w:val="0"/>
-        </w:rPr>
-        <w:t xml:space="preserve"> </w:t>
-      </w:r>
-      <w:proofErr w:type="spellStart"/>
-      <w:r>
-        <w:rPr>
-          <w:b w:val="0"/>
-          <w:bCs w:val="0"/>
-        </w:rPr>
-        <w:t>evaluation</w:t>
-      </w:r>
-      <w:proofErr w:type="spellEnd"/>
-      <w:r>
-        <w:rPr>
-          <w:b w:val="0"/>
-          <w:bCs w:val="0"/>
-        </w:rPr>
-        <w:t xml:space="preserve"> in AI </w:t>
-      </w:r>
-      <w:proofErr w:type="spellStart"/>
-      <w:r>
-        <w:rPr>
-          <w:b w:val="0"/>
-          <w:bCs w:val="0"/>
-        </w:rPr>
-        <w:t>models</w:t>
-      </w:r>
-      <w:proofErr w:type="spellEnd"/>
-      <w:r>
-        <w:rPr>
-          <w:b w:val="0"/>
-          <w:bCs w:val="0"/>
-        </w:rPr>
-        <w:t xml:space="preserve">, </w:t>
-      </w:r>
-      <w:proofErr w:type="spellStart"/>
-      <w:r>
-        <w:rPr>
-          <w:b w:val="0"/>
-          <w:bCs w:val="0"/>
-        </w:rPr>
-        <w:t>when</w:t>
-      </w:r>
-      <w:proofErr w:type="spellEnd"/>
-      <w:r>
-        <w:rPr>
-          <w:b w:val="0"/>
-          <w:bCs w:val="0"/>
-        </w:rPr>
-        <w:t xml:space="preserve"> the</w:t>
-      </w:r>
-      <w:r>
-        <w:rPr>
-          <w:b w:val="0"/>
-          <w:bCs w:val="0"/>
-        </w:rPr>
-        <w:t xml:space="preserve"> training data </w:t>
-      </w:r>
-      <w:proofErr w:type="spellStart"/>
-      <w:r>
-        <w:rPr>
-          <w:b w:val="0"/>
-          <w:bCs w:val="0"/>
-        </w:rPr>
-        <w:t>is</w:t>
-      </w:r>
-      <w:proofErr w:type="spellEnd"/>
-      <w:r>
-        <w:rPr>
-          <w:b w:val="0"/>
-          <w:bCs w:val="0"/>
-        </w:rPr>
-        <w:t xml:space="preserve"> </w:t>
-      </w:r>
-      <w:proofErr w:type="spellStart"/>
-      <w:r>
-        <w:rPr>
-          <w:b w:val="0"/>
-          <w:bCs w:val="0"/>
-        </w:rPr>
-        <w:t>imbalanced</w:t>
-      </w:r>
-      <w:proofErr w:type="spellEnd"/>
+        <w:t xml:space="preserve"> training data is imbalanced</w:t>
+      </w:r>
       <w:r>
         <w:rPr>
           <w:b w:val="0"/>
@@ -1993,15 +1710,7 @@
         <w:pStyle w:val="Para"/>
       </w:pPr>
       <w:r>
-        <w:t xml:space="preserve">The study by Johnson and </w:t>
-      </w:r>
-      <w:proofErr w:type="spellStart"/>
-      <w:r>
-        <w:t>Khoshgoftaar</w:t>
-      </w:r>
-      <w:proofErr w:type="spellEnd"/>
-      <w:r>
-        <w:t xml:space="preserve"> (2019) provides a survey on deep learning methods </w:t>
+        <w:t xml:space="preserve">The study by Johnson and Khoshgoftaar (2019) provides a survey on deep learning methods </w:t>
       </w:r>
       <w:r>
         <w:t xml:space="preserve">to </w:t>
@@ -2073,15 +1782,7 @@
         <w:t>identify</w:t>
       </w:r>
       <w:r>
-        <w:t xml:space="preserve"> gaps in current research of deep learning methods for imbalanced data and the need for more diverse applications (Johnson and </w:t>
-      </w:r>
-      <w:proofErr w:type="spellStart"/>
-      <w:r>
-        <w:t>Khoshgoftaar</w:t>
-      </w:r>
-      <w:proofErr w:type="spellEnd"/>
-      <w:r>
-        <w:t>, 2019).</w:t>
+        <w:t xml:space="preserve"> gaps in current research of deep learning methods for imbalanced data and the need for more diverse applications (Johnson and Khoshgoftaar, 2019).</w:t>
       </w:r>
     </w:p>
     <w:p>
@@ -2367,51 +2068,7 @@
           <w:lang w:eastAsia="ja-JP"/>
           <w14:ligatures w14:val="standard"/>
         </w:rPr>
-        <w:t>explanation(x)=</w:t>
-      </w:r>
-      <w:proofErr w:type="spellStart"/>
-      <w:r>
-        <w:rPr>
-          <w:rFonts w:ascii="Times New Roman" w:hAnsi="Times New Roman" w:cs="Times New Roman"/>
-          <w:sz w:val="24"/>
-          <w:szCs w:val="24"/>
-          <w:lang w:eastAsia="ja-JP"/>
-          <w14:ligatures w14:val="standard"/>
-        </w:rPr>
-        <w:t>argmin</w:t>
-      </w:r>
-      <w:proofErr w:type="spellEnd"/>
-      <w:r>
-        <w:rPr>
-          <w:rFonts w:ascii="Times New Roman" w:hAnsi="Times New Roman" w:cs="Times New Roman"/>
-          <w:sz w:val="24"/>
-          <w:szCs w:val="24"/>
-          <w:lang w:eastAsia="ja-JP"/>
-          <w14:ligatures w14:val="standard"/>
-        </w:rPr>
-        <w:t>​ L(</w:t>
-      </w:r>
-      <w:proofErr w:type="spellStart"/>
-      <w:r>
-        <w:rPr>
-          <w:rFonts w:ascii="Times New Roman" w:hAnsi="Times New Roman" w:cs="Times New Roman"/>
-          <w:sz w:val="24"/>
-          <w:szCs w:val="24"/>
-          <w:lang w:eastAsia="ja-JP"/>
-          <w14:ligatures w14:val="standard"/>
-        </w:rPr>
-        <w:t>f,g</w:t>
-      </w:r>
-      <w:proofErr w:type="spellEnd"/>
-      <w:r>
-        <w:rPr>
-          <w:rFonts w:ascii="Times New Roman" w:hAnsi="Times New Roman" w:cs="Times New Roman"/>
-          <w:sz w:val="24"/>
-          <w:szCs w:val="24"/>
-          <w:lang w:eastAsia="ja-JP"/>
-          <w14:ligatures w14:val="standard"/>
-        </w:rPr>
-        <w:t>,πx​)+Ω(g)</w:t>
+        <w:t>explanation(x)=argmin​ L(f,g,πx​)+Ω(g)</w:t>
       </w:r>
       <w:r>
         <w:rPr>
@@ -2436,7 +2093,6 @@
           <w:szCs w:val="24"/>
         </w:rPr>
       </w:pPr>
-      <w:proofErr w:type="spellStart"/>
       <w:r>
         <w:rPr>
           <w:rFonts w:ascii="Times New Roman" w:hAnsi="Times New Roman" w:cs="Times New Roman"/>
@@ -2467,7 +2123,6 @@
         </w:rPr>
         <w:t>G</w:t>
       </w:r>
-      <w:proofErr w:type="spellEnd"/>
     </w:p>
     <w:p>
       <w:pPr>
@@ -2565,13 +2220,8 @@
       <w:r>
         <w:t>(</w:t>
       </w:r>
-      <w:proofErr w:type="spellStart"/>
-      <w:r>
-        <w:t>Jurafsky</w:t>
-      </w:r>
-      <w:proofErr w:type="spellEnd"/>
-      <w:r>
-        <w:t xml:space="preserve">, </w:t>
+      <w:r>
+        <w:t xml:space="preserve">Jurafsky, </w:t>
       </w:r>
       <w:r>
         <w:t xml:space="preserve">D., &amp; Martin, J. H. </w:t>
@@ -2615,15 +2265,7 @@
         <w:t xml:space="preserve"> </w:t>
       </w:r>
       <w:r>
-        <w:t>(y=1|x) = 1 / (1 + e^ (-</w:t>
-      </w:r>
-      <w:proofErr w:type="spellStart"/>
-      <w:r>
-        <w:t>w^T</w:t>
-      </w:r>
-      <w:proofErr w:type="spellEnd"/>
-      <w:r>
-        <w:t xml:space="preserve"> x - b))</w:t>
+        <w:t>(y=1|x) = 1 / (1 + e^ (-w^T x - b))</w:t>
       </w:r>
       <w:r>
         <w:tab/>
@@ -3983,7 +3625,21 @@
           <w:b/>
           <w:bCs/>
         </w:rPr>
-        <w:t>3.4 Bias Mitigation Techniques</w:t>
+        <w:t>3.</w:t>
+      </w:r>
+      <w:r>
+        <w:rPr>
+          <w:b/>
+          <w:bCs/>
+        </w:rPr>
+        <w:t>4</w:t>
+      </w:r>
+      <w:r>
+        <w:rPr>
+          <w:b/>
+          <w:bCs/>
+        </w:rPr>
+        <w:t xml:space="preserve"> Model Training and Evaluation</w:t>
       </w:r>
     </w:p>
     <w:p>
@@ -3991,7 +3647,61 @@
         <w:pStyle w:val="Para"/>
       </w:pPr>
       <w:r>
-        <w:t>The study utilized the Synthetic Minority Over-sampling Technique (SMOTE) to deal with bias in imbalanced datasets. SMOTE is an oversampling method that creates synthetic instances for the minority class to equilibrate class distribution. The model's performance with and without SMOTE was evaluated to determine its efficacy in mitigating bias and enhancing fairness.</w:t>
+        <w:t xml:space="preserve">In this study, </w:t>
+      </w:r>
+      <w:r>
+        <w:t>the Logistic</w:t>
+      </w:r>
+      <w:r>
+        <w:t xml:space="preserve"> </w:t>
+      </w:r>
+      <w:r>
+        <w:t>R</w:t>
+      </w:r>
+      <w:r>
+        <w:t xml:space="preserve">egression model </w:t>
+      </w:r>
+      <w:r>
+        <w:t>was</w:t>
+      </w:r>
+      <w:r>
+        <w:t xml:space="preserve"> trained using </w:t>
+      </w:r>
+      <w:r>
+        <w:t>im</w:t>
+      </w:r>
+      <w:r>
+        <w:t>balanced datasets and balanced datasets</w:t>
+      </w:r>
+      <w:r>
+        <w:t>.</w:t>
+      </w:r>
+      <w:r>
+        <w:t xml:space="preserve"> Then each model is evaluated using Precision, Recall, F1-score, and Area Under the Precision-Recall Curve (AUC-PR). </w:t>
+      </w:r>
+      <w:r>
+        <w:t>The reason why w</w:t>
+      </w:r>
+      <w:r>
+        <w:t>e choose Logistic Regressio</w:t>
+      </w:r>
+      <w:r>
+        <w:t xml:space="preserve">n is </w:t>
+      </w:r>
+      <w:r>
+        <w:t xml:space="preserve">because based on a previous study by Miao, Y., Cao, H., and Tang, M. (2022), </w:t>
+      </w:r>
+      <w:r>
+        <w:t xml:space="preserve">the </w:t>
+      </w:r>
+      <w:r>
+        <w:t>Logistic Regression is less stable when dealing with imbalanced datasets</w:t>
+      </w:r>
+      <w:r>
+        <w:t>, compared to the other models</w:t>
+      </w:r>
+      <w:r>
+        <w:t xml:space="preserve">. </w:t>
       </w:r>
     </w:p>
     <w:p>
@@ -4002,9 +3712,17 @@
     <w:p>
       <w:pPr>
         <w:pStyle w:val="Para"/>
-      </w:pPr>
-      <w:r>
-        <w:t>3.5 Model Training and Evaluation</w:t>
+        <w:rPr>
+          <w:b/>
+          <w:bCs/>
+        </w:rPr>
+      </w:pPr>
+      <w:r>
+        <w:rPr>
+          <w:b/>
+          <w:bCs/>
+        </w:rPr>
+        <w:t>3.5 Evaluation with Precision-Recall Curves</w:t>
       </w:r>
     </w:p>
     <w:p>
@@ -4012,50 +3730,17 @@
         <w:pStyle w:val="Para"/>
       </w:pPr>
       <w:r>
-        <w:t xml:space="preserve">The logistic regression model was trained on both </w:t>
-      </w:r>
-      <w:r>
-        <w:t>balanced</w:t>
-      </w:r>
-      <w:r>
-        <w:t xml:space="preserve"> and imbalanced datasets using cross-entropy loss as the objective function</w:t>
+        <w:t xml:space="preserve">To assess the performance of the model under various dataset conditions, we use Precision-recall curves plotted for balanced and imbalanced datasets to evaluate the performance of the model under various dataset situations. Precision-recall curves provide a more complete picture of the model's performance when working with highly imbalanced datasets, when accuracy alone can be deceiving. The area under the Precision-recall curve (AUC-PR) is used as a significant indicator to assess the performance of the model on imbalanced data. A lower AUC score </w:t>
+      </w:r>
+      <w:r>
+        <w:t xml:space="preserve">means </w:t>
+      </w:r>
+      <w:r>
+        <w:t>that the minority class prediction is ineffective with greater bias, and vice versa</w:t>
       </w:r>
       <w:r>
         <w:t>.</w:t>
       </w:r>
-      <w:r>
-        <w:t xml:space="preserve"> Each model was evaluated based on the following performance metrics:</w:t>
-      </w:r>
-      <w:r>
-        <w:t xml:space="preserve"> </w:t>
-      </w:r>
-      <w:r>
-        <w:t>Precision</w:t>
-      </w:r>
-      <w:r>
-        <w:t xml:space="preserve">, </w:t>
-      </w:r>
-      <w:r>
-        <w:t>Recall</w:t>
-      </w:r>
-      <w:r>
-        <w:t xml:space="preserve">, </w:t>
-      </w:r>
-      <w:r>
-        <w:t>F1 Score</w:t>
-      </w:r>
-      <w:r>
-        <w:t xml:space="preserve">, and </w:t>
-      </w:r>
-      <w:r>
-        <w:t>Area Under the Precision-Recall Curve (AUC-PR)</w:t>
-      </w:r>
-      <w:r>
-        <w:t xml:space="preserve">. </w:t>
-      </w:r>
-      <w:r>
-        <w:t>These metrics were chosen to highlight the model's ability to predict minority class instances accurately and fairly.</w:t>
-      </w:r>
     </w:p>
     <w:p>
       <w:pPr>
@@ -4065,9 +3750,31 @@
     <w:p>
       <w:pPr>
         <w:pStyle w:val="Para"/>
-      </w:pPr>
-      <w:r>
-        <w:t>3.6 Evaluation with Precision-Recall Curves</w:t>
+        <w:rPr>
+          <w:b/>
+          <w:bCs/>
+        </w:rPr>
+      </w:pPr>
+      <w:r>
+        <w:rPr>
+          <w:b/>
+          <w:bCs/>
+        </w:rPr>
+        <w:t>3.</w:t>
+      </w:r>
+      <w:r>
+        <w:rPr>
+          <w:b/>
+          <w:bCs/>
+        </w:rPr>
+        <w:t>6</w:t>
+      </w:r>
+      <w:r>
+        <w:rPr>
+          <w:b/>
+          <w:bCs/>
+        </w:rPr>
+        <w:t xml:space="preserve"> LIME Explanations for Model Interpretability</w:t>
       </w:r>
     </w:p>
     <w:p>
@@ -4075,7 +3782,7 @@
         <w:pStyle w:val="Para"/>
       </w:pPr>
       <w:r>
-        <w:t>To assess model performance across the different dataset conditions, precision-recall curves were plotted for both balanced and imbalanced datasets. Precision-recall curves provide a clearer picture of model performance when dealing with highly imbalanced datasets, where accuracy alone can be misleading. The area under the precision-recall curve (AUC-PR) was used as a key metric to quantify the performance of models on imbalanced data. Lower AUC scores indicate poor minority class prediction and increased bias.</w:t>
+        <w:t>To enhance model transparency, LIME was employed to generate interpretable explanations of the model's predictions. LIME works by perturbing the input data and observing how these changes affect the model's predictions, allowing for a deeper understanding of how features contribute to the decision-making process. LIME explanations were generated for both balanced and imbalanced datasets at different sample sizes, providing insights into whether and how the model's interpretation changes with dataset composition and size.</w:t>
       </w:r>
     </w:p>
     <w:p>
@@ -4088,7 +3795,13 @@
         <w:pStyle w:val="Para"/>
       </w:pPr>
       <w:r>
-        <w:t>3.7 LIME Explanations for Model Interpretability</w:t>
+        <w:t>3.</w:t>
+      </w:r>
+      <w:r>
+        <w:t>7</w:t>
+      </w:r>
+      <w:r>
+        <w:t xml:space="preserve"> Method for Analyzing Bias</w:t>
       </w:r>
     </w:p>
     <w:p>
@@ -4096,11 +3809,8 @@
         <w:pStyle w:val="Para"/>
       </w:pPr>
       <w:r>
-        <w:t xml:space="preserve">To enhance model transparency, LIME was employed to generate interpretable explanations of the model's predictions. LIME works by perturbing the input data and observing how these changes affect the model's predictions, allowing for a deeper understanding of how features contribute to the decision-making </w:t>
-      </w:r>
-      <w:r>
         <w:lastRenderedPageBreak/>
-        <w:t>process. LIME explanations were generated for both balanced and imbalanced datasets at different sample sizes, providing insights into whether and how the model's interpretation changes with dataset composition and size.</w:t>
+        <w:t>The study employed confusion matrices to visualize the model's performance in predicting both the majority and minority classes. Additionally, recall for the minority class was emphasized to highlight how imbalanced datasets affect the model's ability to identify minority instances. The comparison between results on smaller sample sizes (n = 10,000) and larger sample sizes (n = 1,000,000) provided insights into how small sample sizes can mislead bias evaluation.</w:t>
       </w:r>
     </w:p>
     <w:p>
@@ -4113,7 +3823,13 @@
         <w:pStyle w:val="Para"/>
       </w:pPr>
       <w:r>
-        <w:t>3.8 Method for Analyzing Bias</w:t>
+        <w:t>3.</w:t>
+      </w:r>
+      <w:r>
+        <w:t>8</w:t>
+      </w:r>
+      <w:r>
+        <w:t xml:space="preserve"> Limitations of the Methodology</w:t>
       </w:r>
     </w:p>
     <w:p>
@@ -4121,31 +3837,7 @@
         <w:pStyle w:val="Para"/>
       </w:pPr>
       <w:r>
-        <w:t>The study employed confusion matrices to visualize the model's performance in predicting both the majority and minority classes. Additionally, recall for the minority class was emphasized to highlight how imbalanced datasets affect the model's ability to identify minority instances. The comparison between results on smaller sample sizes (n = 10,000) and larger sample sizes (n = 1,000,000) provided insights into how small sample sizes can mislead bias evaluation.</w:t>
-      </w:r>
-    </w:p>
-    <w:p>
-      <w:pPr>
-        <w:pStyle w:val="Para"/>
-      </w:pPr>
-    </w:p>
-    <w:p>
-      <w:pPr>
-        <w:pStyle w:val="Para"/>
-      </w:pPr>
-      <w:r>
-        <w:t>3.9 Limitations of the Methodology</w:t>
-      </w:r>
-    </w:p>
-    <w:p>
-      <w:pPr>
-        <w:pStyle w:val="Para"/>
-      </w:pPr>
-      <w:r>
-        <w:t xml:space="preserve">While the synthetic datasets allowed for controlled experimentation, they do not fully capture the complexity of real-world data, which can be noisy and contain missing values. Additionally, this study focuses on logistic regression, a simpler model. The findings may not generalize to more complex models like neural networks, which may behave differently under conditions of imbalance. Future work should extend these methods to real-world </w:t>
-      </w:r>
-      <w:r>
-        <w:t>datasets and more complex machine learning models to validate the findings.</w:t>
+        <w:t>While the synthetic datasets allowed for controlled experimentation, they do not fully capture the complexity of real-world data, which can be noisy and contain missing values. Additionally, this study focuses on logistic regression, a simpler model. The findings may not generalize to more complex models like neural networks, which may behave differently under conditions of imbalance. Future work should extend these methods to real-world datasets and more complex machine learning models to validate the findings.</w:t>
       </w:r>
     </w:p>
     <w:p>
@@ -4457,47 +4149,7 @@
           <w:szCs w:val="24"/>
           <w:lang w:val="en-ID" w:eastAsia="ja-JP"/>
         </w:rPr>
-        <w:t xml:space="preserve">between </w:t>
-      </w:r>
-      <w:proofErr w:type="spellStart"/>
-      <w:r>
-        <w:rPr>
-          <w:rFonts w:ascii="Times New Roman" w:hAnsi="Times New Roman" w:cs="Times New Roman"/>
-          <w:sz w:val="24"/>
-          <w:szCs w:val="24"/>
-          <w:lang w:val="en-ID" w:eastAsia="ja-JP"/>
-        </w:rPr>
-        <w:t>n_samples</w:t>
-      </w:r>
-      <w:proofErr w:type="spellEnd"/>
-      <w:r>
-        <w:rPr>
-          <w:rFonts w:ascii="Times New Roman" w:hAnsi="Times New Roman" w:cs="Times New Roman"/>
-          <w:sz w:val="24"/>
-          <w:szCs w:val="24"/>
-          <w:lang w:val="en-ID" w:eastAsia="ja-JP"/>
-        </w:rPr>
-        <w:t xml:space="preserve">=10000 and </w:t>
-      </w:r>
-      <w:proofErr w:type="spellStart"/>
-      <w:r>
-        <w:rPr>
-          <w:rFonts w:ascii="Times New Roman" w:hAnsi="Times New Roman" w:cs="Times New Roman"/>
-          <w:sz w:val="24"/>
-          <w:szCs w:val="24"/>
-          <w:lang w:val="en-ID" w:eastAsia="ja-JP"/>
-        </w:rPr>
-        <w:t>n_samples</w:t>
-      </w:r>
-      <w:proofErr w:type="spellEnd"/>
-      <w:r>
-        <w:rPr>
-          <w:rFonts w:ascii="Times New Roman" w:hAnsi="Times New Roman" w:cs="Times New Roman"/>
-          <w:sz w:val="24"/>
-          <w:szCs w:val="24"/>
-          <w:lang w:val="en-ID" w:eastAsia="ja-JP"/>
-        </w:rPr>
-        <w:t>=1000000.</w:t>
+        <w:t>between n_samples=10000 and n_samples=1000000.</w:t>
       </w:r>
     </w:p>
     <w:p>
@@ -4541,47 +4193,7 @@
           <w:szCs w:val="24"/>
           <w:lang w:val="en-ID" w:eastAsia="ja-JP"/>
         </w:rPr>
-        <w:t xml:space="preserve">In the case imbalanced dataset, the results differ significantly between </w:t>
-      </w:r>
-      <w:proofErr w:type="spellStart"/>
-      <w:r>
-        <w:rPr>
-          <w:rFonts w:ascii="Times New Roman" w:hAnsi="Times New Roman" w:cs="Times New Roman"/>
-          <w:sz w:val="24"/>
-          <w:szCs w:val="24"/>
-          <w:lang w:val="en-ID" w:eastAsia="ja-JP"/>
-        </w:rPr>
-        <w:t>n_samples</w:t>
-      </w:r>
-      <w:proofErr w:type="spellEnd"/>
-      <w:r>
-        <w:rPr>
-          <w:rFonts w:ascii="Times New Roman" w:hAnsi="Times New Roman" w:cs="Times New Roman"/>
-          <w:sz w:val="24"/>
-          <w:szCs w:val="24"/>
-          <w:lang w:val="en-ID" w:eastAsia="ja-JP"/>
-        </w:rPr>
-        <w:t xml:space="preserve">=10000 and </w:t>
-      </w:r>
-      <w:proofErr w:type="spellStart"/>
-      <w:r>
-        <w:rPr>
-          <w:rFonts w:ascii="Times New Roman" w:hAnsi="Times New Roman" w:cs="Times New Roman"/>
-          <w:sz w:val="24"/>
-          <w:szCs w:val="24"/>
-          <w:lang w:val="en-ID" w:eastAsia="ja-JP"/>
-        </w:rPr>
-        <w:t>n_samples</w:t>
-      </w:r>
-      <w:proofErr w:type="spellEnd"/>
-      <w:r>
-        <w:rPr>
-          <w:rFonts w:ascii="Times New Roman" w:hAnsi="Times New Roman" w:cs="Times New Roman"/>
-          <w:sz w:val="24"/>
-          <w:szCs w:val="24"/>
-          <w:lang w:val="en-ID" w:eastAsia="ja-JP"/>
-        </w:rPr>
-        <w:t>=1000000.</w:t>
+        <w:t>In the case imbalanced dataset, the results differ significantly between n_samples=10000 and n_samples=1000000.</w:t>
       </w:r>
     </w:p>
     <w:p>
@@ -4602,10 +4214,8 @@
           <w:szCs w:val="24"/>
           <w:lang w:val="en-ID" w:eastAsia="ja-JP"/>
         </w:rPr>
-        <w:lastRenderedPageBreak/>
-        <w:t xml:space="preserve">For </w:t>
-      </w:r>
-      <w:proofErr w:type="spellStart"/>
+        <w:t xml:space="preserve">For n_samples=10000, the model is still able to identify some minority class instances, with a recall of 0.72 for class 1. This </w:t>
+      </w:r>
       <w:r>
         <w:rPr>
           <w:rFonts w:ascii="Times New Roman" w:hAnsi="Times New Roman" w:cs="Times New Roman"/>
@@ -4613,46 +4223,7 @@
           <w:szCs w:val="24"/>
           <w:lang w:val="en-ID" w:eastAsia="ja-JP"/>
         </w:rPr>
-        <w:t>n_samples</w:t>
-      </w:r>
-      <w:proofErr w:type="spellEnd"/>
-      <w:r>
-        <w:rPr>
-          <w:rFonts w:ascii="Times New Roman" w:hAnsi="Times New Roman" w:cs="Times New Roman"/>
-          <w:sz w:val="24"/>
-          <w:szCs w:val="24"/>
-          <w:lang w:val="en-ID" w:eastAsia="ja-JP"/>
-        </w:rPr>
-        <w:t xml:space="preserve">=10000, the model is still able to identify some minority class instances, with a recall of 0.72 for class 1. This </w:t>
-      </w:r>
-      <w:r>
-        <w:rPr>
-          <w:rFonts w:ascii="Times New Roman" w:hAnsi="Times New Roman" w:cs="Times New Roman"/>
-          <w:sz w:val="24"/>
-          <w:szCs w:val="24"/>
-          <w:lang w:val="en-ID" w:eastAsia="ja-JP"/>
-        </w:rPr>
-        <w:t xml:space="preserve">is </w:t>
-      </w:r>
-      <w:proofErr w:type="spellStart"/>
-      <w:r>
-        <w:rPr>
-          <w:rFonts w:ascii="Times New Roman" w:hAnsi="Times New Roman" w:cs="Times New Roman"/>
-          <w:sz w:val="24"/>
-          <w:szCs w:val="24"/>
-          <w:lang w:val="en-ID" w:eastAsia="ja-JP"/>
-        </w:rPr>
-        <w:t>fakely</w:t>
-      </w:r>
-      <w:proofErr w:type="spellEnd"/>
-      <w:r>
-        <w:rPr>
-          <w:rFonts w:ascii="Times New Roman" w:hAnsi="Times New Roman" w:cs="Times New Roman"/>
-          <w:sz w:val="24"/>
-          <w:szCs w:val="24"/>
-          <w:lang w:val="en-ID" w:eastAsia="ja-JP"/>
-        </w:rPr>
-        <w:t xml:space="preserve"> </w:t>
+        <w:t xml:space="preserve">is fakely </w:t>
       </w:r>
       <w:r>
         <w:rPr>
@@ -4682,6 +4253,7 @@
           <w:szCs w:val="24"/>
           <w:lang w:val="en-ID" w:eastAsia="ja-JP"/>
         </w:rPr>
+        <w:lastRenderedPageBreak/>
         <w:t xml:space="preserve">However, </w:t>
       </w:r>
       <w:r>
@@ -4702,27 +4274,7 @@
           <w:szCs w:val="24"/>
           <w:lang w:val="en-ID" w:eastAsia="ja-JP"/>
         </w:rPr>
-        <w:t xml:space="preserve"> The relatively higher recall at </w:t>
-      </w:r>
-      <w:proofErr w:type="spellStart"/>
-      <w:r>
-        <w:rPr>
-          <w:rFonts w:ascii="Times New Roman" w:hAnsi="Times New Roman" w:cs="Times New Roman"/>
-          <w:sz w:val="24"/>
-          <w:szCs w:val="24"/>
-          <w:lang w:val="en-ID" w:eastAsia="ja-JP"/>
-        </w:rPr>
-        <w:t>n_samples</w:t>
-      </w:r>
-      <w:proofErr w:type="spellEnd"/>
-      <w:r>
-        <w:rPr>
-          <w:rFonts w:ascii="Times New Roman" w:hAnsi="Times New Roman" w:cs="Times New Roman"/>
-          <w:sz w:val="24"/>
-          <w:szCs w:val="24"/>
-          <w:lang w:val="en-ID" w:eastAsia="ja-JP"/>
-        </w:rPr>
-        <w:t>=10000 does not reflect true model capability but rather statistical noise due to the smaller sample size.</w:t>
+        <w:t xml:space="preserve"> The relatively higher recall at n_samples=10000 does not reflect true model capability but rather statistical noise due to the smaller sample size.</w:t>
       </w:r>
     </w:p>
     <w:p>
@@ -4743,27 +4295,7 @@
           <w:szCs w:val="24"/>
           <w:lang w:val="en-ID" w:eastAsia="ja-JP"/>
         </w:rPr>
-        <w:t xml:space="preserve">When </w:t>
-      </w:r>
-      <w:proofErr w:type="spellStart"/>
-      <w:r>
-        <w:rPr>
-          <w:rFonts w:ascii="Times New Roman" w:hAnsi="Times New Roman" w:cs="Times New Roman"/>
-          <w:sz w:val="24"/>
-          <w:szCs w:val="24"/>
-          <w:lang w:val="en-ID" w:eastAsia="ja-JP"/>
-        </w:rPr>
-        <w:t>n_samples</w:t>
-      </w:r>
-      <w:proofErr w:type="spellEnd"/>
-      <w:r>
-        <w:rPr>
-          <w:rFonts w:ascii="Times New Roman" w:hAnsi="Times New Roman" w:cs="Times New Roman"/>
-          <w:sz w:val="24"/>
-          <w:szCs w:val="24"/>
-          <w:lang w:val="en-ID" w:eastAsia="ja-JP"/>
-        </w:rPr>
-        <w:t xml:space="preserve"> is increased to 1000000, the model fails to recognize any minority class instances, resulting in a recall of 0 for class 1. This demonstrates the inherent bias towards the majority class, which becomes more apparent as the dataset size increases and the extreme imbalance dominates the model's learning process.</w:t>
+        <w:t>When n_samples is increased to 1000000, the model fails to recognize any minority class instances, resulting in a recall of 0 for class 1. This demonstrates the inherent bias towards the majority class, which becomes more apparent as the dataset size increases and the extreme imbalance dominates the model's learning process.</w:t>
       </w:r>
     </w:p>
     <w:p>
@@ -4784,27 +4316,7 @@
           <w:szCs w:val="24"/>
           <w:lang w:val="en-ID" w:eastAsia="ja-JP"/>
         </w:rPr>
-        <w:t xml:space="preserve">This outcome highlights that the model's performance with </w:t>
-      </w:r>
-      <w:proofErr w:type="spellStart"/>
-      <w:r>
-        <w:rPr>
-          <w:rFonts w:ascii="Times New Roman" w:hAnsi="Times New Roman" w:cs="Times New Roman"/>
-          <w:sz w:val="24"/>
-          <w:szCs w:val="24"/>
-          <w:lang w:val="en-ID" w:eastAsia="ja-JP"/>
-        </w:rPr>
-        <w:t>n_samples</w:t>
-      </w:r>
-      <w:proofErr w:type="spellEnd"/>
-      <w:r>
-        <w:rPr>
-          <w:rFonts w:ascii="Times New Roman" w:hAnsi="Times New Roman" w:cs="Times New Roman"/>
-          <w:sz w:val="24"/>
-          <w:szCs w:val="24"/>
-          <w:lang w:val="en-ID" w:eastAsia="ja-JP"/>
-        </w:rPr>
-        <w:t>=10000 falsely suggests reduced bias, while in reality, the imbalance severely impacts the model's ability to learn about and correctly classify the minority class, particularly at larger scales.</w:t>
+        <w:t>This outcome highlights that the model's performance with n_samples=10000 falsely suggests reduced bias, while in reality, the imbalance severely impacts the model's ability to learn about and correctly classify the minority class, particularly at larger scales.</w:t>
       </w:r>
     </w:p>
     <w:p>
@@ -4825,36 +4337,7 @@
           <w:szCs w:val="24"/>
           <w:lang w:val="en-ID" w:eastAsia="ja-JP"/>
         </w:rPr>
-        <w:t xml:space="preserve">However, when the number of samples is increased to </w:t>
-      </w:r>
-      <w:proofErr w:type="spellStart"/>
-      <w:r>
-        <w:rPr>
-          <w:rFonts w:ascii="Times New Roman" w:hAnsi="Times New Roman" w:cs="Times New Roman"/>
-          <w:sz w:val="24"/>
-          <w:szCs w:val="24"/>
-          <w:lang w:val="en-ID" w:eastAsia="ja-JP"/>
-        </w:rPr>
-        <w:t>n_samples</w:t>
-      </w:r>
-      <w:proofErr w:type="spellEnd"/>
-      <w:r>
-        <w:rPr>
-          <w:rFonts w:ascii="Times New Roman" w:hAnsi="Times New Roman" w:cs="Times New Roman"/>
-          <w:sz w:val="24"/>
-          <w:szCs w:val="24"/>
-          <w:lang w:val="en-ID" w:eastAsia="ja-JP"/>
-        </w:rPr>
-        <w:t xml:space="preserve">=1000000, the model completely fails to recognize the minority class, resulting in a recall of 0 for class 1. This means </w:t>
-      </w:r>
-      <w:r>
-        <w:rPr>
-          <w:rFonts w:ascii="Times New Roman" w:hAnsi="Times New Roman" w:cs="Times New Roman"/>
-          <w:sz w:val="24"/>
-          <w:szCs w:val="24"/>
-          <w:lang w:val="en-ID" w:eastAsia="ja-JP"/>
-        </w:rPr>
-        <w:t>that none of the true positives are correctly detected, highlighting the extreme bias towards the majority class due to the imbalance (99.9% of class 0 versus 0.1% of class 1).</w:t>
+        <w:t>However, when the number of samples is increased to n_samples=1000000, the model completely fails to recognize the minority class, resulting in a recall of 0 for class 1. This means that none of the true positives are correctly detected, highlighting the extreme bias towards the majority class due to the imbalance (99.9% of class 0 versus 0.1% of class 1).</w:t>
       </w:r>
     </w:p>
     <w:p>
@@ -4875,27 +4358,7 @@
           <w:szCs w:val="24"/>
           <w:lang w:val="en-ID" w:eastAsia="ja-JP"/>
         </w:rPr>
-        <w:t xml:space="preserve">This </w:t>
-      </w:r>
-      <w:proofErr w:type="spellStart"/>
-      <w:r>
-        <w:rPr>
-          <w:rFonts w:ascii="Times New Roman" w:hAnsi="Times New Roman" w:cs="Times New Roman"/>
-          <w:sz w:val="24"/>
-          <w:szCs w:val="24"/>
-          <w:lang w:val="en-ID" w:eastAsia="ja-JP"/>
-        </w:rPr>
-        <w:t>behavior</w:t>
-      </w:r>
-      <w:proofErr w:type="spellEnd"/>
-      <w:r>
-        <w:rPr>
-          <w:rFonts w:ascii="Times New Roman" w:hAnsi="Times New Roman" w:cs="Times New Roman"/>
-          <w:sz w:val="24"/>
-          <w:szCs w:val="24"/>
-          <w:lang w:val="en-ID" w:eastAsia="ja-JP"/>
-        </w:rPr>
-        <w:t xml:space="preserve"> is not caused by deficiencies in the model itself but rather by the dataset imbalance. The confusion matrix clearly shows that the model is highly biased, with the recall for the minority class being 0, demonstrating that the model struggles when faced with extremely imbalanced data at a larger scale.</w:t>
+        <w:t>This behavior is not caused by deficiencies in the model itself but rather by the dataset imbalance. The confusion matrix clearly shows that the model is highly biased, with the recall for the minority class being 0, demonstrating that the model struggles when faced with extremely imbalanced data at a larger scale.</w:t>
       </w:r>
     </w:p>
     <w:p>
@@ -5186,47 +4649,7 @@
           <w:szCs w:val="24"/>
           <w:lang w:val="en-ID" w:eastAsia="ja-JP"/>
         </w:rPr>
-        <w:t xml:space="preserve">between </w:t>
-      </w:r>
-      <w:proofErr w:type="spellStart"/>
-      <w:r>
-        <w:rPr>
-          <w:rFonts w:ascii="Times New Roman" w:hAnsi="Times New Roman" w:cs="Times New Roman"/>
-          <w:sz w:val="24"/>
-          <w:szCs w:val="24"/>
-          <w:lang w:val="en-ID" w:eastAsia="ja-JP"/>
-        </w:rPr>
-        <w:t>n_samples</w:t>
-      </w:r>
-      <w:proofErr w:type="spellEnd"/>
-      <w:r>
-        <w:rPr>
-          <w:rFonts w:ascii="Times New Roman" w:hAnsi="Times New Roman" w:cs="Times New Roman"/>
-          <w:sz w:val="24"/>
-          <w:szCs w:val="24"/>
-          <w:lang w:val="en-ID" w:eastAsia="ja-JP"/>
-        </w:rPr>
-        <w:t xml:space="preserve">=10000 and </w:t>
-      </w:r>
-      <w:proofErr w:type="spellStart"/>
-      <w:r>
-        <w:rPr>
-          <w:rFonts w:ascii="Times New Roman" w:hAnsi="Times New Roman" w:cs="Times New Roman"/>
-          <w:sz w:val="24"/>
-          <w:szCs w:val="24"/>
-          <w:lang w:val="en-ID" w:eastAsia="ja-JP"/>
-        </w:rPr>
-        <w:t>n_samples</w:t>
-      </w:r>
-      <w:proofErr w:type="spellEnd"/>
-      <w:r>
-        <w:rPr>
-          <w:rFonts w:ascii="Times New Roman" w:hAnsi="Times New Roman" w:cs="Times New Roman"/>
-          <w:sz w:val="24"/>
-          <w:szCs w:val="24"/>
-          <w:lang w:val="en-ID" w:eastAsia="ja-JP"/>
-        </w:rPr>
-        <w:t>=1000000.</w:t>
+        <w:t>between n_samples=10000 and n_samples=1000000.</w:t>
       </w:r>
     </w:p>
     <w:p>
@@ -5269,7 +4692,7 @@
           <w:szCs w:val="24"/>
           <w:lang w:val="en-ID" w:eastAsia="ja-JP"/>
         </w:rPr>
-        <w:t xml:space="preserve">The explanation shows that the model may be biased towards Class 0, as it completely </w:t>
+        <w:t>The explanation shows that the model may be biased towards Class 0, as it completely ignored the probability of Class 1.</w:t>
       </w:r>
       <w:r>
         <w:rPr>
@@ -5279,48 +4702,48 @@
           <w:szCs w:val="24"/>
           <w:lang w:val="en-ID" w:eastAsia="ja-JP"/>
         </w:rPr>
+        <w:t xml:space="preserve"> </w:t>
+      </w:r>
+      <w:r>
+        <w:rPr>
+          <w:rFonts w:ascii="Times New Roman" w:hAnsi="Times New Roman" w:cs="Times New Roman"/>
+          <w:bCs w:val="0"/>
+          <w:sz w:val="24"/>
+          <w:szCs w:val="24"/>
+          <w:lang w:val="en-ID" w:eastAsia="ja-JP"/>
+        </w:rPr>
+        <w:t>These feature values are within the range that influences Class 0 only.</w:t>
+      </w:r>
+      <w:r>
+        <w:rPr>
+          <w:rFonts w:ascii="Times New Roman" w:hAnsi="Times New Roman" w:cs="Times New Roman"/>
+          <w:bCs w:val="0"/>
+          <w:sz w:val="24"/>
+          <w:szCs w:val="24"/>
+          <w:lang w:val="en-ID" w:eastAsia="ja-JP"/>
+        </w:rPr>
+        <w:t xml:space="preserve"> </w:t>
+      </w:r>
+      <w:r>
+        <w:rPr>
+          <w:rFonts w:ascii="Times New Roman" w:hAnsi="Times New Roman" w:cs="Times New Roman"/>
+          <w:bCs w:val="0"/>
+          <w:sz w:val="24"/>
+          <w:szCs w:val="24"/>
+          <w:lang w:val="en-ID" w:eastAsia="ja-JP"/>
+        </w:rPr>
+        <w:t xml:space="preserve">This showcases the challenges of training </w:t>
+      </w:r>
+      <w:r>
+        <w:rPr>
+          <w:rFonts w:ascii="Times New Roman" w:hAnsi="Times New Roman" w:cs="Times New Roman"/>
+          <w:bCs w:val="0"/>
+          <w:sz w:val="24"/>
+          <w:szCs w:val="24"/>
+          <w:lang w:val="en-ID" w:eastAsia="ja-JP"/>
+        </w:rPr>
         <w:lastRenderedPageBreak/>
-        <w:t>ignored the probability of Class 1.</w:t>
-      </w:r>
-      <w:r>
-        <w:rPr>
-          <w:rFonts w:ascii="Times New Roman" w:hAnsi="Times New Roman" w:cs="Times New Roman"/>
-          <w:bCs w:val="0"/>
-          <w:sz w:val="24"/>
-          <w:szCs w:val="24"/>
-          <w:lang w:val="en-ID" w:eastAsia="ja-JP"/>
-        </w:rPr>
-        <w:t xml:space="preserve"> </w:t>
-      </w:r>
-      <w:r>
-        <w:rPr>
-          <w:rFonts w:ascii="Times New Roman" w:hAnsi="Times New Roman" w:cs="Times New Roman"/>
-          <w:bCs w:val="0"/>
-          <w:sz w:val="24"/>
-          <w:szCs w:val="24"/>
-          <w:lang w:val="en-ID" w:eastAsia="ja-JP"/>
-        </w:rPr>
-        <w:t>These feature values are within the range that influences Class 0 only.</w:t>
-      </w:r>
-      <w:r>
-        <w:rPr>
-          <w:rFonts w:ascii="Times New Roman" w:hAnsi="Times New Roman" w:cs="Times New Roman"/>
-          <w:bCs w:val="0"/>
-          <w:sz w:val="24"/>
-          <w:szCs w:val="24"/>
-          <w:lang w:val="en-ID" w:eastAsia="ja-JP"/>
-        </w:rPr>
-        <w:t xml:space="preserve"> </w:t>
-      </w:r>
-      <w:r>
-        <w:rPr>
-          <w:rFonts w:ascii="Times New Roman" w:hAnsi="Times New Roman" w:cs="Times New Roman"/>
-          <w:bCs w:val="0"/>
-          <w:sz w:val="24"/>
-          <w:szCs w:val="24"/>
-          <w:lang w:val="en-ID" w:eastAsia="ja-JP"/>
-        </w:rPr>
-        <w:t>This showcases the challenges of training models on imbalanced datasets, which has poor recall for minority classes.</w:t>
+        <w:t>models on imbalanced datasets, which has poor recall for minority classes.</w:t>
       </w:r>
     </w:p>
     <w:p>
@@ -5964,48 +5387,7 @@
           <w:szCs w:val="24"/>
           <w:lang w:val="en-ID" w:eastAsia="ja-JP"/>
         </w:rPr>
-        <w:lastRenderedPageBreak/>
-        <w:t xml:space="preserve">between </w:t>
-      </w:r>
-      <w:proofErr w:type="spellStart"/>
-      <w:r>
-        <w:rPr>
-          <w:rFonts w:ascii="Times New Roman" w:hAnsi="Times New Roman" w:cs="Times New Roman"/>
-          <w:sz w:val="24"/>
-          <w:szCs w:val="24"/>
-          <w:lang w:val="en-ID" w:eastAsia="ja-JP"/>
-        </w:rPr>
-        <w:t>n_samples</w:t>
-      </w:r>
-      <w:proofErr w:type="spellEnd"/>
-      <w:r>
-        <w:rPr>
-          <w:rFonts w:ascii="Times New Roman" w:hAnsi="Times New Roman" w:cs="Times New Roman"/>
-          <w:sz w:val="24"/>
-          <w:szCs w:val="24"/>
-          <w:lang w:val="en-ID" w:eastAsia="ja-JP"/>
-        </w:rPr>
-        <w:t xml:space="preserve">=10000 and </w:t>
-      </w:r>
-      <w:proofErr w:type="spellStart"/>
-      <w:r>
-        <w:rPr>
-          <w:rFonts w:ascii="Times New Roman" w:hAnsi="Times New Roman" w:cs="Times New Roman"/>
-          <w:sz w:val="24"/>
-          <w:szCs w:val="24"/>
-          <w:lang w:val="en-ID" w:eastAsia="ja-JP"/>
-        </w:rPr>
-        <w:t>n_samples</w:t>
-      </w:r>
-      <w:proofErr w:type="spellEnd"/>
-      <w:r>
-        <w:rPr>
-          <w:rFonts w:ascii="Times New Roman" w:hAnsi="Times New Roman" w:cs="Times New Roman"/>
-          <w:sz w:val="24"/>
-          <w:szCs w:val="24"/>
-          <w:lang w:val="en-ID" w:eastAsia="ja-JP"/>
-        </w:rPr>
-        <w:t>=1000000.</w:t>
+        <w:t>between n_samples=10000 and n_samples=1000000.</w:t>
       </w:r>
     </w:p>
     <w:p>
@@ -6052,6 +5434,7 @@
           <w:szCs w:val="24"/>
           <w:lang w:eastAsia="ja-JP"/>
         </w:rPr>
+        <w:lastRenderedPageBreak/>
         <w:t>Interpretation:</w:t>
       </w:r>
     </w:p>
@@ -6365,7 +5748,6 @@
         </w:rPr>
         <w:t xml:space="preserve"> </w:t>
       </w:r>
-      <w:proofErr w:type="spellStart"/>
       <w:r>
         <w:rPr>
           <w:rFonts w:ascii="Times New Roman" w:hAnsi="Times New Roman" w:cs="Times New Roman"/>
@@ -6373,37 +5755,7 @@
           <w:szCs w:val="24"/>
           <w:lang w:val="en-ID" w:eastAsia="ja-JP"/>
         </w:rPr>
-        <w:t>n_samples</w:t>
-      </w:r>
-      <w:proofErr w:type="spellEnd"/>
-      <w:r>
-        <w:rPr>
-          <w:rFonts w:ascii="Times New Roman" w:hAnsi="Times New Roman" w:cs="Times New Roman"/>
-          <w:sz w:val="24"/>
-          <w:szCs w:val="24"/>
-          <w:lang w:val="en-ID" w:eastAsia="ja-JP"/>
-        </w:rPr>
-        <w:t xml:space="preserve">=10000 and </w:t>
-      </w:r>
-      <w:proofErr w:type="spellStart"/>
-      <w:r>
-        <w:rPr>
-          <w:rFonts w:ascii="Times New Roman" w:hAnsi="Times New Roman" w:cs="Times New Roman"/>
-          <w:sz w:val="24"/>
-          <w:szCs w:val="24"/>
-          <w:lang w:val="en-ID" w:eastAsia="ja-JP"/>
-        </w:rPr>
-        <w:t>n_samples</w:t>
-      </w:r>
-      <w:proofErr w:type="spellEnd"/>
-      <w:r>
-        <w:rPr>
-          <w:rFonts w:ascii="Times New Roman" w:hAnsi="Times New Roman" w:cs="Times New Roman"/>
-          <w:sz w:val="24"/>
-          <w:szCs w:val="24"/>
-          <w:lang w:val="en-ID" w:eastAsia="ja-JP"/>
-        </w:rPr>
-        <w:t>=1000000.</w:t>
+        <w:t>n_samples=10000 and n_samples=1000000.</w:t>
       </w:r>
     </w:p>
     <w:p>
@@ -6515,7 +5867,6 @@
           <w:szCs w:val="24"/>
           <w:lang w:eastAsia="ja-JP"/>
         </w:rPr>
-        <w:lastRenderedPageBreak/>
         <w:t>The key takeaway is that smaller sample sizes can mask the detrimental effects of class imbalance, leading to an inflated perception of model fairness. It is crucial to evaluate model performance with larger sample sizes to reveal the actual bias caused by the imbalance.</w:t>
       </w:r>
     </w:p>
@@ -6539,6 +5890,7 @@
           <w:szCs w:val="24"/>
           <w:lang w:val="en-ID" w:eastAsia="ja-JP"/>
         </w:rPr>
+        <w:lastRenderedPageBreak/>
         <w:t>The area under the precision-recall curve (AP) for Balanced Data is higher than Imbalanced Data, means</w:t>
       </w:r>
       <w:r>
@@ -6717,7 +6069,17 @@
           <w:szCs w:val="24"/>
           <w:lang w:val="en-ID" w:eastAsia="ja-JP"/>
         </w:rPr>
-        <w:t>The results of this study clearly show that documenting dataset composition significantly enhances AI model transparency and fairness. When dataset composition (whether balanced or imbalanced) is documented and understood, it provides stakeholders with crucial insights into potential biases in the system.</w:t>
+        <w:t xml:space="preserve">The results of this study clearly show that documenting dataset composition significantly enhances AI model transparency and fairness. When dataset composition (whether balanced or imbalanced) is documented and understood, it </w:t>
+      </w:r>
+      <w:r>
+        <w:rPr>
+          <w:rFonts w:ascii="Times New Roman" w:hAnsi="Times New Roman" w:cs="Times New Roman"/>
+          <w:bCs w:val="0"/>
+          <w:sz w:val="24"/>
+          <w:szCs w:val="24"/>
+          <w:lang w:val="en-ID" w:eastAsia="ja-JP"/>
+        </w:rPr>
+        <w:t>provides stakeholders with crucial insights into potential biases in the system.</w:t>
       </w:r>
     </w:p>
     <w:p>
@@ -6829,7 +6191,6 @@
           <w:szCs w:val="24"/>
           <w:lang w:val="en-ID" w:eastAsia="ja-JP"/>
         </w:rPr>
-        <w:lastRenderedPageBreak/>
         <w:t>This step increases stakeholder trust, as it promotes a clear understanding of the dataset's role in model performance.</w:t>
       </w:r>
     </w:p>
@@ -6929,6 +6290,7 @@
           <w:szCs w:val="24"/>
           <w:lang w:val="en-ID" w:eastAsia="ja-JP"/>
         </w:rPr>
+        <w:lastRenderedPageBreak/>
         <w:t>What is the relationship between dataset size and the accuracy of bias evaluation in AI models, particularly when training data is imbalanced?</w:t>
       </w:r>
     </w:p>
@@ -7143,18 +6505,7 @@
           <w:szCs w:val="24"/>
           <w:lang w:val="en-ID" w:eastAsia="ja-JP"/>
         </w:rPr>
-        <w:t xml:space="preserve">As the dataset size increased, the model's true bias emerged, with recall for the minority class dropping to near-zero levels. This demonstrates that small sample sizes can mask the true extent of bias by overfitting to random patterns in the data. Consequently, models trained and evaluated </w:t>
-      </w:r>
-      <w:r>
-        <w:rPr>
-          <w:rFonts w:ascii="Times New Roman" w:hAnsi="Times New Roman" w:cs="Times New Roman"/>
-          <w:bCs w:val="0"/>
-          <w:sz w:val="24"/>
-          <w:szCs w:val="24"/>
-          <w:lang w:val="en-ID" w:eastAsia="ja-JP"/>
-        </w:rPr>
-        <w:lastRenderedPageBreak/>
-        <w:t xml:space="preserve">on small datasets may appear to be fairer than they </w:t>
+        <w:t xml:space="preserve">As the dataset size increased, the model's true bias emerged, with recall for the minority class dropping to near-zero levels. This demonstrates that small sample sizes can mask the true extent of bias by overfitting to random patterns in the data. Consequently, models trained and evaluated on small datasets may appear to be fairer than they </w:t>
       </w:r>
       <w:r>
         <w:rPr>
@@ -7197,7 +6548,18 @@
           <w:szCs w:val="24"/>
           <w:lang w:val="en-ID" w:eastAsia="ja-JP"/>
         </w:rPr>
-        <w:t>The implications for models trained on imbalanced datasets are significant. AI practitioners may make decisions based on misleading performance metrics, believing their models to be fair and unbiased, only to find that those models fail to generalize once applied to larger or more diverse datasets. This is especially problematic in high-stakes domains like healthcare or criminal justice, where biased models can lead to unfair or even harmful outcomes for minority groups. Therefore, it is crucial to evaluate models on sufficiently large datasets to avoid these pitfalls and ensure that the true bias is uncovered early in the model development process.</w:t>
+        <w:t xml:space="preserve">The implications for models trained on imbalanced datasets are significant. AI practitioners may make decisions based on misleading performance metrics, believing their </w:t>
+      </w:r>
+      <w:r>
+        <w:rPr>
+          <w:rFonts w:ascii="Times New Roman" w:hAnsi="Times New Roman" w:cs="Times New Roman"/>
+          <w:bCs w:val="0"/>
+          <w:sz w:val="24"/>
+          <w:szCs w:val="24"/>
+          <w:lang w:val="en-ID" w:eastAsia="ja-JP"/>
+        </w:rPr>
+        <w:lastRenderedPageBreak/>
+        <w:t>models to be fair and unbiased, only to find that those models fail to generalize once applied to larger or more diverse datasets. This is especially problematic in high-stakes domains like healthcare or criminal justice, where biased models can lead to unfair or even harmful outcomes for minority groups. Therefore, it is crucial to evaluate models on sufficiently large datasets to avoid these pitfalls and ensure that the true bias is uncovered early in the model development process.</w:t>
       </w:r>
     </w:p>
     <w:p>
@@ -7293,13 +6655,7 @@
         <w:rPr>
           <w:lang w:val="en-ID"/>
         </w:rPr>
-        <w:t xml:space="preserve">: Imbalanced datasets lead to biased model performance, with the model showing a preference for the majority class. The minority class is </w:t>
-      </w:r>
-      <w:r>
-        <w:rPr>
-          <w:lang w:val="en-ID"/>
-        </w:rPr>
-        <w:t>underrepresented, resulting in lower recall and precision, which is particularly problematic in high-stakes applications such as healthcare or criminal justice.</w:t>
+        <w:t>: Imbalanced datasets lead to biased model performance, with the model showing a preference for the majority class. The minority class is underrepresented, resulting in lower recall and precision, which is particularly problematic in high-stakes applications such as healthcare or criminal justice.</w:t>
       </w:r>
     </w:p>
     <w:p>
@@ -7325,7 +6681,13 @@
         <w:rPr>
           <w:lang w:val="en-ID"/>
         </w:rPr>
-        <w:t>: Small sample sizes can provide a misleading impression of fairness, as they might artificially inflate the model’s performance on the minority class. As the dataset size increases, the model's bias becomes more apparent, with performance metrics such as recall and precision for the minority class deteriorating sharply.</w:t>
+        <w:t xml:space="preserve">: Small sample sizes can provide a misleading impression of fairness, as they might artificially </w:t>
+      </w:r>
+      <w:r>
+        <w:rPr>
+          <w:lang w:val="en-ID"/>
+        </w:rPr>
+        <w:t>inflate the model’s performance on the minority class. As the dataset size increases, the model's bias becomes more apparent, with performance metrics such as recall and precision for the minority class deteriorating sharply.</w:t>
       </w:r>
     </w:p>
     <w:p>
@@ -7395,19 +6757,19 @@
         <w:pStyle w:val="Para"/>
       </w:pPr>
       <w:r>
-        <w:t xml:space="preserve">These findings highlight the need for more comprehensive Responsible AI practices. Traditionally, AI fairness has focused on model explainability and transparency, but this research shows that documenting dataset composition is just as important. By not addressing dataset </w:t>
+        <w:t>These findings highlight the need for more comprehensive Responsible AI practices. Traditionally, AI fairness has focused on model explainability and transparency, but this research shows that documenting dataset composition is just as important. By not addressing dataset imbalance and small sample sizes, biases can go undetected, potentially leading to unfair outcomes in critical decision-making processes.</w:t>
+      </w:r>
+    </w:p>
+    <w:p>
+      <w:pPr>
+        <w:pStyle w:val="Para"/>
+      </w:pPr>
+      <w:r>
+        <w:t xml:space="preserve">In the broader context, the results support the call for stricter AI model evaluation, particularly in domains where fairness is paramount. Ensuring that AI systems are trained on balanced datasets </w:t>
       </w:r>
       <w:r>
         <w:lastRenderedPageBreak/>
-        <w:t>imbalance and small sample sizes, biases can go undetected, potentially leading to unfair outcomes in critical decision-making processes.</w:t>
-      </w:r>
-    </w:p>
-    <w:p>
-      <w:pPr>
-        <w:pStyle w:val="Para"/>
-      </w:pPr>
-      <w:r>
-        <w:t>In the broader context, the results support the call for stricter AI model evaluation, particularly in domains where fairness is paramount. Ensuring that AI systems are trained on balanced datasets and using sufficiently large sample sizes is critical for enhancing AI fairness and reducing bias.</w:t>
+        <w:t>and using sufficiently large sample sizes is critical for enhancing AI fairness and reducing bias.</w:t>
       </w:r>
     </w:p>
     <w:p>
@@ -7496,7 +6858,10 @@
         </w:numPr>
       </w:pPr>
       <w:r>
-        <w:t xml:space="preserve">One limitation of this study was the focus on a specific classification task using a logistic regression model. While logistic regression is widely used, other machine learning models may exhibit different behavior under similar conditions of imbalance and sample size. </w:t>
+        <w:t xml:space="preserve">One limitation of this study was the focus on a specific classification task using a logistic regression model. While logistic </w:t>
+      </w:r>
+      <w:r>
+        <w:t xml:space="preserve">regression is widely used, other machine learning models may exhibit different behavior under similar conditions of imbalance and sample size. </w:t>
       </w:r>
     </w:p>
     <w:p>
@@ -7583,8 +6948,36 @@
         <w:rPr>
           <w:lang w:val="en-ID"/>
         </w:rPr>
+        <w:t>This research provides critical insights into how dataset composition, specifically whether it is balanced or imbalanced, significantly influences AI model transparency and fairness. The main findings include:</w:t>
+      </w:r>
+    </w:p>
+    <w:p>
+      <w:pPr>
+        <w:pStyle w:val="Para"/>
+        <w:rPr>
+          <w:lang w:val="en-ID"/>
+        </w:rPr>
+      </w:pPr>
+    </w:p>
+    <w:p>
+      <w:pPr>
+        <w:pStyle w:val="Para"/>
+        <w:rPr>
+          <w:lang w:val="en-ID"/>
+        </w:rPr>
+      </w:pPr>
+      <w:r>
+        <w:rPr>
+          <w:lang w:val="en-ID"/>
+        </w:rPr>
+        <w:t xml:space="preserve">Impact of Dataset Imbalance: Models trained on imbalanced datasets are prone to bias, favoring </w:t>
+      </w:r>
+      <w:r>
+        <w:rPr>
+          <w:lang w:val="en-ID"/>
+        </w:rPr>
         <w:lastRenderedPageBreak/>
-        <w:t>This research provides critical insights into how dataset composition, specifically whether it is balanced or imbalanced, significantly influences AI model transparency and fairness. The main findings include:</w:t>
+        <w:t>the majority class at the expense of underrepresented classes. This bias becomes more evident as the size of the dataset increases, leading to reduced recall and poor performance in detecting minority class instances. This reinforces the importance of addressing data imbalance early in the AI development process.</w:t>
       </w:r>
     </w:p>
     <w:p>
@@ -7606,21 +6999,7 @@
         <w:rPr>
           <w:lang w:val="en-ID"/>
         </w:rPr>
-        <w:t xml:space="preserve">Impact of Dataset Imbalance: Models trained on imbalanced datasets are prone to bias, </w:t>
-      </w:r>
-      <w:proofErr w:type="spellStart"/>
-      <w:r>
-        <w:rPr>
-          <w:lang w:val="en-ID"/>
-        </w:rPr>
-        <w:t>favoring</w:t>
-      </w:r>
-      <w:proofErr w:type="spellEnd"/>
-      <w:r>
-        <w:rPr>
-          <w:lang w:val="en-ID"/>
-        </w:rPr>
-        <w:t xml:space="preserve"> the majority class at the expense of underrepresented classes. This bias becomes more evident as the size of the dataset increases, leading to reduced recall and poor performance in detecting minority class instances. This reinforces the importance of addressing data imbalance early in the AI development process.</w:t>
+        <w:t>Misleading Effects of Small Sample Sizes: The research also highlights how small sample sizes can provide a false sense of fairness, with models appearing to perform well on minority classes. However, this performance is often a result of statistical noise rather than true learning. As the sample size increases, the model’s inherent bias becomes clear, with performance metrics such as recall deteriorating for the minority class. This underscores the need for large, well-distributed datasets to ensure accurate bias evaluation.</w:t>
       </w:r>
     </w:p>
     <w:p>
@@ -7642,35 +7021,7 @@
         <w:rPr>
           <w:lang w:val="en-ID"/>
         </w:rPr>
-        <w:t>Misleading Effects of Small Sample Sizes: The research also highlights how small sample sizes can provide a false sense of fairness, with models appearing to perform well on minority classes. However, this performance is often a result of statistical noise rather than true learning. As the sample size increases, the model’s inherent bias becomes clear, with performance metrics such as recall deteriorating for the minority class. This underscores the need for large, well-distributed datasets to ensure accurate bias evaluation.</w:t>
-      </w:r>
-    </w:p>
-    <w:p>
-      <w:pPr>
-        <w:pStyle w:val="Para"/>
-        <w:rPr>
-          <w:lang w:val="en-ID"/>
-        </w:rPr>
-      </w:pPr>
-    </w:p>
-    <w:p>
-      <w:pPr>
-        <w:pStyle w:val="Para"/>
-        <w:rPr>
-          <w:lang w:val="en-ID"/>
-        </w:rPr>
-      </w:pPr>
-      <w:r>
-        <w:rPr>
-          <w:lang w:val="en-ID"/>
-        </w:rPr>
-        <w:t xml:space="preserve">The Role of Documentation: A key recommendation from this study is the incorporation of dataset composition </w:t>
-      </w:r>
-      <w:r>
-        <w:rPr>
-          <w:lang w:val="en-ID"/>
-        </w:rPr>
-        <w:t>documentation into Responsible AI practices. By documenting whether a dataset is balanced or imbalanced, AI practitioners can ensure greater transparency, allowing stakeholders to make more informed decisions about the fairness and reliability of AI systems.</w:t>
+        <w:t>The Role of Documentation: A key recommendation from this study is the incorporation of dataset composition documentation into Responsible AI practices. By documenting whether a dataset is balanced or imbalanced, AI practitioners can ensure greater transparency, allowing stakeholders to make more informed decisions about the fairness and reliability of AI systems.</w:t>
       </w:r>
     </w:p>
     <w:p>
@@ -7806,6 +7157,7 @@
         </w:numPr>
       </w:pPr>
       <w:r>
+        <w:lastRenderedPageBreak/>
         <w:t>Model-Specific Behavior: This study focused on logistic regression, a relatively simple model. It would be valuable to investigate how more complex models, such as neural networks, behave in the presence of imbalanced datasets, especially in real-world scenarios with multi-class classification tasks.</w:t>
       </w:r>
     </w:p>
@@ -7846,10 +7198,7 @@
         </w:numPr>
       </w:pPr>
       <w:r>
-        <w:t xml:space="preserve">Bias Mitigation Techniques: Further investigation into techniques for mitigating bias in imbalanced datasets is needed. While this study underscores the importance of dataset composition, future </w:t>
-      </w:r>
-      <w:r>
-        <w:t>research could explore the efficacy of different bias mitigation strategies, such as synthetic data generation, re-sampling techniques, and ensemble learning, in various contexts.</w:t>
+        <w:t>Bias Mitigation Techniques: Further investigation into techniques for mitigating bias in imbalanced datasets is needed. While this study underscores the importance of dataset composition, future research could explore the efficacy of different bias mitigation strategies, such as synthetic data generation, re-sampling techniques, and ensemble learning, in various contexts.</w:t>
       </w:r>
     </w:p>
     <w:p>
@@ -7923,11 +7272,11 @@
         <w:pStyle w:val="Para"/>
       </w:pPr>
       <w:r>
-        <w:t xml:space="preserve">A key recommendation is to further investigate and refine bias mitigation techniques, such as Synthetic Minority Over-sampling Technique (SMOTE), which generates synthetic instances for the minority class to balance the dataset. SMOTE and other advanced techniques like ADASYN, Random Over-sampling, Under-sampling, and Cost-Sensitive Learning should be </w:t>
+        <w:t xml:space="preserve">A key recommendation is to further investigate and refine bias mitigation techniques, such as Synthetic Minority Over-sampling Technique (SMOTE), which generates synthetic instances for the minority class to balance the dataset. SMOTE and other advanced techniques like ADASYN, Random Over-sampling, Under-sampling, and Cost-Sensitive Learning should be rigorously tested across different domains and model architectures to evaluate their effectiveness in reducing bias without negatively impacting model accuracy. Furthermore, exploring hybrid approaches that combine these techniques with ensemble methods, like Bagging </w:t>
       </w:r>
       <w:r>
         <w:lastRenderedPageBreak/>
-        <w:t>rigorously tested across different domains and model architectures to evaluate their effectiveness in reducing bias without negatively impacting model accuracy. Furthermore, exploring hybrid approaches that combine these techniques with ensemble methods, like Bagging or Boosting, could help balance performance across both the majority and minority classes.</w:t>
+        <w:t>or Boosting, could help balance performance across both the majority and minority classes.</w:t>
       </w:r>
     </w:p>
     <w:p>
@@ -7978,10 +7327,7 @@
         <w:pStyle w:val="Para"/>
       </w:pPr>
       <w:r>
-        <w:t xml:space="preserve">It would be useful to explore how varying levels of dataset complexity, noise, and missing values impact bias and fairness in AI models. Datasets in real-world scenarios often include messy, incomplete data, which can exacerbate bias. Research that focuses on real-world data, including multi-class problems and multi-modal </w:t>
-      </w:r>
-      <w:r>
-        <w:t>datasets (e.g., combining text, images, and structured data), will provide a more comprehensive understanding of bias mitigation in practice.</w:t>
+        <w:t>It would be useful to explore how varying levels of dataset complexity, noise, and missing values impact bias and fairness in AI models. Datasets in real-world scenarios often include messy, incomplete data, which can exacerbate bias. Research that focuses on real-world data, including multi-class problems and multi-modal datasets (e.g., combining text, images, and structured data), will provide a more comprehensive understanding of bias mitigation in practice.</w:t>
       </w:r>
     </w:p>
     <w:p>
@@ -8074,8 +7420,11 @@
         <w:pStyle w:val="Para"/>
       </w:pPr>
       <w:r>
+        <w:t xml:space="preserve">Future studies could explore intersectionality in AI bias, where multiple attributes (e.g., race, gender, and socioeconomic status) intersect to create compounded bias effects. Understanding how AI systems behave when faced with imbalances across multiple demographic </w:t>
+      </w:r>
+      <w:r>
         <w:lastRenderedPageBreak/>
-        <w:t>Future studies could explore intersectionality in AI bias, where multiple attributes (e.g., race, gender, and socioeconomic status) intersect to create compounded bias effects. Understanding how AI systems behave when faced with imbalances across multiple demographic variables is essential for ensuring fairness across diverse populations.</w:t>
+        <w:t>variables is essential for ensuring fairness across diverse populations.</w:t>
       </w:r>
     </w:p>
     <w:p>
@@ -8219,25 +7568,14 @@
         </w:rPr>
         <w:tab/>
       </w:r>
-      <w:proofErr w:type="spellStart"/>
-      <w:r>
-        <w:rPr>
-          <w:rFonts w:ascii="Times New Roman" w:hAnsi="Times New Roman" w:cs="Times New Roman"/>
-          <w:sz w:val="24"/>
-          <w:szCs w:val="24"/>
-          <w14:ligatures w14:val="standard"/>
-        </w:rPr>
-        <w:t>Burkov,A</w:t>
-      </w:r>
-      <w:proofErr w:type="spellEnd"/>
-      <w:r>
-        <w:rPr>
-          <w:rFonts w:ascii="Times New Roman" w:hAnsi="Times New Roman" w:cs="Times New Roman"/>
-          <w:sz w:val="24"/>
-          <w:szCs w:val="24"/>
-          <w14:ligatures w14:val="standard"/>
-        </w:rPr>
-        <w:t>. 2019. The Hundred-Page Machine Learning Book. Retrieved on October 12, 2024, from</w:t>
+      <w:r>
+        <w:rPr>
+          <w:rFonts w:ascii="Times New Roman" w:hAnsi="Times New Roman" w:cs="Times New Roman"/>
+          <w:sz w:val="24"/>
+          <w:szCs w:val="24"/>
+          <w14:ligatures w14:val="standard"/>
+        </w:rPr>
+        <w:t>Burkov,A. 2019. The Hundred-Page Machine Learning Book. Retrieved on October 12, 2024, from</w:t>
       </w:r>
     </w:p>
     <w:p>
@@ -8269,45 +7607,14 @@
         </w:rPr>
         <w:tab/>
       </w:r>
-      <w:proofErr w:type="spellStart"/>
-      <w:r>
-        <w:rPr>
-          <w:rFonts w:ascii="Times New Roman" w:hAnsi="Times New Roman" w:cs="Times New Roman"/>
-          <w:sz w:val="24"/>
-          <w:szCs w:val="24"/>
-          <w14:ligatures w14:val="standard"/>
-        </w:rPr>
-        <w:t>Dadkhahnikoo</w:t>
-      </w:r>
-      <w:proofErr w:type="spellEnd"/>
-      <w:r>
-        <w:rPr>
-          <w:rFonts w:ascii="Times New Roman" w:hAnsi="Times New Roman" w:cs="Times New Roman"/>
-          <w:sz w:val="24"/>
-          <w:szCs w:val="24"/>
-          <w14:ligatures w14:val="standard"/>
-        </w:rPr>
-        <w:t xml:space="preserve">, </w:t>
-      </w:r>
-      <w:proofErr w:type="spellStart"/>
-      <w:r>
-        <w:rPr>
-          <w:rFonts w:ascii="Times New Roman" w:hAnsi="Times New Roman" w:cs="Times New Roman"/>
-          <w:sz w:val="24"/>
-          <w:szCs w:val="24"/>
-          <w14:ligatures w14:val="standard"/>
-        </w:rPr>
-        <w:t>Neama</w:t>
-      </w:r>
-      <w:proofErr w:type="spellEnd"/>
-      <w:r>
-        <w:rPr>
-          <w:rFonts w:ascii="Times New Roman" w:hAnsi="Times New Roman" w:cs="Times New Roman"/>
-          <w:sz w:val="24"/>
-          <w:szCs w:val="24"/>
-          <w14:ligatures w14:val="standard"/>
-        </w:rPr>
-        <w:t xml:space="preserve">. (2019-11-11). Incident Number 92. In McGregor, S. (ed.) </w:t>
+      <w:r>
+        <w:rPr>
+          <w:rFonts w:ascii="Times New Roman" w:hAnsi="Times New Roman" w:cs="Times New Roman"/>
+          <w:sz w:val="24"/>
+          <w:szCs w:val="24"/>
+          <w14:ligatures w14:val="standard"/>
+        </w:rPr>
+        <w:t xml:space="preserve">Dadkhahnikoo, Neama. (2019-11-11). Incident Number 92. In McGregor, S. (ed.) </w:t>
       </w:r>
       <w:r>
         <w:rPr>
@@ -8406,27 +7713,7 @@
           <w:szCs w:val="24"/>
           <w14:ligatures w14:val="standard"/>
         </w:rPr>
-        <w:t xml:space="preserve">Johnson, J.M. and </w:t>
-      </w:r>
-      <w:proofErr w:type="spellStart"/>
-      <w:r>
-        <w:rPr>
-          <w:rFonts w:ascii="Times New Roman" w:hAnsi="Times New Roman" w:cs="Times New Roman"/>
-          <w:sz w:val="24"/>
-          <w:szCs w:val="24"/>
-          <w14:ligatures w14:val="standard"/>
-        </w:rPr>
-        <w:t>Khoshgoftaar</w:t>
-      </w:r>
-      <w:proofErr w:type="spellEnd"/>
-      <w:r>
-        <w:rPr>
-          <w:rFonts w:ascii="Times New Roman" w:hAnsi="Times New Roman" w:cs="Times New Roman"/>
-          <w:sz w:val="24"/>
-          <w:szCs w:val="24"/>
-          <w14:ligatures w14:val="standard"/>
-        </w:rPr>
-        <w:t xml:space="preserve">, T.M. 2019. </w:t>
+        <w:t xml:space="preserve">Johnson, J.M. and Khoshgoftaar, T.M. 2019. </w:t>
       </w:r>
       <w:r>
         <w:rPr>
@@ -8468,17 +7755,7 @@
           <w:szCs w:val="24"/>
           <w14:ligatures w14:val="standard"/>
         </w:rPr>
-        <w:t xml:space="preserve">. </w:t>
-      </w:r>
-      <w:r>
-        <w:rPr>
-          <w:rFonts w:ascii="Times New Roman" w:hAnsi="Times New Roman" w:cs="Times New Roman"/>
-          <w:sz w:val="24"/>
-          <w:szCs w:val="24"/>
-          <w14:ligatures w14:val="standard"/>
-        </w:rPr>
-        <w:lastRenderedPageBreak/>
-        <w:t>Journal of Big Data. 6, 27 (2019). https://doi.org/10.1186/s40537-019-0192-5</w:t>
+        <w:t>. Journal of Big Data. 6, 27 (2019). https://doi.org/10.1186/s40537-019-0192-5</w:t>
       </w:r>
     </w:p>
     <w:p>
@@ -8527,26 +7804,7 @@
           <w14:ligatures w14:val="standard"/>
         </w:rPr>
         <w:tab/>
-      </w:r>
-      <w:proofErr w:type="spellStart"/>
-      <w:r>
-        <w:rPr>
-          <w:rFonts w:ascii="Times New Roman" w:hAnsi="Times New Roman" w:cs="Times New Roman"/>
-          <w:sz w:val="24"/>
-          <w:szCs w:val="24"/>
-          <w14:ligatures w14:val="standard"/>
-        </w:rPr>
-        <w:t>Jurafsky</w:t>
-      </w:r>
-      <w:proofErr w:type="spellEnd"/>
-      <w:r>
-        <w:rPr>
-          <w:rFonts w:ascii="Times New Roman" w:hAnsi="Times New Roman" w:cs="Times New Roman"/>
-          <w:sz w:val="24"/>
-          <w:szCs w:val="24"/>
-          <w14:ligatures w14:val="standard"/>
-        </w:rPr>
-        <w:t xml:space="preserve">, D., &amp; Martin, J. H. (2024, August 20). </w:t>
+        <w:t xml:space="preserve">Jurafsky, D., &amp; Martin, J. H. (2024, August 20). </w:t>
       </w:r>
       <w:r>
         <w:rPr>
@@ -8586,7 +7844,17 @@
           <w:szCs w:val="24"/>
           <w14:ligatures w14:val="standard"/>
         </w:rPr>
-        <w:t xml:space="preserve"> (3rd ed.). Retrieved from </w:t>
+        <w:t xml:space="preserve"> (3rd ed.). Retrieved </w:t>
+      </w:r>
+      <w:r>
+        <w:rPr>
+          <w:rFonts w:ascii="Times New Roman" w:hAnsi="Times New Roman" w:cs="Times New Roman"/>
+          <w:sz w:val="24"/>
+          <w:szCs w:val="24"/>
+          <w14:ligatures w14:val="standard"/>
+        </w:rPr>
+        <w:lastRenderedPageBreak/>
+        <w:t xml:space="preserve">from </w:t>
       </w:r>
       <w:hyperlink r:id="rId25" w:tgtFrame="_new" w:history="1">
         <w:r>
@@ -8997,18 +8265,7 @@
           <w:szCs w:val="24"/>
           <w14:ligatures w14:val="standard"/>
         </w:rPr>
-        <w:t xml:space="preserve">. Explain Your Model Predictions with LIME. Retrieved from </w:t>
-      </w:r>
-      <w:r>
-        <w:rPr>
-          <w:rFonts w:ascii="Times New Roman" w:hAnsi="Times New Roman" w:cs="Times New Roman"/>
-          <w:i/>
-          <w:iCs/>
-          <w:sz w:val="24"/>
-          <w:szCs w:val="24"/>
-          <w14:ligatures w14:val="standard"/>
-        </w:rPr>
-        <w:t>https://www.kaggle.com/code/prashant111/explain-your-model-predictions-with-lime/notebook.</w:t>
+        <w:t>. Explain Your Model Predictions with LIME. Retrieved from https://www.kaggle.com/code/prashant111/explain-your-model-predictions-with-lime/notebook.</w:t>
       </w:r>
     </w:p>
     <w:p>
@@ -9083,7 +8340,16 @@
           <w:szCs w:val="24"/>
           <w14:ligatures w14:val="standard"/>
         </w:rPr>
-        <w:t xml:space="preserve">2023. Explainability in AI: The Key to Trustworthy AI Decisions. Retrieved from </w:t>
+        <w:t xml:space="preserve">2023. Explainability in AI: The Key to Trustworthy </w:t>
+      </w:r>
+      <w:r>
+        <w:rPr>
+          <w:rFonts w:ascii="Times New Roman" w:hAnsi="Times New Roman" w:cs="Times New Roman"/>
+          <w:sz w:val="24"/>
+          <w:szCs w:val="24"/>
+          <w14:ligatures w14:val="standard"/>
+        </w:rPr>
+        <w:t xml:space="preserve">AI Decisions. Retrieved from </w:t>
       </w:r>
       <w:hyperlink r:id="rId27" w:history="1">
         <w:r>
@@ -9577,14 +8843,12 @@
             </w:rPr>
             <w:t xml:space="preserve">, </w:t>
           </w:r>
-          <w:proofErr w:type="spellStart"/>
           <w:r>
             <w:rPr>
               <w:rFonts w:ascii="Linux Biolinum" w:hAnsi="Linux Biolinum" w:cs="Linux Biolinum"/>
             </w:rPr>
             <w:t>Kricak</w:t>
           </w:r>
-          <w:proofErr w:type="spellEnd"/>
           <w:r>
             <w:rPr>
               <w:rFonts w:ascii="Linux Biolinum" w:hAnsi="Linux Biolinum" w:cs="Linux Biolinum"/>
@@ -9628,14 +8892,12 @@
               <w:rFonts w:ascii="Linux Biolinum" w:hAnsi="Linux Biolinum" w:cs="Linux Biolinum"/>
             </w:rPr>
           </w:pPr>
-          <w:proofErr w:type="spellStart"/>
           <w:r>
             <w:rPr>
               <w:rFonts w:ascii="Linux Biolinum" w:hAnsi="Linux Biolinum" w:cs="Linux Biolinum"/>
             </w:rPr>
             <w:t>H.Purwadi</w:t>
           </w:r>
-          <w:proofErr w:type="spellEnd"/>
         </w:p>
       </w:tc>
     </w:tr>
@@ -9725,14 +8987,12 @@
             </w:rPr>
             <w:t xml:space="preserve">, </w:t>
           </w:r>
-          <w:proofErr w:type="spellStart"/>
           <w:r>
             <w:rPr>
               <w:rFonts w:ascii="Linux Biolinum" w:hAnsi="Linux Biolinum" w:cs="Linux Biolinum"/>
             </w:rPr>
             <w:t>Kricak</w:t>
           </w:r>
-          <w:proofErr w:type="spellEnd"/>
           <w:r>
             <w:rPr>
               <w:rFonts w:ascii="Linux Biolinum" w:hAnsi="Linux Biolinum" w:cs="Linux Biolinum"/>
@@ -9764,14 +9024,12 @@
               <w:rFonts w:ascii="Linux Biolinum" w:hAnsi="Linux Biolinum" w:cs="Linux Biolinum"/>
             </w:rPr>
           </w:pPr>
-          <w:proofErr w:type="spellStart"/>
           <w:r>
             <w:rPr>
               <w:rFonts w:ascii="Linux Biolinum" w:hAnsi="Linux Biolinum" w:cs="Linux Biolinum"/>
             </w:rPr>
             <w:t>H.Purwadi</w:t>
           </w:r>
-          <w:proofErr w:type="spellEnd"/>
         </w:p>
       </w:tc>
     </w:tr>
@@ -13804,7 +13062,6 @@
   <w:style w:type="character" w:default="1" w:styleId="DefaultParagraphFont">
     <w:name w:val="Default Paragraph Font"/>
     <w:uiPriority w:val="1"/>
-    <w:semiHidden/>
     <w:unhideWhenUsed/>
   </w:style>
   <w:style w:type="table" w:default="1" w:styleId="TableNormal">
@@ -19305,6 +18562,10 @@
 </file>
 
 <file path=customXml/item1.xml><?xml version="1.0" encoding="utf-8"?>
+<b:Sources xmlns:b="http://schemas.openxmlformats.org/officeDocument/2006/bibliography" xmlns="http://schemas.openxmlformats.org/officeDocument/2006/bibliography" SelectedStyle="\APA.XSL" StyleName="APA"/>
+</file>
+
+<file path=customXml/item2.xml><?xml version="1.0" encoding="utf-8"?>
 <Workflow version="v.1.13">
   <Filtration versionrequired="True" status="DONE" StartTime="25-07-2014 13:27:04" EndTime="25-07-2014 13:28:29">
     <Mandatory>
@@ -19482,20 +18743,16 @@
 </Workflow>
 </file>
 
-<file path=customXml/item2.xml><?xml version="1.0" encoding="utf-8"?>
-<b:Sources xmlns:b="http://schemas.openxmlformats.org/officeDocument/2006/bibliography" xmlns="http://schemas.openxmlformats.org/officeDocument/2006/bibliography" SelectedStyle="\APA.XSL" StyleName="APA"/>
-</file>
-
 <file path=customXml/itemProps1.xml><?xml version="1.0" encoding="utf-8"?>
-<ds:datastoreItem xmlns:ds="http://schemas.openxmlformats.org/officeDocument/2006/customXml" ds:itemID="{4D45DBA2-DCF6-46BF-858B-9A8CC8161B4D}">
-  <ds:schemaRefs/>
-</ds:datastoreItem>
-</file>
-
-<file path=customXml/itemProps2.xml><?xml version="1.0" encoding="utf-8"?>
 <ds:datastoreItem xmlns:ds="http://schemas.openxmlformats.org/officeDocument/2006/customXml" ds:itemID="{B589180B-96F4-4B3D-93D7-E2C64345EF74}">
   <ds:schemaRefs>
     <ds:schemaRef ds:uri="http://schemas.openxmlformats.org/officeDocument/2006/bibliography"/>
   </ds:schemaRefs>
 </ds:datastoreItem>
+</file>
+
+<file path=customXml/itemProps2.xml><?xml version="1.0" encoding="utf-8"?>
+<ds:datastoreItem xmlns:ds="http://schemas.openxmlformats.org/officeDocument/2006/customXml" ds:itemID="{4D45DBA2-DCF6-46BF-858B-9A8CC8161B4D}">
+  <ds:schemaRefs/>
+</ds:datastoreItem>
 </file>
--- a/Imbalance_Balanced_Dataset_Composition_XAI.docx
+++ b/Imbalance_Balanced_Dataset_Composition_XAI.docx
@@ -38,7 +38,7 @@
           <w:lang w:val="en-ID"/>
           <w14:ligatures w14:val="standard"/>
         </w:rPr>
-        <w:t>the Impact of Documenting Dataset Composition—Imbalanced vs. Balanced—on AI Model Transparency and Fairness: The Role of Dataset Imbalance and Small Sample Sizes in Bias Evaluation</w:t>
+        <w:t>the Impact of Documenting Dataset Characteristics—Dataset Composition Imbalanced vs. Balanced and Small vs. Large Sample Sizes—on AI Model Transparency, Fairness, and Bias Evaluation</w:t>
       </w:r>
     </w:p>
     <w:p>
@@ -401,7 +401,7 @@
           <w:szCs w:val="24"/>
           <w14:ligatures w14:val="standard"/>
         </w:rPr>
-        <w:t>ensuring</w:t>
+        <w:t>ensuring transparency and fairness is very important for developing responsible AI systems. Data characteristics</w:t>
       </w:r>
       <w:r>
         <w:rPr>
@@ -410,7 +410,7 @@
           <w:szCs w:val="24"/>
           <w14:ligatures w14:val="standard"/>
         </w:rPr>
-        <w:t xml:space="preserve"> transparency and fairness is very important for developing ethical AI systems. Traditionally, responsible AI and explainable AI (XAI) have concentrated on explaining model decisions </w:t>
+        <w:t xml:space="preserve"> </w:t>
       </w:r>
       <w:r>
         <w:rPr>
@@ -419,7 +419,7 @@
           <w:szCs w:val="24"/>
           <w14:ligatures w14:val="standard"/>
         </w:rPr>
-        <w:t>and</w:t>
+        <w:t>are becoming an increasingly important focus within the field of Explainable AI (XAI), but currently it is not a standard practice. Traditionally, responsible AI and explainable AI (XAI) have more concentrated on explaining model behaviors, including ethical, legal, and social aspects of the datasets. However, addressing the characteristics of the dataset, including its composition</w:t>
       </w:r>
       <w:r>
         <w:rPr>
@@ -428,7 +428,7 @@
           <w:szCs w:val="24"/>
           <w14:ligatures w14:val="standard"/>
         </w:rPr>
-        <w:t xml:space="preserve"> the quality and appropriateness of data sources, including ethical, legal, and social aspects. However, </w:t>
+        <w:t>/ homogeneity and Data Sparsity</w:t>
       </w:r>
       <w:r>
         <w:rPr>
@@ -437,7 +437,7 @@
           <w:szCs w:val="24"/>
           <w14:ligatures w14:val="standard"/>
         </w:rPr>
-        <w:t>it is very important to</w:t>
+        <w:t>, is cr</w:t>
       </w:r>
       <w:r>
         <w:rPr>
@@ -446,19 +446,77 @@
           <w:szCs w:val="24"/>
           <w14:ligatures w14:val="standard"/>
         </w:rPr>
-        <w:t xml:space="preserve"> address the </w:t>
+        <w:t>itical</w:t>
       </w:r>
       <w:r>
         <w:rPr>
           <w:rFonts w:ascii="Times New Roman" w:eastAsia="Verdana" w:hAnsi="Times New Roman" w:cs="Times New Roman"/>
+          <w:sz w:val="24"/>
+          <w:szCs w:val="24"/>
+          <w14:ligatures w14:val="standard"/>
+        </w:rPr>
+        <w:t xml:space="preserve"> for a comprehensive approach to XAI. If the training dataset is imbalanced, machine learning models cannot make accurate predictions, while the small sample sizes can </w:t>
+      </w:r>
+      <w:r>
+        <w:rPr>
+          <w:rFonts w:ascii="Times New Roman" w:eastAsia="Verdana" w:hAnsi="Times New Roman" w:cs="Times New Roman"/>
+          <w:sz w:val="24"/>
+          <w:szCs w:val="24"/>
+          <w14:ligatures w14:val="standard"/>
+        </w:rPr>
+        <w:t xml:space="preserve">mislead bias evaluation by underrepresenting the true extent of the bias. This study proposes the incorporation of dataset characteristics to be documented into responsible AI practices in XAI, especially the composition, whether the dataset is balanced or imbalanced, </w:t>
+      </w:r>
+      <w:r>
+        <w:rPr>
+          <w:rFonts w:ascii="Times New Roman" w:eastAsia="Verdana" w:hAnsi="Times New Roman" w:cs="Times New Roman"/>
+          <w:sz w:val="24"/>
+          <w:szCs w:val="24"/>
+          <w14:ligatures w14:val="standard"/>
+        </w:rPr>
+        <w:t xml:space="preserve">and </w:t>
+      </w:r>
+      <w:r>
+        <w:rPr>
+          <w:rFonts w:ascii="Times New Roman" w:eastAsia="Verdana" w:hAnsi="Times New Roman" w:cs="Times New Roman"/>
+          <w:sz w:val="24"/>
+          <w:szCs w:val="24"/>
+          <w14:ligatures w14:val="standard"/>
+        </w:rPr>
+        <w:t xml:space="preserve">small or large samples, aiming for comprehensive transparency at both the data and model levels rather than only focusing on data sources and model explainability. The purpose is </w:t>
+      </w:r>
+      <w:r>
+        <w:rPr>
+          <w:rFonts w:ascii="Times New Roman" w:eastAsia="Verdana" w:hAnsi="Times New Roman" w:cs="Times New Roman"/>
+          <w:sz w:val="24"/>
+          <w:szCs w:val="24"/>
+          <w14:ligatures w14:val="standard"/>
+        </w:rPr>
+        <w:t>for</w:t>
+      </w:r>
+      <w:r>
+        <w:rPr>
+          <w:rFonts w:ascii="Times New Roman" w:eastAsia="Verdana" w:hAnsi="Times New Roman" w:cs="Times New Roman"/>
+          <w:sz w:val="24"/>
+          <w:szCs w:val="24"/>
+          <w14:ligatures w14:val="standard"/>
+        </w:rPr>
+        <w:t xml:space="preserve"> AI to be open and accountable, enhancing fairness, and at the end is to increase people’s trust in AI systems.</w:t>
+      </w:r>
+    </w:p>
+    <w:p>
+      <w:pPr>
+        <w:pStyle w:val="Abstract"/>
+        <w:spacing w:line="360" w:lineRule="auto"/>
+        <w:rPr>
+          <w:rFonts w:ascii="Times New Roman" w:hAnsi="Times New Roman" w:cs="Times New Roman"/>
           <w:b/>
           <w:bCs/>
           <w:sz w:val="24"/>
           <w:szCs w:val="24"/>
-          <w14:ligatures w14:val="standard"/>
-        </w:rPr>
-        <w:t>composition of the dataset, especially whether it is balanced or imbalanced</w:t>
-      </w:r>
+          <w:lang w:eastAsia="it-IT"/>
+          <w14:ligatures w14:val="standard"/>
+        </w:rPr>
+      </w:pPr>
       <w:r>
         <w:rPr>
           <w:rFonts w:ascii="Times New Roman" w:eastAsia="Verdana" w:hAnsi="Times New Roman" w:cs="Times New Roman"/>
@@ -466,322 +524,15 @@
           <w:szCs w:val="24"/>
           <w14:ligatures w14:val="standard"/>
         </w:rPr>
-        <w:t xml:space="preserve">. This paper analyzes the importance of incorporating dataset composition documentation into XAI practices, aiming for comprehensive transparency at both the data and model levels, rather than only focusing on data sources and model explainability. It is also important to explain and document the dataset </w:t>
-      </w:r>
-      <w:r>
-        <w:rPr>
-          <w:rFonts w:ascii="Times New Roman" w:eastAsia="Verdana" w:hAnsi="Times New Roman" w:cs="Times New Roman"/>
-          <w:sz w:val="24"/>
-          <w:szCs w:val="24"/>
-          <w14:ligatures w14:val="standard"/>
-        </w:rPr>
-        <w:t xml:space="preserve">composition used for model training, rather than only focusing on data source, data quality, and relevance, for AI to be open and accountable. If the training </w:t>
-      </w:r>
-      <w:r>
-        <w:rPr>
-          <w:rFonts w:ascii="Times New Roman" w:eastAsia="Verdana" w:hAnsi="Times New Roman" w:cs="Times New Roman"/>
-          <w:sz w:val="24"/>
-          <w:szCs w:val="24"/>
-          <w14:ligatures w14:val="standard"/>
-        </w:rPr>
-        <w:t>dataset</w:t>
-      </w:r>
-      <w:r>
-        <w:rPr>
-          <w:rFonts w:ascii="Times New Roman" w:eastAsia="Verdana" w:hAnsi="Times New Roman" w:cs="Times New Roman"/>
-          <w:sz w:val="24"/>
-          <w:szCs w:val="24"/>
-          <w14:ligatures w14:val="standard"/>
-        </w:rPr>
-        <w:t xml:space="preserve"> is imbalanced, machine learning models </w:t>
-      </w:r>
-      <w:r>
-        <w:rPr>
-          <w:rFonts w:ascii="Times New Roman" w:eastAsia="Verdana" w:hAnsi="Times New Roman" w:cs="Times New Roman"/>
-          <w:sz w:val="24"/>
-          <w:szCs w:val="24"/>
-          <w14:ligatures w14:val="standard"/>
-        </w:rPr>
-        <w:t>can</w:t>
-      </w:r>
-      <w:r>
-        <w:rPr>
-          <w:rFonts w:ascii="Times New Roman" w:eastAsia="Verdana" w:hAnsi="Times New Roman" w:cs="Times New Roman"/>
-          <w:sz w:val="24"/>
-          <w:szCs w:val="24"/>
-          <w14:ligatures w14:val="standard"/>
-        </w:rPr>
-        <w:t>not</w:t>
-      </w:r>
-      <w:r>
-        <w:rPr>
-          <w:rFonts w:ascii="Times New Roman" w:eastAsia="Verdana" w:hAnsi="Times New Roman" w:cs="Times New Roman"/>
-          <w:sz w:val="24"/>
-          <w:szCs w:val="24"/>
-          <w14:ligatures w14:val="standard"/>
-        </w:rPr>
-        <w:t xml:space="preserve"> make accurate predictions</w:t>
-      </w:r>
-      <w:r>
-        <w:rPr>
-          <w:rFonts w:ascii="Times New Roman" w:eastAsia="Verdana" w:hAnsi="Times New Roman" w:cs="Times New Roman"/>
-          <w:sz w:val="24"/>
-          <w:szCs w:val="24"/>
-          <w14:ligatures w14:val="standard"/>
-        </w:rPr>
-        <w:t xml:space="preserve">, while </w:t>
-      </w:r>
-      <w:r>
-        <w:rPr>
-          <w:rFonts w:ascii="Times New Roman" w:eastAsia="Verdana" w:hAnsi="Times New Roman" w:cs="Times New Roman"/>
-          <w:sz w:val="24"/>
-          <w:szCs w:val="24"/>
-          <w14:ligatures w14:val="standard"/>
-        </w:rPr>
-        <w:t xml:space="preserve">the </w:t>
-      </w:r>
-      <w:r>
-        <w:rPr>
-          <w:rFonts w:ascii="Times New Roman" w:eastAsia="Verdana" w:hAnsi="Times New Roman" w:cs="Times New Roman"/>
+        <w:t xml:space="preserve"> </w:t>
+      </w:r>
+      <w:r>
+        <w:rPr>
+          <w:rFonts w:ascii="Times New Roman" w:hAnsi="Times New Roman" w:cs="Times New Roman"/>
           <w:b/>
           <w:bCs/>
           <w:sz w:val="24"/>
           <w:szCs w:val="24"/>
-          <w14:ligatures w14:val="standard"/>
-        </w:rPr>
-        <w:t xml:space="preserve">small sample sizes can mislead </w:t>
-      </w:r>
-      <w:r>
-        <w:rPr>
-          <w:rFonts w:ascii="Times New Roman" w:eastAsia="Verdana" w:hAnsi="Times New Roman" w:cs="Times New Roman"/>
-          <w:b/>
-          <w:bCs/>
-          <w:sz w:val="24"/>
-          <w:szCs w:val="24"/>
-          <w14:ligatures w14:val="standard"/>
-        </w:rPr>
-        <w:t>bias</w:t>
-      </w:r>
-      <w:r>
-        <w:rPr>
-          <w:rFonts w:ascii="Times New Roman" w:eastAsia="Verdana" w:hAnsi="Times New Roman" w:cs="Times New Roman"/>
-          <w:b/>
-          <w:bCs/>
-          <w:sz w:val="24"/>
-          <w:szCs w:val="24"/>
-          <w14:ligatures w14:val="standard"/>
-        </w:rPr>
-        <w:t xml:space="preserve"> evaluation</w:t>
-      </w:r>
-      <w:r>
-        <w:rPr>
-          <w:rFonts w:ascii="Times New Roman" w:eastAsia="Verdana" w:hAnsi="Times New Roman" w:cs="Times New Roman"/>
-          <w:sz w:val="24"/>
-          <w:szCs w:val="24"/>
-          <w14:ligatures w14:val="standard"/>
-        </w:rPr>
-        <w:t xml:space="preserve"> by underrepresenting the true extent of the bias.</w:t>
-      </w:r>
-      <w:r>
-        <w:rPr>
-          <w:rFonts w:ascii="Times New Roman" w:eastAsia="Verdana" w:hAnsi="Times New Roman" w:cs="Times New Roman"/>
-          <w:sz w:val="24"/>
-          <w:szCs w:val="24"/>
-          <w14:ligatures w14:val="standard"/>
-        </w:rPr>
-        <w:t xml:space="preserve"> This paper analyzed the impact of dataset composition, whether balanced or imbalanced, to reduce bias and unfairness in model prediction</w:t>
-      </w:r>
-      <w:r>
-        <w:rPr>
-          <w:rFonts w:ascii="Times New Roman" w:eastAsia="Verdana" w:hAnsi="Times New Roman" w:cs="Times New Roman"/>
-          <w:sz w:val="24"/>
-          <w:szCs w:val="24"/>
-          <w14:ligatures w14:val="standard"/>
-        </w:rPr>
-        <w:t xml:space="preserve">, </w:t>
-      </w:r>
-      <w:r>
-        <w:rPr>
-          <w:rFonts w:ascii="Times New Roman" w:eastAsia="Verdana" w:hAnsi="Times New Roman" w:cs="Times New Roman"/>
-          <w:sz w:val="24"/>
-          <w:szCs w:val="24"/>
-          <w14:ligatures w14:val="standard"/>
-        </w:rPr>
-        <w:t>alongside</w:t>
-      </w:r>
-      <w:r>
-        <w:rPr>
-          <w:rFonts w:ascii="Times New Roman" w:eastAsia="Verdana" w:hAnsi="Times New Roman" w:cs="Times New Roman"/>
-          <w:sz w:val="24"/>
-          <w:szCs w:val="24"/>
-          <w14:ligatures w14:val="standard"/>
-        </w:rPr>
-        <w:t xml:space="preserve"> awareness of sample size limitations. </w:t>
-      </w:r>
-      <w:r>
-        <w:rPr>
-          <w:rFonts w:ascii="Times New Roman" w:eastAsia="Verdana" w:hAnsi="Times New Roman" w:cs="Times New Roman"/>
-          <w:sz w:val="24"/>
-          <w:szCs w:val="24"/>
-          <w14:ligatures w14:val="standard"/>
-        </w:rPr>
-        <w:t xml:space="preserve">This </w:t>
-      </w:r>
-      <w:r>
-        <w:rPr>
-          <w:rFonts w:ascii="Times New Roman" w:eastAsia="Verdana" w:hAnsi="Times New Roman" w:cs="Times New Roman"/>
-          <w:sz w:val="24"/>
-          <w:szCs w:val="24"/>
-          <w14:ligatures w14:val="standard"/>
-        </w:rPr>
-        <w:t>study</w:t>
-      </w:r>
-      <w:r>
-        <w:rPr>
-          <w:rFonts w:ascii="Times New Roman" w:eastAsia="Verdana" w:hAnsi="Times New Roman" w:cs="Times New Roman"/>
-          <w:sz w:val="24"/>
-          <w:szCs w:val="24"/>
-          <w14:ligatures w14:val="standard"/>
-        </w:rPr>
-        <w:t xml:space="preserve"> analyzed </w:t>
-      </w:r>
-      <w:r>
-        <w:rPr>
-          <w:rFonts w:ascii="Times New Roman" w:eastAsia="Verdana" w:hAnsi="Times New Roman" w:cs="Times New Roman"/>
-          <w:sz w:val="24"/>
-          <w:szCs w:val="24"/>
-          <w14:ligatures w14:val="standard"/>
-        </w:rPr>
-        <w:t xml:space="preserve">on </w:t>
-      </w:r>
-      <w:r>
-        <w:rPr>
-          <w:rFonts w:ascii="Times New Roman" w:eastAsia="Verdana" w:hAnsi="Times New Roman" w:cs="Times New Roman"/>
-          <w:sz w:val="24"/>
-          <w:szCs w:val="24"/>
-          <w14:ligatures w14:val="standard"/>
-        </w:rPr>
-        <w:t xml:space="preserve">the impact of dataset composition, whether balanced or imbalanced, to reduce bias and unfairness in model prediction, </w:t>
-      </w:r>
-      <w:r>
-        <w:rPr>
-          <w:rFonts w:ascii="Times New Roman" w:eastAsia="Verdana" w:hAnsi="Times New Roman" w:cs="Times New Roman"/>
-          <w:sz w:val="24"/>
-          <w:szCs w:val="24"/>
-          <w14:ligatures w14:val="standard"/>
-        </w:rPr>
-        <w:t xml:space="preserve">together with the </w:t>
-      </w:r>
-      <w:r>
-        <w:rPr>
-          <w:rFonts w:ascii="Times New Roman" w:eastAsia="Verdana" w:hAnsi="Times New Roman" w:cs="Times New Roman"/>
-          <w:sz w:val="24"/>
-          <w:szCs w:val="24"/>
-          <w14:ligatures w14:val="standard"/>
-        </w:rPr>
-        <w:t xml:space="preserve">awareness of sample size limitations. This study proposes the incorporation of dataset </w:t>
-      </w:r>
-      <w:r>
-        <w:rPr>
-          <w:rFonts w:ascii="Times New Roman" w:eastAsia="Verdana" w:hAnsi="Times New Roman" w:cs="Times New Roman"/>
-          <w:sz w:val="24"/>
-          <w:szCs w:val="24"/>
-          <w14:ligatures w14:val="standard"/>
-        </w:rPr>
-        <w:lastRenderedPageBreak/>
-        <w:t>composition documentation into responsible AI practices, with the</w:t>
-      </w:r>
-      <w:r>
-        <w:rPr>
-          <w:rFonts w:ascii="Times New Roman" w:eastAsia="Verdana" w:hAnsi="Times New Roman" w:cs="Times New Roman"/>
-          <w:sz w:val="24"/>
-          <w:szCs w:val="24"/>
-          <w14:ligatures w14:val="standard"/>
-        </w:rPr>
-        <w:t xml:space="preserve"> goal</w:t>
-      </w:r>
-      <w:r>
-        <w:rPr>
-          <w:rFonts w:ascii="Times New Roman" w:eastAsia="Verdana" w:hAnsi="Times New Roman" w:cs="Times New Roman"/>
-          <w:sz w:val="24"/>
-          <w:szCs w:val="24"/>
-          <w14:ligatures w14:val="standard"/>
-        </w:rPr>
-        <w:t xml:space="preserve"> of enhancing transparency at both the data and model levels, reducing biases, enhancing fairness, and </w:t>
-      </w:r>
-      <w:r>
-        <w:rPr>
-          <w:rFonts w:ascii="Times New Roman" w:eastAsia="Verdana" w:hAnsi="Times New Roman" w:cs="Times New Roman"/>
-          <w:sz w:val="24"/>
-          <w:szCs w:val="24"/>
-          <w14:ligatures w14:val="standard"/>
-        </w:rPr>
-        <w:t xml:space="preserve">at the end is to </w:t>
-      </w:r>
-      <w:r>
-        <w:rPr>
-          <w:rFonts w:ascii="Times New Roman" w:eastAsia="Verdana" w:hAnsi="Times New Roman" w:cs="Times New Roman"/>
-          <w:sz w:val="24"/>
-          <w:szCs w:val="24"/>
-          <w14:ligatures w14:val="standard"/>
-        </w:rPr>
-        <w:t>incre</w:t>
-      </w:r>
-      <w:r>
-        <w:rPr>
-          <w:rFonts w:ascii="Times New Roman" w:eastAsia="Verdana" w:hAnsi="Times New Roman" w:cs="Times New Roman"/>
-          <w:sz w:val="24"/>
-          <w:szCs w:val="24"/>
-          <w14:ligatures w14:val="standard"/>
-        </w:rPr>
-        <w:t>ase</w:t>
-      </w:r>
-      <w:r>
-        <w:rPr>
-          <w:rFonts w:ascii="Times New Roman" w:eastAsia="Verdana" w:hAnsi="Times New Roman" w:cs="Times New Roman"/>
-          <w:sz w:val="24"/>
-          <w:szCs w:val="24"/>
-          <w14:ligatures w14:val="standard"/>
-        </w:rPr>
-        <w:t xml:space="preserve"> people’s trust in AI systems.</w:t>
-      </w:r>
-    </w:p>
-    <w:p>
-      <w:pPr>
-        <w:pStyle w:val="Abstract"/>
-        <w:spacing w:line="360" w:lineRule="auto"/>
-        <w:rPr>
-          <w:rFonts w:ascii="Times New Roman" w:hAnsi="Times New Roman" w:cs="Times New Roman"/>
-          <w:b/>
-          <w:bCs/>
-          <w:sz w:val="24"/>
-          <w:szCs w:val="24"/>
-          <w:lang w:eastAsia="it-IT"/>
-          <w14:ligatures w14:val="standard"/>
-        </w:rPr>
-      </w:pPr>
-    </w:p>
-    <w:p>
-      <w:pPr>
-        <w:pStyle w:val="Abstract"/>
-        <w:spacing w:line="360" w:lineRule="auto"/>
-        <w:rPr>
-          <w:rFonts w:ascii="Times New Roman" w:hAnsi="Times New Roman" w:cs="Times New Roman"/>
-          <w:b/>
-          <w:bCs/>
-          <w:sz w:val="24"/>
-          <w:szCs w:val="24"/>
-          <w:lang w:eastAsia="it-IT"/>
-          <w14:ligatures w14:val="standard"/>
-        </w:rPr>
-      </w:pPr>
-      <w:r>
-        <w:rPr>
-          <w:rFonts w:ascii="Times New Roman" w:hAnsi="Times New Roman" w:cs="Times New Roman"/>
-          <w:b/>
-          <w:bCs/>
-          <w:sz w:val="24"/>
-          <w:szCs w:val="24"/>
           <w:lang w:eastAsia="it-IT"/>
           <w14:ligatures w14:val="standard"/>
         </w:rPr>
@@ -949,6 +700,7 @@
           <w:lang w:eastAsia="it-IT"/>
           <w14:ligatures w14:val="standard"/>
         </w:rPr>
+        <w:lastRenderedPageBreak/>
         <w:t xml:space="preserve">Balance Dataset, Bias Mitigation, Dataset Composition, Dataset Documentation, </w:t>
       </w:r>
       <w:r>
@@ -1293,7 +1045,13 @@
         <w:rPr>
           <w:lang w:val="en-ID"/>
         </w:rPr>
-        <w:t xml:space="preserve"> safeguarding data privacy and promoting responsible AI practices to build user confidence, particularly in sensitive applications. Equitability is to ensure the fairness and legal compliance, addressing the societal and ethical dimensions of AI. </w:t>
+        <w:t xml:space="preserve"> safeguarding data privacy and promoting responsible AI practices to build user confidence, particularly in sensitive applications. Equitability is to ensure the fairness and legal compliance, </w:t>
+      </w:r>
+      <w:r>
+        <w:rPr>
+          <w:lang w:val="en-ID"/>
+        </w:rPr>
+        <w:t xml:space="preserve">addressing the societal and ethical dimensions of AI. </w:t>
       </w:r>
       <w:r>
         <w:rPr>
@@ -1311,12 +1069,113 @@
     <w:p>
       <w:pPr>
         <w:pStyle w:val="Para"/>
-        <w:rPr>
-          <w:lang w:val="en-ID"/>
-        </w:rPr>
-      </w:pPr>
-      <w:r>
-        <w:t>XAI traditionally focused on the quality and appropriateness of the data used in AI systems; the composition of training datasets—whether balanced or imbalanced—has received limited attention. This oversight poses significant risks to fairness and transparency, as imbalanced datasets where certain classes are underrepresented can lead to AI models that are optimized primarily for the majority class. Such imbalances can produce biased or unfair predictions, disproportionately affecting minority classes.</w:t>
+      </w:pPr>
+      <w:r>
+        <w:t xml:space="preserve">XAI traditionally focused on the quality and appropriateness of the data used in AI systems; the </w:t>
+      </w:r>
+      <w:r>
+        <w:t>characteristics</w:t>
+      </w:r>
+      <w:r>
+        <w:t xml:space="preserve"> of training datasets—whether balanced or imbalanced—has received limited attention. This oversight poses significant risks to fairness and transparency, as imbalanced datasets where certain classes are underrepresented can lead to AI models that are optimized primarily for the majority class. Such imbalances can produce biased or unfair predictions, disproportionately affecting minority classes.</w:t>
+      </w:r>
+    </w:p>
+    <w:p>
+      <w:pPr>
+        <w:pStyle w:val="Para"/>
+      </w:pPr>
+    </w:p>
+    <w:p>
+      <w:pPr>
+        <w:pStyle w:val="Para"/>
+        <w:rPr>
+          <w:lang w:val="en-ID"/>
+        </w:rPr>
+      </w:pPr>
+      <w:r>
+        <w:rPr>
+          <w:lang w:val="en-ID"/>
+        </w:rPr>
+        <w:t xml:space="preserve">This research explores the impact of documenting and </w:t>
+      </w:r>
+      <w:r>
+        <w:rPr>
+          <w:lang w:val="en-ID"/>
+        </w:rPr>
+        <w:t>analysing</w:t>
+      </w:r>
+      <w:r>
+        <w:rPr>
+          <w:lang w:val="en-ID"/>
+        </w:rPr>
+        <w:t xml:space="preserve"> the </w:t>
+      </w:r>
+      <w:r>
+        <w:rPr>
+          <w:lang w:val="en-ID"/>
+        </w:rPr>
+        <w:t>characteristic</w:t>
+      </w:r>
+      <w:r>
+        <w:rPr>
+          <w:lang w:val="en-ID"/>
+        </w:rPr>
+        <w:t xml:space="preserve"> of training datasets, especially in terms of </w:t>
+      </w:r>
+      <w:r>
+        <w:rPr>
+          <w:rFonts w:eastAsia="Verdana"/>
+        </w:rPr>
+        <w:t>homogeneity/</w:t>
+      </w:r>
+      <w:r>
+        <w:rPr>
+          <w:rFonts w:eastAsia="Verdana"/>
+        </w:rPr>
+        <w:t>composition</w:t>
+      </w:r>
+      <w:r>
+        <w:rPr>
+          <w:rFonts w:eastAsia="Verdana"/>
+        </w:rPr>
+        <w:t xml:space="preserve"> </w:t>
+      </w:r>
+      <w:r>
+        <w:rPr>
+          <w:lang w:val="en-ID"/>
+        </w:rPr>
+        <w:t>whether they are balanced or imbalanced</w:t>
+      </w:r>
+      <w:r>
+        <w:rPr>
+          <w:rFonts w:eastAsia="Verdana"/>
+        </w:rPr>
+        <w:t xml:space="preserve">, </w:t>
+      </w:r>
+      <w:r>
+        <w:rPr>
+          <w:rFonts w:eastAsia="Verdana"/>
+        </w:rPr>
+        <w:t>number of classes (C), small/ large data sparsity (DS) (</w:t>
+      </w:r>
+      <w:r>
+        <w:rPr>
+          <w:rFonts w:eastAsia="Verdana"/>
+          <w:color w:val="FF0000"/>
+        </w:rPr>
+        <w:t>cite</w:t>
+      </w:r>
+      <w:r>
+        <w:rPr>
+          <w:rFonts w:eastAsia="Verdana"/>
+        </w:rPr>
+        <w:t>)</w:t>
+      </w:r>
+      <w:r>
+        <w:rPr>
+          <w:rFonts w:eastAsia="Verdana"/>
+        </w:rPr>
+        <w:t>,</w:t>
       </w:r>
       <w:r>
         <w:br/>
@@ -1325,39 +1184,21 @@
         <w:rPr>
           <w:lang w:val="en-ID"/>
         </w:rPr>
-        <w:t xml:space="preserve">This research explores the impact of documenting and </w:t>
-      </w:r>
-      <w:r>
-        <w:rPr>
-          <w:lang w:val="en-ID"/>
-        </w:rPr>
-        <w:t>analysing</w:t>
-      </w:r>
-      <w:r>
-        <w:rPr>
-          <w:lang w:val="en-ID"/>
-        </w:rPr>
-        <w:t xml:space="preserve"> the composition of training </w:t>
-      </w:r>
+        <w:t>, and how this affects model transparency, bias, and fairness. Specifically, imbalanced datasets can result in models that perform well on the majority class but fail to accurately predict outcomes for underrepresented groups, raise the biases in AI decision-making.</w:t>
+      </w:r>
+    </w:p>
+    <w:p>
+      <w:pPr>
+        <w:pStyle w:val="Para"/>
+        <w:rPr>
+          <w:lang w:val="en-ID"/>
+        </w:rPr>
+      </w:pPr>
       <w:r>
         <w:rPr>
           <w:lang w:val="en-ID"/>
         </w:rPr>
         <w:lastRenderedPageBreak/>
-        <w:t>datasets, especially in terms of whether they are balanced or imbalanced, and how this affects model transparency, bias, and fairness. Specifically, imbalanced datasets can result in models that perform well on the majority class but fail to accurately predict outcomes for underrepresented groups, raise the biases in AI decision-making.</w:t>
-      </w:r>
-    </w:p>
-    <w:p>
-      <w:pPr>
-        <w:pStyle w:val="Para"/>
-        <w:rPr>
-          <w:lang w:val="en-ID"/>
-        </w:rPr>
-      </w:pPr>
-      <w:r>
-        <w:rPr>
-          <w:lang w:val="en-ID"/>
-        </w:rPr>
         <w:t xml:space="preserve">Small sample sizes in imbalanced datasets can create problems by increasing variance in model predictions, resulting in bias and reduced model performance. </w:t>
       </w:r>
       <w:r>
@@ -1426,13 +1267,45 @@
           <w:b w:val="0"/>
           <w:bCs w:val="0"/>
         </w:rPr>
-        <w:t>How does the documentation of dataset composition (</w:t>
-      </w:r>
+        <w:t xml:space="preserve">How </w:t>
+      </w:r>
+      <w:proofErr w:type="spellStart"/>
       <w:r>
         <w:rPr>
           <w:b w:val="0"/>
           <w:bCs w:val="0"/>
         </w:rPr>
+        <w:t>does</w:t>
+      </w:r>
+      <w:proofErr w:type="spellEnd"/>
+      <w:r>
+        <w:rPr>
+          <w:b w:val="0"/>
+          <w:bCs w:val="0"/>
+        </w:rPr>
+        <w:t xml:space="preserve"> the documentation of </w:t>
+      </w:r>
+      <w:proofErr w:type="spellStart"/>
+      <w:r>
+        <w:rPr>
+          <w:b w:val="0"/>
+          <w:bCs w:val="0"/>
+        </w:rPr>
+        <w:t>dataset</w:t>
+      </w:r>
+      <w:proofErr w:type="spellEnd"/>
+      <w:r>
+        <w:rPr>
+          <w:b w:val="0"/>
+          <w:bCs w:val="0"/>
+        </w:rPr>
+        <w:t xml:space="preserve"> composition (</w:t>
+      </w:r>
+      <w:r>
+        <w:rPr>
+          <w:b w:val="0"/>
+          <w:bCs w:val="0"/>
+        </w:rPr>
         <w:t>balance</w:t>
       </w:r>
       <w:r>
@@ -1440,7 +1313,87 @@
           <w:b w:val="0"/>
           <w:bCs w:val="0"/>
         </w:rPr>
-        <w:t xml:space="preserve"> vs. imbalanced) impact AI model transparency and fairness in decision-making systems?</w:t>
+        <w:t xml:space="preserve"> vs. </w:t>
+      </w:r>
+      <w:proofErr w:type="spellStart"/>
+      <w:r>
+        <w:rPr>
+          <w:b w:val="0"/>
+          <w:bCs w:val="0"/>
+        </w:rPr>
+        <w:t>imbalanced</w:t>
+      </w:r>
+      <w:proofErr w:type="spellEnd"/>
+      <w:r>
+        <w:rPr>
+          <w:b w:val="0"/>
+          <w:bCs w:val="0"/>
+        </w:rPr>
+        <w:t xml:space="preserve">) impact AI model </w:t>
+      </w:r>
+      <w:proofErr w:type="spellStart"/>
+      <w:r>
+        <w:rPr>
+          <w:b w:val="0"/>
+          <w:bCs w:val="0"/>
+        </w:rPr>
+        <w:t>transparency</w:t>
+      </w:r>
+      <w:proofErr w:type="spellEnd"/>
+      <w:r>
+        <w:rPr>
+          <w:b w:val="0"/>
+          <w:bCs w:val="0"/>
+        </w:rPr>
+        <w:t xml:space="preserve"> and </w:t>
+      </w:r>
+      <w:proofErr w:type="spellStart"/>
+      <w:r>
+        <w:rPr>
+          <w:b w:val="0"/>
+          <w:bCs w:val="0"/>
+        </w:rPr>
+        <w:t>fairness</w:t>
+      </w:r>
+      <w:proofErr w:type="spellEnd"/>
+      <w:r>
+        <w:rPr>
+          <w:b w:val="0"/>
+          <w:bCs w:val="0"/>
+        </w:rPr>
+        <w:t xml:space="preserve"> in </w:t>
+      </w:r>
+      <w:proofErr w:type="spellStart"/>
+      <w:r>
+        <w:rPr>
+          <w:b w:val="0"/>
+          <w:bCs w:val="0"/>
+        </w:rPr>
+        <w:t>decision-making</w:t>
+      </w:r>
+      <w:proofErr w:type="spellEnd"/>
+      <w:r>
+        <w:rPr>
+          <w:b w:val="0"/>
+          <w:bCs w:val="0"/>
+        </w:rPr>
+        <w:t xml:space="preserve"> </w:t>
+      </w:r>
+      <w:proofErr w:type="spellStart"/>
+      <w:r>
+        <w:rPr>
+          <w:b w:val="0"/>
+          <w:bCs w:val="0"/>
+        </w:rPr>
+        <w:t>systems</w:t>
+      </w:r>
+      <w:proofErr w:type="spellEnd"/>
+      <w:r>
+        <w:rPr>
+          <w:b w:val="0"/>
+          <w:bCs w:val="0"/>
+        </w:rPr>
+        <w:t>?</w:t>
       </w:r>
     </w:p>
     <w:p>
@@ -1455,32 +1408,178 @@
           <w:bCs w:val="0"/>
         </w:rPr>
       </w:pPr>
+      <w:proofErr w:type="spellStart"/>
       <w:r>
         <w:rPr>
           <w:b w:val="0"/>
           <w:bCs w:val="0"/>
         </w:rPr>
-        <w:t>What is the relationship between dataset</w:t>
-      </w:r>
+        <w:t>What</w:t>
+      </w:r>
+      <w:proofErr w:type="spellEnd"/>
       <w:r>
         <w:rPr>
           <w:b w:val="0"/>
           <w:bCs w:val="0"/>
         </w:rPr>
-        <w:t xml:space="preserve">’s </w:t>
-      </w:r>
+        <w:t xml:space="preserve"> </w:t>
+      </w:r>
+      <w:proofErr w:type="spellStart"/>
       <w:r>
         <w:rPr>
           <w:b w:val="0"/>
           <w:bCs w:val="0"/>
         </w:rPr>
-        <w:t>size and the accuracy of bias evaluation in AI models, when</w:t>
-      </w:r>
+        <w:t>is</w:t>
+      </w:r>
+      <w:proofErr w:type="spellEnd"/>
       <w:r>
         <w:rPr>
           <w:b w:val="0"/>
           <w:bCs w:val="0"/>
         </w:rPr>
+        <w:t xml:space="preserve"> the </w:t>
+      </w:r>
+      <w:proofErr w:type="spellStart"/>
+      <w:r>
+        <w:rPr>
+          <w:b w:val="0"/>
+          <w:bCs w:val="0"/>
+        </w:rPr>
+        <w:t>relationship</w:t>
+      </w:r>
+      <w:proofErr w:type="spellEnd"/>
+      <w:r>
+        <w:rPr>
+          <w:b w:val="0"/>
+          <w:bCs w:val="0"/>
+        </w:rPr>
+        <w:t xml:space="preserve"> </w:t>
+      </w:r>
+      <w:proofErr w:type="spellStart"/>
+      <w:r>
+        <w:rPr>
+          <w:b w:val="0"/>
+          <w:bCs w:val="0"/>
+        </w:rPr>
+        <w:t>between</w:t>
+      </w:r>
+      <w:proofErr w:type="spellEnd"/>
+      <w:r>
+        <w:rPr>
+          <w:b w:val="0"/>
+          <w:bCs w:val="0"/>
+        </w:rPr>
+        <w:t xml:space="preserve"> </w:t>
+      </w:r>
+      <w:proofErr w:type="spellStart"/>
+      <w:r>
+        <w:rPr>
+          <w:b w:val="0"/>
+          <w:bCs w:val="0"/>
+        </w:rPr>
+        <w:t>dataset</w:t>
+      </w:r>
+      <w:r>
+        <w:rPr>
+          <w:b w:val="0"/>
+          <w:bCs w:val="0"/>
+        </w:rPr>
+        <w:t>’s</w:t>
+      </w:r>
+      <w:proofErr w:type="spellEnd"/>
+      <w:r>
+        <w:rPr>
+          <w:b w:val="0"/>
+          <w:bCs w:val="0"/>
+        </w:rPr>
+        <w:t xml:space="preserve"> </w:t>
+      </w:r>
+      <w:r>
+        <w:rPr>
+          <w:b w:val="0"/>
+          <w:bCs w:val="0"/>
+        </w:rPr>
+        <w:t xml:space="preserve">size and the </w:t>
+      </w:r>
+      <w:proofErr w:type="spellStart"/>
+      <w:r>
+        <w:rPr>
+          <w:b w:val="0"/>
+          <w:bCs w:val="0"/>
+        </w:rPr>
+        <w:t>accuracy</w:t>
+      </w:r>
+      <w:proofErr w:type="spellEnd"/>
+      <w:r>
+        <w:rPr>
+          <w:b w:val="0"/>
+          <w:bCs w:val="0"/>
+        </w:rPr>
+        <w:t xml:space="preserve"> of </w:t>
+      </w:r>
+      <w:proofErr w:type="spellStart"/>
+      <w:r>
+        <w:rPr>
+          <w:b w:val="0"/>
+          <w:bCs w:val="0"/>
+        </w:rPr>
+        <w:t>bias</w:t>
+      </w:r>
+      <w:proofErr w:type="spellEnd"/>
+      <w:r>
+        <w:rPr>
+          <w:b w:val="0"/>
+          <w:bCs w:val="0"/>
+        </w:rPr>
+        <w:t xml:space="preserve"> </w:t>
+      </w:r>
+      <w:proofErr w:type="spellStart"/>
+      <w:r>
+        <w:rPr>
+          <w:b w:val="0"/>
+          <w:bCs w:val="0"/>
+        </w:rPr>
+        <w:t>evaluation</w:t>
+      </w:r>
+      <w:proofErr w:type="spellEnd"/>
+      <w:r>
+        <w:rPr>
+          <w:b w:val="0"/>
+          <w:bCs w:val="0"/>
+        </w:rPr>
+        <w:t xml:space="preserve"> in AI </w:t>
+      </w:r>
+      <w:proofErr w:type="spellStart"/>
+      <w:r>
+        <w:rPr>
+          <w:b w:val="0"/>
+          <w:bCs w:val="0"/>
+        </w:rPr>
+        <w:t>models</w:t>
+      </w:r>
+      <w:proofErr w:type="spellEnd"/>
+      <w:r>
+        <w:rPr>
+          <w:b w:val="0"/>
+          <w:bCs w:val="0"/>
+        </w:rPr>
+        <w:t xml:space="preserve">, </w:t>
+      </w:r>
+      <w:proofErr w:type="spellStart"/>
+      <w:r>
+        <w:rPr>
+          <w:b w:val="0"/>
+          <w:bCs w:val="0"/>
+        </w:rPr>
+        <w:t>when</w:t>
+      </w:r>
+      <w:proofErr w:type="spellEnd"/>
+      <w:r>
+        <w:rPr>
+          <w:b w:val="0"/>
+          <w:bCs w:val="0"/>
+        </w:rPr>
         <w:t xml:space="preserve"> the</w:t>
       </w:r>
       <w:r>
@@ -1488,8 +1587,33 @@
           <w:b w:val="0"/>
           <w:bCs w:val="0"/>
         </w:rPr>
-        <w:t xml:space="preserve"> training data is imbalanced</w:t>
-      </w:r>
+        <w:t xml:space="preserve"> training data </w:t>
+      </w:r>
+      <w:proofErr w:type="spellStart"/>
+      <w:r>
+        <w:rPr>
+          <w:b w:val="0"/>
+          <w:bCs w:val="0"/>
+        </w:rPr>
+        <w:t>is</w:t>
+      </w:r>
+      <w:proofErr w:type="spellEnd"/>
+      <w:r>
+        <w:rPr>
+          <w:b w:val="0"/>
+          <w:bCs w:val="0"/>
+        </w:rPr>
+        <w:t xml:space="preserve"> </w:t>
+      </w:r>
+      <w:proofErr w:type="spellStart"/>
+      <w:r>
+        <w:rPr>
+          <w:b w:val="0"/>
+          <w:bCs w:val="0"/>
+        </w:rPr>
+        <w:t>imbalanced</w:t>
+      </w:r>
+      <w:proofErr w:type="spellEnd"/>
       <w:r>
         <w:rPr>
           <w:b w:val="0"/>
@@ -1693,11 +1817,112 @@
         <w:t xml:space="preserve"> that</w:t>
       </w:r>
       <w:r>
+        <w:t xml:space="preserve"> addressing data imbalance is very important for maintaining reliable machine learning models, especially in critical applications.</w:t>
+      </w:r>
+    </w:p>
+    <w:p>
+      <w:pPr>
+        <w:pStyle w:val="Para"/>
+      </w:pPr>
+    </w:p>
+    <w:p>
+      <w:pPr>
+        <w:pStyle w:val="Para"/>
+      </w:pPr>
+      <w:r>
+        <w:t xml:space="preserve">The study by Johnson and </w:t>
+      </w:r>
+      <w:proofErr w:type="spellStart"/>
+      <w:r>
+        <w:t>Khoshgoftaar</w:t>
+      </w:r>
+      <w:proofErr w:type="spellEnd"/>
+      <w:r>
+        <w:t xml:space="preserve"> (2019) provides a survey on deep learning methods </w:t>
+      </w:r>
+      <w:r>
+        <w:t xml:space="preserve">to </w:t>
+      </w:r>
+      <w:r>
+        <w:t>handl</w:t>
+      </w:r>
+      <w:r>
+        <w:t>e</w:t>
+      </w:r>
+      <w:r>
+        <w:t xml:space="preserve"> class imbalance. The authors </w:t>
+      </w:r>
+      <w:r>
+        <w:t>wrote about</w:t>
+      </w:r>
+      <w:r>
         <w:t xml:space="preserve"> </w:t>
       </w:r>
       <w:r>
+        <w:t>challenges</w:t>
+      </w:r>
+      <w:r>
+        <w:t xml:space="preserve"> of </w:t>
+      </w:r>
+      <w:r>
+        <w:t>high-class</w:t>
+      </w:r>
+      <w:r>
+        <w:t xml:space="preserve"> imbalance in real-world applications, such as medical diagnosis and fraud </w:t>
+      </w:r>
+      <w:r>
         <w:lastRenderedPageBreak/>
-        <w:t>addressing data imbalance is very important for maintaining reliable machine learning models, especially in critical applications.</w:t>
+        <w:t xml:space="preserve">detection, where the minority class is often of greater interest. The survey reviews existing deep learning approaches, including data-level techniques </w:t>
+      </w:r>
+      <w:r>
+        <w:t>like</w:t>
+      </w:r>
+      <w:r>
+        <w:t xml:space="preserve"> oversampling</w:t>
+      </w:r>
+      <w:r>
+        <w:t xml:space="preserve"> and</w:t>
+      </w:r>
+      <w:r>
+        <w:t xml:space="preserve"> </w:t>
+      </w:r>
+      <w:r>
+        <w:t>under sampling</w:t>
+      </w:r>
+      <w:r>
+        <w:t xml:space="preserve">, </w:t>
+      </w:r>
+      <w:r>
+        <w:t xml:space="preserve">beside </w:t>
+      </w:r>
+      <w:r>
+        <w:t xml:space="preserve">algorithm-level methods </w:t>
+      </w:r>
+      <w:r>
+        <w:t>such as</w:t>
+      </w:r>
+      <w:r>
+        <w:t xml:space="preserve"> cost-sensitive learning</w:t>
+      </w:r>
+      <w:r>
+        <w:t xml:space="preserve"> </w:t>
+      </w:r>
+      <w:r>
+        <w:t xml:space="preserve">and hybrid methods. The authors </w:t>
+      </w:r>
+      <w:r>
+        <w:t>identify</w:t>
+      </w:r>
+      <w:r>
+        <w:t xml:space="preserve"> gaps in current research of deep learning methods for imbalanced data and the need for more diverse applications (Johnson and </w:t>
+      </w:r>
+      <w:proofErr w:type="spellStart"/>
+      <w:r>
+        <w:t>Khoshgoftaar</w:t>
+      </w:r>
+      <w:proofErr w:type="spellEnd"/>
+      <w:r>
+        <w:t>, 2019).</w:t>
       </w:r>
     </w:p>
     <w:p>
@@ -1710,91 +1935,6 @@
         <w:pStyle w:val="Para"/>
       </w:pPr>
       <w:r>
-        <w:t xml:space="preserve">The study by Johnson and Khoshgoftaar (2019) provides a survey on deep learning methods </w:t>
-      </w:r>
-      <w:r>
-        <w:t xml:space="preserve">to </w:t>
-      </w:r>
-      <w:r>
-        <w:t>handl</w:t>
-      </w:r>
-      <w:r>
-        <w:t>e</w:t>
-      </w:r>
-      <w:r>
-        <w:t xml:space="preserve"> class imbalance. The authors </w:t>
-      </w:r>
-      <w:r>
-        <w:t>wrote about</w:t>
-      </w:r>
-      <w:r>
-        <w:t xml:space="preserve"> </w:t>
-      </w:r>
-      <w:r>
-        <w:t>challenges</w:t>
-      </w:r>
-      <w:r>
-        <w:t xml:space="preserve"> of </w:t>
-      </w:r>
-      <w:r>
-        <w:t>high-class</w:t>
-      </w:r>
-      <w:r>
-        <w:t xml:space="preserve"> imbalance in real-world applications, such as medical diagnosis and fraud detection, where the minority class is often of greater interest. The survey reviews existing deep learning approaches, including data-level techniques </w:t>
-      </w:r>
-      <w:r>
-        <w:t>like</w:t>
-      </w:r>
-      <w:r>
-        <w:t xml:space="preserve"> oversampling</w:t>
-      </w:r>
-      <w:r>
-        <w:t xml:space="preserve"> and</w:t>
-      </w:r>
-      <w:r>
-        <w:t xml:space="preserve"> </w:t>
-      </w:r>
-      <w:r>
-        <w:t>under sampling</w:t>
-      </w:r>
-      <w:r>
-        <w:t xml:space="preserve">, </w:t>
-      </w:r>
-      <w:r>
-        <w:t xml:space="preserve">beside </w:t>
-      </w:r>
-      <w:r>
-        <w:t xml:space="preserve">algorithm-level methods </w:t>
-      </w:r>
-      <w:r>
-        <w:t>such as</w:t>
-      </w:r>
-      <w:r>
-        <w:t xml:space="preserve"> cost-sensitive learning</w:t>
-      </w:r>
-      <w:r>
-        <w:t xml:space="preserve"> </w:t>
-      </w:r>
-      <w:r>
-        <w:t xml:space="preserve">and hybrid methods. The authors </w:t>
-      </w:r>
-      <w:r>
-        <w:t>identify</w:t>
-      </w:r>
-      <w:r>
-        <w:t xml:space="preserve"> gaps in current research of deep learning methods for imbalanced data and the need for more diverse applications (Johnson and Khoshgoftaar, 2019).</w:t>
-      </w:r>
-    </w:p>
-    <w:p>
-      <w:pPr>
-        <w:pStyle w:val="Para"/>
-      </w:pPr>
-    </w:p>
-    <w:p>
-      <w:pPr>
-        <w:pStyle w:val="Para"/>
-      </w:pPr>
-      <w:r>
         <w:t xml:space="preserve">The </w:t>
       </w:r>
       <w:r>
@@ -1861,10 +2001,7 @@
         <w:t>. Reducing</w:t>
       </w:r>
       <w:r>
-        <w:t xml:space="preserve"> confidence interval coverage can lead to </w:t>
-      </w:r>
-      <w:r>
-        <w:t>misleading conclusions re</w:t>
+        <w:t xml:space="preserve"> confidence interval coverage can lead to misleading conclusions re</w:t>
       </w:r>
       <w:r>
         <w:t>lated to</w:t>
@@ -2068,7 +2205,51 @@
           <w:lang w:eastAsia="ja-JP"/>
           <w14:ligatures w14:val="standard"/>
         </w:rPr>
-        <w:t>explanation(x)=argmin​ L(f,g,πx​)+Ω(g)</w:t>
+        <w:t>explanation(x)=</w:t>
+      </w:r>
+      <w:proofErr w:type="spellStart"/>
+      <w:r>
+        <w:rPr>
+          <w:rFonts w:ascii="Times New Roman" w:hAnsi="Times New Roman" w:cs="Times New Roman"/>
+          <w:sz w:val="24"/>
+          <w:szCs w:val="24"/>
+          <w:lang w:eastAsia="ja-JP"/>
+          <w14:ligatures w14:val="standard"/>
+        </w:rPr>
+        <w:t>argmin</w:t>
+      </w:r>
+      <w:proofErr w:type="spellEnd"/>
+      <w:r>
+        <w:rPr>
+          <w:rFonts w:ascii="Times New Roman" w:hAnsi="Times New Roman" w:cs="Times New Roman"/>
+          <w:sz w:val="24"/>
+          <w:szCs w:val="24"/>
+          <w:lang w:eastAsia="ja-JP"/>
+          <w14:ligatures w14:val="standard"/>
+        </w:rPr>
+        <w:t>​ L(</w:t>
+      </w:r>
+      <w:proofErr w:type="spellStart"/>
+      <w:r>
+        <w:rPr>
+          <w:rFonts w:ascii="Times New Roman" w:hAnsi="Times New Roman" w:cs="Times New Roman"/>
+          <w:sz w:val="24"/>
+          <w:szCs w:val="24"/>
+          <w:lang w:eastAsia="ja-JP"/>
+          <w14:ligatures w14:val="standard"/>
+        </w:rPr>
+        <w:t>f,g</w:t>
+      </w:r>
+      <w:proofErr w:type="spellEnd"/>
+      <w:r>
+        <w:rPr>
+          <w:rFonts w:ascii="Times New Roman" w:hAnsi="Times New Roman" w:cs="Times New Roman"/>
+          <w:sz w:val="24"/>
+          <w:szCs w:val="24"/>
+          <w:lang w:eastAsia="ja-JP"/>
+          <w14:ligatures w14:val="standard"/>
+        </w:rPr>
+        <w:t>,πx​)+Ω(g)</w:t>
       </w:r>
       <w:r>
         <w:rPr>
@@ -2093,6 +2274,7 @@
           <w:szCs w:val="24"/>
         </w:rPr>
       </w:pPr>
+      <w:proofErr w:type="spellStart"/>
       <w:r>
         <w:rPr>
           <w:rFonts w:ascii="Times New Roman" w:hAnsi="Times New Roman" w:cs="Times New Roman"/>
@@ -2123,6 +2305,7 @@
         </w:rPr>
         <w:t>G</w:t>
       </w:r>
+      <w:proofErr w:type="spellEnd"/>
     </w:p>
     <w:p>
       <w:pPr>
@@ -2151,121 +2334,137 @@
         <w:pStyle w:val="Para"/>
       </w:pPr>
       <w:r>
+        <w:t xml:space="preserve">Logistic regression is a probabilistic classifier model </w:t>
+      </w:r>
+      <w:r>
+        <w:t xml:space="preserve">which </w:t>
+      </w:r>
+      <w:r>
+        <w:t xml:space="preserve">denotes the probability that an input parameter </w:t>
+      </w:r>
+      <w:r>
+        <w:t>is related</w:t>
+      </w:r>
+      <w:r>
+        <w:t xml:space="preserve"> with a specific class. The</w:t>
+      </w:r>
+      <w:r>
+        <w:t>re are a</w:t>
+      </w:r>
+      <w:r>
+        <w:t xml:space="preserve"> sigmoid function </w:t>
+      </w:r>
+      <w:r>
+        <w:t>which</w:t>
+      </w:r>
+      <w:r>
+        <w:t xml:space="preserve"> </w:t>
+      </w:r>
+      <w:r>
+        <w:t>is implemented</w:t>
+      </w:r>
+      <w:r>
+        <w:t xml:space="preserve"> to convert input characteristics into an output probability that falls within the range of 0 to 1, rendering it suitable for binary classification applications. </w:t>
+      </w:r>
+      <w:r>
+        <w:t xml:space="preserve"> </w:t>
+      </w:r>
+      <w:r>
+        <w:t xml:space="preserve">To train the model, </w:t>
+      </w:r>
+      <w:r>
+        <w:t xml:space="preserve">Logistic Regression </w:t>
+      </w:r>
+      <w:r>
+        <w:t xml:space="preserve">optimizes a </w:t>
+      </w:r>
+      <w:r>
+        <w:t xml:space="preserve">cross-entropy </w:t>
+      </w:r>
+      <w:r>
+        <w:t xml:space="preserve">loss </w:t>
+      </w:r>
+      <w:r>
         <w:lastRenderedPageBreak/>
-        <w:t xml:space="preserve">Logistic regression is a probabilistic classifier model </w:t>
-      </w:r>
-      <w:r>
-        <w:t xml:space="preserve">which </w:t>
-      </w:r>
-      <w:r>
-        <w:t xml:space="preserve">denotes the probability that an input parameter </w:t>
-      </w:r>
-      <w:r>
-        <w:t>is related</w:t>
-      </w:r>
-      <w:r>
-        <w:t xml:space="preserve"> with a specific class. The</w:t>
-      </w:r>
-      <w:r>
-        <w:t>re are a</w:t>
-      </w:r>
-      <w:r>
-        <w:t xml:space="preserve"> sigmoid function </w:t>
-      </w:r>
-      <w:r>
-        <w:t>which</w:t>
+        <w:t xml:space="preserve">function using stochastic gradient. Logistic Regression </w:t>
+      </w:r>
+      <w:r>
+        <w:t xml:space="preserve">is </w:t>
+      </w:r>
+      <w:r>
+        <w:t>usually</w:t>
       </w:r>
       <w:r>
         <w:t xml:space="preserve"> </w:t>
       </w:r>
       <w:r>
-        <w:t>is implemented</w:t>
-      </w:r>
-      <w:r>
-        <w:t xml:space="preserve"> to convert input characteristics into an output probability that falls within the range of 0 to 1, rendering it suitable for binary classification applications. </w:t>
-      </w:r>
+        <w:t xml:space="preserve">used </w:t>
+      </w:r>
+      <w:r>
+        <w:t xml:space="preserve">as a baseline supervised learning algorithm for classification tasks </w:t>
+      </w:r>
+      <w:r>
+        <w:t>(</w:t>
+      </w:r>
+      <w:proofErr w:type="spellStart"/>
+      <w:r>
+        <w:t>Jurafsky</w:t>
+      </w:r>
+      <w:proofErr w:type="spellEnd"/>
+      <w:r>
+        <w:t xml:space="preserve">, </w:t>
+      </w:r>
+      <w:r>
+        <w:t xml:space="preserve">D., &amp; Martin, J. H. </w:t>
+      </w:r>
+      <w:r>
+        <w:t>2024).</w:t>
+      </w:r>
+    </w:p>
+    <w:p>
+      <w:pPr>
+        <w:pStyle w:val="Para"/>
+      </w:pPr>
+    </w:p>
+    <w:p>
+      <w:pPr>
+        <w:pStyle w:val="Para"/>
+      </w:pPr>
+      <w:r>
+        <w:t xml:space="preserve">Logistic regression </w:t>
+      </w:r>
+      <w:r>
+        <w:t>formula:</w:t>
+      </w:r>
+    </w:p>
+    <w:p>
+      <w:pPr>
+        <w:pStyle w:val="Para"/>
+      </w:pPr>
       <w:r>
         <w:t xml:space="preserve"> </w:t>
       </w:r>
-      <w:r>
-        <w:t xml:space="preserve">To train the model, </w:t>
-      </w:r>
-      <w:r>
-        <w:t xml:space="preserve">Logistic Regression </w:t>
-      </w:r>
-      <w:r>
-        <w:t xml:space="preserve">optimizes a </w:t>
-      </w:r>
-      <w:r>
-        <w:t xml:space="preserve">cross-entropy </w:t>
-      </w:r>
-      <w:r>
-        <w:t xml:space="preserve">loss function using stochastic gradient. Logistic Regression </w:t>
-      </w:r>
-      <w:r>
-        <w:t xml:space="preserve">is </w:t>
-      </w:r>
-      <w:r>
-        <w:t>usually</w:t>
+    </w:p>
+    <w:p>
+      <w:pPr>
+        <w:pStyle w:val="Para"/>
+      </w:pPr>
+      <w:r>
+        <w:t>P</w:t>
       </w:r>
       <w:r>
         <w:t xml:space="preserve"> </w:t>
       </w:r>
       <w:r>
-        <w:t xml:space="preserve">used </w:t>
-      </w:r>
-      <w:r>
-        <w:t xml:space="preserve">as a baseline supervised learning algorithm for classification tasks </w:t>
-      </w:r>
-      <w:r>
-        <w:t>(</w:t>
-      </w:r>
-      <w:r>
-        <w:t xml:space="preserve">Jurafsky, </w:t>
-      </w:r>
-      <w:r>
-        <w:t xml:space="preserve">D., &amp; Martin, J. H. </w:t>
-      </w:r>
-      <w:r>
-        <w:t>2024).</w:t>
-      </w:r>
-    </w:p>
-    <w:p>
-      <w:pPr>
-        <w:pStyle w:val="Para"/>
-      </w:pPr>
-    </w:p>
-    <w:p>
-      <w:pPr>
-        <w:pStyle w:val="Para"/>
-      </w:pPr>
-      <w:r>
-        <w:t xml:space="preserve">Logistic regression </w:t>
-      </w:r>
-      <w:r>
-        <w:t>formula:</w:t>
-      </w:r>
-    </w:p>
-    <w:p>
-      <w:pPr>
-        <w:pStyle w:val="Para"/>
-      </w:pPr>
-      <w:r>
-        <w:t xml:space="preserve"> </w:t>
-      </w:r>
-    </w:p>
-    <w:p>
-      <w:pPr>
-        <w:pStyle w:val="Para"/>
-      </w:pPr>
-      <w:r>
-        <w:t>P</w:t>
-      </w:r>
-      <w:r>
-        <w:t xml:space="preserve"> </w:t>
-      </w:r>
-      <w:r>
-        <w:t>(y=1|x) = 1 / (1 + e^ (-w^T x - b))</w:t>
+        <w:t>(y=1|x) = 1 / (1 + e^ (-</w:t>
+      </w:r>
+      <w:proofErr w:type="spellStart"/>
+      <w:r>
+        <w:t>w^T</w:t>
+      </w:r>
+      <w:proofErr w:type="spellEnd"/>
+      <w:r>
+        <w:t xml:space="preserve"> x - b))</w:t>
       </w:r>
       <w:r>
         <w:tab/>
@@ -2957,135 +3156,135 @@
         <w:rPr>
           <w:lang w:val="en-ID"/>
         </w:rPr>
+        <w:t>t</w:t>
+      </w:r>
+      <w:r>
+        <w:rPr>
+          <w:lang w:val="en-ID"/>
+        </w:rPr>
+        <w:t xml:space="preserve">his metric is </w:t>
+      </w:r>
+      <w:r>
+        <w:rPr>
+          <w:lang w:val="en-ID"/>
+        </w:rPr>
+        <w:t>very</w:t>
+      </w:r>
+      <w:r>
+        <w:rPr>
+          <w:lang w:val="en-ID"/>
+        </w:rPr>
+        <w:t xml:space="preserve"> useful when dealing with imbalanced datasets.</w:t>
+      </w:r>
+    </w:p>
+    <w:p>
+      <w:pPr>
+        <w:pStyle w:val="Para"/>
+        <w:rPr>
+          <w:lang w:val="en-ID"/>
+        </w:rPr>
+      </w:pPr>
+      <w:r>
+        <w:rPr>
+          <w:lang w:val="en-ID"/>
+        </w:rPr>
+        <w:t>W</w:t>
+      </w:r>
+      <w:r>
+        <w:rPr>
+          <w:lang w:val="en-ID"/>
+        </w:rPr>
+        <w:t xml:space="preserve">hile </w:t>
+      </w:r>
+      <w:r>
+        <w:rPr>
+          <w:lang w:val="en-ID"/>
+        </w:rPr>
+        <w:t xml:space="preserve">accuracy alone </w:t>
+      </w:r>
+      <w:r>
+        <w:rPr>
+          <w:lang w:val="en-ID"/>
+        </w:rPr>
+        <w:t>sometimes</w:t>
+      </w:r>
+      <w:r>
+        <w:rPr>
+          <w:lang w:val="en-ID"/>
+        </w:rPr>
+        <w:t xml:space="preserve"> misleading</w:t>
+      </w:r>
+      <w:r>
+        <w:rPr>
+          <w:lang w:val="en-ID"/>
+        </w:rPr>
+        <w:t xml:space="preserve">, </w:t>
+      </w:r>
+      <w:r>
+        <w:rPr>
+          <w:lang w:val="en-ID"/>
+        </w:rPr>
+        <w:t>i</w:t>
+      </w:r>
+      <w:r>
+        <w:rPr>
+          <w:lang w:val="en-ID"/>
+        </w:rPr>
+        <w:t xml:space="preserve">n </w:t>
+      </w:r>
+      <w:r>
+        <w:rPr>
+          <w:lang w:val="en-ID"/>
+        </w:rPr>
+        <w:t>several</w:t>
+      </w:r>
+      <w:r>
+        <w:rPr>
+          <w:lang w:val="en-ID"/>
+        </w:rPr>
+        <w:t xml:space="preserve"> cases, the Precision-Recall AUC provides more insight into how well the model can identify the minority class while maintaining precision.</w:t>
+      </w:r>
+    </w:p>
+    <w:p>
+      <w:pPr>
+        <w:pStyle w:val="Para"/>
+        <w:rPr>
+          <w:lang w:val="en-ID"/>
+        </w:rPr>
+      </w:pPr>
+      <w:r>
+        <w:rPr>
+          <w:lang w:val="en-ID"/>
+        </w:rPr>
+        <w:t>AUC = 1 represents a perfect model.</w:t>
+      </w:r>
+    </w:p>
+    <w:p>
+      <w:pPr>
+        <w:pStyle w:val="Para"/>
+        <w:rPr>
+          <w:lang w:val="en-ID"/>
+        </w:rPr>
+      </w:pPr>
+      <w:r>
+        <w:rPr>
+          <w:lang w:val="en-ID"/>
+        </w:rPr>
+        <w:t>AUC = 0.5 suggests a random classifier.</w:t>
+      </w:r>
+    </w:p>
+    <w:p>
+      <w:pPr>
+        <w:pStyle w:val="Para"/>
+        <w:rPr>
+          <w:lang w:val="en-ID"/>
+        </w:rPr>
+      </w:pPr>
+      <w:r>
+        <w:rPr>
+          <w:lang w:val="en-ID"/>
+        </w:rPr>
         <w:lastRenderedPageBreak/>
-        <w:t>t</w:t>
-      </w:r>
-      <w:r>
-        <w:rPr>
-          <w:lang w:val="en-ID"/>
-        </w:rPr>
-        <w:t xml:space="preserve">his metric is </w:t>
-      </w:r>
-      <w:r>
-        <w:rPr>
-          <w:lang w:val="en-ID"/>
-        </w:rPr>
-        <w:t>very</w:t>
-      </w:r>
-      <w:r>
-        <w:rPr>
-          <w:lang w:val="en-ID"/>
-        </w:rPr>
-        <w:t xml:space="preserve"> useful when dealing with imbalanced datasets.</w:t>
-      </w:r>
-    </w:p>
-    <w:p>
-      <w:pPr>
-        <w:pStyle w:val="Para"/>
-        <w:rPr>
-          <w:lang w:val="en-ID"/>
-        </w:rPr>
-      </w:pPr>
-      <w:r>
-        <w:rPr>
-          <w:lang w:val="en-ID"/>
-        </w:rPr>
-        <w:t>W</w:t>
-      </w:r>
-      <w:r>
-        <w:rPr>
-          <w:lang w:val="en-ID"/>
-        </w:rPr>
-        <w:t xml:space="preserve">hile </w:t>
-      </w:r>
-      <w:r>
-        <w:rPr>
-          <w:lang w:val="en-ID"/>
-        </w:rPr>
-        <w:t xml:space="preserve">accuracy alone </w:t>
-      </w:r>
-      <w:r>
-        <w:rPr>
-          <w:lang w:val="en-ID"/>
-        </w:rPr>
-        <w:t>sometimes</w:t>
-      </w:r>
-      <w:r>
-        <w:rPr>
-          <w:lang w:val="en-ID"/>
-        </w:rPr>
-        <w:t xml:space="preserve"> misleading</w:t>
-      </w:r>
-      <w:r>
-        <w:rPr>
-          <w:lang w:val="en-ID"/>
-        </w:rPr>
-        <w:t xml:space="preserve">, </w:t>
-      </w:r>
-      <w:r>
-        <w:rPr>
-          <w:lang w:val="en-ID"/>
-        </w:rPr>
-        <w:t>i</w:t>
-      </w:r>
-      <w:r>
-        <w:rPr>
-          <w:lang w:val="en-ID"/>
-        </w:rPr>
-        <w:t xml:space="preserve">n </w:t>
-      </w:r>
-      <w:r>
-        <w:rPr>
-          <w:lang w:val="en-ID"/>
-        </w:rPr>
-        <w:t>several</w:t>
-      </w:r>
-      <w:r>
-        <w:rPr>
-          <w:lang w:val="en-ID"/>
-        </w:rPr>
-        <w:t xml:space="preserve"> cases, the Precision-Recall AUC provides more insight into how well the model can identify the minority class while maintaining precision.</w:t>
-      </w:r>
-    </w:p>
-    <w:p>
-      <w:pPr>
-        <w:pStyle w:val="Para"/>
-        <w:rPr>
-          <w:lang w:val="en-ID"/>
-        </w:rPr>
-      </w:pPr>
-      <w:r>
-        <w:rPr>
-          <w:lang w:val="en-ID"/>
-        </w:rPr>
-        <w:t>AUC = 1 represents a perfect model.</w:t>
-      </w:r>
-    </w:p>
-    <w:p>
-      <w:pPr>
-        <w:pStyle w:val="Para"/>
-        <w:rPr>
-          <w:lang w:val="en-ID"/>
-        </w:rPr>
-      </w:pPr>
-      <w:r>
-        <w:rPr>
-          <w:lang w:val="en-ID"/>
-        </w:rPr>
-        <w:t>AUC = 0.5 suggests a random classifier.</w:t>
-      </w:r>
-    </w:p>
-    <w:p>
-      <w:pPr>
-        <w:pStyle w:val="Para"/>
-        <w:rPr>
-          <w:lang w:val="en-ID"/>
-        </w:rPr>
-      </w:pPr>
-      <w:r>
-        <w:rPr>
-          <w:lang w:val="en-ID"/>
-        </w:rPr>
         <w:t>I</w:t>
       </w:r>
       <w:r>
@@ -3412,7 +3611,10 @@
         <w:t xml:space="preserve">, confusion matrices, </w:t>
       </w:r>
       <w:r>
-        <w:t>precision-recall curves, and Local Interpretable Model-Agnostic Explanations (LIME)</w:t>
+        <w:t xml:space="preserve">precision-recall curves, and Local Interpretable Model-Agnostic Explanations </w:t>
+      </w:r>
+      <w:r>
+        <w:t>(LIME)</w:t>
       </w:r>
       <w:r>
         <w:t xml:space="preserve"> techniques</w:t>
@@ -3550,7 +3752,6 @@
         <w:pStyle w:val="Para"/>
       </w:pPr>
       <w:r>
-        <w:lastRenderedPageBreak/>
         <w:t>Each dataset was generated in different sample sizes</w:t>
       </w:r>
       <w:r>
@@ -3604,6 +3805,7 @@
         <w:pStyle w:val="Para"/>
       </w:pPr>
       <w:r>
+        <w:lastRenderedPageBreak/>
         <w:t>Logistic regression has been selected to evaluate the effects of dataset construction on bias and fairness since it is easily interpretable and frequently utilized in classification applications. LIME (local interpretable model-agnostic explanations) has been used to clarify model conclusions, specifically estimating the contribution of features to predictions in balanced and unbalanced datasets.</w:t>
       </w:r>
     </w:p>
@@ -3730,16 +3932,16 @@
         <w:pStyle w:val="Para"/>
       </w:pPr>
       <w:r>
-        <w:t xml:space="preserve">To assess the performance of the model under various dataset conditions, we use Precision-recall curves plotted for balanced and imbalanced datasets to evaluate the performance of the model under various dataset situations. Precision-recall curves provide a more complete picture of the model's performance when working with highly imbalanced datasets, when accuracy alone can be deceiving. The area under the Precision-recall curve (AUC-PR) is used as a significant indicator to assess the performance of the model on imbalanced data. A lower AUC score </w:t>
+        <w:t xml:space="preserve">To assess the performance of the model under various dataset conditions, we use Precision-recall curves plotted for balanced and imbalanced datasets to evaluate the performance of the model under various dataset situations. Precision-recall curves provide a more complete picture of the model's performance when working with highly imbalanced datasets, when accuracy alone can be </w:t>
+      </w:r>
+      <w:r>
+        <w:t xml:space="preserve">deceiving. The area under the Precision-recall curve (AUC-PR) is used as a significant indicator to assess the performance of the model on imbalanced data. A lower AUC score </w:t>
       </w:r>
       <w:r>
         <w:t xml:space="preserve">means </w:t>
       </w:r>
       <w:r>
-        <w:t>that the minority class prediction is ineffective with greater bias, and vice versa</w:t>
-      </w:r>
-      <w:r>
-        <w:t>.</w:t>
+        <w:t>that the minority class prediction is ineffective with greater bias, and vice versa.</w:t>
       </w:r>
     </w:p>
     <w:p>
@@ -3809,8 +4011,11 @@
         <w:pStyle w:val="Para"/>
       </w:pPr>
       <w:r>
+        <w:t xml:space="preserve">The study employed confusion matrices to visualize the model's performance in predicting both the majority and minority classes. Additionally, recall for the minority class was emphasized to highlight how imbalanced datasets affect the model's ability to identify minority instances. The comparison between results on smaller sample sizes (n = 10,000) and larger </w:t>
+      </w:r>
+      <w:r>
         <w:lastRenderedPageBreak/>
-        <w:t>The study employed confusion matrices to visualize the model's performance in predicting both the majority and minority classes. Additionally, recall for the minority class was emphasized to highlight how imbalanced datasets affect the model's ability to identify minority instances. The comparison between results on smaller sample sizes (n = 10,000) and larger sample sizes (n = 1,000,000) provided insights into how small sample sizes can mislead bias evaluation.</w:t>
+        <w:t>sample sizes (n = 1,000,000) provided insights into how small sample sizes can mislead bias evaluation.</w:t>
       </w:r>
     </w:p>
     <w:p>
@@ -4149,7 +4354,47 @@
           <w:szCs w:val="24"/>
           <w:lang w:val="en-ID" w:eastAsia="ja-JP"/>
         </w:rPr>
-        <w:t>between n_samples=10000 and n_samples=1000000.</w:t>
+        <w:t xml:space="preserve">between </w:t>
+      </w:r>
+      <w:proofErr w:type="spellStart"/>
+      <w:r>
+        <w:rPr>
+          <w:rFonts w:ascii="Times New Roman" w:hAnsi="Times New Roman" w:cs="Times New Roman"/>
+          <w:sz w:val="24"/>
+          <w:szCs w:val="24"/>
+          <w:lang w:val="en-ID" w:eastAsia="ja-JP"/>
+        </w:rPr>
+        <w:t>n_samples</w:t>
+      </w:r>
+      <w:proofErr w:type="spellEnd"/>
+      <w:r>
+        <w:rPr>
+          <w:rFonts w:ascii="Times New Roman" w:hAnsi="Times New Roman" w:cs="Times New Roman"/>
+          <w:sz w:val="24"/>
+          <w:szCs w:val="24"/>
+          <w:lang w:val="en-ID" w:eastAsia="ja-JP"/>
+        </w:rPr>
+        <w:t xml:space="preserve">=10000 and </w:t>
+      </w:r>
+      <w:proofErr w:type="spellStart"/>
+      <w:r>
+        <w:rPr>
+          <w:rFonts w:ascii="Times New Roman" w:hAnsi="Times New Roman" w:cs="Times New Roman"/>
+          <w:sz w:val="24"/>
+          <w:szCs w:val="24"/>
+          <w:lang w:val="en-ID" w:eastAsia="ja-JP"/>
+        </w:rPr>
+        <w:t>n_samples</w:t>
+      </w:r>
+      <w:proofErr w:type="spellEnd"/>
+      <w:r>
+        <w:rPr>
+          <w:rFonts w:ascii="Times New Roman" w:hAnsi="Times New Roman" w:cs="Times New Roman"/>
+          <w:sz w:val="24"/>
+          <w:szCs w:val="24"/>
+          <w:lang w:val="en-ID" w:eastAsia="ja-JP"/>
+        </w:rPr>
+        <w:t>=1000000.</w:t>
       </w:r>
     </w:p>
     <w:p>
@@ -4193,7 +4438,47 @@
           <w:szCs w:val="24"/>
           <w:lang w:val="en-ID" w:eastAsia="ja-JP"/>
         </w:rPr>
-        <w:t>In the case imbalanced dataset, the results differ significantly between n_samples=10000 and n_samples=1000000.</w:t>
+        <w:t xml:space="preserve">In the case imbalanced dataset, the results differ significantly between </w:t>
+      </w:r>
+      <w:proofErr w:type="spellStart"/>
+      <w:r>
+        <w:rPr>
+          <w:rFonts w:ascii="Times New Roman" w:hAnsi="Times New Roman" w:cs="Times New Roman"/>
+          <w:sz w:val="24"/>
+          <w:szCs w:val="24"/>
+          <w:lang w:val="en-ID" w:eastAsia="ja-JP"/>
+        </w:rPr>
+        <w:t>n_samples</w:t>
+      </w:r>
+      <w:proofErr w:type="spellEnd"/>
+      <w:r>
+        <w:rPr>
+          <w:rFonts w:ascii="Times New Roman" w:hAnsi="Times New Roman" w:cs="Times New Roman"/>
+          <w:sz w:val="24"/>
+          <w:szCs w:val="24"/>
+          <w:lang w:val="en-ID" w:eastAsia="ja-JP"/>
+        </w:rPr>
+        <w:t xml:space="preserve">=10000 and </w:t>
+      </w:r>
+      <w:proofErr w:type="spellStart"/>
+      <w:r>
+        <w:rPr>
+          <w:rFonts w:ascii="Times New Roman" w:hAnsi="Times New Roman" w:cs="Times New Roman"/>
+          <w:sz w:val="24"/>
+          <w:szCs w:val="24"/>
+          <w:lang w:val="en-ID" w:eastAsia="ja-JP"/>
+        </w:rPr>
+        <w:t>n_samples</w:t>
+      </w:r>
+      <w:proofErr w:type="spellEnd"/>
+      <w:r>
+        <w:rPr>
+          <w:rFonts w:ascii="Times New Roman" w:hAnsi="Times New Roman" w:cs="Times New Roman"/>
+          <w:sz w:val="24"/>
+          <w:szCs w:val="24"/>
+          <w:lang w:val="en-ID" w:eastAsia="ja-JP"/>
+        </w:rPr>
+        <w:t>=1000000.</w:t>
       </w:r>
     </w:p>
     <w:p>
@@ -4214,8 +4499,9 @@
           <w:szCs w:val="24"/>
           <w:lang w:val="en-ID" w:eastAsia="ja-JP"/>
         </w:rPr>
-        <w:t xml:space="preserve">For n_samples=10000, the model is still able to identify some minority class instances, with a recall of 0.72 for class 1. This </w:t>
-      </w:r>
+        <w:t xml:space="preserve">For </w:t>
+      </w:r>
+      <w:proofErr w:type="spellStart"/>
       <w:r>
         <w:rPr>
           <w:rFonts w:ascii="Times New Roman" w:hAnsi="Times New Roman" w:cs="Times New Roman"/>
@@ -4223,7 +4509,46 @@
           <w:szCs w:val="24"/>
           <w:lang w:val="en-ID" w:eastAsia="ja-JP"/>
         </w:rPr>
-        <w:t xml:space="preserve">is fakely </w:t>
+        <w:t>n_samples</w:t>
+      </w:r>
+      <w:proofErr w:type="spellEnd"/>
+      <w:r>
+        <w:rPr>
+          <w:rFonts w:ascii="Times New Roman" w:hAnsi="Times New Roman" w:cs="Times New Roman"/>
+          <w:sz w:val="24"/>
+          <w:szCs w:val="24"/>
+          <w:lang w:val="en-ID" w:eastAsia="ja-JP"/>
+        </w:rPr>
+        <w:t xml:space="preserve">=10000, the model is still able to identify some minority class instances, with a recall of 0.72 for class 1. This </w:t>
+      </w:r>
+      <w:r>
+        <w:rPr>
+          <w:rFonts w:ascii="Times New Roman" w:hAnsi="Times New Roman" w:cs="Times New Roman"/>
+          <w:sz w:val="24"/>
+          <w:szCs w:val="24"/>
+          <w:lang w:val="en-ID" w:eastAsia="ja-JP"/>
+        </w:rPr>
+        <w:t xml:space="preserve">is </w:t>
+      </w:r>
+      <w:proofErr w:type="spellStart"/>
+      <w:r>
+        <w:rPr>
+          <w:rFonts w:ascii="Times New Roman" w:hAnsi="Times New Roman" w:cs="Times New Roman"/>
+          <w:sz w:val="24"/>
+          <w:szCs w:val="24"/>
+          <w:lang w:val="en-ID" w:eastAsia="ja-JP"/>
+        </w:rPr>
+        <w:t>fakely</w:t>
+      </w:r>
+      <w:proofErr w:type="spellEnd"/>
+      <w:r>
+        <w:rPr>
+          <w:rFonts w:ascii="Times New Roman" w:hAnsi="Times New Roman" w:cs="Times New Roman"/>
+          <w:sz w:val="24"/>
+          <w:szCs w:val="24"/>
+          <w:lang w:val="en-ID" w:eastAsia="ja-JP"/>
+        </w:rPr>
+        <w:t xml:space="preserve"> </w:t>
       </w:r>
       <w:r>
         <w:rPr>
@@ -4253,7 +4578,6 @@
           <w:szCs w:val="24"/>
           <w:lang w:val="en-ID" w:eastAsia="ja-JP"/>
         </w:rPr>
-        <w:lastRenderedPageBreak/>
         <w:t xml:space="preserve">However, </w:t>
       </w:r>
       <w:r>
@@ -4274,7 +4598,27 @@
           <w:szCs w:val="24"/>
           <w:lang w:val="en-ID" w:eastAsia="ja-JP"/>
         </w:rPr>
-        <w:t xml:space="preserve"> The relatively higher recall at n_samples=10000 does not reflect true model capability but rather statistical noise due to the smaller sample size.</w:t>
+        <w:t xml:space="preserve"> The relatively higher recall at </w:t>
+      </w:r>
+      <w:proofErr w:type="spellStart"/>
+      <w:r>
+        <w:rPr>
+          <w:rFonts w:ascii="Times New Roman" w:hAnsi="Times New Roman" w:cs="Times New Roman"/>
+          <w:sz w:val="24"/>
+          <w:szCs w:val="24"/>
+          <w:lang w:val="en-ID" w:eastAsia="ja-JP"/>
+        </w:rPr>
+        <w:t>n_samples</w:t>
+      </w:r>
+      <w:proofErr w:type="spellEnd"/>
+      <w:r>
+        <w:rPr>
+          <w:rFonts w:ascii="Times New Roman" w:hAnsi="Times New Roman" w:cs="Times New Roman"/>
+          <w:sz w:val="24"/>
+          <w:szCs w:val="24"/>
+          <w:lang w:val="en-ID" w:eastAsia="ja-JP"/>
+        </w:rPr>
+        <w:t>=10000 does not reflect true model capability but rather statistical noise due to the smaller sample size.</w:t>
       </w:r>
     </w:p>
     <w:p>
@@ -4295,7 +4639,37 @@
           <w:szCs w:val="24"/>
           <w:lang w:val="en-ID" w:eastAsia="ja-JP"/>
         </w:rPr>
-        <w:t>When n_samples is increased to 1000000, the model fails to recognize any minority class instances, resulting in a recall of 0 for class 1. This demonstrates the inherent bias towards the majority class, which becomes more apparent as the dataset size increases and the extreme imbalance dominates the model's learning process.</w:t>
+        <w:t xml:space="preserve">When </w:t>
+      </w:r>
+      <w:proofErr w:type="spellStart"/>
+      <w:r>
+        <w:rPr>
+          <w:rFonts w:ascii="Times New Roman" w:hAnsi="Times New Roman" w:cs="Times New Roman"/>
+          <w:sz w:val="24"/>
+          <w:szCs w:val="24"/>
+          <w:lang w:val="en-ID" w:eastAsia="ja-JP"/>
+        </w:rPr>
+        <w:t>n_samples</w:t>
+      </w:r>
+      <w:proofErr w:type="spellEnd"/>
+      <w:r>
+        <w:rPr>
+          <w:rFonts w:ascii="Times New Roman" w:hAnsi="Times New Roman" w:cs="Times New Roman"/>
+          <w:sz w:val="24"/>
+          <w:szCs w:val="24"/>
+          <w:lang w:val="en-ID" w:eastAsia="ja-JP"/>
+        </w:rPr>
+        <w:t xml:space="preserve"> is increased to 1000000, the model fails to recognize any minority class </w:t>
+      </w:r>
+      <w:r>
+        <w:rPr>
+          <w:rFonts w:ascii="Times New Roman" w:hAnsi="Times New Roman" w:cs="Times New Roman"/>
+          <w:sz w:val="24"/>
+          <w:szCs w:val="24"/>
+          <w:lang w:val="en-ID" w:eastAsia="ja-JP"/>
+        </w:rPr>
+        <w:lastRenderedPageBreak/>
+        <w:t>instances, resulting in a recall of 0 for class 1. This demonstrates the inherent bias towards the majority class, which becomes more apparent as the dataset size increases and the extreme imbalance dominates the model's learning process.</w:t>
       </w:r>
     </w:p>
     <w:p>
@@ -4316,7 +4690,27 @@
           <w:szCs w:val="24"/>
           <w:lang w:val="en-ID" w:eastAsia="ja-JP"/>
         </w:rPr>
-        <w:t>This outcome highlights that the model's performance with n_samples=10000 falsely suggests reduced bias, while in reality, the imbalance severely impacts the model's ability to learn about and correctly classify the minority class, particularly at larger scales.</w:t>
+        <w:t xml:space="preserve">This outcome highlights that the model's performance with </w:t>
+      </w:r>
+      <w:proofErr w:type="spellStart"/>
+      <w:r>
+        <w:rPr>
+          <w:rFonts w:ascii="Times New Roman" w:hAnsi="Times New Roman" w:cs="Times New Roman"/>
+          <w:sz w:val="24"/>
+          <w:szCs w:val="24"/>
+          <w:lang w:val="en-ID" w:eastAsia="ja-JP"/>
+        </w:rPr>
+        <w:t>n_samples</w:t>
+      </w:r>
+      <w:proofErr w:type="spellEnd"/>
+      <w:r>
+        <w:rPr>
+          <w:rFonts w:ascii="Times New Roman" w:hAnsi="Times New Roman" w:cs="Times New Roman"/>
+          <w:sz w:val="24"/>
+          <w:szCs w:val="24"/>
+          <w:lang w:val="en-ID" w:eastAsia="ja-JP"/>
+        </w:rPr>
+        <w:t>=10000 falsely suggests reduced bias, while in reality, the imbalance severely impacts the model's ability to learn about and correctly classify the minority class, particularly at larger scales.</w:t>
       </w:r>
     </w:p>
     <w:p>
@@ -4337,7 +4731,27 @@
           <w:szCs w:val="24"/>
           <w:lang w:val="en-ID" w:eastAsia="ja-JP"/>
         </w:rPr>
-        <w:t>However, when the number of samples is increased to n_samples=1000000, the model completely fails to recognize the minority class, resulting in a recall of 0 for class 1. This means that none of the true positives are correctly detected, highlighting the extreme bias towards the majority class due to the imbalance (99.9% of class 0 versus 0.1% of class 1).</w:t>
+        <w:t xml:space="preserve">However, when the number of samples is increased to </w:t>
+      </w:r>
+      <w:proofErr w:type="spellStart"/>
+      <w:r>
+        <w:rPr>
+          <w:rFonts w:ascii="Times New Roman" w:hAnsi="Times New Roman" w:cs="Times New Roman"/>
+          <w:sz w:val="24"/>
+          <w:szCs w:val="24"/>
+          <w:lang w:val="en-ID" w:eastAsia="ja-JP"/>
+        </w:rPr>
+        <w:t>n_samples</w:t>
+      </w:r>
+      <w:proofErr w:type="spellEnd"/>
+      <w:r>
+        <w:rPr>
+          <w:rFonts w:ascii="Times New Roman" w:hAnsi="Times New Roman" w:cs="Times New Roman"/>
+          <w:sz w:val="24"/>
+          <w:szCs w:val="24"/>
+          <w:lang w:val="en-ID" w:eastAsia="ja-JP"/>
+        </w:rPr>
+        <w:t>=1000000, the model completely fails to recognize the minority class, resulting in a recall of 0 for class 1. This means that none of the true positives are correctly detected, highlighting the extreme bias towards the majority class due to the imbalance (99.9% of class 0 versus 0.1% of class 1).</w:t>
       </w:r>
     </w:p>
     <w:p>
@@ -4358,7 +4772,27 @@
           <w:szCs w:val="24"/>
           <w:lang w:val="en-ID" w:eastAsia="ja-JP"/>
         </w:rPr>
-        <w:t>This behavior is not caused by deficiencies in the model itself but rather by the dataset imbalance. The confusion matrix clearly shows that the model is highly biased, with the recall for the minority class being 0, demonstrating that the model struggles when faced with extremely imbalanced data at a larger scale.</w:t>
+        <w:t xml:space="preserve">This </w:t>
+      </w:r>
+      <w:proofErr w:type="spellStart"/>
+      <w:r>
+        <w:rPr>
+          <w:rFonts w:ascii="Times New Roman" w:hAnsi="Times New Roman" w:cs="Times New Roman"/>
+          <w:sz w:val="24"/>
+          <w:szCs w:val="24"/>
+          <w:lang w:val="en-ID" w:eastAsia="ja-JP"/>
+        </w:rPr>
+        <w:t>behavior</w:t>
+      </w:r>
+      <w:proofErr w:type="spellEnd"/>
+      <w:r>
+        <w:rPr>
+          <w:rFonts w:ascii="Times New Roman" w:hAnsi="Times New Roman" w:cs="Times New Roman"/>
+          <w:sz w:val="24"/>
+          <w:szCs w:val="24"/>
+          <w:lang w:val="en-ID" w:eastAsia="ja-JP"/>
+        </w:rPr>
+        <w:t xml:space="preserve"> is not caused by deficiencies in the model itself but rather by the dataset imbalance. The confusion matrix clearly shows that the model is highly biased, with the recall for the minority class being 0, demonstrating that the model struggles when faced with extremely imbalanced data at a larger scale.</w:t>
       </w:r>
     </w:p>
     <w:p>
@@ -4649,7 +5083,47 @@
           <w:szCs w:val="24"/>
           <w:lang w:val="en-ID" w:eastAsia="ja-JP"/>
         </w:rPr>
-        <w:t>between n_samples=10000 and n_samples=1000000.</w:t>
+        <w:t xml:space="preserve">between </w:t>
+      </w:r>
+      <w:proofErr w:type="spellStart"/>
+      <w:r>
+        <w:rPr>
+          <w:rFonts w:ascii="Times New Roman" w:hAnsi="Times New Roman" w:cs="Times New Roman"/>
+          <w:sz w:val="24"/>
+          <w:szCs w:val="24"/>
+          <w:lang w:val="en-ID" w:eastAsia="ja-JP"/>
+        </w:rPr>
+        <w:t>n_samples</w:t>
+      </w:r>
+      <w:proofErr w:type="spellEnd"/>
+      <w:r>
+        <w:rPr>
+          <w:rFonts w:ascii="Times New Roman" w:hAnsi="Times New Roman" w:cs="Times New Roman"/>
+          <w:sz w:val="24"/>
+          <w:szCs w:val="24"/>
+          <w:lang w:val="en-ID" w:eastAsia="ja-JP"/>
+        </w:rPr>
+        <w:t xml:space="preserve">=10000 and </w:t>
+      </w:r>
+      <w:proofErr w:type="spellStart"/>
+      <w:r>
+        <w:rPr>
+          <w:rFonts w:ascii="Times New Roman" w:hAnsi="Times New Roman" w:cs="Times New Roman"/>
+          <w:sz w:val="24"/>
+          <w:szCs w:val="24"/>
+          <w:lang w:val="en-ID" w:eastAsia="ja-JP"/>
+        </w:rPr>
+        <w:t>n_samples</w:t>
+      </w:r>
+      <w:proofErr w:type="spellEnd"/>
+      <w:r>
+        <w:rPr>
+          <w:rFonts w:ascii="Times New Roman" w:hAnsi="Times New Roman" w:cs="Times New Roman"/>
+          <w:sz w:val="24"/>
+          <w:szCs w:val="24"/>
+          <w:lang w:val="en-ID" w:eastAsia="ja-JP"/>
+        </w:rPr>
+        <w:t>=1000000.</w:t>
       </w:r>
     </w:p>
     <w:p>
@@ -4732,18 +5206,7 @@
           <w:szCs w:val="24"/>
           <w:lang w:val="en-ID" w:eastAsia="ja-JP"/>
         </w:rPr>
-        <w:t xml:space="preserve">This showcases the challenges of training </w:t>
-      </w:r>
-      <w:r>
-        <w:rPr>
-          <w:rFonts w:ascii="Times New Roman" w:hAnsi="Times New Roman" w:cs="Times New Roman"/>
-          <w:bCs w:val="0"/>
-          <w:sz w:val="24"/>
-          <w:szCs w:val="24"/>
-          <w:lang w:val="en-ID" w:eastAsia="ja-JP"/>
-        </w:rPr>
-        <w:lastRenderedPageBreak/>
-        <w:t>models on imbalanced datasets, which has poor recall for minority classes.</w:t>
+        <w:t>This showcases the challenges of training models on imbalanced datasets, which has poor recall for minority classes.</w:t>
       </w:r>
     </w:p>
     <w:p>
@@ -4789,6 +5252,7 @@
           <w:sz w:val="24"/>
           <w:szCs w:val="24"/>
         </w:rPr>
+        <w:lastRenderedPageBreak/>
         <w:t>4.3</w:t>
       </w:r>
       <w:r>
@@ -5387,7 +5851,47 @@
           <w:szCs w:val="24"/>
           <w:lang w:val="en-ID" w:eastAsia="ja-JP"/>
         </w:rPr>
-        <w:t>between n_samples=10000 and n_samples=1000000.</w:t>
+        <w:t xml:space="preserve">between </w:t>
+      </w:r>
+      <w:proofErr w:type="spellStart"/>
+      <w:r>
+        <w:rPr>
+          <w:rFonts w:ascii="Times New Roman" w:hAnsi="Times New Roman" w:cs="Times New Roman"/>
+          <w:sz w:val="24"/>
+          <w:szCs w:val="24"/>
+          <w:lang w:val="en-ID" w:eastAsia="ja-JP"/>
+        </w:rPr>
+        <w:t>n_samples</w:t>
+      </w:r>
+      <w:proofErr w:type="spellEnd"/>
+      <w:r>
+        <w:rPr>
+          <w:rFonts w:ascii="Times New Roman" w:hAnsi="Times New Roman" w:cs="Times New Roman"/>
+          <w:sz w:val="24"/>
+          <w:szCs w:val="24"/>
+          <w:lang w:val="en-ID" w:eastAsia="ja-JP"/>
+        </w:rPr>
+        <w:t xml:space="preserve">=10000 and </w:t>
+      </w:r>
+      <w:proofErr w:type="spellStart"/>
+      <w:r>
+        <w:rPr>
+          <w:rFonts w:ascii="Times New Roman" w:hAnsi="Times New Roman" w:cs="Times New Roman"/>
+          <w:sz w:val="24"/>
+          <w:szCs w:val="24"/>
+          <w:lang w:val="en-ID" w:eastAsia="ja-JP"/>
+        </w:rPr>
+        <w:t>n_samples</w:t>
+      </w:r>
+      <w:proofErr w:type="spellEnd"/>
+      <w:r>
+        <w:rPr>
+          <w:rFonts w:ascii="Times New Roman" w:hAnsi="Times New Roman" w:cs="Times New Roman"/>
+          <w:sz w:val="24"/>
+          <w:szCs w:val="24"/>
+          <w:lang w:val="en-ID" w:eastAsia="ja-JP"/>
+        </w:rPr>
+        <w:t>=1000000.</w:t>
       </w:r>
     </w:p>
     <w:p>
@@ -5434,7 +5938,6 @@
           <w:szCs w:val="24"/>
           <w:lang w:eastAsia="ja-JP"/>
         </w:rPr>
-        <w:lastRenderedPageBreak/>
         <w:t>Interpretation:</w:t>
       </w:r>
     </w:p>
@@ -5458,7 +5961,18 @@
           <w:szCs w:val="24"/>
           <w:lang w:val="en-ID" w:eastAsia="ja-JP"/>
         </w:rPr>
-        <w:t>Unlike the imbalanced dataset, for the Balanced Dataset, the LIME explanation demonstrates that the model is more capable of making better use of all features. The model can differentiate between Class 0 and Class 1.</w:t>
+        <w:t xml:space="preserve">Unlike the imbalanced dataset, for the Balanced Dataset, the LIME explanation demonstrates that the model is more capable of making better use </w:t>
+      </w:r>
+      <w:r>
+        <w:rPr>
+          <w:rFonts w:ascii="Times New Roman" w:hAnsi="Times New Roman" w:cs="Times New Roman"/>
+          <w:bCs w:val="0"/>
+          <w:sz w:val="24"/>
+          <w:szCs w:val="24"/>
+          <w:lang w:val="en-ID" w:eastAsia="ja-JP"/>
+        </w:rPr>
+        <w:lastRenderedPageBreak/>
+        <w:t>of all features. The model can differentiate between Class 0 and Class 1.</w:t>
       </w:r>
     </w:p>
     <w:p>
@@ -5748,6 +6262,7 @@
         </w:rPr>
         <w:t xml:space="preserve"> </w:t>
       </w:r>
+      <w:proofErr w:type="spellStart"/>
       <w:r>
         <w:rPr>
           <w:rFonts w:ascii="Times New Roman" w:hAnsi="Times New Roman" w:cs="Times New Roman"/>
@@ -5755,7 +6270,37 @@
           <w:szCs w:val="24"/>
           <w:lang w:val="en-ID" w:eastAsia="ja-JP"/>
         </w:rPr>
-        <w:t>n_samples=10000 and n_samples=1000000.</w:t>
+        <w:t>n_samples</w:t>
+      </w:r>
+      <w:proofErr w:type="spellEnd"/>
+      <w:r>
+        <w:rPr>
+          <w:rFonts w:ascii="Times New Roman" w:hAnsi="Times New Roman" w:cs="Times New Roman"/>
+          <w:sz w:val="24"/>
+          <w:szCs w:val="24"/>
+          <w:lang w:val="en-ID" w:eastAsia="ja-JP"/>
+        </w:rPr>
+        <w:t xml:space="preserve">=10000 and </w:t>
+      </w:r>
+      <w:proofErr w:type="spellStart"/>
+      <w:r>
+        <w:rPr>
+          <w:rFonts w:ascii="Times New Roman" w:hAnsi="Times New Roman" w:cs="Times New Roman"/>
+          <w:sz w:val="24"/>
+          <w:szCs w:val="24"/>
+          <w:lang w:val="en-ID" w:eastAsia="ja-JP"/>
+        </w:rPr>
+        <w:t>n_samples</w:t>
+      </w:r>
+      <w:proofErr w:type="spellEnd"/>
+      <w:r>
+        <w:rPr>
+          <w:rFonts w:ascii="Times New Roman" w:hAnsi="Times New Roman" w:cs="Times New Roman"/>
+          <w:sz w:val="24"/>
+          <w:szCs w:val="24"/>
+          <w:lang w:val="en-ID" w:eastAsia="ja-JP"/>
+        </w:rPr>
+        <w:t>=1000000.</w:t>
       </w:r>
     </w:p>
     <w:p>
@@ -5890,7 +6435,6 @@
           <w:szCs w:val="24"/>
           <w:lang w:val="en-ID" w:eastAsia="ja-JP"/>
         </w:rPr>
-        <w:lastRenderedPageBreak/>
         <w:t>The area under the precision-recall curve (AP) for Balanced Data is higher than Imbalanced Data, means</w:t>
       </w:r>
       <w:r>
@@ -5934,7 +6478,18 @@
           <w:szCs w:val="24"/>
           <w:lang w:val="en-ID" w:eastAsia="ja-JP"/>
         </w:rPr>
-        <w:t>The imbalanced dataset makes it difficult for the model to accurately identify the minority class, leading to poor performance in terms of precision when trying to recall many positives.</w:t>
+        <w:t xml:space="preserve">The imbalanced dataset makes it difficult for the model to accurately identify the minority class, </w:t>
+      </w:r>
+      <w:r>
+        <w:rPr>
+          <w:rFonts w:ascii="Times New Roman" w:hAnsi="Times New Roman" w:cs="Times New Roman"/>
+          <w:bCs w:val="0"/>
+          <w:sz w:val="24"/>
+          <w:szCs w:val="24"/>
+          <w:lang w:val="en-ID" w:eastAsia="ja-JP"/>
+        </w:rPr>
+        <w:lastRenderedPageBreak/>
+        <w:t>leading to poor performance in terms of precision when trying to recall many positives.</w:t>
       </w:r>
     </w:p>
     <w:p>
@@ -6069,17 +6624,7 @@
           <w:szCs w:val="24"/>
           <w:lang w:val="en-ID" w:eastAsia="ja-JP"/>
         </w:rPr>
-        <w:t xml:space="preserve">The results of this study clearly show that documenting dataset composition significantly enhances AI model transparency and fairness. When dataset composition (whether balanced or imbalanced) is documented and understood, it </w:t>
-      </w:r>
-      <w:r>
-        <w:rPr>
-          <w:rFonts w:ascii="Times New Roman" w:hAnsi="Times New Roman" w:cs="Times New Roman"/>
-          <w:bCs w:val="0"/>
-          <w:sz w:val="24"/>
-          <w:szCs w:val="24"/>
-          <w:lang w:val="en-ID" w:eastAsia="ja-JP"/>
-        </w:rPr>
-        <w:t>provides stakeholders with crucial insights into potential biases in the system.</w:t>
+        <w:t>The results of this study clearly show that documenting dataset composition significantly enhances AI model transparency and fairness. When dataset composition (whether balanced or imbalanced) is documented and understood, it provides stakeholders with crucial insights into potential biases in the system.</w:t>
       </w:r>
     </w:p>
     <w:p>
@@ -6290,7 +6835,6 @@
           <w:szCs w:val="24"/>
           <w:lang w:val="en-ID" w:eastAsia="ja-JP"/>
         </w:rPr>
-        <w:lastRenderedPageBreak/>
         <w:t>What is the relationship between dataset size and the accuracy of bias evaluation in AI models, particularly when training data is imbalanced?</w:t>
       </w:r>
     </w:p>
@@ -6314,7 +6858,18 @@
           <w:szCs w:val="24"/>
           <w:lang w:val="en-ID" w:eastAsia="ja-JP"/>
         </w:rPr>
-        <w:t>The relationship between dataset size and bias evaluation is evident in the model's performance across different sample sizes. In small datasets, particularly those with imbalanced classes, the model often gives misleading results. For example, in smaller datasets, the minority class might have a relatively higher recall, falsely indicating that the model can handle the class imbalance effectively. However, this is largely due to statistical noise and overfitting, rather than genuine learning from the data.</w:t>
+        <w:t xml:space="preserve">The relationship between dataset size and bias evaluation is evident in the model's performance across different sample sizes. In small datasets, particularly those with imbalanced classes, the model often gives misleading results. For example, in smaller datasets, the minority class </w:t>
+      </w:r>
+      <w:r>
+        <w:rPr>
+          <w:rFonts w:ascii="Times New Roman" w:hAnsi="Times New Roman" w:cs="Times New Roman"/>
+          <w:bCs w:val="0"/>
+          <w:sz w:val="24"/>
+          <w:szCs w:val="24"/>
+          <w:lang w:val="en-ID" w:eastAsia="ja-JP"/>
+        </w:rPr>
+        <w:lastRenderedPageBreak/>
+        <w:t>might have a relatively higher recall, falsely indicating that the model can handle the class imbalance effectively. However, this is largely due to statistical noise and overfitting, rather than genuine learning from the data.</w:t>
       </w:r>
     </w:p>
     <w:p>
@@ -6482,7 +7037,17 @@
           <w:szCs w:val="24"/>
           <w:lang w:val="en-ID" w:eastAsia="ja-JP"/>
         </w:rPr>
-        <w:t>Small sample sizes can be particularly misleading when evaluating bias because they often provide inflated performance metrics, particularly for the minority class. In this study, the model trained on small imbalanced datasets initially showed acceptable recall for the minority class, suggesting that the model was not heavily biased. However, this performance was not reflective of the model's true ability. Instead, it was a result of statistical anomalies caused by the small sample size.</w:t>
+        <w:t xml:space="preserve">Small sample sizes can be particularly misleading when evaluating bias because they often provide </w:t>
+      </w:r>
+      <w:r>
+        <w:rPr>
+          <w:rFonts w:ascii="Times New Roman" w:hAnsi="Times New Roman" w:cs="Times New Roman"/>
+          <w:bCs w:val="0"/>
+          <w:sz w:val="24"/>
+          <w:szCs w:val="24"/>
+          <w:lang w:val="en-ID" w:eastAsia="ja-JP"/>
+        </w:rPr>
+        <w:t>inflated performance metrics, particularly for the minority class. In this study, the model trained on small imbalanced datasets initially showed acceptable recall for the minority class, suggesting that the model was not heavily biased. However, this performance was not reflective of the model's true ability. Instead, it was a result of statistical anomalies caused by the small sample size.</w:t>
       </w:r>
     </w:p>
     <w:p>
@@ -6548,7 +7113,7 @@
           <w:szCs w:val="24"/>
           <w:lang w:val="en-ID" w:eastAsia="ja-JP"/>
         </w:rPr>
-        <w:t xml:space="preserve">The implications for models trained on imbalanced datasets are significant. AI practitioners may make decisions based on misleading performance metrics, believing their </w:t>
+        <w:t xml:space="preserve">The implications for models trained on imbalanced datasets are significant. AI practitioners may make decisions based on misleading performance metrics, believing their models to be fair and unbiased, only to find that those models fail to generalize once applied to larger or more diverse datasets. This is especially problematic in high-stakes domains like healthcare or criminal justice, where biased models can lead to unfair or even harmful outcomes for minority groups. Therefore, it is crucial to evaluate models on sufficiently large </w:t>
       </w:r>
       <w:r>
         <w:rPr>
@@ -6559,7 +7124,7 @@
           <w:lang w:val="en-ID" w:eastAsia="ja-JP"/>
         </w:rPr>
         <w:lastRenderedPageBreak/>
-        <w:t>models to be fair and unbiased, only to find that those models fail to generalize once applied to larger or more diverse datasets. This is especially problematic in high-stakes domains like healthcare or criminal justice, where biased models can lead to unfair or even harmful outcomes for minority groups. Therefore, it is crucial to evaluate models on sufficiently large datasets to avoid these pitfalls and ensure that the true bias is uncovered early in the model development process.</w:t>
+        <w:t>datasets to avoid these pitfalls and ensure that the true bias is uncovered early in the model development process.</w:t>
       </w:r>
     </w:p>
     <w:p>
@@ -6681,13 +7246,7 @@
         <w:rPr>
           <w:lang w:val="en-ID"/>
         </w:rPr>
-        <w:t xml:space="preserve">: Small sample sizes can provide a misleading impression of fairness, as they might artificially </w:t>
-      </w:r>
-      <w:r>
-        <w:rPr>
-          <w:lang w:val="en-ID"/>
-        </w:rPr>
-        <w:t>inflate the model’s performance on the minority class. As the dataset size increases, the model's bias becomes more apparent, with performance metrics such as recall and precision for the minority class deteriorating sharply.</w:t>
+        <w:t>: Small sample sizes can provide a misleading impression of fairness, as they might artificially inflate the model’s performance on the minority class. As the dataset size increases, the model's bias becomes more apparent, with performance metrics such as recall and precision for the minority class deteriorating sharply.</w:t>
       </w:r>
     </w:p>
     <w:p>
@@ -6713,7 +7272,13 @@
         <w:rPr>
           <w:lang w:val="en-ID"/>
         </w:rPr>
-        <w:t xml:space="preserve">: The findings suggest that traditional bias evaluations may not be sufficient, especially when using imbalanced and small datasets. The study underscores the importance of documenting and </w:t>
+        <w:t xml:space="preserve">: The findings suggest that traditional bias evaluations may not </w:t>
+      </w:r>
+      <w:r>
+        <w:rPr>
+          <w:lang w:val="en-ID"/>
+        </w:rPr>
+        <w:t xml:space="preserve">be sufficient, especially when using imbalanced and small datasets. The study underscores the importance of documenting and </w:t>
       </w:r>
       <w:r>
         <w:rPr>
@@ -6765,43 +7330,43 @@
         <w:pStyle w:val="Para"/>
       </w:pPr>
       <w:r>
-        <w:t xml:space="preserve">In the broader context, the results support the call for stricter AI model evaluation, particularly in domains where fairness is paramount. Ensuring that AI systems are trained on balanced datasets </w:t>
+        <w:t>In the broader context, the results support the call for stricter AI model evaluation, particularly in domains where fairness is paramount. Ensuring that AI systems are trained on balanced datasets and using sufficiently large sample sizes is critical for enhancing AI fairness and reducing bias.</w:t>
+      </w:r>
+    </w:p>
+    <w:p>
+      <w:pPr>
+        <w:pStyle w:val="Para"/>
+      </w:pPr>
+    </w:p>
+    <w:p>
+      <w:pPr>
+        <w:pStyle w:val="Para"/>
+      </w:pPr>
+      <w:r>
+        <w:t>5.1.3</w:t>
+      </w:r>
+      <w:r>
+        <w:tab/>
+      </w:r>
+      <w:r>
+        <w:t>Unexpected Results and Speculation</w:t>
+      </w:r>
+    </w:p>
+    <w:p>
+      <w:pPr>
+        <w:pStyle w:val="Para"/>
+      </w:pPr>
+    </w:p>
+    <w:p>
+      <w:pPr>
+        <w:pStyle w:val="Para"/>
+      </w:pPr>
+      <w:r>
+        <w:t xml:space="preserve">One unexpected result was the degree to which small sample sizes appeared to inflate the </w:t>
       </w:r>
       <w:r>
         <w:lastRenderedPageBreak/>
-        <w:t>and using sufficiently large sample sizes is critical for enhancing AI fairness and reducing bias.</w:t>
-      </w:r>
-    </w:p>
-    <w:p>
-      <w:pPr>
-        <w:pStyle w:val="Para"/>
-      </w:pPr>
-    </w:p>
-    <w:p>
-      <w:pPr>
-        <w:pStyle w:val="Para"/>
-      </w:pPr>
-      <w:r>
-        <w:t>5.1.3</w:t>
-      </w:r>
-      <w:r>
-        <w:tab/>
-      </w:r>
-      <w:r>
-        <w:t>Unexpected Results and Speculation</w:t>
-      </w:r>
-    </w:p>
-    <w:p>
-      <w:pPr>
-        <w:pStyle w:val="Para"/>
-      </w:pPr>
-    </w:p>
-    <w:p>
-      <w:pPr>
-        <w:pStyle w:val="Para"/>
-      </w:pPr>
-      <w:r>
-        <w:t>One unexpected result was the degree to which small sample sizes appeared to inflate the model’s performance, particularly with imbalanced data. In smaller datasets, the recall for the minority class was higher than expected, suggesting the model had learned some patterns for the minority class. However, upon scaling up the dataset, it became clear that the model was not truly learning these patterns; rather, it was influenced by statistical noise or overfitting to the small sample data.</w:t>
+        <w:t>model’s performance, particularly with imbalanced data. In smaller datasets, the recall for the minority class was higher than expected, suggesting the model had learned some patterns for the minority class. However, upon scaling up the dataset, it became clear that the model was not truly learning these patterns; rather, it was influenced by statistical noise or overfitting to the small sample data.</w:t>
       </w:r>
     </w:p>
     <w:p>
@@ -6858,10 +7423,7 @@
         </w:numPr>
       </w:pPr>
       <w:r>
-        <w:t xml:space="preserve">One limitation of this study was the focus on a specific classification task using a logistic regression model. While logistic </w:t>
-      </w:r>
-      <w:r>
-        <w:t xml:space="preserve">regression is widely used, other machine learning models may exhibit different behavior under similar conditions of imbalance and sample size. </w:t>
+        <w:t xml:space="preserve">One limitation of this study was the focus on a specific classification task using a logistic regression model. While logistic regression is widely used, other machine learning models may exhibit different behavior under similar conditions of imbalance and sample size. </w:t>
       </w:r>
     </w:p>
     <w:p>
@@ -6876,7 +7438,10 @@
         <w:t>T</w:t>
       </w:r>
       <w:r>
-        <w:t>he experiments were limited to synthetic datasets. Although the imbalanced dataset accurately reflects typical real-world scenarios, the complexity of real-world data, including noise and non-linearity, could affect model behavior differently. Future studies should aim to test these findings on real-world datasets across various machine learning models to increase generalizability.</w:t>
+        <w:t xml:space="preserve">he experiments were limited to synthetic datasets. Although the imbalanced dataset accurately reflects typical real-world scenarios, the complexity of real-world </w:t>
+      </w:r>
+      <w:r>
+        <w:t>data, including noise and non-linearity, could affect model behavior differently. Future studies should aim to test these findings on real-world datasets across various machine learning models to increase generalizability.</w:t>
       </w:r>
     </w:p>
     <w:p>
@@ -6970,14 +7535,44 @@
         <w:rPr>
           <w:lang w:val="en-ID"/>
         </w:rPr>
-        <w:t xml:space="preserve">Impact of Dataset Imbalance: Models trained on imbalanced datasets are prone to bias, favoring </w:t>
-      </w:r>
+        <w:t xml:space="preserve">Impact of Dataset Imbalance: Models trained on imbalanced datasets are prone to bias, </w:t>
+      </w:r>
+      <w:proofErr w:type="spellStart"/>
+      <w:r>
+        <w:rPr>
+          <w:lang w:val="en-ID"/>
+        </w:rPr>
+        <w:t>favoring</w:t>
+      </w:r>
+      <w:proofErr w:type="spellEnd"/>
+      <w:r>
+        <w:rPr>
+          <w:lang w:val="en-ID"/>
+        </w:rPr>
+        <w:t xml:space="preserve"> the majority class at the expense of underrepresented classes. This bias becomes more evident as the size of the dataset increases, leading to reduced recall and poor performance in detecting minority class instances. This reinforces the importance of addressing data imbalance early in the AI development process.</w:t>
+      </w:r>
+    </w:p>
+    <w:p>
+      <w:pPr>
+        <w:pStyle w:val="Para"/>
+        <w:rPr>
+          <w:lang w:val="en-ID"/>
+        </w:rPr>
+      </w:pPr>
+    </w:p>
+    <w:p>
+      <w:pPr>
+        <w:pStyle w:val="Para"/>
+        <w:rPr>
+          <w:lang w:val="en-ID"/>
+        </w:rPr>
+      </w:pPr>
       <w:r>
         <w:rPr>
           <w:lang w:val="en-ID"/>
         </w:rPr>
         <w:lastRenderedPageBreak/>
-        <w:t>the majority class at the expense of underrepresented classes. This bias becomes more evident as the size of the dataset increases, leading to reduced recall and poor performance in detecting minority class instances. This reinforces the importance of addressing data imbalance early in the AI development process.</w:t>
+        <w:t>Misleading Effects of Small Sample Sizes: The research also highlights how small sample sizes can provide a false sense of fairness, with models appearing to perform well on minority classes. However, this performance is often a result of statistical noise rather than true learning. As the sample size increases, the model’s inherent bias becomes clear, with performance metrics such as recall deteriorating for the minority class. This underscores the need for large, well-distributed datasets to ensure accurate bias evaluation.</w:t>
       </w:r>
     </w:p>
     <w:p>
@@ -6999,7 +7594,7 @@
         <w:rPr>
           <w:lang w:val="en-ID"/>
         </w:rPr>
-        <w:t>Misleading Effects of Small Sample Sizes: The research also highlights how small sample sizes can provide a false sense of fairness, with models appearing to perform well on minority classes. However, this performance is often a result of statistical noise rather than true learning. As the sample size increases, the model’s inherent bias becomes clear, with performance metrics such as recall deteriorating for the minority class. This underscores the need for large, well-distributed datasets to ensure accurate bias evaluation.</w:t>
+        <w:t>The Role of Documentation: A key recommendation from this study is the incorporation of dataset composition documentation into Responsible AI practices. By documenting whether a dataset is balanced or imbalanced, AI practitioners can ensure greater transparency, allowing stakeholders to make more informed decisions about the fairness and reliability of AI systems.</w:t>
       </w:r>
     </w:p>
     <w:p>
@@ -7021,7 +7616,7 @@
         <w:rPr>
           <w:lang w:val="en-ID"/>
         </w:rPr>
-        <w:t>The Role of Documentation: A key recommendation from this study is the incorporation of dataset composition documentation into Responsible AI practices. By documenting whether a dataset is balanced or imbalanced, AI practitioners can ensure greater transparency, allowing stakeholders to make more informed decisions about the fairness and reliability of AI systems.</w:t>
+        <w:t>Broader Impact on Responsible AI</w:t>
       </w:r>
     </w:p>
     <w:p>
@@ -7031,33 +7626,17 @@
           <w:lang w:val="en-ID"/>
         </w:rPr>
       </w:pPr>
-    </w:p>
-    <w:p>
-      <w:pPr>
-        <w:pStyle w:val="Para"/>
-        <w:rPr>
-          <w:lang w:val="en-ID"/>
-        </w:rPr>
-      </w:pPr>
-      <w:r>
-        <w:rPr>
-          <w:lang w:val="en-ID"/>
-        </w:rPr>
-        <w:t>Broader Impact on Responsible AI</w:t>
-      </w:r>
-    </w:p>
-    <w:p>
-      <w:pPr>
-        <w:pStyle w:val="Para"/>
-        <w:rPr>
-          <w:lang w:val="en-ID"/>
-        </w:rPr>
-      </w:pPr>
-      <w:r>
-        <w:rPr>
-          <w:lang w:val="en-ID"/>
-        </w:rPr>
-        <w:t>These insights have immediate and long-term effects on Responsible AI. In the short term, they highlight the need for stricter evaluations of model fairness, especially in high-stakes applications like healthcare, criminal justice, and hiring, where bias can have severe consequences. In the long term, integrating dataset composition analysis into Responsible AI frameworks can enhance trust in AI systems, fostering more ethical and accountable AI practices across industries.</w:t>
+      <w:r>
+        <w:rPr>
+          <w:lang w:val="en-ID"/>
+        </w:rPr>
+        <w:t xml:space="preserve">These insights have immediate and long-term effects on Responsible AI. In the short term, they highlight the need for stricter evaluations of model fairness, especially in high-stakes applications like healthcare, criminal justice, and hiring, where bias can have severe consequences. In the long term, integrating dataset composition analysis into Responsible AI frameworks can </w:t>
+      </w:r>
+      <w:r>
+        <w:rPr>
+          <w:lang w:val="en-ID"/>
+        </w:rPr>
+        <w:t>enhance trust in AI systems, fostering more ethical and accountable AI practices across industries.</w:t>
       </w:r>
     </w:p>
     <w:p>
@@ -7157,7 +7736,6 @@
         </w:numPr>
       </w:pPr>
       <w:r>
-        <w:lastRenderedPageBreak/>
         <w:t>Model-Specific Behavior: This study focused on logistic regression, a relatively simple model. It would be valuable to investigate how more complex models, such as neural networks, behave in the presence of imbalanced datasets, especially in real-world scenarios with multi-class classification tasks.</w:t>
       </w:r>
     </w:p>
@@ -7175,6 +7753,7 @@
         </w:numPr>
       </w:pPr>
       <w:r>
+        <w:lastRenderedPageBreak/>
         <w:t xml:space="preserve">Real-World Data Complexity: The datasets used in this study were synthetic, which allowed for controlled experimentation. However, real-world data often </w:t>
       </w:r>
       <w:r>
@@ -7247,7 +7826,10 @@
         <w:pStyle w:val="Para"/>
       </w:pPr>
       <w:r>
-        <w:t>This research has shed light on how dataset composition—specifically imbalance—affects AI model performance and fairness. While the findings contribute significantly to Responsible AI, there are numerous areas that future research should explore to further enhance AI transparency and fairness.</w:t>
+        <w:t xml:space="preserve">This research has shed light on how dataset composition—specifically imbalance—affects AI </w:t>
+      </w:r>
+      <w:r>
+        <w:t>model performance and fairness. While the findings contribute significantly to Responsible AI, there are numerous areas that future research should explore to further enhance AI transparency and fairness.</w:t>
       </w:r>
     </w:p>
     <w:p>
@@ -7272,11 +7854,7 @@
         <w:pStyle w:val="Para"/>
       </w:pPr>
       <w:r>
-        <w:t xml:space="preserve">A key recommendation is to further investigate and refine bias mitigation techniques, such as Synthetic Minority Over-sampling Technique (SMOTE), which generates synthetic instances for the minority class to balance the dataset. SMOTE and other advanced techniques like ADASYN, Random Over-sampling, Under-sampling, and Cost-Sensitive Learning should be rigorously tested across different domains and model architectures to evaluate their effectiveness in reducing bias without negatively impacting model accuracy. Furthermore, exploring hybrid approaches that combine these techniques with ensemble methods, like Bagging </w:t>
-      </w:r>
-      <w:r>
-        <w:lastRenderedPageBreak/>
-        <w:t>or Boosting, could help balance performance across both the majority and minority classes.</w:t>
+        <w:t>A key recommendation is to further investigate and refine bias mitigation techniques, such as Synthetic Minority Over-sampling Technique (SMOTE), which generates synthetic instances for the minority class to balance the dataset. SMOTE and other advanced techniques like ADASYN, Random Over-sampling, Under-sampling, and Cost-Sensitive Learning should be rigorously tested across different domains and model architectures to evaluate their effectiveness in reducing bias without negatively impacting model accuracy. Furthermore, exploring hybrid approaches that combine these techniques with ensemble methods, like Bagging or Boosting, could help balance performance across both the majority and minority classes.</w:t>
       </w:r>
     </w:p>
     <w:p>
@@ -7302,7 +7880,11 @@
         <w:t>architecture</w:t>
       </w:r>
       <w:r>
-        <w:t>. These models might behave differently when trained on imbalanced datasets, especially in high-dimensional data settings such as image classification or natural language processing. Analyzing the efficacy of bias mitigation techniques in these more complex models can provide broader insights into their generalizability across different AI tasks.</w:t>
+        <w:t xml:space="preserve">. These models might behave differently when trained on imbalanced datasets, </w:t>
+      </w:r>
+      <w:r>
+        <w:lastRenderedPageBreak/>
+        <w:t>especially in high-dimensional data settings such as image classification or natural language processing. Analyzing the efficacy of bias mitigation techniques in these more complex models can provide broader insights into their generalizability across different AI tasks.</w:t>
       </w:r>
     </w:p>
     <w:p>
@@ -7364,7 +7946,10 @@
         <w:t>of</w:t>
       </w:r>
       <w:r>
-        <w:t xml:space="preserve"> learning problems, such as clustering and reinforcement learning. Each of these domains may have unique fairness challenges that require domain-specific approaches to mitigate bias. For example, in healthcare or financial forecasting, ensuring fairness in regression tasks where minority outcomes may be underrepresented is crucial. </w:t>
+        <w:t xml:space="preserve"> learning problems, such as clustering and reinforcement learning. Each of these domains may have unique fairness challenges that require domain-specific approaches to mitigate bias. For example, in healthcare or financial forecasting, ensuring </w:t>
+      </w:r>
+      <w:r>
+        <w:t xml:space="preserve">fairness in regression tasks where minority outcomes may be underrepresented is crucial. </w:t>
       </w:r>
     </w:p>
     <w:p>
@@ -7420,11 +8005,7 @@
         <w:pStyle w:val="Para"/>
       </w:pPr>
       <w:r>
-        <w:t xml:space="preserve">Future studies could explore intersectionality in AI bias, where multiple attributes (e.g., race, gender, and socioeconomic status) intersect to create compounded bias effects. Understanding how AI systems behave when faced with imbalances across multiple demographic </w:t>
-      </w:r>
-      <w:r>
-        <w:lastRenderedPageBreak/>
-        <w:t>variables is essential for ensuring fairness across diverse populations.</w:t>
+        <w:t>Future studies could explore intersectionality in AI bias, where multiple attributes (e.g., race, gender, and socioeconomic status) intersect to create compounded bias effects. Understanding how AI systems behave when faced with imbalances across multiple demographic variables is essential for ensuring fairness across diverse populations.</w:t>
       </w:r>
     </w:p>
     <w:p>
@@ -7452,7 +8033,11 @@
         <w:t>T</w:t>
       </w:r>
       <w:r>
-        <w:t>he broader implications of this research for the AI industry are profound. As AI becomes increasingly integrated into decision-making processes, the importance of documenting dataset composition and employing bias mitigation techniques cannot be overstated. By adopting comprehensive practices to address dataset imbalances, AI developers and stakeholders can build systems that are not only more transparent but also more equitable. Moreover, regulatory frameworks and industry standards should encourage and even mandate that dataset composition is clearly documented, and that models are tested for fairness across all relevant demographic groups.</w:t>
+        <w:t xml:space="preserve">he broader implications of this research for the AI industry are profound. As AI becomes increasingly integrated into decision-making processes, the importance of documenting dataset composition and employing bias mitigation </w:t>
+      </w:r>
+      <w:r>
+        <w:lastRenderedPageBreak/>
+        <w:t>techniques cannot be overstated. By adopting comprehensive practices to address dataset imbalances, AI developers and stakeholders can build systems that are not only more transparent but also more equitable. Moreover, regulatory frameworks and industry standards should encourage and even mandate that dataset composition is clearly documented, and that models are tested for fairness across all relevant demographic groups.</w:t>
       </w:r>
     </w:p>
     <w:p>
@@ -7515,7 +8100,17 @@
           <w:lang w:eastAsia="it-IT"/>
           <w14:ligatures w14:val="standard"/>
         </w:rPr>
-        <w:t>I would like to express my gratitude to all mentors and advisors in University of Hull for their guidance through the development of this research. I also wish to thank my colleagues at the University of Hull for their support, which really improved the quality of this work. Special thanks go to my families and friends for their understanding during this research. Thank you for inspiring me to contribute to the field of Responsible AI.</w:t>
+        <w:t xml:space="preserve">I would like to express my gratitude to all mentors and advisors in University of Hull for their guidance through the development of this research. I also wish to thank my colleagues at the University of Hull for their support, which really improved the quality of this work. Special thanks go to my families and friends for their understanding during this research. Thank you </w:t>
+      </w:r>
+      <w:r>
+        <w:rPr>
+          <w:rFonts w:ascii="Times New Roman" w:hAnsi="Times New Roman" w:cs="Times New Roman"/>
+          <w:sz w:val="24"/>
+          <w:szCs w:val="24"/>
+          <w:lang w:eastAsia="it-IT"/>
+          <w14:ligatures w14:val="standard"/>
+        </w:rPr>
+        <w:t>for inspiring me to contribute to the field of Responsible AI.</w:t>
       </w:r>
     </w:p>
     <w:p>
@@ -7568,14 +8163,25 @@
         </w:rPr>
         <w:tab/>
       </w:r>
-      <w:r>
-        <w:rPr>
-          <w:rFonts w:ascii="Times New Roman" w:hAnsi="Times New Roman" w:cs="Times New Roman"/>
-          <w:sz w:val="24"/>
-          <w:szCs w:val="24"/>
-          <w14:ligatures w14:val="standard"/>
-        </w:rPr>
-        <w:t>Burkov,A. 2019. The Hundred-Page Machine Learning Book. Retrieved on October 12, 2024, from</w:t>
+      <w:proofErr w:type="spellStart"/>
+      <w:r>
+        <w:rPr>
+          <w:rFonts w:ascii="Times New Roman" w:hAnsi="Times New Roman" w:cs="Times New Roman"/>
+          <w:sz w:val="24"/>
+          <w:szCs w:val="24"/>
+          <w14:ligatures w14:val="standard"/>
+        </w:rPr>
+        <w:t>Burkov,A</w:t>
+      </w:r>
+      <w:proofErr w:type="spellEnd"/>
+      <w:r>
+        <w:rPr>
+          <w:rFonts w:ascii="Times New Roman" w:hAnsi="Times New Roman" w:cs="Times New Roman"/>
+          <w:sz w:val="24"/>
+          <w:szCs w:val="24"/>
+          <w14:ligatures w14:val="standard"/>
+        </w:rPr>
+        <w:t>. 2019. The Hundred-Page Machine Learning Book. Retrieved on October 12, 2024, from</w:t>
       </w:r>
     </w:p>
     <w:p>
@@ -7607,14 +8213,45 @@
         </w:rPr>
         <w:tab/>
       </w:r>
-      <w:r>
-        <w:rPr>
-          <w:rFonts w:ascii="Times New Roman" w:hAnsi="Times New Roman" w:cs="Times New Roman"/>
-          <w:sz w:val="24"/>
-          <w:szCs w:val="24"/>
-          <w14:ligatures w14:val="standard"/>
-        </w:rPr>
-        <w:t xml:space="preserve">Dadkhahnikoo, Neama. (2019-11-11). Incident Number 92. In McGregor, S. (ed.) </w:t>
+      <w:proofErr w:type="spellStart"/>
+      <w:r>
+        <w:rPr>
+          <w:rFonts w:ascii="Times New Roman" w:hAnsi="Times New Roman" w:cs="Times New Roman"/>
+          <w:sz w:val="24"/>
+          <w:szCs w:val="24"/>
+          <w14:ligatures w14:val="standard"/>
+        </w:rPr>
+        <w:t>Dadkhahnikoo</w:t>
+      </w:r>
+      <w:proofErr w:type="spellEnd"/>
+      <w:r>
+        <w:rPr>
+          <w:rFonts w:ascii="Times New Roman" w:hAnsi="Times New Roman" w:cs="Times New Roman"/>
+          <w:sz w:val="24"/>
+          <w:szCs w:val="24"/>
+          <w14:ligatures w14:val="standard"/>
+        </w:rPr>
+        <w:t xml:space="preserve">, </w:t>
+      </w:r>
+      <w:proofErr w:type="spellStart"/>
+      <w:r>
+        <w:rPr>
+          <w:rFonts w:ascii="Times New Roman" w:hAnsi="Times New Roman" w:cs="Times New Roman"/>
+          <w:sz w:val="24"/>
+          <w:szCs w:val="24"/>
+          <w14:ligatures w14:val="standard"/>
+        </w:rPr>
+        <w:t>Neama</w:t>
+      </w:r>
+      <w:proofErr w:type="spellEnd"/>
+      <w:r>
+        <w:rPr>
+          <w:rFonts w:ascii="Times New Roman" w:hAnsi="Times New Roman" w:cs="Times New Roman"/>
+          <w:sz w:val="24"/>
+          <w:szCs w:val="24"/>
+          <w14:ligatures w14:val="standard"/>
+        </w:rPr>
+        <w:t xml:space="preserve">. (2019-11-11). Incident Number 92. In McGregor, S. (ed.) </w:t>
       </w:r>
       <w:r>
         <w:rPr>
@@ -7713,7 +8350,27 @@
           <w:szCs w:val="24"/>
           <w14:ligatures w14:val="standard"/>
         </w:rPr>
-        <w:t xml:space="preserve">Johnson, J.M. and Khoshgoftaar, T.M. 2019. </w:t>
+        <w:t xml:space="preserve">Johnson, J.M. and </w:t>
+      </w:r>
+      <w:proofErr w:type="spellStart"/>
+      <w:r>
+        <w:rPr>
+          <w:rFonts w:ascii="Times New Roman" w:hAnsi="Times New Roman" w:cs="Times New Roman"/>
+          <w:sz w:val="24"/>
+          <w:szCs w:val="24"/>
+          <w14:ligatures w14:val="standard"/>
+        </w:rPr>
+        <w:t>Khoshgoftaar</w:t>
+      </w:r>
+      <w:proofErr w:type="spellEnd"/>
+      <w:r>
+        <w:rPr>
+          <w:rFonts w:ascii="Times New Roman" w:hAnsi="Times New Roman" w:cs="Times New Roman"/>
+          <w:sz w:val="24"/>
+          <w:szCs w:val="24"/>
+          <w14:ligatures w14:val="standard"/>
+        </w:rPr>
+        <w:t xml:space="preserve">, T.M. 2019. </w:t>
       </w:r>
       <w:r>
         <w:rPr>
@@ -7804,7 +8461,26 @@
           <w14:ligatures w14:val="standard"/>
         </w:rPr>
         <w:tab/>
-        <w:t xml:space="preserve">Jurafsky, D., &amp; Martin, J. H. (2024, August 20). </w:t>
+      </w:r>
+      <w:proofErr w:type="spellStart"/>
+      <w:r>
+        <w:rPr>
+          <w:rFonts w:ascii="Times New Roman" w:hAnsi="Times New Roman" w:cs="Times New Roman"/>
+          <w:sz w:val="24"/>
+          <w:szCs w:val="24"/>
+          <w14:ligatures w14:val="standard"/>
+        </w:rPr>
+        <w:t>Jurafsky</w:t>
+      </w:r>
+      <w:proofErr w:type="spellEnd"/>
+      <w:r>
+        <w:rPr>
+          <w:rFonts w:ascii="Times New Roman" w:hAnsi="Times New Roman" w:cs="Times New Roman"/>
+          <w:sz w:val="24"/>
+          <w:szCs w:val="24"/>
+          <w14:ligatures w14:val="standard"/>
+        </w:rPr>
+        <w:t xml:space="preserve">, D., &amp; Martin, J. H. (2024, August 20). </w:t>
       </w:r>
       <w:r>
         <w:rPr>
@@ -7844,17 +8520,7 @@
           <w:szCs w:val="24"/>
           <w14:ligatures w14:val="standard"/>
         </w:rPr>
-        <w:t xml:space="preserve"> (3rd ed.). Retrieved </w:t>
-      </w:r>
-      <w:r>
-        <w:rPr>
-          <w:rFonts w:ascii="Times New Roman" w:hAnsi="Times New Roman" w:cs="Times New Roman"/>
-          <w:sz w:val="24"/>
-          <w:szCs w:val="24"/>
-          <w14:ligatures w14:val="standard"/>
-        </w:rPr>
-        <w:lastRenderedPageBreak/>
-        <w:t xml:space="preserve">from </w:t>
+        <w:t xml:space="preserve"> (3rd ed.). Retrieved from </w:t>
       </w:r>
       <w:hyperlink r:id="rId25" w:tgtFrame="_new" w:history="1">
         <w:r>
@@ -8047,6 +8713,7 @@
           <w:szCs w:val="24"/>
           <w14:ligatures w14:val="standard"/>
         </w:rPr>
+        <w:lastRenderedPageBreak/>
         <w:t>[</w:t>
       </w:r>
       <w:r>
@@ -8340,16 +9007,7 @@
           <w:szCs w:val="24"/>
           <w14:ligatures w14:val="standard"/>
         </w:rPr>
-        <w:t xml:space="preserve">2023. Explainability in AI: The Key to Trustworthy </w:t>
-      </w:r>
-      <w:r>
-        <w:rPr>
-          <w:rFonts w:ascii="Times New Roman" w:hAnsi="Times New Roman" w:cs="Times New Roman"/>
-          <w:sz w:val="24"/>
-          <w:szCs w:val="24"/>
-          <w14:ligatures w14:val="standard"/>
-        </w:rPr>
-        <w:t xml:space="preserve">AI Decisions. Retrieved from </w:t>
+        <w:t xml:space="preserve">2023. Explainability in AI: The Key to Trustworthy AI Decisions. Retrieved from </w:t>
       </w:r>
       <w:hyperlink r:id="rId27" w:history="1">
         <w:r>
@@ -8843,12 +9501,14 @@
             </w:rPr>
             <w:t xml:space="preserve">, </w:t>
           </w:r>
+          <w:proofErr w:type="spellStart"/>
           <w:r>
             <w:rPr>
               <w:rFonts w:ascii="Linux Biolinum" w:hAnsi="Linux Biolinum" w:cs="Linux Biolinum"/>
             </w:rPr>
             <w:t>Kricak</w:t>
           </w:r>
+          <w:proofErr w:type="spellEnd"/>
           <w:r>
             <w:rPr>
               <w:rFonts w:ascii="Linux Biolinum" w:hAnsi="Linux Biolinum" w:cs="Linux Biolinum"/>
@@ -8892,12 +9552,14 @@
               <w:rFonts w:ascii="Linux Biolinum" w:hAnsi="Linux Biolinum" w:cs="Linux Biolinum"/>
             </w:rPr>
           </w:pPr>
+          <w:proofErr w:type="spellStart"/>
           <w:r>
             <w:rPr>
               <w:rFonts w:ascii="Linux Biolinum" w:hAnsi="Linux Biolinum" w:cs="Linux Biolinum"/>
             </w:rPr>
             <w:t>H.Purwadi</w:t>
           </w:r>
+          <w:proofErr w:type="spellEnd"/>
         </w:p>
       </w:tc>
     </w:tr>
@@ -8987,12 +9649,14 @@
             </w:rPr>
             <w:t xml:space="preserve">, </w:t>
           </w:r>
+          <w:proofErr w:type="spellStart"/>
           <w:r>
             <w:rPr>
               <w:rFonts w:ascii="Linux Biolinum" w:hAnsi="Linux Biolinum" w:cs="Linux Biolinum"/>
             </w:rPr>
             <w:t>Kricak</w:t>
           </w:r>
+          <w:proofErr w:type="spellEnd"/>
           <w:r>
             <w:rPr>
               <w:rFonts w:ascii="Linux Biolinum" w:hAnsi="Linux Biolinum" w:cs="Linux Biolinum"/>
@@ -9024,12 +9688,14 @@
               <w:rFonts w:ascii="Linux Biolinum" w:hAnsi="Linux Biolinum" w:cs="Linux Biolinum"/>
             </w:rPr>
           </w:pPr>
+          <w:proofErr w:type="spellStart"/>
           <w:r>
             <w:rPr>
               <w:rFonts w:ascii="Linux Biolinum" w:hAnsi="Linux Biolinum" w:cs="Linux Biolinum"/>
             </w:rPr>
             <w:t>H.Purwadi</w:t>
           </w:r>
+          <w:proofErr w:type="spellEnd"/>
         </w:p>
       </w:tc>
     </w:tr>
@@ -13062,6 +13728,7 @@
   <w:style w:type="character" w:default="1" w:styleId="DefaultParagraphFont">
     <w:name w:val="Default Paragraph Font"/>
     <w:uiPriority w:val="1"/>
+    <w:semiHidden/>
     <w:unhideWhenUsed/>
   </w:style>
   <w:style w:type="table" w:default="1" w:styleId="TableNormal">

--- a/Imbalance_Balanced_Dataset_Composition_XAI.docx
+++ b/Imbalance_Balanced_Dataset_Composition_XAI.docx
@@ -38,7 +38,103 @@
           <w:lang w:val="en-ID"/>
           <w14:ligatures w14:val="standard"/>
         </w:rPr>
-        <w:t>the Impact of Documenting Dataset Characteristics—Dataset Composition Imbalanced vs. Balanced and Small vs. Large Sample Sizes—on AI Model Transparency, Fairness, and Bias Evaluation</w:t>
+        <w:t>the Impact of Documenting Dataset Characteristics—</w:t>
+      </w:r>
+      <w:r>
+        <w:rPr>
+          <w:rFonts w:ascii="Times New Roman" w:eastAsia="Times New Roman" w:hAnsi="Times New Roman" w:cs="Times New Roman"/>
+          <w:b/>
+          <w:bCs/>
+          <w:sz w:val="28"/>
+          <w:szCs w:val="28"/>
+          <w:lang w:val="en-ID"/>
+          <w14:ligatures w14:val="standard"/>
+        </w:rPr>
+        <w:t>Homogeneity</w:t>
+      </w:r>
+      <w:r>
+        <w:rPr>
+          <w:rFonts w:ascii="Times New Roman" w:eastAsia="Times New Roman" w:hAnsi="Times New Roman" w:cs="Times New Roman"/>
+          <w:b/>
+          <w:bCs/>
+          <w:sz w:val="28"/>
+          <w:szCs w:val="28"/>
+          <w:lang w:val="en-ID"/>
+          <w14:ligatures w14:val="standard"/>
+        </w:rPr>
+        <w:t xml:space="preserve"> Composition</w:t>
+      </w:r>
+      <w:r>
+        <w:rPr>
+          <w:rFonts w:ascii="Times New Roman" w:eastAsia="Times New Roman" w:hAnsi="Times New Roman" w:cs="Times New Roman"/>
+          <w:b/>
+          <w:bCs/>
+          <w:sz w:val="28"/>
+          <w:szCs w:val="28"/>
+          <w:lang w:val="en-ID"/>
+          <w14:ligatures w14:val="standard"/>
+        </w:rPr>
+        <w:t xml:space="preserve"> </w:t>
+      </w:r>
+      <w:r>
+        <w:rPr>
+          <w:rFonts w:ascii="Times New Roman" w:eastAsia="Times New Roman" w:hAnsi="Times New Roman" w:cs="Times New Roman"/>
+          <w:b/>
+          <w:bCs/>
+          <w:sz w:val="28"/>
+          <w:szCs w:val="28"/>
+          <w:lang w:val="en-ID"/>
+          <w14:ligatures w14:val="standard"/>
+        </w:rPr>
+        <w:t>and</w:t>
+      </w:r>
+      <w:r>
+        <w:rPr>
+          <w:rFonts w:ascii="Times New Roman" w:eastAsia="Times New Roman" w:hAnsi="Times New Roman" w:cs="Times New Roman"/>
+          <w:b/>
+          <w:bCs/>
+          <w:sz w:val="28"/>
+          <w:szCs w:val="28"/>
+          <w:lang w:val="en-ID"/>
+          <w14:ligatures w14:val="standard"/>
+        </w:rPr>
+        <w:t xml:space="preserve"> </w:t>
+      </w:r>
+      <w:r>
+        <w:rPr>
+          <w:rFonts w:ascii="Times New Roman" w:eastAsia="Times New Roman" w:hAnsi="Times New Roman" w:cs="Times New Roman"/>
+          <w:b/>
+          <w:bCs/>
+          <w:sz w:val="28"/>
+          <w:szCs w:val="28"/>
+          <w:lang w:val="en-ID"/>
+          <w14:ligatures w14:val="standard"/>
+        </w:rPr>
+        <w:t xml:space="preserve">Data </w:t>
+      </w:r>
+      <w:r>
+        <w:rPr>
+          <w:rFonts w:ascii="Times New Roman" w:eastAsia="Times New Roman" w:hAnsi="Times New Roman" w:cs="Times New Roman"/>
+          <w:b/>
+          <w:bCs/>
+          <w:sz w:val="28"/>
+          <w:szCs w:val="28"/>
+          <w:lang w:val="en-ID"/>
+          <w14:ligatures w14:val="standard"/>
+        </w:rPr>
+        <w:t>Sparsity</w:t>
+      </w:r>
+      <w:r>
+        <w:rPr>
+          <w:rFonts w:ascii="Times New Roman" w:eastAsia="Times New Roman" w:hAnsi="Times New Roman" w:cs="Times New Roman"/>
+          <w:b/>
+          <w:bCs/>
+          <w:sz w:val="28"/>
+          <w:szCs w:val="28"/>
+          <w:lang w:val="en-ID"/>
+          <w14:ligatures w14:val="standard"/>
+        </w:rPr>
+        <w:t>—on AI Model Transparency, Fairness, and Bias Evaluation</w:t>
       </w:r>
     </w:p>
     <w:p>
@@ -419,7 +515,7 @@
           <w:szCs w:val="24"/>
           <w14:ligatures w14:val="standard"/>
         </w:rPr>
-        <w:t>are becoming an increasingly important focus within the field of Explainable AI (XAI), but currently it is not a standard practice. Traditionally, responsible AI and explainable AI (XAI) have more concentrated on explaining model behaviors, including ethical, legal, and social aspects of the datasets. However, addressing the characteristics of the dataset, including its composition</w:t>
+        <w:t>are becoming an increasingly important focus within the field of Explainable AI (XAI), but currently it is not a standard practice. Traditionally, responsible AI and explainable AI (XAI) have more concentrated on explaining model behaviors, including ethical, legal, and social aspects of the datasets. However, addressing the characteristics of the dataset, including its</w:t>
       </w:r>
       <w:r>
         <w:rPr>
@@ -428,7 +524,25 @@
           <w:szCs w:val="24"/>
           <w14:ligatures w14:val="standard"/>
         </w:rPr>
-        <w:t>/ homogeneity and Data Sparsity</w:t>
+        <w:t xml:space="preserve"> homogeneity</w:t>
+      </w:r>
+      <w:r>
+        <w:rPr>
+          <w:rFonts w:ascii="Times New Roman" w:eastAsia="Verdana" w:hAnsi="Times New Roman" w:cs="Times New Roman"/>
+          <w:sz w:val="24"/>
+          <w:szCs w:val="24"/>
+          <w14:ligatures w14:val="standard"/>
+        </w:rPr>
+        <w:t xml:space="preserve"> composition</w:t>
+      </w:r>
+      <w:r>
+        <w:rPr>
+          <w:rFonts w:ascii="Times New Roman" w:eastAsia="Verdana" w:hAnsi="Times New Roman" w:cs="Times New Roman"/>
+          <w:sz w:val="24"/>
+          <w:szCs w:val="24"/>
+          <w14:ligatures w14:val="standard"/>
+        </w:rPr>
+        <w:t xml:space="preserve"> and Data Sparsity</w:t>
       </w:r>
       <w:r>
         <w:rPr>
@@ -508,6 +622,27 @@
         <w:pStyle w:val="Abstract"/>
         <w:spacing w:line="360" w:lineRule="auto"/>
         <w:rPr>
+          <w:rFonts w:ascii="Times New Roman" w:eastAsia="Verdana" w:hAnsi="Times New Roman" w:cs="Times New Roman"/>
+          <w:sz w:val="24"/>
+          <w:szCs w:val="24"/>
+          <w14:ligatures w14:val="standard"/>
+        </w:rPr>
+      </w:pPr>
+      <w:r>
+        <w:rPr>
+          <w:rFonts w:ascii="Times New Roman" w:eastAsia="Verdana" w:hAnsi="Times New Roman" w:cs="Times New Roman"/>
+          <w:sz w:val="24"/>
+          <w:szCs w:val="24"/>
+          <w14:ligatures w14:val="standard"/>
+        </w:rPr>
+        <w:t xml:space="preserve"> </w:t>
+      </w:r>
+    </w:p>
+    <w:p>
+      <w:pPr>
+        <w:pStyle w:val="Abstract"/>
+        <w:spacing w:line="360" w:lineRule="auto"/>
+        <w:rPr>
           <w:rFonts w:ascii="Times New Roman" w:hAnsi="Times New Roman" w:cs="Times New Roman"/>
           <w:b/>
           <w:bCs/>
@@ -519,15 +654,6 @@
       </w:pPr>
       <w:r>
         <w:rPr>
-          <w:rFonts w:ascii="Times New Roman" w:eastAsia="Verdana" w:hAnsi="Times New Roman" w:cs="Times New Roman"/>
-          <w:sz w:val="24"/>
-          <w:szCs w:val="24"/>
-          <w14:ligatures w14:val="standard"/>
-        </w:rPr>
-        <w:t xml:space="preserve"> </w:t>
-      </w:r>
-      <w:r>
-        <w:rPr>
           <w:rFonts w:ascii="Times New Roman" w:hAnsi="Times New Roman" w:cs="Times New Roman"/>
           <w:b/>
           <w:bCs/>
@@ -677,6 +803,7 @@
         <w:pStyle w:val="KeyWordHead"/>
       </w:pPr>
       <w:r>
+        <w:lastRenderedPageBreak/>
         <w:t>KEYWORDS</w:t>
       </w:r>
     </w:p>
@@ -700,7 +827,6 @@
           <w:lang w:eastAsia="it-IT"/>
           <w14:ligatures w14:val="standard"/>
         </w:rPr>
-        <w:lastRenderedPageBreak/>
         <w:t xml:space="preserve">Balance Dataset, Bias Mitigation, Dataset Composition, Dataset Documentation, </w:t>
       </w:r>
       <w:r>
@@ -1045,13 +1171,13 @@
         <w:rPr>
           <w:lang w:val="en-ID"/>
         </w:rPr>
-        <w:t xml:space="preserve"> safeguarding data privacy and promoting responsible AI practices to build user confidence, particularly in sensitive applications. Equitability is to ensure the fairness and legal compliance, </w:t>
-      </w:r>
-      <w:r>
-        <w:rPr>
-          <w:lang w:val="en-ID"/>
-        </w:rPr>
-        <w:t xml:space="preserve">addressing the societal and ethical dimensions of AI. </w:t>
+        <w:t xml:space="preserve"> safeguarding data privacy and promoting responsible AI practices to build user confidence, particularly in sensitive applications. Equitability </w:t>
+      </w:r>
+      <w:r>
+        <w:rPr>
+          <w:lang w:val="en-ID"/>
+        </w:rPr>
+        <w:t xml:space="preserve">is to ensure the fairness and legal compliance, addressing the societal and ethical dimensions of AI. </w:t>
       </w:r>
       <w:r>
         <w:rPr>
@@ -1124,51 +1250,68 @@
       </w:r>
       <w:r>
         <w:rPr>
+          <w:lang w:val="en-ID"/>
+        </w:rPr>
+        <w:t xml:space="preserve">homogeneity </w:t>
+      </w:r>
+      <w:r>
+        <w:rPr>
           <w:rFonts w:eastAsia="Verdana"/>
         </w:rPr>
-        <w:t>homogeneity/</w:t>
+        <w:t>composition</w:t>
       </w:r>
       <w:r>
         <w:rPr>
           <w:rFonts w:eastAsia="Verdana"/>
         </w:rPr>
-        <w:t>composition</w:t>
+        <w:t xml:space="preserve"> whether</w:t>
+      </w:r>
+      <w:r>
+        <w:rPr>
+          <w:lang w:val="en-ID"/>
+        </w:rPr>
+        <w:t xml:space="preserve"> they are balanced or imbalanced</w:t>
       </w:r>
       <w:r>
         <w:rPr>
           <w:rFonts w:eastAsia="Verdana"/>
         </w:rPr>
-        <w:t xml:space="preserve"> </w:t>
-      </w:r>
-      <w:r>
-        <w:rPr>
-          <w:lang w:val="en-ID"/>
-        </w:rPr>
-        <w:t>whether they are balanced or imbalanced</w:t>
+        <w:t xml:space="preserve">, </w:t>
       </w:r>
       <w:r>
         <w:rPr>
           <w:rFonts w:eastAsia="Verdana"/>
         </w:rPr>
-        <w:t xml:space="preserve">, </w:t>
+        <w:t xml:space="preserve">number of classes (C), </w:t>
       </w:r>
       <w:r>
         <w:rPr>
           <w:rFonts w:eastAsia="Verdana"/>
         </w:rPr>
-        <w:t>number of classes (C), small/ large data sparsity (DS) (</w:t>
+        <w:t xml:space="preserve">data sparsity (DS) </w:t>
       </w:r>
       <w:r>
         <w:rPr>
           <w:rFonts w:eastAsia="Verdana"/>
-          <w:color w:val="FF0000"/>
-        </w:rPr>
-        <w:t>cite</w:t>
+        </w:rPr>
+        <w:t>whether the datasets are small or</w:t>
       </w:r>
       <w:r>
         <w:rPr>
           <w:rFonts w:eastAsia="Verdana"/>
         </w:rPr>
+        <w:t xml:space="preserve"> large (</w:t>
+      </w:r>
+      <w:r>
+        <w:rPr>
+          <w:rFonts w:eastAsia="Verdana"/>
+        </w:rPr>
+        <w:t>Oreski, D., Oreski, S., and Klicek, B. 2016</w:t>
+      </w:r>
+      <w:r>
+        <w:rPr>
+          <w:rFonts w:eastAsia="Verdana"/>
+        </w:rPr>
         <w:t>)</w:t>
       </w:r>
       <w:r>
@@ -1184,7 +1327,14 @@
         <w:rPr>
           <w:lang w:val="en-ID"/>
         </w:rPr>
-        <w:t>, and how this affects model transparency, bias, and fairness. Specifically, imbalanced datasets can result in models that perform well on the majority class but fail to accurately predict outcomes for underrepresented groups, raise the biases in AI decision-making.</w:t>
+        <w:t xml:space="preserve">and how this affects model transparency, bias, and fairness. Specifically, imbalanced datasets can result in models that perform well on the majority class but fail to accurately predict </w:t>
+      </w:r>
+      <w:r>
+        <w:rPr>
+          <w:lang w:val="en-ID"/>
+        </w:rPr>
+        <w:lastRenderedPageBreak/>
+        <w:t>outcomes for underrepresented groups, raise the biases in AI decision-making.</w:t>
       </w:r>
     </w:p>
     <w:p>
@@ -1198,7 +1348,6 @@
         <w:rPr>
           <w:lang w:val="en-ID"/>
         </w:rPr>
-        <w:lastRenderedPageBreak/>
         <w:t xml:space="preserve">Small sample sizes in imbalanced datasets can create problems by increasing variance in model predictions, resulting in bias and reduced model performance. </w:t>
       </w:r>
       <w:r>
@@ -1267,133 +1416,21 @@
           <w:b w:val="0"/>
           <w:bCs w:val="0"/>
         </w:rPr>
-        <w:t xml:space="preserve">How </w:t>
-      </w:r>
-      <w:proofErr w:type="spellStart"/>
+        <w:t>How does the documentation of dataset composition (</w:t>
+      </w:r>
       <w:r>
         <w:rPr>
           <w:b w:val="0"/>
           <w:bCs w:val="0"/>
         </w:rPr>
-        <w:t>does</w:t>
-      </w:r>
-      <w:proofErr w:type="spellEnd"/>
+        <w:t>balance</w:t>
+      </w:r>
       <w:r>
         <w:rPr>
           <w:b w:val="0"/>
           <w:bCs w:val="0"/>
         </w:rPr>
-        <w:t xml:space="preserve"> the documentation of </w:t>
-      </w:r>
-      <w:proofErr w:type="spellStart"/>
-      <w:r>
-        <w:rPr>
-          <w:b w:val="0"/>
-          <w:bCs w:val="0"/>
-        </w:rPr>
-        <w:t>dataset</w:t>
-      </w:r>
-      <w:proofErr w:type="spellEnd"/>
-      <w:r>
-        <w:rPr>
-          <w:b w:val="0"/>
-          <w:bCs w:val="0"/>
-        </w:rPr>
-        <w:t xml:space="preserve"> composition (</w:t>
-      </w:r>
-      <w:r>
-        <w:rPr>
-          <w:b w:val="0"/>
-          <w:bCs w:val="0"/>
-        </w:rPr>
-        <w:t>balance</w:t>
-      </w:r>
-      <w:r>
-        <w:rPr>
-          <w:b w:val="0"/>
-          <w:bCs w:val="0"/>
-        </w:rPr>
-        <w:t xml:space="preserve"> vs. </w:t>
-      </w:r>
-      <w:proofErr w:type="spellStart"/>
-      <w:r>
-        <w:rPr>
-          <w:b w:val="0"/>
-          <w:bCs w:val="0"/>
-        </w:rPr>
-        <w:t>imbalanced</w:t>
-      </w:r>
-      <w:proofErr w:type="spellEnd"/>
-      <w:r>
-        <w:rPr>
-          <w:b w:val="0"/>
-          <w:bCs w:val="0"/>
-        </w:rPr>
-        <w:t xml:space="preserve">) impact AI model </w:t>
-      </w:r>
-      <w:proofErr w:type="spellStart"/>
-      <w:r>
-        <w:rPr>
-          <w:b w:val="0"/>
-          <w:bCs w:val="0"/>
-        </w:rPr>
-        <w:t>transparency</w:t>
-      </w:r>
-      <w:proofErr w:type="spellEnd"/>
-      <w:r>
-        <w:rPr>
-          <w:b w:val="0"/>
-          <w:bCs w:val="0"/>
-        </w:rPr>
-        <w:t xml:space="preserve"> and </w:t>
-      </w:r>
-      <w:proofErr w:type="spellStart"/>
-      <w:r>
-        <w:rPr>
-          <w:b w:val="0"/>
-          <w:bCs w:val="0"/>
-        </w:rPr>
-        <w:t>fairness</w:t>
-      </w:r>
-      <w:proofErr w:type="spellEnd"/>
-      <w:r>
-        <w:rPr>
-          <w:b w:val="0"/>
-          <w:bCs w:val="0"/>
-        </w:rPr>
-        <w:t xml:space="preserve"> in </w:t>
-      </w:r>
-      <w:proofErr w:type="spellStart"/>
-      <w:r>
-        <w:rPr>
-          <w:b w:val="0"/>
-          <w:bCs w:val="0"/>
-        </w:rPr>
-        <w:t>decision-making</w:t>
-      </w:r>
-      <w:proofErr w:type="spellEnd"/>
-      <w:r>
-        <w:rPr>
-          <w:b w:val="0"/>
-          <w:bCs w:val="0"/>
-        </w:rPr>
-        <w:t xml:space="preserve"> </w:t>
-      </w:r>
-      <w:proofErr w:type="spellStart"/>
-      <w:r>
-        <w:rPr>
-          <w:b w:val="0"/>
-          <w:bCs w:val="0"/>
-        </w:rPr>
-        <w:t>systems</w:t>
-      </w:r>
-      <w:proofErr w:type="spellEnd"/>
-      <w:r>
-        <w:rPr>
-          <w:b w:val="0"/>
-          <w:bCs w:val="0"/>
-        </w:rPr>
-        <w:t>?</w:t>
+        <w:t xml:space="preserve"> vs. imbalanced) impact AI model transparency and fairness in decision-making systems?</w:t>
       </w:r>
     </w:p>
     <w:p>
@@ -1408,212 +1445,41 @@
           <w:bCs w:val="0"/>
         </w:rPr>
       </w:pPr>
-      <w:proofErr w:type="spellStart"/>
       <w:r>
         <w:rPr>
           <w:b w:val="0"/>
           <w:bCs w:val="0"/>
         </w:rPr>
-        <w:t>What</w:t>
-      </w:r>
-      <w:proofErr w:type="spellEnd"/>
+        <w:t>What is the relationship between dataset</w:t>
+      </w:r>
       <w:r>
         <w:rPr>
           <w:b w:val="0"/>
           <w:bCs w:val="0"/>
         </w:rPr>
-        <w:t xml:space="preserve"> </w:t>
-      </w:r>
-      <w:proofErr w:type="spellStart"/>
+        <w:t xml:space="preserve">’s </w:t>
+      </w:r>
       <w:r>
         <w:rPr>
           <w:b w:val="0"/>
           <w:bCs w:val="0"/>
         </w:rPr>
-        <w:t>is</w:t>
-      </w:r>
-      <w:proofErr w:type="spellEnd"/>
+        <w:t>size and the accuracy of bias evaluation in AI models, when</w:t>
+      </w:r>
       <w:r>
         <w:rPr>
           <w:b w:val="0"/>
           <w:bCs w:val="0"/>
         </w:rPr>
-        <w:t xml:space="preserve"> the </w:t>
-      </w:r>
-      <w:proofErr w:type="spellStart"/>
+        <w:t xml:space="preserve"> the</w:t>
+      </w:r>
       <w:r>
         <w:rPr>
           <w:b w:val="0"/>
           <w:bCs w:val="0"/>
         </w:rPr>
-        <w:t>relationship</w:t>
-      </w:r>
-      <w:proofErr w:type="spellEnd"/>
-      <w:r>
-        <w:rPr>
-          <w:b w:val="0"/>
-          <w:bCs w:val="0"/>
-        </w:rPr>
-        <w:t xml:space="preserve"> </w:t>
-      </w:r>
-      <w:proofErr w:type="spellStart"/>
-      <w:r>
-        <w:rPr>
-          <w:b w:val="0"/>
-          <w:bCs w:val="0"/>
-        </w:rPr>
-        <w:t>between</w:t>
-      </w:r>
-      <w:proofErr w:type="spellEnd"/>
-      <w:r>
-        <w:rPr>
-          <w:b w:val="0"/>
-          <w:bCs w:val="0"/>
-        </w:rPr>
-        <w:t xml:space="preserve"> </w:t>
-      </w:r>
-      <w:proofErr w:type="spellStart"/>
-      <w:r>
-        <w:rPr>
-          <w:b w:val="0"/>
-          <w:bCs w:val="0"/>
-        </w:rPr>
-        <w:t>dataset</w:t>
-      </w:r>
-      <w:r>
-        <w:rPr>
-          <w:b w:val="0"/>
-          <w:bCs w:val="0"/>
-        </w:rPr>
-        <w:t>’s</w:t>
-      </w:r>
-      <w:proofErr w:type="spellEnd"/>
-      <w:r>
-        <w:rPr>
-          <w:b w:val="0"/>
-          <w:bCs w:val="0"/>
-        </w:rPr>
-        <w:t xml:space="preserve"> </w:t>
-      </w:r>
-      <w:r>
-        <w:rPr>
-          <w:b w:val="0"/>
-          <w:bCs w:val="0"/>
-        </w:rPr>
-        <w:t xml:space="preserve">size and the </w:t>
-      </w:r>
-      <w:proofErr w:type="spellStart"/>
-      <w:r>
-        <w:rPr>
-          <w:b w:val="0"/>
-          <w:bCs w:val="0"/>
-        </w:rPr>
-        <w:t>accuracy</w:t>
-      </w:r>
-      <w:proofErr w:type="spellEnd"/>
-      <w:r>
-        <w:rPr>
-          <w:b w:val="0"/>
-          <w:bCs w:val="0"/>
-        </w:rPr>
-        <w:t xml:space="preserve"> of </w:t>
-      </w:r>
-      <w:proofErr w:type="spellStart"/>
-      <w:r>
-        <w:rPr>
-          <w:b w:val="0"/>
-          <w:bCs w:val="0"/>
-        </w:rPr>
-        <w:t>bias</w:t>
-      </w:r>
-      <w:proofErr w:type="spellEnd"/>
-      <w:r>
-        <w:rPr>
-          <w:b w:val="0"/>
-          <w:bCs w:val="0"/>
-        </w:rPr>
-        <w:t xml:space="preserve"> </w:t>
-      </w:r>
-      <w:proofErr w:type="spellStart"/>
-      <w:r>
-        <w:rPr>
-          <w:b w:val="0"/>
-          <w:bCs w:val="0"/>
-        </w:rPr>
-        <w:t>evaluation</w:t>
-      </w:r>
-      <w:proofErr w:type="spellEnd"/>
-      <w:r>
-        <w:rPr>
-          <w:b w:val="0"/>
-          <w:bCs w:val="0"/>
-        </w:rPr>
-        <w:t xml:space="preserve"> in AI </w:t>
-      </w:r>
-      <w:proofErr w:type="spellStart"/>
-      <w:r>
-        <w:rPr>
-          <w:b w:val="0"/>
-          <w:bCs w:val="0"/>
-        </w:rPr>
-        <w:t>models</w:t>
-      </w:r>
-      <w:proofErr w:type="spellEnd"/>
-      <w:r>
-        <w:rPr>
-          <w:b w:val="0"/>
-          <w:bCs w:val="0"/>
-        </w:rPr>
-        <w:t xml:space="preserve">, </w:t>
-      </w:r>
-      <w:proofErr w:type="spellStart"/>
-      <w:r>
-        <w:rPr>
-          <w:b w:val="0"/>
-          <w:bCs w:val="0"/>
-        </w:rPr>
-        <w:t>when</w:t>
-      </w:r>
-      <w:proofErr w:type="spellEnd"/>
-      <w:r>
-        <w:rPr>
-          <w:b w:val="0"/>
-          <w:bCs w:val="0"/>
-        </w:rPr>
-        <w:t xml:space="preserve"> the</w:t>
-      </w:r>
-      <w:r>
-        <w:rPr>
-          <w:b w:val="0"/>
-          <w:bCs w:val="0"/>
-        </w:rPr>
-        <w:t xml:space="preserve"> training data </w:t>
-      </w:r>
-      <w:proofErr w:type="spellStart"/>
-      <w:r>
-        <w:rPr>
-          <w:b w:val="0"/>
-          <w:bCs w:val="0"/>
-        </w:rPr>
-        <w:t>is</w:t>
-      </w:r>
-      <w:proofErr w:type="spellEnd"/>
-      <w:r>
-        <w:rPr>
-          <w:b w:val="0"/>
-          <w:bCs w:val="0"/>
-        </w:rPr>
-        <w:t xml:space="preserve"> </w:t>
-      </w:r>
-      <w:proofErr w:type="spellStart"/>
-      <w:r>
-        <w:rPr>
-          <w:b w:val="0"/>
-          <w:bCs w:val="0"/>
-        </w:rPr>
-        <w:t>imbalanced</w:t>
-      </w:r>
-      <w:proofErr w:type="spellEnd"/>
+        <w:t xml:space="preserve"> training data is imbalanced</w:t>
+      </w:r>
       <w:r>
         <w:rPr>
           <w:b w:val="0"/>
@@ -1830,15 +1696,7 @@
         <w:pStyle w:val="Para"/>
       </w:pPr>
       <w:r>
-        <w:t xml:space="preserve">The study by Johnson and </w:t>
-      </w:r>
-      <w:proofErr w:type="spellStart"/>
-      <w:r>
-        <w:t>Khoshgoftaar</w:t>
-      </w:r>
-      <w:proofErr w:type="spellEnd"/>
-      <w:r>
-        <w:t xml:space="preserve"> (2019) provides a survey on deep learning methods </w:t>
+        <w:t xml:space="preserve">The study by Johnson and Khoshgoftaar (2019) provides a survey on deep learning methods </w:t>
       </w:r>
       <w:r>
         <w:t xml:space="preserve">to </w:t>
@@ -1859,6 +1717,7 @@
         <w:t xml:space="preserve"> </w:t>
       </w:r>
       <w:r>
+        <w:lastRenderedPageBreak/>
         <w:t>challenges</w:t>
       </w:r>
       <w:r>
@@ -1868,11 +1727,7 @@
         <w:t>high-class</w:t>
       </w:r>
       <w:r>
-        <w:t xml:space="preserve"> imbalance in real-world applications, such as medical diagnosis and fraud </w:t>
-      </w:r>
-      <w:r>
-        <w:lastRenderedPageBreak/>
-        <w:t xml:space="preserve">detection, where the minority class is often of greater interest. The survey reviews existing deep learning approaches, including data-level techniques </w:t>
+        <w:t xml:space="preserve"> imbalance in real-world applications, such as medical diagnosis and fraud detection, where the minority class is often of greater interest. The survey reviews existing deep learning approaches, including data-level techniques </w:t>
       </w:r>
       <w:r>
         <w:t>like</w:t>
@@ -1914,15 +1769,7 @@
         <w:t>identify</w:t>
       </w:r>
       <w:r>
-        <w:t xml:space="preserve"> gaps in current research of deep learning methods for imbalanced data and the need for more diverse applications (Johnson and </w:t>
-      </w:r>
-      <w:proofErr w:type="spellStart"/>
-      <w:r>
-        <w:t>Khoshgoftaar</w:t>
-      </w:r>
-      <w:proofErr w:type="spellEnd"/>
-      <w:r>
-        <w:t>, 2019).</w:t>
+        <w:t xml:space="preserve"> gaps in current research of deep learning methods for imbalanced data and the need for more diverse applications (Johnson and Khoshgoftaar, 2019).</w:t>
       </w:r>
     </w:p>
     <w:p>
@@ -2205,51 +2052,7 @@
           <w:lang w:eastAsia="ja-JP"/>
           <w14:ligatures w14:val="standard"/>
         </w:rPr>
-        <w:t>explanation(x)=</w:t>
-      </w:r>
-      <w:proofErr w:type="spellStart"/>
-      <w:r>
-        <w:rPr>
-          <w:rFonts w:ascii="Times New Roman" w:hAnsi="Times New Roman" w:cs="Times New Roman"/>
-          <w:sz w:val="24"/>
-          <w:szCs w:val="24"/>
-          <w:lang w:eastAsia="ja-JP"/>
-          <w14:ligatures w14:val="standard"/>
-        </w:rPr>
-        <w:t>argmin</w:t>
-      </w:r>
-      <w:proofErr w:type="spellEnd"/>
-      <w:r>
-        <w:rPr>
-          <w:rFonts w:ascii="Times New Roman" w:hAnsi="Times New Roman" w:cs="Times New Roman"/>
-          <w:sz w:val="24"/>
-          <w:szCs w:val="24"/>
-          <w:lang w:eastAsia="ja-JP"/>
-          <w14:ligatures w14:val="standard"/>
-        </w:rPr>
-        <w:t>​ L(</w:t>
-      </w:r>
-      <w:proofErr w:type="spellStart"/>
-      <w:r>
-        <w:rPr>
-          <w:rFonts w:ascii="Times New Roman" w:hAnsi="Times New Roman" w:cs="Times New Roman"/>
-          <w:sz w:val="24"/>
-          <w:szCs w:val="24"/>
-          <w:lang w:eastAsia="ja-JP"/>
-          <w14:ligatures w14:val="standard"/>
-        </w:rPr>
-        <w:t>f,g</w:t>
-      </w:r>
-      <w:proofErr w:type="spellEnd"/>
-      <w:r>
-        <w:rPr>
-          <w:rFonts w:ascii="Times New Roman" w:hAnsi="Times New Roman" w:cs="Times New Roman"/>
-          <w:sz w:val="24"/>
-          <w:szCs w:val="24"/>
-          <w:lang w:eastAsia="ja-JP"/>
-          <w14:ligatures w14:val="standard"/>
-        </w:rPr>
-        <w:t>,πx​)+Ω(g)</w:t>
+        <w:t>explanation(x)=argmin​ L(f,g,πx​)+Ω(g)</w:t>
       </w:r>
       <w:r>
         <w:rPr>
@@ -2274,7 +2077,6 @@
           <w:szCs w:val="24"/>
         </w:rPr>
       </w:pPr>
-      <w:proofErr w:type="spellStart"/>
       <w:r>
         <w:rPr>
           <w:rFonts w:ascii="Times New Roman" w:hAnsi="Times New Roman" w:cs="Times New Roman"/>
@@ -2305,7 +2107,6 @@
         </w:rPr>
         <w:t>G</w:t>
       </w:r>
-      <w:proofErr w:type="spellEnd"/>
     </w:p>
     <w:p>
       <w:pPr>
@@ -2364,7 +2165,11 @@
         <w:t>is implemented</w:t>
       </w:r>
       <w:r>
-        <w:t xml:space="preserve"> to convert input characteristics into an output probability that falls within the range of 0 to 1, rendering it suitable for binary classification applications. </w:t>
+        <w:t xml:space="preserve"> to convert input characteristics into an output probability that falls within the range of 0 to 1, </w:t>
+      </w:r>
+      <w:r>
+        <w:lastRenderedPageBreak/>
+        <w:t xml:space="preserve">rendering it suitable for binary classification applications. </w:t>
       </w:r>
       <w:r>
         <w:t xml:space="preserve"> </w:t>
@@ -2382,11 +2187,7 @@
         <w:t xml:space="preserve">cross-entropy </w:t>
       </w:r>
       <w:r>
-        <w:t xml:space="preserve">loss </w:t>
-      </w:r>
-      <w:r>
-        <w:lastRenderedPageBreak/>
-        <w:t xml:space="preserve">function using stochastic gradient. Logistic Regression </w:t>
+        <w:t xml:space="preserve">loss function using stochastic gradient. Logistic Regression </w:t>
       </w:r>
       <w:r>
         <w:t xml:space="preserve">is </w:t>
@@ -2406,13 +2207,8 @@
       <w:r>
         <w:t>(</w:t>
       </w:r>
-      <w:proofErr w:type="spellStart"/>
-      <w:r>
-        <w:t>Jurafsky</w:t>
-      </w:r>
-      <w:proofErr w:type="spellEnd"/>
-      <w:r>
-        <w:t xml:space="preserve">, </w:t>
+      <w:r>
+        <w:t xml:space="preserve">Jurafsky, </w:t>
       </w:r>
       <w:r>
         <w:t xml:space="preserve">D., &amp; Martin, J. H. </w:t>
@@ -2456,15 +2252,7 @@
         <w:t xml:space="preserve"> </w:t>
       </w:r>
       <w:r>
-        <w:t>(y=1|x) = 1 / (1 + e^ (-</w:t>
-      </w:r>
-      <w:proofErr w:type="spellStart"/>
-      <w:r>
-        <w:t>w^T</w:t>
-      </w:r>
-      <w:proofErr w:type="spellEnd"/>
-      <w:r>
-        <w:t xml:space="preserve"> x - b))</w:t>
+        <w:t>(y=1|x) = 1 / (1 + e^ (-w^T x - b))</w:t>
       </w:r>
       <w:r>
         <w:tab/>
@@ -2748,7 +2536,13 @@
         <w:rPr>
           <w:lang w:val="en-ID"/>
         </w:rPr>
-        <w:t>recall and precision</w:t>
+        <w:t xml:space="preserve">recall and </w:t>
+      </w:r>
+      <w:r>
+        <w:rPr>
+          <w:lang w:val="en-ID"/>
+        </w:rPr>
+        <w:t>precision</w:t>
       </w:r>
       <w:r>
         <w:rPr>
@@ -3256,6 +3050,7 @@
         <w:rPr>
           <w:lang w:val="en-ID"/>
         </w:rPr>
+        <w:lastRenderedPageBreak/>
         <w:t>AUC = 1 represents a perfect model.</w:t>
       </w:r>
     </w:p>
@@ -3284,7 +3079,6 @@
         <w:rPr>
           <w:lang w:val="en-ID"/>
         </w:rPr>
-        <w:lastRenderedPageBreak/>
         <w:t>I</w:t>
       </w:r>
       <w:r>
@@ -3611,10 +3405,10 @@
         <w:t xml:space="preserve">, confusion matrices, </w:t>
       </w:r>
       <w:r>
-        <w:t xml:space="preserve">precision-recall curves, and Local Interpretable Model-Agnostic Explanations </w:t>
-      </w:r>
-      <w:r>
-        <w:t>(LIME)</w:t>
+        <w:t xml:space="preserve">precision-recall curves, and Local </w:t>
+      </w:r>
+      <w:r>
+        <w:t>Interpretable Model-Agnostic Explanations (LIME)</w:t>
       </w:r>
       <w:r>
         <w:t xml:space="preserve"> techniques</w:t>
@@ -4354,47 +4148,7 @@
           <w:szCs w:val="24"/>
           <w:lang w:val="en-ID" w:eastAsia="ja-JP"/>
         </w:rPr>
-        <w:t xml:space="preserve">between </w:t>
-      </w:r>
-      <w:proofErr w:type="spellStart"/>
-      <w:r>
-        <w:rPr>
-          <w:rFonts w:ascii="Times New Roman" w:hAnsi="Times New Roman" w:cs="Times New Roman"/>
-          <w:sz w:val="24"/>
-          <w:szCs w:val="24"/>
-          <w:lang w:val="en-ID" w:eastAsia="ja-JP"/>
-        </w:rPr>
-        <w:t>n_samples</w:t>
-      </w:r>
-      <w:proofErr w:type="spellEnd"/>
-      <w:r>
-        <w:rPr>
-          <w:rFonts w:ascii="Times New Roman" w:hAnsi="Times New Roman" w:cs="Times New Roman"/>
-          <w:sz w:val="24"/>
-          <w:szCs w:val="24"/>
-          <w:lang w:val="en-ID" w:eastAsia="ja-JP"/>
-        </w:rPr>
-        <w:t xml:space="preserve">=10000 and </w:t>
-      </w:r>
-      <w:proofErr w:type="spellStart"/>
-      <w:r>
-        <w:rPr>
-          <w:rFonts w:ascii="Times New Roman" w:hAnsi="Times New Roman" w:cs="Times New Roman"/>
-          <w:sz w:val="24"/>
-          <w:szCs w:val="24"/>
-          <w:lang w:val="en-ID" w:eastAsia="ja-JP"/>
-        </w:rPr>
-        <w:t>n_samples</w:t>
-      </w:r>
-      <w:proofErr w:type="spellEnd"/>
-      <w:r>
-        <w:rPr>
-          <w:rFonts w:ascii="Times New Roman" w:hAnsi="Times New Roman" w:cs="Times New Roman"/>
-          <w:sz w:val="24"/>
-          <w:szCs w:val="24"/>
-          <w:lang w:val="en-ID" w:eastAsia="ja-JP"/>
-        </w:rPr>
-        <w:t>=1000000.</w:t>
+        <w:t>between n_samples=10000 and n_samples=1000000.</w:t>
       </w:r>
     </w:p>
     <w:p>
@@ -4438,47 +4192,7 @@
           <w:szCs w:val="24"/>
           <w:lang w:val="en-ID" w:eastAsia="ja-JP"/>
         </w:rPr>
-        <w:t xml:space="preserve">In the case imbalanced dataset, the results differ significantly between </w:t>
-      </w:r>
-      <w:proofErr w:type="spellStart"/>
-      <w:r>
-        <w:rPr>
-          <w:rFonts w:ascii="Times New Roman" w:hAnsi="Times New Roman" w:cs="Times New Roman"/>
-          <w:sz w:val="24"/>
-          <w:szCs w:val="24"/>
-          <w:lang w:val="en-ID" w:eastAsia="ja-JP"/>
-        </w:rPr>
-        <w:t>n_samples</w:t>
-      </w:r>
-      <w:proofErr w:type="spellEnd"/>
-      <w:r>
-        <w:rPr>
-          <w:rFonts w:ascii="Times New Roman" w:hAnsi="Times New Roman" w:cs="Times New Roman"/>
-          <w:sz w:val="24"/>
-          <w:szCs w:val="24"/>
-          <w:lang w:val="en-ID" w:eastAsia="ja-JP"/>
-        </w:rPr>
-        <w:t xml:space="preserve">=10000 and </w:t>
-      </w:r>
-      <w:proofErr w:type="spellStart"/>
-      <w:r>
-        <w:rPr>
-          <w:rFonts w:ascii="Times New Roman" w:hAnsi="Times New Roman" w:cs="Times New Roman"/>
-          <w:sz w:val="24"/>
-          <w:szCs w:val="24"/>
-          <w:lang w:val="en-ID" w:eastAsia="ja-JP"/>
-        </w:rPr>
-        <w:t>n_samples</w:t>
-      </w:r>
-      <w:proofErr w:type="spellEnd"/>
-      <w:r>
-        <w:rPr>
-          <w:rFonts w:ascii="Times New Roman" w:hAnsi="Times New Roman" w:cs="Times New Roman"/>
-          <w:sz w:val="24"/>
-          <w:szCs w:val="24"/>
-          <w:lang w:val="en-ID" w:eastAsia="ja-JP"/>
-        </w:rPr>
-        <w:t>=1000000.</w:t>
+        <w:t>In the case imbalanced dataset, the results differ significantly between n_samples=10000 and n_samples=1000000.</w:t>
       </w:r>
     </w:p>
     <w:p>
@@ -4499,9 +4213,8 @@
           <w:szCs w:val="24"/>
           <w:lang w:val="en-ID" w:eastAsia="ja-JP"/>
         </w:rPr>
-        <w:t xml:space="preserve">For </w:t>
-      </w:r>
-      <w:proofErr w:type="spellStart"/>
+        <w:t xml:space="preserve">For n_samples=10000, the model is still able to identify some minority class instances, with a recall of 0.72 for class 1. This </w:t>
+      </w:r>
       <w:r>
         <w:rPr>
           <w:rFonts w:ascii="Times New Roman" w:hAnsi="Times New Roman" w:cs="Times New Roman"/>
@@ -4509,46 +4222,7 @@
           <w:szCs w:val="24"/>
           <w:lang w:val="en-ID" w:eastAsia="ja-JP"/>
         </w:rPr>
-        <w:t>n_samples</w:t>
-      </w:r>
-      <w:proofErr w:type="spellEnd"/>
-      <w:r>
-        <w:rPr>
-          <w:rFonts w:ascii="Times New Roman" w:hAnsi="Times New Roman" w:cs="Times New Roman"/>
-          <w:sz w:val="24"/>
-          <w:szCs w:val="24"/>
-          <w:lang w:val="en-ID" w:eastAsia="ja-JP"/>
-        </w:rPr>
-        <w:t xml:space="preserve">=10000, the model is still able to identify some minority class instances, with a recall of 0.72 for class 1. This </w:t>
-      </w:r>
-      <w:r>
-        <w:rPr>
-          <w:rFonts w:ascii="Times New Roman" w:hAnsi="Times New Roman" w:cs="Times New Roman"/>
-          <w:sz w:val="24"/>
-          <w:szCs w:val="24"/>
-          <w:lang w:val="en-ID" w:eastAsia="ja-JP"/>
-        </w:rPr>
-        <w:t xml:space="preserve">is </w:t>
-      </w:r>
-      <w:proofErr w:type="spellStart"/>
-      <w:r>
-        <w:rPr>
-          <w:rFonts w:ascii="Times New Roman" w:hAnsi="Times New Roman" w:cs="Times New Roman"/>
-          <w:sz w:val="24"/>
-          <w:szCs w:val="24"/>
-          <w:lang w:val="en-ID" w:eastAsia="ja-JP"/>
-        </w:rPr>
-        <w:t>fakely</w:t>
-      </w:r>
-      <w:proofErr w:type="spellEnd"/>
-      <w:r>
-        <w:rPr>
-          <w:rFonts w:ascii="Times New Roman" w:hAnsi="Times New Roman" w:cs="Times New Roman"/>
-          <w:sz w:val="24"/>
-          <w:szCs w:val="24"/>
-          <w:lang w:val="en-ID" w:eastAsia="ja-JP"/>
-        </w:rPr>
-        <w:t xml:space="preserve"> </w:t>
+        <w:t xml:space="preserve">is fakely </w:t>
       </w:r>
       <w:r>
         <w:rPr>
@@ -4598,27 +4272,7 @@
           <w:szCs w:val="24"/>
           <w:lang w:val="en-ID" w:eastAsia="ja-JP"/>
         </w:rPr>
-        <w:t xml:space="preserve"> The relatively higher recall at </w:t>
-      </w:r>
-      <w:proofErr w:type="spellStart"/>
-      <w:r>
-        <w:rPr>
-          <w:rFonts w:ascii="Times New Roman" w:hAnsi="Times New Roman" w:cs="Times New Roman"/>
-          <w:sz w:val="24"/>
-          <w:szCs w:val="24"/>
-          <w:lang w:val="en-ID" w:eastAsia="ja-JP"/>
-        </w:rPr>
-        <w:t>n_samples</w:t>
-      </w:r>
-      <w:proofErr w:type="spellEnd"/>
-      <w:r>
-        <w:rPr>
-          <w:rFonts w:ascii="Times New Roman" w:hAnsi="Times New Roman" w:cs="Times New Roman"/>
-          <w:sz w:val="24"/>
-          <w:szCs w:val="24"/>
-          <w:lang w:val="en-ID" w:eastAsia="ja-JP"/>
-        </w:rPr>
-        <w:t>=10000 does not reflect true model capability but rather statistical noise due to the smaller sample size.</w:t>
+        <w:t xml:space="preserve"> The relatively higher recall at n_samples=10000 does not reflect true model capability but rather statistical noise due to the smaller sample size.</w:t>
       </w:r>
     </w:p>
     <w:p>
@@ -4639,27 +4293,7 @@
           <w:szCs w:val="24"/>
           <w:lang w:val="en-ID" w:eastAsia="ja-JP"/>
         </w:rPr>
-        <w:t xml:space="preserve">When </w:t>
-      </w:r>
-      <w:proofErr w:type="spellStart"/>
-      <w:r>
-        <w:rPr>
-          <w:rFonts w:ascii="Times New Roman" w:hAnsi="Times New Roman" w:cs="Times New Roman"/>
-          <w:sz w:val="24"/>
-          <w:szCs w:val="24"/>
-          <w:lang w:val="en-ID" w:eastAsia="ja-JP"/>
-        </w:rPr>
-        <w:t>n_samples</w:t>
-      </w:r>
-      <w:proofErr w:type="spellEnd"/>
-      <w:r>
-        <w:rPr>
-          <w:rFonts w:ascii="Times New Roman" w:hAnsi="Times New Roman" w:cs="Times New Roman"/>
-          <w:sz w:val="24"/>
-          <w:szCs w:val="24"/>
-          <w:lang w:val="en-ID" w:eastAsia="ja-JP"/>
-        </w:rPr>
-        <w:t xml:space="preserve"> is increased to 1000000, the model fails to recognize any minority class </w:t>
+        <w:t xml:space="preserve">When n_samples is increased to 1000000, the model fails to recognize any minority class </w:t>
       </w:r>
       <w:r>
         <w:rPr>
@@ -4690,27 +4324,7 @@
           <w:szCs w:val="24"/>
           <w:lang w:val="en-ID" w:eastAsia="ja-JP"/>
         </w:rPr>
-        <w:t xml:space="preserve">This outcome highlights that the model's performance with </w:t>
-      </w:r>
-      <w:proofErr w:type="spellStart"/>
-      <w:r>
-        <w:rPr>
-          <w:rFonts w:ascii="Times New Roman" w:hAnsi="Times New Roman" w:cs="Times New Roman"/>
-          <w:sz w:val="24"/>
-          <w:szCs w:val="24"/>
-          <w:lang w:val="en-ID" w:eastAsia="ja-JP"/>
-        </w:rPr>
-        <w:t>n_samples</w:t>
-      </w:r>
-      <w:proofErr w:type="spellEnd"/>
-      <w:r>
-        <w:rPr>
-          <w:rFonts w:ascii="Times New Roman" w:hAnsi="Times New Roman" w:cs="Times New Roman"/>
-          <w:sz w:val="24"/>
-          <w:szCs w:val="24"/>
-          <w:lang w:val="en-ID" w:eastAsia="ja-JP"/>
-        </w:rPr>
-        <w:t>=10000 falsely suggests reduced bias, while in reality, the imbalance severely impacts the model's ability to learn about and correctly classify the minority class, particularly at larger scales.</w:t>
+        <w:t>This outcome highlights that the model's performance with n_samples=10000 falsely suggests reduced bias, while in reality, the imbalance severely impacts the model's ability to learn about and correctly classify the minority class, particularly at larger scales.</w:t>
       </w:r>
     </w:p>
     <w:p>
@@ -4731,27 +4345,7 @@
           <w:szCs w:val="24"/>
           <w:lang w:val="en-ID" w:eastAsia="ja-JP"/>
         </w:rPr>
-        <w:t xml:space="preserve">However, when the number of samples is increased to </w:t>
-      </w:r>
-      <w:proofErr w:type="spellStart"/>
-      <w:r>
-        <w:rPr>
-          <w:rFonts w:ascii="Times New Roman" w:hAnsi="Times New Roman" w:cs="Times New Roman"/>
-          <w:sz w:val="24"/>
-          <w:szCs w:val="24"/>
-          <w:lang w:val="en-ID" w:eastAsia="ja-JP"/>
-        </w:rPr>
-        <w:t>n_samples</w:t>
-      </w:r>
-      <w:proofErr w:type="spellEnd"/>
-      <w:r>
-        <w:rPr>
-          <w:rFonts w:ascii="Times New Roman" w:hAnsi="Times New Roman" w:cs="Times New Roman"/>
-          <w:sz w:val="24"/>
-          <w:szCs w:val="24"/>
-          <w:lang w:val="en-ID" w:eastAsia="ja-JP"/>
-        </w:rPr>
-        <w:t>=1000000, the model completely fails to recognize the minority class, resulting in a recall of 0 for class 1. This means that none of the true positives are correctly detected, highlighting the extreme bias towards the majority class due to the imbalance (99.9% of class 0 versus 0.1% of class 1).</w:t>
+        <w:t>However, when the number of samples is increased to n_samples=1000000, the model completely fails to recognize the minority class, resulting in a recall of 0 for class 1. This means that none of the true positives are correctly detected, highlighting the extreme bias towards the majority class due to the imbalance (99.9% of class 0 versus 0.1% of class 1).</w:t>
       </w:r>
     </w:p>
     <w:p>
@@ -4772,27 +4366,7 @@
           <w:szCs w:val="24"/>
           <w:lang w:val="en-ID" w:eastAsia="ja-JP"/>
         </w:rPr>
-        <w:t xml:space="preserve">This </w:t>
-      </w:r>
-      <w:proofErr w:type="spellStart"/>
-      <w:r>
-        <w:rPr>
-          <w:rFonts w:ascii="Times New Roman" w:hAnsi="Times New Roman" w:cs="Times New Roman"/>
-          <w:sz w:val="24"/>
-          <w:szCs w:val="24"/>
-          <w:lang w:val="en-ID" w:eastAsia="ja-JP"/>
-        </w:rPr>
-        <w:t>behavior</w:t>
-      </w:r>
-      <w:proofErr w:type="spellEnd"/>
-      <w:r>
-        <w:rPr>
-          <w:rFonts w:ascii="Times New Roman" w:hAnsi="Times New Roman" w:cs="Times New Roman"/>
-          <w:sz w:val="24"/>
-          <w:szCs w:val="24"/>
-          <w:lang w:val="en-ID" w:eastAsia="ja-JP"/>
-        </w:rPr>
-        <w:t xml:space="preserve"> is not caused by deficiencies in the model itself but rather by the dataset imbalance. The confusion matrix clearly shows that the model is highly biased, with the recall for the minority class being 0, demonstrating that the model struggles when faced with extremely imbalanced data at a larger scale.</w:t>
+        <w:t>This behavior is not caused by deficiencies in the model itself but rather by the dataset imbalance. The confusion matrix clearly shows that the model is highly biased, with the recall for the minority class being 0, demonstrating that the model struggles when faced with extremely imbalanced data at a larger scale.</w:t>
       </w:r>
     </w:p>
     <w:p>
@@ -5083,47 +4657,7 @@
           <w:szCs w:val="24"/>
           <w:lang w:val="en-ID" w:eastAsia="ja-JP"/>
         </w:rPr>
-        <w:t xml:space="preserve">between </w:t>
-      </w:r>
-      <w:proofErr w:type="spellStart"/>
-      <w:r>
-        <w:rPr>
-          <w:rFonts w:ascii="Times New Roman" w:hAnsi="Times New Roman" w:cs="Times New Roman"/>
-          <w:sz w:val="24"/>
-          <w:szCs w:val="24"/>
-          <w:lang w:val="en-ID" w:eastAsia="ja-JP"/>
-        </w:rPr>
-        <w:t>n_samples</w:t>
-      </w:r>
-      <w:proofErr w:type="spellEnd"/>
-      <w:r>
-        <w:rPr>
-          <w:rFonts w:ascii="Times New Roman" w:hAnsi="Times New Roman" w:cs="Times New Roman"/>
-          <w:sz w:val="24"/>
-          <w:szCs w:val="24"/>
-          <w:lang w:val="en-ID" w:eastAsia="ja-JP"/>
-        </w:rPr>
-        <w:t xml:space="preserve">=10000 and </w:t>
-      </w:r>
-      <w:proofErr w:type="spellStart"/>
-      <w:r>
-        <w:rPr>
-          <w:rFonts w:ascii="Times New Roman" w:hAnsi="Times New Roman" w:cs="Times New Roman"/>
-          <w:sz w:val="24"/>
-          <w:szCs w:val="24"/>
-          <w:lang w:val="en-ID" w:eastAsia="ja-JP"/>
-        </w:rPr>
-        <w:t>n_samples</w:t>
-      </w:r>
-      <w:proofErr w:type="spellEnd"/>
-      <w:r>
-        <w:rPr>
-          <w:rFonts w:ascii="Times New Roman" w:hAnsi="Times New Roman" w:cs="Times New Roman"/>
-          <w:sz w:val="24"/>
-          <w:szCs w:val="24"/>
-          <w:lang w:val="en-ID" w:eastAsia="ja-JP"/>
-        </w:rPr>
-        <w:t>=1000000.</w:t>
+        <w:t>between n_samples=10000 and n_samples=1000000.</w:t>
       </w:r>
     </w:p>
     <w:p>
@@ -5851,47 +5385,7 @@
           <w:szCs w:val="24"/>
           <w:lang w:val="en-ID" w:eastAsia="ja-JP"/>
         </w:rPr>
-        <w:t xml:space="preserve">between </w:t>
-      </w:r>
-      <w:proofErr w:type="spellStart"/>
-      <w:r>
-        <w:rPr>
-          <w:rFonts w:ascii="Times New Roman" w:hAnsi="Times New Roman" w:cs="Times New Roman"/>
-          <w:sz w:val="24"/>
-          <w:szCs w:val="24"/>
-          <w:lang w:val="en-ID" w:eastAsia="ja-JP"/>
-        </w:rPr>
-        <w:t>n_samples</w:t>
-      </w:r>
-      <w:proofErr w:type="spellEnd"/>
-      <w:r>
-        <w:rPr>
-          <w:rFonts w:ascii="Times New Roman" w:hAnsi="Times New Roman" w:cs="Times New Roman"/>
-          <w:sz w:val="24"/>
-          <w:szCs w:val="24"/>
-          <w:lang w:val="en-ID" w:eastAsia="ja-JP"/>
-        </w:rPr>
-        <w:t xml:space="preserve">=10000 and </w:t>
-      </w:r>
-      <w:proofErr w:type="spellStart"/>
-      <w:r>
-        <w:rPr>
-          <w:rFonts w:ascii="Times New Roman" w:hAnsi="Times New Roman" w:cs="Times New Roman"/>
-          <w:sz w:val="24"/>
-          <w:szCs w:val="24"/>
-          <w:lang w:val="en-ID" w:eastAsia="ja-JP"/>
-        </w:rPr>
-        <w:t>n_samples</w:t>
-      </w:r>
-      <w:proofErr w:type="spellEnd"/>
-      <w:r>
-        <w:rPr>
-          <w:rFonts w:ascii="Times New Roman" w:hAnsi="Times New Roman" w:cs="Times New Roman"/>
-          <w:sz w:val="24"/>
-          <w:szCs w:val="24"/>
-          <w:lang w:val="en-ID" w:eastAsia="ja-JP"/>
-        </w:rPr>
-        <w:t>=1000000.</w:t>
+        <w:t>between n_samples=10000 and n_samples=1000000.</w:t>
       </w:r>
     </w:p>
     <w:p>
@@ -6262,7 +5756,6 @@
         </w:rPr>
         <w:t xml:space="preserve"> </w:t>
       </w:r>
-      <w:proofErr w:type="spellStart"/>
       <w:r>
         <w:rPr>
           <w:rFonts w:ascii="Times New Roman" w:hAnsi="Times New Roman" w:cs="Times New Roman"/>
@@ -6270,37 +5763,7 @@
           <w:szCs w:val="24"/>
           <w:lang w:val="en-ID" w:eastAsia="ja-JP"/>
         </w:rPr>
-        <w:t>n_samples</w:t>
-      </w:r>
-      <w:proofErr w:type="spellEnd"/>
-      <w:r>
-        <w:rPr>
-          <w:rFonts w:ascii="Times New Roman" w:hAnsi="Times New Roman" w:cs="Times New Roman"/>
-          <w:sz w:val="24"/>
-          <w:szCs w:val="24"/>
-          <w:lang w:val="en-ID" w:eastAsia="ja-JP"/>
-        </w:rPr>
-        <w:t xml:space="preserve">=10000 and </w:t>
-      </w:r>
-      <w:proofErr w:type="spellStart"/>
-      <w:r>
-        <w:rPr>
-          <w:rFonts w:ascii="Times New Roman" w:hAnsi="Times New Roman" w:cs="Times New Roman"/>
-          <w:sz w:val="24"/>
-          <w:szCs w:val="24"/>
-          <w:lang w:val="en-ID" w:eastAsia="ja-JP"/>
-        </w:rPr>
-        <w:t>n_samples</w:t>
-      </w:r>
-      <w:proofErr w:type="spellEnd"/>
-      <w:r>
-        <w:rPr>
-          <w:rFonts w:ascii="Times New Roman" w:hAnsi="Times New Roman" w:cs="Times New Roman"/>
-          <w:sz w:val="24"/>
-          <w:szCs w:val="24"/>
-          <w:lang w:val="en-ID" w:eastAsia="ja-JP"/>
-        </w:rPr>
-        <w:t>=1000000.</w:t>
+        <w:t>n_samples=10000 and n_samples=1000000.</w:t>
       </w:r>
     </w:p>
     <w:p>
@@ -7535,21 +6998,7 @@
         <w:rPr>
           <w:lang w:val="en-ID"/>
         </w:rPr>
-        <w:t xml:space="preserve">Impact of Dataset Imbalance: Models trained on imbalanced datasets are prone to bias, </w:t>
-      </w:r>
-      <w:proofErr w:type="spellStart"/>
-      <w:r>
-        <w:rPr>
-          <w:lang w:val="en-ID"/>
-        </w:rPr>
-        <w:t>favoring</w:t>
-      </w:r>
-      <w:proofErr w:type="spellEnd"/>
-      <w:r>
-        <w:rPr>
-          <w:lang w:val="en-ID"/>
-        </w:rPr>
-        <w:t xml:space="preserve"> the majority class at the expense of underrepresented classes. This bias becomes more evident as the size of the dataset increases, leading to reduced recall and poor performance in detecting minority class instances. This reinforces the importance of addressing data imbalance early in the AI development process.</w:t>
+        <w:t>Impact of Dataset Imbalance: Models trained on imbalanced datasets are prone to bias, favoring the majority class at the expense of underrepresented classes. This bias becomes more evident as the size of the dataset increases, leading to reduced recall and poor performance in detecting minority class instances. This reinforces the importance of addressing data imbalance early in the AI development process.</w:t>
       </w:r>
     </w:p>
     <w:p>
@@ -8100,7 +7549,27 @@
           <w:lang w:eastAsia="it-IT"/>
           <w14:ligatures w14:val="standard"/>
         </w:rPr>
-        <w:t xml:space="preserve">I would like to express my gratitude to all mentors and advisors in University of Hull for their guidance through the development of this research. I also wish to thank my colleagues at the University of Hull for their support, which really improved the quality of this work. Special thanks go to my families and friends for their understanding during this research. Thank you </w:t>
+        <w:t xml:space="preserve">I would like to express my gratitude to all mentors and advisors in </w:t>
+      </w:r>
+      <w:r>
+        <w:rPr>
+          <w:rFonts w:ascii="Times New Roman" w:hAnsi="Times New Roman" w:cs="Times New Roman"/>
+          <w:sz w:val="24"/>
+          <w:szCs w:val="24"/>
+          <w:lang w:eastAsia="it-IT"/>
+          <w14:ligatures w14:val="standard"/>
+        </w:rPr>
+        <w:t>the University</w:t>
+      </w:r>
+      <w:r>
+        <w:rPr>
+          <w:rFonts w:ascii="Times New Roman" w:hAnsi="Times New Roman" w:cs="Times New Roman"/>
+          <w:sz w:val="24"/>
+          <w:szCs w:val="24"/>
+          <w:lang w:eastAsia="it-IT"/>
+          <w14:ligatures w14:val="standard"/>
+        </w:rPr>
+        <w:t xml:space="preserve"> of Hull for their guidance through the development of this research. I also wish to thank my colleagues at the University of Hull for their support, which really improved the quality of this work. Special thanks go to my families and friends for their understanding during this research. Thank you </w:t>
       </w:r>
       <w:r>
         <w:rPr>
@@ -8163,25 +7632,14 @@
         </w:rPr>
         <w:tab/>
       </w:r>
-      <w:proofErr w:type="spellStart"/>
-      <w:r>
-        <w:rPr>
-          <w:rFonts w:ascii="Times New Roman" w:hAnsi="Times New Roman" w:cs="Times New Roman"/>
-          <w:sz w:val="24"/>
-          <w:szCs w:val="24"/>
-          <w14:ligatures w14:val="standard"/>
-        </w:rPr>
-        <w:t>Burkov,A</w:t>
-      </w:r>
-      <w:proofErr w:type="spellEnd"/>
-      <w:r>
-        <w:rPr>
-          <w:rFonts w:ascii="Times New Roman" w:hAnsi="Times New Roman" w:cs="Times New Roman"/>
-          <w:sz w:val="24"/>
-          <w:szCs w:val="24"/>
-          <w14:ligatures w14:val="standard"/>
-        </w:rPr>
-        <w:t>. 2019. The Hundred-Page Machine Learning Book. Retrieved on October 12, 2024, from</w:t>
+      <w:r>
+        <w:rPr>
+          <w:rFonts w:ascii="Times New Roman" w:hAnsi="Times New Roman" w:cs="Times New Roman"/>
+          <w:sz w:val="24"/>
+          <w:szCs w:val="24"/>
+          <w14:ligatures w14:val="standard"/>
+        </w:rPr>
+        <w:t>Burkov,A. 2019. The Hundred-Page Machine Learning Book. Retrieved on October 12, 2024, from</w:t>
       </w:r>
     </w:p>
     <w:p>
@@ -8213,45 +7671,14 @@
         </w:rPr>
         <w:tab/>
       </w:r>
-      <w:proofErr w:type="spellStart"/>
-      <w:r>
-        <w:rPr>
-          <w:rFonts w:ascii="Times New Roman" w:hAnsi="Times New Roman" w:cs="Times New Roman"/>
-          <w:sz w:val="24"/>
-          <w:szCs w:val="24"/>
-          <w14:ligatures w14:val="standard"/>
-        </w:rPr>
-        <w:t>Dadkhahnikoo</w:t>
-      </w:r>
-      <w:proofErr w:type="spellEnd"/>
-      <w:r>
-        <w:rPr>
-          <w:rFonts w:ascii="Times New Roman" w:hAnsi="Times New Roman" w:cs="Times New Roman"/>
-          <w:sz w:val="24"/>
-          <w:szCs w:val="24"/>
-          <w14:ligatures w14:val="standard"/>
-        </w:rPr>
-        <w:t xml:space="preserve">, </w:t>
-      </w:r>
-      <w:proofErr w:type="spellStart"/>
-      <w:r>
-        <w:rPr>
-          <w:rFonts w:ascii="Times New Roman" w:hAnsi="Times New Roman" w:cs="Times New Roman"/>
-          <w:sz w:val="24"/>
-          <w:szCs w:val="24"/>
-          <w14:ligatures w14:val="standard"/>
-        </w:rPr>
-        <w:t>Neama</w:t>
-      </w:r>
-      <w:proofErr w:type="spellEnd"/>
-      <w:r>
-        <w:rPr>
-          <w:rFonts w:ascii="Times New Roman" w:hAnsi="Times New Roman" w:cs="Times New Roman"/>
-          <w:sz w:val="24"/>
-          <w:szCs w:val="24"/>
-          <w14:ligatures w14:val="standard"/>
-        </w:rPr>
-        <w:t xml:space="preserve">. (2019-11-11). Incident Number 92. In McGregor, S. (ed.) </w:t>
+      <w:r>
+        <w:rPr>
+          <w:rFonts w:ascii="Times New Roman" w:hAnsi="Times New Roman" w:cs="Times New Roman"/>
+          <w:sz w:val="24"/>
+          <w:szCs w:val="24"/>
+          <w14:ligatures w14:val="standard"/>
+        </w:rPr>
+        <w:t xml:space="preserve">Dadkhahnikoo, Neama. (2019-11-11). Incident Number 92. In McGregor, S. (ed.) </w:t>
       </w:r>
       <w:r>
         <w:rPr>
@@ -8350,27 +7777,7 @@
           <w:szCs w:val="24"/>
           <w14:ligatures w14:val="standard"/>
         </w:rPr>
-        <w:t xml:space="preserve">Johnson, J.M. and </w:t>
-      </w:r>
-      <w:proofErr w:type="spellStart"/>
-      <w:r>
-        <w:rPr>
-          <w:rFonts w:ascii="Times New Roman" w:hAnsi="Times New Roman" w:cs="Times New Roman"/>
-          <w:sz w:val="24"/>
-          <w:szCs w:val="24"/>
-          <w14:ligatures w14:val="standard"/>
-        </w:rPr>
-        <w:t>Khoshgoftaar</w:t>
-      </w:r>
-      <w:proofErr w:type="spellEnd"/>
-      <w:r>
-        <w:rPr>
-          <w:rFonts w:ascii="Times New Roman" w:hAnsi="Times New Roman" w:cs="Times New Roman"/>
-          <w:sz w:val="24"/>
-          <w:szCs w:val="24"/>
-          <w14:ligatures w14:val="standard"/>
-        </w:rPr>
-        <w:t xml:space="preserve">, T.M. 2019. </w:t>
+        <w:t xml:space="preserve">Johnson, J.M. and Khoshgoftaar, T.M. 2019. </w:t>
       </w:r>
       <w:r>
         <w:rPr>
@@ -8461,26 +7868,7 @@
           <w14:ligatures w14:val="standard"/>
         </w:rPr>
         <w:tab/>
-      </w:r>
-      <w:proofErr w:type="spellStart"/>
-      <w:r>
-        <w:rPr>
-          <w:rFonts w:ascii="Times New Roman" w:hAnsi="Times New Roman" w:cs="Times New Roman"/>
-          <w:sz w:val="24"/>
-          <w:szCs w:val="24"/>
-          <w14:ligatures w14:val="standard"/>
-        </w:rPr>
-        <w:t>Jurafsky</w:t>
-      </w:r>
-      <w:proofErr w:type="spellEnd"/>
-      <w:r>
-        <w:rPr>
-          <w:rFonts w:ascii="Times New Roman" w:hAnsi="Times New Roman" w:cs="Times New Roman"/>
-          <w:sz w:val="24"/>
-          <w:szCs w:val="24"/>
-          <w14:ligatures w14:val="standard"/>
-        </w:rPr>
-        <w:t xml:space="preserve">, D., &amp; Martin, J. H. (2024, August 20). </w:t>
+        <w:t xml:space="preserve">Jurafsky, D., &amp; Martin, J. H. (2024, August 20). </w:t>
       </w:r>
       <w:r>
         <w:rPr>
@@ -8563,43 +7951,19 @@
           <w:szCs w:val="24"/>
           <w14:ligatures w14:val="standard"/>
         </w:rPr>
-        <w:t>[</w:t>
-      </w:r>
-      <w:r>
-        <w:rPr>
-          <w:rFonts w:ascii="Times New Roman" w:hAnsi="Times New Roman" w:cs="Times New Roman"/>
-          <w:sz w:val="24"/>
-          <w:szCs w:val="24"/>
-          <w14:ligatures w14:val="standard"/>
-        </w:rPr>
-        <w:t>5</w:t>
-      </w:r>
-      <w:r>
-        <w:rPr>
-          <w:rFonts w:ascii="Times New Roman" w:hAnsi="Times New Roman" w:cs="Times New Roman"/>
-          <w:sz w:val="24"/>
-          <w:szCs w:val="24"/>
-          <w14:ligatures w14:val="standard"/>
-        </w:rPr>
-        <w:t>]</w:t>
-      </w:r>
-      <w:r>
-        <w:rPr>
-          <w:rFonts w:ascii="Times New Roman" w:hAnsi="Times New Roman" w:cs="Times New Roman"/>
-          <w:sz w:val="24"/>
-          <w:szCs w:val="24"/>
-          <w14:ligatures w14:val="standard"/>
-        </w:rPr>
-        <w:tab/>
-      </w:r>
-      <w:r>
-        <w:rPr>
-          <w:rFonts w:ascii="Times New Roman" w:hAnsi="Times New Roman" w:cs="Times New Roman"/>
-          <w:sz w:val="24"/>
-          <w:szCs w:val="24"/>
-          <w14:ligatures w14:val="standard"/>
-        </w:rPr>
-        <w:t>Lee, Y., and Sun, H. 2023. A survey on imbalanced learning: latest research, applications, and future directions. Artificial Intelligence Review 56, 4, 721–739. DOI:</w:t>
+        <w:t>[5]</w:t>
+      </w:r>
+      <w:r>
+        <w:t xml:space="preserve"> </w:t>
+      </w:r>
+      <w:r>
+        <w:rPr>
+          <w:rFonts w:ascii="Times New Roman" w:hAnsi="Times New Roman" w:cs="Times New Roman"/>
+          <w:sz w:val="24"/>
+          <w:szCs w:val="24"/>
+          <w14:ligatures w14:val="standard"/>
+        </w:rPr>
+        <w:t>Kou, G., Yang, P., Peng, Y., Xiao, F., Chen, Y., and Alsaadi, F.E. 2019. Evaluation of feature selection methods for text classification with small datasets using multiple criteria decision-making methods. Applied Soft Computing 86, 105836. DOI: https://doi.org/10.1016/j.asoc.2019.105836.</w:t>
       </w:r>
     </w:p>
     <w:p>
@@ -8620,7 +7984,44 @@
           <w:szCs w:val="24"/>
           <w14:ligatures w14:val="standard"/>
         </w:rPr>
+        <w:lastRenderedPageBreak/>
+        <w:t>[</w:t>
+      </w:r>
+      <w:r>
+        <w:rPr>
+          <w:rFonts w:ascii="Times New Roman" w:hAnsi="Times New Roman" w:cs="Times New Roman"/>
+          <w:sz w:val="24"/>
+          <w:szCs w:val="24"/>
+          <w14:ligatures w14:val="standard"/>
+        </w:rPr>
+        <w:t>6</w:t>
+      </w:r>
+      <w:r>
+        <w:rPr>
+          <w:rFonts w:ascii="Times New Roman" w:hAnsi="Times New Roman" w:cs="Times New Roman"/>
+          <w:sz w:val="24"/>
+          <w:szCs w:val="24"/>
+          <w14:ligatures w14:val="standard"/>
+        </w:rPr>
+        <w:t>]</w:t>
+      </w:r>
+      <w:r>
+        <w:rPr>
+          <w:rFonts w:ascii="Times New Roman" w:hAnsi="Times New Roman" w:cs="Times New Roman"/>
+          <w:sz w:val="24"/>
+          <w:szCs w:val="24"/>
+          <w14:ligatures w14:val="standard"/>
+        </w:rPr>
         <w:tab/>
+      </w:r>
+      <w:r>
+        <w:rPr>
+          <w:rFonts w:ascii="Times New Roman" w:hAnsi="Times New Roman" w:cs="Times New Roman"/>
+          <w:sz w:val="24"/>
+          <w:szCs w:val="24"/>
+          <w14:ligatures w14:val="standard"/>
+        </w:rPr>
+        <w:t>Lee, Y., and Sun, H. 2023. A survey on imbalanced learning: latest research, applications, and future directions. Artificial Intelligence Review 56, 4, 721–739. DOI:</w:t>
       </w:r>
     </w:p>
     <w:p>
@@ -8641,7 +8042,46 @@
           <w:szCs w:val="24"/>
           <w14:ligatures w14:val="standard"/>
         </w:rPr>
-        <w:t xml:space="preserve">[6] </w:t>
+        <w:tab/>
+      </w:r>
+    </w:p>
+    <w:p>
+      <w:pPr>
+        <w:pStyle w:val="Bibentry"/>
+        <w:spacing w:line="360" w:lineRule="auto"/>
+        <w:rPr>
+          <w:rFonts w:ascii="Times New Roman" w:hAnsi="Times New Roman" w:cs="Times New Roman"/>
+          <w:sz w:val="24"/>
+          <w:szCs w:val="24"/>
+          <w14:ligatures w14:val="standard"/>
+        </w:rPr>
+      </w:pPr>
+      <w:r>
+        <w:rPr>
+          <w:rFonts w:ascii="Times New Roman" w:hAnsi="Times New Roman" w:cs="Times New Roman"/>
+          <w:sz w:val="24"/>
+          <w:szCs w:val="24"/>
+          <w14:ligatures w14:val="standard"/>
+        </w:rPr>
+        <w:t>[</w:t>
+      </w:r>
+      <w:r>
+        <w:rPr>
+          <w:rFonts w:ascii="Times New Roman" w:hAnsi="Times New Roman" w:cs="Times New Roman"/>
+          <w:sz w:val="24"/>
+          <w:szCs w:val="24"/>
+          <w14:ligatures w14:val="standard"/>
+        </w:rPr>
+        <w:t>7</w:t>
+      </w:r>
+      <w:r>
+        <w:rPr>
+          <w:rFonts w:ascii="Times New Roman" w:hAnsi="Times New Roman" w:cs="Times New Roman"/>
+          <w:sz w:val="24"/>
+          <w:szCs w:val="24"/>
+          <w14:ligatures w14:val="standard"/>
+        </w:rPr>
+        <w:t xml:space="preserve">] </w:t>
       </w:r>
       <w:r>
         <w:rPr>
@@ -8713,7 +8153,6 @@
           <w:szCs w:val="24"/>
           <w14:ligatures w14:val="standard"/>
         </w:rPr>
-        <w:lastRenderedPageBreak/>
         <w:t>[</w:t>
       </w:r>
       <w:r>
@@ -8723,7 +8162,7 @@
           <w:szCs w:val="24"/>
           <w14:ligatures w14:val="standard"/>
         </w:rPr>
-        <w:t>7</w:t>
+        <w:t>8</w:t>
       </w:r>
       <w:r>
         <w:rPr>
@@ -8780,7 +8219,7 @@
           <w:szCs w:val="24"/>
           <w14:ligatures w14:val="standard"/>
         </w:rPr>
-        <w:t>8</w:t>
+        <w:t>9</w:t>
       </w:r>
       <w:r>
         <w:rPr>
@@ -8837,7 +8276,25 @@
           <w:szCs w:val="24"/>
           <w14:ligatures w14:val="standard"/>
         </w:rPr>
-        <w:t>[9]</w:t>
+        <w:t>[</w:t>
+      </w:r>
+      <w:r>
+        <w:rPr>
+          <w:rFonts w:ascii="Times New Roman" w:hAnsi="Times New Roman" w:cs="Times New Roman"/>
+          <w:sz w:val="24"/>
+          <w:szCs w:val="24"/>
+          <w14:ligatures w14:val="standard"/>
+        </w:rPr>
+        <w:t>10</w:t>
+      </w:r>
+      <w:r>
+        <w:rPr>
+          <w:rFonts w:ascii="Times New Roman" w:hAnsi="Times New Roman" w:cs="Times New Roman"/>
+          <w:sz w:val="24"/>
+          <w:szCs w:val="24"/>
+          <w14:ligatures w14:val="standard"/>
+        </w:rPr>
+        <w:t>]</w:t>
       </w:r>
       <w:r>
         <w:rPr>
@@ -8894,7 +8351,7 @@
           <w:szCs w:val="24"/>
           <w14:ligatures w14:val="standard"/>
         </w:rPr>
-        <w:t>0</w:t>
+        <w:t>1</w:t>
       </w:r>
       <w:r>
         <w:rPr>
@@ -8912,7 +8369,46 @@
           <w:szCs w:val="24"/>
           <w14:ligatures w14:val="standard"/>
         </w:rPr>
-        <w:tab/>
+        <w:t>Kou, G., Yang, P., Peng, Y., Xiao, F., Chen, Y., and Alsaadi, F.E. 2019. Evaluation of feature selection methods for text classification with small datasets using multiple criteria decision-making methods. Applied Soft Computing 86, 105836. DOI: https://doi.org/10.1016/j.asoc.2019.105836.</w:t>
+      </w:r>
+    </w:p>
+    <w:p>
+      <w:pPr>
+        <w:pStyle w:val="Bibentry"/>
+        <w:spacing w:line="360" w:lineRule="auto"/>
+        <w:rPr>
+          <w:rFonts w:ascii="Times New Roman" w:hAnsi="Times New Roman" w:cs="Times New Roman"/>
+          <w:sz w:val="24"/>
+          <w:szCs w:val="24"/>
+          <w14:ligatures w14:val="standard"/>
+        </w:rPr>
+      </w:pPr>
+      <w:r>
+        <w:rPr>
+          <w:rFonts w:ascii="Times New Roman" w:hAnsi="Times New Roman" w:cs="Times New Roman"/>
+          <w:sz w:val="24"/>
+          <w:szCs w:val="24"/>
+          <w14:ligatures w14:val="standard"/>
+        </w:rPr>
+        <w:t>[1</w:t>
+      </w:r>
+      <w:r>
+        <w:rPr>
+          <w:rFonts w:ascii="Times New Roman" w:hAnsi="Times New Roman" w:cs="Times New Roman"/>
+          <w:sz w:val="24"/>
+          <w:szCs w:val="24"/>
+          <w14:ligatures w14:val="standard"/>
+        </w:rPr>
+        <w:t>2</w:t>
+      </w:r>
+      <w:r>
+        <w:rPr>
+          <w:rFonts w:ascii="Times New Roman" w:hAnsi="Times New Roman" w:cs="Times New Roman"/>
+          <w:sz w:val="24"/>
+          <w:szCs w:val="24"/>
+          <w14:ligatures w14:val="standard"/>
+        </w:rPr>
+        <w:t>]</w:t>
       </w:r>
       <w:r>
         <w:rPr>
@@ -8932,7 +8428,18 @@
           <w:szCs w:val="24"/>
           <w14:ligatures w14:val="standard"/>
         </w:rPr>
-        <w:t>. Explain Your Model Predictions with LIME. Retrieved from https://www.kaggle.com/code/prashant111/explain-your-model-predictions-with-lime/notebook.</w:t>
+        <w:t xml:space="preserve">. Explain Your Model Predictions with LIME. Retrieved from </w:t>
+      </w:r>
+      <w:r>
+        <w:rPr>
+          <w:rFonts w:ascii="Times New Roman" w:hAnsi="Times New Roman" w:cs="Times New Roman"/>
+          <w:i/>
+          <w:iCs/>
+          <w:sz w:val="24"/>
+          <w:szCs w:val="24"/>
+          <w14:ligatures w14:val="standard"/>
+        </w:rPr>
+        <w:t>https://www.kaggle.com/code/prashant111/explain-your-model-predictions-with-lime/notebook.</w:t>
       </w:r>
     </w:p>
     <w:p>
@@ -8971,7 +8478,7 @@
           <w:szCs w:val="24"/>
           <w14:ligatures w14:val="standard"/>
         </w:rPr>
-        <w:t>1</w:t>
+        <w:t>3</w:t>
       </w:r>
       <w:r>
         <w:rPr>
@@ -9501,14 +9008,12 @@
             </w:rPr>
             <w:t xml:space="preserve">, </w:t>
           </w:r>
-          <w:proofErr w:type="spellStart"/>
           <w:r>
             <w:rPr>
               <w:rFonts w:ascii="Linux Biolinum" w:hAnsi="Linux Biolinum" w:cs="Linux Biolinum"/>
             </w:rPr>
             <w:t>Kricak</w:t>
           </w:r>
-          <w:proofErr w:type="spellEnd"/>
           <w:r>
             <w:rPr>
               <w:rFonts w:ascii="Linux Biolinum" w:hAnsi="Linux Biolinum" w:cs="Linux Biolinum"/>
@@ -9552,14 +9057,12 @@
               <w:rFonts w:ascii="Linux Biolinum" w:hAnsi="Linux Biolinum" w:cs="Linux Biolinum"/>
             </w:rPr>
           </w:pPr>
-          <w:proofErr w:type="spellStart"/>
           <w:r>
             <w:rPr>
               <w:rFonts w:ascii="Linux Biolinum" w:hAnsi="Linux Biolinum" w:cs="Linux Biolinum"/>
             </w:rPr>
             <w:t>H.Purwadi</w:t>
           </w:r>
-          <w:proofErr w:type="spellEnd"/>
         </w:p>
       </w:tc>
     </w:tr>
@@ -9649,14 +9152,12 @@
             </w:rPr>
             <w:t xml:space="preserve">, </w:t>
           </w:r>
-          <w:proofErr w:type="spellStart"/>
           <w:r>
             <w:rPr>
               <w:rFonts w:ascii="Linux Biolinum" w:hAnsi="Linux Biolinum" w:cs="Linux Biolinum"/>
             </w:rPr>
             <w:t>Kricak</w:t>
           </w:r>
-          <w:proofErr w:type="spellEnd"/>
           <w:r>
             <w:rPr>
               <w:rFonts w:ascii="Linux Biolinum" w:hAnsi="Linux Biolinum" w:cs="Linux Biolinum"/>
@@ -9688,14 +9189,12 @@
               <w:rFonts w:ascii="Linux Biolinum" w:hAnsi="Linux Biolinum" w:cs="Linux Biolinum"/>
             </w:rPr>
           </w:pPr>
-          <w:proofErr w:type="spellStart"/>
           <w:r>
             <w:rPr>
               <w:rFonts w:ascii="Linux Biolinum" w:hAnsi="Linux Biolinum" w:cs="Linux Biolinum"/>
             </w:rPr>
             <w:t>H.Purwadi</w:t>
           </w:r>
-          <w:proofErr w:type="spellEnd"/>
         </w:p>
       </w:tc>
     </w:tr>
@@ -19229,10 +18728,6 @@
 </file>
 
 <file path=customXml/item1.xml><?xml version="1.0" encoding="utf-8"?>
-<b:Sources xmlns:b="http://schemas.openxmlformats.org/officeDocument/2006/bibliography" xmlns="http://schemas.openxmlformats.org/officeDocument/2006/bibliography" SelectedStyle="\APA.XSL" StyleName="APA"/>
-</file>
-
-<file path=customXml/item2.xml><?xml version="1.0" encoding="utf-8"?>
 <Workflow version="v.1.13">
   <Filtration versionrequired="True" status="DONE" StartTime="25-07-2014 13:27:04" EndTime="25-07-2014 13:28:29">
     <Mandatory>
@@ -19410,16 +18905,20 @@
 </Workflow>
 </file>
 
+<file path=customXml/item2.xml><?xml version="1.0" encoding="utf-8"?>
+<b:Sources xmlns:b="http://schemas.openxmlformats.org/officeDocument/2006/bibliography" xmlns="http://schemas.openxmlformats.org/officeDocument/2006/bibliography" SelectedStyle="\APA.XSL" StyleName="APA"/>
+</file>
+
 <file path=customXml/itemProps1.xml><?xml version="1.0" encoding="utf-8"?>
+<ds:datastoreItem xmlns:ds="http://schemas.openxmlformats.org/officeDocument/2006/customXml" ds:itemID="{4D45DBA2-DCF6-46BF-858B-9A8CC8161B4D}">
+  <ds:schemaRefs/>
+</ds:datastoreItem>
+</file>
+
+<file path=customXml/itemProps2.xml><?xml version="1.0" encoding="utf-8"?>
 <ds:datastoreItem xmlns:ds="http://schemas.openxmlformats.org/officeDocument/2006/customXml" ds:itemID="{B589180B-96F4-4B3D-93D7-E2C64345EF74}">
   <ds:schemaRefs>
     <ds:schemaRef ds:uri="http://schemas.openxmlformats.org/officeDocument/2006/bibliography"/>
   </ds:schemaRefs>
 </ds:datastoreItem>
-</file>
-
-<file path=customXml/itemProps2.xml><?xml version="1.0" encoding="utf-8"?>
-<ds:datastoreItem xmlns:ds="http://schemas.openxmlformats.org/officeDocument/2006/customXml" ds:itemID="{4D45DBA2-DCF6-46BF-858B-9A8CC8161B4D}">
-  <ds:schemaRefs/>
-</ds:datastoreItem>
 </file>
--- a/Imbalance_Balanced_Dataset_Composition_XAI.docx
+++ b/Imbalance_Balanced_Dataset_Composition_XAI.docx
@@ -1282,31 +1282,61 @@
         <w:rPr>
           <w:rFonts w:eastAsia="Verdana"/>
         </w:rPr>
-        <w:t xml:space="preserve">number of classes (C), </w:t>
+        <w:t xml:space="preserve">number of classes, </w:t>
       </w:r>
       <w:r>
         <w:rPr>
           <w:rFonts w:eastAsia="Verdana"/>
         </w:rPr>
-        <w:t xml:space="preserve">data sparsity (DS) </w:t>
+        <w:t>data sparsity whether the datasets are small or</w:t>
       </w:r>
       <w:r>
         <w:rPr>
           <w:rFonts w:eastAsia="Verdana"/>
         </w:rPr>
-        <w:t>whether the datasets are small or</w:t>
-      </w:r>
+        <w:t xml:space="preserve"> large (</w:t>
+      </w:r>
+      <w:proofErr w:type="spellStart"/>
       <w:r>
         <w:rPr>
           <w:rFonts w:eastAsia="Verdana"/>
         </w:rPr>
-        <w:t xml:space="preserve"> large (</w:t>
-      </w:r>
+        <w:t>Oreski</w:t>
+      </w:r>
+      <w:proofErr w:type="spellEnd"/>
       <w:r>
         <w:rPr>
           <w:rFonts w:eastAsia="Verdana"/>
         </w:rPr>
-        <w:t>Oreski, D., Oreski, S., and Klicek, B. 2016</w:t>
+        <w:t xml:space="preserve">, D., </w:t>
+      </w:r>
+      <w:proofErr w:type="spellStart"/>
+      <w:r>
+        <w:rPr>
+          <w:rFonts w:eastAsia="Verdana"/>
+        </w:rPr>
+        <w:t>Oreski</w:t>
+      </w:r>
+      <w:proofErr w:type="spellEnd"/>
+      <w:r>
+        <w:rPr>
+          <w:rFonts w:eastAsia="Verdana"/>
+        </w:rPr>
+        <w:t xml:space="preserve">, S., and </w:t>
+      </w:r>
+      <w:proofErr w:type="spellStart"/>
+      <w:r>
+        <w:rPr>
+          <w:rFonts w:eastAsia="Verdana"/>
+        </w:rPr>
+        <w:t>Klicek</w:t>
+      </w:r>
+      <w:proofErr w:type="spellEnd"/>
+      <w:r>
+        <w:rPr>
+          <w:rFonts w:eastAsia="Verdana"/>
+        </w:rPr>
+        <w:t>, B. 2016</w:t>
       </w:r>
       <w:r>
         <w:rPr>
@@ -1416,13 +1446,68 @@
           <w:b w:val="0"/>
           <w:bCs w:val="0"/>
         </w:rPr>
-        <w:t>How does the documentation of dataset composition (</w:t>
-      </w:r>
+        <w:t xml:space="preserve">How </w:t>
+      </w:r>
+      <w:proofErr w:type="spellStart"/>
       <w:r>
         <w:rPr>
           <w:b w:val="0"/>
           <w:bCs w:val="0"/>
         </w:rPr>
+        <w:t>does</w:t>
+      </w:r>
+      <w:proofErr w:type="spellEnd"/>
+      <w:r>
+        <w:rPr>
+          <w:b w:val="0"/>
+          <w:bCs w:val="0"/>
+        </w:rPr>
+        <w:t xml:space="preserve"> the documentation of </w:t>
+      </w:r>
+      <w:proofErr w:type="spellStart"/>
+      <w:r>
+        <w:rPr>
+          <w:b w:val="0"/>
+          <w:bCs w:val="0"/>
+        </w:rPr>
+        <w:t>dataset</w:t>
+      </w:r>
+      <w:proofErr w:type="spellEnd"/>
+      <w:r>
+        <w:rPr>
+          <w:b w:val="0"/>
+          <w:bCs w:val="0"/>
+        </w:rPr>
+        <w:t xml:space="preserve"> </w:t>
+      </w:r>
+      <w:proofErr w:type="spellStart"/>
+      <w:r>
+        <w:rPr>
+          <w:b w:val="0"/>
+          <w:bCs w:val="0"/>
+        </w:rPr>
+        <w:t>homogeneity</w:t>
+      </w:r>
+      <w:proofErr w:type="spellEnd"/>
+      <w:r>
+        <w:rPr>
+          <w:b w:val="0"/>
+          <w:bCs w:val="0"/>
+        </w:rPr>
+        <w:t xml:space="preserve"> </w:t>
+      </w:r>
+      <w:r>
+        <w:rPr>
+          <w:b w:val="0"/>
+          <w:bCs w:val="0"/>
+        </w:rPr>
+        <w:t>composition (</w:t>
+      </w:r>
+      <w:r>
+        <w:rPr>
+          <w:b w:val="0"/>
+          <w:bCs w:val="0"/>
+        </w:rPr>
         <w:t>balance</w:t>
       </w:r>
       <w:r>
@@ -1430,7 +1515,103 @@
           <w:b w:val="0"/>
           <w:bCs w:val="0"/>
         </w:rPr>
-        <w:t xml:space="preserve"> vs. imbalanced) impact AI model transparency and fairness in decision-making systems?</w:t>
+        <w:t xml:space="preserve"> vs. </w:t>
+      </w:r>
+      <w:proofErr w:type="spellStart"/>
+      <w:proofErr w:type="gramStart"/>
+      <w:r>
+        <w:rPr>
+          <w:b w:val="0"/>
+          <w:bCs w:val="0"/>
+        </w:rPr>
+        <w:t>imbalanced</w:t>
+      </w:r>
+      <w:proofErr w:type="spellEnd"/>
+      <w:proofErr w:type="gramEnd"/>
+      <w:r>
+        <w:rPr>
+          <w:b w:val="0"/>
+          <w:bCs w:val="0"/>
+        </w:rPr>
+        <w:t xml:space="preserve">) impact </w:t>
+      </w:r>
+      <w:r>
+        <w:rPr>
+          <w:b w:val="0"/>
+          <w:bCs w:val="0"/>
+        </w:rPr>
+        <w:t xml:space="preserve">the </w:t>
+      </w:r>
+      <w:r>
+        <w:rPr>
+          <w:b w:val="0"/>
+          <w:bCs w:val="0"/>
+        </w:rPr>
+        <w:t xml:space="preserve">AI model </w:t>
+      </w:r>
+      <w:proofErr w:type="spellStart"/>
+      <w:r>
+        <w:rPr>
+          <w:b w:val="0"/>
+          <w:bCs w:val="0"/>
+        </w:rPr>
+        <w:t>transparency</w:t>
+      </w:r>
+      <w:proofErr w:type="spellEnd"/>
+      <w:r>
+        <w:rPr>
+          <w:b w:val="0"/>
+          <w:bCs w:val="0"/>
+        </w:rPr>
+        <w:t xml:space="preserve"> and </w:t>
+      </w:r>
+      <w:proofErr w:type="spellStart"/>
+      <w:r>
+        <w:rPr>
+          <w:b w:val="0"/>
+          <w:bCs w:val="0"/>
+        </w:rPr>
+        <w:t>fairness</w:t>
+      </w:r>
+      <w:proofErr w:type="spellEnd"/>
+      <w:r>
+        <w:rPr>
+          <w:b w:val="0"/>
+          <w:bCs w:val="0"/>
+        </w:rPr>
+        <w:t xml:space="preserve"> in </w:t>
+      </w:r>
+      <w:proofErr w:type="spellStart"/>
+      <w:r>
+        <w:rPr>
+          <w:b w:val="0"/>
+          <w:bCs w:val="0"/>
+        </w:rPr>
+        <w:t>decision-making</w:t>
+      </w:r>
+      <w:proofErr w:type="spellEnd"/>
+      <w:r>
+        <w:rPr>
+          <w:b w:val="0"/>
+          <w:bCs w:val="0"/>
+        </w:rPr>
+        <w:t xml:space="preserve"> </w:t>
+      </w:r>
+      <w:proofErr w:type="spellStart"/>
+      <w:r>
+        <w:rPr>
+          <w:b w:val="0"/>
+          <w:bCs w:val="0"/>
+        </w:rPr>
+        <w:t>systems</w:t>
+      </w:r>
+      <w:proofErr w:type="spellEnd"/>
+      <w:r>
+        <w:rPr>
+          <w:b w:val="0"/>
+          <w:bCs w:val="0"/>
+        </w:rPr>
+        <w:t>?</w:t>
       </w:r>
     </w:p>
     <w:p>
@@ -1445,32 +1626,201 @@
           <w:bCs w:val="0"/>
         </w:rPr>
       </w:pPr>
+      <w:proofErr w:type="spellStart"/>
       <w:r>
         <w:rPr>
           <w:b w:val="0"/>
           <w:bCs w:val="0"/>
         </w:rPr>
-        <w:t>What is the relationship between dataset</w:t>
-      </w:r>
+        <w:t>What</w:t>
+      </w:r>
+      <w:proofErr w:type="spellEnd"/>
       <w:r>
         <w:rPr>
           <w:b w:val="0"/>
           <w:bCs w:val="0"/>
         </w:rPr>
-        <w:t xml:space="preserve">’s </w:t>
-      </w:r>
+        <w:t xml:space="preserve"> </w:t>
+      </w:r>
+      <w:proofErr w:type="spellStart"/>
       <w:r>
         <w:rPr>
           <w:b w:val="0"/>
           <w:bCs w:val="0"/>
         </w:rPr>
-        <w:t>size and the accuracy of bias evaluation in AI models, when</w:t>
-      </w:r>
+        <w:t>is</w:t>
+      </w:r>
+      <w:proofErr w:type="spellEnd"/>
       <w:r>
         <w:rPr>
           <w:b w:val="0"/>
           <w:bCs w:val="0"/>
         </w:rPr>
+        <w:t xml:space="preserve"> the </w:t>
+      </w:r>
+      <w:proofErr w:type="spellStart"/>
+      <w:r>
+        <w:rPr>
+          <w:b w:val="0"/>
+          <w:bCs w:val="0"/>
+        </w:rPr>
+        <w:t>relationship</w:t>
+      </w:r>
+      <w:proofErr w:type="spellEnd"/>
+      <w:r>
+        <w:rPr>
+          <w:b w:val="0"/>
+          <w:bCs w:val="0"/>
+        </w:rPr>
+        <w:t xml:space="preserve"> </w:t>
+      </w:r>
+      <w:proofErr w:type="spellStart"/>
+      <w:r>
+        <w:rPr>
+          <w:b w:val="0"/>
+          <w:bCs w:val="0"/>
+        </w:rPr>
+        <w:t>between</w:t>
+      </w:r>
+      <w:proofErr w:type="spellEnd"/>
+      <w:r>
+        <w:rPr>
+          <w:b w:val="0"/>
+          <w:bCs w:val="0"/>
+        </w:rPr>
+        <w:t xml:space="preserve"> data </w:t>
+      </w:r>
+      <w:proofErr w:type="spellStart"/>
+      <w:r>
+        <w:rPr>
+          <w:b w:val="0"/>
+          <w:bCs w:val="0"/>
+        </w:rPr>
+        <w:t>sparcity</w:t>
+      </w:r>
+      <w:proofErr w:type="spellEnd"/>
+      <w:r>
+        <w:rPr>
+          <w:b w:val="0"/>
+          <w:bCs w:val="0"/>
+        </w:rPr>
+        <w:t>/</w:t>
+      </w:r>
+      <w:r>
+        <w:rPr>
+          <w:b w:val="0"/>
+          <w:bCs w:val="0"/>
+        </w:rPr>
+        <w:t xml:space="preserve"> </w:t>
+      </w:r>
+      <w:proofErr w:type="spellStart"/>
+      <w:r>
+        <w:rPr>
+          <w:b w:val="0"/>
+          <w:bCs w:val="0"/>
+        </w:rPr>
+        <w:t>dataset</w:t>
+      </w:r>
+      <w:r>
+        <w:rPr>
+          <w:b w:val="0"/>
+          <w:bCs w:val="0"/>
+        </w:rPr>
+        <w:t>’s</w:t>
+      </w:r>
+      <w:proofErr w:type="spellEnd"/>
+      <w:r>
+        <w:rPr>
+          <w:b w:val="0"/>
+          <w:bCs w:val="0"/>
+        </w:rPr>
+        <w:t xml:space="preserve"> </w:t>
+      </w:r>
+      <w:r>
+        <w:rPr>
+          <w:b w:val="0"/>
+          <w:bCs w:val="0"/>
+        </w:rPr>
+        <w:t xml:space="preserve">size and the </w:t>
+      </w:r>
+      <w:proofErr w:type="spellStart"/>
+      <w:r>
+        <w:rPr>
+          <w:b w:val="0"/>
+          <w:bCs w:val="0"/>
+        </w:rPr>
+        <w:t>accuracy</w:t>
+      </w:r>
+      <w:proofErr w:type="spellEnd"/>
+      <w:r>
+        <w:rPr>
+          <w:b w:val="0"/>
+          <w:bCs w:val="0"/>
+        </w:rPr>
+        <w:t xml:space="preserve"> of </w:t>
+      </w:r>
+      <w:proofErr w:type="spellStart"/>
+      <w:r>
+        <w:rPr>
+          <w:b w:val="0"/>
+          <w:bCs w:val="0"/>
+        </w:rPr>
+        <w:t>bias</w:t>
+      </w:r>
+      <w:proofErr w:type="spellEnd"/>
+      <w:r>
+        <w:rPr>
+          <w:b w:val="0"/>
+          <w:bCs w:val="0"/>
+        </w:rPr>
+        <w:t xml:space="preserve"> </w:t>
+      </w:r>
+      <w:proofErr w:type="spellStart"/>
+      <w:r>
+        <w:rPr>
+          <w:b w:val="0"/>
+          <w:bCs w:val="0"/>
+        </w:rPr>
+        <w:t>evaluation</w:t>
+      </w:r>
+      <w:proofErr w:type="spellEnd"/>
+      <w:r>
+        <w:rPr>
+          <w:b w:val="0"/>
+          <w:bCs w:val="0"/>
+        </w:rPr>
+        <w:t xml:space="preserve"> in AI </w:t>
+      </w:r>
+      <w:proofErr w:type="spellStart"/>
+      <w:r>
+        <w:rPr>
+          <w:b w:val="0"/>
+          <w:bCs w:val="0"/>
+        </w:rPr>
+        <w:t>models</w:t>
+      </w:r>
+      <w:proofErr w:type="spellEnd"/>
+      <w:r>
+        <w:rPr>
+          <w:b w:val="0"/>
+          <w:bCs w:val="0"/>
+        </w:rPr>
+        <w:t xml:space="preserve">, </w:t>
+      </w:r>
+      <w:proofErr w:type="spellStart"/>
+      <w:r>
+        <w:rPr>
+          <w:b w:val="0"/>
+          <w:bCs w:val="0"/>
+        </w:rPr>
+        <w:t>when</w:t>
+      </w:r>
+      <w:proofErr w:type="spellEnd"/>
+      <w:r>
+        <w:rPr>
+          <w:b w:val="0"/>
+          <w:bCs w:val="0"/>
+        </w:rPr>
         <w:t xml:space="preserve"> the</w:t>
       </w:r>
       <w:r>
@@ -1478,8 +1828,33 @@
           <w:b w:val="0"/>
           <w:bCs w:val="0"/>
         </w:rPr>
-        <w:t xml:space="preserve"> training data is imbalanced</w:t>
-      </w:r>
+        <w:t xml:space="preserve"> training data </w:t>
+      </w:r>
+      <w:proofErr w:type="spellStart"/>
+      <w:r>
+        <w:rPr>
+          <w:b w:val="0"/>
+          <w:bCs w:val="0"/>
+        </w:rPr>
+        <w:t>is</w:t>
+      </w:r>
+      <w:proofErr w:type="spellEnd"/>
+      <w:r>
+        <w:rPr>
+          <w:b w:val="0"/>
+          <w:bCs w:val="0"/>
+        </w:rPr>
+        <w:t xml:space="preserve"> </w:t>
+      </w:r>
+      <w:proofErr w:type="spellStart"/>
+      <w:r>
+        <w:rPr>
+          <w:b w:val="0"/>
+          <w:bCs w:val="0"/>
+        </w:rPr>
+        <w:t>imbalanced</w:t>
+      </w:r>
+      <w:proofErr w:type="spellEnd"/>
       <w:r>
         <w:rPr>
           <w:b w:val="0"/>
@@ -1511,6 +1886,16 @@
     </w:p>
     <w:p>
       <w:pPr>
+        <w:pStyle w:val="AbsHead"/>
+        <w:ind w:left="720"/>
+        <w:rPr>
+          <w:b w:val="0"/>
+          <w:bCs w:val="0"/>
+        </w:rPr>
+      </w:pPr>
+    </w:p>
+    <w:p>
+      <w:pPr>
         <w:pStyle w:val="Head1"/>
         <w:spacing w:line="360" w:lineRule="auto"/>
       </w:pPr>
@@ -1581,7 +1966,15 @@
         <w:t xml:space="preserve">studied </w:t>
       </w:r>
       <w:r>
-        <w:t xml:space="preserve">by Miao, Y., Cao, H., and Tang, M. (2022) focuses on the technique that may be utilized to evaluate the impact that imbalanced binary data has on the performance of machine learning models. In their investigation, they investigated how the imbalance ratio (IR) influences the performance and stability of the model. To build datasets with variable imbalance ratios, they applied imbalanced data augmentation algorithms. </w:t>
+        <w:t xml:space="preserve">by Miao, Y., Cao, H., and </w:t>
+      </w:r>
+      <w:proofErr w:type="gramStart"/>
+      <w:r>
+        <w:t>Tang,</w:t>
+      </w:r>
+      <w:proofErr w:type="gramEnd"/>
+      <w:r>
+        <w:t xml:space="preserve"> M. (2022) focuses on the technique that may be utilized to evaluate the impact that imbalanced binary data has on the performance of machine learning models. In their investigation, they investigated how the imbalance ratio (IR) influences the performance and stability of the model. To build datasets with variable imbalance ratios, they applied imbalanced data augmentation algorithms. </w:t>
       </w:r>
       <w:r>
         <w:t>T</w:t>
@@ -1696,7 +2089,16 @@
         <w:pStyle w:val="Para"/>
       </w:pPr>
       <w:r>
-        <w:t xml:space="preserve">The study by Johnson and Khoshgoftaar (2019) provides a survey on deep learning methods </w:t>
+        <w:lastRenderedPageBreak/>
+        <w:t xml:space="preserve">The study by Johnson and </w:t>
+      </w:r>
+      <w:proofErr w:type="spellStart"/>
+      <w:r>
+        <w:t>Khoshgoftaar</w:t>
+      </w:r>
+      <w:proofErr w:type="spellEnd"/>
+      <w:r>
+        <w:t xml:space="preserve"> (2019) provides a survey on deep learning methods </w:t>
       </w:r>
       <w:r>
         <w:t xml:space="preserve">to </w:t>
@@ -1717,7 +2119,6 @@
         <w:t xml:space="preserve"> </w:t>
       </w:r>
       <w:r>
-        <w:lastRenderedPageBreak/>
         <w:t>challenges</w:t>
       </w:r>
       <w:r>
@@ -1769,7 +2170,15 @@
         <w:t>identify</w:t>
       </w:r>
       <w:r>
-        <w:t xml:space="preserve"> gaps in current research of deep learning methods for imbalanced data and the need for more diverse applications (Johnson and Khoshgoftaar, 2019).</w:t>
+        <w:t xml:space="preserve"> gaps in current research of deep learning methods for imbalanced data and the need for more diverse applications (Johnson and </w:t>
+      </w:r>
+      <w:proofErr w:type="spellStart"/>
+      <w:r>
+        <w:t>Khoshgoftaar</w:t>
+      </w:r>
+      <w:proofErr w:type="spellEnd"/>
+      <w:r>
+        <w:t>, 2019).</w:t>
       </w:r>
     </w:p>
     <w:p>
@@ -1856,6 +2265,16 @@
       <w:r>
         <w:t xml:space="preserve"> bias and fairness.</w:t>
       </w:r>
+    </w:p>
+    <w:p>
+      <w:pPr>
+        <w:pStyle w:val="Para"/>
+      </w:pPr>
+    </w:p>
+    <w:p>
+      <w:pPr>
+        <w:pStyle w:val="Para"/>
+      </w:pPr>
     </w:p>
     <w:p>
       <w:pPr>
@@ -2052,7 +2471,53 @@
           <w:lang w:eastAsia="ja-JP"/>
           <w14:ligatures w14:val="standard"/>
         </w:rPr>
-        <w:t>explanation(x)=argmin​ L(f,g,πx​)+Ω(g)</w:t>
+        <w:t>explanation(x)=</w:t>
+      </w:r>
+      <w:proofErr w:type="spellStart"/>
+      <w:r>
+        <w:rPr>
+          <w:rFonts w:ascii="Times New Roman" w:hAnsi="Times New Roman" w:cs="Times New Roman"/>
+          <w:sz w:val="24"/>
+          <w:szCs w:val="24"/>
+          <w:lang w:eastAsia="ja-JP"/>
+          <w14:ligatures w14:val="standard"/>
+        </w:rPr>
+        <w:t>argmin</w:t>
+      </w:r>
+      <w:proofErr w:type="spellEnd"/>
+      <w:r>
+        <w:rPr>
+          <w:rFonts w:ascii="Times New Roman" w:hAnsi="Times New Roman" w:cs="Times New Roman"/>
+          <w:sz w:val="24"/>
+          <w:szCs w:val="24"/>
+          <w:lang w:eastAsia="ja-JP"/>
+          <w14:ligatures w14:val="standard"/>
+        </w:rPr>
+        <w:t>​ L(</w:t>
+      </w:r>
+      <w:proofErr w:type="spellStart"/>
+      <w:proofErr w:type="gramStart"/>
+      <w:r>
+        <w:rPr>
+          <w:rFonts w:ascii="Times New Roman" w:hAnsi="Times New Roman" w:cs="Times New Roman"/>
+          <w:sz w:val="24"/>
+          <w:szCs w:val="24"/>
+          <w:lang w:eastAsia="ja-JP"/>
+          <w14:ligatures w14:val="standard"/>
+        </w:rPr>
+        <w:t>f,g</w:t>
+      </w:r>
+      <w:proofErr w:type="spellEnd"/>
+      <w:proofErr w:type="gramEnd"/>
+      <w:r>
+        <w:rPr>
+          <w:rFonts w:ascii="Times New Roman" w:hAnsi="Times New Roman" w:cs="Times New Roman"/>
+          <w:sz w:val="24"/>
+          <w:szCs w:val="24"/>
+          <w:lang w:eastAsia="ja-JP"/>
+          <w14:ligatures w14:val="standard"/>
+        </w:rPr>
+        <w:t>,πx​)+Ω(g)</w:t>
       </w:r>
       <w:r>
         <w:rPr>
@@ -2077,6 +2542,7 @@
           <w:szCs w:val="24"/>
         </w:rPr>
       </w:pPr>
+      <w:proofErr w:type="spellStart"/>
       <w:r>
         <w:rPr>
           <w:rFonts w:ascii="Times New Roman" w:hAnsi="Times New Roman" w:cs="Times New Roman"/>
@@ -2107,6 +2573,7 @@
         </w:rPr>
         <w:t>G</w:t>
       </w:r>
+      <w:proofErr w:type="spellEnd"/>
     </w:p>
     <w:p>
       <w:pPr>
@@ -2150,7 +2617,16 @@
         <w:t xml:space="preserve"> with a specific class. The</w:t>
       </w:r>
       <w:r>
-        <w:t>re are a</w:t>
+        <w:t xml:space="preserve">re </w:t>
+      </w:r>
+      <w:proofErr w:type="gramStart"/>
+      <w:r>
+        <w:lastRenderedPageBreak/>
+        <w:t>are</w:t>
+      </w:r>
+      <w:proofErr w:type="gramEnd"/>
+      <w:r>
+        <w:t xml:space="preserve"> a</w:t>
       </w:r>
       <w:r>
         <w:t xml:space="preserve"> sigmoid function </w:t>
@@ -2165,989 +2641,1002 @@
         <w:t>is implemented</w:t>
       </w:r>
       <w:r>
-        <w:t xml:space="preserve"> to convert input characteristics into an output probability that falls within the range of 0 to 1, </w:t>
-      </w:r>
-      <w:r>
+        <w:t xml:space="preserve"> to convert input characteristics into an output probability that falls within the range of 0 to 1, rendering it suitable for binary classification applications. </w:t>
+      </w:r>
+      <w:r>
+        <w:t xml:space="preserve"> </w:t>
+      </w:r>
+      <w:r>
+        <w:t xml:space="preserve">To train the model, </w:t>
+      </w:r>
+      <w:r>
+        <w:t xml:space="preserve">Logistic Regression </w:t>
+      </w:r>
+      <w:r>
+        <w:t xml:space="preserve">optimizes a </w:t>
+      </w:r>
+      <w:r>
+        <w:t xml:space="preserve">cross-entropy </w:t>
+      </w:r>
+      <w:r>
+        <w:t xml:space="preserve">loss function using stochastic gradient. Logistic Regression </w:t>
+      </w:r>
+      <w:r>
+        <w:t xml:space="preserve">is </w:t>
+      </w:r>
+      <w:r>
+        <w:t>usually</w:t>
+      </w:r>
+      <w:r>
+        <w:t xml:space="preserve"> </w:t>
+      </w:r>
+      <w:r>
+        <w:t xml:space="preserve">used </w:t>
+      </w:r>
+      <w:r>
+        <w:t xml:space="preserve">as a baseline supervised learning algorithm for classification tasks </w:t>
+      </w:r>
+      <w:r>
+        <w:t>(</w:t>
+      </w:r>
+      <w:proofErr w:type="spellStart"/>
+      <w:r>
+        <w:t>Jurafsky</w:t>
+      </w:r>
+      <w:proofErr w:type="spellEnd"/>
+      <w:r>
+        <w:t xml:space="preserve">, </w:t>
+      </w:r>
+      <w:r>
+        <w:t xml:space="preserve">D., &amp; Martin, J. H. </w:t>
+      </w:r>
+      <w:r>
+        <w:t>2024).</w:t>
+      </w:r>
+    </w:p>
+    <w:p>
+      <w:pPr>
+        <w:pStyle w:val="Para"/>
+      </w:pPr>
+    </w:p>
+    <w:p>
+      <w:pPr>
+        <w:pStyle w:val="Para"/>
+      </w:pPr>
+      <w:r>
+        <w:t xml:space="preserve">Logistic regression </w:t>
+      </w:r>
+      <w:r>
+        <w:t>formula:</w:t>
+      </w:r>
+    </w:p>
+    <w:p>
+      <w:pPr>
+        <w:pStyle w:val="Para"/>
+      </w:pPr>
+      <w:r>
+        <w:t xml:space="preserve"> </w:t>
+      </w:r>
+    </w:p>
+    <w:p>
+      <w:pPr>
+        <w:pStyle w:val="Para"/>
+      </w:pPr>
+      <w:r>
+        <w:t>P</w:t>
+      </w:r>
+      <w:r>
+        <w:t xml:space="preserve"> </w:t>
+      </w:r>
+      <w:r>
+        <w:t>(y=1|x) = 1 / (1 + e^ (-</w:t>
+      </w:r>
+      <w:proofErr w:type="spellStart"/>
+      <w:r>
+        <w:t>w^T</w:t>
+      </w:r>
+      <w:proofErr w:type="spellEnd"/>
+      <w:r>
+        <w:t xml:space="preserve"> x - b))</w:t>
+      </w:r>
+      <w:r>
+        <w:tab/>
+      </w:r>
+      <w:r>
+        <w:tab/>
+        <w:t xml:space="preserve"> </w:t>
+      </w:r>
+      <w:proofErr w:type="gramStart"/>
+      <w:r>
+        <w:t xml:space="preserve">   </w:t>
+      </w:r>
+      <w:r>
+        <w:t>(</w:t>
+      </w:r>
+      <w:proofErr w:type="gramEnd"/>
+      <w:r>
+        <w:t>2)</w:t>
+      </w:r>
+    </w:p>
+    <w:p>
+      <w:pPr>
+        <w:pStyle w:val="Para"/>
+      </w:pPr>
+    </w:p>
+    <w:p>
+      <w:pPr>
+        <w:pStyle w:val="Para"/>
+      </w:pPr>
+      <w:r>
+        <w:t xml:space="preserve">y </w:t>
+      </w:r>
+      <w:r>
+        <w:t>=</w:t>
+      </w:r>
+      <w:r>
+        <w:t xml:space="preserve"> target class, </w:t>
+      </w:r>
+      <w:r>
+        <w:t xml:space="preserve">while </w:t>
+      </w:r>
+      <w:r>
+        <w:t xml:space="preserve">x is the feature, w is the weight vector, </w:t>
+      </w:r>
+      <w:r>
+        <w:t xml:space="preserve">and </w:t>
+      </w:r>
+      <w:r>
+        <w:t xml:space="preserve">b is the bias term. </w:t>
+      </w:r>
+      <w:r>
+        <w:t xml:space="preserve"> </w:t>
+      </w:r>
+    </w:p>
+    <w:p>
+      <w:pPr>
+        <w:pStyle w:val="Para"/>
+      </w:pPr>
+      <w:r>
+        <w:t xml:space="preserve">P (y = 1|x) is </w:t>
+      </w:r>
+      <w:r>
+        <w:t xml:space="preserve">a </w:t>
+      </w:r>
+      <w:r>
+        <w:t>conditional probabilit</w:t>
+      </w:r>
+      <w:r>
+        <w:t>y.</w:t>
+      </w:r>
+    </w:p>
+    <w:p>
+      <w:pPr>
+        <w:pStyle w:val="Para"/>
+      </w:pPr>
+    </w:p>
+    <w:p>
+      <w:pPr>
+        <w:pStyle w:val="Para"/>
+      </w:pPr>
+      <w:r>
+        <w:t>2.2.3 C</w:t>
+      </w:r>
+      <w:r>
+        <w:t>lassification Report and Confusion Matrix</w:t>
+      </w:r>
+    </w:p>
+    <w:p>
+      <w:pPr>
+        <w:pStyle w:val="Para"/>
+      </w:pPr>
+    </w:p>
+    <w:p>
+      <w:pPr>
+        <w:pStyle w:val="Para"/>
+        <w:rPr>
+          <w:lang w:val="en-ID"/>
+        </w:rPr>
+      </w:pPr>
+      <w:r>
+        <w:rPr>
+          <w:lang w:val="en-ID"/>
+        </w:rPr>
+        <w:t>C</w:t>
+      </w:r>
+      <w:r>
+        <w:rPr>
+          <w:lang w:val="en-ID"/>
+        </w:rPr>
+        <w:t xml:space="preserve">lassification report </w:t>
+      </w:r>
+      <w:r>
+        <w:rPr>
+          <w:lang w:val="en-ID"/>
+        </w:rPr>
+        <w:t>is</w:t>
+      </w:r>
+      <w:r>
+        <w:rPr>
+          <w:lang w:val="en-ID"/>
+        </w:rPr>
+        <w:t xml:space="preserve"> </w:t>
+      </w:r>
+      <w:r>
+        <w:rPr>
+          <w:lang w:val="en-ID"/>
+        </w:rPr>
+        <w:t xml:space="preserve">a summary of the </w:t>
+      </w:r>
+      <w:r>
+        <w:rPr>
+          <w:lang w:val="en-ID"/>
+        </w:rPr>
+        <w:t xml:space="preserve">model’s </w:t>
+      </w:r>
+      <w:r>
+        <w:rPr>
+          <w:lang w:val="en-ID"/>
+        </w:rPr>
+        <w:t>performanc</w:t>
+      </w:r>
+      <w:r>
+        <w:rPr>
+          <w:lang w:val="en-ID"/>
+        </w:rPr>
+        <w:t>e</w:t>
+      </w:r>
+      <w:r>
+        <w:rPr>
+          <w:lang w:val="en-ID"/>
+        </w:rPr>
+        <w:t xml:space="preserve">, which compared </w:t>
+      </w:r>
+      <w:r>
+        <w:rPr>
+          <w:lang w:val="en-ID"/>
+        </w:rPr>
+        <w:t>the model's performance to other models</w:t>
+      </w:r>
+      <w:r>
+        <w:rPr>
+          <w:lang w:val="en-ID"/>
+        </w:rPr>
+        <w:t>,</w:t>
+      </w:r>
+      <w:r>
+        <w:rPr>
+          <w:lang w:val="en-ID"/>
+        </w:rPr>
+        <w:t xml:space="preserve"> or understanding where the model might be struggling. (Burkov, A., 2019).</w:t>
+      </w:r>
+    </w:p>
+    <w:p>
+      <w:pPr>
+        <w:pStyle w:val="Para"/>
+        <w:rPr>
+          <w:lang w:val="en-ID"/>
+        </w:rPr>
+      </w:pPr>
+    </w:p>
+    <w:p>
+      <w:pPr>
+        <w:pStyle w:val="Para"/>
+        <w:rPr>
+          <w:lang w:val="en-ID"/>
+        </w:rPr>
+      </w:pPr>
+      <w:r>
+        <w:rPr>
+          <w:lang w:val="en-ID"/>
+        </w:rPr>
+        <w:t>Accuracy shows the overall correctness of the model.</w:t>
+      </w:r>
+    </w:p>
+    <w:p>
+      <w:pPr>
+        <w:pStyle w:val="Para"/>
+        <w:rPr>
+          <w:lang w:val="en-ID"/>
+        </w:rPr>
+      </w:pPr>
+      <w:r>
+        <w:rPr>
+          <w:lang w:val="en-ID"/>
+        </w:rPr>
+        <w:t>The F1-score is the</w:t>
+      </w:r>
+      <w:r>
+        <w:rPr>
+          <w:lang w:val="en-ID"/>
+        </w:rPr>
+        <w:t xml:space="preserve"> </w:t>
+      </w:r>
+      <w:r>
+        <w:rPr>
+          <w:lang w:val="en-ID"/>
+        </w:rPr>
+        <w:t>precision and recall</w:t>
+      </w:r>
+      <w:r>
+        <w:rPr>
+          <w:lang w:val="en-ID"/>
+        </w:rPr>
+        <w:t xml:space="preserve">’s </w:t>
+      </w:r>
+      <w:r>
+        <w:rPr>
+          <w:lang w:val="en-ID"/>
+        </w:rPr>
+        <w:t>harmonic mean</w:t>
+      </w:r>
+      <w:r>
+        <w:rPr>
+          <w:lang w:val="en-ID"/>
+        </w:rPr>
+        <w:t>.</w:t>
+      </w:r>
+    </w:p>
+    <w:p>
+      <w:pPr>
+        <w:pStyle w:val="Para"/>
+        <w:rPr>
+          <w:lang w:val="en-ID"/>
+        </w:rPr>
+      </w:pPr>
+      <w:r>
+        <w:rPr>
+          <w:lang w:val="en-ID"/>
+        </w:rPr>
+        <w:t xml:space="preserve">Precision-Recall </w:t>
+      </w:r>
+      <w:r>
+        <w:rPr>
+          <w:lang w:val="en-ID"/>
+        </w:rPr>
+        <w:t>Area Under the Curve</w:t>
+      </w:r>
+      <w:r>
+        <w:rPr>
+          <w:lang w:val="en-ID"/>
+        </w:rPr>
+        <w:t xml:space="preserve"> </w:t>
+      </w:r>
+      <w:r>
+        <w:rPr>
+          <w:lang w:val="en-ID"/>
+        </w:rPr>
+        <w:t>(AUC</w:t>
+      </w:r>
+      <w:r>
+        <w:rPr>
+          <w:lang w:val="en-ID"/>
+        </w:rPr>
+        <w:t xml:space="preserve">) is a performance metric </w:t>
+      </w:r>
+      <w:r>
+        <w:rPr>
+          <w:lang w:val="en-ID"/>
+        </w:rPr>
+        <w:t>which</w:t>
+      </w:r>
+      <w:r>
+        <w:rPr>
+          <w:lang w:val="en-ID"/>
+        </w:rPr>
+        <w:t xml:space="preserve"> combines </w:t>
+      </w:r>
+      <w:r>
+        <w:rPr>
+          <w:lang w:val="en-ID"/>
+        </w:rPr>
+        <w:t>recall and precision</w:t>
+      </w:r>
+      <w:r>
+        <w:rPr>
+          <w:lang w:val="en-ID"/>
+        </w:rPr>
+        <w:t xml:space="preserve"> </w:t>
+      </w:r>
+      <w:r>
+        <w:rPr>
+          <w:lang w:val="en-ID"/>
+        </w:rPr>
+        <w:t>become</w:t>
+      </w:r>
+      <w:r>
+        <w:rPr>
+          <w:lang w:val="en-ID"/>
+        </w:rPr>
+        <w:t xml:space="preserve"> a single value, summar</w:t>
+      </w:r>
+      <w:r>
+        <w:rPr>
+          <w:lang w:val="en-ID"/>
+        </w:rPr>
+        <w:t>ized</w:t>
+      </w:r>
+      <w:r>
+        <w:rPr>
+          <w:lang w:val="en-ID"/>
+        </w:rPr>
+        <w:t xml:space="preserve"> </w:t>
+      </w:r>
+      <w:r>
+        <w:rPr>
+          <w:lang w:val="en-ID"/>
+        </w:rPr>
+        <w:t xml:space="preserve">about </w:t>
+      </w:r>
+      <w:r>
+        <w:rPr>
+          <w:lang w:val="en-ID"/>
+        </w:rPr>
+        <w:t xml:space="preserve">how well </w:t>
+      </w:r>
+      <w:r>
+        <w:rPr>
+          <w:lang w:val="en-ID"/>
+        </w:rPr>
+        <w:t>the model is</w:t>
+      </w:r>
+      <w:r>
+        <w:rPr>
+          <w:lang w:val="en-ID"/>
+        </w:rPr>
+        <w:t xml:space="preserve"> performs. </w:t>
+      </w:r>
+    </w:p>
+    <w:p>
+      <w:pPr>
+        <w:pStyle w:val="Para"/>
+        <w:rPr>
+          <w:lang w:val="en-ID"/>
+        </w:rPr>
+      </w:pPr>
+      <w:r>
+        <w:rPr>
+          <w:lang w:val="en-ID"/>
+        </w:rPr>
+        <w:t>The details are:</w:t>
+      </w:r>
+    </w:p>
+    <w:p>
+      <w:pPr>
+        <w:pStyle w:val="Para"/>
+        <w:rPr>
+          <w:lang w:val="en-ID"/>
+        </w:rPr>
+      </w:pPr>
+      <w:r>
+        <w:rPr>
+          <w:lang w:val="en-ID"/>
+        </w:rPr>
+        <w:t xml:space="preserve">Precision </w:t>
+      </w:r>
+      <w:r>
+        <w:rPr>
+          <w:lang w:val="en-ID"/>
+        </w:rPr>
+        <w:t>answers the question</w:t>
+      </w:r>
+      <w:r>
+        <w:rPr>
+          <w:lang w:val="en-ID"/>
+        </w:rPr>
+        <w:t xml:space="preserve"> about h</w:t>
+      </w:r>
+      <w:r>
+        <w:rPr>
+          <w:lang w:val="en-ID"/>
+        </w:rPr>
+        <w:t>ow many were correct</w:t>
+      </w:r>
+      <w:r>
+        <w:rPr>
+          <w:lang w:val="en-ID"/>
+        </w:rPr>
+        <w:t xml:space="preserve"> from</w:t>
+      </w:r>
+      <w:r>
+        <w:rPr>
+          <w:lang w:val="en-ID"/>
+        </w:rPr>
+        <w:t xml:space="preserve"> all the positive predictions</w:t>
+      </w:r>
+      <w:r>
+        <w:rPr>
+          <w:lang w:val="en-ID"/>
+        </w:rPr>
+        <w:t xml:space="preserve">. </w:t>
+      </w:r>
+      <w:r>
+        <w:rPr>
+          <w:lang w:val="en-ID"/>
+        </w:rPr>
+        <w:t xml:space="preserve">It </w:t>
+      </w:r>
+      <w:r>
+        <w:rPr>
+          <w:lang w:val="en-ID"/>
+        </w:rPr>
+        <w:t>is a metric that measures how often a predicted label is correct</w:t>
+      </w:r>
+      <w:r>
+        <w:rPr>
+          <w:lang w:val="en-ID"/>
+        </w:rPr>
+        <w:t>.</w:t>
+      </w:r>
+    </w:p>
+    <w:p>
+      <w:pPr>
+        <w:pStyle w:val="Para"/>
+        <w:rPr>
+          <w:lang w:val="en-ID"/>
+        </w:rPr>
+      </w:pPr>
+      <w:r>
+        <w:rPr>
+          <w:lang w:val="en-ID"/>
+        </w:rPr>
+        <w:t xml:space="preserve">Recall is </w:t>
+      </w:r>
+      <w:r>
+        <w:rPr>
+          <w:lang w:val="en-ID"/>
+        </w:rPr>
+        <w:t xml:space="preserve">known as </w:t>
+      </w:r>
+      <w:r>
+        <w:rPr>
+          <w:lang w:val="en-ID"/>
+        </w:rPr>
+        <w:t xml:space="preserve">sensitivity </w:t>
+      </w:r>
+      <w:r>
+        <w:rPr>
+          <w:lang w:val="en-ID"/>
+        </w:rPr>
+        <w:t xml:space="preserve">or </w:t>
+      </w:r>
+      <w:r>
+        <w:rPr>
+          <w:lang w:val="en-ID"/>
+        </w:rPr>
+        <w:t>true positive rate</w:t>
+      </w:r>
+      <w:r>
+        <w:rPr>
+          <w:lang w:val="en-ID"/>
+        </w:rPr>
+        <w:t>. It is</w:t>
+      </w:r>
+      <w:r>
+        <w:rPr>
+          <w:lang w:val="en-ID"/>
+        </w:rPr>
+        <w:t xml:space="preserve"> </w:t>
+      </w:r>
+      <w:r>
+        <w:rPr>
+          <w:lang w:val="en-ID"/>
+        </w:rPr>
+        <w:t>a metric that measures how often a true label is correctly predicted</w:t>
+      </w:r>
+      <w:r>
+        <w:rPr>
+          <w:lang w:val="en-ID"/>
+        </w:rPr>
+        <w:t xml:space="preserve">. </w:t>
+      </w:r>
+      <w:r>
+        <w:rPr>
+          <w:lang w:val="en-ID"/>
+        </w:rPr>
+        <w:t xml:space="preserve">Recall (also): The proportion of true positive cases detected out of all actual positive cases. It </w:t>
+      </w:r>
+      <w:r>
+        <w:rPr>
+          <w:lang w:val="en-ID"/>
+        </w:rPr>
+        <w:t>showed</w:t>
+      </w:r>
+      <w:r>
+        <w:rPr>
+          <w:lang w:val="en-ID"/>
+        </w:rPr>
+        <w:t xml:space="preserve"> about</w:t>
+      </w:r>
+      <w:r>
+        <w:rPr>
+          <w:lang w:val="en-ID"/>
+        </w:rPr>
+        <w:t xml:space="preserve"> </w:t>
+      </w:r>
+      <w:r>
+        <w:rPr>
+          <w:lang w:val="en-ID"/>
+        </w:rPr>
+        <w:t>how many were correctly predicted</w:t>
+      </w:r>
+      <w:r>
+        <w:rPr>
+          <w:lang w:val="en-ID"/>
+        </w:rPr>
+        <w:t xml:space="preserve"> from</w:t>
+      </w:r>
+      <w:r>
+        <w:rPr>
+          <w:lang w:val="en-ID"/>
+        </w:rPr>
+        <w:t xml:space="preserve"> all </w:t>
+      </w:r>
+      <w:r>
+        <w:rPr>
+          <w:lang w:val="en-ID"/>
+        </w:rPr>
+        <w:t>true</w:t>
+      </w:r>
+      <w:r>
+        <w:rPr>
+          <w:lang w:val="en-ID"/>
+        </w:rPr>
+        <w:t xml:space="preserve"> positives</w:t>
+      </w:r>
+      <w:r>
+        <w:rPr>
+          <w:lang w:val="en-ID"/>
+        </w:rPr>
+        <w:t>.</w:t>
+      </w:r>
+    </w:p>
+    <w:p>
+      <w:pPr>
+        <w:pStyle w:val="Para"/>
+        <w:rPr>
+          <w:lang w:val="en-ID"/>
+        </w:rPr>
+      </w:pPr>
+    </w:p>
+    <w:p>
+      <w:pPr>
+        <w:pStyle w:val="Para"/>
+        <w:rPr>
+          <w:lang w:val="en-ID"/>
+        </w:rPr>
+      </w:pPr>
+      <w:r>
+        <w:rPr>
+          <w:lang w:val="en-ID"/>
+        </w:rPr>
+        <w:t xml:space="preserve">AUC is </w:t>
+      </w:r>
+      <w:r>
+        <w:rPr>
+          <w:lang w:val="en-ID"/>
+        </w:rPr>
+        <w:t>like</w:t>
+      </w:r>
+      <w:r>
+        <w:rPr>
+          <w:lang w:val="en-ID"/>
+        </w:rPr>
+        <w:t xml:space="preserve"> the Precision-Recall curve, which </w:t>
+      </w:r>
+      <w:r>
+        <w:rPr>
+          <w:lang w:val="en-ID"/>
+        </w:rPr>
+        <w:t>visualized the</w:t>
+      </w:r>
+      <w:r>
+        <w:rPr>
+          <w:lang w:val="en-ID"/>
+        </w:rPr>
+        <w:t xml:space="preserve"> precision on the y-axis and recall on the x-axis. </w:t>
+      </w:r>
+      <w:r>
+        <w:rPr>
+          <w:lang w:val="en-ID"/>
+        </w:rPr>
+        <w:t>The</w:t>
+      </w:r>
+      <w:r>
+        <w:rPr>
+          <w:lang w:val="en-ID"/>
+        </w:rPr>
+        <w:t xml:space="preserve"> balance achieved between two desirable but incompatible features/ </w:t>
+      </w:r>
+      <w:r>
+        <w:rPr>
+          <w:lang w:val="en-ID"/>
+        </w:rPr>
+        <w:t>compromise</w:t>
+      </w:r>
+      <w:r>
+        <w:rPr>
+          <w:lang w:val="en-ID"/>
+        </w:rPr>
+        <w:t xml:space="preserve"> between precision and recall for different threshold settings of a model</w:t>
+      </w:r>
+      <w:r>
+        <w:rPr>
+          <w:lang w:val="en-ID"/>
+        </w:rPr>
+        <w:t xml:space="preserve"> has been </w:t>
+      </w:r>
+      <w:r>
+        <w:rPr>
+          <w:lang w:val="en-ID"/>
+        </w:rPr>
+        <w:t>visualize</w:t>
+      </w:r>
+      <w:r>
+        <w:rPr>
+          <w:lang w:val="en-ID"/>
+        </w:rPr>
+        <w:t>d.</w:t>
+      </w:r>
+      <w:r>
+        <w:rPr>
+          <w:lang w:val="en-ID"/>
+        </w:rPr>
+        <w:t xml:space="preserve"> </w:t>
+      </w:r>
+      <w:r>
+        <w:rPr>
+          <w:lang w:val="en-ID"/>
+        </w:rPr>
+        <w:t>The AUC (Area Under the Curve) quantifies the overall performance of the model</w:t>
+      </w:r>
+      <w:r>
+        <w:rPr>
+          <w:lang w:val="en-ID"/>
+        </w:rPr>
+        <w:t>. A</w:t>
+      </w:r>
+      <w:r>
+        <w:rPr>
+          <w:lang w:val="en-ID"/>
+        </w:rPr>
+        <w:t xml:space="preserve"> higher AUC value </w:t>
+      </w:r>
+      <w:r>
+        <w:rPr>
+          <w:lang w:val="en-ID"/>
+        </w:rPr>
+        <w:t>indicates</w:t>
+      </w:r>
+      <w:r>
+        <w:rPr>
+          <w:lang w:val="en-ID"/>
+        </w:rPr>
+        <w:t xml:space="preserve"> better performance, </w:t>
+      </w:r>
+      <w:r>
+        <w:rPr>
+          <w:lang w:val="en-ID"/>
+        </w:rPr>
+        <w:t xml:space="preserve">especially </w:t>
+      </w:r>
+      <w:r>
+        <w:rPr>
+          <w:lang w:val="en-ID"/>
+        </w:rPr>
+        <w:t>in identifying minority class instances.</w:t>
+      </w:r>
+    </w:p>
+    <w:p>
+      <w:pPr>
+        <w:pStyle w:val="Para"/>
+        <w:rPr>
+          <w:lang w:val="en-ID"/>
+        </w:rPr>
+      </w:pPr>
+      <w:r>
+        <w:rPr>
+          <w:lang w:val="en-ID"/>
+        </w:rPr>
+        <w:t>t</w:t>
+      </w:r>
+      <w:r>
+        <w:rPr>
+          <w:lang w:val="en-ID"/>
+        </w:rPr>
+        <w:t xml:space="preserve">his metric is </w:t>
+      </w:r>
+      <w:r>
+        <w:rPr>
+          <w:lang w:val="en-ID"/>
+        </w:rPr>
+        <w:t>very</w:t>
+      </w:r>
+      <w:r>
+        <w:rPr>
+          <w:lang w:val="en-ID"/>
+        </w:rPr>
+        <w:t xml:space="preserve"> useful when dealing with imbalanced datasets.</w:t>
+      </w:r>
+    </w:p>
+    <w:p>
+      <w:pPr>
+        <w:pStyle w:val="Para"/>
+        <w:rPr>
+          <w:lang w:val="en-ID"/>
+        </w:rPr>
+      </w:pPr>
+      <w:r>
+        <w:rPr>
+          <w:lang w:val="en-ID"/>
+        </w:rPr>
+        <w:t>W</w:t>
+      </w:r>
+      <w:r>
+        <w:rPr>
+          <w:lang w:val="en-ID"/>
+        </w:rPr>
+        <w:t xml:space="preserve">hile </w:t>
+      </w:r>
+      <w:r>
+        <w:rPr>
+          <w:lang w:val="en-ID"/>
+        </w:rPr>
+        <w:t xml:space="preserve">accuracy alone </w:t>
+      </w:r>
+      <w:r>
+        <w:rPr>
+          <w:lang w:val="en-ID"/>
+        </w:rPr>
+        <w:t>sometimes</w:t>
+      </w:r>
+      <w:r>
+        <w:rPr>
+          <w:lang w:val="en-ID"/>
+        </w:rPr>
+        <w:t xml:space="preserve"> misleading</w:t>
+      </w:r>
+      <w:r>
+        <w:rPr>
+          <w:lang w:val="en-ID"/>
+        </w:rPr>
+        <w:t xml:space="preserve">, </w:t>
+      </w:r>
+      <w:r>
+        <w:rPr>
+          <w:lang w:val="en-ID"/>
+        </w:rPr>
+        <w:t>i</w:t>
+      </w:r>
+      <w:r>
+        <w:rPr>
+          <w:lang w:val="en-ID"/>
+        </w:rPr>
+        <w:t xml:space="preserve">n </w:t>
+      </w:r>
+      <w:r>
+        <w:rPr>
+          <w:lang w:val="en-ID"/>
+        </w:rPr>
+        <w:t>several</w:t>
+      </w:r>
+      <w:r>
+        <w:rPr>
+          <w:lang w:val="en-ID"/>
+        </w:rPr>
+        <w:t xml:space="preserve"> cases, the Precision-Recall AUC provides </w:t>
+      </w:r>
+      <w:r>
+        <w:rPr>
+          <w:lang w:val="en-ID"/>
+        </w:rPr>
         <w:lastRenderedPageBreak/>
-        <w:t xml:space="preserve">rendering it suitable for binary classification applications. </w:t>
-      </w:r>
-      <w:r>
-        <w:t xml:space="preserve"> </w:t>
-      </w:r>
-      <w:r>
-        <w:t xml:space="preserve">To train the model, </w:t>
-      </w:r>
-      <w:r>
-        <w:t xml:space="preserve">Logistic Regression </w:t>
-      </w:r>
-      <w:r>
-        <w:t xml:space="preserve">optimizes a </w:t>
-      </w:r>
-      <w:r>
-        <w:t xml:space="preserve">cross-entropy </w:t>
-      </w:r>
-      <w:r>
-        <w:t xml:space="preserve">loss function using stochastic gradient. Logistic Regression </w:t>
-      </w:r>
-      <w:r>
-        <w:t xml:space="preserve">is </w:t>
-      </w:r>
-      <w:r>
-        <w:t>usually</w:t>
-      </w:r>
-      <w:r>
-        <w:t xml:space="preserve"> </w:t>
-      </w:r>
-      <w:r>
-        <w:t xml:space="preserve">used </w:t>
-      </w:r>
-      <w:r>
-        <w:t xml:space="preserve">as a baseline supervised learning algorithm for classification tasks </w:t>
-      </w:r>
-      <w:r>
-        <w:t>(</w:t>
-      </w:r>
-      <w:r>
-        <w:t xml:space="preserve">Jurafsky, </w:t>
-      </w:r>
-      <w:r>
-        <w:t xml:space="preserve">D., &amp; Martin, J. H. </w:t>
-      </w:r>
-      <w:r>
-        <w:t>2024).</w:t>
+        <w:t>more insight into how well the model can identify the minority class while maintaining precision.</w:t>
       </w:r>
     </w:p>
     <w:p>
       <w:pPr>
         <w:pStyle w:val="Para"/>
-      </w:pPr>
+        <w:rPr>
+          <w:lang w:val="en-ID"/>
+        </w:rPr>
+      </w:pPr>
+      <w:r>
+        <w:rPr>
+          <w:lang w:val="en-ID"/>
+        </w:rPr>
+        <w:t>AUC = 1 represents a perfect model.</w:t>
+      </w:r>
     </w:p>
     <w:p>
       <w:pPr>
         <w:pStyle w:val="Para"/>
-      </w:pPr>
-      <w:r>
-        <w:t xml:space="preserve">Logistic regression </w:t>
-      </w:r>
-      <w:r>
-        <w:t>formula:</w:t>
+        <w:rPr>
+          <w:lang w:val="en-ID"/>
+        </w:rPr>
+      </w:pPr>
+      <w:r>
+        <w:rPr>
+          <w:lang w:val="en-ID"/>
+        </w:rPr>
+        <w:t>AUC = 0.5 suggests a random classifier.</w:t>
       </w:r>
     </w:p>
     <w:p>
       <w:pPr>
         <w:pStyle w:val="Para"/>
-      </w:pPr>
-      <w:r>
-        <w:t xml:space="preserve"> </w:t>
+        <w:rPr>
+          <w:lang w:val="en-ID"/>
+        </w:rPr>
+      </w:pPr>
+      <w:r>
+        <w:rPr>
+          <w:lang w:val="en-ID"/>
+        </w:rPr>
+        <w:t>I</w:t>
+      </w:r>
+      <w:r>
+        <w:rPr>
+          <w:lang w:val="en-ID"/>
+        </w:rPr>
+        <w:t xml:space="preserve">n cases </w:t>
+      </w:r>
+      <w:r>
+        <w:rPr>
+          <w:lang w:val="en-ID"/>
+        </w:rPr>
+        <w:t>like</w:t>
+      </w:r>
+      <w:r>
+        <w:rPr>
+          <w:lang w:val="en-ID"/>
+        </w:rPr>
+        <w:t xml:space="preserve"> class imbalance</w:t>
+      </w:r>
+      <w:r>
+        <w:rPr>
+          <w:lang w:val="en-ID"/>
+        </w:rPr>
+        <w:t xml:space="preserve">, </w:t>
+      </w:r>
+      <w:r>
+        <w:rPr>
+          <w:lang w:val="en-ID"/>
+        </w:rPr>
+        <w:t>Precision-Recall AUC i</w:t>
+      </w:r>
+      <w:r>
+        <w:rPr>
+          <w:lang w:val="en-ID"/>
+        </w:rPr>
+        <w:t xml:space="preserve">s more </w:t>
+      </w:r>
+      <w:r>
+        <w:rPr>
+          <w:lang w:val="en-ID"/>
+        </w:rPr>
+        <w:t xml:space="preserve">preferred over ROC AUC (Receiver Operating Characteristic Area Under the Curve) because it focuses on the performance of </w:t>
+      </w:r>
+      <w:r>
+        <w:rPr>
+          <w:lang w:val="en-ID"/>
+        </w:rPr>
+        <w:t>minority class</w:t>
+      </w:r>
+      <w:r>
+        <w:rPr>
+          <w:lang w:val="en-ID"/>
+        </w:rPr>
+        <w:t>.</w:t>
       </w:r>
     </w:p>
     <w:p>
       <w:pPr>
         <w:pStyle w:val="Para"/>
       </w:pPr>
-      <w:r>
-        <w:t>P</w:t>
-      </w:r>
-      <w:r>
-        <w:t xml:space="preserve"> </w:t>
-      </w:r>
-      <w:r>
-        <w:t>(y=1|x) = 1 / (1 + e^ (-w^T x - b))</w:t>
-      </w:r>
-      <w:r>
-        <w:tab/>
-      </w:r>
-      <w:r>
-        <w:tab/>
-        <w:t xml:space="preserve">    </w:t>
-      </w:r>
-      <w:r>
-        <w:t>(2)</w:t>
-      </w:r>
     </w:p>
     <w:p>
       <w:pPr>
         <w:pStyle w:val="Para"/>
-      </w:pPr>
-    </w:p>
-    <w:p>
-      <w:pPr>
-        <w:pStyle w:val="Para"/>
-      </w:pPr>
-      <w:r>
-        <w:t xml:space="preserve">y </w:t>
-      </w:r>
-      <w:r>
-        <w:t>=</w:t>
-      </w:r>
-      <w:r>
-        <w:t xml:space="preserve"> target class, </w:t>
-      </w:r>
-      <w:r>
-        <w:t xml:space="preserve">while </w:t>
-      </w:r>
-      <w:r>
-        <w:t xml:space="preserve">x is the feature, w is the weight vector, </w:t>
-      </w:r>
-      <w:r>
-        <w:t xml:space="preserve">and </w:t>
-      </w:r>
-      <w:r>
-        <w:t xml:space="preserve">b is the bias term. </w:t>
-      </w:r>
-      <w:r>
-        <w:t xml:space="preserve"> </w:t>
-      </w:r>
-    </w:p>
-    <w:p>
-      <w:pPr>
-        <w:pStyle w:val="Para"/>
-      </w:pPr>
-      <w:r>
-        <w:t xml:space="preserve">P (y = 1|x) is </w:t>
-      </w:r>
-      <w:r>
-        <w:t xml:space="preserve">a </w:t>
-      </w:r>
-      <w:r>
-        <w:t>conditional probabilit</w:t>
-      </w:r>
-      <w:r>
-        <w:t>y.</w:t>
-      </w:r>
-    </w:p>
-    <w:p>
-      <w:pPr>
-        <w:pStyle w:val="Para"/>
-      </w:pPr>
-    </w:p>
-    <w:p>
-      <w:pPr>
-        <w:pStyle w:val="Para"/>
-      </w:pPr>
-      <w:r>
-        <w:t>2.2.3 C</w:t>
-      </w:r>
-      <w:r>
-        <w:t>lassification Report and Confusion Matrix</w:t>
-      </w:r>
-    </w:p>
-    <w:p>
-      <w:pPr>
-        <w:pStyle w:val="Para"/>
-      </w:pPr>
-    </w:p>
-    <w:p>
-      <w:pPr>
-        <w:pStyle w:val="Para"/>
-        <w:rPr>
-          <w:lang w:val="en-ID"/>
-        </w:rPr>
-      </w:pPr>
-      <w:r>
-        <w:rPr>
-          <w:lang w:val="en-ID"/>
-        </w:rPr>
-        <w:t>C</w:t>
-      </w:r>
-      <w:r>
-        <w:rPr>
-          <w:lang w:val="en-ID"/>
-        </w:rPr>
-        <w:t xml:space="preserve">lassification report </w:t>
-      </w:r>
-      <w:r>
-        <w:rPr>
-          <w:lang w:val="en-ID"/>
-        </w:rPr>
-        <w:t>is</w:t>
-      </w:r>
-      <w:r>
-        <w:rPr>
-          <w:lang w:val="en-ID"/>
-        </w:rPr>
-        <w:t xml:space="preserve"> </w:t>
-      </w:r>
-      <w:r>
-        <w:rPr>
-          <w:lang w:val="en-ID"/>
-        </w:rPr>
-        <w:t xml:space="preserve">a summary of the </w:t>
-      </w:r>
-      <w:r>
-        <w:rPr>
-          <w:lang w:val="en-ID"/>
-        </w:rPr>
-        <w:t xml:space="preserve">model’s </w:t>
-      </w:r>
-      <w:r>
-        <w:rPr>
-          <w:lang w:val="en-ID"/>
-        </w:rPr>
-        <w:t>performanc</w:t>
-      </w:r>
-      <w:r>
-        <w:rPr>
-          <w:lang w:val="en-ID"/>
-        </w:rPr>
-        <w:t>e</w:t>
-      </w:r>
-      <w:r>
-        <w:rPr>
-          <w:lang w:val="en-ID"/>
-        </w:rPr>
-        <w:t xml:space="preserve">, which compared </w:t>
-      </w:r>
-      <w:r>
-        <w:rPr>
-          <w:lang w:val="en-ID"/>
-        </w:rPr>
-        <w:t>the model's performance to other models</w:t>
-      </w:r>
-      <w:r>
-        <w:rPr>
-          <w:lang w:val="en-ID"/>
-        </w:rPr>
-        <w:t>,</w:t>
-      </w:r>
-      <w:r>
-        <w:rPr>
-          <w:lang w:val="en-ID"/>
-        </w:rPr>
-        <w:t xml:space="preserve"> or understanding where the model might be struggling. (Burkov, A., 2019).</w:t>
-      </w:r>
-    </w:p>
-    <w:p>
-      <w:pPr>
-        <w:pStyle w:val="Para"/>
-        <w:rPr>
-          <w:lang w:val="en-ID"/>
-        </w:rPr>
-      </w:pPr>
-    </w:p>
-    <w:p>
-      <w:pPr>
-        <w:pStyle w:val="Para"/>
-        <w:rPr>
-          <w:lang w:val="en-ID"/>
-        </w:rPr>
-      </w:pPr>
-      <w:r>
-        <w:rPr>
-          <w:lang w:val="en-ID"/>
-        </w:rPr>
-        <w:t>Accuracy shows the overall correctness of the model.</w:t>
-      </w:r>
-    </w:p>
-    <w:p>
-      <w:pPr>
-        <w:pStyle w:val="Para"/>
-        <w:rPr>
-          <w:lang w:val="en-ID"/>
-        </w:rPr>
-      </w:pPr>
-      <w:r>
-        <w:rPr>
-          <w:lang w:val="en-ID"/>
-        </w:rPr>
-        <w:t>The F1-score is the</w:t>
-      </w:r>
-      <w:r>
-        <w:rPr>
-          <w:lang w:val="en-ID"/>
-        </w:rPr>
-        <w:t xml:space="preserve"> </w:t>
-      </w:r>
-      <w:r>
-        <w:rPr>
-          <w:lang w:val="en-ID"/>
-        </w:rPr>
-        <w:t>precision and recall</w:t>
-      </w:r>
-      <w:r>
-        <w:rPr>
-          <w:lang w:val="en-ID"/>
-        </w:rPr>
-        <w:t xml:space="preserve">’s </w:t>
-      </w:r>
-      <w:r>
-        <w:rPr>
-          <w:lang w:val="en-ID"/>
-        </w:rPr>
-        <w:t>harmonic mean</w:t>
-      </w:r>
-      <w:r>
-        <w:rPr>
-          <w:lang w:val="en-ID"/>
-        </w:rPr>
-        <w:t>.</w:t>
-      </w:r>
-    </w:p>
-    <w:p>
-      <w:pPr>
-        <w:pStyle w:val="Para"/>
-        <w:rPr>
-          <w:lang w:val="en-ID"/>
-        </w:rPr>
-      </w:pPr>
-      <w:r>
-        <w:rPr>
-          <w:lang w:val="en-ID"/>
-        </w:rPr>
-        <w:t xml:space="preserve">Precision-Recall </w:t>
-      </w:r>
-      <w:r>
-        <w:rPr>
-          <w:lang w:val="en-ID"/>
-        </w:rPr>
-        <w:t>Area Under the Curve</w:t>
-      </w:r>
-      <w:r>
-        <w:rPr>
-          <w:lang w:val="en-ID"/>
-        </w:rPr>
-        <w:t xml:space="preserve"> </w:t>
-      </w:r>
-      <w:r>
-        <w:rPr>
-          <w:lang w:val="en-ID"/>
-        </w:rPr>
-        <w:t>(AUC</w:t>
-      </w:r>
-      <w:r>
-        <w:rPr>
-          <w:lang w:val="en-ID"/>
-        </w:rPr>
-        <w:t xml:space="preserve">) is a performance metric </w:t>
-      </w:r>
-      <w:r>
-        <w:rPr>
-          <w:lang w:val="en-ID"/>
-        </w:rPr>
-        <w:t>which</w:t>
-      </w:r>
-      <w:r>
-        <w:rPr>
-          <w:lang w:val="en-ID"/>
-        </w:rPr>
-        <w:t xml:space="preserve"> combines </w:t>
-      </w:r>
-      <w:r>
-        <w:rPr>
-          <w:lang w:val="en-ID"/>
-        </w:rPr>
-        <w:t xml:space="preserve">recall and </w:t>
-      </w:r>
-      <w:r>
-        <w:rPr>
-          <w:lang w:val="en-ID"/>
-        </w:rPr>
-        <w:t>precision</w:t>
-      </w:r>
-      <w:r>
-        <w:rPr>
-          <w:lang w:val="en-ID"/>
-        </w:rPr>
-        <w:t xml:space="preserve"> </w:t>
-      </w:r>
-      <w:r>
-        <w:rPr>
-          <w:lang w:val="en-ID"/>
-        </w:rPr>
-        <w:t>become</w:t>
-      </w:r>
-      <w:r>
-        <w:rPr>
-          <w:lang w:val="en-ID"/>
-        </w:rPr>
-        <w:t xml:space="preserve"> a single value, summar</w:t>
-      </w:r>
-      <w:r>
-        <w:rPr>
-          <w:lang w:val="en-ID"/>
-        </w:rPr>
-        <w:t>ized</w:t>
-      </w:r>
-      <w:r>
-        <w:rPr>
-          <w:lang w:val="en-ID"/>
-        </w:rPr>
-        <w:t xml:space="preserve"> </w:t>
-      </w:r>
-      <w:r>
-        <w:rPr>
-          <w:lang w:val="en-ID"/>
-        </w:rPr>
-        <w:t xml:space="preserve">about </w:t>
-      </w:r>
-      <w:r>
-        <w:rPr>
-          <w:lang w:val="en-ID"/>
-        </w:rPr>
-        <w:t xml:space="preserve">how well </w:t>
-      </w:r>
-      <w:r>
-        <w:rPr>
-          <w:lang w:val="en-ID"/>
-        </w:rPr>
-        <w:t>the model is</w:t>
-      </w:r>
-      <w:r>
-        <w:rPr>
-          <w:lang w:val="en-ID"/>
-        </w:rPr>
-        <w:t xml:space="preserve"> performs. </w:t>
-      </w:r>
-    </w:p>
-    <w:p>
-      <w:pPr>
-        <w:pStyle w:val="Para"/>
-        <w:rPr>
-          <w:lang w:val="en-ID"/>
-        </w:rPr>
-      </w:pPr>
-      <w:r>
-        <w:rPr>
-          <w:lang w:val="en-ID"/>
-        </w:rPr>
-        <w:t>The details are:</w:t>
-      </w:r>
-    </w:p>
-    <w:p>
-      <w:pPr>
-        <w:pStyle w:val="Para"/>
-        <w:rPr>
-          <w:lang w:val="en-ID"/>
-        </w:rPr>
-      </w:pPr>
-      <w:r>
-        <w:rPr>
-          <w:lang w:val="en-ID"/>
-        </w:rPr>
-        <w:t xml:space="preserve">Precision </w:t>
-      </w:r>
-      <w:r>
-        <w:rPr>
-          <w:lang w:val="en-ID"/>
-        </w:rPr>
-        <w:t>answers the question</w:t>
-      </w:r>
-      <w:r>
-        <w:rPr>
-          <w:lang w:val="en-ID"/>
-        </w:rPr>
-        <w:t xml:space="preserve"> about h</w:t>
-      </w:r>
-      <w:r>
-        <w:rPr>
-          <w:lang w:val="en-ID"/>
-        </w:rPr>
-        <w:t>ow many were correct</w:t>
-      </w:r>
-      <w:r>
-        <w:rPr>
-          <w:lang w:val="en-ID"/>
-        </w:rPr>
-        <w:t xml:space="preserve"> from</w:t>
-      </w:r>
-      <w:r>
-        <w:rPr>
-          <w:lang w:val="en-ID"/>
-        </w:rPr>
-        <w:t xml:space="preserve"> all the positive predictions</w:t>
-      </w:r>
-      <w:r>
-        <w:rPr>
-          <w:lang w:val="en-ID"/>
-        </w:rPr>
-        <w:t xml:space="preserve">. </w:t>
-      </w:r>
-      <w:r>
-        <w:rPr>
-          <w:lang w:val="en-ID"/>
-        </w:rPr>
-        <w:t xml:space="preserve">It </w:t>
-      </w:r>
-      <w:r>
-        <w:rPr>
-          <w:lang w:val="en-ID"/>
-        </w:rPr>
-        <w:t>is a metric that measures how often a predicted label is correct</w:t>
-      </w:r>
-      <w:r>
-        <w:rPr>
-          <w:lang w:val="en-ID"/>
-        </w:rPr>
-        <w:t>.</w:t>
-      </w:r>
-    </w:p>
-    <w:p>
-      <w:pPr>
-        <w:pStyle w:val="Para"/>
-        <w:rPr>
-          <w:lang w:val="en-ID"/>
-        </w:rPr>
-      </w:pPr>
-      <w:r>
-        <w:rPr>
-          <w:lang w:val="en-ID"/>
-        </w:rPr>
-        <w:t xml:space="preserve">Recall is </w:t>
-      </w:r>
-      <w:r>
-        <w:rPr>
-          <w:lang w:val="en-ID"/>
-        </w:rPr>
-        <w:t xml:space="preserve">known as </w:t>
-      </w:r>
-      <w:r>
-        <w:rPr>
-          <w:lang w:val="en-ID"/>
-        </w:rPr>
-        <w:t xml:space="preserve">sensitivity </w:t>
-      </w:r>
-      <w:r>
-        <w:rPr>
-          <w:lang w:val="en-ID"/>
-        </w:rPr>
-        <w:t xml:space="preserve">or </w:t>
-      </w:r>
-      <w:r>
-        <w:rPr>
-          <w:lang w:val="en-ID"/>
-        </w:rPr>
-        <w:t>true positive rate</w:t>
-      </w:r>
-      <w:r>
-        <w:rPr>
-          <w:lang w:val="en-ID"/>
-        </w:rPr>
-        <w:t>. It is</w:t>
-      </w:r>
-      <w:r>
-        <w:rPr>
-          <w:lang w:val="en-ID"/>
-        </w:rPr>
-        <w:t xml:space="preserve"> </w:t>
-      </w:r>
-      <w:r>
-        <w:rPr>
-          <w:lang w:val="en-ID"/>
-        </w:rPr>
-        <w:t>a metric that measures how often a true label is correctly predicted</w:t>
-      </w:r>
-      <w:r>
-        <w:rPr>
-          <w:lang w:val="en-ID"/>
-        </w:rPr>
-        <w:t xml:space="preserve">. </w:t>
-      </w:r>
-      <w:r>
-        <w:rPr>
-          <w:lang w:val="en-ID"/>
-        </w:rPr>
-        <w:t xml:space="preserve">Recall (also): The proportion of true positive cases detected out of all actual positive cases. It </w:t>
-      </w:r>
-      <w:r>
-        <w:rPr>
-          <w:lang w:val="en-ID"/>
-        </w:rPr>
-        <w:t>showed</w:t>
-      </w:r>
-      <w:r>
-        <w:rPr>
-          <w:lang w:val="en-ID"/>
-        </w:rPr>
-        <w:t xml:space="preserve"> about</w:t>
-      </w:r>
-      <w:r>
-        <w:rPr>
-          <w:lang w:val="en-ID"/>
-        </w:rPr>
-        <w:t xml:space="preserve"> </w:t>
-      </w:r>
-      <w:r>
-        <w:rPr>
-          <w:lang w:val="en-ID"/>
-        </w:rPr>
-        <w:t>how many were correctly predicted</w:t>
-      </w:r>
-      <w:r>
-        <w:rPr>
-          <w:lang w:val="en-ID"/>
-        </w:rPr>
-        <w:t xml:space="preserve"> from</w:t>
-      </w:r>
-      <w:r>
-        <w:rPr>
-          <w:lang w:val="en-ID"/>
-        </w:rPr>
-        <w:t xml:space="preserve"> all </w:t>
-      </w:r>
-      <w:r>
-        <w:rPr>
-          <w:lang w:val="en-ID"/>
-        </w:rPr>
-        <w:t>true</w:t>
-      </w:r>
-      <w:r>
-        <w:rPr>
-          <w:lang w:val="en-ID"/>
-        </w:rPr>
-        <w:t xml:space="preserve"> positives</w:t>
-      </w:r>
-      <w:r>
-        <w:rPr>
-          <w:lang w:val="en-ID"/>
-        </w:rPr>
-        <w:t>.</w:t>
-      </w:r>
-    </w:p>
-    <w:p>
-      <w:pPr>
-        <w:pStyle w:val="Para"/>
-        <w:rPr>
-          <w:lang w:val="en-ID"/>
-        </w:rPr>
-      </w:pPr>
-    </w:p>
-    <w:p>
-      <w:pPr>
-        <w:pStyle w:val="Para"/>
-        <w:rPr>
-          <w:lang w:val="en-ID"/>
-        </w:rPr>
-      </w:pPr>
-      <w:r>
-        <w:rPr>
-          <w:lang w:val="en-ID"/>
-        </w:rPr>
-        <w:t xml:space="preserve">AUC is </w:t>
-      </w:r>
-      <w:r>
-        <w:rPr>
-          <w:lang w:val="en-ID"/>
-        </w:rPr>
-        <w:t>like</w:t>
-      </w:r>
-      <w:r>
-        <w:rPr>
-          <w:lang w:val="en-ID"/>
-        </w:rPr>
-        <w:t xml:space="preserve"> the Precision-Recall curve, which </w:t>
-      </w:r>
-      <w:r>
-        <w:rPr>
-          <w:lang w:val="en-ID"/>
-        </w:rPr>
-        <w:t>visualized the</w:t>
-      </w:r>
-      <w:r>
-        <w:rPr>
-          <w:lang w:val="en-ID"/>
-        </w:rPr>
-        <w:t xml:space="preserve"> precision on the y-axis and recall on the x-axis. </w:t>
-      </w:r>
-      <w:r>
-        <w:rPr>
-          <w:lang w:val="en-ID"/>
-        </w:rPr>
-        <w:t>The</w:t>
-      </w:r>
-      <w:r>
-        <w:rPr>
-          <w:lang w:val="en-ID"/>
-        </w:rPr>
-        <w:t xml:space="preserve"> balance achieved between two desirable but incompatible features/ </w:t>
-      </w:r>
-      <w:r>
-        <w:rPr>
-          <w:lang w:val="en-ID"/>
-        </w:rPr>
-        <w:t>compromise</w:t>
-      </w:r>
-      <w:r>
-        <w:rPr>
-          <w:lang w:val="en-ID"/>
-        </w:rPr>
-        <w:t xml:space="preserve"> between precision and recall for different threshold settings of a model</w:t>
-      </w:r>
-      <w:r>
-        <w:rPr>
-          <w:lang w:val="en-ID"/>
-        </w:rPr>
-        <w:t xml:space="preserve"> has been </w:t>
-      </w:r>
-      <w:r>
-        <w:rPr>
-          <w:lang w:val="en-ID"/>
-        </w:rPr>
-        <w:t>visualize</w:t>
-      </w:r>
-      <w:r>
-        <w:rPr>
-          <w:lang w:val="en-ID"/>
-        </w:rPr>
-        <w:t>d.</w:t>
-      </w:r>
-      <w:r>
-        <w:rPr>
-          <w:lang w:val="en-ID"/>
-        </w:rPr>
-        <w:t xml:space="preserve"> </w:t>
-      </w:r>
-      <w:r>
-        <w:rPr>
-          <w:lang w:val="en-ID"/>
-        </w:rPr>
-        <w:t>The AUC (Area Under the Curve) quantifies the overall performance of the model</w:t>
-      </w:r>
-      <w:r>
-        <w:rPr>
-          <w:lang w:val="en-ID"/>
-        </w:rPr>
-        <w:t>. A</w:t>
-      </w:r>
-      <w:r>
-        <w:rPr>
-          <w:lang w:val="en-ID"/>
-        </w:rPr>
-        <w:t xml:space="preserve"> higher AUC value </w:t>
-      </w:r>
-      <w:r>
-        <w:rPr>
-          <w:lang w:val="en-ID"/>
-        </w:rPr>
-        <w:t>indicates</w:t>
-      </w:r>
-      <w:r>
-        <w:rPr>
-          <w:lang w:val="en-ID"/>
-        </w:rPr>
-        <w:t xml:space="preserve"> better performance, </w:t>
-      </w:r>
-      <w:r>
-        <w:rPr>
-          <w:lang w:val="en-ID"/>
-        </w:rPr>
-        <w:t xml:space="preserve">especially </w:t>
-      </w:r>
-      <w:r>
-        <w:rPr>
-          <w:lang w:val="en-ID"/>
-        </w:rPr>
-        <w:t>in identifying minority class instances.</w:t>
-      </w:r>
-    </w:p>
-    <w:p>
-      <w:pPr>
-        <w:pStyle w:val="Para"/>
-        <w:rPr>
-          <w:lang w:val="en-ID"/>
-        </w:rPr>
-      </w:pPr>
-      <w:r>
-        <w:rPr>
-          <w:lang w:val="en-ID"/>
-        </w:rPr>
-        <w:t>t</w:t>
-      </w:r>
-      <w:r>
-        <w:rPr>
-          <w:lang w:val="en-ID"/>
-        </w:rPr>
-        <w:t xml:space="preserve">his metric is </w:t>
-      </w:r>
-      <w:r>
-        <w:rPr>
-          <w:lang w:val="en-ID"/>
-        </w:rPr>
-        <w:t>very</w:t>
-      </w:r>
-      <w:r>
-        <w:rPr>
-          <w:lang w:val="en-ID"/>
-        </w:rPr>
-        <w:t xml:space="preserve"> useful when dealing with imbalanced datasets.</w:t>
-      </w:r>
-    </w:p>
-    <w:p>
-      <w:pPr>
-        <w:pStyle w:val="Para"/>
-        <w:rPr>
-          <w:lang w:val="en-ID"/>
-        </w:rPr>
-      </w:pPr>
-      <w:r>
-        <w:rPr>
-          <w:lang w:val="en-ID"/>
-        </w:rPr>
-        <w:t>W</w:t>
-      </w:r>
-      <w:r>
-        <w:rPr>
-          <w:lang w:val="en-ID"/>
-        </w:rPr>
-        <w:t xml:space="preserve">hile </w:t>
-      </w:r>
-      <w:r>
-        <w:rPr>
-          <w:lang w:val="en-ID"/>
-        </w:rPr>
-        <w:t xml:space="preserve">accuracy alone </w:t>
-      </w:r>
-      <w:r>
-        <w:rPr>
-          <w:lang w:val="en-ID"/>
-        </w:rPr>
-        <w:t>sometimes</w:t>
-      </w:r>
-      <w:r>
-        <w:rPr>
-          <w:lang w:val="en-ID"/>
-        </w:rPr>
-        <w:t xml:space="preserve"> misleading</w:t>
-      </w:r>
-      <w:r>
-        <w:rPr>
-          <w:lang w:val="en-ID"/>
-        </w:rPr>
-        <w:t xml:space="preserve">, </w:t>
-      </w:r>
-      <w:r>
-        <w:rPr>
-          <w:lang w:val="en-ID"/>
-        </w:rPr>
-        <w:t>i</w:t>
-      </w:r>
-      <w:r>
-        <w:rPr>
-          <w:lang w:val="en-ID"/>
-        </w:rPr>
-        <w:t xml:space="preserve">n </w:t>
-      </w:r>
-      <w:r>
-        <w:rPr>
-          <w:lang w:val="en-ID"/>
-        </w:rPr>
-        <w:t>several</w:t>
-      </w:r>
-      <w:r>
-        <w:rPr>
-          <w:lang w:val="en-ID"/>
-        </w:rPr>
-        <w:t xml:space="preserve"> cases, the Precision-Recall AUC provides more insight into how well the model can identify the minority class while maintaining precision.</w:t>
-      </w:r>
-    </w:p>
-    <w:p>
-      <w:pPr>
-        <w:pStyle w:val="Para"/>
-        <w:rPr>
-          <w:lang w:val="en-ID"/>
-        </w:rPr>
-      </w:pPr>
-      <w:r>
-        <w:rPr>
-          <w:lang w:val="en-ID"/>
-        </w:rPr>
-        <w:lastRenderedPageBreak/>
-        <w:t>AUC = 1 represents a perfect model.</w:t>
-      </w:r>
-    </w:p>
-    <w:p>
-      <w:pPr>
-        <w:pStyle w:val="Para"/>
-        <w:rPr>
-          <w:lang w:val="en-ID"/>
-        </w:rPr>
-      </w:pPr>
-      <w:r>
-        <w:rPr>
-          <w:lang w:val="en-ID"/>
-        </w:rPr>
-        <w:t>AUC = 0.5 suggests a random classifier.</w:t>
-      </w:r>
-    </w:p>
-    <w:p>
-      <w:pPr>
-        <w:pStyle w:val="Para"/>
-        <w:rPr>
-          <w:lang w:val="en-ID"/>
-        </w:rPr>
-      </w:pPr>
-      <w:r>
-        <w:rPr>
-          <w:lang w:val="en-ID"/>
-        </w:rPr>
-        <w:t>I</w:t>
-      </w:r>
-      <w:r>
-        <w:rPr>
-          <w:lang w:val="en-ID"/>
-        </w:rPr>
-        <w:t xml:space="preserve">n cases </w:t>
-      </w:r>
-      <w:r>
-        <w:rPr>
-          <w:lang w:val="en-ID"/>
-        </w:rPr>
-        <w:t>like</w:t>
-      </w:r>
-      <w:r>
-        <w:rPr>
-          <w:lang w:val="en-ID"/>
-        </w:rPr>
-        <w:t xml:space="preserve"> class imbalance</w:t>
-      </w:r>
-      <w:r>
-        <w:rPr>
-          <w:lang w:val="en-ID"/>
-        </w:rPr>
-        <w:t xml:space="preserve">, </w:t>
-      </w:r>
-      <w:r>
-        <w:rPr>
-          <w:lang w:val="en-ID"/>
-        </w:rPr>
-        <w:t>Precision-Recall AUC i</w:t>
-      </w:r>
-      <w:r>
-        <w:rPr>
-          <w:lang w:val="en-ID"/>
-        </w:rPr>
-        <w:t xml:space="preserve">s more </w:t>
-      </w:r>
-      <w:r>
-        <w:rPr>
-          <w:lang w:val="en-ID"/>
-        </w:rPr>
-        <w:t xml:space="preserve">preferred over ROC AUC (Receiver Operating Characteristic Area Under the Curve) because it focuses on the performance of </w:t>
-      </w:r>
-      <w:r>
-        <w:rPr>
-          <w:lang w:val="en-ID"/>
-        </w:rPr>
-        <w:t>minority class</w:t>
-      </w:r>
-      <w:r>
-        <w:rPr>
-          <w:lang w:val="en-ID"/>
-        </w:rPr>
-        <w:t>.</w:t>
-      </w:r>
-    </w:p>
-    <w:p>
-      <w:pPr>
-        <w:pStyle w:val="Para"/>
-      </w:pPr>
-    </w:p>
-    <w:p>
-      <w:pPr>
-        <w:pStyle w:val="Para"/>
-        <w:rPr>
-          <w:b/>
-          <w:bCs/>
-        </w:rPr>
       </w:pPr>
       <w:r>
         <w:rPr>
@@ -3162,159 +3651,556 @@
         <w:t> </w:t>
       </w:r>
       <w:r>
+        <w:t>Methodology</w:t>
+      </w:r>
+    </w:p>
+    <w:p>
+      <w:pPr>
+        <w:pStyle w:val="Para"/>
+      </w:pPr>
+    </w:p>
+    <w:p>
+      <w:pPr>
+        <w:pStyle w:val="Para"/>
+      </w:pPr>
+      <w:r>
+        <w:t>3.1 Research Design</w:t>
+      </w:r>
+    </w:p>
+    <w:p>
+      <w:pPr>
+        <w:pStyle w:val="Para"/>
+      </w:pPr>
+      <w:r>
+        <w:t>This research</w:t>
+      </w:r>
+      <w:r>
+        <w:t xml:space="preserve">’s </w:t>
+      </w:r>
+      <w:r>
+        <w:t>purpose</w:t>
+      </w:r>
+      <w:r>
+        <w:t xml:space="preserve"> </w:t>
+      </w:r>
+      <w:r>
+        <w:t xml:space="preserve">is to </w:t>
+      </w:r>
+      <w:r>
+        <w:t>understand</w:t>
+      </w:r>
+      <w:r>
+        <w:t xml:space="preserve"> the impact of dataset </w:t>
+      </w:r>
+      <w:r>
+        <w:t xml:space="preserve">homogeneity </w:t>
+      </w:r>
+      <w:r>
+        <w:t xml:space="preserve">composition, particularly </w:t>
+      </w:r>
+      <w:r>
+        <w:t xml:space="preserve">to </w:t>
+      </w:r>
+      <w:r>
+        <w:t>compar</w:t>
+      </w:r>
+      <w:r>
+        <w:t>e</w:t>
+      </w:r>
+      <w:r>
+        <w:t xml:space="preserve"> results between balanced datasets versus imbalanced datasets, </w:t>
+      </w:r>
+      <w:r>
+        <w:t>related to</w:t>
+      </w:r>
+      <w:r>
+        <w:t xml:space="preserve"> AI model transparency and fairness. </w:t>
+      </w:r>
+      <w:r>
+        <w:t>Besides</w:t>
+      </w:r>
+      <w:r>
+        <w:t xml:space="preserve">, it explores the effect of </w:t>
+      </w:r>
+      <w:r>
+        <w:t xml:space="preserve">data sparsity/ </w:t>
+      </w:r>
+      <w:r>
+        <w:t xml:space="preserve">sample size by comparing the performance of models trained on small datasets versus those trained on large datasets. </w:t>
+      </w:r>
+      <w:r>
+        <w:t>Th</w:t>
+      </w:r>
+      <w:r>
+        <w:t>e</w:t>
+      </w:r>
+      <w:r>
+        <w:t xml:space="preserve"> main target is to </w:t>
+      </w:r>
+      <w:r>
+        <w:t xml:space="preserve">evaluate how imbalances in data and variations in sample sizes </w:t>
+      </w:r>
+      <w:r>
+        <w:t xml:space="preserve">affect the </w:t>
+      </w:r>
+      <w:r>
+        <w:t>bias in AI decision-making</w:t>
+      </w:r>
+      <w:r>
+        <w:t>.</w:t>
+      </w:r>
+    </w:p>
+    <w:p>
+      <w:pPr>
+        <w:pStyle w:val="Para"/>
+      </w:pPr>
+    </w:p>
+    <w:p>
+      <w:pPr>
+        <w:pStyle w:val="Para"/>
+      </w:pPr>
+      <w:r>
+        <w:t>We used</w:t>
+      </w:r>
+      <w:r>
         <w:rPr>
           <w:b/>
           <w:bCs/>
         </w:rPr>
-        <w:t>Methodology</w:t>
+        <w:t xml:space="preserve"> </w:t>
+      </w:r>
+      <w:r>
+        <w:t>Sy</w:t>
+      </w:r>
+      <w:r>
+        <w:t>nthetic dataset</w:t>
+      </w:r>
+      <w:r>
+        <w:t xml:space="preserve"> for </w:t>
+      </w:r>
+      <w:r>
+        <w:t xml:space="preserve">both quantitative analysis and comparative evaluations using </w:t>
+      </w:r>
+      <w:r>
+        <w:t xml:space="preserve">Logistic Regression, </w:t>
+      </w:r>
+      <w:r>
+        <w:t xml:space="preserve">a </w:t>
+      </w:r>
+      <w:r>
+        <w:t xml:space="preserve">machine learning model. </w:t>
       </w:r>
     </w:p>
     <w:p>
       <w:pPr>
         <w:pStyle w:val="Para"/>
       </w:pPr>
+      <w:r>
+        <w:t>Th</w:t>
+      </w:r>
+      <w:r>
+        <w:t>is</w:t>
+      </w:r>
+      <w:r>
+        <w:t xml:space="preserve"> study focuses on exploring how different dataset </w:t>
+      </w:r>
+      <w:r>
+        <w:t xml:space="preserve">homogeneity </w:t>
+      </w:r>
+      <w:r>
+        <w:t xml:space="preserve">and </w:t>
+      </w:r>
+      <w:r>
+        <w:t xml:space="preserve">different sparsity </w:t>
+      </w:r>
+      <w:r>
+        <w:t>dataset</w:t>
+      </w:r>
+      <w:r>
+        <w:t xml:space="preserve"> influence model performance, bias evaluation, and fairness.</w:t>
+      </w:r>
     </w:p>
     <w:p>
       <w:pPr>
         <w:pStyle w:val="Para"/>
       </w:pPr>
       <w:r>
-        <w:t>3.1 Research Design</w:t>
+        <w:t xml:space="preserve">We </w:t>
+      </w:r>
+      <w:r>
+        <w:t>observ</w:t>
+      </w:r>
+      <w:r>
+        <w:t>e</w:t>
+      </w:r>
+      <w:r>
+        <w:t xml:space="preserve">d </w:t>
+      </w:r>
+      <w:r>
+        <w:t>classification report</w:t>
+      </w:r>
+      <w:r>
+        <w:t>s</w:t>
+      </w:r>
+      <w:r>
+        <w:t xml:space="preserve">, confusion matrices, </w:t>
+      </w:r>
+      <w:r>
+        <w:t>precision-recall curves, and Local Interpretable Model-Agnostic Explanations (LIME)</w:t>
+      </w:r>
+      <w:r>
+        <w:t xml:space="preserve"> techniques</w:t>
+      </w:r>
+      <w:r>
+        <w:t xml:space="preserve"> </w:t>
+      </w:r>
+      <w:r>
+        <w:t xml:space="preserve">and </w:t>
+      </w:r>
+      <w:r>
+        <w:t>methodologies</w:t>
+      </w:r>
+      <w:r>
+        <w:t xml:space="preserve"> to analyze </w:t>
+      </w:r>
+      <w:r>
+        <w:t>the</w:t>
+      </w:r>
+      <w:r>
+        <w:t xml:space="preserve"> model</w:t>
+      </w:r>
+      <w:r>
+        <w:t>’s</w:t>
+      </w:r>
+      <w:r>
+        <w:t xml:space="preserve"> predictions and </w:t>
+      </w:r>
+      <w:r>
+        <w:t xml:space="preserve">their </w:t>
+      </w:r>
+      <w:r>
+        <w:t>bias</w:t>
+      </w:r>
+      <w:r>
+        <w:t>es</w:t>
+      </w:r>
+      <w:r>
+        <w:t>.</w:t>
       </w:r>
     </w:p>
     <w:p>
       <w:pPr>
         <w:pStyle w:val="Para"/>
       </w:pPr>
-      <w:r>
-        <w:t>T</w:t>
-      </w:r>
-      <w:r>
-        <w:t>his research</w:t>
-      </w:r>
-      <w:r>
-        <w:t xml:space="preserve">’s </w:t>
-      </w:r>
-      <w:r>
-        <w:t>purpose</w:t>
+    </w:p>
+    <w:p>
+      <w:pPr>
+        <w:pStyle w:val="Para"/>
+      </w:pPr>
+      <w:r>
+        <w:t>3.2 Dataset Generation</w:t>
+      </w:r>
+    </w:p>
+    <w:p>
+      <w:pPr>
+        <w:pStyle w:val="Para"/>
+      </w:pPr>
+      <w:r>
+        <w:t>To simulate real-world class imbalance versus class balance scenarios, t</w:t>
+      </w:r>
+      <w:r>
+        <w:t xml:space="preserve">he datasets used for this </w:t>
+      </w:r>
+      <w:r>
+        <w:t>research</w:t>
+      </w:r>
+      <w:r>
+        <w:t xml:space="preserve"> were synthetic</w:t>
       </w:r>
       <w:r>
         <w:t xml:space="preserve"> </w:t>
       </w:r>
       <w:r>
-        <w:t xml:space="preserve">is to </w:t>
-      </w:r>
-      <w:r>
-        <w:t>understand</w:t>
-      </w:r>
-      <w:r>
-        <w:t xml:space="preserve"> the impact of </w:t>
-      </w:r>
-      <w:r>
+        <w:t>datasets</w:t>
+      </w:r>
+      <w:r>
+        <w:t xml:space="preserve">, </w:t>
+      </w:r>
+      <w:r>
+        <w:t xml:space="preserve">which were </w:t>
+      </w:r>
+      <w:r>
+        <w:t xml:space="preserve">created </w:t>
+      </w:r>
+      <w:r>
+        <w:t>with</w:t>
+      </w:r>
+      <w:r>
+        <w:t xml:space="preserve"> Python programming</w:t>
+      </w:r>
+      <w:r>
+        <w:t>.</w:t>
+      </w:r>
+    </w:p>
+    <w:p>
+      <w:pPr>
+        <w:pStyle w:val="Para"/>
+      </w:pPr>
+    </w:p>
+    <w:p>
+      <w:pPr>
+        <w:pStyle w:val="Para"/>
+      </w:pPr>
+      <w:r>
+        <w:t>Two types of datasets:</w:t>
+      </w:r>
+    </w:p>
+    <w:p>
+      <w:pPr>
+        <w:pStyle w:val="Para"/>
+      </w:pPr>
+      <w:r>
+        <w:t>1. Balanced Dataset: This dataset has equally balanced representation for both the majority class and minority classes. It has a purpose as a baseline for comparing the effects of imbalance on model performance and bias.</w:t>
+      </w:r>
+    </w:p>
+    <w:p>
+      <w:pPr>
+        <w:pStyle w:val="Para"/>
+      </w:pPr>
+      <w:r>
+        <w:t xml:space="preserve">2. Imbalanced Dataset: This dataset </w:t>
+      </w:r>
+      <w:r>
+        <w:t xml:space="preserve">consisted of </w:t>
+      </w:r>
+      <w:r>
+        <w:t>99:1 class distribution, where 99% of the data points represented the majority class and 1% to the minority class. This extreme imbalance has the purpose of investigating how model bias becomes more noticeable when the imbalance increases.</w:t>
+      </w:r>
+    </w:p>
+    <w:p>
+      <w:pPr>
+        <w:pStyle w:val="Para"/>
+      </w:pPr>
+      <w:r>
+        <w:t>Each dataset was generated in different sample sizes</w:t>
+      </w:r>
+      <w:r>
+        <w:t xml:space="preserve">. For the small dataset, </w:t>
+      </w:r>
+      <w:r>
+        <w:t xml:space="preserve">n = 10,000 </w:t>
+      </w:r>
+      <w:r>
+        <w:t xml:space="preserve">used. While </w:t>
+      </w:r>
+      <w:r>
+        <w:t>n = 1,000,000</w:t>
+      </w:r>
+      <w:r>
+        <w:t xml:space="preserve"> samples of datasets used for huge/ large datasets, </w:t>
+      </w:r>
+      <w:r>
+        <w:t>to</w:t>
+      </w:r>
+      <w:r>
+        <w:t xml:space="preserve"> </w:t>
+      </w:r>
+      <w:r>
+        <w:t xml:space="preserve">explore the effects of </w:t>
+      </w:r>
+      <w:r>
+        <w:lastRenderedPageBreak/>
+        <w:t>small versus large datasets on model bias and fairness.</w:t>
+      </w:r>
+    </w:p>
+    <w:p>
+      <w:pPr>
+        <w:pStyle w:val="Para"/>
+      </w:pPr>
+    </w:p>
+    <w:p>
+      <w:pPr>
+        <w:pStyle w:val="Para"/>
         <w:rPr>
           <w:b/>
           <w:bCs/>
         </w:rPr>
-        <w:t>dataset composition</w:t>
-      </w:r>
-      <w:r>
-        <w:t xml:space="preserve">, particularly </w:t>
-      </w:r>
-      <w:r>
-        <w:t xml:space="preserve">to </w:t>
-      </w:r>
-      <w:r>
-        <w:t>compar</w:t>
-      </w:r>
-      <w:r>
-        <w:t>e</w:t>
-      </w:r>
-      <w:r>
-        <w:t xml:space="preserve"> results between </w:t>
-      </w:r>
+      </w:pPr>
       <w:r>
         <w:rPr>
           <w:b/>
           <w:bCs/>
         </w:rPr>
-        <w:t>balanced datasets</w:t>
-      </w:r>
-      <w:r>
-        <w:t xml:space="preserve"> versus </w:t>
-      </w:r>
-      <w:r>
+        <w:t>3.3 Model Selection</w:t>
+      </w:r>
+    </w:p>
+    <w:p>
+      <w:pPr>
+        <w:pStyle w:val="Para"/>
+      </w:pPr>
+      <w:r>
+        <w:t>Logistic regression has been selected to evaluate the effects of dataset construction on bias and fairness since it is easily interpretable and frequently utilized in classification applications. LIME (local interpretable model-agnostic explanations) has been used to clarify model conclusions, specifically estimating the contribution of features to predictions in balanced and unbalanced datasets.</w:t>
+      </w:r>
+    </w:p>
+    <w:p>
+      <w:pPr>
+        <w:pStyle w:val="Para"/>
+      </w:pPr>
+    </w:p>
+    <w:p>
+      <w:pPr>
+        <w:pStyle w:val="Para"/>
         <w:rPr>
           <w:b/>
           <w:bCs/>
         </w:rPr>
-        <w:t>imbalanced datasets</w:t>
-      </w:r>
-      <w:r>
-        <w:t xml:space="preserve">, </w:t>
-      </w:r>
-      <w:r>
-        <w:t>related to</w:t>
-      </w:r>
-      <w:r>
-        <w:t xml:space="preserve"> AI model transparency and fairness. </w:t>
-      </w:r>
-      <w:r>
-        <w:t>Besides</w:t>
-      </w:r>
-      <w:r>
-        <w:t xml:space="preserve">, it explores the effect of </w:t>
-      </w:r>
+      </w:pPr>
       <w:r>
         <w:rPr>
           <w:b/>
           <w:bCs/>
         </w:rPr>
-        <w:t>sample size</w:t>
-      </w:r>
-      <w:r>
-        <w:t xml:space="preserve"> by comparing the performance of models trained on </w:t>
+        <w:t>3.</w:t>
       </w:r>
       <w:r>
         <w:rPr>
           <w:b/>
           <w:bCs/>
         </w:rPr>
-        <w:t xml:space="preserve">small datasets </w:t>
-      </w:r>
-      <w:r>
-        <w:t>versus those trained on</w:t>
+        <w:t>4</w:t>
       </w:r>
       <w:r>
         <w:rPr>
           <w:b/>
           <w:bCs/>
         </w:rPr>
-        <w:t xml:space="preserve"> large datasets.</w:t>
+        <w:t xml:space="preserve"> Model Training and Evaluation</w:t>
+      </w:r>
+    </w:p>
+    <w:p>
+      <w:pPr>
+        <w:pStyle w:val="Para"/>
+      </w:pPr>
+      <w:r>
+        <w:t xml:space="preserve">In this </w:t>
+      </w:r>
+      <w:r>
+        <w:t>research</w:t>
+      </w:r>
+      <w:r>
+        <w:t xml:space="preserve">, </w:t>
+      </w:r>
+      <w:r>
+        <w:t xml:space="preserve">we trained </w:t>
+      </w:r>
+      <w:r>
+        <w:t>both</w:t>
+      </w:r>
+      <w:r>
+        <w:t xml:space="preserve"> imbalance dataset and balanced dataset using</w:t>
       </w:r>
       <w:r>
         <w:t xml:space="preserve"> </w:t>
       </w:r>
       <w:r>
-        <w:t>Th</w:t>
-      </w:r>
-      <w:r>
-        <w:t>e</w:t>
-      </w:r>
-      <w:r>
-        <w:t xml:space="preserve"> main target is to </w:t>
-      </w:r>
-      <w:r>
-        <w:t xml:space="preserve">evaluate how imbalances in data and variations in sample sizes </w:t>
-      </w:r>
-      <w:r>
-        <w:t xml:space="preserve">affect the </w:t>
-      </w:r>
-      <w:r>
-        <w:t>bias in AI decision-making</w:t>
+        <w:t>l</w:t>
+      </w:r>
+      <w:r>
+        <w:t>ogistic</w:t>
+      </w:r>
+      <w:r>
+        <w:t xml:space="preserve"> </w:t>
+      </w:r>
+      <w:r>
+        <w:t>r</w:t>
+      </w:r>
+      <w:r>
+        <w:t>egression model</w:t>
       </w:r>
       <w:r>
         <w:t>.</w:t>
       </w:r>
+      <w:r>
+        <w:t xml:space="preserve"> </w:t>
+      </w:r>
+      <w:r>
+        <w:t>After that, we</w:t>
+      </w:r>
+      <w:r>
+        <w:t xml:space="preserve"> evaluate</w:t>
+      </w:r>
+      <w:r>
+        <w:t xml:space="preserve"> it</w:t>
+      </w:r>
+      <w:r>
+        <w:t xml:space="preserve"> </w:t>
+      </w:r>
+      <w:r>
+        <w:t xml:space="preserve">with </w:t>
+      </w:r>
+      <w:r>
+        <w:t xml:space="preserve">F1-score, </w:t>
+      </w:r>
+      <w:r>
+        <w:t xml:space="preserve">Precision, Recall, and Area Under the Precision-Recall Curve (AUC-PR). </w:t>
+      </w:r>
+      <w:r>
+        <w:t>The reason why w</w:t>
+      </w:r>
+      <w:r>
+        <w:t xml:space="preserve">e choose </w:t>
+      </w:r>
+      <w:r>
+        <w:t>l</w:t>
+      </w:r>
+      <w:r>
+        <w:t xml:space="preserve">ogistic </w:t>
+      </w:r>
+      <w:r>
+        <w:t>r</w:t>
+      </w:r>
+      <w:r>
+        <w:t>egressio</w:t>
+      </w:r>
+      <w:r>
+        <w:t xml:space="preserve">n is </w:t>
+      </w:r>
+      <w:r>
+        <w:t xml:space="preserve">because based on a previous study by Miao, Y., Cao, H., and Tang, M. (2022), </w:t>
+      </w:r>
+      <w:r>
+        <w:t>l</w:t>
+      </w:r>
+      <w:r>
+        <w:t xml:space="preserve">ogistic </w:t>
+      </w:r>
+      <w:r>
+        <w:t>r</w:t>
+      </w:r>
+      <w:r>
+        <w:t xml:space="preserve">egression is </w:t>
+      </w:r>
+      <w:r>
+        <w:t xml:space="preserve">not </w:t>
+      </w:r>
+      <w:r>
+        <w:t>stable</w:t>
+      </w:r>
+      <w:r>
+        <w:t xml:space="preserve"> </w:t>
+      </w:r>
+      <w:r>
+        <w:t xml:space="preserve">when </w:t>
+      </w:r>
+      <w:r>
+        <w:t>working</w:t>
+      </w:r>
+      <w:r>
+        <w:t xml:space="preserve"> with imbalanced datasets</w:t>
+      </w:r>
+      <w:r>
+        <w:t xml:space="preserve">. </w:t>
+      </w:r>
     </w:p>
     <w:p>
       <w:pPr>
@@ -3324,45 +4210,17 @@
     <w:p>
       <w:pPr>
         <w:pStyle w:val="Para"/>
-      </w:pPr>
-      <w:r>
-        <w:t>We used</w:t>
-      </w:r>
-      <w:r>
         <w:rPr>
           <w:b/>
           <w:bCs/>
         </w:rPr>
-        <w:t xml:space="preserve"> </w:t>
-      </w:r>
+      </w:pPr>
       <w:r>
         <w:rPr>
           <w:b/>
           <w:bCs/>
         </w:rPr>
-        <w:t>Sy</w:t>
-      </w:r>
-      <w:r>
-        <w:rPr>
-          <w:b/>
-          <w:bCs/>
-        </w:rPr>
-        <w:t>nthetic dataset</w:t>
-      </w:r>
-      <w:r>
-        <w:t xml:space="preserve"> for </w:t>
-      </w:r>
-      <w:r>
-        <w:t xml:space="preserve">both quantitative analysis and comparative evaluations using </w:t>
-      </w:r>
-      <w:r>
-        <w:t xml:space="preserve">Logistic Regression, </w:t>
-      </w:r>
-      <w:r>
-        <w:t xml:space="preserve">a </w:t>
-      </w:r>
-      <w:r>
-        <w:t xml:space="preserve">machine learning model. </w:t>
+        <w:t>3.5 Evaluation with Precision-Recall Curves</w:t>
       </w:r>
     </w:p>
     <w:p>
@@ -3370,175 +4228,180 @@
         <w:pStyle w:val="Para"/>
       </w:pPr>
       <w:r>
-        <w:t>Th</w:t>
-      </w:r>
-      <w:r>
-        <w:t>is</w:t>
-      </w:r>
-      <w:r>
-        <w:t xml:space="preserve"> study focuses on exploring how different dataset sizes and imbalances influence model performance, bias evaluation, and fairness.</w:t>
+        <w:t xml:space="preserve">Because </w:t>
+      </w:r>
+      <w:r>
+        <w:t xml:space="preserve">only </w:t>
+      </w:r>
+      <w:r>
+        <w:t>relying</w:t>
+      </w:r>
+      <w:r>
+        <w:t xml:space="preserve"> on accuracy can be misleading</w:t>
+      </w:r>
+      <w:r>
+        <w:t xml:space="preserve"> </w:t>
+      </w:r>
+      <w:r>
+        <w:t xml:space="preserve">when </w:t>
+      </w:r>
+      <w:r>
+        <w:t>we deal</w:t>
+      </w:r>
+      <w:r>
+        <w:t xml:space="preserve"> with a very unbalanced data set,</w:t>
+      </w:r>
+      <w:r>
+        <w:t xml:space="preserve"> </w:t>
+      </w:r>
+      <w:r>
+        <w:t xml:space="preserve">Precision-recall curves are used to evaluate the </w:t>
+      </w:r>
+      <w:r>
+        <w:t xml:space="preserve">model’s </w:t>
+      </w:r>
+      <w:r>
+        <w:t xml:space="preserve">performance. Precision-recall curves </w:t>
+      </w:r>
+      <w:r>
+        <w:t>show</w:t>
+      </w:r>
+      <w:r>
+        <w:t xml:space="preserve"> a clearer view of the </w:t>
+      </w:r>
+      <w:r>
+        <w:t>performance of the model in this unbalanced data</w:t>
+      </w:r>
+      <w:r>
+        <w:t>set. T</w:t>
+      </w:r>
+      <w:r>
+        <w:t xml:space="preserve">hen </w:t>
+      </w:r>
+      <w:r>
+        <w:t xml:space="preserve">it will be </w:t>
+      </w:r>
+      <w:r>
+        <w:t>evaluated</w:t>
+      </w:r>
+      <w:r>
+        <w:t xml:space="preserve"> using an area under the</w:t>
+      </w:r>
+      <w:r>
+        <w:t xml:space="preserve"> curve</w:t>
+      </w:r>
+      <w:r>
+        <w:t xml:space="preserve"> precision</w:t>
+      </w:r>
+      <w:r>
+        <w:t xml:space="preserve"> </w:t>
+      </w:r>
+      <w:r>
+        <w:t>r</w:t>
+      </w:r>
+      <w:r>
+        <w:t>ecall</w:t>
+      </w:r>
+      <w:r>
+        <w:t xml:space="preserve"> curve (AUC-PR) as a trusted indicator</w:t>
+      </w:r>
+      <w:r>
+        <w:t xml:space="preserve">. </w:t>
+      </w:r>
+      <w:r>
+        <w:t xml:space="preserve">A low AUC value </w:t>
+      </w:r>
+      <w:r>
+        <w:t>means</w:t>
+      </w:r>
+      <w:r>
+        <w:t xml:space="preserve"> that the prediction for the minority class is poor and </w:t>
+      </w:r>
+      <w:r>
+        <w:t>has</w:t>
+      </w:r>
+      <w:r>
+        <w:t xml:space="preserve"> bias</w:t>
+      </w:r>
+      <w:r>
+        <w:t>.</w:t>
       </w:r>
     </w:p>
     <w:p>
       <w:pPr>
         <w:pStyle w:val="Para"/>
       </w:pPr>
-      <w:r>
-        <w:t xml:space="preserve">We </w:t>
-      </w:r>
-      <w:r>
-        <w:t>observ</w:t>
-      </w:r>
-      <w:r>
-        <w:t>e</w:t>
-      </w:r>
-      <w:r>
-        <w:t xml:space="preserve">d </w:t>
-      </w:r>
-      <w:r>
-        <w:t>classification report</w:t>
-      </w:r>
-      <w:r>
-        <w:t>s</w:t>
-      </w:r>
-      <w:r>
-        <w:t xml:space="preserve">, confusion matrices, </w:t>
-      </w:r>
-      <w:r>
-        <w:t xml:space="preserve">precision-recall curves, and Local </w:t>
-      </w:r>
-      <w:r>
-        <w:t>Interpretable Model-Agnostic Explanations (LIME)</w:t>
-      </w:r>
-      <w:r>
-        <w:t xml:space="preserve"> techniques</w:t>
-      </w:r>
-      <w:r>
-        <w:t xml:space="preserve"> </w:t>
-      </w:r>
-      <w:r>
-        <w:t xml:space="preserve">and </w:t>
-      </w:r>
-      <w:r>
-        <w:t>methodologies</w:t>
-      </w:r>
-      <w:r>
-        <w:t xml:space="preserve"> to analyze </w:t>
-      </w:r>
-      <w:r>
-        <w:t>the</w:t>
-      </w:r>
-      <w:r>
-        <w:t xml:space="preserve"> model</w:t>
-      </w:r>
-      <w:r>
-        <w:t>’s</w:t>
-      </w:r>
-      <w:r>
-        <w:t xml:space="preserve"> predictions and </w:t>
-      </w:r>
-      <w:r>
-        <w:t xml:space="preserve">their </w:t>
-      </w:r>
-      <w:r>
-        <w:t>bias</w:t>
-      </w:r>
-      <w:r>
-        <w:t>es</w:t>
-      </w:r>
-      <w:r>
-        <w:t>.</w:t>
-      </w:r>
     </w:p>
     <w:p>
       <w:pPr>
         <w:pStyle w:val="Para"/>
       </w:pPr>
+      <w:r>
+        <w:t>3.</w:t>
+      </w:r>
+      <w:r>
+        <w:t>6</w:t>
+      </w:r>
+      <w:r>
+        <w:t xml:space="preserve"> LIME Explanations for Model Interpretability</w:t>
+      </w:r>
     </w:p>
     <w:p>
       <w:pPr>
         <w:pStyle w:val="Para"/>
       </w:pPr>
       <w:r>
-        <w:t>3.2 Dataset Generation</w:t>
+        <w:t>To enhance model transparency, LIME was employed to generate interpretable explanations of the model's predictions. LIME works by perturbing the input data and observing how these changes affect the model's predictions, allowing for a deeper understanding of how features contribute to the decision-making process. LIME explanations were generated for both balanced and imbalanced datasets at different sample sizes, providing insights into whether and how the model's interpretation changes with dataset composition and size.</w:t>
       </w:r>
     </w:p>
     <w:p>
       <w:pPr>
         <w:pStyle w:val="Para"/>
       </w:pPr>
-      <w:r>
-        <w:t>To simulate real-world class imbalance versus class balance scenarios, t</w:t>
-      </w:r>
-      <w:r>
-        <w:t xml:space="preserve">he datasets used for this </w:t>
-      </w:r>
-      <w:r>
-        <w:t>research</w:t>
-      </w:r>
-      <w:r>
-        <w:t xml:space="preserve"> were synthetic</w:t>
-      </w:r>
-      <w:r>
-        <w:t xml:space="preserve"> </w:t>
-      </w:r>
-      <w:r>
-        <w:t>datasets</w:t>
-      </w:r>
-      <w:r>
-        <w:t xml:space="preserve">, </w:t>
-      </w:r>
-      <w:r>
-        <w:t xml:space="preserve">which were </w:t>
-      </w:r>
-      <w:r>
-        <w:t xml:space="preserve">created </w:t>
-      </w:r>
-      <w:r>
-        <w:t>with</w:t>
-      </w:r>
-      <w:r>
-        <w:t xml:space="preserve"> Python programming</w:t>
-      </w:r>
-      <w:r>
-        <w:t>.</w:t>
-      </w:r>
     </w:p>
     <w:p>
       <w:pPr>
         <w:pStyle w:val="Para"/>
       </w:pPr>
+      <w:r>
+        <w:t>3.</w:t>
+      </w:r>
+      <w:r>
+        <w:t>7</w:t>
+      </w:r>
+      <w:r>
+        <w:t xml:space="preserve"> Method for Analyzing Bias</w:t>
+      </w:r>
     </w:p>
     <w:p>
       <w:pPr>
         <w:pStyle w:val="Para"/>
       </w:pPr>
       <w:r>
-        <w:t>Two types of datasets:</w:t>
+        <w:t xml:space="preserve">The study employed confusion matrices to visualize the model's performance in predicting both the majority and minority classes. Additionally, recall for the minority class was emphasized to highlight how imbalanced datasets affect the model's ability to identify minority instances. The comparison between results on smaller sample sizes (n = 10,000) and larger sample sizes (n = 1,000,000) provided insights </w:t>
+      </w:r>
+      <w:r>
+        <w:lastRenderedPageBreak/>
+        <w:t>into how small sample sizes can mislead bias evaluation.</w:t>
       </w:r>
     </w:p>
     <w:p>
       <w:pPr>
         <w:pStyle w:val="Para"/>
-        <w:ind w:firstLine="708"/>
-      </w:pPr>
-      <w:r>
-        <w:t>1. Balanced Dataset: This dataset has equally balanced representation for both the majority class and minority classes. It has a purpose as a baseline for comparing the effects of imbalance on model performance and bias.</w:t>
-      </w:r>
+      </w:pPr>
     </w:p>
     <w:p>
       <w:pPr>
         <w:pStyle w:val="Para"/>
-        <w:ind w:firstLine="708"/>
-      </w:pPr>
-      <w:r>
-        <w:t xml:space="preserve">2. Imbalanced Dataset: This dataset </w:t>
-      </w:r>
-      <w:r>
-        <w:t xml:space="preserve">consisted of </w:t>
-      </w:r>
-      <w:r>
-        <w:t>99:1 class distribution, where 99% of the data points represented the majority class and 1% to the minority class. This extreme imbalance has the purpose of investigating how model bias becomes more noticeable when the imbalance increases.</w:t>
+      </w:pPr>
+      <w:r>
+        <w:t>3.</w:t>
+      </w:r>
+      <w:r>
+        <w:t>8</w:t>
+      </w:r>
+      <w:r>
+        <w:t xml:space="preserve"> Limitations of the Methodology</w:t>
       </w:r>
     </w:p>
     <w:p>
@@ -3546,31 +4409,15 @@
         <w:pStyle w:val="Para"/>
       </w:pPr>
       <w:r>
-        <w:t>Each dataset was generated in different sample sizes</w:t>
-      </w:r>
-      <w:r>
-        <w:t xml:space="preserve">. For the small dataset, </w:t>
-      </w:r>
-      <w:r>
-        <w:t xml:space="preserve">n = 10,000 </w:t>
-      </w:r>
-      <w:r>
-        <w:t xml:space="preserve">used. While </w:t>
-      </w:r>
-      <w:r>
-        <w:t>n = 1,000,000</w:t>
-      </w:r>
-      <w:r>
-        <w:t xml:space="preserve"> samples of datasets used for huge/ large datasets, </w:t>
-      </w:r>
-      <w:r>
-        <w:t>to</w:t>
-      </w:r>
-      <w:r>
-        <w:t xml:space="preserve"> </w:t>
-      </w:r>
-      <w:r>
-        <w:t>explore the effects of small versus large datasets on model bias and fairness.</w:t>
+        <w:t xml:space="preserve">While the synthetic datasets </w:t>
+      </w:r>
+      <w:proofErr w:type="gramStart"/>
+      <w:r>
+        <w:t>allowed</w:t>
+      </w:r>
+      <w:proofErr w:type="gramEnd"/>
+      <w:r>
+        <w:t xml:space="preserve"> for controlled experimentation, they do not fully capture the complexity of real-world data, which can be noisy and contain missing values. Additionally, this study focuses on logistic regression, a simpler model. The findings may not generalize to more complex models like neural networks, which may behave differently under conditions of imbalance. Future work should extend these methods to real-world datasets and more complex machine learning models to validate the findings.</w:t>
       </w:r>
     </w:p>
     <w:p>
@@ -3581,280 +4428,6 @@
     <w:p>
       <w:pPr>
         <w:pStyle w:val="Para"/>
-        <w:rPr>
-          <w:b/>
-          <w:bCs/>
-        </w:rPr>
-      </w:pPr>
-      <w:r>
-        <w:rPr>
-          <w:b/>
-          <w:bCs/>
-        </w:rPr>
-        <w:t>3.3 Model Selection</w:t>
-      </w:r>
-    </w:p>
-    <w:p>
-      <w:pPr>
-        <w:pStyle w:val="Para"/>
-      </w:pPr>
-      <w:r>
-        <w:lastRenderedPageBreak/>
-        <w:t>Logistic regression has been selected to evaluate the effects of dataset construction on bias and fairness since it is easily interpretable and frequently utilized in classification applications. LIME (local interpretable model-agnostic explanations) has been used to clarify model conclusions, specifically estimating the contribution of features to predictions in balanced and unbalanced datasets.</w:t>
-      </w:r>
-    </w:p>
-    <w:p>
-      <w:pPr>
-        <w:pStyle w:val="Para"/>
-      </w:pPr>
-    </w:p>
-    <w:p>
-      <w:pPr>
-        <w:pStyle w:val="Para"/>
-        <w:rPr>
-          <w:b/>
-          <w:bCs/>
-        </w:rPr>
-      </w:pPr>
-      <w:r>
-        <w:rPr>
-          <w:b/>
-          <w:bCs/>
-        </w:rPr>
-        <w:t>3.</w:t>
-      </w:r>
-      <w:r>
-        <w:rPr>
-          <w:b/>
-          <w:bCs/>
-        </w:rPr>
-        <w:t>4</w:t>
-      </w:r>
-      <w:r>
-        <w:rPr>
-          <w:b/>
-          <w:bCs/>
-        </w:rPr>
-        <w:t xml:space="preserve"> Model Training and Evaluation</w:t>
-      </w:r>
-    </w:p>
-    <w:p>
-      <w:pPr>
-        <w:pStyle w:val="Para"/>
-      </w:pPr>
-      <w:r>
-        <w:t xml:space="preserve">In this study, </w:t>
-      </w:r>
-      <w:r>
-        <w:t>the Logistic</w:t>
-      </w:r>
-      <w:r>
-        <w:t xml:space="preserve"> </w:t>
-      </w:r>
-      <w:r>
-        <w:t>R</w:t>
-      </w:r>
-      <w:r>
-        <w:t xml:space="preserve">egression model </w:t>
-      </w:r>
-      <w:r>
-        <w:t>was</w:t>
-      </w:r>
-      <w:r>
-        <w:t xml:space="preserve"> trained using </w:t>
-      </w:r>
-      <w:r>
-        <w:t>im</w:t>
-      </w:r>
-      <w:r>
-        <w:t>balanced datasets and balanced datasets</w:t>
-      </w:r>
-      <w:r>
-        <w:t>.</w:t>
-      </w:r>
-      <w:r>
-        <w:t xml:space="preserve"> Then each model is evaluated using Precision, Recall, F1-score, and Area Under the Precision-Recall Curve (AUC-PR). </w:t>
-      </w:r>
-      <w:r>
-        <w:t>The reason why w</w:t>
-      </w:r>
-      <w:r>
-        <w:t>e choose Logistic Regressio</w:t>
-      </w:r>
-      <w:r>
-        <w:t xml:space="preserve">n is </w:t>
-      </w:r>
-      <w:r>
-        <w:t xml:space="preserve">because based on a previous study by Miao, Y., Cao, H., and Tang, M. (2022), </w:t>
-      </w:r>
-      <w:r>
-        <w:t xml:space="preserve">the </w:t>
-      </w:r>
-      <w:r>
-        <w:t>Logistic Regression is less stable when dealing with imbalanced datasets</w:t>
-      </w:r>
-      <w:r>
-        <w:t>, compared to the other models</w:t>
-      </w:r>
-      <w:r>
-        <w:t xml:space="preserve">. </w:t>
-      </w:r>
-    </w:p>
-    <w:p>
-      <w:pPr>
-        <w:pStyle w:val="Para"/>
-      </w:pPr>
-    </w:p>
-    <w:p>
-      <w:pPr>
-        <w:pStyle w:val="Para"/>
-        <w:rPr>
-          <w:b/>
-          <w:bCs/>
-        </w:rPr>
-      </w:pPr>
-      <w:r>
-        <w:rPr>
-          <w:b/>
-          <w:bCs/>
-        </w:rPr>
-        <w:t>3.5 Evaluation with Precision-Recall Curves</w:t>
-      </w:r>
-    </w:p>
-    <w:p>
-      <w:pPr>
-        <w:pStyle w:val="Para"/>
-      </w:pPr>
-      <w:r>
-        <w:t xml:space="preserve">To assess the performance of the model under various dataset conditions, we use Precision-recall curves plotted for balanced and imbalanced datasets to evaluate the performance of the model under various dataset situations. Precision-recall curves provide a more complete picture of the model's performance when working with highly imbalanced datasets, when accuracy alone can be </w:t>
-      </w:r>
-      <w:r>
-        <w:t xml:space="preserve">deceiving. The area under the Precision-recall curve (AUC-PR) is used as a significant indicator to assess the performance of the model on imbalanced data. A lower AUC score </w:t>
-      </w:r>
-      <w:r>
-        <w:t xml:space="preserve">means </w:t>
-      </w:r>
-      <w:r>
-        <w:t>that the minority class prediction is ineffective with greater bias, and vice versa.</w:t>
-      </w:r>
-    </w:p>
-    <w:p>
-      <w:pPr>
-        <w:pStyle w:val="Para"/>
-      </w:pPr>
-    </w:p>
-    <w:p>
-      <w:pPr>
-        <w:pStyle w:val="Para"/>
-        <w:rPr>
-          <w:b/>
-          <w:bCs/>
-        </w:rPr>
-      </w:pPr>
-      <w:r>
-        <w:rPr>
-          <w:b/>
-          <w:bCs/>
-        </w:rPr>
-        <w:t>3.</w:t>
-      </w:r>
-      <w:r>
-        <w:rPr>
-          <w:b/>
-          <w:bCs/>
-        </w:rPr>
-        <w:t>6</w:t>
-      </w:r>
-      <w:r>
-        <w:rPr>
-          <w:b/>
-          <w:bCs/>
-        </w:rPr>
-        <w:t xml:space="preserve"> LIME Explanations for Model Interpretability</w:t>
-      </w:r>
-    </w:p>
-    <w:p>
-      <w:pPr>
-        <w:pStyle w:val="Para"/>
-      </w:pPr>
-      <w:r>
-        <w:t>To enhance model transparency, LIME was employed to generate interpretable explanations of the model's predictions. LIME works by perturbing the input data and observing how these changes affect the model's predictions, allowing for a deeper understanding of how features contribute to the decision-making process. LIME explanations were generated for both balanced and imbalanced datasets at different sample sizes, providing insights into whether and how the model's interpretation changes with dataset composition and size.</w:t>
-      </w:r>
-    </w:p>
-    <w:p>
-      <w:pPr>
-        <w:pStyle w:val="Para"/>
-      </w:pPr>
-    </w:p>
-    <w:p>
-      <w:pPr>
-        <w:pStyle w:val="Para"/>
-      </w:pPr>
-      <w:r>
-        <w:t>3.</w:t>
-      </w:r>
-      <w:r>
-        <w:t>7</w:t>
-      </w:r>
-      <w:r>
-        <w:t xml:space="preserve"> Method for Analyzing Bias</w:t>
-      </w:r>
-    </w:p>
-    <w:p>
-      <w:pPr>
-        <w:pStyle w:val="Para"/>
-      </w:pPr>
-      <w:r>
-        <w:t xml:space="preserve">The study employed confusion matrices to visualize the model's performance in predicting both the majority and minority classes. Additionally, recall for the minority class was emphasized to highlight how imbalanced datasets affect the model's ability to identify minority instances. The comparison between results on smaller sample sizes (n = 10,000) and larger </w:t>
-      </w:r>
-      <w:r>
-        <w:lastRenderedPageBreak/>
-        <w:t>sample sizes (n = 1,000,000) provided insights into how small sample sizes can mislead bias evaluation.</w:t>
-      </w:r>
-    </w:p>
-    <w:p>
-      <w:pPr>
-        <w:pStyle w:val="Para"/>
-      </w:pPr>
-    </w:p>
-    <w:p>
-      <w:pPr>
-        <w:pStyle w:val="Para"/>
-      </w:pPr>
-      <w:r>
-        <w:t>3.</w:t>
-      </w:r>
-      <w:r>
-        <w:t>8</w:t>
-      </w:r>
-      <w:r>
-        <w:t xml:space="preserve"> Limitations of the Methodology</w:t>
-      </w:r>
-    </w:p>
-    <w:p>
-      <w:pPr>
-        <w:pStyle w:val="Para"/>
-      </w:pPr>
-      <w:r>
-        <w:t>While the synthetic datasets allowed for controlled experimentation, they do not fully capture the complexity of real-world data, which can be noisy and contain missing values. Additionally, this study focuses on logistic regression, a simpler model. The findings may not generalize to more complex models like neural networks, which may behave differently under conditions of imbalance. Future work should extend these methods to real-world datasets and more complex machine learning models to validate the findings.</w:t>
-      </w:r>
-    </w:p>
-    <w:p>
-      <w:pPr>
-        <w:pStyle w:val="Para"/>
-        <w:rPr>
-          <w:b/>
-          <w:bCs/>
-        </w:rPr>
-      </w:pPr>
-    </w:p>
-    <w:p>
-      <w:pPr>
-        <w:pStyle w:val="Para"/>
-        <w:rPr>
-          <w:b/>
-          <w:bCs/>
-        </w:rPr>
       </w:pPr>
       <w:r>
         <w:rPr>
@@ -3866,17 +4439,9 @@
         <w:t>4</w:t>
       </w:r>
       <w:r>
-        <w:rPr>
-          <w:b/>
-          <w:bCs/>
-        </w:rPr>
         <w:t> </w:t>
       </w:r>
       <w:r>
-        <w:rPr>
-          <w:b/>
-          <w:bCs/>
-        </w:rPr>
         <w:t>Results and Findings</w:t>
       </w:r>
     </w:p>
@@ -4148,7 +4713,47 @@
           <w:szCs w:val="24"/>
           <w:lang w:val="en-ID" w:eastAsia="ja-JP"/>
         </w:rPr>
-        <w:t>between n_samples=10000 and n_samples=1000000.</w:t>
+        <w:t xml:space="preserve">between </w:t>
+      </w:r>
+      <w:proofErr w:type="spellStart"/>
+      <w:r>
+        <w:rPr>
+          <w:rFonts w:ascii="Times New Roman" w:hAnsi="Times New Roman" w:cs="Times New Roman"/>
+          <w:sz w:val="24"/>
+          <w:szCs w:val="24"/>
+          <w:lang w:val="en-ID" w:eastAsia="ja-JP"/>
+        </w:rPr>
+        <w:t>n_samples</w:t>
+      </w:r>
+      <w:proofErr w:type="spellEnd"/>
+      <w:r>
+        <w:rPr>
+          <w:rFonts w:ascii="Times New Roman" w:hAnsi="Times New Roman" w:cs="Times New Roman"/>
+          <w:sz w:val="24"/>
+          <w:szCs w:val="24"/>
+          <w:lang w:val="en-ID" w:eastAsia="ja-JP"/>
+        </w:rPr>
+        <w:t xml:space="preserve">=10000 and </w:t>
+      </w:r>
+      <w:proofErr w:type="spellStart"/>
+      <w:r>
+        <w:rPr>
+          <w:rFonts w:ascii="Times New Roman" w:hAnsi="Times New Roman" w:cs="Times New Roman"/>
+          <w:sz w:val="24"/>
+          <w:szCs w:val="24"/>
+          <w:lang w:val="en-ID" w:eastAsia="ja-JP"/>
+        </w:rPr>
+        <w:t>n_samples</w:t>
+      </w:r>
+      <w:proofErr w:type="spellEnd"/>
+      <w:r>
+        <w:rPr>
+          <w:rFonts w:ascii="Times New Roman" w:hAnsi="Times New Roman" w:cs="Times New Roman"/>
+          <w:sz w:val="24"/>
+          <w:szCs w:val="24"/>
+          <w:lang w:val="en-ID" w:eastAsia="ja-JP"/>
+        </w:rPr>
+        <w:t>=1000000.</w:t>
       </w:r>
     </w:p>
     <w:p>
@@ -4192,7 +4797,47 @@
           <w:szCs w:val="24"/>
           <w:lang w:val="en-ID" w:eastAsia="ja-JP"/>
         </w:rPr>
-        <w:t>In the case imbalanced dataset, the results differ significantly between n_samples=10000 and n_samples=1000000.</w:t>
+        <w:t xml:space="preserve">In the case imbalanced dataset, the results differ significantly between </w:t>
+      </w:r>
+      <w:proofErr w:type="spellStart"/>
+      <w:r>
+        <w:rPr>
+          <w:rFonts w:ascii="Times New Roman" w:hAnsi="Times New Roman" w:cs="Times New Roman"/>
+          <w:sz w:val="24"/>
+          <w:szCs w:val="24"/>
+          <w:lang w:val="en-ID" w:eastAsia="ja-JP"/>
+        </w:rPr>
+        <w:t>n_samples</w:t>
+      </w:r>
+      <w:proofErr w:type="spellEnd"/>
+      <w:r>
+        <w:rPr>
+          <w:rFonts w:ascii="Times New Roman" w:hAnsi="Times New Roman" w:cs="Times New Roman"/>
+          <w:sz w:val="24"/>
+          <w:szCs w:val="24"/>
+          <w:lang w:val="en-ID" w:eastAsia="ja-JP"/>
+        </w:rPr>
+        <w:t xml:space="preserve">=10000 and </w:t>
+      </w:r>
+      <w:proofErr w:type="spellStart"/>
+      <w:r>
+        <w:rPr>
+          <w:rFonts w:ascii="Times New Roman" w:hAnsi="Times New Roman" w:cs="Times New Roman"/>
+          <w:sz w:val="24"/>
+          <w:szCs w:val="24"/>
+          <w:lang w:val="en-ID" w:eastAsia="ja-JP"/>
+        </w:rPr>
+        <w:t>n_samples</w:t>
+      </w:r>
+      <w:proofErr w:type="spellEnd"/>
+      <w:r>
+        <w:rPr>
+          <w:rFonts w:ascii="Times New Roman" w:hAnsi="Times New Roman" w:cs="Times New Roman"/>
+          <w:sz w:val="24"/>
+          <w:szCs w:val="24"/>
+          <w:lang w:val="en-ID" w:eastAsia="ja-JP"/>
+        </w:rPr>
+        <w:t>=1000000.</w:t>
       </w:r>
     </w:p>
     <w:p>
@@ -4213,8 +4858,9 @@
           <w:szCs w:val="24"/>
           <w:lang w:val="en-ID" w:eastAsia="ja-JP"/>
         </w:rPr>
-        <w:t xml:space="preserve">For n_samples=10000, the model is still able to identify some minority class instances, with a recall of 0.72 for class 1. This </w:t>
-      </w:r>
+        <w:t xml:space="preserve">For </w:t>
+      </w:r>
+      <w:proofErr w:type="spellStart"/>
       <w:r>
         <w:rPr>
           <w:rFonts w:ascii="Times New Roman" w:hAnsi="Times New Roman" w:cs="Times New Roman"/>
@@ -4222,7 +4868,46 @@
           <w:szCs w:val="24"/>
           <w:lang w:val="en-ID" w:eastAsia="ja-JP"/>
         </w:rPr>
-        <w:t xml:space="preserve">is fakely </w:t>
+        <w:t>n_samples</w:t>
+      </w:r>
+      <w:proofErr w:type="spellEnd"/>
+      <w:r>
+        <w:rPr>
+          <w:rFonts w:ascii="Times New Roman" w:hAnsi="Times New Roman" w:cs="Times New Roman"/>
+          <w:sz w:val="24"/>
+          <w:szCs w:val="24"/>
+          <w:lang w:val="en-ID" w:eastAsia="ja-JP"/>
+        </w:rPr>
+        <w:t xml:space="preserve">=10000, the model is still able to identify some minority class instances, with a recall of 0.72 for class 1. This </w:t>
+      </w:r>
+      <w:r>
+        <w:rPr>
+          <w:rFonts w:ascii="Times New Roman" w:hAnsi="Times New Roman" w:cs="Times New Roman"/>
+          <w:sz w:val="24"/>
+          <w:szCs w:val="24"/>
+          <w:lang w:val="en-ID" w:eastAsia="ja-JP"/>
+        </w:rPr>
+        <w:t xml:space="preserve">is </w:t>
+      </w:r>
+      <w:proofErr w:type="spellStart"/>
+      <w:r>
+        <w:rPr>
+          <w:rFonts w:ascii="Times New Roman" w:hAnsi="Times New Roman" w:cs="Times New Roman"/>
+          <w:sz w:val="24"/>
+          <w:szCs w:val="24"/>
+          <w:lang w:val="en-ID" w:eastAsia="ja-JP"/>
+        </w:rPr>
+        <w:t>fakely</w:t>
+      </w:r>
+      <w:proofErr w:type="spellEnd"/>
+      <w:r>
+        <w:rPr>
+          <w:rFonts w:ascii="Times New Roman" w:hAnsi="Times New Roman" w:cs="Times New Roman"/>
+          <w:sz w:val="24"/>
+          <w:szCs w:val="24"/>
+          <w:lang w:val="en-ID" w:eastAsia="ja-JP"/>
+        </w:rPr>
+        <w:t xml:space="preserve"> </w:t>
       </w:r>
       <w:r>
         <w:rPr>
@@ -4272,7 +4957,27 @@
           <w:szCs w:val="24"/>
           <w:lang w:val="en-ID" w:eastAsia="ja-JP"/>
         </w:rPr>
-        <w:t xml:space="preserve"> The relatively higher recall at n_samples=10000 does not reflect true model capability but rather statistical noise due to the smaller sample size.</w:t>
+        <w:t xml:space="preserve"> The relatively higher recall at </w:t>
+      </w:r>
+      <w:proofErr w:type="spellStart"/>
+      <w:r>
+        <w:rPr>
+          <w:rFonts w:ascii="Times New Roman" w:hAnsi="Times New Roman" w:cs="Times New Roman"/>
+          <w:sz w:val="24"/>
+          <w:szCs w:val="24"/>
+          <w:lang w:val="en-ID" w:eastAsia="ja-JP"/>
+        </w:rPr>
+        <w:t>n_samples</w:t>
+      </w:r>
+      <w:proofErr w:type="spellEnd"/>
+      <w:r>
+        <w:rPr>
+          <w:rFonts w:ascii="Times New Roman" w:hAnsi="Times New Roman" w:cs="Times New Roman"/>
+          <w:sz w:val="24"/>
+          <w:szCs w:val="24"/>
+          <w:lang w:val="en-ID" w:eastAsia="ja-JP"/>
+        </w:rPr>
+        <w:t>=10000 does not reflect true model capability but rather statistical noise due to the smaller sample size.</w:t>
       </w:r>
     </w:p>
     <w:p>
@@ -4293,7 +4998,27 @@
           <w:szCs w:val="24"/>
           <w:lang w:val="en-ID" w:eastAsia="ja-JP"/>
         </w:rPr>
-        <w:t xml:space="preserve">When n_samples is increased to 1000000, the model fails to recognize any minority class </w:t>
+        <w:t xml:space="preserve">When </w:t>
+      </w:r>
+      <w:proofErr w:type="spellStart"/>
+      <w:r>
+        <w:rPr>
+          <w:rFonts w:ascii="Times New Roman" w:hAnsi="Times New Roman" w:cs="Times New Roman"/>
+          <w:sz w:val="24"/>
+          <w:szCs w:val="24"/>
+          <w:lang w:val="en-ID" w:eastAsia="ja-JP"/>
+        </w:rPr>
+        <w:t>n_samples</w:t>
+      </w:r>
+      <w:proofErr w:type="spellEnd"/>
+      <w:r>
+        <w:rPr>
+          <w:rFonts w:ascii="Times New Roman" w:hAnsi="Times New Roman" w:cs="Times New Roman"/>
+          <w:sz w:val="24"/>
+          <w:szCs w:val="24"/>
+          <w:lang w:val="en-ID" w:eastAsia="ja-JP"/>
+        </w:rPr>
+        <w:t xml:space="preserve"> is increased to 1000000, the model fails to recognize any minority class </w:t>
       </w:r>
       <w:r>
         <w:rPr>
@@ -4324,7 +5049,47 @@
           <w:szCs w:val="24"/>
           <w:lang w:val="en-ID" w:eastAsia="ja-JP"/>
         </w:rPr>
-        <w:t>This outcome highlights that the model's performance with n_samples=10000 falsely suggests reduced bias, while in reality, the imbalance severely impacts the model's ability to learn about and correctly classify the minority class, particularly at larger scales.</w:t>
+        <w:t xml:space="preserve">This outcome highlights that the model's performance with </w:t>
+      </w:r>
+      <w:proofErr w:type="spellStart"/>
+      <w:r>
+        <w:rPr>
+          <w:rFonts w:ascii="Times New Roman" w:hAnsi="Times New Roman" w:cs="Times New Roman"/>
+          <w:sz w:val="24"/>
+          <w:szCs w:val="24"/>
+          <w:lang w:val="en-ID" w:eastAsia="ja-JP"/>
+        </w:rPr>
+        <w:t>n_samples</w:t>
+      </w:r>
+      <w:proofErr w:type="spellEnd"/>
+      <w:r>
+        <w:rPr>
+          <w:rFonts w:ascii="Times New Roman" w:hAnsi="Times New Roman" w:cs="Times New Roman"/>
+          <w:sz w:val="24"/>
+          <w:szCs w:val="24"/>
+          <w:lang w:val="en-ID" w:eastAsia="ja-JP"/>
+        </w:rPr>
+        <w:t xml:space="preserve">=10000 falsely suggests reduced bias, </w:t>
+      </w:r>
+      <w:proofErr w:type="gramStart"/>
+      <w:r>
+        <w:rPr>
+          <w:rFonts w:ascii="Times New Roman" w:hAnsi="Times New Roman" w:cs="Times New Roman"/>
+          <w:sz w:val="24"/>
+          <w:szCs w:val="24"/>
+          <w:lang w:val="en-ID" w:eastAsia="ja-JP"/>
+        </w:rPr>
+        <w:t>while in reality, the</w:t>
+      </w:r>
+      <w:proofErr w:type="gramEnd"/>
+      <w:r>
+        <w:rPr>
+          <w:rFonts w:ascii="Times New Roman" w:hAnsi="Times New Roman" w:cs="Times New Roman"/>
+          <w:sz w:val="24"/>
+          <w:szCs w:val="24"/>
+          <w:lang w:val="en-ID" w:eastAsia="ja-JP"/>
+        </w:rPr>
+        <w:t xml:space="preserve"> imbalance severely impacts the model's ability to learn about and correctly classify the minority class, particularly at larger scales.</w:t>
       </w:r>
     </w:p>
     <w:p>
@@ -4345,7 +5110,27 @@
           <w:szCs w:val="24"/>
           <w:lang w:val="en-ID" w:eastAsia="ja-JP"/>
         </w:rPr>
-        <w:t>However, when the number of samples is increased to n_samples=1000000, the model completely fails to recognize the minority class, resulting in a recall of 0 for class 1. This means that none of the true positives are correctly detected, highlighting the extreme bias towards the majority class due to the imbalance (99.9% of class 0 versus 0.1% of class 1).</w:t>
+        <w:t xml:space="preserve">However, when the number of samples is increased to </w:t>
+      </w:r>
+      <w:proofErr w:type="spellStart"/>
+      <w:r>
+        <w:rPr>
+          <w:rFonts w:ascii="Times New Roman" w:hAnsi="Times New Roman" w:cs="Times New Roman"/>
+          <w:sz w:val="24"/>
+          <w:szCs w:val="24"/>
+          <w:lang w:val="en-ID" w:eastAsia="ja-JP"/>
+        </w:rPr>
+        <w:t>n_samples</w:t>
+      </w:r>
+      <w:proofErr w:type="spellEnd"/>
+      <w:r>
+        <w:rPr>
+          <w:rFonts w:ascii="Times New Roman" w:hAnsi="Times New Roman" w:cs="Times New Roman"/>
+          <w:sz w:val="24"/>
+          <w:szCs w:val="24"/>
+          <w:lang w:val="en-ID" w:eastAsia="ja-JP"/>
+        </w:rPr>
+        <w:t>=1000000, the model completely fails to recognize the minority class, resulting in a recall of 0 for class 1. This means that none of the true positives are correctly detected, highlighting the extreme bias towards the majority class due to the imbalance (99.9% of class 0 versus 0.1% of class 1).</w:t>
       </w:r>
     </w:p>
     <w:p>
@@ -4366,7 +5151,27 @@
           <w:szCs w:val="24"/>
           <w:lang w:val="en-ID" w:eastAsia="ja-JP"/>
         </w:rPr>
-        <w:t>This behavior is not caused by deficiencies in the model itself but rather by the dataset imbalance. The confusion matrix clearly shows that the model is highly biased, with the recall for the minority class being 0, demonstrating that the model struggles when faced with extremely imbalanced data at a larger scale.</w:t>
+        <w:t xml:space="preserve">This </w:t>
+      </w:r>
+      <w:proofErr w:type="spellStart"/>
+      <w:r>
+        <w:rPr>
+          <w:rFonts w:ascii="Times New Roman" w:hAnsi="Times New Roman" w:cs="Times New Roman"/>
+          <w:sz w:val="24"/>
+          <w:szCs w:val="24"/>
+          <w:lang w:val="en-ID" w:eastAsia="ja-JP"/>
+        </w:rPr>
+        <w:t>behavior</w:t>
+      </w:r>
+      <w:proofErr w:type="spellEnd"/>
+      <w:r>
+        <w:rPr>
+          <w:rFonts w:ascii="Times New Roman" w:hAnsi="Times New Roman" w:cs="Times New Roman"/>
+          <w:sz w:val="24"/>
+          <w:szCs w:val="24"/>
+          <w:lang w:val="en-ID" w:eastAsia="ja-JP"/>
+        </w:rPr>
+        <w:t xml:space="preserve"> is not caused by deficiencies in the model itself but rather by the dataset imbalance. The confusion matrix clearly shows that the model is highly biased, with the recall for the minority class being 0, demonstrating that the model struggles when faced with extremely imbalanced data at a larger scale.</w:t>
       </w:r>
     </w:p>
     <w:p>
@@ -4657,7 +5462,47 @@
           <w:szCs w:val="24"/>
           <w:lang w:val="en-ID" w:eastAsia="ja-JP"/>
         </w:rPr>
-        <w:t>between n_samples=10000 and n_samples=1000000.</w:t>
+        <w:t xml:space="preserve">between </w:t>
+      </w:r>
+      <w:proofErr w:type="spellStart"/>
+      <w:r>
+        <w:rPr>
+          <w:rFonts w:ascii="Times New Roman" w:hAnsi="Times New Roman" w:cs="Times New Roman"/>
+          <w:sz w:val="24"/>
+          <w:szCs w:val="24"/>
+          <w:lang w:val="en-ID" w:eastAsia="ja-JP"/>
+        </w:rPr>
+        <w:t>n_samples</w:t>
+      </w:r>
+      <w:proofErr w:type="spellEnd"/>
+      <w:r>
+        <w:rPr>
+          <w:rFonts w:ascii="Times New Roman" w:hAnsi="Times New Roman" w:cs="Times New Roman"/>
+          <w:sz w:val="24"/>
+          <w:szCs w:val="24"/>
+          <w:lang w:val="en-ID" w:eastAsia="ja-JP"/>
+        </w:rPr>
+        <w:t xml:space="preserve">=10000 and </w:t>
+      </w:r>
+      <w:proofErr w:type="spellStart"/>
+      <w:r>
+        <w:rPr>
+          <w:rFonts w:ascii="Times New Roman" w:hAnsi="Times New Roman" w:cs="Times New Roman"/>
+          <w:sz w:val="24"/>
+          <w:szCs w:val="24"/>
+          <w:lang w:val="en-ID" w:eastAsia="ja-JP"/>
+        </w:rPr>
+        <w:t>n_samples</w:t>
+      </w:r>
+      <w:proofErr w:type="spellEnd"/>
+      <w:r>
+        <w:rPr>
+          <w:rFonts w:ascii="Times New Roman" w:hAnsi="Times New Roman" w:cs="Times New Roman"/>
+          <w:sz w:val="24"/>
+          <w:szCs w:val="24"/>
+          <w:lang w:val="en-ID" w:eastAsia="ja-JP"/>
+        </w:rPr>
+        <w:t>=1000000.</w:t>
       </w:r>
     </w:p>
     <w:p>
@@ -5385,7 +6230,47 @@
           <w:szCs w:val="24"/>
           <w:lang w:val="en-ID" w:eastAsia="ja-JP"/>
         </w:rPr>
-        <w:t>between n_samples=10000 and n_samples=1000000.</w:t>
+        <w:t xml:space="preserve">between </w:t>
+      </w:r>
+      <w:proofErr w:type="spellStart"/>
+      <w:r>
+        <w:rPr>
+          <w:rFonts w:ascii="Times New Roman" w:hAnsi="Times New Roman" w:cs="Times New Roman"/>
+          <w:sz w:val="24"/>
+          <w:szCs w:val="24"/>
+          <w:lang w:val="en-ID" w:eastAsia="ja-JP"/>
+        </w:rPr>
+        <w:t>n_samples</w:t>
+      </w:r>
+      <w:proofErr w:type="spellEnd"/>
+      <w:r>
+        <w:rPr>
+          <w:rFonts w:ascii="Times New Roman" w:hAnsi="Times New Roman" w:cs="Times New Roman"/>
+          <w:sz w:val="24"/>
+          <w:szCs w:val="24"/>
+          <w:lang w:val="en-ID" w:eastAsia="ja-JP"/>
+        </w:rPr>
+        <w:t xml:space="preserve">=10000 and </w:t>
+      </w:r>
+      <w:proofErr w:type="spellStart"/>
+      <w:r>
+        <w:rPr>
+          <w:rFonts w:ascii="Times New Roman" w:hAnsi="Times New Roman" w:cs="Times New Roman"/>
+          <w:sz w:val="24"/>
+          <w:szCs w:val="24"/>
+          <w:lang w:val="en-ID" w:eastAsia="ja-JP"/>
+        </w:rPr>
+        <w:t>n_samples</w:t>
+      </w:r>
+      <w:proofErr w:type="spellEnd"/>
+      <w:r>
+        <w:rPr>
+          <w:rFonts w:ascii="Times New Roman" w:hAnsi="Times New Roman" w:cs="Times New Roman"/>
+          <w:sz w:val="24"/>
+          <w:szCs w:val="24"/>
+          <w:lang w:val="en-ID" w:eastAsia="ja-JP"/>
+        </w:rPr>
+        <w:t>=1000000.</w:t>
       </w:r>
     </w:p>
     <w:p>
@@ -5756,6 +6641,7 @@
         </w:rPr>
         <w:t xml:space="preserve"> </w:t>
       </w:r>
+      <w:proofErr w:type="spellStart"/>
       <w:r>
         <w:rPr>
           <w:rFonts w:ascii="Times New Roman" w:hAnsi="Times New Roman" w:cs="Times New Roman"/>
@@ -5763,7 +6649,37 @@
           <w:szCs w:val="24"/>
           <w:lang w:val="en-ID" w:eastAsia="ja-JP"/>
         </w:rPr>
-        <w:t>n_samples=10000 and n_samples=1000000.</w:t>
+        <w:t>n_samples</w:t>
+      </w:r>
+      <w:proofErr w:type="spellEnd"/>
+      <w:r>
+        <w:rPr>
+          <w:rFonts w:ascii="Times New Roman" w:hAnsi="Times New Roman" w:cs="Times New Roman"/>
+          <w:sz w:val="24"/>
+          <w:szCs w:val="24"/>
+          <w:lang w:val="en-ID" w:eastAsia="ja-JP"/>
+        </w:rPr>
+        <w:t xml:space="preserve">=10000 and </w:t>
+      </w:r>
+      <w:proofErr w:type="spellStart"/>
+      <w:r>
+        <w:rPr>
+          <w:rFonts w:ascii="Times New Roman" w:hAnsi="Times New Roman" w:cs="Times New Roman"/>
+          <w:sz w:val="24"/>
+          <w:szCs w:val="24"/>
+          <w:lang w:val="en-ID" w:eastAsia="ja-JP"/>
+        </w:rPr>
+        <w:t>n_samples</w:t>
+      </w:r>
+      <w:proofErr w:type="spellEnd"/>
+      <w:r>
+        <w:rPr>
+          <w:rFonts w:ascii="Times New Roman" w:hAnsi="Times New Roman" w:cs="Times New Roman"/>
+          <w:sz w:val="24"/>
+          <w:szCs w:val="24"/>
+          <w:lang w:val="en-ID" w:eastAsia="ja-JP"/>
+        </w:rPr>
+        <w:t>=1000000.</w:t>
       </w:r>
     </w:p>
     <w:p>
@@ -6901,7 +7817,15 @@
         <w:t>T</w:t>
       </w:r>
       <w:r>
-        <w:t xml:space="preserve">he experiments were limited to synthetic datasets. Although the imbalanced dataset accurately reflects typical real-world scenarios, the complexity of real-world </w:t>
+        <w:t xml:space="preserve">he experiments were limited to synthetic datasets. Although the imbalanced </w:t>
+      </w:r>
+      <w:proofErr w:type="gramStart"/>
+      <w:r>
+        <w:t>dataset</w:t>
+      </w:r>
+      <w:proofErr w:type="gramEnd"/>
+      <w:r>
+        <w:t xml:space="preserve"> accurately reflects typical real-world scenarios, the complexity of real-world </w:t>
       </w:r>
       <w:r>
         <w:t>data, including noise and non-linearity, could affect model behavior differently. Future studies should aim to test these findings on real-world datasets across various machine learning models to increase generalizability.</w:t>
@@ -6998,7 +7922,21 @@
         <w:rPr>
           <w:lang w:val="en-ID"/>
         </w:rPr>
-        <w:t>Impact of Dataset Imbalance: Models trained on imbalanced datasets are prone to bias, favoring the majority class at the expense of underrepresented classes. This bias becomes more evident as the size of the dataset increases, leading to reduced recall and poor performance in detecting minority class instances. This reinforces the importance of addressing data imbalance early in the AI development process.</w:t>
+        <w:t xml:space="preserve">Impact of Dataset Imbalance: Models trained on imbalanced datasets are prone to bias, </w:t>
+      </w:r>
+      <w:proofErr w:type="spellStart"/>
+      <w:r>
+        <w:rPr>
+          <w:lang w:val="en-ID"/>
+        </w:rPr>
+        <w:t>favoring</w:t>
+      </w:r>
+      <w:proofErr w:type="spellEnd"/>
+      <w:r>
+        <w:rPr>
+          <w:lang w:val="en-ID"/>
+        </w:rPr>
+        <w:t xml:space="preserve"> the majority class at the expense of underrepresented classes. This bias becomes more evident as the size of the dataset increases, leading to reduced recall and poor performance in detecting minority class instances. This reinforces the importance of addressing data imbalance early in the AI development process.</w:t>
       </w:r>
     </w:p>
     <w:p>
@@ -7632,14 +8570,36 @@
         </w:rPr>
         <w:tab/>
       </w:r>
-      <w:r>
-        <w:rPr>
-          <w:rFonts w:ascii="Times New Roman" w:hAnsi="Times New Roman" w:cs="Times New Roman"/>
-          <w:sz w:val="24"/>
-          <w:szCs w:val="24"/>
-          <w14:ligatures w14:val="standard"/>
-        </w:rPr>
-        <w:t>Burkov,A. 2019. The Hundred-Page Machine Learning Book. Retrieved on October 12, 2024, from</w:t>
+      <w:proofErr w:type="spellStart"/>
+      <w:proofErr w:type="gramStart"/>
+      <w:r>
+        <w:rPr>
+          <w:rFonts w:ascii="Times New Roman" w:hAnsi="Times New Roman" w:cs="Times New Roman"/>
+          <w:sz w:val="24"/>
+          <w:szCs w:val="24"/>
+          <w14:ligatures w14:val="standard"/>
+        </w:rPr>
+        <w:t>Burkov,A</w:t>
+      </w:r>
+      <w:proofErr w:type="spellEnd"/>
+      <w:r>
+        <w:rPr>
+          <w:rFonts w:ascii="Times New Roman" w:hAnsi="Times New Roman" w:cs="Times New Roman"/>
+          <w:sz w:val="24"/>
+          <w:szCs w:val="24"/>
+          <w14:ligatures w14:val="standard"/>
+        </w:rPr>
+        <w:t>.</w:t>
+      </w:r>
+      <w:proofErr w:type="gramEnd"/>
+      <w:r>
+        <w:rPr>
+          <w:rFonts w:ascii="Times New Roman" w:hAnsi="Times New Roman" w:cs="Times New Roman"/>
+          <w:sz w:val="24"/>
+          <w:szCs w:val="24"/>
+          <w14:ligatures w14:val="standard"/>
+        </w:rPr>
+        <w:t xml:space="preserve"> 2019. The Hundred-Page Machine Learning Book. Retrieved on October 12, 2024, from</w:t>
       </w:r>
     </w:p>
     <w:p>
@@ -7671,14 +8631,45 @@
         </w:rPr>
         <w:tab/>
       </w:r>
-      <w:r>
-        <w:rPr>
-          <w:rFonts w:ascii="Times New Roman" w:hAnsi="Times New Roman" w:cs="Times New Roman"/>
-          <w:sz w:val="24"/>
-          <w:szCs w:val="24"/>
-          <w14:ligatures w14:val="standard"/>
-        </w:rPr>
-        <w:t xml:space="preserve">Dadkhahnikoo, Neama. (2019-11-11). Incident Number 92. In McGregor, S. (ed.) </w:t>
+      <w:proofErr w:type="spellStart"/>
+      <w:r>
+        <w:rPr>
+          <w:rFonts w:ascii="Times New Roman" w:hAnsi="Times New Roman" w:cs="Times New Roman"/>
+          <w:sz w:val="24"/>
+          <w:szCs w:val="24"/>
+          <w14:ligatures w14:val="standard"/>
+        </w:rPr>
+        <w:t>Dadkhahnikoo</w:t>
+      </w:r>
+      <w:proofErr w:type="spellEnd"/>
+      <w:r>
+        <w:rPr>
+          <w:rFonts w:ascii="Times New Roman" w:hAnsi="Times New Roman" w:cs="Times New Roman"/>
+          <w:sz w:val="24"/>
+          <w:szCs w:val="24"/>
+          <w14:ligatures w14:val="standard"/>
+        </w:rPr>
+        <w:t xml:space="preserve">, </w:t>
+      </w:r>
+      <w:proofErr w:type="spellStart"/>
+      <w:r>
+        <w:rPr>
+          <w:rFonts w:ascii="Times New Roman" w:hAnsi="Times New Roman" w:cs="Times New Roman"/>
+          <w:sz w:val="24"/>
+          <w:szCs w:val="24"/>
+          <w14:ligatures w14:val="standard"/>
+        </w:rPr>
+        <w:t>Neama</w:t>
+      </w:r>
+      <w:proofErr w:type="spellEnd"/>
+      <w:r>
+        <w:rPr>
+          <w:rFonts w:ascii="Times New Roman" w:hAnsi="Times New Roman" w:cs="Times New Roman"/>
+          <w:sz w:val="24"/>
+          <w:szCs w:val="24"/>
+          <w14:ligatures w14:val="standard"/>
+        </w:rPr>
+        <w:t xml:space="preserve">. (2019-11-11). Incident Number 92. In McGregor, S. (ed.) </w:t>
       </w:r>
       <w:r>
         <w:rPr>
@@ -7777,7 +8768,27 @@
           <w:szCs w:val="24"/>
           <w14:ligatures w14:val="standard"/>
         </w:rPr>
-        <w:t xml:space="preserve">Johnson, J.M. and Khoshgoftaar, T.M. 2019. </w:t>
+        <w:t xml:space="preserve">Johnson, J.M. and </w:t>
+      </w:r>
+      <w:proofErr w:type="spellStart"/>
+      <w:r>
+        <w:rPr>
+          <w:rFonts w:ascii="Times New Roman" w:hAnsi="Times New Roman" w:cs="Times New Roman"/>
+          <w:sz w:val="24"/>
+          <w:szCs w:val="24"/>
+          <w14:ligatures w14:val="standard"/>
+        </w:rPr>
+        <w:t>Khoshgoftaar</w:t>
+      </w:r>
+      <w:proofErr w:type="spellEnd"/>
+      <w:r>
+        <w:rPr>
+          <w:rFonts w:ascii="Times New Roman" w:hAnsi="Times New Roman" w:cs="Times New Roman"/>
+          <w:sz w:val="24"/>
+          <w:szCs w:val="24"/>
+          <w14:ligatures w14:val="standard"/>
+        </w:rPr>
+        <w:t xml:space="preserve">, T.M. 2019. </w:t>
       </w:r>
       <w:r>
         <w:rPr>
@@ -7868,7 +8879,26 @@
           <w14:ligatures w14:val="standard"/>
         </w:rPr>
         <w:tab/>
-        <w:t xml:space="preserve">Jurafsky, D., &amp; Martin, J. H. (2024, August 20). </w:t>
+      </w:r>
+      <w:proofErr w:type="spellStart"/>
+      <w:r>
+        <w:rPr>
+          <w:rFonts w:ascii="Times New Roman" w:hAnsi="Times New Roman" w:cs="Times New Roman"/>
+          <w:sz w:val="24"/>
+          <w:szCs w:val="24"/>
+          <w14:ligatures w14:val="standard"/>
+        </w:rPr>
+        <w:t>Jurafsky</w:t>
+      </w:r>
+      <w:proofErr w:type="spellEnd"/>
+      <w:r>
+        <w:rPr>
+          <w:rFonts w:ascii="Times New Roman" w:hAnsi="Times New Roman" w:cs="Times New Roman"/>
+          <w:sz w:val="24"/>
+          <w:szCs w:val="24"/>
+          <w14:ligatures w14:val="standard"/>
+        </w:rPr>
+        <w:t xml:space="preserve">, D., &amp; Martin, J. H. (2024, August 20). </w:t>
       </w:r>
       <w:r>
         <w:rPr>
@@ -8335,6 +9365,7 @@
         </w:rPr>
         <w:t>[</w:t>
       </w:r>
+      <w:proofErr w:type="gramStart"/>
       <w:r>
         <w:rPr>
           <w:rFonts w:ascii="Times New Roman" w:hAnsi="Times New Roman" w:cs="Times New Roman"/>
@@ -8369,7 +9400,17 @@
           <w:szCs w:val="24"/>
           <w14:ligatures w14:val="standard"/>
         </w:rPr>
-        <w:t>Kou, G., Yang, P., Peng, Y., Xiao, F., Chen, Y., and Alsaadi, F.E. 2019. Evaluation of feature selection methods for text classification with small datasets using multiple criteria decision-making methods. Applied Soft Computing 86, 105836. DOI: https://doi.org/10.1016/j.asoc.2019.105836.</w:t>
+        <w:t>Kou</w:t>
+      </w:r>
+      <w:proofErr w:type="gramEnd"/>
+      <w:r>
+        <w:rPr>
+          <w:rFonts w:ascii="Times New Roman" w:hAnsi="Times New Roman" w:cs="Times New Roman"/>
+          <w:sz w:val="24"/>
+          <w:szCs w:val="24"/>
+          <w14:ligatures w14:val="standard"/>
+        </w:rPr>
+        <w:t>, G., Yang, P., Peng, Y., Xiao, F., Chen, Y., and Alsaadi, F.E. 2019. Evaluation of feature selection methods for text classification with small datasets using multiple criteria decision-making methods. Applied Soft Computing 86, 105836. DOI: https://doi.org/10.1016/j.asoc.2019.105836.</w:t>
       </w:r>
     </w:p>
     <w:p>
@@ -8390,7 +9431,17 @@
           <w:szCs w:val="24"/>
           <w14:ligatures w14:val="standard"/>
         </w:rPr>
-        <w:t>[1</w:t>
+        <w:t>[</w:t>
+      </w:r>
+      <w:proofErr w:type="gramStart"/>
+      <w:r>
+        <w:rPr>
+          <w:rFonts w:ascii="Times New Roman" w:hAnsi="Times New Roman" w:cs="Times New Roman"/>
+          <w:sz w:val="24"/>
+          <w:szCs w:val="24"/>
+          <w14:ligatures w14:val="standard"/>
+        </w:rPr>
+        <w:t>1</w:t>
       </w:r>
       <w:r>
         <w:rPr>
@@ -8417,7 +9468,17 @@
           <w:szCs w:val="24"/>
           <w14:ligatures w14:val="standard"/>
         </w:rPr>
-        <w:t>Prashant. 2019</w:t>
+        <w:t>Prashant</w:t>
+      </w:r>
+      <w:proofErr w:type="gramEnd"/>
+      <w:r>
+        <w:rPr>
+          <w:rFonts w:ascii="Times New Roman" w:hAnsi="Times New Roman" w:cs="Times New Roman"/>
+          <w:sz w:val="24"/>
+          <w:szCs w:val="24"/>
+          <w14:ligatures w14:val="standard"/>
+        </w:rPr>
+        <w:t>. 2019</w:t>
       </w:r>
       <w:r>
         <w:rPr>
@@ -8978,6 +10039,7 @@
             </w:rPr>
             <w:t xml:space="preserve">, </w:t>
           </w:r>
+          <w:proofErr w:type="gramStart"/>
           <w:r>
             <w:rPr>
               <w:rFonts w:ascii="Linux Biolinum" w:hAnsi="Linux Biolinum" w:cs="Linux Biolinum"/>
@@ -8988,7 +10050,14 @@
             <w:rPr>
               <w:rFonts w:ascii="Linux Biolinum" w:hAnsi="Linux Biolinum" w:cs="Linux Biolinum"/>
             </w:rPr>
-            <w:t>, 20</w:t>
+            <w:t>,</w:t>
+          </w:r>
+          <w:proofErr w:type="gramEnd"/>
+          <w:r>
+            <w:rPr>
+              <w:rFonts w:ascii="Linux Biolinum" w:hAnsi="Linux Biolinum" w:cs="Linux Biolinum"/>
+            </w:rPr>
+            <w:t xml:space="preserve"> 20</w:t>
           </w:r>
           <w:r>
             <w:rPr>
@@ -9008,12 +10077,14 @@
             </w:rPr>
             <w:t xml:space="preserve">, </w:t>
           </w:r>
+          <w:proofErr w:type="spellStart"/>
           <w:r>
             <w:rPr>
               <w:rFonts w:ascii="Linux Biolinum" w:hAnsi="Linux Biolinum" w:cs="Linux Biolinum"/>
             </w:rPr>
             <w:t>Kricak</w:t>
           </w:r>
+          <w:proofErr w:type="spellEnd"/>
           <w:r>
             <w:rPr>
               <w:rFonts w:ascii="Linux Biolinum" w:hAnsi="Linux Biolinum" w:cs="Linux Biolinum"/>
@@ -9057,12 +10128,16 @@
               <w:rFonts w:ascii="Linux Biolinum" w:hAnsi="Linux Biolinum" w:cs="Linux Biolinum"/>
             </w:rPr>
           </w:pPr>
+          <w:proofErr w:type="spellStart"/>
+          <w:proofErr w:type="gramStart"/>
           <w:r>
             <w:rPr>
               <w:rFonts w:ascii="Linux Biolinum" w:hAnsi="Linux Biolinum" w:cs="Linux Biolinum"/>
             </w:rPr>
             <w:t>H.Purwadi</w:t>
           </w:r>
+          <w:proofErr w:type="spellEnd"/>
+          <w:proofErr w:type="gramEnd"/>
         </w:p>
       </w:tc>
     </w:tr>
@@ -9128,6 +10203,7 @@
             </w:rPr>
             <w:t xml:space="preserve">, </w:t>
           </w:r>
+          <w:proofErr w:type="gramStart"/>
           <w:r>
             <w:rPr>
               <w:rFonts w:ascii="Linux Biolinum" w:hAnsi="Linux Biolinum" w:cs="Linux Biolinum"/>
@@ -9138,7 +10214,14 @@
             <w:rPr>
               <w:rFonts w:ascii="Linux Biolinum" w:hAnsi="Linux Biolinum" w:cs="Linux Biolinum"/>
             </w:rPr>
-            <w:t>, 20</w:t>
+            <w:t>,</w:t>
+          </w:r>
+          <w:proofErr w:type="gramEnd"/>
+          <w:r>
+            <w:rPr>
+              <w:rFonts w:ascii="Linux Biolinum" w:hAnsi="Linux Biolinum" w:cs="Linux Biolinum"/>
+            </w:rPr>
+            <w:t xml:space="preserve"> 20</w:t>
           </w:r>
           <w:r>
             <w:rPr>
@@ -9152,12 +10235,14 @@
             </w:rPr>
             <w:t xml:space="preserve">, </w:t>
           </w:r>
+          <w:proofErr w:type="spellStart"/>
           <w:r>
             <w:rPr>
               <w:rFonts w:ascii="Linux Biolinum" w:hAnsi="Linux Biolinum" w:cs="Linux Biolinum"/>
             </w:rPr>
             <w:t>Kricak</w:t>
           </w:r>
+          <w:proofErr w:type="spellEnd"/>
           <w:r>
             <w:rPr>
               <w:rFonts w:ascii="Linux Biolinum" w:hAnsi="Linux Biolinum" w:cs="Linux Biolinum"/>
@@ -9189,12 +10274,16 @@
               <w:rFonts w:ascii="Linux Biolinum" w:hAnsi="Linux Biolinum" w:cs="Linux Biolinum"/>
             </w:rPr>
           </w:pPr>
+          <w:proofErr w:type="spellStart"/>
+          <w:proofErr w:type="gramStart"/>
           <w:r>
             <w:rPr>
               <w:rFonts w:ascii="Linux Biolinum" w:hAnsi="Linux Biolinum" w:cs="Linux Biolinum"/>
             </w:rPr>
             <w:t>H.Purwadi</w:t>
           </w:r>
+          <w:proofErr w:type="spellEnd"/>
+          <w:proofErr w:type="gramEnd"/>
         </w:p>
       </w:tc>
     </w:tr>
@@ -14651,7 +15740,7 @@
     <w:name w:val="Para"/>
     <w:autoRedefine/>
     <w:qFormat/>
-    <w:rsid w:val="00847D9E"/>
+    <w:rsid w:val="00571B20"/>
     <w:pPr>
       <w:spacing w:line="360" w:lineRule="auto"/>
       <w:jc w:val="both"/>

--- a/Imbalance_Balanced_Dataset_Composition_XAI.docx
+++ b/Imbalance_Balanced_Dataset_Composition_XAI.docx
@@ -1518,7 +1518,6 @@
         <w:t xml:space="preserve"> vs. </w:t>
       </w:r>
       <w:proofErr w:type="spellStart"/>
-      <w:proofErr w:type="gramStart"/>
       <w:r>
         <w:rPr>
           <w:b w:val="0"/>
@@ -1527,7 +1526,6 @@
         <w:t>imbalanced</w:t>
       </w:r>
       <w:proofErr w:type="spellEnd"/>
-      <w:proofErr w:type="gramEnd"/>
       <w:r>
         <w:rPr>
           <w:b w:val="0"/>
@@ -1966,15 +1964,7 @@
         <w:t xml:space="preserve">studied </w:t>
       </w:r>
       <w:r>
-        <w:t xml:space="preserve">by Miao, Y., Cao, H., and </w:t>
-      </w:r>
-      <w:proofErr w:type="gramStart"/>
-      <w:r>
-        <w:t>Tang,</w:t>
-      </w:r>
-      <w:proofErr w:type="gramEnd"/>
-      <w:r>
-        <w:t xml:space="preserve"> M. (2022) focuses on the technique that may be utilized to evaluate the impact that imbalanced binary data has on the performance of machine learning models. In their investigation, they investigated how the imbalance ratio (IR) influences the performance and stability of the model. To build datasets with variable imbalance ratios, they applied imbalanced data augmentation algorithms. </w:t>
+        <w:t xml:space="preserve">by Miao, Y., Cao, H., and Tang, M. (2022) focuses on the technique that may be utilized to evaluate the impact that imbalanced binary data has on the performance of machine learning models. In their investigation, they investigated how the imbalance ratio (IR) influences the performance and stability of the model. To build datasets with variable imbalance ratios, they applied imbalanced data augmentation algorithms. </w:t>
       </w:r>
       <w:r>
         <w:t>T</w:t>
@@ -2496,7 +2486,6 @@
         <w:t>​ L(</w:t>
       </w:r>
       <w:proofErr w:type="spellStart"/>
-      <w:proofErr w:type="gramStart"/>
       <w:r>
         <w:rPr>
           <w:rFonts w:ascii="Times New Roman" w:hAnsi="Times New Roman" w:cs="Times New Roman"/>
@@ -2508,7 +2497,6 @@
         <w:t>f,g</w:t>
       </w:r>
       <w:proofErr w:type="spellEnd"/>
-      <w:proofErr w:type="gramEnd"/>
       <w:r>
         <w:rPr>
           <w:rFonts w:ascii="Times New Roman" w:hAnsi="Times New Roman" w:cs="Times New Roman"/>
@@ -2619,14 +2607,9 @@
       <w:r>
         <w:t xml:space="preserve">re </w:t>
       </w:r>
-      <w:proofErr w:type="gramStart"/>
       <w:r>
         <w:lastRenderedPageBreak/>
-        <w:t>are</w:t>
-      </w:r>
-      <w:proofErr w:type="gramEnd"/>
-      <w:r>
-        <w:t xml:space="preserve"> a</w:t>
+        <w:t>are a</w:t>
       </w:r>
       <w:r>
         <w:t xml:space="preserve"> sigmoid function </w:t>
@@ -2744,18 +2727,10 @@
       </w:r>
       <w:r>
         <w:tab/>
-        <w:t xml:space="preserve"> </w:t>
-      </w:r>
-      <w:proofErr w:type="gramStart"/>
-      <w:r>
-        <w:t xml:space="preserve">   </w:t>
-      </w:r>
-      <w:r>
-        <w:t>(</w:t>
-      </w:r>
-      <w:proofErr w:type="gramEnd"/>
-      <w:r>
-        <w:t>2)</w:t>
+        <w:t xml:space="preserve">    </w:t>
+      </w:r>
+      <w:r>
+        <w:t>(2)</w:t>
       </w:r>
     </w:p>
     <w:p>
@@ -3760,7 +3735,10 @@
         <w:pStyle w:val="Para"/>
       </w:pPr>
       <w:r>
-        <w:t>We used</w:t>
+        <w:t>I</w:t>
+      </w:r>
+      <w:r>
+        <w:t xml:space="preserve"> used</w:t>
       </w:r>
       <w:r>
         <w:rPr>
@@ -3825,7 +3803,10 @@
         <w:pStyle w:val="Para"/>
       </w:pPr>
       <w:r>
-        <w:t xml:space="preserve">We </w:t>
+        <w:t>I</w:t>
+      </w:r>
+      <w:r>
+        <w:t xml:space="preserve"> </w:t>
       </w:r>
       <w:r>
         <w:t>observ</w:t>
@@ -4091,7 +4072,10 @@
         <w:t xml:space="preserve">, </w:t>
       </w:r>
       <w:r>
-        <w:t xml:space="preserve">we trained </w:t>
+        <w:t xml:space="preserve">I </w:t>
+      </w:r>
+      <w:r>
+        <w:t xml:space="preserve">trained </w:t>
       </w:r>
       <w:r>
         <w:t>both</w:t>
@@ -4124,10 +4108,13 @@
         <w:t xml:space="preserve"> </w:t>
       </w:r>
       <w:r>
-        <w:t>After that, we</w:t>
-      </w:r>
-      <w:r>
-        <w:t xml:space="preserve"> evaluate</w:t>
+        <w:t xml:space="preserve">After that, </w:t>
+      </w:r>
+      <w:r>
+        <w:t xml:space="preserve">I </w:t>
+      </w:r>
+      <w:r>
+        <w:t>evaluate</w:t>
       </w:r>
       <w:r>
         <w:t xml:space="preserve"> it</w:t>
@@ -4136,19 +4123,19 @@
         <w:t xml:space="preserve"> </w:t>
       </w:r>
       <w:r>
-        <w:t xml:space="preserve">with </w:t>
-      </w:r>
-      <w:r>
-        <w:t xml:space="preserve">F1-score, </w:t>
+        <w:t xml:space="preserve">with F1-score, </w:t>
       </w:r>
       <w:r>
         <w:t xml:space="preserve">Precision, Recall, and Area Under the Precision-Recall Curve (AUC-PR). </w:t>
       </w:r>
       <w:r>
-        <w:t>The reason why w</w:t>
-      </w:r>
-      <w:r>
-        <w:t xml:space="preserve">e choose </w:t>
+        <w:t xml:space="preserve">The reason why </w:t>
+      </w:r>
+      <w:r>
+        <w:t xml:space="preserve">I </w:t>
+      </w:r>
+      <w:r>
+        <w:t xml:space="preserve">choose </w:t>
       </w:r>
       <w:r>
         <w:t>l</w:t>
@@ -4228,34 +4215,43 @@
         <w:pStyle w:val="Para"/>
       </w:pPr>
       <w:r>
-        <w:t xml:space="preserve">Because </w:t>
-      </w:r>
-      <w:r>
-        <w:t xml:space="preserve">only </w:t>
-      </w:r>
-      <w:r>
-        <w:t>relying</w:t>
-      </w:r>
-      <w:r>
-        <w:t xml:space="preserve"> on accuracy can be misleading</w:t>
+        <w:t>Because</w:t>
       </w:r>
       <w:r>
         <w:t xml:space="preserve"> </w:t>
       </w:r>
       <w:r>
+        <w:t xml:space="preserve">only relying on accuracy </w:t>
+      </w:r>
+      <w:r>
+        <w:t>could</w:t>
+      </w:r>
+      <w:r>
+        <w:t xml:space="preserve"> be misleading</w:t>
+      </w:r>
+      <w:r>
+        <w:t xml:space="preserve"> </w:t>
+      </w:r>
+      <w:r>
         <w:t xml:space="preserve">when </w:t>
       </w:r>
       <w:r>
-        <w:t>we deal</w:t>
-      </w:r>
-      <w:r>
-        <w:t xml:space="preserve"> with a very unbalanced data set,</w:t>
+        <w:t xml:space="preserve">I </w:t>
+      </w:r>
+      <w:r>
+        <w:t>deal</w:t>
+      </w:r>
+      <w:r>
+        <w:t xml:space="preserve"> with unbalanced data set,</w:t>
       </w:r>
       <w:r>
         <w:t xml:space="preserve"> </w:t>
       </w:r>
       <w:r>
-        <w:t xml:space="preserve">Precision-recall curves are used to evaluate the </w:t>
+        <w:t xml:space="preserve">I used </w:t>
+      </w:r>
+      <w:r>
+        <w:t xml:space="preserve">Precision-recall curves to evaluate the </w:t>
       </w:r>
       <w:r>
         <w:t xml:space="preserve">model’s </w:t>
@@ -4267,10 +4263,16 @@
         <w:t>show</w:t>
       </w:r>
       <w:r>
-        <w:t xml:space="preserve"> a clearer view of the </w:t>
-      </w:r>
-      <w:r>
-        <w:t>performance of the model in this unbalanced data</w:t>
+        <w:t xml:space="preserve"> </w:t>
+      </w:r>
+      <w:r>
+        <w:t>a clearer</w:t>
+      </w:r>
+      <w:r>
+        <w:t xml:space="preserve"> view of the performance of the </w:t>
+      </w:r>
+      <w:r>
+        <w:t>model in this unbalanced data</w:t>
       </w:r>
       <w:r>
         <w:t>set. T</w:t>
@@ -4285,7 +4287,19 @@
         <w:t>evaluated</w:t>
       </w:r>
       <w:r>
-        <w:t xml:space="preserve"> using an area under the</w:t>
+        <w:t xml:space="preserve"> using an</w:t>
+      </w:r>
+      <w:r>
+        <w:t xml:space="preserve"> </w:t>
+      </w:r>
+      <w:r>
+        <w:t>AUC-PR</w:t>
+      </w:r>
+      <w:r>
+        <w:t>/</w:t>
+      </w:r>
+      <w:r>
+        <w:t xml:space="preserve"> area under the</w:t>
       </w:r>
       <w:r>
         <w:t xml:space="preserve"> curve</w:t>
@@ -4303,7 +4317,13 @@
         <w:t>ecall</w:t>
       </w:r>
       <w:r>
-        <w:t xml:space="preserve"> curve (AUC-PR) as a trusted indicator</w:t>
+        <w:t xml:space="preserve"> curve as </w:t>
+      </w:r>
+      <w:r>
+        <w:t>an</w:t>
+      </w:r>
+      <w:r>
+        <w:t xml:space="preserve"> indicator</w:t>
       </w:r>
       <w:r>
         <w:t xml:space="preserve">. </w:t>
@@ -4315,7 +4335,7 @@
         <w:t>means</w:t>
       </w:r>
       <w:r>
-        <w:t xml:space="preserve"> that the prediction for the minority class is poor and </w:t>
+        <w:t xml:space="preserve"> that the prediction for the class is poor and </w:t>
       </w:r>
       <w:r>
         <w:t>has</w:t>
@@ -4326,6 +4346,45 @@
       <w:r>
         <w:t>.</w:t>
       </w:r>
+      <w:r>
+        <w:t xml:space="preserve"> </w:t>
+      </w:r>
+      <w:r>
+        <w:t xml:space="preserve">A </w:t>
+      </w:r>
+      <w:r>
+        <w:t>high</w:t>
+      </w:r>
+      <w:r>
+        <w:t xml:space="preserve"> AUC value </w:t>
+      </w:r>
+      <w:r>
+        <w:t>means</w:t>
+      </w:r>
+      <w:r>
+        <w:t xml:space="preserve"> that the prediction for the class is </w:t>
+      </w:r>
+      <w:r>
+        <w:t>good</w:t>
+      </w:r>
+      <w:r>
+        <w:t xml:space="preserve"> and </w:t>
+      </w:r>
+      <w:r>
+        <w:t>has</w:t>
+      </w:r>
+      <w:r>
+        <w:t xml:space="preserve"> </w:t>
+      </w:r>
+      <w:r>
+        <w:t xml:space="preserve">no </w:t>
+      </w:r>
+      <w:r>
+        <w:t>bias</w:t>
+      </w:r>
+      <w:r>
+        <w:t>.</w:t>
+      </w:r>
     </w:p>
     <w:p>
       <w:pPr>
@@ -4335,14 +4394,30 @@
     <w:p>
       <w:pPr>
         <w:pStyle w:val="Para"/>
-      </w:pPr>
-      <w:r>
+        <w:rPr>
+          <w:b/>
+          <w:bCs/>
+        </w:rPr>
+      </w:pPr>
+      <w:r>
+        <w:rPr>
+          <w:b/>
+          <w:bCs/>
+        </w:rPr>
         <w:t>3.</w:t>
       </w:r>
       <w:r>
+        <w:rPr>
+          <w:b/>
+          <w:bCs/>
+        </w:rPr>
         <w:t>6</w:t>
       </w:r>
       <w:r>
+        <w:rPr>
+          <w:b/>
+          <w:bCs/>
+        </w:rPr>
         <w:t xml:space="preserve"> LIME Explanations for Model Interpretability</w:t>
       </w:r>
     </w:p>
@@ -4351,7 +4426,91 @@
         <w:pStyle w:val="Para"/>
       </w:pPr>
       <w:r>
-        <w:t>To enhance model transparency, LIME was employed to generate interpretable explanations of the model's predictions. LIME works by perturbing the input data and observing how these changes affect the model's predictions, allowing for a deeper understanding of how features contribute to the decision-making process. LIME explanations were generated for both balanced and imbalanced datasets at different sample sizes, providing insights into whether and how the model's interpretation changes with dataset composition and size.</w:t>
+        <w:t xml:space="preserve">For </w:t>
+      </w:r>
+      <w:r>
+        <w:t xml:space="preserve">model transparency, </w:t>
+      </w:r>
+      <w:r>
+        <w:t xml:space="preserve">I will use </w:t>
+      </w:r>
+      <w:r>
+        <w:t xml:space="preserve">LIME </w:t>
+      </w:r>
+      <w:r>
+        <w:t>to</w:t>
+      </w:r>
+      <w:r>
+        <w:t xml:space="preserve"> </w:t>
+      </w:r>
+      <w:r>
+        <w:t>explain</w:t>
+      </w:r>
+      <w:r>
+        <w:t xml:space="preserve"> </w:t>
+      </w:r>
+      <w:r>
+        <w:t xml:space="preserve">how </w:t>
+      </w:r>
+      <w:r>
+        <w:t xml:space="preserve">the model </w:t>
+      </w:r>
+      <w:r>
+        <w:t>predicts</w:t>
+      </w:r>
+      <w:r>
+        <w:t xml:space="preserve">. </w:t>
+      </w:r>
+      <w:r>
+        <w:t xml:space="preserve">LIME works by changing input data and observing how these changes affect </w:t>
+      </w:r>
+      <w:r>
+        <w:t xml:space="preserve">the </w:t>
+      </w:r>
+      <w:r>
+        <w:t xml:space="preserve">model predictions, </w:t>
+      </w:r>
+      <w:r>
+        <w:t xml:space="preserve">to gain </w:t>
+      </w:r>
+      <w:r>
+        <w:t xml:space="preserve">deeper insight </w:t>
+      </w:r>
+      <w:r>
+        <w:t>about</w:t>
+      </w:r>
+      <w:r>
+        <w:t xml:space="preserve"> how features contribute to the </w:t>
+      </w:r>
+      <w:r>
+        <w:t xml:space="preserve">model’s </w:t>
+      </w:r>
+      <w:r>
+        <w:t xml:space="preserve">decision-making process. LIME annotations are generated for balanced and unbalanced datasets at different sample sizes, </w:t>
+      </w:r>
+      <w:r>
+        <w:t xml:space="preserve">to </w:t>
+      </w:r>
+      <w:r>
+        <w:t>provid</w:t>
+      </w:r>
+      <w:r>
+        <w:t>e</w:t>
+      </w:r>
+      <w:r>
+        <w:t xml:space="preserve"> insight into whether and how model interpretation changes </w:t>
+      </w:r>
+      <w:r>
+        <w:t>in response to the</w:t>
+      </w:r>
+      <w:r>
+        <w:t xml:space="preserve"> changes </w:t>
+      </w:r>
+      <w:r>
+        <w:t>of</w:t>
+      </w:r>
+      <w:r>
+        <w:t xml:space="preserve"> the composition and size of the dataset.</w:t>
       </w:r>
     </w:p>
     <w:p>
@@ -4362,14 +4521,30 @@
     <w:p>
       <w:pPr>
         <w:pStyle w:val="Para"/>
-      </w:pPr>
-      <w:r>
+        <w:rPr>
+          <w:b/>
+          <w:bCs/>
+        </w:rPr>
+      </w:pPr>
+      <w:r>
+        <w:rPr>
+          <w:b/>
+          <w:bCs/>
+        </w:rPr>
         <w:t>3.</w:t>
       </w:r>
       <w:r>
+        <w:rPr>
+          <w:b/>
+          <w:bCs/>
+        </w:rPr>
         <w:t>7</w:t>
       </w:r>
       <w:r>
+        <w:rPr>
+          <w:b/>
+          <w:bCs/>
+        </w:rPr>
         <w:t xml:space="preserve"> Method for Analyzing Bias</w:t>
       </w:r>
     </w:p>
@@ -4378,11 +4553,62 @@
         <w:pStyle w:val="Para"/>
       </w:pPr>
       <w:r>
-        <w:t xml:space="preserve">The study employed confusion matrices to visualize the model's performance in predicting both the majority and minority classes. Additionally, recall for the minority class was emphasized to highlight how imbalanced datasets affect the model's ability to identify minority instances. The comparison between results on smaller sample sizes (n = 10,000) and larger sample sizes (n = 1,000,000) provided insights </w:t>
+        <w:t xml:space="preserve">This study uses a confusion matrix to visualize the performance of the Logistic Regression model in predicting the majority class and minority class, </w:t>
+      </w:r>
+      <w:r>
+        <w:t>and</w:t>
+      </w:r>
+      <w:r>
+        <w:t xml:space="preserve"> minority class recall is </w:t>
+      </w:r>
+      <w:r>
+        <w:t>used</w:t>
+      </w:r>
+      <w:r>
+        <w:t xml:space="preserve"> to highlight how an imbalanced data set can apparently affect the model's ability to predict/</w:t>
+      </w:r>
+      <w:r>
+        <w:t xml:space="preserve"> </w:t>
+      </w:r>
+      <w:r>
+        <w:t xml:space="preserve">identify minority events. A comparison of the results at a smaller sample size (n = 10,000) </w:t>
       </w:r>
       <w:r>
         <w:lastRenderedPageBreak/>
-        <w:t>into how small sample sizes can mislead bias evaluation.</w:t>
+        <w:t xml:space="preserve">versus using a larger sample size (n = 1,000,000) provides insight into how small sample sizes can mislead </w:t>
+      </w:r>
+      <w:r>
+        <w:t xml:space="preserve">the </w:t>
+      </w:r>
+      <w:r>
+        <w:t>evaluation bias.</w:t>
+      </w:r>
+      <w:r>
+        <w:t xml:space="preserve"> </w:t>
+      </w:r>
+      <w:r>
+        <w:rPr>
+          <w:lang w:val="en"/>
+        </w:rPr>
+        <w:t>I</w:t>
+      </w:r>
+      <w:r>
+        <w:rPr>
+          <w:lang w:val="en"/>
+        </w:rPr>
+        <w:t>n small sample size, i</w:t>
+      </w:r>
+      <w:r>
+        <w:rPr>
+          <w:lang w:val="en"/>
+        </w:rPr>
+        <w:t>t was not discovered that bias had occurred</w:t>
+      </w:r>
+      <w:r>
+        <w:rPr>
+          <w:lang w:val="en"/>
+        </w:rPr>
+        <w:t>.</w:t>
       </w:r>
     </w:p>
     <w:p>
@@ -4393,14 +4619,30 @@
     <w:p>
       <w:pPr>
         <w:pStyle w:val="Para"/>
-      </w:pPr>
-      <w:r>
+        <w:rPr>
+          <w:b/>
+          <w:bCs/>
+        </w:rPr>
+      </w:pPr>
+      <w:r>
+        <w:rPr>
+          <w:b/>
+          <w:bCs/>
+        </w:rPr>
         <w:t>3.</w:t>
       </w:r>
       <w:r>
+        <w:rPr>
+          <w:b/>
+          <w:bCs/>
+        </w:rPr>
         <w:t>8</w:t>
       </w:r>
       <w:r>
+        <w:rPr>
+          <w:b/>
+          <w:bCs/>
+        </w:rPr>
         <w:t xml:space="preserve"> Limitations of the Methodology</w:t>
       </w:r>
     </w:p>
@@ -4409,15 +4651,31 @@
         <w:pStyle w:val="Para"/>
       </w:pPr>
       <w:r>
-        <w:t xml:space="preserve">While the synthetic datasets </w:t>
-      </w:r>
-      <w:proofErr w:type="gramStart"/>
-      <w:r>
-        <w:t>allowed</w:t>
-      </w:r>
-      <w:proofErr w:type="gramEnd"/>
-      <w:r>
-        <w:t xml:space="preserve"> for controlled experimentation, they do not fully capture the complexity of real-world data, which can be noisy and contain missing values. Additionally, this study focuses on logistic regression, a simpler model. The findings may not generalize to more complex models like neural networks, which may behave differently under conditions of imbalance. Future work should extend these methods to real-world datasets and more complex machine learning models to validate the findings.</w:t>
+        <w:t xml:space="preserve">Although synthetic datasets </w:t>
+      </w:r>
+      <w:r>
+        <w:t>are allowed</w:t>
+      </w:r>
+      <w:r>
+        <w:t xml:space="preserve"> for </w:t>
+      </w:r>
+      <w:r>
+        <w:t xml:space="preserve">the </w:t>
+      </w:r>
+      <w:r>
+        <w:t>experiments, they do not fully capture the complexity of data from the real world, which can introduce noise and contain missing values. A</w:t>
+      </w:r>
+      <w:r>
+        <w:t xml:space="preserve">lso, </w:t>
+      </w:r>
+      <w:r>
+        <w:t>this research</w:t>
+      </w:r>
+      <w:r>
+        <w:t xml:space="preserve"> only</w:t>
+      </w:r>
+      <w:r>
+        <w:t xml:space="preserve"> focuses on logistic regression, a simple model. These findings may not be generalizable to more complex models such as neural networks, which may behave differently under conditions of imbalance. Future work should extend these methods to more complex real-world datasets and machine learning models to validate the findings.</w:t>
       </w:r>
     </w:p>
     <w:p>
@@ -4428,6 +4686,10 @@
     <w:p>
       <w:pPr>
         <w:pStyle w:val="Para"/>
+        <w:rPr>
+          <w:b/>
+          <w:bCs/>
+        </w:rPr>
       </w:pPr>
       <w:r>
         <w:rPr>
@@ -4439,9 +4701,17 @@
         <w:t>4</w:t>
       </w:r>
       <w:r>
+        <w:rPr>
+          <w:b/>
+          <w:bCs/>
+        </w:rPr>
         <w:t> </w:t>
       </w:r>
       <w:r>
+        <w:rPr>
+          <w:b/>
+          <w:bCs/>
+        </w:rPr>
         <w:t>Results and Findings</w:t>
       </w:r>
     </w:p>
@@ -4451,16 +4721,17 @@
         <w:spacing w:line="360" w:lineRule="auto"/>
         <w:rPr>
           <w:rFonts w:ascii="Times New Roman" w:hAnsi="Times New Roman" w:cs="Times New Roman"/>
-          <w:bCs w:val="0"/>
-          <w:sz w:val="24"/>
-          <w:szCs w:val="24"/>
+          <w:b/>
+          <w:sz w:val="24"/>
+          <w:szCs w:val="24"/>
+          <w:lang w:eastAsia="ja-JP"/>
         </w:rPr>
       </w:pPr>
       <w:r>
         <w:rPr>
           <w:rStyle w:val="Label"/>
           <w:rFonts w:ascii="Times New Roman" w:hAnsi="Times New Roman" w:cs="Times New Roman"/>
-          <w:bCs w:val="0"/>
+          <w:b/>
           <w:sz w:val="24"/>
           <w:szCs w:val="24"/>
         </w:rPr>
@@ -4469,7 +4740,7 @@
       <w:r>
         <w:rPr>
           <w:rFonts w:ascii="Times New Roman" w:hAnsi="Times New Roman" w:cs="Times New Roman"/>
-          <w:bCs w:val="0"/>
+          <w:b/>
           <w:sz w:val="24"/>
           <w:szCs w:val="24"/>
         </w:rPr>
@@ -4478,7 +4749,7 @@
       <w:r>
         <w:rPr>
           <w:rFonts w:ascii="Times New Roman" w:hAnsi="Times New Roman" w:cs="Times New Roman"/>
-          <w:bCs w:val="0"/>
+          <w:b/>
           <w:sz w:val="24"/>
           <w:szCs w:val="24"/>
           <w:lang w:eastAsia="ja-JP"/>
@@ -4488,12 +4759,139 @@
       <w:r>
         <w:rPr>
           <w:rFonts w:ascii="Times New Roman" w:hAnsi="Times New Roman" w:cs="Times New Roman"/>
-          <w:bCs w:val="0"/>
+          <w:b/>
           <w:sz w:val="24"/>
           <w:szCs w:val="24"/>
           <w:lang w:eastAsia="ja-JP"/>
         </w:rPr>
         <w:t xml:space="preserve"> </w:t>
+      </w:r>
+    </w:p>
+    <w:p>
+      <w:pPr>
+        <w:pStyle w:val="FigureCaption"/>
+        <w:spacing w:line="360" w:lineRule="auto"/>
+        <w:rPr>
+          <w:rFonts w:ascii="Times New Roman" w:hAnsi="Times New Roman" w:cs="Times New Roman"/>
+          <w:sz w:val="24"/>
+          <w:szCs w:val="24"/>
+          <w:lang w:val="en" w:eastAsia="ja-JP"/>
+        </w:rPr>
+      </w:pPr>
+      <w:r>
+        <w:rPr>
+          <w:rFonts w:ascii="Times New Roman" w:hAnsi="Times New Roman" w:cs="Times New Roman"/>
+          <w:sz w:val="24"/>
+          <w:szCs w:val="24"/>
+          <w:lang w:val="en" w:eastAsia="ja-JP"/>
+        </w:rPr>
+        <w:t xml:space="preserve">In the case of an </w:t>
+      </w:r>
+      <w:r>
+        <w:rPr>
+          <w:rFonts w:ascii="Times New Roman" w:hAnsi="Times New Roman" w:cs="Times New Roman"/>
+          <w:sz w:val="24"/>
+          <w:szCs w:val="24"/>
+          <w:lang w:val="en" w:eastAsia="ja-JP"/>
+        </w:rPr>
+        <w:t>im</w:t>
+      </w:r>
+      <w:r>
+        <w:rPr>
+          <w:rFonts w:ascii="Times New Roman" w:hAnsi="Times New Roman" w:cs="Times New Roman"/>
+          <w:sz w:val="24"/>
+          <w:szCs w:val="24"/>
+          <w:lang w:val="en" w:eastAsia="ja-JP"/>
+        </w:rPr>
+        <w:t xml:space="preserve">balanced data set, it turns out that the results of the normalized confusion matrix are significantly different between </w:t>
+      </w:r>
+      <w:proofErr w:type="spellStart"/>
+      <w:r>
+        <w:rPr>
+          <w:rFonts w:ascii="Times New Roman" w:hAnsi="Times New Roman" w:cs="Times New Roman"/>
+          <w:sz w:val="24"/>
+          <w:szCs w:val="24"/>
+          <w:lang w:val="en" w:eastAsia="ja-JP"/>
+        </w:rPr>
+        <w:t>n_samples</w:t>
+      </w:r>
+      <w:proofErr w:type="spellEnd"/>
+      <w:r>
+        <w:rPr>
+          <w:rFonts w:ascii="Times New Roman" w:hAnsi="Times New Roman" w:cs="Times New Roman"/>
+          <w:sz w:val="24"/>
+          <w:szCs w:val="24"/>
+          <w:lang w:val="en" w:eastAsia="ja-JP"/>
+        </w:rPr>
+        <w:t xml:space="preserve">=10000 and </w:t>
+      </w:r>
+      <w:proofErr w:type="spellStart"/>
+      <w:r>
+        <w:rPr>
+          <w:rFonts w:ascii="Times New Roman" w:hAnsi="Times New Roman" w:cs="Times New Roman"/>
+          <w:sz w:val="24"/>
+          <w:szCs w:val="24"/>
+          <w:lang w:val="en" w:eastAsia="ja-JP"/>
+        </w:rPr>
+        <w:t>n_samples</w:t>
+      </w:r>
+      <w:proofErr w:type="spellEnd"/>
+      <w:r>
+        <w:rPr>
+          <w:rFonts w:ascii="Times New Roman" w:hAnsi="Times New Roman" w:cs="Times New Roman"/>
+          <w:sz w:val="24"/>
+          <w:szCs w:val="24"/>
+          <w:lang w:val="en" w:eastAsia="ja-JP"/>
+        </w:rPr>
+        <w:t>=1000000.</w:t>
+      </w:r>
+    </w:p>
+    <w:p>
+      <w:pPr>
+        <w:pStyle w:val="FigureCaption"/>
+        <w:spacing w:line="360" w:lineRule="auto"/>
+        <w:rPr>
+          <w:rFonts w:ascii="Times New Roman" w:hAnsi="Times New Roman" w:cs="Times New Roman"/>
+          <w:sz w:val="24"/>
+          <w:szCs w:val="24"/>
+          <w:lang w:val="en-ID" w:eastAsia="ja-JP"/>
+        </w:rPr>
+      </w:pPr>
+      <w:r>
+        <w:rPr>
+          <w:rFonts w:ascii="Times New Roman" w:hAnsi="Times New Roman" w:cs="Times New Roman"/>
+          <w:sz w:val="24"/>
+          <w:szCs w:val="24"/>
+          <w:lang w:val="en" w:eastAsia="ja-JP"/>
+        </w:rPr>
+        <w:t>Where the large dataset shows bias, while the confusion matrix on the small dataset is misleading</w:t>
+      </w:r>
+      <w:r>
+        <w:rPr>
+          <w:rFonts w:ascii="Times New Roman" w:hAnsi="Times New Roman" w:cs="Times New Roman"/>
+          <w:sz w:val="24"/>
+          <w:szCs w:val="24"/>
+          <w:lang w:val="en" w:eastAsia="ja-JP"/>
+        </w:rPr>
+        <w:t>/ failed</w:t>
+      </w:r>
+      <w:r>
+        <w:rPr>
+          <w:rFonts w:ascii="Times New Roman" w:hAnsi="Times New Roman" w:cs="Times New Roman"/>
+          <w:sz w:val="24"/>
+          <w:szCs w:val="24"/>
+          <w:lang w:val="en" w:eastAsia="ja-JP"/>
+        </w:rPr>
+        <w:t xml:space="preserve"> to show it</w:t>
+      </w:r>
+      <w:r>
+        <w:rPr>
+          <w:rFonts w:ascii="Times New Roman" w:hAnsi="Times New Roman" w:cs="Times New Roman"/>
+          <w:sz w:val="24"/>
+          <w:szCs w:val="24"/>
+          <w:lang w:val="en" w:eastAsia="ja-JP"/>
+        </w:rPr>
+        <w:t>.</w:t>
       </w:r>
     </w:p>
     <w:p>
@@ -4650,7 +5048,7 @@
         <w:rPr>
           <w:rStyle w:val="Label"/>
           <w:rFonts w:ascii="Times New Roman" w:hAnsi="Times New Roman" w:cs="Times New Roman"/>
-          <w:bCs w:val="0"/>
+          <w:b/>
           <w:sz w:val="24"/>
           <w:szCs w:val="24"/>
         </w:rPr>
@@ -4797,7 +5195,7 @@
           <w:szCs w:val="24"/>
           <w:lang w:val="en-ID" w:eastAsia="ja-JP"/>
         </w:rPr>
-        <w:t xml:space="preserve">In the case imbalanced dataset, the results differ significantly between </w:t>
+        <w:t xml:space="preserve">For </w:t>
       </w:r>
       <w:proofErr w:type="spellStart"/>
       <w:r>
@@ -4817,7 +5215,7 @@
           <w:szCs w:val="24"/>
           <w:lang w:val="en-ID" w:eastAsia="ja-JP"/>
         </w:rPr>
-        <w:t xml:space="preserve">=10000 and </w:t>
+        <w:t xml:space="preserve">=10000, the model is </w:t>
       </w:r>
       <w:proofErr w:type="spellStart"/>
       <w:r>
@@ -4827,7 +5225,7 @@
           <w:szCs w:val="24"/>
           <w:lang w:val="en-ID" w:eastAsia="ja-JP"/>
         </w:rPr>
-        <w:t>n_samples</w:t>
+        <w:t>fakely</w:t>
       </w:r>
       <w:proofErr w:type="spellEnd"/>
       <w:r>
@@ -4837,7 +5235,72 @@
           <w:szCs w:val="24"/>
           <w:lang w:val="en-ID" w:eastAsia="ja-JP"/>
         </w:rPr>
-        <w:t>=1000000.</w:t>
+        <w:t xml:space="preserve"> </w:t>
+      </w:r>
+      <w:r>
+        <w:rPr>
+          <w:rFonts w:ascii="Times New Roman" w:hAnsi="Times New Roman" w:cs="Times New Roman"/>
+          <w:sz w:val="24"/>
+          <w:szCs w:val="24"/>
+          <w:lang w:val="en-ID" w:eastAsia="ja-JP"/>
+        </w:rPr>
+        <w:t xml:space="preserve">able to identify some minority class instances, with a recall of 0.72 for class 1. </w:t>
+      </w:r>
+      <w:proofErr w:type="spellStart"/>
+      <w:r>
+        <w:rPr>
+          <w:rFonts w:ascii="Times New Roman" w:hAnsi="Times New Roman" w:cs="Times New Roman"/>
+          <w:sz w:val="24"/>
+          <w:szCs w:val="24"/>
+          <w:lang w:val="en-ID" w:eastAsia="ja-JP"/>
+        </w:rPr>
+        <w:t>Fakely</w:t>
+      </w:r>
+      <w:proofErr w:type="spellEnd"/>
+      <w:r>
+        <w:rPr>
+          <w:rFonts w:ascii="Times New Roman" w:hAnsi="Times New Roman" w:cs="Times New Roman"/>
+          <w:sz w:val="24"/>
+          <w:szCs w:val="24"/>
+          <w:lang w:val="en-ID" w:eastAsia="ja-JP"/>
+        </w:rPr>
+        <w:t xml:space="preserve"> </w:t>
+      </w:r>
+      <w:r>
+        <w:rPr>
+          <w:rFonts w:ascii="Times New Roman" w:hAnsi="Times New Roman" w:cs="Times New Roman"/>
+          <w:sz w:val="24"/>
+          <w:szCs w:val="24"/>
+          <w:lang w:val="en-ID" w:eastAsia="ja-JP"/>
+        </w:rPr>
+        <w:t>indicates that the model has some ability to detect the minority class, despite the imbalance.</w:t>
+      </w:r>
+      <w:r>
+        <w:rPr>
+          <w:rFonts w:ascii="Times New Roman" w:hAnsi="Times New Roman" w:cs="Times New Roman"/>
+          <w:sz w:val="24"/>
+          <w:szCs w:val="24"/>
+          <w:lang w:val="en-ID" w:eastAsia="ja-JP"/>
+        </w:rPr>
+        <w:t xml:space="preserve"> </w:t>
+      </w:r>
+      <w:r>
+        <w:rPr>
+          <w:rFonts w:ascii="Times New Roman" w:hAnsi="Times New Roman" w:cs="Times New Roman"/>
+          <w:sz w:val="24"/>
+          <w:szCs w:val="24"/>
+          <w:lang w:val="en-ID" w:eastAsia="ja-JP"/>
+        </w:rPr>
+        <w:t>T</w:t>
+      </w:r>
+      <w:r>
+        <w:rPr>
+          <w:rFonts w:ascii="Times New Roman" w:hAnsi="Times New Roman" w:cs="Times New Roman"/>
+          <w:sz w:val="24"/>
+          <w:szCs w:val="24"/>
+          <w:lang w:val="en-ID" w:eastAsia="ja-JP"/>
+        </w:rPr>
+        <w:t>his is misleading and gives a false impression of model fairness.</w:t>
       </w:r>
     </w:p>
     <w:p>
@@ -4858,7 +5321,7 @@
           <w:szCs w:val="24"/>
           <w:lang w:val="en-ID" w:eastAsia="ja-JP"/>
         </w:rPr>
-        <w:t xml:space="preserve">For </w:t>
+        <w:t xml:space="preserve"> The relatively higher recall at </w:t>
       </w:r>
       <w:proofErr w:type="spellStart"/>
       <w:r>
@@ -4878,45 +5341,7 @@
           <w:szCs w:val="24"/>
           <w:lang w:val="en-ID" w:eastAsia="ja-JP"/>
         </w:rPr>
-        <w:t xml:space="preserve">=10000, the model is still able to identify some minority class instances, with a recall of 0.72 for class 1. This </w:t>
-      </w:r>
-      <w:r>
-        <w:rPr>
-          <w:rFonts w:ascii="Times New Roman" w:hAnsi="Times New Roman" w:cs="Times New Roman"/>
-          <w:sz w:val="24"/>
-          <w:szCs w:val="24"/>
-          <w:lang w:val="en-ID" w:eastAsia="ja-JP"/>
-        </w:rPr>
-        <w:t xml:space="preserve">is </w:t>
-      </w:r>
-      <w:proofErr w:type="spellStart"/>
-      <w:r>
-        <w:rPr>
-          <w:rFonts w:ascii="Times New Roman" w:hAnsi="Times New Roman" w:cs="Times New Roman"/>
-          <w:sz w:val="24"/>
-          <w:szCs w:val="24"/>
-          <w:lang w:val="en-ID" w:eastAsia="ja-JP"/>
-        </w:rPr>
-        <w:t>fakely</w:t>
-      </w:r>
-      <w:proofErr w:type="spellEnd"/>
-      <w:r>
-        <w:rPr>
-          <w:rFonts w:ascii="Times New Roman" w:hAnsi="Times New Roman" w:cs="Times New Roman"/>
-          <w:sz w:val="24"/>
-          <w:szCs w:val="24"/>
-          <w:lang w:val="en-ID" w:eastAsia="ja-JP"/>
-        </w:rPr>
-        <w:t xml:space="preserve"> </w:t>
-      </w:r>
-      <w:r>
-        <w:rPr>
-          <w:rFonts w:ascii="Times New Roman" w:hAnsi="Times New Roman" w:cs="Times New Roman"/>
-          <w:sz w:val="24"/>
-          <w:szCs w:val="24"/>
-          <w:lang w:val="en-ID" w:eastAsia="ja-JP"/>
-        </w:rPr>
-        <w:t>indicates that the model has some ability to detect the minority class, despite the imbalance.</w:t>
+        <w:t>=10000 does not reflect true model capability but rather statistical noise due to the smaller sample size.</w:t>
       </w:r>
     </w:p>
     <w:p>
@@ -4924,60 +5349,45 @@
         <w:pStyle w:val="FigureCaption"/>
         <w:spacing w:line="360" w:lineRule="auto"/>
         <w:rPr>
-          <w:rFonts w:ascii="Times New Roman" w:hAnsi="Times New Roman" w:cs="Times New Roman"/>
-          <w:sz w:val="24"/>
-          <w:szCs w:val="24"/>
-          <w:lang w:val="en-ID" w:eastAsia="ja-JP"/>
-        </w:rPr>
-      </w:pPr>
-      <w:r>
-        <w:rPr>
-          <w:rFonts w:ascii="Times New Roman" w:hAnsi="Times New Roman" w:cs="Times New Roman"/>
-          <w:sz w:val="24"/>
-          <w:szCs w:val="24"/>
-          <w:lang w:val="en-ID" w:eastAsia="ja-JP"/>
-        </w:rPr>
-        <w:t xml:space="preserve">However, </w:t>
-      </w:r>
-      <w:r>
-        <w:rPr>
-          <w:rFonts w:ascii="Times New Roman" w:hAnsi="Times New Roman" w:cs="Times New Roman"/>
-          <w:b/>
-          <w:bCs w:val="0"/>
-          <w:sz w:val="24"/>
-          <w:szCs w:val="24"/>
-          <w:lang w:val="en-ID" w:eastAsia="ja-JP"/>
-        </w:rPr>
-        <w:t>this is misleading and gives a false impression of model fairness.</w:t>
-      </w:r>
-      <w:r>
-        <w:rPr>
-          <w:rFonts w:ascii="Times New Roman" w:hAnsi="Times New Roman" w:cs="Times New Roman"/>
-          <w:sz w:val="24"/>
-          <w:szCs w:val="24"/>
-          <w:lang w:val="en-ID" w:eastAsia="ja-JP"/>
-        </w:rPr>
-        <w:t xml:space="preserve"> The relatively higher recall at </w:t>
+          <w:rStyle w:val="Label"/>
+          <w:rFonts w:ascii="Times New Roman" w:hAnsi="Times New Roman" w:cs="Times New Roman"/>
+          <w:bCs w:val="0"/>
+          <w:sz w:val="24"/>
+          <w:szCs w:val="24"/>
+        </w:rPr>
+      </w:pPr>
+      <w:r>
+        <w:rPr>
+          <w:rStyle w:val="Label"/>
+          <w:rFonts w:ascii="Times New Roman" w:hAnsi="Times New Roman" w:cs="Times New Roman"/>
+          <w:bCs w:val="0"/>
+          <w:sz w:val="24"/>
+          <w:szCs w:val="24"/>
+        </w:rPr>
+        <w:lastRenderedPageBreak/>
+        <w:t xml:space="preserve">In a large dataset with </w:t>
       </w:r>
       <w:proofErr w:type="spellStart"/>
       <w:r>
         <w:rPr>
-          <w:rFonts w:ascii="Times New Roman" w:hAnsi="Times New Roman" w:cs="Times New Roman"/>
-          <w:sz w:val="24"/>
-          <w:szCs w:val="24"/>
-          <w:lang w:val="en-ID" w:eastAsia="ja-JP"/>
+          <w:rStyle w:val="Label"/>
+          <w:rFonts w:ascii="Times New Roman" w:hAnsi="Times New Roman" w:cs="Times New Roman"/>
+          <w:bCs w:val="0"/>
+          <w:sz w:val="24"/>
+          <w:szCs w:val="24"/>
         </w:rPr>
         <w:t>n_samples</w:t>
       </w:r>
       <w:proofErr w:type="spellEnd"/>
       <w:r>
         <w:rPr>
-          <w:rFonts w:ascii="Times New Roman" w:hAnsi="Times New Roman" w:cs="Times New Roman"/>
-          <w:sz w:val="24"/>
-          <w:szCs w:val="24"/>
-          <w:lang w:val="en-ID" w:eastAsia="ja-JP"/>
-        </w:rPr>
-        <w:t>=10000 does not reflect true model capability but rather statistical noise due to the smaller sample size.</w:t>
+          <w:rStyle w:val="Label"/>
+          <w:rFonts w:ascii="Times New Roman" w:hAnsi="Times New Roman" w:cs="Times New Roman"/>
+          <w:bCs w:val="0"/>
+          <w:sz w:val="24"/>
+          <w:szCs w:val="24"/>
+        </w:rPr>
+        <w:t xml:space="preserve"> = 10000000, the model fails to recognize any minority classes, resulting in a callback of 0 for class 1. This indicates a bias towards the majority class, which becomes increasingly apparent as the size of the dataset increases and extreme imbalances dominate the model's learning process .</w:t>
       </w:r>
     </w:p>
     <w:p>
@@ -4985,50 +5395,44 @@
         <w:pStyle w:val="FigureCaption"/>
         <w:spacing w:line="360" w:lineRule="auto"/>
         <w:rPr>
-          <w:rFonts w:ascii="Times New Roman" w:hAnsi="Times New Roman" w:cs="Times New Roman"/>
-          <w:sz w:val="24"/>
-          <w:szCs w:val="24"/>
-          <w:lang w:val="en-ID" w:eastAsia="ja-JP"/>
-        </w:rPr>
-      </w:pPr>
-      <w:r>
-        <w:rPr>
-          <w:rFonts w:ascii="Times New Roman" w:hAnsi="Times New Roman" w:cs="Times New Roman"/>
-          <w:sz w:val="24"/>
-          <w:szCs w:val="24"/>
-          <w:lang w:val="en-ID" w:eastAsia="ja-JP"/>
-        </w:rPr>
-        <w:t xml:space="preserve">When </w:t>
+          <w:rStyle w:val="Label"/>
+          <w:rFonts w:ascii="Times New Roman" w:hAnsi="Times New Roman" w:cs="Times New Roman"/>
+          <w:bCs w:val="0"/>
+          <w:sz w:val="24"/>
+          <w:szCs w:val="24"/>
+        </w:rPr>
+      </w:pPr>
+      <w:r>
+        <w:rPr>
+          <w:rStyle w:val="Label"/>
+          <w:rFonts w:ascii="Times New Roman" w:hAnsi="Times New Roman" w:cs="Times New Roman"/>
+          <w:bCs w:val="0"/>
+          <w:sz w:val="24"/>
+          <w:szCs w:val="24"/>
+        </w:rPr>
+        <w:t xml:space="preserve">These results highlight that the performance of the model with </w:t>
       </w:r>
       <w:proofErr w:type="spellStart"/>
       <w:r>
         <w:rPr>
-          <w:rFonts w:ascii="Times New Roman" w:hAnsi="Times New Roman" w:cs="Times New Roman"/>
-          <w:sz w:val="24"/>
-          <w:szCs w:val="24"/>
-          <w:lang w:val="en-ID" w:eastAsia="ja-JP"/>
+          <w:rStyle w:val="Label"/>
+          <w:rFonts w:ascii="Times New Roman" w:hAnsi="Times New Roman" w:cs="Times New Roman"/>
+          <w:bCs w:val="0"/>
+          <w:sz w:val="24"/>
+          <w:szCs w:val="24"/>
         </w:rPr>
         <w:t>n_samples</w:t>
       </w:r>
       <w:proofErr w:type="spellEnd"/>
       <w:r>
         <w:rPr>
-          <w:rFonts w:ascii="Times New Roman" w:hAnsi="Times New Roman" w:cs="Times New Roman"/>
-          <w:sz w:val="24"/>
-          <w:szCs w:val="24"/>
-          <w:lang w:val="en-ID" w:eastAsia="ja-JP"/>
-        </w:rPr>
-        <w:t xml:space="preserve"> is increased to 1000000, the model fails to recognize any minority class </w:t>
-      </w:r>
-      <w:r>
-        <w:rPr>
-          <w:rFonts w:ascii="Times New Roman" w:hAnsi="Times New Roman" w:cs="Times New Roman"/>
-          <w:sz w:val="24"/>
-          <w:szCs w:val="24"/>
-          <w:lang w:val="en-ID" w:eastAsia="ja-JP"/>
-        </w:rPr>
-        <w:lastRenderedPageBreak/>
-        <w:t>instances, resulting in a recall of 0 for class 1. This demonstrates the inherent bias towards the majority class, which becomes more apparent as the dataset size increases and the extreme imbalance dominates the model's learning process.</w:t>
+          <w:rStyle w:val="Label"/>
+          <w:rFonts w:ascii="Times New Roman" w:hAnsi="Times New Roman" w:cs="Times New Roman"/>
+          <w:bCs w:val="0"/>
+          <w:sz w:val="24"/>
+          <w:szCs w:val="24"/>
+        </w:rPr>
+        <w:t>=10000 falsely indicates the absence of bias, when such imbalance greatly impacts the model's ability to learn and correctly classify minority classes, especially those expressed at larger scales.</w:t>
       </w:r>
     </w:p>
     <w:p>
@@ -5036,60 +5440,44 @@
         <w:pStyle w:val="FigureCaption"/>
         <w:spacing w:line="360" w:lineRule="auto"/>
         <w:rPr>
-          <w:rFonts w:ascii="Times New Roman" w:hAnsi="Times New Roman" w:cs="Times New Roman"/>
-          <w:sz w:val="24"/>
-          <w:szCs w:val="24"/>
-          <w:lang w:val="en-ID" w:eastAsia="ja-JP"/>
-        </w:rPr>
-      </w:pPr>
-      <w:r>
-        <w:rPr>
-          <w:rFonts w:ascii="Times New Roman" w:hAnsi="Times New Roman" w:cs="Times New Roman"/>
-          <w:sz w:val="24"/>
-          <w:szCs w:val="24"/>
-          <w:lang w:val="en-ID" w:eastAsia="ja-JP"/>
-        </w:rPr>
-        <w:t xml:space="preserve">This outcome highlights that the model's performance with </w:t>
+          <w:rStyle w:val="Label"/>
+          <w:rFonts w:ascii="Times New Roman" w:hAnsi="Times New Roman" w:cs="Times New Roman"/>
+          <w:bCs w:val="0"/>
+          <w:sz w:val="24"/>
+          <w:szCs w:val="24"/>
+        </w:rPr>
+      </w:pPr>
+      <w:r>
+        <w:rPr>
+          <w:rStyle w:val="Label"/>
+          <w:rFonts w:ascii="Times New Roman" w:hAnsi="Times New Roman" w:cs="Times New Roman"/>
+          <w:bCs w:val="0"/>
+          <w:sz w:val="24"/>
+          <w:szCs w:val="24"/>
+        </w:rPr>
+        <w:t xml:space="preserve">However, when the sample size is increased to </w:t>
       </w:r>
       <w:proofErr w:type="spellStart"/>
       <w:r>
         <w:rPr>
-          <w:rFonts w:ascii="Times New Roman" w:hAnsi="Times New Roman" w:cs="Times New Roman"/>
-          <w:sz w:val="24"/>
-          <w:szCs w:val="24"/>
-          <w:lang w:val="en-ID" w:eastAsia="ja-JP"/>
+          <w:rStyle w:val="Label"/>
+          <w:rFonts w:ascii="Times New Roman" w:hAnsi="Times New Roman" w:cs="Times New Roman"/>
+          <w:bCs w:val="0"/>
+          <w:sz w:val="24"/>
+          <w:szCs w:val="24"/>
         </w:rPr>
         <w:t>n_samples</w:t>
       </w:r>
       <w:proofErr w:type="spellEnd"/>
       <w:r>
         <w:rPr>
-          <w:rFonts w:ascii="Times New Roman" w:hAnsi="Times New Roman" w:cs="Times New Roman"/>
-          <w:sz w:val="24"/>
-          <w:szCs w:val="24"/>
-          <w:lang w:val="en-ID" w:eastAsia="ja-JP"/>
-        </w:rPr>
-        <w:t xml:space="preserve">=10000 falsely suggests reduced bias, </w:t>
-      </w:r>
-      <w:proofErr w:type="gramStart"/>
-      <w:r>
-        <w:rPr>
-          <w:rFonts w:ascii="Times New Roman" w:hAnsi="Times New Roman" w:cs="Times New Roman"/>
-          <w:sz w:val="24"/>
-          <w:szCs w:val="24"/>
-          <w:lang w:val="en-ID" w:eastAsia="ja-JP"/>
-        </w:rPr>
-        <w:t>while in reality, the</w:t>
-      </w:r>
-      <w:proofErr w:type="gramEnd"/>
-      <w:r>
-        <w:rPr>
-          <w:rFonts w:ascii="Times New Roman" w:hAnsi="Times New Roman" w:cs="Times New Roman"/>
-          <w:sz w:val="24"/>
-          <w:szCs w:val="24"/>
-          <w:lang w:val="en-ID" w:eastAsia="ja-JP"/>
-        </w:rPr>
-        <w:t xml:space="preserve"> imbalance severely impacts the model's ability to learn about and correctly classify the minority class, particularly at larger scales.</w:t>
+          <w:rStyle w:val="Label"/>
+          <w:rFonts w:ascii="Times New Roman" w:hAnsi="Times New Roman" w:cs="Times New Roman"/>
+          <w:bCs w:val="0"/>
+          <w:sz w:val="24"/>
+          <w:szCs w:val="24"/>
+        </w:rPr>
+        <w:t>=1000000, the model fails to recognize the minority class, resulting in a callback of 0 for class 1. This means that not a single positive was detected correctly, thus highlighting an extreme bias towards the majority class due to inequality (99.9 % class 0 versus 0.1% class 1).</w:t>
       </w:r>
     </w:p>
     <w:p>
@@ -5097,81 +5485,22 @@
         <w:pStyle w:val="FigureCaption"/>
         <w:spacing w:line="360" w:lineRule="auto"/>
         <w:rPr>
-          <w:rFonts w:ascii="Times New Roman" w:hAnsi="Times New Roman" w:cs="Times New Roman"/>
-          <w:sz w:val="24"/>
-          <w:szCs w:val="24"/>
-          <w:lang w:val="en-ID" w:eastAsia="ja-JP"/>
-        </w:rPr>
-      </w:pPr>
-      <w:r>
-        <w:rPr>
-          <w:rFonts w:ascii="Times New Roman" w:hAnsi="Times New Roman" w:cs="Times New Roman"/>
-          <w:sz w:val="24"/>
-          <w:szCs w:val="24"/>
-          <w:lang w:val="en-ID" w:eastAsia="ja-JP"/>
-        </w:rPr>
-        <w:t xml:space="preserve">However, when the number of samples is increased to </w:t>
-      </w:r>
-      <w:proofErr w:type="spellStart"/>
-      <w:r>
-        <w:rPr>
-          <w:rFonts w:ascii="Times New Roman" w:hAnsi="Times New Roman" w:cs="Times New Roman"/>
-          <w:sz w:val="24"/>
-          <w:szCs w:val="24"/>
-          <w:lang w:val="en-ID" w:eastAsia="ja-JP"/>
-        </w:rPr>
-        <w:t>n_samples</w:t>
-      </w:r>
-      <w:proofErr w:type="spellEnd"/>
-      <w:r>
-        <w:rPr>
-          <w:rFonts w:ascii="Times New Roman" w:hAnsi="Times New Roman" w:cs="Times New Roman"/>
-          <w:sz w:val="24"/>
-          <w:szCs w:val="24"/>
-          <w:lang w:val="en-ID" w:eastAsia="ja-JP"/>
-        </w:rPr>
-        <w:t>=1000000, the model completely fails to recognize the minority class, resulting in a recall of 0 for class 1. This means that none of the true positives are correctly detected, highlighting the extreme bias towards the majority class due to the imbalance (99.9% of class 0 versus 0.1% of class 1).</w:t>
-      </w:r>
-    </w:p>
-    <w:p>
-      <w:pPr>
-        <w:pStyle w:val="FigureCaption"/>
-        <w:spacing w:line="360" w:lineRule="auto"/>
-        <w:rPr>
-          <w:rFonts w:ascii="Times New Roman" w:hAnsi="Times New Roman" w:cs="Times New Roman"/>
-          <w:sz w:val="24"/>
-          <w:szCs w:val="24"/>
-          <w:lang w:val="en-ID" w:eastAsia="ja-JP"/>
-        </w:rPr>
-      </w:pPr>
-      <w:r>
-        <w:rPr>
-          <w:rFonts w:ascii="Times New Roman" w:hAnsi="Times New Roman" w:cs="Times New Roman"/>
-          <w:sz w:val="24"/>
-          <w:szCs w:val="24"/>
-          <w:lang w:val="en-ID" w:eastAsia="ja-JP"/>
-        </w:rPr>
-        <w:t xml:space="preserve">This </w:t>
-      </w:r>
-      <w:proofErr w:type="spellStart"/>
-      <w:r>
-        <w:rPr>
-          <w:rFonts w:ascii="Times New Roman" w:hAnsi="Times New Roman" w:cs="Times New Roman"/>
-          <w:sz w:val="24"/>
-          <w:szCs w:val="24"/>
-          <w:lang w:val="en-ID" w:eastAsia="ja-JP"/>
-        </w:rPr>
-        <w:t>behavior</w:t>
-      </w:r>
-      <w:proofErr w:type="spellEnd"/>
-      <w:r>
-        <w:rPr>
-          <w:rFonts w:ascii="Times New Roman" w:hAnsi="Times New Roman" w:cs="Times New Roman"/>
-          <w:sz w:val="24"/>
-          <w:szCs w:val="24"/>
-          <w:lang w:val="en-ID" w:eastAsia="ja-JP"/>
-        </w:rPr>
-        <w:t xml:space="preserve"> is not caused by deficiencies in the model itself but rather by the dataset imbalance. The confusion matrix clearly shows that the model is highly biased, with the recall for the minority class being 0, demonstrating that the model struggles when faced with extremely imbalanced data at a larger scale.</w:t>
+          <w:rStyle w:val="Label"/>
+          <w:rFonts w:ascii="Times New Roman" w:hAnsi="Times New Roman" w:cs="Times New Roman"/>
+          <w:bCs w:val="0"/>
+          <w:sz w:val="24"/>
+          <w:szCs w:val="24"/>
+        </w:rPr>
+      </w:pPr>
+      <w:r>
+        <w:rPr>
+          <w:rStyle w:val="Label"/>
+          <w:rFonts w:ascii="Times New Roman" w:hAnsi="Times New Roman" w:cs="Times New Roman"/>
+          <w:bCs w:val="0"/>
+          <w:sz w:val="24"/>
+          <w:szCs w:val="24"/>
+        </w:rPr>
+        <w:t>This is not caused by a flaw in the model, but rather by an imbalance in the data set. The confusion matrix clearly shows that the model is highly biased, with recall for the minority class being 0, indicating that the model struggles when faced with highly imbalanced data on a larger scale.</w:t>
       </w:r>
     </w:p>
     <w:p>
@@ -7567,7 +7896,13 @@
         </w:rPr>
       </w:pPr>
       <w:r>
-        <w:t xml:space="preserve">In this section, we summarize the key findings from the analysis. </w:t>
+        <w:t xml:space="preserve">In this section, </w:t>
+      </w:r>
+      <w:r>
+        <w:t xml:space="preserve">I </w:t>
+      </w:r>
+      <w:r>
+        <w:t xml:space="preserve">summarize the key findings from the analysis. </w:t>
       </w:r>
       <w:r>
         <w:rPr>
@@ -7651,13 +7986,13 @@
         <w:rPr>
           <w:lang w:val="en-ID"/>
         </w:rPr>
-        <w:t xml:space="preserve">: The findings suggest that traditional bias evaluations may not </w:t>
-      </w:r>
-      <w:r>
-        <w:rPr>
-          <w:lang w:val="en-ID"/>
-        </w:rPr>
-        <w:t xml:space="preserve">be sufficient, especially when using imbalanced and small datasets. The study underscores the importance of documenting and </w:t>
+        <w:t xml:space="preserve">: The findings suggest that traditional bias evaluations may not be sufficient, especially when using </w:t>
+      </w:r>
+      <w:r>
+        <w:rPr>
+          <w:lang w:val="en-ID"/>
+        </w:rPr>
+        <w:t xml:space="preserve">imbalanced and small datasets. The study underscores the importance of documenting and </w:t>
       </w:r>
       <w:r>
         <w:rPr>
@@ -7741,11 +8076,11 @@
         <w:pStyle w:val="Para"/>
       </w:pPr>
       <w:r>
-        <w:t xml:space="preserve">One unexpected result was the degree to which small sample sizes appeared to inflate the </w:t>
+        <w:t xml:space="preserve">One unexpected result was the degree to which small sample sizes appeared to inflate the model’s performance, particularly with </w:t>
       </w:r>
       <w:r>
         <w:lastRenderedPageBreak/>
-        <w:t>model’s performance, particularly with imbalanced data. In smaller datasets, the recall for the minority class was higher than expected, suggesting the model had learned some patterns for the minority class. However, upon scaling up the dataset, it became clear that the model was not truly learning these patterns; rather, it was influenced by statistical noise or overfitting to the small sample data.</w:t>
+        <w:t>imbalanced data. In smaller datasets, the recall for the minority class was higher than expected, suggesting the model had learned some patterns for the minority class. However, upon scaling up the dataset, it became clear that the model was not truly learning these patterns; rather, it was influenced by statistical noise or overfitting to the small sample data.</w:t>
       </w:r>
     </w:p>
     <w:p>
@@ -7817,18 +8152,10 @@
         <w:t>T</w:t>
       </w:r>
       <w:r>
-        <w:t xml:space="preserve">he experiments were limited to synthetic datasets. Although the imbalanced </w:t>
-      </w:r>
-      <w:proofErr w:type="gramStart"/>
-      <w:r>
-        <w:t>dataset</w:t>
-      </w:r>
-      <w:proofErr w:type="gramEnd"/>
-      <w:r>
-        <w:t xml:space="preserve"> accurately reflects typical real-world scenarios, the complexity of real-world </w:t>
-      </w:r>
-      <w:r>
-        <w:t>data, including noise and non-linearity, could affect model behavior differently. Future studies should aim to test these findings on real-world datasets across various machine learning models to increase generalizability.</w:t>
+        <w:t xml:space="preserve">he experiments were limited to synthetic datasets. Although the imbalanced dataset accurately reflects typical real-world scenarios, the complexity of real-world data, including noise and non-linearity, </w:t>
+      </w:r>
+      <w:r>
+        <w:t>could affect model behavior differently. Future studies should aim to test these findings on real-world datasets across various machine learning models to increase generalizability.</w:t>
       </w:r>
     </w:p>
     <w:p>
@@ -8571,7 +8898,6 @@
         <w:tab/>
       </w:r>
       <w:proofErr w:type="spellStart"/>
-      <w:proofErr w:type="gramStart"/>
       <w:r>
         <w:rPr>
           <w:rFonts w:ascii="Times New Roman" w:hAnsi="Times New Roman" w:cs="Times New Roman"/>
@@ -8589,17 +8915,7 @@
           <w:szCs w:val="24"/>
           <w14:ligatures w14:val="standard"/>
         </w:rPr>
-        <w:t>.</w:t>
-      </w:r>
-      <w:proofErr w:type="gramEnd"/>
-      <w:r>
-        <w:rPr>
-          <w:rFonts w:ascii="Times New Roman" w:hAnsi="Times New Roman" w:cs="Times New Roman"/>
-          <w:sz w:val="24"/>
-          <w:szCs w:val="24"/>
-          <w14:ligatures w14:val="standard"/>
-        </w:rPr>
-        <w:t xml:space="preserve"> 2019. The Hundred-Page Machine Learning Book. Retrieved on October 12, 2024, from</w:t>
+        <w:t>. 2019. The Hundred-Page Machine Learning Book. Retrieved on October 12, 2024, from</w:t>
       </w:r>
     </w:p>
     <w:p>
@@ -9365,7 +9681,6 @@
         </w:rPr>
         <w:t>[</w:t>
       </w:r>
-      <w:proofErr w:type="gramStart"/>
       <w:r>
         <w:rPr>
           <w:rFonts w:ascii="Times New Roman" w:hAnsi="Times New Roman" w:cs="Times New Roman"/>
@@ -9400,17 +9715,7 @@
           <w:szCs w:val="24"/>
           <w14:ligatures w14:val="standard"/>
         </w:rPr>
-        <w:t>Kou</w:t>
-      </w:r>
-      <w:proofErr w:type="gramEnd"/>
-      <w:r>
-        <w:rPr>
-          <w:rFonts w:ascii="Times New Roman" w:hAnsi="Times New Roman" w:cs="Times New Roman"/>
-          <w:sz w:val="24"/>
-          <w:szCs w:val="24"/>
-          <w14:ligatures w14:val="standard"/>
-        </w:rPr>
-        <w:t>, G., Yang, P., Peng, Y., Xiao, F., Chen, Y., and Alsaadi, F.E. 2019. Evaluation of feature selection methods for text classification with small datasets using multiple criteria decision-making methods. Applied Soft Computing 86, 105836. DOI: https://doi.org/10.1016/j.asoc.2019.105836.</w:t>
+        <w:t>Kou, G., Yang, P., Peng, Y., Xiao, F., Chen, Y., and Alsaadi, F.E. 2019. Evaluation of feature selection methods for text classification with small datasets using multiple criteria decision-making methods. Applied Soft Computing 86, 105836. DOI: https://doi.org/10.1016/j.asoc.2019.105836.</w:t>
       </w:r>
     </w:p>
     <w:p>
@@ -9431,17 +9736,7 @@
           <w:szCs w:val="24"/>
           <w14:ligatures w14:val="standard"/>
         </w:rPr>
-        <w:t>[</w:t>
-      </w:r>
-      <w:proofErr w:type="gramStart"/>
-      <w:r>
-        <w:rPr>
-          <w:rFonts w:ascii="Times New Roman" w:hAnsi="Times New Roman" w:cs="Times New Roman"/>
-          <w:sz w:val="24"/>
-          <w:szCs w:val="24"/>
-          <w14:ligatures w14:val="standard"/>
-        </w:rPr>
-        <w:t>1</w:t>
+        <w:t>[1</w:t>
       </w:r>
       <w:r>
         <w:rPr>
@@ -9468,17 +9763,7 @@
           <w:szCs w:val="24"/>
           <w14:ligatures w14:val="standard"/>
         </w:rPr>
-        <w:t>Prashant</w:t>
-      </w:r>
-      <w:proofErr w:type="gramEnd"/>
-      <w:r>
-        <w:rPr>
-          <w:rFonts w:ascii="Times New Roman" w:hAnsi="Times New Roman" w:cs="Times New Roman"/>
-          <w:sz w:val="24"/>
-          <w:szCs w:val="24"/>
-          <w14:ligatures w14:val="standard"/>
-        </w:rPr>
-        <w:t>. 2019</w:t>
+        <w:t>Prashant. 2019</w:t>
       </w:r>
       <w:r>
         <w:rPr>
@@ -10039,7 +10324,6 @@
             </w:rPr>
             <w:t xml:space="preserve">, </w:t>
           </w:r>
-          <w:proofErr w:type="gramStart"/>
           <w:r>
             <w:rPr>
               <w:rFonts w:ascii="Linux Biolinum" w:hAnsi="Linux Biolinum" w:cs="Linux Biolinum"/>
@@ -10050,14 +10334,7 @@
             <w:rPr>
               <w:rFonts w:ascii="Linux Biolinum" w:hAnsi="Linux Biolinum" w:cs="Linux Biolinum"/>
             </w:rPr>
-            <w:t>,</w:t>
-          </w:r>
-          <w:proofErr w:type="gramEnd"/>
-          <w:r>
-            <w:rPr>
-              <w:rFonts w:ascii="Linux Biolinum" w:hAnsi="Linux Biolinum" w:cs="Linux Biolinum"/>
-            </w:rPr>
-            <w:t xml:space="preserve"> 20</w:t>
+            <w:t>, 20</w:t>
           </w:r>
           <w:r>
             <w:rPr>
@@ -10129,7 +10406,6 @@
             </w:rPr>
           </w:pPr>
           <w:proofErr w:type="spellStart"/>
-          <w:proofErr w:type="gramStart"/>
           <w:r>
             <w:rPr>
               <w:rFonts w:ascii="Linux Biolinum" w:hAnsi="Linux Biolinum" w:cs="Linux Biolinum"/>
@@ -10137,7 +10413,6 @@
             <w:t>H.Purwadi</w:t>
           </w:r>
           <w:proofErr w:type="spellEnd"/>
-          <w:proofErr w:type="gramEnd"/>
         </w:p>
       </w:tc>
     </w:tr>
@@ -10203,7 +10478,6 @@
             </w:rPr>
             <w:t xml:space="preserve">, </w:t>
           </w:r>
-          <w:proofErr w:type="gramStart"/>
           <w:r>
             <w:rPr>
               <w:rFonts w:ascii="Linux Biolinum" w:hAnsi="Linux Biolinum" w:cs="Linux Biolinum"/>
@@ -10214,14 +10488,7 @@
             <w:rPr>
               <w:rFonts w:ascii="Linux Biolinum" w:hAnsi="Linux Biolinum" w:cs="Linux Biolinum"/>
             </w:rPr>
-            <w:t>,</w:t>
-          </w:r>
-          <w:proofErr w:type="gramEnd"/>
-          <w:r>
-            <w:rPr>
-              <w:rFonts w:ascii="Linux Biolinum" w:hAnsi="Linux Biolinum" w:cs="Linux Biolinum"/>
-            </w:rPr>
-            <w:t xml:space="preserve"> 20</w:t>
+            <w:t>, 20</w:t>
           </w:r>
           <w:r>
             <w:rPr>
@@ -10275,7 +10542,6 @@
             </w:rPr>
           </w:pPr>
           <w:proofErr w:type="spellStart"/>
-          <w:proofErr w:type="gramStart"/>
           <w:r>
             <w:rPr>
               <w:rFonts w:ascii="Linux Biolinum" w:hAnsi="Linux Biolinum" w:cs="Linux Biolinum"/>
@@ -10283,7 +10549,6 @@
             <w:t>H.Purwadi</w:t>
           </w:r>
           <w:proofErr w:type="spellEnd"/>
-          <w:proofErr w:type="gramEnd"/>
         </w:p>
       </w:tc>
     </w:tr>
@@ -14316,7 +14581,6 @@
   <w:style w:type="character" w:default="1" w:styleId="DefaultParagraphFont">
     <w:name w:val="Default Paragraph Font"/>
     <w:uiPriority w:val="1"/>
-    <w:semiHidden/>
     <w:unhideWhenUsed/>
   </w:style>
   <w:style w:type="table" w:default="1" w:styleId="TableNormal">
@@ -19817,6 +20081,10 @@
 </file>
 
 <file path=customXml/item1.xml><?xml version="1.0" encoding="utf-8"?>
+<b:Sources xmlns:b="http://schemas.openxmlformats.org/officeDocument/2006/bibliography" xmlns="http://schemas.openxmlformats.org/officeDocument/2006/bibliography" SelectedStyle="\APA.XSL" StyleName="APA"/>
+</file>
+
+<file path=customXml/item2.xml><?xml version="1.0" encoding="utf-8"?>
 <Workflow version="v.1.13">
   <Filtration versionrequired="True" status="DONE" StartTime="25-07-2014 13:27:04" EndTime="25-07-2014 13:28:29">
     <Mandatory>
@@ -19994,20 +20262,16 @@
 </Workflow>
 </file>
 
-<file path=customXml/item2.xml><?xml version="1.0" encoding="utf-8"?>
-<b:Sources xmlns:b="http://schemas.openxmlformats.org/officeDocument/2006/bibliography" xmlns="http://schemas.openxmlformats.org/officeDocument/2006/bibliography" SelectedStyle="\APA.XSL" StyleName="APA"/>
-</file>
-
 <file path=customXml/itemProps1.xml><?xml version="1.0" encoding="utf-8"?>
-<ds:datastoreItem xmlns:ds="http://schemas.openxmlformats.org/officeDocument/2006/customXml" ds:itemID="{4D45DBA2-DCF6-46BF-858B-9A8CC8161B4D}">
-  <ds:schemaRefs/>
-</ds:datastoreItem>
-</file>
-
-<file path=customXml/itemProps2.xml><?xml version="1.0" encoding="utf-8"?>
 <ds:datastoreItem xmlns:ds="http://schemas.openxmlformats.org/officeDocument/2006/customXml" ds:itemID="{B589180B-96F4-4B3D-93D7-E2C64345EF74}">
   <ds:schemaRefs>
     <ds:schemaRef ds:uri="http://schemas.openxmlformats.org/officeDocument/2006/bibliography"/>
   </ds:schemaRefs>
 </ds:datastoreItem>
+</file>
+
+<file path=customXml/itemProps2.xml><?xml version="1.0" encoding="utf-8"?>
+<ds:datastoreItem xmlns:ds="http://schemas.openxmlformats.org/officeDocument/2006/customXml" ds:itemID="{4D45DBA2-DCF6-46BF-858B-9A8CC8161B4D}">
+  <ds:schemaRefs/>
+</ds:datastoreItem>
 </file>
--- a/Imbalance_Balanced_Dataset_Composition_XAI.docx
+++ b/Imbalance_Balanced_Dataset_Composition_XAI.docx
@@ -1518,6 +1518,7 @@
         <w:t xml:space="preserve"> vs. </w:t>
       </w:r>
       <w:proofErr w:type="spellStart"/>
+      <w:proofErr w:type="gramStart"/>
       <w:r>
         <w:rPr>
           <w:b w:val="0"/>
@@ -1526,6 +1527,7 @@
         <w:t>imbalanced</w:t>
       </w:r>
       <w:proofErr w:type="spellEnd"/>
+      <w:proofErr w:type="gramEnd"/>
       <w:r>
         <w:rPr>
           <w:b w:val="0"/>
@@ -1694,7 +1696,21 @@
           <w:b w:val="0"/>
           <w:bCs w:val="0"/>
         </w:rPr>
-        <w:t>sparcity</w:t>
+        <w:t>spar</w:t>
+      </w:r>
+      <w:r>
+        <w:rPr>
+          <w:b w:val="0"/>
+          <w:bCs w:val="0"/>
+        </w:rPr>
+        <w:t>s</w:t>
+      </w:r>
+      <w:r>
+        <w:rPr>
+          <w:b w:val="0"/>
+          <w:bCs w:val="0"/>
+        </w:rPr>
+        <w:t>ity</w:t>
       </w:r>
       <w:proofErr w:type="spellEnd"/>
       <w:r>
@@ -1916,40 +1932,18 @@
     <w:p>
       <w:pPr>
         <w:pStyle w:val="FigureCaption"/>
-        <w:spacing w:line="360" w:lineRule="auto"/>
-        <w:rPr>
-          <w:rFonts w:ascii="Times New Roman" w:hAnsi="Times New Roman" w:cs="Times New Roman"/>
-          <w:sz w:val="24"/>
-          <w:szCs w:val="24"/>
-        </w:rPr>
       </w:pPr>
       <w:r>
         <w:rPr>
           <w:rStyle w:val="Label"/>
-          <w:rFonts w:ascii="Times New Roman" w:hAnsi="Times New Roman" w:cs="Times New Roman"/>
-          <w:bCs w:val="0"/>
-          <w:sz w:val="24"/>
-          <w:szCs w:val="24"/>
+          <w:rFonts w:ascii="Times New Roman" w:hAnsi="Times New Roman"/>
         </w:rPr>
         <w:t>2.1</w:t>
       </w:r>
       <w:r>
-        <w:rPr>
-          <w:rFonts w:ascii="Times New Roman" w:hAnsi="Times New Roman" w:cs="Times New Roman"/>
-          <w:bCs w:val="0"/>
-          <w:sz w:val="24"/>
-          <w:szCs w:val="24"/>
-        </w:rPr>
         <w:t> </w:t>
       </w:r>
       <w:r>
-        <w:rPr>
-          <w:rFonts w:ascii="Times New Roman" w:hAnsi="Times New Roman" w:cs="Times New Roman"/>
-          <w:bCs w:val="0"/>
-          <w:sz w:val="24"/>
-          <w:szCs w:val="24"/>
-          <w:lang w:eastAsia="ja-JP"/>
-        </w:rPr>
         <w:t>Overview of Previous Study</w:t>
       </w:r>
     </w:p>
@@ -1964,7 +1958,15 @@
         <w:t xml:space="preserve">studied </w:t>
       </w:r>
       <w:r>
-        <w:t xml:space="preserve">by Miao, Y., Cao, H., and Tang, M. (2022) focuses on the technique that may be utilized to evaluate the impact that imbalanced binary data has on the performance of machine learning models. In their investigation, they investigated how the imbalance ratio (IR) influences the performance and stability of the model. To build datasets with variable imbalance ratios, they applied imbalanced data augmentation algorithms. </w:t>
+        <w:t xml:space="preserve">by Miao, Y., Cao, H., and </w:t>
+      </w:r>
+      <w:proofErr w:type="gramStart"/>
+      <w:r>
+        <w:t>Tang,</w:t>
+      </w:r>
+      <w:proofErr w:type="gramEnd"/>
+      <w:r>
+        <w:t xml:space="preserve"> M. (2022) focuses on the technique that may be utilized to evaluate the impact that imbalanced binary data has on the performance of machine learning models. In their investigation, they investigated how the imbalance ratio (IR) influences the performance and stability of the model. To build datasets with variable imbalance ratios, they applied imbalanced data augmentation algorithms. </w:t>
       </w:r>
       <w:r>
         <w:t>T</w:t>
@@ -2269,41 +2271,19 @@
     <w:p>
       <w:pPr>
         <w:pStyle w:val="FigureCaption"/>
-        <w:spacing w:line="360" w:lineRule="auto"/>
-        <w:rPr>
-          <w:rFonts w:ascii="Times New Roman" w:hAnsi="Times New Roman" w:cs="Times New Roman"/>
+      </w:pPr>
+      <w:r>
+        <w:rPr>
+          <w:rStyle w:val="Label"/>
+          <w:rFonts w:ascii="Times New Roman" w:hAnsi="Times New Roman"/>
           <w:b/>
-          <w:sz w:val="24"/>
-          <w:szCs w:val="24"/>
-        </w:rPr>
-      </w:pPr>
-      <w:r>
-        <w:rPr>
-          <w:rStyle w:val="Label"/>
-          <w:rFonts w:ascii="Times New Roman" w:hAnsi="Times New Roman" w:cs="Times New Roman"/>
-          <w:b/>
-          <w:sz w:val="24"/>
-          <w:szCs w:val="24"/>
         </w:rPr>
         <w:t>2.1</w:t>
       </w:r>
       <w:r>
-        <w:rPr>
-          <w:rFonts w:ascii="Times New Roman" w:hAnsi="Times New Roman" w:cs="Times New Roman"/>
-          <w:b/>
-          <w:sz w:val="24"/>
-          <w:szCs w:val="24"/>
-        </w:rPr>
         <w:t> </w:t>
       </w:r>
       <w:r>
-        <w:rPr>
-          <w:rFonts w:ascii="Times New Roman" w:hAnsi="Times New Roman" w:cs="Times New Roman"/>
-          <w:b/>
-          <w:sz w:val="24"/>
-          <w:szCs w:val="24"/>
-          <w:lang w:eastAsia="ja-JP"/>
-        </w:rPr>
         <w:t>Terminology and Definition</w:t>
       </w:r>
     </w:p>
@@ -2486,6 +2466,7 @@
         <w:t>​ L(</w:t>
       </w:r>
       <w:proofErr w:type="spellStart"/>
+      <w:proofErr w:type="gramStart"/>
       <w:r>
         <w:rPr>
           <w:rFonts w:ascii="Times New Roman" w:hAnsi="Times New Roman" w:cs="Times New Roman"/>
@@ -2497,6 +2478,7 @@
         <w:t>f,g</w:t>
       </w:r>
       <w:proofErr w:type="spellEnd"/>
+      <w:proofErr w:type="gramEnd"/>
       <w:r>
         <w:rPr>
           <w:rFonts w:ascii="Times New Roman" w:hAnsi="Times New Roman" w:cs="Times New Roman"/>
@@ -2608,8 +2590,14 @@
         <w:t xml:space="preserve">re </w:t>
       </w:r>
       <w:r>
+        <w:t>is</w:t>
+      </w:r>
+      <w:r>
+        <w:t xml:space="preserve"> </w:t>
+      </w:r>
+      <w:r>
         <w:lastRenderedPageBreak/>
-        <w:t>are a</w:t>
+        <w:t>a</w:t>
       </w:r>
       <w:r>
         <w:t xml:space="preserve"> sigmoid function </w:t>
@@ -2727,10 +2715,18 @@
       </w:r>
       <w:r>
         <w:tab/>
-        <w:t xml:space="preserve">    </w:t>
-      </w:r>
-      <w:r>
-        <w:t>(2)</w:t>
+        <w:t xml:space="preserve"> </w:t>
+      </w:r>
+      <w:proofErr w:type="gramStart"/>
+      <w:r>
+        <w:t xml:space="preserve">   </w:t>
+      </w:r>
+      <w:r>
+        <w:t>(</w:t>
+      </w:r>
+      <w:proofErr w:type="gramEnd"/>
+      <w:r>
+        <w:t>2)</w:t>
       </w:r>
     </w:p>
     <w:p>
@@ -3612,6 +3608,10 @@
     <w:p>
       <w:pPr>
         <w:pStyle w:val="Para"/>
+        <w:rPr>
+          <w:b/>
+          <w:bCs/>
+        </w:rPr>
       </w:pPr>
       <w:r>
         <w:rPr>
@@ -3623,128 +3623,144 @@
         <w:t>3</w:t>
       </w:r>
       <w:r>
-        <w:t> </w:t>
-      </w:r>
-      <w:r>
-        <w:t>Methodology</w:t>
-      </w:r>
-    </w:p>
-    <w:p>
-      <w:pPr>
-        <w:pStyle w:val="Para"/>
-      </w:pPr>
-    </w:p>
-    <w:p>
-      <w:pPr>
-        <w:pStyle w:val="Para"/>
-      </w:pPr>
-      <w:r>
-        <w:t>3.1 Research Design</w:t>
-      </w:r>
-    </w:p>
-    <w:p>
-      <w:pPr>
-        <w:pStyle w:val="Para"/>
-      </w:pPr>
-      <w:r>
-        <w:t>This research</w:t>
-      </w:r>
-      <w:r>
-        <w:t xml:space="preserve">’s </w:t>
-      </w:r>
-      <w:r>
-        <w:t>purpose</w:t>
-      </w:r>
-      <w:r>
-        <w:t xml:space="preserve"> </w:t>
-      </w:r>
-      <w:r>
-        <w:t xml:space="preserve">is to </w:t>
-      </w:r>
-      <w:r>
-        <w:t>understand</w:t>
-      </w:r>
-      <w:r>
-        <w:t xml:space="preserve"> the impact of dataset </w:t>
-      </w:r>
-      <w:r>
-        <w:t xml:space="preserve">homogeneity </w:t>
-      </w:r>
-      <w:r>
-        <w:t xml:space="preserve">composition, particularly </w:t>
-      </w:r>
-      <w:r>
-        <w:t xml:space="preserve">to </w:t>
-      </w:r>
-      <w:r>
-        <w:t>compar</w:t>
-      </w:r>
-      <w:r>
-        <w:t>e</w:t>
-      </w:r>
-      <w:r>
-        <w:t xml:space="preserve"> results between balanced datasets versus imbalanced datasets, </w:t>
-      </w:r>
-      <w:r>
-        <w:t>related to</w:t>
-      </w:r>
-      <w:r>
-        <w:t xml:space="preserve"> AI model transparency and fairness. </w:t>
-      </w:r>
-      <w:r>
-        <w:t>Besides</w:t>
-      </w:r>
-      <w:r>
-        <w:t xml:space="preserve">, it explores the effect of </w:t>
-      </w:r>
-      <w:r>
-        <w:t xml:space="preserve">data sparsity/ </w:t>
-      </w:r>
-      <w:r>
-        <w:t xml:space="preserve">sample size by comparing the performance of models trained on small datasets versus those trained on large datasets. </w:t>
-      </w:r>
-      <w:r>
-        <w:t>Th</w:t>
-      </w:r>
-      <w:r>
-        <w:t>e</w:t>
-      </w:r>
-      <w:r>
-        <w:t xml:space="preserve"> main target is to </w:t>
-      </w:r>
-      <w:r>
-        <w:t xml:space="preserve">evaluate how imbalances in data and variations in sample sizes </w:t>
-      </w:r>
-      <w:r>
-        <w:t xml:space="preserve">affect the </w:t>
-      </w:r>
-      <w:r>
-        <w:t>bias in AI decision-making</w:t>
-      </w:r>
-      <w:r>
-        <w:t>.</w:t>
-      </w:r>
-    </w:p>
-    <w:p>
-      <w:pPr>
-        <w:pStyle w:val="Para"/>
-      </w:pPr>
-    </w:p>
-    <w:p>
-      <w:pPr>
-        <w:pStyle w:val="Para"/>
-      </w:pPr>
-      <w:r>
-        <w:t>I</w:t>
-      </w:r>
-      <w:r>
-        <w:t xml:space="preserve"> used</w:t>
-      </w:r>
-      <w:r>
         <w:rPr>
           <w:b/>
           <w:bCs/>
         </w:rPr>
+        <w:t> </w:t>
+      </w:r>
+      <w:r>
+        <w:rPr>
+          <w:b/>
+          <w:bCs/>
+        </w:rPr>
+        <w:t>Methodology</w:t>
+      </w:r>
+    </w:p>
+    <w:p>
+      <w:pPr>
+        <w:pStyle w:val="Para"/>
+      </w:pPr>
+    </w:p>
+    <w:p>
+      <w:pPr>
+        <w:pStyle w:val="Para"/>
+        <w:rPr>
+          <w:b/>
+          <w:bCs/>
+        </w:rPr>
+      </w:pPr>
+      <w:r>
+        <w:rPr>
+          <w:b/>
+          <w:bCs/>
+        </w:rPr>
+        <w:t>3.1 Research Design</w:t>
+      </w:r>
+    </w:p>
+    <w:p>
+      <w:pPr>
+        <w:pStyle w:val="Para"/>
+      </w:pPr>
+      <w:r>
+        <w:t>This research</w:t>
+      </w:r>
+      <w:r>
+        <w:t xml:space="preserve">’s </w:t>
+      </w:r>
+      <w:r>
+        <w:t>purpose</w:t>
+      </w:r>
+      <w:r>
+        <w:t xml:space="preserve"> </w:t>
+      </w:r>
+      <w:r>
+        <w:t xml:space="preserve">is to </w:t>
+      </w:r>
+      <w:r>
+        <w:t>understand</w:t>
+      </w:r>
+      <w:r>
+        <w:t xml:space="preserve"> the impact of dataset </w:t>
+      </w:r>
+      <w:r>
+        <w:t xml:space="preserve">homogeneity </w:t>
+      </w:r>
+      <w:r>
+        <w:t xml:space="preserve">composition, particularly </w:t>
+      </w:r>
+      <w:r>
+        <w:t xml:space="preserve">to </w:t>
+      </w:r>
+      <w:r>
+        <w:t>compar</w:t>
+      </w:r>
+      <w:r>
+        <w:t>e</w:t>
+      </w:r>
+      <w:r>
+        <w:t xml:space="preserve"> results between balanced datasets versus imbalanced datasets, </w:t>
+      </w:r>
+      <w:r>
+        <w:t>related to</w:t>
+      </w:r>
+      <w:r>
+        <w:t xml:space="preserve"> AI model transparency and fairness. </w:t>
+      </w:r>
+      <w:r>
+        <w:t>Besides</w:t>
+      </w:r>
+      <w:r>
+        <w:t xml:space="preserve">, it explores the effect of </w:t>
+      </w:r>
+      <w:r>
+        <w:t xml:space="preserve">data sparsity/ </w:t>
+      </w:r>
+      <w:r>
+        <w:t xml:space="preserve">sample size by comparing the performance of models trained on small datasets versus those trained on large datasets. </w:t>
+      </w:r>
+      <w:r>
+        <w:t>Th</w:t>
+      </w:r>
+      <w:r>
+        <w:t>e</w:t>
+      </w:r>
+      <w:r>
+        <w:t xml:space="preserve"> main target is to </w:t>
+      </w:r>
+      <w:r>
+        <w:t xml:space="preserve">evaluate how imbalances in data and variations in sample sizes </w:t>
+      </w:r>
+      <w:r>
+        <w:t xml:space="preserve">affect the </w:t>
+      </w:r>
+      <w:r>
+        <w:t>bias in AI decision-making</w:t>
+      </w:r>
+      <w:r>
+        <w:t>.</w:t>
+      </w:r>
+    </w:p>
+    <w:p>
+      <w:pPr>
+        <w:pStyle w:val="Para"/>
+      </w:pPr>
+    </w:p>
+    <w:p>
+      <w:pPr>
+        <w:pStyle w:val="Para"/>
+      </w:pPr>
+      <w:r>
+        <w:t>I</w:t>
+      </w:r>
+      <w:r>
+        <w:t xml:space="preserve"> used</w:t>
+      </w:r>
+      <w:r>
+        <w:rPr>
+          <w:b/>
+          <w:bCs/>
+        </w:rPr>
         <w:t xml:space="preserve"> </w:t>
       </w:r>
       <w:r>
@@ -4002,16 +4018,8 @@
     <w:p>
       <w:pPr>
         <w:pStyle w:val="Para"/>
-        <w:rPr>
-          <w:b/>
-          <w:bCs/>
-        </w:rPr>
-      </w:pPr>
-      <w:r>
-        <w:rPr>
-          <w:b/>
-          <w:bCs/>
-        </w:rPr>
+      </w:pPr>
+      <w:r>
         <w:t>3.3 Model Selection</w:t>
       </w:r>
     </w:p>
@@ -4031,30 +4039,14 @@
     <w:p>
       <w:pPr>
         <w:pStyle w:val="Para"/>
-        <w:rPr>
-          <w:b/>
-          <w:bCs/>
-        </w:rPr>
-      </w:pPr>
-      <w:r>
-        <w:rPr>
-          <w:b/>
-          <w:bCs/>
-        </w:rPr>
+      </w:pPr>
+      <w:r>
         <w:t>3.</w:t>
       </w:r>
       <w:r>
-        <w:rPr>
-          <w:b/>
-          <w:bCs/>
-        </w:rPr>
         <w:t>4</w:t>
       </w:r>
       <w:r>
-        <w:rPr>
-          <w:b/>
-          <w:bCs/>
-        </w:rPr>
         <w:t xml:space="preserve"> Model Training and Evaluation</w:t>
       </w:r>
     </w:p>
@@ -4197,16 +4189,8 @@
     <w:p>
       <w:pPr>
         <w:pStyle w:val="Para"/>
-        <w:rPr>
-          <w:b/>
-          <w:bCs/>
-        </w:rPr>
-      </w:pPr>
-      <w:r>
-        <w:rPr>
-          <w:b/>
-          <w:bCs/>
-        </w:rPr>
+      </w:pPr>
+      <w:r>
         <w:t>3.5 Evaluation with Precision-Recall Curves</w:t>
       </w:r>
     </w:p>
@@ -4394,30 +4378,14 @@
     <w:p>
       <w:pPr>
         <w:pStyle w:val="Para"/>
-        <w:rPr>
-          <w:b/>
-          <w:bCs/>
-        </w:rPr>
-      </w:pPr>
-      <w:r>
-        <w:rPr>
-          <w:b/>
-          <w:bCs/>
-        </w:rPr>
+      </w:pPr>
+      <w:r>
         <w:t>3.</w:t>
       </w:r>
       <w:r>
-        <w:rPr>
-          <w:b/>
-          <w:bCs/>
-        </w:rPr>
         <w:t>6</w:t>
       </w:r>
       <w:r>
-        <w:rPr>
-          <w:b/>
-          <w:bCs/>
-        </w:rPr>
         <w:t xml:space="preserve"> LIME Explanations for Model Interpretability</w:t>
       </w:r>
     </w:p>
@@ -4521,30 +4489,14 @@
     <w:p>
       <w:pPr>
         <w:pStyle w:val="Para"/>
-        <w:rPr>
-          <w:b/>
-          <w:bCs/>
-        </w:rPr>
-      </w:pPr>
-      <w:r>
-        <w:rPr>
-          <w:b/>
-          <w:bCs/>
-        </w:rPr>
+      </w:pPr>
+      <w:r>
         <w:t>3.</w:t>
       </w:r>
       <w:r>
-        <w:rPr>
-          <w:b/>
-          <w:bCs/>
-        </w:rPr>
         <w:t>7</w:t>
       </w:r>
       <w:r>
-        <w:rPr>
-          <w:b/>
-          <w:bCs/>
-        </w:rPr>
         <w:t xml:space="preserve"> Method for Analyzing Bias</w:t>
       </w:r>
     </w:p>
@@ -4553,13 +4505,7 @@
         <w:pStyle w:val="Para"/>
       </w:pPr>
       <w:r>
-        <w:t xml:space="preserve">This study uses a confusion matrix to visualize the performance of the Logistic Regression model in predicting the majority class and minority class, </w:t>
-      </w:r>
-      <w:r>
-        <w:t>and</w:t>
-      </w:r>
-      <w:r>
-        <w:t xml:space="preserve"> minority class recall is </w:t>
+        <w:t xml:space="preserve">This study uses a confusion matrix to visualize the performance of the Logistic Regression model in predicting the majority class and minority class, and minority class recall is </w:t>
       </w:r>
       <w:r>
         <w:t>used</w:t>
@@ -4571,11 +4517,11 @@
         <w:t xml:space="preserve"> </w:t>
       </w:r>
       <w:r>
-        <w:t xml:space="preserve">identify minority events. A comparison of the results at a smaller sample size (n = 10,000) </w:t>
+        <w:t xml:space="preserve">identify minority events. A comparison of the results at a smaller sample size (n = 10,000) versus using a larger sample size (n = 1,000,000) </w:t>
       </w:r>
       <w:r>
         <w:lastRenderedPageBreak/>
-        <w:t xml:space="preserve">versus using a larger sample size (n = 1,000,000) provides insight into how small sample sizes can mislead </w:t>
+        <w:t xml:space="preserve">provides insight into how small sample sizes can mislead </w:t>
       </w:r>
       <w:r>
         <w:t xml:space="preserve">the </w:t>
@@ -4619,30 +4565,14 @@
     <w:p>
       <w:pPr>
         <w:pStyle w:val="Para"/>
-        <w:rPr>
-          <w:b/>
-          <w:bCs/>
-        </w:rPr>
-      </w:pPr>
-      <w:r>
-        <w:rPr>
-          <w:b/>
-          <w:bCs/>
-        </w:rPr>
+      </w:pPr>
+      <w:r>
         <w:t>3.</w:t>
       </w:r>
       <w:r>
-        <w:rPr>
-          <w:b/>
-          <w:bCs/>
-        </w:rPr>
         <w:t>8</w:t>
       </w:r>
       <w:r>
-        <w:rPr>
-          <w:b/>
-          <w:bCs/>
-        </w:rPr>
         <w:t xml:space="preserve"> Limitations of the Methodology</w:t>
       </w:r>
     </w:p>
@@ -4686,10 +4616,6 @@
     <w:p>
       <w:pPr>
         <w:pStyle w:val="Para"/>
-        <w:rPr>
-          <w:b/>
-          <w:bCs/>
-        </w:rPr>
       </w:pPr>
       <w:r>
         <w:rPr>
@@ -4701,196 +4627,78 @@
         <w:t>4</w:t>
       </w:r>
       <w:r>
-        <w:rPr>
+        <w:t> </w:t>
+      </w:r>
+      <w:r>
+        <w:t>Results and Findings</w:t>
+      </w:r>
+    </w:p>
+    <w:p>
+      <w:pPr>
+        <w:pStyle w:val="FigureCaption"/>
+      </w:pPr>
+      <w:r>
+        <w:rPr>
+          <w:rStyle w:val="Label"/>
+          <w:rFonts w:ascii="Times New Roman" w:hAnsi="Times New Roman"/>
           <w:b/>
-          <w:bCs/>
-        </w:rPr>
+        </w:rPr>
+        <w:t>4.1</w:t>
+      </w:r>
+      <w:r>
         <w:t> </w:t>
       </w:r>
       <w:r>
-        <w:rPr>
-          <w:b/>
-          <w:bCs/>
-        </w:rPr>
-        <w:t>Results and Findings</w:t>
+        <w:t>Logistic Regression Model using Imbalanced Dataset</w:t>
+      </w:r>
+      <w:r>
+        <w:t xml:space="preserve"> </w:t>
       </w:r>
     </w:p>
     <w:p>
       <w:pPr>
         <w:pStyle w:val="FigureCaption"/>
-        <w:spacing w:line="360" w:lineRule="auto"/>
-        <w:rPr>
-          <w:rFonts w:ascii="Times New Roman" w:hAnsi="Times New Roman" w:cs="Times New Roman"/>
-          <w:b/>
-          <w:sz w:val="24"/>
-          <w:szCs w:val="24"/>
-          <w:lang w:eastAsia="ja-JP"/>
-        </w:rPr>
-      </w:pPr>
-      <w:r>
-        <w:rPr>
-          <w:rStyle w:val="Label"/>
-          <w:rFonts w:ascii="Times New Roman" w:hAnsi="Times New Roman" w:cs="Times New Roman"/>
-          <w:b/>
-          <w:sz w:val="24"/>
-          <w:szCs w:val="24"/>
-        </w:rPr>
-        <w:t>4.1</w:t>
-      </w:r>
-      <w:r>
-        <w:rPr>
-          <w:rFonts w:ascii="Times New Roman" w:hAnsi="Times New Roman" w:cs="Times New Roman"/>
-          <w:b/>
-          <w:sz w:val="24"/>
-          <w:szCs w:val="24"/>
-        </w:rPr>
-        <w:t> </w:t>
-      </w:r>
-      <w:r>
-        <w:rPr>
-          <w:rFonts w:ascii="Times New Roman" w:hAnsi="Times New Roman" w:cs="Times New Roman"/>
-          <w:b/>
-          <w:sz w:val="24"/>
-          <w:szCs w:val="24"/>
-          <w:lang w:eastAsia="ja-JP"/>
-        </w:rPr>
-        <w:t>Logistic Regression Model using Imbalanced Dataset</w:t>
-      </w:r>
-      <w:r>
-        <w:rPr>
-          <w:rFonts w:ascii="Times New Roman" w:hAnsi="Times New Roman" w:cs="Times New Roman"/>
-          <w:b/>
-          <w:sz w:val="24"/>
-          <w:szCs w:val="24"/>
-          <w:lang w:eastAsia="ja-JP"/>
-        </w:rPr>
-        <w:t xml:space="preserve"> </w:t>
+      </w:pPr>
+      <w:r>
+        <w:t>Using im</w:t>
+      </w:r>
+      <w:r>
+        <w:t xml:space="preserve">balanced data set, it turns out that the results of the normalized confusion matrix are significantly different between </w:t>
+      </w:r>
+      <w:proofErr w:type="spellStart"/>
+      <w:r>
+        <w:t>n_samples</w:t>
+      </w:r>
+      <w:proofErr w:type="spellEnd"/>
+      <w:r>
+        <w:t xml:space="preserve">=10000 and </w:t>
+      </w:r>
+      <w:proofErr w:type="spellStart"/>
+      <w:r>
+        <w:t>n_samples</w:t>
+      </w:r>
+      <w:proofErr w:type="spellEnd"/>
+      <w:r>
+        <w:t>=1000000.</w:t>
       </w:r>
     </w:p>
     <w:p>
       <w:pPr>
         <w:pStyle w:val="FigureCaption"/>
-        <w:spacing w:line="360" w:lineRule="auto"/>
-        <w:rPr>
-          <w:rFonts w:ascii="Times New Roman" w:hAnsi="Times New Roman" w:cs="Times New Roman"/>
-          <w:sz w:val="24"/>
-          <w:szCs w:val="24"/>
-          <w:lang w:val="en" w:eastAsia="ja-JP"/>
-        </w:rPr>
-      </w:pPr>
-      <w:r>
-        <w:rPr>
-          <w:rFonts w:ascii="Times New Roman" w:hAnsi="Times New Roman" w:cs="Times New Roman"/>
-          <w:sz w:val="24"/>
-          <w:szCs w:val="24"/>
-          <w:lang w:val="en" w:eastAsia="ja-JP"/>
-        </w:rPr>
-        <w:t xml:space="preserve">In the case of an </w:t>
-      </w:r>
-      <w:r>
-        <w:rPr>
-          <w:rFonts w:ascii="Times New Roman" w:hAnsi="Times New Roman" w:cs="Times New Roman"/>
-          <w:sz w:val="24"/>
-          <w:szCs w:val="24"/>
-          <w:lang w:val="en" w:eastAsia="ja-JP"/>
-        </w:rPr>
-        <w:t>im</w:t>
-      </w:r>
-      <w:r>
-        <w:rPr>
-          <w:rFonts w:ascii="Times New Roman" w:hAnsi="Times New Roman" w:cs="Times New Roman"/>
-          <w:sz w:val="24"/>
-          <w:szCs w:val="24"/>
-          <w:lang w:val="en" w:eastAsia="ja-JP"/>
-        </w:rPr>
-        <w:t xml:space="preserve">balanced data set, it turns out that the results of the normalized confusion matrix are significantly different between </w:t>
-      </w:r>
-      <w:proofErr w:type="spellStart"/>
-      <w:r>
-        <w:rPr>
-          <w:rFonts w:ascii="Times New Roman" w:hAnsi="Times New Roman" w:cs="Times New Roman"/>
-          <w:sz w:val="24"/>
-          <w:szCs w:val="24"/>
-          <w:lang w:val="en" w:eastAsia="ja-JP"/>
-        </w:rPr>
-        <w:t>n_samples</w:t>
-      </w:r>
-      <w:proofErr w:type="spellEnd"/>
-      <w:r>
-        <w:rPr>
-          <w:rFonts w:ascii="Times New Roman" w:hAnsi="Times New Roman" w:cs="Times New Roman"/>
-          <w:sz w:val="24"/>
-          <w:szCs w:val="24"/>
-          <w:lang w:val="en" w:eastAsia="ja-JP"/>
-        </w:rPr>
-        <w:t xml:space="preserve">=10000 and </w:t>
-      </w:r>
-      <w:proofErr w:type="spellStart"/>
-      <w:r>
-        <w:rPr>
-          <w:rFonts w:ascii="Times New Roman" w:hAnsi="Times New Roman" w:cs="Times New Roman"/>
-          <w:sz w:val="24"/>
-          <w:szCs w:val="24"/>
-          <w:lang w:val="en" w:eastAsia="ja-JP"/>
-        </w:rPr>
-        <w:t>n_samples</w:t>
-      </w:r>
-      <w:proofErr w:type="spellEnd"/>
-      <w:r>
-        <w:rPr>
-          <w:rFonts w:ascii="Times New Roman" w:hAnsi="Times New Roman" w:cs="Times New Roman"/>
-          <w:sz w:val="24"/>
-          <w:szCs w:val="24"/>
-          <w:lang w:val="en" w:eastAsia="ja-JP"/>
-        </w:rPr>
-        <w:t>=1000000.</w:t>
-      </w:r>
-    </w:p>
-    <w:p>
-      <w:pPr>
-        <w:pStyle w:val="FigureCaption"/>
-        <w:spacing w:line="360" w:lineRule="auto"/>
-        <w:rPr>
-          <w:rFonts w:ascii="Times New Roman" w:hAnsi="Times New Roman" w:cs="Times New Roman"/>
-          <w:sz w:val="24"/>
-          <w:szCs w:val="24"/>
-          <w:lang w:val="en-ID" w:eastAsia="ja-JP"/>
-        </w:rPr>
-      </w:pPr>
-      <w:r>
-        <w:rPr>
-          <w:rFonts w:ascii="Times New Roman" w:hAnsi="Times New Roman" w:cs="Times New Roman"/>
-          <w:sz w:val="24"/>
-          <w:szCs w:val="24"/>
-          <w:lang w:val="en" w:eastAsia="ja-JP"/>
-        </w:rPr>
+        <w:rPr>
+          <w:lang w:val="en-ID"/>
+        </w:rPr>
+      </w:pPr>
+      <w:r>
         <w:t>Where the large dataset shows bias, while the confusion matrix on the small dataset is misleading</w:t>
       </w:r>
       <w:r>
-        <w:rPr>
-          <w:rFonts w:ascii="Times New Roman" w:hAnsi="Times New Roman" w:cs="Times New Roman"/>
-          <w:sz w:val="24"/>
-          <w:szCs w:val="24"/>
-          <w:lang w:val="en" w:eastAsia="ja-JP"/>
-        </w:rPr>
         <w:t>/ failed</w:t>
       </w:r>
       <w:r>
-        <w:rPr>
-          <w:rFonts w:ascii="Times New Roman" w:hAnsi="Times New Roman" w:cs="Times New Roman"/>
-          <w:sz w:val="24"/>
-          <w:szCs w:val="24"/>
-          <w:lang w:val="en" w:eastAsia="ja-JP"/>
-        </w:rPr>
         <w:t xml:space="preserve"> to show it</w:t>
       </w:r>
       <w:r>
-        <w:rPr>
-          <w:rFonts w:ascii="Times New Roman" w:hAnsi="Times New Roman" w:cs="Times New Roman"/>
-          <w:sz w:val="24"/>
-          <w:szCs w:val="24"/>
-          <w:lang w:val="en" w:eastAsia="ja-JP"/>
-        </w:rPr>
         <w:t>.</w:t>
       </w:r>
     </w:p>
@@ -5035,121 +4843,64 @@
     <w:p>
       <w:pPr>
         <w:pStyle w:val="FigureCaption"/>
-        <w:spacing w:line="360" w:lineRule="auto"/>
-        <w:rPr>
-          <w:rFonts w:ascii="Times New Roman" w:hAnsi="Times New Roman" w:cs="Times New Roman"/>
-          <w:bCs w:val="0"/>
-          <w:sz w:val="24"/>
-          <w:szCs w:val="24"/>
-          <w:lang w:eastAsia="ja-JP"/>
+        <w:rPr>
+          <w:bCs/>
         </w:rPr>
       </w:pPr>
       <w:r>
         <w:rPr>
           <w:rStyle w:val="Label"/>
-          <w:rFonts w:ascii="Times New Roman" w:hAnsi="Times New Roman" w:cs="Times New Roman"/>
+          <w:rFonts w:ascii="Times New Roman" w:hAnsi="Times New Roman"/>
           <w:b/>
-          <w:sz w:val="24"/>
-          <w:szCs w:val="24"/>
         </w:rPr>
         <w:t>Figure 1:</w:t>
       </w:r>
       <w:r>
-        <w:rPr>
-          <w:rFonts w:ascii="Times New Roman" w:hAnsi="Times New Roman" w:cs="Times New Roman"/>
-          <w:bCs w:val="0"/>
-          <w:sz w:val="24"/>
-          <w:szCs w:val="24"/>
-          <w:lang w:eastAsia="ja-JP"/>
-        </w:rPr>
         <w:t xml:space="preserve"> </w:t>
       </w:r>
       <w:r>
-        <w:rPr>
-          <w:rFonts w:ascii="Times New Roman" w:hAnsi="Times New Roman" w:cs="Times New Roman"/>
-          <w:bCs w:val="0"/>
-          <w:sz w:val="24"/>
-          <w:szCs w:val="24"/>
-          <w:lang w:eastAsia="ja-JP"/>
-        </w:rPr>
         <w:t xml:space="preserve">Normalized Confusion Matrix of Logistic Regression Model </w:t>
       </w:r>
       <w:r>
-        <w:rPr>
-          <w:rFonts w:ascii="Times New Roman" w:hAnsi="Times New Roman" w:cs="Times New Roman"/>
-          <w:bCs w:val="0"/>
-          <w:sz w:val="24"/>
-          <w:szCs w:val="24"/>
-          <w:lang w:eastAsia="ja-JP"/>
-        </w:rPr>
         <w:t xml:space="preserve">Performance </w:t>
       </w:r>
       <w:r>
-        <w:rPr>
-          <w:rFonts w:ascii="Times New Roman" w:hAnsi="Times New Roman" w:cs="Times New Roman"/>
-          <w:bCs w:val="0"/>
-          <w:sz w:val="24"/>
-          <w:szCs w:val="24"/>
-          <w:lang w:eastAsia="ja-JP"/>
-        </w:rPr>
         <w:t>using Imbalanced Dataset</w:t>
       </w:r>
       <w:r>
-        <w:rPr>
-          <w:rFonts w:ascii="Times New Roman" w:hAnsi="Times New Roman" w:cs="Times New Roman"/>
-          <w:bCs w:val="0"/>
-          <w:sz w:val="24"/>
-          <w:szCs w:val="24"/>
-          <w:lang w:eastAsia="ja-JP"/>
-        </w:rPr>
         <w:t xml:space="preserve"> </w:t>
       </w:r>
       <w:r>
         <w:rPr>
-          <w:rFonts w:ascii="Times New Roman" w:hAnsi="Times New Roman" w:cs="Times New Roman"/>
-          <w:sz w:val="24"/>
-          <w:szCs w:val="24"/>
-          <w:lang w:val="en-ID" w:eastAsia="ja-JP"/>
+          <w:lang w:val="en-ID"/>
         </w:rPr>
         <w:t xml:space="preserve">between </w:t>
       </w:r>
       <w:proofErr w:type="spellStart"/>
       <w:r>
         <w:rPr>
-          <w:rFonts w:ascii="Times New Roman" w:hAnsi="Times New Roman" w:cs="Times New Roman"/>
-          <w:sz w:val="24"/>
-          <w:szCs w:val="24"/>
-          <w:lang w:val="en-ID" w:eastAsia="ja-JP"/>
+          <w:lang w:val="en-ID"/>
         </w:rPr>
         <w:t>n_samples</w:t>
       </w:r>
       <w:proofErr w:type="spellEnd"/>
       <w:r>
         <w:rPr>
-          <w:rFonts w:ascii="Times New Roman" w:hAnsi="Times New Roman" w:cs="Times New Roman"/>
-          <w:sz w:val="24"/>
-          <w:szCs w:val="24"/>
-          <w:lang w:val="en-ID" w:eastAsia="ja-JP"/>
+          <w:lang w:val="en-ID"/>
         </w:rPr>
         <w:t xml:space="preserve">=10000 and </w:t>
       </w:r>
       <w:proofErr w:type="spellStart"/>
       <w:r>
         <w:rPr>
-          <w:rFonts w:ascii="Times New Roman" w:hAnsi="Times New Roman" w:cs="Times New Roman"/>
-          <w:sz w:val="24"/>
-          <w:szCs w:val="24"/>
-          <w:lang w:val="en-ID" w:eastAsia="ja-JP"/>
+          <w:lang w:val="en-ID"/>
         </w:rPr>
         <w:t>n_samples</w:t>
       </w:r>
       <w:proofErr w:type="spellEnd"/>
       <w:r>
         <w:rPr>
-          <w:rFonts w:ascii="Times New Roman" w:hAnsi="Times New Roman" w:cs="Times New Roman"/>
-          <w:sz w:val="24"/>
-          <w:szCs w:val="24"/>
-          <w:lang w:val="en-ID" w:eastAsia="ja-JP"/>
+          <w:lang w:val="en-ID"/>
         </w:rPr>
         <w:t>=1000000.</w:t>
       </w:r>
@@ -5157,447 +4908,248 @@
     <w:p>
       <w:pPr>
         <w:pStyle w:val="FigureCaption"/>
-        <w:spacing w:line="360" w:lineRule="auto"/>
-        <w:rPr>
-          <w:rFonts w:ascii="Times New Roman" w:hAnsi="Times New Roman" w:cs="Times New Roman"/>
-          <w:b/>
-          <w:sz w:val="24"/>
-          <w:szCs w:val="24"/>
-          <w:lang w:val="en-ID" w:eastAsia="ja-JP"/>
-        </w:rPr>
-      </w:pPr>
-      <w:r>
-        <w:rPr>
-          <w:rFonts w:ascii="Times New Roman" w:hAnsi="Times New Roman" w:cs="Times New Roman"/>
-          <w:b/>
-          <w:sz w:val="24"/>
-          <w:szCs w:val="24"/>
-          <w:lang w:val="en-ID" w:eastAsia="ja-JP"/>
-        </w:rPr>
+      </w:pPr>
+      <w:r>
         <w:t>Interpretation:</w:t>
       </w:r>
     </w:p>
     <w:p>
       <w:pPr>
         <w:pStyle w:val="FigureCaption"/>
-        <w:spacing w:line="360" w:lineRule="auto"/>
-        <w:rPr>
-          <w:rFonts w:ascii="Times New Roman" w:hAnsi="Times New Roman" w:cs="Times New Roman"/>
-          <w:sz w:val="24"/>
-          <w:szCs w:val="24"/>
-          <w:lang w:val="en-ID" w:eastAsia="ja-JP"/>
-        </w:rPr>
-      </w:pPr>
-      <w:r>
-        <w:rPr>
-          <w:rFonts w:ascii="Times New Roman" w:hAnsi="Times New Roman" w:cs="Times New Roman"/>
-          <w:sz w:val="24"/>
-          <w:szCs w:val="24"/>
-          <w:lang w:val="en-ID" w:eastAsia="ja-JP"/>
-        </w:rPr>
+      </w:pPr>
+      <w:r>
         <w:t xml:space="preserve">For </w:t>
       </w:r>
       <w:proofErr w:type="spellStart"/>
       <w:r>
-        <w:rPr>
-          <w:rFonts w:ascii="Times New Roman" w:hAnsi="Times New Roman" w:cs="Times New Roman"/>
-          <w:sz w:val="24"/>
-          <w:szCs w:val="24"/>
-          <w:lang w:val="en-ID" w:eastAsia="ja-JP"/>
-        </w:rPr>
         <w:t>n_samples</w:t>
       </w:r>
       <w:proofErr w:type="spellEnd"/>
       <w:r>
-        <w:rPr>
-          <w:rFonts w:ascii="Times New Roman" w:hAnsi="Times New Roman" w:cs="Times New Roman"/>
-          <w:sz w:val="24"/>
-          <w:szCs w:val="24"/>
-          <w:lang w:val="en-ID" w:eastAsia="ja-JP"/>
-        </w:rPr>
         <w:t xml:space="preserve">=10000, the model is </w:t>
       </w:r>
+      <w:r>
+        <w:t>fake the ability</w:t>
+      </w:r>
+      <w:r>
+        <w:t xml:space="preserve"> to identify some minority class instances, with a recall of 0.72 for class 1. </w:t>
+      </w:r>
+    </w:p>
+    <w:p>
+      <w:pPr>
+        <w:pStyle w:val="FigureCaption"/>
+      </w:pPr>
       <w:proofErr w:type="spellStart"/>
       <w:r>
-        <w:rPr>
-          <w:rFonts w:ascii="Times New Roman" w:hAnsi="Times New Roman" w:cs="Times New Roman"/>
-          <w:sz w:val="24"/>
-          <w:szCs w:val="24"/>
-          <w:lang w:val="en-ID" w:eastAsia="ja-JP"/>
-        </w:rPr>
-        <w:t>fakely</w:t>
+        <w:t>Fakely</w:t>
       </w:r>
       <w:proofErr w:type="spellEnd"/>
       <w:r>
-        <w:rPr>
-          <w:rFonts w:ascii="Times New Roman" w:hAnsi="Times New Roman" w:cs="Times New Roman"/>
-          <w:sz w:val="24"/>
-          <w:szCs w:val="24"/>
-          <w:lang w:val="en-ID" w:eastAsia="ja-JP"/>
-        </w:rPr>
         <w:t xml:space="preserve"> </w:t>
       </w:r>
       <w:r>
-        <w:rPr>
-          <w:rFonts w:ascii="Times New Roman" w:hAnsi="Times New Roman" w:cs="Times New Roman"/>
-          <w:sz w:val="24"/>
-          <w:szCs w:val="24"/>
-          <w:lang w:val="en-ID" w:eastAsia="ja-JP"/>
-        </w:rPr>
-        <w:t xml:space="preserve">able to identify some minority class instances, with a recall of 0.72 for class 1. </w:t>
+        <w:t>indicates that the model has some ability to detect the minority class, despite the imbalance.</w:t>
+      </w:r>
+      <w:r>
+        <w:t xml:space="preserve"> </w:t>
+      </w:r>
+      <w:r>
+        <w:t>T</w:t>
+      </w:r>
+      <w:r>
+        <w:t>his is misleading and gives a false impression of model fairness.</w:t>
+      </w:r>
+    </w:p>
+    <w:p>
+      <w:pPr>
+        <w:pStyle w:val="FigureCaption"/>
+      </w:pPr>
+      <w:r>
+        <w:lastRenderedPageBreak/>
+        <w:t xml:space="preserve">The relatively higher recall at </w:t>
       </w:r>
       <w:proofErr w:type="spellStart"/>
       <w:r>
-        <w:rPr>
-          <w:rFonts w:ascii="Times New Roman" w:hAnsi="Times New Roman" w:cs="Times New Roman"/>
-          <w:sz w:val="24"/>
-          <w:szCs w:val="24"/>
-          <w:lang w:val="en-ID" w:eastAsia="ja-JP"/>
-        </w:rPr>
-        <w:t>Fakely</w:t>
+        <w:t>n_samples</w:t>
       </w:r>
       <w:proofErr w:type="spellEnd"/>
       <w:r>
-        <w:rPr>
-          <w:rFonts w:ascii="Times New Roman" w:hAnsi="Times New Roman" w:cs="Times New Roman"/>
-          <w:sz w:val="24"/>
-          <w:szCs w:val="24"/>
-          <w:lang w:val="en-ID" w:eastAsia="ja-JP"/>
-        </w:rPr>
+        <w:t>=10000 does not reflect true model capability but rather statistical noise due to the smaller sample size.</w:t>
+      </w:r>
+    </w:p>
+    <w:p>
+      <w:pPr>
+        <w:pStyle w:val="FigureCaption"/>
+        <w:rPr>
+          <w:rStyle w:val="Label"/>
+          <w:rFonts w:ascii="Times New Roman" w:hAnsi="Times New Roman"/>
+          <w:bCs/>
+        </w:rPr>
+      </w:pPr>
+      <w:r>
+        <w:rPr>
+          <w:rStyle w:val="Label"/>
+          <w:rFonts w:ascii="Times New Roman" w:hAnsi="Times New Roman"/>
+        </w:rPr>
+        <w:t xml:space="preserve">In a large dataset with </w:t>
+      </w:r>
+      <w:proofErr w:type="spellStart"/>
+      <w:r>
+        <w:rPr>
+          <w:rStyle w:val="Label"/>
+          <w:rFonts w:ascii="Times New Roman" w:hAnsi="Times New Roman"/>
+        </w:rPr>
+        <w:t>n_samples</w:t>
+      </w:r>
+      <w:proofErr w:type="spellEnd"/>
+      <w:r>
+        <w:rPr>
+          <w:rStyle w:val="Label"/>
+          <w:rFonts w:ascii="Times New Roman" w:hAnsi="Times New Roman"/>
+        </w:rPr>
+        <w:t xml:space="preserve"> = 10000000, the model fails to recognize any minority classes, resulting in a callback of 0 for class 1. This indicates a bias towards the majority class, which becomes increasingly apparent as the size of the dataset increases and extreme imbalances dominate the model's learning </w:t>
+      </w:r>
+      <w:r>
+        <w:rPr>
+          <w:rStyle w:val="Label"/>
+          <w:rFonts w:ascii="Times New Roman" w:hAnsi="Times New Roman"/>
+          <w:bCs/>
+        </w:rPr>
+        <w:t>process.</w:t>
+      </w:r>
+    </w:p>
+    <w:p>
+      <w:pPr>
+        <w:pStyle w:val="FigureCaption"/>
+        <w:rPr>
+          <w:rStyle w:val="Label"/>
+          <w:rFonts w:ascii="Times New Roman" w:hAnsi="Times New Roman"/>
+          <w:bCs/>
+        </w:rPr>
+      </w:pPr>
+      <w:r>
+        <w:rPr>
+          <w:rStyle w:val="Label"/>
+          <w:rFonts w:ascii="Times New Roman" w:hAnsi="Times New Roman"/>
+        </w:rPr>
+        <w:t xml:space="preserve">These results highlight that the performance of the model with </w:t>
+      </w:r>
+      <w:proofErr w:type="spellStart"/>
+      <w:r>
+        <w:rPr>
+          <w:rStyle w:val="Label"/>
+          <w:rFonts w:ascii="Times New Roman" w:hAnsi="Times New Roman"/>
+        </w:rPr>
+        <w:t>n_samples</w:t>
+      </w:r>
+      <w:proofErr w:type="spellEnd"/>
+      <w:r>
+        <w:rPr>
+          <w:rStyle w:val="Label"/>
+          <w:rFonts w:ascii="Times New Roman" w:hAnsi="Times New Roman"/>
+        </w:rPr>
+        <w:t>=10000 falsely indicates the absence of bias, when such imbalance greatly impacts the model's ability to learn and correctly classify minority classes, especially those expressed at larger scales.</w:t>
+      </w:r>
+    </w:p>
+    <w:p>
+      <w:pPr>
+        <w:pStyle w:val="FigureCaption"/>
+        <w:rPr>
+          <w:rStyle w:val="Label"/>
+          <w:rFonts w:ascii="Times New Roman" w:hAnsi="Times New Roman"/>
+          <w:bCs/>
+        </w:rPr>
+      </w:pPr>
+      <w:r>
+        <w:rPr>
+          <w:rStyle w:val="Label"/>
+          <w:rFonts w:ascii="Times New Roman" w:hAnsi="Times New Roman"/>
+        </w:rPr>
+        <w:t xml:space="preserve">However, when the sample size is increased to </w:t>
+      </w:r>
+      <w:proofErr w:type="spellStart"/>
+      <w:r>
+        <w:rPr>
+          <w:rStyle w:val="Label"/>
+          <w:rFonts w:ascii="Times New Roman" w:hAnsi="Times New Roman"/>
+        </w:rPr>
+        <w:t>n_samples</w:t>
+      </w:r>
+      <w:proofErr w:type="spellEnd"/>
+      <w:r>
+        <w:rPr>
+          <w:rStyle w:val="Label"/>
+          <w:rFonts w:ascii="Times New Roman" w:hAnsi="Times New Roman"/>
+        </w:rPr>
+        <w:t>=1000000, the model fails to recognize the minority class, resulting in a callback of 0 for class 1. This means that not a single positive was detected correctly, thus highlighting an extreme bias towards the majority class due to inequality (99.9 % class 0 versus 0.1% class 1).</w:t>
+      </w:r>
+    </w:p>
+    <w:p>
+      <w:pPr>
+        <w:pStyle w:val="FigureCaption"/>
+        <w:rPr>
+          <w:rStyle w:val="Label"/>
+          <w:rFonts w:ascii="Times New Roman" w:hAnsi="Times New Roman"/>
+          <w:bCs/>
+        </w:rPr>
+      </w:pPr>
+      <w:r>
+        <w:rPr>
+          <w:rStyle w:val="Label"/>
+          <w:rFonts w:ascii="Times New Roman" w:hAnsi="Times New Roman"/>
+        </w:rPr>
+        <w:t xml:space="preserve">This is not caused by a flaw in the model, but rather by an imbalance in the data set. The confusion matrix clearly shows that the model is highly biased, with recall for the minority class being 0, indicating that the model struggles when </w:t>
+      </w:r>
+      <w:r>
+        <w:rPr>
+          <w:rStyle w:val="Label"/>
+          <w:rFonts w:ascii="Times New Roman" w:hAnsi="Times New Roman"/>
+        </w:rPr>
+        <w:t>faced with highly imbalanced data on a larger scale.</w:t>
+      </w:r>
+    </w:p>
+    <w:p>
+      <w:pPr>
+        <w:pStyle w:val="FigureCaption"/>
+        <w:rPr>
+          <w:bCs/>
+        </w:rPr>
+      </w:pPr>
+      <w:r>
+        <w:rPr>
+          <w:rStyle w:val="Label"/>
+          <w:rFonts w:ascii="Times New Roman" w:hAnsi="Times New Roman"/>
+        </w:rPr>
+        <w:t>4.2</w:t>
+      </w:r>
+      <w:r>
+        <w:t> </w:t>
+      </w:r>
+      <w:r>
+        <w:t xml:space="preserve"> LIME Explanation of Logistic Regression Model using Imbalanced Dataset</w:t>
+      </w:r>
+      <w:r>
         <w:t xml:space="preserve"> </w:t>
       </w:r>
-      <w:r>
-        <w:rPr>
-          <w:rFonts w:ascii="Times New Roman" w:hAnsi="Times New Roman" w:cs="Times New Roman"/>
-          <w:sz w:val="24"/>
-          <w:szCs w:val="24"/>
-          <w:lang w:val="en-ID" w:eastAsia="ja-JP"/>
-        </w:rPr>
-        <w:t>indicates that the model has some ability to detect the minority class, despite the imbalance.</w:t>
-      </w:r>
-      <w:r>
-        <w:rPr>
-          <w:rFonts w:ascii="Times New Roman" w:hAnsi="Times New Roman" w:cs="Times New Roman"/>
-          <w:sz w:val="24"/>
-          <w:szCs w:val="24"/>
-          <w:lang w:val="en-ID" w:eastAsia="ja-JP"/>
-        </w:rPr>
-        <w:t xml:space="preserve"> </w:t>
-      </w:r>
-      <w:r>
-        <w:rPr>
-          <w:rFonts w:ascii="Times New Roman" w:hAnsi="Times New Roman" w:cs="Times New Roman"/>
-          <w:sz w:val="24"/>
-          <w:szCs w:val="24"/>
-          <w:lang w:val="en-ID" w:eastAsia="ja-JP"/>
-        </w:rPr>
-        <w:t>T</w:t>
-      </w:r>
-      <w:r>
-        <w:rPr>
-          <w:rFonts w:ascii="Times New Roman" w:hAnsi="Times New Roman" w:cs="Times New Roman"/>
-          <w:sz w:val="24"/>
-          <w:szCs w:val="24"/>
-          <w:lang w:val="en-ID" w:eastAsia="ja-JP"/>
-        </w:rPr>
-        <w:t>his is misleading and gives a false impression of model fairness.</w:t>
-      </w:r>
     </w:p>
     <w:p>
       <w:pPr>
         <w:pStyle w:val="FigureCaption"/>
-        <w:spacing w:line="360" w:lineRule="auto"/>
-        <w:rPr>
-          <w:rFonts w:ascii="Times New Roman" w:hAnsi="Times New Roman" w:cs="Times New Roman"/>
-          <w:sz w:val="24"/>
-          <w:szCs w:val="24"/>
-          <w:lang w:val="en-ID" w:eastAsia="ja-JP"/>
-        </w:rPr>
-      </w:pPr>
-      <w:r>
-        <w:rPr>
-          <w:rFonts w:ascii="Times New Roman" w:hAnsi="Times New Roman" w:cs="Times New Roman"/>
-          <w:sz w:val="24"/>
-          <w:szCs w:val="24"/>
-          <w:lang w:val="en-ID" w:eastAsia="ja-JP"/>
-        </w:rPr>
-        <w:t xml:space="preserve"> The relatively higher recall at </w:t>
-      </w:r>
-      <w:proofErr w:type="spellStart"/>
-      <w:r>
-        <w:rPr>
-          <w:rFonts w:ascii="Times New Roman" w:hAnsi="Times New Roman" w:cs="Times New Roman"/>
-          <w:sz w:val="24"/>
-          <w:szCs w:val="24"/>
-          <w:lang w:val="en-ID" w:eastAsia="ja-JP"/>
-        </w:rPr>
-        <w:t>n_samples</w:t>
-      </w:r>
-      <w:proofErr w:type="spellEnd"/>
-      <w:r>
-        <w:rPr>
-          <w:rFonts w:ascii="Times New Roman" w:hAnsi="Times New Roman" w:cs="Times New Roman"/>
-          <w:sz w:val="24"/>
-          <w:szCs w:val="24"/>
-          <w:lang w:val="en-ID" w:eastAsia="ja-JP"/>
-        </w:rPr>
-        <w:t>=10000 does not reflect true model capability but rather statistical noise due to the smaller sample size.</w:t>
+        <w:rPr>
+          <w:bCs/>
+        </w:rPr>
+      </w:pPr>
+      <w:r>
+        <w:t>n = 10000</w:t>
       </w:r>
     </w:p>
     <w:p>
       <w:pPr>
         <w:pStyle w:val="FigureCaption"/>
-        <w:spacing w:line="360" w:lineRule="auto"/>
-        <w:rPr>
-          <w:rStyle w:val="Label"/>
-          <w:rFonts w:ascii="Times New Roman" w:hAnsi="Times New Roman" w:cs="Times New Roman"/>
-          <w:bCs w:val="0"/>
-          <w:sz w:val="24"/>
-          <w:szCs w:val="24"/>
-        </w:rPr>
-      </w:pPr>
-      <w:r>
-        <w:rPr>
-          <w:rStyle w:val="Label"/>
-          <w:rFonts w:ascii="Times New Roman" w:hAnsi="Times New Roman" w:cs="Times New Roman"/>
-          <w:bCs w:val="0"/>
-          <w:sz w:val="24"/>
-          <w:szCs w:val="24"/>
-        </w:rPr>
-        <w:lastRenderedPageBreak/>
-        <w:t xml:space="preserve">In a large dataset with </w:t>
-      </w:r>
-      <w:proofErr w:type="spellStart"/>
-      <w:r>
-        <w:rPr>
-          <w:rStyle w:val="Label"/>
-          <w:rFonts w:ascii="Times New Roman" w:hAnsi="Times New Roman" w:cs="Times New Roman"/>
-          <w:bCs w:val="0"/>
-          <w:sz w:val="24"/>
-          <w:szCs w:val="24"/>
-        </w:rPr>
-        <w:t>n_samples</w:t>
-      </w:r>
-      <w:proofErr w:type="spellEnd"/>
-      <w:r>
-        <w:rPr>
-          <w:rStyle w:val="Label"/>
-          <w:rFonts w:ascii="Times New Roman" w:hAnsi="Times New Roman" w:cs="Times New Roman"/>
-          <w:bCs w:val="0"/>
-          <w:sz w:val="24"/>
-          <w:szCs w:val="24"/>
-        </w:rPr>
-        <w:t xml:space="preserve"> = 10000000, the model fails to recognize any minority classes, resulting in a callback of 0 for class 1. This indicates a bias towards the majority class, which becomes increasingly apparent as the size of the dataset increases and extreme imbalances dominate the model's learning process .</w:t>
-      </w:r>
-    </w:p>
-    <w:p>
-      <w:pPr>
-        <w:pStyle w:val="FigureCaption"/>
-        <w:spacing w:line="360" w:lineRule="auto"/>
-        <w:rPr>
-          <w:rStyle w:val="Label"/>
-          <w:rFonts w:ascii="Times New Roman" w:hAnsi="Times New Roman" w:cs="Times New Roman"/>
-          <w:bCs w:val="0"/>
-          <w:sz w:val="24"/>
-          <w:szCs w:val="24"/>
-        </w:rPr>
-      </w:pPr>
-      <w:r>
-        <w:rPr>
-          <w:rStyle w:val="Label"/>
-          <w:rFonts w:ascii="Times New Roman" w:hAnsi="Times New Roman" w:cs="Times New Roman"/>
-          <w:bCs w:val="0"/>
-          <w:sz w:val="24"/>
-          <w:szCs w:val="24"/>
-        </w:rPr>
-        <w:t xml:space="preserve">These results highlight that the performance of the model with </w:t>
-      </w:r>
-      <w:proofErr w:type="spellStart"/>
-      <w:r>
-        <w:rPr>
-          <w:rStyle w:val="Label"/>
-          <w:rFonts w:ascii="Times New Roman" w:hAnsi="Times New Roman" w:cs="Times New Roman"/>
-          <w:bCs w:val="0"/>
-          <w:sz w:val="24"/>
-          <w:szCs w:val="24"/>
-        </w:rPr>
-        <w:t>n_samples</w:t>
-      </w:r>
-      <w:proofErr w:type="spellEnd"/>
-      <w:r>
-        <w:rPr>
-          <w:rStyle w:val="Label"/>
-          <w:rFonts w:ascii="Times New Roman" w:hAnsi="Times New Roman" w:cs="Times New Roman"/>
-          <w:bCs w:val="0"/>
-          <w:sz w:val="24"/>
-          <w:szCs w:val="24"/>
-        </w:rPr>
-        <w:t>=10000 falsely indicates the absence of bias, when such imbalance greatly impacts the model's ability to learn and correctly classify minority classes, especially those expressed at larger scales.</w:t>
-      </w:r>
-    </w:p>
-    <w:p>
-      <w:pPr>
-        <w:pStyle w:val="FigureCaption"/>
-        <w:spacing w:line="360" w:lineRule="auto"/>
-        <w:rPr>
-          <w:rStyle w:val="Label"/>
-          <w:rFonts w:ascii="Times New Roman" w:hAnsi="Times New Roman" w:cs="Times New Roman"/>
-          <w:bCs w:val="0"/>
-          <w:sz w:val="24"/>
-          <w:szCs w:val="24"/>
-        </w:rPr>
-      </w:pPr>
-      <w:r>
-        <w:rPr>
-          <w:rStyle w:val="Label"/>
-          <w:rFonts w:ascii="Times New Roman" w:hAnsi="Times New Roman" w:cs="Times New Roman"/>
-          <w:bCs w:val="0"/>
-          <w:sz w:val="24"/>
-          <w:szCs w:val="24"/>
-        </w:rPr>
-        <w:t xml:space="preserve">However, when the sample size is increased to </w:t>
-      </w:r>
-      <w:proofErr w:type="spellStart"/>
-      <w:r>
-        <w:rPr>
-          <w:rStyle w:val="Label"/>
-          <w:rFonts w:ascii="Times New Roman" w:hAnsi="Times New Roman" w:cs="Times New Roman"/>
-          <w:bCs w:val="0"/>
-          <w:sz w:val="24"/>
-          <w:szCs w:val="24"/>
-        </w:rPr>
-        <w:t>n_samples</w:t>
-      </w:r>
-      <w:proofErr w:type="spellEnd"/>
-      <w:r>
-        <w:rPr>
-          <w:rStyle w:val="Label"/>
-          <w:rFonts w:ascii="Times New Roman" w:hAnsi="Times New Roman" w:cs="Times New Roman"/>
-          <w:bCs w:val="0"/>
-          <w:sz w:val="24"/>
-          <w:szCs w:val="24"/>
-        </w:rPr>
-        <w:t>=1000000, the model fails to recognize the minority class, resulting in a callback of 0 for class 1. This means that not a single positive was detected correctly, thus highlighting an extreme bias towards the majority class due to inequality (99.9 % class 0 versus 0.1% class 1).</w:t>
-      </w:r>
-    </w:p>
-    <w:p>
-      <w:pPr>
-        <w:pStyle w:val="FigureCaption"/>
-        <w:spacing w:line="360" w:lineRule="auto"/>
-        <w:rPr>
-          <w:rStyle w:val="Label"/>
-          <w:rFonts w:ascii="Times New Roman" w:hAnsi="Times New Roman" w:cs="Times New Roman"/>
-          <w:bCs w:val="0"/>
-          <w:sz w:val="24"/>
-          <w:szCs w:val="24"/>
-        </w:rPr>
-      </w:pPr>
-      <w:r>
-        <w:rPr>
-          <w:rStyle w:val="Label"/>
-          <w:rFonts w:ascii="Times New Roman" w:hAnsi="Times New Roman" w:cs="Times New Roman"/>
-          <w:bCs w:val="0"/>
-          <w:sz w:val="24"/>
-          <w:szCs w:val="24"/>
-        </w:rPr>
-        <w:t>This is not caused by a flaw in the model, but rather by an imbalance in the data set. The confusion matrix clearly shows that the model is highly biased, with recall for the minority class being 0, indicating that the model struggles when faced with highly imbalanced data on a larger scale.</w:t>
-      </w:r>
-    </w:p>
-    <w:p>
-      <w:pPr>
-        <w:pStyle w:val="FigureCaption"/>
-        <w:spacing w:line="360" w:lineRule="auto"/>
-        <w:rPr>
-          <w:rFonts w:ascii="Times New Roman" w:hAnsi="Times New Roman" w:cs="Times New Roman"/>
-          <w:bCs w:val="0"/>
-          <w:sz w:val="24"/>
-          <w:szCs w:val="24"/>
-          <w:lang w:eastAsia="ja-JP"/>
-        </w:rPr>
-      </w:pPr>
-      <w:r>
-        <w:rPr>
-          <w:rStyle w:val="Label"/>
-          <w:rFonts w:ascii="Times New Roman" w:hAnsi="Times New Roman" w:cs="Times New Roman"/>
-          <w:bCs w:val="0"/>
-          <w:sz w:val="24"/>
-          <w:szCs w:val="24"/>
-        </w:rPr>
-        <w:t>4.2</w:t>
-      </w:r>
-      <w:r>
-        <w:rPr>
-          <w:rFonts w:ascii="Times New Roman" w:hAnsi="Times New Roman" w:cs="Times New Roman"/>
-          <w:bCs w:val="0"/>
-          <w:sz w:val="24"/>
-          <w:szCs w:val="24"/>
-        </w:rPr>
-        <w:t> </w:t>
-      </w:r>
-      <w:r>
-        <w:rPr>
-          <w:rFonts w:ascii="Times New Roman" w:hAnsi="Times New Roman" w:cs="Times New Roman"/>
-          <w:bCs w:val="0"/>
-          <w:sz w:val="24"/>
-          <w:szCs w:val="24"/>
-          <w:lang w:eastAsia="ja-JP"/>
-        </w:rPr>
-        <w:t xml:space="preserve"> LIME Explanation of Logistic Regression Model using Imbalanced Dataset</w:t>
-      </w:r>
-      <w:r>
-        <w:rPr>
-          <w:rFonts w:ascii="Times New Roman" w:hAnsi="Times New Roman" w:cs="Times New Roman"/>
-          <w:bCs w:val="0"/>
-          <w:sz w:val="24"/>
-          <w:szCs w:val="24"/>
-          <w:lang w:eastAsia="ja-JP"/>
-        </w:rPr>
-        <w:t xml:space="preserve"> </w:t>
-      </w:r>
-    </w:p>
-    <w:p>
-      <w:pPr>
-        <w:pStyle w:val="FigureCaption"/>
-        <w:spacing w:line="360" w:lineRule="auto"/>
-        <w:rPr>
-          <w:rFonts w:ascii="Times New Roman" w:hAnsi="Times New Roman" w:cs="Times New Roman"/>
-          <w:bCs w:val="0"/>
-          <w:sz w:val="24"/>
-          <w:szCs w:val="24"/>
-          <w:lang w:eastAsia="ja-JP"/>
-        </w:rPr>
-      </w:pPr>
-      <w:r>
-        <w:rPr>
-          <w:rFonts w:ascii="Times New Roman" w:hAnsi="Times New Roman" w:cs="Times New Roman"/>
-          <w:bCs w:val="0"/>
-          <w:sz w:val="24"/>
-          <w:szCs w:val="24"/>
-          <w:lang w:eastAsia="ja-JP"/>
-        </w:rPr>
-        <w:t>n = 10000</w:t>
-      </w:r>
-    </w:p>
-    <w:p>
-      <w:pPr>
-        <w:pStyle w:val="FigureCaption"/>
-        <w:spacing w:line="360" w:lineRule="auto"/>
-        <w:rPr>
-          <w:rFonts w:ascii="Times New Roman" w:hAnsi="Times New Roman" w:cs="Times New Roman"/>
-          <w:bCs w:val="0"/>
-          <w:sz w:val="24"/>
-          <w:szCs w:val="24"/>
-          <w:lang w:eastAsia="ja-JP"/>
-        </w:rPr>
-      </w:pPr>
-      <w:r>
-        <w:rPr>
-          <w:rFonts w:ascii="Times New Roman" w:hAnsi="Times New Roman" w:cs="Times New Roman"/>
-          <w:bCs w:val="0"/>
+      </w:pPr>
+      <w:r>
+        <w:rPr>
           <w:noProof/>
-          <w:sz w:val="24"/>
-          <w:szCs w:val="24"/>
-          <w:lang w:eastAsia="ja-JP"/>
         </w:rPr>
         <w:drawing>
           <wp:inline distT="0" distB="0" distL="0" distR="0" wp14:anchorId="42F81BFC" wp14:editId="320252E8">
@@ -5652,46 +5204,21 @@
     <w:p>
       <w:pPr>
         <w:pStyle w:val="FigureCaption"/>
-        <w:spacing w:line="360" w:lineRule="auto"/>
-        <w:rPr>
-          <w:rFonts w:ascii="Times New Roman" w:hAnsi="Times New Roman" w:cs="Times New Roman"/>
-          <w:bCs w:val="0"/>
-          <w:sz w:val="24"/>
-          <w:szCs w:val="24"/>
-          <w:lang w:eastAsia="ja-JP"/>
-        </w:rPr>
-      </w:pPr>
-      <w:r>
-        <w:rPr>
-          <w:rFonts w:ascii="Times New Roman" w:hAnsi="Times New Roman" w:cs="Times New Roman"/>
-          <w:bCs w:val="0"/>
-          <w:sz w:val="24"/>
-          <w:szCs w:val="24"/>
-          <w:lang w:eastAsia="ja-JP"/>
-        </w:rPr>
+        <w:rPr>
+          <w:bCs/>
+        </w:rPr>
+      </w:pPr>
+      <w:r>
         <w:t>n = 1000000</w:t>
       </w:r>
     </w:p>
     <w:p>
       <w:pPr>
         <w:pStyle w:val="FigureCaption"/>
-        <w:spacing w:line="360" w:lineRule="auto"/>
-        <w:rPr>
-          <w:rFonts w:ascii="Times New Roman" w:hAnsi="Times New Roman" w:cs="Times New Roman"/>
-          <w:bCs w:val="0"/>
-          <w:sz w:val="24"/>
-          <w:szCs w:val="24"/>
-          <w:lang w:eastAsia="ja-JP"/>
-        </w:rPr>
-      </w:pPr>
-      <w:r>
-        <w:rPr>
-          <w:rFonts w:ascii="Times New Roman" w:hAnsi="Times New Roman" w:cs="Times New Roman"/>
-          <w:bCs w:val="0"/>
+      </w:pPr>
+      <w:r>
+        <w:rPr>
           <w:noProof/>
-          <w:sz w:val="24"/>
-          <w:szCs w:val="24"/>
-          <w:lang w:eastAsia="ja-JP"/>
         </w:rPr>
         <w:drawing>
           <wp:inline distT="0" distB="0" distL="0" distR="0" wp14:anchorId="00A3EA7B" wp14:editId="7A65210F">
@@ -5746,90 +5273,55 @@
     <w:p>
       <w:pPr>
         <w:pStyle w:val="FigureCaption"/>
-        <w:spacing w:line="360" w:lineRule="auto"/>
-        <w:rPr>
-          <w:rFonts w:ascii="Times New Roman" w:hAnsi="Times New Roman" w:cs="Times New Roman"/>
-          <w:sz w:val="24"/>
-          <w:szCs w:val="24"/>
-          <w:lang w:val="en-ID" w:eastAsia="ja-JP"/>
+        <w:rPr>
+          <w:lang w:val="en-ID"/>
         </w:rPr>
       </w:pPr>
       <w:r>
         <w:rPr>
           <w:rStyle w:val="Label"/>
-          <w:rFonts w:ascii="Times New Roman" w:hAnsi="Times New Roman" w:cs="Times New Roman"/>
-          <w:bCs w:val="0"/>
-          <w:sz w:val="24"/>
-          <w:szCs w:val="24"/>
+          <w:rFonts w:ascii="Times New Roman" w:hAnsi="Times New Roman"/>
+          <w:b/>
         </w:rPr>
         <w:t>Figure 2:</w:t>
       </w:r>
       <w:r>
-        <w:rPr>
-          <w:rFonts w:ascii="Times New Roman" w:hAnsi="Times New Roman" w:cs="Times New Roman"/>
-          <w:bCs w:val="0"/>
-          <w:sz w:val="24"/>
-          <w:szCs w:val="24"/>
-          <w:lang w:eastAsia="ja-JP"/>
-        </w:rPr>
         <w:t xml:space="preserve"> LIME Explanation of Logistic Regression Model using Imbalanced Dataset</w:t>
       </w:r>
       <w:r>
-        <w:rPr>
-          <w:rFonts w:ascii="Times New Roman" w:hAnsi="Times New Roman" w:cs="Times New Roman"/>
-          <w:bCs w:val="0"/>
-          <w:sz w:val="24"/>
-          <w:szCs w:val="24"/>
-          <w:lang w:eastAsia="ja-JP"/>
-        </w:rPr>
         <w:t xml:space="preserve"> </w:t>
       </w:r>
       <w:r>
         <w:rPr>
-          <w:rFonts w:ascii="Times New Roman" w:hAnsi="Times New Roman" w:cs="Times New Roman"/>
-          <w:sz w:val="24"/>
-          <w:szCs w:val="24"/>
-          <w:lang w:val="en-ID" w:eastAsia="ja-JP"/>
+          <w:lang w:val="en-ID"/>
         </w:rPr>
         <w:t xml:space="preserve">between </w:t>
       </w:r>
       <w:proofErr w:type="spellStart"/>
       <w:r>
         <w:rPr>
-          <w:rFonts w:ascii="Times New Roman" w:hAnsi="Times New Roman" w:cs="Times New Roman"/>
-          <w:sz w:val="24"/>
-          <w:szCs w:val="24"/>
-          <w:lang w:val="en-ID" w:eastAsia="ja-JP"/>
+          <w:lang w:val="en-ID"/>
         </w:rPr>
         <w:t>n_samples</w:t>
       </w:r>
       <w:proofErr w:type="spellEnd"/>
       <w:r>
         <w:rPr>
-          <w:rFonts w:ascii="Times New Roman" w:hAnsi="Times New Roman" w:cs="Times New Roman"/>
-          <w:sz w:val="24"/>
-          <w:szCs w:val="24"/>
-          <w:lang w:val="en-ID" w:eastAsia="ja-JP"/>
+          <w:lang w:val="en-ID"/>
         </w:rPr>
         <w:t xml:space="preserve">=10000 and </w:t>
       </w:r>
       <w:proofErr w:type="spellStart"/>
       <w:r>
         <w:rPr>
-          <w:rFonts w:ascii="Times New Roman" w:hAnsi="Times New Roman" w:cs="Times New Roman"/>
-          <w:sz w:val="24"/>
-          <w:szCs w:val="24"/>
-          <w:lang w:val="en-ID" w:eastAsia="ja-JP"/>
+          <w:lang w:val="en-ID"/>
         </w:rPr>
         <w:t>n_samples</w:t>
       </w:r>
       <w:proofErr w:type="spellEnd"/>
       <w:r>
         <w:rPr>
-          <w:rFonts w:ascii="Times New Roman" w:hAnsi="Times New Roman" w:cs="Times New Roman"/>
-          <w:sz w:val="24"/>
-          <w:szCs w:val="24"/>
-          <w:lang w:val="en-ID" w:eastAsia="ja-JP"/>
+          <w:lang w:val="en-ID"/>
         </w:rPr>
         <w:t>=1000000.</w:t>
       </w:r>
@@ -5837,169 +5329,60 @@
     <w:p>
       <w:pPr>
         <w:pStyle w:val="FigureCaption"/>
-        <w:spacing w:line="360" w:lineRule="auto"/>
-        <w:rPr>
-          <w:rFonts w:ascii="Times New Roman" w:hAnsi="Times New Roman" w:cs="Times New Roman"/>
-          <w:bCs w:val="0"/>
-          <w:sz w:val="24"/>
-          <w:szCs w:val="24"/>
-          <w:lang w:val="en-ID" w:eastAsia="ja-JP"/>
-        </w:rPr>
-      </w:pPr>
-      <w:r>
-        <w:rPr>
-          <w:rFonts w:ascii="Times New Roman" w:hAnsi="Times New Roman" w:cs="Times New Roman"/>
-          <w:bCs w:val="0"/>
-          <w:sz w:val="24"/>
-          <w:szCs w:val="24"/>
-          <w:lang w:eastAsia="ja-JP"/>
+      </w:pPr>
+      <w:r>
+        <w:rPr>
+          <w:b/>
         </w:rPr>
         <w:t>Interpretation:</w:t>
       </w:r>
       <w:r>
-        <w:rPr>
-          <w:rFonts w:ascii="Times New Roman" w:hAnsi="Times New Roman" w:cs="Times New Roman"/>
-          <w:bCs w:val="0"/>
-          <w:sz w:val="24"/>
-          <w:szCs w:val="24"/>
-          <w:lang w:eastAsia="ja-JP"/>
-        </w:rPr>
         <w:br/>
-      </w:r>
-      <w:r>
-        <w:rPr>
-          <w:rFonts w:ascii="Times New Roman" w:hAnsi="Times New Roman" w:cs="Times New Roman"/>
-          <w:bCs w:val="0"/>
-          <w:sz w:val="24"/>
-          <w:szCs w:val="24"/>
-          <w:lang w:val="en-ID" w:eastAsia="ja-JP"/>
-        </w:rPr>
-        <w:t>The explanation shows that the model may be biased towards Class 0, as it completely ignored the probability of Class 1.</w:t>
-      </w:r>
-      <w:r>
-        <w:rPr>
-          <w:rFonts w:ascii="Times New Roman" w:hAnsi="Times New Roman" w:cs="Times New Roman"/>
-          <w:bCs w:val="0"/>
-          <w:sz w:val="24"/>
-          <w:szCs w:val="24"/>
-          <w:lang w:val="en-ID" w:eastAsia="ja-JP"/>
-        </w:rPr>
-        <w:t xml:space="preserve"> </w:t>
-      </w:r>
-      <w:r>
-        <w:rPr>
-          <w:rFonts w:ascii="Times New Roman" w:hAnsi="Times New Roman" w:cs="Times New Roman"/>
-          <w:bCs w:val="0"/>
-          <w:sz w:val="24"/>
-          <w:szCs w:val="24"/>
-          <w:lang w:val="en-ID" w:eastAsia="ja-JP"/>
-        </w:rPr>
-        <w:t>These feature values are within the range that influences Class 0 only.</w:t>
-      </w:r>
-      <w:r>
-        <w:rPr>
-          <w:rFonts w:ascii="Times New Roman" w:hAnsi="Times New Roman" w:cs="Times New Roman"/>
-          <w:bCs w:val="0"/>
-          <w:sz w:val="24"/>
-          <w:szCs w:val="24"/>
-          <w:lang w:val="en-ID" w:eastAsia="ja-JP"/>
-        </w:rPr>
-        <w:t xml:space="preserve"> </w:t>
-      </w:r>
-      <w:r>
-        <w:rPr>
-          <w:rFonts w:ascii="Times New Roman" w:hAnsi="Times New Roman" w:cs="Times New Roman"/>
-          <w:bCs w:val="0"/>
-          <w:sz w:val="24"/>
-          <w:szCs w:val="24"/>
-          <w:lang w:val="en-ID" w:eastAsia="ja-JP"/>
-        </w:rPr>
-        <w:t>This showcases the challenges of training models on imbalanced datasets, which has poor recall for minority classes.</w:t>
+        <w:t xml:space="preserve">The </w:t>
+      </w:r>
+      <w:r>
+        <w:t>Figure 2 shows that there is a bias in the model of class 0, because the model ignores the probability of class 1 completely. The values ​​of this feature are in the range that are only influenced by class 0. This displays the weaknesses of the training model on an unbalanced dataset, which has a bad ability to identify the minority class.</w:t>
       </w:r>
     </w:p>
     <w:p>
       <w:pPr>
         <w:pStyle w:val="FigureCaption"/>
-        <w:spacing w:line="360" w:lineRule="auto"/>
-        <w:rPr>
-          <w:rFonts w:ascii="Times New Roman" w:hAnsi="Times New Roman" w:cs="Times New Roman"/>
-          <w:bCs w:val="0"/>
-          <w:sz w:val="24"/>
-          <w:szCs w:val="24"/>
-          <w:lang w:val="en-ID" w:eastAsia="ja-JP"/>
-        </w:rPr>
-      </w:pPr>
-      <w:r>
-        <w:rPr>
-          <w:rFonts w:ascii="Times New Roman" w:hAnsi="Times New Roman" w:cs="Times New Roman"/>
-          <w:bCs w:val="0"/>
-          <w:sz w:val="24"/>
-          <w:szCs w:val="24"/>
-          <w:lang w:val="en-ID" w:eastAsia="ja-JP"/>
-        </w:rPr>
-        <w:t>This aligns with the issue of extreme class imbalance, where the model is not effectively learning to distinguish minority class (Class 1), which was evident in the original classification report (recall for Class 1 was 0).</w:t>
+        <w:rPr>
+          <w:bCs/>
+        </w:rPr>
+      </w:pPr>
+      <w:r>
+        <w:t xml:space="preserve">This is in accordance with the problem of extreme class imbalances, where the model does not learn effectively to distinguish minority </w:t>
+      </w:r>
+      <w:r>
+        <w:lastRenderedPageBreak/>
+        <w:t>classes (class 1), which is proven in the original classification report (recall for class 1 is 0).</w:t>
       </w:r>
     </w:p>
     <w:p>
       <w:pPr>
         <w:pStyle w:val="FigureCaption"/>
-        <w:spacing w:line="360" w:lineRule="auto"/>
-        <w:rPr>
-          <w:rFonts w:ascii="Times New Roman" w:hAnsi="Times New Roman" w:cs="Times New Roman"/>
-          <w:bCs w:val="0"/>
-          <w:sz w:val="24"/>
-          <w:szCs w:val="24"/>
-          <w:lang w:eastAsia="ja-JP"/>
+        <w:rPr>
+          <w:bCs/>
         </w:rPr>
       </w:pPr>
       <w:r>
         <w:rPr>
           <w:rStyle w:val="Label"/>
-          <w:rFonts w:ascii="Times New Roman" w:hAnsi="Times New Roman" w:cs="Times New Roman"/>
-          <w:bCs w:val="0"/>
-          <w:sz w:val="24"/>
-          <w:szCs w:val="24"/>
-        </w:rPr>
-        <w:lastRenderedPageBreak/>
+          <w:rFonts w:ascii="Times New Roman" w:hAnsi="Times New Roman"/>
+        </w:rPr>
         <w:t>4.3</w:t>
       </w:r>
       <w:r>
-        <w:rPr>
-          <w:rFonts w:ascii="Times New Roman" w:hAnsi="Times New Roman" w:cs="Times New Roman"/>
-          <w:bCs w:val="0"/>
-          <w:sz w:val="24"/>
-          <w:szCs w:val="24"/>
-        </w:rPr>
         <w:t> </w:t>
       </w:r>
       <w:r>
-        <w:rPr>
-          <w:rFonts w:ascii="Times New Roman" w:hAnsi="Times New Roman" w:cs="Times New Roman"/>
-          <w:bCs w:val="0"/>
-          <w:sz w:val="24"/>
-          <w:szCs w:val="24"/>
-          <w:lang w:eastAsia="ja-JP"/>
-        </w:rPr>
         <w:t xml:space="preserve">Logistic Regression Model </w:t>
       </w:r>
       <w:r>
-        <w:rPr>
-          <w:rFonts w:ascii="Times New Roman" w:hAnsi="Times New Roman" w:cs="Times New Roman"/>
-          <w:bCs w:val="0"/>
-          <w:sz w:val="24"/>
-          <w:szCs w:val="24"/>
-          <w:lang w:eastAsia="ja-JP"/>
-        </w:rPr>
         <w:t xml:space="preserve">Performance </w:t>
       </w:r>
       <w:r>
-        <w:rPr>
-          <w:rFonts w:ascii="Times New Roman" w:hAnsi="Times New Roman" w:cs="Times New Roman"/>
-          <w:bCs w:val="0"/>
-          <w:sz w:val="24"/>
-          <w:szCs w:val="24"/>
-          <w:lang w:eastAsia="ja-JP"/>
-        </w:rPr>
         <w:t>using Balanced Dataset</w:t>
       </w:r>
     </w:p>
@@ -6129,210 +5512,127 @@
     <w:p>
       <w:pPr>
         <w:pStyle w:val="FigureCaption"/>
-        <w:spacing w:line="360" w:lineRule="auto"/>
-        <w:rPr>
-          <w:rFonts w:ascii="Times New Roman" w:hAnsi="Times New Roman" w:cs="Times New Roman"/>
-          <w:bCs w:val="0"/>
-          <w:sz w:val="24"/>
-          <w:szCs w:val="24"/>
-          <w:lang w:eastAsia="ja-JP"/>
+        <w:rPr>
+          <w:bCs/>
         </w:rPr>
       </w:pPr>
       <w:r>
         <w:rPr>
           <w:rStyle w:val="Label"/>
-          <w:rFonts w:ascii="Times New Roman" w:hAnsi="Times New Roman" w:cs="Times New Roman"/>
-          <w:bCs w:val="0"/>
-          <w:sz w:val="24"/>
-          <w:szCs w:val="24"/>
+          <w:rFonts w:ascii="Times New Roman" w:hAnsi="Times New Roman"/>
         </w:rPr>
         <w:t xml:space="preserve">Figure </w:t>
       </w:r>
       <w:r>
         <w:rPr>
           <w:rStyle w:val="Label"/>
-          <w:rFonts w:ascii="Times New Roman" w:hAnsi="Times New Roman" w:cs="Times New Roman"/>
-          <w:bCs w:val="0"/>
-          <w:sz w:val="24"/>
-          <w:szCs w:val="24"/>
+          <w:rFonts w:ascii="Times New Roman" w:hAnsi="Times New Roman"/>
         </w:rPr>
         <w:t>3</w:t>
       </w:r>
       <w:r>
         <w:rPr>
           <w:rStyle w:val="Label"/>
-          <w:rFonts w:ascii="Times New Roman" w:hAnsi="Times New Roman" w:cs="Times New Roman"/>
-          <w:bCs w:val="0"/>
-          <w:sz w:val="24"/>
-          <w:szCs w:val="24"/>
+          <w:rFonts w:ascii="Times New Roman" w:hAnsi="Times New Roman"/>
         </w:rPr>
         <w:t>:</w:t>
       </w:r>
       <w:r>
-        <w:rPr>
-          <w:rFonts w:ascii="Times New Roman" w:hAnsi="Times New Roman" w:cs="Times New Roman"/>
-          <w:bCs w:val="0"/>
-          <w:sz w:val="24"/>
-          <w:szCs w:val="24"/>
-          <w:lang w:eastAsia="ja-JP"/>
-        </w:rPr>
         <w:t xml:space="preserve"> Normalized Confusion Matrix of Logistic Regression Model using Balanced Dataset</w:t>
       </w:r>
     </w:p>
     <w:p>
       <w:pPr>
         <w:pStyle w:val="FigureCaption"/>
-        <w:spacing w:line="360" w:lineRule="auto"/>
-        <w:rPr>
-          <w:rFonts w:ascii="Times New Roman" w:hAnsi="Times New Roman" w:cs="Times New Roman"/>
-          <w:bCs w:val="0"/>
-          <w:sz w:val="24"/>
-          <w:szCs w:val="24"/>
-          <w:lang w:eastAsia="ja-JP"/>
-        </w:rPr>
-      </w:pPr>
-      <w:r>
-        <w:rPr>
-          <w:rFonts w:ascii="Times New Roman" w:hAnsi="Times New Roman" w:cs="Times New Roman"/>
-          <w:bCs w:val="0"/>
-          <w:sz w:val="24"/>
-          <w:szCs w:val="24"/>
-          <w:lang w:eastAsia="ja-JP"/>
-        </w:rPr>
+      </w:pPr>
+      <w:r>
         <w:t>Interpretation:</w:t>
       </w:r>
     </w:p>
     <w:p>
       <w:pPr>
         <w:pStyle w:val="FigureCaption"/>
-        <w:spacing w:line="360" w:lineRule="auto"/>
-        <w:rPr>
-          <w:rFonts w:ascii="Times New Roman" w:hAnsi="Times New Roman" w:cs="Times New Roman"/>
-          <w:bCs w:val="0"/>
-          <w:sz w:val="24"/>
-          <w:szCs w:val="24"/>
-          <w:lang w:val="en-ID" w:eastAsia="ja-JP"/>
-        </w:rPr>
-      </w:pPr>
-      <w:r>
-        <w:rPr>
-          <w:rFonts w:ascii="Times New Roman" w:hAnsi="Times New Roman" w:cs="Times New Roman"/>
-          <w:bCs w:val="0"/>
-          <w:sz w:val="24"/>
-          <w:szCs w:val="24"/>
-          <w:lang w:val="en-ID" w:eastAsia="ja-JP"/>
-        </w:rPr>
-        <w:t>In the balanced dataset, the model performs well for both classes, with high recall and precision values. The model doesn't show bias towards any specific class.</w:t>
+        <w:rPr>
+          <w:bCs/>
+        </w:rPr>
+      </w:pPr>
+      <w:r>
+        <w:rPr>
+          <w:bCs/>
+        </w:rPr>
+        <w:t>This model</w:t>
+      </w:r>
+      <w:r>
+        <w:t xml:space="preserve"> </w:t>
+      </w:r>
+      <w:proofErr w:type="gramStart"/>
+      <w:r>
+        <w:t>using</w:t>
+      </w:r>
+      <w:proofErr w:type="gramEnd"/>
+      <w:r>
+        <w:t xml:space="preserve"> a balanced dataset seems good for all </w:t>
+      </w:r>
+      <w:proofErr w:type="gramStart"/>
+      <w:r>
+        <w:t>classes, and</w:t>
+      </w:r>
+      <w:proofErr w:type="gramEnd"/>
+      <w:r>
+        <w:t xml:space="preserve"> showing high recall and precision values. This model also doesn't show </w:t>
+      </w:r>
+      <w:r>
+        <w:t xml:space="preserve">bias to minority classes. The true positive level for all classes </w:t>
+      </w:r>
+      <w:r>
+        <w:rPr>
+          <w:bCs/>
+        </w:rPr>
+        <w:t>is</w:t>
+      </w:r>
+      <w:r>
+        <w:t xml:space="preserve"> close to 1, and the off-diagonal elements are very low. It means that the two classes are classified correctly and with high accuracy.</w:t>
       </w:r>
     </w:p>
     <w:p>
       <w:pPr>
         <w:pStyle w:val="FigureCaption"/>
-        <w:spacing w:line="360" w:lineRule="auto"/>
-        <w:rPr>
-          <w:rFonts w:ascii="Times New Roman" w:hAnsi="Times New Roman" w:cs="Times New Roman"/>
-          <w:bCs w:val="0"/>
-          <w:sz w:val="24"/>
-          <w:szCs w:val="24"/>
-          <w:lang w:val="en-ID" w:eastAsia="ja-JP"/>
-        </w:rPr>
-      </w:pPr>
-      <w:r>
-        <w:rPr>
-          <w:rFonts w:ascii="Times New Roman" w:hAnsi="Times New Roman" w:cs="Times New Roman"/>
-          <w:bCs w:val="0"/>
-          <w:sz w:val="24"/>
-          <w:szCs w:val="24"/>
-          <w:lang w:val="en-ID" w:eastAsia="ja-JP"/>
-        </w:rPr>
-        <w:t>The true positive rate for both classes is close to 1, and the off-diagonal elements are very low, means that both classes are being correctly classified with high accuracy.</w:t>
+        <w:rPr>
+          <w:bCs/>
+        </w:rPr>
+      </w:pPr>
+      <w:r>
+        <w:rPr>
+          <w:rStyle w:val="Label"/>
+          <w:rFonts w:ascii="Times New Roman" w:hAnsi="Times New Roman"/>
+        </w:rPr>
+        <w:t>4.4</w:t>
+      </w:r>
+      <w:r>
+        <w:t> </w:t>
+      </w:r>
+      <w:r>
+        <w:t xml:space="preserve"> LIME Explanation of Logistic Regression Model using Balanced Dataset</w:t>
       </w:r>
     </w:p>
     <w:p>
       <w:pPr>
         <w:pStyle w:val="FigureCaption"/>
-        <w:spacing w:line="360" w:lineRule="auto"/>
-        <w:rPr>
-          <w:rFonts w:ascii="Times New Roman" w:hAnsi="Times New Roman" w:cs="Times New Roman"/>
-          <w:bCs w:val="0"/>
-          <w:sz w:val="24"/>
-          <w:szCs w:val="24"/>
-          <w:lang w:eastAsia="ja-JP"/>
-        </w:rPr>
-      </w:pPr>
-      <w:r>
-        <w:rPr>
-          <w:rStyle w:val="Label"/>
-          <w:rFonts w:ascii="Times New Roman" w:hAnsi="Times New Roman" w:cs="Times New Roman"/>
-          <w:bCs w:val="0"/>
-          <w:sz w:val="24"/>
-          <w:szCs w:val="24"/>
-        </w:rPr>
-        <w:t>4.4</w:t>
-      </w:r>
-      <w:r>
-        <w:rPr>
-          <w:rFonts w:ascii="Times New Roman" w:hAnsi="Times New Roman" w:cs="Times New Roman"/>
-          <w:bCs w:val="0"/>
-          <w:sz w:val="24"/>
-          <w:szCs w:val="24"/>
-        </w:rPr>
-        <w:t> </w:t>
-      </w:r>
-      <w:r>
-        <w:rPr>
-          <w:rFonts w:ascii="Times New Roman" w:hAnsi="Times New Roman" w:cs="Times New Roman"/>
-          <w:bCs w:val="0"/>
-          <w:sz w:val="24"/>
-          <w:szCs w:val="24"/>
-          <w:lang w:eastAsia="ja-JP"/>
-        </w:rPr>
-        <w:t xml:space="preserve"> LIME Explanation of Logistic Regression Model using Balanced Dataset</w:t>
+        <w:rPr>
+          <w:bCs/>
+        </w:rPr>
+      </w:pPr>
+      <w:r>
+        <w:t>n = 10000</w:t>
       </w:r>
     </w:p>
     <w:p>
       <w:pPr>
         <w:pStyle w:val="FigureCaption"/>
-        <w:spacing w:line="360" w:lineRule="auto"/>
-        <w:rPr>
-          <w:rFonts w:ascii="Times New Roman" w:hAnsi="Times New Roman" w:cs="Times New Roman"/>
-          <w:bCs w:val="0"/>
-          <w:sz w:val="24"/>
-          <w:szCs w:val="24"/>
-          <w:lang w:eastAsia="ja-JP"/>
-        </w:rPr>
-      </w:pPr>
-      <w:r>
-        <w:rPr>
-          <w:rFonts w:ascii="Times New Roman" w:hAnsi="Times New Roman" w:cs="Times New Roman"/>
-          <w:bCs w:val="0"/>
-          <w:sz w:val="24"/>
-          <w:szCs w:val="24"/>
-          <w:lang w:eastAsia="ja-JP"/>
-        </w:rPr>
-        <w:t>n = 10000</w:t>
-      </w:r>
-    </w:p>
-    <w:p>
-      <w:pPr>
-        <w:pStyle w:val="FigureCaption"/>
-        <w:spacing w:line="360" w:lineRule="auto"/>
-        <w:rPr>
-          <w:rFonts w:ascii="Times New Roman" w:hAnsi="Times New Roman" w:cs="Times New Roman"/>
-          <w:bCs w:val="0"/>
-          <w:sz w:val="24"/>
-          <w:szCs w:val="24"/>
-          <w:lang w:eastAsia="ja-JP"/>
-        </w:rPr>
-      </w:pPr>
-      <w:r>
-        <w:rPr>
-          <w:rFonts w:ascii="Times New Roman" w:hAnsi="Times New Roman" w:cs="Times New Roman"/>
-          <w:bCs w:val="0"/>
+      </w:pPr>
+      <w:r>
+        <w:rPr>
           <w:noProof/>
-          <w:sz w:val="24"/>
-          <w:szCs w:val="24"/>
-          <w:lang w:eastAsia="ja-JP"/>
         </w:rPr>
         <w:drawing>
           <wp:inline distT="0" distB="0" distL="0" distR="0" wp14:anchorId="638BC54D" wp14:editId="4D5093B2">
@@ -6387,59 +5687,26 @@
     <w:p>
       <w:pPr>
         <w:pStyle w:val="FigureCaption"/>
-        <w:spacing w:line="360" w:lineRule="auto"/>
-        <w:rPr>
-          <w:rFonts w:ascii="Times New Roman" w:hAnsi="Times New Roman" w:cs="Times New Roman"/>
-          <w:bCs w:val="0"/>
-          <w:sz w:val="24"/>
-          <w:szCs w:val="24"/>
-          <w:lang w:eastAsia="ja-JP"/>
-        </w:rPr>
       </w:pPr>
     </w:p>
     <w:p>
       <w:pPr>
         <w:pStyle w:val="FigureCaption"/>
-        <w:spacing w:line="360" w:lineRule="auto"/>
-        <w:rPr>
-          <w:rFonts w:ascii="Times New Roman" w:hAnsi="Times New Roman" w:cs="Times New Roman"/>
-          <w:bCs w:val="0"/>
-          <w:sz w:val="24"/>
-          <w:szCs w:val="24"/>
-          <w:lang w:eastAsia="ja-JP"/>
-        </w:rPr>
-      </w:pPr>
-      <w:r>
-        <w:rPr>
-          <w:rFonts w:ascii="Times New Roman" w:hAnsi="Times New Roman" w:cs="Times New Roman"/>
-          <w:bCs w:val="0"/>
-          <w:sz w:val="24"/>
-          <w:szCs w:val="24"/>
-          <w:lang w:eastAsia="ja-JP"/>
-        </w:rPr>
+        <w:rPr>
+          <w:bCs/>
+        </w:rPr>
+      </w:pPr>
+      <w:r>
         <w:t>n = 1000000</w:t>
       </w:r>
     </w:p>
     <w:p>
       <w:pPr>
         <w:pStyle w:val="FigureCaption"/>
-        <w:spacing w:line="360" w:lineRule="auto"/>
-        <w:rPr>
-          <w:rFonts w:ascii="Times New Roman" w:hAnsi="Times New Roman" w:cs="Times New Roman"/>
-          <w:bCs w:val="0"/>
-          <w:sz w:val="24"/>
-          <w:szCs w:val="24"/>
-          <w:lang w:eastAsia="ja-JP"/>
-        </w:rPr>
-      </w:pPr>
-      <w:r>
-        <w:rPr>
-          <w:rFonts w:ascii="Times New Roman" w:hAnsi="Times New Roman" w:cs="Times New Roman"/>
-          <w:bCs w:val="0"/>
+      </w:pPr>
+      <w:r>
+        <w:rPr>
           <w:noProof/>
-          <w:sz w:val="24"/>
-          <w:szCs w:val="24"/>
-          <w:lang w:eastAsia="ja-JP"/>
         </w:rPr>
         <w:drawing>
           <wp:inline distT="0" distB="0" distL="0" distR="0" wp14:anchorId="335024B8" wp14:editId="5F63531D">
@@ -6494,110 +5761,61 @@
     <w:p>
       <w:pPr>
         <w:pStyle w:val="FigureCaption"/>
-        <w:spacing w:line="360" w:lineRule="auto"/>
-        <w:rPr>
-          <w:rFonts w:ascii="Times New Roman" w:hAnsi="Times New Roman" w:cs="Times New Roman"/>
-          <w:sz w:val="24"/>
-          <w:szCs w:val="24"/>
-          <w:lang w:val="en-ID" w:eastAsia="ja-JP"/>
+        <w:rPr>
+          <w:lang w:val="en-ID"/>
         </w:rPr>
       </w:pPr>
       <w:r>
         <w:rPr>
           <w:rStyle w:val="Label"/>
-          <w:rFonts w:ascii="Times New Roman" w:hAnsi="Times New Roman" w:cs="Times New Roman"/>
-          <w:bCs w:val="0"/>
-          <w:sz w:val="24"/>
-          <w:szCs w:val="24"/>
+          <w:rFonts w:ascii="Times New Roman" w:hAnsi="Times New Roman"/>
+          <w:b/>
         </w:rPr>
         <w:t>Figure 4:</w:t>
       </w:r>
       <w:r>
-        <w:rPr>
-          <w:rFonts w:ascii="Times New Roman" w:hAnsi="Times New Roman" w:cs="Times New Roman"/>
-          <w:bCs w:val="0"/>
-          <w:sz w:val="24"/>
-          <w:szCs w:val="24"/>
-          <w:lang w:eastAsia="ja-JP"/>
-        </w:rPr>
         <w:t xml:space="preserve"> LIME Explanation of Logistic Regression Model using </w:t>
       </w:r>
       <w:r>
-        <w:rPr>
-          <w:rFonts w:ascii="Times New Roman" w:hAnsi="Times New Roman" w:cs="Times New Roman"/>
-          <w:bCs w:val="0"/>
-          <w:sz w:val="24"/>
-          <w:szCs w:val="24"/>
-          <w:lang w:eastAsia="ja-JP"/>
-        </w:rPr>
         <w:t>B</w:t>
       </w:r>
       <w:r>
-        <w:rPr>
-          <w:rFonts w:ascii="Times New Roman" w:hAnsi="Times New Roman" w:cs="Times New Roman"/>
-          <w:bCs w:val="0"/>
-          <w:sz w:val="24"/>
-          <w:szCs w:val="24"/>
-          <w:lang w:eastAsia="ja-JP"/>
-        </w:rPr>
         <w:t>alanced Dataset</w:t>
       </w:r>
       <w:r>
-        <w:rPr>
-          <w:rFonts w:ascii="Times New Roman" w:hAnsi="Times New Roman" w:cs="Times New Roman"/>
-          <w:bCs w:val="0"/>
-          <w:sz w:val="24"/>
-          <w:szCs w:val="24"/>
-          <w:lang w:eastAsia="ja-JP"/>
-        </w:rPr>
         <w:t xml:space="preserve"> </w:t>
       </w:r>
       <w:r>
         <w:rPr>
-          <w:rFonts w:ascii="Times New Roman" w:hAnsi="Times New Roman" w:cs="Times New Roman"/>
-          <w:sz w:val="24"/>
-          <w:szCs w:val="24"/>
-          <w:lang w:val="en-ID" w:eastAsia="ja-JP"/>
+          <w:lang w:val="en-ID"/>
         </w:rPr>
         <w:t xml:space="preserve">between </w:t>
       </w:r>
       <w:proofErr w:type="spellStart"/>
       <w:r>
         <w:rPr>
-          <w:rFonts w:ascii="Times New Roman" w:hAnsi="Times New Roman" w:cs="Times New Roman"/>
-          <w:sz w:val="24"/>
-          <w:szCs w:val="24"/>
-          <w:lang w:val="en-ID" w:eastAsia="ja-JP"/>
+          <w:lang w:val="en-ID"/>
         </w:rPr>
         <w:t>n_samples</w:t>
       </w:r>
       <w:proofErr w:type="spellEnd"/>
       <w:r>
         <w:rPr>
-          <w:rFonts w:ascii="Times New Roman" w:hAnsi="Times New Roman" w:cs="Times New Roman"/>
-          <w:sz w:val="24"/>
-          <w:szCs w:val="24"/>
-          <w:lang w:val="en-ID" w:eastAsia="ja-JP"/>
+          <w:lang w:val="en-ID"/>
         </w:rPr>
         <w:t xml:space="preserve">=10000 and </w:t>
       </w:r>
       <w:proofErr w:type="spellStart"/>
       <w:r>
         <w:rPr>
-          <w:rFonts w:ascii="Times New Roman" w:hAnsi="Times New Roman" w:cs="Times New Roman"/>
-          <w:sz w:val="24"/>
-          <w:szCs w:val="24"/>
-          <w:lang w:val="en-ID" w:eastAsia="ja-JP"/>
+          <w:lang w:val="en-ID"/>
         </w:rPr>
         <w:t>n_samples</w:t>
       </w:r>
       <w:proofErr w:type="spellEnd"/>
       <w:r>
         <w:rPr>
-          <w:rFonts w:ascii="Times New Roman" w:hAnsi="Times New Roman" w:cs="Times New Roman"/>
-          <w:sz w:val="24"/>
-          <w:szCs w:val="24"/>
-          <w:lang w:val="en-ID" w:eastAsia="ja-JP"/>
+          <w:lang w:val="en-ID"/>
         </w:rPr>
         <w:t>=1000000.</w:t>
       </w:r>
@@ -6605,178 +5823,103 @@
     <w:p>
       <w:pPr>
         <w:pStyle w:val="FigureCaption"/>
-        <w:spacing w:line="360" w:lineRule="auto"/>
-        <w:rPr>
-          <w:rFonts w:ascii="Times New Roman" w:hAnsi="Times New Roman" w:cs="Times New Roman"/>
-          <w:sz w:val="24"/>
-          <w:szCs w:val="24"/>
-          <w:lang w:val="en-ID" w:eastAsia="ja-JP"/>
-        </w:rPr>
-      </w:pPr>
+        <w:rPr>
+          <w:b/>
+          <w:bCs/>
+        </w:rPr>
+      </w:pPr>
+      <w:r>
+        <w:rPr>
+          <w:b/>
+          <w:bCs/>
+        </w:rPr>
+        <w:t>Interpretation:</w:t>
+      </w:r>
     </w:p>
     <w:p>
       <w:pPr>
         <w:pStyle w:val="FigureCaption"/>
-        <w:spacing w:line="360" w:lineRule="auto"/>
-        <w:rPr>
-          <w:rFonts w:ascii="Times New Roman" w:hAnsi="Times New Roman" w:cs="Times New Roman"/>
-          <w:sz w:val="24"/>
-          <w:szCs w:val="24"/>
-          <w:lang w:val="en-ID" w:eastAsia="ja-JP"/>
-        </w:rPr>
-      </w:pPr>
+      </w:pPr>
+      <w:r>
+        <w:t xml:space="preserve">Unlike the </w:t>
+      </w:r>
+      <w:r>
+        <w:t>im</w:t>
+      </w:r>
+      <w:r>
+        <w:t xml:space="preserve">balanced dataset, for </w:t>
+      </w:r>
+      <w:r>
+        <w:t>the</w:t>
+      </w:r>
+      <w:r>
+        <w:t xml:space="preserve"> balanced dataset</w:t>
+      </w:r>
+      <w:r>
+        <w:t xml:space="preserve"> for both small and huge dataset</w:t>
+      </w:r>
+      <w:r>
+        <w:t>, L</w:t>
+      </w:r>
+      <w:r>
+        <w:t>IME</w:t>
+      </w:r>
+      <w:r>
+        <w:t xml:space="preserve">'s explanation shows that the model </w:t>
+      </w:r>
+      <w:r>
+        <w:t>can</w:t>
+      </w:r>
+      <w:r>
+        <w:t xml:space="preserve"> distinguish between classes 0 and class 1, </w:t>
+      </w:r>
+      <w:r>
+        <w:t>considering</w:t>
+      </w:r>
+      <w:r>
+        <w:t xml:space="preserve"> all features. Lime's explanation for a balanced </w:t>
+      </w:r>
+      <w:r>
+        <w:lastRenderedPageBreak/>
+        <w:t xml:space="preserve">dataset shows that both features contribute to all classes. </w:t>
+      </w:r>
     </w:p>
     <w:p>
       <w:pPr>
         <w:pStyle w:val="FigureCaption"/>
-        <w:spacing w:line="360" w:lineRule="auto"/>
-        <w:rPr>
-          <w:rFonts w:ascii="Times New Roman" w:hAnsi="Times New Roman" w:cs="Times New Roman"/>
-          <w:bCs w:val="0"/>
-          <w:sz w:val="24"/>
-          <w:szCs w:val="24"/>
-          <w:lang w:eastAsia="ja-JP"/>
-        </w:rPr>
-      </w:pPr>
-      <w:r>
-        <w:rPr>
-          <w:rFonts w:ascii="Times New Roman" w:hAnsi="Times New Roman" w:cs="Times New Roman"/>
-          <w:bCs w:val="0"/>
-          <w:sz w:val="24"/>
-          <w:szCs w:val="24"/>
-          <w:lang w:eastAsia="ja-JP"/>
-        </w:rPr>
-        <w:t>Interpretation:</w:t>
+      </w:pPr>
+      <w:r>
+        <w:t>No class was ignored. This balanced data helps models to make predictions that are more trusted for both classes, unlike models trained on unbalanced dataset, which has bias of the majority class.</w:t>
       </w:r>
     </w:p>
     <w:p>
       <w:pPr>
         <w:pStyle w:val="FigureCaption"/>
-        <w:spacing w:line="360" w:lineRule="auto"/>
-        <w:rPr>
-          <w:rFonts w:ascii="Times New Roman" w:hAnsi="Times New Roman" w:cs="Times New Roman"/>
-          <w:bCs w:val="0"/>
-          <w:sz w:val="24"/>
-          <w:szCs w:val="24"/>
-          <w:lang w:val="en-ID" w:eastAsia="ja-JP"/>
-        </w:rPr>
-      </w:pPr>
-      <w:r>
-        <w:rPr>
-          <w:rFonts w:ascii="Times New Roman" w:hAnsi="Times New Roman" w:cs="Times New Roman"/>
-          <w:bCs w:val="0"/>
-          <w:sz w:val="24"/>
-          <w:szCs w:val="24"/>
-          <w:lang w:val="en-ID" w:eastAsia="ja-JP"/>
-        </w:rPr>
-        <w:t xml:space="preserve">Unlike the imbalanced dataset, for the Balanced Dataset, the LIME explanation demonstrates that the model is more capable of making better use </w:t>
-      </w:r>
-      <w:r>
-        <w:rPr>
-          <w:rFonts w:ascii="Times New Roman" w:hAnsi="Times New Roman" w:cs="Times New Roman"/>
-          <w:bCs w:val="0"/>
-          <w:sz w:val="24"/>
-          <w:szCs w:val="24"/>
-          <w:lang w:val="en-ID" w:eastAsia="ja-JP"/>
-        </w:rPr>
-        <w:lastRenderedPageBreak/>
-        <w:t>of all features. The model can differentiate between Class 0 and Class 1.</w:t>
-      </w:r>
-    </w:p>
-    <w:p>
-      <w:pPr>
-        <w:pStyle w:val="FigureCaption"/>
-        <w:spacing w:line="360" w:lineRule="auto"/>
-        <w:rPr>
-          <w:rFonts w:ascii="Times New Roman" w:hAnsi="Times New Roman" w:cs="Times New Roman"/>
-          <w:bCs w:val="0"/>
-          <w:sz w:val="24"/>
-          <w:szCs w:val="24"/>
-          <w:lang w:val="en-ID" w:eastAsia="ja-JP"/>
-        </w:rPr>
-      </w:pPr>
-      <w:r>
-        <w:rPr>
-          <w:rFonts w:ascii="Times New Roman" w:hAnsi="Times New Roman" w:cs="Times New Roman"/>
-          <w:bCs w:val="0"/>
-          <w:sz w:val="24"/>
-          <w:szCs w:val="24"/>
-          <w:lang w:val="en-ID" w:eastAsia="ja-JP"/>
-        </w:rPr>
-        <w:t>LIME explanation for the balanced dataset shows that both features are contributing towards predicting Class 1, with Feature 2 having a larger influence.</w:t>
-      </w:r>
-      <w:r>
-        <w:rPr>
-          <w:rFonts w:ascii="Times New Roman" w:hAnsi="Times New Roman" w:cs="Times New Roman"/>
-          <w:bCs w:val="0"/>
-          <w:sz w:val="24"/>
-          <w:szCs w:val="24"/>
-          <w:lang w:val="en-ID" w:eastAsia="ja-JP"/>
-        </w:rPr>
-        <w:t xml:space="preserve"> </w:t>
-      </w:r>
-    </w:p>
-    <w:p>
-      <w:pPr>
-        <w:pStyle w:val="FigureCaption"/>
-        <w:spacing w:line="360" w:lineRule="auto"/>
-        <w:rPr>
-          <w:rFonts w:ascii="Times New Roman" w:hAnsi="Times New Roman" w:cs="Times New Roman"/>
-          <w:bCs w:val="0"/>
-          <w:sz w:val="24"/>
-          <w:szCs w:val="24"/>
-          <w:lang w:val="en-ID" w:eastAsia="ja-JP"/>
-        </w:rPr>
-      </w:pPr>
-      <w:r>
-        <w:rPr>
-          <w:rFonts w:ascii="Times New Roman" w:hAnsi="Times New Roman" w:cs="Times New Roman"/>
-          <w:bCs w:val="0"/>
-          <w:sz w:val="24"/>
-          <w:szCs w:val="24"/>
-          <w:lang w:val="en-ID" w:eastAsia="ja-JP"/>
-        </w:rPr>
-        <w:t>This balanced data helps the model to make more reliable predictions for both classes, unlike the model trained on the imbalanced dataset where it was biased towards the majority class.</w:t>
-      </w:r>
-    </w:p>
-    <w:p>
-      <w:pPr>
-        <w:pStyle w:val="FigureCaption"/>
-        <w:spacing w:line="360" w:lineRule="auto"/>
-        <w:rPr>
-          <w:rFonts w:ascii="Times New Roman" w:hAnsi="Times New Roman" w:cs="Times New Roman"/>
-          <w:bCs w:val="0"/>
-          <w:sz w:val="24"/>
-          <w:szCs w:val="24"/>
-          <w:lang w:eastAsia="ja-JP"/>
+        <w:rPr>
+          <w:b/>
+          <w:bCs/>
         </w:rPr>
       </w:pPr>
       <w:r>
         <w:rPr>
           <w:rStyle w:val="Label"/>
-          <w:rFonts w:ascii="Times New Roman" w:hAnsi="Times New Roman" w:cs="Times New Roman"/>
-          <w:bCs w:val="0"/>
-          <w:sz w:val="24"/>
-          <w:szCs w:val="24"/>
+          <w:rFonts w:ascii="Times New Roman" w:hAnsi="Times New Roman"/>
+          <w:b/>
+          <w:bCs/>
         </w:rPr>
         <w:t>4.5</w:t>
       </w:r>
       <w:r>
         <w:rPr>
-          <w:rFonts w:ascii="Times New Roman" w:hAnsi="Times New Roman" w:cs="Times New Roman"/>
-          <w:bCs w:val="0"/>
-          <w:sz w:val="24"/>
-          <w:szCs w:val="24"/>
+          <w:b/>
+          <w:bCs/>
         </w:rPr>
         <w:t> </w:t>
       </w:r>
       <w:r>
         <w:rPr>
-          <w:rFonts w:ascii="Times New Roman" w:hAnsi="Times New Roman" w:cs="Times New Roman"/>
-          <w:bCs w:val="0"/>
-          <w:sz w:val="24"/>
-          <w:szCs w:val="24"/>
-          <w:lang w:eastAsia="ja-JP"/>
+          <w:b/>
+          <w:bCs/>
         </w:rPr>
         <w:t xml:space="preserve"> Comparison of Precision-Recall Curve using Imbalanced Data versus Balanced Data</w:t>
       </w:r>
@@ -6911,102 +6054,62 @@
     <w:p>
       <w:pPr>
         <w:pStyle w:val="FigureCaption"/>
-        <w:spacing w:line="360" w:lineRule="auto"/>
-        <w:rPr>
-          <w:rFonts w:ascii="Times New Roman" w:hAnsi="Times New Roman" w:cs="Times New Roman"/>
-          <w:bCs w:val="0"/>
-          <w:sz w:val="24"/>
-          <w:szCs w:val="24"/>
-          <w:lang w:eastAsia="ja-JP"/>
+        <w:rPr>
+          <w:bCs/>
         </w:rPr>
       </w:pPr>
       <w:r>
         <w:rPr>
           <w:rStyle w:val="Label"/>
-          <w:rFonts w:ascii="Times New Roman" w:hAnsi="Times New Roman" w:cs="Times New Roman"/>
-          <w:bCs w:val="0"/>
-          <w:sz w:val="24"/>
-          <w:szCs w:val="24"/>
+          <w:rFonts w:ascii="Times New Roman" w:hAnsi="Times New Roman"/>
         </w:rPr>
         <w:t xml:space="preserve">Figure </w:t>
       </w:r>
       <w:r>
         <w:rPr>
           <w:rStyle w:val="Label"/>
-          <w:rFonts w:ascii="Times New Roman" w:hAnsi="Times New Roman" w:cs="Times New Roman"/>
-          <w:bCs w:val="0"/>
-          <w:sz w:val="24"/>
-          <w:szCs w:val="24"/>
+          <w:rFonts w:ascii="Times New Roman" w:hAnsi="Times New Roman"/>
         </w:rPr>
         <w:t>5</w:t>
       </w:r>
       <w:r>
         <w:rPr>
           <w:rStyle w:val="Label"/>
-          <w:rFonts w:ascii="Times New Roman" w:hAnsi="Times New Roman" w:cs="Times New Roman"/>
-          <w:bCs w:val="0"/>
-          <w:sz w:val="24"/>
-          <w:szCs w:val="24"/>
+          <w:rFonts w:ascii="Times New Roman" w:hAnsi="Times New Roman"/>
         </w:rPr>
         <w:t>:</w:t>
       </w:r>
       <w:r>
-        <w:rPr>
-          <w:rFonts w:ascii="Times New Roman" w:hAnsi="Times New Roman" w:cs="Times New Roman"/>
-          <w:bCs w:val="0"/>
-          <w:sz w:val="24"/>
-          <w:szCs w:val="24"/>
-          <w:lang w:eastAsia="ja-JP"/>
-        </w:rPr>
         <w:t xml:space="preserve"> Comparison of Precision-Recall Curve using Imbalanced Data versus Balanced Data</w:t>
       </w:r>
       <w:r>
-        <w:rPr>
-          <w:rFonts w:ascii="Times New Roman" w:hAnsi="Times New Roman" w:cs="Times New Roman"/>
-          <w:bCs w:val="0"/>
-          <w:sz w:val="24"/>
-          <w:szCs w:val="24"/>
-          <w:lang w:eastAsia="ja-JP"/>
-        </w:rPr>
         <w:t xml:space="preserve"> </w:t>
       </w:r>
       <w:proofErr w:type="spellStart"/>
       <w:r>
         <w:rPr>
-          <w:rFonts w:ascii="Times New Roman" w:hAnsi="Times New Roman" w:cs="Times New Roman"/>
-          <w:sz w:val="24"/>
-          <w:szCs w:val="24"/>
-          <w:lang w:val="en-ID" w:eastAsia="ja-JP"/>
+          <w:lang w:val="en-ID"/>
         </w:rPr>
         <w:t>n_samples</w:t>
       </w:r>
       <w:proofErr w:type="spellEnd"/>
       <w:r>
         <w:rPr>
-          <w:rFonts w:ascii="Times New Roman" w:hAnsi="Times New Roman" w:cs="Times New Roman"/>
-          <w:sz w:val="24"/>
-          <w:szCs w:val="24"/>
-          <w:lang w:val="en-ID" w:eastAsia="ja-JP"/>
+          <w:lang w:val="en-ID"/>
         </w:rPr>
         <w:t xml:space="preserve">=10000 and </w:t>
       </w:r>
       <w:proofErr w:type="spellStart"/>
       <w:r>
         <w:rPr>
-          <w:rFonts w:ascii="Times New Roman" w:hAnsi="Times New Roman" w:cs="Times New Roman"/>
-          <w:sz w:val="24"/>
-          <w:szCs w:val="24"/>
-          <w:lang w:val="en-ID" w:eastAsia="ja-JP"/>
+          <w:lang w:val="en-ID"/>
         </w:rPr>
         <w:t>n_samples</w:t>
       </w:r>
       <w:proofErr w:type="spellEnd"/>
       <w:r>
         <w:rPr>
-          <w:rFonts w:ascii="Times New Roman" w:hAnsi="Times New Roman" w:cs="Times New Roman"/>
-          <w:sz w:val="24"/>
-          <w:szCs w:val="24"/>
-          <w:lang w:val="en-ID" w:eastAsia="ja-JP"/>
+          <w:lang w:val="en-ID"/>
         </w:rPr>
         <w:t>=1000000.</w:t>
       </w:r>
@@ -7014,22 +6117,15 @@
     <w:p>
       <w:pPr>
         <w:pStyle w:val="FigureCaption"/>
-        <w:spacing w:line="360" w:lineRule="auto"/>
-        <w:rPr>
-          <w:rFonts w:ascii="Times New Roman" w:hAnsi="Times New Roman" w:cs="Times New Roman"/>
-          <w:bCs w:val="0"/>
-          <w:sz w:val="24"/>
-          <w:szCs w:val="24"/>
-          <w:lang w:eastAsia="ja-JP"/>
-        </w:rPr>
-      </w:pPr>
-      <w:r>
-        <w:rPr>
-          <w:rFonts w:ascii="Times New Roman" w:hAnsi="Times New Roman" w:cs="Times New Roman"/>
-          <w:bCs w:val="0"/>
-          <w:sz w:val="24"/>
-          <w:szCs w:val="24"/>
-          <w:lang w:eastAsia="ja-JP"/>
+        <w:rPr>
+          <w:b/>
+          <w:bCs/>
+        </w:rPr>
+      </w:pPr>
+      <w:r>
+        <w:rPr>
+          <w:b/>
+          <w:bCs/>
         </w:rPr>
         <w:t>Interpretation:</w:t>
       </w:r>
@@ -7037,807 +6133,563 @@
     <w:p>
       <w:pPr>
         <w:pStyle w:val="FigureCaption"/>
-        <w:spacing w:line="360" w:lineRule="auto"/>
-        <w:rPr>
-          <w:rFonts w:ascii="Times New Roman" w:hAnsi="Times New Roman" w:cs="Times New Roman"/>
-          <w:bCs w:val="0"/>
-          <w:sz w:val="24"/>
-          <w:szCs w:val="24"/>
-          <w:lang w:eastAsia="ja-JP"/>
-        </w:rPr>
-      </w:pPr>
-      <w:r>
-        <w:rPr>
-          <w:rFonts w:ascii="Times New Roman" w:hAnsi="Times New Roman" w:cs="Times New Roman"/>
-          <w:bCs w:val="0"/>
-          <w:sz w:val="24"/>
-          <w:szCs w:val="24"/>
-          <w:lang w:eastAsia="ja-JP"/>
-        </w:rPr>
-        <w:t>As the dataset size increases to n=1000000, the model's true inability to learn about and predict the minority class becomes evident, with a drastic drop in AUC to 0.31.</w:t>
+        <w:rPr>
+          <w:bCs/>
+        </w:rPr>
+      </w:pPr>
+      <w:r>
+        <w:t>When</w:t>
+      </w:r>
+      <w:r>
+        <w:t xml:space="preserve"> the dataset size increases to n=1000000, the model's true inability t</w:t>
+      </w:r>
+      <w:r>
+        <w:t>o</w:t>
+      </w:r>
+      <w:r>
+        <w:t xml:space="preserve"> predict the minority class becomes </w:t>
+      </w:r>
+      <w:r>
+        <w:t>obvious</w:t>
+      </w:r>
+      <w:r>
+        <w:t xml:space="preserve">, with a </w:t>
+      </w:r>
+      <w:r>
+        <w:t>significant</w:t>
+      </w:r>
+      <w:r>
+        <w:t xml:space="preserve"> drop in AUC </w:t>
+      </w:r>
+      <w:r>
+        <w:t xml:space="preserve">from 0.97 </w:t>
+      </w:r>
+      <w:r>
+        <w:t>to 0.31.</w:t>
       </w:r>
     </w:p>
     <w:p>
       <w:pPr>
         <w:pStyle w:val="FigureCaption"/>
-        <w:spacing w:line="360" w:lineRule="auto"/>
-        <w:rPr>
-          <w:rFonts w:ascii="Times New Roman" w:hAnsi="Times New Roman" w:cs="Times New Roman"/>
-          <w:bCs w:val="0"/>
-          <w:sz w:val="24"/>
-          <w:szCs w:val="24"/>
-          <w:lang w:eastAsia="ja-JP"/>
-        </w:rPr>
-      </w:pPr>
-      <w:r>
-        <w:rPr>
-          <w:rFonts w:ascii="Times New Roman" w:hAnsi="Times New Roman" w:cs="Times New Roman"/>
-          <w:bCs w:val="0"/>
-          <w:sz w:val="24"/>
-          <w:szCs w:val="24"/>
-          <w:lang w:eastAsia="ja-JP"/>
-        </w:rPr>
-        <w:t xml:space="preserve">This behavior underscores the importance of analyzing model performance across different dataset sizes to truly understand its bias and limitations, </w:t>
-      </w:r>
-      <w:r>
-        <w:rPr>
-          <w:rFonts w:ascii="Times New Roman" w:hAnsi="Times New Roman" w:cs="Times New Roman"/>
-          <w:bCs w:val="0"/>
-          <w:sz w:val="24"/>
-          <w:szCs w:val="24"/>
-          <w:lang w:eastAsia="ja-JP"/>
-        </w:rPr>
+        <w:rPr>
+          <w:bCs/>
+        </w:rPr>
+      </w:pPr>
+      <w:r>
+        <w:t xml:space="preserve">This </w:t>
+      </w:r>
+      <w:r>
+        <w:t>phenomenon</w:t>
+      </w:r>
+      <w:r>
+        <w:t xml:space="preserve"> shows</w:t>
+      </w:r>
+      <w:r>
+        <w:t xml:space="preserve"> the importance of </w:t>
+      </w:r>
+      <w:r>
+        <w:t>evaluating the</w:t>
+      </w:r>
+      <w:r>
+        <w:t xml:space="preserve"> model performance across different dataset sizes</w:t>
+      </w:r>
+      <w:r>
+        <w:t>,</w:t>
+      </w:r>
+      <w:r>
+        <w:t xml:space="preserve"> to </w:t>
+      </w:r>
+      <w:r>
+        <w:t>really</w:t>
+      </w:r>
+      <w:r>
+        <w:t xml:space="preserve"> understand its bias and limitations, </w:t>
+      </w:r>
+      <w:r>
         <w:t>especially</w:t>
       </w:r>
       <w:r>
-        <w:rPr>
-          <w:rFonts w:ascii="Times New Roman" w:hAnsi="Times New Roman" w:cs="Times New Roman"/>
-          <w:bCs w:val="0"/>
-          <w:sz w:val="24"/>
-          <w:szCs w:val="24"/>
-          <w:lang w:eastAsia="ja-JP"/>
-        </w:rPr>
         <w:t xml:space="preserve"> with imbalanced data.</w:t>
       </w:r>
     </w:p>
     <w:p>
       <w:pPr>
         <w:pStyle w:val="FigureCaption"/>
-        <w:spacing w:line="360" w:lineRule="auto"/>
-        <w:rPr>
-          <w:rFonts w:ascii="Times New Roman" w:hAnsi="Times New Roman" w:cs="Times New Roman"/>
-          <w:bCs w:val="0"/>
-          <w:sz w:val="24"/>
-          <w:szCs w:val="24"/>
-          <w:lang w:eastAsia="ja-JP"/>
-        </w:rPr>
-      </w:pPr>
-      <w:r>
-        <w:rPr>
-          <w:rFonts w:ascii="Times New Roman" w:hAnsi="Times New Roman" w:cs="Times New Roman"/>
-          <w:bCs w:val="0"/>
-          <w:sz w:val="24"/>
-          <w:szCs w:val="24"/>
-          <w:lang w:eastAsia="ja-JP"/>
-        </w:rPr>
-        <w:t>The key takeaway is that smaller sample sizes can mask the detrimental effects of class imbalance, leading to an inflated perception of model fairness. It is crucial to evaluate model performance with larger sample sizes to reveal the actual bias caused by the imbalance.</w:t>
+        <w:rPr>
+          <w:bCs/>
+        </w:rPr>
+      </w:pPr>
+      <w:r>
+        <w:t xml:space="preserve">The key </w:t>
+      </w:r>
+      <w:r>
+        <w:t>variable</w:t>
+      </w:r>
+      <w:r>
+        <w:t xml:space="preserve"> is that smaller sample sizes can mask</w:t>
+      </w:r>
+      <w:r>
+        <w:t>/fake</w:t>
+      </w:r>
+      <w:r>
+        <w:t xml:space="preserve"> the effects of class imbalance, </w:t>
+      </w:r>
+      <w:r>
+        <w:t xml:space="preserve">making fake </w:t>
+      </w:r>
+      <w:r>
+        <w:t xml:space="preserve">perception of model fairness. It is </w:t>
+      </w:r>
+      <w:r>
+        <w:t>critical</w:t>
+      </w:r>
+      <w:r>
+        <w:t xml:space="preserve"> to evaluate </w:t>
+      </w:r>
+      <w:r>
+        <w:t xml:space="preserve">the </w:t>
+      </w:r>
+      <w:r>
+        <w:t>model performance with larger sample sizes to reveal</w:t>
+      </w:r>
+      <w:r>
+        <w:t xml:space="preserve"> and </w:t>
+      </w:r>
+      <w:proofErr w:type="gramStart"/>
+      <w:r>
+        <w:t>shows</w:t>
+      </w:r>
+      <w:proofErr w:type="gramEnd"/>
+      <w:r>
+        <w:t xml:space="preserve"> the actual bias caused by the imbalance.</w:t>
       </w:r>
     </w:p>
     <w:p>
       <w:pPr>
         <w:pStyle w:val="FigureCaption"/>
-        <w:spacing w:line="360" w:lineRule="auto"/>
-        <w:rPr>
-          <w:rFonts w:ascii="Times New Roman" w:hAnsi="Times New Roman" w:cs="Times New Roman"/>
-          <w:bCs w:val="0"/>
-          <w:sz w:val="24"/>
-          <w:szCs w:val="24"/>
-          <w:lang w:val="en-ID" w:eastAsia="ja-JP"/>
-        </w:rPr>
-      </w:pPr>
-      <w:r>
-        <w:rPr>
-          <w:rFonts w:ascii="Times New Roman" w:hAnsi="Times New Roman" w:cs="Times New Roman"/>
-          <w:bCs w:val="0"/>
-          <w:sz w:val="24"/>
-          <w:szCs w:val="24"/>
-          <w:lang w:val="en-ID" w:eastAsia="ja-JP"/>
-        </w:rPr>
+        <w:rPr>
+          <w:bCs/>
+        </w:rPr>
+      </w:pPr>
+      <w:r>
         <w:t>The area under the precision-recall curve (AP) for Balanced Data is higher than Imbalanced Data, means</w:t>
       </w:r>
       <w:r>
-        <w:rPr>
-          <w:rFonts w:ascii="Times New Roman" w:hAnsi="Times New Roman" w:cs="Times New Roman"/>
-          <w:bCs w:val="0"/>
-          <w:sz w:val="24"/>
-          <w:szCs w:val="24"/>
-          <w:lang w:val="en-ID" w:eastAsia="ja-JP"/>
-        </w:rPr>
         <w:t xml:space="preserve"> </w:t>
       </w:r>
       <w:r>
-        <w:rPr>
-          <w:rFonts w:ascii="Times New Roman" w:hAnsi="Times New Roman" w:cs="Times New Roman"/>
-          <w:bCs w:val="0"/>
-          <w:sz w:val="24"/>
-          <w:szCs w:val="24"/>
-          <w:lang w:val="en-ID" w:eastAsia="ja-JP"/>
-        </w:rPr>
         <w:t>the model performs very well when the dataset is balanced. The balanced data allows the model to learn more effectively about both classes, reducing bias and has better overall performance.</w:t>
       </w:r>
     </w:p>
     <w:p>
       <w:pPr>
         <w:pStyle w:val="FigureCaption"/>
-        <w:spacing w:line="360" w:lineRule="auto"/>
-        <w:rPr>
-          <w:rFonts w:ascii="Times New Roman" w:hAnsi="Times New Roman" w:cs="Times New Roman"/>
-          <w:bCs w:val="0"/>
-          <w:sz w:val="24"/>
-          <w:szCs w:val="24"/>
-          <w:lang w:val="en-ID" w:eastAsia="ja-JP"/>
-        </w:rPr>
-      </w:pPr>
-      <w:r>
-        <w:rPr>
-          <w:rFonts w:ascii="Times New Roman" w:hAnsi="Times New Roman" w:cs="Times New Roman"/>
-          <w:bCs w:val="0"/>
-          <w:sz w:val="24"/>
-          <w:szCs w:val="24"/>
-          <w:lang w:val="en-ID" w:eastAsia="ja-JP"/>
-        </w:rPr>
-        <w:t xml:space="preserve">The imbalanced dataset makes it difficult for the model to accurately identify the minority class, </w:t>
-      </w:r>
-      <w:r>
-        <w:rPr>
-          <w:rFonts w:ascii="Times New Roman" w:hAnsi="Times New Roman" w:cs="Times New Roman"/>
-          <w:bCs w:val="0"/>
-          <w:sz w:val="24"/>
-          <w:szCs w:val="24"/>
-          <w:lang w:val="en-ID" w:eastAsia="ja-JP"/>
-        </w:rPr>
+        <w:rPr>
+          <w:bCs/>
+        </w:rPr>
+      </w:pPr>
+      <w:r>
+        <w:t>The imbalanced dataset makes it difficult for the model to accurately identify the minority class, leading to poor performance in terms of precision when trying to recall many positives.</w:t>
+      </w:r>
+    </w:p>
+    <w:p>
+      <w:pPr>
+        <w:pStyle w:val="FigureCaption"/>
+        <w:rPr>
+          <w:bCs/>
+        </w:rPr>
+      </w:pPr>
+      <w:r>
         <w:lastRenderedPageBreak/>
-        <w:t>leading to poor performance in terms of precision when trying to recall many positives.</w:t>
+        <w:t>With balanced data, the model shows high precision across various recall levels, indicating a more fair and unbiased learning process for both classes.</w:t>
       </w:r>
     </w:p>
     <w:p>
       <w:pPr>
         <w:pStyle w:val="FigureCaption"/>
-        <w:spacing w:line="360" w:lineRule="auto"/>
-        <w:rPr>
-          <w:rFonts w:ascii="Times New Roman" w:hAnsi="Times New Roman" w:cs="Times New Roman"/>
-          <w:bCs w:val="0"/>
-          <w:sz w:val="24"/>
-          <w:szCs w:val="24"/>
-          <w:lang w:val="en-ID" w:eastAsia="ja-JP"/>
-        </w:rPr>
-      </w:pPr>
-      <w:r>
-        <w:rPr>
-          <w:rFonts w:ascii="Times New Roman" w:hAnsi="Times New Roman" w:cs="Times New Roman"/>
-          <w:bCs w:val="0"/>
-          <w:sz w:val="24"/>
-          <w:szCs w:val="24"/>
-          <w:lang w:val="en-ID" w:eastAsia="ja-JP"/>
-        </w:rPr>
-        <w:t>With balanced data, the model shows high precision across various recall levels, indicating a more fair and unbiased learning process for both classes.</w:t>
+        <w:rPr>
+          <w:b/>
+          <w:bCs/>
+        </w:rPr>
+      </w:pPr>
+      <w:r>
+        <w:rPr>
+          <w:b/>
+          <w:bCs/>
+        </w:rPr>
+        <w:t>4.6 Answers to Research Questions</w:t>
       </w:r>
     </w:p>
     <w:p>
       <w:pPr>
         <w:pStyle w:val="FigureCaption"/>
-        <w:spacing w:line="360" w:lineRule="auto"/>
-        <w:rPr>
-          <w:rFonts w:ascii="Times New Roman" w:hAnsi="Times New Roman" w:cs="Times New Roman"/>
+        <w:rPr>
           <w:b/>
-          <w:sz w:val="24"/>
-          <w:szCs w:val="24"/>
-          <w:lang w:val="en-ID" w:eastAsia="ja-JP"/>
-        </w:rPr>
-      </w:pPr>
-      <w:r>
-        <w:rPr>
-          <w:rFonts w:ascii="Times New Roman" w:hAnsi="Times New Roman" w:cs="Times New Roman"/>
+          <w:bCs/>
+        </w:rPr>
+      </w:pPr>
+      <w:r>
+        <w:rPr>
           <w:b/>
-          <w:sz w:val="24"/>
-          <w:szCs w:val="24"/>
-          <w:lang w:val="en-ID" w:eastAsia="ja-JP"/>
-        </w:rPr>
-        <w:t>4.6 Answers to Research Questions</w:t>
+          <w:bCs/>
+        </w:rPr>
+        <w:t>4.6.1</w:t>
+      </w:r>
+      <w:r>
+        <w:rPr>
+          <w:b/>
+          <w:bCs/>
+        </w:rPr>
+        <w:tab/>
+        <w:t>Research Question 1:</w:t>
       </w:r>
     </w:p>
     <w:p>
       <w:pPr>
         <w:pStyle w:val="FigureCaption"/>
-        <w:spacing w:line="360" w:lineRule="auto"/>
-        <w:rPr>
-          <w:rFonts w:ascii="Times New Roman" w:hAnsi="Times New Roman" w:cs="Times New Roman"/>
-          <w:bCs w:val="0"/>
-          <w:sz w:val="24"/>
-          <w:szCs w:val="24"/>
-          <w:lang w:val="en-ID" w:eastAsia="ja-JP"/>
-        </w:rPr>
-      </w:pPr>
-      <w:r>
-        <w:rPr>
-          <w:rFonts w:ascii="Times New Roman" w:hAnsi="Times New Roman" w:cs="Times New Roman"/>
-          <w:bCs w:val="0"/>
-          <w:sz w:val="24"/>
-          <w:szCs w:val="24"/>
-          <w:lang w:val="en-ID" w:eastAsia="ja-JP"/>
-        </w:rPr>
-        <w:t>4.6.1</w:t>
-      </w:r>
-      <w:r>
-        <w:rPr>
-          <w:rFonts w:ascii="Times New Roman" w:hAnsi="Times New Roman" w:cs="Times New Roman"/>
-          <w:bCs w:val="0"/>
-          <w:sz w:val="24"/>
-          <w:szCs w:val="24"/>
-          <w:lang w:val="en-ID" w:eastAsia="ja-JP"/>
+      </w:pPr>
+      <w:r>
+        <w:t>How does the documentation of dataset homogeneity composition (balance vs. imbalanced) impact the AI model transparency and fairness in decision-making systems?</w:t>
+      </w:r>
+    </w:p>
+    <w:p>
+      <w:pPr>
+        <w:pStyle w:val="FigureCaption"/>
+      </w:pPr>
+      <w:r>
+        <w:t xml:space="preserve">The results of this </w:t>
+      </w:r>
+      <w:r>
+        <w:t xml:space="preserve">research </w:t>
+      </w:r>
+      <w:r>
+        <w:t xml:space="preserve">show that documenting dataset composition </w:t>
+      </w:r>
+      <w:r>
+        <w:t>increased the</w:t>
+      </w:r>
+      <w:r>
+        <w:t xml:space="preserve"> AI model transparency and fairness. </w:t>
+      </w:r>
+    </w:p>
+    <w:p>
+      <w:pPr>
+        <w:pStyle w:val="FigureCaption"/>
+        <w:rPr>
+          <w:bCs/>
+        </w:rPr>
+      </w:pPr>
+      <w:r>
+        <w:t xml:space="preserve">When dataset </w:t>
+      </w:r>
+      <w:r>
+        <w:t xml:space="preserve">homogeneity </w:t>
+      </w:r>
+      <w:r>
+        <w:t xml:space="preserve">composition (whether balanced or imbalanced) is documented and understood, it </w:t>
+      </w:r>
+      <w:r>
+        <w:t>gave</w:t>
+      </w:r>
+      <w:r>
+        <w:t xml:space="preserve"> </w:t>
+      </w:r>
+      <w:r>
+        <w:t xml:space="preserve">clean </w:t>
+      </w:r>
+      <w:r>
+        <w:t xml:space="preserve">insights </w:t>
+      </w:r>
+      <w:r>
+        <w:t>to the s</w:t>
+      </w:r>
+      <w:r>
+        <w:t>takeholders</w:t>
+      </w:r>
+      <w:r>
+        <w:t xml:space="preserve"> about </w:t>
+      </w:r>
+      <w:r>
+        <w:t>potential biases in the system</w:t>
+      </w:r>
+      <w:r>
+        <w:t xml:space="preserve"> to be considered.</w:t>
+      </w:r>
+    </w:p>
+    <w:p>
+      <w:pPr>
+        <w:pStyle w:val="FigureCaption"/>
+        <w:rPr>
+          <w:bCs/>
+        </w:rPr>
+      </w:pPr>
+      <w:r>
+        <w:t>Without proper documentation</w:t>
+      </w:r>
+      <w:r>
+        <w:t xml:space="preserve">, </w:t>
+      </w:r>
+      <w:r>
+        <w:t xml:space="preserve">these biases can go unnoticed, and stakeholders may believe that the model is performing </w:t>
+      </w:r>
+      <w:r>
+        <w:t>very good</w:t>
+      </w:r>
+      <w:r>
+        <w:t xml:space="preserve">. </w:t>
+      </w:r>
+    </w:p>
+    <w:p>
+      <w:pPr>
+        <w:pStyle w:val="FigureCaption"/>
+        <w:rPr>
+          <w:bCs/>
+        </w:rPr>
+      </w:pPr>
+      <w:r>
+        <w:t>Regarding AI’s</w:t>
+      </w:r>
+      <w:r>
+        <w:t xml:space="preserve"> fairness, the documentation of </w:t>
+      </w:r>
+      <w:r>
+        <w:t xml:space="preserve">dataset characteristics including dataset homogeneity composition, the information about dataset </w:t>
+      </w:r>
+      <w:r>
+        <w:t xml:space="preserve">imbalances helps AI developers and practitioners explain the limitations of the </w:t>
+      </w:r>
+      <w:r>
+        <w:t xml:space="preserve">models, especially in </w:t>
+      </w:r>
+      <w:r>
+        <w:t>critical</w:t>
+      </w:r>
+      <w:r>
+        <w:t xml:space="preserve"> applications such as healthcare</w:t>
+      </w:r>
+      <w:r>
+        <w:t xml:space="preserve"> </w:t>
+      </w:r>
+      <w:r>
+        <w:t xml:space="preserve">or criminal justice. </w:t>
+      </w:r>
+    </w:p>
+    <w:p>
+      <w:pPr>
+        <w:pStyle w:val="FigureCaption"/>
+        <w:rPr>
+          <w:bCs/>
+        </w:rPr>
+      </w:pPr>
+      <w:r>
+        <w:t xml:space="preserve">This step </w:t>
+      </w:r>
+      <w:r>
+        <w:t xml:space="preserve">will </w:t>
+      </w:r>
+      <w:r>
+        <w:t>increas</w:t>
+      </w:r>
+      <w:r>
+        <w:t>e</w:t>
+      </w:r>
+      <w:r>
+        <w:t xml:space="preserve"> </w:t>
+      </w:r>
+      <w:r>
+        <w:t xml:space="preserve">stakeholder trust, as it </w:t>
+      </w:r>
+      <w:r>
+        <w:t>served</w:t>
+      </w:r>
+      <w:r>
+        <w:t xml:space="preserve"> a clear understanding of the dataset's role in model performance.</w:t>
+      </w:r>
+    </w:p>
+    <w:p>
+      <w:pPr>
+        <w:pStyle w:val="FigureCaption"/>
+        <w:rPr>
+          <w:b/>
+          <w:bCs/>
+        </w:rPr>
+      </w:pPr>
+      <w:r>
+        <w:rPr>
+          <w:b/>
+          <w:bCs/>
+        </w:rPr>
+        <w:t>4.6.2</w:t>
+      </w:r>
+      <w:r>
+        <w:rPr>
+          <w:b/>
+          <w:bCs/>
         </w:rPr>
         <w:tab/>
-      </w:r>
-      <w:r>
-        <w:rPr>
-          <w:rFonts w:ascii="Times New Roman" w:hAnsi="Times New Roman" w:cs="Times New Roman"/>
-          <w:bCs w:val="0"/>
-          <w:sz w:val="24"/>
-          <w:szCs w:val="24"/>
-          <w:lang w:val="en-ID" w:eastAsia="ja-JP"/>
-        </w:rPr>
-        <w:t>Research Question 1:</w:t>
+        <w:t>Research Question 2:</w:t>
       </w:r>
     </w:p>
     <w:p>
       <w:pPr>
         <w:pStyle w:val="FigureCaption"/>
-        <w:spacing w:line="360" w:lineRule="auto"/>
-        <w:rPr>
-          <w:rFonts w:ascii="Times New Roman" w:hAnsi="Times New Roman" w:cs="Times New Roman"/>
-          <w:bCs w:val="0"/>
-          <w:sz w:val="24"/>
-          <w:szCs w:val="24"/>
-          <w:lang w:val="en-ID" w:eastAsia="ja-JP"/>
-        </w:rPr>
-      </w:pPr>
-      <w:r>
-        <w:rPr>
-          <w:rFonts w:ascii="Times New Roman" w:hAnsi="Times New Roman" w:cs="Times New Roman"/>
-          <w:bCs w:val="0"/>
-          <w:sz w:val="24"/>
-          <w:szCs w:val="24"/>
-          <w:lang w:val="en-ID" w:eastAsia="ja-JP"/>
-        </w:rPr>
-        <w:t>How does the documentation of dataset composition (balanced vs. imbalanced) impact AI model transparency and fairness in decision-making systems?</w:t>
+      </w:pPr>
+      <w:r>
+        <w:t xml:space="preserve">What is the relationship between data </w:t>
+      </w:r>
+      <w:r>
+        <w:t>sparsity</w:t>
+      </w:r>
+      <w:r>
+        <w:t>/ dataset’s size and the accuracy of bias evaluation in AI models, when the training data is imbalanced?</w:t>
       </w:r>
     </w:p>
     <w:p>
       <w:pPr>
         <w:pStyle w:val="FigureCaption"/>
-        <w:spacing w:line="360" w:lineRule="auto"/>
-        <w:rPr>
-          <w:rFonts w:ascii="Times New Roman" w:hAnsi="Times New Roman" w:cs="Times New Roman"/>
-          <w:bCs w:val="0"/>
-          <w:sz w:val="24"/>
-          <w:szCs w:val="24"/>
-          <w:lang w:val="en-ID" w:eastAsia="ja-JP"/>
-        </w:rPr>
-      </w:pPr>
-      <w:r>
-        <w:rPr>
-          <w:rFonts w:ascii="Times New Roman" w:hAnsi="Times New Roman" w:cs="Times New Roman"/>
-          <w:bCs w:val="0"/>
-          <w:sz w:val="24"/>
-          <w:szCs w:val="24"/>
-          <w:lang w:val="en-ID" w:eastAsia="ja-JP"/>
-        </w:rPr>
-        <w:t>The results of this study clearly show that documenting dataset composition significantly enhances AI model transparency and fairness. When dataset composition (whether balanced or imbalanced) is documented and understood, it provides stakeholders with crucial insights into potential biases in the system.</w:t>
+      </w:pPr>
+      <w:r>
+        <w:t xml:space="preserve">The relationship between data/ dataset size and evaluation can be proven in the performance of the model in various sample sizes. In small </w:t>
+      </w:r>
+      <w:r>
+        <w:t>datasets</w:t>
+      </w:r>
+      <w:r>
+        <w:t xml:space="preserve">, especially those that have unbalanced classes, this model often gives misleading results. For example, in a smaller dataset, minority classes may have high recall, wrongly </w:t>
+      </w:r>
+      <w:proofErr w:type="gramStart"/>
+      <w:r>
+        <w:t>show</w:t>
+      </w:r>
+      <w:proofErr w:type="gramEnd"/>
+      <w:r>
+        <w:t xml:space="preserve"> that the model can handle class imbalances effectively, even though lies caused by statistical noise, rather than original learning from data.</w:t>
       </w:r>
     </w:p>
     <w:p>
       <w:pPr>
         <w:pStyle w:val="FigureCaption"/>
-        <w:spacing w:line="360" w:lineRule="auto"/>
-        <w:rPr>
-          <w:rFonts w:ascii="Times New Roman" w:hAnsi="Times New Roman" w:cs="Times New Roman"/>
-          <w:bCs w:val="0"/>
-          <w:sz w:val="24"/>
-          <w:szCs w:val="24"/>
-          <w:lang w:val="en-ID" w:eastAsia="ja-JP"/>
-        </w:rPr>
-      </w:pPr>
-      <w:r>
-        <w:rPr>
-          <w:rFonts w:ascii="Times New Roman" w:hAnsi="Times New Roman" w:cs="Times New Roman"/>
-          <w:bCs w:val="0"/>
-          <w:sz w:val="24"/>
-          <w:szCs w:val="24"/>
-          <w:lang w:val="en-ID" w:eastAsia="ja-JP"/>
-        </w:rPr>
-        <w:t xml:space="preserve">In the imbalanced dataset scenario, models are more likely to optimize for the majority class, leading to biased predictions that unfairly disadvantage the minority class. Without proper documentation, these biases can go unnoticed, and stakeholders may believe that the model is performing fairly. </w:t>
+      </w:pPr>
+      <w:r>
+        <w:t xml:space="preserve">When the size of the dataset increases, the true truth of the model of the model of the majority class becomes clear. A larger data collection explores the weaknesses of the model in learning from minority classes, with evidence that the minority class drops significantly. This shows that smaller dataset only gives illusion of </w:t>
+      </w:r>
+      <w:r>
+        <w:lastRenderedPageBreak/>
+        <w:t>fairness, when the model is not strong enough to perform well in the minority class.</w:t>
       </w:r>
     </w:p>
     <w:p>
       <w:pPr>
         <w:pStyle w:val="FigureCaption"/>
-        <w:spacing w:line="360" w:lineRule="auto"/>
-        <w:rPr>
-          <w:rFonts w:ascii="Times New Roman" w:hAnsi="Times New Roman" w:cs="Times New Roman"/>
-          <w:bCs w:val="0"/>
-          <w:sz w:val="24"/>
-          <w:szCs w:val="24"/>
-          <w:lang w:val="en-ID" w:eastAsia="ja-JP"/>
-        </w:rPr>
-      </w:pPr>
-      <w:r>
-        <w:rPr>
-          <w:rFonts w:ascii="Times New Roman" w:hAnsi="Times New Roman" w:cs="Times New Roman"/>
-          <w:bCs w:val="0"/>
-          <w:sz w:val="24"/>
-          <w:szCs w:val="24"/>
-          <w:lang w:val="en-ID" w:eastAsia="ja-JP"/>
-        </w:rPr>
-        <w:t xml:space="preserve">In contrast, when the dataset's imbalanced nature is documented, it becomes clear that the model may be biased, prompting corrective actions like re-sampling techniques (e.g., SMOTE). This transparency ensures that models are held accountable for their predictions, and any potential unfairness is addressed </w:t>
-      </w:r>
-      <w:r>
-        <w:rPr>
-          <w:rFonts w:ascii="Times New Roman" w:hAnsi="Times New Roman" w:cs="Times New Roman"/>
-          <w:bCs w:val="0"/>
-          <w:sz w:val="24"/>
-          <w:szCs w:val="24"/>
-          <w:lang w:val="en-ID" w:eastAsia="ja-JP"/>
-        </w:rPr>
-        <w:t>early in the</w:t>
-      </w:r>
-      <w:r>
-        <w:rPr>
-          <w:rFonts w:ascii="Times New Roman" w:hAnsi="Times New Roman" w:cs="Times New Roman"/>
-          <w:bCs w:val="0"/>
-          <w:sz w:val="24"/>
-          <w:szCs w:val="24"/>
-          <w:lang w:val="en-ID" w:eastAsia="ja-JP"/>
-        </w:rPr>
-        <w:t xml:space="preserve"> model development cycle.</w:t>
+      </w:pPr>
+      <w:r>
+        <w:t xml:space="preserve">That way, a larger </w:t>
+      </w:r>
+      <w:r>
+        <w:t>data set</w:t>
+      </w:r>
+      <w:r>
+        <w:t xml:space="preserve"> provides a more accurate and reliable evaluation of models. They helped reveal how much the model </w:t>
+      </w:r>
+      <w:proofErr w:type="gramStart"/>
+      <w:r>
+        <w:t>actually was</w:t>
+      </w:r>
+      <w:proofErr w:type="gramEnd"/>
+      <w:r>
+        <w:t xml:space="preserve"> really biased to the majority class, especially in an unbalanced data collection, and enable AI practitioners to apply more effective corrective steps.</w:t>
       </w:r>
     </w:p>
     <w:p>
       <w:pPr>
         <w:pStyle w:val="FigureCaption"/>
-        <w:spacing w:line="360" w:lineRule="auto"/>
-        <w:rPr>
-          <w:rFonts w:ascii="Times New Roman" w:hAnsi="Times New Roman" w:cs="Times New Roman"/>
-          <w:bCs w:val="0"/>
-          <w:sz w:val="24"/>
-          <w:szCs w:val="24"/>
-          <w:lang w:val="en-ID" w:eastAsia="ja-JP"/>
-        </w:rPr>
-      </w:pPr>
-      <w:r>
-        <w:rPr>
-          <w:rFonts w:ascii="Times New Roman" w:hAnsi="Times New Roman" w:cs="Times New Roman"/>
-          <w:bCs w:val="0"/>
-          <w:sz w:val="24"/>
-          <w:szCs w:val="24"/>
-          <w:lang w:val="en-ID" w:eastAsia="ja-JP"/>
-        </w:rPr>
-        <w:t xml:space="preserve">In terms of fairness, the documentation of imbalances helps AI developers and practitioners explain the limitations of the models, especially in high-stakes applications such as healthcare, hiring, or criminal justice. </w:t>
+        <w:rPr>
+          <w:b/>
+          <w:bCs/>
+        </w:rPr>
+      </w:pPr>
+      <w:r>
+        <w:rPr>
+          <w:b/>
+          <w:bCs/>
+        </w:rPr>
+        <w:t>4.6.3</w:t>
+      </w:r>
+      <w:r>
+        <w:rPr>
+          <w:b/>
+          <w:bCs/>
+        </w:rPr>
+        <w:tab/>
+        <w:t>Research Question 3:</w:t>
       </w:r>
     </w:p>
     <w:p>
       <w:pPr>
         <w:pStyle w:val="FigureCaption"/>
-        <w:spacing w:line="360" w:lineRule="auto"/>
-        <w:rPr>
-          <w:rFonts w:ascii="Times New Roman" w:hAnsi="Times New Roman" w:cs="Times New Roman"/>
-          <w:bCs w:val="0"/>
-          <w:sz w:val="24"/>
-          <w:szCs w:val="24"/>
-          <w:lang w:val="en-ID" w:eastAsia="ja-JP"/>
-        </w:rPr>
-      </w:pPr>
-      <w:r>
-        <w:rPr>
-          <w:rFonts w:ascii="Times New Roman" w:hAnsi="Times New Roman" w:cs="Times New Roman"/>
-          <w:bCs w:val="0"/>
-          <w:sz w:val="24"/>
-          <w:szCs w:val="24"/>
-          <w:lang w:val="en-ID" w:eastAsia="ja-JP"/>
-        </w:rPr>
-        <w:t>This step increases stakeholder trust, as it promotes a clear understanding of the dataset's role in model performance.</w:t>
+      </w:pPr>
+      <w:r>
+        <w:t>How do small sample sizes mislead bias evaluation, and what are the implications for models trained on imbalanced datasets?</w:t>
       </w:r>
     </w:p>
     <w:p>
       <w:pPr>
         <w:pStyle w:val="FigureCaption"/>
-        <w:spacing w:line="360" w:lineRule="auto"/>
-        <w:rPr>
-          <w:rFonts w:ascii="Times New Roman" w:hAnsi="Times New Roman" w:cs="Times New Roman"/>
-          <w:bCs w:val="0"/>
-          <w:sz w:val="24"/>
-          <w:szCs w:val="24"/>
-          <w:lang w:val="en-ID" w:eastAsia="ja-JP"/>
-        </w:rPr>
-      </w:pPr>
+      </w:pPr>
+      <w:r>
+        <w:t>The size of a small sample can be very misleading when we evaluate bias, because they often provide high performance metrics, especially for minority classes. In this study, the model trained in the unbalanced small data set initially shows a high accuracy for the minority class. However, this performance does not reflect the actual ability of the model. Conversely, it is only the result of statistical anomalies caused by a small sample size.</w:t>
+      </w:r>
     </w:p>
     <w:p>
       <w:pPr>
         <w:pStyle w:val="FigureCaption"/>
-        <w:spacing w:line="360" w:lineRule="auto"/>
-        <w:rPr>
-          <w:rFonts w:ascii="Times New Roman" w:hAnsi="Times New Roman" w:cs="Times New Roman"/>
-          <w:bCs w:val="0"/>
-          <w:sz w:val="24"/>
-          <w:szCs w:val="24"/>
-          <w:lang w:val="en-ID" w:eastAsia="ja-JP"/>
-        </w:rPr>
-      </w:pPr>
-      <w:r>
-        <w:rPr>
-          <w:rFonts w:ascii="Times New Roman" w:hAnsi="Times New Roman" w:cs="Times New Roman"/>
-          <w:bCs w:val="0"/>
-          <w:sz w:val="24"/>
-          <w:szCs w:val="24"/>
-          <w:lang w:val="en-ID" w:eastAsia="ja-JP"/>
-        </w:rPr>
-        <w:t>4.6.2</w:t>
-      </w:r>
-      <w:r>
-        <w:rPr>
-          <w:rFonts w:ascii="Times New Roman" w:hAnsi="Times New Roman" w:cs="Times New Roman"/>
-          <w:bCs w:val="0"/>
-          <w:sz w:val="24"/>
-          <w:szCs w:val="24"/>
-          <w:lang w:val="en-ID" w:eastAsia="ja-JP"/>
-        </w:rPr>
-        <w:tab/>
-      </w:r>
-      <w:r>
-        <w:rPr>
-          <w:rFonts w:ascii="Times New Roman" w:hAnsi="Times New Roman" w:cs="Times New Roman"/>
-          <w:bCs w:val="0"/>
-          <w:sz w:val="24"/>
-          <w:szCs w:val="24"/>
-          <w:lang w:val="en-ID" w:eastAsia="ja-JP"/>
-        </w:rPr>
-        <w:t xml:space="preserve">Research Question </w:t>
-      </w:r>
-      <w:r>
-        <w:rPr>
-          <w:rFonts w:ascii="Times New Roman" w:hAnsi="Times New Roman" w:cs="Times New Roman"/>
-          <w:bCs w:val="0"/>
-          <w:sz w:val="24"/>
-          <w:szCs w:val="24"/>
-          <w:lang w:val="en-ID" w:eastAsia="ja-JP"/>
-        </w:rPr>
-        <w:t>2</w:t>
-      </w:r>
-      <w:r>
-        <w:rPr>
-          <w:rFonts w:ascii="Times New Roman" w:hAnsi="Times New Roman" w:cs="Times New Roman"/>
-          <w:bCs w:val="0"/>
-          <w:sz w:val="24"/>
-          <w:szCs w:val="24"/>
-          <w:lang w:val="en-ID" w:eastAsia="ja-JP"/>
-        </w:rPr>
-        <w:t>:</w:t>
+      </w:pPr>
+      <w:r>
+        <w:t xml:space="preserve">When the size of the dataset becomes large, the true bias of the model appears, with the AUC-PR Metric value for the minority </w:t>
+      </w:r>
+      <w:proofErr w:type="gramStart"/>
+      <w:r>
+        <w:t>class that drops</w:t>
+      </w:r>
+      <w:proofErr w:type="gramEnd"/>
+      <w:r>
+        <w:t xml:space="preserve"> to a very planned level. This shows that the size of a small sample can cover the actual level of bias. </w:t>
+      </w:r>
+      <w:r>
+        <w:t xml:space="preserve">As a result, the model that is trained and evaluated on a small dataset may look </w:t>
+      </w:r>
+      <w:proofErr w:type="gramStart"/>
+      <w:r>
+        <w:t>more fair</w:t>
+      </w:r>
+      <w:proofErr w:type="gramEnd"/>
+      <w:r>
+        <w:t xml:space="preserve"> than when used on large scale samples.</w:t>
       </w:r>
     </w:p>
     <w:p>
       <w:pPr>
         <w:pStyle w:val="FigureCaption"/>
-        <w:spacing w:line="360" w:lineRule="auto"/>
-        <w:rPr>
-          <w:rFonts w:ascii="Times New Roman" w:hAnsi="Times New Roman" w:cs="Times New Roman"/>
-          <w:bCs w:val="0"/>
-          <w:sz w:val="24"/>
-          <w:szCs w:val="24"/>
-          <w:lang w:val="en-ID" w:eastAsia="ja-JP"/>
-        </w:rPr>
-      </w:pPr>
-      <w:r>
-        <w:rPr>
-          <w:rFonts w:ascii="Times New Roman" w:hAnsi="Times New Roman" w:cs="Times New Roman"/>
-          <w:bCs w:val="0"/>
-          <w:sz w:val="24"/>
-          <w:szCs w:val="24"/>
-          <w:lang w:val="en-ID" w:eastAsia="ja-JP"/>
-        </w:rPr>
-        <w:t>What is the relationship between dataset size and the accuracy of bias evaluation in AI models, particularly when training data is imbalanced?</w:t>
-      </w:r>
-    </w:p>
-    <w:p>
-      <w:pPr>
-        <w:pStyle w:val="FigureCaption"/>
-        <w:spacing w:line="360" w:lineRule="auto"/>
-        <w:rPr>
-          <w:rFonts w:ascii="Times New Roman" w:hAnsi="Times New Roman" w:cs="Times New Roman"/>
-          <w:bCs w:val="0"/>
-          <w:sz w:val="24"/>
-          <w:szCs w:val="24"/>
-          <w:lang w:val="en-ID" w:eastAsia="ja-JP"/>
-        </w:rPr>
-      </w:pPr>
-      <w:r>
-        <w:rPr>
-          <w:rFonts w:ascii="Times New Roman" w:hAnsi="Times New Roman" w:cs="Times New Roman"/>
-          <w:bCs w:val="0"/>
-          <w:sz w:val="24"/>
-          <w:szCs w:val="24"/>
-          <w:lang w:val="en-ID" w:eastAsia="ja-JP"/>
-        </w:rPr>
-        <w:t xml:space="preserve">The relationship between dataset size and bias evaluation is evident in the model's performance across different sample sizes. In small datasets, particularly those with imbalanced classes, the model often gives misleading results. For example, in smaller datasets, the minority class </w:t>
-      </w:r>
-      <w:r>
-        <w:rPr>
-          <w:rFonts w:ascii="Times New Roman" w:hAnsi="Times New Roman" w:cs="Times New Roman"/>
-          <w:bCs w:val="0"/>
-          <w:sz w:val="24"/>
-          <w:szCs w:val="24"/>
-          <w:lang w:val="en-ID" w:eastAsia="ja-JP"/>
-        </w:rPr>
-        <w:lastRenderedPageBreak/>
-        <w:t>might have a relatively higher recall, falsely indicating that the model can handle the class imbalance effectively. However, this is largely due to statistical noise and overfitting, rather than genuine learning from the data.</w:t>
-      </w:r>
-    </w:p>
-    <w:p>
-      <w:pPr>
-        <w:pStyle w:val="FigureCaption"/>
-        <w:spacing w:line="360" w:lineRule="auto"/>
-        <w:rPr>
-          <w:rFonts w:ascii="Times New Roman" w:hAnsi="Times New Roman" w:cs="Times New Roman"/>
-          <w:bCs w:val="0"/>
-          <w:sz w:val="24"/>
-          <w:szCs w:val="24"/>
-          <w:lang w:val="en-ID" w:eastAsia="ja-JP"/>
-        </w:rPr>
-      </w:pPr>
-      <w:r>
-        <w:rPr>
-          <w:rFonts w:ascii="Times New Roman" w:hAnsi="Times New Roman" w:cs="Times New Roman"/>
-          <w:bCs w:val="0"/>
-          <w:sz w:val="24"/>
-          <w:szCs w:val="24"/>
-          <w:lang w:val="en-ID" w:eastAsia="ja-JP"/>
-        </w:rPr>
-        <w:t>As the dataset size increases, the true extent of the model's bias toward the majority class becomes more apparent. Larger datasets expose the model's weaknesses in learning from the minority class, with recall for the minority class dropping significantly. This suggests that smaller datasets might give the illusion of fairness, when the model is not robust enough to perform well on minority classes at scale.</w:t>
-      </w:r>
-    </w:p>
-    <w:p>
-      <w:pPr>
-        <w:pStyle w:val="FigureCaption"/>
-        <w:spacing w:line="360" w:lineRule="auto"/>
-        <w:rPr>
-          <w:rFonts w:ascii="Times New Roman" w:hAnsi="Times New Roman" w:cs="Times New Roman"/>
-          <w:bCs w:val="0"/>
-          <w:sz w:val="24"/>
-          <w:szCs w:val="24"/>
-          <w:lang w:val="en-ID" w:eastAsia="ja-JP"/>
-        </w:rPr>
-      </w:pPr>
-      <w:r>
-        <w:rPr>
-          <w:rFonts w:ascii="Times New Roman" w:hAnsi="Times New Roman" w:cs="Times New Roman"/>
-          <w:bCs w:val="0"/>
-          <w:sz w:val="24"/>
-          <w:szCs w:val="24"/>
-          <w:lang w:val="en-ID" w:eastAsia="ja-JP"/>
-        </w:rPr>
-        <w:t>Thus, larger datasets provide more accurate and reliable evaluations of model bias. They help reveal how much a model is truly biased toward the majority class, particularly in imbalanced datasets, and allow AI practitioners to implement more effective corrective measures.</w:t>
-      </w:r>
-    </w:p>
-    <w:p>
-      <w:pPr>
-        <w:pStyle w:val="FigureCaption"/>
-        <w:spacing w:line="360" w:lineRule="auto"/>
-        <w:rPr>
-          <w:rFonts w:ascii="Times New Roman" w:hAnsi="Times New Roman" w:cs="Times New Roman"/>
-          <w:bCs w:val="0"/>
-          <w:sz w:val="24"/>
-          <w:szCs w:val="24"/>
-          <w:lang w:val="en-ID" w:eastAsia="ja-JP"/>
-        </w:rPr>
-      </w:pPr>
-      <w:r>
-        <w:rPr>
-          <w:rFonts w:ascii="Times New Roman" w:hAnsi="Times New Roman" w:cs="Times New Roman"/>
-          <w:bCs w:val="0"/>
-          <w:sz w:val="24"/>
-          <w:szCs w:val="24"/>
-          <w:lang w:val="en-ID" w:eastAsia="ja-JP"/>
-        </w:rPr>
-        <w:t>4.6.3</w:t>
-      </w:r>
-      <w:r>
-        <w:rPr>
-          <w:rFonts w:ascii="Times New Roman" w:hAnsi="Times New Roman" w:cs="Times New Roman"/>
-          <w:bCs w:val="0"/>
-          <w:sz w:val="24"/>
-          <w:szCs w:val="24"/>
-          <w:lang w:val="en-ID" w:eastAsia="ja-JP"/>
-        </w:rPr>
-        <w:tab/>
-      </w:r>
-      <w:r>
-        <w:rPr>
-          <w:rFonts w:ascii="Times New Roman" w:hAnsi="Times New Roman" w:cs="Times New Roman"/>
-          <w:bCs w:val="0"/>
-          <w:sz w:val="24"/>
-          <w:szCs w:val="24"/>
-          <w:lang w:val="en-ID" w:eastAsia="ja-JP"/>
-        </w:rPr>
-        <w:t xml:space="preserve">Research Question </w:t>
-      </w:r>
-      <w:r>
-        <w:rPr>
-          <w:rFonts w:ascii="Times New Roman" w:hAnsi="Times New Roman" w:cs="Times New Roman"/>
-          <w:bCs w:val="0"/>
-          <w:sz w:val="24"/>
-          <w:szCs w:val="24"/>
-          <w:lang w:val="en-ID" w:eastAsia="ja-JP"/>
-        </w:rPr>
-        <w:t>3</w:t>
-      </w:r>
-      <w:r>
-        <w:rPr>
-          <w:rFonts w:ascii="Times New Roman" w:hAnsi="Times New Roman" w:cs="Times New Roman"/>
-          <w:bCs w:val="0"/>
-          <w:sz w:val="24"/>
-          <w:szCs w:val="24"/>
-          <w:lang w:val="en-ID" w:eastAsia="ja-JP"/>
-        </w:rPr>
-        <w:t>:</w:t>
-      </w:r>
-    </w:p>
-    <w:p>
-      <w:pPr>
-        <w:pStyle w:val="FigureCaption"/>
-        <w:spacing w:line="360" w:lineRule="auto"/>
-        <w:rPr>
-          <w:rFonts w:ascii="Times New Roman" w:hAnsi="Times New Roman" w:cs="Times New Roman"/>
-          <w:bCs w:val="0"/>
-          <w:sz w:val="24"/>
-          <w:szCs w:val="24"/>
-          <w:lang w:val="en-ID" w:eastAsia="ja-JP"/>
-        </w:rPr>
-      </w:pPr>
-      <w:r>
-        <w:rPr>
-          <w:rFonts w:ascii="Times New Roman" w:hAnsi="Times New Roman" w:cs="Times New Roman"/>
-          <w:bCs w:val="0"/>
-          <w:sz w:val="24"/>
-          <w:szCs w:val="24"/>
-          <w:lang w:val="en-ID" w:eastAsia="ja-JP"/>
-        </w:rPr>
-        <w:t>How do small sample sizes mislead bias evaluation, and what are the implications for models trained on imbalanced datasets?</w:t>
-      </w:r>
-    </w:p>
-    <w:p>
-      <w:pPr>
-        <w:pStyle w:val="FigureCaption"/>
-        <w:spacing w:line="360" w:lineRule="auto"/>
-        <w:rPr>
-          <w:rFonts w:ascii="Times New Roman" w:hAnsi="Times New Roman" w:cs="Times New Roman"/>
-          <w:bCs w:val="0"/>
-          <w:sz w:val="24"/>
-          <w:szCs w:val="24"/>
-          <w:lang w:val="en-ID" w:eastAsia="ja-JP"/>
-        </w:rPr>
-      </w:pPr>
-    </w:p>
-    <w:p>
-      <w:pPr>
-        <w:pStyle w:val="FigureCaption"/>
-        <w:spacing w:line="360" w:lineRule="auto"/>
-        <w:rPr>
-          <w:rFonts w:ascii="Times New Roman" w:hAnsi="Times New Roman" w:cs="Times New Roman"/>
-          <w:bCs w:val="0"/>
-          <w:sz w:val="24"/>
-          <w:szCs w:val="24"/>
-          <w:lang w:val="en-ID" w:eastAsia="ja-JP"/>
-        </w:rPr>
-      </w:pPr>
-      <w:r>
-        <w:rPr>
-          <w:rFonts w:ascii="Times New Roman" w:hAnsi="Times New Roman" w:cs="Times New Roman"/>
-          <w:bCs w:val="0"/>
-          <w:sz w:val="24"/>
-          <w:szCs w:val="24"/>
-          <w:lang w:val="en-ID" w:eastAsia="ja-JP"/>
-        </w:rPr>
-        <w:t xml:space="preserve">Small sample sizes can be particularly misleading when evaluating bias because they often provide </w:t>
-      </w:r>
-      <w:r>
-        <w:rPr>
-          <w:rFonts w:ascii="Times New Roman" w:hAnsi="Times New Roman" w:cs="Times New Roman"/>
-          <w:bCs w:val="0"/>
-          <w:sz w:val="24"/>
-          <w:szCs w:val="24"/>
-          <w:lang w:val="en-ID" w:eastAsia="ja-JP"/>
-        </w:rPr>
-        <w:t>inflated performance metrics, particularly for the minority class. In this study, the model trained on small imbalanced datasets initially showed acceptable recall for the minority class, suggesting that the model was not heavily biased. However, this performance was not reflective of the model's true ability. Instead, it was a result of statistical anomalies caused by the small sample size.</w:t>
-      </w:r>
-    </w:p>
-    <w:p>
-      <w:pPr>
-        <w:pStyle w:val="FigureCaption"/>
-        <w:spacing w:line="360" w:lineRule="auto"/>
-        <w:rPr>
-          <w:rFonts w:ascii="Times New Roman" w:hAnsi="Times New Roman" w:cs="Times New Roman"/>
-          <w:bCs w:val="0"/>
-          <w:sz w:val="24"/>
-          <w:szCs w:val="24"/>
-          <w:lang w:val="en-ID" w:eastAsia="ja-JP"/>
-        </w:rPr>
-      </w:pPr>
-      <w:r>
-        <w:rPr>
-          <w:rFonts w:ascii="Times New Roman" w:hAnsi="Times New Roman" w:cs="Times New Roman"/>
-          <w:bCs w:val="0"/>
-          <w:sz w:val="24"/>
-          <w:szCs w:val="24"/>
-          <w:lang w:val="en-ID" w:eastAsia="ja-JP"/>
-        </w:rPr>
-        <w:t xml:space="preserve">As the dataset size increased, the model's true bias emerged, with recall for the minority class dropping to near-zero levels. This demonstrates that small sample sizes can mask the true extent of bias by overfitting to random patterns in the data. Consequently, models trained and evaluated on small datasets may appear to be fairer than they </w:t>
-      </w:r>
-      <w:r>
-        <w:rPr>
-          <w:rFonts w:ascii="Times New Roman" w:hAnsi="Times New Roman" w:cs="Times New Roman"/>
-          <w:bCs w:val="0"/>
-          <w:sz w:val="24"/>
-          <w:szCs w:val="24"/>
-          <w:lang w:val="en-ID" w:eastAsia="ja-JP"/>
-        </w:rPr>
-        <w:t>are</w:t>
-      </w:r>
-      <w:r>
-        <w:rPr>
-          <w:rFonts w:ascii="Times New Roman" w:hAnsi="Times New Roman" w:cs="Times New Roman"/>
-          <w:bCs w:val="0"/>
-          <w:sz w:val="24"/>
-          <w:szCs w:val="24"/>
-          <w:lang w:val="en-ID" w:eastAsia="ja-JP"/>
-        </w:rPr>
-        <w:t xml:space="preserve"> when deployed at scale.</w:t>
-      </w:r>
-    </w:p>
-    <w:p>
-      <w:pPr>
-        <w:pStyle w:val="FigureCaption"/>
-        <w:spacing w:line="360" w:lineRule="auto"/>
-        <w:rPr>
-          <w:rFonts w:ascii="Times New Roman" w:hAnsi="Times New Roman" w:cs="Times New Roman"/>
-          <w:bCs w:val="0"/>
-          <w:sz w:val="24"/>
-          <w:szCs w:val="24"/>
-          <w:lang w:val="en-ID" w:eastAsia="ja-JP"/>
-        </w:rPr>
-      </w:pPr>
-      <w:r>
-        <w:rPr>
-          <w:rFonts w:ascii="Times New Roman" w:hAnsi="Times New Roman" w:cs="Times New Roman"/>
-          <w:bCs w:val="0"/>
-          <w:sz w:val="24"/>
-          <w:szCs w:val="24"/>
-          <w:lang w:val="en-ID" w:eastAsia="ja-JP"/>
-        </w:rPr>
-        <w:t xml:space="preserve">The implications for models trained on imbalanced datasets are significant. AI practitioners may make decisions based on misleading performance metrics, believing their models to be fair and unbiased, only to find that those models fail to generalize once applied to larger or more diverse datasets. This is especially problematic in high-stakes domains like healthcare or criminal justice, where biased models can lead to unfair or even harmful outcomes for minority groups. Therefore, it is crucial to evaluate models on sufficiently large </w:t>
-      </w:r>
-      <w:r>
-        <w:rPr>
-          <w:rFonts w:ascii="Times New Roman" w:hAnsi="Times New Roman" w:cs="Times New Roman"/>
-          <w:bCs w:val="0"/>
-          <w:sz w:val="24"/>
-          <w:szCs w:val="24"/>
-          <w:lang w:val="en-ID" w:eastAsia="ja-JP"/>
-        </w:rPr>
-        <w:lastRenderedPageBreak/>
-        <w:t>datasets to avoid these pitfalls and ensure that the true bias is uncovered early in the model development process.</w:t>
+      </w:pPr>
+      <w:r>
+        <w:t xml:space="preserve">Implications for models trained on unbalanced dataset are very significant. AI practitioners can make decisions based on misleading performance metrics, believe that their models are fair and impartial, only to find that these models fail to generalize after being applied to larger or more diverse datasets. This is especially problematic in high -risk domains such as health care or criminal justice, where a model that can cause unfair or very dangerous results for minority groups. Therefore, it is very important to evaluate the model on a large enough dataset to avoid this </w:t>
+      </w:r>
+      <w:proofErr w:type="gramStart"/>
+      <w:r>
+        <w:t>trap, and</w:t>
+      </w:r>
+      <w:proofErr w:type="gramEnd"/>
+      <w:r>
+        <w:t xml:space="preserve"> ensure that the actual bias is revealed in the model development process.</w:t>
       </w:r>
     </w:p>
     <w:p>
       <w:pPr>
         <w:pStyle w:val="Para"/>
+        <w:rPr>
+          <w:b/>
+          <w:bCs/>
+        </w:rPr>
       </w:pPr>
       <w:r>
         <w:rPr>
@@ -7849,44 +6701,84 @@
         <w:t>5</w:t>
       </w:r>
       <w:r>
+        <w:rPr>
+          <w:b/>
+          <w:bCs/>
+        </w:rPr>
         <w:t> </w:t>
       </w:r>
       <w:r>
+        <w:rPr>
+          <w:b/>
+          <w:bCs/>
+        </w:rPr>
         <w:t>Discussion</w:t>
       </w:r>
     </w:p>
     <w:p>
       <w:pPr>
         <w:pStyle w:val="Para"/>
+        <w:rPr>
+          <w:b/>
+          <w:bCs/>
+        </w:rPr>
       </w:pPr>
       <w:r>
         <w:rPr>
           <w:rStyle w:val="Label"/>
           <w:rFonts w:ascii="Times New Roman" w:hAnsi="Times New Roman"/>
+          <w:b/>
+          <w:bCs/>
         </w:rPr>
         <w:t>5.1</w:t>
       </w:r>
       <w:r>
+        <w:rPr>
+          <w:b/>
+          <w:bCs/>
+        </w:rPr>
         <w:t> </w:t>
       </w:r>
       <w:r>
+        <w:rPr>
+          <w:b/>
+          <w:bCs/>
+        </w:rPr>
         <w:t xml:space="preserve"> Result Interpretation</w:t>
       </w:r>
     </w:p>
     <w:p>
       <w:pPr>
         <w:pStyle w:val="Para"/>
-      </w:pPr>
-      <w:r>
+        <w:rPr>
+          <w:b/>
+          <w:bCs/>
+        </w:rPr>
+      </w:pPr>
+      <w:r>
+        <w:rPr>
+          <w:b/>
+          <w:bCs/>
+        </w:rPr>
         <w:t>5.1.1</w:t>
       </w:r>
       <w:r>
+        <w:rPr>
+          <w:b/>
+          <w:bCs/>
+        </w:rPr>
         <w:tab/>
-        <w:t>S</w:t>
-      </w:r>
-      <w:r>
-        <w:t>ummarize the key findings</w:t>
-      </w:r>
+        <w:t>Summarize the key findings</w:t>
+      </w:r>
+    </w:p>
+    <w:p>
+      <w:pPr>
+        <w:pStyle w:val="Para"/>
+        <w:rPr>
+          <w:b/>
+          <w:bCs/>
+        </w:rPr>
+      </w:pPr>
     </w:p>
     <w:p>
       <w:pPr>
@@ -7934,7 +6826,14 @@
         <w:rPr>
           <w:lang w:val="en-ID"/>
         </w:rPr>
-        <w:t>: Imbalanced datasets lead to biased model performance, with the model showing a preference for the majority class. The minority class is underrepresented, resulting in lower recall and precision, which is particularly problematic in high-stakes applications such as healthcare or criminal justice.</w:t>
+        <w:t xml:space="preserve">: Imbalanced datasets lead to biased model performance, with the model showing a preference for the majority class. The minority class is </w:t>
+      </w:r>
+      <w:r>
+        <w:rPr>
+          <w:lang w:val="en-ID"/>
+        </w:rPr>
+        <w:lastRenderedPageBreak/>
+        <w:t>underrepresented, resulting in lower recall and precision, which is particularly problematic in high-stakes applications such as healthcare or criminal justice.</w:t>
       </w:r>
     </w:p>
     <w:p>
@@ -7986,13 +6885,7 @@
         <w:rPr>
           <w:lang w:val="en-ID"/>
         </w:rPr>
-        <w:t xml:space="preserve">: The findings suggest that traditional bias evaluations may not be sufficient, especially when using </w:t>
-      </w:r>
-      <w:r>
-        <w:rPr>
-          <w:lang w:val="en-ID"/>
-        </w:rPr>
-        <w:t xml:space="preserve">imbalanced and small datasets. The study underscores the importance of documenting and </w:t>
+        <w:t xml:space="preserve">: The findings suggest that traditional bias evaluations may not be sufficient, especially when using imbalanced and small datasets. The study underscores the importance of documenting and </w:t>
       </w:r>
       <w:r>
         <w:rPr>
@@ -8036,7 +6929,10 @@
         <w:pStyle w:val="Para"/>
       </w:pPr>
       <w:r>
-        <w:t>These findings highlight the need for more comprehensive Responsible AI practices. Traditionally, AI fairness has focused on model explainability and transparency, but this research shows that documenting dataset composition is just as important. By not addressing dataset imbalance and small sample sizes, biases can go undetected, potentially leading to unfair outcomes in critical decision-making processes.</w:t>
+        <w:t xml:space="preserve">These findings highlight the need for more comprehensive Responsible AI practices. Traditionally, AI fairness has focused on model explainability and transparency, but this research shows that documenting dataset composition is just as important. By not addressing dataset </w:t>
+      </w:r>
+      <w:r>
+        <w:t>imbalance and small sample sizes, biases can go undetected, potentially leading to unfair outcomes in critical decision-making processes.</w:t>
       </w:r>
     </w:p>
     <w:p>
@@ -8076,11 +6972,7 @@
         <w:pStyle w:val="Para"/>
       </w:pPr>
       <w:r>
-        <w:t xml:space="preserve">One unexpected result was the degree to which small sample sizes appeared to inflate the model’s performance, particularly with </w:t>
-      </w:r>
-      <w:r>
-        <w:lastRenderedPageBreak/>
-        <w:t>imbalanced data. In smaller datasets, the recall for the minority class was higher than expected, suggesting the model had learned some patterns for the minority class. However, upon scaling up the dataset, it became clear that the model was not truly learning these patterns; rather, it was influenced by statistical noise or overfitting to the small sample data.</w:t>
+        <w:t>One unexpected result was the degree to which small sample sizes appeared to inflate the model’s performance, particularly with imbalanced data. In smaller datasets, the recall for the minority class was higher than expected, suggesting the model had learned some patterns for the minority class. However, upon scaling up the dataset, it became clear that the model was not truly learning these patterns; rather, it was influenced by statistical noise or overfitting to the small sample data.</w:t>
       </w:r>
     </w:p>
     <w:p>
@@ -8152,10 +7044,13 @@
         <w:t>T</w:t>
       </w:r>
       <w:r>
-        <w:t xml:space="preserve">he experiments were limited to synthetic datasets. Although the imbalanced dataset accurately reflects typical real-world scenarios, the complexity of real-world data, including noise and non-linearity, </w:t>
-      </w:r>
-      <w:r>
-        <w:t>could affect model behavior differently. Future studies should aim to test these findings on real-world datasets across various machine learning models to increase generalizability.</w:t>
+        <w:t xml:space="preserve">he experiments were limited to synthetic datasets. Although the imbalanced </w:t>
+      </w:r>
+      <w:r>
+        <w:t>data set</w:t>
+      </w:r>
+      <w:r>
+        <w:t xml:space="preserve"> accurately reflects typical real-world scenarios, the complexity of real-world data, including noise and non-linearity, could affect model behavior differently. Future studies should aim to test these findings on real-world datasets across various machine learning models to increase generalizability.</w:t>
       </w:r>
     </w:p>
     <w:p>
@@ -8285,8 +7180,36 @@
         <w:rPr>
           <w:lang w:val="en-ID"/>
         </w:rPr>
+        <w:t>Misleading Effects of Small Sample Sizes: The research also highlights how small sample sizes can provide a false sense of fairness, with models appearing to perform well on minority classes. However, this performance is often a result of statistical noise rather than true learning. As the sample size increases, the model’s inherent bias becomes clear, with performance metrics such as recall deteriorating for the minority class. This underscores the need for large, well-distributed datasets to ensure accurate bias evaluation.</w:t>
+      </w:r>
+    </w:p>
+    <w:p>
+      <w:pPr>
+        <w:pStyle w:val="Para"/>
+        <w:rPr>
+          <w:lang w:val="en-ID"/>
+        </w:rPr>
+      </w:pPr>
+    </w:p>
+    <w:p>
+      <w:pPr>
+        <w:pStyle w:val="Para"/>
+        <w:rPr>
+          <w:lang w:val="en-ID"/>
+        </w:rPr>
+      </w:pPr>
+      <w:r>
+        <w:rPr>
+          <w:lang w:val="en-ID"/>
+        </w:rPr>
+        <w:t xml:space="preserve">The Role of Documentation: A key recommendation from this study is the incorporation of dataset composition </w:t>
+      </w:r>
+      <w:r>
+        <w:rPr>
+          <w:lang w:val="en-ID"/>
+        </w:rPr>
         <w:lastRenderedPageBreak/>
-        <w:t>Misleading Effects of Small Sample Sizes: The research also highlights how small sample sizes can provide a false sense of fairness, with models appearing to perform well on minority classes. However, this performance is often a result of statistical noise rather than true learning. As the sample size increases, the model’s inherent bias becomes clear, with performance metrics such as recall deteriorating for the minority class. This underscores the need for large, well-distributed datasets to ensure accurate bias evaluation.</w:t>
+        <w:t>documentation into Responsible AI practices. By documenting whether a dataset is balanced or imbalanced, AI practitioners can ensure greater transparency, allowing stakeholders to make more informed decisions about the fairness and reliability of AI systems.</w:t>
       </w:r>
     </w:p>
     <w:p>
@@ -8308,7 +7231,7 @@
         <w:rPr>
           <w:lang w:val="en-ID"/>
         </w:rPr>
-        <w:t>The Role of Documentation: A key recommendation from this study is the incorporation of dataset composition documentation into Responsible AI practices. By documenting whether a dataset is balanced or imbalanced, AI practitioners can ensure greater transparency, allowing stakeholders to make more informed decisions about the fairness and reliability of AI systems.</w:t>
+        <w:t>Broader Impact on Responsible AI</w:t>
       </w:r>
     </w:p>
     <w:p>
@@ -8318,39 +7241,11 @@
           <w:lang w:val="en-ID"/>
         </w:rPr>
       </w:pPr>
-    </w:p>
-    <w:p>
-      <w:pPr>
-        <w:pStyle w:val="Para"/>
-        <w:rPr>
-          <w:lang w:val="en-ID"/>
-        </w:rPr>
-      </w:pPr>
-      <w:r>
-        <w:rPr>
-          <w:lang w:val="en-ID"/>
-        </w:rPr>
-        <w:t>Broader Impact on Responsible AI</w:t>
-      </w:r>
-    </w:p>
-    <w:p>
-      <w:pPr>
-        <w:pStyle w:val="Para"/>
-        <w:rPr>
-          <w:lang w:val="en-ID"/>
-        </w:rPr>
-      </w:pPr>
-      <w:r>
-        <w:rPr>
-          <w:lang w:val="en-ID"/>
-        </w:rPr>
-        <w:t xml:space="preserve">These insights have immediate and long-term effects on Responsible AI. In the short term, they highlight the need for stricter evaluations of model fairness, especially in high-stakes applications like healthcare, criminal justice, and hiring, where bias can have severe consequences. In the long term, integrating dataset composition analysis into Responsible AI frameworks can </w:t>
-      </w:r>
-      <w:r>
-        <w:rPr>
-          <w:lang w:val="en-ID"/>
-        </w:rPr>
-        <w:t>enhance trust in AI systems, fostering more ethical and accountable AI practices across industries.</w:t>
+      <w:r>
+        <w:rPr>
+          <w:lang w:val="en-ID"/>
+        </w:rPr>
+        <w:t>These insights have immediate and long-term effects on Responsible AI. In the short term, they highlight the need for stricter evaluations of model fairness, especially in high-stakes applications like healthcare, criminal justice, and hiring, where bias can have severe consequences. In the long term, integrating dataset composition analysis into Responsible AI frameworks can enhance trust in AI systems, fostering more ethical and accountable AI practices across industries.</w:t>
       </w:r>
     </w:p>
     <w:p>
@@ -8467,7 +7362,6 @@
         </w:numPr>
       </w:pPr>
       <w:r>
-        <w:lastRenderedPageBreak/>
         <w:t xml:space="preserve">Real-World Data Complexity: The datasets used in this study were synthetic, which allowed for controlled experimentation. However, real-world data often </w:t>
       </w:r>
       <w:r>
@@ -8491,7 +7385,11 @@
         </w:numPr>
       </w:pPr>
       <w:r>
-        <w:t>Bias Mitigation Techniques: Further investigation into techniques for mitigating bias in imbalanced datasets is needed. While this study underscores the importance of dataset composition, future research could explore the efficacy of different bias mitigation strategies, such as synthetic data generation, re-sampling techniques, and ensemble learning, in various contexts.</w:t>
+        <w:t xml:space="preserve">Bias Mitigation Techniques: Further investigation into techniques for mitigating bias in imbalanced datasets is needed. While this study underscores the importance of dataset composition, future </w:t>
+      </w:r>
+      <w:r>
+        <w:lastRenderedPageBreak/>
+        <w:t>research could explore the efficacy of different bias mitigation strategies, such as synthetic data generation, re-sampling techniques, and ensemble learning, in various contexts.</w:t>
       </w:r>
     </w:p>
     <w:p>
@@ -8540,10 +7438,7 @@
         <w:pStyle w:val="Para"/>
       </w:pPr>
       <w:r>
-        <w:t xml:space="preserve">This research has shed light on how dataset composition—specifically imbalance—affects AI </w:t>
-      </w:r>
-      <w:r>
-        <w:t>model performance and fairness. While the findings contribute significantly to Responsible AI, there are numerous areas that future research should explore to further enhance AI transparency and fairness.</w:t>
+        <w:t>This research has shed light on how dataset composition—specifically imbalance—affects AI model performance and fairness. While the findings contribute significantly to Responsible AI, there are numerous areas that future research should explore to further enhance AI transparency and fairness.</w:t>
       </w:r>
     </w:p>
     <w:p>
@@ -8568,7 +7463,10 @@
         <w:pStyle w:val="Para"/>
       </w:pPr>
       <w:r>
-        <w:t>A key recommendation is to further investigate and refine bias mitigation techniques, such as Synthetic Minority Over-sampling Technique (SMOTE), which generates synthetic instances for the minority class to balance the dataset. SMOTE and other advanced techniques like ADASYN, Random Over-sampling, Under-sampling, and Cost-Sensitive Learning should be rigorously tested across different domains and model architectures to evaluate their effectiveness in reducing bias without negatively impacting model accuracy. Furthermore, exploring hybrid approaches that combine these techniques with ensemble methods, like Bagging or Boosting, could help balance performance across both the majority and minority classes.</w:t>
+        <w:t xml:space="preserve">A key recommendation is to further investigate and refine bias mitigation techniques, such as Synthetic Minority Over-sampling Technique (SMOTE), which generates synthetic instances for the minority class to balance the dataset. SMOTE and other advanced techniques like ADASYN, Random Over-sampling, Under-sampling, and Cost-Sensitive Learning should be </w:t>
+      </w:r>
+      <w:r>
+        <w:t>rigorously tested across different domains and model architectures to evaluate their effectiveness in reducing bias without negatively impacting model accuracy. Furthermore, exploring hybrid approaches that combine these techniques with ensemble methods, like Bagging or Boosting, could help balance performance across both the majority and minority classes.</w:t>
       </w:r>
     </w:p>
     <w:p>
@@ -8594,11 +7492,7 @@
         <w:t>architecture</w:t>
       </w:r>
       <w:r>
-        <w:t xml:space="preserve">. These models might behave differently when trained on imbalanced datasets, </w:t>
-      </w:r>
-      <w:r>
-        <w:lastRenderedPageBreak/>
-        <w:t>especially in high-dimensional data settings such as image classification or natural language processing. Analyzing the efficacy of bias mitigation techniques in these more complex models can provide broader insights into their generalizability across different AI tasks.</w:t>
+        <w:t>. These models might behave differently when trained on imbalanced datasets, especially in high-dimensional data settings such as image classification or natural language processing. Analyzing the efficacy of bias mitigation techniques in these more complex models can provide broader insights into their generalizability across different AI tasks.</w:t>
       </w:r>
     </w:p>
     <w:p>
@@ -8623,7 +7517,11 @@
         <w:pStyle w:val="Para"/>
       </w:pPr>
       <w:r>
-        <w:t>It would be useful to explore how varying levels of dataset complexity, noise, and missing values impact bias and fairness in AI models. Datasets in real-world scenarios often include messy, incomplete data, which can exacerbate bias. Research that focuses on real-world data, including multi-class problems and multi-modal datasets (e.g., combining text, images, and structured data), will provide a more comprehensive understanding of bias mitigation in practice.</w:t>
+        <w:t xml:space="preserve">It would be useful to explore how varying levels of dataset complexity, noise, and missing values impact bias and fairness in AI models. Datasets in real-world scenarios often include messy, incomplete data, which can exacerbate bias. Research that focuses on real-world data, including multi-class problems and multi-modal </w:t>
+      </w:r>
+      <w:r>
+        <w:lastRenderedPageBreak/>
+        <w:t>datasets (e.g., combining text, images, and structured data), will provide a more comprehensive understanding of bias mitigation in practice.</w:t>
       </w:r>
     </w:p>
     <w:p>
@@ -8660,10 +7558,7 @@
         <w:t>of</w:t>
       </w:r>
       <w:r>
-        <w:t xml:space="preserve"> learning problems, such as clustering and reinforcement learning. Each of these domains may have unique fairness challenges that require domain-specific approaches to mitigate bias. For example, in healthcare or financial forecasting, ensuring </w:t>
-      </w:r>
-      <w:r>
-        <w:t xml:space="preserve">fairness in regression tasks where minority outcomes may be underrepresented is crucial. </w:t>
+        <w:t xml:space="preserve"> learning problems, such as clustering and reinforcement learning. Each of these domains may have unique fairness challenges that require domain-specific approaches to mitigate bias. For example, in healthcare or financial forecasting, ensuring fairness in regression tasks where minority outcomes may be underrepresented is crucial. </w:t>
       </w:r>
     </w:p>
     <w:p>
@@ -8747,36 +7642,33 @@
         <w:t>T</w:t>
       </w:r>
       <w:r>
-        <w:t xml:space="preserve">he broader implications of this research for the AI industry are profound. As AI becomes increasingly integrated into decision-making processes, the importance of documenting dataset composition and employing bias mitigation </w:t>
-      </w:r>
+        <w:t>he broader implications of this research for the AI industry are profound. As AI becomes increasingly integrated into decision-making processes, the importance of documenting dataset composition and employing bias mitigation techniques cannot be overstated. By adopting comprehensive practices to address dataset imbalances, AI developers and stakeholders can build systems that are not only more transparent but also more equitable. Moreover, regulatory frameworks and industry standards should encourage and even mandate that dataset composition is clearly documented, and that models are tested for fairness across all relevant demographic groups.</w:t>
+      </w:r>
+    </w:p>
+    <w:p>
+      <w:pPr>
+        <w:pStyle w:val="Para"/>
+      </w:pPr>
+    </w:p>
+    <w:p>
+      <w:pPr>
+        <w:pStyle w:val="Para"/>
+      </w:pPr>
+      <w:r>
+        <w:t>This research opens the door for AI systems to be held to higher standards of fairness, with the hope that future advancements in bias mitigation will ensure ethical AI applications in every sector.</w:t>
+      </w:r>
+    </w:p>
+    <w:p>
+      <w:pPr>
+        <w:pStyle w:val="Para"/>
+      </w:pPr>
+    </w:p>
+    <w:p>
+      <w:pPr>
+        <w:pStyle w:val="Para"/>
+      </w:pPr>
       <w:r>
         <w:lastRenderedPageBreak/>
-        <w:t>techniques cannot be overstated. By adopting comprehensive practices to address dataset imbalances, AI developers and stakeholders can build systems that are not only more transparent but also more equitable. Moreover, regulatory frameworks and industry standards should encourage and even mandate that dataset composition is clearly documented, and that models are tested for fairness across all relevant demographic groups.</w:t>
-      </w:r>
-    </w:p>
-    <w:p>
-      <w:pPr>
-        <w:pStyle w:val="Para"/>
-      </w:pPr>
-    </w:p>
-    <w:p>
-      <w:pPr>
-        <w:pStyle w:val="Para"/>
-      </w:pPr>
-      <w:r>
-        <w:t>This research opens the door for AI systems to be held to higher standards of fairness, with the hope that future advancements in bias mitigation will ensure ethical AI applications in every sector.</w:t>
-      </w:r>
-    </w:p>
-    <w:p>
-      <w:pPr>
-        <w:pStyle w:val="Para"/>
-      </w:pPr>
-    </w:p>
-    <w:p>
-      <w:pPr>
-        <w:pStyle w:val="Para"/>
-      </w:pPr>
-      <w:r>
         <w:t>By addressing these areas, future research can continue to build on the findings of this study, contributing to the development of more robust, transparent, and fair AI systems.</w:t>
       </w:r>
     </w:p>
@@ -8834,17 +7726,7 @@
           <w:lang w:eastAsia="it-IT"/>
           <w14:ligatures w14:val="standard"/>
         </w:rPr>
-        <w:t xml:space="preserve"> of Hull for their guidance through the development of this research. I also wish to thank my colleagues at the University of Hull for their support, which really improved the quality of this work. Special thanks go to my families and friends for their understanding during this research. Thank you </w:t>
-      </w:r>
-      <w:r>
-        <w:rPr>
-          <w:rFonts w:ascii="Times New Roman" w:hAnsi="Times New Roman" w:cs="Times New Roman"/>
-          <w:sz w:val="24"/>
-          <w:szCs w:val="24"/>
-          <w:lang w:eastAsia="it-IT"/>
-          <w14:ligatures w14:val="standard"/>
-        </w:rPr>
-        <w:t>for inspiring me to contribute to the field of Responsible AI.</w:t>
+        <w:t xml:space="preserve"> of Hull for their guidance through the development of this research. I also wish to thank my colleagues at the University of Hull for their support, which really improved the quality of this work. Special thanks go to my families and friends for their understanding during this research. Thank you for inspiring me to contribute to the field of Responsible AI.</w:t>
       </w:r>
     </w:p>
     <w:p>
@@ -8898,6 +7780,7 @@
         <w:tab/>
       </w:r>
       <w:proofErr w:type="spellStart"/>
+      <w:proofErr w:type="gramStart"/>
       <w:r>
         <w:rPr>
           <w:rFonts w:ascii="Times New Roman" w:hAnsi="Times New Roman" w:cs="Times New Roman"/>
@@ -8915,7 +7798,17 @@
           <w:szCs w:val="24"/>
           <w14:ligatures w14:val="standard"/>
         </w:rPr>
-        <w:t>. 2019. The Hundred-Page Machine Learning Book. Retrieved on October 12, 2024, from</w:t>
+        <w:t>.</w:t>
+      </w:r>
+      <w:proofErr w:type="gramEnd"/>
+      <w:r>
+        <w:rPr>
+          <w:rFonts w:ascii="Times New Roman" w:hAnsi="Times New Roman" w:cs="Times New Roman"/>
+          <w:sz w:val="24"/>
+          <w:szCs w:val="24"/>
+          <w14:ligatures w14:val="standard"/>
+        </w:rPr>
+        <w:t xml:space="preserve"> 2019. The Hundred-Page Machine Learning Book. Retrieved on October 12, 2024, from</w:t>
       </w:r>
     </w:p>
     <w:p>
@@ -9146,7 +8039,16 @@
           <w:szCs w:val="24"/>
           <w14:ligatures w14:val="standard"/>
         </w:rPr>
-        <w:t>. Journal of Big Data. 6, 27 (2019). https://doi.org/10.1186/s40537-019-0192-5</w:t>
+        <w:t xml:space="preserve">. </w:t>
+      </w:r>
+      <w:r>
+        <w:rPr>
+          <w:rFonts w:ascii="Times New Roman" w:hAnsi="Times New Roman" w:cs="Times New Roman"/>
+          <w:sz w:val="24"/>
+          <w:szCs w:val="24"/>
+          <w14:ligatures w14:val="standard"/>
+        </w:rPr>
+        <w:t>Journal of Big Data. 6, 27 (2019). https://doi.org/10.1186/s40537-019-0192-5</w:t>
       </w:r>
     </w:p>
     <w:p>
@@ -9330,7 +8232,6 @@
           <w:szCs w:val="24"/>
           <w14:ligatures w14:val="standard"/>
         </w:rPr>
-        <w:lastRenderedPageBreak/>
         <w:t>[</w:t>
       </w:r>
       <w:r>
@@ -9622,6 +8523,7 @@
           <w:szCs w:val="24"/>
           <w14:ligatures w14:val="standard"/>
         </w:rPr>
+        <w:lastRenderedPageBreak/>
         <w:t>[</w:t>
       </w:r>
       <w:r>
@@ -9681,6 +8583,7 @@
         </w:rPr>
         <w:t>[</w:t>
       </w:r>
+      <w:proofErr w:type="gramStart"/>
       <w:r>
         <w:rPr>
           <w:rFonts w:ascii="Times New Roman" w:hAnsi="Times New Roman" w:cs="Times New Roman"/>
@@ -9715,7 +8618,17 @@
           <w:szCs w:val="24"/>
           <w14:ligatures w14:val="standard"/>
         </w:rPr>
-        <w:t>Kou, G., Yang, P., Peng, Y., Xiao, F., Chen, Y., and Alsaadi, F.E. 2019. Evaluation of feature selection methods for text classification with small datasets using multiple criteria decision-making methods. Applied Soft Computing 86, 105836. DOI: https://doi.org/10.1016/j.asoc.2019.105836.</w:t>
+        <w:t>Kou</w:t>
+      </w:r>
+      <w:proofErr w:type="gramEnd"/>
+      <w:r>
+        <w:rPr>
+          <w:rFonts w:ascii="Times New Roman" w:hAnsi="Times New Roman" w:cs="Times New Roman"/>
+          <w:sz w:val="24"/>
+          <w:szCs w:val="24"/>
+          <w14:ligatures w14:val="standard"/>
+        </w:rPr>
+        <w:t>, G., Yang, P., Peng, Y., Xiao, F., Chen, Y., and Alsaadi, F.E. 2019. Evaluation of feature selection methods for text classification with small datasets using multiple criteria decision-making methods. Applied Soft Computing 86, 105836. DOI: https://doi.org/10.1016/j.asoc.2019.105836.</w:t>
       </w:r>
     </w:p>
     <w:p>
@@ -9736,7 +8649,17 @@
           <w:szCs w:val="24"/>
           <w14:ligatures w14:val="standard"/>
         </w:rPr>
-        <w:t>[1</w:t>
+        <w:t>[</w:t>
+      </w:r>
+      <w:proofErr w:type="gramStart"/>
+      <w:r>
+        <w:rPr>
+          <w:rFonts w:ascii="Times New Roman" w:hAnsi="Times New Roman" w:cs="Times New Roman"/>
+          <w:sz w:val="24"/>
+          <w:szCs w:val="24"/>
+          <w14:ligatures w14:val="standard"/>
+        </w:rPr>
+        <w:t>1</w:t>
       </w:r>
       <w:r>
         <w:rPr>
@@ -9763,7 +8686,17 @@
           <w:szCs w:val="24"/>
           <w14:ligatures w14:val="standard"/>
         </w:rPr>
-        <w:t>Prashant. 2019</w:t>
+        <w:t>Prashant</w:t>
+      </w:r>
+      <w:proofErr w:type="gramEnd"/>
+      <w:r>
+        <w:rPr>
+          <w:rFonts w:ascii="Times New Roman" w:hAnsi="Times New Roman" w:cs="Times New Roman"/>
+          <w:sz w:val="24"/>
+          <w:szCs w:val="24"/>
+          <w14:ligatures w14:val="standard"/>
+        </w:rPr>
+        <w:t>. 2019</w:t>
       </w:r>
       <w:r>
         <w:rPr>
@@ -9774,18 +8707,7 @@
           <w:szCs w:val="24"/>
           <w14:ligatures w14:val="standard"/>
         </w:rPr>
-        <w:t xml:space="preserve">. Explain Your Model Predictions with LIME. Retrieved from </w:t>
-      </w:r>
-      <w:r>
-        <w:rPr>
-          <w:rFonts w:ascii="Times New Roman" w:hAnsi="Times New Roman" w:cs="Times New Roman"/>
-          <w:i/>
-          <w:iCs/>
-          <w:sz w:val="24"/>
-          <w:szCs w:val="24"/>
-          <w14:ligatures w14:val="standard"/>
-        </w:rPr>
-        <w:t>https://www.kaggle.com/code/prashant111/explain-your-model-predictions-with-lime/notebook.</w:t>
+        <w:t>. Explain Your Model Predictions with LIME. Retrieved from https://www.kaggle.com/code/prashant111/explain-your-model-predictions-with-lime/notebook.</w:t>
       </w:r>
     </w:p>
     <w:p>
@@ -10324,6 +9246,7 @@
             </w:rPr>
             <w:t xml:space="preserve">, </w:t>
           </w:r>
+          <w:proofErr w:type="gramStart"/>
           <w:r>
             <w:rPr>
               <w:rFonts w:ascii="Linux Biolinum" w:hAnsi="Linux Biolinum" w:cs="Linux Biolinum"/>
@@ -10334,7 +9257,14 @@
             <w:rPr>
               <w:rFonts w:ascii="Linux Biolinum" w:hAnsi="Linux Biolinum" w:cs="Linux Biolinum"/>
             </w:rPr>
-            <w:t>, 20</w:t>
+            <w:t>,</w:t>
+          </w:r>
+          <w:proofErr w:type="gramEnd"/>
+          <w:r>
+            <w:rPr>
+              <w:rFonts w:ascii="Linux Biolinum" w:hAnsi="Linux Biolinum" w:cs="Linux Biolinum"/>
+            </w:rPr>
+            <w:t xml:space="preserve"> 20</w:t>
           </w:r>
           <w:r>
             <w:rPr>
@@ -10406,6 +9336,7 @@
             </w:rPr>
           </w:pPr>
           <w:proofErr w:type="spellStart"/>
+          <w:proofErr w:type="gramStart"/>
           <w:r>
             <w:rPr>
               <w:rFonts w:ascii="Linux Biolinum" w:hAnsi="Linux Biolinum" w:cs="Linux Biolinum"/>
@@ -10413,6 +9344,7 @@
             <w:t>H.Purwadi</w:t>
           </w:r>
           <w:proofErr w:type="spellEnd"/>
+          <w:proofErr w:type="gramEnd"/>
         </w:p>
       </w:tc>
     </w:tr>
@@ -10478,6 +9410,7 @@
             </w:rPr>
             <w:t xml:space="preserve">, </w:t>
           </w:r>
+          <w:proofErr w:type="gramStart"/>
           <w:r>
             <w:rPr>
               <w:rFonts w:ascii="Linux Biolinum" w:hAnsi="Linux Biolinum" w:cs="Linux Biolinum"/>
@@ -10488,7 +9421,14 @@
             <w:rPr>
               <w:rFonts w:ascii="Linux Biolinum" w:hAnsi="Linux Biolinum" w:cs="Linux Biolinum"/>
             </w:rPr>
-            <w:t>, 20</w:t>
+            <w:t>,</w:t>
+          </w:r>
+          <w:proofErr w:type="gramEnd"/>
+          <w:r>
+            <w:rPr>
+              <w:rFonts w:ascii="Linux Biolinum" w:hAnsi="Linux Biolinum" w:cs="Linux Biolinum"/>
+            </w:rPr>
+            <w:t xml:space="preserve"> 20</w:t>
           </w:r>
           <w:r>
             <w:rPr>
@@ -10542,6 +9482,7 @@
             </w:rPr>
           </w:pPr>
           <w:proofErr w:type="spellStart"/>
+          <w:proofErr w:type="gramStart"/>
           <w:r>
             <w:rPr>
               <w:rFonts w:ascii="Linux Biolinum" w:hAnsi="Linux Biolinum" w:cs="Linux Biolinum"/>
@@ -10549,6 +9490,7 @@
             <w:t>H.Purwadi</w:t>
           </w:r>
           <w:proofErr w:type="spellEnd"/>
+          <w:proofErr w:type="gramEnd"/>
         </w:p>
       </w:tc>
     </w:tr>
@@ -15812,17 +14754,16 @@
     <w:link w:val="FigureCaptionChar"/>
     <w:autoRedefine/>
     <w:qFormat/>
-    <w:rsid w:val="00FA0F86"/>
-    <w:pPr>
-      <w:spacing w:before="220" w:after="240"/>
+    <w:rsid w:val="00D961C0"/>
+    <w:pPr>
+      <w:spacing w:before="220" w:after="240" w:line="360" w:lineRule="auto"/>
       <w:jc w:val="both"/>
     </w:pPr>
     <w:rPr>
-      <w:rFonts w:ascii="Linux Libertine" w:eastAsiaTheme="minorHAnsi" w:hAnsi="Linux Libertine" w:cs="Linux Libertine"/>
-      <w:bCs/>
-      <w:sz w:val="18"/>
-      <w:szCs w:val="22"/>
-      <w:lang w:val="en-US" w:eastAsia="en-US"/>
+      <w:rFonts w:ascii="Times New Roman" w:eastAsiaTheme="minorHAnsi" w:hAnsi="Times New Roman" w:cs="Times New Roman"/>
+      <w:sz w:val="24"/>
+      <w:szCs w:val="24"/>
+      <w:lang w:val="en" w:eastAsia="ja-JP"/>
       <w14:ligatures w14:val="standard"/>
     </w:rPr>
   </w:style>
@@ -15830,13 +14771,12 @@
     <w:name w:val="FigureCaption Char"/>
     <w:basedOn w:val="DefaultParagraphFont"/>
     <w:link w:val="FigureCaption"/>
-    <w:rsid w:val="00FA0F86"/>
-    <w:rPr>
-      <w:rFonts w:ascii="Linux Libertine" w:eastAsiaTheme="minorHAnsi" w:hAnsi="Linux Libertine" w:cs="Linux Libertine"/>
-      <w:bCs/>
-      <w:sz w:val="18"/>
-      <w:szCs w:val="22"/>
-      <w:lang w:val="en-US" w:eastAsia="en-US"/>
+    <w:rsid w:val="00D961C0"/>
+    <w:rPr>
+      <w:rFonts w:ascii="Times New Roman" w:eastAsiaTheme="minorHAnsi" w:hAnsi="Times New Roman" w:cs="Times New Roman"/>
+      <w:sz w:val="24"/>
+      <w:szCs w:val="24"/>
+      <w:lang w:val="en" w:eastAsia="ja-JP"/>
       <w14:ligatures w14:val="standard"/>
     </w:rPr>
   </w:style>
@@ -16004,7 +14944,7 @@
     <w:name w:val="Para"/>
     <w:autoRedefine/>
     <w:qFormat/>
-    <w:rsid w:val="00571B20"/>
+    <w:rsid w:val="00AE1BB2"/>
     <w:pPr>
       <w:spacing w:line="360" w:lineRule="auto"/>
       <w:jc w:val="both"/>
@@ -20081,10 +19021,6 @@
 </file>
 
 <file path=customXml/item1.xml><?xml version="1.0" encoding="utf-8"?>
-<b:Sources xmlns:b="http://schemas.openxmlformats.org/officeDocument/2006/bibliography" xmlns="http://schemas.openxmlformats.org/officeDocument/2006/bibliography" SelectedStyle="\APA.XSL" StyleName="APA"/>
-</file>
-
-<file path=customXml/item2.xml><?xml version="1.0" encoding="utf-8"?>
 <Workflow version="v.1.13">
   <Filtration versionrequired="True" status="DONE" StartTime="25-07-2014 13:27:04" EndTime="25-07-2014 13:28:29">
     <Mandatory>
@@ -20262,16 +19198,20 @@
 </Workflow>
 </file>
 
+<file path=customXml/item2.xml><?xml version="1.0" encoding="utf-8"?>
+<b:Sources xmlns:b="http://schemas.openxmlformats.org/officeDocument/2006/bibliography" xmlns="http://schemas.openxmlformats.org/officeDocument/2006/bibliography" SelectedStyle="\APA.XSL" StyleName="APA"/>
+</file>
+
 <file path=customXml/itemProps1.xml><?xml version="1.0" encoding="utf-8"?>
+<ds:datastoreItem xmlns:ds="http://schemas.openxmlformats.org/officeDocument/2006/customXml" ds:itemID="{4D45DBA2-DCF6-46BF-858B-9A8CC8161B4D}">
+  <ds:schemaRefs/>
+</ds:datastoreItem>
+</file>
+
+<file path=customXml/itemProps2.xml><?xml version="1.0" encoding="utf-8"?>
 <ds:datastoreItem xmlns:ds="http://schemas.openxmlformats.org/officeDocument/2006/customXml" ds:itemID="{B589180B-96F4-4B3D-93D7-E2C64345EF74}">
   <ds:schemaRefs>
     <ds:schemaRef ds:uri="http://schemas.openxmlformats.org/officeDocument/2006/bibliography"/>
   </ds:schemaRefs>
 </ds:datastoreItem>
-</file>
-
-<file path=customXml/itemProps2.xml><?xml version="1.0" encoding="utf-8"?>
-<ds:datastoreItem xmlns:ds="http://schemas.openxmlformats.org/officeDocument/2006/customXml" ds:itemID="{4D45DBA2-DCF6-46BF-858B-9A8CC8161B4D}">
-  <ds:schemaRefs/>
-</ds:datastoreItem>
 </file>
--- a/Imbalance_Balanced_Dataset_Composition_XAI.docx
+++ b/Imbalance_Balanced_Dataset_Composition_XAI.docx
@@ -5363,6 +5363,7 @@
       <w:pPr>
         <w:pStyle w:val="FigureCaption"/>
         <w:rPr>
+          <w:b/>
           <w:bCs/>
         </w:rPr>
       </w:pPr>
@@ -5370,19 +5371,37 @@
         <w:rPr>
           <w:rStyle w:val="Label"/>
           <w:rFonts w:ascii="Times New Roman" w:hAnsi="Times New Roman"/>
+          <w:b/>
+          <w:bCs/>
         </w:rPr>
         <w:t>4.3</w:t>
       </w:r>
       <w:r>
+        <w:rPr>
+          <w:b/>
+          <w:bCs/>
+        </w:rPr>
         <w:t> </w:t>
       </w:r>
       <w:r>
+        <w:rPr>
+          <w:b/>
+          <w:bCs/>
+        </w:rPr>
         <w:t xml:space="preserve">Logistic Regression Model </w:t>
       </w:r>
       <w:r>
+        <w:rPr>
+          <w:b/>
+          <w:bCs/>
+        </w:rPr>
         <w:t xml:space="preserve">Performance </w:t>
       </w:r>
       <w:r>
+        <w:rPr>
+          <w:b/>
+          <w:bCs/>
+        </w:rPr>
         <w:t>using Balanced Dataset</w:t>
       </w:r>
     </w:p>
@@ -5544,8 +5563,16 @@
     <w:p>
       <w:pPr>
         <w:pStyle w:val="FigureCaption"/>
-      </w:pPr>
-      <w:r>
+        <w:rPr>
+          <w:b/>
+          <w:bCs/>
+        </w:rPr>
+      </w:pPr>
+      <w:r>
+        <w:rPr>
+          <w:b/>
+          <w:bCs/>
+        </w:rPr>
         <w:t>Interpretation:</w:t>
       </w:r>
     </w:p>
@@ -5565,13 +5592,19 @@
       <w:r>
         <w:t xml:space="preserve"> </w:t>
       </w:r>
+      <w:r>
+        <w:t>uses</w:t>
+      </w:r>
+      <w:r>
+        <w:t xml:space="preserve"> a balanced </w:t>
+      </w:r>
       <w:proofErr w:type="gramStart"/>
       <w:r>
-        <w:t>using</w:t>
+        <w:t>dataset</w:t>
       </w:r>
       <w:proofErr w:type="gramEnd"/>
       <w:r>
-        <w:t xml:space="preserve"> a balanced dataset seems good for all </w:t>
+        <w:t xml:space="preserve"> seems good for all </w:t>
       </w:r>
       <w:proofErr w:type="gramStart"/>
       <w:r>
@@ -5598,6 +5631,7 @@
       <w:pPr>
         <w:pStyle w:val="FigureCaption"/>
         <w:rPr>
+          <w:b/>
           <w:bCs/>
         </w:rPr>
       </w:pPr>
@@ -5605,13 +5639,23 @@
         <w:rPr>
           <w:rStyle w:val="Label"/>
           <w:rFonts w:ascii="Times New Roman" w:hAnsi="Times New Roman"/>
+          <w:b/>
+          <w:bCs/>
         </w:rPr>
         <w:t>4.4</w:t>
       </w:r>
       <w:r>
+        <w:rPr>
+          <w:b/>
+          <w:bCs/>
+        </w:rPr>
         <w:t> </w:t>
       </w:r>
       <w:r>
+        <w:rPr>
+          <w:b/>
+          <w:bCs/>
+        </w:rPr>
         <w:t xml:space="preserve"> LIME Explanation of Logistic Regression Model using Balanced Dataset</w:t>
       </w:r>
     </w:p>
@@ -5865,13 +5909,7 @@
         <w:t>IME</w:t>
       </w:r>
       <w:r>
-        <w:t xml:space="preserve">'s explanation shows that the model </w:t>
-      </w:r>
-      <w:r>
-        <w:t>can</w:t>
-      </w:r>
-      <w:r>
-        <w:t xml:space="preserve"> distinguish between classes 0 and class 1, </w:t>
+        <w:t xml:space="preserve">'s explanation shows that the model can distinguish between classes 0 and class 1, </w:t>
       </w:r>
       <w:r>
         <w:t>considering</w:t>
@@ -6549,13 +6587,7 @@
         <w:pStyle w:val="FigureCaption"/>
       </w:pPr>
       <w:r>
-        <w:t xml:space="preserve">The relationship between data/ dataset size and evaluation can be proven in the performance of the model in various sample sizes. In small </w:t>
-      </w:r>
-      <w:r>
-        <w:t>datasets</w:t>
-      </w:r>
-      <w:r>
-        <w:t xml:space="preserve">, especially those that have unbalanced classes, this model often gives misleading results. For example, in a smaller dataset, minority classes may have high recall, wrongly </w:t>
+        <w:t xml:space="preserve">The relationship between data/ dataset size and evaluation can be proven in the performance of the model in various sample sizes. In small datasets, especially those that have unbalanced classes, this model often gives misleading results. For example, in a smaller dataset, minority classes may have high recall, wrongly </w:t>
       </w:r>
       <w:proofErr w:type="gramStart"/>
       <w:r>
@@ -6583,13 +6615,7 @@
         <w:pStyle w:val="FigureCaption"/>
       </w:pPr>
       <w:r>
-        <w:t xml:space="preserve">That way, a larger </w:t>
-      </w:r>
-      <w:r>
-        <w:t>data set</w:t>
-      </w:r>
-      <w:r>
-        <w:t xml:space="preserve"> provides a more accurate and reliable evaluation of models. They helped reveal how much the model </w:t>
+        <w:t xml:space="preserve">That way, a larger data set provides a more accurate and reliable evaluation of models. They helped reveal how much the model </w:t>
       </w:r>
       <w:proofErr w:type="gramStart"/>
       <w:r>
@@ -6674,11 +6700,9 @@
       <w:r>
         <w:t xml:space="preserve">Implications for models trained on unbalanced dataset are very significant. AI practitioners can make decisions based on misleading performance metrics, believe that their models are fair and impartial, only to find that these models fail to generalize after being applied to larger or more diverse datasets. This is especially problematic in high -risk domains such as health care or criminal justice, where a model that can cause unfair or very dangerous results for minority groups. Therefore, it is very important to evaluate the model on a large enough dataset to avoid this </w:t>
       </w:r>
-      <w:proofErr w:type="gramStart"/>
-      <w:r>
-        <w:t>trap, and</w:t>
-      </w:r>
-      <w:proofErr w:type="gramEnd"/>
+      <w:r>
+        <w:t>trap and</w:t>
+      </w:r>
       <w:r>
         <w:t xml:space="preserve"> ensure that the actual bias is revealed in the model development process.</w:t>
       </w:r>
@@ -6788,19 +6812,21 @@
         </w:rPr>
       </w:pPr>
       <w:r>
-        <w:t xml:space="preserve">In this section, </w:t>
-      </w:r>
-      <w:r>
-        <w:t xml:space="preserve">I </w:t>
-      </w:r>
-      <w:r>
-        <w:t xml:space="preserve">summarize the key findings from the analysis. </w:t>
-      </w:r>
-      <w:r>
-        <w:rPr>
-          <w:lang w:val="en-ID"/>
-        </w:rPr>
-        <w:t>This research reveals the significant impact of dataset composition on model fairness and transparency. Specifically, it shows that:</w:t>
+        <w:t xml:space="preserve">In this chapter, I </w:t>
+      </w:r>
+      <w:proofErr w:type="gramStart"/>
+      <w:r>
+        <w:t>try</w:t>
+      </w:r>
+      <w:proofErr w:type="gramEnd"/>
+      <w:r>
+        <w:t xml:space="preserve"> to summarize the findings from the analysis. This research reveals a significant impact of dataset composition on model fairness and transparency. This shows that</w:t>
+      </w:r>
+      <w:r>
+        <w:rPr>
+          <w:lang w:val="en-ID"/>
+        </w:rPr>
+        <w:t>:</w:t>
       </w:r>
     </w:p>
     <w:p>
@@ -6826,14 +6852,29 @@
         <w:rPr>
           <w:lang w:val="en-ID"/>
         </w:rPr>
-        <w:t xml:space="preserve">: Imbalanced datasets lead to biased model performance, with the model showing a preference for the majority class. The minority class is </w:t>
+        <w:t xml:space="preserve">: </w:t>
+      </w:r>
+    </w:p>
+    <w:p>
+      <w:pPr>
+        <w:pStyle w:val="Para"/>
+        <w:ind w:left="720"/>
+        <w:rPr>
+          <w:lang w:val="en-ID"/>
+        </w:rPr>
+      </w:pPr>
+      <w:r>
+        <w:rPr>
+          <w:lang w:val="en-ID"/>
+        </w:rPr>
+        <w:t xml:space="preserve">An imbalanced data set results in bias in the model that discriminatively and unfairly predicts directly for the majority </w:t>
       </w:r>
       <w:r>
         <w:rPr>
           <w:lang w:val="en-ID"/>
         </w:rPr>
         <w:lastRenderedPageBreak/>
-        <w:t>underrepresented, resulting in lower recall and precision, which is particularly problematic in high-stakes applications such as healthcare or criminal justice.</w:t>
+        <w:t>class. Minority groups are not represented, resulting in low accuracy.</w:t>
       </w:r>
     </w:p>
     <w:p>
@@ -6859,7 +6900,66 @@
         <w:rPr>
           <w:lang w:val="en-ID"/>
         </w:rPr>
-        <w:t>: Small sample sizes can provide a misleading impression of fairness, as they might artificially inflate the model’s performance on the minority class. As the dataset size increases, the model's bias becomes more apparent, with performance metrics such as recall and precision for the minority class deteriorating sharply.</w:t>
+        <w:t xml:space="preserve">: </w:t>
+      </w:r>
+    </w:p>
+    <w:p>
+      <w:pPr>
+        <w:pStyle w:val="Para"/>
+        <w:ind w:left="720"/>
+        <w:rPr>
+          <w:lang w:val="en-ID"/>
+        </w:rPr>
+      </w:pPr>
+      <w:r>
+        <w:rPr>
+          <w:lang w:val="en-ID"/>
+        </w:rPr>
+        <w:t>S</w:t>
+      </w:r>
+      <w:r>
+        <w:rPr>
+          <w:lang w:val="en-ID"/>
+        </w:rPr>
+        <w:t xml:space="preserve">mall sample size </w:t>
+      </w:r>
+      <w:r>
+        <w:rPr>
+          <w:lang w:val="en-ID"/>
+        </w:rPr>
+        <w:t>gave</w:t>
+      </w:r>
+      <w:r>
+        <w:rPr>
+          <w:lang w:val="en-ID"/>
+        </w:rPr>
+        <w:t xml:space="preserve"> misleading impression of fairness, </w:t>
+      </w:r>
+      <w:r>
+        <w:rPr>
+          <w:lang w:val="en-ID"/>
+        </w:rPr>
+        <w:t>because</w:t>
+      </w:r>
+      <w:r>
+        <w:rPr>
+          <w:lang w:val="en-ID"/>
+        </w:rPr>
+        <w:t xml:space="preserve"> it can </w:t>
+      </w:r>
+      <w:proofErr w:type="spellStart"/>
+      <w:r>
+        <w:rPr>
+          <w:lang w:val="en-ID"/>
+        </w:rPr>
+        <w:t>fakely</w:t>
+      </w:r>
+      <w:proofErr w:type="spellEnd"/>
+      <w:r>
+        <w:rPr>
+          <w:lang w:val="en-ID"/>
+        </w:rPr>
+        <w:t xml:space="preserve"> increase the model's performance on minority classes, when in fact it does not. As the size of the dataset increases, model bias becomes more pronounced, with performance metrics for minority classes decreasing sharply.</w:t>
       </w:r>
     </w:p>
     <w:p>
@@ -6885,7 +6985,82 @@
         <w:rPr>
           <w:lang w:val="en-ID"/>
         </w:rPr>
-        <w:t xml:space="preserve">: The findings suggest that traditional bias evaluations may not be sufficient, especially when using imbalanced and small datasets. The study underscores the importance of documenting and </w:t>
+        <w:t xml:space="preserve">: </w:t>
+      </w:r>
+    </w:p>
+    <w:p>
+      <w:pPr>
+        <w:pStyle w:val="Para"/>
+        <w:ind w:left="720"/>
+        <w:rPr>
+          <w:lang w:val="en-ID"/>
+        </w:rPr>
+      </w:pPr>
+      <w:r>
+        <w:rPr>
+          <w:lang w:val="en-ID"/>
+        </w:rPr>
+        <w:t xml:space="preserve">The </w:t>
+      </w:r>
+      <w:r>
+        <w:rPr>
+          <w:lang w:val="en-ID"/>
+        </w:rPr>
+        <w:t xml:space="preserve">findings </w:t>
+      </w:r>
+      <w:r>
+        <w:rPr>
+          <w:lang w:val="en-ID"/>
+        </w:rPr>
+        <w:t>showed</w:t>
+      </w:r>
+      <w:r>
+        <w:rPr>
+          <w:lang w:val="en-ID"/>
+        </w:rPr>
+        <w:t xml:space="preserve"> that </w:t>
+      </w:r>
+      <w:r>
+        <w:rPr>
+          <w:lang w:val="en-ID"/>
+        </w:rPr>
+        <w:t xml:space="preserve">the </w:t>
+      </w:r>
+      <w:r>
+        <w:rPr>
+          <w:lang w:val="en-ID"/>
+        </w:rPr>
+        <w:t>bias</w:t>
+      </w:r>
+      <w:r>
+        <w:rPr>
+          <w:lang w:val="en-ID"/>
+        </w:rPr>
+        <w:t xml:space="preserve"> evaluation is </w:t>
+      </w:r>
+      <w:r>
+        <w:rPr>
+          <w:lang w:val="en-ID"/>
+        </w:rPr>
+        <w:t>failed</w:t>
+      </w:r>
+      <w:r>
+        <w:rPr>
+          <w:lang w:val="en-ID"/>
+        </w:rPr>
+        <w:t xml:space="preserve"> when using unbalanced and small data sets. This study </w:t>
+      </w:r>
+      <w:r>
+        <w:rPr>
+          <w:lang w:val="en-ID"/>
+        </w:rPr>
+        <w:t>underlined</w:t>
+      </w:r>
+      <w:r>
+        <w:rPr>
+          <w:lang w:val="en-ID"/>
+        </w:rPr>
+        <w:t xml:space="preserve"> the importance of documenting and </w:t>
       </w:r>
       <w:r>
         <w:rPr>
@@ -6897,25 +7072,78 @@
         <w:rPr>
           <w:lang w:val="en-ID"/>
         </w:rPr>
-        <w:t xml:space="preserve"> dataset composition to avoid biases being hidden by smaller sample sizes.</w:t>
+        <w:t xml:space="preserve"> the</w:t>
+      </w:r>
+      <w:r>
+        <w:rPr>
+          <w:lang w:val="en-ID"/>
+        </w:rPr>
+        <w:t xml:space="preserve"> data sparsity/ data scales and </w:t>
+      </w:r>
+      <w:r>
+        <w:rPr>
+          <w:lang w:val="en-ID"/>
+        </w:rPr>
+        <w:t xml:space="preserve">data </w:t>
+      </w:r>
+      <w:r>
+        <w:rPr>
+          <w:lang w:val="en-ID"/>
+        </w:rPr>
+        <w:t>composition</w:t>
+      </w:r>
+      <w:r>
+        <w:rPr>
+          <w:lang w:val="en-ID"/>
+        </w:rPr>
+        <w:t>/</w:t>
+      </w:r>
+      <w:r>
+        <w:rPr>
+          <w:lang w:val="en-ID"/>
+        </w:rPr>
+        <w:t xml:space="preserve"> </w:t>
+      </w:r>
+      <w:r>
+        <w:rPr>
+          <w:lang w:val="en-ID"/>
+        </w:rPr>
+        <w:t>homogeneity</w:t>
+      </w:r>
+      <w:r>
+        <w:rPr>
+          <w:lang w:val="en-ID"/>
+        </w:rPr>
+        <w:t xml:space="preserve"> of data sets to avoid biases hidden by smaller sample sizes.</w:t>
       </w:r>
     </w:p>
     <w:p>
       <w:pPr>
         <w:pStyle w:val="Para"/>
+        <w:ind w:left="720"/>
       </w:pPr>
     </w:p>
     <w:p>
       <w:pPr>
         <w:pStyle w:val="Para"/>
-      </w:pPr>
-      <w:r>
+        <w:rPr>
+          <w:b/>
+          <w:bCs/>
+        </w:rPr>
+      </w:pPr>
+      <w:r>
+        <w:rPr>
+          <w:b/>
+          <w:bCs/>
+        </w:rPr>
         <w:t>5.1.2</w:t>
       </w:r>
       <w:r>
+        <w:rPr>
+          <w:b/>
+          <w:bCs/>
+        </w:rPr>
         <w:tab/>
-      </w:r>
-      <w:r>
         <w:t>Analysis of Findings in the Context of Responsible AI</w:t>
       </w:r>
     </w:p>
@@ -13523,6 +13751,7 @@
   <w:style w:type="character" w:default="1" w:styleId="DefaultParagraphFont">
     <w:name w:val="Default Paragraph Font"/>
     <w:uiPriority w:val="1"/>
+    <w:semiHidden/>
     <w:unhideWhenUsed/>
   </w:style>
   <w:style w:type="table" w:default="1" w:styleId="TableNormal">
@@ -19021,6 +19250,10 @@
 </file>
 
 <file path=customXml/item1.xml><?xml version="1.0" encoding="utf-8"?>
+<b:Sources xmlns:b="http://schemas.openxmlformats.org/officeDocument/2006/bibliography" xmlns="http://schemas.openxmlformats.org/officeDocument/2006/bibliography" SelectedStyle="\APA.XSL" StyleName="APA"/>
+</file>
+
+<file path=customXml/item2.xml><?xml version="1.0" encoding="utf-8"?>
 <Workflow version="v.1.13">
   <Filtration versionrequired="True" status="DONE" StartTime="25-07-2014 13:27:04" EndTime="25-07-2014 13:28:29">
     <Mandatory>
@@ -19198,20 +19431,16 @@
 </Workflow>
 </file>
 
-<file path=customXml/item2.xml><?xml version="1.0" encoding="utf-8"?>
-<b:Sources xmlns:b="http://schemas.openxmlformats.org/officeDocument/2006/bibliography" xmlns="http://schemas.openxmlformats.org/officeDocument/2006/bibliography" SelectedStyle="\APA.XSL" StyleName="APA"/>
-</file>
-
 <file path=customXml/itemProps1.xml><?xml version="1.0" encoding="utf-8"?>
-<ds:datastoreItem xmlns:ds="http://schemas.openxmlformats.org/officeDocument/2006/customXml" ds:itemID="{4D45DBA2-DCF6-46BF-858B-9A8CC8161B4D}">
-  <ds:schemaRefs/>
-</ds:datastoreItem>
-</file>
-
-<file path=customXml/itemProps2.xml><?xml version="1.0" encoding="utf-8"?>
 <ds:datastoreItem xmlns:ds="http://schemas.openxmlformats.org/officeDocument/2006/customXml" ds:itemID="{B589180B-96F4-4B3D-93D7-E2C64345EF74}">
   <ds:schemaRefs>
     <ds:schemaRef ds:uri="http://schemas.openxmlformats.org/officeDocument/2006/bibliography"/>
   </ds:schemaRefs>
 </ds:datastoreItem>
+</file>
+
+<file path=customXml/itemProps2.xml><?xml version="1.0" encoding="utf-8"?>
+<ds:datastoreItem xmlns:ds="http://schemas.openxmlformats.org/officeDocument/2006/customXml" ds:itemID="{4D45DBA2-DCF6-46BF-858B-9A8CC8161B4D}">
+  <ds:schemaRefs/>
+</ds:datastoreItem>
 </file>
--- a/Imbalance_Balanced_Dataset_Composition_XAI.docx
+++ b/Imbalance_Balanced_Dataset_Composition_XAI.docx
@@ -6291,13 +6291,8 @@
         <w:t>model performance with larger sample sizes to reveal</w:t>
       </w:r>
       <w:r>
-        <w:t xml:space="preserve"> and </w:t>
-      </w:r>
-      <w:proofErr w:type="gramStart"/>
-      <w:r>
-        <w:t>shows</w:t>
-      </w:r>
-      <w:proofErr w:type="gramEnd"/>
+        <w:t xml:space="preserve"> and shows</w:t>
+      </w:r>
       <w:r>
         <w:t xml:space="preserve"> the actual bias caused by the imbalance.</w:t>
       </w:r>
@@ -6673,11 +6668,9 @@
       <w:r>
         <w:t xml:space="preserve">When the size of the dataset becomes large, the true bias of the model appears, with the AUC-PR Metric value for the minority </w:t>
       </w:r>
-      <w:proofErr w:type="gramStart"/>
-      <w:r>
-        <w:t>class that drops</w:t>
-      </w:r>
-      <w:proofErr w:type="gramEnd"/>
+      <w:r>
+        <w:t>class dropping</w:t>
+      </w:r>
       <w:r>
         <w:t xml:space="preserve"> to a very planned level. This shows that the size of a small sample can cover the actual level of bias. </w:t>
       </w:r>
@@ -7157,10 +7150,99 @@
         <w:pStyle w:val="Para"/>
       </w:pPr>
       <w:r>
-        <w:t xml:space="preserve">These findings highlight the need for more comprehensive Responsible AI practices. Traditionally, AI fairness has focused on model explainability and transparency, but this research shows that documenting dataset composition is just as important. By not addressing dataset </w:t>
-      </w:r>
-      <w:r>
-        <w:t>imbalance and small sample sizes, biases can go undetected, potentially leading to unfair outcomes in critical decision-making processes.</w:t>
+        <w:t>Th</w:t>
+      </w:r>
+      <w:r>
+        <w:t>is research found</w:t>
+      </w:r>
+      <w:r>
+        <w:t xml:space="preserve"> the </w:t>
+      </w:r>
+      <w:r>
+        <w:t xml:space="preserve">important and </w:t>
+      </w:r>
+      <w:r>
+        <w:t>need</w:t>
+      </w:r>
+      <w:r>
+        <w:t>s</w:t>
+      </w:r>
+      <w:r>
+        <w:t xml:space="preserve"> for more </w:t>
+      </w:r>
+      <w:r>
+        <w:t xml:space="preserve">data documentation standard in </w:t>
+      </w:r>
+      <w:r>
+        <w:t xml:space="preserve">Responsible AI practices. </w:t>
+      </w:r>
+      <w:r>
+        <w:t>Usually</w:t>
+      </w:r>
+      <w:r>
+        <w:t>, AI fairness has focused on model transparency</w:t>
+      </w:r>
+      <w:r>
+        <w:t xml:space="preserve"> and explainability</w:t>
+      </w:r>
+      <w:r>
+        <w:t xml:space="preserve">, but this research shows that documenting dataset composition is </w:t>
+      </w:r>
+      <w:r>
+        <w:t>also</w:t>
+      </w:r>
+      <w:r>
+        <w:t xml:space="preserve"> </w:t>
+      </w:r>
+      <w:r>
+        <w:t xml:space="preserve">very </w:t>
+      </w:r>
+      <w:r>
+        <w:t xml:space="preserve">important. By not </w:t>
+      </w:r>
+      <w:r>
+        <w:t xml:space="preserve">addressing dataset </w:t>
+      </w:r>
+      <w:r>
+        <w:t xml:space="preserve">homogeneity/ </w:t>
+      </w:r>
+      <w:r>
+        <w:t xml:space="preserve">imbalance and </w:t>
+      </w:r>
+      <w:r>
+        <w:t xml:space="preserve">how </w:t>
+      </w:r>
+      <w:r>
+        <w:t>small sample sizes</w:t>
+      </w:r>
+      <w:r>
+        <w:t xml:space="preserve"> </w:t>
+      </w:r>
+      <w:proofErr w:type="gramStart"/>
+      <w:r>
+        <w:t>is</w:t>
+      </w:r>
+      <w:proofErr w:type="gramEnd"/>
+      <w:r>
+        <w:t xml:space="preserve">, </w:t>
+      </w:r>
+      <w:r>
+        <w:t xml:space="preserve">the </w:t>
+      </w:r>
+      <w:r>
+        <w:t xml:space="preserve">biases can go undetected, </w:t>
+      </w:r>
+      <w:r>
+        <w:t xml:space="preserve">and then </w:t>
+      </w:r>
+      <w:r>
+        <w:t xml:space="preserve">leading to </w:t>
+      </w:r>
+      <w:r>
+        <w:t>discriminative result</w:t>
+      </w:r>
+      <w:r>
+        <w:t xml:space="preserve"> in critical decision-making processes.</w:t>
       </w:r>
     </w:p>
     <w:p>
@@ -7168,7 +7250,30 @@
         <w:pStyle w:val="Para"/>
       </w:pPr>
       <w:r>
-        <w:t>In the broader context, the results support the call for stricter AI model evaluation, particularly in domains where fairness is paramount. Ensuring that AI systems are trained on balanced datasets and using sufficiently large sample sizes is critical for enhancing AI fairness and reducing bias.</w:t>
+        <w:t xml:space="preserve">Ensuring that AI systems are trained on balanced datasets and using sufficiently large sample sizes is critical </w:t>
+      </w:r>
+      <w:r>
+        <w:t>to</w:t>
+      </w:r>
+      <w:r>
+        <w:t xml:space="preserve"> reduc</w:t>
+      </w:r>
+      <w:r>
+        <w:t>e</w:t>
+      </w:r>
+      <w:r>
+        <w:t xml:space="preserve"> bias</w:t>
+      </w:r>
+      <w:r>
+        <w:t xml:space="preserve"> and increase fairness in </w:t>
+      </w:r>
+      <w:proofErr w:type="gramStart"/>
+      <w:r>
+        <w:t>Responsible</w:t>
+      </w:r>
+      <w:proofErr w:type="gramEnd"/>
+      <w:r>
+        <w:t xml:space="preserve"> AI field.</w:t>
       </w:r>
     </w:p>
     <w:p>
@@ -7179,14 +7284,24 @@
     <w:p>
       <w:pPr>
         <w:pStyle w:val="Para"/>
-      </w:pPr>
-      <w:r>
+        <w:rPr>
+          <w:b/>
+          <w:bCs/>
+        </w:rPr>
+      </w:pPr>
+      <w:r>
+        <w:rPr>
+          <w:b/>
+          <w:bCs/>
+        </w:rPr>
         <w:t>5.1.3</w:t>
       </w:r>
       <w:r>
+        <w:rPr>
+          <w:b/>
+          <w:bCs/>
+        </w:rPr>
         <w:tab/>
-      </w:r>
-      <w:r>
         <w:t>Unexpected Results and Speculation</w:t>
       </w:r>
     </w:p>
@@ -7194,58 +7309,100 @@
       <w:pPr>
         <w:pStyle w:val="Para"/>
       </w:pPr>
+      <w:r>
+        <w:t>The</w:t>
+      </w:r>
+      <w:r>
+        <w:t xml:space="preserve"> unexpected result was </w:t>
+      </w:r>
+      <w:r>
+        <w:t>that</w:t>
+      </w:r>
+      <w:r>
+        <w:t xml:space="preserve"> small sample sizes </w:t>
+      </w:r>
+      <w:r>
+        <w:t>using</w:t>
+      </w:r>
+      <w:r>
+        <w:t xml:space="preserve"> imbalanced data</w:t>
+      </w:r>
+      <w:r>
+        <w:t xml:space="preserve"> can falsely show very high accuracy on </w:t>
+      </w:r>
+      <w:r>
+        <w:t>the model’s performance</w:t>
+      </w:r>
+      <w:r>
+        <w:t>.</w:t>
+      </w:r>
+      <w:r>
+        <w:t xml:space="preserve"> In smaller datasets, the recall for the minority class was higher than expected, suggesting the model had learned some patterns for the minority class. </w:t>
+      </w:r>
+      <w:r>
+        <w:t xml:space="preserve">When </w:t>
+      </w:r>
+      <w:r>
+        <w:t>scal</w:t>
+      </w:r>
+      <w:r>
+        <w:t>ed</w:t>
+      </w:r>
+      <w:r>
+        <w:t xml:space="preserve"> up the </w:t>
+      </w:r>
+      <w:r>
+        <w:t xml:space="preserve">sample size of </w:t>
+      </w:r>
+      <w:r>
+        <w:t>dataset, it became clear that the model was not learning the</w:t>
+      </w:r>
+      <w:r>
+        <w:t xml:space="preserve"> p</w:t>
+      </w:r>
+      <w:r>
+        <w:t>atterns</w:t>
+      </w:r>
+      <w:r>
+        <w:t>. The high accuracy was fake.</w:t>
+      </w:r>
     </w:p>
     <w:p>
       <w:pPr>
         <w:pStyle w:val="Para"/>
       </w:pPr>
-      <w:r>
-        <w:t>One unexpected result was the degree to which small sample sizes appeared to inflate the model’s performance, particularly with imbalanced data. In smaller datasets, the recall for the minority class was higher than expected, suggesting the model had learned some patterns for the minority class. However, upon scaling up the dataset, it became clear that the model was not truly learning these patterns; rather, it was influenced by statistical noise or overfitting to the small sample data.</w:t>
-      </w:r>
     </w:p>
     <w:p>
       <w:pPr>
         <w:pStyle w:val="Para"/>
-      </w:pPr>
+        <w:rPr>
+          <w:b/>
+          <w:bCs/>
+        </w:rPr>
+      </w:pPr>
+      <w:r>
+        <w:rPr>
+          <w:b/>
+          <w:bCs/>
+        </w:rPr>
+        <w:t>5.2 Discussion of Limitation</w:t>
+      </w:r>
     </w:p>
     <w:p>
       <w:pPr>
         <w:pStyle w:val="Para"/>
       </w:pPr>
       <w:r>
-        <w:t xml:space="preserve">This behavior could be attributed to over-optimization </w:t>
-      </w:r>
-      <w:r>
-        <w:t>in</w:t>
-      </w:r>
-      <w:r>
-        <w:t xml:space="preserve"> small, specific cases within the minority class, creating an illusion of fairness. These results highlight the importance of evaluating models on large and diverse datasets to avoid misleading conclusions.</w:t>
-      </w:r>
-    </w:p>
-    <w:p>
-      <w:pPr>
-        <w:pStyle w:val="Para"/>
-      </w:pPr>
-    </w:p>
-    <w:p>
-      <w:pPr>
-        <w:pStyle w:val="Para"/>
-      </w:pPr>
-      <w:r>
-        <w:t>5.2 Discussion of Limitation</w:t>
-      </w:r>
-    </w:p>
-    <w:p>
-      <w:pPr>
-        <w:pStyle w:val="Para"/>
-      </w:pPr>
-    </w:p>
-    <w:p>
-      <w:pPr>
-        <w:pStyle w:val="Para"/>
-      </w:pPr>
-      <w:r>
-        <w:t>There are several limitations to consider:</w:t>
+        <w:t>S</w:t>
+      </w:r>
+      <w:r>
+        <w:t xml:space="preserve">everal limitations </w:t>
+      </w:r>
+      <w:r>
+        <w:t>of this research</w:t>
+      </w:r>
+      <w:r>
+        <w:t>:</w:t>
       </w:r>
     </w:p>
     <w:p>
@@ -7257,7 +7414,22 @@
         </w:numPr>
       </w:pPr>
       <w:r>
-        <w:t xml:space="preserve">One limitation of this study was the focus on a specific classification task using a logistic regression model. While logistic regression is widely used, other machine learning models may exhibit different behavior under similar conditions of imbalance and sample size. </w:t>
+        <w:t xml:space="preserve">This study only </w:t>
+      </w:r>
+      <w:r>
+        <w:t>evaluates</w:t>
+      </w:r>
+      <w:r>
+        <w:t xml:space="preserve"> </w:t>
+      </w:r>
+      <w:r>
+        <w:t>a few</w:t>
+      </w:r>
+      <w:r>
+        <w:t xml:space="preserve"> types of data characteristics</w:t>
+      </w:r>
+      <w:r>
+        <w:t>, which are only data homogeneity and data sparsity.</w:t>
       </w:r>
     </w:p>
     <w:p>
@@ -7269,16 +7441,50 @@
         </w:numPr>
       </w:pPr>
       <w:r>
-        <w:t>T</w:t>
-      </w:r>
-      <w:r>
-        <w:t xml:space="preserve">he experiments were limited to synthetic datasets. Although the imbalanced </w:t>
-      </w:r>
-      <w:r>
-        <w:t>data set</w:t>
-      </w:r>
-      <w:r>
-        <w:t xml:space="preserve"> accurately reflects typical real-world scenarios, the complexity of real-world data, including noise and non-linearity, could affect model behavior differently. Future studies should aim to test these findings on real-world datasets across various machine learning models to increase generalizability.</w:t>
+        <w:t>Another</w:t>
+      </w:r>
+      <w:r>
+        <w:t xml:space="preserve"> limitation of this study was the </w:t>
+      </w:r>
+      <w:r>
+        <w:t>use of only</w:t>
+      </w:r>
+      <w:r>
+        <w:t xml:space="preserve"> a logistic regression model. </w:t>
+      </w:r>
+      <w:r>
+        <w:t xml:space="preserve">Despite </w:t>
+      </w:r>
+      <w:r>
+        <w:t xml:space="preserve">logistic regression is </w:t>
+      </w:r>
+      <w:r>
+        <w:t>commonly</w:t>
+      </w:r>
+      <w:r>
+        <w:t xml:space="preserve"> used, other machine learning models may </w:t>
+      </w:r>
+      <w:r>
+        <w:t xml:space="preserve">have </w:t>
+      </w:r>
+      <w:r>
+        <w:t xml:space="preserve">different behavior under similar </w:t>
+      </w:r>
+      <w:r>
+        <w:lastRenderedPageBreak/>
+        <w:t xml:space="preserve">conditions of </w:t>
+      </w:r>
+      <w:r>
+        <w:t xml:space="preserve">data homogeneity </w:t>
+      </w:r>
+      <w:r>
+        <w:t xml:space="preserve">and </w:t>
+      </w:r>
+      <w:r>
+        <w:t>data sparsity</w:t>
+      </w:r>
+      <w:r>
+        <w:t xml:space="preserve">. </w:t>
       </w:r>
     </w:p>
     <w:p>
@@ -7290,52 +7496,211 @@
         </w:numPr>
       </w:pPr>
       <w:r>
-        <w:t>The study also focused on binary classification tasks. Extending this analysis to multi-class classification problems could further illuminate how dataset imbalance affects bias in more complex settings.</w:t>
+        <w:t>T</w:t>
+      </w:r>
+      <w:r>
+        <w:t xml:space="preserve">he </w:t>
+      </w:r>
+      <w:r>
+        <w:t>study</w:t>
+      </w:r>
+      <w:r>
+        <w:t xml:space="preserve"> </w:t>
+      </w:r>
+      <w:r>
+        <w:t>was</w:t>
+      </w:r>
+      <w:r>
+        <w:t xml:space="preserve"> </w:t>
+      </w:r>
+      <w:r>
+        <w:t xml:space="preserve">also </w:t>
+      </w:r>
+      <w:r>
+        <w:t xml:space="preserve">limited to </w:t>
+      </w:r>
+      <w:r>
+        <w:t xml:space="preserve">only </w:t>
+      </w:r>
+      <w:r>
+        <w:t>the use of</w:t>
+      </w:r>
+      <w:r>
+        <w:t xml:space="preserve"> </w:t>
+      </w:r>
+      <w:r>
+        <w:t xml:space="preserve">synthetic datasets. Although the imbalanced </w:t>
+      </w:r>
+      <w:r>
+        <w:t>data set</w:t>
+      </w:r>
+      <w:r>
+        <w:t xml:space="preserve"> </w:t>
+      </w:r>
+      <w:r>
+        <w:t xml:space="preserve">of synthetic data could </w:t>
+      </w:r>
+      <w:r>
+        <w:t>reflect</w:t>
+      </w:r>
+      <w:r>
+        <w:t xml:space="preserve"> typical real-world scenarios, the complexity </w:t>
+      </w:r>
+      <w:r>
+        <w:t xml:space="preserve">and </w:t>
+      </w:r>
+      <w:r>
+        <w:t>noise</w:t>
+      </w:r>
+      <w:r>
+        <w:t xml:space="preserve"> </w:t>
+      </w:r>
+      <w:r>
+        <w:t>of real-world data</w:t>
+      </w:r>
+      <w:r>
+        <w:t xml:space="preserve"> could </w:t>
+      </w:r>
+      <w:r>
+        <w:t xml:space="preserve">affect </w:t>
+      </w:r>
+      <w:r>
+        <w:t xml:space="preserve">the </w:t>
+      </w:r>
+      <w:r>
+        <w:t xml:space="preserve">model behavior differently. </w:t>
       </w:r>
     </w:p>
     <w:p>
       <w:pPr>
         <w:pStyle w:val="Para"/>
-      </w:pPr>
+        <w:numPr>
+          <w:ilvl w:val="0"/>
+          <w:numId w:val="35"/>
+        </w:numPr>
+      </w:pPr>
+      <w:r>
+        <w:t xml:space="preserve">The study also </w:t>
+      </w:r>
+      <w:r>
+        <w:t xml:space="preserve">only </w:t>
+      </w:r>
+      <w:r>
+        <w:t xml:space="preserve">focused on binary classification tasks. </w:t>
+      </w:r>
+      <w:r>
+        <w:t>Evaluating</w:t>
+      </w:r>
+      <w:r>
+        <w:t xml:space="preserve"> </w:t>
+      </w:r>
+      <w:r>
+        <w:t xml:space="preserve">multi-class classification problems </w:t>
+      </w:r>
+      <w:r>
+        <w:t xml:space="preserve">would </w:t>
+      </w:r>
+      <w:r>
+        <w:t>s</w:t>
+      </w:r>
+      <w:r>
+        <w:t xml:space="preserve">how </w:t>
+      </w:r>
+      <w:r>
+        <w:t>how</w:t>
+      </w:r>
+      <w:r>
+        <w:t xml:space="preserve"> the </w:t>
+      </w:r>
+      <w:r>
+        <w:t xml:space="preserve">dataset imbalance affects bias in more complex </w:t>
+      </w:r>
+      <w:r>
+        <w:t>situations</w:t>
+      </w:r>
+      <w:r>
+        <w:t>.</w:t>
+      </w:r>
     </w:p>
     <w:p>
       <w:pPr>
         <w:pStyle w:val="Para"/>
-      </w:pPr>
-      <w:r>
         <w:rPr>
           <w:rStyle w:val="Label"/>
           <w:rFonts w:ascii="Times New Roman" w:hAnsi="Times New Roman"/>
           <w:b/>
           <w:bCs/>
         </w:rPr>
-        <w:t>6</w:t>
-      </w:r>
-      <w:r>
-        <w:t> </w:t>
-      </w:r>
-      <w:r>
-        <w:t>Conclusion</w:t>
-      </w:r>
+      </w:pPr>
     </w:p>
     <w:p>
       <w:pPr>
         <w:pStyle w:val="Para"/>
+        <w:rPr>
+          <w:b/>
+          <w:bCs/>
+        </w:rPr>
       </w:pPr>
       <w:r>
         <w:rPr>
           <w:rStyle w:val="Label"/>
           <w:rFonts w:ascii="Times New Roman" w:hAnsi="Times New Roman"/>
+          <w:b/>
+          <w:bCs/>
+        </w:rPr>
+        <w:t>6</w:t>
+      </w:r>
+      <w:r>
+        <w:rPr>
+          <w:b/>
+          <w:bCs/>
+        </w:rPr>
+        <w:t> </w:t>
+      </w:r>
+      <w:r>
+        <w:rPr>
+          <w:b/>
+          <w:bCs/>
+        </w:rPr>
+        <w:t>Conclusion</w:t>
+      </w:r>
+    </w:p>
+    <w:p>
+      <w:pPr>
+        <w:pStyle w:val="Para"/>
+        <w:rPr>
+          <w:b/>
+          <w:bCs/>
+        </w:rPr>
+      </w:pPr>
+      <w:r>
+        <w:rPr>
+          <w:rStyle w:val="Label"/>
+          <w:rFonts w:ascii="Times New Roman" w:hAnsi="Times New Roman"/>
+          <w:b/>
+          <w:bCs/>
         </w:rPr>
         <w:t>6.1</w:t>
       </w:r>
       <w:r>
+        <w:rPr>
+          <w:b/>
+          <w:bCs/>
+        </w:rPr>
         <w:t> </w:t>
       </w:r>
       <w:r>
+        <w:rPr>
+          <w:b/>
+          <w:bCs/>
+        </w:rPr>
         <w:t xml:space="preserve"> Summary</w:t>
       </w:r>
       <w:r>
+        <w:rPr>
+          <w:b/>
+          <w:bCs/>
+        </w:rPr>
         <w:t xml:space="preserve"> of the Key Findings</w:t>
       </w:r>
     </w:p>
@@ -7343,59 +7708,270 @@
       <w:pPr>
         <w:pStyle w:val="Para"/>
         <w:rPr>
-          <w:lang w:val="en-ID"/>
-        </w:rPr>
-      </w:pPr>
-      <w:r>
-        <w:rPr>
-          <w:lang w:val="en-ID"/>
-        </w:rPr>
-        <w:t>This research provides critical insights into how dataset composition, specifically whether it is balanced or imbalanced, significantly influences AI model transparency and fairness. The main findings include:</w:t>
-      </w:r>
+          <w:b/>
+          <w:bCs/>
+        </w:rPr>
+      </w:pPr>
     </w:p>
     <w:p>
       <w:pPr>
         <w:pStyle w:val="Para"/>
         <w:rPr>
-          <w:lang w:val="en-ID"/>
-        </w:rPr>
-      </w:pPr>
+          <w:b/>
+          <w:bCs/>
+          <w:lang w:val="en-ID"/>
+        </w:rPr>
+      </w:pPr>
+      <w:r>
+        <w:rPr>
+          <w:b/>
+          <w:bCs/>
+          <w:lang w:val="en-ID"/>
+        </w:rPr>
+        <w:t>The main findings:</w:t>
+      </w:r>
     </w:p>
     <w:p>
       <w:pPr>
         <w:pStyle w:val="Para"/>
-        <w:rPr>
-          <w:lang w:val="en-ID"/>
-        </w:rPr>
-      </w:pPr>
-      <w:r>
-        <w:rPr>
-          <w:lang w:val="en-ID"/>
-        </w:rPr>
-        <w:t xml:space="preserve">Impact of Dataset Imbalance: Models trained on imbalanced datasets are prone to bias, </w:t>
+        <w:numPr>
+          <w:ilvl w:val="0"/>
+          <w:numId w:val="41"/>
+        </w:numPr>
+        <w:rPr>
+          <w:lang w:val="en-ID"/>
+        </w:rPr>
+      </w:pPr>
+      <w:r>
+        <w:rPr>
+          <w:lang w:val="en-ID"/>
+        </w:rPr>
+        <w:t xml:space="preserve">Impact of Dataset Imbalance: </w:t>
+      </w:r>
+    </w:p>
+    <w:p>
+      <w:pPr>
+        <w:pStyle w:val="Para"/>
+        <w:ind w:left="420"/>
+        <w:rPr>
+          <w:lang w:val="en-ID"/>
+        </w:rPr>
+      </w:pPr>
+      <w:r>
+        <w:rPr>
+          <w:lang w:val="en-ID"/>
+        </w:rPr>
+        <w:t xml:space="preserve">Models trained on imbalanced datasets are prone to bias, </w:t>
+      </w:r>
+      <w:r>
+        <w:rPr>
+          <w:lang w:val="en-ID"/>
+        </w:rPr>
+        <w:t>favouring</w:t>
+      </w:r>
+      <w:r>
+        <w:rPr>
+          <w:lang w:val="en-ID"/>
+        </w:rPr>
+        <w:t xml:space="preserve"> the majority class at the expense of underrepresented classes. This bias becomes more </w:t>
+      </w:r>
+      <w:r>
+        <w:rPr>
+          <w:lang w:val="en-ID"/>
+        </w:rPr>
+        <w:t xml:space="preserve">obvious when </w:t>
+      </w:r>
+      <w:r>
+        <w:rPr>
+          <w:lang w:val="en-ID"/>
+        </w:rPr>
+        <w:t>the size of the dataset increase</w:t>
+      </w:r>
+      <w:r>
+        <w:rPr>
+          <w:lang w:val="en-ID"/>
+        </w:rPr>
+        <w:t>.</w:t>
+      </w:r>
+    </w:p>
+    <w:p>
+      <w:pPr>
+        <w:pStyle w:val="Para"/>
+        <w:ind w:left="420"/>
+        <w:rPr>
+          <w:lang w:val="en-ID"/>
+        </w:rPr>
+      </w:pPr>
+    </w:p>
+    <w:p>
+      <w:pPr>
+        <w:pStyle w:val="Para"/>
+        <w:numPr>
+          <w:ilvl w:val="0"/>
+          <w:numId w:val="41"/>
+        </w:numPr>
+        <w:rPr>
+          <w:lang w:val="en-ID"/>
+        </w:rPr>
+      </w:pPr>
+      <w:r>
+        <w:rPr>
+          <w:lang w:val="en-ID"/>
+        </w:rPr>
+        <w:t xml:space="preserve">Misleading Effects of Small Sample Sizes: </w:t>
+      </w:r>
+    </w:p>
+    <w:p>
+      <w:pPr>
+        <w:pStyle w:val="Para"/>
+        <w:ind w:left="420"/>
+        <w:rPr>
+          <w:lang w:val="en-ID"/>
+        </w:rPr>
+      </w:pPr>
+      <w:r>
+        <w:rPr>
+          <w:lang w:val="en-ID"/>
+        </w:rPr>
+        <w:t xml:space="preserve">The research also highlights how small sample sizes can provide a false sense of fairness, with models appearing to perform well on minority classes. As the sample size </w:t>
+      </w:r>
+      <w:r>
+        <w:rPr>
+          <w:lang w:val="en-ID"/>
+        </w:rPr>
+        <w:t>increases, the model’s bias becomes clear</w:t>
+      </w:r>
+      <w:r>
+        <w:rPr>
+          <w:lang w:val="en-ID"/>
+        </w:rPr>
+        <w:t>er</w:t>
+      </w:r>
+      <w:r>
+        <w:rPr>
+          <w:lang w:val="en-ID"/>
+        </w:rPr>
+        <w:t>, with performance metrics such as recall d</w:t>
+      </w:r>
+      <w:r>
+        <w:rPr>
+          <w:lang w:val="en-ID"/>
+        </w:rPr>
+        <w:t xml:space="preserve">rop </w:t>
+      </w:r>
+      <w:r>
+        <w:rPr>
+          <w:lang w:val="en-ID"/>
+        </w:rPr>
+        <w:t xml:space="preserve">for the minority class. </w:t>
+      </w:r>
+    </w:p>
+    <w:p>
+      <w:pPr>
+        <w:pStyle w:val="Para"/>
+        <w:ind w:left="420"/>
+        <w:rPr>
+          <w:lang w:val="en-ID"/>
+        </w:rPr>
+      </w:pPr>
+    </w:p>
+    <w:p>
+      <w:pPr>
+        <w:pStyle w:val="Para"/>
+        <w:numPr>
+          <w:ilvl w:val="0"/>
+          <w:numId w:val="41"/>
+        </w:numPr>
+        <w:rPr>
+          <w:lang w:val="en-ID"/>
+        </w:rPr>
+      </w:pPr>
+      <w:r>
+        <w:rPr>
+          <w:lang w:val="en-ID"/>
+        </w:rPr>
+        <w:t xml:space="preserve">The Role of Documentation: </w:t>
+      </w:r>
+    </w:p>
+    <w:p>
+      <w:pPr>
+        <w:pStyle w:val="Para"/>
+        <w:ind w:left="420"/>
+        <w:rPr>
+          <w:lang w:val="en-ID"/>
+        </w:rPr>
+      </w:pPr>
+      <w:r>
+        <w:rPr>
+          <w:lang w:val="en-ID"/>
+        </w:rPr>
+        <w:t xml:space="preserve">A key recommendation from this study is the incorporation of dataset </w:t>
+      </w:r>
+      <w:r>
+        <w:rPr>
+          <w:lang w:val="en-ID"/>
+        </w:rPr>
+        <w:t xml:space="preserve">characteristics, especially </w:t>
       </w:r>
       <w:proofErr w:type="spellStart"/>
       <w:r>
         <w:rPr>
           <w:lang w:val="en-ID"/>
         </w:rPr>
-        <w:t>favoring</w:t>
+        <w:t>dataset</w:t>
+      </w:r>
+      <w:r>
+        <w:rPr>
+          <w:lang w:val="en-ID"/>
+        </w:rPr>
+        <w:t>composition</w:t>
       </w:r>
       <w:proofErr w:type="spellEnd"/>
       <w:r>
         <w:rPr>
           <w:lang w:val="en-ID"/>
         </w:rPr>
-        <w:t xml:space="preserve"> the majority class at the expense of underrepresented classes. This bias becomes more evident as the size of the dataset increases, leading to reduced recall and poor performance in detecting minority class instances. This reinforces the importance of addressing data imbalance early in the AI development process.</w:t>
+        <w:t xml:space="preserve"> documentation into Responsible AI </w:t>
+      </w:r>
+      <w:r>
+        <w:rPr>
+          <w:lang w:val="en-ID"/>
+        </w:rPr>
+        <w:t xml:space="preserve">(XAI) </w:t>
+      </w:r>
+      <w:r>
+        <w:rPr>
+          <w:lang w:val="en-ID"/>
+        </w:rPr>
+        <w:t xml:space="preserve">practices. </w:t>
       </w:r>
     </w:p>
     <w:p>
       <w:pPr>
         <w:pStyle w:val="Para"/>
-        <w:rPr>
-          <w:lang w:val="en-ID"/>
-        </w:rPr>
-      </w:pPr>
+        <w:ind w:left="420"/>
+        <w:rPr>
+          <w:lang w:val="en-ID"/>
+        </w:rPr>
+      </w:pPr>
+      <w:r>
+        <w:rPr>
+          <w:lang w:val="en-ID"/>
+        </w:rPr>
+        <w:t xml:space="preserve">By documenting whether a dataset is balanced or imbalanced, AI practitioners can ensure </w:t>
+      </w:r>
+      <w:r>
+        <w:rPr>
+          <w:lang w:val="en-ID"/>
+        </w:rPr>
+        <w:t xml:space="preserve">the </w:t>
+      </w:r>
+      <w:r>
+        <w:rPr>
+          <w:lang w:val="en-ID"/>
+        </w:rPr>
+        <w:t>transparency, allowing stakeholders to make more informed decisions about the fairness and reliability of AI systems.</w:t>
+      </w:r>
     </w:p>
     <w:p>
       <w:pPr>
@@ -7404,12 +7980,6 @@
           <w:lang w:val="en-ID"/>
         </w:rPr>
       </w:pPr>
-      <w:r>
-        <w:rPr>
-          <w:lang w:val="en-ID"/>
-        </w:rPr>
-        <w:t>Misleading Effects of Small Sample Sizes: The research also highlights how small sample sizes can provide a false sense of fairness, with models appearing to perform well on minority classes. However, this performance is often a result of statistical noise rather than true learning. As the sample size increases, the model’s inherent bias becomes clear, with performance metrics such as recall deteriorating for the minority class. This underscores the need for large, well-distributed datasets to ensure accurate bias evaluation.</w:t>
-      </w:r>
     </w:p>
     <w:p>
       <w:pPr>
@@ -7418,6 +7988,14 @@
           <w:lang w:val="en-ID"/>
         </w:rPr>
       </w:pPr>
+      <w:r>
+        <w:rPr>
+          <w:b/>
+          <w:bCs/>
+          <w:lang w:val="en-ID"/>
+        </w:rPr>
+        <w:t>Broader Impact on Responsible AI</w:t>
+      </w:r>
     </w:p>
     <w:p>
       <w:pPr>
@@ -7430,14 +8008,54 @@
         <w:rPr>
           <w:lang w:val="en-ID"/>
         </w:rPr>
-        <w:t xml:space="preserve">The Role of Documentation: A key recommendation from this study is the incorporation of dataset composition </w:t>
+        <w:t>These insights have immediate and long-term effects on Responsible AI. In the short term, they highlight the need for stricter evaluations of model fairness, especially in high-stakes applications like healthcare, criminal justice, and hiring, where bias can have severe consequences. In the long term, integrating dataset composition analysis into Responsible AI frameworks can enhance trust in AI systems, fostering more ethical and accountable AI practices across industries.</w:t>
+      </w:r>
+    </w:p>
+    <w:p>
+      <w:pPr>
+        <w:pStyle w:val="Para"/>
+        <w:rPr>
+          <w:lang w:val="en-ID"/>
+        </w:rPr>
+      </w:pPr>
+    </w:p>
+    <w:p>
+      <w:pPr>
+        <w:pStyle w:val="Para"/>
+        <w:rPr>
+          <w:lang w:val="en-ID"/>
+        </w:rPr>
+      </w:pPr>
+      <w:r>
+        <w:rPr>
+          <w:lang w:val="en-ID"/>
+        </w:rPr>
+        <w:t>T</w:t>
+      </w:r>
+      <w:r>
+        <w:rPr>
+          <w:lang w:val="en-ID"/>
+        </w:rPr>
+        <w:t>he study under</w:t>
+      </w:r>
+      <w:r>
+        <w:rPr>
+          <w:lang w:val="en-ID"/>
+        </w:rPr>
+        <w:t>lines</w:t>
+      </w:r>
+      <w:r>
+        <w:rPr>
+          <w:lang w:val="en-ID"/>
+        </w:rPr>
+        <w:t xml:space="preserve"> the importance of moving beyond model explainability alone. Transparency </w:t>
       </w:r>
       <w:r>
         <w:rPr>
           <w:lang w:val="en-ID"/>
         </w:rPr>
         <w:lastRenderedPageBreak/>
-        <w:t>documentation into Responsible AI practices. By documenting whether a dataset is balanced or imbalanced, AI practitioners can ensure greater transparency, allowing stakeholders to make more informed decisions about the fairness and reliability of AI systems.</w:t>
+        <w:t>at both the model and dataset levels is essential for building fair AI systems, and this approach has the potential to reshape how AI fairness is evaluated and regulated in the future.</w:t>
       </w:r>
     </w:p>
     <w:p>
@@ -7447,6 +8065,12 @@
           <w:lang w:val="en-ID"/>
         </w:rPr>
       </w:pPr>
+      <w:r>
+        <w:rPr>
+          <w:lang w:val="en-ID"/>
+        </w:rPr>
+        <w:t>Pinpoint any gaps or unanswered questions that emerged from your study, and propose specific avenues for further investigation, detailing how these could continue to expand the knowledge base on the subject.</w:t>
+      </w:r>
     </w:p>
     <w:p>
       <w:pPr>
@@ -7455,101 +8079,18 @@
           <w:lang w:val="en-ID"/>
         </w:rPr>
       </w:pPr>
-      <w:r>
-        <w:rPr>
-          <w:lang w:val="en-ID"/>
-        </w:rPr>
-        <w:t>Broader Impact on Responsible AI</w:t>
-      </w:r>
     </w:p>
     <w:p>
       <w:pPr>
         <w:pStyle w:val="Para"/>
-        <w:rPr>
-          <w:lang w:val="en-ID"/>
-        </w:rPr>
-      </w:pPr>
-      <w:r>
-        <w:rPr>
-          <w:lang w:val="en-ID"/>
-        </w:rPr>
-        <w:t>These insights have immediate and long-term effects on Responsible AI. In the short term, they highlight the need for stricter evaluations of model fairness, especially in high-stakes applications like healthcare, criminal justice, and hiring, where bias can have severe consequences. In the long term, integrating dataset composition analysis into Responsible AI frameworks can enhance trust in AI systems, fostering more ethical and accountable AI practices across industries.</w:t>
-      </w:r>
-    </w:p>
-    <w:p>
-      <w:pPr>
-        <w:pStyle w:val="Para"/>
-        <w:rPr>
-          <w:lang w:val="en-ID"/>
-        </w:rPr>
-      </w:pPr>
-    </w:p>
-    <w:p>
-      <w:pPr>
-        <w:pStyle w:val="Para"/>
-        <w:rPr>
-          <w:lang w:val="en-ID"/>
-        </w:rPr>
-      </w:pPr>
-      <w:r>
-        <w:rPr>
-          <w:lang w:val="en-ID"/>
-        </w:rPr>
-        <w:t>T</w:t>
-      </w:r>
-      <w:r>
-        <w:rPr>
-          <w:lang w:val="en-ID"/>
-        </w:rPr>
-        <w:t>he study under</w:t>
-      </w:r>
-      <w:r>
-        <w:rPr>
-          <w:lang w:val="en-ID"/>
-        </w:rPr>
-        <w:t>lines</w:t>
-      </w:r>
-      <w:r>
-        <w:rPr>
-          <w:lang w:val="en-ID"/>
-        </w:rPr>
-        <w:t xml:space="preserve"> the importance of moving beyond model explainability alone. Transparency at both the model and dataset levels is essential for building fair AI systems, and this approach has the potential to reshape how AI fairness is evaluated and regulated in the future.</w:t>
-      </w:r>
-    </w:p>
-    <w:p>
-      <w:pPr>
-        <w:pStyle w:val="Para"/>
-        <w:rPr>
-          <w:lang w:val="en-ID"/>
-        </w:rPr>
-      </w:pPr>
-      <w:r>
-        <w:rPr>
-          <w:lang w:val="en-ID"/>
-        </w:rPr>
-        <w:t>Pinpoint any gaps or unanswered questions that emerged from your study, and propose specific avenues for further investigation, detailing how these could continue to expand the knowledge base on the subject.</w:t>
-      </w:r>
-    </w:p>
-    <w:p>
-      <w:pPr>
-        <w:pStyle w:val="Para"/>
-        <w:rPr>
-          <w:lang w:val="en-ID"/>
-        </w:rPr>
-      </w:pPr>
-    </w:p>
-    <w:p>
-      <w:pPr>
-        <w:pStyle w:val="Para"/>
-      </w:pPr>
-      <w:r>
+      </w:pPr>
+      <w:r>
+        <w:rPr>
+          <w:b/>
+          <w:bCs/>
+        </w:rPr>
         <w:t>Gaps and Future Investigation</w:t>
       </w:r>
-    </w:p>
-    <w:p>
-      <w:pPr>
-        <w:pStyle w:val="Para"/>
-      </w:pPr>
     </w:p>
     <w:p>
       <w:pPr>
@@ -7596,7 +8137,13 @@
         <w:t>contains</w:t>
       </w:r>
       <w:r>
-        <w:t xml:space="preserve"> noise, missing values, and more complex relationships. Future research should test these findings using diverse, real-world datasets to ensure broader applicability.</w:t>
+        <w:t xml:space="preserve"> noise, missing values, and more complex relationships. Future research should test these findings using </w:t>
+      </w:r>
+      <w:r>
+        <w:t>diverse, real-world datasets to ensure broader applicability.</w:t>
+      </w:r>
+      <w:r>
+        <w:t xml:space="preserve"> </w:t>
       </w:r>
     </w:p>
     <w:p>
@@ -7613,11 +8160,7 @@
         </w:numPr>
       </w:pPr>
       <w:r>
-        <w:t xml:space="preserve">Bias Mitigation Techniques: Further investigation into techniques for mitigating bias in imbalanced datasets is needed. While this study underscores the importance of dataset composition, future </w:t>
-      </w:r>
-      <w:r>
-        <w:lastRenderedPageBreak/>
-        <w:t>research could explore the efficacy of different bias mitigation strategies, such as synthetic data generation, re-sampling techniques, and ensemble learning, in various contexts.</w:t>
+        <w:t>Bias Mitigation Techniques: Further investigation into techniques for mitigating bias in imbalanced datasets is needed. While this study underscores the importance of dataset composition, future research could explore the efficacy of different bias mitigation strategies, such as synthetic data generation, re-sampling techniques, and ensemble learning, in various contexts.</w:t>
       </w:r>
     </w:p>
     <w:p>
@@ -7641,25 +8184,34 @@
     <w:p>
       <w:pPr>
         <w:pStyle w:val="Para"/>
+        <w:rPr>
+          <w:b/>
+          <w:bCs/>
+        </w:rPr>
       </w:pPr>
       <w:r>
         <w:rPr>
           <w:rStyle w:val="Label"/>
           <w:rFonts w:ascii="Times New Roman" w:hAnsi="Times New Roman"/>
+          <w:b/>
+          <w:bCs/>
         </w:rPr>
         <w:t>6.2</w:t>
       </w:r>
       <w:r>
+        <w:rPr>
+          <w:b/>
+          <w:bCs/>
+        </w:rPr>
         <w:t> </w:t>
       </w:r>
       <w:r>
+        <w:rPr>
+          <w:b/>
+          <w:bCs/>
+        </w:rPr>
         <w:t xml:space="preserve"> Recommendation for Future Research</w:t>
       </w:r>
-    </w:p>
-    <w:p>
-      <w:pPr>
-        <w:pStyle w:val="Para"/>
-      </w:pPr>
     </w:p>
     <w:p>
       <w:pPr>
@@ -7691,10 +8243,8 @@
         <w:pStyle w:val="Para"/>
       </w:pPr>
       <w:r>
-        <w:t xml:space="preserve">A key recommendation is to further investigate and refine bias mitigation techniques, such as Synthetic Minority Over-sampling Technique (SMOTE), which generates synthetic instances for the minority class to balance the dataset. SMOTE and other advanced techniques like ADASYN, Random Over-sampling, Under-sampling, and Cost-Sensitive Learning should be </w:t>
-      </w:r>
-      <w:r>
-        <w:t>rigorously tested across different domains and model architectures to evaluate their effectiveness in reducing bias without negatively impacting model accuracy. Furthermore, exploring hybrid approaches that combine these techniques with ensemble methods, like Bagging or Boosting, could help balance performance across both the majority and minority classes.</w:t>
+        <w:lastRenderedPageBreak/>
+        <w:t>A key recommendation is to further investigate and refine bias mitigation techniques, such as Synthetic Minority Over-sampling Technique (SMOTE), which generates synthetic instances for the minority class to balance the dataset. SMOTE and other advanced techniques like ADASYN, Random Over-sampling, Under-sampling, and Cost-Sensitive Learning should be rigorously tested across different domains and model architectures to evaluate their effectiveness in reducing bias without negatively impacting model accuracy. Furthermore, exploring hybrid approaches that combine these techniques with ensemble methods, like Bagging or Boosting, could help balance performance across both the majority and minority classes.</w:t>
       </w:r>
     </w:p>
     <w:p>
@@ -7745,11 +8295,7 @@
         <w:pStyle w:val="Para"/>
       </w:pPr>
       <w:r>
-        <w:t xml:space="preserve">It would be useful to explore how varying levels of dataset complexity, noise, and missing values impact bias and fairness in AI models. Datasets in real-world scenarios often include messy, incomplete data, which can exacerbate bias. Research that focuses on real-world data, including multi-class problems and multi-modal </w:t>
-      </w:r>
-      <w:r>
-        <w:lastRenderedPageBreak/>
-        <w:t>datasets (e.g., combining text, images, and structured data), will provide a more comprehensive understanding of bias mitigation in practice.</w:t>
+        <w:t>It would be useful to explore how varying levels of dataset complexity, noise, and missing values impact bias and fairness in AI models. Datasets in real-world scenarios often include messy, incomplete data, which can exacerbate bias. Research that focuses on real-world data, including multi-class problems and multi-modal datasets (e.g., combining text, images, and structured data), will provide a more comprehensive understanding of bias mitigation in practice.</w:t>
       </w:r>
     </w:p>
     <w:p>
@@ -7811,7 +8357,11 @@
         <w:pStyle w:val="Para"/>
       </w:pPr>
       <w:r>
-        <w:t xml:space="preserve">A significant area for future research is exploring how dataset imbalance impacts multi-class and multi-label classification problems. These tasks introduce additional complexity as imbalances across multiple classes can lead to more intricate bias patterns. Investigating methods to handle these challenges effectively will be important for applications that deal with </w:t>
+        <w:t xml:space="preserve">A significant area for future research is exploring how dataset imbalance impacts multi-class and multi-label classification problems. These tasks </w:t>
+      </w:r>
+      <w:r>
+        <w:lastRenderedPageBreak/>
+        <w:t xml:space="preserve">introduce additional complexity as imbalances across multiple classes can lead to more intricate bias patterns. Investigating methods to handle these challenges effectively will be important for applications that deal with </w:t>
       </w:r>
       <w:r>
         <w:t>many</w:t>
@@ -7870,7 +8420,10 @@
         <w:t>T</w:t>
       </w:r>
       <w:r>
-        <w:t>he broader implications of this research for the AI industry are profound. As AI becomes increasingly integrated into decision-making processes, the importance of documenting dataset composition and employing bias mitigation techniques cannot be overstated. By adopting comprehensive practices to address dataset imbalances, AI developers and stakeholders can build systems that are not only more transparent but also more equitable. Moreover, regulatory frameworks and industry standards should encourage and even mandate that dataset composition is clearly documented, and that models are tested for fairness across all relevant demographic groups.</w:t>
+        <w:t xml:space="preserve">he broader implications of this research for the AI industry are profound. As AI becomes increasingly integrated into decision-making processes, the importance of documenting dataset composition and employing bias mitigation techniques cannot be overstated. By adopting comprehensive practices to address dataset imbalances, AI developers and stakeholders can build systems that are not only more transparent but also more equitable. Moreover, regulatory frameworks and industry standards should encourage and even mandate that dataset composition is clearly documented, and that </w:t>
+      </w:r>
+      <w:r>
+        <w:t>models are tested for fairness across all relevant demographic groups.</w:t>
       </w:r>
     </w:p>
     <w:p>
@@ -7896,7 +8449,6 @@
         <w:pStyle w:val="Para"/>
       </w:pPr>
       <w:r>
-        <w:lastRenderedPageBreak/>
         <w:t>By addressing these areas, future research can continue to build on the findings of this study, contributing to the development of more robust, transparent, and fair AI systems.</w:t>
       </w:r>
     </w:p>
@@ -8057,6 +8609,7 @@
           <w:szCs w:val="24"/>
           <w14:ligatures w14:val="standard"/>
         </w:rPr>
+        <w:lastRenderedPageBreak/>
         <w:t>[2]</w:t>
       </w:r>
       <w:r>
@@ -8267,16 +8820,7 @@
           <w:szCs w:val="24"/>
           <w14:ligatures w14:val="standard"/>
         </w:rPr>
-        <w:t xml:space="preserve">. </w:t>
-      </w:r>
-      <w:r>
-        <w:rPr>
-          <w:rFonts w:ascii="Times New Roman" w:hAnsi="Times New Roman" w:cs="Times New Roman"/>
-          <w:sz w:val="24"/>
-          <w:szCs w:val="24"/>
-          <w14:ligatures w14:val="standard"/>
-        </w:rPr>
-        <w:t>Journal of Big Data. 6, 27 (2019). https://doi.org/10.1186/s40537-019-0192-5</w:t>
+        <w:t>. Journal of Big Data. 6, 27 (2019). https://doi.org/10.1186/s40537-019-0192-5</w:t>
       </w:r>
     </w:p>
     <w:p>
@@ -8751,7 +9295,6 @@
           <w:szCs w:val="24"/>
           <w14:ligatures w14:val="standard"/>
         </w:rPr>
-        <w:lastRenderedPageBreak/>
         <w:t>[</w:t>
       </w:r>
       <w:r>
@@ -10367,6 +10910,95 @@
     </w:lvl>
   </w:abstractNum>
   <w:abstractNum w:abstractNumId="14" w15:restartNumberingAfterBreak="0">
+    <w:nsid w:val="26582559"/>
+    <w:multiLevelType w:val="hybridMultilevel"/>
+    <w:tmpl w:val="1C7285B6"/>
+    <w:lvl w:ilvl="0" w:tplc="8D268732">
+      <w:start w:val="1"/>
+      <w:numFmt w:val="decimal"/>
+      <w:lvlText w:val="%1."/>
+      <w:lvlJc w:val="left"/>
+      <w:pPr>
+        <w:ind w:left="420" w:hanging="360"/>
+      </w:pPr>
+      <w:rPr>
+        <w:rFonts w:hint="default"/>
+      </w:rPr>
+    </w:lvl>
+    <w:lvl w:ilvl="1" w:tplc="38090019" w:tentative="1">
+      <w:start w:val="1"/>
+      <w:numFmt w:val="lowerLetter"/>
+      <w:lvlText w:val="%2."/>
+      <w:lvlJc w:val="left"/>
+      <w:pPr>
+        <w:ind w:left="1140" w:hanging="360"/>
+      </w:pPr>
+    </w:lvl>
+    <w:lvl w:ilvl="2" w:tplc="3809001B" w:tentative="1">
+      <w:start w:val="1"/>
+      <w:numFmt w:val="lowerRoman"/>
+      <w:lvlText w:val="%3."/>
+      <w:lvlJc w:val="right"/>
+      <w:pPr>
+        <w:ind w:left="1860" w:hanging="180"/>
+      </w:pPr>
+    </w:lvl>
+    <w:lvl w:ilvl="3" w:tplc="3809000F" w:tentative="1">
+      <w:start w:val="1"/>
+      <w:numFmt w:val="decimal"/>
+      <w:lvlText w:val="%4."/>
+      <w:lvlJc w:val="left"/>
+      <w:pPr>
+        <w:ind w:left="2580" w:hanging="360"/>
+      </w:pPr>
+    </w:lvl>
+    <w:lvl w:ilvl="4" w:tplc="38090019" w:tentative="1">
+      <w:start w:val="1"/>
+      <w:numFmt w:val="lowerLetter"/>
+      <w:lvlText w:val="%5."/>
+      <w:lvlJc w:val="left"/>
+      <w:pPr>
+        <w:ind w:left="3300" w:hanging="360"/>
+      </w:pPr>
+    </w:lvl>
+    <w:lvl w:ilvl="5" w:tplc="3809001B" w:tentative="1">
+      <w:start w:val="1"/>
+      <w:numFmt w:val="lowerRoman"/>
+      <w:lvlText w:val="%6."/>
+      <w:lvlJc w:val="right"/>
+      <w:pPr>
+        <w:ind w:left="4020" w:hanging="180"/>
+      </w:pPr>
+    </w:lvl>
+    <w:lvl w:ilvl="6" w:tplc="3809000F" w:tentative="1">
+      <w:start w:val="1"/>
+      <w:numFmt w:val="decimal"/>
+      <w:lvlText w:val="%7."/>
+      <w:lvlJc w:val="left"/>
+      <w:pPr>
+        <w:ind w:left="4740" w:hanging="360"/>
+      </w:pPr>
+    </w:lvl>
+    <w:lvl w:ilvl="7" w:tplc="38090019" w:tentative="1">
+      <w:start w:val="1"/>
+      <w:numFmt w:val="lowerLetter"/>
+      <w:lvlText w:val="%8."/>
+      <w:lvlJc w:val="left"/>
+      <w:pPr>
+        <w:ind w:left="5460" w:hanging="360"/>
+      </w:pPr>
+    </w:lvl>
+    <w:lvl w:ilvl="8" w:tplc="3809001B" w:tentative="1">
+      <w:start w:val="1"/>
+      <w:numFmt w:val="lowerRoman"/>
+      <w:lvlText w:val="%9."/>
+      <w:lvlJc w:val="right"/>
+      <w:pPr>
+        <w:ind w:left="6180" w:hanging="180"/>
+      </w:pPr>
+    </w:lvl>
+  </w:abstractNum>
+  <w:abstractNum w:abstractNumId="15" w15:restartNumberingAfterBreak="0">
     <w:nsid w:val="266A7A59"/>
     <w:multiLevelType w:val="multilevel"/>
     <w:tmpl w:val="0409001D"/>
@@ -10452,7 +11084,7 @@
       </w:pPr>
     </w:lvl>
   </w:abstractNum>
-  <w:abstractNum w:abstractNumId="15" w15:restartNumberingAfterBreak="0">
+  <w:abstractNum w:abstractNumId="16" w15:restartNumberingAfterBreak="0">
     <w:nsid w:val="2B0632C8"/>
     <w:multiLevelType w:val="hybridMultilevel"/>
     <w:tmpl w:val="B2BA3BB4"/>
@@ -10592,7 +11224,7 @@
       </w:rPr>
     </w:lvl>
   </w:abstractNum>
-  <w:abstractNum w:abstractNumId="16" w15:restartNumberingAfterBreak="0">
+  <w:abstractNum w:abstractNumId="17" w15:restartNumberingAfterBreak="0">
     <w:nsid w:val="2D170EA7"/>
     <w:multiLevelType w:val="multilevel"/>
     <w:tmpl w:val="09B48B1C"/>
@@ -10727,7 +11359,7 @@
       </w:rPr>
     </w:lvl>
   </w:abstractNum>
-  <w:abstractNum w:abstractNumId="17" w15:restartNumberingAfterBreak="0">
+  <w:abstractNum w:abstractNumId="18" w15:restartNumberingAfterBreak="0">
     <w:nsid w:val="34BF3E54"/>
     <w:multiLevelType w:val="multilevel"/>
     <w:tmpl w:val="BAFE31E0"/>
@@ -10868,7 +11500,7 @@
       </w:rPr>
     </w:lvl>
   </w:abstractNum>
-  <w:abstractNum w:abstractNumId="18" w15:restartNumberingAfterBreak="0">
+  <w:abstractNum w:abstractNumId="19" w15:restartNumberingAfterBreak="0">
     <w:nsid w:val="3939095C"/>
     <w:multiLevelType w:val="hybridMultilevel"/>
     <w:tmpl w:val="3B0C83F2"/>
@@ -10957,7 +11589,7 @@
       </w:pPr>
     </w:lvl>
   </w:abstractNum>
-  <w:abstractNum w:abstractNumId="19" w15:restartNumberingAfterBreak="0">
+  <w:abstractNum w:abstractNumId="20" w15:restartNumberingAfterBreak="0">
     <w:nsid w:val="3E35302A"/>
     <w:multiLevelType w:val="multilevel"/>
     <w:tmpl w:val="D2D257EA"/>
@@ -11070,7 +11702,7 @@
       </w:pPr>
     </w:lvl>
   </w:abstractNum>
-  <w:abstractNum w:abstractNumId="20" w15:restartNumberingAfterBreak="0">
+  <w:abstractNum w:abstractNumId="21" w15:restartNumberingAfterBreak="0">
     <w:nsid w:val="40733874"/>
     <w:multiLevelType w:val="hybridMultilevel"/>
     <w:tmpl w:val="F8B865E2"/>
@@ -11156,7 +11788,7 @@
       </w:pPr>
     </w:lvl>
   </w:abstractNum>
-  <w:abstractNum w:abstractNumId="21" w15:restartNumberingAfterBreak="0">
+  <w:abstractNum w:abstractNumId="22" w15:restartNumberingAfterBreak="0">
     <w:nsid w:val="46876897"/>
     <w:multiLevelType w:val="hybridMultilevel"/>
     <w:tmpl w:val="9284396A"/>
@@ -11273,7 +11905,7 @@
       </w:pPr>
     </w:lvl>
   </w:abstractNum>
-  <w:abstractNum w:abstractNumId="22" w15:restartNumberingAfterBreak="0">
+  <w:abstractNum w:abstractNumId="23" w15:restartNumberingAfterBreak="0">
     <w:nsid w:val="52CA544A"/>
     <w:multiLevelType w:val="singleLevel"/>
     <w:tmpl w:val="AED6D67E"/>
@@ -11300,7 +11932,7 @@
       </w:rPr>
     </w:lvl>
   </w:abstractNum>
-  <w:abstractNum w:abstractNumId="23" w15:restartNumberingAfterBreak="0">
+  <w:abstractNum w:abstractNumId="24" w15:restartNumberingAfterBreak="0">
     <w:nsid w:val="554B53A5"/>
     <w:multiLevelType w:val="multilevel"/>
     <w:tmpl w:val="1A2C5E10"/>
@@ -11441,7 +12073,7 @@
       </w:rPr>
     </w:lvl>
   </w:abstractNum>
-  <w:abstractNum w:abstractNumId="24" w15:restartNumberingAfterBreak="0">
+  <w:abstractNum w:abstractNumId="25" w15:restartNumberingAfterBreak="0">
     <w:nsid w:val="585E5305"/>
     <w:multiLevelType w:val="hybridMultilevel"/>
     <w:tmpl w:val="10889388"/>
@@ -11530,7 +12162,7 @@
       </w:pPr>
     </w:lvl>
   </w:abstractNum>
-  <w:abstractNum w:abstractNumId="25" w15:restartNumberingAfterBreak="0">
+  <w:abstractNum w:abstractNumId="26" w15:restartNumberingAfterBreak="0">
     <w:nsid w:val="5E3C7621"/>
     <w:multiLevelType w:val="multilevel"/>
     <w:tmpl w:val="3B9C5F62"/>
@@ -11643,7 +12275,7 @@
       </w:pPr>
     </w:lvl>
   </w:abstractNum>
-  <w:abstractNum w:abstractNumId="26" w15:restartNumberingAfterBreak="0">
+  <w:abstractNum w:abstractNumId="27" w15:restartNumberingAfterBreak="0">
     <w:nsid w:val="60560767"/>
     <w:multiLevelType w:val="multilevel"/>
     <w:tmpl w:val="0409001D"/>
@@ -11729,7 +12361,7 @@
       </w:pPr>
     </w:lvl>
   </w:abstractNum>
-  <w:abstractNum w:abstractNumId="27" w15:restartNumberingAfterBreak="0">
+  <w:abstractNum w:abstractNumId="28" w15:restartNumberingAfterBreak="0">
     <w:nsid w:val="612D4DC5"/>
     <w:multiLevelType w:val="hybridMultilevel"/>
     <w:tmpl w:val="C13A82DE"/>
@@ -11843,7 +12475,7 @@
       </w:rPr>
     </w:lvl>
   </w:abstractNum>
-  <w:abstractNum w:abstractNumId="28" w15:restartNumberingAfterBreak="0">
+  <w:abstractNum w:abstractNumId="29" w15:restartNumberingAfterBreak="0">
     <w:nsid w:val="61891764"/>
     <w:multiLevelType w:val="hybridMultilevel"/>
     <w:tmpl w:val="24D8EBAA"/>
@@ -11932,7 +12564,7 @@
       </w:pPr>
     </w:lvl>
   </w:abstractNum>
-  <w:abstractNum w:abstractNumId="29" w15:restartNumberingAfterBreak="0">
+  <w:abstractNum w:abstractNumId="30" w15:restartNumberingAfterBreak="0">
     <w:nsid w:val="6204797A"/>
     <w:multiLevelType w:val="hybridMultilevel"/>
     <w:tmpl w:val="E97A8A70"/>
@@ -12049,7 +12681,7 @@
       </w:pPr>
     </w:lvl>
   </w:abstractNum>
-  <w:abstractNum w:abstractNumId="30" w15:restartNumberingAfterBreak="0">
+  <w:abstractNum w:abstractNumId="31" w15:restartNumberingAfterBreak="0">
     <w:nsid w:val="64EB62AF"/>
     <w:multiLevelType w:val="hybridMultilevel"/>
     <w:tmpl w:val="E83CEF86"/>
@@ -12138,7 +12770,7 @@
       </w:pPr>
     </w:lvl>
   </w:abstractNum>
-  <w:abstractNum w:abstractNumId="31" w15:restartNumberingAfterBreak="0">
+  <w:abstractNum w:abstractNumId="32" w15:restartNumberingAfterBreak="0">
     <w:nsid w:val="65D03900"/>
     <w:multiLevelType w:val="hybridMultilevel"/>
     <w:tmpl w:val="8E306B8A"/>
@@ -12227,7 +12859,7 @@
       </w:pPr>
     </w:lvl>
   </w:abstractNum>
-  <w:abstractNum w:abstractNumId="32" w15:restartNumberingAfterBreak="0">
+  <w:abstractNum w:abstractNumId="33" w15:restartNumberingAfterBreak="0">
     <w:nsid w:val="67445E99"/>
     <w:multiLevelType w:val="multilevel"/>
     <w:tmpl w:val="9F46EC34"/>
@@ -12368,7 +13000,7 @@
       </w:rPr>
     </w:lvl>
   </w:abstractNum>
-  <w:abstractNum w:abstractNumId="33" w15:restartNumberingAfterBreak="0">
+  <w:abstractNum w:abstractNumId="34" w15:restartNumberingAfterBreak="0">
     <w:nsid w:val="6B415F8A"/>
     <w:multiLevelType w:val="multilevel"/>
     <w:tmpl w:val="0409001D"/>
@@ -12454,7 +13086,7 @@
       </w:pPr>
     </w:lvl>
   </w:abstractNum>
-  <w:abstractNum w:abstractNumId="34" w15:restartNumberingAfterBreak="0">
+  <w:abstractNum w:abstractNumId="35" w15:restartNumberingAfterBreak="0">
     <w:nsid w:val="6B8E7CF9"/>
     <w:multiLevelType w:val="hybridMultilevel"/>
     <w:tmpl w:val="4E7C556E"/>
@@ -12571,7 +13203,7 @@
       </w:pPr>
     </w:lvl>
   </w:abstractNum>
-  <w:abstractNum w:abstractNumId="35" w15:restartNumberingAfterBreak="0">
+  <w:abstractNum w:abstractNumId="36" w15:restartNumberingAfterBreak="0">
     <w:nsid w:val="6CF843F1"/>
     <w:multiLevelType w:val="hybridMultilevel"/>
     <w:tmpl w:val="53CE7B5C"/>
@@ -12660,7 +13292,7 @@
       </w:pPr>
     </w:lvl>
   </w:abstractNum>
-  <w:abstractNum w:abstractNumId="36" w15:restartNumberingAfterBreak="0">
+  <w:abstractNum w:abstractNumId="37" w15:restartNumberingAfterBreak="0">
     <w:nsid w:val="6DFB11F7"/>
     <w:multiLevelType w:val="hybridMultilevel"/>
     <w:tmpl w:val="BA340B80"/>
@@ -12749,7 +13381,7 @@
       </w:pPr>
     </w:lvl>
   </w:abstractNum>
-  <w:abstractNum w:abstractNumId="37" w15:restartNumberingAfterBreak="0">
+  <w:abstractNum w:abstractNumId="38" w15:restartNumberingAfterBreak="0">
     <w:nsid w:val="799051AC"/>
     <w:multiLevelType w:val="multilevel"/>
     <w:tmpl w:val="04090023"/>
@@ -12840,7 +13472,7 @@
       </w:pPr>
     </w:lvl>
   </w:abstractNum>
-  <w:abstractNum w:abstractNumId="38" w15:restartNumberingAfterBreak="0">
+  <w:abstractNum w:abstractNumId="39" w15:restartNumberingAfterBreak="0">
     <w:nsid w:val="7E7B01F4"/>
     <w:multiLevelType w:val="hybridMultilevel"/>
     <w:tmpl w:val="4EF20644"/>
@@ -12953,31 +13585,31 @@
     </w:lvl>
   </w:abstractNum>
   <w:num w:numId="1" w16cid:durableId="2099668385">
-    <w:abstractNumId w:val="37"/>
+    <w:abstractNumId w:val="38"/>
   </w:num>
   <w:num w:numId="2" w16cid:durableId="1918510986">
-    <w:abstractNumId w:val="16"/>
+    <w:abstractNumId w:val="17"/>
   </w:num>
   <w:num w:numId="3" w16cid:durableId="537284910">
     <w:abstractNumId w:val="10"/>
   </w:num>
   <w:num w:numId="4" w16cid:durableId="1626154805">
-    <w:abstractNumId w:val="34"/>
+    <w:abstractNumId w:val="35"/>
   </w:num>
   <w:num w:numId="5" w16cid:durableId="1150827992">
-    <w:abstractNumId w:val="21"/>
+    <w:abstractNumId w:val="22"/>
   </w:num>
   <w:num w:numId="6" w16cid:durableId="530923688">
-    <w:abstractNumId w:val="17"/>
+    <w:abstractNumId w:val="18"/>
   </w:num>
   <w:num w:numId="7" w16cid:durableId="697047779">
-    <w:abstractNumId w:val="32"/>
+    <w:abstractNumId w:val="33"/>
   </w:num>
   <w:num w:numId="8" w16cid:durableId="1758087200">
-    <w:abstractNumId w:val="23"/>
+    <w:abstractNumId w:val="24"/>
   </w:num>
   <w:num w:numId="9" w16cid:durableId="1843545300">
-    <w:abstractNumId w:val="29"/>
+    <w:abstractNumId w:val="30"/>
   </w:num>
   <w:num w:numId="10" w16cid:durableId="1114439855">
     <w:abstractNumId w:val="9"/>
@@ -13010,28 +13642,28 @@
     <w:abstractNumId w:val="0"/>
   </w:num>
   <w:num w:numId="20" w16cid:durableId="805699652">
-    <w:abstractNumId w:val="22"/>
+    <w:abstractNumId w:val="23"/>
   </w:num>
   <w:num w:numId="21" w16cid:durableId="1423574256">
+    <w:abstractNumId w:val="28"/>
+  </w:num>
+  <w:num w:numId="22" w16cid:durableId="178589851">
+    <w:abstractNumId w:val="39"/>
+  </w:num>
+  <w:num w:numId="23" w16cid:durableId="252206079">
+    <w:abstractNumId w:val="15"/>
+  </w:num>
+  <w:num w:numId="24" w16cid:durableId="751321936">
+    <w:abstractNumId w:val="34"/>
+  </w:num>
+  <w:num w:numId="25" w16cid:durableId="1480000526">
     <w:abstractNumId w:val="27"/>
   </w:num>
-  <w:num w:numId="22" w16cid:durableId="178589851">
-    <w:abstractNumId w:val="38"/>
-  </w:num>
-  <w:num w:numId="23" w16cid:durableId="252206079">
-    <w:abstractNumId w:val="14"/>
-  </w:num>
-  <w:num w:numId="24" w16cid:durableId="751321936">
-    <w:abstractNumId w:val="33"/>
-  </w:num>
-  <w:num w:numId="25" w16cid:durableId="1480000526">
-    <w:abstractNumId w:val="26"/>
-  </w:num>
   <w:num w:numId="26" w16cid:durableId="1289311277">
-    <w:abstractNumId w:val="18"/>
+    <w:abstractNumId w:val="19"/>
   </w:num>
   <w:num w:numId="27" w16cid:durableId="1208031901">
-    <w:abstractNumId w:val="20"/>
+    <w:abstractNumId w:val="21"/>
     <w:lvlOverride w:ilvl="0">
       <w:startOverride w:val="1"/>
     </w:lvlOverride>
@@ -13061,7 +13693,7 @@
     </w:lvlOverride>
   </w:num>
   <w:num w:numId="28" w16cid:durableId="590239125">
-    <w:abstractNumId w:val="18"/>
+    <w:abstractNumId w:val="19"/>
     <w:lvlOverride w:ilvl="0">
       <w:startOverride w:val="1"/>
     </w:lvlOverride>
@@ -13089,7 +13721,7 @@
     </w:lvlOverride>
   </w:num>
   <w:num w:numId="29" w16cid:durableId="1551070298">
-    <w:abstractNumId w:val="19"/>
+    <w:abstractNumId w:val="20"/>
   </w:num>
   <w:num w:numId="30" w16cid:durableId="957181216">
     <w:abstractNumId w:val="13"/>
@@ -13101,28 +13733,31 @@
     <w:abstractNumId w:val="11"/>
   </w:num>
   <w:num w:numId="33" w16cid:durableId="1189831333">
-    <w:abstractNumId w:val="15"/>
+    <w:abstractNumId w:val="16"/>
   </w:num>
   <w:num w:numId="34" w16cid:durableId="1400976744">
+    <w:abstractNumId w:val="26"/>
+  </w:num>
+  <w:num w:numId="35" w16cid:durableId="1701053540">
+    <w:abstractNumId w:val="29"/>
+  </w:num>
+  <w:num w:numId="36" w16cid:durableId="1442530301">
+    <w:abstractNumId w:val="31"/>
+  </w:num>
+  <w:num w:numId="37" w16cid:durableId="1717897184">
+    <w:abstractNumId w:val="37"/>
+  </w:num>
+  <w:num w:numId="38" w16cid:durableId="1090152046">
     <w:abstractNumId w:val="25"/>
   </w:num>
-  <w:num w:numId="35" w16cid:durableId="1701053540">
-    <w:abstractNumId w:val="28"/>
+  <w:num w:numId="39" w16cid:durableId="1718578745">
+    <w:abstractNumId w:val="32"/>
   </w:num>
-  <w:num w:numId="36" w16cid:durableId="1442530301">
-    <w:abstractNumId w:val="30"/>
-  </w:num>
-  <w:num w:numId="37" w16cid:durableId="1717897184">
+  <w:num w:numId="40" w16cid:durableId="1124496576">
     <w:abstractNumId w:val="36"/>
   </w:num>
-  <w:num w:numId="38" w16cid:durableId="1090152046">
-    <w:abstractNumId w:val="24"/>
-  </w:num>
-  <w:num w:numId="39" w16cid:durableId="1718578745">
-    <w:abstractNumId w:val="31"/>
-  </w:num>
-  <w:num w:numId="40" w16cid:durableId="1124496576">
-    <w:abstractNumId w:val="35"/>
+  <w:num w:numId="41" w16cid:durableId="1110977063">
+    <w:abstractNumId w:val="14"/>
   </w:num>
   <w:numIdMacAtCleanup w:val="22"/>
 </w:numbering>

--- a/Imbalance_Balanced_Dataset_Composition_XAI.docx
+++ b/Imbalance_Balanced_Dataset_Composition_XAI.docx
@@ -1518,7 +1518,6 @@
         <w:t xml:space="preserve"> vs. </w:t>
       </w:r>
       <w:proofErr w:type="spellStart"/>
-      <w:proofErr w:type="gramStart"/>
       <w:r>
         <w:rPr>
           <w:b w:val="0"/>
@@ -1527,7 +1526,6 @@
         <w:t>imbalanced</w:t>
       </w:r>
       <w:proofErr w:type="spellEnd"/>
-      <w:proofErr w:type="gramEnd"/>
       <w:r>
         <w:rPr>
           <w:b w:val="0"/>
@@ -1958,15 +1956,7 @@
         <w:t xml:space="preserve">studied </w:t>
       </w:r>
       <w:r>
-        <w:t xml:space="preserve">by Miao, Y., Cao, H., and </w:t>
-      </w:r>
-      <w:proofErr w:type="gramStart"/>
-      <w:r>
-        <w:t>Tang,</w:t>
-      </w:r>
-      <w:proofErr w:type="gramEnd"/>
-      <w:r>
-        <w:t xml:space="preserve"> M. (2022) focuses on the technique that may be utilized to evaluate the impact that imbalanced binary data has on the performance of machine learning models. In their investigation, they investigated how the imbalance ratio (IR) influences the performance and stability of the model. To build datasets with variable imbalance ratios, they applied imbalanced data augmentation algorithms. </w:t>
+        <w:t xml:space="preserve">by Miao, Y., Cao, H., and Tang, M. (2022) focuses on the technique that may be utilized to evaluate the impact that imbalanced binary data has on the performance of machine learning models. In their investigation, they investigated how the imbalance ratio (IR) influences the performance and stability of the model. To build datasets with variable imbalance ratios, they applied imbalanced data augmentation algorithms. </w:t>
       </w:r>
       <w:r>
         <w:t>T</w:t>
@@ -2466,7 +2456,6 @@
         <w:t>​ L(</w:t>
       </w:r>
       <w:proofErr w:type="spellStart"/>
-      <w:proofErr w:type="gramStart"/>
       <w:r>
         <w:rPr>
           <w:rFonts w:ascii="Times New Roman" w:hAnsi="Times New Roman" w:cs="Times New Roman"/>
@@ -2478,7 +2467,6 @@
         <w:t>f,g</w:t>
       </w:r>
       <w:proofErr w:type="spellEnd"/>
-      <w:proofErr w:type="gramEnd"/>
       <w:r>
         <w:rPr>
           <w:rFonts w:ascii="Times New Roman" w:hAnsi="Times New Roman" w:cs="Times New Roman"/>
@@ -2715,18 +2703,10 @@
       </w:r>
       <w:r>
         <w:tab/>
-        <w:t xml:space="preserve"> </w:t>
-      </w:r>
-      <w:proofErr w:type="gramStart"/>
-      <w:r>
-        <w:t xml:space="preserve">   </w:t>
-      </w:r>
-      <w:r>
-        <w:t>(</w:t>
-      </w:r>
-      <w:proofErr w:type="gramEnd"/>
-      <w:r>
-        <w:t>2)</w:t>
+        <w:t xml:space="preserve">    </w:t>
+      </w:r>
+      <w:r>
+        <w:t>(2)</w:t>
       </w:r>
     </w:p>
     <w:p>
@@ -5596,23 +5576,7 @@
         <w:t>uses</w:t>
       </w:r>
       <w:r>
-        <w:t xml:space="preserve"> a balanced </w:t>
-      </w:r>
-      <w:proofErr w:type="gramStart"/>
-      <w:r>
-        <w:t>dataset</w:t>
-      </w:r>
-      <w:proofErr w:type="gramEnd"/>
-      <w:r>
-        <w:t xml:space="preserve"> seems good for all </w:t>
-      </w:r>
-      <w:proofErr w:type="gramStart"/>
-      <w:r>
-        <w:t>classes, and</w:t>
-      </w:r>
-      <w:proofErr w:type="gramEnd"/>
-      <w:r>
-        <w:t xml:space="preserve"> showing high recall and precision values. This model also doesn't show </w:t>
+        <w:t xml:space="preserve"> a balanced dataset seems good for all classes, and showing high recall and precision values. This model also doesn't show </w:t>
       </w:r>
       <w:r>
         <w:t xml:space="preserve">bias to minority classes. The true positive level for all classes </w:t>
@@ -6582,15 +6546,7 @@
         <w:pStyle w:val="FigureCaption"/>
       </w:pPr>
       <w:r>
-        <w:t xml:space="preserve">The relationship between data/ dataset size and evaluation can be proven in the performance of the model in various sample sizes. In small datasets, especially those that have unbalanced classes, this model often gives misleading results. For example, in a smaller dataset, minority classes may have high recall, wrongly </w:t>
-      </w:r>
-      <w:proofErr w:type="gramStart"/>
-      <w:r>
-        <w:t>show</w:t>
-      </w:r>
-      <w:proofErr w:type="gramEnd"/>
-      <w:r>
-        <w:t xml:space="preserve"> that the model can handle class imbalances effectively, even though lies caused by statistical noise, rather than original learning from data.</w:t>
+        <w:t>The relationship between data/ dataset size and evaluation can be proven in the performance of the model in various sample sizes. In small datasets, especially those that have unbalanced classes, this model often gives misleading results. For example, in a smaller dataset, minority classes may have high recall, wrongly show that the model can handle class imbalances effectively, even though lies caused by statistical noise, rather than original learning from data.</w:t>
       </w:r>
     </w:p>
     <w:p>
@@ -6610,15 +6566,7 @@
         <w:pStyle w:val="FigureCaption"/>
       </w:pPr>
       <w:r>
-        <w:t xml:space="preserve">That way, a larger data set provides a more accurate and reliable evaluation of models. They helped reveal how much the model </w:t>
-      </w:r>
-      <w:proofErr w:type="gramStart"/>
-      <w:r>
-        <w:t>actually was</w:t>
-      </w:r>
-      <w:proofErr w:type="gramEnd"/>
-      <w:r>
-        <w:t xml:space="preserve"> really biased to the majority class, especially in an unbalanced data collection, and enable AI practitioners to apply more effective corrective steps.</w:t>
+        <w:t>That way, a larger data set provides a more accurate and reliable evaluation of models. They helped reveal how much the model actually was really biased to the majority class, especially in an unbalanced data collection, and enable AI practitioners to apply more effective corrective steps.</w:t>
       </w:r>
     </w:p>
     <w:p>
@@ -6675,15 +6623,7 @@
         <w:t xml:space="preserve"> to a very planned level. This shows that the size of a small sample can cover the actual level of bias. </w:t>
       </w:r>
       <w:r>
-        <w:t xml:space="preserve">As a result, the model that is trained and evaluated on a small dataset may look </w:t>
-      </w:r>
-      <w:proofErr w:type="gramStart"/>
-      <w:r>
-        <w:t>more fair</w:t>
-      </w:r>
-      <w:proofErr w:type="gramEnd"/>
-      <w:r>
-        <w:t xml:space="preserve"> than when used on large scale samples.</w:t>
+        <w:t>As a result, the model that is trained and evaluated on a small dataset may look more fair than when used on large scale samples.</w:t>
       </w:r>
     </w:p>
     <w:p>
@@ -6805,15 +6745,7 @@
         </w:rPr>
       </w:pPr>
       <w:r>
-        <w:t xml:space="preserve">In this chapter, I </w:t>
-      </w:r>
-      <w:proofErr w:type="gramStart"/>
-      <w:r>
-        <w:t>try</w:t>
-      </w:r>
-      <w:proofErr w:type="gramEnd"/>
-      <w:r>
-        <w:t xml:space="preserve"> to summarize the findings from the analysis. This research reveals a significant impact of dataset composition on model fairness and transparency. This shows that</w:t>
+        <w:t>In this chapter, I try to summarize the findings from the analysis. This research reveals a significant impact of dataset composition on model fairness and transparency. This shows that</w:t>
       </w:r>
       <w:r>
         <w:rPr>
@@ -7216,13 +7148,8 @@
         <w:t>small sample sizes</w:t>
       </w:r>
       <w:r>
-        <w:t xml:space="preserve"> </w:t>
-      </w:r>
-      <w:proofErr w:type="gramStart"/>
-      <w:r>
-        <w:t>is</w:t>
-      </w:r>
-      <w:proofErr w:type="gramEnd"/>
+        <w:t xml:space="preserve"> is</w:t>
+      </w:r>
       <w:r>
         <w:t xml:space="preserve">, </w:t>
       </w:r>
@@ -7265,15 +7192,7 @@
         <w:t xml:space="preserve"> bias</w:t>
       </w:r>
       <w:r>
-        <w:t xml:space="preserve"> and increase fairness in </w:t>
-      </w:r>
-      <w:proofErr w:type="gramStart"/>
-      <w:r>
-        <w:t>Responsible</w:t>
-      </w:r>
-      <w:proofErr w:type="gramEnd"/>
-      <w:r>
-        <w:t xml:space="preserve"> AI field.</w:t>
+        <w:t xml:space="preserve"> and increase fairness in Responsible AI field.</w:t>
       </w:r>
     </w:p>
     <w:p>
@@ -7414,22 +7333,13 @@
         </w:numPr>
       </w:pPr>
       <w:r>
-        <w:t xml:space="preserve">This study only </w:t>
-      </w:r>
-      <w:r>
-        <w:t>evaluates</w:t>
-      </w:r>
-      <w:r>
-        <w:t xml:space="preserve"> </w:t>
+        <w:t xml:space="preserve">This study only evaluates </w:t>
       </w:r>
       <w:r>
         <w:t>a few</w:t>
       </w:r>
       <w:r>
-        <w:t xml:space="preserve"> types of data characteristics</w:t>
-      </w:r>
-      <w:r>
-        <w:t>, which are only data homogeneity and data sparsity.</w:t>
+        <w:t xml:space="preserve"> types of data characteristics, which are only data homogeneity and data sparsity.</w:t>
       </w:r>
     </w:p>
     <w:p>
@@ -7905,33 +7815,55 @@
         <w:rPr>
           <w:lang w:val="en-ID"/>
         </w:rPr>
-        <w:t xml:space="preserve">A key recommendation from this study is the incorporation of dataset </w:t>
-      </w:r>
-      <w:r>
-        <w:rPr>
-          <w:lang w:val="en-ID"/>
-        </w:rPr>
-        <w:t xml:space="preserve">characteristics, especially </w:t>
-      </w:r>
-      <w:proofErr w:type="spellStart"/>
-      <w:r>
-        <w:rPr>
-          <w:lang w:val="en-ID"/>
-        </w:rPr>
-        <w:t>dataset</w:t>
-      </w:r>
-      <w:r>
-        <w:rPr>
-          <w:lang w:val="en-ID"/>
-        </w:rPr>
-        <w:t>composition</w:t>
-      </w:r>
-      <w:proofErr w:type="spellEnd"/>
-      <w:r>
-        <w:rPr>
-          <w:lang w:val="en-ID"/>
-        </w:rPr>
-        <w:t xml:space="preserve"> documentation into Responsible AI </w:t>
+        <w:t>This study</w:t>
+      </w:r>
+      <w:r>
+        <w:rPr>
+          <w:lang w:val="en-ID"/>
+        </w:rPr>
+        <w:t xml:space="preserve"> </w:t>
+      </w:r>
+      <w:r>
+        <w:rPr>
+          <w:lang w:val="en-ID"/>
+        </w:rPr>
+        <w:t>recommends</w:t>
+      </w:r>
+      <w:r>
+        <w:rPr>
+          <w:lang w:val="en-ID"/>
+        </w:rPr>
+        <w:t xml:space="preserve"> </w:t>
+      </w:r>
+      <w:r>
+        <w:rPr>
+          <w:lang w:val="en-ID"/>
+        </w:rPr>
+        <w:t xml:space="preserve">the </w:t>
+      </w:r>
+      <w:r>
+        <w:rPr>
+          <w:lang w:val="en-ID"/>
+        </w:rPr>
+        <w:t>documentation</w:t>
+      </w:r>
+      <w:r>
+        <w:rPr>
+          <w:lang w:val="en-ID"/>
+        </w:rPr>
+        <w:t xml:space="preserve"> of dataset </w:t>
+      </w:r>
+      <w:r>
+        <w:rPr>
+          <w:lang w:val="en-ID"/>
+        </w:rPr>
+        <w:t>characteristics</w:t>
+      </w:r>
+      <w:r>
+        <w:rPr>
+          <w:lang w:val="en-ID"/>
+        </w:rPr>
+        <w:t xml:space="preserve"> into Responsible AI </w:t>
       </w:r>
       <w:r>
         <w:rPr>
@@ -7958,7 +7890,31 @@
         <w:rPr>
           <w:lang w:val="en-ID"/>
         </w:rPr>
-        <w:t xml:space="preserve">By documenting whether a dataset is balanced or imbalanced, AI practitioners can ensure </w:t>
+        <w:t xml:space="preserve">By documenting whether </w:t>
+      </w:r>
+      <w:r>
+        <w:rPr>
+          <w:lang w:val="en-ID"/>
+        </w:rPr>
+        <w:t>dataset’s characteristic</w:t>
+      </w:r>
+      <w:r>
+        <w:rPr>
+          <w:lang w:val="en-ID"/>
+        </w:rPr>
+        <w:t xml:space="preserve">, </w:t>
+      </w:r>
+      <w:r>
+        <w:rPr>
+          <w:lang w:val="en-ID"/>
+        </w:rPr>
+        <w:t xml:space="preserve">will gain more trust from the </w:t>
+      </w:r>
+      <w:r>
+        <w:rPr>
+          <w:lang w:val="en-ID"/>
+        </w:rPr>
+        <w:t xml:space="preserve">stakeholders about </w:t>
       </w:r>
       <w:r>
         <w:rPr>
@@ -7970,7 +7926,7 @@
         <w:rPr>
           <w:lang w:val="en-ID"/>
         </w:rPr>
-        <w:t>transparency, allowing stakeholders to make more informed decisions about the fairness and reliability of AI systems.</w:t>
+        <w:t>AI systems.</w:t>
       </w:r>
     </w:p>
     <w:p>
@@ -7994,100 +7950,110 @@
           <w:bCs/>
           <w:lang w:val="en-ID"/>
         </w:rPr>
-        <w:t>Broader Impact on Responsible AI</w:t>
-      </w:r>
-    </w:p>
-    <w:p>
-      <w:pPr>
-        <w:pStyle w:val="Para"/>
-        <w:rPr>
-          <w:lang w:val="en-ID"/>
-        </w:rPr>
-      </w:pPr>
-      <w:r>
-        <w:rPr>
-          <w:lang w:val="en-ID"/>
-        </w:rPr>
-        <w:t>These insights have immediate and long-term effects on Responsible AI. In the short term, they highlight the need for stricter evaluations of model fairness, especially in high-stakes applications like healthcare, criminal justice, and hiring, where bias can have severe consequences. In the long term, integrating dataset composition analysis into Responsible AI frameworks can enhance trust in AI systems, fostering more ethical and accountable AI practices across industries.</w:t>
-      </w:r>
-    </w:p>
-    <w:p>
-      <w:pPr>
-        <w:pStyle w:val="Para"/>
-        <w:rPr>
-          <w:lang w:val="en-ID"/>
-        </w:rPr>
-      </w:pPr>
-    </w:p>
-    <w:p>
-      <w:pPr>
-        <w:pStyle w:val="Para"/>
-        <w:rPr>
-          <w:lang w:val="en-ID"/>
-        </w:rPr>
-      </w:pPr>
-      <w:r>
-        <w:rPr>
-          <w:lang w:val="en-ID"/>
-        </w:rPr>
-        <w:t>T</w:t>
-      </w:r>
-      <w:r>
-        <w:rPr>
-          <w:lang w:val="en-ID"/>
-        </w:rPr>
-        <w:t>he study under</w:t>
-      </w:r>
-      <w:r>
-        <w:rPr>
-          <w:lang w:val="en-ID"/>
-        </w:rPr>
-        <w:t>lines</w:t>
-      </w:r>
-      <w:r>
-        <w:rPr>
-          <w:lang w:val="en-ID"/>
-        </w:rPr>
-        <w:t xml:space="preserve"> the importance of moving beyond model explainability alone. Transparency </w:t>
-      </w:r>
-      <w:r>
-        <w:rPr>
-          <w:lang w:val="en-ID"/>
-        </w:rPr>
-        <w:lastRenderedPageBreak/>
-        <w:t>at both the model and dataset levels is essential for building fair AI systems, and this approach has the potential to reshape how AI fairness is evaluated and regulated in the future.</w:t>
-      </w:r>
-    </w:p>
-    <w:p>
-      <w:pPr>
-        <w:pStyle w:val="Para"/>
-        <w:rPr>
-          <w:lang w:val="en-ID"/>
-        </w:rPr>
-      </w:pPr>
-      <w:r>
-        <w:rPr>
-          <w:lang w:val="en-ID"/>
-        </w:rPr>
-        <w:t>Pinpoint any gaps or unanswered questions that emerged from your study, and propose specific avenues for further investigation, detailing how these could continue to expand the knowledge base on the subject.</w:t>
-      </w:r>
-    </w:p>
-    <w:p>
-      <w:pPr>
-        <w:pStyle w:val="Para"/>
-        <w:rPr>
-          <w:lang w:val="en-ID"/>
-        </w:rPr>
-      </w:pPr>
-    </w:p>
-    <w:p>
-      <w:pPr>
-        <w:pStyle w:val="Para"/>
-      </w:pPr>
+        <w:t xml:space="preserve">Broader Impact on </w:t>
+      </w:r>
       <w:r>
         <w:rPr>
           <w:b/>
           <w:bCs/>
+          <w:lang w:val="en-ID"/>
+        </w:rPr>
+        <w:t>X</w:t>
+      </w:r>
+      <w:r>
+        <w:rPr>
+          <w:b/>
+          <w:bCs/>
+          <w:lang w:val="en-ID"/>
+        </w:rPr>
+        <w:t>AI</w:t>
+      </w:r>
+    </w:p>
+    <w:p>
+      <w:pPr>
+        <w:pStyle w:val="Para"/>
+        <w:rPr>
+          <w:lang w:val="en-ID"/>
+        </w:rPr>
+      </w:pPr>
+      <w:r>
+        <w:rPr>
+          <w:lang w:val="en-ID"/>
+        </w:rPr>
+        <w:t>These insights have immediate and long-term effects on Responsible AI. In the short term, they highlight the need for stricter evaluations of model fairness, especially in high-stakes applications like healthcare, criminal justice, and hiring, where bias can have severe consequences. In the long term, integrating dataset composition analysis into Responsible AI frameworks can enhance trust in AI systems, fostering more ethical and accountable AI practices across industries.</w:t>
+      </w:r>
+    </w:p>
+    <w:p>
+      <w:pPr>
+        <w:pStyle w:val="Para"/>
+        <w:rPr>
+          <w:lang w:val="en-ID"/>
+        </w:rPr>
+      </w:pPr>
+    </w:p>
+    <w:p>
+      <w:pPr>
+        <w:pStyle w:val="Para"/>
+        <w:rPr>
+          <w:lang w:val="en-ID"/>
+        </w:rPr>
+      </w:pPr>
+      <w:r>
+        <w:rPr>
+          <w:lang w:val="en-ID"/>
+        </w:rPr>
+        <w:t>T</w:t>
+      </w:r>
+      <w:r>
+        <w:rPr>
+          <w:lang w:val="en-ID"/>
+        </w:rPr>
+        <w:t>he study under</w:t>
+      </w:r>
+      <w:r>
+        <w:rPr>
+          <w:lang w:val="en-ID"/>
+        </w:rPr>
+        <w:t>lines</w:t>
+      </w:r>
+      <w:r>
+        <w:rPr>
+          <w:lang w:val="en-ID"/>
+        </w:rPr>
+        <w:t xml:space="preserve"> the importance of moving beyond model explainability alone. Transparency at both the model and dataset levels is essential for building fair AI systems, and this approach has the potential to reshape how AI fairness is evaluated and regulated in the future.</w:t>
+      </w:r>
+    </w:p>
+    <w:p>
+      <w:pPr>
+        <w:pStyle w:val="Para"/>
+        <w:rPr>
+          <w:lang w:val="en-ID"/>
+        </w:rPr>
+      </w:pPr>
+      <w:r>
+        <w:rPr>
+          <w:lang w:val="en-ID"/>
+        </w:rPr>
+        <w:lastRenderedPageBreak/>
+        <w:t>Pinpoint any gaps or unanswered questions that emerged from your study, and propose specific avenues for further investigation, detailing how these could continue to expand the knowledge base on the subject.</w:t>
+      </w:r>
+    </w:p>
+    <w:p>
+      <w:pPr>
+        <w:pStyle w:val="Para"/>
+        <w:rPr>
+          <w:lang w:val="en-ID"/>
+        </w:rPr>
+      </w:pPr>
+    </w:p>
+    <w:p>
+      <w:pPr>
+        <w:pStyle w:val="Para"/>
+      </w:pPr>
+      <w:r>
+        <w:rPr>
+          <w:b/>
+          <w:bCs/>
         </w:rPr>
         <w:t>Gaps and Future Investigation</w:t>
       </w:r>
@@ -8099,81 +8065,130 @@
       <w:r>
         <w:t>While this research contributes to the understanding of bias in AI models, several questions remain unanswered:</w:t>
       </w:r>
-    </w:p>
-    <w:p>
-      <w:pPr>
-        <w:pStyle w:val="Para"/>
-      </w:pPr>
     </w:p>
     <w:p>
       <w:pPr>
         <w:pStyle w:val="Para"/>
         <w:numPr>
           <w:ilvl w:val="0"/>
-          <w:numId w:val="36"/>
+          <w:numId w:val="42"/>
         </w:numPr>
       </w:pPr>
       <w:r>
-        <w:t>Model-Specific Behavior: This study focused on logistic regression, a relatively simple model. It would be valuable to investigate how more complex models, such as neural networks, behave in the presence of imbalanced datasets, especially in real-world scenarios with multi-class classification tasks.</w:t>
+        <w:t xml:space="preserve">This study was carried out using logistic regression, a </w:t>
+      </w:r>
+      <w:r>
+        <w:t>simple</w:t>
+      </w:r>
+      <w:r>
+        <w:t xml:space="preserve"> model. It will be interesting to see how more </w:t>
+      </w:r>
+      <w:r>
+        <w:t>complex</w:t>
+      </w:r>
+      <w:r>
+        <w:t xml:space="preserve"> models such as neural networks work with imbalanced data </w:t>
+      </w:r>
+      <w:r>
+        <w:t>sets,</w:t>
+      </w:r>
+      <w:r>
+        <w:t xml:space="preserve"> especially when handling multi-class classification problems in real life.</w:t>
       </w:r>
     </w:p>
     <w:p>
       <w:pPr>
         <w:pStyle w:val="Para"/>
-      </w:pPr>
+        <w:ind w:left="720"/>
+      </w:pPr>
+      <w:r>
+        <w:t xml:space="preserve"> </w:t>
+      </w:r>
     </w:p>
     <w:p>
       <w:pPr>
         <w:pStyle w:val="Para"/>
         <w:numPr>
           <w:ilvl w:val="0"/>
-          <w:numId w:val="36"/>
+          <w:numId w:val="42"/>
         </w:numPr>
       </w:pPr>
       <w:r>
-        <w:t xml:space="preserve">Real-World Data Complexity: The datasets used in this study were synthetic, which allowed for controlled experimentation. However, real-world data often </w:t>
-      </w:r>
-      <w:r>
-        <w:t>contains</w:t>
-      </w:r>
-      <w:r>
-        <w:t xml:space="preserve"> noise, missing values, and more complex relationships. Future research should test these findings using </w:t>
-      </w:r>
-      <w:r>
-        <w:t>diverse, real-world datasets to ensure broader applicability.</w:t>
-      </w:r>
-      <w:r>
-        <w:t xml:space="preserve"> </w:t>
-      </w:r>
-    </w:p>
-    <w:p>
-      <w:pPr>
-        <w:pStyle w:val="Para"/>
-      </w:pPr>
+        <w:t xml:space="preserve">The data sets </w:t>
+      </w:r>
+      <w:r>
+        <w:t xml:space="preserve">used </w:t>
+      </w:r>
+      <w:r>
+        <w:t xml:space="preserve">in this study were </w:t>
+      </w:r>
+      <w:r>
+        <w:t xml:space="preserve">synthetic dataset/ </w:t>
+      </w:r>
+      <w:r>
+        <w:t xml:space="preserve">artificial </w:t>
+      </w:r>
+      <w:r>
+        <w:t xml:space="preserve">data, </w:t>
+      </w:r>
+      <w:r>
+        <w:t xml:space="preserve">which made it easy to control the experiments. But </w:t>
+      </w:r>
+      <w:r>
+        <w:t>real</w:t>
+      </w:r>
+      <w:r>
+        <w:t>-world</w:t>
+      </w:r>
+      <w:r>
+        <w:t xml:space="preserve"> data may contain noise, missing values and complex correlations. Future research should these check findings on various real world data sets </w:t>
+      </w:r>
+      <w:r>
+        <w:t>to</w:t>
+      </w:r>
+      <w:r>
+        <w:t xml:space="preserve"> confirm their generality. </w:t>
+      </w:r>
     </w:p>
     <w:p>
       <w:pPr>
         <w:pStyle w:val="Para"/>
         <w:numPr>
           <w:ilvl w:val="0"/>
-          <w:numId w:val="36"/>
+          <w:numId w:val="42"/>
         </w:numPr>
       </w:pPr>
       <w:r>
-        <w:t>Bias Mitigation Techniques: Further investigation into techniques for mitigating bias in imbalanced datasets is needed. While this study underscores the importance of dataset composition, future research could explore the efficacy of different bias mitigation strategies, such as synthetic data generation, re-sampling techniques, and ensemble learning, in various contexts.</w:t>
+        <w:t xml:space="preserve">There is a need to gain further understanding </w:t>
+      </w:r>
+      <w:r>
+        <w:t>of</w:t>
+      </w:r>
+      <w:r>
+        <w:t xml:space="preserve"> how to address bias in imbalanced data sets. However, this study highlights the role of dataset in </w:t>
+      </w:r>
+      <w:r>
+        <w:t>bias</w:t>
+      </w:r>
+      <w:r>
+        <w:t xml:space="preserve">, future research can focus on the </w:t>
+      </w:r>
+      <w:r>
+        <w:t xml:space="preserve">effectiveness of various bias reduction methods including </w:t>
+      </w:r>
+      <w:r>
+        <w:t xml:space="preserve">artificial data/ </w:t>
+      </w:r>
+      <w:r>
+        <w:t>synthetic data generation, re-sampling, and ensemble learning.</w:t>
       </w:r>
     </w:p>
     <w:p>
       <w:pPr>
         <w:pStyle w:val="Para"/>
       </w:pPr>
-    </w:p>
-    <w:p>
-      <w:pPr>
-        <w:pStyle w:val="Para"/>
-      </w:pPr>
-      <w:r>
-        <w:t>By addressing these gaps, future studies can continue to expand the knowledge base on AI fairness and transparency, contributing to the development of more responsible and equitable AI systems.</w:t>
+      <w:r>
+        <w:t>Through filling these gaps, future research can build on the current knowledge about AI fairness and transparency and help to create more ethical AI solutions.</w:t>
       </w:r>
     </w:p>
     <w:p>
@@ -8218,13 +8233,14 @@
         <w:pStyle w:val="Para"/>
       </w:pPr>
       <w:r>
-        <w:t>This research has shed light on how dataset composition—specifically imbalance—affects AI model performance and fairness. While the findings contribute significantly to Responsible AI, there are numerous areas that future research should explore to further enhance AI transparency and fairness.</w:t>
-      </w:r>
-    </w:p>
-    <w:p>
-      <w:pPr>
-        <w:pStyle w:val="Para"/>
-      </w:pPr>
+        <w:t xml:space="preserve">Due to the fact that this research work has revealed how dataset composition particularly imbalance affects the performance of AI models and fairness, there are many areas that future research should focus on to </w:t>
+      </w:r>
+      <w:r>
+        <w:t>improve</w:t>
+      </w:r>
+      <w:r>
+        <w:t xml:space="preserve"> AI transparency and fairness.</w:t>
+      </w:r>
     </w:p>
     <w:p>
       <w:pPr>
@@ -8237,15 +8253,56 @@
       <w:r>
         <w:t>Bias Mitigation Techniques:</w:t>
       </w:r>
+      <w:r>
+        <w:t xml:space="preserve"> </w:t>
+      </w:r>
     </w:p>
     <w:p>
       <w:pPr>
         <w:pStyle w:val="Para"/>
-      </w:pPr>
+        <w:ind w:left="720"/>
+      </w:pPr>
+      <w:r>
+        <w:t xml:space="preserve">One of the major recommendations is to explore and develop bias mitigation techniques in more detail, for example, </w:t>
+      </w:r>
+      <w:r>
+        <w:t xml:space="preserve">Synthetic Minority Over-sampling Technique (SMOTE), </w:t>
+      </w:r>
+      <w:r>
+        <w:t>that creates new instances for the minority class to balance the dataset. It is also important to test thoroughly such techniques as SMOTE together with other advanced techniques of over-sampling</w:t>
+      </w:r>
+      <w:r>
+        <w:t xml:space="preserve"> </w:t>
+      </w:r>
+      <w:r>
+        <w:t>or of under-sampling</w:t>
+      </w:r>
+      <w:r>
+        <w:t>. I</w:t>
+      </w:r>
+      <w:r>
+        <w:t xml:space="preserve">t </w:t>
+      </w:r>
+      <w:proofErr w:type="spellStart"/>
+      <w:r>
+        <w:t>boosting</w:t>
+      </w:r>
+      <w:r>
+        <w:t>sary</w:t>
+      </w:r>
+      <w:proofErr w:type="spellEnd"/>
+      <w:r>
+        <w:t xml:space="preserve"> to experiment with the combinations of these techniques with the ensemble methods, for example, Bagging </w:t>
+      </w:r>
       <w:r>
         <w:lastRenderedPageBreak/>
-        <w:t>A key recommendation is to further investigate and refine bias mitigation techniques, such as Synthetic Minority Over-sampling Technique (SMOTE), which generates synthetic instances for the minority class to balance the dataset. SMOTE and other advanced techniques like ADASYN, Random Over-sampling, Under-sampling, and Cost-Sensitive Learning should be rigorously tested across different domains and model architectures to evaluate their effectiveness in reducing bias without negatively impacting model accuracy. Furthermore, exploring hybrid approaches that combine these techniques with ensemble methods, like Bagging or Boosting, could help balance performance across both the majority and minority classes.</w:t>
-      </w:r>
+        <w:t>or Boosting, to improve the performance in both classes.</w:t>
+      </w:r>
+    </w:p>
+    <w:p>
+      <w:pPr>
+        <w:pStyle w:val="Para"/>
+      </w:pPr>
     </w:p>
     <w:p>
       <w:pPr>
@@ -8262,15 +8319,16 @@
     <w:p>
       <w:pPr>
         <w:pStyle w:val="Para"/>
-      </w:pPr>
-      <w:r>
-        <w:t xml:space="preserve">While this study focused on logistic regression, future research should extend these findings to more complex models, such as Deep Neural Networks (DNNs), Convolutional Neural Networks (CNNs), and Transformer-based </w:t>
-      </w:r>
-      <w:r>
-        <w:t>architecture</w:t>
-      </w:r>
-      <w:r>
-        <w:t>. These models might behave differently when trained on imbalanced datasets, especially in high-dimensional data settings such as image classification or natural language processing. Analyzing the efficacy of bias mitigation techniques in these more complex models can provide broader insights into their generalizability across different AI tasks.</w:t>
+        <w:ind w:left="720"/>
+      </w:pPr>
+      <w:r>
+        <w:t xml:space="preserve">This study was performed using logistic regression; future research should include similar analysis of more sophisticated models such as Deep Neural Networks (DNN), Convolutional Neural Networks (CNN), and Transformer models. These models may work differently when trained on imbalanced data </w:t>
+      </w:r>
+      <w:r>
+        <w:t>sets,</w:t>
+      </w:r>
+      <w:r>
+        <w:t xml:space="preserve"> especially in high dimensional data space such as image classification or natural language processing. The following comes with the identification of the biases; it will be possible to establish how effectively these techniques can be applied to other machine learning tasks.</w:t>
       </w:r>
     </w:p>
     <w:p>
@@ -8293,9 +8351,30 @@
     <w:p>
       <w:pPr>
         <w:pStyle w:val="Para"/>
-      </w:pPr>
-      <w:r>
-        <w:t>It would be useful to explore how varying levels of dataset complexity, noise, and missing values impact bias and fairness in AI models. Datasets in real-world scenarios often include messy, incomplete data, which can exacerbate bias. Research that focuses on real-world data, including multi-class problems and multi-modal datasets (e.g., combining text, images, and structured data), will provide a more comprehensive understanding of bias mitigation in practice.</w:t>
+        <w:ind w:left="720"/>
+      </w:pPr>
+      <w:r>
+        <w:t xml:space="preserve">It </w:t>
+      </w:r>
+      <w:r>
+        <w:t xml:space="preserve">would be helpful to investigate how the differences in the dataset’s quality, the level of noise and the </w:t>
+      </w:r>
+      <w:proofErr w:type="spellStart"/>
+      <w:r>
+        <w:t>the</w:t>
+      </w:r>
+      <w:proofErr w:type="spellEnd"/>
+      <w:r>
+        <w:t xml:space="preserve"> bias presence and of unfairness missing of values the affect AI models. Real-world datasets are often noisy and may be incomplete which makes the problem of bias even worse. Research that focuses on actual data and is not artificially generated, is multi-class in nature and may be modal </w:t>
+      </w:r>
+      <w:r>
+        <w:t>including</w:t>
+      </w:r>
+      <w:r>
+        <w:t xml:space="preserve"> </w:t>
+      </w:r>
+      <w:r>
+        <w:t>textual, numerical and/or visual information will offer a better perspective of bias mitigation.</w:t>
       </w:r>
     </w:p>
     <w:p>
@@ -8324,20 +8403,19 @@
     <w:p>
       <w:pPr>
         <w:pStyle w:val="Para"/>
-      </w:pPr>
-      <w:r>
-        <w:t xml:space="preserve">While this study concentrated on classification tasks, future research should examine the impact of dataset imbalance on regression tasks and other types </w:t>
-      </w:r>
-      <w:r>
-        <w:t>of</w:t>
-      </w:r>
-      <w:r>
-        <w:t xml:space="preserve"> learning problems, such as clustering and reinforcement learning. Each of these domains may have unique fairness challenges that require domain-specific approaches to mitigate bias. For example, in healthcare or financial forecasting, ensuring fairness in regression tasks where minority outcomes may be underrepresented is crucial. </w:t>
+        <w:ind w:left="720"/>
+      </w:pPr>
+      <w:r>
+        <w:t>F</w:t>
+      </w:r>
+      <w:r>
+        <w:t>uture research should focus on the effects of imbalanced dataset on classification problems, without focusing on classification tasks only. All of these domains may have specific fairness issues which need specific solutions to avoid bias. For instance, in the health care sector or in the financial sector when it comes to regression tasks, it is important to avoid bias in minority outcomes.</w:t>
       </w:r>
     </w:p>
     <w:p>
       <w:pPr>
         <w:pStyle w:val="Para"/>
+        <w:ind w:left="720"/>
       </w:pPr>
     </w:p>
     <w:p>
@@ -8355,19 +8433,13 @@
     <w:p>
       <w:pPr>
         <w:pStyle w:val="Para"/>
-      </w:pPr>
-      <w:r>
-        <w:t xml:space="preserve">A significant area for future research is exploring how dataset imbalance impacts multi-class and multi-label classification problems. These tasks </w:t>
-      </w:r>
-      <w:r>
-        <w:lastRenderedPageBreak/>
-        <w:t xml:space="preserve">introduce additional complexity as imbalances across multiple classes can lead to more intricate bias patterns. Investigating methods to handle these challenges effectively will be important for applications that deal with </w:t>
-      </w:r>
-      <w:r>
-        <w:t>many</w:t>
-      </w:r>
-      <w:r>
-        <w:t xml:space="preserve"> output labels or categories.</w:t>
+        <w:ind w:left="720"/>
+      </w:pPr>
+      <w:r>
+        <w:t>A</w:t>
+      </w:r>
+      <w:r>
+        <w:t xml:space="preserve"> critical area that needs to be investigated in the future is how the problem of class affects imbalance the multi-class and multi-label classification tasks. These tasks are more complex since imbalances across multiple classes may result in more elaborate bias patterns. It will hence be vital to understand how to tackle such problems for applications which involve many output labels or categories.</w:t>
       </w:r>
     </w:p>
     <w:p>
@@ -8390,9 +8462,25 @@
     <w:p>
       <w:pPr>
         <w:pStyle w:val="Para"/>
-      </w:pPr>
-      <w:r>
-        <w:t>Future studies could explore intersectionality in AI bias, where multiple attributes (e.g., race, gender, and socioeconomic status) intersect to create compounded bias effects. Understanding how AI systems behave when faced with imbalances across multiple demographic variables is essential for ensuring fairness across diverse populations.</w:t>
+        <w:ind w:left="720"/>
+      </w:pPr>
+      <w:r>
+        <w:lastRenderedPageBreak/>
+        <w:t>Future</w:t>
+      </w:r>
+      <w:r>
+        <w:t xml:space="preserve"> </w:t>
+      </w:r>
+      <w:r>
+        <w:t xml:space="preserve">research can also focus on the intersectional bias in which race, gender, and other categories are combined to produce multiplied biases. Knowing the </w:t>
+      </w:r>
+      <w:proofErr w:type="spellStart"/>
+      <w:r>
+        <w:t>behaviour</w:t>
+      </w:r>
+      <w:proofErr w:type="spellEnd"/>
+      <w:r>
+        <w:t xml:space="preserve"> of the AI systems in the presence of imbalances in several demographic variables is vital for the prevention of bias in AI.</w:t>
       </w:r>
     </w:p>
     <w:p>
@@ -8409,53 +8497,58 @@
         </w:numPr>
       </w:pPr>
       <w:r>
-        <w:t>Broader Implications on the AI Industry:</w:t>
+        <w:t>Implications on the AI Industry:</w:t>
       </w:r>
     </w:p>
     <w:p>
       <w:pPr>
         <w:pStyle w:val="Para"/>
-      </w:pPr>
-      <w:r>
-        <w:t>T</w:t>
-      </w:r>
-      <w:r>
-        <w:t xml:space="preserve">he broader implications of this research for the AI industry are profound. As AI becomes increasingly integrated into decision-making processes, the importance of documenting dataset composition and employing bias mitigation techniques cannot be overstated. By adopting comprehensive practices to address dataset imbalances, AI developers and stakeholders can build systems that are not only more transparent but also more equitable. Moreover, regulatory frameworks and industry standards should encourage and even mandate that dataset composition is clearly documented, and that </w:t>
-      </w:r>
-      <w:r>
-        <w:t>models are tested for fairness across all relevant demographic groups.</w:t>
+        <w:ind w:left="720"/>
+      </w:pPr>
+      <w:r>
+        <w:t xml:space="preserve">This has great significance for the AI industry as a whole and the details of dataset and bias mitigation are crucial. Since AI is now part of many </w:t>
+      </w:r>
+      <w:r>
+        <w:t>decision-making</w:t>
+      </w:r>
+      <w:r>
+        <w:t xml:space="preserve"> processes, it is imperative that information about the dataset is properly documented and bias is addressed. Th</w:t>
+      </w:r>
+      <w:r>
+        <w:t>en</w:t>
+      </w:r>
+      <w:r>
+        <w:t xml:space="preserve">, it is possible to create the systems that are not only </w:t>
+      </w:r>
+      <w:r>
+        <w:t>clearer</w:t>
+      </w:r>
+      <w:r>
+        <w:t>, but also fair t</w:t>
+      </w:r>
+      <w:r>
+        <w:t>o</w:t>
+      </w:r>
+      <w:r>
+        <w:t>o</w:t>
+      </w:r>
+      <w:r>
+        <w:t>,</w:t>
+      </w:r>
+      <w:r>
+        <w:t xml:space="preserve"> by adopting problem the of imbalanced datasets. Furthermore, regulatory and industry practices should promote and even require that information about the composition of the dataset is well-documented, and that models are evaluated for fairness</w:t>
+      </w:r>
+      <w:r>
+        <w:t>.</w:t>
       </w:r>
     </w:p>
     <w:p>
       <w:pPr>
         <w:pStyle w:val="Para"/>
       </w:pPr>
-    </w:p>
-    <w:p>
-      <w:pPr>
-        <w:pStyle w:val="Para"/>
-      </w:pPr>
-      <w:r>
-        <w:t>This research opens the door for AI systems to be held to higher standards of fairness, with the hope that future advancements in bias mitigation will ensure ethical AI applications in every sector.</w:t>
-      </w:r>
-    </w:p>
-    <w:p>
-      <w:pPr>
-        <w:pStyle w:val="Para"/>
-      </w:pPr>
-    </w:p>
-    <w:p>
-      <w:pPr>
-        <w:pStyle w:val="Para"/>
-      </w:pPr>
       <w:r>
         <w:t>By addressing these areas, future research can continue to build on the findings of this study, contributing to the development of more robust, transparent, and fair AI systems.</w:t>
       </w:r>
-    </w:p>
-    <w:p>
-      <w:pPr>
-        <w:pStyle w:val="Para"/>
-      </w:pPr>
     </w:p>
     <w:p>
       <w:pPr>
@@ -8486,7 +8579,7 @@
           <w:lang w:eastAsia="it-IT"/>
           <w14:ligatures w14:val="standard"/>
         </w:rPr>
-        <w:t xml:space="preserve">I would like to express my gratitude to all mentors and advisors in </w:t>
+        <w:t xml:space="preserve">I would like to express my gratitude to all </w:t>
       </w:r>
       <w:r>
         <w:rPr>
@@ -8496,7 +8589,7 @@
           <w:lang w:eastAsia="it-IT"/>
           <w14:ligatures w14:val="standard"/>
         </w:rPr>
-        <w:t>the University</w:t>
+        <w:t>tutor</w:t>
       </w:r>
       <w:r>
         <w:rPr>
@@ -8506,7 +8599,47 @@
           <w:lang w:eastAsia="it-IT"/>
           <w14:ligatures w14:val="standard"/>
         </w:rPr>
-        <w:t xml:space="preserve"> of Hull for their guidance through the development of this research. I also wish to thank my colleagues at the University of Hull for their support, which really improved the quality of this work. Special thanks go to my families and friends for their understanding during this research. Thank you for inspiring me to contribute to the field of Responsible AI.</w:t>
+        <w:t xml:space="preserve">s and advisors in </w:t>
+      </w:r>
+      <w:r>
+        <w:rPr>
+          <w:rFonts w:ascii="Times New Roman" w:hAnsi="Times New Roman" w:cs="Times New Roman"/>
+          <w:sz w:val="24"/>
+          <w:szCs w:val="24"/>
+          <w:lang w:eastAsia="it-IT"/>
+          <w14:ligatures w14:val="standard"/>
+        </w:rPr>
+        <w:t>the University</w:t>
+      </w:r>
+      <w:r>
+        <w:rPr>
+          <w:rFonts w:ascii="Times New Roman" w:hAnsi="Times New Roman" w:cs="Times New Roman"/>
+          <w:sz w:val="24"/>
+          <w:szCs w:val="24"/>
+          <w:lang w:eastAsia="it-IT"/>
+          <w14:ligatures w14:val="standard"/>
+        </w:rPr>
+        <w:t xml:space="preserve"> of Hull for the</w:t>
+      </w:r>
+      <w:r>
+        <w:rPr>
+          <w:rFonts w:ascii="Times New Roman" w:hAnsi="Times New Roman" w:cs="Times New Roman"/>
+          <w:sz w:val="24"/>
+          <w:szCs w:val="24"/>
+          <w:lang w:eastAsia="it-IT"/>
+          <w14:ligatures w14:val="standard"/>
+        </w:rPr>
+        <w:t xml:space="preserve"> </w:t>
+      </w:r>
+      <w:r>
+        <w:rPr>
+          <w:rFonts w:ascii="Times New Roman" w:hAnsi="Times New Roman" w:cs="Times New Roman"/>
+          <w:sz w:val="24"/>
+          <w:szCs w:val="24"/>
+          <w:lang w:eastAsia="it-IT"/>
+          <w14:ligatures w14:val="standard"/>
+        </w:rPr>
+        <w:t>guidance through the development of this research. I also wish to thank my colleagues at the University of Hull for their support, which really improved the quality of this work. Special thanks go to my families and friends for their understanding during this research. Thank you for inspiring me to contribute to the field of Responsible AI.</w:t>
       </w:r>
     </w:p>
     <w:p>
@@ -8560,7 +8693,6 @@
         <w:tab/>
       </w:r>
       <w:proofErr w:type="spellStart"/>
-      <w:proofErr w:type="gramStart"/>
       <w:r>
         <w:rPr>
           <w:rFonts w:ascii="Times New Roman" w:hAnsi="Times New Roman" w:cs="Times New Roman"/>
@@ -8578,38 +8710,27 @@
           <w:szCs w:val="24"/>
           <w14:ligatures w14:val="standard"/>
         </w:rPr>
-        <w:t>.</w:t>
-      </w:r>
-      <w:proofErr w:type="gramEnd"/>
-      <w:r>
+        <w:t>. 2019. The Hundred-Page Machine Learning Book. Retrieved on October 12, 2024, from</w:t>
+      </w:r>
+    </w:p>
+    <w:p>
+      <w:pPr>
+        <w:pStyle w:val="Bibentry"/>
+        <w:spacing w:line="360" w:lineRule="auto"/>
         <w:rPr>
           <w:rFonts w:ascii="Times New Roman" w:hAnsi="Times New Roman" w:cs="Times New Roman"/>
           <w:sz w:val="24"/>
           <w:szCs w:val="24"/>
           <w14:ligatures w14:val="standard"/>
         </w:rPr>
-        <w:t xml:space="preserve"> 2019. The Hundred-Page Machine Learning Book. Retrieved on October 12, 2024, from</w:t>
-      </w:r>
-    </w:p>
-    <w:p>
-      <w:pPr>
-        <w:pStyle w:val="Bibentry"/>
-        <w:spacing w:line="360" w:lineRule="auto"/>
+      </w:pPr>
+      <w:r>
         <w:rPr>
           <w:rFonts w:ascii="Times New Roman" w:hAnsi="Times New Roman" w:cs="Times New Roman"/>
           <w:sz w:val="24"/>
           <w:szCs w:val="24"/>
           <w14:ligatures w14:val="standard"/>
         </w:rPr>
-      </w:pPr>
-      <w:r>
-        <w:rPr>
-          <w:rFonts w:ascii="Times New Roman" w:hAnsi="Times New Roman" w:cs="Times New Roman"/>
-          <w:sz w:val="24"/>
-          <w:szCs w:val="24"/>
-          <w14:ligatures w14:val="standard"/>
-        </w:rPr>
-        <w:lastRenderedPageBreak/>
         <w:t>[2]</w:t>
       </w:r>
       <w:r>
@@ -8928,7 +9049,17 @@
           <w:szCs w:val="24"/>
           <w14:ligatures w14:val="standard"/>
         </w:rPr>
-        <w:t xml:space="preserve"> (3rd ed.). Retrieved from </w:t>
+        <w:t xml:space="preserve"> (3rd ed.). Retrieved </w:t>
+      </w:r>
+      <w:r>
+        <w:rPr>
+          <w:rFonts w:ascii="Times New Roman" w:hAnsi="Times New Roman" w:cs="Times New Roman"/>
+          <w:sz w:val="24"/>
+          <w:szCs w:val="24"/>
+          <w14:ligatures w14:val="standard"/>
+        </w:rPr>
+        <w:lastRenderedPageBreak/>
+        <w:t xml:space="preserve">from </w:t>
       </w:r>
       <w:hyperlink r:id="rId25" w:tgtFrame="_new" w:history="1">
         <w:r>
@@ -9354,7 +9485,6 @@
         </w:rPr>
         <w:t>[</w:t>
       </w:r>
-      <w:proofErr w:type="gramStart"/>
       <w:r>
         <w:rPr>
           <w:rFonts w:ascii="Times New Roman" w:hAnsi="Times New Roman" w:cs="Times New Roman"/>
@@ -9389,30 +9519,29 @@
           <w:szCs w:val="24"/>
           <w14:ligatures w14:val="standard"/>
         </w:rPr>
-        <w:t>Kou</w:t>
-      </w:r>
-      <w:proofErr w:type="gramEnd"/>
-      <w:r>
+        <w:t>Kou, G., Yang, P., Peng, Y., Xiao, F., Chen, Y., and Alsaadi, F.E. 2019. Evaluation of feature selection methods for text classification with small datasets using multiple criteria decision-making methods. Applied Soft Computing 86, 105836. DOI: https://doi.org/10.1016/j.asoc.2019.105836.</w:t>
+      </w:r>
+    </w:p>
+    <w:p>
+      <w:pPr>
+        <w:pStyle w:val="Bibentry"/>
+        <w:spacing w:line="360" w:lineRule="auto"/>
         <w:rPr>
           <w:rFonts w:ascii="Times New Roman" w:hAnsi="Times New Roman" w:cs="Times New Roman"/>
           <w:sz w:val="24"/>
           <w:szCs w:val="24"/>
           <w14:ligatures w14:val="standard"/>
         </w:rPr>
-        <w:t>, G., Yang, P., Peng, Y., Xiao, F., Chen, Y., and Alsaadi, F.E. 2019. Evaluation of feature selection methods for text classification with small datasets using multiple criteria decision-making methods. Applied Soft Computing 86, 105836. DOI: https://doi.org/10.1016/j.asoc.2019.105836.</w:t>
-      </w:r>
-    </w:p>
-    <w:p>
-      <w:pPr>
-        <w:pStyle w:val="Bibentry"/>
-        <w:spacing w:line="360" w:lineRule="auto"/>
+      </w:pPr>
+      <w:r>
         <w:rPr>
           <w:rFonts w:ascii="Times New Roman" w:hAnsi="Times New Roman" w:cs="Times New Roman"/>
           <w:sz w:val="24"/>
           <w:szCs w:val="24"/>
           <w14:ligatures w14:val="standard"/>
         </w:rPr>
-      </w:pPr>
+        <w:t>[1</w:t>
+      </w:r>
       <w:r>
         <w:rPr>
           <w:rFonts w:ascii="Times New Roman" w:hAnsi="Times New Roman" w:cs="Times New Roman"/>
@@ -9420,9 +9549,8 @@
           <w:szCs w:val="24"/>
           <w14:ligatures w14:val="standard"/>
         </w:rPr>
-        <w:t>[</w:t>
-      </w:r>
-      <w:proofErr w:type="gramStart"/>
+        <w:t>2</w:t>
+      </w:r>
       <w:r>
         <w:rPr>
           <w:rFonts w:ascii="Times New Roman" w:hAnsi="Times New Roman" w:cs="Times New Roman"/>
@@ -9430,7 +9558,7 @@
           <w:szCs w:val="24"/>
           <w14:ligatures w14:val="standard"/>
         </w:rPr>
-        <w:t>1</w:t>
+        <w:t>]</w:t>
       </w:r>
       <w:r>
         <w:rPr>
@@ -9439,35 +9567,7 @@
           <w:szCs w:val="24"/>
           <w14:ligatures w14:val="standard"/>
         </w:rPr>
-        <w:t>2</w:t>
-      </w:r>
-      <w:r>
-        <w:rPr>
-          <w:rFonts w:ascii="Times New Roman" w:hAnsi="Times New Roman" w:cs="Times New Roman"/>
-          <w:sz w:val="24"/>
-          <w:szCs w:val="24"/>
-          <w14:ligatures w14:val="standard"/>
-        </w:rPr>
-        <w:t>]</w:t>
-      </w:r>
-      <w:r>
-        <w:rPr>
-          <w:rFonts w:ascii="Times New Roman" w:hAnsi="Times New Roman" w:cs="Times New Roman"/>
-          <w:sz w:val="24"/>
-          <w:szCs w:val="24"/>
-          <w14:ligatures w14:val="standard"/>
-        </w:rPr>
-        <w:t>Prashant</w:t>
-      </w:r>
-      <w:proofErr w:type="gramEnd"/>
-      <w:r>
-        <w:rPr>
-          <w:rFonts w:ascii="Times New Roman" w:hAnsi="Times New Roman" w:cs="Times New Roman"/>
-          <w:sz w:val="24"/>
-          <w:szCs w:val="24"/>
-          <w14:ligatures w14:val="standard"/>
-        </w:rPr>
-        <w:t>. 2019</w:t>
+        <w:t>Prashant. 2019</w:t>
       </w:r>
       <w:r>
         <w:rPr>
@@ -10017,7 +10117,6 @@
             </w:rPr>
             <w:t xml:space="preserve">, </w:t>
           </w:r>
-          <w:proofErr w:type="gramStart"/>
           <w:r>
             <w:rPr>
               <w:rFonts w:ascii="Linux Biolinum" w:hAnsi="Linux Biolinum" w:cs="Linux Biolinum"/>
@@ -10028,14 +10127,7 @@
             <w:rPr>
               <w:rFonts w:ascii="Linux Biolinum" w:hAnsi="Linux Biolinum" w:cs="Linux Biolinum"/>
             </w:rPr>
-            <w:t>,</w:t>
-          </w:r>
-          <w:proofErr w:type="gramEnd"/>
-          <w:r>
-            <w:rPr>
-              <w:rFonts w:ascii="Linux Biolinum" w:hAnsi="Linux Biolinum" w:cs="Linux Biolinum"/>
-            </w:rPr>
-            <w:t xml:space="preserve"> 20</w:t>
+            <w:t>, 20</w:t>
           </w:r>
           <w:r>
             <w:rPr>
@@ -10107,7 +10199,6 @@
             </w:rPr>
           </w:pPr>
           <w:proofErr w:type="spellStart"/>
-          <w:proofErr w:type="gramStart"/>
           <w:r>
             <w:rPr>
               <w:rFonts w:ascii="Linux Biolinum" w:hAnsi="Linux Biolinum" w:cs="Linux Biolinum"/>
@@ -10115,7 +10206,6 @@
             <w:t>H.Purwadi</w:t>
           </w:r>
           <w:proofErr w:type="spellEnd"/>
-          <w:proofErr w:type="gramEnd"/>
         </w:p>
       </w:tc>
     </w:tr>
@@ -10181,7 +10271,6 @@
             </w:rPr>
             <w:t xml:space="preserve">, </w:t>
           </w:r>
-          <w:proofErr w:type="gramStart"/>
           <w:r>
             <w:rPr>
               <w:rFonts w:ascii="Linux Biolinum" w:hAnsi="Linux Biolinum" w:cs="Linux Biolinum"/>
@@ -10192,14 +10281,7 @@
             <w:rPr>
               <w:rFonts w:ascii="Linux Biolinum" w:hAnsi="Linux Biolinum" w:cs="Linux Biolinum"/>
             </w:rPr>
-            <w:t>,</w:t>
-          </w:r>
-          <w:proofErr w:type="gramEnd"/>
-          <w:r>
-            <w:rPr>
-              <w:rFonts w:ascii="Linux Biolinum" w:hAnsi="Linux Biolinum" w:cs="Linux Biolinum"/>
-            </w:rPr>
-            <w:t xml:space="preserve"> 20</w:t>
+            <w:t>, 20</w:t>
           </w:r>
           <w:r>
             <w:rPr>
@@ -10253,7 +10335,6 @@
             </w:rPr>
           </w:pPr>
           <w:proofErr w:type="spellStart"/>
-          <w:proofErr w:type="gramStart"/>
           <w:r>
             <w:rPr>
               <w:rFonts w:ascii="Linux Biolinum" w:hAnsi="Linux Biolinum" w:cs="Linux Biolinum"/>
@@ -10261,7 +10342,6 @@
             <w:t>H.Purwadi</w:t>
           </w:r>
           <w:proofErr w:type="spellEnd"/>
-          <w:proofErr w:type="gramEnd"/>
         </w:p>
       </w:tc>
     </w:tr>
@@ -10910,6 +10990,95 @@
     </w:lvl>
   </w:abstractNum>
   <w:abstractNum w:abstractNumId="14" w15:restartNumberingAfterBreak="0">
+    <w:nsid w:val="24186890"/>
+    <w:multiLevelType w:val="hybridMultilevel"/>
+    <w:tmpl w:val="6F70A774"/>
+    <w:lvl w:ilvl="0" w:tplc="3809000F">
+      <w:start w:val="1"/>
+      <w:numFmt w:val="decimal"/>
+      <w:lvlText w:val="%1."/>
+      <w:lvlJc w:val="left"/>
+      <w:pPr>
+        <w:ind w:left="720" w:hanging="360"/>
+      </w:pPr>
+      <w:rPr>
+        <w:rFonts w:hint="default"/>
+      </w:rPr>
+    </w:lvl>
+    <w:lvl w:ilvl="1" w:tplc="38090019" w:tentative="1">
+      <w:start w:val="1"/>
+      <w:numFmt w:val="lowerLetter"/>
+      <w:lvlText w:val="%2."/>
+      <w:lvlJc w:val="left"/>
+      <w:pPr>
+        <w:ind w:left="1440" w:hanging="360"/>
+      </w:pPr>
+    </w:lvl>
+    <w:lvl w:ilvl="2" w:tplc="3809001B" w:tentative="1">
+      <w:start w:val="1"/>
+      <w:numFmt w:val="lowerRoman"/>
+      <w:lvlText w:val="%3."/>
+      <w:lvlJc w:val="right"/>
+      <w:pPr>
+        <w:ind w:left="2160" w:hanging="180"/>
+      </w:pPr>
+    </w:lvl>
+    <w:lvl w:ilvl="3" w:tplc="3809000F" w:tentative="1">
+      <w:start w:val="1"/>
+      <w:numFmt w:val="decimal"/>
+      <w:lvlText w:val="%4."/>
+      <w:lvlJc w:val="left"/>
+      <w:pPr>
+        <w:ind w:left="2880" w:hanging="360"/>
+      </w:pPr>
+    </w:lvl>
+    <w:lvl w:ilvl="4" w:tplc="38090019" w:tentative="1">
+      <w:start w:val="1"/>
+      <w:numFmt w:val="lowerLetter"/>
+      <w:lvlText w:val="%5."/>
+      <w:lvlJc w:val="left"/>
+      <w:pPr>
+        <w:ind w:left="3600" w:hanging="360"/>
+      </w:pPr>
+    </w:lvl>
+    <w:lvl w:ilvl="5" w:tplc="3809001B" w:tentative="1">
+      <w:start w:val="1"/>
+      <w:numFmt w:val="lowerRoman"/>
+      <w:lvlText w:val="%6."/>
+      <w:lvlJc w:val="right"/>
+      <w:pPr>
+        <w:ind w:left="4320" w:hanging="180"/>
+      </w:pPr>
+    </w:lvl>
+    <w:lvl w:ilvl="6" w:tplc="3809000F" w:tentative="1">
+      <w:start w:val="1"/>
+      <w:numFmt w:val="decimal"/>
+      <w:lvlText w:val="%7."/>
+      <w:lvlJc w:val="left"/>
+      <w:pPr>
+        <w:ind w:left="5040" w:hanging="360"/>
+      </w:pPr>
+    </w:lvl>
+    <w:lvl w:ilvl="7" w:tplc="38090019" w:tentative="1">
+      <w:start w:val="1"/>
+      <w:numFmt w:val="lowerLetter"/>
+      <w:lvlText w:val="%8."/>
+      <w:lvlJc w:val="left"/>
+      <w:pPr>
+        <w:ind w:left="5760" w:hanging="360"/>
+      </w:pPr>
+    </w:lvl>
+    <w:lvl w:ilvl="8" w:tplc="3809001B" w:tentative="1">
+      <w:start w:val="1"/>
+      <w:numFmt w:val="lowerRoman"/>
+      <w:lvlText w:val="%9."/>
+      <w:lvlJc w:val="right"/>
+      <w:pPr>
+        <w:ind w:left="6480" w:hanging="180"/>
+      </w:pPr>
+    </w:lvl>
+  </w:abstractNum>
+  <w:abstractNum w:abstractNumId="15" w15:restartNumberingAfterBreak="0">
     <w:nsid w:val="26582559"/>
     <w:multiLevelType w:val="hybridMultilevel"/>
     <w:tmpl w:val="1C7285B6"/>
@@ -10998,7 +11167,7 @@
       </w:pPr>
     </w:lvl>
   </w:abstractNum>
-  <w:abstractNum w:abstractNumId="15" w15:restartNumberingAfterBreak="0">
+  <w:abstractNum w:abstractNumId="16" w15:restartNumberingAfterBreak="0">
     <w:nsid w:val="266A7A59"/>
     <w:multiLevelType w:val="multilevel"/>
     <w:tmpl w:val="0409001D"/>
@@ -11084,7 +11253,7 @@
       </w:pPr>
     </w:lvl>
   </w:abstractNum>
-  <w:abstractNum w:abstractNumId="16" w15:restartNumberingAfterBreak="0">
+  <w:abstractNum w:abstractNumId="17" w15:restartNumberingAfterBreak="0">
     <w:nsid w:val="2B0632C8"/>
     <w:multiLevelType w:val="hybridMultilevel"/>
     <w:tmpl w:val="B2BA3BB4"/>
@@ -11224,7 +11393,7 @@
       </w:rPr>
     </w:lvl>
   </w:abstractNum>
-  <w:abstractNum w:abstractNumId="17" w15:restartNumberingAfterBreak="0">
+  <w:abstractNum w:abstractNumId="18" w15:restartNumberingAfterBreak="0">
     <w:nsid w:val="2D170EA7"/>
     <w:multiLevelType w:val="multilevel"/>
     <w:tmpl w:val="09B48B1C"/>
@@ -11359,7 +11528,7 @@
       </w:rPr>
     </w:lvl>
   </w:abstractNum>
-  <w:abstractNum w:abstractNumId="18" w15:restartNumberingAfterBreak="0">
+  <w:abstractNum w:abstractNumId="19" w15:restartNumberingAfterBreak="0">
     <w:nsid w:val="34BF3E54"/>
     <w:multiLevelType w:val="multilevel"/>
     <w:tmpl w:val="BAFE31E0"/>
@@ -11500,7 +11669,7 @@
       </w:rPr>
     </w:lvl>
   </w:abstractNum>
-  <w:abstractNum w:abstractNumId="19" w15:restartNumberingAfterBreak="0">
+  <w:abstractNum w:abstractNumId="20" w15:restartNumberingAfterBreak="0">
     <w:nsid w:val="3939095C"/>
     <w:multiLevelType w:val="hybridMultilevel"/>
     <w:tmpl w:val="3B0C83F2"/>
@@ -11589,7 +11758,7 @@
       </w:pPr>
     </w:lvl>
   </w:abstractNum>
-  <w:abstractNum w:abstractNumId="20" w15:restartNumberingAfterBreak="0">
+  <w:abstractNum w:abstractNumId="21" w15:restartNumberingAfterBreak="0">
     <w:nsid w:val="3E35302A"/>
     <w:multiLevelType w:val="multilevel"/>
     <w:tmpl w:val="D2D257EA"/>
@@ -11702,7 +11871,7 @@
       </w:pPr>
     </w:lvl>
   </w:abstractNum>
-  <w:abstractNum w:abstractNumId="21" w15:restartNumberingAfterBreak="0">
+  <w:abstractNum w:abstractNumId="22" w15:restartNumberingAfterBreak="0">
     <w:nsid w:val="40733874"/>
     <w:multiLevelType w:val="hybridMultilevel"/>
     <w:tmpl w:val="F8B865E2"/>
@@ -11788,7 +11957,7 @@
       </w:pPr>
     </w:lvl>
   </w:abstractNum>
-  <w:abstractNum w:abstractNumId="22" w15:restartNumberingAfterBreak="0">
+  <w:abstractNum w:abstractNumId="23" w15:restartNumberingAfterBreak="0">
     <w:nsid w:val="46876897"/>
     <w:multiLevelType w:val="hybridMultilevel"/>
     <w:tmpl w:val="9284396A"/>
@@ -11905,7 +12074,7 @@
       </w:pPr>
     </w:lvl>
   </w:abstractNum>
-  <w:abstractNum w:abstractNumId="23" w15:restartNumberingAfterBreak="0">
+  <w:abstractNum w:abstractNumId="24" w15:restartNumberingAfterBreak="0">
     <w:nsid w:val="52CA544A"/>
     <w:multiLevelType w:val="singleLevel"/>
     <w:tmpl w:val="AED6D67E"/>
@@ -11932,7 +12101,7 @@
       </w:rPr>
     </w:lvl>
   </w:abstractNum>
-  <w:abstractNum w:abstractNumId="24" w15:restartNumberingAfterBreak="0">
+  <w:abstractNum w:abstractNumId="25" w15:restartNumberingAfterBreak="0">
     <w:nsid w:val="554B53A5"/>
     <w:multiLevelType w:val="multilevel"/>
     <w:tmpl w:val="1A2C5E10"/>
@@ -12073,7 +12242,7 @@
       </w:rPr>
     </w:lvl>
   </w:abstractNum>
-  <w:abstractNum w:abstractNumId="25" w15:restartNumberingAfterBreak="0">
+  <w:abstractNum w:abstractNumId="26" w15:restartNumberingAfterBreak="0">
     <w:nsid w:val="585E5305"/>
     <w:multiLevelType w:val="hybridMultilevel"/>
     <w:tmpl w:val="10889388"/>
@@ -12162,7 +12331,7 @@
       </w:pPr>
     </w:lvl>
   </w:abstractNum>
-  <w:abstractNum w:abstractNumId="26" w15:restartNumberingAfterBreak="0">
+  <w:abstractNum w:abstractNumId="27" w15:restartNumberingAfterBreak="0">
     <w:nsid w:val="5E3C7621"/>
     <w:multiLevelType w:val="multilevel"/>
     <w:tmpl w:val="3B9C5F62"/>
@@ -12275,7 +12444,7 @@
       </w:pPr>
     </w:lvl>
   </w:abstractNum>
-  <w:abstractNum w:abstractNumId="27" w15:restartNumberingAfterBreak="0">
+  <w:abstractNum w:abstractNumId="28" w15:restartNumberingAfterBreak="0">
     <w:nsid w:val="60560767"/>
     <w:multiLevelType w:val="multilevel"/>
     <w:tmpl w:val="0409001D"/>
@@ -12361,7 +12530,7 @@
       </w:pPr>
     </w:lvl>
   </w:abstractNum>
-  <w:abstractNum w:abstractNumId="28" w15:restartNumberingAfterBreak="0">
+  <w:abstractNum w:abstractNumId="29" w15:restartNumberingAfterBreak="0">
     <w:nsid w:val="612D4DC5"/>
     <w:multiLevelType w:val="hybridMultilevel"/>
     <w:tmpl w:val="C13A82DE"/>
@@ -12475,7 +12644,7 @@
       </w:rPr>
     </w:lvl>
   </w:abstractNum>
-  <w:abstractNum w:abstractNumId="29" w15:restartNumberingAfterBreak="0">
+  <w:abstractNum w:abstractNumId="30" w15:restartNumberingAfterBreak="0">
     <w:nsid w:val="61891764"/>
     <w:multiLevelType w:val="hybridMultilevel"/>
     <w:tmpl w:val="24D8EBAA"/>
@@ -12564,7 +12733,7 @@
       </w:pPr>
     </w:lvl>
   </w:abstractNum>
-  <w:abstractNum w:abstractNumId="30" w15:restartNumberingAfterBreak="0">
+  <w:abstractNum w:abstractNumId="31" w15:restartNumberingAfterBreak="0">
     <w:nsid w:val="6204797A"/>
     <w:multiLevelType w:val="hybridMultilevel"/>
     <w:tmpl w:val="E97A8A70"/>
@@ -12681,7 +12850,7 @@
       </w:pPr>
     </w:lvl>
   </w:abstractNum>
-  <w:abstractNum w:abstractNumId="31" w15:restartNumberingAfterBreak="0">
+  <w:abstractNum w:abstractNumId="32" w15:restartNumberingAfterBreak="0">
     <w:nsid w:val="64EB62AF"/>
     <w:multiLevelType w:val="hybridMultilevel"/>
     <w:tmpl w:val="E83CEF86"/>
@@ -12770,7 +12939,7 @@
       </w:pPr>
     </w:lvl>
   </w:abstractNum>
-  <w:abstractNum w:abstractNumId="32" w15:restartNumberingAfterBreak="0">
+  <w:abstractNum w:abstractNumId="33" w15:restartNumberingAfterBreak="0">
     <w:nsid w:val="65D03900"/>
     <w:multiLevelType w:val="hybridMultilevel"/>
     <w:tmpl w:val="8E306B8A"/>
@@ -12859,7 +13028,7 @@
       </w:pPr>
     </w:lvl>
   </w:abstractNum>
-  <w:abstractNum w:abstractNumId="33" w15:restartNumberingAfterBreak="0">
+  <w:abstractNum w:abstractNumId="34" w15:restartNumberingAfterBreak="0">
     <w:nsid w:val="67445E99"/>
     <w:multiLevelType w:val="multilevel"/>
     <w:tmpl w:val="9F46EC34"/>
@@ -13000,7 +13169,7 @@
       </w:rPr>
     </w:lvl>
   </w:abstractNum>
-  <w:abstractNum w:abstractNumId="34" w15:restartNumberingAfterBreak="0">
+  <w:abstractNum w:abstractNumId="35" w15:restartNumberingAfterBreak="0">
     <w:nsid w:val="6B415F8A"/>
     <w:multiLevelType w:val="multilevel"/>
     <w:tmpl w:val="0409001D"/>
@@ -13086,7 +13255,7 @@
       </w:pPr>
     </w:lvl>
   </w:abstractNum>
-  <w:abstractNum w:abstractNumId="35" w15:restartNumberingAfterBreak="0">
+  <w:abstractNum w:abstractNumId="36" w15:restartNumberingAfterBreak="0">
     <w:nsid w:val="6B8E7CF9"/>
     <w:multiLevelType w:val="hybridMultilevel"/>
     <w:tmpl w:val="4E7C556E"/>
@@ -13203,7 +13372,7 @@
       </w:pPr>
     </w:lvl>
   </w:abstractNum>
-  <w:abstractNum w:abstractNumId="36" w15:restartNumberingAfterBreak="0">
+  <w:abstractNum w:abstractNumId="37" w15:restartNumberingAfterBreak="0">
     <w:nsid w:val="6CF843F1"/>
     <w:multiLevelType w:val="hybridMultilevel"/>
     <w:tmpl w:val="53CE7B5C"/>
@@ -13292,7 +13461,7 @@
       </w:pPr>
     </w:lvl>
   </w:abstractNum>
-  <w:abstractNum w:abstractNumId="37" w15:restartNumberingAfterBreak="0">
+  <w:abstractNum w:abstractNumId="38" w15:restartNumberingAfterBreak="0">
     <w:nsid w:val="6DFB11F7"/>
     <w:multiLevelType w:val="hybridMultilevel"/>
     <w:tmpl w:val="BA340B80"/>
@@ -13381,7 +13550,7 @@
       </w:pPr>
     </w:lvl>
   </w:abstractNum>
-  <w:abstractNum w:abstractNumId="38" w15:restartNumberingAfterBreak="0">
+  <w:abstractNum w:abstractNumId="39" w15:restartNumberingAfterBreak="0">
     <w:nsid w:val="799051AC"/>
     <w:multiLevelType w:val="multilevel"/>
     <w:tmpl w:val="04090023"/>
@@ -13472,7 +13641,7 @@
       </w:pPr>
     </w:lvl>
   </w:abstractNum>
-  <w:abstractNum w:abstractNumId="39" w15:restartNumberingAfterBreak="0">
+  <w:abstractNum w:abstractNumId="40" w15:restartNumberingAfterBreak="0">
     <w:nsid w:val="7E7B01F4"/>
     <w:multiLevelType w:val="hybridMultilevel"/>
     <w:tmpl w:val="4EF20644"/>
@@ -13585,31 +13754,31 @@
     </w:lvl>
   </w:abstractNum>
   <w:num w:numId="1" w16cid:durableId="2099668385">
-    <w:abstractNumId w:val="38"/>
+    <w:abstractNumId w:val="39"/>
   </w:num>
   <w:num w:numId="2" w16cid:durableId="1918510986">
-    <w:abstractNumId w:val="17"/>
+    <w:abstractNumId w:val="18"/>
   </w:num>
   <w:num w:numId="3" w16cid:durableId="537284910">
     <w:abstractNumId w:val="10"/>
   </w:num>
   <w:num w:numId="4" w16cid:durableId="1626154805">
-    <w:abstractNumId w:val="35"/>
+    <w:abstractNumId w:val="36"/>
   </w:num>
   <w:num w:numId="5" w16cid:durableId="1150827992">
-    <w:abstractNumId w:val="22"/>
+    <w:abstractNumId w:val="23"/>
   </w:num>
   <w:num w:numId="6" w16cid:durableId="530923688">
-    <w:abstractNumId w:val="18"/>
+    <w:abstractNumId w:val="19"/>
   </w:num>
   <w:num w:numId="7" w16cid:durableId="697047779">
-    <w:abstractNumId w:val="33"/>
+    <w:abstractNumId w:val="34"/>
   </w:num>
   <w:num w:numId="8" w16cid:durableId="1758087200">
-    <w:abstractNumId w:val="24"/>
+    <w:abstractNumId w:val="25"/>
   </w:num>
   <w:num w:numId="9" w16cid:durableId="1843545300">
-    <w:abstractNumId w:val="30"/>
+    <w:abstractNumId w:val="31"/>
   </w:num>
   <w:num w:numId="10" w16cid:durableId="1114439855">
     <w:abstractNumId w:val="9"/>
@@ -13642,28 +13811,28 @@
     <w:abstractNumId w:val="0"/>
   </w:num>
   <w:num w:numId="20" w16cid:durableId="805699652">
-    <w:abstractNumId w:val="23"/>
+    <w:abstractNumId w:val="24"/>
   </w:num>
   <w:num w:numId="21" w16cid:durableId="1423574256">
+    <w:abstractNumId w:val="29"/>
+  </w:num>
+  <w:num w:numId="22" w16cid:durableId="178589851">
+    <w:abstractNumId w:val="40"/>
+  </w:num>
+  <w:num w:numId="23" w16cid:durableId="252206079">
+    <w:abstractNumId w:val="16"/>
+  </w:num>
+  <w:num w:numId="24" w16cid:durableId="751321936">
+    <w:abstractNumId w:val="35"/>
+  </w:num>
+  <w:num w:numId="25" w16cid:durableId="1480000526">
     <w:abstractNumId w:val="28"/>
   </w:num>
-  <w:num w:numId="22" w16cid:durableId="178589851">
-    <w:abstractNumId w:val="39"/>
-  </w:num>
-  <w:num w:numId="23" w16cid:durableId="252206079">
-    <w:abstractNumId w:val="15"/>
-  </w:num>
-  <w:num w:numId="24" w16cid:durableId="751321936">
-    <w:abstractNumId w:val="34"/>
-  </w:num>
-  <w:num w:numId="25" w16cid:durableId="1480000526">
-    <w:abstractNumId w:val="27"/>
-  </w:num>
   <w:num w:numId="26" w16cid:durableId="1289311277">
-    <w:abstractNumId w:val="19"/>
+    <w:abstractNumId w:val="20"/>
   </w:num>
   <w:num w:numId="27" w16cid:durableId="1208031901">
-    <w:abstractNumId w:val="21"/>
+    <w:abstractNumId w:val="22"/>
     <w:lvlOverride w:ilvl="0">
       <w:startOverride w:val="1"/>
     </w:lvlOverride>
@@ -13693,7 +13862,7 @@
     </w:lvlOverride>
   </w:num>
   <w:num w:numId="28" w16cid:durableId="590239125">
-    <w:abstractNumId w:val="19"/>
+    <w:abstractNumId w:val="20"/>
     <w:lvlOverride w:ilvl="0">
       <w:startOverride w:val="1"/>
     </w:lvlOverride>
@@ -13721,7 +13890,7 @@
     </w:lvlOverride>
   </w:num>
   <w:num w:numId="29" w16cid:durableId="1551070298">
-    <w:abstractNumId w:val="20"/>
+    <w:abstractNumId w:val="21"/>
   </w:num>
   <w:num w:numId="30" w16cid:durableId="957181216">
     <w:abstractNumId w:val="13"/>
@@ -13733,30 +13902,33 @@
     <w:abstractNumId w:val="11"/>
   </w:num>
   <w:num w:numId="33" w16cid:durableId="1189831333">
-    <w:abstractNumId w:val="16"/>
+    <w:abstractNumId w:val="17"/>
   </w:num>
   <w:num w:numId="34" w16cid:durableId="1400976744">
+    <w:abstractNumId w:val="27"/>
+  </w:num>
+  <w:num w:numId="35" w16cid:durableId="1701053540">
+    <w:abstractNumId w:val="30"/>
+  </w:num>
+  <w:num w:numId="36" w16cid:durableId="1442530301">
+    <w:abstractNumId w:val="32"/>
+  </w:num>
+  <w:num w:numId="37" w16cid:durableId="1717897184">
+    <w:abstractNumId w:val="38"/>
+  </w:num>
+  <w:num w:numId="38" w16cid:durableId="1090152046">
     <w:abstractNumId w:val="26"/>
   </w:num>
-  <w:num w:numId="35" w16cid:durableId="1701053540">
-    <w:abstractNumId w:val="29"/>
+  <w:num w:numId="39" w16cid:durableId="1718578745">
+    <w:abstractNumId w:val="33"/>
   </w:num>
-  <w:num w:numId="36" w16cid:durableId="1442530301">
-    <w:abstractNumId w:val="31"/>
-  </w:num>
-  <w:num w:numId="37" w16cid:durableId="1717897184">
+  <w:num w:numId="40" w16cid:durableId="1124496576">
     <w:abstractNumId w:val="37"/>
   </w:num>
-  <w:num w:numId="38" w16cid:durableId="1090152046">
-    <w:abstractNumId w:val="25"/>
+  <w:num w:numId="41" w16cid:durableId="1110977063">
+    <w:abstractNumId w:val="15"/>
   </w:num>
-  <w:num w:numId="39" w16cid:durableId="1718578745">
-    <w:abstractNumId w:val="32"/>
-  </w:num>
-  <w:num w:numId="40" w16cid:durableId="1124496576">
-    <w:abstractNumId w:val="36"/>
-  </w:num>
-  <w:num w:numId="41" w16cid:durableId="1110977063">
+  <w:num w:numId="42" w16cid:durableId="1811941634">
     <w:abstractNumId w:val="14"/>
   </w:num>
   <w:numIdMacAtCleanup w:val="22"/>
@@ -14386,7 +14558,6 @@
   <w:style w:type="character" w:default="1" w:styleId="DefaultParagraphFont">
     <w:name w:val="Default Paragraph Font"/>
     <w:uiPriority w:val="1"/>
-    <w:semiHidden/>
     <w:unhideWhenUsed/>
   </w:style>
   <w:style w:type="table" w:default="1" w:styleId="TableNormal">
@@ -19885,10 +20056,6 @@
 </file>
 
 <file path=customXml/item1.xml><?xml version="1.0" encoding="utf-8"?>
-<b:Sources xmlns:b="http://schemas.openxmlformats.org/officeDocument/2006/bibliography" xmlns="http://schemas.openxmlformats.org/officeDocument/2006/bibliography" SelectedStyle="\APA.XSL" StyleName="APA"/>
-</file>
-
-<file path=customXml/item2.xml><?xml version="1.0" encoding="utf-8"?>
 <Workflow version="v.1.13">
   <Filtration versionrequired="True" status="DONE" StartTime="25-07-2014 13:27:04" EndTime="25-07-2014 13:28:29">
     <Mandatory>
@@ -20066,16 +20233,20 @@
 </Workflow>
 </file>
 
+<file path=customXml/item2.xml><?xml version="1.0" encoding="utf-8"?>
+<b:Sources xmlns:b="http://schemas.openxmlformats.org/officeDocument/2006/bibliography" xmlns="http://schemas.openxmlformats.org/officeDocument/2006/bibliography" SelectedStyle="\APA.XSL" StyleName="APA"/>
+</file>
+
 <file path=customXml/itemProps1.xml><?xml version="1.0" encoding="utf-8"?>
+<ds:datastoreItem xmlns:ds="http://schemas.openxmlformats.org/officeDocument/2006/customXml" ds:itemID="{4D45DBA2-DCF6-46BF-858B-9A8CC8161B4D}">
+  <ds:schemaRefs/>
+</ds:datastoreItem>
+</file>
+
+<file path=customXml/itemProps2.xml><?xml version="1.0" encoding="utf-8"?>
 <ds:datastoreItem xmlns:ds="http://schemas.openxmlformats.org/officeDocument/2006/customXml" ds:itemID="{B589180B-96F4-4B3D-93D7-E2C64345EF74}">
   <ds:schemaRefs>
     <ds:schemaRef ds:uri="http://schemas.openxmlformats.org/officeDocument/2006/bibliography"/>
   </ds:schemaRefs>
 </ds:datastoreItem>
-</file>
-
-<file path=customXml/itemProps2.xml><?xml version="1.0" encoding="utf-8"?>
-<ds:datastoreItem xmlns:ds="http://schemas.openxmlformats.org/officeDocument/2006/customXml" ds:itemID="{4D45DBA2-DCF6-46BF-858B-9A8CC8161B4D}">
-  <ds:schemaRefs/>
-</ds:datastoreItem>
 </file>
--- a/Imbalance_Balanced_Dataset_Composition_XAI.docx
+++ b/Imbalance_Balanced_Dataset_Composition_XAI.docx
@@ -1296,33 +1296,11 @@
         </w:rPr>
         <w:t xml:space="preserve"> large (</w:t>
       </w:r>
-      <w:proofErr w:type="spellStart"/>
       <w:r>
         <w:rPr>
           <w:rFonts w:eastAsia="Verdana"/>
         </w:rPr>
-        <w:t>Oreski</w:t>
-      </w:r>
-      <w:proofErr w:type="spellEnd"/>
-      <w:r>
-        <w:rPr>
-          <w:rFonts w:eastAsia="Verdana"/>
-        </w:rPr>
-        <w:t xml:space="preserve">, D., </w:t>
-      </w:r>
-      <w:proofErr w:type="spellStart"/>
-      <w:r>
-        <w:rPr>
-          <w:rFonts w:eastAsia="Verdana"/>
-        </w:rPr>
-        <w:t>Oreski</w:t>
-      </w:r>
-      <w:proofErr w:type="spellEnd"/>
-      <w:r>
-        <w:rPr>
-          <w:rFonts w:eastAsia="Verdana"/>
-        </w:rPr>
-        <w:t xml:space="preserve">, S., and </w:t>
+        <w:t xml:space="preserve">Oreski, D., Oreski, S., and </w:t>
       </w:r>
       <w:proofErr w:type="spellStart"/>
       <w:r>
@@ -1518,6 +1496,7 @@
         <w:t xml:space="preserve"> vs. </w:t>
       </w:r>
       <w:proofErr w:type="spellStart"/>
+      <w:proofErr w:type="gramStart"/>
       <w:r>
         <w:rPr>
           <w:b w:val="0"/>
@@ -1526,6 +1505,7 @@
         <w:t>imbalanced</w:t>
       </w:r>
       <w:proofErr w:type="spellEnd"/>
+      <w:proofErr w:type="gramEnd"/>
       <w:r>
         <w:rPr>
           <w:b w:val="0"/>
@@ -1956,7 +1936,15 @@
         <w:t xml:space="preserve">studied </w:t>
       </w:r>
       <w:r>
-        <w:t xml:space="preserve">by Miao, Y., Cao, H., and Tang, M. (2022) focuses on the technique that may be utilized to evaluate the impact that imbalanced binary data has on the performance of machine learning models. In their investigation, they investigated how the imbalance ratio (IR) influences the performance and stability of the model. To build datasets with variable imbalance ratios, they applied imbalanced data augmentation algorithms. </w:t>
+        <w:t xml:space="preserve">by Miao, Y., Cao, H., and </w:t>
+      </w:r>
+      <w:proofErr w:type="gramStart"/>
+      <w:r>
+        <w:t>Tang,</w:t>
+      </w:r>
+      <w:proofErr w:type="gramEnd"/>
+      <w:r>
+        <w:t xml:space="preserve"> M. (2022) focuses on the technique that may be utilized to evaluate the impact that imbalanced binary data has on the performance of machine learning models. In their investigation, they investigated how the imbalance ratio (IR) influences the performance and stability of the model. To build datasets with variable imbalance ratios, they applied imbalanced data augmentation algorithms. </w:t>
       </w:r>
       <w:r>
         <w:t>T</w:t>
@@ -2456,6 +2444,7 @@
         <w:t>​ L(</w:t>
       </w:r>
       <w:proofErr w:type="spellStart"/>
+      <w:proofErr w:type="gramStart"/>
       <w:r>
         <w:rPr>
           <w:rFonts w:ascii="Times New Roman" w:hAnsi="Times New Roman" w:cs="Times New Roman"/>
@@ -2467,6 +2456,7 @@
         <w:t>f,g</w:t>
       </w:r>
       <w:proofErr w:type="spellEnd"/>
+      <w:proofErr w:type="gramEnd"/>
       <w:r>
         <w:rPr>
           <w:rFonts w:ascii="Times New Roman" w:hAnsi="Times New Roman" w:cs="Times New Roman"/>
@@ -2703,10 +2693,18 @@
       </w:r>
       <w:r>
         <w:tab/>
-        <w:t xml:space="preserve">    </w:t>
-      </w:r>
-      <w:r>
-        <w:t>(2)</w:t>
+        <w:t xml:space="preserve"> </w:t>
+      </w:r>
+      <w:proofErr w:type="gramStart"/>
+      <w:r>
+        <w:t xml:space="preserve">   </w:t>
+      </w:r>
+      <w:r>
+        <w:t>(</w:t>
+      </w:r>
+      <w:proofErr w:type="gramEnd"/>
+      <w:r>
+        <w:t>2)</w:t>
       </w:r>
     </w:p>
     <w:p>
@@ -4906,7 +4904,15 @@
       </w:r>
       <w:proofErr w:type="spellEnd"/>
       <w:r>
-        <w:t xml:space="preserve">=10000, the model is </w:t>
+        <w:t xml:space="preserve">=10000, the </w:t>
+      </w:r>
+      <w:proofErr w:type="gramStart"/>
+      <w:r>
+        <w:t>model is</w:t>
+      </w:r>
+      <w:proofErr w:type="gramEnd"/>
+      <w:r>
+        <w:t xml:space="preserve"> </w:t>
       </w:r>
       <w:r>
         <w:t>fake the ability</w:t>
@@ -5576,7 +5582,23 @@
         <w:t>uses</w:t>
       </w:r>
       <w:r>
-        <w:t xml:space="preserve"> a balanced dataset seems good for all classes, and showing high recall and precision values. This model also doesn't show </w:t>
+        <w:t xml:space="preserve"> a balanced </w:t>
+      </w:r>
+      <w:proofErr w:type="gramStart"/>
+      <w:r>
+        <w:t>dataset</w:t>
+      </w:r>
+      <w:proofErr w:type="gramEnd"/>
+      <w:r>
+        <w:t xml:space="preserve"> seems good for all </w:t>
+      </w:r>
+      <w:proofErr w:type="gramStart"/>
+      <w:r>
+        <w:t>classes, and</w:t>
+      </w:r>
+      <w:proofErr w:type="gramEnd"/>
+      <w:r>
+        <w:t xml:space="preserve"> showing high recall and precision values. This model also doesn't show </w:t>
       </w:r>
       <w:r>
         <w:t xml:space="preserve">bias to minority classes. The true positive level for all classes </w:t>
@@ -6255,8 +6277,13 @@
         <w:t>model performance with larger sample sizes to reveal</w:t>
       </w:r>
       <w:r>
-        <w:t xml:space="preserve"> and shows</w:t>
-      </w:r>
+        <w:t xml:space="preserve"> and </w:t>
+      </w:r>
+      <w:proofErr w:type="gramStart"/>
+      <w:r>
+        <w:t>shows</w:t>
+      </w:r>
+      <w:proofErr w:type="gramEnd"/>
       <w:r>
         <w:t xml:space="preserve"> the actual bias caused by the imbalance.</w:t>
       </w:r>
@@ -6546,7 +6573,15 @@
         <w:pStyle w:val="FigureCaption"/>
       </w:pPr>
       <w:r>
-        <w:t>The relationship between data/ dataset size and evaluation can be proven in the performance of the model in various sample sizes. In small datasets, especially those that have unbalanced classes, this model often gives misleading results. For example, in a smaller dataset, minority classes may have high recall, wrongly show that the model can handle class imbalances effectively, even though lies caused by statistical noise, rather than original learning from data.</w:t>
+        <w:t xml:space="preserve">The relationship between data/ dataset size and evaluation can be proven in the performance of the model in various sample sizes. In small datasets, especially those that have unbalanced classes, this model often gives misleading results. For example, in a smaller dataset, minority classes may have high recall, wrongly </w:t>
+      </w:r>
+      <w:proofErr w:type="gramStart"/>
+      <w:r>
+        <w:t>show</w:t>
+      </w:r>
+      <w:proofErr w:type="gramEnd"/>
+      <w:r>
+        <w:t xml:space="preserve"> that the model can handle class imbalances effectively, even though lies caused by statistical noise, rather than original learning from data.</w:t>
       </w:r>
     </w:p>
     <w:p>
@@ -6566,7 +6601,15 @@
         <w:pStyle w:val="FigureCaption"/>
       </w:pPr>
       <w:r>
-        <w:t>That way, a larger data set provides a more accurate and reliable evaluation of models. They helped reveal how much the model actually was really biased to the majority class, especially in an unbalanced data collection, and enable AI practitioners to apply more effective corrective steps.</w:t>
+        <w:t xml:space="preserve">That way, a larger data set provides a more accurate and reliable evaluation of models. They helped reveal how much the model </w:t>
+      </w:r>
+      <w:proofErr w:type="gramStart"/>
+      <w:r>
+        <w:t>actually was</w:t>
+      </w:r>
+      <w:proofErr w:type="gramEnd"/>
+      <w:r>
+        <w:t xml:space="preserve"> really biased to the majority class, especially in an unbalanced data collection, and enable AI practitioners to apply more effective corrective steps.</w:t>
       </w:r>
     </w:p>
     <w:p>
@@ -6623,7 +6666,15 @@
         <w:t xml:space="preserve"> to a very planned level. This shows that the size of a small sample can cover the actual level of bias. </w:t>
       </w:r>
       <w:r>
-        <w:t>As a result, the model that is trained and evaluated on a small dataset may look more fair than when used on large scale samples.</w:t>
+        <w:t xml:space="preserve">As a result, the model that is trained and evaluated on a small dataset may look </w:t>
+      </w:r>
+      <w:proofErr w:type="gramStart"/>
+      <w:r>
+        <w:t>more fair</w:t>
+      </w:r>
+      <w:proofErr w:type="gramEnd"/>
+      <w:r>
+        <w:t xml:space="preserve"> than when used on large scale samples.</w:t>
       </w:r>
     </w:p>
     <w:p>
@@ -6745,7 +6796,15 @@
         </w:rPr>
       </w:pPr>
       <w:r>
-        <w:t>In this chapter, I try to summarize the findings from the analysis. This research reveals a significant impact of dataset composition on model fairness and transparency. This shows that</w:t>
+        <w:t xml:space="preserve">In this chapter, I </w:t>
+      </w:r>
+      <w:proofErr w:type="gramStart"/>
+      <w:r>
+        <w:t>try</w:t>
+      </w:r>
+      <w:proofErr w:type="gramEnd"/>
+      <w:r>
+        <w:t xml:space="preserve"> to summarize the findings from the analysis. This research reveals a significant impact of dataset composition on model fairness and transparency. This shows that</w:t>
       </w:r>
       <w:r>
         <w:rPr>
@@ -7148,8 +7207,13 @@
         <w:t>small sample sizes</w:t>
       </w:r>
       <w:r>
-        <w:t xml:space="preserve"> is</w:t>
-      </w:r>
+        <w:t xml:space="preserve"> </w:t>
+      </w:r>
+      <w:proofErr w:type="gramStart"/>
+      <w:r>
+        <w:t>is</w:t>
+      </w:r>
+      <w:proofErr w:type="gramEnd"/>
       <w:r>
         <w:t xml:space="preserve">, </w:t>
       </w:r>
@@ -7192,7 +7256,15 @@
         <w:t xml:space="preserve"> bias</w:t>
       </w:r>
       <w:r>
-        <w:t xml:space="preserve"> and increase fairness in Responsible AI field.</w:t>
+        <w:t xml:space="preserve"> and increase fairness in </w:t>
+      </w:r>
+      <w:proofErr w:type="gramStart"/>
+      <w:r>
+        <w:t>Responsible</w:t>
+      </w:r>
+      <w:proofErr w:type="gramEnd"/>
+      <w:r>
+        <w:t xml:space="preserve"> AI field.</w:t>
       </w:r>
     </w:p>
     <w:p>
@@ -8233,13 +8305,10 @@
         <w:pStyle w:val="Para"/>
       </w:pPr>
       <w:r>
-        <w:t xml:space="preserve">Due to the fact that this research work has revealed how dataset composition particularly imbalance affects the performance of AI models and fairness, there are many areas that future research should focus on to </w:t>
-      </w:r>
-      <w:r>
-        <w:t>improve</w:t>
-      </w:r>
-      <w:r>
-        <w:t xml:space="preserve"> AI transparency and fairness.</w:t>
+        <w:t>Because</w:t>
+      </w:r>
+      <w:r>
+        <w:t xml:space="preserve"> this research work has revealed how dataset composition imbalance affects the performance of AI models and fairness, there are many areas that future research should focus on to improve AI transparency and fairness.</w:t>
       </w:r>
     </w:p>
     <w:p>
@@ -8275,28 +8344,7 @@
         <w:t xml:space="preserve"> </w:t>
       </w:r>
       <w:r>
-        <w:t>or of under-sampling</w:t>
-      </w:r>
-      <w:r>
-        <w:t>. I</w:t>
-      </w:r>
-      <w:r>
-        <w:t xml:space="preserve">t </w:t>
-      </w:r>
-      <w:proofErr w:type="spellStart"/>
-      <w:r>
-        <w:t>boosting</w:t>
-      </w:r>
-      <w:r>
-        <w:t>sary</w:t>
-      </w:r>
-      <w:proofErr w:type="spellEnd"/>
-      <w:r>
-        <w:t xml:space="preserve"> to experiment with the combinations of these techniques with the ensemble methods, for example, Bagging </w:t>
-      </w:r>
-      <w:r>
-        <w:lastRenderedPageBreak/>
-        <w:t>or Boosting, to improve the performance in both classes.</w:t>
+        <w:t>or of under-sampling, to improve the performance in both classes.</w:t>
       </w:r>
     </w:p>
     <w:p>
@@ -8313,7 +8361,16 @@
         </w:numPr>
       </w:pPr>
       <w:r>
-        <w:t>Exploring Model-Specific Behavior:</w:t>
+        <w:t xml:space="preserve">Exploring </w:t>
+      </w:r>
+      <w:r>
+        <w:t xml:space="preserve">Other </w:t>
+      </w:r>
+      <w:r>
+        <w:t>Model</w:t>
+      </w:r>
+      <w:r>
+        <w:t>s</w:t>
       </w:r>
     </w:p>
     <w:p>
@@ -8322,13 +8379,23 @@
         <w:ind w:left="720"/>
       </w:pPr>
       <w:r>
-        <w:t xml:space="preserve">This study was performed using logistic regression; future research should include similar analysis of more sophisticated models such as Deep Neural Networks (DNN), Convolutional Neural Networks (CNN), and Transformer models. These models may work differently when trained on imbalanced data </w:t>
-      </w:r>
-      <w:r>
-        <w:t>sets,</w:t>
-      </w:r>
-      <w:r>
-        <w:t xml:space="preserve"> especially in high dimensional data space such as image classification or natural language processing. The following comes with the identification of the biases; it will be possible to establish how effectively these techniques can be applied to other machine learning tasks.</w:t>
+        <w:t xml:space="preserve">This study was performed using logistic regression; </w:t>
+      </w:r>
+      <w:r>
+        <w:t xml:space="preserve">while </w:t>
+      </w:r>
+      <w:r>
+        <w:t xml:space="preserve">future research should </w:t>
+      </w:r>
+      <w:r>
+        <w:lastRenderedPageBreak/>
+        <w:t xml:space="preserve">include similar analysis of more </w:t>
+      </w:r>
+      <w:r>
+        <w:t>complex</w:t>
+      </w:r>
+      <w:r>
+        <w:t xml:space="preserve"> models such as Deep Neural Networks (DNN), Convolutional Neural Networks (CNN), and Transformer models. These models may work differently when trained on imbalanced data sets, especially in high dimensional data space such as image classification or natural language processing. The following comes with the identification of the biases; it will be possible to establish how effectively these techniques can be applied to other machine learning tasks.</w:t>
       </w:r>
     </w:p>
     <w:p>
@@ -8345,7 +8412,16 @@
         </w:numPr>
       </w:pPr>
       <w:r>
-        <w:t>Impact of Dataset Size and Complexity:</w:t>
+        <w:t xml:space="preserve">Impact of </w:t>
+      </w:r>
+      <w:r>
+        <w:t xml:space="preserve">other </w:t>
+      </w:r>
+      <w:r>
+        <w:t xml:space="preserve">Dataset </w:t>
+      </w:r>
+      <w:r>
+        <w:t>Characteristics</w:t>
       </w:r>
     </w:p>
     <w:p>
@@ -8357,24 +8433,25 @@
         <w:t xml:space="preserve">It </w:t>
       </w:r>
       <w:r>
-        <w:t xml:space="preserve">would be helpful to investigate how the differences in the dataset’s quality, the level of noise and the </w:t>
-      </w:r>
-      <w:proofErr w:type="spellStart"/>
-      <w:r>
-        <w:t>the</w:t>
-      </w:r>
-      <w:proofErr w:type="spellEnd"/>
-      <w:r>
-        <w:t xml:space="preserve"> bias presence and of unfairness missing of values the affect AI models. Real-world datasets are often noisy and may be incomplete which makes the problem of bias even worse. Research that focuses on actual data and is not artificially generated, is multi-class in nature and may be modal </w:t>
-      </w:r>
-      <w:r>
-        <w:t>including</w:t>
+        <w:t xml:space="preserve">would be helpful to investigate how the differences in the dataset’s </w:t>
+      </w:r>
+      <w:r>
+        <w:t>characteristics such as</w:t>
       </w:r>
       <w:r>
         <w:t xml:space="preserve"> </w:t>
       </w:r>
       <w:r>
-        <w:t>textual, numerical and/or visual information will offer a better perspective of bias mitigation.</w:t>
+        <w:t>data sparsity, feature noise, multivariate normality, correlation between features</w:t>
+      </w:r>
+      <w:r>
+        <w:t xml:space="preserve"> </w:t>
+      </w:r>
+      <w:r>
+        <w:t>etc.</w:t>
+      </w:r>
+      <w:r>
+        <w:t xml:space="preserve"> could extend our knowledge on how dataset characteristics could influence bias and fairness of the Model’s predictions.</w:t>
       </w:r>
     </w:p>
     <w:p>
@@ -8385,170 +8462,20 @@
     <w:p>
       <w:pPr>
         <w:pStyle w:val="Para"/>
-        <w:numPr>
-          <w:ilvl w:val="0"/>
-          <w:numId w:val="37"/>
-        </w:numPr>
-      </w:pPr>
-      <w:r>
-        <w:t xml:space="preserve">Generalization </w:t>
-      </w:r>
-      <w:r>
-        <w:t>of</w:t>
-      </w:r>
-      <w:r>
-        <w:t xml:space="preserve"> Other Domains:</w:t>
+      </w:pPr>
+      <w:r>
+        <w:t>By addressing these areas, future research can continue to build on the findings of this study, contributing to the development of more robust, transparent, and fair AI systems.</w:t>
       </w:r>
     </w:p>
     <w:p>
       <w:pPr>
         <w:pStyle w:val="Para"/>
-        <w:ind w:left="720"/>
-      </w:pPr>
-      <w:r>
-        <w:t>F</w:t>
-      </w:r>
-      <w:r>
-        <w:t>uture research should focus on the effects of imbalanced dataset on classification problems, without focusing on classification tasks only. All of these domains may have specific fairness issues which need specific solutions to avoid bias. For instance, in the health care sector or in the financial sector when it comes to regression tasks, it is important to avoid bias in minority outcomes.</w:t>
-      </w:r>
+      </w:pPr>
     </w:p>
     <w:p>
       <w:pPr>
         <w:pStyle w:val="Para"/>
-        <w:ind w:left="720"/>
-      </w:pPr>
-    </w:p>
-    <w:p>
-      <w:pPr>
-        <w:pStyle w:val="Para"/>
-        <w:numPr>
-          <w:ilvl w:val="0"/>
-          <w:numId w:val="37"/>
-        </w:numPr>
-      </w:pPr>
-      <w:r>
-        <w:t>Bias in Multi-Class and Multi-Label Classification:</w:t>
-      </w:r>
-    </w:p>
-    <w:p>
-      <w:pPr>
-        <w:pStyle w:val="Para"/>
-        <w:ind w:left="720"/>
-      </w:pPr>
-      <w:r>
-        <w:t>A</w:t>
-      </w:r>
-      <w:r>
-        <w:t xml:space="preserve"> critical area that needs to be investigated in the future is how the problem of class affects imbalance the multi-class and multi-label classification tasks. These tasks are more complex since imbalances across multiple classes may result in more elaborate bias patterns. It will hence be vital to understand how to tackle such problems for applications which involve many output labels or categories.</w:t>
-      </w:r>
-    </w:p>
-    <w:p>
-      <w:pPr>
-        <w:pStyle w:val="Para"/>
-      </w:pPr>
-    </w:p>
-    <w:p>
-      <w:pPr>
-        <w:pStyle w:val="Para"/>
-        <w:numPr>
-          <w:ilvl w:val="0"/>
-          <w:numId w:val="37"/>
-        </w:numPr>
-      </w:pPr>
-      <w:r>
-        <w:t>Intersectionality and Fairness:</w:t>
-      </w:r>
-    </w:p>
-    <w:p>
-      <w:pPr>
-        <w:pStyle w:val="Para"/>
-        <w:ind w:left="720"/>
-      </w:pPr>
-      <w:r>
-        <w:lastRenderedPageBreak/>
-        <w:t>Future</w:t>
-      </w:r>
-      <w:r>
-        <w:t xml:space="preserve"> </w:t>
-      </w:r>
-      <w:r>
-        <w:t xml:space="preserve">research can also focus on the intersectional bias in which race, gender, and other categories are combined to produce multiplied biases. Knowing the </w:t>
-      </w:r>
-      <w:proofErr w:type="spellStart"/>
-      <w:r>
-        <w:t>behaviour</w:t>
-      </w:r>
-      <w:proofErr w:type="spellEnd"/>
-      <w:r>
-        <w:t xml:space="preserve"> of the AI systems in the presence of imbalances in several demographic variables is vital for the prevention of bias in AI.</w:t>
-      </w:r>
-    </w:p>
-    <w:p>
-      <w:pPr>
-        <w:pStyle w:val="Para"/>
-      </w:pPr>
-    </w:p>
-    <w:p>
-      <w:pPr>
-        <w:pStyle w:val="Para"/>
-        <w:numPr>
-          <w:ilvl w:val="0"/>
-          <w:numId w:val="37"/>
-        </w:numPr>
-      </w:pPr>
-      <w:r>
-        <w:t>Implications on the AI Industry:</w:t>
-      </w:r>
-    </w:p>
-    <w:p>
-      <w:pPr>
-        <w:pStyle w:val="Para"/>
-        <w:ind w:left="720"/>
-      </w:pPr>
-      <w:r>
-        <w:t xml:space="preserve">This has great significance for the AI industry as a whole and the details of dataset and bias mitigation are crucial. Since AI is now part of many </w:t>
-      </w:r>
-      <w:r>
-        <w:t>decision-making</w:t>
-      </w:r>
-      <w:r>
-        <w:t xml:space="preserve"> processes, it is imperative that information about the dataset is properly documented and bias is addressed. Th</w:t>
-      </w:r>
-      <w:r>
-        <w:t>en</w:t>
-      </w:r>
-      <w:r>
-        <w:t xml:space="preserve">, it is possible to create the systems that are not only </w:t>
-      </w:r>
-      <w:r>
-        <w:t>clearer</w:t>
-      </w:r>
-      <w:r>
-        <w:t>, but also fair t</w:t>
-      </w:r>
-      <w:r>
-        <w:t>o</w:t>
-      </w:r>
-      <w:r>
-        <w:t>o</w:t>
-      </w:r>
-      <w:r>
-        <w:t>,</w:t>
-      </w:r>
-      <w:r>
-        <w:t xml:space="preserve"> by adopting problem the of imbalanced datasets. Furthermore, regulatory and industry practices should promote and even require that information about the composition of the dataset is well-documented, and that models are evaluated for fairness</w:t>
-      </w:r>
-      <w:r>
-        <w:t>.</w:t>
-      </w:r>
-    </w:p>
-    <w:p>
-      <w:pPr>
-        <w:pStyle w:val="Para"/>
-      </w:pPr>
-      <w:r>
-        <w:t>By addressing these areas, future research can continue to build on the findings of this study, contributing to the development of more robust, transparent, and fair AI systems.</w:t>
-      </w:r>
+      </w:pPr>
     </w:p>
     <w:p>
       <w:pPr>
@@ -8693,6 +8620,7 @@
         <w:tab/>
       </w:r>
       <w:proofErr w:type="spellStart"/>
+      <w:proofErr w:type="gramStart"/>
       <w:r>
         <w:rPr>
           <w:rFonts w:ascii="Times New Roman" w:hAnsi="Times New Roman" w:cs="Times New Roman"/>
@@ -8710,7 +8638,37 @@
           <w:szCs w:val="24"/>
           <w14:ligatures w14:val="standard"/>
         </w:rPr>
-        <w:t>. 2019. The Hundred-Page Machine Learning Book. Retrieved on October 12, 2024, from</w:t>
+        <w:t>.</w:t>
+      </w:r>
+      <w:proofErr w:type="gramEnd"/>
+      <w:r>
+        <w:rPr>
+          <w:rFonts w:ascii="Times New Roman" w:hAnsi="Times New Roman" w:cs="Times New Roman"/>
+          <w:sz w:val="24"/>
+          <w:szCs w:val="24"/>
+          <w14:ligatures w14:val="standard"/>
+        </w:rPr>
+        <w:t xml:space="preserve"> 2019. </w:t>
+      </w:r>
+      <w:r>
+        <w:rPr>
+          <w:rFonts w:ascii="Times New Roman" w:hAnsi="Times New Roman" w:cs="Times New Roman"/>
+          <w:i/>
+          <w:iCs/>
+          <w:sz w:val="24"/>
+          <w:szCs w:val="24"/>
+          <w14:ligatures w14:val="standard"/>
+        </w:rPr>
+        <w:t>The Hundred-Page Machine Learning Book.</w:t>
+      </w:r>
+      <w:r>
+        <w:rPr>
+          <w:rFonts w:ascii="Times New Roman" w:hAnsi="Times New Roman" w:cs="Times New Roman"/>
+          <w:sz w:val="24"/>
+          <w:szCs w:val="24"/>
+          <w14:ligatures w14:val="standard"/>
+        </w:rPr>
+        <w:t xml:space="preserve"> Retrieved on October 12, 2024, from</w:t>
       </w:r>
     </w:p>
     <w:p>
@@ -8760,27 +8718,7 @@
           <w:szCs w:val="24"/>
           <w14:ligatures w14:val="standard"/>
         </w:rPr>
-        <w:t xml:space="preserve">, </w:t>
-      </w:r>
-      <w:proofErr w:type="spellStart"/>
-      <w:r>
-        <w:rPr>
-          <w:rFonts w:ascii="Times New Roman" w:hAnsi="Times New Roman" w:cs="Times New Roman"/>
-          <w:sz w:val="24"/>
-          <w:szCs w:val="24"/>
-          <w14:ligatures w14:val="standard"/>
-        </w:rPr>
-        <w:t>Neama</w:t>
-      </w:r>
-      <w:proofErr w:type="spellEnd"/>
-      <w:r>
-        <w:rPr>
-          <w:rFonts w:ascii="Times New Roman" w:hAnsi="Times New Roman" w:cs="Times New Roman"/>
-          <w:sz w:val="24"/>
-          <w:szCs w:val="24"/>
-          <w14:ligatures w14:val="standard"/>
-        </w:rPr>
-        <w:t xml:space="preserve">. (2019-11-11). Incident Number 92. In McGregor, S. (ed.) </w:t>
+        <w:t xml:space="preserve">, Neama. (2019-11-11). Incident Number 92. In McGregor, S. (ed.) </w:t>
       </w:r>
       <w:r>
         <w:rPr>
@@ -9114,7 +9052,27 @@
           <w:szCs w:val="24"/>
           <w14:ligatures w14:val="standard"/>
         </w:rPr>
-        <w:t>Kou, G., Yang, P., Peng, Y., Xiao, F., Chen, Y., and Alsaadi, F.E. 2019. Evaluation of feature selection methods for text classification with small datasets using multiple criteria decision-making methods. Applied Soft Computing 86, 105836. DOI: https://doi.org/10.1016/j.asoc.2019.105836.</w:t>
+        <w:t xml:space="preserve">Kou, G., Yang, P., Peng, Y., Xiao, F., Chen, Y., and Alsaadi, F.E. 2019. </w:t>
+      </w:r>
+      <w:r>
+        <w:rPr>
+          <w:rFonts w:ascii="Times New Roman" w:hAnsi="Times New Roman" w:cs="Times New Roman"/>
+          <w:i/>
+          <w:iCs/>
+          <w:sz w:val="24"/>
+          <w:szCs w:val="24"/>
+          <w14:ligatures w14:val="standard"/>
+        </w:rPr>
+        <w:t>Evaluation of feature selection methods for text classification with small datasets using multiple criteria decision-making methods.</w:t>
+      </w:r>
+      <w:r>
+        <w:rPr>
+          <w:rFonts w:ascii="Times New Roman" w:hAnsi="Times New Roman" w:cs="Times New Roman"/>
+          <w:sz w:val="24"/>
+          <w:szCs w:val="24"/>
+          <w14:ligatures w14:val="standard"/>
+        </w:rPr>
+        <w:t xml:space="preserve"> Applied Soft Computing 86, 105836. DOI: https://doi.org/10.1016/j.asoc.2019.105836.</w:t>
       </w:r>
     </w:p>
     <w:p>
@@ -9171,20 +9129,28 @@
           <w:szCs w:val="24"/>
           <w14:ligatures w14:val="standard"/>
         </w:rPr>
-        <w:t>Lee, Y., and Sun, H. 2023. A survey on imbalanced learning: latest research, applications, and future directions. Artificial Intelligence Review 56, 4, 721–739. DOI:</w:t>
-      </w:r>
-    </w:p>
-    <w:p>
-      <w:pPr>
-        <w:pStyle w:val="Bibentry"/>
-        <w:spacing w:line="360" w:lineRule="auto"/>
-        <w:rPr>
-          <w:rFonts w:ascii="Times New Roman" w:hAnsi="Times New Roman" w:cs="Times New Roman"/>
-          <w:sz w:val="24"/>
-          <w:szCs w:val="24"/>
-          <w14:ligatures w14:val="standard"/>
-        </w:rPr>
-      </w:pPr>
+        <w:t xml:space="preserve">Lee, Y., and Sun, H. 2023. </w:t>
+      </w:r>
+      <w:r>
+        <w:rPr>
+          <w:rFonts w:ascii="Times New Roman" w:hAnsi="Times New Roman" w:cs="Times New Roman"/>
+          <w:i/>
+          <w:iCs/>
+          <w:sz w:val="24"/>
+          <w:szCs w:val="24"/>
+          <w14:ligatures w14:val="standard"/>
+        </w:rPr>
+        <w:t>A survey on imbalanced learning: latest research, applications, and future directions</w:t>
+      </w:r>
+      <w:r>
+        <w:rPr>
+          <w:rFonts w:ascii="Times New Roman" w:hAnsi="Times New Roman" w:cs="Times New Roman"/>
+          <w:sz w:val="24"/>
+          <w:szCs w:val="24"/>
+          <w14:ligatures w14:val="standard"/>
+        </w:rPr>
+        <w:t xml:space="preserve">. Artificial Intelligence Review 56, 4, 721–739. </w:t>
+      </w:r>
       <w:r>
         <w:rPr>
           <w:rFonts w:ascii="Times New Roman" w:hAnsi="Times New Roman" w:cs="Times New Roman"/>
@@ -9338,7 +9304,25 @@
           <w:sz w:val="24"/>
           <w:szCs w:val="24"/>
         </w:rPr>
-        <w:t>Murphey, Y., and Anand, S. 2021. The class imbalance problem in deep learning. Machine Learning 44, 3, 123–134. DOI:</w:t>
+        <w:t xml:space="preserve">Murphey, Y., and Anand, S. 2021. </w:t>
+      </w:r>
+      <w:r>
+        <w:rPr>
+          <w:rFonts w:ascii="Times New Roman" w:eastAsia="Times New Roman" w:hAnsi="Times New Roman" w:cs="Times New Roman"/>
+          <w:i/>
+          <w:iCs/>
+          <w:sz w:val="24"/>
+          <w:szCs w:val="24"/>
+        </w:rPr>
+        <w:t>The class imbalance problem in deep learning.</w:t>
+      </w:r>
+      <w:r>
+        <w:rPr>
+          <w:rFonts w:ascii="Times New Roman" w:eastAsia="Times New Roman" w:hAnsi="Times New Roman" w:cs="Times New Roman"/>
+          <w:sz w:val="24"/>
+          <w:szCs w:val="24"/>
+        </w:rPr>
+        <w:t xml:space="preserve"> Machine Learning 44, 3, 123–134. DOI:</w:t>
       </w:r>
     </w:p>
     <w:p>
@@ -9405,7 +9389,27 @@
           <w:szCs w:val="24"/>
           <w14:ligatures w14:val="standard"/>
         </w:rPr>
-        <w:t>Miao, Y., Cao, H., and Tang, M. 2022. A method for analyzing the performance impact of imbalanced binary data on machine learning models. Axioms 11, 11, 607. DOI: https://doi.org/10.3390/axioms11110607.</w:t>
+        <w:t xml:space="preserve">Miao, Y., Cao, H., and Tang, M. 2022. </w:t>
+      </w:r>
+      <w:r>
+        <w:rPr>
+          <w:rFonts w:ascii="Times New Roman" w:hAnsi="Times New Roman" w:cs="Times New Roman"/>
+          <w:i/>
+          <w:iCs/>
+          <w:sz w:val="24"/>
+          <w:szCs w:val="24"/>
+          <w14:ligatures w14:val="standard"/>
+        </w:rPr>
+        <w:t xml:space="preserve">A method for analyzing the performance impact of imbalanced binary data on machine learning models. </w:t>
+      </w:r>
+      <w:r>
+        <w:rPr>
+          <w:rFonts w:ascii="Times New Roman" w:hAnsi="Times New Roman" w:cs="Times New Roman"/>
+          <w:sz w:val="24"/>
+          <w:szCs w:val="24"/>
+          <w14:ligatures w14:val="standard"/>
+        </w:rPr>
+        <w:t>Axioms 11, 11, 607. DOI: https://doi.org/10.3390/axioms11110607.</w:t>
       </w:r>
     </w:p>
     <w:p>
@@ -9428,6 +9432,7 @@
         </w:rPr>
         <w:t>[</w:t>
       </w:r>
+      <w:proofErr w:type="gramStart"/>
       <w:r>
         <w:rPr>
           <w:rFonts w:ascii="Times New Roman" w:hAnsi="Times New Roman" w:cs="Times New Roman"/>
@@ -9453,16 +9458,37 @@
           <w:szCs w:val="24"/>
           <w14:ligatures w14:val="standard"/>
         </w:rPr>
-        <w:tab/>
-      </w:r>
-      <w:r>
-        <w:rPr>
-          <w:rFonts w:ascii="Times New Roman" w:hAnsi="Times New Roman" w:cs="Times New Roman"/>
-          <w:sz w:val="24"/>
-          <w:szCs w:val="24"/>
-          <w14:ligatures w14:val="standard"/>
-        </w:rPr>
-        <w:t xml:space="preserve">National Institute of Standards and Technology (NIST). 2021. Four Principles of Explainable Artificial Intelligence. NIST Internal Report 8312, 1–23. Available at: https://nvlpubs.nist.gov/nistpubs/ir/2021/NIST.IR.8312.pdf. </w:t>
+        <w:t>National</w:t>
+      </w:r>
+      <w:proofErr w:type="gramEnd"/>
+      <w:r>
+        <w:rPr>
+          <w:rFonts w:ascii="Times New Roman" w:hAnsi="Times New Roman" w:cs="Times New Roman"/>
+          <w:sz w:val="24"/>
+          <w:szCs w:val="24"/>
+          <w14:ligatures w14:val="standard"/>
+        </w:rPr>
+        <w:t xml:space="preserve"> Institute of Standards and Technology (NIST). 2021. </w:t>
+      </w:r>
+      <w:r>
+        <w:rPr>
+          <w:rFonts w:ascii="Times New Roman" w:hAnsi="Times New Roman" w:cs="Times New Roman"/>
+          <w:i/>
+          <w:iCs/>
+          <w:sz w:val="24"/>
+          <w:szCs w:val="24"/>
+          <w14:ligatures w14:val="standard"/>
+        </w:rPr>
+        <w:t>Four Principles of Explainable Artificial Intelligence.</w:t>
+      </w:r>
+      <w:r>
+        <w:rPr>
+          <w:rFonts w:ascii="Times New Roman" w:hAnsi="Times New Roman" w:cs="Times New Roman"/>
+          <w:sz w:val="24"/>
+          <w:szCs w:val="24"/>
+          <w14:ligatures w14:val="standard"/>
+        </w:rPr>
+        <w:t xml:space="preserve"> NIST Internal Report 8312, 1–23. Available at: https://nvlpubs.nist.gov/nistpubs/ir/2021/NIST.IR.8312.pdf. </w:t>
       </w:r>
     </w:p>
     <w:p>
@@ -9513,13 +9539,56 @@
         <w:t>]</w:t>
       </w:r>
       <w:r>
-        <w:rPr>
-          <w:rFonts w:ascii="Times New Roman" w:hAnsi="Times New Roman" w:cs="Times New Roman"/>
-          <w:sz w:val="24"/>
-          <w:szCs w:val="24"/>
-          <w14:ligatures w14:val="standard"/>
-        </w:rPr>
-        <w:t>Kou, G., Yang, P., Peng, Y., Xiao, F., Chen, Y., and Alsaadi, F.E. 2019. Evaluation of feature selection methods for text classification with small datasets using multiple criteria decision-making methods. Applied Soft Computing 86, 105836. DOI: https://doi.org/10.1016/j.asoc.2019.105836.</w:t>
+        <w:t xml:space="preserve"> </w:t>
+      </w:r>
+      <w:r>
+        <w:rPr>
+          <w:rFonts w:ascii="Times New Roman" w:hAnsi="Times New Roman" w:cs="Times New Roman"/>
+          <w:sz w:val="24"/>
+          <w:szCs w:val="24"/>
+          <w14:ligatures w14:val="standard"/>
+        </w:rPr>
+        <w:t xml:space="preserve">Oreski, D., Oreski, S., and </w:t>
+      </w:r>
+      <w:proofErr w:type="spellStart"/>
+      <w:r>
+        <w:rPr>
+          <w:rFonts w:ascii="Times New Roman" w:hAnsi="Times New Roman" w:cs="Times New Roman"/>
+          <w:sz w:val="24"/>
+          <w:szCs w:val="24"/>
+          <w14:ligatures w14:val="standard"/>
+        </w:rPr>
+        <w:t>Klicek</w:t>
+      </w:r>
+      <w:proofErr w:type="spellEnd"/>
+      <w:r>
+        <w:rPr>
+          <w:rFonts w:ascii="Times New Roman" w:hAnsi="Times New Roman" w:cs="Times New Roman"/>
+          <w:sz w:val="24"/>
+          <w:szCs w:val="24"/>
+          <w14:ligatures w14:val="standard"/>
+        </w:rPr>
+        <w:t xml:space="preserve">, B. 2017. </w:t>
+      </w:r>
+      <w:r>
+        <w:rPr>
+          <w:rFonts w:ascii="Times New Roman" w:hAnsi="Times New Roman" w:cs="Times New Roman"/>
+          <w:i/>
+          <w:iCs/>
+          <w:sz w:val="24"/>
+          <w:szCs w:val="24"/>
+          <w14:ligatures w14:val="standard"/>
+        </w:rPr>
+        <w:t>Effects of dataset characteristics on the performance of feature selection techniques.</w:t>
+      </w:r>
+      <w:r>
+        <w:rPr>
+          <w:rFonts w:ascii="Times New Roman" w:hAnsi="Times New Roman" w:cs="Times New Roman"/>
+          <w:sz w:val="24"/>
+          <w:szCs w:val="24"/>
+          <w14:ligatures w14:val="standard"/>
+        </w:rPr>
+        <w:t xml:space="preserve"> Applied Soft Computing 52, 109-119. DOI: https://doi.org/10.1016/j.asoc.2016.12.023.</w:t>
       </w:r>
     </w:p>
     <w:p>
@@ -9540,7 +9609,17 @@
           <w:szCs w:val="24"/>
           <w14:ligatures w14:val="standard"/>
         </w:rPr>
-        <w:t>[1</w:t>
+        <w:t>[</w:t>
+      </w:r>
+      <w:proofErr w:type="gramStart"/>
+      <w:r>
+        <w:rPr>
+          <w:rFonts w:ascii="Times New Roman" w:hAnsi="Times New Roman" w:cs="Times New Roman"/>
+          <w:sz w:val="24"/>
+          <w:szCs w:val="24"/>
+          <w14:ligatures w14:val="standard"/>
+        </w:rPr>
+        <w:t>1</w:t>
       </w:r>
       <w:r>
         <w:rPr>
@@ -9567,7 +9646,17 @@
           <w:szCs w:val="24"/>
           <w14:ligatures w14:val="standard"/>
         </w:rPr>
-        <w:t>Prashant. 2019</w:t>
+        <w:t>Prashant</w:t>
+      </w:r>
+      <w:proofErr w:type="gramEnd"/>
+      <w:r>
+        <w:rPr>
+          <w:rFonts w:ascii="Times New Roman" w:hAnsi="Times New Roman" w:cs="Times New Roman"/>
+          <w:sz w:val="24"/>
+          <w:szCs w:val="24"/>
+          <w14:ligatures w14:val="standard"/>
+        </w:rPr>
+        <w:t>. 2019</w:t>
       </w:r>
       <w:r>
         <w:rPr>
@@ -9601,6 +9690,7 @@
         </w:rPr>
         <w:t>[</w:t>
       </w:r>
+      <w:proofErr w:type="gramStart"/>
       <w:r>
         <w:rPr>
           <w:rFonts w:ascii="Times New Roman" w:hAnsi="Times New Roman" w:cs="Times New Roman"/>
@@ -9635,25 +9725,46 @@
           <w:szCs w:val="24"/>
           <w14:ligatures w14:val="standard"/>
         </w:rPr>
-        <w:tab/>
-      </w:r>
-      <w:r>
-        <w:rPr>
-          <w:rFonts w:ascii="Times New Roman" w:hAnsi="Times New Roman" w:cs="Times New Roman"/>
-          <w:sz w:val="24"/>
-          <w:szCs w:val="24"/>
-          <w14:ligatures w14:val="standard"/>
-        </w:rPr>
-        <w:t xml:space="preserve">The Conference Board. </w:t>
-      </w:r>
-      <w:r>
-        <w:rPr>
-          <w:rFonts w:ascii="Times New Roman" w:hAnsi="Times New Roman" w:cs="Times New Roman"/>
-          <w:sz w:val="24"/>
-          <w:szCs w:val="24"/>
-          <w14:ligatures w14:val="standard"/>
-        </w:rPr>
-        <w:t xml:space="preserve">2023. Explainability in AI: The Key to Trustworthy AI Decisions. Retrieved from </w:t>
+        <w:t>The</w:t>
+      </w:r>
+      <w:proofErr w:type="gramEnd"/>
+      <w:r>
+        <w:rPr>
+          <w:rFonts w:ascii="Times New Roman" w:hAnsi="Times New Roman" w:cs="Times New Roman"/>
+          <w:sz w:val="24"/>
+          <w:szCs w:val="24"/>
+          <w14:ligatures w14:val="standard"/>
+        </w:rPr>
+        <w:t xml:space="preserve"> Conference Board. </w:t>
+      </w:r>
+      <w:r>
+        <w:rPr>
+          <w:rFonts w:ascii="Times New Roman" w:hAnsi="Times New Roman" w:cs="Times New Roman"/>
+          <w:sz w:val="24"/>
+          <w:szCs w:val="24"/>
+          <w14:ligatures w14:val="standard"/>
+        </w:rPr>
+        <w:t xml:space="preserve">2023. </w:t>
+      </w:r>
+      <w:r>
+        <w:rPr>
+          <w:rFonts w:ascii="Times New Roman" w:hAnsi="Times New Roman" w:cs="Times New Roman"/>
+          <w:i/>
+          <w:iCs/>
+          <w:sz w:val="24"/>
+          <w:szCs w:val="24"/>
+          <w14:ligatures w14:val="standard"/>
+        </w:rPr>
+        <w:t>Explainability in AI: The Key to Trustworthy AI Decisions.</w:t>
+      </w:r>
+      <w:r>
+        <w:rPr>
+          <w:rFonts w:ascii="Times New Roman" w:hAnsi="Times New Roman" w:cs="Times New Roman"/>
+          <w:sz w:val="24"/>
+          <w:szCs w:val="24"/>
+          <w14:ligatures w14:val="standard"/>
+        </w:rPr>
+        <w:t xml:space="preserve"> Retrieved from </w:t>
       </w:r>
       <w:hyperlink r:id="rId27" w:history="1">
         <w:r>
@@ -10117,6 +10228,7 @@
             </w:rPr>
             <w:t xml:space="preserve">, </w:t>
           </w:r>
+          <w:proofErr w:type="gramStart"/>
           <w:r>
             <w:rPr>
               <w:rFonts w:ascii="Linux Biolinum" w:hAnsi="Linux Biolinum" w:cs="Linux Biolinum"/>
@@ -10127,7 +10239,14 @@
             <w:rPr>
               <w:rFonts w:ascii="Linux Biolinum" w:hAnsi="Linux Biolinum" w:cs="Linux Biolinum"/>
             </w:rPr>
-            <w:t>, 20</w:t>
+            <w:t>,</w:t>
+          </w:r>
+          <w:proofErr w:type="gramEnd"/>
+          <w:r>
+            <w:rPr>
+              <w:rFonts w:ascii="Linux Biolinum" w:hAnsi="Linux Biolinum" w:cs="Linux Biolinum"/>
+            </w:rPr>
+            <w:t xml:space="preserve"> 20</w:t>
           </w:r>
           <w:r>
             <w:rPr>
@@ -10199,6 +10318,7 @@
             </w:rPr>
           </w:pPr>
           <w:proofErr w:type="spellStart"/>
+          <w:proofErr w:type="gramStart"/>
           <w:r>
             <w:rPr>
               <w:rFonts w:ascii="Linux Biolinum" w:hAnsi="Linux Biolinum" w:cs="Linux Biolinum"/>
@@ -10206,6 +10326,7 @@
             <w:t>H.Purwadi</w:t>
           </w:r>
           <w:proofErr w:type="spellEnd"/>
+          <w:proofErr w:type="gramEnd"/>
         </w:p>
       </w:tc>
     </w:tr>
@@ -10271,6 +10392,7 @@
             </w:rPr>
             <w:t xml:space="preserve">, </w:t>
           </w:r>
+          <w:proofErr w:type="gramStart"/>
           <w:r>
             <w:rPr>
               <w:rFonts w:ascii="Linux Biolinum" w:hAnsi="Linux Biolinum" w:cs="Linux Biolinum"/>
@@ -10281,7 +10403,14 @@
             <w:rPr>
               <w:rFonts w:ascii="Linux Biolinum" w:hAnsi="Linux Biolinum" w:cs="Linux Biolinum"/>
             </w:rPr>
-            <w:t>, 20</w:t>
+            <w:t>,</w:t>
+          </w:r>
+          <w:proofErr w:type="gramEnd"/>
+          <w:r>
+            <w:rPr>
+              <w:rFonts w:ascii="Linux Biolinum" w:hAnsi="Linux Biolinum" w:cs="Linux Biolinum"/>
+            </w:rPr>
+            <w:t xml:space="preserve"> 20</w:t>
           </w:r>
           <w:r>
             <w:rPr>
@@ -10335,6 +10464,7 @@
             </w:rPr>
           </w:pPr>
           <w:proofErr w:type="spellStart"/>
+          <w:proofErr w:type="gramStart"/>
           <w:r>
             <w:rPr>
               <w:rFonts w:ascii="Linux Biolinum" w:hAnsi="Linux Biolinum" w:cs="Linux Biolinum"/>
@@ -10342,6 +10472,7 @@
             <w:t>H.Purwadi</w:t>
           </w:r>
           <w:proofErr w:type="spellEnd"/>
+          <w:proofErr w:type="gramEnd"/>
         </w:p>
       </w:tc>
     </w:tr>
@@ -20056,6 +20187,10 @@
 </file>
 
 <file path=customXml/item1.xml><?xml version="1.0" encoding="utf-8"?>
+<b:Sources xmlns:b="http://schemas.openxmlformats.org/officeDocument/2006/bibliography" xmlns="http://schemas.openxmlformats.org/officeDocument/2006/bibliography" SelectedStyle="\APA.XSL" StyleName="APA"/>
+</file>
+
+<file path=customXml/item2.xml><?xml version="1.0" encoding="utf-8"?>
 <Workflow version="v.1.13">
   <Filtration versionrequired="True" status="DONE" StartTime="25-07-2014 13:27:04" EndTime="25-07-2014 13:28:29">
     <Mandatory>
@@ -20233,20 +20368,16 @@
 </Workflow>
 </file>
 
-<file path=customXml/item2.xml><?xml version="1.0" encoding="utf-8"?>
-<b:Sources xmlns:b="http://schemas.openxmlformats.org/officeDocument/2006/bibliography" xmlns="http://schemas.openxmlformats.org/officeDocument/2006/bibliography" SelectedStyle="\APA.XSL" StyleName="APA"/>
-</file>
-
 <file path=customXml/itemProps1.xml><?xml version="1.0" encoding="utf-8"?>
-<ds:datastoreItem xmlns:ds="http://schemas.openxmlformats.org/officeDocument/2006/customXml" ds:itemID="{4D45DBA2-DCF6-46BF-858B-9A8CC8161B4D}">
-  <ds:schemaRefs/>
-</ds:datastoreItem>
-</file>
-
-<file path=customXml/itemProps2.xml><?xml version="1.0" encoding="utf-8"?>
 <ds:datastoreItem xmlns:ds="http://schemas.openxmlformats.org/officeDocument/2006/customXml" ds:itemID="{B589180B-96F4-4B3D-93D7-E2C64345EF74}">
   <ds:schemaRefs>
     <ds:schemaRef ds:uri="http://schemas.openxmlformats.org/officeDocument/2006/bibliography"/>
   </ds:schemaRefs>
 </ds:datastoreItem>
+</file>
+
+<file path=customXml/itemProps2.xml><?xml version="1.0" encoding="utf-8"?>
+<ds:datastoreItem xmlns:ds="http://schemas.openxmlformats.org/officeDocument/2006/customXml" ds:itemID="{4D45DBA2-DCF6-46BF-858B-9A8CC8161B4D}">
+  <ds:schemaRefs/>
+</ds:datastoreItem>
 </file>